--- a/index.docx
+++ b/index.docx
@@ -155,7 +155,7 @@
         <w:pStyle w:val="Date"/>
       </w:pPr>
       <w:r>
-        <w:t xml:space="preserve">2024-06-18</w:t>
+        <w:t xml:space="preserve">2024-06-20</w:t>
       </w:r>
     </w:p>
     <w:p>
@@ -357,16 +357,34 @@
         <w:t xml:space="preserve">(DeRubeis 2019)</w:t>
       </w:r>
       <w:r>
-        <w:t xml:space="preserve">. Today, this approach is also applied to chronic mental health conditions, like substance use disorders (i.e., precision mental health). Precision mental health uses individual characteristics to guide initial treatment matching and adaptive continuing care over time. It requires dense, long-term monitoring of symptoms and related states, for interventions to be tailored to an individual’s needs and preferences at any given moment</w:t>
-      </w:r>
-      <w:r>
-        <w:t xml:space="preserve"> </w:t>
-      </w:r>
-      <w:r>
-        <w:t xml:space="preserve">(Bickman, Lyon, and Wolpert 2016)</w:t>
-      </w:r>
-      <w:r>
-        <w:t xml:space="preserve">. Essentially, it aims to identify both</w:t>
+        <w:t xml:space="preserve">. Traditionally, precision medicine seeks to answer</w:t>
+      </w:r>
+      <w:r>
+        <w:t xml:space="preserve"> </w:t>
+      </w:r>
+      <w:r>
+        <w:rPr>
+          <w:i/>
+          <w:iCs/>
+        </w:rPr>
+        <w:t xml:space="preserve">how</w:t>
+      </w:r>
+      <w:r>
+        <w:t xml:space="preserve"> </w:t>
+      </w:r>
+      <w:r>
+        <w:t xml:space="preserve">do we best treat a specific individual (e.g., which medication will work best for an individual given their unique background, preferences, and medical history).</w:t>
+      </w:r>
+    </w:p>
+    <w:p>
+      <w:pPr>
+        <w:pStyle w:val="BodyText"/>
+      </w:pPr>
+      <w:r>
+        <w:t xml:space="preserve">Today, this approach is also applied to chronic mental health conditions (i.e., precision mental health), like depression, substance use disorders, and suicide [</w:t>
+      </w:r>
+      <w:r>
+        <w:t xml:space="preserve">]. However, mental health conditions are complex fluctuating processes. Unlike medical conditions that have clear biological precursors, mental health conditions are products of lots of psychosocial factors. These factors differ between individuals and within an individual over time. Additionally, there are a wide array of psychosocial supports available for clinicians to select from. Thus, precision mental health must consider both the</w:t>
       </w:r>
       <w:r>
         <w:t xml:space="preserve"> </w:t>
@@ -382,7 +400,7 @@
         <w:t xml:space="preserve"> </w:t>
       </w:r>
       <w:r>
-        <w:t xml:space="preserve">and</w:t>
+        <w:t xml:space="preserve">and the</w:t>
       </w:r>
       <w:r>
         <w:t xml:space="preserve"> </w:t>
@@ -395,10 +413,7 @@
         <w:t xml:space="preserve">how</w:t>
       </w:r>
       <w:r>
-        <w:t xml:space="preserve"> </w:t>
-      </w:r>
-      <w:r>
-        <w:t xml:space="preserve">to intervene.</w:t>
+        <w:t xml:space="preserve">.</w:t>
       </w:r>
     </w:p>
     <w:p>
@@ -406,13 +421,35 @@
         <w:pStyle w:val="BodyText"/>
       </w:pPr>
       <w:r>
-        <w:t xml:space="preserve">Recent advances in both personal sensing and machine learning may address both of these barriers to successful precision mental health.</w:t>
-      </w:r>
-      <w:r>
-        <w:t xml:space="preserve"> </w:t>
-      </w:r>
-      <w:r>
-        <w:t xml:space="preserve"> </w:t>
+        <w:t xml:space="preserve">There has been long-standing interest in precision mental health and substance use disorders. In an early example, The Project MATCH research group attempted to match individuals with alcohol use disorder to their optimal treatment based on baseline measures of individual differences</w:t>
+      </w:r>
+      <w:r>
+        <w:t xml:space="preserve"> </w:t>
+      </w:r>
+      <w:r>
+        <w:t xml:space="preserve">(</w:t>
+      </w:r>
+      <w:r>
+        <w:rPr>
+          <w:b/>
+          <w:bCs/>
+        </w:rPr>
+        <w:t xml:space="preserve">projectmatchresearchgroupMatchingAlcoholismTreatments1997?</w:t>
+      </w:r>
+      <w:r>
+        <w:t xml:space="preserve">)</w:t>
+      </w:r>
+      <w:r>
+        <w:t xml:space="preserve">. The study failed to find any differences in treatment success. This can likely be attributed to low dimensional analyses that failed to capture to the complex and heterogeneous nature of substance use disorders and their use of static distal features to predict a non-linear time-varying course of recovery, lapse, and relapse</w:t>
+      </w:r>
+      <w:r>
+        <w:t xml:space="preserve"> </w:t>
+      </w:r>
+      <w:r>
+        <w:t xml:space="preserve">(Witkiewitz and Marlatt 2007)</w:t>
+      </w:r>
+      <w:r>
+        <w:t xml:space="preserve">.</w:t>
       </w:r>
     </w:p>
     <w:p>
@@ -420,19 +457,15 @@
         <w:pStyle w:val="BodyText"/>
       </w:pPr>
       <w:r>
-        <w:t xml:space="preserve">Personal sensing allows for frequent, longitudinal monitoring of individuals’ affect, behavior, and cognitions in their day-to-day lives</w:t>
-      </w:r>
-      <w:r>
-        <w:t xml:space="preserve"> </w:t>
-      </w:r>
-      <w:r>
-        <w:t xml:space="preserve">(Mohr, Zhang, and Schueller 2017)</w:t>
-      </w:r>
-      <w:r>
-        <w:t xml:space="preserve">. These data can then be used as inputs for machine learning algorithms to predict the probability of specific outcomes (e.g., lapse risk) and identify the top features contributing to those predictions.</w:t>
-      </w:r>
-      <w:r>
-        <w:t xml:space="preserve"> </w:t>
+        <w:t xml:space="preserve">Take the example of lapses, discrete instances of goal inconsistent substance use. Lapses are a clinically important target for substance use treatment. They are often an early warning sign of relapse, maladaptive responses to lapses can undermine recovery, and for some substances a single lapse can result in an overdose and/or death. It would be unreasonable to expect that we could predict a lapse with any temporal precision using only features that become more distal as time progresses. Lapse prediction requires dense, long-term monitoring of symptoms and related states proximal to the outcome.</w:t>
+      </w:r>
+    </w:p>
+    <w:p>
+      <w:pPr>
+        <w:pStyle w:val="BodyText"/>
+      </w:pPr>
+      <w:r>
+        <w:t xml:space="preserve">Recent advances in both personal sensing and machine learning may address both of these barriers to successful precision mental health. Personal sensing allows for frequent, longitudinal measurement of changes in proximal risk (e.g., lapse) with high temporal precision. Machine learning allows for high dimensional inputs. Moreover, tools from machine learning can be applied to models to understand which factors are specific to a specific individual at a specific moment in time.</w:t>
       </w:r>
     </w:p>
     <w:p>
@@ -520,7 +553,7 @@
       </w:r>
     </w:p>
     <w:bookmarkEnd w:id="21"/>
-    <w:bookmarkStart w:id="102" w:name="methods"/>
+    <w:bookmarkStart w:id="100" w:name="methods"/>
     <w:p>
       <w:pPr>
         <w:pStyle w:val="Heading1"/>
@@ -1123,7 +1156,7 @@
         <w:t xml:space="preserve">(Olfson et al. 2022)</w:t>
       </w:r>
       <w:r>
-        <w:t xml:space="preserve">, and sex (male vs. female)</w:t>
+        <w:t xml:space="preserve">, and sex at birth (male vs. female)</w:t>
       </w:r>
       <w:r>
         <w:t xml:space="preserve"> </w:t>
@@ -4257,14 +4290,14 @@
             <w:r>
               <w:drawing>
                 <wp:inline>
-                  <wp:extent cx="5334000" cy="3809999"/>
+                  <wp:extent cx="5334000" cy="3810000"/>
                   <wp:effectExtent b="0" l="0" r="0" t="0"/>
                   <wp:docPr descr="" title="" id="45" name="Picture"/>
                   <a:graphic>
                     <a:graphicData uri="http://schemas.openxmlformats.org/drawingml/2006/picture">
                       <pic:pic>
                         <pic:nvPicPr>
-                          <pic:cNvPr descr="index_files/figure-docx/notebooks-mak_figs-fig-auroc-output-1.png" id="46" name="Picture"/>
+                          <pic:cNvPr descr="index_files/figure-docx/notebooks-model_evaluation-fig-auroc-output-1.png" id="46" name="Picture"/>
                           <pic:cNvPicPr>
                             <a:picLocks noChangeArrowheads="1" noChangeAspect="1"/>
                           </pic:cNvPicPr>
@@ -4278,7 +4311,7 @@
                         <pic:spPr bwMode="auto">
                           <a:xfrm>
                             <a:off x="0" y="0"/>
-                            <a:ext cx="5334000" cy="3809999"/>
+                            <a:ext cx="5334000" cy="3810000"/>
                           </a:xfrm>
                           <a:prstGeom prst="rect">
                             <a:avLst/>
@@ -4336,7 +4369,7 @@
             <w:rStyle w:val="Hyperlink"/>
             <w:vertAlign w:val="subscript"/>
           </w:rPr>
-          <w:t xml:space="preserve">Make Figures</w:t>
+          <w:t xml:space="preserve">Model evaluation</w:t>
         </w:r>
       </w:hyperlink>
     </w:p>
@@ -4412,7 +4445,7 @@
         <w:t xml:space="preserve"> </w:t>
       </w:r>
       <w:r>
-        <w:t xml:space="preserve">shows the difference in performance of each model by demographic group. All group comparisons for race, sex, and income were significant (probability &gt; .95) across models. On average there was a median increase in auROC for white participants compared to participants who were not white of 0.159. On average there was a median increase in auROC for male participants compared to female participants of 0.080. On average there was a median increase in auROC for participants above the federal poverty line compared to participants below the federal poverty line of 0.092.</w:t>
+        <w:t xml:space="preserve">shows the difference in performance of each model by demographic group. All group comparisons for race, sex, and income were significant (probability &gt; .95) across models. On average there was a median increase in auROC for white participants compared to participants who were not white of 0.159 (range 0.107-0.179). On average there was a median increase in auROC for male participants compared to female participants of (range 0.059-0.116). On average there was a median increase in auROC for participants above the federal poverty line compared to participants below the federal poverty line of 0.092 (range 0.086-0.133).</w:t>
       </w:r>
     </w:p>
     <w:tbl>
@@ -4437,7 +4470,7 @@
             <w:r>
               <w:drawing>
                 <wp:inline>
-                  <wp:extent cx="5334000" cy="3809999"/>
+                  <wp:extent cx="5334000" cy="3810000"/>
                   <wp:effectExtent b="0" l="0" r="0" t="0"/>
                   <wp:docPr descr="" title="" id="54" name="Picture"/>
                   <a:graphic>
@@ -4458,7 +4491,7 @@
                         <pic:spPr bwMode="auto">
                           <a:xfrm>
                             <a:off x="0" y="0"/>
-                            <a:ext cx="5334000" cy="3809999"/>
+                            <a:ext cx="5334000" cy="3810000"/>
                           </a:xfrm>
                           <a:prstGeom prst="rect">
                             <a:avLst/>
@@ -4543,18 +4576,39 @@
     </w:p>
     <w:p>
       <w:pPr>
-        <w:pStyle w:val="Compact"/>
         <w:numPr>
           <w:ilvl w:val="0"/>
           <w:numId w:val="1003"/>
         </w:numPr>
       </w:pPr>
       <w:r>
+        <w:t xml:space="preserve">Model degrades, but perhaps not meaningfully even down to two weeks out.</w:t>
+      </w:r>
+    </w:p>
+    <w:p>
+      <w:pPr>
+        <w:numPr>
+          <w:ilvl w:val="0"/>
+          <w:numId w:val="1003"/>
+        </w:numPr>
+      </w:pPr>
+      <w:r>
+        <w:t xml:space="preserve">All models were worse for women and people were not white and below poverty line.</w:t>
+      </w:r>
+    </w:p>
+    <w:p>
+      <w:pPr>
+        <w:numPr>
+          <w:ilvl w:val="0"/>
+          <w:numId w:val="1003"/>
+        </w:numPr>
+      </w:pPr>
+      <w:r>
         <w:t xml:space="preserve">Improving model performance for unprivileged classes. Considering other important classes for SUD, such as geographic location, Improving diversity of training data</w:t>
       </w:r>
     </w:p>
     <w:bookmarkEnd w:id="61"/>
-    <w:bookmarkStart w:id="101" w:name="references"/>
+    <w:bookmarkStart w:id="99" w:name="references"/>
     <w:p>
       <w:pPr>
         <w:pStyle w:val="Heading2"/>
@@ -4563,7 +4617,7 @@
         <w:t xml:space="preserve">References</w:t>
       </w:r>
     </w:p>
-    <w:bookmarkStart w:id="100" w:name="refs"/>
+    <w:bookmarkStart w:id="98" w:name="refs"/>
     <w:bookmarkStart w:id="63" w:name="ref-baeMobilePhoneSensors2018"/>
     <w:p>
       <w:pPr>
@@ -4622,115 +4676,30 @@
       </w:r>
     </w:p>
     <w:bookmarkEnd w:id="63"/>
-    <w:bookmarkStart w:id="65" w:name="ref-bickmanAchievingPrecisionMental2016a"/>
+    <w:bookmarkStart w:id="65" w:name="ref-chtc"/>
     <w:p>
       <w:pPr>
         <w:pStyle w:val="Bibliography"/>
       </w:pPr>
       <w:r>
-        <w:t xml:space="preserve">Bickman, Leonard, Aaron R. Lyon, and Miranda Wolpert. 2016.</w:t>
-      </w:r>
-      <w:r>
-        <w:t xml:space="preserve"> </w:t>
-      </w:r>
-      <w:r>
-        <w:t xml:space="preserve">“Achieving</w:t>
-      </w:r>
-      <w:r>
-        <w:t xml:space="preserve"> </w:t>
-      </w:r>
-      <w:r>
-        <w:t xml:space="preserve">Precision Mental Health</w:t>
-      </w:r>
-      <w:r>
-        <w:t xml:space="preserve"> </w:t>
-      </w:r>
-      <w:r>
-        <w:t xml:space="preserve">Through</w:t>
-      </w:r>
-      <w:r>
-        <w:t xml:space="preserve"> </w:t>
-      </w:r>
-      <w:r>
-        <w:t xml:space="preserve">Effective Assessment</w:t>
-      </w:r>
-      <w:r>
-        <w:t xml:space="preserve">,</w:t>
-      </w:r>
-      <w:r>
-        <w:t xml:space="preserve"> </w:t>
-      </w:r>
-      <w:r>
-        <w:t xml:space="preserve">Monitoring</w:t>
-      </w:r>
-      <w:r>
-        <w:t xml:space="preserve">, and</w:t>
-      </w:r>
-      <w:r>
-        <w:t xml:space="preserve"> </w:t>
-      </w:r>
-      <w:r>
-        <w:t xml:space="preserve">Feedback Processes</w:t>
-      </w:r>
-      <w:r>
-        <w:t xml:space="preserve">.”</w:t>
-      </w:r>
-      <w:r>
-        <w:t xml:space="preserve"> </w:t>
-      </w:r>
-      <w:r>
-        <w:rPr>
-          <w:i/>
-          <w:iCs/>
-        </w:rPr>
-        <w:t xml:space="preserve">Administration and Policy in Mental Health and Mental Health Services Research</w:t>
-      </w:r>
-      <w:r>
-        <w:t xml:space="preserve"> </w:t>
-      </w:r>
-      <w:r>
-        <w:t xml:space="preserve">43 (3): 271–76.</w:t>
+        <w:t xml:space="preserve">Center for High Throughput Computing. 2006.</w:t>
+      </w:r>
+      <w:r>
+        <w:t xml:space="preserve"> </w:t>
+      </w:r>
+      <w:r>
+        <w:t xml:space="preserve">“Center for High Throughput Computing.”</w:t>
+      </w:r>
+      <w:r>
+        <w:t xml:space="preserve"> </w:t>
+      </w:r>
+      <w:r>
+        <w:t xml:space="preserve">Center for High Throughput Computing.</w:t>
       </w:r>
       <w:r>
         <w:t xml:space="preserve"> </w:t>
       </w:r>
       <w:hyperlink r:id="rId64">
-        <w:r>
-          <w:rPr>
-            <w:rStyle w:val="Hyperlink"/>
-          </w:rPr>
-          <w:t xml:space="preserve">https://doi.org/10.1007/s10488-016-0718-5</w:t>
-        </w:r>
-      </w:hyperlink>
-      <w:r>
-        <w:t xml:space="preserve">.</w:t>
-      </w:r>
-    </w:p>
-    <w:bookmarkEnd w:id="65"/>
-    <w:bookmarkStart w:id="67" w:name="ref-chtc"/>
-    <w:p>
-      <w:pPr>
-        <w:pStyle w:val="Bibliography"/>
-      </w:pPr>
-      <w:r>
-        <w:t xml:space="preserve">Center for High Throughput Computing. 2006.</w:t>
-      </w:r>
-      <w:r>
-        <w:t xml:space="preserve"> </w:t>
-      </w:r>
-      <w:r>
-        <w:t xml:space="preserve">“Center for High Throughput Computing.”</w:t>
-      </w:r>
-      <w:r>
-        <w:t xml:space="preserve"> </w:t>
-      </w:r>
-      <w:r>
-        <w:t xml:space="preserve">Center for High Throughput Computing.</w:t>
-      </w:r>
-      <w:r>
-        <w:t xml:space="preserve"> </w:t>
-      </w:r>
-      <w:hyperlink r:id="rId66">
         <w:r>
           <w:rPr>
             <w:rStyle w:val="Hyperlink"/>
@@ -4742,8 +4711,8 @@
         <w:t xml:space="preserve">.</w:t>
       </w:r>
     </w:p>
-    <w:bookmarkEnd w:id="67"/>
-    <w:bookmarkStart w:id="69" w:name="ref-chihPredictiveModelingAddiction2014"/>
+    <w:bookmarkEnd w:id="65"/>
+    <w:bookmarkStart w:id="67" w:name="ref-chihPredictiveModelingAddiction2014"/>
     <w:p>
       <w:pPr>
         <w:pStyle w:val="Bibliography"/>
@@ -4776,7 +4745,7 @@
       <w:r>
         <w:t xml:space="preserve"> </w:t>
       </w:r>
-      <w:hyperlink r:id="rId68">
+      <w:hyperlink r:id="rId66">
         <w:r>
           <w:rPr>
             <w:rStyle w:val="Hyperlink"/>
@@ -4788,8 +4757,8 @@
         <w:t xml:space="preserve">.</w:t>
       </w:r>
     </w:p>
-    <w:bookmarkEnd w:id="69"/>
-    <w:bookmarkStart w:id="71" w:name="ref-derubeisHistoryCurrentStatus2019"/>
+    <w:bookmarkEnd w:id="67"/>
+    <w:bookmarkStart w:id="69" w:name="ref-derubeisHistoryCurrentStatus2019"/>
     <w:p>
       <w:pPr>
         <w:pStyle w:val="Bibliography"/>
@@ -4822,7 +4791,7 @@
       <w:r>
         <w:t xml:space="preserve"> </w:t>
       </w:r>
-      <w:hyperlink r:id="rId70">
+      <w:hyperlink r:id="rId68">
         <w:r>
           <w:rPr>
             <w:rStyle w:val="Hyperlink"/>
@@ -4834,8 +4803,8 @@
         <w:t xml:space="preserve">.</w:t>
       </w:r>
     </w:p>
-    <w:bookmarkEnd w:id="71"/>
-    <w:bookmarkStart w:id="73" w:name="Xa203ab3abd150ead1a7854a9fa5726c8a273f52"/>
+    <w:bookmarkEnd w:id="69"/>
+    <w:bookmarkStart w:id="71" w:name="Xa203ab3abd150ead1a7854a9fa5726c8a273f52"/>
     <w:p>
       <w:pPr>
         <w:pStyle w:val="Bibliography"/>
@@ -4880,7 +4849,7 @@
       <w:r>
         <w:t xml:space="preserve"> </w:t>
       </w:r>
-      <w:hyperlink r:id="rId72">
+      <w:hyperlink r:id="rId70">
         <w:r>
           <w:rPr>
             <w:rStyle w:val="Hyperlink"/>
@@ -4892,8 +4861,8 @@
         <w:t xml:space="preserve">.</w:t>
       </w:r>
     </w:p>
-    <w:bookmarkEnd w:id="73"/>
-    <w:bookmarkStart w:id="74" w:name="ref-hsiehSampleSizeTables1989"/>
+    <w:bookmarkEnd w:id="71"/>
+    <w:bookmarkStart w:id="72" w:name="ref-hsiehSampleSizeTables1989"/>
     <w:p>
       <w:pPr>
         <w:pStyle w:val="Bibliography"/>
@@ -4924,8 +4893,8 @@
         <w:t xml:space="preserve">8: 795–802.</w:t>
       </w:r>
     </w:p>
-    <w:bookmarkEnd w:id="74"/>
-    <w:bookmarkStart w:id="76" w:name="ref-kilaruIncidenceTreatmentOpioid2020"/>
+    <w:bookmarkEnd w:id="72"/>
+    <w:bookmarkStart w:id="74" w:name="ref-kilaruIncidenceTreatmentOpioid2020"/>
     <w:p>
       <w:pPr>
         <w:pStyle w:val="Bibliography"/>
@@ -4991,7 +4960,7 @@
       <w:r>
         <w:t xml:space="preserve"> </w:t>
       </w:r>
-      <w:hyperlink r:id="rId75">
+      <w:hyperlink r:id="rId73">
         <w:r>
           <w:rPr>
             <w:rStyle w:val="Hyperlink"/>
@@ -5003,8 +4972,8 @@
         <w:t xml:space="preserve">.</w:t>
       </w:r>
     </w:p>
-    <w:bookmarkEnd w:id="76"/>
-    <w:bookmarkStart w:id="78" w:name="ref-kuhnAppliedPredictiveModeling2018"/>
+    <w:bookmarkEnd w:id="74"/>
+    <w:bookmarkStart w:id="76" w:name="ref-kuhnAppliedPredictiveModeling2018"/>
     <w:p>
       <w:pPr>
         <w:pStyle w:val="Bibliography"/>
@@ -5042,7 +5011,7 @@
       <w:r>
         <w:t xml:space="preserve"> </w:t>
       </w:r>
-      <w:hyperlink r:id="rId77">
+      <w:hyperlink r:id="rId75">
         <w:r>
           <w:rPr>
             <w:rStyle w:val="Hyperlink"/>
@@ -5054,8 +5023,8 @@
         <w:t xml:space="preserve">.</w:t>
       </w:r>
     </w:p>
-    <w:bookmarkEnd w:id="78"/>
-    <w:bookmarkStart w:id="79" w:name="ref-kuhnTidymodelsCollectionPackages2020"/>
+    <w:bookmarkEnd w:id="76"/>
+    <w:bookmarkStart w:id="77" w:name="ref-kuhnTidymodelsCollectionPackages2020"/>
     <w:p>
       <w:pPr>
         <w:pStyle w:val="Bibliography"/>
@@ -5070,8 +5039,8 @@
         <w:t xml:space="preserve">“Tidymodels: A Collection of Packages for Modeling and Machine Learning Using Tidyverse Principles.”</w:t>
       </w:r>
     </w:p>
-    <w:bookmarkEnd w:id="79"/>
-    <w:bookmarkStart w:id="81" w:name="ref-kullSigmoidsHowObtain2017"/>
+    <w:bookmarkEnd w:id="77"/>
+    <w:bookmarkStart w:id="79" w:name="ref-kullSigmoidsHowObtain2017"/>
     <w:p>
       <w:pPr>
         <w:pStyle w:val="Bibliography"/>
@@ -5116,7 +5085,7 @@
       <w:r>
         <w:t xml:space="preserve"> </w:t>
       </w:r>
-      <w:hyperlink r:id="rId80">
+      <w:hyperlink r:id="rId78">
         <w:r>
           <w:rPr>
             <w:rStyle w:val="Hyperlink"/>
@@ -5128,8 +5097,8 @@
         <w:t xml:space="preserve">.</w:t>
       </w:r>
     </w:p>
-    <w:bookmarkEnd w:id="81"/>
-    <w:bookmarkStart w:id="82" w:name="X34be55f2a2ff67a14e7206627bb93b426490c87"/>
+    <w:bookmarkEnd w:id="79"/>
+    <w:bookmarkStart w:id="80" w:name="X34be55f2a2ff67a14e7206627bb93b426490c87"/>
     <w:p>
       <w:pPr>
         <w:pStyle w:val="Bibliography"/>
@@ -5214,8 +5183,8 @@
         <w:t xml:space="preserve">’17. Red Hook, NY, USA: Curran Associates Inc.</w:t>
       </w:r>
     </w:p>
-    <w:bookmarkEnd w:id="82"/>
-    <w:bookmarkStart w:id="83" w:name="X0900e084d2d8751b94683f82b04534ea811d54e"/>
+    <w:bookmarkEnd w:id="80"/>
+    <w:bookmarkStart w:id="81" w:name="X0900e084d2d8751b94683f82b04534ea811d54e"/>
     <w:p>
       <w:pPr>
         <w:pStyle w:val="Bibliography"/>
@@ -5328,84 +5297,8 @@
         <w:t xml:space="preserve">. First edition. New York: The Guilford Press.</w:t>
       </w:r>
     </w:p>
-    <w:bookmarkEnd w:id="83"/>
-    <w:bookmarkStart w:id="85" w:name="ref-mohrPersonalSensingUnderstanding2017"/>
-    <w:p>
-      <w:pPr>
-        <w:pStyle w:val="Bibliography"/>
-      </w:pPr>
-      <w:r>
-        <w:t xml:space="preserve">Mohr, David C., Mi Zhang, and Stephen M. Schueller. 2017.</w:t>
-      </w:r>
-      <w:r>
-        <w:t xml:space="preserve"> </w:t>
-      </w:r>
-      <w:r>
-        <w:t xml:space="preserve">“Personal</w:t>
-      </w:r>
-      <w:r>
-        <w:t xml:space="preserve"> </w:t>
-      </w:r>
-      <w:r>
-        <w:t xml:space="preserve">Sensing</w:t>
-      </w:r>
-      <w:r>
-        <w:t xml:space="preserve">:</w:t>
-      </w:r>
-      <w:r>
-        <w:t xml:space="preserve"> </w:t>
-      </w:r>
-      <w:r>
-        <w:t xml:space="preserve">Understanding Mental Health Using Ubiquitous Sensors</w:t>
-      </w:r>
-      <w:r>
-        <w:t xml:space="preserve"> </w:t>
-      </w:r>
-      <w:r>
-        <w:t xml:space="preserve">and</w:t>
-      </w:r>
-      <w:r>
-        <w:t xml:space="preserve"> </w:t>
-      </w:r>
-      <w:r>
-        <w:t xml:space="preserve">Machine Learning</w:t>
-      </w:r>
-      <w:r>
-        <w:t xml:space="preserve">.”</w:t>
-      </w:r>
-      <w:r>
-        <w:t xml:space="preserve"> </w:t>
-      </w:r>
-      <w:r>
-        <w:rPr>
-          <w:i/>
-          <w:iCs/>
-        </w:rPr>
-        <w:t xml:space="preserve">Annual Review of Clinical Psychology</w:t>
-      </w:r>
-      <w:r>
-        <w:t xml:space="preserve"> </w:t>
-      </w:r>
-      <w:r>
-        <w:t xml:space="preserve">13 (1): 23–47.</w:t>
-      </w:r>
-      <w:r>
-        <w:t xml:space="preserve"> </w:t>
-      </w:r>
-      <w:hyperlink r:id="rId84">
-        <w:r>
-          <w:rPr>
-            <w:rStyle w:val="Hyperlink"/>
-          </w:rPr>
-          <w:t xml:space="preserve">https://doi.org/10.1146/annurev-clinpsy-032816-044949</w:t>
-        </w:r>
-      </w:hyperlink>
-      <w:r>
-        <w:t xml:space="preserve">.</w:t>
-      </w:r>
-    </w:p>
-    <w:bookmarkEnd w:id="85"/>
-    <w:bookmarkStart w:id="87" w:name="ref-olfsonHealthcareCoverageService2022"/>
+    <w:bookmarkEnd w:id="81"/>
+    <w:bookmarkStart w:id="83" w:name="ref-olfsonHealthcareCoverageService2022"/>
     <w:p>
       <w:pPr>
         <w:pStyle w:val="Bibliography"/>
@@ -5438,7 +5331,7 @@
       <w:r>
         <w:t xml:space="preserve"> </w:t>
       </w:r>
-      <w:hyperlink r:id="rId86">
+      <w:hyperlink r:id="rId82">
         <w:r>
           <w:rPr>
             <w:rStyle w:val="Hyperlink"/>
@@ -5450,8 +5343,8 @@
         <w:t xml:space="preserve">.</w:t>
       </w:r>
     </w:p>
-    <w:bookmarkEnd w:id="87"/>
-    <w:bookmarkStart w:id="89" w:name="ref-pinedoCurrentReexaminationRacial2019"/>
+    <w:bookmarkEnd w:id="83"/>
+    <w:bookmarkStart w:id="85" w:name="ref-pinedoCurrentReexaminationRacial2019"/>
     <w:p>
       <w:pPr>
         <w:pStyle w:val="Bibliography"/>
@@ -5496,7 +5389,7 @@
       <w:r>
         <w:t xml:space="preserve"> </w:t>
       </w:r>
-      <w:hyperlink r:id="rId88">
+      <w:hyperlink r:id="rId84">
         <w:r>
           <w:rPr>
             <w:rStyle w:val="Hyperlink"/>
@@ -5508,8 +5401,8 @@
         <w:t xml:space="preserve">.</w:t>
       </w:r>
     </w:p>
-    <w:bookmarkEnd w:id="89"/>
-    <w:bookmarkStart w:id="91" w:name="Xd4c1d027f60920f356af6131267e679804e946e"/>
+    <w:bookmarkEnd w:id="85"/>
+    <w:bookmarkStart w:id="87" w:name="Xd4c1d027f60920f356af6131267e679804e946e"/>
     <w:p>
       <w:pPr>
         <w:pStyle w:val="Bibliography"/>
@@ -5554,7 +5447,7 @@
       <w:r>
         <w:t xml:space="preserve"> </w:t>
       </w:r>
-      <w:hyperlink r:id="rId90">
+      <w:hyperlink r:id="rId86">
         <w:r>
           <w:rPr>
             <w:rStyle w:val="Hyperlink"/>
@@ -5566,8 +5459,8 @@
         <w:t xml:space="preserve">.</w:t>
       </w:r>
     </w:p>
-    <w:bookmarkEnd w:id="91"/>
-    <w:bookmarkStart w:id="93" w:name="ref-waltersUsingMachineLearning2021"/>
+    <w:bookmarkEnd w:id="87"/>
+    <w:bookmarkStart w:id="89" w:name="ref-waltersUsingMachineLearning2021"/>
     <w:p>
       <w:pPr>
         <w:pStyle w:val="Bibliography"/>
@@ -5600,7 +5493,7 @@
       <w:r>
         <w:t xml:space="preserve"> </w:t>
       </w:r>
-      <w:hyperlink r:id="rId92">
+      <w:hyperlink r:id="rId88">
         <w:r>
           <w:rPr>
             <w:rStyle w:val="Hyperlink"/>
@@ -5612,8 +5505,8 @@
         <w:t xml:space="preserve">.</w:t>
       </w:r>
     </w:p>
-    <w:bookmarkEnd w:id="93"/>
-    <w:bookmarkStart w:id="95" w:name="X4446e184b7dd55a61fd406499f32542fdcf24b5"/>
+    <w:bookmarkEnd w:id="89"/>
+    <w:bookmarkStart w:id="91" w:name="X4446e184b7dd55a61fd406499f32542fdcf24b5"/>
     <w:p>
       <w:pPr>
         <w:pStyle w:val="Bibliography"/>
@@ -5658,7 +5551,7 @@
       <w:r>
         <w:t xml:space="preserve"> </w:t>
       </w:r>
-      <w:hyperlink r:id="rId94">
+      <w:hyperlink r:id="rId90">
         <w:r>
           <w:rPr>
             <w:rStyle w:val="Hyperlink"/>
@@ -5670,8 +5563,105 @@
         <w:t xml:space="preserve">.</w:t>
       </w:r>
     </w:p>
-    <w:bookmarkEnd w:id="95"/>
-    <w:bookmarkStart w:id="97" w:name="Xb35ee182d565575e339a0170868456c1684f821"/>
+    <w:bookmarkEnd w:id="91"/>
+    <w:bookmarkStart w:id="93" w:name="X254a0f87701f835b5365990b3eba45be7dca59c"/>
+    <w:p>
+      <w:pPr>
+        <w:pStyle w:val="Bibliography"/>
+      </w:pPr>
+      <w:r>
+        <w:t xml:space="preserve">———. 2007.</w:t>
+      </w:r>
+      <w:r>
+        <w:t xml:space="preserve"> </w:t>
+      </w:r>
+      <w:r>
+        <w:t xml:space="preserve">“Modeling the Complexity of Post-Treatment Drinking:</w:t>
+      </w:r>
+      <w:r>
+        <w:t xml:space="preserve"> </w:t>
+      </w:r>
+      <w:r>
+        <w:t xml:space="preserve">It</w:t>
+      </w:r>
+      <w:r>
+        <w:t xml:space="preserve">’s a Rocky Road to Relapse.”</w:t>
+      </w:r>
+      <w:r>
+        <w:t xml:space="preserve"> </w:t>
+      </w:r>
+      <w:r>
+        <w:rPr>
+          <w:i/>
+          <w:iCs/>
+        </w:rPr>
+        <w:t xml:space="preserve">Clinical Psychology Review</w:t>
+      </w:r>
+      <w:r>
+        <w:t xml:space="preserve">, New</w:t>
+      </w:r>
+      <w:r>
+        <w:t xml:space="preserve"> </w:t>
+      </w:r>
+      <w:r>
+        <w:t xml:space="preserve">Approaches</w:t>
+      </w:r>
+      <w:r>
+        <w:t xml:space="preserve"> </w:t>
+      </w:r>
+      <w:r>
+        <w:t xml:space="preserve">to the</w:t>
+      </w:r>
+      <w:r>
+        <w:t xml:space="preserve"> </w:t>
+      </w:r>
+      <w:r>
+        <w:t xml:space="preserve">Study</w:t>
+      </w:r>
+      <w:r>
+        <w:t xml:space="preserve"> </w:t>
+      </w:r>
+      <w:r>
+        <w:t xml:space="preserve">of</w:t>
+      </w:r>
+      <w:r>
+        <w:t xml:space="preserve"> </w:t>
+      </w:r>
+      <w:r>
+        <w:t xml:space="preserve">Change</w:t>
+      </w:r>
+      <w:r>
+        <w:t xml:space="preserve"> </w:t>
+      </w:r>
+      <w:r>
+        <w:t xml:space="preserve">in</w:t>
+      </w:r>
+      <w:r>
+        <w:t xml:space="preserve"> </w:t>
+      </w:r>
+      <w:r>
+        <w:t xml:space="preserve">Cognitive Behavioral Therapies</w:t>
+      </w:r>
+      <w:r>
+        <w:t xml:space="preserve">, 27 (6): 724–38.</w:t>
+      </w:r>
+      <w:r>
+        <w:t xml:space="preserve"> </w:t>
+      </w:r>
+      <w:hyperlink r:id="rId92">
+        <w:r>
+          <w:rPr>
+            <w:rStyle w:val="Hyperlink"/>
+          </w:rPr>
+          <w:t xml:space="preserve">https://doi.org/10.1016/j.cpr.2007.01.002</w:t>
+        </w:r>
+      </w:hyperlink>
+      <w:r>
+        <w:t xml:space="preserve">.</w:t>
+      </w:r>
+    </w:p>
+    <w:bookmarkEnd w:id="93"/>
+    <w:bookmarkStart w:id="95" w:name="Xb35ee182d565575e339a0170868456c1684f821"/>
     <w:p>
       <w:pPr>
         <w:pStyle w:val="Bibliography"/>
@@ -5722,7 +5712,7 @@
       <w:r>
         <w:t xml:space="preserve"> </w:t>
       </w:r>
-      <w:hyperlink r:id="rId96">
+      <w:hyperlink r:id="rId94">
         <w:r>
           <w:rPr>
             <w:rStyle w:val="Hyperlink"/>
@@ -5734,8 +5724,8 @@
         <w:t xml:space="preserve">.</w:t>
       </w:r>
     </w:p>
-    <w:bookmarkEnd w:id="97"/>
-    <w:bookmarkStart w:id="99" w:name="ref-wyantMachineLearningModels2023"/>
+    <w:bookmarkEnd w:id="95"/>
+    <w:bookmarkStart w:id="97" w:name="ref-wyantMachineLearningModels2023"/>
     <w:p>
       <w:pPr>
         <w:pStyle w:val="Bibliography"/>
@@ -5765,7 +5755,7 @@
       <w:r>
         <w:t xml:space="preserve"> </w:t>
       </w:r>
-      <w:hyperlink r:id="rId98">
+      <w:hyperlink r:id="rId96">
         <w:r>
           <w:rPr>
             <w:rStyle w:val="Hyperlink"/>
@@ -5777,10 +5767,10 @@
         <w:t xml:space="preserve">.</w:t>
       </w:r>
     </w:p>
+    <w:bookmarkEnd w:id="97"/>
+    <w:bookmarkEnd w:id="98"/>
     <w:bookmarkEnd w:id="99"/>
     <w:bookmarkEnd w:id="100"/>
-    <w:bookmarkEnd w:id="101"/>
-    <w:bookmarkEnd w:id="102"/>
     <w:sectPr/>
   </w:body>
 </w:document>

--- a/index.docx
+++ b/index.docx
@@ -155,7 +155,7 @@
         <w:pStyle w:val="Date"/>
       </w:pPr>
       <w:r>
-        <w:t xml:space="preserve">2024-06-20</w:t>
+        <w:t xml:space="preserve">2024-06-29</w:t>
       </w:r>
     </w:p>
     <w:p>
@@ -427,17 +427,7 @@
         <w:t xml:space="preserve"> </w:t>
       </w:r>
       <w:r>
-        <w:t xml:space="preserve">(</w:t>
-      </w:r>
-      <w:r>
-        <w:rPr>
-          <w:b/>
-          <w:bCs/>
-        </w:rPr>
-        <w:t xml:space="preserve">projectmatchresearchgroupMatchingAlcoholismTreatments1997?</w:t>
-      </w:r>
-      <w:r>
-        <w:t xml:space="preserve">)</w:t>
+        <w:t xml:space="preserve">(Project Match Research Group 1997)</w:t>
       </w:r>
       <w:r>
         <w:t xml:space="preserve">. The study failed to find any differences in treatment success. This can likely be attributed to low dimensional analyses that failed to capture to the complex and heterogeneous nature of substance use disorders and their use of static distal features to predict a non-linear time-varying course of recovery, lapse, and relapse</w:t>
@@ -553,7 +543,7 @@
       </w:r>
     </w:p>
     <w:bookmarkEnd w:id="21"/>
-    <w:bookmarkStart w:id="100" w:name="methods"/>
+    <w:bookmarkStart w:id="101" w:name="methods"/>
     <w:p>
       <w:pPr>
         <w:pStyle w:val="Heading1"/>
@@ -4297,7 +4287,7 @@
                     <a:graphicData uri="http://schemas.openxmlformats.org/drawingml/2006/picture">
                       <pic:pic>
                         <pic:nvPicPr>
-                          <pic:cNvPr descr="index_files/figure-docx/notebooks-model_evaluation-fig-auroc-output-1.png" id="46" name="Picture"/>
+                          <pic:cNvPr descr="index_files/figure-docx/notebooks-mak_figures-fig-auroc-output-1.png" id="46" name="Picture"/>
                           <pic:cNvPicPr>
                             <a:picLocks noChangeArrowheads="1" noChangeAspect="1"/>
                           </pic:cNvPicPr>
@@ -4340,7 +4330,7 @@
               <w:pStyle w:val="ImageCaption"/>
             </w:pPr>
             <w:r>
-              <w:t xml:space="preserve">Figure 1: Posterior probability for auROC and Bayesian credible intervals by model</w:t>
+              <w:t xml:space="preserve">Figure 1: Posterior probability for auROC and Bayesian credible intervals by model. Dashed line indicates a model performing at chance.</w:t>
             </w:r>
           </w:p>
           <w:bookmarkEnd w:id="47"/>
@@ -4369,7 +4359,7 @@
             <w:rStyle w:val="Hyperlink"/>
             <w:vertAlign w:val="subscript"/>
           </w:rPr>
-          <w:t xml:space="preserve">Model evaluation</w:t>
+          <w:t xml:space="preserve">Make All Figures for Main Manuscript</w:t>
         </w:r>
       </w:hyperlink>
     </w:p>
@@ -4445,7 +4435,7 @@
         <w:t xml:space="preserve"> </w:t>
       </w:r>
       <w:r>
-        <w:t xml:space="preserve">shows the difference in performance of each model by demographic group. All group comparisons for race, sex, and income were significant (probability &gt; .95) across models. On average there was a median increase in auROC for white participants compared to participants who were not white of 0.159 (range 0.107-0.179). On average there was a median increase in auROC for male participants compared to female participants of (range 0.059-0.116). On average there was a median increase in auROC for participants above the federal poverty line compared to participants below the federal poverty line of 0.092 (range 0.086-0.133).</w:t>
+        <w:t xml:space="preserve">shows the difference in performance of each model by demographic group. All group comparisons for race, sex, and income were significant (probability &gt; .95) across models. On average there was a median increase in auROC for white participants compared to participants who were not white of NA (range NA-NA). On average there was a median increase in auROC for male participants compared to female participants of (range NA-NA). On average there was a median increase in auROC for participants above the federal poverty line compared to participants below the federal poverty line of NA (range NA-NA).</w:t>
       </w:r>
     </w:p>
     <w:tbl>
@@ -4470,14 +4460,14 @@
             <w:r>
               <w:drawing>
                 <wp:inline>
-                  <wp:extent cx="5334000" cy="3810000"/>
+                  <wp:extent cx="5334000" cy="3333749"/>
                   <wp:effectExtent b="0" l="0" r="0" t="0"/>
                   <wp:docPr descr="" title="" id="54" name="Picture"/>
                   <a:graphic>
                     <a:graphicData uri="http://schemas.openxmlformats.org/drawingml/2006/picture">
                       <pic:pic>
                         <pic:nvPicPr>
-                          <pic:cNvPr descr="index_files/figure-docx/notebooks-mak_figs-fig-fairness-output-1.png" id="55" name="Picture"/>
+                          <pic:cNvPr descr="index_files/figure-docx/notebooks-mak_figures-fig-fairness-output-1.png" id="55" name="Picture"/>
                           <pic:cNvPicPr>
                             <a:picLocks noChangeArrowheads="1" noChangeAspect="1"/>
                           </pic:cNvPicPr>
@@ -4491,7 +4481,7 @@
                         <pic:spPr bwMode="auto">
                           <a:xfrm>
                             <a:off x="0" y="0"/>
-                            <a:ext cx="5334000" cy="3810000"/>
+                            <a:ext cx="5334000" cy="3333749"/>
                           </a:xfrm>
                           <a:prstGeom prst="rect">
                             <a:avLst/>
@@ -4549,7 +4539,7 @@
             <w:rStyle w:val="Hyperlink"/>
             <w:vertAlign w:val="subscript"/>
           </w:rPr>
-          <w:t xml:space="preserve">Make Figures</w:t>
+          <w:t xml:space="preserve">Make All Figures for Main Manuscript</w:t>
         </w:r>
       </w:hyperlink>
     </w:p>
@@ -4608,7 +4598,7 @@
       </w:r>
     </w:p>
     <w:bookmarkEnd w:id="61"/>
-    <w:bookmarkStart w:id="99" w:name="references"/>
+    <w:bookmarkStart w:id="100" w:name="references"/>
     <w:p>
       <w:pPr>
         <w:pStyle w:val="Heading2"/>
@@ -4617,7 +4607,7 @@
         <w:t xml:space="preserve">References</w:t>
       </w:r>
     </w:p>
-    <w:bookmarkStart w:id="98" w:name="refs"/>
+    <w:bookmarkStart w:id="99" w:name="refs"/>
     <w:bookmarkStart w:id="63" w:name="ref-baeMobilePhoneSensors2018"/>
     <w:p>
       <w:pPr>
@@ -5402,7 +5392,51 @@
       </w:r>
     </w:p>
     <w:bookmarkEnd w:id="85"/>
-    <w:bookmarkStart w:id="87" w:name="Xd4c1d027f60920f356af6131267e679804e946e"/>
+    <w:bookmarkStart w:id="86" w:name="Xa6ef1c5c979e7476d6234b79f6a74545fbd7694"/>
+    <w:p>
+      <w:pPr>
+        <w:pStyle w:val="Bibliography"/>
+      </w:pPr>
+      <w:r>
+        <w:t xml:space="preserve">Project Match Research Group, U. S. 1997.</w:t>
+      </w:r>
+      <w:r>
+        <w:t xml:space="preserve"> </w:t>
+      </w:r>
+      <w:r>
+        <w:t xml:space="preserve">“Matching Alcoholism Treatments to Client Heterogeneity:</w:t>
+      </w:r>
+      <w:r>
+        <w:t xml:space="preserve"> </w:t>
+      </w:r>
+      <w:r>
+        <w:t xml:space="preserve">Project MATCH Posttreatment</w:t>
+      </w:r>
+      <w:r>
+        <w:t xml:space="preserve"> </w:t>
+      </w:r>
+      <w:r>
+        <w:t xml:space="preserve">Drinking Outcomes.”</w:t>
+      </w:r>
+      <w:r>
+        <w:t xml:space="preserve"> </w:t>
+      </w:r>
+      <w:r>
+        <w:rPr>
+          <w:i/>
+          <w:iCs/>
+        </w:rPr>
+        <w:t xml:space="preserve">Journal of Studies on Alcohol</w:t>
+      </w:r>
+      <w:r>
+        <w:t xml:space="preserve"> </w:t>
+      </w:r>
+      <w:r>
+        <w:t xml:space="preserve">58 (1): 7–29.</w:t>
+      </w:r>
+    </w:p>
+    <w:bookmarkEnd w:id="86"/>
+    <w:bookmarkStart w:id="88" w:name="Xd4c1d027f60920f356af6131267e679804e946e"/>
     <w:p>
       <w:pPr>
         <w:pStyle w:val="Bibliography"/>
@@ -5447,7 +5481,7 @@
       <w:r>
         <w:t xml:space="preserve"> </w:t>
       </w:r>
-      <w:hyperlink r:id="rId86">
+      <w:hyperlink r:id="rId87">
         <w:r>
           <w:rPr>
             <w:rStyle w:val="Hyperlink"/>
@@ -5459,8 +5493,8 @@
         <w:t xml:space="preserve">.</w:t>
       </w:r>
     </w:p>
-    <w:bookmarkEnd w:id="87"/>
-    <w:bookmarkStart w:id="89" w:name="ref-waltersUsingMachineLearning2021"/>
+    <w:bookmarkEnd w:id="88"/>
+    <w:bookmarkStart w:id="90" w:name="ref-waltersUsingMachineLearning2021"/>
     <w:p>
       <w:pPr>
         <w:pStyle w:val="Bibliography"/>
@@ -5493,7 +5527,7 @@
       <w:r>
         <w:t xml:space="preserve"> </w:t>
       </w:r>
-      <w:hyperlink r:id="rId88">
+      <w:hyperlink r:id="rId89">
         <w:r>
           <w:rPr>
             <w:rStyle w:val="Hyperlink"/>
@@ -5505,8 +5539,8 @@
         <w:t xml:space="preserve">.</w:t>
       </w:r>
     </w:p>
-    <w:bookmarkEnd w:id="89"/>
-    <w:bookmarkStart w:id="91" w:name="X4446e184b7dd55a61fd406499f32542fdcf24b5"/>
+    <w:bookmarkEnd w:id="90"/>
+    <w:bookmarkStart w:id="92" w:name="X4446e184b7dd55a61fd406499f32542fdcf24b5"/>
     <w:p>
       <w:pPr>
         <w:pStyle w:val="Bibliography"/>
@@ -5551,7 +5585,7 @@
       <w:r>
         <w:t xml:space="preserve"> </w:t>
       </w:r>
-      <w:hyperlink r:id="rId90">
+      <w:hyperlink r:id="rId91">
         <w:r>
           <w:rPr>
             <w:rStyle w:val="Hyperlink"/>
@@ -5563,8 +5597,8 @@
         <w:t xml:space="preserve">.</w:t>
       </w:r>
     </w:p>
-    <w:bookmarkEnd w:id="91"/>
-    <w:bookmarkStart w:id="93" w:name="X254a0f87701f835b5365990b3eba45be7dca59c"/>
+    <w:bookmarkEnd w:id="92"/>
+    <w:bookmarkStart w:id="94" w:name="X254a0f87701f835b5365990b3eba45be7dca59c"/>
     <w:p>
       <w:pPr>
         <w:pStyle w:val="Bibliography"/>
@@ -5648,7 +5682,7 @@
       <w:r>
         <w:t xml:space="preserve"> </w:t>
       </w:r>
-      <w:hyperlink r:id="rId92">
+      <w:hyperlink r:id="rId93">
         <w:r>
           <w:rPr>
             <w:rStyle w:val="Hyperlink"/>
@@ -5660,8 +5694,8 @@
         <w:t xml:space="preserve">.</w:t>
       </w:r>
     </w:p>
-    <w:bookmarkEnd w:id="93"/>
-    <w:bookmarkStart w:id="95" w:name="Xb35ee182d565575e339a0170868456c1684f821"/>
+    <w:bookmarkEnd w:id="94"/>
+    <w:bookmarkStart w:id="96" w:name="Xb35ee182d565575e339a0170868456c1684f821"/>
     <w:p>
       <w:pPr>
         <w:pStyle w:val="Bibliography"/>
@@ -5712,7 +5746,7 @@
       <w:r>
         <w:t xml:space="preserve"> </w:t>
       </w:r>
-      <w:hyperlink r:id="rId94">
+      <w:hyperlink r:id="rId95">
         <w:r>
           <w:rPr>
             <w:rStyle w:val="Hyperlink"/>
@@ -5724,8 +5758,8 @@
         <w:t xml:space="preserve">.</w:t>
       </w:r>
     </w:p>
-    <w:bookmarkEnd w:id="95"/>
-    <w:bookmarkStart w:id="97" w:name="ref-wyantMachineLearningModels2023"/>
+    <w:bookmarkEnd w:id="96"/>
+    <w:bookmarkStart w:id="98" w:name="ref-wyantMachineLearningModels2023"/>
     <w:p>
       <w:pPr>
         <w:pStyle w:val="Bibliography"/>
@@ -5755,7 +5789,7 @@
       <w:r>
         <w:t xml:space="preserve"> </w:t>
       </w:r>
-      <w:hyperlink r:id="rId96">
+      <w:hyperlink r:id="rId97">
         <w:r>
           <w:rPr>
             <w:rStyle w:val="Hyperlink"/>
@@ -5767,10 +5801,10 @@
         <w:t xml:space="preserve">.</w:t>
       </w:r>
     </w:p>
-    <w:bookmarkEnd w:id="97"/>
     <w:bookmarkEnd w:id="98"/>
     <w:bookmarkEnd w:id="99"/>
     <w:bookmarkEnd w:id="100"/>
+    <w:bookmarkEnd w:id="101"/>
     <w:sectPr/>
   </w:body>
 </w:document>

--- a/index.docx
+++ b/index.docx
@@ -4435,7 +4435,7 @@
         <w:t xml:space="preserve"> </w:t>
       </w:r>
       <w:r>
-        <w:t xml:space="preserve">shows the difference in performance of each model by demographic group. All group comparisons for race, sex, and income were significant (probability &gt; .95) across models. On average there was a median increase in auROC for white participants compared to participants who were not white of NA (range NA-NA). On average there was a median increase in auROC for male participants compared to female participants of (range NA-NA). On average there was a median increase in auROC for participants above the federal poverty line compared to participants below the federal poverty line of NA (range NA-NA).</w:t>
+        <w:t xml:space="preserve">shows the difference in performance of each model by demographic group. All group comparisons for race, sex, and income were significant (probability &gt; .95) across models. On average there was a median increase in auROC for white participants compared to participants who were not white of 0.159 (range 0.107-0.179). On average there was a median increase in auROC for male participants compared to female participants of 0.080 (range 0.059-0.116). On average there was a median increase in auROC for participants above the federal poverty line compared to participants below the federal poverty line of 0.092 (range 0.086-0.133).</w:t>
       </w:r>
     </w:p>
     <w:tbl>

--- a/index.docx
+++ b/index.docx
@@ -373,7 +373,7 @@
         <w:t xml:space="preserve"> </w:t>
       </w:r>
       <w:r>
-        <w:t xml:space="preserve">do we best treat a specific individual (e.g., which medication will work best for an individual given their unique background, preferences, and medical history).</w:t>
+        <w:t xml:space="preserve">do we best treat a specific individual (e.g., which medication will work best for an individual given their unique background, preferences, and medical history)?</w:t>
       </w:r>
     </w:p>
     <w:p>
@@ -381,10 +381,7 @@
         <w:pStyle w:val="BodyText"/>
       </w:pPr>
       <w:r>
-        <w:t xml:space="preserve">Today, this approach is also applied to chronic mental health conditions (i.e., precision mental health), like depression, substance use disorders, and suicide [</w:t>
-      </w:r>
-      <w:r>
-        <w:t xml:space="preserve">]. However, mental health conditions are complex fluctuating processes. Unlike medical conditions that have clear biological precursors, mental health conditions are products of lots of psychosocial factors. These factors differ between individuals and within an individual over time. Additionally, there are a wide array of psychosocial supports available for clinicians to select from. Thus, precision mental health must consider both the</w:t>
+        <w:t xml:space="preserve">Today, this approach is also applied to chronic mental health conditions (i.e., precision mental health), like depression, substance use disorders, and suicide. However, mental health conditions are complex fluctuating processes. Unlike medical conditions that have clear biological precursors, mental health conditions are products of lots of psychosocial factors. These factors differ between individuals and within an individual over time. Additionally, there are a wide array of psychosocial supports available for clinicians to select from. Thus, precision mental health must consider both the</w:t>
       </w:r>
       <w:r>
         <w:t xml:space="preserve"> </w:t>
@@ -447,7 +444,7 @@
         <w:pStyle w:val="BodyText"/>
       </w:pPr>
       <w:r>
-        <w:t xml:space="preserve">Take the example of lapses, discrete instances of goal inconsistent substance use. Lapses are a clinically important target for substance use treatment. They are often an early warning sign of relapse, maladaptive responses to lapses can undermine recovery, and for some substances a single lapse can result in an overdose and/or death. It would be unreasonable to expect that we could predict a lapse with any temporal precision using only features that become more distal as time progresses. Lapse prediction requires dense, long-term monitoring of symptoms and related states proximal to the outcome.</w:t>
+        <w:t xml:space="preserve">Take the example of lapses, discrete instances of goal inconsistent substance use. Lapses are a clinically important target for substance use treatment. They are often an early warning sign of relapse, maladaptive responses to lapses can undermine recovery, and for some substances a single lapse can result in an overdose and/or death. It would be unreasonable to expect that we could predict a lapse with any temporal precision using only features that become more distal as time progresses. On the contrary, lapse prediction requires dense, long-term monitoring of symptoms and related states proximal to the outcome.</w:t>
       </w:r>
     </w:p>
     <w:p>
@@ -543,7 +540,7 @@
       </w:r>
     </w:p>
     <w:bookmarkEnd w:id="21"/>
-    <w:bookmarkStart w:id="101" w:name="methods"/>
+    <w:bookmarkStart w:id="100" w:name="methods"/>
     <w:p>
       <w:pPr>
         <w:pStyle w:val="Heading1"/>
@@ -759,7 +756,7 @@
     </w:p>
     <w:bookmarkEnd w:id="27"/>
     <w:bookmarkEnd w:id="28"/>
-    <w:bookmarkStart w:id="38" w:name="data-analytic-strategy"/>
+    <w:bookmarkStart w:id="39" w:name="data-analytic-strategy"/>
     <w:p>
       <w:pPr>
         <w:pStyle w:val="Heading2"/>
@@ -959,7 +956,7 @@
       </w:r>
     </w:p>
     <w:bookmarkEnd w:id="30"/>
-    <w:bookmarkStart w:id="37" w:name="model-training-and-evaluation"/>
+    <w:bookmarkStart w:id="38" w:name="model-training-and-evaluation"/>
     <w:p>
       <w:pPr>
         <w:pStyle w:val="Heading3"/>
@@ -1114,7 +1111,7 @@
       </w:r>
     </w:p>
     <w:bookmarkEnd w:id="34"/>
-    <w:bookmarkStart w:id="35" w:name="fairness-benchmarks"/>
+    <w:bookmarkStart w:id="36" w:name="fairness-benchmarks"/>
     <w:p>
       <w:pPr>
         <w:pStyle w:val="Heading4"/>
@@ -1137,7 +1134,7 @@
         <w:t xml:space="preserve">(Pinedo 2019; Kilaru et al. 2020)</w:t>
       </w:r>
       <w:r>
-        <w:t xml:space="preserve">, income (above poverty vs. at or below poverty)</w:t>
+        <w:t xml:space="preserve">, income (above poverty vs. below poverty)</w:t>
       </w:r>
       <w:r>
         <w:t xml:space="preserve"> </w:t>
@@ -1163,14 +1160,17 @@
         <w:pStyle w:val="BodyText"/>
       </w:pPr>
       <w:r>
-        <w:t xml:space="preserve">We also acknowledge that models that work for only a subset of people, if implemented, could widen existing treatment disparities. We conducted Bayesian group comparisons to assess the likelihood that the model performs differently by group. We report median differences in posterior probabilities and the 95% Bayesian CIs.</w:t>
-      </w:r>
-      <w:r>
-        <w:t xml:space="preserve"> </w:t>
-      </w:r>
-    </w:p>
-    <w:bookmarkEnd w:id="35"/>
-    <w:bookmarkStart w:id="36" w:name="feature-importance"/>
+        <w:t xml:space="preserve">We also acknowledge that models that work for only a subset of people, if implemented, could widen existing treatment disparities. We conducted Bayesian group comparisons to assess the likelihood that the model performs differently by group. We report median differences in posterior probabilities and the range.</w:t>
+      </w:r>
+      <w:r>
+        <w:rPr>
+          <w:rStyle w:val="FootnoteReference"/>
+        </w:rPr>
+        <w:footnoteReference w:id="35"/>
+      </w:r>
+    </w:p>
+    <w:bookmarkEnd w:id="36"/>
+    <w:bookmarkStart w:id="37" w:name="feature-importance"/>
     <w:p>
       <w:pPr>
         <w:pStyle w:val="Heading4"/>
@@ -1199,10 +1199,10 @@
         <w:t xml:space="preserve">from the 30 test sets to provide a description of the importance of categories of features across our five models. We used the SHAPforxgboost package that provides Shapley values in log-odds units for binary classification models. We averaged the three Shapley values for each observation for each feature (i.e., across the three repeats) to increase their stability. An inherent property of Shapley values is their additivity, allowing us to combine features into feature categories. We created separate feature categories for each of the nine EMA questions, the rates of past alcohol use and missing surveys, the time of day and day of the week of the start of the prediction window, and the seven demographic variables included in the models. We calculated the local (i.e., for each observation) importance for each category of features by adding Shapley values across all features in a category, separately for each observation. We calculated global importance for each feature category by averaging the absolute value of the Shapley values of all features in the category across all observations. These local and global importance scores based on Shapley values allow us to contextualize relative feature importance.</w:t>
       </w:r>
     </w:p>
-    <w:bookmarkEnd w:id="36"/>
     <w:bookmarkEnd w:id="37"/>
     <w:bookmarkEnd w:id="38"/>
-    <w:bookmarkStart w:id="60" w:name="results"/>
+    <w:bookmarkEnd w:id="39"/>
+    <w:bookmarkStart w:id="59" w:name="results"/>
     <w:p>
       <w:pPr>
         <w:pStyle w:val="Heading2"/>
@@ -1211,7 +1211,7 @@
         <w:t xml:space="preserve">Results</w:t>
       </w:r>
     </w:p>
-    <w:bookmarkStart w:id="43" w:name="demographic-and-lapse-characteristics"/>
+    <w:bookmarkStart w:id="42" w:name="demographic-and-lapse-characteristics"/>
     <w:p>
       <w:pPr>
         <w:pStyle w:val="Heading3"/>
@@ -1250,7 +1250,7 @@
       <w:r>
         <w:t xml:space="preserve"> </w:t>
       </w:r>
-      <w:hyperlink w:anchor="tbl-demopdf">
+      <w:hyperlink w:anchor="tbl-demohtml">
         <w:r>
           <w:rPr>
             <w:rStyle w:val="Hyperlink"/>
@@ -1278,7 +1278,7 @@
       <w:tr>
         <w:tc>
           <w:tcPr/>
-          <w:bookmarkStart w:id="39" w:name="tbl-demopdf"/>
+          <w:bookmarkStart w:id="40" w:name="tbl-demohtml"/>
           <w:p>
             <w:pPr>
               <w:jc w:val="center"/>
@@ -3491,8 +3491,599 @@
                 </w:p>
               </w:tc>
             </w:tr>
+            <w:tr>
+              <w:tc>
+                <w:tcPr/>
+                <w:p>
+                  <w:pPr>
+                    <w:pStyle w:val="Compact"/>
+                    <w:jc w:val="left"/>
+                    <w:jc w:val="center"/>
+                  </w:pPr>
+                  <w:r>
+                    <w:t xml:space="preserve">Married</w:t>
+                  </w:r>
+                </w:p>
+              </w:tc>
+              <w:tc>
+                <w:tcPr/>
+                <w:p>
+                  <w:pPr>
+                    <w:pStyle w:val="Compact"/>
+                    <w:jc w:val="right"/>
+                    <w:jc w:val="center"/>
+                  </w:pPr>
+                  <w:r>
+                    <w:t xml:space="preserve">32</w:t>
+                  </w:r>
+                </w:p>
+              </w:tc>
+              <w:tc>
+                <w:tcPr/>
+                <w:p>
+                  <w:pPr>
+                    <w:pStyle w:val="Compact"/>
+                    <w:jc w:val="right"/>
+                    <w:jc w:val="center"/>
+                  </w:pPr>
+                  <w:r>
+                    <w:t xml:space="preserve">21.2</w:t>
+                  </w:r>
+                </w:p>
+              </w:tc>
+              <w:tc>
+                <w:tcPr/>
+                <w:p>
+                  <w:pPr>
+                    <w:pStyle w:val="Compact"/>
+                  </w:pPr>
+                </w:p>
+              </w:tc>
+              <w:tc>
+                <w:tcPr/>
+                <w:p>
+                  <w:pPr>
+                    <w:pStyle w:val="Compact"/>
+                  </w:pPr>
+                </w:p>
+              </w:tc>
+              <w:tc>
+                <w:tcPr/>
+                <w:p>
+                  <w:pPr>
+                    <w:pStyle w:val="Compact"/>
+                  </w:pPr>
+                </w:p>
+              </w:tc>
+            </w:tr>
+            <w:tr>
+              <w:tc>
+                <w:tcPr/>
+                <w:p>
+                  <w:pPr>
+                    <w:pStyle w:val="Compact"/>
+                    <w:jc w:val="left"/>
+                    <w:jc w:val="center"/>
+                  </w:pPr>
+                  <w:r>
+                    <w:t xml:space="preserve">Divorced</w:t>
+                  </w:r>
+                </w:p>
+              </w:tc>
+              <w:tc>
+                <w:tcPr/>
+                <w:p>
+                  <w:pPr>
+                    <w:pStyle w:val="Compact"/>
+                    <w:jc w:val="right"/>
+                    <w:jc w:val="center"/>
+                  </w:pPr>
+                  <w:r>
+                    <w:t xml:space="preserve">45</w:t>
+                  </w:r>
+                </w:p>
+              </w:tc>
+              <w:tc>
+                <w:tcPr/>
+                <w:p>
+                  <w:pPr>
+                    <w:pStyle w:val="Compact"/>
+                    <w:jc w:val="right"/>
+                    <w:jc w:val="center"/>
+                  </w:pPr>
+                  <w:r>
+                    <w:t xml:space="preserve">29.8</w:t>
+                  </w:r>
+                </w:p>
+              </w:tc>
+              <w:tc>
+                <w:tcPr/>
+                <w:p>
+                  <w:pPr>
+                    <w:pStyle w:val="Compact"/>
+                  </w:pPr>
+                </w:p>
+              </w:tc>
+              <w:tc>
+                <w:tcPr/>
+                <w:p>
+                  <w:pPr>
+                    <w:pStyle w:val="Compact"/>
+                  </w:pPr>
+                </w:p>
+              </w:tc>
+              <w:tc>
+                <w:tcPr/>
+                <w:p>
+                  <w:pPr>
+                    <w:pStyle w:val="Compact"/>
+                  </w:pPr>
+                </w:p>
+              </w:tc>
+            </w:tr>
+            <w:tr>
+              <w:tc>
+                <w:tcPr/>
+                <w:p>
+                  <w:pPr>
+                    <w:pStyle w:val="Compact"/>
+                    <w:jc w:val="left"/>
+                    <w:jc w:val="center"/>
+                  </w:pPr>
+                  <w:r>
+                    <w:t xml:space="preserve">Separated</w:t>
+                  </w:r>
+                </w:p>
+              </w:tc>
+              <w:tc>
+                <w:tcPr/>
+                <w:p>
+                  <w:pPr>
+                    <w:pStyle w:val="Compact"/>
+                    <w:jc w:val="right"/>
+                    <w:jc w:val="center"/>
+                  </w:pPr>
+                  <w:r>
+                    <w:t xml:space="preserve">5</w:t>
+                  </w:r>
+                </w:p>
+              </w:tc>
+              <w:tc>
+                <w:tcPr/>
+                <w:p>
+                  <w:pPr>
+                    <w:pStyle w:val="Compact"/>
+                    <w:jc w:val="right"/>
+                    <w:jc w:val="center"/>
+                  </w:pPr>
+                  <w:r>
+                    <w:t xml:space="preserve">3.3</w:t>
+                  </w:r>
+                </w:p>
+              </w:tc>
+              <w:tc>
+                <w:tcPr/>
+                <w:p>
+                  <w:pPr>
+                    <w:pStyle w:val="Compact"/>
+                  </w:pPr>
+                </w:p>
+              </w:tc>
+              <w:tc>
+                <w:tcPr/>
+                <w:p>
+                  <w:pPr>
+                    <w:pStyle w:val="Compact"/>
+                  </w:pPr>
+                </w:p>
+              </w:tc>
+              <w:tc>
+                <w:tcPr/>
+                <w:p>
+                  <w:pPr>
+                    <w:pStyle w:val="Compact"/>
+                  </w:pPr>
+                </w:p>
+              </w:tc>
+            </w:tr>
+            <w:tr>
+              <w:tc>
+                <w:tcPr/>
+                <w:p>
+                  <w:pPr>
+                    <w:pStyle w:val="Compact"/>
+                    <w:jc w:val="left"/>
+                    <w:jc w:val="center"/>
+                  </w:pPr>
+                  <w:r>
+                    <w:t xml:space="preserve">Widowed</w:t>
+                  </w:r>
+                </w:p>
+              </w:tc>
+              <w:tc>
+                <w:tcPr/>
+                <w:p>
+                  <w:pPr>
+                    <w:pStyle w:val="Compact"/>
+                    <w:jc w:val="right"/>
+                    <w:jc w:val="center"/>
+                  </w:pPr>
+                  <w:r>
+                    <w:t xml:space="preserve">2</w:t>
+                  </w:r>
+                </w:p>
+              </w:tc>
+              <w:tc>
+                <w:tcPr/>
+                <w:p>
+                  <w:pPr>
+                    <w:pStyle w:val="Compact"/>
+                    <w:jc w:val="right"/>
+                    <w:jc w:val="center"/>
+                  </w:pPr>
+                  <w:r>
+                    <w:t xml:space="preserve">1.3</w:t>
+                  </w:r>
+                </w:p>
+              </w:tc>
+              <w:tc>
+                <w:tcPr/>
+                <w:p>
+                  <w:pPr>
+                    <w:pStyle w:val="Compact"/>
+                  </w:pPr>
+                </w:p>
+              </w:tc>
+              <w:tc>
+                <w:tcPr/>
+                <w:p>
+                  <w:pPr>
+                    <w:pStyle w:val="Compact"/>
+                  </w:pPr>
+                </w:p>
+              </w:tc>
+              <w:tc>
+                <w:tcPr/>
+                <w:p>
+                  <w:pPr>
+                    <w:pStyle w:val="Compact"/>
+                  </w:pPr>
+                </w:p>
+              </w:tc>
+            </w:tr>
+            <w:tr>
+              <w:tc>
+                <w:tcPr/>
+                <w:p>
+                  <w:pPr>
+                    <w:pStyle w:val="Compact"/>
+                    <w:jc w:val="left"/>
+                    <w:jc w:val="center"/>
+                  </w:pPr>
+                  <w:r>
+                    <w:t xml:space="preserve">DSM-5 AUD Symptom Count</w:t>
+                  </w:r>
+                </w:p>
+              </w:tc>
+              <w:tc>
+                <w:tcPr/>
+                <w:p>
+                  <w:pPr>
+                    <w:pStyle w:val="Compact"/>
+                  </w:pPr>
+                </w:p>
+              </w:tc>
+              <w:tc>
+                <w:tcPr/>
+                <w:p>
+                  <w:pPr>
+                    <w:pStyle w:val="Compact"/>
+                  </w:pPr>
+                </w:p>
+              </w:tc>
+              <w:tc>
+                <w:tcPr/>
+                <w:p>
+                  <w:pPr>
+                    <w:pStyle w:val="Compact"/>
+                    <w:jc w:val="left"/>
+                    <w:jc w:val="center"/>
+                  </w:pPr>
+                  <w:r>
+                    <w:t xml:space="preserve">8.9</w:t>
+                  </w:r>
+                </w:p>
+              </w:tc>
+              <w:tc>
+                <w:tcPr/>
+                <w:p>
+                  <w:pPr>
+                    <w:pStyle w:val="Compact"/>
+                    <w:jc w:val="left"/>
+                    <w:jc w:val="center"/>
+                  </w:pPr>
+                  <w:r>
+                    <w:t xml:space="preserve">1.9</w:t>
+                  </w:r>
+                </w:p>
+              </w:tc>
+              <w:tc>
+                <w:tcPr/>
+                <w:p>
+                  <w:pPr>
+                    <w:pStyle w:val="Compact"/>
+                    <w:jc w:val="left"/>
+                    <w:jc w:val="center"/>
+                  </w:pPr>
+                  <w:r>
+                    <w:t xml:space="preserve">4-11</w:t>
+                  </w:r>
+                </w:p>
+              </w:tc>
+            </w:tr>
+            <w:tr>
+              <w:tc>
+                <w:tcPr/>
+                <w:p>
+                  <w:pPr>
+                    <w:pStyle w:val="Compact"/>
+                    <w:jc w:val="left"/>
+                    <w:jc w:val="center"/>
+                  </w:pPr>
+                  <w:r>
+                    <w:t xml:space="preserve">Reported 1 or More Lapse During Study</w:t>
+                  </w:r>
+                  <w:r>
+                    <w:t xml:space="preserve"> </w:t>
+                  </w:r>
+                  <w:r>
+                    <w:t xml:space="preserve">Period</w:t>
+                  </w:r>
+                </w:p>
+              </w:tc>
+              <w:tc>
+                <w:tcPr/>
+                <w:p>
+                  <w:pPr>
+                    <w:pStyle w:val="Compact"/>
+                  </w:pPr>
+                </w:p>
+              </w:tc>
+              <w:tc>
+                <w:tcPr/>
+                <w:p>
+                  <w:pPr>
+                    <w:pStyle w:val="Compact"/>
+                  </w:pPr>
+                </w:p>
+              </w:tc>
+              <w:tc>
+                <w:tcPr/>
+                <w:p>
+                  <w:pPr>
+                    <w:pStyle w:val="Compact"/>
+                  </w:pPr>
+                </w:p>
+              </w:tc>
+              <w:tc>
+                <w:tcPr/>
+                <w:p>
+                  <w:pPr>
+                    <w:pStyle w:val="Compact"/>
+                  </w:pPr>
+                </w:p>
+              </w:tc>
+              <w:tc>
+                <w:tcPr/>
+                <w:p>
+                  <w:pPr>
+                    <w:pStyle w:val="Compact"/>
+                  </w:pPr>
+                </w:p>
+              </w:tc>
+            </w:tr>
+            <w:tr>
+              <w:tc>
+                <w:tcPr/>
+                <w:p>
+                  <w:pPr>
+                    <w:pStyle w:val="Compact"/>
+                    <w:jc w:val="left"/>
+                    <w:jc w:val="center"/>
+                  </w:pPr>
+                  <w:r>
+                    <w:t xml:space="preserve">Yes</w:t>
+                  </w:r>
+                </w:p>
+              </w:tc>
+              <w:tc>
+                <w:tcPr/>
+                <w:p>
+                  <w:pPr>
+                    <w:pStyle w:val="Compact"/>
+                    <w:jc w:val="right"/>
+                    <w:jc w:val="center"/>
+                  </w:pPr>
+                  <w:r>
+                    <w:t xml:space="preserve">84</w:t>
+                  </w:r>
+                </w:p>
+              </w:tc>
+              <w:tc>
+                <w:tcPr/>
+                <w:p>
+                  <w:pPr>
+                    <w:pStyle w:val="Compact"/>
+                    <w:jc w:val="right"/>
+                    <w:jc w:val="center"/>
+                  </w:pPr>
+                  <w:r>
+                    <w:t xml:space="preserve">55.6</w:t>
+                  </w:r>
+                </w:p>
+              </w:tc>
+              <w:tc>
+                <w:tcPr/>
+                <w:p>
+                  <w:pPr>
+                    <w:pStyle w:val="Compact"/>
+                  </w:pPr>
+                </w:p>
+              </w:tc>
+              <w:tc>
+                <w:tcPr/>
+                <w:p>
+                  <w:pPr>
+                    <w:pStyle w:val="Compact"/>
+                  </w:pPr>
+                </w:p>
+              </w:tc>
+              <w:tc>
+                <w:tcPr/>
+                <w:p>
+                  <w:pPr>
+                    <w:pStyle w:val="Compact"/>
+                  </w:pPr>
+                </w:p>
+              </w:tc>
+            </w:tr>
+            <w:tr>
+              <w:tc>
+                <w:tcPr/>
+                <w:p>
+                  <w:pPr>
+                    <w:pStyle w:val="Compact"/>
+                    <w:jc w:val="left"/>
+                    <w:jc w:val="center"/>
+                  </w:pPr>
+                  <w:r>
+                    <w:t xml:space="preserve">No</w:t>
+                  </w:r>
+                </w:p>
+              </w:tc>
+              <w:tc>
+                <w:tcPr/>
+                <w:p>
+                  <w:pPr>
+                    <w:pStyle w:val="Compact"/>
+                    <w:jc w:val="right"/>
+                    <w:jc w:val="center"/>
+                  </w:pPr>
+                  <w:r>
+                    <w:t xml:space="preserve">67</w:t>
+                  </w:r>
+                </w:p>
+              </w:tc>
+              <w:tc>
+                <w:tcPr/>
+                <w:p>
+                  <w:pPr>
+                    <w:pStyle w:val="Compact"/>
+                    <w:jc w:val="right"/>
+                    <w:jc w:val="center"/>
+                  </w:pPr>
+                  <w:r>
+                    <w:t xml:space="preserve">44.4</w:t>
+                  </w:r>
+                </w:p>
+              </w:tc>
+              <w:tc>
+                <w:tcPr/>
+                <w:p>
+                  <w:pPr>
+                    <w:pStyle w:val="Compact"/>
+                  </w:pPr>
+                </w:p>
+              </w:tc>
+              <w:tc>
+                <w:tcPr/>
+                <w:p>
+                  <w:pPr>
+                    <w:pStyle w:val="Compact"/>
+                  </w:pPr>
+                </w:p>
+              </w:tc>
+              <w:tc>
+                <w:tcPr/>
+                <w:p>
+                  <w:pPr>
+                    <w:pStyle w:val="Compact"/>
+                  </w:pPr>
+                </w:p>
+              </w:tc>
+            </w:tr>
+            <w:tr>
+              <w:tc>
+                <w:tcPr/>
+                <w:p>
+                  <w:pPr>
+                    <w:pStyle w:val="Compact"/>
+                    <w:jc w:val="left"/>
+                    <w:jc w:val="center"/>
+                  </w:pPr>
+                  <w:r>
+                    <w:t xml:space="preserve">Number of reported lapses</w:t>
+                  </w:r>
+                </w:p>
+              </w:tc>
+              <w:tc>
+                <w:tcPr/>
+                <w:p>
+                  <w:pPr>
+                    <w:pStyle w:val="Compact"/>
+                  </w:pPr>
+                </w:p>
+              </w:tc>
+              <w:tc>
+                <w:tcPr/>
+                <w:p>
+                  <w:pPr>
+                    <w:pStyle w:val="Compact"/>
+                  </w:pPr>
+                </w:p>
+              </w:tc>
+              <w:tc>
+                <w:tcPr/>
+                <w:p>
+                  <w:pPr>
+                    <w:pStyle w:val="Compact"/>
+                    <w:jc w:val="left"/>
+                    <w:jc w:val="center"/>
+                  </w:pPr>
+                  <w:r>
+                    <w:t xml:space="preserve">6.8</w:t>
+                  </w:r>
+                </w:p>
+              </w:tc>
+              <w:tc>
+                <w:tcPr/>
+                <w:p>
+                  <w:pPr>
+                    <w:pStyle w:val="Compact"/>
+                    <w:jc w:val="left"/>
+                    <w:jc w:val="center"/>
+                  </w:pPr>
+                  <w:r>
+                    <w:t xml:space="preserve">12</w:t>
+                  </w:r>
+                </w:p>
+              </w:tc>
+              <w:tc>
+                <w:tcPr/>
+                <w:p>
+                  <w:pPr>
+                    <w:pStyle w:val="Compact"/>
+                    <w:jc w:val="left"/>
+                    <w:jc w:val="center"/>
+                  </w:pPr>
+                  <w:r>
+                    <w:t xml:space="preserve">0-75</w:t>
+                  </w:r>
+                </w:p>
+              </w:tc>
+            </w:tr>
           </w:tbl>
-          <w:bookmarkEnd w:id="39"/>
+          <w:bookmarkEnd w:id="40"/>
           <w:p/>
         </w:tc>
       </w:tr>
@@ -3513,7 +4104,7 @@
         </w:rPr>
         <w:t xml:space="preserve"> </w:t>
       </w:r>
-      <w:hyperlink r:id="rId40">
+      <w:hyperlink r:id="rId41">
         <w:r>
           <w:rPr>
             <w:rStyle w:val="Hyperlink"/>
@@ -3523,700 +4114,8 @@
         </w:r>
       </w:hyperlink>
     </w:p>
-    <w:p>
-      <w:r>
-        <w:br w:type="page"/>
-      </w:r>
-    </w:p>
-    <w:p>
-      <w:pPr>
-        <w:pStyle w:val="BodyText"/>
-      </w:pPr>
-      <w:r>
-        <w:t xml:space="preserve">Table 2: Demographic and Lapse Characteristics (Continued)</w:t>
-      </w:r>
-    </w:p>
-    <w:bookmarkStart w:id="41" w:name="demopdf"/>
-    <w:tbl>
-      <w:tblPr>
-        <w:tblStyle w:val="Table"/>
-        <w:tblW w:type="pct" w:w="4878"/>
-        <w:tblLayout w:type="fixed"/>
-        <w:tblLook w:firstRow="1" w:lastRow="0" w:firstColumn="0" w:lastColumn="0" w:noHBand="0" w:noVBand="0" w:val="0020"/>
-      </w:tblPr>
-      <w:tblGrid>
-        <w:gridCol w:w="4636"/>
-        <w:gridCol w:w="482"/>
-        <w:gridCol w:w="676"/>
-        <w:gridCol w:w="579"/>
-        <w:gridCol w:w="579"/>
-        <w:gridCol w:w="772"/>
-      </w:tblGrid>
-      <w:tr>
-        <w:trPr>
-          <w:tblHeader w:val="on"/>
-        </w:trPr>
-        <w:tc>
-          <w:tcPr/>
-          <w:p>
-            <w:pPr>
-              <w:pStyle w:val="Compact"/>
-              <w:jc w:val="left"/>
-            </w:pPr>
-            <w:r>
-              <w:t xml:space="preserve">var</w:t>
-            </w:r>
-          </w:p>
-        </w:tc>
-        <w:tc>
-          <w:tcPr/>
-          <w:p>
-            <w:pPr>
-              <w:pStyle w:val="Compact"/>
-              <w:jc w:val="right"/>
-            </w:pPr>
-            <w:r>
-              <w:t xml:space="preserve">N</w:t>
-            </w:r>
-          </w:p>
-        </w:tc>
-        <w:tc>
-          <w:tcPr/>
-          <w:p>
-            <w:pPr>
-              <w:pStyle w:val="Compact"/>
-              <w:jc w:val="right"/>
-            </w:pPr>
-            <w:r>
-              <w:t xml:space="preserve">%</w:t>
-            </w:r>
-          </w:p>
-        </w:tc>
-        <w:tc>
-          <w:tcPr/>
-          <w:p>
-            <w:pPr>
-              <w:pStyle w:val="Compact"/>
-              <w:jc w:val="left"/>
-            </w:pPr>
-            <w:r>
-              <w:t xml:space="preserve">M</w:t>
-            </w:r>
-          </w:p>
-        </w:tc>
-        <w:tc>
-          <w:tcPr/>
-          <w:p>
-            <w:pPr>
-              <w:pStyle w:val="Compact"/>
-              <w:jc w:val="left"/>
-            </w:pPr>
-            <w:r>
-              <w:t xml:space="preserve">SD</w:t>
-            </w:r>
-          </w:p>
-        </w:tc>
-        <w:tc>
-          <w:tcPr/>
-          <w:p>
-            <w:pPr>
-              <w:pStyle w:val="Compact"/>
-              <w:jc w:val="left"/>
-            </w:pPr>
-            <w:r>
-              <w:t xml:space="preserve">Range</w:t>
-            </w:r>
-          </w:p>
-        </w:tc>
-      </w:tr>
-      <w:tr>
-        <w:tc>
-          <w:tcPr/>
-          <w:p>
-            <w:pPr>
-              <w:pStyle w:val="Compact"/>
-              <w:jc w:val="left"/>
-            </w:pPr>
-            <w:r>
-              <w:t xml:space="preserve">Married</w:t>
-            </w:r>
-          </w:p>
-        </w:tc>
-        <w:tc>
-          <w:tcPr/>
-          <w:p>
-            <w:pPr>
-              <w:pStyle w:val="Compact"/>
-              <w:jc w:val="right"/>
-            </w:pPr>
-            <w:r>
-              <w:t xml:space="preserve">32</w:t>
-            </w:r>
-          </w:p>
-        </w:tc>
-        <w:tc>
-          <w:tcPr/>
-          <w:p>
-            <w:pPr>
-              <w:pStyle w:val="Compact"/>
-              <w:jc w:val="right"/>
-            </w:pPr>
-            <w:r>
-              <w:t xml:space="preserve">21.2</w:t>
-            </w:r>
-          </w:p>
-        </w:tc>
-        <w:tc>
-          <w:tcPr/>
-          <w:p>
-            <w:pPr>
-              <w:pStyle w:val="Compact"/>
-            </w:pPr>
-          </w:p>
-        </w:tc>
-        <w:tc>
-          <w:tcPr/>
-          <w:p>
-            <w:pPr>
-              <w:pStyle w:val="Compact"/>
-            </w:pPr>
-          </w:p>
-        </w:tc>
-        <w:tc>
-          <w:tcPr/>
-          <w:p>
-            <w:pPr>
-              <w:pStyle w:val="Compact"/>
-            </w:pPr>
-          </w:p>
-        </w:tc>
-      </w:tr>
-      <w:tr>
-        <w:tc>
-          <w:tcPr/>
-          <w:p>
-            <w:pPr>
-              <w:pStyle w:val="Compact"/>
-              <w:jc w:val="left"/>
-            </w:pPr>
-            <w:r>
-              <w:t xml:space="preserve">Divorced</w:t>
-            </w:r>
-          </w:p>
-        </w:tc>
-        <w:tc>
-          <w:tcPr/>
-          <w:p>
-            <w:pPr>
-              <w:pStyle w:val="Compact"/>
-              <w:jc w:val="right"/>
-            </w:pPr>
-            <w:r>
-              <w:t xml:space="preserve">45</w:t>
-            </w:r>
-          </w:p>
-        </w:tc>
-        <w:tc>
-          <w:tcPr/>
-          <w:p>
-            <w:pPr>
-              <w:pStyle w:val="Compact"/>
-              <w:jc w:val="right"/>
-            </w:pPr>
-            <w:r>
-              <w:t xml:space="preserve">29.8</w:t>
-            </w:r>
-          </w:p>
-        </w:tc>
-        <w:tc>
-          <w:tcPr/>
-          <w:p>
-            <w:pPr>
-              <w:pStyle w:val="Compact"/>
-            </w:pPr>
-          </w:p>
-        </w:tc>
-        <w:tc>
-          <w:tcPr/>
-          <w:p>
-            <w:pPr>
-              <w:pStyle w:val="Compact"/>
-            </w:pPr>
-          </w:p>
-        </w:tc>
-        <w:tc>
-          <w:tcPr/>
-          <w:p>
-            <w:pPr>
-              <w:pStyle w:val="Compact"/>
-            </w:pPr>
-          </w:p>
-        </w:tc>
-      </w:tr>
-      <w:tr>
-        <w:tc>
-          <w:tcPr/>
-          <w:p>
-            <w:pPr>
-              <w:pStyle w:val="Compact"/>
-              <w:jc w:val="left"/>
-            </w:pPr>
-            <w:r>
-              <w:t xml:space="preserve">Separated</w:t>
-            </w:r>
-          </w:p>
-        </w:tc>
-        <w:tc>
-          <w:tcPr/>
-          <w:p>
-            <w:pPr>
-              <w:pStyle w:val="Compact"/>
-              <w:jc w:val="right"/>
-            </w:pPr>
-            <w:r>
-              <w:t xml:space="preserve">5</w:t>
-            </w:r>
-          </w:p>
-        </w:tc>
-        <w:tc>
-          <w:tcPr/>
-          <w:p>
-            <w:pPr>
-              <w:pStyle w:val="Compact"/>
-              <w:jc w:val="right"/>
-            </w:pPr>
-            <w:r>
-              <w:t xml:space="preserve">3.3</w:t>
-            </w:r>
-          </w:p>
-        </w:tc>
-        <w:tc>
-          <w:tcPr/>
-          <w:p>
-            <w:pPr>
-              <w:pStyle w:val="Compact"/>
-            </w:pPr>
-          </w:p>
-        </w:tc>
-        <w:tc>
-          <w:tcPr/>
-          <w:p>
-            <w:pPr>
-              <w:pStyle w:val="Compact"/>
-            </w:pPr>
-          </w:p>
-        </w:tc>
-        <w:tc>
-          <w:tcPr/>
-          <w:p>
-            <w:pPr>
-              <w:pStyle w:val="Compact"/>
-            </w:pPr>
-          </w:p>
-        </w:tc>
-      </w:tr>
-      <w:tr>
-        <w:tc>
-          <w:tcPr/>
-          <w:p>
-            <w:pPr>
-              <w:pStyle w:val="Compact"/>
-              <w:jc w:val="left"/>
-            </w:pPr>
-            <w:r>
-              <w:t xml:space="preserve">Widowed</w:t>
-            </w:r>
-          </w:p>
-        </w:tc>
-        <w:tc>
-          <w:tcPr/>
-          <w:p>
-            <w:pPr>
-              <w:pStyle w:val="Compact"/>
-              <w:jc w:val="right"/>
-            </w:pPr>
-            <w:r>
-              <w:t xml:space="preserve">2</w:t>
-            </w:r>
-          </w:p>
-        </w:tc>
-        <w:tc>
-          <w:tcPr/>
-          <w:p>
-            <w:pPr>
-              <w:pStyle w:val="Compact"/>
-              <w:jc w:val="right"/>
-            </w:pPr>
-            <w:r>
-              <w:t xml:space="preserve">1.3</w:t>
-            </w:r>
-          </w:p>
-        </w:tc>
-        <w:tc>
-          <w:tcPr/>
-          <w:p>
-            <w:pPr>
-              <w:pStyle w:val="Compact"/>
-            </w:pPr>
-          </w:p>
-        </w:tc>
-        <w:tc>
-          <w:tcPr/>
-          <w:p>
-            <w:pPr>
-              <w:pStyle w:val="Compact"/>
-            </w:pPr>
-          </w:p>
-        </w:tc>
-        <w:tc>
-          <w:tcPr/>
-          <w:p>
-            <w:pPr>
-              <w:pStyle w:val="Compact"/>
-            </w:pPr>
-          </w:p>
-        </w:tc>
-      </w:tr>
-      <w:tr>
-        <w:tc>
-          <w:tcPr/>
-          <w:p>
-            <w:pPr>
-              <w:pStyle w:val="Compact"/>
-              <w:jc w:val="left"/>
-            </w:pPr>
-            <w:r>
-              <w:t xml:space="preserve">DSM-5 AUD Symptom Count</w:t>
-            </w:r>
-          </w:p>
-        </w:tc>
-        <w:tc>
-          <w:tcPr/>
-          <w:p>
-            <w:pPr>
-              <w:pStyle w:val="Compact"/>
-            </w:pPr>
-          </w:p>
-        </w:tc>
-        <w:tc>
-          <w:tcPr/>
-          <w:p>
-            <w:pPr>
-              <w:pStyle w:val="Compact"/>
-            </w:pPr>
-          </w:p>
-        </w:tc>
-        <w:tc>
-          <w:tcPr/>
-          <w:p>
-            <w:pPr>
-              <w:pStyle w:val="Compact"/>
-              <w:jc w:val="left"/>
-            </w:pPr>
-            <w:r>
-              <w:t xml:space="preserve">8.9</w:t>
-            </w:r>
-          </w:p>
-        </w:tc>
-        <w:tc>
-          <w:tcPr/>
-          <w:p>
-            <w:pPr>
-              <w:pStyle w:val="Compact"/>
-              <w:jc w:val="left"/>
-            </w:pPr>
-            <w:r>
-              <w:t xml:space="preserve">1.9</w:t>
-            </w:r>
-          </w:p>
-        </w:tc>
-        <w:tc>
-          <w:tcPr/>
-          <w:p>
-            <w:pPr>
-              <w:pStyle w:val="Compact"/>
-              <w:jc w:val="left"/>
-            </w:pPr>
-            <w:r>
-              <w:t xml:space="preserve">4-11</w:t>
-            </w:r>
-          </w:p>
-        </w:tc>
-      </w:tr>
-      <w:tr>
-        <w:tc>
-          <w:tcPr/>
-          <w:p>
-            <w:pPr>
-              <w:pStyle w:val="Compact"/>
-              <w:jc w:val="left"/>
-            </w:pPr>
-            <w:r>
-              <w:t xml:space="preserve">Reported 1 or More Lapse During Study Period</w:t>
-            </w:r>
-          </w:p>
-        </w:tc>
-        <w:tc>
-          <w:tcPr/>
-          <w:p>
-            <w:pPr>
-              <w:pStyle w:val="Compact"/>
-            </w:pPr>
-          </w:p>
-        </w:tc>
-        <w:tc>
-          <w:tcPr/>
-          <w:p>
-            <w:pPr>
-              <w:pStyle w:val="Compact"/>
-            </w:pPr>
-          </w:p>
-        </w:tc>
-        <w:tc>
-          <w:tcPr/>
-          <w:p>
-            <w:pPr>
-              <w:pStyle w:val="Compact"/>
-            </w:pPr>
-          </w:p>
-        </w:tc>
-        <w:tc>
-          <w:tcPr/>
-          <w:p>
-            <w:pPr>
-              <w:pStyle w:val="Compact"/>
-            </w:pPr>
-          </w:p>
-        </w:tc>
-        <w:tc>
-          <w:tcPr/>
-          <w:p>
-            <w:pPr>
-              <w:pStyle w:val="Compact"/>
-            </w:pPr>
-          </w:p>
-        </w:tc>
-      </w:tr>
-      <w:tr>
-        <w:tc>
-          <w:tcPr/>
-          <w:p>
-            <w:pPr>
-              <w:pStyle w:val="Compact"/>
-              <w:jc w:val="left"/>
-            </w:pPr>
-            <w:r>
-              <w:t xml:space="preserve">Yes</w:t>
-            </w:r>
-          </w:p>
-        </w:tc>
-        <w:tc>
-          <w:tcPr/>
-          <w:p>
-            <w:pPr>
-              <w:pStyle w:val="Compact"/>
-              <w:jc w:val="right"/>
-            </w:pPr>
-            <w:r>
-              <w:t xml:space="preserve">84</w:t>
-            </w:r>
-          </w:p>
-        </w:tc>
-        <w:tc>
-          <w:tcPr/>
-          <w:p>
-            <w:pPr>
-              <w:pStyle w:val="Compact"/>
-              <w:jc w:val="right"/>
-            </w:pPr>
-            <w:r>
-              <w:t xml:space="preserve">55.6</w:t>
-            </w:r>
-          </w:p>
-        </w:tc>
-        <w:tc>
-          <w:tcPr/>
-          <w:p>
-            <w:pPr>
-              <w:pStyle w:val="Compact"/>
-            </w:pPr>
-          </w:p>
-        </w:tc>
-        <w:tc>
-          <w:tcPr/>
-          <w:p>
-            <w:pPr>
-              <w:pStyle w:val="Compact"/>
-            </w:pPr>
-          </w:p>
-        </w:tc>
-        <w:tc>
-          <w:tcPr/>
-          <w:p>
-            <w:pPr>
-              <w:pStyle w:val="Compact"/>
-            </w:pPr>
-          </w:p>
-        </w:tc>
-      </w:tr>
-      <w:tr>
-        <w:tc>
-          <w:tcPr/>
-          <w:p>
-            <w:pPr>
-              <w:pStyle w:val="Compact"/>
-              <w:jc w:val="left"/>
-            </w:pPr>
-            <w:r>
-              <w:t xml:space="preserve">No</w:t>
-            </w:r>
-          </w:p>
-        </w:tc>
-        <w:tc>
-          <w:tcPr/>
-          <w:p>
-            <w:pPr>
-              <w:pStyle w:val="Compact"/>
-              <w:jc w:val="right"/>
-            </w:pPr>
-            <w:r>
-              <w:t xml:space="preserve">67</w:t>
-            </w:r>
-          </w:p>
-        </w:tc>
-        <w:tc>
-          <w:tcPr/>
-          <w:p>
-            <w:pPr>
-              <w:pStyle w:val="Compact"/>
-              <w:jc w:val="right"/>
-            </w:pPr>
-            <w:r>
-              <w:t xml:space="preserve">44.4</w:t>
-            </w:r>
-          </w:p>
-        </w:tc>
-        <w:tc>
-          <w:tcPr/>
-          <w:p>
-            <w:pPr>
-              <w:pStyle w:val="Compact"/>
-            </w:pPr>
-          </w:p>
-        </w:tc>
-        <w:tc>
-          <w:tcPr/>
-          <w:p>
-            <w:pPr>
-              <w:pStyle w:val="Compact"/>
-            </w:pPr>
-          </w:p>
-        </w:tc>
-        <w:tc>
-          <w:tcPr/>
-          <w:p>
-            <w:pPr>
-              <w:pStyle w:val="Compact"/>
-            </w:pPr>
-          </w:p>
-        </w:tc>
-      </w:tr>
-      <w:tr>
-        <w:tc>
-          <w:tcPr/>
-          <w:p>
-            <w:pPr>
-              <w:pStyle w:val="Compact"/>
-              <w:jc w:val="left"/>
-            </w:pPr>
-            <w:r>
-              <w:t xml:space="preserve">Number of reported lapses</w:t>
-            </w:r>
-          </w:p>
-        </w:tc>
-        <w:tc>
-          <w:tcPr/>
-          <w:p>
-            <w:pPr>
-              <w:pStyle w:val="Compact"/>
-            </w:pPr>
-          </w:p>
-        </w:tc>
-        <w:tc>
-          <w:tcPr/>
-          <w:p>
-            <w:pPr>
-              <w:pStyle w:val="Compact"/>
-            </w:pPr>
-          </w:p>
-        </w:tc>
-        <w:tc>
-          <w:tcPr/>
-          <w:p>
-            <w:pPr>
-              <w:pStyle w:val="Compact"/>
-              <w:jc w:val="left"/>
-            </w:pPr>
-            <w:r>
-              <w:t xml:space="preserve">6.8</w:t>
-            </w:r>
-          </w:p>
-        </w:tc>
-        <w:tc>
-          <w:tcPr/>
-          <w:p>
-            <w:pPr>
-              <w:pStyle w:val="Compact"/>
-              <w:jc w:val="left"/>
-            </w:pPr>
-            <w:r>
-              <w:t xml:space="preserve">12</w:t>
-            </w:r>
-          </w:p>
-        </w:tc>
-        <w:tc>
-          <w:tcPr/>
-          <w:p>
-            <w:pPr>
-              <w:pStyle w:val="Compact"/>
-              <w:jc w:val="left"/>
-            </w:pPr>
-            <w:r>
-              <w:t xml:space="preserve">0-75</w:t>
-            </w:r>
-          </w:p>
-        </w:tc>
-      </w:tr>
-    </w:tbl>
-    <w:bookmarkEnd w:id="41"/>
-    <w:p>
-      <w:pPr>
-        <w:pStyle w:val="BodyText"/>
-      </w:pPr>
-      <w:r>
-        <w:rPr>
-          <w:vertAlign w:val="subscript"/>
-        </w:rPr>
-        <w:t xml:space="preserve">Source:</w:t>
-      </w:r>
-      <w:r>
-        <w:rPr>
-          <w:vertAlign w:val="subscript"/>
-        </w:rPr>
-        <w:t xml:space="preserve"> </w:t>
-      </w:r>
-      <w:hyperlink r:id="rId42">
-        <w:r>
-          <w:rPr>
-            <w:rStyle w:val="Hyperlink"/>
-            <w:vertAlign w:val="subscript"/>
-          </w:rPr>
-          <w:t xml:space="preserve">Make All Tables for Main Manuscript</w:t>
-        </w:r>
-      </w:hyperlink>
-    </w:p>
-    <w:bookmarkEnd w:id="43"/>
-    <w:bookmarkStart w:id="49" w:name="model-evaluation-1"/>
+    <w:bookmarkEnd w:id="42"/>
+    <w:bookmarkStart w:id="48" w:name="model-evaluation-1"/>
     <w:p>
       <w:pPr>
         <w:pStyle w:val="Heading3"/>
@@ -4271,7 +4170,7 @@
       <w:tr>
         <w:tc>
           <w:tcPr/>
-          <w:bookmarkStart w:id="47" w:name="fig-auroc"/>
+          <w:bookmarkStart w:id="46" w:name="fig-auroc"/>
           <w:p>
             <w:pPr>
               <w:pStyle w:val="Compact"/>
@@ -4282,18 +4181,18 @@
                 <wp:inline>
                   <wp:extent cx="5334000" cy="3810000"/>
                   <wp:effectExtent b="0" l="0" r="0" t="0"/>
-                  <wp:docPr descr="" title="" id="45" name="Picture"/>
+                  <wp:docPr descr="" title="" id="44" name="Picture"/>
                   <a:graphic>
                     <a:graphicData uri="http://schemas.openxmlformats.org/drawingml/2006/picture">
                       <pic:pic>
                         <pic:nvPicPr>
-                          <pic:cNvPr descr="index_files/figure-docx/notebooks-mak_figures-fig-auroc-output-1.png" id="46" name="Picture"/>
+                          <pic:cNvPr descr="index_files/figure-docx/notebooks-mak_figures-fig-auroc-output-1.png" id="45" name="Picture"/>
                           <pic:cNvPicPr>
                             <a:picLocks noChangeArrowheads="1" noChangeAspect="1"/>
                           </pic:cNvPicPr>
                         </pic:nvPicPr>
                         <pic:blipFill>
-                          <a:blip r:embed="rId44"/>
+                          <a:blip r:embed="rId43"/>
                           <a:stretch>
                             <a:fillRect/>
                           </a:stretch>
@@ -4333,7 +4232,7 @@
               <w:t xml:space="preserve">Figure 1: Posterior probability for auROC and Bayesian credible intervals by model. Dashed line indicates a model performing at chance.</w:t>
             </w:r>
           </w:p>
-          <w:bookmarkEnd w:id="47"/>
+          <w:bookmarkEnd w:id="46"/>
         </w:tc>
       </w:tr>
     </w:tbl>
@@ -4353,7 +4252,7 @@
         </w:rPr>
         <w:t xml:space="preserve"> </w:t>
       </w:r>
-      <w:hyperlink r:id="rId48">
+      <w:hyperlink r:id="rId47">
         <w:r>
           <w:rPr>
             <w:rStyle w:val="Hyperlink"/>
@@ -4363,23 +4262,41 @@
         </w:r>
       </w:hyperlink>
     </w:p>
+    <w:bookmarkEnd w:id="48"/>
+    <w:bookmarkStart w:id="51" w:name="model-comparisons-1"/>
+    <w:p>
+      <w:pPr>
+        <w:pStyle w:val="Heading3"/>
+      </w:pPr>
+      <w:r>
+        <w:t xml:space="preserve">Model Comparisons</w:t>
+      </w:r>
+    </w:p>
+    <w:bookmarkStart w:id="49" w:name="baseline-contrasts"/>
+    <w:p>
+      <w:pPr>
+        <w:pStyle w:val="Heading4"/>
+      </w:pPr>
+      <w:r>
+        <w:t xml:space="preserve">Baseline Contrasts</w:t>
+      </w:r>
+    </w:p>
+    <w:p>
+      <w:pPr>
+        <w:pStyle w:val="FirstParagraph"/>
+      </w:pPr>
+      <w:r>
+        <w:t xml:space="preserve">The median decrease in auROC for the baseline vs. 24 hour lag model was 0.007 (95% CI=[0.001-0.012]), yielding a significant probability of 0.977 that the lagged model had worse performance. The median decrease in auROC for the baseline vs. 72 hour model was 0.018 (95% CI=[0.012-0.024]), yielding a significant probability of 1.000 that the lagged model had worse performance. The median increase in auROC for the baseline vs. 168 hour lag model was 0.022 (95% CI=[0.016-0.028]), yielding a significant probability of 1.000 that the lagged model had worse performance. The median increase in auROC for the baseline vs. 336 hour lag model was 0.043 (95% CI=[0.036-0.051]), yielding a significant probability of 1.000 that the lagged model had worse performance.</w:t>
+      </w:r>
+    </w:p>
     <w:bookmarkEnd w:id="49"/>
-    <w:bookmarkStart w:id="52" w:name="model-comparisons-1"/>
-    <w:p>
-      <w:pPr>
-        <w:pStyle w:val="Heading3"/>
-      </w:pPr>
-      <w:r>
-        <w:t xml:space="preserve">Model Comparisons</w:t>
-      </w:r>
-    </w:p>
-    <w:bookmarkStart w:id="50" w:name="baseline-contrasts"/>
+    <w:bookmarkStart w:id="50" w:name="adjacent-contrasts"/>
     <w:p>
       <w:pPr>
         <w:pStyle w:val="Heading4"/>
       </w:pPr>
       <w:r>
-        <w:t xml:space="preserve">Baseline Contrasts</w:t>
+        <w:t xml:space="preserve">Adjacent Contrasts</w:t>
       </w:r>
     </w:p>
     <w:p>
@@ -4387,30 +4304,12 @@
         <w:pStyle w:val="FirstParagraph"/>
       </w:pPr>
       <w:r>
-        <w:t xml:space="preserve">The median decrease in auROC for the baseline vs. 24 hour lag model was 0.007 (95% CI=[0.001-0.012]), yielding a significant probability of 0.977 that the lagged model had worse performance. The median decrease in auROC for the baseline vs. 72 hour model was 0.018 (95% CI=[0.012-0.024]), yielding a significant probability of 1.000 that the lagged model had worse performance. The median increase in auROC for the baseline vs. 168 hour lag model was 0.022 (95% CI=[0.016-0.028]), yielding a significant probability of 1.000 that the lagged model had worse performance. The median increase in auROC for the baseline vs. 336 hour lag model was 0.043 (95% CI=[0.036-0.051]), yielding a significant probability of 1.000 that the lagged model had worse performance.</w:t>
+        <w:t xml:space="preserve">The median decrease in auROC for the 24 hour vs. 72 hour lag model was 0.012 (95% CI=[0.006-0.018]), yielding a significant probability of 1.000 that the 72 hour lag model had worse performance than the 24 hour lag model. The median decrease in auROC for the 72 hour vs. 168 hour lag model was 0.004 (95% CI=[-0.002-0.010]), yielding a non-significant probability of 0.840 that the 168 hour lag model had worse performance than the 72 hour lag model. The median decrease in auROC for the 168 hour vs. 336 hour lag model was 0.021 (95% CI=[0.014-0.028]), yielding a significant probability of 1.000 that the 336 hour lag model had worse performance than the 168 hour lag model.</w:t>
       </w:r>
     </w:p>
     <w:bookmarkEnd w:id="50"/>
-    <w:bookmarkStart w:id="51" w:name="adjacent-contrasts"/>
-    <w:p>
-      <w:pPr>
-        <w:pStyle w:val="Heading4"/>
-      </w:pPr>
-      <w:r>
-        <w:t xml:space="preserve">Adjacent Contrasts</w:t>
-      </w:r>
-    </w:p>
-    <w:p>
-      <w:pPr>
-        <w:pStyle w:val="FirstParagraph"/>
-      </w:pPr>
-      <w:r>
-        <w:t xml:space="preserve">The median decrease in auROC for the 24 hour vs. 72 hour lag model was 0.012 (95% CI=[0.006-0.018]), yielding a significant probability of 1.000 that the 72 hour lag model had worse performance than the 24 hour lag model. The median decrease in auROC for the 72 hour vs. 168 hour lag model was 0.004 (95% CI=[-0.002-0.010]), yielding a non-significant probability of 0.840 that the 168 hour lag model had worse performance than the 72 hour lag model. The median decrease in auROC for the 168 hour vs. 336 hour lag model was 0.021 (95% CI=[0.014-0.028]), yielding a significant probability of 1.000 that the 336 hour lag model had worse performance than the 168 hour lag model.</w:t>
-      </w:r>
-    </w:p>
     <w:bookmarkEnd w:id="51"/>
-    <w:bookmarkEnd w:id="52"/>
-    <w:bookmarkStart w:id="58" w:name="fairness-benchmarks-1"/>
+    <w:bookmarkStart w:id="57" w:name="fairness-benchmarks-1"/>
     <w:p>
       <w:pPr>
         <w:pStyle w:val="Heading3"/>
@@ -4435,7 +4334,7 @@
         <w:t xml:space="preserve"> </w:t>
       </w:r>
       <w:r>
-        <w:t xml:space="preserve">shows the difference in performance of each model by demographic group. All group comparisons for race, sex, and income were significant (probability &gt; .95) across models. On average there was a median increase in auROC for white participants compared to participants who were not white of 0.159 (range 0.107-0.179). On average there was a median increase in auROC for male participants compared to female participants of 0.080 (range 0.059-0.116). On average there was a median increase in auROC for participants above the federal poverty line compared to participants below the federal poverty line of 0.092 (range 0.086-0.133).</w:t>
+        <w:t xml:space="preserve">shows the difference in performance of each model by demographic group. All group comparisons for race, sex at birth, and income were significant (probability &gt; .95) across models. On average there was a median increase in auROC for white participants compared to participants who were not white of 0.159 (range 0.107-0.179). On average there was a median increase in auROC for male participants compared to female participants of 0.080 (range 0.059-0.116). On average there was a median increase in auROC for participants above the federal poverty line compared to participants below the federal poverty line of 0.092 (range 0.086-0.133). A table of model performance for each demographic group separately by model can be found in the supplement.</w:t>
       </w:r>
     </w:p>
     <w:tbl>
@@ -4451,7 +4350,7 @@
       <w:tr>
         <w:tc>
           <w:tcPr/>
-          <w:bookmarkStart w:id="56" w:name="fig-fairness"/>
+          <w:bookmarkStart w:id="55" w:name="fig-fairness"/>
           <w:p>
             <w:pPr>
               <w:pStyle w:val="Compact"/>
@@ -4462,18 +4361,18 @@
                 <wp:inline>
                   <wp:extent cx="5334000" cy="3333749"/>
                   <wp:effectExtent b="0" l="0" r="0" t="0"/>
-                  <wp:docPr descr="" title="" id="54" name="Picture"/>
+                  <wp:docPr descr="" title="" id="53" name="Picture"/>
                   <a:graphic>
                     <a:graphicData uri="http://schemas.openxmlformats.org/drawingml/2006/picture">
                       <pic:pic>
                         <pic:nvPicPr>
-                          <pic:cNvPr descr="index_files/figure-docx/notebooks-mak_figures-fig-fairness-output-1.png" id="55" name="Picture"/>
+                          <pic:cNvPr descr="index_files/figure-docx/notebooks-mak_figures-fig-fairness-output-1.png" id="54" name="Picture"/>
                           <pic:cNvPicPr>
                             <a:picLocks noChangeArrowheads="1" noChangeAspect="1"/>
                           </pic:cNvPicPr>
                         </pic:nvPicPr>
                         <pic:blipFill>
-                          <a:blip r:embed="rId53"/>
+                          <a:blip r:embed="rId52"/>
                           <a:stretch>
                             <a:fillRect/>
                           </a:stretch>
@@ -4513,7 +4412,7 @@
               <w:t xml:space="preserve">Figure 2: Difference in auROCs by demographic group</w:t>
             </w:r>
           </w:p>
-          <w:bookmarkEnd w:id="56"/>
+          <w:bookmarkEnd w:id="55"/>
         </w:tc>
       </w:tr>
     </w:tbl>
@@ -4533,7 +4432,7 @@
         </w:rPr>
         <w:t xml:space="preserve"> </w:t>
       </w:r>
-      <w:hyperlink r:id="rId57">
+      <w:hyperlink r:id="rId56">
         <w:r>
           <w:rPr>
             <w:rStyle w:val="Hyperlink"/>
@@ -4543,19 +4442,19 @@
         </w:r>
       </w:hyperlink>
     </w:p>
+    <w:bookmarkEnd w:id="57"/>
+    <w:bookmarkStart w:id="58" w:name="feature-importance-1"/>
+    <w:p>
+      <w:pPr>
+        <w:pStyle w:val="Heading3"/>
+      </w:pPr>
+      <w:r>
+        <w:t xml:space="preserve">Feature Importance</w:t>
+      </w:r>
+    </w:p>
     <w:bookmarkEnd w:id="58"/>
-    <w:bookmarkStart w:id="59" w:name="feature-importance-1"/>
-    <w:p>
-      <w:pPr>
-        <w:pStyle w:val="Heading3"/>
-      </w:pPr>
-      <w:r>
-        <w:t xml:space="preserve">Feature Importance</w:t>
-      </w:r>
-    </w:p>
     <w:bookmarkEnd w:id="59"/>
-    <w:bookmarkEnd w:id="60"/>
-    <w:bookmarkStart w:id="61" w:name="discussion"/>
+    <w:bookmarkStart w:id="60" w:name="discussion"/>
     <w:p>
       <w:pPr>
         <w:pStyle w:val="Heading2"/>
@@ -4597,8 +4496,19 @@
         <w:t xml:space="preserve">Improving model performance for unprivileged classes. Considering other important classes for SUD, such as geographic location, Improving diversity of training data</w:t>
       </w:r>
     </w:p>
-    <w:bookmarkEnd w:id="61"/>
-    <w:bookmarkStart w:id="100" w:name="references"/>
+    <w:p>
+      <w:pPr>
+        <w:numPr>
+          <w:ilvl w:val="0"/>
+          <w:numId w:val="1003"/>
+        </w:numPr>
+      </w:pPr>
+      <w:r>
+        <w:t xml:space="preserve">Performance discrepancies sets up fairness methods paper. How can we improve these discrepancies? Mention in discussion as current future direction</w:t>
+      </w:r>
+    </w:p>
+    <w:bookmarkEnd w:id="60"/>
+    <w:bookmarkStart w:id="99" w:name="references"/>
     <w:p>
       <w:pPr>
         <w:pStyle w:val="Heading2"/>
@@ -4607,8 +4517,8 @@
         <w:t xml:space="preserve">References</w:t>
       </w:r>
     </w:p>
-    <w:bookmarkStart w:id="99" w:name="refs"/>
-    <w:bookmarkStart w:id="63" w:name="ref-baeMobilePhoneSensors2018"/>
+    <w:bookmarkStart w:id="98" w:name="refs"/>
+    <w:bookmarkStart w:id="62" w:name="ref-baeMobilePhoneSensors2018"/>
     <w:p>
       <w:pPr>
         <w:pStyle w:val="Bibliography"/>
@@ -4653,7 +4563,7 @@
       <w:r>
         <w:t xml:space="preserve"> </w:t>
       </w:r>
-      <w:hyperlink r:id="rId62">
+      <w:hyperlink r:id="rId61">
         <w:r>
           <w:rPr>
             <w:rStyle w:val="Hyperlink"/>
@@ -4665,8 +4575,8 @@
         <w:t xml:space="preserve">.</w:t>
       </w:r>
     </w:p>
-    <w:bookmarkEnd w:id="63"/>
-    <w:bookmarkStart w:id="65" w:name="ref-chtc"/>
+    <w:bookmarkEnd w:id="62"/>
+    <w:bookmarkStart w:id="64" w:name="ref-chtc"/>
     <w:p>
       <w:pPr>
         <w:pStyle w:val="Bibliography"/>
@@ -4689,7 +4599,7 @@
       <w:r>
         <w:t xml:space="preserve"> </w:t>
       </w:r>
-      <w:hyperlink r:id="rId64">
+      <w:hyperlink r:id="rId63">
         <w:r>
           <w:rPr>
             <w:rStyle w:val="Hyperlink"/>
@@ -4701,8 +4611,8 @@
         <w:t xml:space="preserve">.</w:t>
       </w:r>
     </w:p>
-    <w:bookmarkEnd w:id="65"/>
-    <w:bookmarkStart w:id="67" w:name="ref-chihPredictiveModelingAddiction2014"/>
+    <w:bookmarkEnd w:id="64"/>
+    <w:bookmarkStart w:id="66" w:name="ref-chihPredictiveModelingAddiction2014"/>
     <w:p>
       <w:pPr>
         <w:pStyle w:val="Bibliography"/>
@@ -4735,7 +4645,7 @@
       <w:r>
         <w:t xml:space="preserve"> </w:t>
       </w:r>
-      <w:hyperlink r:id="rId66">
+      <w:hyperlink r:id="rId65">
         <w:r>
           <w:rPr>
             <w:rStyle w:val="Hyperlink"/>
@@ -4747,8 +4657,8 @@
         <w:t xml:space="preserve">.</w:t>
       </w:r>
     </w:p>
-    <w:bookmarkEnd w:id="67"/>
-    <w:bookmarkStart w:id="69" w:name="ref-derubeisHistoryCurrentStatus2019"/>
+    <w:bookmarkEnd w:id="66"/>
+    <w:bookmarkStart w:id="68" w:name="ref-derubeisHistoryCurrentStatus2019"/>
     <w:p>
       <w:pPr>
         <w:pStyle w:val="Bibliography"/>
@@ -4781,7 +4691,7 @@
       <w:r>
         <w:t xml:space="preserve"> </w:t>
       </w:r>
-      <w:hyperlink r:id="rId68">
+      <w:hyperlink r:id="rId67">
         <w:r>
           <w:rPr>
             <w:rStyle w:val="Hyperlink"/>
@@ -4793,8 +4703,8 @@
         <w:t xml:space="preserve">.</w:t>
       </w:r>
     </w:p>
-    <w:bookmarkEnd w:id="69"/>
-    <w:bookmarkStart w:id="71" w:name="Xa203ab3abd150ead1a7854a9fa5726c8a273f52"/>
+    <w:bookmarkEnd w:id="68"/>
+    <w:bookmarkStart w:id="70" w:name="Xa203ab3abd150ead1a7854a9fa5726c8a273f52"/>
     <w:p>
       <w:pPr>
         <w:pStyle w:val="Bibliography"/>
@@ -4839,7 +4749,7 @@
       <w:r>
         <w:t xml:space="preserve"> </w:t>
       </w:r>
-      <w:hyperlink r:id="rId70">
+      <w:hyperlink r:id="rId69">
         <w:r>
           <w:rPr>
             <w:rStyle w:val="Hyperlink"/>
@@ -4851,8 +4761,8 @@
         <w:t xml:space="preserve">.</w:t>
       </w:r>
     </w:p>
-    <w:bookmarkEnd w:id="71"/>
-    <w:bookmarkStart w:id="72" w:name="ref-hsiehSampleSizeTables1989"/>
+    <w:bookmarkEnd w:id="70"/>
+    <w:bookmarkStart w:id="71" w:name="ref-hsiehSampleSizeTables1989"/>
     <w:p>
       <w:pPr>
         <w:pStyle w:val="Bibliography"/>
@@ -4883,8 +4793,8 @@
         <w:t xml:space="preserve">8: 795–802.</w:t>
       </w:r>
     </w:p>
-    <w:bookmarkEnd w:id="72"/>
-    <w:bookmarkStart w:id="74" w:name="ref-kilaruIncidenceTreatmentOpioid2020"/>
+    <w:bookmarkEnd w:id="71"/>
+    <w:bookmarkStart w:id="73" w:name="ref-kilaruIncidenceTreatmentOpioid2020"/>
     <w:p>
       <w:pPr>
         <w:pStyle w:val="Bibliography"/>
@@ -4950,7 +4860,7 @@
       <w:r>
         <w:t xml:space="preserve"> </w:t>
       </w:r>
-      <w:hyperlink r:id="rId73">
+      <w:hyperlink r:id="rId72">
         <w:r>
           <w:rPr>
             <w:rStyle w:val="Hyperlink"/>
@@ -4962,8 +4872,8 @@
         <w:t xml:space="preserve">.</w:t>
       </w:r>
     </w:p>
-    <w:bookmarkEnd w:id="74"/>
-    <w:bookmarkStart w:id="76" w:name="ref-kuhnAppliedPredictiveModeling2018"/>
+    <w:bookmarkEnd w:id="73"/>
+    <w:bookmarkStart w:id="75" w:name="ref-kuhnAppliedPredictiveModeling2018"/>
     <w:p>
       <w:pPr>
         <w:pStyle w:val="Bibliography"/>
@@ -5001,7 +4911,7 @@
       <w:r>
         <w:t xml:space="preserve"> </w:t>
       </w:r>
-      <w:hyperlink r:id="rId75">
+      <w:hyperlink r:id="rId74">
         <w:r>
           <w:rPr>
             <w:rStyle w:val="Hyperlink"/>
@@ -5013,24 +4923,24 @@
         <w:t xml:space="preserve">.</w:t>
       </w:r>
     </w:p>
+    <w:bookmarkEnd w:id="75"/>
+    <w:bookmarkStart w:id="76" w:name="ref-kuhnTidymodelsCollectionPackages2020"/>
+    <w:p>
+      <w:pPr>
+        <w:pStyle w:val="Bibliography"/>
+      </w:pPr>
+      <w:r>
+        <w:t xml:space="preserve">Kuhn, Max, and Hadley Wickham. 2020.</w:t>
+      </w:r>
+      <w:r>
+        <w:t xml:space="preserve"> </w:t>
+      </w:r>
+      <w:r>
+        <w:t xml:space="preserve">“Tidymodels: A Collection of Packages for Modeling and Machine Learning Using Tidyverse Principles.”</w:t>
+      </w:r>
+    </w:p>
     <w:bookmarkEnd w:id="76"/>
-    <w:bookmarkStart w:id="77" w:name="ref-kuhnTidymodelsCollectionPackages2020"/>
-    <w:p>
-      <w:pPr>
-        <w:pStyle w:val="Bibliography"/>
-      </w:pPr>
-      <w:r>
-        <w:t xml:space="preserve">Kuhn, Max, and Hadley Wickham. 2020.</w:t>
-      </w:r>
-      <w:r>
-        <w:t xml:space="preserve"> </w:t>
-      </w:r>
-      <w:r>
-        <w:t xml:space="preserve">“Tidymodels: A Collection of Packages for Modeling and Machine Learning Using Tidyverse Principles.”</w:t>
-      </w:r>
-    </w:p>
-    <w:bookmarkEnd w:id="77"/>
-    <w:bookmarkStart w:id="79" w:name="ref-kullSigmoidsHowObtain2017"/>
+    <w:bookmarkStart w:id="78" w:name="ref-kullSigmoidsHowObtain2017"/>
     <w:p>
       <w:pPr>
         <w:pStyle w:val="Bibliography"/>
@@ -5075,7 +4985,7 @@
       <w:r>
         <w:t xml:space="preserve"> </w:t>
       </w:r>
-      <w:hyperlink r:id="rId78">
+      <w:hyperlink r:id="rId77">
         <w:r>
           <w:rPr>
             <w:rStyle w:val="Hyperlink"/>
@@ -5087,8 +4997,8 @@
         <w:t xml:space="preserve">.</w:t>
       </w:r>
     </w:p>
-    <w:bookmarkEnd w:id="79"/>
-    <w:bookmarkStart w:id="80" w:name="X34be55f2a2ff67a14e7206627bb93b426490c87"/>
+    <w:bookmarkEnd w:id="78"/>
+    <w:bookmarkStart w:id="79" w:name="X34be55f2a2ff67a14e7206627bb93b426490c87"/>
     <w:p>
       <w:pPr>
         <w:pStyle w:val="Bibliography"/>
@@ -5173,8 +5083,8 @@
         <w:t xml:space="preserve">’17. Red Hook, NY, USA: Curran Associates Inc.</w:t>
       </w:r>
     </w:p>
-    <w:bookmarkEnd w:id="80"/>
-    <w:bookmarkStart w:id="81" w:name="X0900e084d2d8751b94683f82b04534ea811d54e"/>
+    <w:bookmarkEnd w:id="79"/>
+    <w:bookmarkStart w:id="80" w:name="X0900e084d2d8751b94683f82b04534ea811d54e"/>
     <w:p>
       <w:pPr>
         <w:pStyle w:val="Bibliography"/>
@@ -5287,8 +5197,8 @@
         <w:t xml:space="preserve">. First edition. New York: The Guilford Press.</w:t>
       </w:r>
     </w:p>
-    <w:bookmarkEnd w:id="81"/>
-    <w:bookmarkStart w:id="83" w:name="ref-olfsonHealthcareCoverageService2022"/>
+    <w:bookmarkEnd w:id="80"/>
+    <w:bookmarkStart w:id="82" w:name="ref-olfsonHealthcareCoverageService2022"/>
     <w:p>
       <w:pPr>
         <w:pStyle w:val="Bibliography"/>
@@ -5321,7 +5231,7 @@
       <w:r>
         <w:t xml:space="preserve"> </w:t>
       </w:r>
-      <w:hyperlink r:id="rId82">
+      <w:hyperlink r:id="rId81">
         <w:r>
           <w:rPr>
             <w:rStyle w:val="Hyperlink"/>
@@ -5333,8 +5243,8 @@
         <w:t xml:space="preserve">.</w:t>
       </w:r>
     </w:p>
-    <w:bookmarkEnd w:id="83"/>
-    <w:bookmarkStart w:id="85" w:name="ref-pinedoCurrentReexaminationRacial2019"/>
+    <w:bookmarkEnd w:id="82"/>
+    <w:bookmarkStart w:id="84" w:name="ref-pinedoCurrentReexaminationRacial2019"/>
     <w:p>
       <w:pPr>
         <w:pStyle w:val="Bibliography"/>
@@ -5379,7 +5289,7 @@
       <w:r>
         <w:t xml:space="preserve"> </w:t>
       </w:r>
-      <w:hyperlink r:id="rId84">
+      <w:hyperlink r:id="rId83">
         <w:r>
           <w:rPr>
             <w:rStyle w:val="Hyperlink"/>
@@ -5391,8 +5301,8 @@
         <w:t xml:space="preserve">.</w:t>
       </w:r>
     </w:p>
-    <w:bookmarkEnd w:id="85"/>
-    <w:bookmarkStart w:id="86" w:name="Xa6ef1c5c979e7476d6234b79f6a74545fbd7694"/>
+    <w:bookmarkEnd w:id="84"/>
+    <w:bookmarkStart w:id="85" w:name="Xa6ef1c5c979e7476d6234b79f6a74545fbd7694"/>
     <w:p>
       <w:pPr>
         <w:pStyle w:val="Bibliography"/>
@@ -5435,8 +5345,8 @@
         <w:t xml:space="preserve">58 (1): 7–29.</w:t>
       </w:r>
     </w:p>
-    <w:bookmarkEnd w:id="86"/>
-    <w:bookmarkStart w:id="88" w:name="Xd4c1d027f60920f356af6131267e679804e946e"/>
+    <w:bookmarkEnd w:id="85"/>
+    <w:bookmarkStart w:id="87" w:name="Xd4c1d027f60920f356af6131267e679804e946e"/>
     <w:p>
       <w:pPr>
         <w:pStyle w:val="Bibliography"/>
@@ -5481,7 +5391,7 @@
       <w:r>
         <w:t xml:space="preserve"> </w:t>
       </w:r>
-      <w:hyperlink r:id="rId87">
+      <w:hyperlink r:id="rId86">
         <w:r>
           <w:rPr>
             <w:rStyle w:val="Hyperlink"/>
@@ -5493,8 +5403,8 @@
         <w:t xml:space="preserve">.</w:t>
       </w:r>
     </w:p>
-    <w:bookmarkEnd w:id="88"/>
-    <w:bookmarkStart w:id="90" w:name="ref-waltersUsingMachineLearning2021"/>
+    <w:bookmarkEnd w:id="87"/>
+    <w:bookmarkStart w:id="89" w:name="ref-waltersUsingMachineLearning2021"/>
     <w:p>
       <w:pPr>
         <w:pStyle w:val="Bibliography"/>
@@ -5527,7 +5437,7 @@
       <w:r>
         <w:t xml:space="preserve"> </w:t>
       </w:r>
-      <w:hyperlink r:id="rId89">
+      <w:hyperlink r:id="rId88">
         <w:r>
           <w:rPr>
             <w:rStyle w:val="Hyperlink"/>
@@ -5539,8 +5449,8 @@
         <w:t xml:space="preserve">.</w:t>
       </w:r>
     </w:p>
-    <w:bookmarkEnd w:id="90"/>
-    <w:bookmarkStart w:id="92" w:name="X4446e184b7dd55a61fd406499f32542fdcf24b5"/>
+    <w:bookmarkEnd w:id="89"/>
+    <w:bookmarkStart w:id="91" w:name="X4446e184b7dd55a61fd406499f32542fdcf24b5"/>
     <w:p>
       <w:pPr>
         <w:pStyle w:val="Bibliography"/>
@@ -5585,7 +5495,7 @@
       <w:r>
         <w:t xml:space="preserve"> </w:t>
       </w:r>
-      <w:hyperlink r:id="rId91">
+      <w:hyperlink r:id="rId90">
         <w:r>
           <w:rPr>
             <w:rStyle w:val="Hyperlink"/>
@@ -5597,8 +5507,8 @@
         <w:t xml:space="preserve">.</w:t>
       </w:r>
     </w:p>
-    <w:bookmarkEnd w:id="92"/>
-    <w:bookmarkStart w:id="94" w:name="X254a0f87701f835b5365990b3eba45be7dca59c"/>
+    <w:bookmarkEnd w:id="91"/>
+    <w:bookmarkStart w:id="93" w:name="X254a0f87701f835b5365990b3eba45be7dca59c"/>
     <w:p>
       <w:pPr>
         <w:pStyle w:val="Bibliography"/>
@@ -5682,7 +5592,7 @@
       <w:r>
         <w:t xml:space="preserve"> </w:t>
       </w:r>
-      <w:hyperlink r:id="rId93">
+      <w:hyperlink r:id="rId92">
         <w:r>
           <w:rPr>
             <w:rStyle w:val="Hyperlink"/>
@@ -5694,8 +5604,8 @@
         <w:t xml:space="preserve">.</w:t>
       </w:r>
     </w:p>
-    <w:bookmarkEnd w:id="94"/>
-    <w:bookmarkStart w:id="96" w:name="Xb35ee182d565575e339a0170868456c1684f821"/>
+    <w:bookmarkEnd w:id="93"/>
+    <w:bookmarkStart w:id="95" w:name="Xb35ee182d565575e339a0170868456c1684f821"/>
     <w:p>
       <w:pPr>
         <w:pStyle w:val="Bibliography"/>
@@ -5746,7 +5656,7 @@
       <w:r>
         <w:t xml:space="preserve"> </w:t>
       </w:r>
-      <w:hyperlink r:id="rId95">
+      <w:hyperlink r:id="rId94">
         <w:r>
           <w:rPr>
             <w:rStyle w:val="Hyperlink"/>
@@ -5758,8 +5668,8 @@
         <w:t xml:space="preserve">.</w:t>
       </w:r>
     </w:p>
-    <w:bookmarkEnd w:id="96"/>
-    <w:bookmarkStart w:id="98" w:name="ref-wyantMachineLearningModels2023"/>
+    <w:bookmarkEnd w:id="95"/>
+    <w:bookmarkStart w:id="97" w:name="ref-wyantMachineLearningModels2023"/>
     <w:p>
       <w:pPr>
         <w:pStyle w:val="Bibliography"/>
@@ -5789,7 +5699,7 @@
       <w:r>
         <w:t xml:space="preserve"> </w:t>
       </w:r>
-      <w:hyperlink r:id="rId97">
+      <w:hyperlink r:id="rId96">
         <w:r>
           <w:rPr>
             <w:rStyle w:val="Hyperlink"/>
@@ -5801,10 +5711,10 @@
         <w:t xml:space="preserve">.</w:t>
       </w:r>
     </w:p>
+    <w:bookmarkEnd w:id="97"/>
     <w:bookmarkEnd w:id="98"/>
     <w:bookmarkEnd w:id="99"/>
     <w:bookmarkEnd w:id="100"/>
-    <w:bookmarkEnd w:id="101"/>
     <w:sectPr/>
   </w:body>
 </w:document>
@@ -5827,6 +5737,25 @@
     <w:p>
       <w:r>
         <w:separator/>
+      </w:r>
+    </w:p>
+  </w:footnote>
+  <w:footnote w:id="35">
+    <w:p>
+      <w:pPr>
+        <w:pStyle w:val="FootnoteText"/>
+      </w:pPr>
+      <w:r>
+        <w:rPr>
+          <w:rStyle w:val="FootnoteReference"/>
+        </w:rPr>
+        <w:footnoteRef/>
+      </w:r>
+      <w:r>
+        <w:t xml:space="preserve"> </w:t>
+      </w:r>
+      <w:r>
+        <w:t xml:space="preserve">For our fairness evaluations, we altered our outer loop resampling method from 3 x 10 cross-validation to 6 x 5 cross-validation. This method still gave us 30 held out tests sets, but by splitting the data across fewer folds (i.e., 5 vs. 10) we were able to reduce the likelihood of the minority group being absent in any single fold.</w:t>
       </w:r>
     </w:p>
   </w:footnote>

--- a/index.docx
+++ b/index.docx
@@ -4359,7 +4359,7 @@
             <w:r>
               <w:drawing>
                 <wp:inline>
-                  <wp:extent cx="5334000" cy="3333749"/>
+                  <wp:extent cx="5334000" cy="3810000"/>
                   <wp:effectExtent b="0" l="0" r="0" t="0"/>
                   <wp:docPr descr="" title="" id="53" name="Picture"/>
                   <a:graphic>
@@ -4380,7 +4380,7 @@
                         <pic:spPr bwMode="auto">
                           <a:xfrm>
                             <a:off x="0" y="0"/>
-                            <a:ext cx="5334000" cy="3333749"/>
+                            <a:ext cx="5334000" cy="3810000"/>
                           </a:xfrm>
                           <a:prstGeom prst="rect">
                             <a:avLst/>

--- a/index.docx
+++ b/index.docx
@@ -155,7 +155,7 @@
         <w:pStyle w:val="Date"/>
       </w:pPr>
       <w:r>
-        <w:t xml:space="preserve">2024-06-29</w:t>
+        <w:t xml:space="preserve">2024-07-01</w:t>
       </w:r>
     </w:p>
     <w:p>
@@ -540,7 +540,7 @@
       </w:r>
     </w:p>
     <w:bookmarkEnd w:id="21"/>
-    <w:bookmarkStart w:id="100" w:name="methods"/>
+    <w:bookmarkStart w:id="105" w:name="methods"/>
     <w:p>
       <w:pPr>
         <w:pStyle w:val="Heading1"/>
@@ -1202,7 +1202,7 @@
     <w:bookmarkEnd w:id="37"/>
     <w:bookmarkEnd w:id="38"/>
     <w:bookmarkEnd w:id="39"/>
-    <w:bookmarkStart w:id="59" w:name="results"/>
+    <w:bookmarkStart w:id="64" w:name="results"/>
     <w:p>
       <w:pPr>
         <w:pStyle w:val="Heading2"/>
@@ -4443,7 +4443,7 @@
       </w:hyperlink>
     </w:p>
     <w:bookmarkEnd w:id="57"/>
-    <w:bookmarkStart w:id="58" w:name="feature-importance-1"/>
+    <w:bookmarkStart w:id="63" w:name="feature-importance-1"/>
     <w:p>
       <w:pPr>
         <w:pStyle w:val="Heading3"/>
@@ -4452,9 +4452,122 @@
         <w:t xml:space="preserve">Feature Importance</w:t>
       </w:r>
     </w:p>
-    <w:bookmarkEnd w:id="58"/>
-    <w:bookmarkEnd w:id="59"/>
-    <w:bookmarkStart w:id="60" w:name="discussion"/>
+    <w:tbl>
+      <w:tblPr>
+        <w:tblStyle w:val="Table"/>
+        <w:tblW w:type="pct" w:w="5000"/>
+        <w:tblLayout w:type="fixed"/>
+        <w:tblLook w:firstRow="0" w:lastRow="0" w:firstColumn="0" w:lastColumn="0" w:noHBand="0" w:noVBand="0" w:val="0000"/>
+      </w:tblPr>
+      <w:tblGrid>
+        <w:gridCol w:w="7920"/>
+      </w:tblGrid>
+      <w:tr>
+        <w:tc>
+          <w:tcPr/>
+          <w:bookmarkStart w:id="61" w:name="fig-shap"/>
+          <w:p>
+            <w:pPr>
+              <w:pStyle w:val="Compact"/>
+              <w:jc w:val="center"/>
+            </w:pPr>
+            <w:r>
+              <w:drawing>
+                <wp:inline>
+                  <wp:extent cx="5334000" cy="3810000"/>
+                  <wp:effectExtent b="0" l="0" r="0" t="0"/>
+                  <wp:docPr descr="" title="" id="59" name="Picture"/>
+                  <a:graphic>
+                    <a:graphicData uri="http://schemas.openxmlformats.org/drawingml/2006/picture">
+                      <pic:pic>
+                        <pic:nvPicPr>
+                          <pic:cNvPr descr="index_files/figure-docx/notebooks-mak_figures-fig-shap-output-1.png" id="60" name="Picture"/>
+                          <pic:cNvPicPr>
+                            <a:picLocks noChangeArrowheads="1" noChangeAspect="1"/>
+                          </pic:cNvPicPr>
+                        </pic:nvPicPr>
+                        <pic:blipFill>
+                          <a:blip r:embed="rId58"/>
+                          <a:stretch>
+                            <a:fillRect/>
+                          </a:stretch>
+                        </pic:blipFill>
+                        <pic:spPr bwMode="auto">
+                          <a:xfrm>
+                            <a:off x="0" y="0"/>
+                            <a:ext cx="5334000" cy="3810000"/>
+                          </a:xfrm>
+                          <a:prstGeom prst="rect">
+                            <a:avLst/>
+                          </a:prstGeom>
+                          <a:noFill/>
+                          <a:ln w="9525">
+                            <a:noFill/>
+                            <a:headEnd/>
+                            <a:tailEnd/>
+                          </a:ln>
+                        </pic:spPr>
+                      </pic:pic>
+                    </a:graphicData>
+                  </a:graphic>
+                </wp:inline>
+              </w:drawing>
+            </w:r>
+          </w:p>
+          <w:p>
+            <w:pPr>
+              <w:jc w:val="center"/>
+            </w:pPr>
+            <w:pPr>
+              <w:jc w:val="start"/>
+              <w:spacing w:before="200"/>
+              <w:pStyle w:val="ImageCaption"/>
+            </w:pPr>
+            <w:r>
+              <w:t xml:space="preserve">Figure 3: Feature importance (Shapley values) for Models by lag time. Panel A displays the global importance (mean |Shapley value|) for feature categories for each model. Feature categories are ordered by their aggregate global importance (i.e., total bar length) across the five models. The importance of each feature category for specific models is displayed separately by color. Panels B-F display local Shapley values that quantify the influence of feature categories on individual observations (i.e., a single prediction window for a specific participant) for each model.</w:t>
+            </w:r>
+          </w:p>
+          <w:bookmarkEnd w:id="61"/>
+        </w:tc>
+      </w:tr>
+    </w:tbl>
+    <w:p>
+      <w:pPr>
+        <w:pStyle w:val="BodyText"/>
+      </w:pPr>
+      <w:r>
+        <w:t xml:space="preserve">Global and Local Shapley values</w:t>
+      </w:r>
+    </w:p>
+    <w:p>
+      <w:pPr>
+        <w:pStyle w:val="BodyText"/>
+      </w:pPr>
+      <w:r>
+        <w:rPr>
+          <w:vertAlign w:val="subscript"/>
+        </w:rPr>
+        <w:t xml:space="preserve">Source:</w:t>
+      </w:r>
+      <w:r>
+        <w:rPr>
+          <w:vertAlign w:val="subscript"/>
+        </w:rPr>
+        <w:t xml:space="preserve"> </w:t>
+      </w:r>
+      <w:hyperlink r:id="rId62">
+        <w:r>
+          <w:rPr>
+            <w:rStyle w:val="Hyperlink"/>
+            <w:vertAlign w:val="subscript"/>
+          </w:rPr>
+          <w:t xml:space="preserve">Make All Figures for Main Manuscript</w:t>
+        </w:r>
+      </w:hyperlink>
+    </w:p>
+    <w:bookmarkEnd w:id="63"/>
+    <w:bookmarkEnd w:id="64"/>
+    <w:bookmarkStart w:id="65" w:name="discussion"/>
     <w:p>
       <w:pPr>
         <w:pStyle w:val="Heading2"/>
@@ -4507,8 +4620,8 @@
         <w:t xml:space="preserve">Performance discrepancies sets up fairness methods paper. How can we improve these discrepancies? Mention in discussion as current future direction</w:t>
       </w:r>
     </w:p>
-    <w:bookmarkEnd w:id="60"/>
-    <w:bookmarkStart w:id="99" w:name="references"/>
+    <w:bookmarkEnd w:id="65"/>
+    <w:bookmarkStart w:id="104" w:name="references"/>
     <w:p>
       <w:pPr>
         <w:pStyle w:val="Heading2"/>
@@ -4517,8 +4630,8 @@
         <w:t xml:space="preserve">References</w:t>
       </w:r>
     </w:p>
-    <w:bookmarkStart w:id="98" w:name="refs"/>
-    <w:bookmarkStart w:id="62" w:name="ref-baeMobilePhoneSensors2018"/>
+    <w:bookmarkStart w:id="103" w:name="refs"/>
+    <w:bookmarkStart w:id="67" w:name="ref-baeMobilePhoneSensors2018"/>
     <w:p>
       <w:pPr>
         <w:pStyle w:val="Bibliography"/>
@@ -4563,7 +4676,7 @@
       <w:r>
         <w:t xml:space="preserve"> </w:t>
       </w:r>
-      <w:hyperlink r:id="rId61">
+      <w:hyperlink r:id="rId66">
         <w:r>
           <w:rPr>
             <w:rStyle w:val="Hyperlink"/>
@@ -4575,8 +4688,8 @@
         <w:t xml:space="preserve">.</w:t>
       </w:r>
     </w:p>
-    <w:bookmarkEnd w:id="62"/>
-    <w:bookmarkStart w:id="64" w:name="ref-chtc"/>
+    <w:bookmarkEnd w:id="67"/>
+    <w:bookmarkStart w:id="69" w:name="ref-chtc"/>
     <w:p>
       <w:pPr>
         <w:pStyle w:val="Bibliography"/>
@@ -4599,7 +4712,7 @@
       <w:r>
         <w:t xml:space="preserve"> </w:t>
       </w:r>
-      <w:hyperlink r:id="rId63">
+      <w:hyperlink r:id="rId68">
         <w:r>
           <w:rPr>
             <w:rStyle w:val="Hyperlink"/>
@@ -4611,8 +4724,8 @@
         <w:t xml:space="preserve">.</w:t>
       </w:r>
     </w:p>
-    <w:bookmarkEnd w:id="64"/>
-    <w:bookmarkStart w:id="66" w:name="ref-chihPredictiveModelingAddiction2014"/>
+    <w:bookmarkEnd w:id="69"/>
+    <w:bookmarkStart w:id="71" w:name="ref-chihPredictiveModelingAddiction2014"/>
     <w:p>
       <w:pPr>
         <w:pStyle w:val="Bibliography"/>
@@ -4645,7 +4758,7 @@
       <w:r>
         <w:t xml:space="preserve"> </w:t>
       </w:r>
-      <w:hyperlink r:id="rId65">
+      <w:hyperlink r:id="rId70">
         <w:r>
           <w:rPr>
             <w:rStyle w:val="Hyperlink"/>
@@ -4657,8 +4770,8 @@
         <w:t xml:space="preserve">.</w:t>
       </w:r>
     </w:p>
-    <w:bookmarkEnd w:id="66"/>
-    <w:bookmarkStart w:id="68" w:name="ref-derubeisHistoryCurrentStatus2019"/>
+    <w:bookmarkEnd w:id="71"/>
+    <w:bookmarkStart w:id="73" w:name="ref-derubeisHistoryCurrentStatus2019"/>
     <w:p>
       <w:pPr>
         <w:pStyle w:val="Bibliography"/>
@@ -4691,7 +4804,7 @@
       <w:r>
         <w:t xml:space="preserve"> </w:t>
       </w:r>
-      <w:hyperlink r:id="rId67">
+      <w:hyperlink r:id="rId72">
         <w:r>
           <w:rPr>
             <w:rStyle w:val="Hyperlink"/>
@@ -4703,8 +4816,8 @@
         <w:t xml:space="preserve">.</w:t>
       </w:r>
     </w:p>
-    <w:bookmarkEnd w:id="68"/>
-    <w:bookmarkStart w:id="70" w:name="Xa203ab3abd150ead1a7854a9fa5726c8a273f52"/>
+    <w:bookmarkEnd w:id="73"/>
+    <w:bookmarkStart w:id="75" w:name="Xa203ab3abd150ead1a7854a9fa5726c8a273f52"/>
     <w:p>
       <w:pPr>
         <w:pStyle w:val="Bibliography"/>
@@ -4749,7 +4862,7 @@
       <w:r>
         <w:t xml:space="preserve"> </w:t>
       </w:r>
-      <w:hyperlink r:id="rId69">
+      <w:hyperlink r:id="rId74">
         <w:r>
           <w:rPr>
             <w:rStyle w:val="Hyperlink"/>
@@ -4761,8 +4874,8 @@
         <w:t xml:space="preserve">.</w:t>
       </w:r>
     </w:p>
-    <w:bookmarkEnd w:id="70"/>
-    <w:bookmarkStart w:id="71" w:name="ref-hsiehSampleSizeTables1989"/>
+    <w:bookmarkEnd w:id="75"/>
+    <w:bookmarkStart w:id="76" w:name="ref-hsiehSampleSizeTables1989"/>
     <w:p>
       <w:pPr>
         <w:pStyle w:val="Bibliography"/>
@@ -4793,8 +4906,8 @@
         <w:t xml:space="preserve">8: 795–802.</w:t>
       </w:r>
     </w:p>
-    <w:bookmarkEnd w:id="71"/>
-    <w:bookmarkStart w:id="73" w:name="ref-kilaruIncidenceTreatmentOpioid2020"/>
+    <w:bookmarkEnd w:id="76"/>
+    <w:bookmarkStart w:id="78" w:name="ref-kilaruIncidenceTreatmentOpioid2020"/>
     <w:p>
       <w:pPr>
         <w:pStyle w:val="Bibliography"/>
@@ -4860,7 +4973,7 @@
       <w:r>
         <w:t xml:space="preserve"> </w:t>
       </w:r>
-      <w:hyperlink r:id="rId72">
+      <w:hyperlink r:id="rId77">
         <w:r>
           <w:rPr>
             <w:rStyle w:val="Hyperlink"/>
@@ -4872,8 +4985,8 @@
         <w:t xml:space="preserve">.</w:t>
       </w:r>
     </w:p>
-    <w:bookmarkEnd w:id="73"/>
-    <w:bookmarkStart w:id="75" w:name="ref-kuhnAppliedPredictiveModeling2018"/>
+    <w:bookmarkEnd w:id="78"/>
+    <w:bookmarkStart w:id="80" w:name="ref-kuhnAppliedPredictiveModeling2018"/>
     <w:p>
       <w:pPr>
         <w:pStyle w:val="Bibliography"/>
@@ -4911,7 +5024,7 @@
       <w:r>
         <w:t xml:space="preserve"> </w:t>
       </w:r>
-      <w:hyperlink r:id="rId74">
+      <w:hyperlink r:id="rId79">
         <w:r>
           <w:rPr>
             <w:rStyle w:val="Hyperlink"/>
@@ -4923,8 +5036,8 @@
         <w:t xml:space="preserve">.</w:t>
       </w:r>
     </w:p>
-    <w:bookmarkEnd w:id="75"/>
-    <w:bookmarkStart w:id="76" w:name="ref-kuhnTidymodelsCollectionPackages2020"/>
+    <w:bookmarkEnd w:id="80"/>
+    <w:bookmarkStart w:id="81" w:name="ref-kuhnTidymodelsCollectionPackages2020"/>
     <w:p>
       <w:pPr>
         <w:pStyle w:val="Bibliography"/>
@@ -4939,8 +5052,8 @@
         <w:t xml:space="preserve">“Tidymodels: A Collection of Packages for Modeling and Machine Learning Using Tidyverse Principles.”</w:t>
       </w:r>
     </w:p>
-    <w:bookmarkEnd w:id="76"/>
-    <w:bookmarkStart w:id="78" w:name="ref-kullSigmoidsHowObtain2017"/>
+    <w:bookmarkEnd w:id="81"/>
+    <w:bookmarkStart w:id="83" w:name="ref-kullSigmoidsHowObtain2017"/>
     <w:p>
       <w:pPr>
         <w:pStyle w:val="Bibliography"/>
@@ -4985,7 +5098,7 @@
       <w:r>
         <w:t xml:space="preserve"> </w:t>
       </w:r>
-      <w:hyperlink r:id="rId77">
+      <w:hyperlink r:id="rId82">
         <w:r>
           <w:rPr>
             <w:rStyle w:val="Hyperlink"/>
@@ -4997,8 +5110,8 @@
         <w:t xml:space="preserve">.</w:t>
       </w:r>
     </w:p>
-    <w:bookmarkEnd w:id="78"/>
-    <w:bookmarkStart w:id="79" w:name="X34be55f2a2ff67a14e7206627bb93b426490c87"/>
+    <w:bookmarkEnd w:id="83"/>
+    <w:bookmarkStart w:id="84" w:name="X34be55f2a2ff67a14e7206627bb93b426490c87"/>
     <w:p>
       <w:pPr>
         <w:pStyle w:val="Bibliography"/>
@@ -5083,8 +5196,8 @@
         <w:t xml:space="preserve">’17. Red Hook, NY, USA: Curran Associates Inc.</w:t>
       </w:r>
     </w:p>
-    <w:bookmarkEnd w:id="79"/>
-    <w:bookmarkStart w:id="80" w:name="X0900e084d2d8751b94683f82b04534ea811d54e"/>
+    <w:bookmarkEnd w:id="84"/>
+    <w:bookmarkStart w:id="85" w:name="X0900e084d2d8751b94683f82b04534ea811d54e"/>
     <w:p>
       <w:pPr>
         <w:pStyle w:val="Bibliography"/>
@@ -5197,8 +5310,8 @@
         <w:t xml:space="preserve">. First edition. New York: The Guilford Press.</w:t>
       </w:r>
     </w:p>
-    <w:bookmarkEnd w:id="80"/>
-    <w:bookmarkStart w:id="82" w:name="ref-olfsonHealthcareCoverageService2022"/>
+    <w:bookmarkEnd w:id="85"/>
+    <w:bookmarkStart w:id="87" w:name="ref-olfsonHealthcareCoverageService2022"/>
     <w:p>
       <w:pPr>
         <w:pStyle w:val="Bibliography"/>
@@ -5231,7 +5344,7 @@
       <w:r>
         <w:t xml:space="preserve"> </w:t>
       </w:r>
-      <w:hyperlink r:id="rId81">
+      <w:hyperlink r:id="rId86">
         <w:r>
           <w:rPr>
             <w:rStyle w:val="Hyperlink"/>
@@ -5243,8 +5356,8 @@
         <w:t xml:space="preserve">.</w:t>
       </w:r>
     </w:p>
-    <w:bookmarkEnd w:id="82"/>
-    <w:bookmarkStart w:id="84" w:name="ref-pinedoCurrentReexaminationRacial2019"/>
+    <w:bookmarkEnd w:id="87"/>
+    <w:bookmarkStart w:id="89" w:name="ref-pinedoCurrentReexaminationRacial2019"/>
     <w:p>
       <w:pPr>
         <w:pStyle w:val="Bibliography"/>
@@ -5289,7 +5402,7 @@
       <w:r>
         <w:t xml:space="preserve"> </w:t>
       </w:r>
-      <w:hyperlink r:id="rId83">
+      <w:hyperlink r:id="rId88">
         <w:r>
           <w:rPr>
             <w:rStyle w:val="Hyperlink"/>
@@ -5301,8 +5414,8 @@
         <w:t xml:space="preserve">.</w:t>
       </w:r>
     </w:p>
-    <w:bookmarkEnd w:id="84"/>
-    <w:bookmarkStart w:id="85" w:name="Xa6ef1c5c979e7476d6234b79f6a74545fbd7694"/>
+    <w:bookmarkEnd w:id="89"/>
+    <w:bookmarkStart w:id="90" w:name="Xa6ef1c5c979e7476d6234b79f6a74545fbd7694"/>
     <w:p>
       <w:pPr>
         <w:pStyle w:val="Bibliography"/>
@@ -5345,8 +5458,8 @@
         <w:t xml:space="preserve">58 (1): 7–29.</w:t>
       </w:r>
     </w:p>
-    <w:bookmarkEnd w:id="85"/>
-    <w:bookmarkStart w:id="87" w:name="Xd4c1d027f60920f356af6131267e679804e946e"/>
+    <w:bookmarkEnd w:id="90"/>
+    <w:bookmarkStart w:id="92" w:name="Xd4c1d027f60920f356af6131267e679804e946e"/>
     <w:p>
       <w:pPr>
         <w:pStyle w:val="Bibliography"/>
@@ -5391,7 +5504,7 @@
       <w:r>
         <w:t xml:space="preserve"> </w:t>
       </w:r>
-      <w:hyperlink r:id="rId86">
+      <w:hyperlink r:id="rId91">
         <w:r>
           <w:rPr>
             <w:rStyle w:val="Hyperlink"/>
@@ -5403,8 +5516,8 @@
         <w:t xml:space="preserve">.</w:t>
       </w:r>
     </w:p>
-    <w:bookmarkEnd w:id="87"/>
-    <w:bookmarkStart w:id="89" w:name="ref-waltersUsingMachineLearning2021"/>
+    <w:bookmarkEnd w:id="92"/>
+    <w:bookmarkStart w:id="94" w:name="ref-waltersUsingMachineLearning2021"/>
     <w:p>
       <w:pPr>
         <w:pStyle w:val="Bibliography"/>
@@ -5437,7 +5550,7 @@
       <w:r>
         <w:t xml:space="preserve"> </w:t>
       </w:r>
-      <w:hyperlink r:id="rId88">
+      <w:hyperlink r:id="rId93">
         <w:r>
           <w:rPr>
             <w:rStyle w:val="Hyperlink"/>
@@ -5449,8 +5562,8 @@
         <w:t xml:space="preserve">.</w:t>
       </w:r>
     </w:p>
-    <w:bookmarkEnd w:id="89"/>
-    <w:bookmarkStart w:id="91" w:name="X4446e184b7dd55a61fd406499f32542fdcf24b5"/>
+    <w:bookmarkEnd w:id="94"/>
+    <w:bookmarkStart w:id="96" w:name="X4446e184b7dd55a61fd406499f32542fdcf24b5"/>
     <w:p>
       <w:pPr>
         <w:pStyle w:val="Bibliography"/>
@@ -5495,7 +5608,7 @@
       <w:r>
         <w:t xml:space="preserve"> </w:t>
       </w:r>
-      <w:hyperlink r:id="rId90">
+      <w:hyperlink r:id="rId95">
         <w:r>
           <w:rPr>
             <w:rStyle w:val="Hyperlink"/>
@@ -5507,8 +5620,8 @@
         <w:t xml:space="preserve">.</w:t>
       </w:r>
     </w:p>
-    <w:bookmarkEnd w:id="91"/>
-    <w:bookmarkStart w:id="93" w:name="X254a0f87701f835b5365990b3eba45be7dca59c"/>
+    <w:bookmarkEnd w:id="96"/>
+    <w:bookmarkStart w:id="98" w:name="X254a0f87701f835b5365990b3eba45be7dca59c"/>
     <w:p>
       <w:pPr>
         <w:pStyle w:val="Bibliography"/>
@@ -5592,7 +5705,7 @@
       <w:r>
         <w:t xml:space="preserve"> </w:t>
       </w:r>
-      <w:hyperlink r:id="rId92">
+      <w:hyperlink r:id="rId97">
         <w:r>
           <w:rPr>
             <w:rStyle w:val="Hyperlink"/>
@@ -5604,8 +5717,8 @@
         <w:t xml:space="preserve">.</w:t>
       </w:r>
     </w:p>
-    <w:bookmarkEnd w:id="93"/>
-    <w:bookmarkStart w:id="95" w:name="Xb35ee182d565575e339a0170868456c1684f821"/>
+    <w:bookmarkEnd w:id="98"/>
+    <w:bookmarkStart w:id="100" w:name="Xb35ee182d565575e339a0170868456c1684f821"/>
     <w:p>
       <w:pPr>
         <w:pStyle w:val="Bibliography"/>
@@ -5656,7 +5769,7 @@
       <w:r>
         <w:t xml:space="preserve"> </w:t>
       </w:r>
-      <w:hyperlink r:id="rId94">
+      <w:hyperlink r:id="rId99">
         <w:r>
           <w:rPr>
             <w:rStyle w:val="Hyperlink"/>
@@ -5668,8 +5781,8 @@
         <w:t xml:space="preserve">.</w:t>
       </w:r>
     </w:p>
-    <w:bookmarkEnd w:id="95"/>
-    <w:bookmarkStart w:id="97" w:name="ref-wyantMachineLearningModels2023"/>
+    <w:bookmarkEnd w:id="100"/>
+    <w:bookmarkStart w:id="102" w:name="ref-wyantMachineLearningModels2023"/>
     <w:p>
       <w:pPr>
         <w:pStyle w:val="Bibliography"/>
@@ -5699,7 +5812,7 @@
       <w:r>
         <w:t xml:space="preserve"> </w:t>
       </w:r>
-      <w:hyperlink r:id="rId96">
+      <w:hyperlink r:id="rId101">
         <w:r>
           <w:rPr>
             <w:rStyle w:val="Hyperlink"/>
@@ -5711,10 +5824,10 @@
         <w:t xml:space="preserve">.</w:t>
       </w:r>
     </w:p>
-    <w:bookmarkEnd w:id="97"/>
-    <w:bookmarkEnd w:id="98"/>
-    <w:bookmarkEnd w:id="99"/>
-    <w:bookmarkEnd w:id="100"/>
+    <w:bookmarkEnd w:id="102"/>
+    <w:bookmarkEnd w:id="103"/>
+    <w:bookmarkEnd w:id="104"/>
+    <w:bookmarkEnd w:id="105"/>
     <w:sectPr/>
   </w:body>
 </w:document>

--- a/index.docx
+++ b/index.docx
@@ -4450,6 +4450,47 @@
       </w:pPr>
       <w:r>
         <w:t xml:space="preserve">Feature Importance</w:t>
+      </w:r>
+    </w:p>
+    <w:p>
+      <w:pPr>
+        <w:pStyle w:val="FirstParagraph"/>
+      </w:pPr>
+      <w:r>
+        <w:t xml:space="preserve">Global importance (mean |Shapley value|) for feature categories for each model appears in Panel A of</w:t>
+      </w:r>
+      <w:r>
+        <w:t xml:space="preserve"> </w:t>
+      </w:r>
+      <w:hyperlink w:anchor="fig-shap">
+        <w:r>
+          <w:rPr>
+            <w:rStyle w:val="Hyperlink"/>
+          </w:rPr>
+          <w:t xml:space="preserve">Figure 3</w:t>
+        </w:r>
+      </w:hyperlink>
+      <w:r>
+        <w:t xml:space="preserve">. Consistent with previous models using similar features, past use was the most important feature category for lapse prediction across lagged models. Future abstinence efficacy was also globally important across window widths.</w:t>
+      </w:r>
+    </w:p>
+    <w:p>
+      <w:pPr>
+        <w:pStyle w:val="BodyText"/>
+      </w:pPr>
+      <w:r>
+        <w:t xml:space="preserve">Sina plots of local Shapley values show the influence of feature categories on individual observations by model (</w:t>
+      </w:r>
+      <w:hyperlink w:anchor="fig-shap">
+        <w:r>
+          <w:rPr>
+            <w:rStyle w:val="Hyperlink"/>
+          </w:rPr>
+          <w:t xml:space="preserve">Figure 3</w:t>
+        </w:r>
+      </w:hyperlink>
+      <w:r>
+        <w:t xml:space="preserve">, Panels B-D). The variance in feature importance for past use is widest in our immediate (no lag) model. Additionally, all EMA item categories appear to impact lapse probability for specific individuals at specific times even if they are not globally important across all observations.</w:t>
       </w:r>
     </w:p>
     <w:tbl>

--- a/index.docx
+++ b/index.docx
@@ -4572,14 +4572,6 @@
         </w:tc>
       </w:tr>
     </w:tbl>
-    <w:p>
-      <w:pPr>
-        <w:pStyle w:val="BodyText"/>
-      </w:pPr>
-      <w:r>
-        <w:t xml:space="preserve">Global and Local Shapley values</w:t>
-      </w:r>
-    </w:p>
     <w:p>
       <w:pPr>
         <w:pStyle w:val="BodyText"/>

--- a/index.docx
+++ b/index.docx
@@ -155,7 +155,7 @@
         <w:pStyle w:val="Date"/>
       </w:pPr>
       <w:r>
-        <w:t xml:space="preserve">2024-07-01</w:t>
+        <w:t xml:space="preserve">2024-07-02</w:t>
       </w:r>
     </w:p>
     <w:p>
@@ -357,7 +357,7 @@
         <w:t xml:space="preserve">(DeRubeis 2019)</w:t>
       </w:r>
       <w:r>
-        <w:t xml:space="preserve">. Traditionally, precision medicine seeks to answer</w:t>
+        <w:t xml:space="preserve">. Traditionally, precision medicine seeks to answer the question of</w:t>
       </w:r>
       <w:r>
         <w:t xml:space="preserve"> </w:t>
@@ -373,7 +373,7 @@
         <w:t xml:space="preserve"> </w:t>
       </w:r>
       <w:r>
-        <w:t xml:space="preserve">do we best treat a specific individual (e.g., which medication will work best for an individual given their unique background, preferences, and medical history)?</w:t>
+        <w:t xml:space="preserve">we best treat a specific individual, given their unique combination of genetic, lifestyle, and environmental characteristics (e.g., which medication is most effective for whom).</w:t>
       </w:r>
     </w:p>
     <w:p>
@@ -381,7 +381,23 @@
         <w:pStyle w:val="BodyText"/>
       </w:pPr>
       <w:r>
-        <w:t xml:space="preserve">Today, this approach is also applied to chronic mental health conditions (i.e., precision mental health), like depression, substance use disorders, and suicide. However, mental health conditions are complex fluctuating processes. Unlike medical conditions that have clear biological precursors, mental health conditions are products of lots of psychosocial factors. These factors differ between individuals and within an individual over time. Additionally, there are a wide array of psychosocial supports available for clinicians to select from. Thus, precision mental health must consider both the</w:t>
+        <w:t xml:space="preserve">Today, this approach is also applied to chronic mental health conditions (i.e., precision mental health) such as depression, substance use disorders, and suicide. However, mental health conditions are complex, fluctuating processes. Unlike medical conditions that have clear biological precursors, mental health conditions are products of numerous psychosocial factors. These factors differ between individuals and can change within an individual over time. Additionally, there is a wide array of psychosocial supports available for clinicians to choose from. Thus, precision mental health must consider both the</w:t>
+      </w:r>
+      <w:r>
+        <w:t xml:space="preserve"> </w:t>
+      </w:r>
+      <w:r>
+        <w:rPr>
+          <w:i/>
+          <w:iCs/>
+        </w:rPr>
+        <w:t xml:space="preserve">how</w:t>
+      </w:r>
+      <w:r>
+        <w:t xml:space="preserve"> </w:t>
+      </w:r>
+      <w:r>
+        <w:t xml:space="preserve">and the</w:t>
       </w:r>
       <w:r>
         <w:t xml:space="preserve"> </w:t>
@@ -397,7 +413,33 @@
         <w:t xml:space="preserve"> </w:t>
       </w:r>
       <w:r>
-        <w:t xml:space="preserve">and the</w:t>
+        <w:t xml:space="preserve">(e.g., which treatment is most effective for whom at what moment).</w:t>
+      </w:r>
+    </w:p>
+    <w:p>
+      <w:pPr>
+        <w:pStyle w:val="BodyText"/>
+      </w:pPr>
+      <w:r>
+        <w:t xml:space="preserve">There has been long-standing interest in precision mental health and substance use disorders. An early example is the Project MATCH research group, which attempted to match individuals with alcohol use disorder to their optimal treatment based on baseline measures of individual characteristics</w:t>
+      </w:r>
+      <w:r>
+        <w:t xml:space="preserve"> </w:t>
+      </w:r>
+      <w:r>
+        <w:t xml:space="preserve">(Project Match Research Group 1997)</w:t>
+      </w:r>
+      <w:r>
+        <w:t xml:space="preserve">. The study did not find any differences in treatment success. This can likely be attributed to low-dimensional analyses that failed to capture the complex and heterogeneous nature of substance use disorders and their use of static distal features to predict a non-linear, time-varying course of recovery, lapse, and relapse</w:t>
+      </w:r>
+      <w:r>
+        <w:t xml:space="preserve"> </w:t>
+      </w:r>
+      <w:r>
+        <w:t xml:space="preserve">(Witkiewitz and Marlatt 2007)</w:t>
+      </w:r>
+      <w:r>
+        <w:t xml:space="preserve">. In other words, they used overly simplistic models to address the question of</w:t>
       </w:r>
       <w:r>
         <w:t xml:space="preserve"> </w:t>
@@ -410,6 +452,22 @@
         <w:t xml:space="preserve">how</w:t>
       </w:r>
       <w:r>
+        <w:t xml:space="preserve"> </w:t>
+      </w:r>
+      <w:r>
+        <w:t xml:space="preserve">and did not consider the question of</w:t>
+      </w:r>
+      <w:r>
+        <w:t xml:space="preserve"> </w:t>
+      </w:r>
+      <w:r>
+        <w:rPr>
+          <w:i/>
+          <w:iCs/>
+        </w:rPr>
+        <w:t xml:space="preserve">when</w:t>
+      </w:r>
+      <w:r>
         <w:t xml:space="preserve">.</w:t>
       </w:r>
     </w:p>
@@ -418,25 +476,7 @@
         <w:pStyle w:val="BodyText"/>
       </w:pPr>
       <w:r>
-        <w:t xml:space="preserve">There has been long-standing interest in precision mental health and substance use disorders. In an early example, The Project MATCH research group attempted to match individuals with alcohol use disorder to their optimal treatment based on baseline measures of individual differences</w:t>
-      </w:r>
-      <w:r>
-        <w:t xml:space="preserve"> </w:t>
-      </w:r>
-      <w:r>
-        <w:t xml:space="preserve">(Project Match Research Group 1997)</w:t>
-      </w:r>
-      <w:r>
-        <w:t xml:space="preserve">. The study failed to find any differences in treatment success. This can likely be attributed to low dimensional analyses that failed to capture to the complex and heterogeneous nature of substance use disorders and their use of static distal features to predict a non-linear time-varying course of recovery, lapse, and relapse</w:t>
-      </w:r>
-      <w:r>
-        <w:t xml:space="preserve"> </w:t>
-      </w:r>
-      <w:r>
-        <w:t xml:space="preserve">(Witkiewitz and Marlatt 2007)</w:t>
-      </w:r>
-      <w:r>
-        <w:t xml:space="preserve">.</w:t>
+        <w:t xml:space="preserve">Take the example of lapses, discrete instances of goal inconsistent substance use. Lapses are a clinically important target for substance use treatment. They are often an early warning sign of relapse, maladaptive responses to lapses can undermine recovery, and for some substances a single lapse can result in an overdose and/or death. It would be unreasonable to expect that we could predict a lapse with any temporal precision using only features that become more distal as time progresses. On the contrary, lapse prediction requires dense, long-term monitoring of symptoms and related states proximal to the outcome.</w:t>
       </w:r>
     </w:p>
     <w:p>
@@ -444,15 +484,7 @@
         <w:pStyle w:val="BodyText"/>
       </w:pPr>
       <w:r>
-        <w:t xml:space="preserve">Take the example of lapses, discrete instances of goal inconsistent substance use. Lapses are a clinically important target for substance use treatment. They are often an early warning sign of relapse, maladaptive responses to lapses can undermine recovery, and for some substances a single lapse can result in an overdose and/or death. It would be unreasonable to expect that we could predict a lapse with any temporal precision using only features that become more distal as time progresses. On the contrary, lapse prediction requires dense, long-term monitoring of symptoms and related states proximal to the outcome.</w:t>
-      </w:r>
-    </w:p>
-    <w:p>
-      <w:pPr>
-        <w:pStyle w:val="BodyText"/>
-      </w:pPr>
-      <w:r>
-        <w:t xml:space="preserve">Recent advances in both personal sensing and machine learning may address both of these barriers to successful precision mental health. Personal sensing allows for frequent, longitudinal measurement of changes in proximal risk (e.g., lapse) with high temporal precision. Machine learning allows for high dimensional inputs. Moreover, tools from machine learning can be applied to models to understand which factors are specific to a specific individual at a specific moment in time.</w:t>
+        <w:t xml:space="preserve">Recent advances in both personal sensing and machine learning may address these barriers to successful precision mental health. Personal sensing allows for frequent, longitudinal measurement of changes in proximal risk (e.g., lapse) with high temporal precision. Machine learning allows for high dimensional inputs. Moreover, tools from machine learning can be applied to models to understand which factors are specific to a specific individual at a specific moment in time.</w:t>
       </w:r>
     </w:p>
     <w:p>
@@ -737,13 +769,13 @@
       </w:r>
     </w:p>
     <w:bookmarkEnd w:id="26"/>
-    <w:bookmarkStart w:id="27" w:name="individual-differences"/>
+    <w:bookmarkStart w:id="27" w:name="individual-characteristics"/>
     <w:p>
       <w:pPr>
         <w:pStyle w:val="Heading3"/>
       </w:pPr>
       <w:r>
-        <w:t xml:space="preserve">Individual Differences</w:t>
+        <w:t xml:space="preserve">Individual Characteristics</w:t>
       </w:r>
     </w:p>
     <w:p>
@@ -751,7 +783,7 @@
         <w:pStyle w:val="FirstParagraph"/>
       </w:pPr>
       <w:r>
-        <w:t xml:space="preserve">We collected self-report information about demographics (age, sex, race, ethnicity, education, marital status, employment, and income) and AUD symptom count. This information was collected primarily to characterize the sample and to evaluate the diversity of the training data. We also used the demographic information in our models.</w:t>
+        <w:t xml:space="preserve">We collected self-report information about demographics (age, sex, race, ethnicity, education, marital status, employment, and income) and AUD symptom count.</w:t>
       </w:r>
     </w:p>
     <w:bookmarkEnd w:id="27"/>
@@ -879,7 +911,7 @@
         <w:pStyle w:val="FirstParagraph"/>
       </w:pPr>
       <w:r>
-        <w:t xml:space="preserve">Features were calculated using only data collected before the start of each prediction window to ensure our models were making true future predictions. For our no lag models this included all data prior to the hour of the start of the prediction window. For our lagged models, the last EMA data used for feature engineering were collected up to one day, three days, one week, or two weeks prior to the start of the prediction window.</w:t>
+        <w:t xml:space="preserve">Features were calculated using only data collected before the start of each prediction window to ensure our models were making true future predictions. For our no lag models this included all data prior to the hour of the start of the prediction window. For our lagged models, the last EMA data used for feature engineering were collected up to 24 hours, 72 hours, 168 hours, or 336 hours prior to the start of the prediction window.</w:t>
       </w:r>
     </w:p>
     <w:p>
@@ -887,7 +919,10 @@
         <w:pStyle w:val="BodyText"/>
       </w:pPr>
       <w:r>
-        <w:t xml:space="preserve">A total of 286 features were derived from three data sources:</w:t>
+        <w:t xml:space="preserve">A total of 279 features were derived from two data sources:</w:t>
+      </w:r>
+      <w:r>
+        <w:t xml:space="preserve"> </w:t>
       </w:r>
     </w:p>
     <w:p>
@@ -920,31 +955,10 @@
           <w:i/>
           <w:iCs/>
         </w:rPr>
-        <w:t xml:space="preserve">Day and time of prediction window onset</w:t>
-      </w:r>
-      <w:r>
-        <w:t xml:space="preserve">: We created dummy-coded features to indicate time of day and day of week that the prediction window began.</w:t>
-      </w:r>
-    </w:p>
-    <w:p>
-      <w:pPr>
-        <w:numPr>
-          <w:ilvl w:val="0"/>
-          <w:numId w:val="1002"/>
-        </w:numPr>
-      </w:pPr>
-      <w:r>
-        <w:rPr>
-          <w:i/>
-          <w:iCs/>
-        </w:rPr>
         <w:t xml:space="preserve">Previous EMA responses</w:t>
       </w:r>
       <w:r>
         <w:t xml:space="preserve">: We created raw EMA and change features for varying scoring epochs (i.e., 12, 24, 48, 72, and 168 hours) before the start of the prediction window for all EMA items. Raw features included min, max, and median scores for each EMA item across all EMAs in each epoch for that participant. We calculated change features by subtracting the participants’ overall mean score for each EMA item (using all EMAs collected before the start of the prediction window) from the associated raw feature. We also created raw and change features based on the most recent response for each EMA question and raw and change rate features from previously reported lapses and number of completed EMAs.</w:t>
-      </w:r>
-      <w:r>
-        <w:t xml:space="preserve"> </w:t>
       </w:r>
     </w:p>
     <w:p>
@@ -1099,7 +1113,7 @@
         <w:pStyle w:val="BodyText"/>
       </w:pPr>
       <w:r>
-        <w:t xml:space="preserve">Second, we compared each adjacent lagged model (i.e., 24 hours vs 72 hours, 72 hours vs. 168 hours, and 168 hours vs. 336 hours). These comparisons allow us to determine the probability that the lagged models systematically degrade as predictions are made further into the future.</w:t>
+        <w:t xml:space="preserve">Second, we compared each adjacent lagged model (i.e., 24 hours vs 72 hours, 72 hours vs. 168 hours, and 168 hours vs. 336 hours). These comparisons allow us to determine the probability that the lagged models systematically differed as predictions were made further into the future.</w:t>
       </w:r>
     </w:p>
     <w:p>

--- a/index.docx
+++ b/index.docx
@@ -1210,7 +1210,7 @@
         <w:t xml:space="preserve"> </w:t>
       </w:r>
       <w:r>
-        <w:t xml:space="preserve">from the 30 test sets to provide a description of the importance of categories of features across our five models. We used the SHAPforxgboost package that provides Shapley values in log-odds units for binary classification models. We averaged the three Shapley values for each observation for each feature (i.e., across the three repeats) to increase their stability. An inherent property of Shapley values is their additivity, allowing us to combine features into feature categories. We created separate feature categories for each of the nine EMA questions, the rates of past alcohol use and missing surveys, the time of day and day of the week of the start of the prediction window, and the seven demographic variables included in the models. We calculated the local (i.e., for each observation) importance for each category of features by adding Shapley values across all features in a category, separately for each observation. We calculated global importance for each feature category by averaging the absolute value of the Shapley values of all features in the category across all observations. These local and global importance scores based on Shapley values allow us to contextualize relative feature importance.</w:t>
+        <w:t xml:space="preserve">from the 30 test sets to provide a description of the importance of categories of features across our five models. We used the SHAPforxgboost package that provides Shapley values in log-odds units for binary classification models. We averaged the three Shapley values for each observation for each feature (i.e., across the three repeats) to increase their stability. An inherent property of Shapley values is their additivity, allowing us to combine features into feature categories. We created separate feature categories for each of the nine EMA questions, the rates of past alcohol use and missing surveys, the time of day and day of the week of the start of the prediction window, and the seven demographic variables included in the models. We calculated global importance for each feature category by averaging the absolute value of the Shapley values of all features in the category across all observations. These global importance scores based on Shapley values allow us to contextualize relative feature importance for each model.</w:t>
       </w:r>
     </w:p>
     <w:bookmarkEnd w:id="37"/>
@@ -4471,7 +4471,7 @@
         <w:pStyle w:val="FirstParagraph"/>
       </w:pPr>
       <w:r>
-        <w:t xml:space="preserve">Global importance (mean |Shapley value|) for feature categories for each model appears in Panel A of</w:t>
+        <w:t xml:space="preserve">Global importance (mean |Shapley value|) for feature categories for each model appears</w:t>
       </w:r>
       <w:r>
         <w:t xml:space="preserve"> </w:t>
@@ -4485,26 +4485,7 @@
         </w:r>
       </w:hyperlink>
       <w:r>
-        <w:t xml:space="preserve">. Consistent with previous models using similar features, past use was the most important feature category for lapse prediction across lagged models. Future abstinence efficacy was also globally important across window widths.</w:t>
-      </w:r>
-    </w:p>
-    <w:p>
-      <w:pPr>
-        <w:pStyle w:val="BodyText"/>
-      </w:pPr>
-      <w:r>
-        <w:t xml:space="preserve">Sina plots of local Shapley values show the influence of feature categories on individual observations by model (</w:t>
-      </w:r>
-      <w:hyperlink w:anchor="fig-shap">
-        <w:r>
-          <w:rPr>
-            <w:rStyle w:val="Hyperlink"/>
-          </w:rPr>
-          <w:t xml:space="preserve">Figure 3</w:t>
-        </w:r>
-      </w:hyperlink>
-      <w:r>
-        <w:t xml:space="preserve">, Panels B-D). The variance in feature importance for past use is widest in our immediate (no lag) model. Additionally, all EMA item categories appear to impact lapse probability for specific individuals at specific times even if they are not globally important across all observations.</w:t>
+        <w:t xml:space="preserve">. Consistent with previous models using similar features, past use was the most important feature category for lapse prediction across lagged models. Future abstinence efficacy was also globally important across window widths. The contribution of a feature category to model performance did not appear to differ across models.</w:t>
       </w:r>
     </w:p>
     <w:tbl>
@@ -4579,7 +4560,7 @@
               <w:pStyle w:val="ImageCaption"/>
             </w:pPr>
             <w:r>
-              <w:t xml:space="preserve">Figure 3: Feature importance (Shapley values) for Models by lag time. Panel A displays the global importance (mean |Shapley value|) for feature categories for each model. Feature categories are ordered by their aggregate global importance (i.e., total bar length) across the five models. The importance of each feature category for specific models is displayed separately by color. Panels B-F display local Shapley values that quantify the influence of feature categories on individual observations (i.e., a single prediction window for a specific participant) for each model.</w:t>
+              <w:t xml:space="preserve">Figure 3: Feature importance (Shapley values) for Models by lag time. The plot displays the global importance (mean |Shapley value|) for feature categories for each model. Feature categories are ordered by their aggregate global importance (i.e., total bar length) across the five models. The importance of each feature category for specific models is displayed separately by color.</w:t>
             </w:r>
           </w:p>
           <w:bookmarkEnd w:id="61"/>

--- a/index.docx
+++ b/index.docx
@@ -95,6 +95,26 @@
         <w:pStyle w:val="Author"/>
       </w:pPr>
       <w:r>
+        <w:t xml:space="preserve">Gaylen</w:t>
+      </w:r>
+      <w:r>
+        <w:t xml:space="preserve"> </w:t>
+      </w:r>
+      <w:r>
+        <w:t xml:space="preserve">E.</w:t>
+      </w:r>
+      <w:r>
+        <w:t xml:space="preserve"> </w:t>
+      </w:r>
+      <w:r>
+        <w:t xml:space="preserve">Fronk</w:t>
+      </w:r>
+    </w:p>
+    <w:p>
+      <w:pPr>
+        <w:pStyle w:val="Author"/>
+      </w:pPr>
+      <w:r>
         <w:t xml:space="preserve">Jiachen</w:t>
       </w:r>
       <w:r>
@@ -108,26 +128,6 @@
       </w:r>
       <w:r>
         <w:t xml:space="preserve">Yu</w:t>
-      </w:r>
-    </w:p>
-    <w:p>
-      <w:pPr>
-        <w:pStyle w:val="Author"/>
-      </w:pPr>
-      <w:r>
-        <w:t xml:space="preserve">Gaylen</w:t>
-      </w:r>
-      <w:r>
-        <w:t xml:space="preserve"> </w:t>
-      </w:r>
-      <w:r>
-        <w:t xml:space="preserve">E.</w:t>
-      </w:r>
-      <w:r>
-        <w:t xml:space="preserve"> </w:t>
-      </w:r>
-      <w:r>
-        <w:t xml:space="preserve">Fronk</w:t>
       </w:r>
     </w:p>
     <w:p>

--- a/index.docx
+++ b/index.docx
@@ -116,12 +116,6 @@
       </w:pPr>
       <w:r>
         <w:t xml:space="preserve">Jiachen</w:t>
-      </w:r>
-      <w:r>
-        <w:t xml:space="preserve"> </w:t>
-      </w:r>
-      <w:r>
-        <w:t xml:space="preserve">(Coco)</w:t>
       </w:r>
       <w:r>
         <w:t xml:space="preserve"> </w:t>
@@ -4612,7 +4606,7 @@
         </w:numPr>
       </w:pPr>
       <w:r>
-        <w:t xml:space="preserve">Model degrades, but perhaps not meaningfully even down to two weeks out.</w:t>
+        <w:t xml:space="preserve">Model degrades but perhaps not meaningfully even down to two weeks out.</w:t>
       </w:r>
     </w:p>
     <w:p>

--- a/index.docx
+++ b/index.docx
@@ -4465,7 +4465,7 @@
         <w:pStyle w:val="FirstParagraph"/>
       </w:pPr>
       <w:r>
-        <w:t xml:space="preserve">Global importance (mean |Shapley value|) for feature categories for each model appears</w:t>
+        <w:t xml:space="preserve">Global importance (mean |Shapley value|) for feature categories for each model appears in</w:t>
       </w:r>
       <w:r>
         <w:t xml:space="preserve"> </w:t>
@@ -4479,7 +4479,7 @@
         </w:r>
       </w:hyperlink>
       <w:r>
-        <w:t xml:space="preserve">. Consistent with previous models using similar features, past use was the most important feature category for lapse prediction across lagged models. Future abstinence efficacy was also globally important across window widths. The contribution of a feature category to model performance did not appear to differ across models.</w:t>
+        <w:t xml:space="preserve">. Consistent with previous models using similar features, past use was the most important feature category for lapse prediction across lagged models. Future abstinence efficacy was also globally important across models. Overall, the contribution of a feature category to model performance did not appear to differ across models.</w:t>
       </w:r>
     </w:p>
     <w:tbl>

--- a/index.docx
+++ b/index.docx
@@ -149,7 +149,7 @@
         <w:pStyle w:val="Date"/>
       </w:pPr>
       <w:r>
-        <w:t xml:space="preserve">2024-07-02</w:t>
+        <w:t xml:space="preserve">2024-07-03</w:t>
       </w:r>
     </w:p>
     <w:p>

--- a/index.docx
+++ b/index.docx
@@ -4137,7 +4137,7 @@
         <w:pStyle w:val="FirstParagraph"/>
       </w:pPr>
       <w:r>
-        <w:t xml:space="preserve">The median auROC across the 30 test sets for our baseline model was high (median=0.892, IQR=0.046), consistent with our previous study. Performance across our lagged models was also high for the 24 hour lag (median=0.882, IQR=0.042), 72 hour lag (median=0.873, IQR=0.057), 168 hour lag (median=0.857, IQR=0.061), and 336 hour lag (median=0.857, IQR=0.064).</w:t>
+        <w:t xml:space="preserve">The median auROC across the 30 test sets for our baseline model was high (median=0.893, IQR=0.045), consistent with our previous study. Performance across our lagged models was also high for the 24 hour lag (median=0.882, IQR=0.039), 72 hour lag (median=0.868, IQR=0.057), 168 hour lag (median=0.860, IQR=0.062), and 336 hour lag (median=0.856, IQR=0.062).</w:t>
       </w:r>
     </w:p>
     <w:p>
@@ -4145,7 +4145,7 @@
         <w:pStyle w:val="BodyText"/>
       </w:pPr>
       <w:r>
-        <w:t xml:space="preserve">Histograms of the full posterior probability distributions for auROC for each model are available in the supplement. The median auROCs from these posterior distributions were 0.894 (baseline), 0.887 (24 hour lag), 0.875 (72 hour lag), 0.872 (168 hour lag), and 0.850 (336 hour lag). These values represent our best estimates for the magnitude of the auROC parameter for each model. The 95% Bayesian CI for the auROCs for these models were relatively narrow and did not contain 0.5: baseline[0.877-0.908], 24 hour lag[0.869-0.902], 72 hour lag[0.856-0.892], 168 hour lag[0.852-0.888], 336 hour lag[0.828-0.870].</w:t>
+        <w:t xml:space="preserve">Histograms of the full posterior probability distributions for auROC for each model are available in the supplement. The median auROCs from these posterior distributions were 0.893 (baseline), 0.887 (24 hour lag), 0.875 (72 hour lag), 0.871 (168 hour lag), and 0.852 (336 hour lag). These values represent our best estimates for the magnitude of the auROC parameter for each model. The 95% Bayesian CI for the auROCs for these models were relatively narrow and did not contain 0.5: baseline[0.876-0.908], 24 hour lag[0.869-0.903], 72 hour lag[0.855-0.892], 168 hour lag[0.850-0.889], 336 hour lag[0.830-0.872].</w:t>
       </w:r>
       <w:r>
         <w:t xml:space="preserve"> </w:t>
@@ -4294,7 +4294,7 @@
         <w:pStyle w:val="FirstParagraph"/>
       </w:pPr>
       <w:r>
-        <w:t xml:space="preserve">The median decrease in auROC for the baseline vs. 24 hour lag model was 0.007 (95% CI=[0.001-0.012]), yielding a significant probability of 0.977 that the lagged model had worse performance. The median decrease in auROC for the baseline vs. 72 hour model was 0.018 (95% CI=[0.012-0.024]), yielding a significant probability of 1.000 that the lagged model had worse performance. The median increase in auROC for the baseline vs. 168 hour lag model was 0.022 (95% CI=[0.016-0.028]), yielding a significant probability of 1.000 that the lagged model had worse performance. The median increase in auROC for the baseline vs. 336 hour lag model was 0.043 (95% CI=[0.036-0.051]), yielding a significant probability of 1.000 that the lagged model had worse performance.</w:t>
+        <w:t xml:space="preserve">The median decrease in auROC for the baseline vs. 24 hour lag model was 0.006 (95% CI=[0.000-0.012]), yielding a significant probability of 0.960 that the lagged model had worse performance. The median decrease in auROC for the baseline vs. 72 hour model was 0.018 (95% CI=[0.012-0.025]), yielding a significant probability of 1.000 that the lagged model had worse performance. The median increase in auROC for the baseline vs. 168 hour lag model was 0.023 (95% CI=[0.016-0.029]), yielding a significant probability of 1.000 that the lagged model had worse performance. The median increase in auROC for the baseline vs. 336 hour lag model was 0.041 (95% CI=[0.033-0.049]), yielding a significant probability of 1.000 that the lagged model had worse performance.</w:t>
       </w:r>
     </w:p>
     <w:bookmarkEnd w:id="49"/>
@@ -4312,7 +4312,7 @@
         <w:pStyle w:val="FirstParagraph"/>
       </w:pPr>
       <w:r>
-        <w:t xml:space="preserve">The median decrease in auROC for the 24 hour vs. 72 hour lag model was 0.012 (95% CI=[0.006-0.018]), yielding a significant probability of 1.000 that the 72 hour lag model had worse performance than the 24 hour lag model. The median decrease in auROC for the 72 hour vs. 168 hour lag model was 0.004 (95% CI=[-0.002-0.010]), yielding a non-significant probability of 0.840 that the 168 hour lag model had worse performance than the 72 hour lag model. The median decrease in auROC for the 168 hour vs. 336 hour lag model was 0.021 (95% CI=[0.014-0.028]), yielding a significant probability of 1.000 that the 336 hour lag model had worse performance than the 168 hour lag model.</w:t>
+        <w:t xml:space="preserve">The median decrease in auROC for the 24 hour vs. 72 hour lag model was 0.012 (95% CI=[0.006-0.019]), yielding a significant probability of 1.000 that the 72 hour lag model had worse performance than the 24 hour lag model. The median decrease in auROC for the 72 hour vs. 168 hour lag model was 0.004 (95% CI=[-0.002-0.011]), yielding a non-significant probability of 0.865 that the 168 hour lag model had worse performance than the 72 hour lag model. The median decrease in auROC for the 168 hour vs. 336 hour lag model was 0.018 (95% CI=[0.011-0.025]), yielding a significant probability of 1.000 that the 336 hour lag model had worse performance than the 168 hour lag model.</w:t>
       </w:r>
     </w:p>
     <w:bookmarkEnd w:id="50"/>

--- a/index.docx
+++ b/index.docx
@@ -149,7 +149,7 @@
         <w:pStyle w:val="Date"/>
       </w:pPr>
       <w:r>
-        <w:t xml:space="preserve">2024-07-03</w:t>
+        <w:t xml:space="preserve">2024-07-08</w:t>
       </w:r>
     </w:p>
     <w:p>
@@ -375,7 +375,7 @@
         <w:pStyle w:val="BodyText"/>
       </w:pPr>
       <w:r>
-        <w:t xml:space="preserve">Today, this approach is also applied to chronic mental health conditions (i.e., precision mental health) such as depression, substance use disorders, and suicide. However, mental health conditions are complex, fluctuating processes. Unlike medical conditions that have clear biological precursors, mental health conditions are products of numerous psychosocial factors. These factors differ between individuals and can change within an individual over time. Additionally, there is a wide array of psychosocial supports available for clinicians to choose from. Thus, precision mental health must consider both the</w:t>
+        <w:t xml:space="preserve">Today, this approach is also applied to chronic mental health conditions (i.e., precision mental health) such as depression, substance use disorders, and suicide. Mental health conditions are complex, fluctuating processes. Medical conditions often have clear biological precursors, which may be treated well with a single medication. In contrast, mental health conditions are products of numerous psychosocial factors, and treatments must be selected from a wide array of psychosocial supports. Moreover, the factors driving mental health conditions differ between individuals and can change within an individual over time. Thus, precision mental health must consider both the</w:t>
       </w:r>
       <w:r>
         <w:t xml:space="preserve"> </w:t>
@@ -424,7 +424,7 @@
         <w:t xml:space="preserve">(Project Match Research Group 1997)</w:t>
       </w:r>
       <w:r>
-        <w:t xml:space="preserve">. The study did not find any differences in treatment success. This can likely be attributed to low-dimensional analyses that failed to capture the complex and heterogeneous nature of substance use disorders and their use of static distal features to predict a non-linear, time-varying course of recovery, lapse, and relapse</w:t>
+        <w:t xml:space="preserve">. The study did not find any differences in treatment success. This can likely be attributed to 1) low-dimensional analyses that failed to capture the complex and heterogeneous nature of substance use disorders; and 2) their use of static distal features to predict a non-linear, time-varying course of recovery, lapse, and relapse</w:t>
       </w:r>
       <w:r>
         <w:t xml:space="preserve"> </w:t>
@@ -470,7 +470,23 @@
         <w:pStyle w:val="BodyText"/>
       </w:pPr>
       <w:r>
-        <w:t xml:space="preserve">Take the example of lapses, discrete instances of goal inconsistent substance use. Lapses are a clinically important target for substance use treatment. They are often an early warning sign of relapse, maladaptive responses to lapses can undermine recovery, and for some substances a single lapse can result in an overdose and/or death. It would be unreasonable to expect that we could predict a lapse with any temporal precision using only features that become more distal as time progresses. On the contrary, lapse prediction requires dense, long-term monitoring of symptoms and related states proximal to the outcome.</w:t>
+        <w:t xml:space="preserve">The</w:t>
+      </w:r>
+      <w:r>
+        <w:t xml:space="preserve"> </w:t>
+      </w:r>
+      <w:r>
+        <w:rPr>
+          <w:i/>
+          <w:iCs/>
+        </w:rPr>
+        <w:t xml:space="preserve">when</w:t>
+      </w:r>
+      <w:r>
+        <w:t xml:space="preserve"> </w:t>
+      </w:r>
+      <w:r>
+        <w:t xml:space="preserve">is particularly important for predicting discrete symptoms or behaviors. Take the example of lapses, discrete instances of goal inconsistent substance use. Lapses are a clinically important target for substance use treatment. They are often an early warning sign of relapse, and maladaptive responses to lapses can undermine recovery. For some substances, even a single lapse can result in an overdose and/or death. It would be unreasonable to expect that we could predict a lapse with any temporal precision using only features that become more distal as time progresses. Rather, lapse prediction requires dense, long-term monitoring of symptoms and related states proximal to the outcome.</w:t>
       </w:r>
     </w:p>
     <w:p>
@@ -478,7 +494,7 @@
         <w:pStyle w:val="BodyText"/>
       </w:pPr>
       <w:r>
-        <w:t xml:space="preserve">Recent advances in both personal sensing and machine learning may address these barriers to successful precision mental health. Personal sensing allows for frequent, longitudinal measurement of changes in proximal risk (e.g., lapse) with high temporal precision. Machine learning allows for high dimensional inputs. Moreover, tools from machine learning can be applied to models to understand which factors are specific to a specific individual at a specific moment in time.</w:t>
+        <w:t xml:space="preserve">Recent advances in both personal sensing and machine learning may address these barriers to successful precision mental health. Personal sensing allows for frequent, longitudinal measurement of changes in proximal risk (e.g., for a lapse) with high temporal precision. Machine learning uses high dimensional inputs that can capture the complexity of mental health conditions. Moreover, tools from machine learning can be applied to models to understand which factors are important to a specific individual at a specific moment in time.</w:t>
       </w:r>
     </w:p>
     <w:p>
@@ -530,7 +546,7 @@
         <w:t xml:space="preserve">(Wyant et al. n.d.)</w:t>
       </w:r>
       <w:r>
-        <w:t xml:space="preserve">. We also characterized the relative importance of features contributing to these risk probabilities for specific individuals at specific moments in time. These models are well-suited to make algorithm-guided recommendations to address immediate risks. For example, recommending a coping with craving activity when someone has increased craving or recommending a guided relaxation video when someone is reporting recent stressful events. Importantly these supports can be available 24/7 (e.g., in a digital therapeutic) for an individual.</w:t>
+        <w:t xml:space="preserve">. We also characterized the relative importance of features contributing to these risk probabilities for specific individuals at specific moments in time. These models are well-suited to make algorithm-guided recommendations to address immediate risks - for example, recommending a coping with craving activity when someone has increased craving, or recommending a guided relaxation video when someone is reporting recent stressful events. Importantly, these supports can be available 24/7 (e.g., in a digital therapeutic) for an individual, allowing them to take action right away.</w:t>
       </w:r>
     </w:p>
     <w:p>
@@ -538,7 +554,7 @@
         <w:pStyle w:val="BodyText"/>
       </w:pPr>
       <w:r>
-        <w:t xml:space="preserve">However, many interventions cannot be self-contained in a digital therapeutic and they take time to set up. For example, someone who has reported recent past alcohol use and low abstinence self-efficacy might be encouraged to attend a self-help meeting, plan an outing with important people in their life, or schedule an appointment with a therapist. These multimodal interventions (i.e., combined human and digital interventions) are not available 24/7. A</w:t>
+        <w:t xml:space="preserve">However, many interventions cannot be self-contained in a digital therapeutic and take time to set up. For example, someone who has reported recent past alcohol use and low abstinence self-efficacy might be encouraged to attend a self-help meeting, plan an outing with important people in their life, or schedule an appointment with a therapist. These multimodal interventions (i.e., combined human and digital interventions) are not available 24/7. A</w:t>
       </w:r>
       <w:r>
         <w:t xml:space="preserve"> </w:t>
@@ -562,11 +578,23 @@
         <w:pStyle w:val="BodyText"/>
       </w:pPr>
       <w:r>
-        <w:t xml:space="preserve">In this study, we compare the performance of one of our models from a previous study with models using increased lag time between predictions and outcomes. Specifically, we use the same EMA features as our immediate model and train new models to predict the probability of a lapse beginning one day (24 hours), three days (72 hours), one week (168 hours), or two weeks (336 hours) into the future. Our primary objective is to assess how well models perform with increasing lag time.</w:t>
+        <w:t xml:space="preserve">In this study, we compared the performance of one of our models from a previous study</w:t>
+      </w:r>
+      <w:r>
+        <w:t xml:space="preserve"> </w:t>
+      </w:r>
+      <w:r>
+        <w:t xml:space="preserve">(Wyant et al. n.d.)</w:t>
+      </w:r>
+      <w:r>
+        <w:t xml:space="preserve"> </w:t>
+      </w:r>
+      <w:r>
+        <w:t xml:space="preserve">with models using increased lag time between predictions and outcomes. Specifically, we used the same EMA features as our immediate model and train new models to predict the probability of a lapse beginning one day (24 hours), three days (72 hours), one week (168 hours), or two weeks (336 hours) into the future. Our primary objective was to assess how well models perform with increasing lag time.</w:t>
       </w:r>
     </w:p>
     <w:bookmarkEnd w:id="21"/>
-    <w:bookmarkStart w:id="105" w:name="methods"/>
+    <w:bookmarkStart w:id="40" w:name="methods"/>
     <w:p>
       <w:pPr>
         <w:pStyle w:val="Heading1"/>
@@ -879,7 +907,10 @@
         <w:t xml:space="preserve"> </w:t>
       </w:r>
       <w:r>
-        <w:t xml:space="preserve">if no alcohol use occurred within that window +/- 24 hours. If no alcohol use occurred within the window but did occur within 24 hours of the start or end of the window, the window was excluded.</w:t>
+        <w:t xml:space="preserve">if no alcohol use occurred within that window +/- 24 hours</w:t>
+      </w:r>
+      <w:r>
+        <w:t xml:space="preserve">. If no alcohol use occurred within the window but did occur within 24 hours of the start or end of the window, the window was excluded.</w:t>
       </w:r>
     </w:p>
     <w:p>
@@ -952,7 +983,13 @@
         <w:t xml:space="preserve">Previous EMA responses</w:t>
       </w:r>
       <w:r>
-        <w:t xml:space="preserve">: We created raw EMA and change features for varying scoring epochs (i.e., 12, 24, 48, 72, and 168 hours) before the start of the prediction window for all EMA items. Raw features included min, max, and median scores for each EMA item across all EMAs in each epoch for that participant. We calculated change features by subtracting the participants’ overall mean score for each EMA item (using all EMAs collected before the start of the prediction window) from the associated raw feature. We also created raw and change features based on the most recent response for each EMA question and raw and change rate features from previously reported lapses and number of completed EMAs.</w:t>
+        <w:t xml:space="preserve">: We created raw EMA and change features for varying scoring epochs (i.e., 12, 24, 48, 72, and 168 hours) before the start of the prediction window for all EMA items. Raw features included min, max, and median scores for each EMA item across all EMAs in each epoch for that participant. We calculated change features by subtracting the participants’ overall mean score for each EMA item (using all EMAs collected before the start of the prediction window) from the associated raw feature. We also created raw and change features based on the most recent response for each EMA question</w:t>
+      </w:r>
+      <w:r>
+        <w:t xml:space="preserve"> </w:t>
+      </w:r>
+      <w:r>
+        <w:t xml:space="preserve">and raw and change rate features from previously reported lapses and number of completed EMAs.</w:t>
       </w:r>
     </w:p>
     <w:p>
@@ -1099,7 +1136,16 @@
         <w:pStyle w:val="FirstParagraph"/>
       </w:pPr>
       <w:r>
-        <w:t xml:space="preserve">We performed two sets of Bayesian model comparisons. First, we compared each lagged model to our baseline model (no lag). We have demonstrated previously that our baseline model performs well. These comparisons show whether we can predict lapses with similar performance with varying lags (i.e., no lag vs. 24 hours, no lag vs. 72 hours, no lag vs. 168 hours, no lag vs. 336 hours).</w:t>
+        <w:t xml:space="preserve">We performed two sets of Bayesian model comparisons. First, we compared each lagged model to our baseline model (no lag)</w:t>
+      </w:r>
+      <w:r>
+        <w:t xml:space="preserve"> </w:t>
+      </w:r>
+      <w:r>
+        <w:t xml:space="preserve">(Wyant et al. n.d.)</w:t>
+      </w:r>
+      <w:r>
+        <w:t xml:space="preserve">. We have demonstrated previously that our baseline model performs well. These comparisons show whether we can predict lapses with similar performance with varying lags (i.e., no lag vs. 24 hours, no lag vs. 72 hours, no lag vs. 168 hours, no lag vs. 336 hours).</w:t>
       </w:r>
     </w:p>
     <w:p>
@@ -1115,7 +1161,7 @@
         <w:pStyle w:val="BodyText"/>
       </w:pPr>
       <w:r>
-        <w:t xml:space="preserve">For both sets of model comparisons determined the probability that the models’ performances differed systematically from each other by regressing the auROCs (logit transformed) from the 30 test sets as a function of the contrast. We set two random intercepts: one for the repeat, and another for the fold within repeat. We also report the precise posterior probability for the difference in auROCs and the 95% Bayesian CIs. If there was a probability &gt; 0.95 that the more lagged model’s performance was worse, we labeled the model contrast as significant.</w:t>
+        <w:t xml:space="preserve">For both sets of model comparisons, we determined the probability that the models’ performances differed systematically from each other by regressing the auROCs (logit transformed) from the 30 test sets as a function of the contrast. We set two random intercepts: one for the repeat, and another for the fold within repeat. We also report the precise posterior probability for the difference in auROCs and the 95% Bayesian CIs. If there was a probability &gt; 0.95 that the more lagged model’s performance was worse, we labeled the model contrast as significant.</w:t>
       </w:r>
     </w:p>
     <w:bookmarkEnd w:id="34"/>
@@ -1133,7 +1179,7 @@
         <w:pStyle w:val="FirstParagraph"/>
       </w:pPr>
       <w:r>
-        <w:t xml:space="preserve">We aim for the responsible and transparent reporting of model performance and clinical utility. In these efforts, we calculated the median posterior probability and 95% Bayesian CI for auROC for each model separately for three dichotomized demographic groups with potential disparities in access to substance use treatment - race and ethnicity (non-Hispanic white vs. non-white)</w:t>
+        <w:t xml:space="preserve">We aim for the responsible and transparent reporting of model performance and clinical utility. In these efforts, we calculated the median posterior probability and 95% Bayesian CI for auROC for each model separately for three dichotomized demographic groups with potential disparities in access to substance use treatment - race and ethnicity (non-Hispanic White vs. non-White)</w:t>
       </w:r>
       <w:r>
         <w:t xml:space="preserve"> </w:t>
@@ -1204,25 +1250,29 @@
         <w:t xml:space="preserve"> </w:t>
       </w:r>
       <w:r>
-        <w:t xml:space="preserve">from the 30 test sets to provide a description of the importance of categories of features across our five models. We used the SHAPforxgboost package that provides Shapley values in log-odds units for binary classification models. We averaged the three Shapley values for each observation for each feature (i.e., across the three repeats) to increase their stability. An inherent property of Shapley values is their additivity, allowing us to combine features into feature categories. We created separate feature categories for each of the nine EMA questions, the rates of past alcohol use and missing surveys, the time of day and day of the week of the start of the prediction window, and the seven demographic variables included in the models. We calculated global importance for each feature category by averaging the absolute value of the Shapley values of all features in the category across all observations. These global importance scores based on Shapley values allow us to contextualize relative feature importance for each model.</w:t>
+        <w:t xml:space="preserve">from the 30 test sets to provide a description of the importance of categories of features across our five models. We used the SHAPforxgboost package that provides Shapley values in log-odds units for binary classification models</w:t>
+      </w:r>
+      <w:r>
+        <w:t xml:space="preserve">. We averaged the three Shapley values for each observation for each feature (i.e., across the three repeats) to increase their stability. An inherent property of Shapley values is their additivity, allowing us to combine features into feature categories. We created separate feature categories for each of the nine EMA questions, the rates of past alcohol use and missing surveys, the time of day and day of the week of the start of the prediction window, and the seven demographic variables included in the models. We calculated global importance for each feature category by averaging the absolute value of the Shapley values of all features in the category across all observations. These global importance scores based on Shapley values allow us to contextualize relative feature importance for each model.</w:t>
       </w:r>
     </w:p>
     <w:bookmarkEnd w:id="37"/>
     <w:bookmarkEnd w:id="38"/>
     <w:bookmarkEnd w:id="39"/>
-    <w:bookmarkStart w:id="64" w:name="results"/>
+    <w:bookmarkEnd w:id="40"/>
+    <w:bookmarkStart w:id="105" w:name="results"/>
+    <w:p>
+      <w:pPr>
+        <w:pStyle w:val="Heading1"/>
+      </w:pPr>
+      <w:r>
+        <w:t xml:space="preserve">Results</w:t>
+      </w:r>
+    </w:p>
+    <w:bookmarkStart w:id="43" w:name="demographic-and-lapse-characteristics"/>
     <w:p>
       <w:pPr>
         <w:pStyle w:val="Heading2"/>
-      </w:pPr>
-      <w:r>
-        <w:t xml:space="preserve">Results</w:t>
-      </w:r>
-    </w:p>
-    <w:bookmarkStart w:id="42" w:name="demographic-and-lapse-characteristics"/>
-    <w:p>
-      <w:pPr>
-        <w:pStyle w:val="Heading3"/>
       </w:pPr>
       <w:r>
         <w:t xml:space="preserve">Demographic and Lapse Characteristics</w:t>
@@ -1286,7 +1336,7 @@
       <w:tr>
         <w:tc>
           <w:tcPr/>
-          <w:bookmarkStart w:id="40" w:name="tbl-demohtml"/>
+          <w:bookmarkStart w:id="41" w:name="tbl-demohtml"/>
           <w:p>
             <w:pPr>
               <w:jc w:val="center"/>
@@ -4091,7 +4141,7 @@
               </w:tc>
             </w:tr>
           </w:tbl>
-          <w:bookmarkEnd w:id="40"/>
+          <w:bookmarkEnd w:id="41"/>
           <w:p/>
         </w:tc>
       </w:tr>
@@ -4112,7 +4162,7 @@
         </w:rPr>
         <w:t xml:space="preserve"> </w:t>
       </w:r>
-      <w:hyperlink r:id="rId41">
+      <w:hyperlink r:id="rId42">
         <w:r>
           <w:rPr>
             <w:rStyle w:val="Hyperlink"/>
@@ -4122,11 +4172,11 @@
         </w:r>
       </w:hyperlink>
     </w:p>
-    <w:bookmarkEnd w:id="42"/>
-    <w:bookmarkStart w:id="48" w:name="model-evaluation-1"/>
-    <w:p>
-      <w:pPr>
-        <w:pStyle w:val="Heading3"/>
+    <w:bookmarkEnd w:id="43"/>
+    <w:bookmarkStart w:id="49" w:name="model-evaluation-1"/>
+    <w:p>
+      <w:pPr>
+        <w:pStyle w:val="Heading2"/>
       </w:pPr>
       <w:r>
         <w:t xml:space="preserve">Model Evaluation</w:t>
@@ -4137,7 +4187,13 @@
         <w:pStyle w:val="FirstParagraph"/>
       </w:pPr>
       <w:r>
-        <w:t xml:space="preserve">The median auROC across the 30 test sets for our baseline model was high (median=0.893, IQR=0.045), consistent with our previous study. Performance across our lagged models was also high for the 24 hour lag (median=0.882, IQR=0.039), 72 hour lag (median=0.868, IQR=0.057), 168 hour lag (median=0.860, IQR=0.062), and 336 hour lag (median=0.856, IQR=0.062).</w:t>
+        <w:t xml:space="preserve">The median auROC across the 30 test sets for our baseline model was high (median=0.893, IQR=0.045), consistent with our previous study.</w:t>
+      </w:r>
+      <w:r>
+        <w:t xml:space="preserve"> </w:t>
+      </w:r>
+      <w:r>
+        <w:t xml:space="preserve">Performance across our lagged models was also high for the 24 hour lag (median=0.882, IQR=0.039), 72 hour lag (median=0.868, IQR=0.057), 168 hour lag (median=0.860, IQR=0.062), and 336 hour lag (median=0.856, IQR=0.062).</w:t>
       </w:r>
     </w:p>
     <w:p>
@@ -4145,7 +4201,7 @@
         <w:pStyle w:val="BodyText"/>
       </w:pPr>
       <w:r>
-        <w:t xml:space="preserve">Histograms of the full posterior probability distributions for auROC for each model are available in the supplement. The median auROCs from these posterior distributions were 0.893 (baseline), 0.887 (24 hour lag), 0.875 (72 hour lag), 0.871 (168 hour lag), and 0.852 (336 hour lag). These values represent our best estimates for the magnitude of the auROC parameter for each model. The 95% Bayesian CI for the auROCs for these models were relatively narrow and did not contain 0.5: baseline[0.876-0.908], 24 hour lag[0.869-0.903], 72 hour lag[0.855-0.892], 168 hour lag[0.850-0.889], 336 hour lag[0.830-0.872].</w:t>
+        <w:t xml:space="preserve">Histograms of the full posterior probability distributions for auROC for each model are available in the supplement. The median auROCs from these posterior distributions were 0.893 (baseline), 0.887 (24 hour lag), 0.875 (72 hour lag), 0.871 (168 hour lag), and 0.852 (336 hour lag). These values represent our best estimates for the magnitude of the auROC parameter for each model. The 95% Bayesian CI for the auROCs for these models were relatively narrow and did not contain 0.5: baseline [0.876-0.908], 24 hour lag [0.869-0.903], 72 hour lag [0.855-0.892], 168 hour lag [0.850-0.889], 336 hour lag [0.830-0.872].</w:t>
       </w:r>
       <w:r>
         <w:t xml:space="preserve"> </w:t>
@@ -4178,7 +4234,7 @@
       <w:tr>
         <w:tc>
           <w:tcPr/>
-          <w:bookmarkStart w:id="46" w:name="fig-auroc"/>
+          <w:bookmarkStart w:id="47" w:name="fig-auroc"/>
           <w:p>
             <w:pPr>
               <w:pStyle w:val="Compact"/>
@@ -4189,18 +4245,18 @@
                 <wp:inline>
                   <wp:extent cx="5334000" cy="3810000"/>
                   <wp:effectExtent b="0" l="0" r="0" t="0"/>
-                  <wp:docPr descr="" title="" id="44" name="Picture"/>
+                  <wp:docPr descr="" title="" id="45" name="Picture"/>
                   <a:graphic>
                     <a:graphicData uri="http://schemas.openxmlformats.org/drawingml/2006/picture">
                       <pic:pic>
                         <pic:nvPicPr>
-                          <pic:cNvPr descr="index_files/figure-docx/notebooks-mak_figures-fig-auroc-output-1.png" id="45" name="Picture"/>
+                          <pic:cNvPr descr="index_files/figure-docx/notebooks-mak_figures-fig-auroc-output-1.png" id="46" name="Picture"/>
                           <pic:cNvPicPr>
                             <a:picLocks noChangeArrowheads="1" noChangeAspect="1"/>
                           </pic:cNvPicPr>
                         </pic:nvPicPr>
                         <pic:blipFill>
-                          <a:blip r:embed="rId43"/>
+                          <a:blip r:embed="rId44"/>
                           <a:stretch>
                             <a:fillRect/>
                           </a:stretch>
@@ -4240,7 +4296,7 @@
               <w:t xml:space="preserve">Figure 1: Posterior probability for auROC and Bayesian credible intervals by model. Dashed line indicates a model performing at chance.</w:t>
             </w:r>
           </w:p>
-          <w:bookmarkEnd w:id="46"/>
+          <w:bookmarkEnd w:id="47"/>
         </w:tc>
       </w:tr>
     </w:tbl>
@@ -4260,7 +4316,7 @@
         </w:rPr>
         <w:t xml:space="preserve"> </w:t>
       </w:r>
-      <w:hyperlink r:id="rId47">
+      <w:hyperlink r:id="rId48">
         <w:r>
           <w:rPr>
             <w:rStyle w:val="Hyperlink"/>
@@ -4270,22 +4326,22 @@
         </w:r>
       </w:hyperlink>
     </w:p>
-    <w:bookmarkEnd w:id="48"/>
-    <w:bookmarkStart w:id="51" w:name="model-comparisons-1"/>
+    <w:bookmarkEnd w:id="49"/>
+    <w:bookmarkStart w:id="52" w:name="model-comparisons-1"/>
+    <w:p>
+      <w:pPr>
+        <w:pStyle w:val="Heading2"/>
+      </w:pPr>
+      <w:r>
+        <w:t xml:space="preserve">Model Comparisons</w:t>
+      </w:r>
+    </w:p>
+    <w:bookmarkStart w:id="50" w:name="baseline-contrasts"/>
     <w:p>
       <w:pPr>
         <w:pStyle w:val="Heading3"/>
       </w:pPr>
       <w:r>
-        <w:t xml:space="preserve">Model Comparisons</w:t>
-      </w:r>
-    </w:p>
-    <w:bookmarkStart w:id="49" w:name="baseline-contrasts"/>
-    <w:p>
-      <w:pPr>
-        <w:pStyle w:val="Heading4"/>
-      </w:pPr>
-      <w:r>
         <w:t xml:space="preserve">Baseline Contrasts</w:t>
       </w:r>
     </w:p>
@@ -4297,11 +4353,11 @@
         <w:t xml:space="preserve">The median decrease in auROC for the baseline vs. 24 hour lag model was 0.006 (95% CI=[0.000-0.012]), yielding a significant probability of 0.960 that the lagged model had worse performance. The median decrease in auROC for the baseline vs. 72 hour model was 0.018 (95% CI=[0.012-0.025]), yielding a significant probability of 1.000 that the lagged model had worse performance. The median increase in auROC for the baseline vs. 168 hour lag model was 0.023 (95% CI=[0.016-0.029]), yielding a significant probability of 1.000 that the lagged model had worse performance. The median increase in auROC for the baseline vs. 336 hour lag model was 0.041 (95% CI=[0.033-0.049]), yielding a significant probability of 1.000 that the lagged model had worse performance.</w:t>
       </w:r>
     </w:p>
-    <w:bookmarkEnd w:id="49"/>
-    <w:bookmarkStart w:id="50" w:name="adjacent-contrasts"/>
-    <w:p>
-      <w:pPr>
-        <w:pStyle w:val="Heading4"/>
+    <w:bookmarkEnd w:id="50"/>
+    <w:bookmarkStart w:id="51" w:name="adjacent-contrasts"/>
+    <w:p>
+      <w:pPr>
+        <w:pStyle w:val="Heading3"/>
       </w:pPr>
       <w:r>
         <w:t xml:space="preserve">Adjacent Contrasts</w:t>
@@ -4315,12 +4371,12 @@
         <w:t xml:space="preserve">The median decrease in auROC for the 24 hour vs. 72 hour lag model was 0.012 (95% CI=[0.006-0.019]), yielding a significant probability of 1.000 that the 72 hour lag model had worse performance than the 24 hour lag model. The median decrease in auROC for the 72 hour vs. 168 hour lag model was 0.004 (95% CI=[-0.002-0.011]), yielding a non-significant probability of 0.865 that the 168 hour lag model had worse performance than the 72 hour lag model. The median decrease in auROC for the 168 hour vs. 336 hour lag model was 0.018 (95% CI=[0.011-0.025]), yielding a significant probability of 1.000 that the 336 hour lag model had worse performance than the 168 hour lag model.</w:t>
       </w:r>
     </w:p>
-    <w:bookmarkEnd w:id="50"/>
     <w:bookmarkEnd w:id="51"/>
-    <w:bookmarkStart w:id="57" w:name="fairness-benchmarks-1"/>
-    <w:p>
-      <w:pPr>
-        <w:pStyle w:val="Heading3"/>
+    <w:bookmarkEnd w:id="52"/>
+    <w:bookmarkStart w:id="58" w:name="fairness-benchmarks-1"/>
+    <w:p>
+      <w:pPr>
+        <w:pStyle w:val="Heading2"/>
       </w:pPr>
       <w:r>
         <w:t xml:space="preserve">Fairness Benchmarks</w:t>
@@ -4342,7 +4398,7 @@
         <w:t xml:space="preserve"> </w:t>
       </w:r>
       <w:r>
-        <w:t xml:space="preserve">shows the difference in performance of each model by demographic group. All group comparisons for race, sex at birth, and income were significant (probability &gt; .95) across models. On average there was a median increase in auROC for white participants compared to participants who were not white of 0.159 (range 0.107-0.179). On average there was a median increase in auROC for male participants compared to female participants of 0.080 (range 0.059-0.116). On average there was a median increase in auROC for participants above the federal poverty line compared to participants below the federal poverty line of 0.092 (range 0.086-0.133). A table of model performance for each demographic group separately by model can be found in the supplement.</w:t>
+        <w:t xml:space="preserve">shows the difference in performance of each model by demographic group. All group comparisons for race, sex at birth, and income were significant (probability &gt; .95) across models. On average there was a median increase in auROC of 0.159 (range 0.107-0.179) for non-Hispanic White participants compared to participants who were not White. On average there was a median increase in auROC of 0.080 (range 0.059-0.116) for male participants compared to female participants. On average there was a median increase in auROC of 0.092 (range 0.086-0.133) for participants above the federal poverty line compared to participants below the federal poverty line. A table of model performance for each demographic group separately by model can be found in the supplement.</w:t>
       </w:r>
     </w:p>
     <w:tbl>
@@ -4358,7 +4414,7 @@
       <w:tr>
         <w:tc>
           <w:tcPr/>
-          <w:bookmarkStart w:id="55" w:name="fig-fairness"/>
+          <w:bookmarkStart w:id="56" w:name="fig-fairness"/>
           <w:p>
             <w:pPr>
               <w:pStyle w:val="Compact"/>
@@ -4369,18 +4425,18 @@
                 <wp:inline>
                   <wp:extent cx="5334000" cy="3810000"/>
                   <wp:effectExtent b="0" l="0" r="0" t="0"/>
-                  <wp:docPr descr="" title="" id="53" name="Picture"/>
+                  <wp:docPr descr="" title="" id="54" name="Picture"/>
                   <a:graphic>
                     <a:graphicData uri="http://schemas.openxmlformats.org/drawingml/2006/picture">
                       <pic:pic>
                         <pic:nvPicPr>
-                          <pic:cNvPr descr="index_files/figure-docx/notebooks-mak_figures-fig-fairness-output-1.png" id="54" name="Picture"/>
+                          <pic:cNvPr descr="index_files/figure-docx/notebooks-mak_figures-fig-fairness-output-1.png" id="55" name="Picture"/>
                           <pic:cNvPicPr>
                             <a:picLocks noChangeArrowheads="1" noChangeAspect="1"/>
                           </pic:cNvPicPr>
                         </pic:nvPicPr>
                         <pic:blipFill>
-                          <a:blip r:embed="rId52"/>
+                          <a:blip r:embed="rId53"/>
                           <a:stretch>
                             <a:fillRect/>
                           </a:stretch>
@@ -4420,7 +4476,7 @@
               <w:t xml:space="preserve">Figure 2: Difference in auROCs by demographic group</w:t>
             </w:r>
           </w:p>
-          <w:bookmarkEnd w:id="55"/>
+          <w:bookmarkEnd w:id="56"/>
         </w:tc>
       </w:tr>
     </w:tbl>
@@ -4440,7 +4496,7 @@
         </w:rPr>
         <w:t xml:space="preserve"> </w:t>
       </w:r>
-      <w:hyperlink r:id="rId56">
+      <w:hyperlink r:id="rId57">
         <w:r>
           <w:rPr>
             <w:rStyle w:val="Hyperlink"/>
@@ -4450,11 +4506,11 @@
         </w:r>
       </w:hyperlink>
     </w:p>
-    <w:bookmarkEnd w:id="57"/>
-    <w:bookmarkStart w:id="63" w:name="feature-importance-1"/>
-    <w:p>
-      <w:pPr>
-        <w:pStyle w:val="Heading3"/>
+    <w:bookmarkEnd w:id="58"/>
+    <w:bookmarkStart w:id="64" w:name="feature-importance-1"/>
+    <w:p>
+      <w:pPr>
+        <w:pStyle w:val="Heading2"/>
       </w:pPr>
       <w:r>
         <w:t xml:space="preserve">Feature Importance</w:t>
@@ -4495,7 +4551,7 @@
       <w:tr>
         <w:tc>
           <w:tcPr/>
-          <w:bookmarkStart w:id="61" w:name="fig-shap"/>
+          <w:bookmarkStart w:id="62" w:name="fig-shap"/>
           <w:p>
             <w:pPr>
               <w:pStyle w:val="Compact"/>
@@ -4506,18 +4562,18 @@
                 <wp:inline>
                   <wp:extent cx="5334000" cy="3810000"/>
                   <wp:effectExtent b="0" l="0" r="0" t="0"/>
-                  <wp:docPr descr="" title="" id="59" name="Picture"/>
+                  <wp:docPr descr="" title="" id="60" name="Picture"/>
                   <a:graphic>
                     <a:graphicData uri="http://schemas.openxmlformats.org/drawingml/2006/picture">
                       <pic:pic>
                         <pic:nvPicPr>
-                          <pic:cNvPr descr="index_files/figure-docx/notebooks-mak_figures-fig-shap-output-1.png" id="60" name="Picture"/>
+                          <pic:cNvPr descr="index_files/figure-docx/notebooks-mak_figures-fig-shap-output-1.png" id="61" name="Picture"/>
                           <pic:cNvPicPr>
                             <a:picLocks noChangeArrowheads="1" noChangeAspect="1"/>
                           </pic:cNvPicPr>
                         </pic:nvPicPr>
                         <pic:blipFill>
-                          <a:blip r:embed="rId58"/>
+                          <a:blip r:embed="rId59"/>
                           <a:stretch>
                             <a:fillRect/>
                           </a:stretch>
@@ -4557,7 +4613,7 @@
               <w:t xml:space="preserve">Figure 3: Feature importance (Shapley values) for Models by lag time. The plot displays the global importance (mean |Shapley value|) for feature categories for each model. Feature categories are ordered by their aggregate global importance (i.e., total bar length) across the five models. The importance of each feature category for specific models is displayed separately by color.</w:t>
             </w:r>
           </w:p>
-          <w:bookmarkEnd w:id="61"/>
+          <w:bookmarkEnd w:id="62"/>
         </w:tc>
       </w:tr>
     </w:tbl>
@@ -4577,7 +4633,7 @@
         </w:rPr>
         <w:t xml:space="preserve"> </w:t>
       </w:r>
-      <w:hyperlink r:id="rId62">
+      <w:hyperlink r:id="rId63">
         <w:r>
           <w:rPr>
             <w:rStyle w:val="Hyperlink"/>
@@ -4587,7 +4643,6 @@
         </w:r>
       </w:hyperlink>
     </w:p>
-    <w:bookmarkEnd w:id="63"/>
     <w:bookmarkEnd w:id="64"/>
     <w:bookmarkStart w:id="65" w:name="discussion"/>
     <w:p>
@@ -4640,6 +4695,17 @@
       </w:pPr>
       <w:r>
         <w:t xml:space="preserve">Performance discrepancies sets up fairness methods paper. How can we improve these discrepancies? Mention in discussion as current future direction</w:t>
+      </w:r>
+    </w:p>
+    <w:p>
+      <w:pPr>
+        <w:numPr>
+          <w:ilvl w:val="0"/>
+          <w:numId w:val="1003"/>
+        </w:numPr>
+      </w:pPr>
+      <w:r>
+        <w:t xml:space="preserve">Note from Gaylen: if the model performance doesn’t degrade much, and the feature importance doesn’t seem to change much across lags… what does this say about the need for proximal predictors? obviously 2-3 weeks out is different than 6 months out, but even in-the-moment features are still important for predicting a lapse up to 3 weeks later (2 week lag plus 1 week window as lapse could be any time within the window). it is obviously exciting that we can do this advanced prediction, but i think you’ll have to navigate the line between celebrating that success and still calling for dense monitoring of proximal predictors</w:t>
       </w:r>
     </w:p>
     <w:bookmarkEnd w:id="65"/>

--- a/index.docx
+++ b/index.docx
@@ -149,7 +149,7 @@
         <w:pStyle w:val="Date"/>
       </w:pPr>
       <w:r>
-        <w:t xml:space="preserve">2024-07-08</w:t>
+        <w:t xml:space="preserve">2024-07-29</w:t>
       </w:r>
     </w:p>
     <w:p>
@@ -4206,14 +4206,13 @@
       <w:r>
         <w:t xml:space="preserve"> </w:t>
       </w:r>
-      <w:hyperlink w:anchor="fig-auroc">
-        <w:r>
-          <w:rPr>
-            <w:rStyle w:val="Hyperlink"/>
-          </w:rPr>
-          <w:t xml:space="preserve">Figure 1</w:t>
-        </w:r>
-      </w:hyperlink>
+      <w:r>
+        <w:rPr>
+          <w:b/>
+          <w:bCs/>
+        </w:rPr>
+        <w:t xml:space="preserve">?@fig-auroc</w:t>
+      </w:r>
       <w:r>
         <w:t xml:space="preserve"> </w:t>
       </w:r>
@@ -4234,7 +4233,7 @@
       <w:tr>
         <w:tc>
           <w:tcPr/>
-          <w:bookmarkStart w:id="47" w:name="fig-auroc"/>
+          <w:bookmarkStart w:id="47" w:name="fig-1"/>
           <w:p>
             <w:pPr>
               <w:pStyle w:val="Compact"/>
@@ -4250,7 +4249,7 @@
                     <a:graphicData uri="http://schemas.openxmlformats.org/drawingml/2006/picture">
                       <pic:pic>
                         <pic:nvPicPr>
-                          <pic:cNvPr descr="index_files/figure-docx/notebooks-mak_figures-fig-auroc-output-1.png" id="46" name="Picture"/>
+                          <pic:cNvPr descr="index_files/figure-docx/notebooks-mak_figures-fig-1-output-1.png" id="46" name="Picture"/>
                           <pic:cNvPicPr>
                             <a:picLocks noChangeArrowheads="1" noChangeAspect="1"/>
                           </pic:cNvPicPr>
@@ -4293,7 +4292,7 @@
               <w:pStyle w:val="ImageCaption"/>
             </w:pPr>
             <w:r>
-              <w:t xml:space="preserve">Figure 1: Posterior probability for auROC and Bayesian credible intervals by model. Dashed line indicates a model performing at chance.</w:t>
+              <w:t xml:space="preserve">Figure 1: Panel A depicts posterior probability for area under ROC curve (auROC) and Bayesian credible intervals by model. Dashed line indicates a model performing at chance. Panel B depicts difference in auROCs by demographic group</w:t>
             </w:r>
           </w:p>
           <w:bookmarkEnd w:id="47"/>
@@ -4398,7 +4397,7 @@
         <w:t xml:space="preserve"> </w:t>
       </w:r>
       <w:r>
-        <w:t xml:space="preserve">shows the difference in performance of each model by demographic group. All group comparisons for race, sex at birth, and income were significant (probability &gt; .95) across models. On average there was a median increase in auROC of 0.159 (range 0.107-0.179) for non-Hispanic White participants compared to participants who were not White. On average there was a median increase in auROC of 0.080 (range 0.059-0.116) for male participants compared to female participants. On average there was a median increase in auROC of 0.092 (range 0.086-0.133) for participants above the federal poverty line compared to participants below the federal poverty line. A table of model performance for each demographic group separately by model can be found in the supplement.</w:t>
+        <w:t xml:space="preserve">shows the difference in performance of each model by demographic group. All group comparisons for race, sex at birth, and income were significant (probability &gt; .95) across models. On average there was a median increase in auROC of NA (range NA-NA) for non-Hispanic White participants compared to participants who were not White. On average there was a median increase in auROC of NA (range NA-NA) for male participants compared to female participants. On average there was a median increase in auROC of NA (range NA-NA) for participants above the federal poverty line compared to participants below the federal poverty line. A table of model performance for each demographic group separately by model can be found in the supplement.</w:t>
       </w:r>
     </w:p>
     <w:tbl>

--- a/index.docx
+++ b/index.docx
@@ -1260,7 +1260,7 @@
     <w:bookmarkEnd w:id="38"/>
     <w:bookmarkEnd w:id="39"/>
     <w:bookmarkEnd w:id="40"/>
-    <w:bookmarkStart w:id="105" w:name="results"/>
+    <w:bookmarkStart w:id="100" w:name="results"/>
     <w:p>
       <w:pPr>
         <w:pStyle w:val="Heading1"/>
@@ -4372,7 +4372,7 @@
     </w:p>
     <w:bookmarkEnd w:id="51"/>
     <w:bookmarkEnd w:id="52"/>
-    <w:bookmarkStart w:id="58" w:name="fairness-benchmarks-1"/>
+    <w:bookmarkStart w:id="53" w:name="fairness-benchmarks-1"/>
     <w:p>
       <w:pPr>
         <w:pStyle w:val="Heading2"/>
@@ -4385,7 +4385,41 @@
       <w:pPr>
         <w:pStyle w:val="FirstParagraph"/>
       </w:pPr>
-      <w:hyperlink w:anchor="fig-fairness">
+      <w:r>
+        <w:rPr>
+          <w:b/>
+          <w:bCs/>
+        </w:rPr>
+        <w:t xml:space="preserve">?@fig-fairness</w:t>
+      </w:r>
+      <w:r>
+        <w:t xml:space="preserve"> </w:t>
+      </w:r>
+      <w:r>
+        <w:t xml:space="preserve">shows the difference in performance of each model by demographic group. All group comparisons for race, sex at birth, and income were significant (probability &gt; .95) across models. On average there was a median increase in auROC of NA (range NA-NA) for non-Hispanic White participants compared to participants who were not White. On average there was a median increase in auROC of NA (range NA-NA) for male participants compared to female participants. On average there was a median increase in auROC of NA (range NA-NA) for participants above the federal poverty line compared to participants below the federal poverty line. A table of model performance for each demographic group separately by model can be found in the supplement.</w:t>
+      </w:r>
+    </w:p>
+    <w:bookmarkEnd w:id="53"/>
+    <w:bookmarkStart w:id="59" w:name="feature-importance-1"/>
+    <w:p>
+      <w:pPr>
+        <w:pStyle w:val="Heading2"/>
+      </w:pPr>
+      <w:r>
+        <w:t xml:space="preserve">Feature Importance</w:t>
+      </w:r>
+    </w:p>
+    <w:p>
+      <w:pPr>
+        <w:pStyle w:val="FirstParagraph"/>
+      </w:pPr>
+      <w:r>
+        <w:t xml:space="preserve">Global importance (mean |Shapley value|) for feature categories for each model appears in</w:t>
+      </w:r>
+      <w:r>
+        <w:t xml:space="preserve"> </w:t>
+      </w:r>
+      <w:hyperlink w:anchor="fig-shap">
         <w:r>
           <w:rPr>
             <w:rStyle w:val="Hyperlink"/>
@@ -4394,10 +4428,7 @@
         </w:r>
       </w:hyperlink>
       <w:r>
-        <w:t xml:space="preserve"> </w:t>
-      </w:r>
-      <w:r>
-        <w:t xml:space="preserve">shows the difference in performance of each model by demographic group. All group comparisons for race, sex at birth, and income were significant (probability &gt; .95) across models. On average there was a median increase in auROC of NA (range NA-NA) for non-Hispanic White participants compared to participants who were not White. On average there was a median increase in auROC of NA (range NA-NA) for male participants compared to female participants. On average there was a median increase in auROC of NA (range NA-NA) for participants above the federal poverty line compared to participants below the federal poverty line. A table of model performance for each demographic group separately by model can be found in the supplement.</w:t>
+        <w:t xml:space="preserve">. Consistent with previous models using similar features, past use was the most important feature category for lapse prediction across lagged models. Future abstinence efficacy was also globally important across models. Overall, the contribution of a feature category to model performance did not appear to differ across models.</w:t>
       </w:r>
     </w:p>
     <w:tbl>
@@ -4413,7 +4444,7 @@
       <w:tr>
         <w:tc>
           <w:tcPr/>
-          <w:bookmarkStart w:id="56" w:name="fig-fairness"/>
+          <w:bookmarkStart w:id="57" w:name="fig-shap"/>
           <w:p>
             <w:pPr>
               <w:pStyle w:val="Compact"/>
@@ -4424,18 +4455,18 @@
                 <wp:inline>
                   <wp:extent cx="5334000" cy="3810000"/>
                   <wp:effectExtent b="0" l="0" r="0" t="0"/>
-                  <wp:docPr descr="" title="" id="54" name="Picture"/>
+                  <wp:docPr descr="" title="" id="55" name="Picture"/>
                   <a:graphic>
                     <a:graphicData uri="http://schemas.openxmlformats.org/drawingml/2006/picture">
                       <pic:pic>
                         <pic:nvPicPr>
-                          <pic:cNvPr descr="index_files/figure-docx/notebooks-mak_figures-fig-fairness-output-1.png" id="55" name="Picture"/>
+                          <pic:cNvPr descr="index_files/figure-docx/notebooks-mak_figures-fig-shap-output-1.png" id="56" name="Picture"/>
                           <pic:cNvPicPr>
                             <a:picLocks noChangeArrowheads="1" noChangeAspect="1"/>
                           </pic:cNvPicPr>
                         </pic:nvPicPr>
                         <pic:blipFill>
-                          <a:blip r:embed="rId53"/>
+                          <a:blip r:embed="rId54"/>
                           <a:stretch>
                             <a:fillRect/>
                           </a:stretch>
@@ -4472,10 +4503,10 @@
               <w:pStyle w:val="ImageCaption"/>
             </w:pPr>
             <w:r>
-              <w:t xml:space="preserve">Figure 2: Difference in auROCs by demographic group</w:t>
+              <w:t xml:space="preserve">Figure 2: Panel A depicts the global importance (mean |Shapley value|) for feature categories for each model. Feature categories are ordered by their aggregate global importance (i.e., total bar length) across the five models. The importance of each feature category for specific models is displayed separately by color. Panel B shows the local feature importance for the 336 hour lagged model.</w:t>
             </w:r>
           </w:p>
-          <w:bookmarkEnd w:id="56"/>
+          <w:bookmarkEnd w:id="57"/>
         </w:tc>
       </w:tr>
     </w:tbl>
@@ -4495,7 +4526,7 @@
         </w:rPr>
         <w:t xml:space="preserve"> </w:t>
       </w:r>
-      <w:hyperlink r:id="rId57">
+      <w:hyperlink r:id="rId58">
         <w:r>
           <w:rPr>
             <w:rStyle w:val="Hyperlink"/>
@@ -4505,145 +4536,8 @@
         </w:r>
       </w:hyperlink>
     </w:p>
-    <w:bookmarkEnd w:id="58"/>
-    <w:bookmarkStart w:id="64" w:name="feature-importance-1"/>
-    <w:p>
-      <w:pPr>
-        <w:pStyle w:val="Heading2"/>
-      </w:pPr>
-      <w:r>
-        <w:t xml:space="preserve">Feature Importance</w:t>
-      </w:r>
-    </w:p>
-    <w:p>
-      <w:pPr>
-        <w:pStyle w:val="FirstParagraph"/>
-      </w:pPr>
-      <w:r>
-        <w:t xml:space="preserve">Global importance (mean |Shapley value|) for feature categories for each model appears in</w:t>
-      </w:r>
-      <w:r>
-        <w:t xml:space="preserve"> </w:t>
-      </w:r>
-      <w:hyperlink w:anchor="fig-shap">
-        <w:r>
-          <w:rPr>
-            <w:rStyle w:val="Hyperlink"/>
-          </w:rPr>
-          <w:t xml:space="preserve">Figure 3</w:t>
-        </w:r>
-      </w:hyperlink>
-      <w:r>
-        <w:t xml:space="preserve">. Consistent with previous models using similar features, past use was the most important feature category for lapse prediction across lagged models. Future abstinence efficacy was also globally important across models. Overall, the contribution of a feature category to model performance did not appear to differ across models.</w:t>
-      </w:r>
-    </w:p>
-    <w:tbl>
-      <w:tblPr>
-        <w:tblStyle w:val="Table"/>
-        <w:tblW w:type="pct" w:w="5000"/>
-        <w:tblLayout w:type="fixed"/>
-        <w:tblLook w:firstRow="0" w:lastRow="0" w:firstColumn="0" w:lastColumn="0" w:noHBand="0" w:noVBand="0" w:val="0000"/>
-      </w:tblPr>
-      <w:tblGrid>
-        <w:gridCol w:w="7920"/>
-      </w:tblGrid>
-      <w:tr>
-        <w:tc>
-          <w:tcPr/>
-          <w:bookmarkStart w:id="62" w:name="fig-shap"/>
-          <w:p>
-            <w:pPr>
-              <w:pStyle w:val="Compact"/>
-              <w:jc w:val="center"/>
-            </w:pPr>
-            <w:r>
-              <w:drawing>
-                <wp:inline>
-                  <wp:extent cx="5334000" cy="3810000"/>
-                  <wp:effectExtent b="0" l="0" r="0" t="0"/>
-                  <wp:docPr descr="" title="" id="60" name="Picture"/>
-                  <a:graphic>
-                    <a:graphicData uri="http://schemas.openxmlformats.org/drawingml/2006/picture">
-                      <pic:pic>
-                        <pic:nvPicPr>
-                          <pic:cNvPr descr="index_files/figure-docx/notebooks-mak_figures-fig-shap-output-1.png" id="61" name="Picture"/>
-                          <pic:cNvPicPr>
-                            <a:picLocks noChangeArrowheads="1" noChangeAspect="1"/>
-                          </pic:cNvPicPr>
-                        </pic:nvPicPr>
-                        <pic:blipFill>
-                          <a:blip r:embed="rId59"/>
-                          <a:stretch>
-                            <a:fillRect/>
-                          </a:stretch>
-                        </pic:blipFill>
-                        <pic:spPr bwMode="auto">
-                          <a:xfrm>
-                            <a:off x="0" y="0"/>
-                            <a:ext cx="5334000" cy="3810000"/>
-                          </a:xfrm>
-                          <a:prstGeom prst="rect">
-                            <a:avLst/>
-                          </a:prstGeom>
-                          <a:noFill/>
-                          <a:ln w="9525">
-                            <a:noFill/>
-                            <a:headEnd/>
-                            <a:tailEnd/>
-                          </a:ln>
-                        </pic:spPr>
-                      </pic:pic>
-                    </a:graphicData>
-                  </a:graphic>
-                </wp:inline>
-              </w:drawing>
-            </w:r>
-          </w:p>
-          <w:p>
-            <w:pPr>
-              <w:jc w:val="center"/>
-            </w:pPr>
-            <w:pPr>
-              <w:jc w:val="start"/>
-              <w:spacing w:before="200"/>
-              <w:pStyle w:val="ImageCaption"/>
-            </w:pPr>
-            <w:r>
-              <w:t xml:space="preserve">Figure 3: Feature importance (Shapley values) for Models by lag time. The plot displays the global importance (mean |Shapley value|) for feature categories for each model. Feature categories are ordered by their aggregate global importance (i.e., total bar length) across the five models. The importance of each feature category for specific models is displayed separately by color.</w:t>
-            </w:r>
-          </w:p>
-          <w:bookmarkEnd w:id="62"/>
-        </w:tc>
-      </w:tr>
-    </w:tbl>
-    <w:p>
-      <w:pPr>
-        <w:pStyle w:val="BodyText"/>
-      </w:pPr>
-      <w:r>
-        <w:rPr>
-          <w:vertAlign w:val="subscript"/>
-        </w:rPr>
-        <w:t xml:space="preserve">Source:</w:t>
-      </w:r>
-      <w:r>
-        <w:rPr>
-          <w:vertAlign w:val="subscript"/>
-        </w:rPr>
-        <w:t xml:space="preserve"> </w:t>
-      </w:r>
-      <w:hyperlink r:id="rId63">
-        <w:r>
-          <w:rPr>
-            <w:rStyle w:val="Hyperlink"/>
-            <w:vertAlign w:val="subscript"/>
-          </w:rPr>
-          <w:t xml:space="preserve">Make All Figures for Main Manuscript</w:t>
-        </w:r>
-      </w:hyperlink>
-    </w:p>
-    <w:bookmarkEnd w:id="64"/>
-    <w:bookmarkStart w:id="65" w:name="discussion"/>
+    <w:bookmarkEnd w:id="59"/>
+    <w:bookmarkStart w:id="60" w:name="discussion"/>
     <w:p>
       <w:pPr>
         <w:pStyle w:val="Heading2"/>
@@ -4707,8 +4601,8 @@
         <w:t xml:space="preserve">Note from Gaylen: if the model performance doesn’t degrade much, and the feature importance doesn’t seem to change much across lags… what does this say about the need for proximal predictors? obviously 2-3 weeks out is different than 6 months out, but even in-the-moment features are still important for predicting a lapse up to 3 weeks later (2 week lag plus 1 week window as lapse could be any time within the window). it is obviously exciting that we can do this advanced prediction, but i think you’ll have to navigate the line between celebrating that success and still calling for dense monitoring of proximal predictors</w:t>
       </w:r>
     </w:p>
-    <w:bookmarkEnd w:id="65"/>
-    <w:bookmarkStart w:id="104" w:name="references"/>
+    <w:bookmarkEnd w:id="60"/>
+    <w:bookmarkStart w:id="99" w:name="references"/>
     <w:p>
       <w:pPr>
         <w:pStyle w:val="Heading2"/>
@@ -4717,8 +4611,8 @@
         <w:t xml:space="preserve">References</w:t>
       </w:r>
     </w:p>
-    <w:bookmarkStart w:id="103" w:name="refs"/>
-    <w:bookmarkStart w:id="67" w:name="ref-baeMobilePhoneSensors2018"/>
+    <w:bookmarkStart w:id="98" w:name="refs"/>
+    <w:bookmarkStart w:id="62" w:name="ref-baeMobilePhoneSensors2018"/>
     <w:p>
       <w:pPr>
         <w:pStyle w:val="Bibliography"/>
@@ -4763,7 +4657,7 @@
       <w:r>
         <w:t xml:space="preserve"> </w:t>
       </w:r>
-      <w:hyperlink r:id="rId66">
+      <w:hyperlink r:id="rId61">
         <w:r>
           <w:rPr>
             <w:rStyle w:val="Hyperlink"/>
@@ -4775,8 +4669,8 @@
         <w:t xml:space="preserve">.</w:t>
       </w:r>
     </w:p>
-    <w:bookmarkEnd w:id="67"/>
-    <w:bookmarkStart w:id="69" w:name="ref-chtc"/>
+    <w:bookmarkEnd w:id="62"/>
+    <w:bookmarkStart w:id="64" w:name="ref-chtc"/>
     <w:p>
       <w:pPr>
         <w:pStyle w:val="Bibliography"/>
@@ -4799,7 +4693,7 @@
       <w:r>
         <w:t xml:space="preserve"> </w:t>
       </w:r>
-      <w:hyperlink r:id="rId68">
+      <w:hyperlink r:id="rId63">
         <w:r>
           <w:rPr>
             <w:rStyle w:val="Hyperlink"/>
@@ -4811,8 +4705,8 @@
         <w:t xml:space="preserve">.</w:t>
       </w:r>
     </w:p>
-    <w:bookmarkEnd w:id="69"/>
-    <w:bookmarkStart w:id="71" w:name="ref-chihPredictiveModelingAddiction2014"/>
+    <w:bookmarkEnd w:id="64"/>
+    <w:bookmarkStart w:id="66" w:name="ref-chihPredictiveModelingAddiction2014"/>
     <w:p>
       <w:pPr>
         <w:pStyle w:val="Bibliography"/>
@@ -4845,7 +4739,7 @@
       <w:r>
         <w:t xml:space="preserve"> </w:t>
       </w:r>
-      <w:hyperlink r:id="rId70">
+      <w:hyperlink r:id="rId65">
         <w:r>
           <w:rPr>
             <w:rStyle w:val="Hyperlink"/>
@@ -4857,8 +4751,8 @@
         <w:t xml:space="preserve">.</w:t>
       </w:r>
     </w:p>
-    <w:bookmarkEnd w:id="71"/>
-    <w:bookmarkStart w:id="73" w:name="ref-derubeisHistoryCurrentStatus2019"/>
+    <w:bookmarkEnd w:id="66"/>
+    <w:bookmarkStart w:id="68" w:name="ref-derubeisHistoryCurrentStatus2019"/>
     <w:p>
       <w:pPr>
         <w:pStyle w:val="Bibliography"/>
@@ -4891,7 +4785,7 @@
       <w:r>
         <w:t xml:space="preserve"> </w:t>
       </w:r>
-      <w:hyperlink r:id="rId72">
+      <w:hyperlink r:id="rId67">
         <w:r>
           <w:rPr>
             <w:rStyle w:val="Hyperlink"/>
@@ -4903,8 +4797,8 @@
         <w:t xml:space="preserve">.</w:t>
       </w:r>
     </w:p>
-    <w:bookmarkEnd w:id="73"/>
-    <w:bookmarkStart w:id="75" w:name="Xa203ab3abd150ead1a7854a9fa5726c8a273f52"/>
+    <w:bookmarkEnd w:id="68"/>
+    <w:bookmarkStart w:id="70" w:name="Xa203ab3abd150ead1a7854a9fa5726c8a273f52"/>
     <w:p>
       <w:pPr>
         <w:pStyle w:val="Bibliography"/>
@@ -4949,7 +4843,7 @@
       <w:r>
         <w:t xml:space="preserve"> </w:t>
       </w:r>
-      <w:hyperlink r:id="rId74">
+      <w:hyperlink r:id="rId69">
         <w:r>
           <w:rPr>
             <w:rStyle w:val="Hyperlink"/>
@@ -4961,8 +4855,8 @@
         <w:t xml:space="preserve">.</w:t>
       </w:r>
     </w:p>
-    <w:bookmarkEnd w:id="75"/>
-    <w:bookmarkStart w:id="76" w:name="ref-hsiehSampleSizeTables1989"/>
+    <w:bookmarkEnd w:id="70"/>
+    <w:bookmarkStart w:id="71" w:name="ref-hsiehSampleSizeTables1989"/>
     <w:p>
       <w:pPr>
         <w:pStyle w:val="Bibliography"/>
@@ -4993,8 +4887,8 @@
         <w:t xml:space="preserve">8: 795–802.</w:t>
       </w:r>
     </w:p>
-    <w:bookmarkEnd w:id="76"/>
-    <w:bookmarkStart w:id="78" w:name="ref-kilaruIncidenceTreatmentOpioid2020"/>
+    <w:bookmarkEnd w:id="71"/>
+    <w:bookmarkStart w:id="73" w:name="ref-kilaruIncidenceTreatmentOpioid2020"/>
     <w:p>
       <w:pPr>
         <w:pStyle w:val="Bibliography"/>
@@ -5060,7 +4954,7 @@
       <w:r>
         <w:t xml:space="preserve"> </w:t>
       </w:r>
-      <w:hyperlink r:id="rId77">
+      <w:hyperlink r:id="rId72">
         <w:r>
           <w:rPr>
             <w:rStyle w:val="Hyperlink"/>
@@ -5072,8 +4966,8 @@
         <w:t xml:space="preserve">.</w:t>
       </w:r>
     </w:p>
-    <w:bookmarkEnd w:id="78"/>
-    <w:bookmarkStart w:id="80" w:name="ref-kuhnAppliedPredictiveModeling2018"/>
+    <w:bookmarkEnd w:id="73"/>
+    <w:bookmarkStart w:id="75" w:name="ref-kuhnAppliedPredictiveModeling2018"/>
     <w:p>
       <w:pPr>
         <w:pStyle w:val="Bibliography"/>
@@ -5111,7 +5005,7 @@
       <w:r>
         <w:t xml:space="preserve"> </w:t>
       </w:r>
-      <w:hyperlink r:id="rId79">
+      <w:hyperlink r:id="rId74">
         <w:r>
           <w:rPr>
             <w:rStyle w:val="Hyperlink"/>
@@ -5123,8 +5017,8 @@
         <w:t xml:space="preserve">.</w:t>
       </w:r>
     </w:p>
-    <w:bookmarkEnd w:id="80"/>
-    <w:bookmarkStart w:id="81" w:name="ref-kuhnTidymodelsCollectionPackages2020"/>
+    <w:bookmarkEnd w:id="75"/>
+    <w:bookmarkStart w:id="76" w:name="ref-kuhnTidymodelsCollectionPackages2020"/>
     <w:p>
       <w:pPr>
         <w:pStyle w:val="Bibliography"/>
@@ -5139,8 +5033,8 @@
         <w:t xml:space="preserve">“Tidymodels: A Collection of Packages for Modeling and Machine Learning Using Tidyverse Principles.”</w:t>
       </w:r>
     </w:p>
-    <w:bookmarkEnd w:id="81"/>
-    <w:bookmarkStart w:id="83" w:name="ref-kullSigmoidsHowObtain2017"/>
+    <w:bookmarkEnd w:id="76"/>
+    <w:bookmarkStart w:id="78" w:name="ref-kullSigmoidsHowObtain2017"/>
     <w:p>
       <w:pPr>
         <w:pStyle w:val="Bibliography"/>
@@ -5185,7 +5079,7 @@
       <w:r>
         <w:t xml:space="preserve"> </w:t>
       </w:r>
-      <w:hyperlink r:id="rId82">
+      <w:hyperlink r:id="rId77">
         <w:r>
           <w:rPr>
             <w:rStyle w:val="Hyperlink"/>
@@ -5197,8 +5091,8 @@
         <w:t xml:space="preserve">.</w:t>
       </w:r>
     </w:p>
-    <w:bookmarkEnd w:id="83"/>
-    <w:bookmarkStart w:id="84" w:name="X34be55f2a2ff67a14e7206627bb93b426490c87"/>
+    <w:bookmarkEnd w:id="78"/>
+    <w:bookmarkStart w:id="79" w:name="X34be55f2a2ff67a14e7206627bb93b426490c87"/>
     <w:p>
       <w:pPr>
         <w:pStyle w:val="Bibliography"/>
@@ -5283,8 +5177,8 @@
         <w:t xml:space="preserve">’17. Red Hook, NY, USA: Curran Associates Inc.</w:t>
       </w:r>
     </w:p>
-    <w:bookmarkEnd w:id="84"/>
-    <w:bookmarkStart w:id="85" w:name="X0900e084d2d8751b94683f82b04534ea811d54e"/>
+    <w:bookmarkEnd w:id="79"/>
+    <w:bookmarkStart w:id="80" w:name="X0900e084d2d8751b94683f82b04534ea811d54e"/>
     <w:p>
       <w:pPr>
         <w:pStyle w:val="Bibliography"/>
@@ -5397,8 +5291,8 @@
         <w:t xml:space="preserve">. First edition. New York: The Guilford Press.</w:t>
       </w:r>
     </w:p>
-    <w:bookmarkEnd w:id="85"/>
-    <w:bookmarkStart w:id="87" w:name="ref-olfsonHealthcareCoverageService2022"/>
+    <w:bookmarkEnd w:id="80"/>
+    <w:bookmarkStart w:id="82" w:name="ref-olfsonHealthcareCoverageService2022"/>
     <w:p>
       <w:pPr>
         <w:pStyle w:val="Bibliography"/>
@@ -5431,7 +5325,7 @@
       <w:r>
         <w:t xml:space="preserve"> </w:t>
       </w:r>
-      <w:hyperlink r:id="rId86">
+      <w:hyperlink r:id="rId81">
         <w:r>
           <w:rPr>
             <w:rStyle w:val="Hyperlink"/>
@@ -5443,8 +5337,8 @@
         <w:t xml:space="preserve">.</w:t>
       </w:r>
     </w:p>
-    <w:bookmarkEnd w:id="87"/>
-    <w:bookmarkStart w:id="89" w:name="ref-pinedoCurrentReexaminationRacial2019"/>
+    <w:bookmarkEnd w:id="82"/>
+    <w:bookmarkStart w:id="84" w:name="ref-pinedoCurrentReexaminationRacial2019"/>
     <w:p>
       <w:pPr>
         <w:pStyle w:val="Bibliography"/>
@@ -5489,7 +5383,7 @@
       <w:r>
         <w:t xml:space="preserve"> </w:t>
       </w:r>
-      <w:hyperlink r:id="rId88">
+      <w:hyperlink r:id="rId83">
         <w:r>
           <w:rPr>
             <w:rStyle w:val="Hyperlink"/>
@@ -5501,8 +5395,8 @@
         <w:t xml:space="preserve">.</w:t>
       </w:r>
     </w:p>
-    <w:bookmarkEnd w:id="89"/>
-    <w:bookmarkStart w:id="90" w:name="Xa6ef1c5c979e7476d6234b79f6a74545fbd7694"/>
+    <w:bookmarkEnd w:id="84"/>
+    <w:bookmarkStart w:id="85" w:name="Xa6ef1c5c979e7476d6234b79f6a74545fbd7694"/>
     <w:p>
       <w:pPr>
         <w:pStyle w:val="Bibliography"/>
@@ -5545,8 +5439,8 @@
         <w:t xml:space="preserve">58 (1): 7–29.</w:t>
       </w:r>
     </w:p>
-    <w:bookmarkEnd w:id="90"/>
-    <w:bookmarkStart w:id="92" w:name="Xd4c1d027f60920f356af6131267e679804e946e"/>
+    <w:bookmarkEnd w:id="85"/>
+    <w:bookmarkStart w:id="87" w:name="Xd4c1d027f60920f356af6131267e679804e946e"/>
     <w:p>
       <w:pPr>
         <w:pStyle w:val="Bibliography"/>
@@ -5591,7 +5485,7 @@
       <w:r>
         <w:t xml:space="preserve"> </w:t>
       </w:r>
-      <w:hyperlink r:id="rId91">
+      <w:hyperlink r:id="rId86">
         <w:r>
           <w:rPr>
             <w:rStyle w:val="Hyperlink"/>
@@ -5603,8 +5497,8 @@
         <w:t xml:space="preserve">.</w:t>
       </w:r>
     </w:p>
-    <w:bookmarkEnd w:id="92"/>
-    <w:bookmarkStart w:id="94" w:name="ref-waltersUsingMachineLearning2021"/>
+    <w:bookmarkEnd w:id="87"/>
+    <w:bookmarkStart w:id="89" w:name="ref-waltersUsingMachineLearning2021"/>
     <w:p>
       <w:pPr>
         <w:pStyle w:val="Bibliography"/>
@@ -5637,7 +5531,7 @@
       <w:r>
         <w:t xml:space="preserve"> </w:t>
       </w:r>
-      <w:hyperlink r:id="rId93">
+      <w:hyperlink r:id="rId88">
         <w:r>
           <w:rPr>
             <w:rStyle w:val="Hyperlink"/>
@@ -5649,8 +5543,8 @@
         <w:t xml:space="preserve">.</w:t>
       </w:r>
     </w:p>
-    <w:bookmarkEnd w:id="94"/>
-    <w:bookmarkStart w:id="96" w:name="X4446e184b7dd55a61fd406499f32542fdcf24b5"/>
+    <w:bookmarkEnd w:id="89"/>
+    <w:bookmarkStart w:id="91" w:name="X4446e184b7dd55a61fd406499f32542fdcf24b5"/>
     <w:p>
       <w:pPr>
         <w:pStyle w:val="Bibliography"/>
@@ -5695,7 +5589,7 @@
       <w:r>
         <w:t xml:space="preserve"> </w:t>
       </w:r>
-      <w:hyperlink r:id="rId95">
+      <w:hyperlink r:id="rId90">
         <w:r>
           <w:rPr>
             <w:rStyle w:val="Hyperlink"/>
@@ -5707,8 +5601,8 @@
         <w:t xml:space="preserve">.</w:t>
       </w:r>
     </w:p>
-    <w:bookmarkEnd w:id="96"/>
-    <w:bookmarkStart w:id="98" w:name="X254a0f87701f835b5365990b3eba45be7dca59c"/>
+    <w:bookmarkEnd w:id="91"/>
+    <w:bookmarkStart w:id="93" w:name="X254a0f87701f835b5365990b3eba45be7dca59c"/>
     <w:p>
       <w:pPr>
         <w:pStyle w:val="Bibliography"/>
@@ -5792,7 +5686,7 @@
       <w:r>
         <w:t xml:space="preserve"> </w:t>
       </w:r>
-      <w:hyperlink r:id="rId97">
+      <w:hyperlink r:id="rId92">
         <w:r>
           <w:rPr>
             <w:rStyle w:val="Hyperlink"/>
@@ -5804,8 +5698,8 @@
         <w:t xml:space="preserve">.</w:t>
       </w:r>
     </w:p>
-    <w:bookmarkEnd w:id="98"/>
-    <w:bookmarkStart w:id="100" w:name="Xb35ee182d565575e339a0170868456c1684f821"/>
+    <w:bookmarkEnd w:id="93"/>
+    <w:bookmarkStart w:id="95" w:name="Xb35ee182d565575e339a0170868456c1684f821"/>
     <w:p>
       <w:pPr>
         <w:pStyle w:val="Bibliography"/>
@@ -5856,7 +5750,7 @@
       <w:r>
         <w:t xml:space="preserve"> </w:t>
       </w:r>
-      <w:hyperlink r:id="rId99">
+      <w:hyperlink r:id="rId94">
         <w:r>
           <w:rPr>
             <w:rStyle w:val="Hyperlink"/>
@@ -5868,8 +5762,8 @@
         <w:t xml:space="preserve">.</w:t>
       </w:r>
     </w:p>
-    <w:bookmarkEnd w:id="100"/>
-    <w:bookmarkStart w:id="102" w:name="ref-wyantMachineLearningModels2023"/>
+    <w:bookmarkEnd w:id="95"/>
+    <w:bookmarkStart w:id="97" w:name="ref-wyantMachineLearningModels2023"/>
     <w:p>
       <w:pPr>
         <w:pStyle w:val="Bibliography"/>
@@ -5899,7 +5793,7 @@
       <w:r>
         <w:t xml:space="preserve"> </w:t>
       </w:r>
-      <w:hyperlink r:id="rId101">
+      <w:hyperlink r:id="rId96">
         <w:r>
           <w:rPr>
             <w:rStyle w:val="Hyperlink"/>
@@ -5911,10 +5805,10 @@
         <w:t xml:space="preserve">.</w:t>
       </w:r>
     </w:p>
-    <w:bookmarkEnd w:id="102"/>
-    <w:bookmarkEnd w:id="103"/>
-    <w:bookmarkEnd w:id="104"/>
-    <w:bookmarkEnd w:id="105"/>
+    <w:bookmarkEnd w:id="97"/>
+    <w:bookmarkEnd w:id="98"/>
+    <w:bookmarkEnd w:id="99"/>
+    <w:bookmarkEnd w:id="100"/>
     <w:sectPr/>
   </w:body>
 </w:document>

--- a/index.docx
+++ b/index.docx
@@ -4201,18 +4201,19 @@
         <w:pStyle w:val="BodyText"/>
       </w:pPr>
       <w:r>
-        <w:t xml:space="preserve">Histograms of the full posterior probability distributions for auROC for each model are available in the supplement. The median auROCs from these posterior distributions were 0.893 (baseline), 0.887 (24 hour lag), 0.875 (72 hour lag), 0.871 (168 hour lag), and 0.852 (336 hour lag). These values represent our best estimates for the magnitude of the auROC parameter for each model. The 95% Bayesian CI for the auROCs for these models were relatively narrow and did not contain 0.5: baseline [0.876-0.908], 24 hour lag [0.869-0.903], 72 hour lag [0.855-0.892], 168 hour lag [0.850-0.889], 336 hour lag [0.830-0.872].</w:t>
-      </w:r>
-      <w:r>
-        <w:t xml:space="preserve"> </w:t>
-      </w:r>
-      <w:r>
-        <w:rPr>
-          <w:b/>
-          <w:bCs/>
-        </w:rPr>
-        <w:t xml:space="preserve">?@fig-auroc</w:t>
-      </w:r>
+        <w:t xml:space="preserve">Histograms of the full posterior probability distributions for auROC for each model are available in the supplement. The median auROCs from these posterior distributions were 0.893 (baseline), 0.887 (24 hour lag), 0.875 (72 hour lag), 0.871 (168 hour lag), and 0.852 (336 hour lag). These values represent our best estimates for the magnitude of the auROC parameter for each model. The 95% Bayesian CI for the auROCs for these models were relatively narrow and did not contain 0.5: baseline [0.876-0.908], 24 hour lag [0.869-0.903], 72 hour lag [0.855-0.892], 168 hour lag [0.850-0.889], 336 hour lag [0.830-0.872].Panel A in</w:t>
+      </w:r>
+      <w:r>
+        <w:t xml:space="preserve"> </w:t>
+      </w:r>
+      <w:hyperlink w:anchor="fig-1">
+        <w:r>
+          <w:rPr>
+            <w:rStyle w:val="Hyperlink"/>
+          </w:rPr>
+          <w:t xml:space="preserve">Figure 1</w:t>
+        </w:r>
+      </w:hyperlink>
       <w:r>
         <w:t xml:space="preserve"> </w:t>
       </w:r>
@@ -4386,12 +4387,19 @@
         <w:pStyle w:val="FirstParagraph"/>
       </w:pPr>
       <w:r>
-        <w:rPr>
-          <w:b/>
-          <w:bCs/>
-        </w:rPr>
-        <w:t xml:space="preserve">?@fig-fairness</w:t>
-      </w:r>
+        <w:t xml:space="preserve">Panel B in</w:t>
+      </w:r>
+      <w:r>
+        <w:t xml:space="preserve"> </w:t>
+      </w:r>
+      <w:hyperlink w:anchor="fig-1">
+        <w:r>
+          <w:rPr>
+            <w:rStyle w:val="Hyperlink"/>
+          </w:rPr>
+          <w:t xml:space="preserve">Figure 1</w:t>
+        </w:r>
+      </w:hyperlink>
       <w:r>
         <w:t xml:space="preserve"> </w:t>
       </w:r>
@@ -4414,7 +4422,7 @@
         <w:pStyle w:val="FirstParagraph"/>
       </w:pPr>
       <w:r>
-        <w:t xml:space="preserve">Global importance (mean |Shapley value|) for feature categories for each model appears in</w:t>
+        <w:t xml:space="preserve">Global importance (mean |Shapley value|) for feature categories for each model appears in Panel A of</w:t>
       </w:r>
       <w:r>
         <w:t xml:space="preserve"> </w:t>
@@ -4429,6 +4437,20 @@
       </w:hyperlink>
       <w:r>
         <w:t xml:space="preserve">. Consistent with previous models using similar features, past use was the most important feature category for lapse prediction across lagged models. Future abstinence efficacy was also globally important across models. Overall, the contribution of a feature category to model performance did not appear to differ across models.</w:t>
+      </w:r>
+    </w:p>
+    <w:p>
+      <w:pPr>
+        <w:pStyle w:val="BodyText"/>
+      </w:pPr>
+      <w:r>
+        <w:t xml:space="preserve">Panel B shows the local feature importance scores colored by high or low feature value for the 336 hour lag model.</w:t>
+      </w:r>
+      <w:r>
+        <w:t xml:space="preserve"> </w:t>
+      </w:r>
+      <w:r>
+        <w:t xml:space="preserve">.</w:t>
       </w:r>
     </w:p>
     <w:tbl>

--- a/index.docx
+++ b/index.docx
@@ -4404,7 +4404,7 @@
         <w:t xml:space="preserve"> </w:t>
       </w:r>
       <w:r>
-        <w:t xml:space="preserve">shows the difference in performance of each model by demographic group. All group comparisons for race, sex at birth, and income were significant (probability &gt; .95) across models. On average there was a median increase in auROC of NA (range NA-NA) for non-Hispanic White participants compared to participants who were not White. On average there was a median increase in auROC of NA (range NA-NA) for male participants compared to female participants. On average there was a median increase in auROC of NA (range NA-NA) for participants above the federal poverty line compared to participants below the federal poverty line. A table of model performance for each demographic group separately by model can be found in the supplement.</w:t>
+        <w:t xml:space="preserve">shows the difference in performance of each model by demographic group. All group comparisons for race, sex at birth, and income were significant (probability &gt; .95) across models. On average there was a median increase in auROC of -0.159 (range NA–0.179) for non-Hispanic White participants compared to participants who were not White. On average there was a median increase in auROC of -0.080 (range -0.059–0.116) for male participants compared to female participants. On average there was a median increase in auROC of -0.092 (range -0.086–0.133) for participants above the federal poverty line compared to participants below the federal poverty line. A table of model performance for each demographic group separately by model can be found in the supplement.</w:t>
       </w:r>
     </w:p>
     <w:bookmarkEnd w:id="53"/>

--- a/index.docx
+++ b/index.docx
@@ -522,11 +522,12 @@
       <w:r>
         <w:t xml:space="preserve">. Thus, it can serve as an important signal for predicting substance use outcomes and interpreting clinically relevant features over a sustained period.</w:t>
       </w:r>
-    </w:p>
-    <w:p>
-      <w:pPr>
-        <w:pStyle w:val="BodyText"/>
-      </w:pPr>
+      <w:r>
+        <w:t xml:space="preserve"> </w:t>
+      </w:r>
+      <w:r>
+        <w:t xml:space="preserve"> </w:t>
+      </w:r>
       <w:r>
         <w:t xml:space="preserve">Promising preliminary work suggests it is possible to build EMA models that predict immediate lapses back to substance use</w:t>
       </w:r>
@@ -646,7 +647,19 @@
         <w:pStyle w:val="FirstParagraph"/>
       </w:pPr>
       <w:r>
-        <w:t xml:space="preserve">We recruited 151 participants in early recovery (1-8 weeks of abstinence) from moderate to severe alcohol use disorder in Madison, Wisconsin, US for a three month longitudinal study. This sample size was determined based on traditional power analysis methods for logistic regression</w:t>
+        <w:t xml:space="preserve">We recruited participants in early recovery (1-8 weeks of abstinence) from moderate to severe alcohol use disorder in Madison, Wisconsin, US for a three month longitudinal study. One hundred fifty one participants were included in our analyses. We used data from all participants included in our previous study (see</w:t>
+      </w:r>
+      <w:r>
+        <w:t xml:space="preserve"> </w:t>
+      </w:r>
+      <w:r>
+        <w:t xml:space="preserve">(Wyant et al. n.d.)</w:t>
+      </w:r>
+      <w:r>
+        <w:t xml:space="preserve"> </w:t>
+      </w:r>
+      <w:r>
+        <w:t xml:space="preserve">for enrollment and disposition information). This sample size was determined based on traditional power analysis methods for logistic regression</w:t>
       </w:r>
       <w:r>
         <w:t xml:space="preserve"> </w:t>
@@ -658,7 +671,7 @@
         <w:t xml:space="preserve"> </w:t>
       </w:r>
       <w:r>
-        <w:t xml:space="preserve">because comparable approaches for machine learning models have not yet been validated. Participants were recruited through print and targeted digital advertisements and partnerships with treatment centers. We required participants:</w:t>
+        <w:t xml:space="preserve">because comparable approaches for machine learning models have not yet been validated. Participants were recruited through print and targeted digital advertisements and partnerships with treatment centers. We required that participants:</w:t>
       </w:r>
     </w:p>
     <w:p>
@@ -907,10 +920,7 @@
         <w:t xml:space="preserve"> </w:t>
       </w:r>
       <w:r>
-        <w:t xml:space="preserve">if no alcohol use occurred within that window +/- 24 hours</w:t>
-      </w:r>
-      <w:r>
-        <w:t xml:space="preserve">. If no alcohol use occurred within the window but did occur within 24 hours of the start or end of the window, the window was excluded.</w:t>
+        <w:t xml:space="preserve">if no alcohol use occurred within that window +/- 24 hours. If no alcohol use occurred within the window but did occur within 24 hours of the start or end of the window, the window was excluded.</w:t>
       </w:r>
     </w:p>
     <w:p>
@@ -945,9 +955,6 @@
       </w:pPr>
       <w:r>
         <w:t xml:space="preserve">A total of 279 features were derived from two data sources:</w:t>
-      </w:r>
-      <w:r>
-        <w:t xml:space="preserve"> </w:t>
       </w:r>
     </w:p>
     <w:p>
@@ -983,13 +990,7 @@
         <w:t xml:space="preserve">Previous EMA responses</w:t>
       </w:r>
       <w:r>
-        <w:t xml:space="preserve">: We created raw EMA and change features for varying scoring epochs (i.e., 12, 24, 48, 72, and 168 hours) before the start of the prediction window for all EMA items. Raw features included min, max, and median scores for each EMA item across all EMAs in each epoch for that participant. We calculated change features by subtracting the participants’ overall mean score for each EMA item (using all EMAs collected before the start of the prediction window) from the associated raw feature. We also created raw and change features based on the most recent response for each EMA question</w:t>
-      </w:r>
-      <w:r>
-        <w:t xml:space="preserve"> </w:t>
-      </w:r>
-      <w:r>
-        <w:t xml:space="preserve">and raw and change rate features from previously reported lapses and number of completed EMAs.</w:t>
+        <w:t xml:space="preserve">: We created raw EMA and change features for varying scoring epochs (i.e., 12, 24, 48, 72, and 168 hours) before the start of the prediction window for all EMA items. Raw features included min, max, and median scores for each EMA item across all EMAs in each epoch for that participant. We calculated change features by subtracting the participants’ overall mean score for each EMA item (using all EMAs collected before the start of the prediction window) from the associated raw feature. We also created raw and change features based on the most recent response for each EMA question and raw and change rate features from previously reported lapses and number of completed EMAs.</w:t>
       </w:r>
     </w:p>
     <w:p>
@@ -1238,7 +1239,7 @@
         <w:pStyle w:val="FirstParagraph"/>
       </w:pPr>
       <w:r>
-        <w:t xml:space="preserve">We calculated Shapley values</w:t>
+        <w:t xml:space="preserve">We calculated Shapley values in log-odds units for binary classification models from the 30 test sets to provide a description of the importance of categories of features across our five models</w:t>
       </w:r>
       <w:r>
         <w:t xml:space="preserve"> </w:t>
@@ -1247,13 +1248,7 @@
         <w:t xml:space="preserve">(Lundberg and Lee 2017)</w:t>
       </w:r>
       <w:r>
-        <w:t xml:space="preserve"> </w:t>
-      </w:r>
-      <w:r>
-        <w:t xml:space="preserve">from the 30 test sets to provide a description of the importance of categories of features across our five models. We used the SHAPforxgboost package that provides Shapley values in log-odds units for binary classification models</w:t>
-      </w:r>
-      <w:r>
-        <w:t xml:space="preserve">. We averaged the three Shapley values for each observation for each feature (i.e., across the three repeats) to increase their stability. An inherent property of Shapley values is their additivity, allowing us to combine features into feature categories. We created separate feature categories for each of the nine EMA questions, the rates of past alcohol use and missing surveys, the time of day and day of the week of the start of the prediction window, and the seven demographic variables included in the models. We calculated global importance for each feature category by averaging the absolute value of the Shapley values of all features in the category across all observations. These global importance scores based on Shapley values allow us to contextualize relative feature importance for each model.</w:t>
+        <w:t xml:space="preserve">. We averaged the three Shapley values for each observation for each feature (i.e., across the three repeats) to increase their stability. An inherent property of Shapley values is their additivity, allowing us to combine features into feature categories. We created separate feature categories for each of the nine EMA questions, the rates of past alcohol use and missing surveys, the time of day and day of the week of the start of the prediction window, and the seven demographic variables included in the models. We calculated the local (i.e., for each observation) importance for each category of features by adding Shapley values across all features in a category, separately for each observation. We calculated global importance for each feature category by averaging the absolute value of the Shapley values of all features in the category across all observations. These local and global importance scores based on Shapley values allow us to contextualize relative feature importance for each model.</w:t>
       </w:r>
     </w:p>
     <w:bookmarkEnd w:id="37"/>
@@ -1281,26 +1276,6 @@
     <w:p>
       <w:pPr>
         <w:pStyle w:val="FirstParagraph"/>
-      </w:pPr>
-      <w:r>
-        <w:t xml:space="preserve">One hundred fifty one participants were included in our analyses. We used data from all participants included in our previous study (see</w:t>
-      </w:r>
-      <w:r>
-        <w:t xml:space="preserve"> </w:t>
-      </w:r>
-      <w:r>
-        <w:t xml:space="preserve">(Wyant et al. n.d.)</w:t>
-      </w:r>
-      <w:r>
-        <w:t xml:space="preserve"> </w:t>
-      </w:r>
-      <w:r>
-        <w:t xml:space="preserve">for enrollment and disposition information).</w:t>
-      </w:r>
-    </w:p>
-    <w:p>
-      <w:pPr>
-        <w:pStyle w:val="BodyText"/>
       </w:pPr>
       <w:r>
         <w:t xml:space="preserve">There were approximately equal numbers of men (N=77; 51.0%) and women (N=74; 49.0%) who ranged in age from 21 - 72 years old. The sample was majority White (N=131; 86.8%) and non-Hispanic (N=147; 97.4%). Participants self-reported a median of 9.0 DSM-5 symptoms of AUD (mean=8.9; SD=1.9; range=4.0-11.0). Most participants (N=84; 55.6%) reported one or more lapses during participation. The median number of lapses per participant while on-study was 1.0 (mean=6.8; SD = 12.0; range=0.0-75.0).</w:t>

--- a/index.docx
+++ b/index.docx
@@ -4450,7 +4450,7 @@
             <w:r>
               <w:drawing>
                 <wp:inline>
-                  <wp:extent cx="5334000" cy="3810000"/>
+                  <wp:extent cx="5334000" cy="3333749"/>
                   <wp:effectExtent b="0" l="0" r="0" t="0"/>
                   <wp:docPr descr="" title="" id="55" name="Picture"/>
                   <a:graphic>
@@ -4471,7 +4471,7 @@
                         <pic:spPr bwMode="auto">
                           <a:xfrm>
                             <a:off x="0" y="0"/>
-                            <a:ext cx="5334000" cy="3810000"/>
+                            <a:ext cx="5334000" cy="3333749"/>
                           </a:xfrm>
                           <a:prstGeom prst="rect">
                             <a:avLst/>

--- a/index.docx
+++ b/index.docx
@@ -4450,7 +4450,7 @@
             <w:r>
               <w:drawing>
                 <wp:inline>
-                  <wp:extent cx="5334000" cy="3333749"/>
+                  <wp:extent cx="5334000" cy="6096000"/>
                   <wp:effectExtent b="0" l="0" r="0" t="0"/>
                   <wp:docPr descr="" title="" id="55" name="Picture"/>
                   <a:graphic>
@@ -4471,7 +4471,7 @@
                         <pic:spPr bwMode="auto">
                           <a:xfrm>
                             <a:off x="0" y="0"/>
-                            <a:ext cx="5334000" cy="3333749"/>
+                            <a:ext cx="5334000" cy="6096000"/>
                           </a:xfrm>
                           <a:prstGeom prst="rect">
                             <a:avLst/>

--- a/index.docx
+++ b/index.docx
@@ -4450,7 +4450,7 @@
             <w:r>
               <w:drawing>
                 <wp:inline>
-                  <wp:extent cx="5334000" cy="6096000"/>
+                  <wp:extent cx="5334000" cy="4191000"/>
                   <wp:effectExtent b="0" l="0" r="0" t="0"/>
                   <wp:docPr descr="" title="" id="55" name="Picture"/>
                   <a:graphic>
@@ -4471,7 +4471,7 @@
                         <pic:spPr bwMode="auto">
                           <a:xfrm>
                             <a:off x="0" y="0"/>
-                            <a:ext cx="5334000" cy="6096000"/>
+                            <a:ext cx="5334000" cy="4191000"/>
                           </a:xfrm>
                           <a:prstGeom prst="rect">
                             <a:avLst/>

--- a/index.docx
+++ b/index.docx
@@ -149,7 +149,7 @@
         <w:pStyle w:val="Date"/>
       </w:pPr>
       <w:r>
-        <w:t xml:space="preserve">2024-07-29</w:t>
+        <w:t xml:space="preserve">2024-07-30</w:t>
       </w:r>
     </w:p>
     <w:p>
@@ -595,7 +595,7 @@
       </w:r>
     </w:p>
     <w:bookmarkEnd w:id="21"/>
-    <w:bookmarkStart w:id="40" w:name="methods"/>
+    <w:bookmarkStart w:id="43" w:name="methods"/>
     <w:p>
       <w:pPr>
         <w:pStyle w:val="Heading1"/>
@@ -823,7 +823,7 @@
     </w:p>
     <w:bookmarkEnd w:id="27"/>
     <w:bookmarkEnd w:id="28"/>
-    <w:bookmarkStart w:id="39" w:name="data-analytic-strategy"/>
+    <w:bookmarkStart w:id="42" w:name="data-analytic-strategy"/>
     <w:p>
       <w:pPr>
         <w:pStyle w:val="Heading2"/>
@@ -858,7 +858,7 @@
         <w:t xml:space="preserve">.</w:t>
       </w:r>
     </w:p>
-    <w:bookmarkStart w:id="29" w:name="lapse-labels"/>
+    <w:bookmarkStart w:id="32" w:name="lapse-labels"/>
     <w:p>
       <w:pPr>
         <w:pStyle w:val="Heading3"/>
@@ -874,6 +874,87 @@
       <w:r>
         <w:t xml:space="preserve">We predicted lapses occurring in one week windows. Predictions were updated hourly. Therefore our models provided hour-by-hour predictions of future probability of an alcohol lapse within a one week window shifted at various time points (i.e., lags) into the future (no lag and 24 hour, 72 hour, 168 hour, or 336 hour lagged predictions).</w:t>
       </w:r>
+    </w:p>
+    <w:p>
+      <w:pPr>
+        <w:pStyle w:val="CaptionedFigure"/>
+      </w:pPr>
+      <w:r>
+        <w:drawing>
+          <wp:inline>
+            <wp:extent cx="66675" cy="37514"/>
+            <wp:effectExtent b="0" l="0" r="0" t="0"/>
+            <wp:docPr descr="Methods fig" title="" id="30" name="Picture"/>
+            <a:graphic>
+              <a:graphicData uri="http://schemas.openxmlformats.org/drawingml/2006/picture">
+                <pic:pic>
+                  <pic:nvPicPr>
+                    <pic:cNvPr descr="figures/methods.png" id="31" name="Picture"/>
+                    <pic:cNvPicPr>
+                      <a:picLocks noChangeArrowheads="1" noChangeAspect="1"/>
+                    </pic:cNvPicPr>
+                  </pic:nvPicPr>
+                  <pic:blipFill>
+                    <a:blip r:embed="rId29"/>
+                    <a:stretch>
+                      <a:fillRect/>
+                    </a:stretch>
+                  </pic:blipFill>
+                  <pic:spPr bwMode="auto">
+                    <a:xfrm>
+                      <a:off x="0" y="0"/>
+                      <a:ext cx="66675" cy="37514"/>
+                    </a:xfrm>
+                    <a:prstGeom prst="rect">
+                      <a:avLst/>
+                    </a:prstGeom>
+                    <a:noFill/>
+                    <a:ln w="9525">
+                      <a:noFill/>
+                      <a:headEnd/>
+                      <a:tailEnd/>
+                    </a:ln>
+                  </pic:spPr>
+                </pic:pic>
+              </a:graphicData>
+            </a:graphic>
+          </wp:inline>
+        </w:drawing>
+      </w:r>
+    </w:p>
+    <w:p>
+      <w:pPr>
+        <w:pStyle w:val="ImageCaption"/>
+      </w:pPr>
+      <w:r>
+        <w:t xml:space="preserve">Methods fig</w:t>
+      </w:r>
+    </w:p>
+    <w:p>
+      <w:pPr>
+        <w:pStyle w:val="BodyText"/>
+      </w:pPr>
+      <w:r>
+        <w:rPr>
+          <w:vertAlign w:val="subscript"/>
+        </w:rPr>
+        <w:t xml:space="preserve">Source:</w:t>
+      </w:r>
+      <w:r>
+        <w:rPr>
+          <w:vertAlign w:val="subscript"/>
+        </w:rPr>
+        <w:t xml:space="preserve"> </w:t>
+      </w:r>
+      <w:hyperlink r:id="rId20">
+        <w:r>
+          <w:rPr>
+            <w:rStyle w:val="Hyperlink"/>
+            <w:vertAlign w:val="subscript"/>
+          </w:rPr>
+          <w:t xml:space="preserve">Article Notebook</w:t>
+        </w:r>
+      </w:hyperlink>
     </w:p>
     <w:p>
       <w:pPr>
@@ -931,8 +1012,8 @@
         <w:t xml:space="preserve">We ended up with a total of 270,081 labels for our baseline (no lag) model, 266,599 labels for our 24 hour lagged model, 259,643 labels for our 72 hour lagged model, 245,707 labels for our 168 hour lagged model, and 221,206 labels for our 336 hour lagged model.</w:t>
       </w:r>
     </w:p>
-    <w:bookmarkEnd w:id="29"/>
-    <w:bookmarkStart w:id="30" w:name="feature-engineering"/>
+    <w:bookmarkEnd w:id="32"/>
+    <w:bookmarkStart w:id="33" w:name="feature-engineering"/>
     <w:p>
       <w:pPr>
         <w:pStyle w:val="Heading3"/>
@@ -1001,8 +1082,8 @@
         <w:t xml:space="preserve">Other generic feature engineering steps included imputing missing data (median imputation for numeric features, mode imputation for nominal features) and removing zero and near-zero variance features as determined from held-in data (see Cross-validation section below).</w:t>
       </w:r>
     </w:p>
-    <w:bookmarkEnd w:id="30"/>
-    <w:bookmarkStart w:id="38" w:name="model-training-and-evaluation"/>
+    <w:bookmarkEnd w:id="33"/>
+    <w:bookmarkStart w:id="41" w:name="model-training-and-evaluation"/>
     <w:p>
       <w:pPr>
         <w:pStyle w:val="Heading3"/>
@@ -1011,7 +1092,7 @@
         <w:t xml:space="preserve">Model Training and Evaluation</w:t>
       </w:r>
     </w:p>
-    <w:bookmarkStart w:id="31" w:name="model-configurations"/>
+    <w:bookmarkStart w:id="34" w:name="model-configurations"/>
     <w:p>
       <w:pPr>
         <w:pStyle w:val="Heading4"/>
@@ -1054,8 +1135,8 @@
         <w:t xml:space="preserve">.</w:t>
       </w:r>
     </w:p>
-    <w:bookmarkEnd w:id="31"/>
-    <w:bookmarkStart w:id="32" w:name="cross-validation"/>
+    <w:bookmarkEnd w:id="34"/>
+    <w:bookmarkStart w:id="35" w:name="cross-validation"/>
     <w:p>
       <w:pPr>
         <w:pStyle w:val="Heading4"/>
@@ -1104,8 +1185,8 @@
         <w:t xml:space="preserve">sets). Best model configurations were selected using median auROC across the 10 validation sets. Final performance evaluation of those best model configurations used median auROC across the 30 test sets.</w:t>
       </w:r>
     </w:p>
-    <w:bookmarkEnd w:id="32"/>
-    <w:bookmarkStart w:id="33" w:name="model-evaluation"/>
+    <w:bookmarkEnd w:id="35"/>
+    <w:bookmarkStart w:id="36" w:name="model-evaluation"/>
     <w:p>
       <w:pPr>
         <w:pStyle w:val="Heading4"/>
@@ -1122,8 +1203,8 @@
         <w:t xml:space="preserve">We used a Bayesian hierarchical generalized linear model to estimate the posterior probability distributions and 95% Bayesian credible intervals (CIs) for auROC for the five best models (no lag and 24 hour, 72 hour, 168 hour, and 336 hour lagged predictions) on the 30 held-out test sets. The median posterior probability for auROC represents our best estimate for the magnitude of the auROC parameter for each model. If the confidence intervals do not contain .5 (chance performance), this suggests our model is capturing signal in the data.</w:t>
       </w:r>
     </w:p>
-    <w:bookmarkEnd w:id="33"/>
-    <w:bookmarkStart w:id="34" w:name="model-comparisons"/>
+    <w:bookmarkEnd w:id="36"/>
+    <w:bookmarkStart w:id="37" w:name="model-comparisons"/>
     <w:p>
       <w:pPr>
         <w:pStyle w:val="Heading4"/>
@@ -1165,8 +1246,8 @@
         <w:t xml:space="preserve">For both sets of model comparisons, we determined the probability that the models’ performances differed systematically from each other by regressing the auROCs (logit transformed) from the 30 test sets as a function of the contrast. We set two random intercepts: one for the repeat, and another for the fold within repeat. We also report the precise posterior probability for the difference in auROCs and the 95% Bayesian CIs. If there was a probability &gt; 0.95 that the more lagged model’s performance was worse, we labeled the model contrast as significant.</w:t>
       </w:r>
     </w:p>
-    <w:bookmarkEnd w:id="34"/>
-    <w:bookmarkStart w:id="36" w:name="fairness-benchmarks"/>
+    <w:bookmarkEnd w:id="37"/>
+    <w:bookmarkStart w:id="39" w:name="fairness-benchmarks"/>
     <w:p>
       <w:pPr>
         <w:pStyle w:val="Heading4"/>
@@ -1221,11 +1302,11 @@
         <w:rPr>
           <w:rStyle w:val="FootnoteReference"/>
         </w:rPr>
-        <w:footnoteReference w:id="35"/>
-      </w:r>
-    </w:p>
-    <w:bookmarkEnd w:id="36"/>
-    <w:bookmarkStart w:id="37" w:name="feature-importance"/>
+        <w:footnoteReference w:id="38"/>
+      </w:r>
+    </w:p>
+    <w:bookmarkEnd w:id="39"/>
+    <w:bookmarkStart w:id="40" w:name="feature-importance"/>
     <w:p>
       <w:pPr>
         <w:pStyle w:val="Heading4"/>
@@ -1251,11 +1332,11 @@
         <w:t xml:space="preserve">. We averaged the three Shapley values for each observation for each feature (i.e., across the three repeats) to increase their stability. An inherent property of Shapley values is their additivity, allowing us to combine features into feature categories. We created separate feature categories for each of the nine EMA questions, the rates of past alcohol use and missing surveys, the time of day and day of the week of the start of the prediction window, and the seven demographic variables included in the models. We calculated the local (i.e., for each observation) importance for each category of features by adding Shapley values across all features in a category, separately for each observation. We calculated global importance for each feature category by averaging the absolute value of the Shapley values of all features in the category across all observations. These local and global importance scores based on Shapley values allow us to contextualize relative feature importance for each model.</w:t>
       </w:r>
     </w:p>
-    <w:bookmarkEnd w:id="37"/>
-    <w:bookmarkEnd w:id="38"/>
-    <w:bookmarkEnd w:id="39"/>
     <w:bookmarkEnd w:id="40"/>
-    <w:bookmarkStart w:id="100" w:name="results"/>
+    <w:bookmarkEnd w:id="41"/>
+    <w:bookmarkEnd w:id="42"/>
+    <w:bookmarkEnd w:id="43"/>
+    <w:bookmarkStart w:id="103" w:name="results"/>
     <w:p>
       <w:pPr>
         <w:pStyle w:val="Heading1"/>
@@ -1264,7 +1345,7 @@
         <w:t xml:space="preserve">Results</w:t>
       </w:r>
     </w:p>
-    <w:bookmarkStart w:id="43" w:name="demographic-and-lapse-characteristics"/>
+    <w:bookmarkStart w:id="46" w:name="demographic-and-lapse-characteristics"/>
     <w:p>
       <w:pPr>
         <w:pStyle w:val="Heading2"/>
@@ -1311,7 +1392,7 @@
       <w:tr>
         <w:tc>
           <w:tcPr/>
-          <w:bookmarkStart w:id="41" w:name="tbl-demohtml"/>
+          <w:bookmarkStart w:id="44" w:name="tbl-demohtml"/>
           <w:p>
             <w:pPr>
               <w:jc w:val="center"/>
@@ -4116,7 +4197,7 @@
               </w:tc>
             </w:tr>
           </w:tbl>
-          <w:bookmarkEnd w:id="41"/>
+          <w:bookmarkEnd w:id="44"/>
           <w:p/>
         </w:tc>
       </w:tr>
@@ -4137,7 +4218,7 @@
         </w:rPr>
         <w:t xml:space="preserve"> </w:t>
       </w:r>
-      <w:hyperlink r:id="rId42">
+      <w:hyperlink r:id="rId45">
         <w:r>
           <w:rPr>
             <w:rStyle w:val="Hyperlink"/>
@@ -4147,8 +4228,8 @@
         </w:r>
       </w:hyperlink>
     </w:p>
-    <w:bookmarkEnd w:id="43"/>
-    <w:bookmarkStart w:id="49" w:name="model-evaluation-1"/>
+    <w:bookmarkEnd w:id="46"/>
+    <w:bookmarkStart w:id="52" w:name="model-evaluation-1"/>
     <w:p>
       <w:pPr>
         <w:pStyle w:val="Heading2"/>
@@ -4209,7 +4290,7 @@
       <w:tr>
         <w:tc>
           <w:tcPr/>
-          <w:bookmarkStart w:id="47" w:name="fig-1"/>
+          <w:bookmarkStart w:id="50" w:name="fig-1"/>
           <w:p>
             <w:pPr>
               <w:pStyle w:val="Compact"/>
@@ -4220,18 +4301,18 @@
                 <wp:inline>
                   <wp:extent cx="5334000" cy="3810000"/>
                   <wp:effectExtent b="0" l="0" r="0" t="0"/>
-                  <wp:docPr descr="" title="" id="45" name="Picture"/>
+                  <wp:docPr descr="" title="" id="48" name="Picture"/>
                   <a:graphic>
                     <a:graphicData uri="http://schemas.openxmlformats.org/drawingml/2006/picture">
                       <pic:pic>
                         <pic:nvPicPr>
-                          <pic:cNvPr descr="index_files/figure-docx/notebooks-mak_figures-fig-1-output-1.png" id="46" name="Picture"/>
+                          <pic:cNvPr descr="index_files/figure-docx/notebooks-mak_figures-fig-1-output-1.png" id="49" name="Picture"/>
                           <pic:cNvPicPr>
                             <a:picLocks noChangeArrowheads="1" noChangeAspect="1"/>
                           </pic:cNvPicPr>
                         </pic:nvPicPr>
                         <pic:blipFill>
-                          <a:blip r:embed="rId44"/>
+                          <a:blip r:embed="rId47"/>
                           <a:stretch>
                             <a:fillRect/>
                           </a:stretch>
@@ -4271,7 +4352,7 @@
               <w:t xml:space="preserve">Figure 1: Panel A depicts posterior probability for area under ROC curve (auROC) and Bayesian credible intervals by model. Dashed line indicates a model performing at chance. Panel B depicts difference in auROCs by demographic group</w:t>
             </w:r>
           </w:p>
-          <w:bookmarkEnd w:id="47"/>
+          <w:bookmarkEnd w:id="50"/>
         </w:tc>
       </w:tr>
     </w:tbl>
@@ -4291,7 +4372,7 @@
         </w:rPr>
         <w:t xml:space="preserve"> </w:t>
       </w:r>
-      <w:hyperlink r:id="rId48">
+      <w:hyperlink r:id="rId51">
         <w:r>
           <w:rPr>
             <w:rStyle w:val="Hyperlink"/>
@@ -4301,8 +4382,8 @@
         </w:r>
       </w:hyperlink>
     </w:p>
-    <w:bookmarkEnd w:id="49"/>
-    <w:bookmarkStart w:id="52" w:name="model-comparisons-1"/>
+    <w:bookmarkEnd w:id="52"/>
+    <w:bookmarkStart w:id="55" w:name="model-comparisons-1"/>
     <w:p>
       <w:pPr>
         <w:pStyle w:val="Heading2"/>
@@ -4311,7 +4392,7 @@
         <w:t xml:space="preserve">Model Comparisons</w:t>
       </w:r>
     </w:p>
-    <w:bookmarkStart w:id="50" w:name="baseline-contrasts"/>
+    <w:bookmarkStart w:id="53" w:name="baseline-contrasts"/>
     <w:p>
       <w:pPr>
         <w:pStyle w:val="Heading3"/>
@@ -4328,8 +4409,8 @@
         <w:t xml:space="preserve">The median decrease in auROC for the baseline vs. 24 hour lag model was 0.006 (95% CI=[0.000-0.012]), yielding a significant probability of 0.960 that the lagged model had worse performance. The median decrease in auROC for the baseline vs. 72 hour model was 0.018 (95% CI=[0.012-0.025]), yielding a significant probability of 1.000 that the lagged model had worse performance. The median increase in auROC for the baseline vs. 168 hour lag model was 0.023 (95% CI=[0.016-0.029]), yielding a significant probability of 1.000 that the lagged model had worse performance. The median increase in auROC for the baseline vs. 336 hour lag model was 0.041 (95% CI=[0.033-0.049]), yielding a significant probability of 1.000 that the lagged model had worse performance.</w:t>
       </w:r>
     </w:p>
-    <w:bookmarkEnd w:id="50"/>
-    <w:bookmarkStart w:id="51" w:name="adjacent-contrasts"/>
+    <w:bookmarkEnd w:id="53"/>
+    <w:bookmarkStart w:id="54" w:name="adjacent-contrasts"/>
     <w:p>
       <w:pPr>
         <w:pStyle w:val="Heading3"/>
@@ -4346,9 +4427,9 @@
         <w:t xml:space="preserve">The median decrease in auROC for the 24 hour vs. 72 hour lag model was 0.012 (95% CI=[0.006-0.019]), yielding a significant probability of 1.000 that the 72 hour lag model had worse performance than the 24 hour lag model. The median decrease in auROC for the 72 hour vs. 168 hour lag model was 0.004 (95% CI=[-0.002-0.011]), yielding a non-significant probability of 0.865 that the 168 hour lag model had worse performance than the 72 hour lag model. The median decrease in auROC for the 168 hour vs. 336 hour lag model was 0.018 (95% CI=[0.011-0.025]), yielding a significant probability of 1.000 that the 336 hour lag model had worse performance than the 168 hour lag model.</w:t>
       </w:r>
     </w:p>
-    <w:bookmarkEnd w:id="51"/>
-    <w:bookmarkEnd w:id="52"/>
-    <w:bookmarkStart w:id="53" w:name="fairness-benchmarks-1"/>
+    <w:bookmarkEnd w:id="54"/>
+    <w:bookmarkEnd w:id="55"/>
+    <w:bookmarkStart w:id="56" w:name="fairness-benchmarks-1"/>
     <w:p>
       <w:pPr>
         <w:pStyle w:val="Heading2"/>
@@ -4382,8 +4463,8 @@
         <w:t xml:space="preserve">shows the difference in performance of each model by demographic group. All group comparisons for race, sex at birth, and income were significant (probability &gt; .95) across models. On average there was a median increase in auROC of -0.159 (range NA–0.179) for non-Hispanic White participants compared to participants who were not White. On average there was a median increase in auROC of -0.080 (range -0.059–0.116) for male participants compared to female participants. On average there was a median increase in auROC of -0.092 (range -0.086–0.133) for participants above the federal poverty line compared to participants below the federal poverty line. A table of model performance for each demographic group separately by model can be found in the supplement.</w:t>
       </w:r>
     </w:p>
-    <w:bookmarkEnd w:id="53"/>
-    <w:bookmarkStart w:id="59" w:name="feature-importance-1"/>
+    <w:bookmarkEnd w:id="56"/>
+    <w:bookmarkStart w:id="62" w:name="feature-importance-1"/>
     <w:p>
       <w:pPr>
         <w:pStyle w:val="Heading2"/>
@@ -4441,7 +4522,7 @@
       <w:tr>
         <w:tc>
           <w:tcPr/>
-          <w:bookmarkStart w:id="57" w:name="fig-shap"/>
+          <w:bookmarkStart w:id="60" w:name="fig-shap"/>
           <w:p>
             <w:pPr>
               <w:pStyle w:val="Compact"/>
@@ -4452,18 +4533,18 @@
                 <wp:inline>
                   <wp:extent cx="5334000" cy="4191000"/>
                   <wp:effectExtent b="0" l="0" r="0" t="0"/>
-                  <wp:docPr descr="" title="" id="55" name="Picture"/>
+                  <wp:docPr descr="" title="" id="58" name="Picture"/>
                   <a:graphic>
                     <a:graphicData uri="http://schemas.openxmlformats.org/drawingml/2006/picture">
                       <pic:pic>
                         <pic:nvPicPr>
-                          <pic:cNvPr descr="index_files/figure-docx/notebooks-mak_figures-fig-shap-output-1.png" id="56" name="Picture"/>
+                          <pic:cNvPr descr="index_files/figure-docx/notebooks-mak_figures-fig-shap-output-1.png" id="59" name="Picture"/>
                           <pic:cNvPicPr>
                             <a:picLocks noChangeArrowheads="1" noChangeAspect="1"/>
                           </pic:cNvPicPr>
                         </pic:nvPicPr>
                         <pic:blipFill>
-                          <a:blip r:embed="rId54"/>
+                          <a:blip r:embed="rId57"/>
                           <a:stretch>
                             <a:fillRect/>
                           </a:stretch>
@@ -4503,7 +4584,7 @@
               <w:t xml:space="preserve">Figure 2: Panel A depicts the global importance (mean |Shapley value|) for feature categories for each model. Feature categories are ordered by their aggregate global importance (i.e., total bar length) across the five models. The importance of each feature category for specific models is displayed separately by color. Panel B shows the local feature importance for the 336 hour lagged model.</w:t>
             </w:r>
           </w:p>
-          <w:bookmarkEnd w:id="57"/>
+          <w:bookmarkEnd w:id="60"/>
         </w:tc>
       </w:tr>
     </w:tbl>
@@ -4523,7 +4604,7 @@
         </w:rPr>
         <w:t xml:space="preserve"> </w:t>
       </w:r>
-      <w:hyperlink r:id="rId58">
+      <w:hyperlink r:id="rId61">
         <w:r>
           <w:rPr>
             <w:rStyle w:val="Hyperlink"/>
@@ -4533,8 +4614,8 @@
         </w:r>
       </w:hyperlink>
     </w:p>
-    <w:bookmarkEnd w:id="59"/>
-    <w:bookmarkStart w:id="60" w:name="discussion"/>
+    <w:bookmarkEnd w:id="62"/>
+    <w:bookmarkStart w:id="63" w:name="discussion"/>
     <w:p>
       <w:pPr>
         <w:pStyle w:val="Heading2"/>
@@ -4598,8 +4679,8 @@
         <w:t xml:space="preserve">Note from Gaylen: if the model performance doesn’t degrade much, and the feature importance doesn’t seem to change much across lags… what does this say about the need for proximal predictors? obviously 2-3 weeks out is different than 6 months out, but even in-the-moment features are still important for predicting a lapse up to 3 weeks later (2 week lag plus 1 week window as lapse could be any time within the window). it is obviously exciting that we can do this advanced prediction, but i think you’ll have to navigate the line between celebrating that success and still calling for dense monitoring of proximal predictors</w:t>
       </w:r>
     </w:p>
-    <w:bookmarkEnd w:id="60"/>
-    <w:bookmarkStart w:id="99" w:name="references"/>
+    <w:bookmarkEnd w:id="63"/>
+    <w:bookmarkStart w:id="102" w:name="references"/>
     <w:p>
       <w:pPr>
         <w:pStyle w:val="Heading2"/>
@@ -4608,8 +4689,8 @@
         <w:t xml:space="preserve">References</w:t>
       </w:r>
     </w:p>
-    <w:bookmarkStart w:id="98" w:name="refs"/>
-    <w:bookmarkStart w:id="62" w:name="ref-baeMobilePhoneSensors2018"/>
+    <w:bookmarkStart w:id="101" w:name="refs"/>
+    <w:bookmarkStart w:id="65" w:name="ref-baeMobilePhoneSensors2018"/>
     <w:p>
       <w:pPr>
         <w:pStyle w:val="Bibliography"/>
@@ -4654,7 +4735,7 @@
       <w:r>
         <w:t xml:space="preserve"> </w:t>
       </w:r>
-      <w:hyperlink r:id="rId61">
+      <w:hyperlink r:id="rId64">
         <w:r>
           <w:rPr>
             <w:rStyle w:val="Hyperlink"/>
@@ -4666,8 +4747,8 @@
         <w:t xml:space="preserve">.</w:t>
       </w:r>
     </w:p>
-    <w:bookmarkEnd w:id="62"/>
-    <w:bookmarkStart w:id="64" w:name="ref-chtc"/>
+    <w:bookmarkEnd w:id="65"/>
+    <w:bookmarkStart w:id="67" w:name="ref-chtc"/>
     <w:p>
       <w:pPr>
         <w:pStyle w:val="Bibliography"/>
@@ -4690,7 +4771,7 @@
       <w:r>
         <w:t xml:space="preserve"> </w:t>
       </w:r>
-      <w:hyperlink r:id="rId63">
+      <w:hyperlink r:id="rId66">
         <w:r>
           <w:rPr>
             <w:rStyle w:val="Hyperlink"/>
@@ -4702,8 +4783,8 @@
         <w:t xml:space="preserve">.</w:t>
       </w:r>
     </w:p>
-    <w:bookmarkEnd w:id="64"/>
-    <w:bookmarkStart w:id="66" w:name="ref-chihPredictiveModelingAddiction2014"/>
+    <w:bookmarkEnd w:id="67"/>
+    <w:bookmarkStart w:id="69" w:name="ref-chihPredictiveModelingAddiction2014"/>
     <w:p>
       <w:pPr>
         <w:pStyle w:val="Bibliography"/>
@@ -4736,7 +4817,7 @@
       <w:r>
         <w:t xml:space="preserve"> </w:t>
       </w:r>
-      <w:hyperlink r:id="rId65">
+      <w:hyperlink r:id="rId68">
         <w:r>
           <w:rPr>
             <w:rStyle w:val="Hyperlink"/>
@@ -4748,8 +4829,8 @@
         <w:t xml:space="preserve">.</w:t>
       </w:r>
     </w:p>
-    <w:bookmarkEnd w:id="66"/>
-    <w:bookmarkStart w:id="68" w:name="ref-derubeisHistoryCurrentStatus2019"/>
+    <w:bookmarkEnd w:id="69"/>
+    <w:bookmarkStart w:id="71" w:name="ref-derubeisHistoryCurrentStatus2019"/>
     <w:p>
       <w:pPr>
         <w:pStyle w:val="Bibliography"/>
@@ -4782,7 +4863,7 @@
       <w:r>
         <w:t xml:space="preserve"> </w:t>
       </w:r>
-      <w:hyperlink r:id="rId67">
+      <w:hyperlink r:id="rId70">
         <w:r>
           <w:rPr>
             <w:rStyle w:val="Hyperlink"/>
@@ -4794,8 +4875,8 @@
         <w:t xml:space="preserve">.</w:t>
       </w:r>
     </w:p>
-    <w:bookmarkEnd w:id="68"/>
-    <w:bookmarkStart w:id="70" w:name="Xa203ab3abd150ead1a7854a9fa5726c8a273f52"/>
+    <w:bookmarkEnd w:id="71"/>
+    <w:bookmarkStart w:id="73" w:name="Xa203ab3abd150ead1a7854a9fa5726c8a273f52"/>
     <w:p>
       <w:pPr>
         <w:pStyle w:val="Bibliography"/>
@@ -4840,7 +4921,7 @@
       <w:r>
         <w:t xml:space="preserve"> </w:t>
       </w:r>
-      <w:hyperlink r:id="rId69">
+      <w:hyperlink r:id="rId72">
         <w:r>
           <w:rPr>
             <w:rStyle w:val="Hyperlink"/>
@@ -4852,8 +4933,8 @@
         <w:t xml:space="preserve">.</w:t>
       </w:r>
     </w:p>
-    <w:bookmarkEnd w:id="70"/>
-    <w:bookmarkStart w:id="71" w:name="ref-hsiehSampleSizeTables1989"/>
+    <w:bookmarkEnd w:id="73"/>
+    <w:bookmarkStart w:id="74" w:name="ref-hsiehSampleSizeTables1989"/>
     <w:p>
       <w:pPr>
         <w:pStyle w:val="Bibliography"/>
@@ -4884,8 +4965,8 @@
         <w:t xml:space="preserve">8: 795–802.</w:t>
       </w:r>
     </w:p>
-    <w:bookmarkEnd w:id="71"/>
-    <w:bookmarkStart w:id="73" w:name="ref-kilaruIncidenceTreatmentOpioid2020"/>
+    <w:bookmarkEnd w:id="74"/>
+    <w:bookmarkStart w:id="76" w:name="ref-kilaruIncidenceTreatmentOpioid2020"/>
     <w:p>
       <w:pPr>
         <w:pStyle w:val="Bibliography"/>
@@ -4951,7 +5032,7 @@
       <w:r>
         <w:t xml:space="preserve"> </w:t>
       </w:r>
-      <w:hyperlink r:id="rId72">
+      <w:hyperlink r:id="rId75">
         <w:r>
           <w:rPr>
             <w:rStyle w:val="Hyperlink"/>
@@ -4963,8 +5044,8 @@
         <w:t xml:space="preserve">.</w:t>
       </w:r>
     </w:p>
-    <w:bookmarkEnd w:id="73"/>
-    <w:bookmarkStart w:id="75" w:name="ref-kuhnAppliedPredictiveModeling2018"/>
+    <w:bookmarkEnd w:id="76"/>
+    <w:bookmarkStart w:id="78" w:name="ref-kuhnAppliedPredictiveModeling2018"/>
     <w:p>
       <w:pPr>
         <w:pStyle w:val="Bibliography"/>
@@ -5002,7 +5083,7 @@
       <w:r>
         <w:t xml:space="preserve"> </w:t>
       </w:r>
-      <w:hyperlink r:id="rId74">
+      <w:hyperlink r:id="rId77">
         <w:r>
           <w:rPr>
             <w:rStyle w:val="Hyperlink"/>
@@ -5014,8 +5095,8 @@
         <w:t xml:space="preserve">.</w:t>
       </w:r>
     </w:p>
-    <w:bookmarkEnd w:id="75"/>
-    <w:bookmarkStart w:id="76" w:name="ref-kuhnTidymodelsCollectionPackages2020"/>
+    <w:bookmarkEnd w:id="78"/>
+    <w:bookmarkStart w:id="79" w:name="ref-kuhnTidymodelsCollectionPackages2020"/>
     <w:p>
       <w:pPr>
         <w:pStyle w:val="Bibliography"/>
@@ -5030,8 +5111,8 @@
         <w:t xml:space="preserve">“Tidymodels: A Collection of Packages for Modeling and Machine Learning Using Tidyverse Principles.”</w:t>
       </w:r>
     </w:p>
-    <w:bookmarkEnd w:id="76"/>
-    <w:bookmarkStart w:id="78" w:name="ref-kullSigmoidsHowObtain2017"/>
+    <w:bookmarkEnd w:id="79"/>
+    <w:bookmarkStart w:id="81" w:name="ref-kullSigmoidsHowObtain2017"/>
     <w:p>
       <w:pPr>
         <w:pStyle w:val="Bibliography"/>
@@ -5076,7 +5157,7 @@
       <w:r>
         <w:t xml:space="preserve"> </w:t>
       </w:r>
-      <w:hyperlink r:id="rId77">
+      <w:hyperlink r:id="rId80">
         <w:r>
           <w:rPr>
             <w:rStyle w:val="Hyperlink"/>
@@ -5088,8 +5169,8 @@
         <w:t xml:space="preserve">.</w:t>
       </w:r>
     </w:p>
-    <w:bookmarkEnd w:id="78"/>
-    <w:bookmarkStart w:id="79" w:name="X34be55f2a2ff67a14e7206627bb93b426490c87"/>
+    <w:bookmarkEnd w:id="81"/>
+    <w:bookmarkStart w:id="82" w:name="X34be55f2a2ff67a14e7206627bb93b426490c87"/>
     <w:p>
       <w:pPr>
         <w:pStyle w:val="Bibliography"/>
@@ -5174,8 +5255,8 @@
         <w:t xml:space="preserve">’17. Red Hook, NY, USA: Curran Associates Inc.</w:t>
       </w:r>
     </w:p>
-    <w:bookmarkEnd w:id="79"/>
-    <w:bookmarkStart w:id="80" w:name="X0900e084d2d8751b94683f82b04534ea811d54e"/>
+    <w:bookmarkEnd w:id="82"/>
+    <w:bookmarkStart w:id="83" w:name="X0900e084d2d8751b94683f82b04534ea811d54e"/>
     <w:p>
       <w:pPr>
         <w:pStyle w:val="Bibliography"/>
@@ -5288,8 +5369,8 @@
         <w:t xml:space="preserve">. First edition. New York: The Guilford Press.</w:t>
       </w:r>
     </w:p>
-    <w:bookmarkEnd w:id="80"/>
-    <w:bookmarkStart w:id="82" w:name="ref-olfsonHealthcareCoverageService2022"/>
+    <w:bookmarkEnd w:id="83"/>
+    <w:bookmarkStart w:id="85" w:name="ref-olfsonHealthcareCoverageService2022"/>
     <w:p>
       <w:pPr>
         <w:pStyle w:val="Bibliography"/>
@@ -5322,7 +5403,7 @@
       <w:r>
         <w:t xml:space="preserve"> </w:t>
       </w:r>
-      <w:hyperlink r:id="rId81">
+      <w:hyperlink r:id="rId84">
         <w:r>
           <w:rPr>
             <w:rStyle w:val="Hyperlink"/>
@@ -5334,8 +5415,8 @@
         <w:t xml:space="preserve">.</w:t>
       </w:r>
     </w:p>
-    <w:bookmarkEnd w:id="82"/>
-    <w:bookmarkStart w:id="84" w:name="ref-pinedoCurrentReexaminationRacial2019"/>
+    <w:bookmarkEnd w:id="85"/>
+    <w:bookmarkStart w:id="87" w:name="ref-pinedoCurrentReexaminationRacial2019"/>
     <w:p>
       <w:pPr>
         <w:pStyle w:val="Bibliography"/>
@@ -5380,7 +5461,7 @@
       <w:r>
         <w:t xml:space="preserve"> </w:t>
       </w:r>
-      <w:hyperlink r:id="rId83">
+      <w:hyperlink r:id="rId86">
         <w:r>
           <w:rPr>
             <w:rStyle w:val="Hyperlink"/>
@@ -5392,8 +5473,8 @@
         <w:t xml:space="preserve">.</w:t>
       </w:r>
     </w:p>
-    <w:bookmarkEnd w:id="84"/>
-    <w:bookmarkStart w:id="85" w:name="Xa6ef1c5c979e7476d6234b79f6a74545fbd7694"/>
+    <w:bookmarkEnd w:id="87"/>
+    <w:bookmarkStart w:id="88" w:name="Xa6ef1c5c979e7476d6234b79f6a74545fbd7694"/>
     <w:p>
       <w:pPr>
         <w:pStyle w:val="Bibliography"/>
@@ -5436,8 +5517,8 @@
         <w:t xml:space="preserve">58 (1): 7–29.</w:t>
       </w:r>
     </w:p>
-    <w:bookmarkEnd w:id="85"/>
-    <w:bookmarkStart w:id="87" w:name="Xd4c1d027f60920f356af6131267e679804e946e"/>
+    <w:bookmarkEnd w:id="88"/>
+    <w:bookmarkStart w:id="90" w:name="Xd4c1d027f60920f356af6131267e679804e946e"/>
     <w:p>
       <w:pPr>
         <w:pStyle w:val="Bibliography"/>
@@ -5482,7 +5563,7 @@
       <w:r>
         <w:t xml:space="preserve"> </w:t>
       </w:r>
-      <w:hyperlink r:id="rId86">
+      <w:hyperlink r:id="rId89">
         <w:r>
           <w:rPr>
             <w:rStyle w:val="Hyperlink"/>
@@ -5494,8 +5575,8 @@
         <w:t xml:space="preserve">.</w:t>
       </w:r>
     </w:p>
-    <w:bookmarkEnd w:id="87"/>
-    <w:bookmarkStart w:id="89" w:name="ref-waltersUsingMachineLearning2021"/>
+    <w:bookmarkEnd w:id="90"/>
+    <w:bookmarkStart w:id="92" w:name="ref-waltersUsingMachineLearning2021"/>
     <w:p>
       <w:pPr>
         <w:pStyle w:val="Bibliography"/>
@@ -5528,7 +5609,7 @@
       <w:r>
         <w:t xml:space="preserve"> </w:t>
       </w:r>
-      <w:hyperlink r:id="rId88">
+      <w:hyperlink r:id="rId91">
         <w:r>
           <w:rPr>
             <w:rStyle w:val="Hyperlink"/>
@@ -5540,8 +5621,8 @@
         <w:t xml:space="preserve">.</w:t>
       </w:r>
     </w:p>
-    <w:bookmarkEnd w:id="89"/>
-    <w:bookmarkStart w:id="91" w:name="X4446e184b7dd55a61fd406499f32542fdcf24b5"/>
+    <w:bookmarkEnd w:id="92"/>
+    <w:bookmarkStart w:id="94" w:name="X4446e184b7dd55a61fd406499f32542fdcf24b5"/>
     <w:p>
       <w:pPr>
         <w:pStyle w:val="Bibliography"/>
@@ -5586,7 +5667,7 @@
       <w:r>
         <w:t xml:space="preserve"> </w:t>
       </w:r>
-      <w:hyperlink r:id="rId90">
+      <w:hyperlink r:id="rId93">
         <w:r>
           <w:rPr>
             <w:rStyle w:val="Hyperlink"/>
@@ -5598,8 +5679,8 @@
         <w:t xml:space="preserve">.</w:t>
       </w:r>
     </w:p>
-    <w:bookmarkEnd w:id="91"/>
-    <w:bookmarkStart w:id="93" w:name="X254a0f87701f835b5365990b3eba45be7dca59c"/>
+    <w:bookmarkEnd w:id="94"/>
+    <w:bookmarkStart w:id="96" w:name="X254a0f87701f835b5365990b3eba45be7dca59c"/>
     <w:p>
       <w:pPr>
         <w:pStyle w:val="Bibliography"/>
@@ -5683,7 +5764,7 @@
       <w:r>
         <w:t xml:space="preserve"> </w:t>
       </w:r>
-      <w:hyperlink r:id="rId92">
+      <w:hyperlink r:id="rId95">
         <w:r>
           <w:rPr>
             <w:rStyle w:val="Hyperlink"/>
@@ -5695,8 +5776,8 @@
         <w:t xml:space="preserve">.</w:t>
       </w:r>
     </w:p>
-    <w:bookmarkEnd w:id="93"/>
-    <w:bookmarkStart w:id="95" w:name="Xb35ee182d565575e339a0170868456c1684f821"/>
+    <w:bookmarkEnd w:id="96"/>
+    <w:bookmarkStart w:id="98" w:name="Xb35ee182d565575e339a0170868456c1684f821"/>
     <w:p>
       <w:pPr>
         <w:pStyle w:val="Bibliography"/>
@@ -5747,7 +5828,7 @@
       <w:r>
         <w:t xml:space="preserve"> </w:t>
       </w:r>
-      <w:hyperlink r:id="rId94">
+      <w:hyperlink r:id="rId97">
         <w:r>
           <w:rPr>
             <w:rStyle w:val="Hyperlink"/>
@@ -5759,8 +5840,8 @@
         <w:t xml:space="preserve">.</w:t>
       </w:r>
     </w:p>
-    <w:bookmarkEnd w:id="95"/>
-    <w:bookmarkStart w:id="97" w:name="ref-wyantMachineLearningModels2023"/>
+    <w:bookmarkEnd w:id="98"/>
+    <w:bookmarkStart w:id="100" w:name="ref-wyantMachineLearningModels2023"/>
     <w:p>
       <w:pPr>
         <w:pStyle w:val="Bibliography"/>
@@ -5790,7 +5871,7 @@
       <w:r>
         <w:t xml:space="preserve"> </w:t>
       </w:r>
-      <w:hyperlink r:id="rId96">
+      <w:hyperlink r:id="rId99">
         <w:r>
           <w:rPr>
             <w:rStyle w:val="Hyperlink"/>
@@ -5802,10 +5883,10 @@
         <w:t xml:space="preserve">.</w:t>
       </w:r>
     </w:p>
-    <w:bookmarkEnd w:id="97"/>
-    <w:bookmarkEnd w:id="98"/>
-    <w:bookmarkEnd w:id="99"/>
     <w:bookmarkEnd w:id="100"/>
+    <w:bookmarkEnd w:id="101"/>
+    <w:bookmarkEnd w:id="102"/>
+    <w:bookmarkEnd w:id="103"/>
     <w:sectPr/>
   </w:body>
 </w:document>
@@ -5831,7 +5912,7 @@
       </w:r>
     </w:p>
   </w:footnote>
-  <w:footnote w:id="35">
+  <w:footnote w:id="38">
     <w:p>
       <w:pPr>
         <w:pStyle w:val="FootnoteText"/>

--- a/index.docx
+++ b/index.docx
@@ -889,7 +889,7 @@
               <a:graphicData uri="http://schemas.openxmlformats.org/drawingml/2006/picture">
                 <pic:pic>
                   <pic:nvPicPr>
-                    <pic:cNvPr descr="figures/methods.png" id="31" name="Picture"/>
+                    <pic:cNvPr descr="figures/methods.jpg" id="31" name="Picture"/>
                     <pic:cNvPicPr>
                       <a:picLocks noChangeArrowheads="1" noChangeAspect="1"/>
                     </pic:cNvPicPr>

--- a/index.docx
+++ b/index.docx
@@ -595,7 +595,7 @@
       </w:r>
     </w:p>
     <w:bookmarkEnd w:id="21"/>
-    <w:bookmarkStart w:id="43" w:name="methods"/>
+    <w:bookmarkStart w:id="45" w:name="methods"/>
     <w:p>
       <w:pPr>
         <w:pStyle w:val="Heading1"/>
@@ -823,7 +823,7 @@
     </w:p>
     <w:bookmarkEnd w:id="27"/>
     <w:bookmarkEnd w:id="28"/>
-    <w:bookmarkStart w:id="42" w:name="data-analytic-strategy"/>
+    <w:bookmarkStart w:id="44" w:name="data-analytic-strategy"/>
     <w:p>
       <w:pPr>
         <w:pStyle w:val="Heading2"/>
@@ -858,7 +858,7 @@
         <w:t xml:space="preserve">.</w:t>
       </w:r>
     </w:p>
-    <w:bookmarkStart w:id="32" w:name="lapse-labels"/>
+    <w:bookmarkStart w:id="34" w:name="lapse-labels"/>
     <w:p>
       <w:pPr>
         <w:pStyle w:val="Heading3"/>
@@ -872,511 +872,18 @@
         <w:pStyle w:val="FirstParagraph"/>
       </w:pPr>
       <w:r>
-        <w:t xml:space="preserve">We predicted lapses occurring in one week windows. Predictions were updated hourly. Therefore our models provided hour-by-hour predictions of future probability of an alcohol lapse within a one week window shifted at various time points (i.e., lags) into the future (no lag and 24 hour, 72 hour, 168 hour, or 336 hour lagged predictions).</w:t>
-      </w:r>
-    </w:p>
-    <w:p>
-      <w:pPr>
-        <w:pStyle w:val="CaptionedFigure"/>
-      </w:pPr>
-      <w:r>
-        <w:drawing>
-          <wp:inline>
-            <wp:extent cx="66675" cy="37514"/>
-            <wp:effectExtent b="0" l="0" r="0" t="0"/>
-            <wp:docPr descr="Methods fig" title="" id="30" name="Picture"/>
-            <a:graphic>
-              <a:graphicData uri="http://schemas.openxmlformats.org/drawingml/2006/picture">
-                <pic:pic>
-                  <pic:nvPicPr>
-                    <pic:cNvPr descr="figures/methods.jpg" id="31" name="Picture"/>
-                    <pic:cNvPicPr>
-                      <a:picLocks noChangeArrowheads="1" noChangeAspect="1"/>
-                    </pic:cNvPicPr>
-                  </pic:nvPicPr>
-                  <pic:blipFill>
-                    <a:blip r:embed="rId29"/>
-                    <a:stretch>
-                      <a:fillRect/>
-                    </a:stretch>
-                  </pic:blipFill>
-                  <pic:spPr bwMode="auto">
-                    <a:xfrm>
-                      <a:off x="0" y="0"/>
-                      <a:ext cx="66675" cy="37514"/>
-                    </a:xfrm>
-                    <a:prstGeom prst="rect">
-                      <a:avLst/>
-                    </a:prstGeom>
-                    <a:noFill/>
-                    <a:ln w="9525">
-                      <a:noFill/>
-                      <a:headEnd/>
-                      <a:tailEnd/>
-                    </a:ln>
-                  </pic:spPr>
-                </pic:pic>
-              </a:graphicData>
-            </a:graphic>
-          </wp:inline>
-        </w:drawing>
-      </w:r>
-    </w:p>
-    <w:p>
-      <w:pPr>
-        <w:pStyle w:val="ImageCaption"/>
-      </w:pPr>
-      <w:r>
-        <w:t xml:space="preserve">Methods fig</w:t>
-      </w:r>
-    </w:p>
-    <w:p>
-      <w:pPr>
-        <w:pStyle w:val="BodyText"/>
-      </w:pPr>
-      <w:r>
-        <w:rPr>
-          <w:vertAlign w:val="subscript"/>
-        </w:rPr>
-        <w:t xml:space="preserve">Source:</w:t>
-      </w:r>
-      <w:r>
-        <w:rPr>
-          <w:vertAlign w:val="subscript"/>
-        </w:rPr>
-        <w:t xml:space="preserve"> </w:t>
-      </w:r>
-      <w:hyperlink r:id="rId20">
-        <w:r>
-          <w:rPr>
-            <w:rStyle w:val="Hyperlink"/>
-            <w:vertAlign w:val="subscript"/>
-          </w:rPr>
-          <w:t xml:space="preserve">Article Notebook</w:t>
-        </w:r>
-      </w:hyperlink>
-    </w:p>
-    <w:p>
-      <w:pPr>
-        <w:pStyle w:val="BodyText"/>
-      </w:pPr>
-      <w:r>
-        <w:t xml:space="preserve">The first prediction window for each participant began 24 hours from midnight on their study start date + lag time. For example, the first prediction for the 24 hour lagged prediction model would be 48 hours after participants’ start date. This ensured at least 24 hours of past EMAs for future lapse prediction in these first windows. Subsequent windows for each participant were created by repeatedly rolling the window start time forward one hour until the end of their study participation (i.e., each participant’s last prediction window started one week before their last recorded EMA).</w:t>
-      </w:r>
-    </w:p>
-    <w:p>
-      <w:pPr>
-        <w:pStyle w:val="BodyText"/>
-      </w:pPr>
-      <w:r>
-        <w:t xml:space="preserve">The start and end date/time of past drinking episodes were reported on the first EMA item. A prediction window was labeled</w:t>
-      </w:r>
-      <w:r>
-        <w:t xml:space="preserve"> </w:t>
-      </w:r>
-      <w:r>
-        <w:rPr>
-          <w:i/>
-          <w:iCs/>
-        </w:rPr>
-        <w:t xml:space="preserve">lapse</w:t>
-      </w:r>
-      <w:r>
-        <w:t xml:space="preserve"> </w:t>
-      </w:r>
-      <w:r>
-        <w:t xml:space="preserve">if the start date/hour of any drinking episode fell within that window. A window was labeled</w:t>
-      </w:r>
-      <w:r>
-        <w:t xml:space="preserve"> </w:t>
-      </w:r>
-      <w:r>
-        <w:rPr>
-          <w:i/>
-          <w:iCs/>
-        </w:rPr>
-        <w:t xml:space="preserve">no lapse</w:t>
-      </w:r>
-      <w:r>
-        <w:t xml:space="preserve"> </w:t>
-      </w:r>
-      <w:r>
-        <w:t xml:space="preserve">if no alcohol use occurred within that window +/- 24 hours. If no alcohol use occurred within the window but did occur within 24 hours of the start or end of the window, the window was excluded.</w:t>
-      </w:r>
-    </w:p>
-    <w:p>
-      <w:pPr>
-        <w:pStyle w:val="BodyText"/>
-      </w:pPr>
-      <w:r>
-        <w:t xml:space="preserve">We ended up with a total of 270,081 labels for our baseline (no lag) model, 266,599 labels for our 24 hour lagged model, 259,643 labels for our 72 hour lagged model, 245,707 labels for our 168 hour lagged model, and 221,206 labels for our 336 hour lagged model.</w:t>
-      </w:r>
-    </w:p>
-    <w:bookmarkEnd w:id="32"/>
-    <w:bookmarkStart w:id="33" w:name="feature-engineering"/>
-    <w:p>
-      <w:pPr>
-        <w:pStyle w:val="Heading3"/>
-      </w:pPr>
-      <w:r>
-        <w:t xml:space="preserve">Feature Engineering</w:t>
-      </w:r>
-    </w:p>
-    <w:p>
-      <w:pPr>
-        <w:pStyle w:val="FirstParagraph"/>
-      </w:pPr>
-      <w:r>
-        <w:t xml:space="preserve">Features were calculated using only data collected before the start of each prediction window to ensure our models were making true future predictions. For our no lag models this included all data prior to the hour of the start of the prediction window. For our lagged models, the last EMA data used for feature engineering were collected up to 24 hours, 72 hours, 168 hours, or 336 hours prior to the start of the prediction window.</w:t>
-      </w:r>
-    </w:p>
-    <w:p>
-      <w:pPr>
-        <w:pStyle w:val="BodyText"/>
-      </w:pPr>
-      <w:r>
-        <w:t xml:space="preserve">A total of 279 features were derived from two data sources:</w:t>
-      </w:r>
-    </w:p>
-    <w:p>
-      <w:pPr>
-        <w:numPr>
-          <w:ilvl w:val="0"/>
-          <w:numId w:val="1002"/>
-        </w:numPr>
-      </w:pPr>
-      <w:r>
-        <w:rPr>
-          <w:i/>
-          <w:iCs/>
-        </w:rPr>
-        <w:t xml:space="preserve">Demographics</w:t>
-      </w:r>
-      <w:r>
-        <w:t xml:space="preserve">: We created quantitative features for age and personal income, and dummy-coded features for sex, race/ethnicity, marital status, education, and employment.</w:t>
-      </w:r>
-    </w:p>
-    <w:p>
-      <w:pPr>
-        <w:numPr>
-          <w:ilvl w:val="0"/>
-          <w:numId w:val="1002"/>
-        </w:numPr>
-      </w:pPr>
-      <w:r>
-        <w:rPr>
-          <w:i/>
-          <w:iCs/>
-        </w:rPr>
-        <w:t xml:space="preserve">Previous EMA responses</w:t>
-      </w:r>
-      <w:r>
-        <w:t xml:space="preserve">: We created raw EMA and change features for varying scoring epochs (i.e., 12, 24, 48, 72, and 168 hours) before the start of the prediction window for all EMA items. Raw features included min, max, and median scores for each EMA item across all EMAs in each epoch for that participant. We calculated change features by subtracting the participants’ overall mean score for each EMA item (using all EMAs collected before the start of the prediction window) from the associated raw feature. We also created raw and change features based on the most recent response for each EMA question and raw and change rate features from previously reported lapses and number of completed EMAs.</w:t>
-      </w:r>
-    </w:p>
-    <w:p>
-      <w:pPr>
-        <w:pStyle w:val="FirstParagraph"/>
-      </w:pPr>
-      <w:r>
-        <w:t xml:space="preserve">Other generic feature engineering steps included imputing missing data (median imputation for numeric features, mode imputation for nominal features) and removing zero and near-zero variance features as determined from held-in data (see Cross-validation section below).</w:t>
-      </w:r>
-    </w:p>
-    <w:bookmarkEnd w:id="33"/>
-    <w:bookmarkStart w:id="41" w:name="model-training-and-evaluation"/>
-    <w:p>
-      <w:pPr>
-        <w:pStyle w:val="Heading3"/>
-      </w:pPr>
-      <w:r>
-        <w:t xml:space="preserve">Model Training and Evaluation</w:t>
-      </w:r>
-    </w:p>
-    <w:bookmarkStart w:id="34" w:name="model-configurations"/>
-    <w:p>
-      <w:pPr>
-        <w:pStyle w:val="Heading4"/>
-      </w:pPr>
-      <w:r>
-        <w:t xml:space="preserve">Model Configurations</w:t>
-      </w:r>
-    </w:p>
-    <w:p>
-      <w:pPr>
-        <w:pStyle w:val="FirstParagraph"/>
-      </w:pPr>
-      <w:r>
-        <w:t xml:space="preserve">We trained and evaluated five separate classification models: one baseline (no lag) model and one model for 24 hour, 72 hour, 168 hour, and 336 hour lagged predictions. We considered four well-established statistical algorithms (elastic net, XGBoost, regularized discriminant analysis, and single layer neural networks) that vary across characteristics expected to affect model performance (e.g., flexibility, complexity, handling higher-order interactions natively)</w:t>
-      </w:r>
-      <w:r>
-        <w:t xml:space="preserve"> </w:t>
-      </w:r>
-      <w:r>
-        <w:t xml:space="preserve">(Kuhn and Johnson 2018)</w:t>
-      </w:r>
-      <w:r>
-        <w:t xml:space="preserve">.</w:t>
-      </w:r>
-    </w:p>
-    <w:p>
-      <w:pPr>
-        <w:pStyle w:val="BodyText"/>
-      </w:pPr>
-      <w:r>
-        <w:t xml:space="preserve">Candidate model configurations differed across sensible values for key hyperparameters. They also differed on outcome resampling method (i.e., no resampling and up-sampling and down-sampling of the outcome using majority/no lapse to minority/lapse ratios ranging from 1:1 to 2:1). We calibrated predicted probabilities using the beta distribution to support optimal decision-making under variable outcome distributions</w:t>
-      </w:r>
-      <w:r>
-        <w:t xml:space="preserve"> </w:t>
-      </w:r>
-      <w:r>
-        <w:t xml:space="preserve">(Kull, Filho, and Flach 2017)</w:t>
-      </w:r>
-      <w:r>
-        <w:t xml:space="preserve">.</w:t>
-      </w:r>
-    </w:p>
-    <w:bookmarkEnd w:id="34"/>
-    <w:bookmarkStart w:id="35" w:name="cross-validation"/>
-    <w:p>
-      <w:pPr>
-        <w:pStyle w:val="Heading4"/>
-      </w:pPr>
-      <w:r>
-        <w:t xml:space="preserve">Cross-validation</w:t>
-      </w:r>
-    </w:p>
-    <w:p>
-      <w:pPr>
-        <w:pStyle w:val="FirstParagraph"/>
-      </w:pPr>
-      <w:r>
-        <w:t xml:space="preserve">We used participant-grouped, nested cross-validation for model training, selection, and evaluation with auROC. auROC indexes the probability that the model will predict a higher score for a randomly selected positive case (lapse) relative to a randomly selected negative case (no lapse). Grouped cross-validation assigns all data from a participant as either held-in or held-out to avoid bias introduced when predicting a participant’s data from their own data. We used 1 repeat of 10-fold cross-validation for the inner loops (i.e.,</w:t>
-      </w:r>
-      <w:r>
-        <w:t xml:space="preserve"> </w:t>
-      </w:r>
-      <w:r>
-        <w:rPr>
-          <w:i/>
-          <w:iCs/>
-        </w:rPr>
-        <w:t xml:space="preserve">validation</w:t>
-      </w:r>
-      <w:r>
-        <w:t xml:space="preserve"> </w:t>
-      </w:r>
-      <w:r>
-        <w:t xml:space="preserve">sets) and 3 repeats of 10-fold cross-validation for the outer loop (i.e.,</w:t>
-      </w:r>
-      <w:r>
-        <w:t xml:space="preserve"> </w:t>
-      </w:r>
-      <w:r>
-        <w:rPr>
-          <w:i/>
-          <w:iCs/>
-        </w:rPr>
-        <w:t xml:space="preserve">test</w:t>
-      </w:r>
-      <w:r>
-        <w:t xml:space="preserve"> </w:t>
-      </w:r>
-      <w:r>
-        <w:t xml:space="preserve">sets). Best model configurations were selected using median auROC across the 10 validation sets. Final performance evaluation of those best model configurations used median auROC across the 30 test sets.</w:t>
-      </w:r>
-    </w:p>
-    <w:bookmarkEnd w:id="35"/>
-    <w:bookmarkStart w:id="36" w:name="model-evaluation"/>
-    <w:p>
-      <w:pPr>
-        <w:pStyle w:val="Heading4"/>
-      </w:pPr>
-      <w:r>
-        <w:t xml:space="preserve">Model Evaluation</w:t>
-      </w:r>
-    </w:p>
-    <w:p>
-      <w:pPr>
-        <w:pStyle w:val="FirstParagraph"/>
-      </w:pPr>
-      <w:r>
-        <w:t xml:space="preserve">We used a Bayesian hierarchical generalized linear model to estimate the posterior probability distributions and 95% Bayesian credible intervals (CIs) for auROC for the five best models (no lag and 24 hour, 72 hour, 168 hour, and 336 hour lagged predictions) on the 30 held-out test sets. The median posterior probability for auROC represents our best estimate for the magnitude of the auROC parameter for each model. If the confidence intervals do not contain .5 (chance performance), this suggests our model is capturing signal in the data.</w:t>
-      </w:r>
-    </w:p>
-    <w:bookmarkEnd w:id="36"/>
-    <w:bookmarkStart w:id="37" w:name="model-comparisons"/>
-    <w:p>
-      <w:pPr>
-        <w:pStyle w:val="Heading4"/>
-      </w:pPr>
-      <w:r>
-        <w:t xml:space="preserve">Model Comparisons</w:t>
-      </w:r>
-    </w:p>
-    <w:p>
-      <w:pPr>
-        <w:pStyle w:val="FirstParagraph"/>
-      </w:pPr>
-      <w:r>
-        <w:t xml:space="preserve">We performed two sets of Bayesian model comparisons. First, we compared each lagged model to our baseline model (no lag)</w:t>
-      </w:r>
-      <w:r>
-        <w:t xml:space="preserve"> </w:t>
-      </w:r>
-      <w:r>
-        <w:t xml:space="preserve">(Wyant et al. n.d.)</w:t>
-      </w:r>
-      <w:r>
-        <w:t xml:space="preserve">. We have demonstrated previously that our baseline model performs well. These comparisons show whether we can predict lapses with similar performance with varying lags (i.e., no lag vs. 24 hours, no lag vs. 72 hours, no lag vs. 168 hours, no lag vs. 336 hours).</w:t>
-      </w:r>
-    </w:p>
-    <w:p>
-      <w:pPr>
-        <w:pStyle w:val="BodyText"/>
-      </w:pPr>
-      <w:r>
-        <w:t xml:space="preserve">Second, we compared each adjacent lagged model (i.e., 24 hours vs 72 hours, 72 hours vs. 168 hours, and 168 hours vs. 336 hours). These comparisons allow us to determine the probability that the lagged models systematically differed as predictions were made further into the future.</w:t>
-      </w:r>
-    </w:p>
-    <w:p>
-      <w:pPr>
-        <w:pStyle w:val="BodyText"/>
-      </w:pPr>
-      <w:r>
-        <w:t xml:space="preserve">For both sets of model comparisons, we determined the probability that the models’ performances differed systematically from each other by regressing the auROCs (logit transformed) from the 30 test sets as a function of the contrast. We set two random intercepts: one for the repeat, and another for the fold within repeat. We also report the precise posterior probability for the difference in auROCs and the 95% Bayesian CIs. If there was a probability &gt; 0.95 that the more lagged model’s performance was worse, we labeled the model contrast as significant.</w:t>
-      </w:r>
-    </w:p>
-    <w:bookmarkEnd w:id="37"/>
-    <w:bookmarkStart w:id="39" w:name="fairness-benchmarks"/>
-    <w:p>
-      <w:pPr>
-        <w:pStyle w:val="Heading4"/>
-      </w:pPr>
-      <w:r>
-        <w:t xml:space="preserve">Fairness Benchmarks</w:t>
-      </w:r>
-    </w:p>
-    <w:p>
-      <w:pPr>
-        <w:pStyle w:val="FirstParagraph"/>
-      </w:pPr>
-      <w:r>
-        <w:t xml:space="preserve">We aim for the responsible and transparent reporting of model performance and clinical utility. In these efforts, we calculated the median posterior probability and 95% Bayesian CI for auROC for each model separately for three dichotomized demographic groups with potential disparities in access to substance use treatment - race and ethnicity (non-Hispanic White vs. non-White)</w:t>
-      </w:r>
-      <w:r>
-        <w:t xml:space="preserve"> </w:t>
-      </w:r>
-      <w:r>
-        <w:t xml:space="preserve">(Pinedo 2019; Kilaru et al. 2020)</w:t>
-      </w:r>
-      <w:r>
-        <w:t xml:space="preserve">, income (above poverty vs. below poverty)</w:t>
-      </w:r>
-      <w:r>
-        <w:t xml:space="preserve"> </w:t>
-      </w:r>
-      <w:r>
-        <w:t xml:space="preserve">(Olfson et al. 2022)</w:t>
-      </w:r>
-      <w:r>
-        <w:t xml:space="preserve">, and sex at birth (male vs. female)</w:t>
-      </w:r>
-      <w:r>
-        <w:t xml:space="preserve"> </w:t>
-      </w:r>
-      <w:r>
-        <w:t xml:space="preserve">(Greenfield et al. 2007; Kilaru et al. 2020)</w:t>
-      </w:r>
-      <w:r>
-        <w:t xml:space="preserve">.</w:t>
-      </w:r>
-    </w:p>
-    <w:p>
-      <w:pPr>
-        <w:pStyle w:val="BodyText"/>
-      </w:pPr>
-      <w:r>
-        <w:t xml:space="preserve">We also acknowledge that models that work for only a subset of people, if implemented, could widen existing treatment disparities. We conducted Bayesian group comparisons to assess the likelihood that the model performs differently by group. We report median differences in posterior probabilities and the range.</w:t>
-      </w:r>
-      <w:r>
-        <w:rPr>
-          <w:rStyle w:val="FootnoteReference"/>
-        </w:rPr>
-        <w:footnoteReference w:id="38"/>
-      </w:r>
-    </w:p>
-    <w:bookmarkEnd w:id="39"/>
-    <w:bookmarkStart w:id="40" w:name="feature-importance"/>
-    <w:p>
-      <w:pPr>
-        <w:pStyle w:val="Heading4"/>
-      </w:pPr>
-      <w:r>
-        <w:t xml:space="preserve">Feature Importance</w:t>
-      </w:r>
-    </w:p>
-    <w:p>
-      <w:pPr>
-        <w:pStyle w:val="FirstParagraph"/>
-      </w:pPr>
-      <w:r>
-        <w:t xml:space="preserve">We calculated Shapley values in log-odds units for binary classification models from the 30 test sets to provide a description of the importance of categories of features across our five models</w:t>
-      </w:r>
-      <w:r>
-        <w:t xml:space="preserve"> </w:t>
-      </w:r>
-      <w:r>
-        <w:t xml:space="preserve">(Lundberg and Lee 2017)</w:t>
-      </w:r>
-      <w:r>
-        <w:t xml:space="preserve">. We averaged the three Shapley values for each observation for each feature (i.e., across the three repeats) to increase their stability. An inherent property of Shapley values is their additivity, allowing us to combine features into feature categories. We created separate feature categories for each of the nine EMA questions, the rates of past alcohol use and missing surveys, the time of day and day of the week of the start of the prediction window, and the seven demographic variables included in the models. We calculated the local (i.e., for each observation) importance for each category of features by adding Shapley values across all features in a category, separately for each observation. We calculated global importance for each feature category by averaging the absolute value of the Shapley values of all features in the category across all observations. These local and global importance scores based on Shapley values allow us to contextualize relative feature importance for each model.</w:t>
-      </w:r>
-    </w:p>
-    <w:bookmarkEnd w:id="40"/>
-    <w:bookmarkEnd w:id="41"/>
-    <w:bookmarkEnd w:id="42"/>
-    <w:bookmarkEnd w:id="43"/>
-    <w:bookmarkStart w:id="103" w:name="results"/>
-    <w:p>
-      <w:pPr>
-        <w:pStyle w:val="Heading1"/>
-      </w:pPr>
-      <w:r>
-        <w:t xml:space="preserve">Results</w:t>
-      </w:r>
-    </w:p>
-    <w:bookmarkStart w:id="46" w:name="demographic-and-lapse-characteristics"/>
-    <w:p>
-      <w:pPr>
-        <w:pStyle w:val="Heading2"/>
-      </w:pPr>
-      <w:r>
-        <w:t xml:space="preserve">Demographic and Lapse Characteristics</w:t>
-      </w:r>
-    </w:p>
-    <w:p>
-      <w:pPr>
-        <w:pStyle w:val="FirstParagraph"/>
-      </w:pPr>
-      <w:r>
-        <w:t xml:space="preserve">There were approximately equal numbers of men (N=77; 51.0%) and women (N=74; 49.0%) who ranged in age from 21 - 72 years old. The sample was majority White (N=131; 86.8%) and non-Hispanic (N=147; 97.4%). Participants self-reported a median of 9.0 DSM-5 symptoms of AUD (mean=8.9; SD=1.9; range=4.0-11.0). Most participants (N=84; 55.6%) reported one or more lapses during participation. The median number of lapses per participant while on-study was 1.0 (mean=6.8; SD = 12.0; range=0.0-75.0).</w:t>
-      </w:r>
-      <w:r>
-        <w:t xml:space="preserve"> </w:t>
-      </w:r>
-      <w:hyperlink w:anchor="tbl-demohtml">
+        <w:t xml:space="preserve">We predicted lapses occurring in one week windows (</w:t>
+      </w:r>
+      <w:hyperlink w:anchor="fig-methods">
         <w:r>
           <w:rPr>
             <w:rStyle w:val="Hyperlink"/>
           </w:rPr>
-          <w:t xml:space="preserve">Table 1</w:t>
+          <w:t xml:space="preserve">Figure 1</w:t>
         </w:r>
       </w:hyperlink>
       <w:r>
-        <w:t xml:space="preserve"> </w:t>
-      </w:r>
-      <w:r>
-        <w:t xml:space="preserve">provides more detail on demographic and lapse characteristics of the sample.</w:t>
+        <w:t xml:space="preserve">). Predictions were updated hourly. Therefore our models provided hour-by-hour predictions of future probability of an alcohol lapse within a one week window shifted at various time points (i.e., lags) into the future (no lag and 24 hour, 72 hour, 168 hour, or 336 hour lagged predictions).</w:t>
       </w:r>
     </w:p>
     <w:tbl>
@@ -1392,7 +899,535 @@
       <w:tr>
         <w:tc>
           <w:tcPr/>
-          <w:bookmarkStart w:id="44" w:name="tbl-demohtml"/>
+          <w:bookmarkStart w:id="32" w:name="fig-methods"/>
+          <w:p>
+            <w:pPr>
+              <w:pStyle w:val="Compact"/>
+              <w:jc w:val="center"/>
+            </w:pPr>
+            <w:r>
+              <w:drawing>
+                <wp:inline>
+                  <wp:extent cx="5334000" cy="3001125"/>
+                  <wp:effectExtent b="0" l="0" r="0" t="0"/>
+                  <wp:docPr descr="" title="" id="30" name="Picture"/>
+                  <a:graphic>
+                    <a:graphicData uri="http://schemas.openxmlformats.org/drawingml/2006/picture">
+                      <pic:pic>
+                        <pic:nvPicPr>
+                          <pic:cNvPr descr="index_files/figure-docx/notebooks-methods_figure-fig-methods-output-1.jpeg" id="31" name="Picture"/>
+                          <pic:cNvPicPr>
+                            <a:picLocks noChangeArrowheads="1" noChangeAspect="1"/>
+                          </pic:cNvPicPr>
+                        </pic:nvPicPr>
+                        <pic:blipFill>
+                          <a:blip r:embed="rId29"/>
+                          <a:stretch>
+                            <a:fillRect/>
+                          </a:stretch>
+                        </pic:blipFill>
+                        <pic:spPr bwMode="auto">
+                          <a:xfrm>
+                            <a:off x="0" y="0"/>
+                            <a:ext cx="5334000" cy="3001125"/>
+                          </a:xfrm>
+                          <a:prstGeom prst="rect">
+                            <a:avLst/>
+                          </a:prstGeom>
+                          <a:noFill/>
+                          <a:ln w="9525">
+                            <a:noFill/>
+                            <a:headEnd/>
+                            <a:tailEnd/>
+                          </a:ln>
+                        </pic:spPr>
+                      </pic:pic>
+                    </a:graphicData>
+                  </a:graphic>
+                </wp:inline>
+              </w:drawing>
+            </w:r>
+          </w:p>
+          <w:p>
+            <w:pPr>
+              <w:jc w:val="center"/>
+            </w:pPr>
+            <w:pPr>
+              <w:jc w:val="start"/>
+              <w:spacing w:before="200"/>
+              <w:pStyle w:val="ImageCaption"/>
+            </w:pPr>
+            <w:r>
+              <w:t xml:space="preserve">Figure 1: Add description.</w:t>
+            </w:r>
+          </w:p>
+          <w:bookmarkEnd w:id="32"/>
+        </w:tc>
+      </w:tr>
+    </w:tbl>
+    <w:p>
+      <w:pPr>
+        <w:pStyle w:val="BodyText"/>
+      </w:pPr>
+      <w:r>
+        <w:rPr>
+          <w:vertAlign w:val="subscript"/>
+        </w:rPr>
+        <w:t xml:space="preserve">Source:</w:t>
+      </w:r>
+      <w:r>
+        <w:rPr>
+          <w:vertAlign w:val="subscript"/>
+        </w:rPr>
+        <w:t xml:space="preserve"> </w:t>
+      </w:r>
+      <w:hyperlink r:id="rId33">
+        <w:r>
+          <w:rPr>
+            <w:rStyle w:val="Hyperlink"/>
+            <w:vertAlign w:val="subscript"/>
+          </w:rPr>
+          <w:t xml:space="preserve">Read in Methods Figure</w:t>
+        </w:r>
+      </w:hyperlink>
+    </w:p>
+    <w:p>
+      <w:pPr>
+        <w:pStyle w:val="BodyText"/>
+      </w:pPr>
+      <w:r>
+        <w:t xml:space="preserve">The first prediction window for each participant began 24 hours from midnight on their study start date + lag time. For example, the first prediction for the 24 hour lagged prediction model would be 48 hours after participants’ start date. This ensured at least 24 hours of past EMAs for future lapse prediction in these first windows. Subsequent windows for each participant were created by repeatedly rolling the window start time forward one hour until the end of their study participation (i.e., each participant’s last prediction window started one week before their last recorded EMA).</w:t>
+      </w:r>
+    </w:p>
+    <w:p>
+      <w:pPr>
+        <w:pStyle w:val="BodyText"/>
+      </w:pPr>
+      <w:r>
+        <w:t xml:space="preserve">The start and end date/time of past drinking episodes were reported on the first EMA item. A prediction window was labeled</w:t>
+      </w:r>
+      <w:r>
+        <w:t xml:space="preserve"> </w:t>
+      </w:r>
+      <w:r>
+        <w:rPr>
+          <w:i/>
+          <w:iCs/>
+        </w:rPr>
+        <w:t xml:space="preserve">lapse</w:t>
+      </w:r>
+      <w:r>
+        <w:t xml:space="preserve"> </w:t>
+      </w:r>
+      <w:r>
+        <w:t xml:space="preserve">if the start date/hour of any drinking episode fell within that window. A window was labeled</w:t>
+      </w:r>
+      <w:r>
+        <w:t xml:space="preserve"> </w:t>
+      </w:r>
+      <w:r>
+        <w:rPr>
+          <w:i/>
+          <w:iCs/>
+        </w:rPr>
+        <w:t xml:space="preserve">no lapse</w:t>
+      </w:r>
+      <w:r>
+        <w:t xml:space="preserve"> </w:t>
+      </w:r>
+      <w:r>
+        <w:t xml:space="preserve">if no alcohol use occurred within that window +/- 24 hours. If no alcohol use occurred within the window but did occur within 24 hours of the start or end of the window, the window was excluded.</w:t>
+      </w:r>
+    </w:p>
+    <w:p>
+      <w:pPr>
+        <w:pStyle w:val="BodyText"/>
+      </w:pPr>
+      <w:r>
+        <w:t xml:space="preserve">We ended up with a total of 270,081 labels for our baseline (no lag) model, 266,599 labels for our 24 hour lagged model, 259,643 labels for our 72 hour lagged model, 245,707 labels for our 168 hour lagged model, and 221,206 labels for our 336 hour lagged model.</w:t>
+      </w:r>
+    </w:p>
+    <w:bookmarkEnd w:id="34"/>
+    <w:bookmarkStart w:id="35" w:name="feature-engineering"/>
+    <w:p>
+      <w:pPr>
+        <w:pStyle w:val="Heading3"/>
+      </w:pPr>
+      <w:r>
+        <w:t xml:space="preserve">Feature Engineering</w:t>
+      </w:r>
+    </w:p>
+    <w:p>
+      <w:pPr>
+        <w:pStyle w:val="FirstParagraph"/>
+      </w:pPr>
+      <w:r>
+        <w:t xml:space="preserve">Features were calculated using only data collected before the start of each prediction window to ensure our models were making true future predictions. For our no lag models this included all data prior to the hour of the start of the prediction window. For our lagged models, the last EMA data used for feature engineering were collected up to 24 hours, 72 hours, 168 hours, or 336 hours prior to the start of the prediction window.</w:t>
+      </w:r>
+    </w:p>
+    <w:p>
+      <w:pPr>
+        <w:pStyle w:val="BodyText"/>
+      </w:pPr>
+      <w:r>
+        <w:t xml:space="preserve">A total of 279 features were derived from two data sources:</w:t>
+      </w:r>
+    </w:p>
+    <w:p>
+      <w:pPr>
+        <w:numPr>
+          <w:ilvl w:val="0"/>
+          <w:numId w:val="1002"/>
+        </w:numPr>
+      </w:pPr>
+      <w:r>
+        <w:rPr>
+          <w:i/>
+          <w:iCs/>
+        </w:rPr>
+        <w:t xml:space="preserve">Demographics</w:t>
+      </w:r>
+      <w:r>
+        <w:t xml:space="preserve">: We created quantitative features for age and personal income, and dummy-coded features for sex, race/ethnicity, marital status, education, and employment.</w:t>
+      </w:r>
+    </w:p>
+    <w:p>
+      <w:pPr>
+        <w:numPr>
+          <w:ilvl w:val="0"/>
+          <w:numId w:val="1002"/>
+        </w:numPr>
+      </w:pPr>
+      <w:r>
+        <w:rPr>
+          <w:i/>
+          <w:iCs/>
+        </w:rPr>
+        <w:t xml:space="preserve">Previous EMA responses</w:t>
+      </w:r>
+      <w:r>
+        <w:t xml:space="preserve">: We created raw EMA and change features for varying scoring epochs (i.e., 12, 24, 48, 72, and 168 hours) before the start of the prediction window for all EMA items. Raw features included min, max, and median scores for each EMA item across all EMAs in each epoch for that participant. We calculated change features by subtracting the participants’ overall mean score for each EMA item (using all EMAs collected before the start of the prediction window) from the associated raw feature. We also created raw and change features based on the most recent response for each EMA question and raw and change rate features from previously reported lapses and number of completed EMAs.</w:t>
+      </w:r>
+    </w:p>
+    <w:p>
+      <w:pPr>
+        <w:pStyle w:val="FirstParagraph"/>
+      </w:pPr>
+      <w:r>
+        <w:t xml:space="preserve">Other generic feature engineering steps included imputing missing data (median imputation for numeric features, mode imputation for nominal features) and removing zero and near-zero variance features as determined from held-in data (see Cross-validation section below).</w:t>
+      </w:r>
+    </w:p>
+    <w:bookmarkEnd w:id="35"/>
+    <w:bookmarkStart w:id="43" w:name="model-training-and-evaluation"/>
+    <w:p>
+      <w:pPr>
+        <w:pStyle w:val="Heading3"/>
+      </w:pPr>
+      <w:r>
+        <w:t xml:space="preserve">Model Training and Evaluation</w:t>
+      </w:r>
+    </w:p>
+    <w:bookmarkStart w:id="36" w:name="model-configurations"/>
+    <w:p>
+      <w:pPr>
+        <w:pStyle w:val="Heading4"/>
+      </w:pPr>
+      <w:r>
+        <w:t xml:space="preserve">Model Configurations</w:t>
+      </w:r>
+    </w:p>
+    <w:p>
+      <w:pPr>
+        <w:pStyle w:val="FirstParagraph"/>
+      </w:pPr>
+      <w:r>
+        <w:t xml:space="preserve">We trained and evaluated five separate classification models: one baseline (no lag) model and one model for 24 hour, 72 hour, 168 hour, and 336 hour lagged predictions. We considered four well-established statistical algorithms (elastic net, XGBoost, regularized discriminant analysis, and single layer neural networks) that vary across characteristics expected to affect model performance (e.g., flexibility, complexity, handling higher-order interactions natively)</w:t>
+      </w:r>
+      <w:r>
+        <w:t xml:space="preserve"> </w:t>
+      </w:r>
+      <w:r>
+        <w:t xml:space="preserve">(Kuhn and Johnson 2018)</w:t>
+      </w:r>
+      <w:r>
+        <w:t xml:space="preserve">.</w:t>
+      </w:r>
+    </w:p>
+    <w:p>
+      <w:pPr>
+        <w:pStyle w:val="BodyText"/>
+      </w:pPr>
+      <w:r>
+        <w:t xml:space="preserve">Candidate model configurations differed across sensible values for key hyperparameters. They also differed on outcome resampling method (i.e., no resampling and up-sampling and down-sampling of the outcome using majority/no lapse to minority/lapse ratios ranging from 1:1 to 2:1). We calibrated predicted probabilities using the beta distribution to support optimal decision-making under variable outcome distributions</w:t>
+      </w:r>
+      <w:r>
+        <w:t xml:space="preserve"> </w:t>
+      </w:r>
+      <w:r>
+        <w:t xml:space="preserve">(Kull, Filho, and Flach 2017)</w:t>
+      </w:r>
+      <w:r>
+        <w:t xml:space="preserve">.</w:t>
+      </w:r>
+    </w:p>
+    <w:bookmarkEnd w:id="36"/>
+    <w:bookmarkStart w:id="37" w:name="cross-validation"/>
+    <w:p>
+      <w:pPr>
+        <w:pStyle w:val="Heading4"/>
+      </w:pPr>
+      <w:r>
+        <w:t xml:space="preserve">Cross-validation</w:t>
+      </w:r>
+    </w:p>
+    <w:p>
+      <w:pPr>
+        <w:pStyle w:val="FirstParagraph"/>
+      </w:pPr>
+      <w:r>
+        <w:t xml:space="preserve">We used participant-grouped, nested cross-validation for model training, selection, and evaluation with auROC. auROC indexes the probability that the model will predict a higher score for a randomly selected positive case (lapse) relative to a randomly selected negative case (no lapse). Grouped cross-validation assigns all data from a participant as either held-in or held-out to avoid bias introduced when predicting a participant’s data from their own data. We used 1 repeat of 10-fold cross-validation for the inner loops (i.e.,</w:t>
+      </w:r>
+      <w:r>
+        <w:t xml:space="preserve"> </w:t>
+      </w:r>
+      <w:r>
+        <w:rPr>
+          <w:i/>
+          <w:iCs/>
+        </w:rPr>
+        <w:t xml:space="preserve">validation</w:t>
+      </w:r>
+      <w:r>
+        <w:t xml:space="preserve"> </w:t>
+      </w:r>
+      <w:r>
+        <w:t xml:space="preserve">sets) and 3 repeats of 10-fold cross-validation for the outer loop (i.e.,</w:t>
+      </w:r>
+      <w:r>
+        <w:t xml:space="preserve"> </w:t>
+      </w:r>
+      <w:r>
+        <w:rPr>
+          <w:i/>
+          <w:iCs/>
+        </w:rPr>
+        <w:t xml:space="preserve">test</w:t>
+      </w:r>
+      <w:r>
+        <w:t xml:space="preserve"> </w:t>
+      </w:r>
+      <w:r>
+        <w:t xml:space="preserve">sets). Best model configurations were selected using median auROC across the 10 validation sets. Final performance evaluation of those best model configurations used median auROC across the 30 test sets.</w:t>
+      </w:r>
+    </w:p>
+    <w:bookmarkEnd w:id="37"/>
+    <w:bookmarkStart w:id="38" w:name="model-evaluation"/>
+    <w:p>
+      <w:pPr>
+        <w:pStyle w:val="Heading4"/>
+      </w:pPr>
+      <w:r>
+        <w:t xml:space="preserve">Model Evaluation</w:t>
+      </w:r>
+    </w:p>
+    <w:p>
+      <w:pPr>
+        <w:pStyle w:val="FirstParagraph"/>
+      </w:pPr>
+      <w:r>
+        <w:t xml:space="preserve">We used a Bayesian hierarchical generalized linear model to estimate the posterior probability distributions and 95% Bayesian credible intervals (CIs) for auROC for the five best models (no lag and 24 hour, 72 hour, 168 hour, and 336 hour lagged predictions) on the 30 held-out test sets. The median posterior probability for auROC represents our best estimate for the magnitude of the auROC parameter for each model. If the confidence intervals do not contain .5 (chance performance), this suggests our model is capturing signal in the data.</w:t>
+      </w:r>
+    </w:p>
+    <w:bookmarkEnd w:id="38"/>
+    <w:bookmarkStart w:id="39" w:name="model-comparisons"/>
+    <w:p>
+      <w:pPr>
+        <w:pStyle w:val="Heading4"/>
+      </w:pPr>
+      <w:r>
+        <w:t xml:space="preserve">Model Comparisons</w:t>
+      </w:r>
+    </w:p>
+    <w:p>
+      <w:pPr>
+        <w:pStyle w:val="FirstParagraph"/>
+      </w:pPr>
+      <w:r>
+        <w:t xml:space="preserve">We performed two sets of Bayesian model comparisons. First, we compared each lagged model to our baseline model (no lag)</w:t>
+      </w:r>
+      <w:r>
+        <w:t xml:space="preserve"> </w:t>
+      </w:r>
+      <w:r>
+        <w:t xml:space="preserve">(Wyant et al. n.d.)</w:t>
+      </w:r>
+      <w:r>
+        <w:t xml:space="preserve">. We have demonstrated previously that our baseline model performs well. These comparisons show whether we can predict lapses with similar performance with varying lags (i.e., no lag vs. 24 hours, no lag vs. 72 hours, no lag vs. 168 hours, no lag vs. 336 hours).</w:t>
+      </w:r>
+    </w:p>
+    <w:p>
+      <w:pPr>
+        <w:pStyle w:val="BodyText"/>
+      </w:pPr>
+      <w:r>
+        <w:t xml:space="preserve">Second, we compared each adjacent lagged model (i.e., 24 hours vs 72 hours, 72 hours vs. 168 hours, and 168 hours vs. 336 hours). These comparisons allow us to determine the probability that the lagged models systematically differed as predictions were made further into the future.</w:t>
+      </w:r>
+    </w:p>
+    <w:p>
+      <w:pPr>
+        <w:pStyle w:val="BodyText"/>
+      </w:pPr>
+      <w:r>
+        <w:t xml:space="preserve">For both sets of model comparisons, we determined the probability that the models’ performances differed systematically from each other by regressing the auROCs (logit transformed) from the 30 test sets as a function of the contrast. We set two random intercepts: one for the repeat, and another for the fold within repeat. We also report the precise posterior probability for the difference in auROCs and the 95% Bayesian CIs. If there was a probability &gt; 0.95 that the more lagged model’s performance was worse, we labeled the model contrast as significant.</w:t>
+      </w:r>
+    </w:p>
+    <w:bookmarkEnd w:id="39"/>
+    <w:bookmarkStart w:id="41" w:name="fairness-benchmarks"/>
+    <w:p>
+      <w:pPr>
+        <w:pStyle w:val="Heading4"/>
+      </w:pPr>
+      <w:r>
+        <w:t xml:space="preserve">Fairness Benchmarks</w:t>
+      </w:r>
+    </w:p>
+    <w:p>
+      <w:pPr>
+        <w:pStyle w:val="FirstParagraph"/>
+      </w:pPr>
+      <w:r>
+        <w:t xml:space="preserve">We aim for the responsible and transparent reporting of model performance and clinical utility. In these efforts, we calculated the median posterior probability and 95% Bayesian CI for auROC for each model separately for three dichotomized demographic groups with potential disparities in access to substance use treatment - race and ethnicity (non-Hispanic White vs. non-White)</w:t>
+      </w:r>
+      <w:r>
+        <w:t xml:space="preserve"> </w:t>
+      </w:r>
+      <w:r>
+        <w:t xml:space="preserve">(Pinedo 2019; Kilaru et al. 2020)</w:t>
+      </w:r>
+      <w:r>
+        <w:t xml:space="preserve">, income (above poverty vs. below poverty)</w:t>
+      </w:r>
+      <w:r>
+        <w:t xml:space="preserve"> </w:t>
+      </w:r>
+      <w:r>
+        <w:t xml:space="preserve">(Olfson et al. 2022)</w:t>
+      </w:r>
+      <w:r>
+        <w:t xml:space="preserve">, and sex at birth (male vs. female)</w:t>
+      </w:r>
+      <w:r>
+        <w:t xml:space="preserve"> </w:t>
+      </w:r>
+      <w:r>
+        <w:t xml:space="preserve">(Greenfield et al. 2007; Kilaru et al. 2020)</w:t>
+      </w:r>
+      <w:r>
+        <w:t xml:space="preserve">.</w:t>
+      </w:r>
+    </w:p>
+    <w:p>
+      <w:pPr>
+        <w:pStyle w:val="BodyText"/>
+      </w:pPr>
+      <w:r>
+        <w:t xml:space="preserve">We also acknowledge that models that work for only a subset of people, if implemented, could widen existing treatment disparities. We conducted Bayesian group comparisons to assess the likelihood that the model performs differently by group. We report median differences in posterior probabilities and the range.</w:t>
+      </w:r>
+      <w:r>
+        <w:rPr>
+          <w:rStyle w:val="FootnoteReference"/>
+        </w:rPr>
+        <w:footnoteReference w:id="40"/>
+      </w:r>
+    </w:p>
+    <w:bookmarkEnd w:id="41"/>
+    <w:bookmarkStart w:id="42" w:name="feature-importance"/>
+    <w:p>
+      <w:pPr>
+        <w:pStyle w:val="Heading4"/>
+      </w:pPr>
+      <w:r>
+        <w:t xml:space="preserve">Feature Importance</w:t>
+      </w:r>
+    </w:p>
+    <w:p>
+      <w:pPr>
+        <w:pStyle w:val="FirstParagraph"/>
+      </w:pPr>
+      <w:r>
+        <w:t xml:space="preserve">We calculated Shapley values in log-odds units for binary classification models from the 30 test sets to provide a description of the importance of categories of features across our five models</w:t>
+      </w:r>
+      <w:r>
+        <w:t xml:space="preserve"> </w:t>
+      </w:r>
+      <w:r>
+        <w:t xml:space="preserve">(Lundberg and Lee 2017)</w:t>
+      </w:r>
+      <w:r>
+        <w:t xml:space="preserve">. We averaged the three Shapley values for each observation for each feature (i.e., across the three repeats) to increase their stability. An inherent property of Shapley values is their additivity, allowing us to combine features into feature categories. We created separate feature categories for each of the nine EMA questions, the rates of past alcohol use and missing surveys, the time of day and day of the week of the start of the prediction window, and the seven demographic variables included in the models. We calculated the local (i.e., for each observation) importance for each category of features by adding Shapley values across all features in a category, separately for each observation. We calculated global importance for each feature category by averaging the absolute value of the Shapley values of all features in the category across all observations. These local and global importance scores based on Shapley values allow us to contextualize relative feature importance for each model.</w:t>
+      </w:r>
+    </w:p>
+    <w:bookmarkEnd w:id="42"/>
+    <w:bookmarkEnd w:id="43"/>
+    <w:bookmarkEnd w:id="44"/>
+    <w:bookmarkEnd w:id="45"/>
+    <w:bookmarkStart w:id="105" w:name="results"/>
+    <w:p>
+      <w:pPr>
+        <w:pStyle w:val="Heading1"/>
+      </w:pPr>
+      <w:r>
+        <w:t xml:space="preserve">Results</w:t>
+      </w:r>
+    </w:p>
+    <w:bookmarkStart w:id="48" w:name="demographic-and-lapse-characteristics"/>
+    <w:p>
+      <w:pPr>
+        <w:pStyle w:val="Heading2"/>
+      </w:pPr>
+      <w:r>
+        <w:t xml:space="preserve">Demographic and Lapse Characteristics</w:t>
+      </w:r>
+    </w:p>
+    <w:p>
+      <w:pPr>
+        <w:pStyle w:val="FirstParagraph"/>
+      </w:pPr>
+      <w:r>
+        <w:t xml:space="preserve">There were approximately equal numbers of men (N=77; 51.0%) and women (N=74; 49.0%) who ranged in age from 21 - 72 years old. The sample was majority White (N=131; 86.8%) and non-Hispanic (N=147; 97.4%). Participants self-reported a median of 9.0 DSM-5 symptoms of AUD (mean=8.9; SD=1.9; range=4.0-11.0). Most participants (N=84; 55.6%) reported one or more lapses during participation. The median number of lapses per participant while on-study was 1.0 (mean=6.8; SD = 12.0; range=0.0-75.0).</w:t>
+      </w:r>
+      <w:r>
+        <w:t xml:space="preserve"> </w:t>
+      </w:r>
+      <w:hyperlink w:anchor="tbl-demohtml">
+        <w:r>
+          <w:rPr>
+            <w:rStyle w:val="Hyperlink"/>
+          </w:rPr>
+          <w:t xml:space="preserve">Table 1</w:t>
+        </w:r>
+      </w:hyperlink>
+      <w:r>
+        <w:t xml:space="preserve"> </w:t>
+      </w:r>
+      <w:r>
+        <w:t xml:space="preserve">provides more detail on demographic and lapse characteristics of the sample.</w:t>
+      </w:r>
+    </w:p>
+    <w:tbl>
+      <w:tblPr>
+        <w:tblStyle w:val="Table"/>
+        <w:tblW w:type="pct" w:w="5000"/>
+        <w:tblLayout w:type="fixed"/>
+        <w:tblLook w:firstRow="0" w:lastRow="0" w:firstColumn="0" w:lastColumn="0" w:noHBand="0" w:noVBand="0" w:val="0000"/>
+      </w:tblPr>
+      <w:tblGrid>
+        <w:gridCol w:w="7920"/>
+      </w:tblGrid>
+      <w:tr>
+        <w:tc>
+          <w:tcPr/>
+          <w:bookmarkStart w:id="46" w:name="tbl-demohtml"/>
           <w:p>
             <w:pPr>
               <w:jc w:val="center"/>
@@ -4197,7 +4232,7 @@
               </w:tc>
             </w:tr>
           </w:tbl>
-          <w:bookmarkEnd w:id="44"/>
+          <w:bookmarkEnd w:id="46"/>
           <w:p/>
         </w:tc>
       </w:tr>
@@ -4218,7 +4253,7 @@
         </w:rPr>
         <w:t xml:space="preserve"> </w:t>
       </w:r>
-      <w:hyperlink r:id="rId45">
+      <w:hyperlink r:id="rId47">
         <w:r>
           <w:rPr>
             <w:rStyle w:val="Hyperlink"/>
@@ -4228,8 +4263,8 @@
         </w:r>
       </w:hyperlink>
     </w:p>
-    <w:bookmarkEnd w:id="46"/>
-    <w:bookmarkStart w:id="52" w:name="model-evaluation-1"/>
+    <w:bookmarkEnd w:id="48"/>
+    <w:bookmarkStart w:id="54" w:name="model-evaluation-1"/>
     <w:p>
       <w:pPr>
         <w:pStyle w:val="Heading2"/>
@@ -4267,7 +4302,7 @@
           <w:rPr>
             <w:rStyle w:val="Hyperlink"/>
           </w:rPr>
-          <w:t xml:space="preserve">Figure 1</w:t>
+          <w:t xml:space="preserve">Figure 2</w:t>
         </w:r>
       </w:hyperlink>
       <w:r>
@@ -4290,7 +4325,7 @@
       <w:tr>
         <w:tc>
           <w:tcPr/>
-          <w:bookmarkStart w:id="50" w:name="fig-1"/>
+          <w:bookmarkStart w:id="52" w:name="fig-1"/>
           <w:p>
             <w:pPr>
               <w:pStyle w:val="Compact"/>
@@ -4301,18 +4336,18 @@
                 <wp:inline>
                   <wp:extent cx="5334000" cy="3810000"/>
                   <wp:effectExtent b="0" l="0" r="0" t="0"/>
-                  <wp:docPr descr="" title="" id="48" name="Picture"/>
+                  <wp:docPr descr="" title="" id="50" name="Picture"/>
                   <a:graphic>
                     <a:graphicData uri="http://schemas.openxmlformats.org/drawingml/2006/picture">
                       <pic:pic>
                         <pic:nvPicPr>
-                          <pic:cNvPr descr="index_files/figure-docx/notebooks-mak_figures-fig-1-output-1.png" id="49" name="Picture"/>
+                          <pic:cNvPr descr="index_files/figure-docx/notebooks-mak_figures-fig-1-output-1.png" id="51" name="Picture"/>
                           <pic:cNvPicPr>
                             <a:picLocks noChangeArrowheads="1" noChangeAspect="1"/>
                           </pic:cNvPicPr>
                         </pic:nvPicPr>
                         <pic:blipFill>
-                          <a:blip r:embed="rId47"/>
+                          <a:blip r:embed="rId49"/>
                           <a:stretch>
                             <a:fillRect/>
                           </a:stretch>
@@ -4349,10 +4384,10 @@
               <w:pStyle w:val="ImageCaption"/>
             </w:pPr>
             <w:r>
-              <w:t xml:space="preserve">Figure 1: Panel A depicts posterior probability for area under ROC curve (auROC) and Bayesian credible intervals by model. Dashed line indicates a model performing at chance. Panel B depicts difference in auROCs by demographic group</w:t>
+              <w:t xml:space="preserve">Figure 2: Panel A depicts posterior probability for area under ROC curve (auROC) and Bayesian credible intervals by model. Dashed line indicates a model performing at chance. Panel B depicts difference in auROCs by demographic group</w:t>
             </w:r>
           </w:p>
-          <w:bookmarkEnd w:id="50"/>
+          <w:bookmarkEnd w:id="52"/>
         </w:tc>
       </w:tr>
     </w:tbl>
@@ -4372,7 +4407,7 @@
         </w:rPr>
         <w:t xml:space="preserve"> </w:t>
       </w:r>
-      <w:hyperlink r:id="rId51">
+      <w:hyperlink r:id="rId53">
         <w:r>
           <w:rPr>
             <w:rStyle w:val="Hyperlink"/>
@@ -4382,8 +4417,8 @@
         </w:r>
       </w:hyperlink>
     </w:p>
-    <w:bookmarkEnd w:id="52"/>
-    <w:bookmarkStart w:id="55" w:name="model-comparisons-1"/>
+    <w:bookmarkEnd w:id="54"/>
+    <w:bookmarkStart w:id="57" w:name="model-comparisons-1"/>
     <w:p>
       <w:pPr>
         <w:pStyle w:val="Heading2"/>
@@ -4392,7 +4427,7 @@
         <w:t xml:space="preserve">Model Comparisons</w:t>
       </w:r>
     </w:p>
-    <w:bookmarkStart w:id="53" w:name="baseline-contrasts"/>
+    <w:bookmarkStart w:id="55" w:name="baseline-contrasts"/>
     <w:p>
       <w:pPr>
         <w:pStyle w:val="Heading3"/>
@@ -4409,8 +4444,8 @@
         <w:t xml:space="preserve">The median decrease in auROC for the baseline vs. 24 hour lag model was 0.006 (95% CI=[0.000-0.012]), yielding a significant probability of 0.960 that the lagged model had worse performance. The median decrease in auROC for the baseline vs. 72 hour model was 0.018 (95% CI=[0.012-0.025]), yielding a significant probability of 1.000 that the lagged model had worse performance. The median increase in auROC for the baseline vs. 168 hour lag model was 0.023 (95% CI=[0.016-0.029]), yielding a significant probability of 1.000 that the lagged model had worse performance. The median increase in auROC for the baseline vs. 336 hour lag model was 0.041 (95% CI=[0.033-0.049]), yielding a significant probability of 1.000 that the lagged model had worse performance.</w:t>
       </w:r>
     </w:p>
-    <w:bookmarkEnd w:id="53"/>
-    <w:bookmarkStart w:id="54" w:name="adjacent-contrasts"/>
+    <w:bookmarkEnd w:id="55"/>
+    <w:bookmarkStart w:id="56" w:name="adjacent-contrasts"/>
     <w:p>
       <w:pPr>
         <w:pStyle w:val="Heading3"/>
@@ -4427,9 +4462,9 @@
         <w:t xml:space="preserve">The median decrease in auROC for the 24 hour vs. 72 hour lag model was 0.012 (95% CI=[0.006-0.019]), yielding a significant probability of 1.000 that the 72 hour lag model had worse performance than the 24 hour lag model. The median decrease in auROC for the 72 hour vs. 168 hour lag model was 0.004 (95% CI=[-0.002-0.011]), yielding a non-significant probability of 0.865 that the 168 hour lag model had worse performance than the 72 hour lag model. The median decrease in auROC for the 168 hour vs. 336 hour lag model was 0.018 (95% CI=[0.011-0.025]), yielding a significant probability of 1.000 that the 336 hour lag model had worse performance than the 168 hour lag model.</w:t>
       </w:r>
     </w:p>
-    <w:bookmarkEnd w:id="54"/>
-    <w:bookmarkEnd w:id="55"/>
-    <w:bookmarkStart w:id="56" w:name="fairness-benchmarks-1"/>
+    <w:bookmarkEnd w:id="56"/>
+    <w:bookmarkEnd w:id="57"/>
+    <w:bookmarkStart w:id="58" w:name="fairness-benchmarks-1"/>
     <w:p>
       <w:pPr>
         <w:pStyle w:val="Heading2"/>
@@ -4453,7 +4488,7 @@
           <w:rPr>
             <w:rStyle w:val="Hyperlink"/>
           </w:rPr>
-          <w:t xml:space="preserve">Figure 1</w:t>
+          <w:t xml:space="preserve">Figure 2</w:t>
         </w:r>
       </w:hyperlink>
       <w:r>
@@ -4463,8 +4498,8 @@
         <w:t xml:space="preserve">shows the difference in performance of each model by demographic group. All group comparisons for race, sex at birth, and income were significant (probability &gt; .95) across models. On average there was a median increase in auROC of -0.159 (range NA–0.179) for non-Hispanic White participants compared to participants who were not White. On average there was a median increase in auROC of -0.080 (range -0.059–0.116) for male participants compared to female participants. On average there was a median increase in auROC of -0.092 (range -0.086–0.133) for participants above the federal poverty line compared to participants below the federal poverty line. A table of model performance for each demographic group separately by model can be found in the supplement.</w:t>
       </w:r>
     </w:p>
-    <w:bookmarkEnd w:id="56"/>
-    <w:bookmarkStart w:id="62" w:name="feature-importance-1"/>
+    <w:bookmarkEnd w:id="58"/>
+    <w:bookmarkStart w:id="64" w:name="feature-importance-1"/>
     <w:p>
       <w:pPr>
         <w:pStyle w:val="Heading2"/>
@@ -4488,7 +4523,7 @@
           <w:rPr>
             <w:rStyle w:val="Hyperlink"/>
           </w:rPr>
-          <w:t xml:space="preserve">Figure 2</w:t>
+          <w:t xml:space="preserve">Figure 3</w:t>
         </w:r>
       </w:hyperlink>
       <w:r>
@@ -4522,7 +4557,7 @@
       <w:tr>
         <w:tc>
           <w:tcPr/>
-          <w:bookmarkStart w:id="60" w:name="fig-shap"/>
+          <w:bookmarkStart w:id="62" w:name="fig-shap"/>
           <w:p>
             <w:pPr>
               <w:pStyle w:val="Compact"/>
@@ -4533,18 +4568,18 @@
                 <wp:inline>
                   <wp:extent cx="5334000" cy="4191000"/>
                   <wp:effectExtent b="0" l="0" r="0" t="0"/>
-                  <wp:docPr descr="" title="" id="58" name="Picture"/>
+                  <wp:docPr descr="" title="" id="60" name="Picture"/>
                   <a:graphic>
                     <a:graphicData uri="http://schemas.openxmlformats.org/drawingml/2006/picture">
                       <pic:pic>
                         <pic:nvPicPr>
-                          <pic:cNvPr descr="index_files/figure-docx/notebooks-mak_figures-fig-shap-output-1.png" id="59" name="Picture"/>
+                          <pic:cNvPr descr="index_files/figure-docx/notebooks-mak_figures-fig-shap-output-1.png" id="61" name="Picture"/>
                           <pic:cNvPicPr>
                             <a:picLocks noChangeArrowheads="1" noChangeAspect="1"/>
                           </pic:cNvPicPr>
                         </pic:nvPicPr>
                         <pic:blipFill>
-                          <a:blip r:embed="rId57"/>
+                          <a:blip r:embed="rId59"/>
                           <a:stretch>
                             <a:fillRect/>
                           </a:stretch>
@@ -4581,10 +4616,10 @@
               <w:pStyle w:val="ImageCaption"/>
             </w:pPr>
             <w:r>
-              <w:t xml:space="preserve">Figure 2: Panel A depicts the global importance (mean |Shapley value|) for feature categories for each model. Feature categories are ordered by their aggregate global importance (i.e., total bar length) across the five models. The importance of each feature category for specific models is displayed separately by color. Panel B shows the local feature importance for the 336 hour lagged model.</w:t>
+              <w:t xml:space="preserve">Figure 3: Panel A depicts the global importance (mean |Shapley value|) for feature categories for each model. Feature categories are ordered by their aggregate global importance (i.e., total bar length) across the five models. The importance of each feature category for specific models is displayed separately by color. Panel B shows the local feature importance for the 336 hour lagged model.</w:t>
             </w:r>
           </w:p>
-          <w:bookmarkEnd w:id="60"/>
+          <w:bookmarkEnd w:id="62"/>
         </w:tc>
       </w:tr>
     </w:tbl>
@@ -4604,7 +4639,7 @@
         </w:rPr>
         <w:t xml:space="preserve"> </w:t>
       </w:r>
-      <w:hyperlink r:id="rId61">
+      <w:hyperlink r:id="rId63">
         <w:r>
           <w:rPr>
             <w:rStyle w:val="Hyperlink"/>
@@ -4614,8 +4649,8 @@
         </w:r>
       </w:hyperlink>
     </w:p>
-    <w:bookmarkEnd w:id="62"/>
-    <w:bookmarkStart w:id="63" w:name="discussion"/>
+    <w:bookmarkEnd w:id="64"/>
+    <w:bookmarkStart w:id="65" w:name="discussion"/>
     <w:p>
       <w:pPr>
         <w:pStyle w:val="Heading2"/>
@@ -4679,8 +4714,8 @@
         <w:t xml:space="preserve">Note from Gaylen: if the model performance doesn’t degrade much, and the feature importance doesn’t seem to change much across lags… what does this say about the need for proximal predictors? obviously 2-3 weeks out is different than 6 months out, but even in-the-moment features are still important for predicting a lapse up to 3 weeks later (2 week lag plus 1 week window as lapse could be any time within the window). it is obviously exciting that we can do this advanced prediction, but i think you’ll have to navigate the line between celebrating that success and still calling for dense monitoring of proximal predictors</w:t>
       </w:r>
     </w:p>
-    <w:bookmarkEnd w:id="63"/>
-    <w:bookmarkStart w:id="102" w:name="references"/>
+    <w:bookmarkEnd w:id="65"/>
+    <w:bookmarkStart w:id="104" w:name="references"/>
     <w:p>
       <w:pPr>
         <w:pStyle w:val="Heading2"/>
@@ -4689,8 +4724,8 @@
         <w:t xml:space="preserve">References</w:t>
       </w:r>
     </w:p>
-    <w:bookmarkStart w:id="101" w:name="refs"/>
-    <w:bookmarkStart w:id="65" w:name="ref-baeMobilePhoneSensors2018"/>
+    <w:bookmarkStart w:id="103" w:name="refs"/>
+    <w:bookmarkStart w:id="67" w:name="ref-baeMobilePhoneSensors2018"/>
     <w:p>
       <w:pPr>
         <w:pStyle w:val="Bibliography"/>
@@ -4735,7 +4770,7 @@
       <w:r>
         <w:t xml:space="preserve"> </w:t>
       </w:r>
-      <w:hyperlink r:id="rId64">
+      <w:hyperlink r:id="rId66">
         <w:r>
           <w:rPr>
             <w:rStyle w:val="Hyperlink"/>
@@ -4747,8 +4782,8 @@
         <w:t xml:space="preserve">.</w:t>
       </w:r>
     </w:p>
-    <w:bookmarkEnd w:id="65"/>
-    <w:bookmarkStart w:id="67" w:name="ref-chtc"/>
+    <w:bookmarkEnd w:id="67"/>
+    <w:bookmarkStart w:id="69" w:name="ref-chtc"/>
     <w:p>
       <w:pPr>
         <w:pStyle w:val="Bibliography"/>
@@ -4771,7 +4806,7 @@
       <w:r>
         <w:t xml:space="preserve"> </w:t>
       </w:r>
-      <w:hyperlink r:id="rId66">
+      <w:hyperlink r:id="rId68">
         <w:r>
           <w:rPr>
             <w:rStyle w:val="Hyperlink"/>
@@ -4783,8 +4818,8 @@
         <w:t xml:space="preserve">.</w:t>
       </w:r>
     </w:p>
-    <w:bookmarkEnd w:id="67"/>
-    <w:bookmarkStart w:id="69" w:name="ref-chihPredictiveModelingAddiction2014"/>
+    <w:bookmarkEnd w:id="69"/>
+    <w:bookmarkStart w:id="71" w:name="ref-chihPredictiveModelingAddiction2014"/>
     <w:p>
       <w:pPr>
         <w:pStyle w:val="Bibliography"/>
@@ -4817,7 +4852,7 @@
       <w:r>
         <w:t xml:space="preserve"> </w:t>
       </w:r>
-      <w:hyperlink r:id="rId68">
+      <w:hyperlink r:id="rId70">
         <w:r>
           <w:rPr>
             <w:rStyle w:val="Hyperlink"/>
@@ -4829,8 +4864,8 @@
         <w:t xml:space="preserve">.</w:t>
       </w:r>
     </w:p>
-    <w:bookmarkEnd w:id="69"/>
-    <w:bookmarkStart w:id="71" w:name="ref-derubeisHistoryCurrentStatus2019"/>
+    <w:bookmarkEnd w:id="71"/>
+    <w:bookmarkStart w:id="73" w:name="ref-derubeisHistoryCurrentStatus2019"/>
     <w:p>
       <w:pPr>
         <w:pStyle w:val="Bibliography"/>
@@ -4863,7 +4898,7 @@
       <w:r>
         <w:t xml:space="preserve"> </w:t>
       </w:r>
-      <w:hyperlink r:id="rId70">
+      <w:hyperlink r:id="rId72">
         <w:r>
           <w:rPr>
             <w:rStyle w:val="Hyperlink"/>
@@ -4875,8 +4910,8 @@
         <w:t xml:space="preserve">.</w:t>
       </w:r>
     </w:p>
-    <w:bookmarkEnd w:id="71"/>
-    <w:bookmarkStart w:id="73" w:name="Xa203ab3abd150ead1a7854a9fa5726c8a273f52"/>
+    <w:bookmarkEnd w:id="73"/>
+    <w:bookmarkStart w:id="75" w:name="Xa203ab3abd150ead1a7854a9fa5726c8a273f52"/>
     <w:p>
       <w:pPr>
         <w:pStyle w:val="Bibliography"/>
@@ -4921,7 +4956,7 @@
       <w:r>
         <w:t xml:space="preserve"> </w:t>
       </w:r>
-      <w:hyperlink r:id="rId72">
+      <w:hyperlink r:id="rId74">
         <w:r>
           <w:rPr>
             <w:rStyle w:val="Hyperlink"/>
@@ -4933,8 +4968,8 @@
         <w:t xml:space="preserve">.</w:t>
       </w:r>
     </w:p>
-    <w:bookmarkEnd w:id="73"/>
-    <w:bookmarkStart w:id="74" w:name="ref-hsiehSampleSizeTables1989"/>
+    <w:bookmarkEnd w:id="75"/>
+    <w:bookmarkStart w:id="76" w:name="ref-hsiehSampleSizeTables1989"/>
     <w:p>
       <w:pPr>
         <w:pStyle w:val="Bibliography"/>
@@ -4965,8 +5000,8 @@
         <w:t xml:space="preserve">8: 795–802.</w:t>
       </w:r>
     </w:p>
-    <w:bookmarkEnd w:id="74"/>
-    <w:bookmarkStart w:id="76" w:name="ref-kilaruIncidenceTreatmentOpioid2020"/>
+    <w:bookmarkEnd w:id="76"/>
+    <w:bookmarkStart w:id="78" w:name="ref-kilaruIncidenceTreatmentOpioid2020"/>
     <w:p>
       <w:pPr>
         <w:pStyle w:val="Bibliography"/>
@@ -5032,7 +5067,7 @@
       <w:r>
         <w:t xml:space="preserve"> </w:t>
       </w:r>
-      <w:hyperlink r:id="rId75">
+      <w:hyperlink r:id="rId77">
         <w:r>
           <w:rPr>
             <w:rStyle w:val="Hyperlink"/>
@@ -5044,8 +5079,8 @@
         <w:t xml:space="preserve">.</w:t>
       </w:r>
     </w:p>
-    <w:bookmarkEnd w:id="76"/>
-    <w:bookmarkStart w:id="78" w:name="ref-kuhnAppliedPredictiveModeling2018"/>
+    <w:bookmarkEnd w:id="78"/>
+    <w:bookmarkStart w:id="80" w:name="ref-kuhnAppliedPredictiveModeling2018"/>
     <w:p>
       <w:pPr>
         <w:pStyle w:val="Bibliography"/>
@@ -5083,7 +5118,7 @@
       <w:r>
         <w:t xml:space="preserve"> </w:t>
       </w:r>
-      <w:hyperlink r:id="rId77">
+      <w:hyperlink r:id="rId79">
         <w:r>
           <w:rPr>
             <w:rStyle w:val="Hyperlink"/>
@@ -5095,8 +5130,8 @@
         <w:t xml:space="preserve">.</w:t>
       </w:r>
     </w:p>
-    <w:bookmarkEnd w:id="78"/>
-    <w:bookmarkStart w:id="79" w:name="ref-kuhnTidymodelsCollectionPackages2020"/>
+    <w:bookmarkEnd w:id="80"/>
+    <w:bookmarkStart w:id="81" w:name="ref-kuhnTidymodelsCollectionPackages2020"/>
     <w:p>
       <w:pPr>
         <w:pStyle w:val="Bibliography"/>
@@ -5111,8 +5146,8 @@
         <w:t xml:space="preserve">“Tidymodels: A Collection of Packages for Modeling and Machine Learning Using Tidyverse Principles.”</w:t>
       </w:r>
     </w:p>
-    <w:bookmarkEnd w:id="79"/>
-    <w:bookmarkStart w:id="81" w:name="ref-kullSigmoidsHowObtain2017"/>
+    <w:bookmarkEnd w:id="81"/>
+    <w:bookmarkStart w:id="83" w:name="ref-kullSigmoidsHowObtain2017"/>
     <w:p>
       <w:pPr>
         <w:pStyle w:val="Bibliography"/>
@@ -5157,7 +5192,7 @@
       <w:r>
         <w:t xml:space="preserve"> </w:t>
       </w:r>
-      <w:hyperlink r:id="rId80">
+      <w:hyperlink r:id="rId82">
         <w:r>
           <w:rPr>
             <w:rStyle w:val="Hyperlink"/>
@@ -5169,8 +5204,8 @@
         <w:t xml:space="preserve">.</w:t>
       </w:r>
     </w:p>
-    <w:bookmarkEnd w:id="81"/>
-    <w:bookmarkStart w:id="82" w:name="X34be55f2a2ff67a14e7206627bb93b426490c87"/>
+    <w:bookmarkEnd w:id="83"/>
+    <w:bookmarkStart w:id="84" w:name="X34be55f2a2ff67a14e7206627bb93b426490c87"/>
     <w:p>
       <w:pPr>
         <w:pStyle w:val="Bibliography"/>
@@ -5255,8 +5290,8 @@
         <w:t xml:space="preserve">’17. Red Hook, NY, USA: Curran Associates Inc.</w:t>
       </w:r>
     </w:p>
-    <w:bookmarkEnd w:id="82"/>
-    <w:bookmarkStart w:id="83" w:name="X0900e084d2d8751b94683f82b04534ea811d54e"/>
+    <w:bookmarkEnd w:id="84"/>
+    <w:bookmarkStart w:id="85" w:name="X0900e084d2d8751b94683f82b04534ea811d54e"/>
     <w:p>
       <w:pPr>
         <w:pStyle w:val="Bibliography"/>
@@ -5369,8 +5404,8 @@
         <w:t xml:space="preserve">. First edition. New York: The Guilford Press.</w:t>
       </w:r>
     </w:p>
-    <w:bookmarkEnd w:id="83"/>
-    <w:bookmarkStart w:id="85" w:name="ref-olfsonHealthcareCoverageService2022"/>
+    <w:bookmarkEnd w:id="85"/>
+    <w:bookmarkStart w:id="87" w:name="ref-olfsonHealthcareCoverageService2022"/>
     <w:p>
       <w:pPr>
         <w:pStyle w:val="Bibliography"/>
@@ -5403,7 +5438,7 @@
       <w:r>
         <w:t xml:space="preserve"> </w:t>
       </w:r>
-      <w:hyperlink r:id="rId84">
+      <w:hyperlink r:id="rId86">
         <w:r>
           <w:rPr>
             <w:rStyle w:val="Hyperlink"/>
@@ -5415,8 +5450,8 @@
         <w:t xml:space="preserve">.</w:t>
       </w:r>
     </w:p>
-    <w:bookmarkEnd w:id="85"/>
-    <w:bookmarkStart w:id="87" w:name="ref-pinedoCurrentReexaminationRacial2019"/>
+    <w:bookmarkEnd w:id="87"/>
+    <w:bookmarkStart w:id="89" w:name="ref-pinedoCurrentReexaminationRacial2019"/>
     <w:p>
       <w:pPr>
         <w:pStyle w:val="Bibliography"/>
@@ -5461,7 +5496,7 @@
       <w:r>
         <w:t xml:space="preserve"> </w:t>
       </w:r>
-      <w:hyperlink r:id="rId86">
+      <w:hyperlink r:id="rId88">
         <w:r>
           <w:rPr>
             <w:rStyle w:val="Hyperlink"/>
@@ -5473,8 +5508,8 @@
         <w:t xml:space="preserve">.</w:t>
       </w:r>
     </w:p>
-    <w:bookmarkEnd w:id="87"/>
-    <w:bookmarkStart w:id="88" w:name="Xa6ef1c5c979e7476d6234b79f6a74545fbd7694"/>
+    <w:bookmarkEnd w:id="89"/>
+    <w:bookmarkStart w:id="90" w:name="Xa6ef1c5c979e7476d6234b79f6a74545fbd7694"/>
     <w:p>
       <w:pPr>
         <w:pStyle w:val="Bibliography"/>
@@ -5517,8 +5552,8 @@
         <w:t xml:space="preserve">58 (1): 7–29.</w:t>
       </w:r>
     </w:p>
-    <w:bookmarkEnd w:id="88"/>
-    <w:bookmarkStart w:id="90" w:name="Xd4c1d027f60920f356af6131267e679804e946e"/>
+    <w:bookmarkEnd w:id="90"/>
+    <w:bookmarkStart w:id="92" w:name="Xd4c1d027f60920f356af6131267e679804e946e"/>
     <w:p>
       <w:pPr>
         <w:pStyle w:val="Bibliography"/>
@@ -5563,7 +5598,7 @@
       <w:r>
         <w:t xml:space="preserve"> </w:t>
       </w:r>
-      <w:hyperlink r:id="rId89">
+      <w:hyperlink r:id="rId91">
         <w:r>
           <w:rPr>
             <w:rStyle w:val="Hyperlink"/>
@@ -5575,8 +5610,8 @@
         <w:t xml:space="preserve">.</w:t>
       </w:r>
     </w:p>
-    <w:bookmarkEnd w:id="90"/>
-    <w:bookmarkStart w:id="92" w:name="ref-waltersUsingMachineLearning2021"/>
+    <w:bookmarkEnd w:id="92"/>
+    <w:bookmarkStart w:id="94" w:name="ref-waltersUsingMachineLearning2021"/>
     <w:p>
       <w:pPr>
         <w:pStyle w:val="Bibliography"/>
@@ -5609,7 +5644,7 @@
       <w:r>
         <w:t xml:space="preserve"> </w:t>
       </w:r>
-      <w:hyperlink r:id="rId91">
+      <w:hyperlink r:id="rId93">
         <w:r>
           <w:rPr>
             <w:rStyle w:val="Hyperlink"/>
@@ -5621,8 +5656,8 @@
         <w:t xml:space="preserve">.</w:t>
       </w:r>
     </w:p>
-    <w:bookmarkEnd w:id="92"/>
-    <w:bookmarkStart w:id="94" w:name="X4446e184b7dd55a61fd406499f32542fdcf24b5"/>
+    <w:bookmarkEnd w:id="94"/>
+    <w:bookmarkStart w:id="96" w:name="X4446e184b7dd55a61fd406499f32542fdcf24b5"/>
     <w:p>
       <w:pPr>
         <w:pStyle w:val="Bibliography"/>
@@ -5667,7 +5702,7 @@
       <w:r>
         <w:t xml:space="preserve"> </w:t>
       </w:r>
-      <w:hyperlink r:id="rId93">
+      <w:hyperlink r:id="rId95">
         <w:r>
           <w:rPr>
             <w:rStyle w:val="Hyperlink"/>
@@ -5679,8 +5714,8 @@
         <w:t xml:space="preserve">.</w:t>
       </w:r>
     </w:p>
-    <w:bookmarkEnd w:id="94"/>
-    <w:bookmarkStart w:id="96" w:name="X254a0f87701f835b5365990b3eba45be7dca59c"/>
+    <w:bookmarkEnd w:id="96"/>
+    <w:bookmarkStart w:id="98" w:name="X254a0f87701f835b5365990b3eba45be7dca59c"/>
     <w:p>
       <w:pPr>
         <w:pStyle w:val="Bibliography"/>
@@ -5764,7 +5799,7 @@
       <w:r>
         <w:t xml:space="preserve"> </w:t>
       </w:r>
-      <w:hyperlink r:id="rId95">
+      <w:hyperlink r:id="rId97">
         <w:r>
           <w:rPr>
             <w:rStyle w:val="Hyperlink"/>
@@ -5776,8 +5811,8 @@
         <w:t xml:space="preserve">.</w:t>
       </w:r>
     </w:p>
-    <w:bookmarkEnd w:id="96"/>
-    <w:bookmarkStart w:id="98" w:name="Xb35ee182d565575e339a0170868456c1684f821"/>
+    <w:bookmarkEnd w:id="98"/>
+    <w:bookmarkStart w:id="100" w:name="Xb35ee182d565575e339a0170868456c1684f821"/>
     <w:p>
       <w:pPr>
         <w:pStyle w:val="Bibliography"/>
@@ -5828,7 +5863,7 @@
       <w:r>
         <w:t xml:space="preserve"> </w:t>
       </w:r>
-      <w:hyperlink r:id="rId97">
+      <w:hyperlink r:id="rId99">
         <w:r>
           <w:rPr>
             <w:rStyle w:val="Hyperlink"/>
@@ -5840,8 +5875,8 @@
         <w:t xml:space="preserve">.</w:t>
       </w:r>
     </w:p>
-    <w:bookmarkEnd w:id="98"/>
-    <w:bookmarkStart w:id="100" w:name="ref-wyantMachineLearningModels2023"/>
+    <w:bookmarkEnd w:id="100"/>
+    <w:bookmarkStart w:id="102" w:name="ref-wyantMachineLearningModels2023"/>
     <w:p>
       <w:pPr>
         <w:pStyle w:val="Bibliography"/>
@@ -5871,7 +5906,7 @@
       <w:r>
         <w:t xml:space="preserve"> </w:t>
       </w:r>
-      <w:hyperlink r:id="rId99">
+      <w:hyperlink r:id="rId101">
         <w:r>
           <w:rPr>
             <w:rStyle w:val="Hyperlink"/>
@@ -5883,10 +5918,10 @@
         <w:t xml:space="preserve">.</w:t>
       </w:r>
     </w:p>
-    <w:bookmarkEnd w:id="100"/>
-    <w:bookmarkEnd w:id="101"/>
     <w:bookmarkEnd w:id="102"/>
     <w:bookmarkEnd w:id="103"/>
+    <w:bookmarkEnd w:id="104"/>
+    <w:bookmarkEnd w:id="105"/>
     <w:sectPr/>
   </w:body>
 </w:document>
@@ -5912,7 +5947,7 @@
       </w:r>
     </w:p>
   </w:footnote>
-  <w:footnote w:id="38">
+  <w:footnote w:id="40">
     <w:p>
       <w:pPr>
         <w:pStyle w:val="FootnoteText"/>

--- a/index.docx
+++ b/index.docx
@@ -908,7 +908,7 @@
             <w:r>
               <w:drawing>
                 <wp:inline>
-                  <wp:extent cx="5334000" cy="3001125"/>
+                  <wp:extent cx="5334000" cy="2528093"/>
                   <wp:effectExtent b="0" l="0" r="0" t="0"/>
                   <wp:docPr descr="" title="" id="30" name="Picture"/>
                   <a:graphic>
@@ -929,7 +929,7 @@
                         <pic:spPr bwMode="auto">
                           <a:xfrm>
                             <a:off x="0" y="0"/>
-                            <a:ext cx="5334000" cy="3001125"/>
+                            <a:ext cx="5334000" cy="2528093"/>
                           </a:xfrm>
                           <a:prstGeom prst="rect">
                             <a:avLst/>
@@ -958,7 +958,7 @@
               <w:pStyle w:val="ImageCaption"/>
             </w:pPr>
             <w:r>
-              <w:t xml:space="preserve">Figure 1: Add description.</w:t>
+              <w:t xml:space="preserve">Figure 1: We used all available data up until the prediction timepoint to generate features using varying scoring epochs. Prediction timepoints rolled forward hour-by-hour (Pannel A). Prediction windows were 1 week wide. A prediction window started immediately after the prediction timepoint (0 lag) or was lagged by 24, 72, 168, or 336 hours (Pannel B).</w:t>
             </w:r>
           </w:p>
           <w:bookmarkEnd w:id="32"/>

--- a/index.docx
+++ b/index.docx
@@ -149,7 +149,7 @@
         <w:pStyle w:val="Date"/>
       </w:pPr>
       <w:r>
-        <w:t xml:space="preserve">2024-07-30</w:t>
+        <w:t xml:space="preserve">2024-07-31</w:t>
       </w:r>
     </w:p>
     <w:p>
@@ -908,7 +908,7 @@
             <w:r>
               <w:drawing>
                 <wp:inline>
-                  <wp:extent cx="5334000" cy="2528093"/>
+                  <wp:extent cx="5334000" cy="5906286"/>
                   <wp:effectExtent b="0" l="0" r="0" t="0"/>
                   <wp:docPr descr="" title="" id="30" name="Picture"/>
                   <a:graphic>
@@ -929,7 +929,7 @@
                         <pic:spPr bwMode="auto">
                           <a:xfrm>
                             <a:off x="0" y="0"/>
-                            <a:ext cx="5334000" cy="2528093"/>
+                            <a:ext cx="5334000" cy="5906286"/>
                           </a:xfrm>
                           <a:prstGeom prst="rect">
                             <a:avLst/>
@@ -958,7 +958,7 @@
               <w:pStyle w:val="ImageCaption"/>
             </w:pPr>
             <w:r>
-              <w:t xml:space="preserve">Figure 1: We used all available data up until the prediction timepoint to generate features using varying scoring epochs. Prediction timepoints rolled forward hour-by-hour (Pannel A). Prediction windows were 1 week wide. A prediction window started immediately after the prediction timepoint (0 lag) or was lagged by 24, 72, 168, or 336 hours (Pannel B).</w:t>
+              <w:t xml:space="preserve">Figure 1: We used all available data up until the prediction timepoint to generate features using varying scoring epochs. Prediction timepoints rolled forward hour-by-hour (Panel A). Prediction windows were 1 week wide. A prediction window started immediately after the prediction timepoint (0 lag) or was lagged by 24, 72, 168, or 336 hours (Panel B).</w:t>
             </w:r>
           </w:p>
           <w:bookmarkEnd w:id="32"/>

--- a/index.docx
+++ b/index.docx
@@ -908,7 +908,7 @@
             <w:r>
               <w:drawing>
                 <wp:inline>
-                  <wp:extent cx="5334000" cy="5906286"/>
+                  <wp:extent cx="5334000" cy="5027532"/>
                   <wp:effectExtent b="0" l="0" r="0" t="0"/>
                   <wp:docPr descr="" title="" id="30" name="Picture"/>
                   <a:graphic>
@@ -929,7 +929,7 @@
                         <pic:spPr bwMode="auto">
                           <a:xfrm>
                             <a:off x="0" y="0"/>
-                            <a:ext cx="5334000" cy="5906286"/>
+                            <a:ext cx="5334000" cy="5027532"/>
                           </a:xfrm>
                           <a:prstGeom prst="rect">
                             <a:avLst/>

--- a/index.docx
+++ b/index.docx
@@ -149,7 +149,7 @@
         <w:pStyle w:val="Date"/>
       </w:pPr>
       <w:r>
-        <w:t xml:space="preserve">2024-07-31</w:t>
+        <w:t xml:space="preserve">2024-08-02</w:t>
       </w:r>
     </w:p>
     <w:p>
@@ -595,7 +595,7 @@
       </w:r>
     </w:p>
     <w:bookmarkEnd w:id="21"/>
-    <w:bookmarkStart w:id="45" w:name="methods"/>
+    <w:bookmarkStart w:id="44" w:name="methods"/>
     <w:p>
       <w:pPr>
         <w:pStyle w:val="Heading1"/>
@@ -823,7 +823,7 @@
     </w:p>
     <w:bookmarkEnd w:id="27"/>
     <w:bookmarkEnd w:id="28"/>
-    <w:bookmarkStart w:id="44" w:name="data-analytic-strategy"/>
+    <w:bookmarkStart w:id="43" w:name="data-analytic-strategy"/>
     <w:p>
       <w:pPr>
         <w:pStyle w:val="Heading2"/>
@@ -1118,7 +1118,7 @@
       </w:r>
     </w:p>
     <w:bookmarkEnd w:id="35"/>
-    <w:bookmarkStart w:id="43" w:name="model-training-and-evaluation"/>
+    <w:bookmarkStart w:id="42" w:name="model-training-and-evaluation"/>
     <w:p>
       <w:pPr>
         <w:pStyle w:val="Heading3"/>
@@ -1221,13 +1221,13 @@
       </w:r>
     </w:p>
     <w:bookmarkEnd w:id="37"/>
-    <w:bookmarkStart w:id="38" w:name="model-evaluation"/>
+    <w:bookmarkStart w:id="38" w:name="X974bf4ee3860cae555b77181ab37299cca415d9"/>
     <w:p>
       <w:pPr>
         <w:pStyle w:val="Heading4"/>
       </w:pPr>
       <w:r>
-        <w:t xml:space="preserve">Model Evaluation</w:t>
+        <w:t xml:space="preserve">Bayesian Model Evaluation and Comparisons</w:t>
       </w:r>
     </w:p>
     <w:p>
@@ -1235,17 +1235,134 @@
         <w:pStyle w:val="FirstParagraph"/>
       </w:pPr>
       <w:r>
+        <w:t xml:space="preserve">Bayesian analyses were accomplished using the tidyposterior</w:t>
+      </w:r>
+      <w:r>
+        <w:t xml:space="preserve"> </w:t>
+      </w:r>
+      <w:r>
+        <w:t xml:space="preserve">(</w:t>
+      </w:r>
+      <w:r>
+        <w:rPr>
+          <w:b/>
+          <w:bCs/>
+        </w:rPr>
+        <w:t xml:space="preserve">kuhnTidyposteriorBayesianAnalysis2022?</w:t>
+      </w:r>
+      <w:r>
+        <w:t xml:space="preserve">)</w:t>
+      </w:r>
+      <w:r>
+        <w:t xml:space="preserve"> </w:t>
+      </w:r>
+      <w:r>
+        <w:t xml:space="preserve">and rstanarm</w:t>
+      </w:r>
+      <w:r>
+        <w:t xml:space="preserve"> </w:t>
+      </w:r>
+      <w:r>
+        <w:t xml:space="preserve">(</w:t>
+      </w:r>
+      <w:r>
+        <w:rPr>
+          <w:b/>
+          <w:bCs/>
+        </w:rPr>
+        <w:t xml:space="preserve">goodrichRstanarmBayesianApplied2023?</w:t>
+      </w:r>
+      <w:r>
+        <w:t xml:space="preserve">)</w:t>
+      </w:r>
+      <w:r>
+        <w:t xml:space="preserve"> </w:t>
+      </w:r>
+      <w:r>
+        <w:t xml:space="preserve">packages in R. Following recommendations from the rstanarm team and others</w:t>
+      </w:r>
+      <w:r>
+        <w:t xml:space="preserve"> </w:t>
+      </w:r>
+      <w:r>
+        <w:t xml:space="preserve">(</w:t>
+      </w:r>
+      <w:r>
+        <w:rPr>
+          <w:b/>
+          <w:bCs/>
+        </w:rPr>
+        <w:t xml:space="preserve">rstudioteamRStudioIntegratedDevelopment2020?</w:t>
+      </w:r>
+      <w:r>
+        <w:t xml:space="preserve">;</w:t>
+      </w:r>
+      <w:r>
+        <w:t xml:space="preserve"> </w:t>
+      </w:r>
+      <w:r>
+        <w:rPr>
+          <w:b/>
+          <w:bCs/>
+        </w:rPr>
+        <w:t xml:space="preserve">gabryPriorDistributionsRstanarm2023?</w:t>
+      </w:r>
+      <w:r>
+        <w:t xml:space="preserve">)</w:t>
+      </w:r>
+      <w:r>
+        <w:t xml:space="preserve">, we used the rstanarm default autoscaled, weakly informative, data-dependent priors that take into account the order of magnitude of the variables to provide some regularization to stabilize computation and avoid over-fitting. Specifically, the priors were set as follows: residual standard deviation ~ normal(location=0, scale=exp(2)), intercept (after centering predictors) ~ normal(location=2.3, scale=1.3), the two coefficients for window width contrasts ~ normal (location=0, scale=2.69), and covariance ~ decov(regularization=1, concentration=1, shape=1, scale=1).</w:t>
+      </w:r>
+    </w:p>
+    <w:p>
+      <w:pPr>
+        <w:pStyle w:val="BodyText"/>
+      </w:pPr>
+      <w:r>
         <w:t xml:space="preserve">We used a Bayesian hierarchical generalized linear model to estimate the posterior probability distributions and 95% Bayesian credible intervals (CIs) for auROC for the five best models (no lag and 24 hour, 72 hour, 168 hour, and 336 hour lagged predictions) on the 30 held-out test sets. The median posterior probability for auROC represents our best estimate for the magnitude of the auROC parameter for each model. If the confidence intervals do not contain .5 (chance performance), this suggests our model is capturing signal in the data.</w:t>
       </w:r>
     </w:p>
+    <w:p>
+      <w:pPr>
+        <w:pStyle w:val="BodyText"/>
+      </w:pPr>
+      <w:r>
+        <w:t xml:space="preserve">We performed two sets of Bayesian model comparisons. First, we compared each lagged model to our baseline model (no lag)</w:t>
+      </w:r>
+      <w:r>
+        <w:t xml:space="preserve"> </w:t>
+      </w:r>
+      <w:r>
+        <w:t xml:space="preserve">(Wyant et al. n.d.)</w:t>
+      </w:r>
+      <w:r>
+        <w:t xml:space="preserve">. We have demonstrated previously that our baseline model performs well. These comparisons show whether we can predict lapses with similar performance with varying lags (i.e., no lag vs. 24 hours, no lag vs. 72 hours, no lag vs. 168 hours, no lag vs. 336 hours).</w:t>
+      </w:r>
+    </w:p>
+    <w:p>
+      <w:pPr>
+        <w:pStyle w:val="BodyText"/>
+      </w:pPr>
+      <w:r>
+        <w:t xml:space="preserve">Second, we compared each adjacent lagged model (i.e., 24 hours vs 72 hours, 72 hours vs. 168 hours, and 168 hours vs. 336 hours). These comparisons allow us to determine the probability that the lagged models systematically differed as predictions were made further into the future.</w:t>
+      </w:r>
+    </w:p>
+    <w:p>
+      <w:pPr>
+        <w:pStyle w:val="BodyText"/>
+      </w:pPr>
+      <w:r>
+        <w:t xml:space="preserve">For both sets of model comparisons, we determined the probability that the models’ performances differed systematically from each other by regressing the auROCs (logit transformed) from the 30 test sets as a function of the contrast. We set two random intercepts: one for the repeat, and another for the fold within repeat. We also report the precise posterior probability for the difference in auROCs and the 95% Bayesian CIs. If there was a probability &gt; 0.95 that the more lagged model’s performance was worse, we labeled the model contrast as significant.</w:t>
+      </w:r>
+    </w:p>
     <w:bookmarkEnd w:id="38"/>
-    <w:bookmarkStart w:id="39" w:name="model-comparisons"/>
+    <w:bookmarkStart w:id="40" w:name="fairness-benchmarks"/>
     <w:p>
       <w:pPr>
         <w:pStyle w:val="Heading4"/>
       </w:pPr>
       <w:r>
-        <w:t xml:space="preserve">Model Comparisons</w:t>
+        <w:t xml:space="preserve">Fairness Benchmarks</w:t>
       </w:r>
     </w:p>
     <w:p>
@@ -1253,16 +1370,34 @@
         <w:pStyle w:val="FirstParagraph"/>
       </w:pPr>
       <w:r>
-        <w:t xml:space="preserve">We performed two sets of Bayesian model comparisons. First, we compared each lagged model to our baseline model (no lag)</w:t>
-      </w:r>
-      <w:r>
-        <w:t xml:space="preserve"> </w:t>
-      </w:r>
-      <w:r>
-        <w:t xml:space="preserve">(Wyant et al. n.d.)</w:t>
-      </w:r>
-      <w:r>
-        <w:t xml:space="preserve">. We have demonstrated previously that our baseline model performs well. These comparisons show whether we can predict lapses with similar performance with varying lags (i.e., no lag vs. 24 hours, no lag vs. 72 hours, no lag vs. 168 hours, no lag vs. 336 hours).</w:t>
+        <w:t xml:space="preserve">We aim for the responsible and transparent reporting of model performance and clinical utility. In these efforts, we calculated the median posterior probability and 95% Bayesian CI for auROC for each model separately for three dichotomized demographic groups with potential disparities in access to substance use treatment - race and ethnicity (non-Hispanic White vs. non-White)</w:t>
+      </w:r>
+      <w:r>
+        <w:t xml:space="preserve"> </w:t>
+      </w:r>
+      <w:r>
+        <w:t xml:space="preserve">(Pinedo 2019; Kilaru et al. 2020)</w:t>
+      </w:r>
+      <w:r>
+        <w:t xml:space="preserve">, income (above poverty vs. below poverty)</w:t>
+      </w:r>
+      <w:r>
+        <w:t xml:space="preserve"> </w:t>
+      </w:r>
+      <w:r>
+        <w:t xml:space="preserve">(Olfson et al. 2022)</w:t>
+      </w:r>
+      <w:r>
+        <w:t xml:space="preserve">, and sex at birth (male vs. female)</w:t>
+      </w:r>
+      <w:r>
+        <w:t xml:space="preserve"> </w:t>
+      </w:r>
+      <w:r>
+        <w:t xml:space="preserve">(Greenfield et al. 2007; Kilaru et al. 2020)</w:t>
+      </w:r>
+      <w:r>
+        <w:t xml:space="preserve">.</w:t>
       </w:r>
     </w:p>
     <w:p>
@@ -1270,107 +1405,46 @@
         <w:pStyle w:val="BodyText"/>
       </w:pPr>
       <w:r>
-        <w:t xml:space="preserve">Second, we compared each adjacent lagged model (i.e., 24 hours vs 72 hours, 72 hours vs. 168 hours, and 168 hours vs. 336 hours). These comparisons allow us to determine the probability that the lagged models systematically differed as predictions were made further into the future.</w:t>
-      </w:r>
-    </w:p>
-    <w:p>
-      <w:pPr>
-        <w:pStyle w:val="BodyText"/>
-      </w:pPr>
-      <w:r>
-        <w:t xml:space="preserve">For both sets of model comparisons, we determined the probability that the models’ performances differed systematically from each other by regressing the auROCs (logit transformed) from the 30 test sets as a function of the contrast. We set two random intercepts: one for the repeat, and another for the fold within repeat. We also report the precise posterior probability for the difference in auROCs and the 95% Bayesian CIs. If there was a probability &gt; 0.95 that the more lagged model’s performance was worse, we labeled the model contrast as significant.</w:t>
-      </w:r>
-    </w:p>
-    <w:bookmarkEnd w:id="39"/>
-    <w:bookmarkStart w:id="41" w:name="fairness-benchmarks"/>
-    <w:p>
-      <w:pPr>
-        <w:pStyle w:val="Heading4"/>
-      </w:pPr>
-      <w:r>
-        <w:t xml:space="preserve">Fairness Benchmarks</w:t>
-      </w:r>
-    </w:p>
-    <w:p>
-      <w:pPr>
-        <w:pStyle w:val="FirstParagraph"/>
-      </w:pPr>
-      <w:r>
-        <w:t xml:space="preserve">We aim for the responsible and transparent reporting of model performance and clinical utility. In these efforts, we calculated the median posterior probability and 95% Bayesian CI for auROC for each model separately for three dichotomized demographic groups with potential disparities in access to substance use treatment - race and ethnicity (non-Hispanic White vs. non-White)</w:t>
-      </w:r>
-      <w:r>
-        <w:t xml:space="preserve"> </w:t>
-      </w:r>
-      <w:r>
-        <w:t xml:space="preserve">(Pinedo 2019; Kilaru et al. 2020)</w:t>
-      </w:r>
-      <w:r>
-        <w:t xml:space="preserve">, income (above poverty vs. below poverty)</w:t>
-      </w:r>
-      <w:r>
-        <w:t xml:space="preserve"> </w:t>
-      </w:r>
-      <w:r>
-        <w:t xml:space="preserve">(Olfson et al. 2022)</w:t>
-      </w:r>
-      <w:r>
-        <w:t xml:space="preserve">, and sex at birth (male vs. female)</w:t>
-      </w:r>
-      <w:r>
-        <w:t xml:space="preserve"> </w:t>
-      </w:r>
-      <w:r>
-        <w:t xml:space="preserve">(Greenfield et al. 2007; Kilaru et al. 2020)</w:t>
-      </w:r>
-      <w:r>
-        <w:t xml:space="preserve">.</w:t>
-      </w:r>
-    </w:p>
-    <w:p>
-      <w:pPr>
-        <w:pStyle w:val="BodyText"/>
-      </w:pPr>
-      <w:r>
-        <w:t xml:space="preserve">We also acknowledge that models that work for only a subset of people, if implemented, could widen existing treatment disparities. We conducted Bayesian group comparisons to assess the likelihood that the model performs differently by group. We report median differences in posterior probabilities and the range.</w:t>
+        <w:t xml:space="preserve">We also acknowledge that models that work for only a subset of people, if implemented, could widen existing treatment disparities. We conducted Bayesian group comparisons to assess the likelihood that the model performs differently by group. We report the median difference and range in posterior probabilities across all models. The median auROC and Bayesian CIs are reported separately by group and model in the supplement.</w:t>
       </w:r>
       <w:r>
         <w:rPr>
           <w:rStyle w:val="FootnoteReference"/>
         </w:rPr>
-        <w:footnoteReference w:id="40"/>
+        <w:footnoteReference w:id="39"/>
+      </w:r>
+    </w:p>
+    <w:bookmarkEnd w:id="40"/>
+    <w:bookmarkStart w:id="41" w:name="feature-importance"/>
+    <w:p>
+      <w:pPr>
+        <w:pStyle w:val="Heading4"/>
+      </w:pPr>
+      <w:r>
+        <w:t xml:space="preserve">Feature Importance</w:t>
+      </w:r>
+    </w:p>
+    <w:p>
+      <w:pPr>
+        <w:pStyle w:val="FirstParagraph"/>
+      </w:pPr>
+      <w:r>
+        <w:t xml:space="preserve">We calculated Shapley values in log-odds units for binary classification models from the 30 test sets to provide a description of the importance of categories of features across our five models</w:t>
+      </w:r>
+      <w:r>
+        <w:t xml:space="preserve"> </w:t>
+      </w:r>
+      <w:r>
+        <w:t xml:space="preserve">(Lundberg and Lee 2017)</w:t>
+      </w:r>
+      <w:r>
+        <w:t xml:space="preserve">. We averaged the three Shapley values for each observation for each feature (i.e., across the three repeats) to increase their stability. An inherent property of Shapley values is their additivity, allowing us to combine features into feature categories. We created separate feature categories for each of the nine EMA questions, the rates of past alcohol use and missing surveys, the time of day and day of the week of the start of the prediction window, and the seven demographic variables included in the models. We calculated the local (i.e., for each observation) importance for each category of features by adding Shapley values across all features in a category, separately for each observation. We calculated global importance for each feature category by averaging the absolute value of the Shapley values of all features in the category across all observations. These local and global importance scores based on Shapley values allow us to contextualize relative feature importance for each model.</w:t>
       </w:r>
     </w:p>
     <w:bookmarkEnd w:id="41"/>
-    <w:bookmarkStart w:id="42" w:name="feature-importance"/>
-    <w:p>
-      <w:pPr>
-        <w:pStyle w:val="Heading4"/>
-      </w:pPr>
-      <w:r>
-        <w:t xml:space="preserve">Feature Importance</w:t>
-      </w:r>
-    </w:p>
-    <w:p>
-      <w:pPr>
-        <w:pStyle w:val="FirstParagraph"/>
-      </w:pPr>
-      <w:r>
-        <w:t xml:space="preserve">We calculated Shapley values in log-odds units for binary classification models from the 30 test sets to provide a description of the importance of categories of features across our five models</w:t>
-      </w:r>
-      <w:r>
-        <w:t xml:space="preserve"> </w:t>
-      </w:r>
-      <w:r>
-        <w:t xml:space="preserve">(Lundberg and Lee 2017)</w:t>
-      </w:r>
-      <w:r>
-        <w:t xml:space="preserve">. We averaged the three Shapley values for each observation for each feature (i.e., across the three repeats) to increase their stability. An inherent property of Shapley values is their additivity, allowing us to combine features into feature categories. We created separate feature categories for each of the nine EMA questions, the rates of past alcohol use and missing surveys, the time of day and day of the week of the start of the prediction window, and the seven demographic variables included in the models. We calculated the local (i.e., for each observation) importance for each category of features by adding Shapley values across all features in a category, separately for each observation. We calculated global importance for each feature category by averaging the absolute value of the Shapley values of all features in the category across all observations. These local and global importance scores based on Shapley values allow us to contextualize relative feature importance for each model.</w:t>
-      </w:r>
-    </w:p>
     <w:bookmarkEnd w:id="42"/>
     <w:bookmarkEnd w:id="43"/>
     <w:bookmarkEnd w:id="44"/>
-    <w:bookmarkEnd w:id="45"/>
     <w:bookmarkStart w:id="105" w:name="results"/>
     <w:p>
       <w:pPr>
@@ -1380,7 +1454,7 @@
         <w:t xml:space="preserve">Results</w:t>
       </w:r>
     </w:p>
-    <w:bookmarkStart w:id="48" w:name="demographic-and-lapse-characteristics"/>
+    <w:bookmarkStart w:id="47" w:name="demographic-and-lapse-characteristics"/>
     <w:p>
       <w:pPr>
         <w:pStyle w:val="Heading2"/>
@@ -1427,7 +1501,7 @@
       <w:tr>
         <w:tc>
           <w:tcPr/>
-          <w:bookmarkStart w:id="46" w:name="tbl-demohtml"/>
+          <w:bookmarkStart w:id="45" w:name="tbl-demohtml"/>
           <w:p>
             <w:pPr>
               <w:jc w:val="center"/>
@@ -4232,7 +4306,7 @@
               </w:tc>
             </w:tr>
           </w:tbl>
-          <w:bookmarkEnd w:id="46"/>
+          <w:bookmarkEnd w:id="45"/>
           <w:p/>
         </w:tc>
       </w:tr>
@@ -4253,7 +4327,7 @@
         </w:rPr>
         <w:t xml:space="preserve"> </w:t>
       </w:r>
-      <w:hyperlink r:id="rId47">
+      <w:hyperlink r:id="rId46">
         <w:r>
           <w:rPr>
             <w:rStyle w:val="Hyperlink"/>
@@ -4263,8 +4337,8 @@
         </w:r>
       </w:hyperlink>
     </w:p>
-    <w:bookmarkEnd w:id="48"/>
-    <w:bookmarkStart w:id="54" w:name="model-evaluation-1"/>
+    <w:bookmarkEnd w:id="47"/>
+    <w:bookmarkStart w:id="54" w:name="model-evaluation"/>
     <w:p>
       <w:pPr>
         <w:pStyle w:val="Heading2"/>
@@ -4279,6 +4353,12 @@
       </w:pPr>
       <w:r>
         <w:t xml:space="preserve">The median auROC across the 30 test sets for our baseline model was high (median=0.893, IQR=0.045), consistent with our previous study.</w:t>
+      </w:r>
+      <w:r>
+        <w:rPr>
+          <w:rStyle w:val="FootnoteReference"/>
+        </w:rPr>
+        <w:footnoteReference w:id="48"/>
       </w:r>
       <w:r>
         <w:t xml:space="preserve"> </w:t>
@@ -4418,7 +4498,7 @@
       </w:hyperlink>
     </w:p>
     <w:bookmarkEnd w:id="54"/>
-    <w:bookmarkStart w:id="57" w:name="model-comparisons-1"/>
+    <w:bookmarkStart w:id="57" w:name="model-comparisons"/>
     <w:p>
       <w:pPr>
         <w:pStyle w:val="Heading2"/>
@@ -4441,7 +4521,7 @@
         <w:pStyle w:val="FirstParagraph"/>
       </w:pPr>
       <w:r>
-        <w:t xml:space="preserve">The median decrease in auROC for the baseline vs. 24 hour lag model was 0.006 (95% CI=[0.000-0.012]), yielding a significant probability of 0.960 that the lagged model had worse performance. The median decrease in auROC for the baseline vs. 72 hour model was 0.018 (95% CI=[0.012-0.025]), yielding a significant probability of 1.000 that the lagged model had worse performance. The median increase in auROC for the baseline vs. 168 hour lag model was 0.023 (95% CI=[0.016-0.029]), yielding a significant probability of 1.000 that the lagged model had worse performance. The median increase in auROC for the baseline vs. 336 hour lag model was 0.041 (95% CI=[0.033-0.049]), yielding a significant probability of 1.000 that the lagged model had worse performance.</w:t>
+        <w:t xml:space="preserve">The median decrease in auROC for the baseline vs. 24 hour lag model was 0.006 (95% CI=[0.000-0.012]), yielding a significant probability of 0.960 that the lagged model had worse performance. The median decrease in auROC for the baseline vs. 72 hour model was 0.018 (95% CI=[0.012-0.025]), yielding a significant probability of 1.000 that the lagged model had worse performance. The median decrease in auROC for the baseline vs. 168 hour lag model was 0.023 (95% CI=[0.016-0.029]), yielding a significant probability of 1.000 that the lagged model had worse performance. The median decrease in auROC for the baseline vs. 336 hour lag model was 0.041 (95% CI=[0.033-0.049]), yielding a significant probability of 1.000 that the lagged model had worse performance.</w:t>
       </w:r>
     </w:p>
     <w:bookmarkEnd w:id="55"/>
@@ -4495,7 +4575,136 @@
         <w:t xml:space="preserve"> </w:t>
       </w:r>
       <w:r>
-        <w:t xml:space="preserve">shows the difference in performance of each model by demographic group. All group comparisons for race, sex at birth, and income were significant (probability &gt; .95) across models. On average there was a median increase in auROC of -0.159 (range NA–0.179) for non-Hispanic White participants compared to participants who were not White. On average there was a median increase in auROC of -0.080 (range -0.059–0.116) for male participants compared to female participants. On average there was a median increase in auROC of -0.092 (range -0.086–0.133) for participants above the federal poverty line compared to participants below the federal poverty line. A table of model performance for each demographic group separately by model can be found in the supplement.</w:t>
+        <w:t xml:space="preserve">shows the difference in performance of each model by race (not White;</w:t>
+      </w:r>
+      <w:r>
+        <w:t xml:space="preserve"> </w:t>
+      </w:r>
+      <m:oMath>
+        <m:r>
+          <m:t>N</m:t>
+        </m:r>
+        <m:r>
+          <m:rPr>
+            <m:sty m:val="p"/>
+          </m:rPr>
+          <m:t>=</m:t>
+        </m:r>
+        <m:r>
+          <m:t>20</m:t>
+        </m:r>
+      </m:oMath>
+      <w:r>
+        <w:t xml:space="preserve"> </w:t>
+      </w:r>
+      <w:r>
+        <w:t xml:space="preserve">vs. Non-Hispanic White;</w:t>
+      </w:r>
+      <w:r>
+        <w:t xml:space="preserve"> </w:t>
+      </w:r>
+      <m:oMath>
+        <m:r>
+          <m:t>N</m:t>
+        </m:r>
+        <m:r>
+          <m:rPr>
+            <m:sty m:val="p"/>
+          </m:rPr>
+          <m:t>=</m:t>
+        </m:r>
+        <m:r>
+          <m:t>131</m:t>
+        </m:r>
+      </m:oMath>
+      <w:r>
+        <w:t xml:space="preserve">), sex at birth (female;</w:t>
+      </w:r>
+      <w:r>
+        <w:t xml:space="preserve"> </w:t>
+      </w:r>
+      <m:oMath>
+        <m:r>
+          <m:t>N</m:t>
+        </m:r>
+        <m:r>
+          <m:rPr>
+            <m:sty m:val="p"/>
+          </m:rPr>
+          <m:t>=</m:t>
+        </m:r>
+        <m:r>
+          <m:t>74</m:t>
+        </m:r>
+      </m:oMath>
+      <w:r>
+        <w:t xml:space="preserve"> </w:t>
+      </w:r>
+      <w:r>
+        <w:t xml:space="preserve">vs. Male;</w:t>
+      </w:r>
+      <w:r>
+        <w:t xml:space="preserve"> </w:t>
+      </w:r>
+      <m:oMath>
+        <m:r>
+          <m:t>N</m:t>
+        </m:r>
+        <m:r>
+          <m:rPr>
+            <m:sty m:val="p"/>
+          </m:rPr>
+          <m:t>=</m:t>
+        </m:r>
+        <m:r>
+          <m:t>77</m:t>
+        </m:r>
+      </m:oMath>
+      <w:r>
+        <w:t xml:space="preserve">), and income (below poverty;</w:t>
+      </w:r>
+      <w:r>
+        <w:t xml:space="preserve"> </w:t>
+      </w:r>
+      <m:oMath>
+        <m:r>
+          <m:t>N</m:t>
+        </m:r>
+        <m:r>
+          <m:rPr>
+            <m:sty m:val="p"/>
+          </m:rPr>
+          <m:t>=</m:t>
+        </m:r>
+        <m:r>
+          <m:t>18</m:t>
+        </m:r>
+      </m:oMath>
+      <w:r>
+        <w:t xml:space="preserve"> </w:t>
+      </w:r>
+      <w:r>
+        <w:t xml:space="preserve">vs. above poverty;</w:t>
+      </w:r>
+      <w:r>
+        <w:t xml:space="preserve"> </w:t>
+      </w:r>
+      <m:oMath>
+        <m:r>
+          <m:t>N</m:t>
+        </m:r>
+        <m:r>
+          <m:rPr>
+            <m:sty m:val="p"/>
+          </m:rPr>
+          <m:t>=</m:t>
+        </m:r>
+        <m:r>
+          <m:t>133</m:t>
+        </m:r>
+      </m:oMath>
+      <w:r>
+        <w:t xml:space="preserve">). All group comparisons were significant (probability &gt; .95) across models. On average there was a median decrease in auROC of 0.159 (range 0.107-0.179) for participants who were not White compared to non-Hispanic White participants. On average there was a median decrease in auROC of 0.080 (range 0.059-0.116) for female participants compared to male participants. On average there was a median decrease in auROC of 0.092 (range 0.086-0.133) for participants below the federal poverty line compared to participants above the federal poverty line. Table 1 in the supplement shows the median auROC and credible intervals separately by group and model.</w:t>
       </w:r>
     </w:p>
     <w:bookmarkEnd w:id="58"/>
@@ -4527,7 +4736,7 @@
         </w:r>
       </w:hyperlink>
       <w:r>
-        <w:t xml:space="preserve">. Consistent with previous models using similar features, past use was the most important feature category for lapse prediction across lagged models. Future abstinence efficacy was also globally important across models. Overall, the contribution of a feature category to model performance did not appear to differ across models.</w:t>
+        <w:t xml:space="preserve">. Consistent with previous models using similar features, past use was the most important feature category for lapse prediction across lagged models. Future abstinence efficacy, craving, and future risky situations were also globally important across models. Income was the only demographic feature that emerged as having high global importance for lapse prediction. Overall, the contribution of a feature category to model performance did not appear to differ across models.</w:t>
       </w:r>
     </w:p>
     <w:p>
@@ -4535,13 +4744,7 @@
         <w:pStyle w:val="BodyText"/>
       </w:pPr>
       <w:r>
-        <w:t xml:space="preserve">Panel B shows the local feature importance scores colored by high or low feature value for the 336 hour lag model.</w:t>
-      </w:r>
-      <w:r>
-        <w:t xml:space="preserve"> </w:t>
-      </w:r>
-      <w:r>
-        <w:t xml:space="preserve">.</w:t>
+        <w:t xml:space="preserve">Panel B shows the local feature importance scores colored by high or low feature value for the baseline (0 lag) model. Local feature importance plots for our other models can be found in the supplement. Future abstinence efficacy, future risky situations, and income appear to have a linear relationship to lapse prediction. Higher efficacy, fewer future risky situations, and higher income were associated with a lower likelihood that the model would predict a lapse. In the supplement, we plot the relationship between Shapley value and feature score individually for our top five features by model.</w:t>
       </w:r>
     </w:p>
     <w:tbl>
@@ -4700,6 +4903,17 @@
         </w:numPr>
       </w:pPr>
       <w:r>
+        <w:t xml:space="preserve">low N in disparity groups for model comparisons - causing wide CIs?</w:t>
+      </w:r>
+    </w:p>
+    <w:p>
+      <w:pPr>
+        <w:numPr>
+          <w:ilvl w:val="0"/>
+          <w:numId w:val="1003"/>
+        </w:numPr>
+      </w:pPr>
+      <w:r>
         <w:t xml:space="preserve">Performance discrepancies sets up fairness methods paper. How can we improve these discrepancies? Mention in discussion as current future direction</w:t>
       </w:r>
     </w:p>
@@ -5947,7 +6161,7 @@
       </w:r>
     </w:p>
   </w:footnote>
-  <w:footnote w:id="40">
+  <w:footnote w:id="39">
     <w:p>
       <w:pPr>
         <w:pStyle w:val="FootnoteText"/>
@@ -5962,7 +6176,26 @@
         <w:t xml:space="preserve"> </w:t>
       </w:r>
       <w:r>
-        <w:t xml:space="preserve">For our fairness evaluations, we altered our outer loop resampling method from 3 x 10 cross-validation to 6 x 5 cross-validation. This method still gave us 30 held out tests sets, but by splitting the data across fewer folds (i.e., 5 vs. 10) we were able to reduce the likelihood of the minority group being absent in any single fold.</w:t>
+        <w:t xml:space="preserve">For our fairness analyses, we altered our outer loop resampling method from 3 x 10 cross-validation to 6 x 5 cross-validation. This method still gave us 30 held out tests sets, but by splitting the data across fewer folds (i.e., 5 vs. 10) we were able to reduce the likelihood of the minority group being absent in any single fold.</w:t>
+      </w:r>
+    </w:p>
+  </w:footnote>
+  <w:footnote w:id="48">
+    <w:p>
+      <w:pPr>
+        <w:pStyle w:val="FootnoteText"/>
+      </w:pPr>
+      <w:r>
+        <w:rPr>
+          <w:rStyle w:val="FootnoteReference"/>
+        </w:rPr>
+        <w:footnoteRef/>
+      </w:r>
+      <w:r>
+        <w:t xml:space="preserve"> </w:t>
+      </w:r>
+      <w:r>
+        <w:t xml:space="preserve">Baseline models in our previous study yielded a median auROC of .895. These models inadvertently excluded income and employment as features. We reran models to include these features in the current study.</w:t>
       </w:r>
     </w:p>
   </w:footnote>

--- a/index.docx
+++ b/index.docx
@@ -757,7 +757,7 @@
         <w:pStyle w:val="FirstParagraph"/>
       </w:pPr>
       <w:r>
-        <w:t xml:space="preserve">Participants completed five study visits over approximately three months. After an initial phone screen, participants attended an in-person screening visit to determine eligibility, complete informed consent, and collect self-report measures. Eligible, consented participants returned approximately one week later for an intake visit. Three additional follow-up visits occurred about every 30 days that participants remained on study. Participants were expected to complete four daily EMAs while on study. Other personal sensing data streams (geolocation, cellular communications, sleep quality, and audio check-ins) were collected as part of the parent grant’s aims (R01 AA024391).</w:t>
+        <w:t xml:space="preserve">Participants completed five study visits over approximately three months. After an initial phone screen, participants attended an in-person screening visit to determine eligibility, complete informed consent, and collect self-report measures. Eligible, consented participants returned approximately one week later for an intake visit. Three additional follow-up visits occurred about every 30 days that participants remained on study. Participants were expected to complete four daily EMAs while on study. Other personal sensing data streams (geolocation, cellular communications, sleep quality, and audio check-ins) were collected as part of the parent grant’s aims (R01 AA024391). Participants could earn up to $150/month if they completed all study visits, had 10% or less missing EMA data and opted in to provide data for other personal sensing data streams.</w:t>
       </w:r>
     </w:p>
     <w:bookmarkEnd w:id="25"/>
@@ -818,7 +818,15 @@
         <w:pStyle w:val="FirstParagraph"/>
       </w:pPr>
       <w:r>
-        <w:t xml:space="preserve">We collected self-report information about demographics (age, sex, race, ethnicity, education, marital status, employment, and income) and AUD symptom count.</w:t>
+        <w:t xml:space="preserve">We collected self-report information about demographics (age, sex, race, ethnicity, education, marital status, employment, and income) and AUD symptom count to characterize our sample. Demographic information was also included as features in our models and a subset (sex, race, ethnicity, and income) used for model fairness analyses.</w:t>
+      </w:r>
+    </w:p>
+    <w:p>
+      <w:pPr>
+        <w:pStyle w:val="BodyText"/>
+      </w:pPr>
+      <w:r>
+        <w:t xml:space="preserve">As part of the aims of the parent project we collected many other trait and state measures throughout the study. A complete list of all measures can be found on our study’s OSF page.</w:t>
       </w:r>
     </w:p>
     <w:bookmarkEnd w:id="27"/>

--- a/index.docx
+++ b/index.docx
@@ -595,7 +595,7 @@
       </w:r>
     </w:p>
     <w:bookmarkEnd w:id="21"/>
-    <w:bookmarkStart w:id="44" w:name="methods"/>
+    <w:bookmarkStart w:id="45" w:name="methods"/>
     <w:p>
       <w:pPr>
         <w:pStyle w:val="Heading1"/>
@@ -831,7 +831,7 @@
     </w:p>
     <w:bookmarkEnd w:id="27"/>
     <w:bookmarkEnd w:id="28"/>
-    <w:bookmarkStart w:id="43" w:name="data-analytic-strategy"/>
+    <w:bookmarkStart w:id="44" w:name="data-analytic-strategy"/>
     <w:p>
       <w:pPr>
         <w:pStyle w:val="Heading2"/>
@@ -866,22 +866,19 @@
         <w:t xml:space="preserve">.</w:t>
       </w:r>
     </w:p>
-    <w:bookmarkStart w:id="34" w:name="lapse-labels"/>
+    <w:bookmarkStart w:id="34" w:name="predictions"/>
     <w:p>
       <w:pPr>
         <w:pStyle w:val="Heading3"/>
       </w:pPr>
       <w:r>
-        <w:t xml:space="preserve">Lapse Labels</w:t>
+        <w:t xml:space="preserve">Predictions</w:t>
       </w:r>
     </w:p>
     <w:p>
       <w:pPr>
         <w:pStyle w:val="FirstParagraph"/>
       </w:pPr>
-      <w:r>
-        <w:t xml:space="preserve">We predicted lapses occurring in one week windows (</w:t>
-      </w:r>
       <w:hyperlink w:anchor="fig-methods">
         <w:r>
           <w:rPr>
@@ -891,7 +888,34 @@
         </w:r>
       </w:hyperlink>
       <w:r>
-        <w:t xml:space="preserve">). Predictions were updated hourly. Therefore our models provided hour-by-hour predictions of future probability of an alcohol lapse within a one week window shifted at various time points (i.e., lags) into the future (no lag and 24 hour, 72 hour, 168 hour, or 336 hour lagged predictions).</w:t>
+        <w:t xml:space="preserve"> </w:t>
+      </w:r>
+      <w:r>
+        <w:t xml:space="preserve">shows how we established prediction timepoints, windows, and lags.</w:t>
+      </w:r>
+    </w:p>
+    <w:p>
+      <w:pPr>
+        <w:pStyle w:val="BodyText"/>
+      </w:pPr>
+      <w:r>
+        <w:t xml:space="preserve">All available data up until a timepoint was used to generate model predictions. Prediction timepoints were updated hourly (Panel A). The first prediction timepoint each participant was 24 hours from midnight on their study start date. This ensured at least 24 hours of past EMAs for future lapse prediction at these first timepoints. Subsequent timepoints for each participant repeatedly rolled hour-by-hour until the end of their study participation.</w:t>
+      </w:r>
+    </w:p>
+    <w:p>
+      <w:pPr>
+        <w:pStyle w:val="BodyText"/>
+      </w:pPr>
+      <w:r>
+        <w:t xml:space="preserve">The prediction window width was one week. Prediction windows rolled forward hour-by-hour with the prediction timepoint (Panel B). There were five possible lag times between the prediction timepoint and start of the prediction window. A prediction window started immediately after the prediction timepoint (0 lag) or was lagged by 24, 72, 168, or 336 hours.</w:t>
+      </w:r>
+    </w:p>
+    <w:p>
+      <w:pPr>
+        <w:pStyle w:val="BodyText"/>
+      </w:pPr>
+      <w:r>
+        <w:t xml:space="preserve">Therefore our models provided hour-by-hour probabilities of an alcohol lapse in the next week lagged to different times into the future (no lag or 24 hour, 72 hour, 168 hour, or 336 hour lagged predictions).</w:t>
       </w:r>
     </w:p>
     <w:tbl>
@@ -999,17 +1023,19 @@
         </w:r>
       </w:hyperlink>
     </w:p>
-    <w:p>
-      <w:pPr>
-        <w:pStyle w:val="BodyText"/>
-      </w:pPr>
-      <w:r>
-        <w:t xml:space="preserve">The first prediction window for each participant began 24 hours from midnight on their study start date + lag time. For example, the first prediction for the 24 hour lagged prediction model would be 48 hours after participants’ start date. This ensured at least 24 hours of past EMAs for future lapse prediction in these first windows. Subsequent windows for each participant were created by repeatedly rolling the window start time forward one hour until the end of their study participation (i.e., each participant’s last prediction window started one week before their last recorded EMA).</w:t>
-      </w:r>
-    </w:p>
-    <w:p>
-      <w:pPr>
-        <w:pStyle w:val="BodyText"/>
+    <w:bookmarkEnd w:id="34"/>
+    <w:bookmarkStart w:id="35" w:name="labels"/>
+    <w:p>
+      <w:pPr>
+        <w:pStyle w:val="Heading3"/>
+      </w:pPr>
+      <w:r>
+        <w:t xml:space="preserve">Labels</w:t>
+      </w:r>
+    </w:p>
+    <w:p>
+      <w:pPr>
+        <w:pStyle w:val="FirstParagraph"/>
       </w:pPr>
       <w:r>
         <w:t xml:space="preserve">The start and end date/time of past drinking episodes were reported on the first EMA item. A prediction window was labeled</w:t>
@@ -1055,8 +1081,8 @@
         <w:t xml:space="preserve">We ended up with a total of 270,081 labels for our baseline (no lag) model, 266,599 labels for our 24 hour lagged model, 259,643 labels for our 72 hour lagged model, 245,707 labels for our 168 hour lagged model, and 221,206 labels for our 336 hour lagged model.</w:t>
       </w:r>
     </w:p>
-    <w:bookmarkEnd w:id="34"/>
-    <w:bookmarkStart w:id="35" w:name="feature-engineering"/>
+    <w:bookmarkEnd w:id="35"/>
+    <w:bookmarkStart w:id="36" w:name="feature-engineering"/>
     <w:p>
       <w:pPr>
         <w:pStyle w:val="Heading3"/>
@@ -1125,8 +1151,8 @@
         <w:t xml:space="preserve">Other generic feature engineering steps included imputing missing data (median imputation for numeric features, mode imputation for nominal features) and removing zero and near-zero variance features as determined from held-in data (see Cross-validation section below).</w:t>
       </w:r>
     </w:p>
-    <w:bookmarkEnd w:id="35"/>
-    <w:bookmarkStart w:id="42" w:name="model-training-and-evaluation"/>
+    <w:bookmarkEnd w:id="36"/>
+    <w:bookmarkStart w:id="43" w:name="model-training-and-evaluation"/>
     <w:p>
       <w:pPr>
         <w:pStyle w:val="Heading3"/>
@@ -1135,7 +1161,7 @@
         <w:t xml:space="preserve">Model Training and Evaluation</w:t>
       </w:r>
     </w:p>
-    <w:bookmarkStart w:id="36" w:name="model-configurations"/>
+    <w:bookmarkStart w:id="37" w:name="model-configurations"/>
     <w:p>
       <w:pPr>
         <w:pStyle w:val="Heading4"/>
@@ -1178,8 +1204,8 @@
         <w:t xml:space="preserve">.</w:t>
       </w:r>
     </w:p>
-    <w:bookmarkEnd w:id="36"/>
-    <w:bookmarkStart w:id="37" w:name="cross-validation"/>
+    <w:bookmarkEnd w:id="37"/>
+    <w:bookmarkStart w:id="38" w:name="cross-validation"/>
     <w:p>
       <w:pPr>
         <w:pStyle w:val="Heading4"/>
@@ -1228,8 +1254,8 @@
         <w:t xml:space="preserve">sets). Best model configurations were selected using median auROC across the 10 validation sets. Final performance evaluation of those best model configurations used median auROC across the 30 test sets.</w:t>
       </w:r>
     </w:p>
-    <w:bookmarkEnd w:id="37"/>
-    <w:bookmarkStart w:id="38" w:name="X974bf4ee3860cae555b77181ab37299cca415d9"/>
+    <w:bookmarkEnd w:id="38"/>
+    <w:bookmarkStart w:id="39" w:name="X974bf4ee3860cae555b77181ab37299cca415d9"/>
     <w:p>
       <w:pPr>
         <w:pStyle w:val="Heading4"/>
@@ -1363,8 +1389,8 @@
         <w:t xml:space="preserve">For both sets of model comparisons, we determined the probability that the models’ performances differed systematically from each other by regressing the auROCs (logit transformed) from the 30 test sets as a function of the contrast. We set two random intercepts: one for the repeat, and another for the fold within repeat. We also report the precise posterior probability for the difference in auROCs and the 95% Bayesian CIs. If there was a probability &gt; 0.95 that the more lagged model’s performance was worse, we labeled the model contrast as significant.</w:t>
       </w:r>
     </w:p>
-    <w:bookmarkEnd w:id="38"/>
-    <w:bookmarkStart w:id="40" w:name="fairness-benchmarks"/>
+    <w:bookmarkEnd w:id="39"/>
+    <w:bookmarkStart w:id="41" w:name="fairness-benchmarks"/>
     <w:p>
       <w:pPr>
         <w:pStyle w:val="Heading4"/>
@@ -1419,11 +1445,11 @@
         <w:rPr>
           <w:rStyle w:val="FootnoteReference"/>
         </w:rPr>
-        <w:footnoteReference w:id="39"/>
-      </w:r>
-    </w:p>
-    <w:bookmarkEnd w:id="40"/>
-    <w:bookmarkStart w:id="41" w:name="feature-importance"/>
+        <w:footnoteReference w:id="40"/>
+      </w:r>
+    </w:p>
+    <w:bookmarkEnd w:id="41"/>
+    <w:bookmarkStart w:id="42" w:name="feature-importance"/>
     <w:p>
       <w:pPr>
         <w:pStyle w:val="Heading4"/>
@@ -1449,11 +1475,11 @@
         <w:t xml:space="preserve">. We averaged the three Shapley values for each observation for each feature (i.e., across the three repeats) to increase their stability. An inherent property of Shapley values is their additivity, allowing us to combine features into feature categories. We created separate feature categories for each of the nine EMA questions, the rates of past alcohol use and missing surveys, the time of day and day of the week of the start of the prediction window, and the seven demographic variables included in the models. We calculated the local (i.e., for each observation) importance for each category of features by adding Shapley values across all features in a category, separately for each observation. We calculated global importance for each feature category by averaging the absolute value of the Shapley values of all features in the category across all observations. These local and global importance scores based on Shapley values allow us to contextualize relative feature importance for each model.</w:t>
       </w:r>
     </w:p>
-    <w:bookmarkEnd w:id="41"/>
     <w:bookmarkEnd w:id="42"/>
     <w:bookmarkEnd w:id="43"/>
     <w:bookmarkEnd w:id="44"/>
-    <w:bookmarkStart w:id="105" w:name="results"/>
+    <w:bookmarkEnd w:id="45"/>
+    <w:bookmarkStart w:id="106" w:name="results"/>
     <w:p>
       <w:pPr>
         <w:pStyle w:val="Heading1"/>
@@ -1462,7 +1488,7 @@
         <w:t xml:space="preserve">Results</w:t>
       </w:r>
     </w:p>
-    <w:bookmarkStart w:id="47" w:name="demographic-and-lapse-characteristics"/>
+    <w:bookmarkStart w:id="48" w:name="demographic-and-lapse-characteristics"/>
     <w:p>
       <w:pPr>
         <w:pStyle w:val="Heading2"/>
@@ -1509,7 +1535,7 @@
       <w:tr>
         <w:tc>
           <w:tcPr/>
-          <w:bookmarkStart w:id="45" w:name="tbl-demohtml"/>
+          <w:bookmarkStart w:id="46" w:name="tbl-demohtml"/>
           <w:p>
             <w:pPr>
               <w:jc w:val="center"/>
@@ -4314,7 +4340,7 @@
               </w:tc>
             </w:tr>
           </w:tbl>
-          <w:bookmarkEnd w:id="45"/>
+          <w:bookmarkEnd w:id="46"/>
           <w:p/>
         </w:tc>
       </w:tr>
@@ -4335,7 +4361,7 @@
         </w:rPr>
         <w:t xml:space="preserve"> </w:t>
       </w:r>
-      <w:hyperlink r:id="rId46">
+      <w:hyperlink r:id="rId47">
         <w:r>
           <w:rPr>
             <w:rStyle w:val="Hyperlink"/>
@@ -4345,8 +4371,8 @@
         </w:r>
       </w:hyperlink>
     </w:p>
-    <w:bookmarkEnd w:id="47"/>
-    <w:bookmarkStart w:id="54" w:name="model-evaluation"/>
+    <w:bookmarkEnd w:id="48"/>
+    <w:bookmarkStart w:id="55" w:name="model-evaluation"/>
     <w:p>
       <w:pPr>
         <w:pStyle w:val="Heading2"/>
@@ -4366,7 +4392,7 @@
         <w:rPr>
           <w:rStyle w:val="FootnoteReference"/>
         </w:rPr>
-        <w:footnoteReference w:id="48"/>
+        <w:footnoteReference w:id="49"/>
       </w:r>
       <w:r>
         <w:t xml:space="preserve"> </w:t>
@@ -4413,7 +4439,7 @@
       <w:tr>
         <w:tc>
           <w:tcPr/>
-          <w:bookmarkStart w:id="52" w:name="fig-1"/>
+          <w:bookmarkStart w:id="53" w:name="fig-1"/>
           <w:p>
             <w:pPr>
               <w:pStyle w:val="Compact"/>
@@ -4424,18 +4450,18 @@
                 <wp:inline>
                   <wp:extent cx="5334000" cy="3810000"/>
                   <wp:effectExtent b="0" l="0" r="0" t="0"/>
-                  <wp:docPr descr="" title="" id="50" name="Picture"/>
+                  <wp:docPr descr="" title="" id="51" name="Picture"/>
                   <a:graphic>
                     <a:graphicData uri="http://schemas.openxmlformats.org/drawingml/2006/picture">
                       <pic:pic>
                         <pic:nvPicPr>
-                          <pic:cNvPr descr="index_files/figure-docx/notebooks-mak_figures-fig-1-output-1.png" id="51" name="Picture"/>
+                          <pic:cNvPr descr="index_files/figure-docx/notebooks-mak_figures-fig-1-output-1.png" id="52" name="Picture"/>
                           <pic:cNvPicPr>
                             <a:picLocks noChangeArrowheads="1" noChangeAspect="1"/>
                           </pic:cNvPicPr>
                         </pic:nvPicPr>
                         <pic:blipFill>
-                          <a:blip r:embed="rId49"/>
+                          <a:blip r:embed="rId50"/>
                           <a:stretch>
                             <a:fillRect/>
                           </a:stretch>
@@ -4475,7 +4501,7 @@
               <w:t xml:space="preserve">Figure 2: Panel A depicts posterior probability for area under ROC curve (auROC) and Bayesian credible intervals by model. Dashed line indicates a model performing at chance. Panel B depicts difference in auROCs by demographic group</w:t>
             </w:r>
           </w:p>
-          <w:bookmarkEnd w:id="52"/>
+          <w:bookmarkEnd w:id="53"/>
         </w:tc>
       </w:tr>
     </w:tbl>
@@ -4495,7 +4521,7 @@
         </w:rPr>
         <w:t xml:space="preserve"> </w:t>
       </w:r>
-      <w:hyperlink r:id="rId53">
+      <w:hyperlink r:id="rId54">
         <w:r>
           <w:rPr>
             <w:rStyle w:val="Hyperlink"/>
@@ -4505,8 +4531,8 @@
         </w:r>
       </w:hyperlink>
     </w:p>
-    <w:bookmarkEnd w:id="54"/>
-    <w:bookmarkStart w:id="57" w:name="model-comparisons"/>
+    <w:bookmarkEnd w:id="55"/>
+    <w:bookmarkStart w:id="58" w:name="model-comparisons"/>
     <w:p>
       <w:pPr>
         <w:pStyle w:val="Heading2"/>
@@ -4515,7 +4541,7 @@
         <w:t xml:space="preserve">Model Comparisons</w:t>
       </w:r>
     </w:p>
-    <w:bookmarkStart w:id="55" w:name="baseline-contrasts"/>
+    <w:bookmarkStart w:id="56" w:name="baseline-contrasts"/>
     <w:p>
       <w:pPr>
         <w:pStyle w:val="Heading3"/>
@@ -4532,8 +4558,8 @@
         <w:t xml:space="preserve">The median decrease in auROC for the baseline vs. 24 hour lag model was 0.006 (95% CI=[0.000-0.012]), yielding a significant probability of 0.960 that the lagged model had worse performance. The median decrease in auROC for the baseline vs. 72 hour model was 0.018 (95% CI=[0.012-0.025]), yielding a significant probability of 1.000 that the lagged model had worse performance. The median decrease in auROC for the baseline vs. 168 hour lag model was 0.023 (95% CI=[0.016-0.029]), yielding a significant probability of 1.000 that the lagged model had worse performance. The median decrease in auROC for the baseline vs. 336 hour lag model was 0.041 (95% CI=[0.033-0.049]), yielding a significant probability of 1.000 that the lagged model had worse performance.</w:t>
       </w:r>
     </w:p>
-    <w:bookmarkEnd w:id="55"/>
-    <w:bookmarkStart w:id="56" w:name="adjacent-contrasts"/>
+    <w:bookmarkEnd w:id="56"/>
+    <w:bookmarkStart w:id="57" w:name="adjacent-contrasts"/>
     <w:p>
       <w:pPr>
         <w:pStyle w:val="Heading3"/>
@@ -4550,9 +4576,9 @@
         <w:t xml:space="preserve">The median decrease in auROC for the 24 hour vs. 72 hour lag model was 0.012 (95% CI=[0.006-0.019]), yielding a significant probability of 1.000 that the 72 hour lag model had worse performance than the 24 hour lag model. The median decrease in auROC for the 72 hour vs. 168 hour lag model was 0.004 (95% CI=[-0.002-0.011]), yielding a non-significant probability of 0.865 that the 168 hour lag model had worse performance than the 72 hour lag model. The median decrease in auROC for the 168 hour vs. 336 hour lag model was 0.018 (95% CI=[0.011-0.025]), yielding a significant probability of 1.000 that the 336 hour lag model had worse performance than the 168 hour lag model.</w:t>
       </w:r>
     </w:p>
-    <w:bookmarkEnd w:id="56"/>
     <w:bookmarkEnd w:id="57"/>
-    <w:bookmarkStart w:id="58" w:name="fairness-benchmarks-1"/>
+    <w:bookmarkEnd w:id="58"/>
+    <w:bookmarkStart w:id="59" w:name="fairness-benchmarks-1"/>
     <w:p>
       <w:pPr>
         <w:pStyle w:val="Heading2"/>
@@ -4715,8 +4741,8 @@
         <w:t xml:space="preserve">). All group comparisons were significant (probability &gt; .95) across models. On average there was a median decrease in auROC of 0.159 (range 0.107-0.179) for participants who were not White compared to non-Hispanic White participants. On average there was a median decrease in auROC of 0.080 (range 0.059-0.116) for female participants compared to male participants. On average there was a median decrease in auROC of 0.092 (range 0.086-0.133) for participants below the federal poverty line compared to participants above the federal poverty line. Table 1 in the supplement shows the median auROC and credible intervals separately by group and model.</w:t>
       </w:r>
     </w:p>
-    <w:bookmarkEnd w:id="58"/>
-    <w:bookmarkStart w:id="64" w:name="feature-importance-1"/>
+    <w:bookmarkEnd w:id="59"/>
+    <w:bookmarkStart w:id="65" w:name="feature-importance-1"/>
     <w:p>
       <w:pPr>
         <w:pStyle w:val="Heading2"/>
@@ -4768,7 +4794,7 @@
       <w:tr>
         <w:tc>
           <w:tcPr/>
-          <w:bookmarkStart w:id="62" w:name="fig-shap"/>
+          <w:bookmarkStart w:id="63" w:name="fig-shap"/>
           <w:p>
             <w:pPr>
               <w:pStyle w:val="Compact"/>
@@ -4779,18 +4805,18 @@
                 <wp:inline>
                   <wp:extent cx="5334000" cy="4191000"/>
                   <wp:effectExtent b="0" l="0" r="0" t="0"/>
-                  <wp:docPr descr="" title="" id="60" name="Picture"/>
+                  <wp:docPr descr="" title="" id="61" name="Picture"/>
                   <a:graphic>
                     <a:graphicData uri="http://schemas.openxmlformats.org/drawingml/2006/picture">
                       <pic:pic>
                         <pic:nvPicPr>
-                          <pic:cNvPr descr="index_files/figure-docx/notebooks-mak_figures-fig-shap-output-1.png" id="61" name="Picture"/>
+                          <pic:cNvPr descr="index_files/figure-docx/notebooks-mak_figures-fig-shap-output-1.png" id="62" name="Picture"/>
                           <pic:cNvPicPr>
                             <a:picLocks noChangeArrowheads="1" noChangeAspect="1"/>
                           </pic:cNvPicPr>
                         </pic:nvPicPr>
                         <pic:blipFill>
-                          <a:blip r:embed="rId59"/>
+                          <a:blip r:embed="rId60"/>
                           <a:stretch>
                             <a:fillRect/>
                           </a:stretch>
@@ -4830,7 +4856,7 @@
               <w:t xml:space="preserve">Figure 3: Panel A depicts the global importance (mean |Shapley value|) for feature categories for each model. Feature categories are ordered by their aggregate global importance (i.e., total bar length) across the five models. The importance of each feature category for specific models is displayed separately by color. Panel B shows the local feature importance for the 336 hour lagged model.</w:t>
             </w:r>
           </w:p>
-          <w:bookmarkEnd w:id="62"/>
+          <w:bookmarkEnd w:id="63"/>
         </w:tc>
       </w:tr>
     </w:tbl>
@@ -4850,7 +4876,7 @@
         </w:rPr>
         <w:t xml:space="preserve"> </w:t>
       </w:r>
-      <w:hyperlink r:id="rId63">
+      <w:hyperlink r:id="rId64">
         <w:r>
           <w:rPr>
             <w:rStyle w:val="Hyperlink"/>
@@ -4860,8 +4886,8 @@
         </w:r>
       </w:hyperlink>
     </w:p>
-    <w:bookmarkEnd w:id="64"/>
-    <w:bookmarkStart w:id="65" w:name="discussion"/>
+    <w:bookmarkEnd w:id="65"/>
+    <w:bookmarkStart w:id="66" w:name="discussion"/>
     <w:p>
       <w:pPr>
         <w:pStyle w:val="Heading2"/>
@@ -4936,8 +4962,8 @@
         <w:t xml:space="preserve">Note from Gaylen: if the model performance doesn’t degrade much, and the feature importance doesn’t seem to change much across lags… what does this say about the need for proximal predictors? obviously 2-3 weeks out is different than 6 months out, but even in-the-moment features are still important for predicting a lapse up to 3 weeks later (2 week lag plus 1 week window as lapse could be any time within the window). it is obviously exciting that we can do this advanced prediction, but i think you’ll have to navigate the line between celebrating that success and still calling for dense monitoring of proximal predictors</w:t>
       </w:r>
     </w:p>
-    <w:bookmarkEnd w:id="65"/>
-    <w:bookmarkStart w:id="104" w:name="references"/>
+    <w:bookmarkEnd w:id="66"/>
+    <w:bookmarkStart w:id="105" w:name="references"/>
     <w:p>
       <w:pPr>
         <w:pStyle w:val="Heading2"/>
@@ -4946,8 +4972,8 @@
         <w:t xml:space="preserve">References</w:t>
       </w:r>
     </w:p>
-    <w:bookmarkStart w:id="103" w:name="refs"/>
-    <w:bookmarkStart w:id="67" w:name="ref-baeMobilePhoneSensors2018"/>
+    <w:bookmarkStart w:id="104" w:name="refs"/>
+    <w:bookmarkStart w:id="68" w:name="ref-baeMobilePhoneSensors2018"/>
     <w:p>
       <w:pPr>
         <w:pStyle w:val="Bibliography"/>
@@ -4992,7 +5018,7 @@
       <w:r>
         <w:t xml:space="preserve"> </w:t>
       </w:r>
-      <w:hyperlink r:id="rId66">
+      <w:hyperlink r:id="rId67">
         <w:r>
           <w:rPr>
             <w:rStyle w:val="Hyperlink"/>
@@ -5004,8 +5030,8 @@
         <w:t xml:space="preserve">.</w:t>
       </w:r>
     </w:p>
-    <w:bookmarkEnd w:id="67"/>
-    <w:bookmarkStart w:id="69" w:name="ref-chtc"/>
+    <w:bookmarkEnd w:id="68"/>
+    <w:bookmarkStart w:id="70" w:name="ref-chtc"/>
     <w:p>
       <w:pPr>
         <w:pStyle w:val="Bibliography"/>
@@ -5028,7 +5054,7 @@
       <w:r>
         <w:t xml:space="preserve"> </w:t>
       </w:r>
-      <w:hyperlink r:id="rId68">
+      <w:hyperlink r:id="rId69">
         <w:r>
           <w:rPr>
             <w:rStyle w:val="Hyperlink"/>
@@ -5040,8 +5066,8 @@
         <w:t xml:space="preserve">.</w:t>
       </w:r>
     </w:p>
-    <w:bookmarkEnd w:id="69"/>
-    <w:bookmarkStart w:id="71" w:name="ref-chihPredictiveModelingAddiction2014"/>
+    <w:bookmarkEnd w:id="70"/>
+    <w:bookmarkStart w:id="72" w:name="ref-chihPredictiveModelingAddiction2014"/>
     <w:p>
       <w:pPr>
         <w:pStyle w:val="Bibliography"/>
@@ -5074,7 +5100,7 @@
       <w:r>
         <w:t xml:space="preserve"> </w:t>
       </w:r>
-      <w:hyperlink r:id="rId70">
+      <w:hyperlink r:id="rId71">
         <w:r>
           <w:rPr>
             <w:rStyle w:val="Hyperlink"/>
@@ -5086,8 +5112,8 @@
         <w:t xml:space="preserve">.</w:t>
       </w:r>
     </w:p>
-    <w:bookmarkEnd w:id="71"/>
-    <w:bookmarkStart w:id="73" w:name="ref-derubeisHistoryCurrentStatus2019"/>
+    <w:bookmarkEnd w:id="72"/>
+    <w:bookmarkStart w:id="74" w:name="ref-derubeisHistoryCurrentStatus2019"/>
     <w:p>
       <w:pPr>
         <w:pStyle w:val="Bibliography"/>
@@ -5120,7 +5146,7 @@
       <w:r>
         <w:t xml:space="preserve"> </w:t>
       </w:r>
-      <w:hyperlink r:id="rId72">
+      <w:hyperlink r:id="rId73">
         <w:r>
           <w:rPr>
             <w:rStyle w:val="Hyperlink"/>
@@ -5132,8 +5158,8 @@
         <w:t xml:space="preserve">.</w:t>
       </w:r>
     </w:p>
-    <w:bookmarkEnd w:id="73"/>
-    <w:bookmarkStart w:id="75" w:name="Xa203ab3abd150ead1a7854a9fa5726c8a273f52"/>
+    <w:bookmarkEnd w:id="74"/>
+    <w:bookmarkStart w:id="76" w:name="Xa203ab3abd150ead1a7854a9fa5726c8a273f52"/>
     <w:p>
       <w:pPr>
         <w:pStyle w:val="Bibliography"/>
@@ -5178,7 +5204,7 @@
       <w:r>
         <w:t xml:space="preserve"> </w:t>
       </w:r>
-      <w:hyperlink r:id="rId74">
+      <w:hyperlink r:id="rId75">
         <w:r>
           <w:rPr>
             <w:rStyle w:val="Hyperlink"/>
@@ -5190,8 +5216,8 @@
         <w:t xml:space="preserve">.</w:t>
       </w:r>
     </w:p>
-    <w:bookmarkEnd w:id="75"/>
-    <w:bookmarkStart w:id="76" w:name="ref-hsiehSampleSizeTables1989"/>
+    <w:bookmarkEnd w:id="76"/>
+    <w:bookmarkStart w:id="77" w:name="ref-hsiehSampleSizeTables1989"/>
     <w:p>
       <w:pPr>
         <w:pStyle w:val="Bibliography"/>
@@ -5222,8 +5248,8 @@
         <w:t xml:space="preserve">8: 795–802.</w:t>
       </w:r>
     </w:p>
-    <w:bookmarkEnd w:id="76"/>
-    <w:bookmarkStart w:id="78" w:name="ref-kilaruIncidenceTreatmentOpioid2020"/>
+    <w:bookmarkEnd w:id="77"/>
+    <w:bookmarkStart w:id="79" w:name="ref-kilaruIncidenceTreatmentOpioid2020"/>
     <w:p>
       <w:pPr>
         <w:pStyle w:val="Bibliography"/>
@@ -5289,7 +5315,7 @@
       <w:r>
         <w:t xml:space="preserve"> </w:t>
       </w:r>
-      <w:hyperlink r:id="rId77">
+      <w:hyperlink r:id="rId78">
         <w:r>
           <w:rPr>
             <w:rStyle w:val="Hyperlink"/>
@@ -5301,8 +5327,8 @@
         <w:t xml:space="preserve">.</w:t>
       </w:r>
     </w:p>
-    <w:bookmarkEnd w:id="78"/>
-    <w:bookmarkStart w:id="80" w:name="ref-kuhnAppliedPredictiveModeling2018"/>
+    <w:bookmarkEnd w:id="79"/>
+    <w:bookmarkStart w:id="81" w:name="ref-kuhnAppliedPredictiveModeling2018"/>
     <w:p>
       <w:pPr>
         <w:pStyle w:val="Bibliography"/>
@@ -5340,7 +5366,7 @@
       <w:r>
         <w:t xml:space="preserve"> </w:t>
       </w:r>
-      <w:hyperlink r:id="rId79">
+      <w:hyperlink r:id="rId80">
         <w:r>
           <w:rPr>
             <w:rStyle w:val="Hyperlink"/>
@@ -5352,8 +5378,8 @@
         <w:t xml:space="preserve">.</w:t>
       </w:r>
     </w:p>
-    <w:bookmarkEnd w:id="80"/>
-    <w:bookmarkStart w:id="81" w:name="ref-kuhnTidymodelsCollectionPackages2020"/>
+    <w:bookmarkEnd w:id="81"/>
+    <w:bookmarkStart w:id="82" w:name="ref-kuhnTidymodelsCollectionPackages2020"/>
     <w:p>
       <w:pPr>
         <w:pStyle w:val="Bibliography"/>
@@ -5368,8 +5394,8 @@
         <w:t xml:space="preserve">“Tidymodels: A Collection of Packages for Modeling and Machine Learning Using Tidyverse Principles.”</w:t>
       </w:r>
     </w:p>
-    <w:bookmarkEnd w:id="81"/>
-    <w:bookmarkStart w:id="83" w:name="ref-kullSigmoidsHowObtain2017"/>
+    <w:bookmarkEnd w:id="82"/>
+    <w:bookmarkStart w:id="84" w:name="ref-kullSigmoidsHowObtain2017"/>
     <w:p>
       <w:pPr>
         <w:pStyle w:val="Bibliography"/>
@@ -5414,7 +5440,7 @@
       <w:r>
         <w:t xml:space="preserve"> </w:t>
       </w:r>
-      <w:hyperlink r:id="rId82">
+      <w:hyperlink r:id="rId83">
         <w:r>
           <w:rPr>
             <w:rStyle w:val="Hyperlink"/>
@@ -5426,8 +5452,8 @@
         <w:t xml:space="preserve">.</w:t>
       </w:r>
     </w:p>
-    <w:bookmarkEnd w:id="83"/>
-    <w:bookmarkStart w:id="84" w:name="X34be55f2a2ff67a14e7206627bb93b426490c87"/>
+    <w:bookmarkEnd w:id="84"/>
+    <w:bookmarkStart w:id="85" w:name="X34be55f2a2ff67a14e7206627bb93b426490c87"/>
     <w:p>
       <w:pPr>
         <w:pStyle w:val="Bibliography"/>
@@ -5512,8 +5538,8 @@
         <w:t xml:space="preserve">’17. Red Hook, NY, USA: Curran Associates Inc.</w:t>
       </w:r>
     </w:p>
-    <w:bookmarkEnd w:id="84"/>
-    <w:bookmarkStart w:id="85" w:name="X0900e084d2d8751b94683f82b04534ea811d54e"/>
+    <w:bookmarkEnd w:id="85"/>
+    <w:bookmarkStart w:id="86" w:name="X0900e084d2d8751b94683f82b04534ea811d54e"/>
     <w:p>
       <w:pPr>
         <w:pStyle w:val="Bibliography"/>
@@ -5626,8 +5652,8 @@
         <w:t xml:space="preserve">. First edition. New York: The Guilford Press.</w:t>
       </w:r>
     </w:p>
-    <w:bookmarkEnd w:id="85"/>
-    <w:bookmarkStart w:id="87" w:name="ref-olfsonHealthcareCoverageService2022"/>
+    <w:bookmarkEnd w:id="86"/>
+    <w:bookmarkStart w:id="88" w:name="ref-olfsonHealthcareCoverageService2022"/>
     <w:p>
       <w:pPr>
         <w:pStyle w:val="Bibliography"/>
@@ -5660,7 +5686,7 @@
       <w:r>
         <w:t xml:space="preserve"> </w:t>
       </w:r>
-      <w:hyperlink r:id="rId86">
+      <w:hyperlink r:id="rId87">
         <w:r>
           <w:rPr>
             <w:rStyle w:val="Hyperlink"/>
@@ -5672,8 +5698,8 @@
         <w:t xml:space="preserve">.</w:t>
       </w:r>
     </w:p>
-    <w:bookmarkEnd w:id="87"/>
-    <w:bookmarkStart w:id="89" w:name="ref-pinedoCurrentReexaminationRacial2019"/>
+    <w:bookmarkEnd w:id="88"/>
+    <w:bookmarkStart w:id="90" w:name="ref-pinedoCurrentReexaminationRacial2019"/>
     <w:p>
       <w:pPr>
         <w:pStyle w:val="Bibliography"/>
@@ -5718,7 +5744,7 @@
       <w:r>
         <w:t xml:space="preserve"> </w:t>
       </w:r>
-      <w:hyperlink r:id="rId88">
+      <w:hyperlink r:id="rId89">
         <w:r>
           <w:rPr>
             <w:rStyle w:val="Hyperlink"/>
@@ -5730,8 +5756,8 @@
         <w:t xml:space="preserve">.</w:t>
       </w:r>
     </w:p>
-    <w:bookmarkEnd w:id="89"/>
-    <w:bookmarkStart w:id="90" w:name="Xa6ef1c5c979e7476d6234b79f6a74545fbd7694"/>
+    <w:bookmarkEnd w:id="90"/>
+    <w:bookmarkStart w:id="91" w:name="Xa6ef1c5c979e7476d6234b79f6a74545fbd7694"/>
     <w:p>
       <w:pPr>
         <w:pStyle w:val="Bibliography"/>
@@ -5774,8 +5800,8 @@
         <w:t xml:space="preserve">58 (1): 7–29.</w:t>
       </w:r>
     </w:p>
-    <w:bookmarkEnd w:id="90"/>
-    <w:bookmarkStart w:id="92" w:name="Xd4c1d027f60920f356af6131267e679804e946e"/>
+    <w:bookmarkEnd w:id="91"/>
+    <w:bookmarkStart w:id="93" w:name="Xd4c1d027f60920f356af6131267e679804e946e"/>
     <w:p>
       <w:pPr>
         <w:pStyle w:val="Bibliography"/>
@@ -5820,7 +5846,7 @@
       <w:r>
         <w:t xml:space="preserve"> </w:t>
       </w:r>
-      <w:hyperlink r:id="rId91">
+      <w:hyperlink r:id="rId92">
         <w:r>
           <w:rPr>
             <w:rStyle w:val="Hyperlink"/>
@@ -5832,8 +5858,8 @@
         <w:t xml:space="preserve">.</w:t>
       </w:r>
     </w:p>
-    <w:bookmarkEnd w:id="92"/>
-    <w:bookmarkStart w:id="94" w:name="ref-waltersUsingMachineLearning2021"/>
+    <w:bookmarkEnd w:id="93"/>
+    <w:bookmarkStart w:id="95" w:name="ref-waltersUsingMachineLearning2021"/>
     <w:p>
       <w:pPr>
         <w:pStyle w:val="Bibliography"/>
@@ -5866,7 +5892,7 @@
       <w:r>
         <w:t xml:space="preserve"> </w:t>
       </w:r>
-      <w:hyperlink r:id="rId93">
+      <w:hyperlink r:id="rId94">
         <w:r>
           <w:rPr>
             <w:rStyle w:val="Hyperlink"/>
@@ -5878,8 +5904,8 @@
         <w:t xml:space="preserve">.</w:t>
       </w:r>
     </w:p>
-    <w:bookmarkEnd w:id="94"/>
-    <w:bookmarkStart w:id="96" w:name="X4446e184b7dd55a61fd406499f32542fdcf24b5"/>
+    <w:bookmarkEnd w:id="95"/>
+    <w:bookmarkStart w:id="97" w:name="X4446e184b7dd55a61fd406499f32542fdcf24b5"/>
     <w:p>
       <w:pPr>
         <w:pStyle w:val="Bibliography"/>
@@ -5924,7 +5950,7 @@
       <w:r>
         <w:t xml:space="preserve"> </w:t>
       </w:r>
-      <w:hyperlink r:id="rId95">
+      <w:hyperlink r:id="rId96">
         <w:r>
           <w:rPr>
             <w:rStyle w:val="Hyperlink"/>
@@ -5936,8 +5962,8 @@
         <w:t xml:space="preserve">.</w:t>
       </w:r>
     </w:p>
-    <w:bookmarkEnd w:id="96"/>
-    <w:bookmarkStart w:id="98" w:name="X254a0f87701f835b5365990b3eba45be7dca59c"/>
+    <w:bookmarkEnd w:id="97"/>
+    <w:bookmarkStart w:id="99" w:name="X254a0f87701f835b5365990b3eba45be7dca59c"/>
     <w:p>
       <w:pPr>
         <w:pStyle w:val="Bibliography"/>
@@ -6021,7 +6047,7 @@
       <w:r>
         <w:t xml:space="preserve"> </w:t>
       </w:r>
-      <w:hyperlink r:id="rId97">
+      <w:hyperlink r:id="rId98">
         <w:r>
           <w:rPr>
             <w:rStyle w:val="Hyperlink"/>
@@ -6033,8 +6059,8 @@
         <w:t xml:space="preserve">.</w:t>
       </w:r>
     </w:p>
-    <w:bookmarkEnd w:id="98"/>
-    <w:bookmarkStart w:id="100" w:name="Xb35ee182d565575e339a0170868456c1684f821"/>
+    <w:bookmarkEnd w:id="99"/>
+    <w:bookmarkStart w:id="101" w:name="Xb35ee182d565575e339a0170868456c1684f821"/>
     <w:p>
       <w:pPr>
         <w:pStyle w:val="Bibliography"/>
@@ -6085,7 +6111,7 @@
       <w:r>
         <w:t xml:space="preserve"> </w:t>
       </w:r>
-      <w:hyperlink r:id="rId99">
+      <w:hyperlink r:id="rId100">
         <w:r>
           <w:rPr>
             <w:rStyle w:val="Hyperlink"/>
@@ -6097,8 +6123,8 @@
         <w:t xml:space="preserve">.</w:t>
       </w:r>
     </w:p>
-    <w:bookmarkEnd w:id="100"/>
-    <w:bookmarkStart w:id="102" w:name="ref-wyantMachineLearningModels2023"/>
+    <w:bookmarkEnd w:id="101"/>
+    <w:bookmarkStart w:id="103" w:name="ref-wyantMachineLearningModels2023"/>
     <w:p>
       <w:pPr>
         <w:pStyle w:val="Bibliography"/>
@@ -6128,7 +6154,7 @@
       <w:r>
         <w:t xml:space="preserve"> </w:t>
       </w:r>
-      <w:hyperlink r:id="rId101">
+      <w:hyperlink r:id="rId102">
         <w:r>
           <w:rPr>
             <w:rStyle w:val="Hyperlink"/>
@@ -6140,10 +6166,10 @@
         <w:t xml:space="preserve">.</w:t>
       </w:r>
     </w:p>
-    <w:bookmarkEnd w:id="102"/>
     <w:bookmarkEnd w:id="103"/>
     <w:bookmarkEnd w:id="104"/>
     <w:bookmarkEnd w:id="105"/>
+    <w:bookmarkEnd w:id="106"/>
     <w:sectPr/>
   </w:body>
 </w:document>
@@ -6169,7 +6195,7 @@
       </w:r>
     </w:p>
   </w:footnote>
-  <w:footnote w:id="39">
+  <w:footnote w:id="40">
     <w:p>
       <w:pPr>
         <w:pStyle w:val="FootnoteText"/>
@@ -6188,7 +6214,7 @@
       </w:r>
     </w:p>
   </w:footnote>
-  <w:footnote w:id="48">
+  <w:footnote w:id="49">
     <w:p>
       <w:pPr>
         <w:pStyle w:val="FootnoteText"/>

--- a/index.docx
+++ b/index.docx
@@ -595,7 +595,7 @@
       </w:r>
     </w:p>
     <w:bookmarkEnd w:id="21"/>
-    <w:bookmarkStart w:id="45" w:name="methods"/>
+    <w:bookmarkStart w:id="46" w:name="methods"/>
     <w:p>
       <w:pPr>
         <w:pStyle w:val="Heading1"/>
@@ -831,7 +831,7 @@
     </w:p>
     <w:bookmarkEnd w:id="27"/>
     <w:bookmarkEnd w:id="28"/>
-    <w:bookmarkStart w:id="44" w:name="data-analytic-strategy"/>
+    <w:bookmarkStart w:id="45" w:name="data-analytic-strategy"/>
     <w:p>
       <w:pPr>
         <w:pStyle w:val="Heading2"/>
@@ -1152,7 +1152,7 @@
       </w:r>
     </w:p>
     <w:bookmarkEnd w:id="36"/>
-    <w:bookmarkStart w:id="43" w:name="model-training-and-evaluation"/>
+    <w:bookmarkStart w:id="44" w:name="model-training-and-evaluation"/>
     <w:p>
       <w:pPr>
         <w:pStyle w:val="Heading3"/>
@@ -1255,18 +1255,26 @@
       </w:r>
     </w:p>
     <w:bookmarkEnd w:id="38"/>
-    <w:bookmarkStart w:id="39" w:name="X974bf4ee3860cae555b77181ab37299cca415d9"/>
+    <w:bookmarkStart w:id="40" w:name="bayesian-model"/>
     <w:p>
       <w:pPr>
         <w:pStyle w:val="Heading4"/>
       </w:pPr>
       <w:r>
-        <w:t xml:space="preserve">Bayesian Model Evaluation and Comparisons</w:t>
+        <w:t xml:space="preserve">Bayesian Model</w:t>
       </w:r>
     </w:p>
     <w:p>
       <w:pPr>
         <w:pStyle w:val="FirstParagraph"/>
+      </w:pPr>
+      <w:r>
+        <w:t xml:space="preserve">We used a Bayesian hierarchical generalized linear model to estimate the posterior probability distributions and 95% Bayesian credible intervals (CIs) for the five best models (no lag and 24 hour, 72 hour, 168 hour, and 336 hour lagged predictions) from our 30 held-out test sets. We set two random intercepts: one for the repeat, and another for the fold nested within repeat. auROCs were transformed using the logit function and regressed as a function of model contrast. We specified two sets of contrasts for model comparisons. The first set compared each lagged model to the baseline model (0 lag vs. 24 hour lag, 0 lag vs. 72 hour lag, 0 lag vs. 168 lag, 0 lag vs. 336 lag). The second set compared adjacently lagged models (24 hour lag vs. 72 hour lag, 72 hour lag vs. 168 hour lag, 168 hour lag vs. 336 hour lag).</w:t>
+      </w:r>
+    </w:p>
+    <w:p>
+      <w:pPr>
+        <w:pStyle w:val="BodyText"/>
       </w:pPr>
       <w:r>
         <w:t xml:space="preserve">Bayesian analyses were accomplished using the tidyposterior</w:t>
@@ -1345,116 +1353,97 @@
         <w:t xml:space="preserve">)</w:t>
       </w:r>
       <w:r>
-        <w:t xml:space="preserve">, we used the rstanarm default autoscaled, weakly informative, data-dependent priors that take into account the order of magnitude of the variables to provide some regularization to stabilize computation and avoid over-fitting. Specifically, the priors were set as follows: residual standard deviation ~ normal(location=0, scale=exp(2)), intercept (after centering predictors) ~ normal(location=2.3, scale=1.3), the two coefficients for window width contrasts ~ normal (location=0, scale=2.69), and covariance ~ decov(regularization=1, concentration=1, shape=1, scale=1).</w:t>
-      </w:r>
-    </w:p>
-    <w:p>
-      <w:pPr>
-        <w:pStyle w:val="BodyText"/>
-      </w:pPr>
-      <w:r>
-        <w:t xml:space="preserve">We used a Bayesian hierarchical generalized linear model to estimate the posterior probability distributions and 95% Bayesian credible intervals (CIs) for auROC for the five best models (no lag and 24 hour, 72 hour, 168 hour, and 336 hour lagged predictions) on the 30 held-out test sets. The median posterior probability for auROC represents our best estimate for the magnitude of the auROC parameter for each model. If the confidence intervals do not contain .5 (chance performance), this suggests our model is capturing signal in the data.</w:t>
-      </w:r>
-    </w:p>
-    <w:p>
-      <w:pPr>
-        <w:pStyle w:val="BodyText"/>
-      </w:pPr>
-      <w:r>
-        <w:t xml:space="preserve">We performed two sets of Bayesian model comparisons. First, we compared each lagged model to our baseline model (no lag)</w:t>
-      </w:r>
-      <w:r>
-        <w:t xml:space="preserve"> </w:t>
-      </w:r>
-      <w:r>
-        <w:t xml:space="preserve">(Wyant et al. n.d.)</w:t>
-      </w:r>
-      <w:r>
-        <w:t xml:space="preserve">. We have demonstrated previously that our baseline model performs well. These comparisons show whether we can predict lapses with similar performance with varying lags (i.e., no lag vs. 24 hours, no lag vs. 72 hours, no lag vs. 168 hours, no lag vs. 336 hours).</w:t>
-      </w:r>
-    </w:p>
-    <w:p>
-      <w:pPr>
-        <w:pStyle w:val="BodyText"/>
-      </w:pPr>
-      <w:r>
-        <w:t xml:space="preserve">Second, we compared each adjacent lagged model (i.e., 24 hours vs 72 hours, 72 hours vs. 168 hours, and 168 hours vs. 336 hours). These comparisons allow us to determine the probability that the lagged models systematically differed as predictions were made further into the future.</w:t>
-      </w:r>
-    </w:p>
-    <w:p>
-      <w:pPr>
-        <w:pStyle w:val="BodyText"/>
-      </w:pPr>
-      <w:r>
-        <w:t xml:space="preserve">For both sets of model comparisons, we determined the probability that the models’ performances differed systematically from each other by regressing the auROCs (logit transformed) from the 30 test sets as a function of the contrast. We set two random intercepts: one for the repeat, and another for the fold within repeat. We also report the precise posterior probability for the difference in auROCs and the 95% Bayesian CIs. If there was a probability &gt; 0.95 that the more lagged model’s performance was worse, we labeled the model contrast as significant.</w:t>
-      </w:r>
-    </w:p>
-    <w:bookmarkEnd w:id="39"/>
-    <w:bookmarkStart w:id="41" w:name="fairness-benchmarks"/>
-    <w:p>
-      <w:pPr>
-        <w:pStyle w:val="Heading4"/>
-      </w:pPr>
-      <w:r>
-        <w:t xml:space="preserve">Fairness Benchmarks</w:t>
-      </w:r>
-    </w:p>
-    <w:p>
-      <w:pPr>
-        <w:pStyle w:val="FirstParagraph"/>
-      </w:pPr>
-      <w:r>
-        <w:t xml:space="preserve">We aim for the responsible and transparent reporting of model performance and clinical utility. In these efforts, we calculated the median posterior probability and 95% Bayesian CI for auROC for each model separately for three dichotomized demographic groups with potential disparities in access to substance use treatment - race and ethnicity (non-Hispanic White vs. non-White)</w:t>
-      </w:r>
-      <w:r>
-        <w:t xml:space="preserve"> </w:t>
-      </w:r>
-      <w:r>
-        <w:t xml:space="preserve">(Pinedo 2019; Kilaru et al. 2020)</w:t>
-      </w:r>
-      <w:r>
-        <w:t xml:space="preserve">, income (above poverty vs. below poverty)</w:t>
-      </w:r>
-      <w:r>
-        <w:t xml:space="preserve"> </w:t>
-      </w:r>
-      <w:r>
-        <w:t xml:space="preserve">(Olfson et al. 2022)</w:t>
-      </w:r>
-      <w:r>
-        <w:t xml:space="preserve">, and sex at birth (male vs. female)</w:t>
-      </w:r>
-      <w:r>
-        <w:t xml:space="preserve"> </w:t>
-      </w:r>
-      <w:r>
-        <w:t xml:space="preserve">(Greenfield et al. 2007; Kilaru et al. 2020)</w:t>
-      </w:r>
-      <w:r>
-        <w:t xml:space="preserve">.</w:t>
-      </w:r>
-    </w:p>
-    <w:p>
-      <w:pPr>
-        <w:pStyle w:val="BodyText"/>
-      </w:pPr>
-      <w:r>
-        <w:t xml:space="preserve">We also acknowledge that models that work for only a subset of people, if implemented, could widen existing treatment disparities. We conducted Bayesian group comparisons to assess the likelihood that the model performs differently by group. We report the median difference and range in posterior probabilities across all models. The median auROC and Bayesian CIs are reported separately by group and model in the supplement.</w:t>
+        <w:t xml:space="preserve">, we used the rstanarm default autoscaled, weakly informative, data-dependent priors that take into account the order of magnitude of the variables to provide some regularization to stabilize computation and avoid over-fitting.</w:t>
       </w:r>
       <w:r>
         <w:rPr>
           <w:rStyle w:val="FootnoteReference"/>
         </w:rPr>
-        <w:footnoteReference w:id="40"/>
-      </w:r>
-    </w:p>
-    <w:bookmarkEnd w:id="41"/>
-    <w:bookmarkStart w:id="42" w:name="feature-importance"/>
+        <w:footnoteReference w:id="39"/>
+      </w:r>
+    </w:p>
+    <w:p>
+      <w:pPr>
+        <w:pStyle w:val="BodyText"/>
+      </w:pPr>
+      <w:r>
+        <w:t xml:space="preserve">From the Bayesian model we obtained the posterior distribution (transformed back from logit) and Bayeisan CIs for overall model evaluation. To evaluate our models’ overall performance we report the median posterior probability for auROC and Bayesian CIs. This represents our best estimate for the magnitude of the auROC parameter for each model. If the confidence intervals do not contain .5 (chance performance), this suggests our model is capturing signal in the data.</w:t>
+      </w:r>
+    </w:p>
+    <w:p>
+      <w:pPr>
+        <w:pStyle w:val="BodyText"/>
+      </w:pPr>
+      <w:r>
+        <w:t xml:space="preserve">We then conducted Bayesian model comparisons using our two sets of contrasts - baseline and adjacent lags. For both model comparisons, we determined the probability that the models’ performances differed systematically from each other. We also report the precise posterior probability for the difference in auROCs and the 95% Bayesian CIs. If there was a probability &gt;.95 that the more lagged model’s performance was worse, we labeled the model contrast as significant.</w:t>
+      </w:r>
+    </w:p>
+    <w:bookmarkEnd w:id="40"/>
+    <w:bookmarkStart w:id="42" w:name="fairness-benchmarks"/>
     <w:p>
       <w:pPr>
         <w:pStyle w:val="Heading4"/>
       </w:pPr>
       <w:r>
+        <w:t xml:space="preserve">Fairness Benchmarks</w:t>
+      </w:r>
+    </w:p>
+    <w:p>
+      <w:pPr>
+        <w:pStyle w:val="FirstParagraph"/>
+      </w:pPr>
+      <w:r>
+        <w:t xml:space="preserve">We aim for the responsible and transparent reporting of model performance and clinical utility. In these efforts, we calculated the median posterior probability and 95% Bayesian CI for auROC for each model separately for three dichotomized demographic groups with potential disparities in access to substance use treatment - race and ethnicity (non-Hispanic White vs. non-White)</w:t>
+      </w:r>
+      <w:r>
+        <w:t xml:space="preserve"> </w:t>
+      </w:r>
+      <w:r>
+        <w:t xml:space="preserve">(Pinedo 2019; Kilaru et al. 2020)</w:t>
+      </w:r>
+      <w:r>
+        <w:t xml:space="preserve">, income (above poverty vs. below poverty)</w:t>
+      </w:r>
+      <w:r>
+        <w:t xml:space="preserve"> </w:t>
+      </w:r>
+      <w:r>
+        <w:t xml:space="preserve">(Olfson et al. 2022)</w:t>
+      </w:r>
+      <w:r>
+        <w:t xml:space="preserve">, and sex at birth (male vs. female)</w:t>
+      </w:r>
+      <w:r>
+        <w:t xml:space="preserve"> </w:t>
+      </w:r>
+      <w:r>
+        <w:t xml:space="preserve">(Greenfield et al. 2007; Kilaru et al. 2020)</w:t>
+      </w:r>
+      <w:r>
+        <w:t xml:space="preserve">.</w:t>
+      </w:r>
+    </w:p>
+    <w:p>
+      <w:pPr>
+        <w:pStyle w:val="BodyText"/>
+      </w:pPr>
+      <w:r>
+        <w:t xml:space="preserve">We also acknowledge that models that work for only a subset of people, if implemented, could widen existing treatment disparities. We conducted Bayesian group comparisons to assess the likelihood that the model performs differently by group. We report the median difference and range in posterior probabilities across all models. The median auROC and Bayesian CIs are reported separately by group and model in the supplement.</w:t>
+      </w:r>
+      <w:r>
+        <w:rPr>
+          <w:rStyle w:val="FootnoteReference"/>
+        </w:rPr>
+        <w:footnoteReference w:id="41"/>
+      </w:r>
+    </w:p>
+    <w:bookmarkEnd w:id="42"/>
+    <w:bookmarkStart w:id="43" w:name="feature-importance"/>
+    <w:p>
+      <w:pPr>
+        <w:pStyle w:val="Heading4"/>
+      </w:pPr>
+      <w:r>
         <w:t xml:space="preserve">Feature Importance</w:t>
       </w:r>
     </w:p>
@@ -1475,11 +1464,11 @@
         <w:t xml:space="preserve">. We averaged the three Shapley values for each observation for each feature (i.e., across the three repeats) to increase their stability. An inherent property of Shapley values is their additivity, allowing us to combine features into feature categories. We created separate feature categories for each of the nine EMA questions, the rates of past alcohol use and missing surveys, the time of day and day of the week of the start of the prediction window, and the seven demographic variables included in the models. We calculated the local (i.e., for each observation) importance for each category of features by adding Shapley values across all features in a category, separately for each observation. We calculated global importance for each feature category by averaging the absolute value of the Shapley values of all features in the category across all observations. These local and global importance scores based on Shapley values allow us to contextualize relative feature importance for each model.</w:t>
       </w:r>
     </w:p>
-    <w:bookmarkEnd w:id="42"/>
     <w:bookmarkEnd w:id="43"/>
     <w:bookmarkEnd w:id="44"/>
     <w:bookmarkEnd w:id="45"/>
-    <w:bookmarkStart w:id="106" w:name="results"/>
+    <w:bookmarkEnd w:id="46"/>
+    <w:bookmarkStart w:id="107" w:name="results"/>
     <w:p>
       <w:pPr>
         <w:pStyle w:val="Heading1"/>
@@ -1488,7 +1477,7 @@
         <w:t xml:space="preserve">Results</w:t>
       </w:r>
     </w:p>
-    <w:bookmarkStart w:id="48" w:name="demographic-and-lapse-characteristics"/>
+    <w:bookmarkStart w:id="49" w:name="demographic-and-lapse-characteristics"/>
     <w:p>
       <w:pPr>
         <w:pStyle w:val="Heading2"/>
@@ -1535,7 +1524,7 @@
       <w:tr>
         <w:tc>
           <w:tcPr/>
-          <w:bookmarkStart w:id="46" w:name="tbl-demohtml"/>
+          <w:bookmarkStart w:id="47" w:name="tbl-demohtml"/>
           <w:p>
             <w:pPr>
               <w:jc w:val="center"/>
@@ -4340,7 +4329,7 @@
               </w:tc>
             </w:tr>
           </w:tbl>
-          <w:bookmarkEnd w:id="46"/>
+          <w:bookmarkEnd w:id="47"/>
           <w:p/>
         </w:tc>
       </w:tr>
@@ -4361,7 +4350,7 @@
         </w:rPr>
         <w:t xml:space="preserve"> </w:t>
       </w:r>
-      <w:hyperlink r:id="rId47">
+      <w:hyperlink r:id="rId48">
         <w:r>
           <w:rPr>
             <w:rStyle w:val="Hyperlink"/>
@@ -4371,8 +4360,8 @@
         </w:r>
       </w:hyperlink>
     </w:p>
-    <w:bookmarkEnd w:id="48"/>
-    <w:bookmarkStart w:id="55" w:name="model-evaluation"/>
+    <w:bookmarkEnd w:id="49"/>
+    <w:bookmarkStart w:id="56" w:name="model-evaluation"/>
     <w:p>
       <w:pPr>
         <w:pStyle w:val="Heading2"/>
@@ -4392,7 +4381,7 @@
         <w:rPr>
           <w:rStyle w:val="FootnoteReference"/>
         </w:rPr>
-        <w:footnoteReference w:id="49"/>
+        <w:footnoteReference w:id="50"/>
       </w:r>
       <w:r>
         <w:t xml:space="preserve"> </w:t>
@@ -4439,7 +4428,7 @@
       <w:tr>
         <w:tc>
           <w:tcPr/>
-          <w:bookmarkStart w:id="53" w:name="fig-1"/>
+          <w:bookmarkStart w:id="54" w:name="fig-1"/>
           <w:p>
             <w:pPr>
               <w:pStyle w:val="Compact"/>
@@ -4450,18 +4439,18 @@
                 <wp:inline>
                   <wp:extent cx="5334000" cy="3810000"/>
                   <wp:effectExtent b="0" l="0" r="0" t="0"/>
-                  <wp:docPr descr="" title="" id="51" name="Picture"/>
+                  <wp:docPr descr="" title="" id="52" name="Picture"/>
                   <a:graphic>
                     <a:graphicData uri="http://schemas.openxmlformats.org/drawingml/2006/picture">
                       <pic:pic>
                         <pic:nvPicPr>
-                          <pic:cNvPr descr="index_files/figure-docx/notebooks-mak_figures-fig-1-output-1.png" id="52" name="Picture"/>
+                          <pic:cNvPr descr="index_files/figure-docx/notebooks-mak_figures-fig-1-output-1.png" id="53" name="Picture"/>
                           <pic:cNvPicPr>
                             <a:picLocks noChangeArrowheads="1" noChangeAspect="1"/>
                           </pic:cNvPicPr>
                         </pic:nvPicPr>
                         <pic:blipFill>
-                          <a:blip r:embed="rId50"/>
+                          <a:blip r:embed="rId51"/>
                           <a:stretch>
                             <a:fillRect/>
                           </a:stretch>
@@ -4501,7 +4490,7 @@
               <w:t xml:space="preserve">Figure 2: Panel A depicts posterior probability for area under ROC curve (auROC) and Bayesian credible intervals by model. Dashed line indicates a model performing at chance. Panel B depicts difference in auROCs by demographic group</w:t>
             </w:r>
           </w:p>
-          <w:bookmarkEnd w:id="53"/>
+          <w:bookmarkEnd w:id="54"/>
         </w:tc>
       </w:tr>
     </w:tbl>
@@ -4521,7 +4510,7 @@
         </w:rPr>
         <w:t xml:space="preserve"> </w:t>
       </w:r>
-      <w:hyperlink r:id="rId54">
+      <w:hyperlink r:id="rId55">
         <w:r>
           <w:rPr>
             <w:rStyle w:val="Hyperlink"/>
@@ -4531,8 +4520,8 @@
         </w:r>
       </w:hyperlink>
     </w:p>
-    <w:bookmarkEnd w:id="55"/>
-    <w:bookmarkStart w:id="58" w:name="model-comparisons"/>
+    <w:bookmarkEnd w:id="56"/>
+    <w:bookmarkStart w:id="59" w:name="model-comparisons"/>
     <w:p>
       <w:pPr>
         <w:pStyle w:val="Heading2"/>
@@ -4541,7 +4530,7 @@
         <w:t xml:space="preserve">Model Comparisons</w:t>
       </w:r>
     </w:p>
-    <w:bookmarkStart w:id="56" w:name="baseline-contrasts"/>
+    <w:bookmarkStart w:id="57" w:name="baseline-contrasts"/>
     <w:p>
       <w:pPr>
         <w:pStyle w:val="Heading3"/>
@@ -4558,8 +4547,8 @@
         <w:t xml:space="preserve">The median decrease in auROC for the baseline vs. 24 hour lag model was 0.006 (95% CI=[0.000-0.012]), yielding a significant probability of 0.960 that the lagged model had worse performance. The median decrease in auROC for the baseline vs. 72 hour model was 0.018 (95% CI=[0.012-0.025]), yielding a significant probability of 1.000 that the lagged model had worse performance. The median decrease in auROC for the baseline vs. 168 hour lag model was 0.023 (95% CI=[0.016-0.029]), yielding a significant probability of 1.000 that the lagged model had worse performance. The median decrease in auROC for the baseline vs. 336 hour lag model was 0.041 (95% CI=[0.033-0.049]), yielding a significant probability of 1.000 that the lagged model had worse performance.</w:t>
       </w:r>
     </w:p>
-    <w:bookmarkEnd w:id="56"/>
-    <w:bookmarkStart w:id="57" w:name="adjacent-contrasts"/>
+    <w:bookmarkEnd w:id="57"/>
+    <w:bookmarkStart w:id="58" w:name="adjacent-contrasts"/>
     <w:p>
       <w:pPr>
         <w:pStyle w:val="Heading3"/>
@@ -4576,9 +4565,9 @@
         <w:t xml:space="preserve">The median decrease in auROC for the 24 hour vs. 72 hour lag model was 0.012 (95% CI=[0.006-0.019]), yielding a significant probability of 1.000 that the 72 hour lag model had worse performance than the 24 hour lag model. The median decrease in auROC for the 72 hour vs. 168 hour lag model was 0.004 (95% CI=[-0.002-0.011]), yielding a non-significant probability of 0.865 that the 168 hour lag model had worse performance than the 72 hour lag model. The median decrease in auROC for the 168 hour vs. 336 hour lag model was 0.018 (95% CI=[0.011-0.025]), yielding a significant probability of 1.000 that the 336 hour lag model had worse performance than the 168 hour lag model.</w:t>
       </w:r>
     </w:p>
-    <w:bookmarkEnd w:id="57"/>
     <w:bookmarkEnd w:id="58"/>
-    <w:bookmarkStart w:id="59" w:name="fairness-benchmarks-1"/>
+    <w:bookmarkEnd w:id="59"/>
+    <w:bookmarkStart w:id="60" w:name="fairness-benchmarks-1"/>
     <w:p>
       <w:pPr>
         <w:pStyle w:val="Heading2"/>
@@ -4741,8 +4730,8 @@
         <w:t xml:space="preserve">). All group comparisons were significant (probability &gt; .95) across models. On average there was a median decrease in auROC of 0.159 (range 0.107-0.179) for participants who were not White compared to non-Hispanic White participants. On average there was a median decrease in auROC of 0.080 (range 0.059-0.116) for female participants compared to male participants. On average there was a median decrease in auROC of 0.092 (range 0.086-0.133) for participants below the federal poverty line compared to participants above the federal poverty line. Table 1 in the supplement shows the median auROC and credible intervals separately by group and model.</w:t>
       </w:r>
     </w:p>
-    <w:bookmarkEnd w:id="59"/>
-    <w:bookmarkStart w:id="65" w:name="feature-importance-1"/>
+    <w:bookmarkEnd w:id="60"/>
+    <w:bookmarkStart w:id="66" w:name="feature-importance-1"/>
     <w:p>
       <w:pPr>
         <w:pStyle w:val="Heading2"/>
@@ -4794,7 +4783,7 @@
       <w:tr>
         <w:tc>
           <w:tcPr/>
-          <w:bookmarkStart w:id="63" w:name="fig-shap"/>
+          <w:bookmarkStart w:id="64" w:name="fig-shap"/>
           <w:p>
             <w:pPr>
               <w:pStyle w:val="Compact"/>
@@ -4805,18 +4794,18 @@
                 <wp:inline>
                   <wp:extent cx="5334000" cy="4191000"/>
                   <wp:effectExtent b="0" l="0" r="0" t="0"/>
-                  <wp:docPr descr="" title="" id="61" name="Picture"/>
+                  <wp:docPr descr="" title="" id="62" name="Picture"/>
                   <a:graphic>
                     <a:graphicData uri="http://schemas.openxmlformats.org/drawingml/2006/picture">
                       <pic:pic>
                         <pic:nvPicPr>
-                          <pic:cNvPr descr="index_files/figure-docx/notebooks-mak_figures-fig-shap-output-1.png" id="62" name="Picture"/>
+                          <pic:cNvPr descr="index_files/figure-docx/notebooks-mak_figures-fig-shap-output-1.png" id="63" name="Picture"/>
                           <pic:cNvPicPr>
                             <a:picLocks noChangeArrowheads="1" noChangeAspect="1"/>
                           </pic:cNvPicPr>
                         </pic:nvPicPr>
                         <pic:blipFill>
-                          <a:blip r:embed="rId60"/>
+                          <a:blip r:embed="rId61"/>
                           <a:stretch>
                             <a:fillRect/>
                           </a:stretch>
@@ -4856,7 +4845,7 @@
               <w:t xml:space="preserve">Figure 3: Panel A depicts the global importance (mean |Shapley value|) for feature categories for each model. Feature categories are ordered by their aggregate global importance (i.e., total bar length) across the five models. The importance of each feature category for specific models is displayed separately by color. Panel B shows the local feature importance for the 336 hour lagged model.</w:t>
             </w:r>
           </w:p>
-          <w:bookmarkEnd w:id="63"/>
+          <w:bookmarkEnd w:id="64"/>
         </w:tc>
       </w:tr>
     </w:tbl>
@@ -4876,7 +4865,7 @@
         </w:rPr>
         <w:t xml:space="preserve"> </w:t>
       </w:r>
-      <w:hyperlink r:id="rId64">
+      <w:hyperlink r:id="rId65">
         <w:r>
           <w:rPr>
             <w:rStyle w:val="Hyperlink"/>
@@ -4886,8 +4875,8 @@
         </w:r>
       </w:hyperlink>
     </w:p>
-    <w:bookmarkEnd w:id="65"/>
-    <w:bookmarkStart w:id="66" w:name="discussion"/>
+    <w:bookmarkEnd w:id="66"/>
+    <w:bookmarkStart w:id="67" w:name="discussion"/>
     <w:p>
       <w:pPr>
         <w:pStyle w:val="Heading2"/>
@@ -4962,8 +4951,8 @@
         <w:t xml:space="preserve">Note from Gaylen: if the model performance doesn’t degrade much, and the feature importance doesn’t seem to change much across lags… what does this say about the need for proximal predictors? obviously 2-3 weeks out is different than 6 months out, but even in-the-moment features are still important for predicting a lapse up to 3 weeks later (2 week lag plus 1 week window as lapse could be any time within the window). it is obviously exciting that we can do this advanced prediction, but i think you’ll have to navigate the line between celebrating that success and still calling for dense monitoring of proximal predictors</w:t>
       </w:r>
     </w:p>
-    <w:bookmarkEnd w:id="66"/>
-    <w:bookmarkStart w:id="105" w:name="references"/>
+    <w:bookmarkEnd w:id="67"/>
+    <w:bookmarkStart w:id="106" w:name="references"/>
     <w:p>
       <w:pPr>
         <w:pStyle w:val="Heading2"/>
@@ -4972,8 +4961,8 @@
         <w:t xml:space="preserve">References</w:t>
       </w:r>
     </w:p>
-    <w:bookmarkStart w:id="104" w:name="refs"/>
-    <w:bookmarkStart w:id="68" w:name="ref-baeMobilePhoneSensors2018"/>
+    <w:bookmarkStart w:id="105" w:name="refs"/>
+    <w:bookmarkStart w:id="69" w:name="ref-baeMobilePhoneSensors2018"/>
     <w:p>
       <w:pPr>
         <w:pStyle w:val="Bibliography"/>
@@ -5018,7 +5007,7 @@
       <w:r>
         <w:t xml:space="preserve"> </w:t>
       </w:r>
-      <w:hyperlink r:id="rId67">
+      <w:hyperlink r:id="rId68">
         <w:r>
           <w:rPr>
             <w:rStyle w:val="Hyperlink"/>
@@ -5030,8 +5019,8 @@
         <w:t xml:space="preserve">.</w:t>
       </w:r>
     </w:p>
-    <w:bookmarkEnd w:id="68"/>
-    <w:bookmarkStart w:id="70" w:name="ref-chtc"/>
+    <w:bookmarkEnd w:id="69"/>
+    <w:bookmarkStart w:id="71" w:name="ref-chtc"/>
     <w:p>
       <w:pPr>
         <w:pStyle w:val="Bibliography"/>
@@ -5054,7 +5043,7 @@
       <w:r>
         <w:t xml:space="preserve"> </w:t>
       </w:r>
-      <w:hyperlink r:id="rId69">
+      <w:hyperlink r:id="rId70">
         <w:r>
           <w:rPr>
             <w:rStyle w:val="Hyperlink"/>
@@ -5066,8 +5055,8 @@
         <w:t xml:space="preserve">.</w:t>
       </w:r>
     </w:p>
-    <w:bookmarkEnd w:id="70"/>
-    <w:bookmarkStart w:id="72" w:name="ref-chihPredictiveModelingAddiction2014"/>
+    <w:bookmarkEnd w:id="71"/>
+    <w:bookmarkStart w:id="73" w:name="ref-chihPredictiveModelingAddiction2014"/>
     <w:p>
       <w:pPr>
         <w:pStyle w:val="Bibliography"/>
@@ -5100,7 +5089,7 @@
       <w:r>
         <w:t xml:space="preserve"> </w:t>
       </w:r>
-      <w:hyperlink r:id="rId71">
+      <w:hyperlink r:id="rId72">
         <w:r>
           <w:rPr>
             <w:rStyle w:val="Hyperlink"/>
@@ -5112,8 +5101,8 @@
         <w:t xml:space="preserve">.</w:t>
       </w:r>
     </w:p>
-    <w:bookmarkEnd w:id="72"/>
-    <w:bookmarkStart w:id="74" w:name="ref-derubeisHistoryCurrentStatus2019"/>
+    <w:bookmarkEnd w:id="73"/>
+    <w:bookmarkStart w:id="75" w:name="ref-derubeisHistoryCurrentStatus2019"/>
     <w:p>
       <w:pPr>
         <w:pStyle w:val="Bibliography"/>
@@ -5146,7 +5135,7 @@
       <w:r>
         <w:t xml:space="preserve"> </w:t>
       </w:r>
-      <w:hyperlink r:id="rId73">
+      <w:hyperlink r:id="rId74">
         <w:r>
           <w:rPr>
             <w:rStyle w:val="Hyperlink"/>
@@ -5158,8 +5147,8 @@
         <w:t xml:space="preserve">.</w:t>
       </w:r>
     </w:p>
-    <w:bookmarkEnd w:id="74"/>
-    <w:bookmarkStart w:id="76" w:name="Xa203ab3abd150ead1a7854a9fa5726c8a273f52"/>
+    <w:bookmarkEnd w:id="75"/>
+    <w:bookmarkStart w:id="77" w:name="Xa203ab3abd150ead1a7854a9fa5726c8a273f52"/>
     <w:p>
       <w:pPr>
         <w:pStyle w:val="Bibliography"/>
@@ -5204,7 +5193,7 @@
       <w:r>
         <w:t xml:space="preserve"> </w:t>
       </w:r>
-      <w:hyperlink r:id="rId75">
+      <w:hyperlink r:id="rId76">
         <w:r>
           <w:rPr>
             <w:rStyle w:val="Hyperlink"/>
@@ -5216,8 +5205,8 @@
         <w:t xml:space="preserve">.</w:t>
       </w:r>
     </w:p>
-    <w:bookmarkEnd w:id="76"/>
-    <w:bookmarkStart w:id="77" w:name="ref-hsiehSampleSizeTables1989"/>
+    <w:bookmarkEnd w:id="77"/>
+    <w:bookmarkStart w:id="78" w:name="ref-hsiehSampleSizeTables1989"/>
     <w:p>
       <w:pPr>
         <w:pStyle w:val="Bibliography"/>
@@ -5248,8 +5237,8 @@
         <w:t xml:space="preserve">8: 795–802.</w:t>
       </w:r>
     </w:p>
-    <w:bookmarkEnd w:id="77"/>
-    <w:bookmarkStart w:id="79" w:name="ref-kilaruIncidenceTreatmentOpioid2020"/>
+    <w:bookmarkEnd w:id="78"/>
+    <w:bookmarkStart w:id="80" w:name="ref-kilaruIncidenceTreatmentOpioid2020"/>
     <w:p>
       <w:pPr>
         <w:pStyle w:val="Bibliography"/>
@@ -5315,7 +5304,7 @@
       <w:r>
         <w:t xml:space="preserve"> </w:t>
       </w:r>
-      <w:hyperlink r:id="rId78">
+      <w:hyperlink r:id="rId79">
         <w:r>
           <w:rPr>
             <w:rStyle w:val="Hyperlink"/>
@@ -5327,8 +5316,8 @@
         <w:t xml:space="preserve">.</w:t>
       </w:r>
     </w:p>
-    <w:bookmarkEnd w:id="79"/>
-    <w:bookmarkStart w:id="81" w:name="ref-kuhnAppliedPredictiveModeling2018"/>
+    <w:bookmarkEnd w:id="80"/>
+    <w:bookmarkStart w:id="82" w:name="ref-kuhnAppliedPredictiveModeling2018"/>
     <w:p>
       <w:pPr>
         <w:pStyle w:val="Bibliography"/>
@@ -5366,7 +5355,7 @@
       <w:r>
         <w:t xml:space="preserve"> </w:t>
       </w:r>
-      <w:hyperlink r:id="rId80">
+      <w:hyperlink r:id="rId81">
         <w:r>
           <w:rPr>
             <w:rStyle w:val="Hyperlink"/>
@@ -5378,8 +5367,8 @@
         <w:t xml:space="preserve">.</w:t>
       </w:r>
     </w:p>
-    <w:bookmarkEnd w:id="81"/>
-    <w:bookmarkStart w:id="82" w:name="ref-kuhnTidymodelsCollectionPackages2020"/>
+    <w:bookmarkEnd w:id="82"/>
+    <w:bookmarkStart w:id="83" w:name="ref-kuhnTidymodelsCollectionPackages2020"/>
     <w:p>
       <w:pPr>
         <w:pStyle w:val="Bibliography"/>
@@ -5394,8 +5383,8 @@
         <w:t xml:space="preserve">“Tidymodels: A Collection of Packages for Modeling and Machine Learning Using Tidyverse Principles.”</w:t>
       </w:r>
     </w:p>
-    <w:bookmarkEnd w:id="82"/>
-    <w:bookmarkStart w:id="84" w:name="ref-kullSigmoidsHowObtain2017"/>
+    <w:bookmarkEnd w:id="83"/>
+    <w:bookmarkStart w:id="85" w:name="ref-kullSigmoidsHowObtain2017"/>
     <w:p>
       <w:pPr>
         <w:pStyle w:val="Bibliography"/>
@@ -5440,7 +5429,7 @@
       <w:r>
         <w:t xml:space="preserve"> </w:t>
       </w:r>
-      <w:hyperlink r:id="rId83">
+      <w:hyperlink r:id="rId84">
         <w:r>
           <w:rPr>
             <w:rStyle w:val="Hyperlink"/>
@@ -5452,8 +5441,8 @@
         <w:t xml:space="preserve">.</w:t>
       </w:r>
     </w:p>
-    <w:bookmarkEnd w:id="84"/>
-    <w:bookmarkStart w:id="85" w:name="X34be55f2a2ff67a14e7206627bb93b426490c87"/>
+    <w:bookmarkEnd w:id="85"/>
+    <w:bookmarkStart w:id="86" w:name="X34be55f2a2ff67a14e7206627bb93b426490c87"/>
     <w:p>
       <w:pPr>
         <w:pStyle w:val="Bibliography"/>
@@ -5538,8 +5527,8 @@
         <w:t xml:space="preserve">’17. Red Hook, NY, USA: Curran Associates Inc.</w:t>
       </w:r>
     </w:p>
-    <w:bookmarkEnd w:id="85"/>
-    <w:bookmarkStart w:id="86" w:name="X0900e084d2d8751b94683f82b04534ea811d54e"/>
+    <w:bookmarkEnd w:id="86"/>
+    <w:bookmarkStart w:id="87" w:name="X0900e084d2d8751b94683f82b04534ea811d54e"/>
     <w:p>
       <w:pPr>
         <w:pStyle w:val="Bibliography"/>
@@ -5652,8 +5641,8 @@
         <w:t xml:space="preserve">. First edition. New York: The Guilford Press.</w:t>
       </w:r>
     </w:p>
-    <w:bookmarkEnd w:id="86"/>
-    <w:bookmarkStart w:id="88" w:name="ref-olfsonHealthcareCoverageService2022"/>
+    <w:bookmarkEnd w:id="87"/>
+    <w:bookmarkStart w:id="89" w:name="ref-olfsonHealthcareCoverageService2022"/>
     <w:p>
       <w:pPr>
         <w:pStyle w:val="Bibliography"/>
@@ -5686,7 +5675,7 @@
       <w:r>
         <w:t xml:space="preserve"> </w:t>
       </w:r>
-      <w:hyperlink r:id="rId87">
+      <w:hyperlink r:id="rId88">
         <w:r>
           <w:rPr>
             <w:rStyle w:val="Hyperlink"/>
@@ -5698,8 +5687,8 @@
         <w:t xml:space="preserve">.</w:t>
       </w:r>
     </w:p>
-    <w:bookmarkEnd w:id="88"/>
-    <w:bookmarkStart w:id="90" w:name="ref-pinedoCurrentReexaminationRacial2019"/>
+    <w:bookmarkEnd w:id="89"/>
+    <w:bookmarkStart w:id="91" w:name="ref-pinedoCurrentReexaminationRacial2019"/>
     <w:p>
       <w:pPr>
         <w:pStyle w:val="Bibliography"/>
@@ -5744,7 +5733,7 @@
       <w:r>
         <w:t xml:space="preserve"> </w:t>
       </w:r>
-      <w:hyperlink r:id="rId89">
+      <w:hyperlink r:id="rId90">
         <w:r>
           <w:rPr>
             <w:rStyle w:val="Hyperlink"/>
@@ -5756,8 +5745,8 @@
         <w:t xml:space="preserve">.</w:t>
       </w:r>
     </w:p>
-    <w:bookmarkEnd w:id="90"/>
-    <w:bookmarkStart w:id="91" w:name="Xa6ef1c5c979e7476d6234b79f6a74545fbd7694"/>
+    <w:bookmarkEnd w:id="91"/>
+    <w:bookmarkStart w:id="92" w:name="Xa6ef1c5c979e7476d6234b79f6a74545fbd7694"/>
     <w:p>
       <w:pPr>
         <w:pStyle w:val="Bibliography"/>
@@ -5800,8 +5789,8 @@
         <w:t xml:space="preserve">58 (1): 7–29.</w:t>
       </w:r>
     </w:p>
-    <w:bookmarkEnd w:id="91"/>
-    <w:bookmarkStart w:id="93" w:name="Xd4c1d027f60920f356af6131267e679804e946e"/>
+    <w:bookmarkEnd w:id="92"/>
+    <w:bookmarkStart w:id="94" w:name="Xd4c1d027f60920f356af6131267e679804e946e"/>
     <w:p>
       <w:pPr>
         <w:pStyle w:val="Bibliography"/>
@@ -5846,7 +5835,7 @@
       <w:r>
         <w:t xml:space="preserve"> </w:t>
       </w:r>
-      <w:hyperlink r:id="rId92">
+      <w:hyperlink r:id="rId93">
         <w:r>
           <w:rPr>
             <w:rStyle w:val="Hyperlink"/>
@@ -5858,8 +5847,8 @@
         <w:t xml:space="preserve">.</w:t>
       </w:r>
     </w:p>
-    <w:bookmarkEnd w:id="93"/>
-    <w:bookmarkStart w:id="95" w:name="ref-waltersUsingMachineLearning2021"/>
+    <w:bookmarkEnd w:id="94"/>
+    <w:bookmarkStart w:id="96" w:name="ref-waltersUsingMachineLearning2021"/>
     <w:p>
       <w:pPr>
         <w:pStyle w:val="Bibliography"/>
@@ -5892,7 +5881,7 @@
       <w:r>
         <w:t xml:space="preserve"> </w:t>
       </w:r>
-      <w:hyperlink r:id="rId94">
+      <w:hyperlink r:id="rId95">
         <w:r>
           <w:rPr>
             <w:rStyle w:val="Hyperlink"/>
@@ -5904,8 +5893,8 @@
         <w:t xml:space="preserve">.</w:t>
       </w:r>
     </w:p>
-    <w:bookmarkEnd w:id="95"/>
-    <w:bookmarkStart w:id="97" w:name="X4446e184b7dd55a61fd406499f32542fdcf24b5"/>
+    <w:bookmarkEnd w:id="96"/>
+    <w:bookmarkStart w:id="98" w:name="X4446e184b7dd55a61fd406499f32542fdcf24b5"/>
     <w:p>
       <w:pPr>
         <w:pStyle w:val="Bibliography"/>
@@ -5950,7 +5939,7 @@
       <w:r>
         <w:t xml:space="preserve"> </w:t>
       </w:r>
-      <w:hyperlink r:id="rId96">
+      <w:hyperlink r:id="rId97">
         <w:r>
           <w:rPr>
             <w:rStyle w:val="Hyperlink"/>
@@ -5962,8 +5951,8 @@
         <w:t xml:space="preserve">.</w:t>
       </w:r>
     </w:p>
-    <w:bookmarkEnd w:id="97"/>
-    <w:bookmarkStart w:id="99" w:name="X254a0f87701f835b5365990b3eba45be7dca59c"/>
+    <w:bookmarkEnd w:id="98"/>
+    <w:bookmarkStart w:id="100" w:name="X254a0f87701f835b5365990b3eba45be7dca59c"/>
     <w:p>
       <w:pPr>
         <w:pStyle w:val="Bibliography"/>
@@ -6047,7 +6036,7 @@
       <w:r>
         <w:t xml:space="preserve"> </w:t>
       </w:r>
-      <w:hyperlink r:id="rId98">
+      <w:hyperlink r:id="rId99">
         <w:r>
           <w:rPr>
             <w:rStyle w:val="Hyperlink"/>
@@ -6059,8 +6048,8 @@
         <w:t xml:space="preserve">.</w:t>
       </w:r>
     </w:p>
-    <w:bookmarkEnd w:id="99"/>
-    <w:bookmarkStart w:id="101" w:name="Xb35ee182d565575e339a0170868456c1684f821"/>
+    <w:bookmarkEnd w:id="100"/>
+    <w:bookmarkStart w:id="102" w:name="Xb35ee182d565575e339a0170868456c1684f821"/>
     <w:p>
       <w:pPr>
         <w:pStyle w:val="Bibliography"/>
@@ -6111,7 +6100,7 @@
       <w:r>
         <w:t xml:space="preserve"> </w:t>
       </w:r>
-      <w:hyperlink r:id="rId100">
+      <w:hyperlink r:id="rId101">
         <w:r>
           <w:rPr>
             <w:rStyle w:val="Hyperlink"/>
@@ -6123,8 +6112,8 @@
         <w:t xml:space="preserve">.</w:t>
       </w:r>
     </w:p>
-    <w:bookmarkEnd w:id="101"/>
-    <w:bookmarkStart w:id="103" w:name="ref-wyantMachineLearningModels2023"/>
+    <w:bookmarkEnd w:id="102"/>
+    <w:bookmarkStart w:id="104" w:name="ref-wyantMachineLearningModels2023"/>
     <w:p>
       <w:pPr>
         <w:pStyle w:val="Bibliography"/>
@@ -6154,7 +6143,7 @@
       <w:r>
         <w:t xml:space="preserve"> </w:t>
       </w:r>
-      <w:hyperlink r:id="rId102">
+      <w:hyperlink r:id="rId103">
         <w:r>
           <w:rPr>
             <w:rStyle w:val="Hyperlink"/>
@@ -6166,10 +6155,10 @@
         <w:t xml:space="preserve">.</w:t>
       </w:r>
     </w:p>
-    <w:bookmarkEnd w:id="103"/>
     <w:bookmarkEnd w:id="104"/>
     <w:bookmarkEnd w:id="105"/>
     <w:bookmarkEnd w:id="106"/>
+    <w:bookmarkEnd w:id="107"/>
     <w:sectPr/>
   </w:body>
 </w:document>
@@ -6195,7 +6184,7 @@
       </w:r>
     </w:p>
   </w:footnote>
-  <w:footnote w:id="40">
+  <w:footnote w:id="39">
     <w:p>
       <w:pPr>
         <w:pStyle w:val="FootnoteText"/>
@@ -6210,11 +6199,30 @@
         <w:t xml:space="preserve"> </w:t>
       </w:r>
       <w:r>
+        <w:t xml:space="preserve">Priors were set as follows: residual standard deviation ~ normal(location=0, scale=exp(2)), intercept (after centering predictors) ~ normal(location=2.3, scale=1.3), the two coefficients for window width contrasts ~ normal (location=0, scale=2.69), and covariance ~ decov(regularization=1, concentration=1, shape=1, scale=1).</w:t>
+      </w:r>
+    </w:p>
+  </w:footnote>
+  <w:footnote w:id="41">
+    <w:p>
+      <w:pPr>
+        <w:pStyle w:val="FootnoteText"/>
+      </w:pPr>
+      <w:r>
+        <w:rPr>
+          <w:rStyle w:val="FootnoteReference"/>
+        </w:rPr>
+        <w:footnoteRef/>
+      </w:r>
+      <w:r>
+        <w:t xml:space="preserve"> </w:t>
+      </w:r>
+      <w:r>
         <w:t xml:space="preserve">For our fairness analyses, we altered our outer loop resampling method from 3 x 10 cross-validation to 6 x 5 cross-validation. This method still gave us 30 held out tests sets, but by splitting the data across fewer folds (i.e., 5 vs. 10) we were able to reduce the likelihood of the minority group being absent in any single fold.</w:t>
       </w:r>
     </w:p>
   </w:footnote>
-  <w:footnote w:id="49">
+  <w:footnote w:id="50">
     <w:p>
       <w:pPr>
         <w:pStyle w:val="FootnoteText"/>

--- a/index.docx
+++ b/index.docx
@@ -544,7 +544,7 @@
         <w:t xml:space="preserve"> </w:t>
       </w:r>
       <w:r>
-        <w:t xml:space="preserve">(Wyant et al. n.d.)</w:t>
+        <w:t xml:space="preserve">(Wyant et al. 2024)</w:t>
       </w:r>
       <w:r>
         <w:t xml:space="preserve">. We also characterized the relative importance of features contributing to these risk probabilities for specific individuals at specific moments in time. These models are well-suited to make algorithm-guided recommendations to address immediate risks - for example, recommending a coping with craving activity when someone has increased craving, or recommending a guided relaxation video when someone is reporting recent stressful events. Importantly, these supports can be available 24/7 (e.g., in a digital therapeutic) for an individual, allowing them to take action right away.</w:t>
@@ -585,7 +585,7 @@
         <w:t xml:space="preserve"> </w:t>
       </w:r>
       <w:r>
-        <w:t xml:space="preserve">(Wyant et al. n.d.)</w:t>
+        <w:t xml:space="preserve">(Wyant et al. 2024)</w:t>
       </w:r>
       <w:r>
         <w:t xml:space="preserve"> </w:t>
@@ -653,7 +653,7 @@
         <w:t xml:space="preserve"> </w:t>
       </w:r>
       <w:r>
-        <w:t xml:space="preserve">(Wyant et al. n.d.)</w:t>
+        <w:t xml:space="preserve">(Wyant et al. 2024)</w:t>
       </w:r>
       <w:r>
         <w:t xml:space="preserve"> </w:t>
@@ -891,7 +891,7 @@
         <w:t xml:space="preserve"> </w:t>
       </w:r>
       <w:r>
-        <w:t xml:space="preserve">shows how we established prediction timepoints, windows, and lags.</w:t>
+        <w:t xml:space="preserve">shows how we established prediction time points, windows, and lags.</w:t>
       </w:r>
     </w:p>
     <w:p>
@@ -899,7 +899,7 @@
         <w:pStyle w:val="BodyText"/>
       </w:pPr>
       <w:r>
-        <w:t xml:space="preserve">All available data up until a timepoint was used to generate model predictions. Prediction timepoints were updated hourly (Panel A). The first prediction timepoint each participant was 24 hours from midnight on their study start date. This ensured at least 24 hours of past EMAs for future lapse prediction at these first timepoints. Subsequent timepoints for each participant repeatedly rolled hour-by-hour until the end of their study participation.</w:t>
+        <w:t xml:space="preserve">All available data up until a time point was used to generate model predictions. Prediction time points were updated hourly (Panel A). The first prediction time point each participant was 24 hours from midnight on their study start date. This ensured at least 24 hours of past EMAs for future lapse prediction at these first time points. Subsequent time points for each participant repeatedly rolled hour-by-hour until the end of their study participation.</w:t>
       </w:r>
     </w:p>
     <w:p>
@@ -907,7 +907,7 @@
         <w:pStyle w:val="BodyText"/>
       </w:pPr>
       <w:r>
-        <w:t xml:space="preserve">The prediction window width was one week. Prediction windows rolled forward hour-by-hour with the prediction timepoint (Panel B). There were five possible lag times between the prediction timepoint and start of the prediction window. A prediction window started immediately after the prediction timepoint (0 lag) or was lagged by 24, 72, 168, or 336 hours.</w:t>
+        <w:t xml:space="preserve">The prediction window width was one week. Prediction windows rolled forward hour-by-hour with the prediction time point (Panel B). There were five possible lag times between the prediction time point and start of the prediction window. A prediction window started immediately after the prediction time point (0 lag) or was lagged by 24, 72, 168, or 336 hours.</w:t>
       </w:r>
     </w:p>
     <w:p>
@@ -915,7 +915,7 @@
         <w:pStyle w:val="BodyText"/>
       </w:pPr>
       <w:r>
-        <w:t xml:space="preserve">Therefore our models provided hour-by-hour probabilities of an alcohol lapse in the next week lagged to different times into the future (no lag or 24 hour, 72 hour, 168 hour, or 336 hour lagged predictions).</w:t>
+        <w:t xml:space="preserve">Therefore our models provided hour-by-hour probabilities of an alcohol lapse in the next week pushed forward at different times into the future (no lag or 24 hour, 72 hour, 168 hour, or 336 hour lagged predictions).</w:t>
       </w:r>
     </w:p>
     <w:tbl>
@@ -940,14 +940,14 @@
             <w:r>
               <w:drawing>
                 <wp:inline>
-                  <wp:extent cx="5334000" cy="5027532"/>
+                  <wp:extent cx="5334000" cy="4360157"/>
                   <wp:effectExtent b="0" l="0" r="0" t="0"/>
                   <wp:docPr descr="" title="" id="30" name="Picture"/>
                   <a:graphic>
                     <a:graphicData uri="http://schemas.openxmlformats.org/drawingml/2006/picture">
                       <pic:pic>
                         <pic:nvPicPr>
-                          <pic:cNvPr descr="index_files/figure-docx/notebooks-methods_figure-fig-methods-output-1.jpeg" id="31" name="Picture"/>
+                          <pic:cNvPr descr="index_files/figure-docx/notebooks-mak_figures-fig-methods-output-1.jpeg" id="31" name="Picture"/>
                           <pic:cNvPicPr>
                             <a:picLocks noChangeArrowheads="1" noChangeAspect="1"/>
                           </pic:cNvPicPr>
@@ -961,7 +961,7 @@
                         <pic:spPr bwMode="auto">
                           <a:xfrm>
                             <a:off x="0" y="0"/>
-                            <a:ext cx="5334000" cy="5027532"/>
+                            <a:ext cx="5334000" cy="4360157"/>
                           </a:xfrm>
                           <a:prstGeom prst="rect">
                             <a:avLst/>
@@ -1019,7 +1019,7 @@
             <w:rStyle w:val="Hyperlink"/>
             <w:vertAlign w:val="subscript"/>
           </w:rPr>
-          <w:t xml:space="preserve">Read in Methods Figure</w:t>
+          <w:t xml:space="preserve">Make All Figures for Main Manuscript</w:t>
         </w:r>
       </w:hyperlink>
     </w:p>
@@ -1283,17 +1283,7 @@
         <w:t xml:space="preserve"> </w:t>
       </w:r>
       <w:r>
-        <w:t xml:space="preserve">(</w:t>
-      </w:r>
-      <w:r>
-        <w:rPr>
-          <w:b/>
-          <w:bCs/>
-        </w:rPr>
-        <w:t xml:space="preserve">kuhnTidyposteriorBayesianAnalysis2022?</w:t>
-      </w:r>
-      <w:r>
-        <w:t xml:space="preserve">)</w:t>
+        <w:t xml:space="preserve">(Kuhn 2022)</w:t>
       </w:r>
       <w:r>
         <w:t xml:space="preserve"> </w:t>
@@ -1305,17 +1295,7 @@
         <w:t xml:space="preserve"> </w:t>
       </w:r>
       <w:r>
-        <w:t xml:space="preserve">(</w:t>
-      </w:r>
-      <w:r>
-        <w:rPr>
-          <w:b/>
-          <w:bCs/>
-        </w:rPr>
-        <w:t xml:space="preserve">goodrichRstanarmBayesianApplied2023?</w:t>
-      </w:r>
-      <w:r>
-        <w:t xml:space="preserve">)</w:t>
+        <w:t xml:space="preserve">(Goodrich et al. 2023)</w:t>
       </w:r>
       <w:r>
         <w:t xml:space="preserve"> </w:t>
@@ -1327,30 +1307,7 @@
         <w:t xml:space="preserve"> </w:t>
       </w:r>
       <w:r>
-        <w:t xml:space="preserve">(</w:t>
-      </w:r>
-      <w:r>
-        <w:rPr>
-          <w:b/>
-          <w:bCs/>
-        </w:rPr>
-        <w:t xml:space="preserve">rstudioteamRStudioIntegratedDevelopment2020?</w:t>
-      </w:r>
-      <w:r>
-        <w:t xml:space="preserve">;</w:t>
-      </w:r>
-      <w:r>
-        <w:t xml:space="preserve"> </w:t>
-      </w:r>
-      <w:r>
-        <w:rPr>
-          <w:b/>
-          <w:bCs/>
-        </w:rPr>
-        <w:t xml:space="preserve">gabryPriorDistributionsRstanarm2023?</w:t>
-      </w:r>
-      <w:r>
-        <w:t xml:space="preserve">)</w:t>
+        <w:t xml:space="preserve">(RStudio Team 2020; Gabry and Goodrich 2023)</w:t>
       </w:r>
       <w:r>
         <w:t xml:space="preserve">, we used the rstanarm default autoscaled, weakly informative, data-dependent priors that take into account the order of magnitude of the variables to provide some regularization to stabilize computation and avoid over-fitting.</w:t>
@@ -1468,7 +1425,7 @@
     <w:bookmarkEnd w:id="44"/>
     <w:bookmarkEnd w:id="45"/>
     <w:bookmarkEnd w:id="46"/>
-    <w:bookmarkStart w:id="107" w:name="results"/>
+    <w:bookmarkStart w:id="111" w:name="results"/>
     <w:p>
       <w:pPr>
         <w:pStyle w:val="Heading1"/>
@@ -4952,7 +4909,7 @@
       </w:r>
     </w:p>
     <w:bookmarkEnd w:id="67"/>
-    <w:bookmarkStart w:id="106" w:name="references"/>
+    <w:bookmarkStart w:id="110" w:name="references"/>
     <w:p>
       <w:pPr>
         <w:pStyle w:val="Heading2"/>
@@ -4961,7 +4918,7 @@
         <w:t xml:space="preserve">References</w:t>
       </w:r>
     </w:p>
-    <w:bookmarkStart w:id="105" w:name="refs"/>
+    <w:bookmarkStart w:id="109" w:name="refs"/>
     <w:bookmarkStart w:id="69" w:name="ref-baeMobilePhoneSensors2018"/>
     <w:p>
       <w:pPr>
@@ -5148,7 +5105,94 @@
       </w:r>
     </w:p>
     <w:bookmarkEnd w:id="75"/>
-    <w:bookmarkStart w:id="77" w:name="Xa203ab3abd150ead1a7854a9fa5726c8a273f52"/>
+    <w:bookmarkStart w:id="76" w:name="ref-gabryPriorDistributionsRstanarm2023"/>
+    <w:p>
+      <w:pPr>
+        <w:pStyle w:val="Bibliography"/>
+      </w:pPr>
+      <w:r>
+        <w:t xml:space="preserve">Gabry, Jonah, and Ben Goodrich. 2023.</w:t>
+      </w:r>
+      <w:r>
+        <w:t xml:space="preserve"> </w:t>
+      </w:r>
+      <w:r>
+        <w:t xml:space="preserve">“Prior</w:t>
+      </w:r>
+      <w:r>
+        <w:t xml:space="preserve"> </w:t>
+      </w:r>
+      <w:r>
+        <w:t xml:space="preserve">Distributions</w:t>
+      </w:r>
+      <w:r>
+        <w:t xml:space="preserve"> </w:t>
+      </w:r>
+      <w:r>
+        <w:t xml:space="preserve">for Rstanarm</w:t>
+      </w:r>
+      <w:r>
+        <w:t xml:space="preserve"> </w:t>
+      </w:r>
+      <w:r>
+        <w:t xml:space="preserve">Models</w:t>
+      </w:r>
+      <w:r>
+        <w:t xml:space="preserve">.”</w:t>
+      </w:r>
+      <w:r>
+        <w:t xml:space="preserve"> </w:t>
+      </w:r>
+      <w:r>
+        <w:rPr>
+          <w:i/>
+          <w:iCs/>
+        </w:rPr>
+        <w:t xml:space="preserve">CRAN R-Project</w:t>
+      </w:r>
+      <w:r>
+        <w:t xml:space="preserve">. https://cran.r-project.org/web/packages/rstanarm/vignettes/priors.html.</w:t>
+      </w:r>
+    </w:p>
+    <w:bookmarkEnd w:id="76"/>
+    <w:bookmarkStart w:id="77" w:name="ref-goodrichRstanarmBayesianApplied2023"/>
+    <w:p>
+      <w:pPr>
+        <w:pStyle w:val="Bibliography"/>
+      </w:pPr>
+      <w:r>
+        <w:t xml:space="preserve">Goodrich, Ben, Jonah Gabry, Imad Ali, and Sam Brilleman. 2023.</w:t>
+      </w:r>
+      <w:r>
+        <w:t xml:space="preserve"> </w:t>
+      </w:r>
+      <w:r>
+        <w:t xml:space="preserve">“Rstanarm:</w:t>
+      </w:r>
+      <w:r>
+        <w:t xml:space="preserve"> </w:t>
+      </w:r>
+      <w:r>
+        <w:t xml:space="preserve">Bayesian Applied Regression Modeling</w:t>
+      </w:r>
+      <w:r>
+        <w:t xml:space="preserve"> </w:t>
+      </w:r>
+      <w:r>
+        <w:t xml:space="preserve">via</w:t>
+      </w:r>
+      <w:r>
+        <w:t xml:space="preserve"> </w:t>
+      </w:r>
+      <w:r>
+        <w:t xml:space="preserve">Stan</w:t>
+      </w:r>
+      <w:r>
+        <w:t xml:space="preserve">.”</w:t>
+      </w:r>
+    </w:p>
+    <w:bookmarkEnd w:id="77"/>
+    <w:bookmarkStart w:id="79" w:name="Xa203ab3abd150ead1a7854a9fa5726c8a273f52"/>
     <w:p>
       <w:pPr>
         <w:pStyle w:val="Bibliography"/>
@@ -5193,7 +5237,7 @@
       <w:r>
         <w:t xml:space="preserve"> </w:t>
       </w:r>
-      <w:hyperlink r:id="rId76">
+      <w:hyperlink r:id="rId78">
         <w:r>
           <w:rPr>
             <w:rStyle w:val="Hyperlink"/>
@@ -5205,8 +5249,8 @@
         <w:t xml:space="preserve">.</w:t>
       </w:r>
     </w:p>
-    <w:bookmarkEnd w:id="77"/>
-    <w:bookmarkStart w:id="78" w:name="ref-hsiehSampleSizeTables1989"/>
+    <w:bookmarkEnd w:id="79"/>
+    <w:bookmarkStart w:id="80" w:name="ref-hsiehSampleSizeTables1989"/>
     <w:p>
       <w:pPr>
         <w:pStyle w:val="Bibliography"/>
@@ -5237,8 +5281,8 @@
         <w:t xml:space="preserve">8: 795–802.</w:t>
       </w:r>
     </w:p>
-    <w:bookmarkEnd w:id="78"/>
-    <w:bookmarkStart w:id="80" w:name="ref-kilaruIncidenceTreatmentOpioid2020"/>
+    <w:bookmarkEnd w:id="80"/>
+    <w:bookmarkStart w:id="82" w:name="ref-kilaruIncidenceTreatmentOpioid2020"/>
     <w:p>
       <w:pPr>
         <w:pStyle w:val="Bibliography"/>
@@ -5304,7 +5348,7 @@
       <w:r>
         <w:t xml:space="preserve"> </w:t>
       </w:r>
-      <w:hyperlink r:id="rId79">
+      <w:hyperlink r:id="rId81">
         <w:r>
           <w:rPr>
             <w:rStyle w:val="Hyperlink"/>
@@ -5316,8 +5360,57 @@
         <w:t xml:space="preserve">.</w:t>
       </w:r>
     </w:p>
-    <w:bookmarkEnd w:id="80"/>
-    <w:bookmarkStart w:id="82" w:name="ref-kuhnAppliedPredictiveModeling2018"/>
+    <w:bookmarkEnd w:id="82"/>
+    <w:bookmarkStart w:id="83" w:name="Xa93a98d1ce255982a5ea923c39451c32053b2a2"/>
+    <w:p>
+      <w:pPr>
+        <w:pStyle w:val="Bibliography"/>
+      </w:pPr>
+      <w:r>
+        <w:t xml:space="preserve">Kuhn, Max. 2022.</w:t>
+      </w:r>
+      <w:r>
+        <w:t xml:space="preserve"> </w:t>
+      </w:r>
+      <w:r>
+        <w:t xml:space="preserve">“Tidyposterior:</w:t>
+      </w:r>
+      <w:r>
+        <w:t xml:space="preserve"> </w:t>
+      </w:r>
+      <w:r>
+        <w:t xml:space="preserve">Bayesian Analysis</w:t>
+      </w:r>
+      <w:r>
+        <w:t xml:space="preserve"> </w:t>
+      </w:r>
+      <w:r>
+        <w:t xml:space="preserve">to</w:t>
+      </w:r>
+      <w:r>
+        <w:t xml:space="preserve"> </w:t>
+      </w:r>
+      <w:r>
+        <w:t xml:space="preserve">Compare Models</w:t>
+      </w:r>
+      <w:r>
+        <w:t xml:space="preserve"> </w:t>
+      </w:r>
+      <w:r>
+        <w:t xml:space="preserve">Using</w:t>
+      </w:r>
+      <w:r>
+        <w:t xml:space="preserve"> </w:t>
+      </w:r>
+      <w:r>
+        <w:t xml:space="preserve">Resampling Statistics</w:t>
+      </w:r>
+      <w:r>
+        <w:t xml:space="preserve">.”</w:t>
+      </w:r>
+    </w:p>
+    <w:bookmarkEnd w:id="83"/>
+    <w:bookmarkStart w:id="85" w:name="ref-kuhnAppliedPredictiveModeling2018"/>
     <w:p>
       <w:pPr>
         <w:pStyle w:val="Bibliography"/>
@@ -5355,7 +5448,7 @@
       <w:r>
         <w:t xml:space="preserve"> </w:t>
       </w:r>
-      <w:hyperlink r:id="rId81">
+      <w:hyperlink r:id="rId84">
         <w:r>
           <w:rPr>
             <w:rStyle w:val="Hyperlink"/>
@@ -5367,8 +5460,8 @@
         <w:t xml:space="preserve">.</w:t>
       </w:r>
     </w:p>
-    <w:bookmarkEnd w:id="82"/>
-    <w:bookmarkStart w:id="83" w:name="ref-kuhnTidymodelsCollectionPackages2020"/>
+    <w:bookmarkEnd w:id="85"/>
+    <w:bookmarkStart w:id="86" w:name="ref-kuhnTidymodelsCollectionPackages2020"/>
     <w:p>
       <w:pPr>
         <w:pStyle w:val="Bibliography"/>
@@ -5383,8 +5476,8 @@
         <w:t xml:space="preserve">“Tidymodels: A Collection of Packages for Modeling and Machine Learning Using Tidyverse Principles.”</w:t>
       </w:r>
     </w:p>
-    <w:bookmarkEnd w:id="83"/>
-    <w:bookmarkStart w:id="85" w:name="ref-kullSigmoidsHowObtain2017"/>
+    <w:bookmarkEnd w:id="86"/>
+    <w:bookmarkStart w:id="88" w:name="ref-kullSigmoidsHowObtain2017"/>
     <w:p>
       <w:pPr>
         <w:pStyle w:val="Bibliography"/>
@@ -5429,7 +5522,7 @@
       <w:r>
         <w:t xml:space="preserve"> </w:t>
       </w:r>
-      <w:hyperlink r:id="rId84">
+      <w:hyperlink r:id="rId87">
         <w:r>
           <w:rPr>
             <w:rStyle w:val="Hyperlink"/>
@@ -5441,8 +5534,8 @@
         <w:t xml:space="preserve">.</w:t>
       </w:r>
     </w:p>
-    <w:bookmarkEnd w:id="85"/>
-    <w:bookmarkStart w:id="86" w:name="X34be55f2a2ff67a14e7206627bb93b426490c87"/>
+    <w:bookmarkEnd w:id="88"/>
+    <w:bookmarkStart w:id="89" w:name="X34be55f2a2ff67a14e7206627bb93b426490c87"/>
     <w:p>
       <w:pPr>
         <w:pStyle w:val="Bibliography"/>
@@ -5527,8 +5620,8 @@
         <w:t xml:space="preserve">’17. Red Hook, NY, USA: Curran Associates Inc.</w:t>
       </w:r>
     </w:p>
-    <w:bookmarkEnd w:id="86"/>
-    <w:bookmarkStart w:id="87" w:name="X0900e084d2d8751b94683f82b04534ea811d54e"/>
+    <w:bookmarkEnd w:id="89"/>
+    <w:bookmarkStart w:id="90" w:name="X0900e084d2d8751b94683f82b04534ea811d54e"/>
     <w:p>
       <w:pPr>
         <w:pStyle w:val="Bibliography"/>
@@ -5641,8 +5734,8 @@
         <w:t xml:space="preserve">. First edition. New York: The Guilford Press.</w:t>
       </w:r>
     </w:p>
-    <w:bookmarkEnd w:id="87"/>
-    <w:bookmarkStart w:id="89" w:name="ref-olfsonHealthcareCoverageService2022"/>
+    <w:bookmarkEnd w:id="90"/>
+    <w:bookmarkStart w:id="92" w:name="ref-olfsonHealthcareCoverageService2022"/>
     <w:p>
       <w:pPr>
         <w:pStyle w:val="Bibliography"/>
@@ -5675,7 +5768,7 @@
       <w:r>
         <w:t xml:space="preserve"> </w:t>
       </w:r>
-      <w:hyperlink r:id="rId88">
+      <w:hyperlink r:id="rId91">
         <w:r>
           <w:rPr>
             <w:rStyle w:val="Hyperlink"/>
@@ -5687,8 +5780,8 @@
         <w:t xml:space="preserve">.</w:t>
       </w:r>
     </w:p>
-    <w:bookmarkEnd w:id="89"/>
-    <w:bookmarkStart w:id="91" w:name="ref-pinedoCurrentReexaminationRacial2019"/>
+    <w:bookmarkEnd w:id="92"/>
+    <w:bookmarkStart w:id="94" w:name="ref-pinedoCurrentReexaminationRacial2019"/>
     <w:p>
       <w:pPr>
         <w:pStyle w:val="Bibliography"/>
@@ -5733,7 +5826,7 @@
       <w:r>
         <w:t xml:space="preserve"> </w:t>
       </w:r>
-      <w:hyperlink r:id="rId90">
+      <w:hyperlink r:id="rId93">
         <w:r>
           <w:rPr>
             <w:rStyle w:val="Hyperlink"/>
@@ -5745,8 +5838,8 @@
         <w:t xml:space="preserve">.</w:t>
       </w:r>
     </w:p>
-    <w:bookmarkEnd w:id="91"/>
-    <w:bookmarkStart w:id="92" w:name="Xa6ef1c5c979e7476d6234b79f6a74545fbd7694"/>
+    <w:bookmarkEnd w:id="94"/>
+    <w:bookmarkStart w:id="95" w:name="Xa6ef1c5c979e7476d6234b79f6a74545fbd7694"/>
     <w:p>
       <w:pPr>
         <w:pStyle w:val="Bibliography"/>
@@ -5789,8 +5882,57 @@
         <w:t xml:space="preserve">58 (1): 7–29.</w:t>
       </w:r>
     </w:p>
-    <w:bookmarkEnd w:id="92"/>
-    <w:bookmarkStart w:id="94" w:name="Xd4c1d027f60920f356af6131267e679804e946e"/>
+    <w:bookmarkEnd w:id="95"/>
+    <w:bookmarkStart w:id="96" w:name="X93e79e1a5ab79bb153842a6d1ed7d5e5cb3185f"/>
+    <w:p>
+      <w:pPr>
+        <w:pStyle w:val="Bibliography"/>
+      </w:pPr>
+      <w:r>
+        <w:t xml:space="preserve">RStudio Team. 2020.</w:t>
+      </w:r>
+      <w:r>
+        <w:t xml:space="preserve"> </w:t>
+      </w:r>
+      <w:r>
+        <w:t xml:space="preserve">“</w:t>
+      </w:r>
+      <w:r>
+        <w:t xml:space="preserve">RStudio</w:t>
+      </w:r>
+      <w:r>
+        <w:t xml:space="preserve">:</w:t>
+      </w:r>
+      <w:r>
+        <w:t xml:space="preserve"> </w:t>
+      </w:r>
+      <w:r>
+        <w:t xml:space="preserve">Integrated Development</w:t>
+      </w:r>
+      <w:r>
+        <w:t xml:space="preserve"> </w:t>
+      </w:r>
+      <w:r>
+        <w:t xml:space="preserve">for</w:t>
+      </w:r>
+      <w:r>
+        <w:t xml:space="preserve"> </w:t>
+      </w:r>
+      <w:r>
+        <w:t xml:space="preserve">R</w:t>
+      </w:r>
+      <w:r>
+        <w:t xml:space="preserve">.”</w:t>
+      </w:r>
+      <w:r>
+        <w:t xml:space="preserve"> </w:t>
+      </w:r>
+      <w:r>
+        <w:t xml:space="preserve">Boston, MA: RStudio, Inc.</w:t>
+      </w:r>
+    </w:p>
+    <w:bookmarkEnd w:id="96"/>
+    <w:bookmarkStart w:id="98" w:name="Xd4c1d027f60920f356af6131267e679804e946e"/>
     <w:p>
       <w:pPr>
         <w:pStyle w:val="Bibliography"/>
@@ -5835,7 +5977,7 @@
       <w:r>
         <w:t xml:space="preserve"> </w:t>
       </w:r>
-      <w:hyperlink r:id="rId93">
+      <w:hyperlink r:id="rId97">
         <w:r>
           <w:rPr>
             <w:rStyle w:val="Hyperlink"/>
@@ -5847,8 +5989,8 @@
         <w:t xml:space="preserve">.</w:t>
       </w:r>
     </w:p>
-    <w:bookmarkEnd w:id="94"/>
-    <w:bookmarkStart w:id="96" w:name="ref-waltersUsingMachineLearning2021"/>
+    <w:bookmarkEnd w:id="98"/>
+    <w:bookmarkStart w:id="100" w:name="ref-waltersUsingMachineLearning2021"/>
     <w:p>
       <w:pPr>
         <w:pStyle w:val="Bibliography"/>
@@ -5881,7 +6023,7 @@
       <w:r>
         <w:t xml:space="preserve"> </w:t>
       </w:r>
-      <w:hyperlink r:id="rId95">
+      <w:hyperlink r:id="rId99">
         <w:r>
           <w:rPr>
             <w:rStyle w:val="Hyperlink"/>
@@ -5893,8 +6035,8 @@
         <w:t xml:space="preserve">.</w:t>
       </w:r>
     </w:p>
-    <w:bookmarkEnd w:id="96"/>
-    <w:bookmarkStart w:id="98" w:name="X4446e184b7dd55a61fd406499f32542fdcf24b5"/>
+    <w:bookmarkEnd w:id="100"/>
+    <w:bookmarkStart w:id="102" w:name="X4446e184b7dd55a61fd406499f32542fdcf24b5"/>
     <w:p>
       <w:pPr>
         <w:pStyle w:val="Bibliography"/>
@@ -5939,7 +6081,7 @@
       <w:r>
         <w:t xml:space="preserve"> </w:t>
       </w:r>
-      <w:hyperlink r:id="rId97">
+      <w:hyperlink r:id="rId101">
         <w:r>
           <w:rPr>
             <w:rStyle w:val="Hyperlink"/>
@@ -5951,8 +6093,8 @@
         <w:t xml:space="preserve">.</w:t>
       </w:r>
     </w:p>
-    <w:bookmarkEnd w:id="98"/>
-    <w:bookmarkStart w:id="100" w:name="X254a0f87701f835b5365990b3eba45be7dca59c"/>
+    <w:bookmarkEnd w:id="102"/>
+    <w:bookmarkStart w:id="104" w:name="X254a0f87701f835b5365990b3eba45be7dca59c"/>
     <w:p>
       <w:pPr>
         <w:pStyle w:val="Bibliography"/>
@@ -6036,7 +6178,7 @@
       <w:r>
         <w:t xml:space="preserve"> </w:t>
       </w:r>
-      <w:hyperlink r:id="rId99">
+      <w:hyperlink r:id="rId103">
         <w:r>
           <w:rPr>
             <w:rStyle w:val="Hyperlink"/>
@@ -6048,8 +6190,8 @@
         <w:t xml:space="preserve">.</w:t>
       </w:r>
     </w:p>
-    <w:bookmarkEnd w:id="100"/>
-    <w:bookmarkStart w:id="102" w:name="Xb35ee182d565575e339a0170868456c1684f821"/>
+    <w:bookmarkEnd w:id="104"/>
+    <w:bookmarkStart w:id="106" w:name="Xb35ee182d565575e339a0170868456c1684f821"/>
     <w:p>
       <w:pPr>
         <w:pStyle w:val="Bibliography"/>
@@ -6100,7 +6242,7 @@
       <w:r>
         <w:t xml:space="preserve"> </w:t>
       </w:r>
-      <w:hyperlink r:id="rId101">
+      <w:hyperlink r:id="rId105">
         <w:r>
           <w:rPr>
             <w:rStyle w:val="Hyperlink"/>
@@ -6112,14 +6254,14 @@
         <w:t xml:space="preserve">.</w:t>
       </w:r>
     </w:p>
-    <w:bookmarkEnd w:id="102"/>
-    <w:bookmarkStart w:id="104" w:name="ref-wyantMachineLearningModels2023"/>
+    <w:bookmarkEnd w:id="106"/>
+    <w:bookmarkStart w:id="108" w:name="ref-wyantMachineLearningModels2023"/>
     <w:p>
       <w:pPr>
         <w:pStyle w:val="Bibliography"/>
       </w:pPr>
       <w:r>
-        <w:t xml:space="preserve">Wyant, Kendra, Sarah June Kittleson Sant’Ana, Gaylen Fronk, and John J. Curtin. n.d.</w:t>
+        <w:t xml:space="preserve">Wyant, Kendra, Sarah June Kittleson Sant’Ana, Gaylen Fronk, and John J. Curtin. 2024.</w:t>
       </w:r>
       <w:r>
         <w:t xml:space="preserve"> </w:t>
@@ -6138,12 +6280,12 @@
         <w:t xml:space="preserve">Psychopathology and Clinical Science</w:t>
       </w:r>
       <w:r>
-        <w:t xml:space="preserve">. Accessed September 27, 2023.</w:t>
-      </w:r>
-      <w:r>
-        <w:t xml:space="preserve"> </w:t>
-      </w:r>
-      <w:hyperlink r:id="rId103">
+        <w:t xml:space="preserve">.</w:t>
+      </w:r>
+      <w:r>
+        <w:t xml:space="preserve"> </w:t>
+      </w:r>
+      <w:hyperlink r:id="rId107">
         <w:r>
           <w:rPr>
             <w:rStyle w:val="Hyperlink"/>
@@ -6155,10 +6297,10 @@
         <w:t xml:space="preserve">.</w:t>
       </w:r>
     </w:p>
-    <w:bookmarkEnd w:id="104"/>
-    <w:bookmarkEnd w:id="105"/>
-    <w:bookmarkEnd w:id="106"/>
-    <w:bookmarkEnd w:id="107"/>
+    <w:bookmarkEnd w:id="108"/>
+    <w:bookmarkEnd w:id="109"/>
+    <w:bookmarkEnd w:id="110"/>
+    <w:bookmarkEnd w:id="111"/>
     <w:sectPr/>
   </w:body>
 </w:document>

--- a/index.docx
+++ b/index.docx
@@ -851,7 +851,7 @@
         <w:t xml:space="preserve"> </w:t>
       </w:r>
       <w:r>
-        <w:t xml:space="preserve">(Kuhn and Wickham 2020)</w:t>
+        <w:t xml:space="preserve">(Kuhn and Wickham 2020; Kuhn 2022; Goodrich et al. 2023)</w:t>
       </w:r>
       <w:r>
         <w:t xml:space="preserve">. Models were trained and evaluated using high-throughput computing resources provided by the University of Wisconsin Center for High Throughput Computing</w:t>
@@ -891,7 +891,7 @@
         <w:t xml:space="preserve"> </w:t>
       </w:r>
       <w:r>
-        <w:t xml:space="preserve">shows how we established prediction time points, windows, and lags.</w:t>
+        <w:t xml:space="preserve">shows how we established prediction time points, windows, and lags. All available data up until, but not including, the prediction time point was used to generate model predictions. Prediction time points were updated hourly (Panel A). The first prediction time point for each participant was 24 hours from midnight on their study start date. This ensured at least 24 hours of past EMAs for future lapse prediction at these first time points. Subsequent predictions time points for each participant repeatedly rolled hour-by-hour until the end of their study participation.</w:t>
       </w:r>
     </w:p>
     <w:p>
@@ -899,7 +899,7 @@
         <w:pStyle w:val="BodyText"/>
       </w:pPr>
       <w:r>
-        <w:t xml:space="preserve">All available data up until a time point was used to generate model predictions. Prediction time points were updated hourly (Panel A). The first prediction time point each participant was 24 hours from midnight on their study start date. This ensured at least 24 hours of past EMAs for future lapse prediction at these first time points. Subsequent time points for each participant repeatedly rolled hour-by-hour until the end of their study participation.</w:t>
+        <w:t xml:space="preserve">The prediction window width was one week. Prediction windows rolled forward hour-by-hour with the prediction time point (Panel B). There were five possible lag times between the prediction time point and start of the prediction window. A prediction window either started immediately after the prediction time point (0 lag) or was lagged by 24, 72, 168, or 336 hours.</w:t>
       </w:r>
     </w:p>
     <w:p>
@@ -907,15 +907,7 @@
         <w:pStyle w:val="BodyText"/>
       </w:pPr>
       <w:r>
-        <w:t xml:space="preserve">The prediction window width was one week. Prediction windows rolled forward hour-by-hour with the prediction time point (Panel B). There were five possible lag times between the prediction time point and start of the prediction window. A prediction window started immediately after the prediction time point (0 lag) or was lagged by 24, 72, 168, or 336 hours.</w:t>
-      </w:r>
-    </w:p>
-    <w:p>
-      <w:pPr>
-        <w:pStyle w:val="BodyText"/>
-      </w:pPr>
-      <w:r>
-        <w:t xml:space="preserve">Therefore our models provided hour-by-hour probabilities of an alcohol lapse in the next week pushed forward at different times into the future (no lag or 24 hour, 72 hour, 168 hour, or 336 hour lagged predictions).</w:t>
+        <w:t xml:space="preserve">Therefore, our models provided hour-by-hour probabilities of an alcohol lapse in the next week pushed out up to two weeks into the future.</w:t>
       </w:r>
     </w:p>
     <w:tbl>
@@ -1269,39 +1261,7 @@
         <w:pStyle w:val="FirstParagraph"/>
       </w:pPr>
       <w:r>
-        <w:t xml:space="preserve">We used a Bayesian hierarchical generalized linear model to estimate the posterior probability distributions and 95% Bayesian credible intervals (CIs) for the five best models (no lag and 24 hour, 72 hour, 168 hour, and 336 hour lagged predictions) from our 30 held-out test sets. We set two random intercepts: one for the repeat, and another for the fold nested within repeat. auROCs were transformed using the logit function and regressed as a function of model contrast. We specified two sets of contrasts for model comparisons. The first set compared each lagged model to the baseline model (0 lag vs. 24 hour lag, 0 lag vs. 72 hour lag, 0 lag vs. 168 lag, 0 lag vs. 336 lag). The second set compared adjacently lagged models (24 hour lag vs. 72 hour lag, 72 hour lag vs. 168 hour lag, 168 hour lag vs. 336 hour lag).</w:t>
-      </w:r>
-    </w:p>
-    <w:p>
-      <w:pPr>
-        <w:pStyle w:val="BodyText"/>
-      </w:pPr>
-      <w:r>
-        <w:t xml:space="preserve">Bayesian analyses were accomplished using the tidyposterior</w:t>
-      </w:r>
-      <w:r>
-        <w:t xml:space="preserve"> </w:t>
-      </w:r>
-      <w:r>
-        <w:t xml:space="preserve">(Kuhn 2022)</w:t>
-      </w:r>
-      <w:r>
-        <w:t xml:space="preserve"> </w:t>
-      </w:r>
-      <w:r>
-        <w:t xml:space="preserve">and rstanarm</w:t>
-      </w:r>
-      <w:r>
-        <w:t xml:space="preserve"> </w:t>
-      </w:r>
-      <w:r>
-        <w:t xml:space="preserve">(Goodrich et al. 2023)</w:t>
-      </w:r>
-      <w:r>
-        <w:t xml:space="preserve"> </w:t>
-      </w:r>
-      <w:r>
-        <w:t xml:space="preserve">packages in R. Following recommendations from the rstanarm team and others</w:t>
+        <w:t xml:space="preserve">We used a Bayesian hierarchical generalized linear model to estimate the posterior probability distributions and 95% Bayesian credible intervals (CIs) from the 30 held-out test sets for our five best models. Following recommendations from the rstanarm team and others</w:t>
       </w:r>
       <w:r>
         <w:t xml:space="preserve"> </w:t>
@@ -1318,13 +1278,19 @@
         </w:rPr>
         <w:footnoteReference w:id="39"/>
       </w:r>
+      <w:r>
+        <w:t xml:space="preserve"> </w:t>
+      </w:r>
+      <w:r>
+        <w:t xml:space="preserve">We set two random intercepts to account for our resampling method: one for the repeat, and another for the fold nested within repeat. We specified two sets of contrasts for model comparisons. The first set compared each lagged model to the baseline model (0 lag vs. 24 hour lag, 0 lag vs. 72 hour lag, 0 lag vs. 168 lag, 0 lag vs. 336 lag). The second set compared adjacently lagged models (24 hour lag vs. 72 hour lag, 72 hour lag vs. 168 hour lag, 168 hour lag vs. 336 hour lag). auROCs were transformed using the logit function and regressed as a function of model contrast.</w:t>
+      </w:r>
     </w:p>
     <w:p>
       <w:pPr>
         <w:pStyle w:val="BodyText"/>
       </w:pPr>
       <w:r>
-        <w:t xml:space="preserve">From the Bayesian model we obtained the posterior distribution (transformed back from logit) and Bayeisan CIs for overall model evaluation. To evaluate our models’ overall performance we report the median posterior probability for auROC and Bayesian CIs. This represents our best estimate for the magnitude of the auROC parameter for each model. If the confidence intervals do not contain .5 (chance performance), this suggests our model is capturing signal in the data.</w:t>
+        <w:t xml:space="preserve">From the Bayesian model we obtained the posterior distribution (transformed back from logit) and Bayeisan CIs for all five models. To evaluate our models’ overall performance we report the median posterior probability for auROC and Bayesian CIs. This represents our best estimate for the magnitude of the auROC parameter for each model. If the confidence intervals do not contain .5 (chance performance), this suggests our model is capturing signal in the data.</w:t>
       </w:r>
     </w:p>
     <w:p>

--- a/index.docx
+++ b/index.docx
@@ -4526,131 +4526,98 @@
       <w:r>
         <w:t xml:space="preserve"> </w:t>
       </w:r>
-      <m:oMath>
-        <m:r>
-          <m:t>N</m:t>
-        </m:r>
-        <m:r>
-          <m:rPr>
-            <m:sty m:val="p"/>
-          </m:rPr>
-          <m:t>=</m:t>
-        </m:r>
-        <m:r>
-          <m:t>20</m:t>
-        </m:r>
-      </m:oMath>
-      <w:r>
-        <w:t xml:space="preserve"> </w:t>
-      </w:r>
-      <w:r>
-        <w:t xml:space="preserve">vs. Non-Hispanic White;</w:t>
-      </w:r>
-      <w:r>
-        <w:t xml:space="preserve"> </w:t>
-      </w:r>
-      <m:oMath>
-        <m:r>
-          <m:t>N</m:t>
-        </m:r>
-        <m:r>
-          <m:rPr>
-            <m:sty m:val="p"/>
-          </m:rPr>
-          <m:t>=</m:t>
-        </m:r>
-        <m:r>
-          <m:t>131</m:t>
-        </m:r>
-      </m:oMath>
-      <w:r>
-        <w:t xml:space="preserve">), sex at birth (female;</w:t>
-      </w:r>
-      <w:r>
-        <w:t xml:space="preserve"> </w:t>
-      </w:r>
-      <m:oMath>
-        <m:r>
-          <m:t>N</m:t>
-        </m:r>
-        <m:r>
-          <m:rPr>
-            <m:sty m:val="p"/>
-          </m:rPr>
-          <m:t>=</m:t>
-        </m:r>
-        <m:r>
-          <m:t>74</m:t>
-        </m:r>
-      </m:oMath>
-      <w:r>
-        <w:t xml:space="preserve"> </w:t>
-      </w:r>
-      <w:r>
-        <w:t xml:space="preserve">vs. Male;</w:t>
-      </w:r>
-      <w:r>
-        <w:t xml:space="preserve"> </w:t>
-      </w:r>
-      <m:oMath>
-        <m:r>
-          <m:t>N</m:t>
-        </m:r>
-        <m:r>
-          <m:rPr>
-            <m:sty m:val="p"/>
-          </m:rPr>
-          <m:t>=</m:t>
-        </m:r>
-        <m:r>
-          <m:t>77</m:t>
-        </m:r>
-      </m:oMath>
-      <w:r>
-        <w:t xml:space="preserve">), and income (below poverty;</w:t>
-      </w:r>
-      <w:r>
-        <w:t xml:space="preserve"> </w:t>
-      </w:r>
-      <m:oMath>
-        <m:r>
-          <m:t>N</m:t>
-        </m:r>
-        <m:r>
-          <m:rPr>
-            <m:sty m:val="p"/>
-          </m:rPr>
-          <m:t>=</m:t>
-        </m:r>
-        <m:r>
-          <m:t>18</m:t>
-        </m:r>
-      </m:oMath>
-      <w:r>
-        <w:t xml:space="preserve"> </w:t>
-      </w:r>
-      <w:r>
-        <w:t xml:space="preserve">vs. above poverty;</w:t>
-      </w:r>
-      <w:r>
-        <w:t xml:space="preserve"> </w:t>
-      </w:r>
-      <m:oMath>
-        <m:r>
-          <m:t>N</m:t>
-        </m:r>
-        <m:r>
-          <m:rPr>
-            <m:sty m:val="p"/>
-          </m:rPr>
-          <m:t>=</m:t>
-        </m:r>
-        <m:r>
-          <m:t>133</m:t>
-        </m:r>
-      </m:oMath>
-      <w:r>
-        <w:t xml:space="preserve">). All group comparisons were significant (probability &gt; .95) across models. On average there was a median decrease in auROC of 0.159 (range 0.107-0.179) for participants who were not White compared to non-Hispanic White participants. On average there was a median decrease in auROC of 0.080 (range 0.059-0.116) for female participants compared to male participants. On average there was a median decrease in auROC of 0.092 (range 0.086-0.133) for participants below the federal poverty line compared to participants above the federal poverty line. Table 1 in the supplement shows the median auROC and credible intervals separately by group and model.</w:t>
+      <w:r>
+        <w:rPr>
+          <w:i/>
+          <w:iCs/>
+        </w:rPr>
+        <w:t xml:space="preserve">N</w:t>
+      </w:r>
+      <w:r>
+        <w:t xml:space="preserve"> </w:t>
+      </w:r>
+      <w:r>
+        <w:t xml:space="preserve">= 20 vs. Non-Hispanic White;</w:t>
+      </w:r>
+      <w:r>
+        <w:t xml:space="preserve"> </w:t>
+      </w:r>
+      <w:r>
+        <w:rPr>
+          <w:i/>
+          <w:iCs/>
+        </w:rPr>
+        <w:t xml:space="preserve">N</w:t>
+      </w:r>
+      <w:r>
+        <w:t xml:space="preserve"> </w:t>
+      </w:r>
+      <w:r>
+        <w:t xml:space="preserve">= 131), sex at birth (female;</w:t>
+      </w:r>
+      <w:r>
+        <w:t xml:space="preserve"> </w:t>
+      </w:r>
+      <w:r>
+        <w:rPr>
+          <w:i/>
+          <w:iCs/>
+        </w:rPr>
+        <w:t xml:space="preserve">N</w:t>
+      </w:r>
+      <w:r>
+        <w:t xml:space="preserve"> </w:t>
+      </w:r>
+      <w:r>
+        <w:t xml:space="preserve">= 74 vs. Male;</w:t>
+      </w:r>
+      <w:r>
+        <w:t xml:space="preserve"> </w:t>
+      </w:r>
+      <w:r>
+        <w:rPr>
+          <w:i/>
+          <w:iCs/>
+        </w:rPr>
+        <w:t xml:space="preserve">N</w:t>
+      </w:r>
+      <w:r>
+        <w:t xml:space="preserve"> </w:t>
+      </w:r>
+      <w:r>
+        <w:t xml:space="preserve">= 77), and income (below poverty;</w:t>
+      </w:r>
+      <w:r>
+        <w:t xml:space="preserve"> </w:t>
+      </w:r>
+      <w:r>
+        <w:rPr>
+          <w:i/>
+          <w:iCs/>
+        </w:rPr>
+        <w:t xml:space="preserve">N</w:t>
+      </w:r>
+      <w:r>
+        <w:t xml:space="preserve"> </w:t>
+      </w:r>
+      <w:r>
+        <w:t xml:space="preserve">= 18 vs. above poverty;</w:t>
+      </w:r>
+      <w:r>
+        <w:t xml:space="preserve"> </w:t>
+      </w:r>
+      <w:r>
+        <w:rPr>
+          <w:i/>
+          <w:iCs/>
+        </w:rPr>
+        <w:t xml:space="preserve">N</w:t>
+      </w:r>
+      <w:r>
+        <w:t xml:space="preserve"> </w:t>
+      </w:r>
+      <w:r>
+        <w:t xml:space="preserve">= 133). All group comparisons were significant (probability &gt; .95) across models. On average there was a median decrease in auROC of 0.159 (range 0.107-0.179) for participants who were not White compared to non-Hispanic White participants. On average there was a median decrease in auROC of 0.080 (range 0.059-0.116) for female participants compared to male participants. On average there was a median decrease in auROC of 0.092 (range 0.086-0.133) for participants below the federal poverty line compared to participants above the federal poverty line. Table 1 in the supplement shows the median auROC and credible intervals separately by group and model.</w:t>
       </w:r>
     </w:p>
     <w:bookmarkEnd w:id="60"/>

--- a/index.docx
+++ b/index.docx
@@ -149,7 +149,7 @@
         <w:pStyle w:val="Date"/>
       </w:pPr>
       <w:r>
-        <w:t xml:space="preserve">2024-08-02</w:t>
+        <w:t xml:space="preserve">2024-08-03</w:t>
       </w:r>
     </w:p>
     <w:p>
@@ -424,7 +424,7 @@
         <w:t xml:space="preserve">(Project Match Research Group 1997)</w:t>
       </w:r>
       <w:r>
-        <w:t xml:space="preserve">. The study did not find any differences in treatment success. This can likely be attributed to 1) low-dimensional analyses that failed to capture the complex and heterogeneous nature of substance use disorders; and 2) their use of static distal features to predict a non-linear, time-varying course of recovery, lapse, and relapse</w:t>
+        <w:t xml:space="preserve">. Earlier studies, however, have been constrained to 1) low-dimensional analyses that fail to capture the complex and heterogeneous nature of substance use disorders and 2) the use of static distal features to predict a non-linear, time-varying course of recovery, lapse, and relapse</w:t>
       </w:r>
       <w:r>
         <w:t xml:space="preserve"> </w:t>
@@ -433,7 +433,15 @@
         <w:t xml:space="preserve">(Witkiewitz and Marlatt 2007)</w:t>
       </w:r>
       <w:r>
-        <w:t xml:space="preserve">. In other words, they used overly simplistic models to address the question of</w:t>
+        <w:t xml:space="preserve">.</w:t>
+      </w:r>
+    </w:p>
+    <w:p>
+      <w:pPr>
+        <w:pStyle w:val="BodyText"/>
+      </w:pPr>
+      <w:r>
+        <w:t xml:space="preserve">Recent advances in both machine learning and personal sensing may address these barriers to successful precision mental health. Machine learning uses high dimensional inputs that can capture the complexity of mental health conditions. Moreover, tools from machine learning can be applied to models to understand which factors are important to a specific individual at a specific moment in time, addressing the question of</w:t>
       </w:r>
       <w:r>
         <w:t xml:space="preserve"> </w:t>
@@ -446,10 +454,15 @@
         <w:t xml:space="preserve">how</w:t>
       </w:r>
       <w:r>
-        <w:t xml:space="preserve"> </w:t>
-      </w:r>
-      <w:r>
-        <w:t xml:space="preserve">and did not consider the question of</w:t>
+        <w:t xml:space="preserve">.</w:t>
+      </w:r>
+    </w:p>
+    <w:p>
+      <w:pPr>
+        <w:pStyle w:val="BodyText"/>
+      </w:pPr>
+      <w:r>
+        <w:t xml:space="preserve">Personal sensing allows for frequent, longitudinal measurement of changes in proximal risk (e.g., for a lapse) with high temporal precision, for better understanding the</w:t>
       </w:r>
       <w:r>
         <w:t xml:space="preserve"> </w:t>
@@ -462,7 +475,7 @@
         <w:t xml:space="preserve">when</w:t>
       </w:r>
       <w:r>
-        <w:t xml:space="preserve">.</w:t>
+        <w:t xml:space="preserve">. This precision is particularly important for predicting discrete symptoms or behaviors. Take the example of lapses, discrete instances of goal inconsistent substance use. Lapses are a clinically important target for substance use treatment. They are often an early warning sign of relapse, and maladaptive responses to lapses can undermine recovery. For some substances, even a single lapse can result in an overdose and/or death. It would be unreasonable to expect that we could predict a lapse with any temporal precision using only features that become more distal as time progresses. Rather, lapse prediction requires dense, long-term monitoring of symptoms and related states proximal to the outcome.</w:t>
       </w:r>
     </w:p>
     <w:p>
@@ -470,7 +483,59 @@
         <w:pStyle w:val="BodyText"/>
       </w:pPr>
       <w:r>
-        <w:t xml:space="preserve">The</w:t>
+        <w:t xml:space="preserve">Ecological momentary assessment (EMA) may be particularly well-suited for risk prediction algorithms. It offers momentary subjective insight into constructs that can be easily mapped onto modular forms of treatment, such as the relapse prevention model</w:t>
+      </w:r>
+      <w:r>
+        <w:t xml:space="preserve"> </w:t>
+      </w:r>
+      <w:r>
+        <w:t xml:space="preserve">(Marlatt and Gordon 1985; Witkiewitz and Marlatt 2004)</w:t>
+      </w:r>
+      <w:r>
+        <w:t xml:space="preserve">. EMA also appears to be well tolerated by individuals with substance use disorders</w:t>
+      </w:r>
+      <w:r>
+        <w:t xml:space="preserve"> </w:t>
+      </w:r>
+      <w:r>
+        <w:t xml:space="preserve">(Wyant et al. 2023)</w:t>
+      </w:r>
+      <w:r>
+        <w:t xml:space="preserve">. Thus, it can serve as an important signal for predicting substance use outcomes and interpreting clinically relevant features over a sustained period.</w:t>
+      </w:r>
+    </w:p>
+    <w:p>
+      <w:pPr>
+        <w:pStyle w:val="BodyText"/>
+      </w:pPr>
+      <w:r>
+        <w:t xml:space="preserve">Promising preliminary work suggests it is possible to build EMA models that predict immediate lapses back to substance use</w:t>
+      </w:r>
+      <w:r>
+        <w:t xml:space="preserve"> </w:t>
+      </w:r>
+      <w:r>
+        <w:t xml:space="preserve">(Walters et al. 2021; Bae et al. 2018; Soyster, Ashlock, and Fisher 2022; Chih et al. 2014)</w:t>
+      </w:r>
+      <w:r>
+        <w:t xml:space="preserve">. In a previous study from our group, we demonstrated that we can do this very well</w:t>
+      </w:r>
+      <w:r>
+        <w:t xml:space="preserve"> </w:t>
+      </w:r>
+      <w:r>
+        <w:t xml:space="preserve">(Wyant et al. 2024)</w:t>
+      </w:r>
+      <w:r>
+        <w:t xml:space="preserve">. We used 4X daily EMA with questions designed to measure theoretically-implicated risk factors including past use, craving, past pleasant events, past and future risky situations, past and future stressful events, emotional valence and arousal, and self-efficacy. We showed that it was possible to predict immediate alcohol lapses for several different prediction widths with clinically meaningful accuracy.</w:t>
+      </w:r>
+    </w:p>
+    <w:p>
+      <w:pPr>
+        <w:pStyle w:val="BodyText"/>
+      </w:pPr>
+      <w:r>
+        <w:t xml:space="preserve">Narrow prediction window widths (i.e., next hour or next day) without any lag time between the prediction time point and start of the prediction window are well-suited for</w:t>
       </w:r>
       <w:r>
         <w:t xml:space="preserve"> </w:t>
@@ -480,74 +545,13 @@
           <w:i/>
           <w:iCs/>
         </w:rPr>
-        <w:t xml:space="preserve">when</w:t>
-      </w:r>
-      <w:r>
-        <w:t xml:space="preserve"> </w:t>
-      </w:r>
-      <w:r>
-        <w:t xml:space="preserve">is particularly important for predicting discrete symptoms or behaviors. Take the example of lapses, discrete instances of goal inconsistent substance use. Lapses are a clinically important target for substance use treatment. They are often an early warning sign of relapse, and maladaptive responses to lapses can undermine recovery. For some substances, even a single lapse can result in an overdose and/or death. It would be unreasonable to expect that we could predict a lapse with any temporal precision using only features that become more distal as time progresses. Rather, lapse prediction requires dense, long-term monitoring of symptoms and related states proximal to the outcome.</w:t>
-      </w:r>
-    </w:p>
-    <w:p>
-      <w:pPr>
-        <w:pStyle w:val="BodyText"/>
-      </w:pPr>
-      <w:r>
-        <w:t xml:space="preserve">Recent advances in both personal sensing and machine learning may address these barriers to successful precision mental health. Personal sensing allows for frequent, longitudinal measurement of changes in proximal risk (e.g., for a lapse) with high temporal precision. Machine learning uses high dimensional inputs that can capture the complexity of mental health conditions. Moreover, tools from machine learning can be applied to models to understand which factors are important to a specific individual at a specific moment in time.</w:t>
-      </w:r>
-    </w:p>
-    <w:p>
-      <w:pPr>
-        <w:pStyle w:val="BodyText"/>
-      </w:pPr>
-      <w:r>
-        <w:t xml:space="preserve">Ecological momentary assessment (EMA) may be particularly well-suited for these algorithms. It offers momentary subjective insight into constructs that can be easily mapped onto modular forms of treatment, such as the relapse prevention model</w:t>
-      </w:r>
-      <w:r>
-        <w:t xml:space="preserve"> </w:t>
-      </w:r>
-      <w:r>
-        <w:t xml:space="preserve">(Marlatt and Gordon 1985; Witkiewitz and Marlatt 2004)</w:t>
-      </w:r>
-      <w:r>
-        <w:t xml:space="preserve">. EMA also appears to be well tolerated by individuals with substance use disorders</w:t>
-      </w:r>
-      <w:r>
-        <w:t xml:space="preserve"> </w:t>
-      </w:r>
-      <w:r>
-        <w:t xml:space="preserve">(Wyant et al. 2023)</w:t>
-      </w:r>
-      <w:r>
-        <w:t xml:space="preserve">. Thus, it can serve as an important signal for predicting substance use outcomes and interpreting clinically relevant features over a sustained period.</w:t>
-      </w:r>
-      <w:r>
-        <w:t xml:space="preserve"> </w:t>
-      </w:r>
-      <w:r>
-        <w:t xml:space="preserve"> </w:t>
-      </w:r>
-      <w:r>
-        <w:t xml:space="preserve">Promising preliminary work suggests it is possible to build EMA models that predict immediate lapses back to substance use</w:t>
-      </w:r>
-      <w:r>
-        <w:t xml:space="preserve"> </w:t>
-      </w:r>
-      <w:r>
-        <w:t xml:space="preserve">(Walters et al. 2021; Bae et al. 2018; Soyster, Ashlock, and Fisher 2022; Chih et al. 2014)</w:t>
-      </w:r>
-      <w:r>
-        <w:t xml:space="preserve">. In a previous study from our group, we demonstrated that we can do this very well. We used 4X daily EMA with questions designed to measure theoretically-implicated risk factors including past use, craving, past pleasant events, past and future risky situations, past and future stressful events, emotional valence and arousal, and self-efficacy. We showed that it was possible to predict immediate alcohol lapses within the next week, day, and hour with clinically meaningful accuracy - area under the receiver operating curves (auROCs) of 0.90, 0.91, and 0.93, respectively</w:t>
-      </w:r>
-      <w:r>
-        <w:t xml:space="preserve"> </w:t>
-      </w:r>
-      <w:r>
-        <w:t xml:space="preserve">(Wyant et al. 2024)</w:t>
-      </w:r>
-      <w:r>
-        <w:t xml:space="preserve">. We also characterized the relative importance of features contributing to these risk probabilities for specific individuals at specific moments in time. These models are well-suited to make algorithm-guided recommendations to address immediate risks - for example, recommending a coping with craving activity when someone has increased craving, or recommending a guided relaxation video when someone is reporting recent stressful events. Importantly, these supports can be available 24/7 (e.g., in a digital therapeutic) for an individual, allowing them to take action right away.</w:t>
+        <w:t xml:space="preserve">Just-in-Time</w:t>
+      </w:r>
+      <w:r>
+        <w:t xml:space="preserve"> </w:t>
+      </w:r>
+      <w:r>
+        <w:t xml:space="preserve">interventions that make algorithm-guided recommendations to address immediate risks - for example, recommending a coping with craving activity when someone has increased craving, or recommending a guided relaxation video when someone is reporting recent stressful events. Importantly, these supports can be available 24/7 (e.g., in a digital therapeutic) for an individual, allowing them to take action right away.</w:t>
       </w:r>
     </w:p>
     <w:p>
@@ -571,7 +575,7 @@
         <w:t xml:space="preserve"> </w:t>
       </w:r>
       <w:r>
-        <w:t xml:space="preserve">model with predictions shifted further into the future could provide patients with increased lead time to implement supports that might not be immediately available to them.</w:t>
+        <w:t xml:space="preserve">model where prediction windows are shifted further into the future (i.e., away from the prediction time point) could provide patients with increased lead time to implement supports that might not be immediately available to them. In these situations, a wider prediction window width (i.e, one week) may be preferred. Wider window widths yield higher proportions of positive labels mitigating issues of an unbalanced outcome. Additionally, when scheduling real world support, it is important that the lead up time is adequate and not that the prediction is necessarily temporally precise.</w:t>
       </w:r>
     </w:p>
     <w:p>
@@ -579,19 +583,42 @@
         <w:pStyle w:val="BodyText"/>
       </w:pPr>
       <w:r>
-        <w:t xml:space="preserve">In this study, we compared the performance of one of our models from a previous study</w:t>
-      </w:r>
-      <w:r>
-        <w:t xml:space="preserve"> </w:t>
-      </w:r>
-      <w:r>
-        <w:t xml:space="preserve">(Wyant et al. 2024)</w:t>
-      </w:r>
-      <w:r>
-        <w:t xml:space="preserve"> </w:t>
-      </w:r>
-      <w:r>
-        <w:t xml:space="preserve">with models using increased lag time between predictions and outcomes. Specifically, we used the same EMA features as our immediate model and train new models to predict the probability of a lapse beginning one day (24 hours), three days (72 hours), one week (168 hours), or two weeks (336 hours) into the future. Our primary objective was to assess how well models perform with increasing lag time.</w:t>
+        <w:t xml:space="preserve">In this study, we evaluated the performance of a model predicting immediate next week lapses with models using increased lag time between the prediction time points and the start of the prediction window. Specifically, we used the same EMA features as our immediate model and trained new models to predict the probability of a lapse beginning one day (24 hours), three days (72 hours), one week (168 hours), or two weeks (336 hours) into the future. We evaluated each lagged model to determine if they perform at clinically implementable levels and assessed the relative difference in performance as lag time increased.</w:t>
+      </w:r>
+    </w:p>
+    <w:p>
+      <w:pPr>
+        <w:pStyle w:val="BodyText"/>
+      </w:pPr>
+      <w:r>
+        <w:t xml:space="preserve">Additionally, our group is committed to the responsible and transparent reporting of model performance. Models that work for only a subset of people, if implemented, could widen existing treatment disparities. Therefore we reported our models’ performance for three dichotomized demographic groups with known disparities in access to substance use treatment - race and ethnicity (not White vs. non-Hispanic White)</w:t>
+      </w:r>
+      <w:r>
+        <w:t xml:space="preserve"> </w:t>
+      </w:r>
+      <w:r>
+        <w:t xml:space="preserve">(Pinedo 2019; Kilaru et al. 2020)</w:t>
+      </w:r>
+      <w:r>
+        <w:t xml:space="preserve">, income (below poverty vs. above poverty)</w:t>
+      </w:r>
+      <w:r>
+        <w:t xml:space="preserve"> </w:t>
+      </w:r>
+      <w:r>
+        <w:t xml:space="preserve">(Olfson et al. 2022)</w:t>
+      </w:r>
+      <w:r>
+        <w:t xml:space="preserve">, and sex at birth (female vs. male)</w:t>
+      </w:r>
+      <w:r>
+        <w:t xml:space="preserve"> </w:t>
+      </w:r>
+      <w:r>
+        <w:t xml:space="preserve">(Greenfield et al. 2007; Kilaru et al. 2020)</w:t>
+      </w:r>
+      <w:r>
+        <w:t xml:space="preserve">.</w:t>
       </w:r>
     </w:p>
     <w:bookmarkEnd w:id="21"/>
@@ -1302,13 +1329,13 @@
       </w:r>
     </w:p>
     <w:bookmarkEnd w:id="40"/>
-    <w:bookmarkStart w:id="42" w:name="fairness-benchmarks"/>
+    <w:bookmarkStart w:id="42" w:name="fairness-analyses"/>
     <w:p>
       <w:pPr>
         <w:pStyle w:val="Heading4"/>
       </w:pPr>
       <w:r>
-        <w:t xml:space="preserve">Fairness Benchmarks</w:t>
+        <w:t xml:space="preserve">Fairness Analyses</w:t>
       </w:r>
     </w:p>
     <w:p>
@@ -1316,42 +1343,7 @@
         <w:pStyle w:val="FirstParagraph"/>
       </w:pPr>
       <w:r>
-        <w:t xml:space="preserve">We aim for the responsible and transparent reporting of model performance and clinical utility. In these efforts, we calculated the median posterior probability and 95% Bayesian CI for auROC for each model separately for three dichotomized demographic groups with potential disparities in access to substance use treatment - race and ethnicity (non-Hispanic White vs. non-White)</w:t>
-      </w:r>
-      <w:r>
-        <w:t xml:space="preserve"> </w:t>
-      </w:r>
-      <w:r>
-        <w:t xml:space="preserve">(Pinedo 2019; Kilaru et al. 2020)</w:t>
-      </w:r>
-      <w:r>
-        <w:t xml:space="preserve">, income (above poverty vs. below poverty)</w:t>
-      </w:r>
-      <w:r>
-        <w:t xml:space="preserve"> </w:t>
-      </w:r>
-      <w:r>
-        <w:t xml:space="preserve">(Olfson et al. 2022)</w:t>
-      </w:r>
-      <w:r>
-        <w:t xml:space="preserve">, and sex at birth (male vs. female)</w:t>
-      </w:r>
-      <w:r>
-        <w:t xml:space="preserve"> </w:t>
-      </w:r>
-      <w:r>
-        <w:t xml:space="preserve">(Greenfield et al. 2007; Kilaru et al. 2020)</w:t>
-      </w:r>
-      <w:r>
-        <w:t xml:space="preserve">.</w:t>
-      </w:r>
-    </w:p>
-    <w:p>
-      <w:pPr>
-        <w:pStyle w:val="BodyText"/>
-      </w:pPr>
-      <w:r>
-        <w:t xml:space="preserve">We also acknowledge that models that work for only a subset of people, if implemented, could widen existing treatment disparities. We conducted Bayesian group comparisons to assess the likelihood that the model performs differently by group. We report the median difference and range in posterior probabilities across all models. The median auROC and Bayesian CIs are reported separately by group and model in the supplement.</w:t>
+        <w:t xml:space="preserve">We calculated the median posterior probability and 95% Bayesian CI for auROC for each model separately by race and ethnicity (not White vs. non-Hispanic White), income (below poverty vs. above poverty), and sex at birth (female vs. male). We conducted Bayesian group comparisons to assess the likelihood that each model performs differently by group. We report the median difference and range in posterior probabilities across all models. The median auROC and Bayesian CIs are reported separately by group and model in the supplement.</w:t>
       </w:r>
       <w:r>
         <w:rPr>
@@ -4490,13 +4482,13 @@
     </w:p>
     <w:bookmarkEnd w:id="58"/>
     <w:bookmarkEnd w:id="59"/>
-    <w:bookmarkStart w:id="60" w:name="fairness-benchmarks-1"/>
+    <w:bookmarkStart w:id="60" w:name="fairness-analyses-1"/>
     <w:p>
       <w:pPr>
         <w:pStyle w:val="Heading2"/>
       </w:pPr>
       <w:r>
-        <w:t xml:space="preserve">Fairness Benchmarks</w:t>
+        <w:t xml:space="preserve">Fairness Analyses</w:t>
       </w:r>
     </w:p>
     <w:p>

--- a/index.docx
+++ b/index.docx
@@ -149,7 +149,7 @@
         <w:pStyle w:val="Date"/>
       </w:pPr>
       <w:r>
-        <w:t xml:space="preserve">2024-08-03</w:t>
+        <w:t xml:space="preserve">2024-08-14</w:t>
       </w:r>
     </w:p>
     <w:p>
@@ -4310,7 +4310,7 @@
         <w:pStyle w:val="BodyText"/>
       </w:pPr>
       <w:r>
-        <w:t xml:space="preserve">Histograms of the full posterior probability distributions for auROC for each model are available in the supplement. The median auROCs from these posterior distributions were 0.893 (baseline), 0.887 (24 hour lag), 0.875 (72 hour lag), 0.871 (168 hour lag), and 0.852 (336 hour lag). These values represent our best estimates for the magnitude of the auROC parameter for each model. The 95% Bayesian CI for the auROCs for these models were relatively narrow and did not contain 0.5: baseline [0.876-0.908], 24 hour lag [0.869-0.903], 72 hour lag [0.855-0.892], 168 hour lag [0.850-0.889], 336 hour lag [0.830-0.872].Panel A in</w:t>
+        <w:t xml:space="preserve">Histograms of the full posterior probability distributions for auROC for each model are available in the supplement. The median auROCs from these posterior distributions were 0.893 (baseline), 0.887 (24 hour lag), 0.875 (72 hour lag), 0.871 (168 hour lag), and 0.852 (336 hour lag). These values represent our best estimates for the magnitude of the auROC parameter for each model. The 95% Bayesian CI for the auROCs for these models were relatively narrow and did not contain 0.5: baseline [0.876-0.908], 24 hour lag [0.869-0.903], 72 hour lag [0.855-0.892], 168 hour lag [0.850-0.889], 336 hour lag [0.830-0.872]. Panel A in</w:t>
       </w:r>
       <w:r>
         <w:t xml:space="preserve"> </w:t>
@@ -4775,7 +4775,19 @@
         </w:numPr>
       </w:pPr>
       <w:r>
-        <w:t xml:space="preserve">Model degrades but perhaps not meaningfully even down to two weeks out.</w:t>
+        <w:t xml:space="preserve">Model degrades as lag time increases.</w:t>
+      </w:r>
+    </w:p>
+    <w:p>
+      <w:pPr>
+        <w:pStyle w:val="Compact"/>
+        <w:numPr>
+          <w:ilvl w:val="1"/>
+          <w:numId w:val="1004"/>
+        </w:numPr>
+      </w:pPr>
+      <w:r>
+        <w:t xml:space="preserve">Features become less proximal to our outcome</w:t>
       </w:r>
     </w:p>
     <w:p>
@@ -4786,7 +4798,19 @@
         </w:numPr>
       </w:pPr>
       <w:r>
-        <w:t xml:space="preserve">All models were worse for women and people were not white and below poverty line.</w:t>
+        <w:t xml:space="preserve">However, performance is still clinically meaningful even with a two week lag.</w:t>
+      </w:r>
+    </w:p>
+    <w:p>
+      <w:pPr>
+        <w:pStyle w:val="Compact"/>
+        <w:numPr>
+          <w:ilvl w:val="1"/>
+          <w:numId w:val="1005"/>
+        </w:numPr>
+      </w:pPr>
+      <w:r>
+        <w:t xml:space="preserve">.85 auROC is still excellent and the benefit of advanced notice may outweigh the drop in performance.</w:t>
       </w:r>
     </w:p>
     <w:p>
@@ -4797,7 +4821,19 @@
         </w:numPr>
       </w:pPr>
       <w:r>
-        <w:t xml:space="preserve">Improving model performance for unprivileged classes. Considering other important classes for SUD, such as geographic location, Improving diversity of training data</w:t>
+        <w:t xml:space="preserve">All models were worse for women and people were not white and below poverty line.</w:t>
+      </w:r>
+    </w:p>
+    <w:p>
+      <w:pPr>
+        <w:pStyle w:val="Compact"/>
+        <w:numPr>
+          <w:ilvl w:val="1"/>
+          <w:numId w:val="1006"/>
+        </w:numPr>
+      </w:pPr>
+      <w:r>
+        <w:t xml:space="preserve">Acknowledge low N in minority groups for income and race/ethnicity (causing wide CIs?)</w:t>
       </w:r>
     </w:p>
     <w:p>
@@ -4808,7 +4844,31 @@
         </w:numPr>
       </w:pPr>
       <w:r>
-        <w:t xml:space="preserve">low N in disparity groups for model comparisons - causing wide CIs?</w:t>
+        <w:t xml:space="preserve">Discussion of Shapley values.</w:t>
+      </w:r>
+    </w:p>
+    <w:p>
+      <w:pPr>
+        <w:pStyle w:val="Compact"/>
+        <w:numPr>
+          <w:ilvl w:val="1"/>
+          <w:numId w:val="1007"/>
+        </w:numPr>
+      </w:pPr>
+      <w:r>
+        <w:t xml:space="preserve">local shapley plots suggest what someone needs is different and different moments (within and between differences).</w:t>
+      </w:r>
+    </w:p>
+    <w:p>
+      <w:pPr>
+        <w:pStyle w:val="Compact"/>
+        <w:numPr>
+          <w:ilvl w:val="1"/>
+          <w:numId w:val="1007"/>
+        </w:numPr>
+      </w:pPr>
+      <w:r>
+        <w:t xml:space="preserve">Difference between slow changing states (e.g., income) and more dynamic states (e.g., craving).</w:t>
       </w:r>
     </w:p>
     <w:p>
@@ -4819,18 +4879,43 @@
         </w:numPr>
       </w:pPr>
       <w:r>
-        <w:t xml:space="preserve">Performance discrepancies sets up fairness methods paper. How can we improve these discrepancies? Mention in discussion as current future direction</w:t>
-      </w:r>
-    </w:p>
-    <w:p>
-      <w:pPr>
+        <w:t xml:space="preserve">Future directions</w:t>
+      </w:r>
+    </w:p>
+    <w:p>
+      <w:pPr>
+        <w:pStyle w:val="Compact"/>
         <w:numPr>
-          <w:ilvl w:val="0"/>
-          <w:numId w:val="1003"/>
+          <w:ilvl w:val="1"/>
+          <w:numId w:val="1008"/>
         </w:numPr>
       </w:pPr>
       <w:r>
-        <w:t xml:space="preserve">Note from Gaylen: if the model performance doesn’t degrade much, and the feature importance doesn’t seem to change much across lags… what does this say about the need for proximal predictors? obviously 2-3 weeks out is different than 6 months out, but even in-the-moment features are still important for predicting a lapse up to 3 weeks later (2 week lag plus 1 week window as lapse could be any time within the window). it is obviously exciting that we can do this advanced prediction, but i think you’ll have to navigate the line between celebrating that success and still calling for dense monitoring of proximal predictors</w:t>
+        <w:t xml:space="preserve">Explore methods for improving model performance for groups underrepresented in the data, such as upsampling and adjusting penalties for minority groups (fairness paper).</w:t>
+      </w:r>
+    </w:p>
+    <w:p>
+      <w:pPr>
+        <w:pStyle w:val="Compact"/>
+        <w:numPr>
+          <w:ilvl w:val="1"/>
+          <w:numId w:val="1008"/>
+        </w:numPr>
+      </w:pPr>
+      <w:r>
+        <w:t xml:space="preserve">Recruit a more representative sample to improve diversity of training data (RISK2 grant).</w:t>
+      </w:r>
+    </w:p>
+    <w:p>
+      <w:pPr>
+        <w:pStyle w:val="Compact"/>
+        <w:numPr>
+          <w:ilvl w:val="1"/>
+          <w:numId w:val="1008"/>
+        </w:numPr>
+      </w:pPr>
+      <w:r>
+        <w:t xml:space="preserve">Build personalized models that inherently capture time series data and how one’s risk evolves over time (state-space models).</w:t>
       </w:r>
     </w:p>
     <w:bookmarkEnd w:id="67"/>
@@ -6641,6 +6726,48 @@
     </w:lvlOverride>
   </w:num>
   <w:num w:numId="1003">
+    <w:abstractNumId w:val="99411"/>
+    <w:lvlOverride w:ilvl="0">
+      <w:startOverride w:val="1"/>
+    </w:lvlOverride>
+    <w:lvlOverride w:ilvl="1">
+      <w:startOverride w:val="1"/>
+    </w:lvlOverride>
+    <w:lvlOverride w:ilvl="2">
+      <w:startOverride w:val="1"/>
+    </w:lvlOverride>
+    <w:lvlOverride w:ilvl="3">
+      <w:startOverride w:val="1"/>
+    </w:lvlOverride>
+    <w:lvlOverride w:ilvl="4">
+      <w:startOverride w:val="1"/>
+    </w:lvlOverride>
+    <w:lvlOverride w:ilvl="5">
+      <w:startOverride w:val="1"/>
+    </w:lvlOverride>
+    <w:lvlOverride w:ilvl="6">
+      <w:startOverride w:val="1"/>
+    </w:lvlOverride>
+    <w:lvlOverride w:ilvl="7">
+      <w:startOverride w:val="1"/>
+    </w:lvlOverride>
+    <w:lvlOverride w:ilvl="8">
+      <w:startOverride w:val="1"/>
+    </w:lvlOverride>
+  </w:num>
+  <w:num w:numId="1004">
+    <w:abstractNumId w:val="991"/>
+  </w:num>
+  <w:num w:numId="1005">
+    <w:abstractNumId w:val="991"/>
+  </w:num>
+  <w:num w:numId="1006">
+    <w:abstractNumId w:val="991"/>
+  </w:num>
+  <w:num w:numId="1007">
+    <w:abstractNumId w:val="991"/>
+  </w:num>
+  <w:num w:numId="1008">
     <w:abstractNumId w:val="991"/>
   </w:num>
 </w:numbering>

--- a/index.docx
+++ b/index.docx
@@ -165,61 +165,523 @@
         <w:pStyle w:val="Abstract"/>
       </w:pPr>
       <w:r>
-        <w:t xml:space="preserve">This</w:t>
-      </w:r>
-      <w:r>
-        <w:t xml:space="preserve"> </w:t>
-      </w:r>
-      <w:r>
-        <w:t xml:space="preserve">study</w:t>
-      </w:r>
-      <w:r>
-        <w:t xml:space="preserve"> </w:t>
-      </w:r>
-      <w:r>
-        <w:t xml:space="preserve">found</w:t>
-      </w:r>
-      <w:r>
-        <w:t xml:space="preserve"> </w:t>
-      </w:r>
-      <w:r>
-        <w:t xml:space="preserve">some</w:t>
-      </w:r>
-      <w:r>
-        <w:t xml:space="preserve"> </w:t>
-      </w:r>
-      <w:r>
-        <w:t xml:space="preserve">pretty</w:t>
-      </w:r>
-      <w:r>
-        <w:t xml:space="preserve"> </w:t>
-      </w:r>
-      <w:r>
-        <w:t xml:space="preserve">cool</w:t>
-      </w:r>
-      <w:r>
-        <w:t xml:space="preserve"> </w:t>
-      </w:r>
-      <w:r>
-        <w:t xml:space="preserve">results</w:t>
-      </w:r>
-      <w:r>
-        <w:t xml:space="preserve"> </w:t>
-      </w:r>
-      <w:r>
-        <w:t xml:space="preserve">that</w:t>
-      </w:r>
-      <w:r>
-        <w:t xml:space="preserve"> </w:t>
-      </w:r>
-      <w:r>
-        <w:t xml:space="preserve">have</w:t>
-      </w:r>
-      <w:r>
-        <w:t xml:space="preserve"> </w:t>
-      </w:r>
-      <w:r>
-        <w:t xml:space="preserve">both</w:t>
+        <w:t xml:space="preserve">We</w:t>
+      </w:r>
+      <w:r>
+        <w:t xml:space="preserve"> </w:t>
+      </w:r>
+      <w:r>
+        <w:t xml:space="preserve">evaluated</w:t>
+      </w:r>
+      <w:r>
+        <w:t xml:space="preserve"> </w:t>
+      </w:r>
+      <w:r>
+        <w:t xml:space="preserve">the</w:t>
+      </w:r>
+      <w:r>
+        <w:t xml:space="preserve"> </w:t>
+      </w:r>
+      <w:r>
+        <w:t xml:space="preserve">performance</w:t>
+      </w:r>
+      <w:r>
+        <w:t xml:space="preserve"> </w:t>
+      </w:r>
+      <w:r>
+        <w:t xml:space="preserve">of</w:t>
+      </w:r>
+      <w:r>
+        <w:t xml:space="preserve"> </w:t>
+      </w:r>
+      <w:r>
+        <w:t xml:space="preserve">a</w:t>
+      </w:r>
+      <w:r>
+        <w:t xml:space="preserve"> </w:t>
+      </w:r>
+      <w:r>
+        <w:t xml:space="preserve">model</w:t>
+      </w:r>
+      <w:r>
+        <w:t xml:space="preserve"> </w:t>
+      </w:r>
+      <w:r>
+        <w:t xml:space="preserve">predicting</w:t>
+      </w:r>
+      <w:r>
+        <w:t xml:space="preserve"> </w:t>
+      </w:r>
+      <w:r>
+        <w:t xml:space="preserve">immediate</w:t>
+      </w:r>
+      <w:r>
+        <w:t xml:space="preserve"> </w:t>
+      </w:r>
+      <w:r>
+        <w:t xml:space="preserve">alcohol</w:t>
+      </w:r>
+      <w:r>
+        <w:t xml:space="preserve"> </w:t>
+      </w:r>
+      <w:r>
+        <w:t xml:space="preserve">lapses</w:t>
+      </w:r>
+      <w:r>
+        <w:t xml:space="preserve"> </w:t>
+      </w:r>
+      <w:r>
+        <w:t xml:space="preserve">and</w:t>
+      </w:r>
+      <w:r>
+        <w:t xml:space="preserve"> </w:t>
+      </w:r>
+      <w:r>
+        <w:t xml:space="preserve">models</w:t>
+      </w:r>
+      <w:r>
+        <w:t xml:space="preserve"> </w:t>
+      </w:r>
+      <w:r>
+        <w:t xml:space="preserve">with</w:t>
+      </w:r>
+      <w:r>
+        <w:t xml:space="preserve"> </w:t>
+      </w:r>
+      <w:r>
+        <w:t xml:space="preserve">increasing</w:t>
+      </w:r>
+      <w:r>
+        <w:t xml:space="preserve"> </w:t>
+      </w:r>
+      <w:r>
+        <w:t xml:space="preserve">lag</w:t>
+      </w:r>
+      <w:r>
+        <w:t xml:space="preserve"> </w:t>
+      </w:r>
+      <w:r>
+        <w:t xml:space="preserve">time</w:t>
+      </w:r>
+      <w:r>
+        <w:t xml:space="preserve"> </w:t>
+      </w:r>
+      <w:r>
+        <w:t xml:space="preserve">between</w:t>
+      </w:r>
+      <w:r>
+        <w:t xml:space="preserve"> </w:t>
+      </w:r>
+      <w:r>
+        <w:t xml:space="preserve">the</w:t>
+      </w:r>
+      <w:r>
+        <w:t xml:space="preserve"> </w:t>
+      </w:r>
+      <w:r>
+        <w:t xml:space="preserve">prediction</w:t>
+      </w:r>
+      <w:r>
+        <w:t xml:space="preserve"> </w:t>
+      </w:r>
+      <w:r>
+        <w:t xml:space="preserve">time</w:t>
+      </w:r>
+      <w:r>
+        <w:t xml:space="preserve"> </w:t>
+      </w:r>
+      <w:r>
+        <w:t xml:space="preserve">points</w:t>
+      </w:r>
+      <w:r>
+        <w:t xml:space="preserve"> </w:t>
+      </w:r>
+      <w:r>
+        <w:t xml:space="preserve">and</w:t>
+      </w:r>
+      <w:r>
+        <w:t xml:space="preserve"> </w:t>
+      </w:r>
+      <w:r>
+        <w:t xml:space="preserve">start</w:t>
+      </w:r>
+      <w:r>
+        <w:t xml:space="preserve"> </w:t>
+      </w:r>
+      <w:r>
+        <w:t xml:space="preserve">of</w:t>
+      </w:r>
+      <w:r>
+        <w:t xml:space="preserve"> </w:t>
+      </w:r>
+      <w:r>
+        <w:t xml:space="preserve">the</w:t>
+      </w:r>
+      <w:r>
+        <w:t xml:space="preserve"> </w:t>
+      </w:r>
+      <w:r>
+        <w:t xml:space="preserve">prediction</w:t>
+      </w:r>
+      <w:r>
+        <w:t xml:space="preserve"> </w:t>
+      </w:r>
+      <w:r>
+        <w:t xml:space="preserve">window</w:t>
+      </w:r>
+      <w:r>
+        <w:t xml:space="preserve"> </w:t>
+      </w:r>
+      <w:r>
+        <w:t xml:space="preserve">(24,</w:t>
+      </w:r>
+      <w:r>
+        <w:t xml:space="preserve"> </w:t>
+      </w:r>
+      <w:r>
+        <w:t xml:space="preserve">72,</w:t>
+      </w:r>
+      <w:r>
+        <w:t xml:space="preserve"> </w:t>
+      </w:r>
+      <w:r>
+        <w:t xml:space="preserve">168,</w:t>
+      </w:r>
+      <w:r>
+        <w:t xml:space="preserve"> </w:t>
+      </w:r>
+      <w:r>
+        <w:t xml:space="preserve">or</w:t>
+      </w:r>
+      <w:r>
+        <w:t xml:space="preserve"> </w:t>
+      </w:r>
+      <w:r>
+        <w:t xml:space="preserve">336</w:t>
+      </w:r>
+      <w:r>
+        <w:t xml:space="preserve"> </w:t>
+      </w:r>
+      <w:r>
+        <w:t xml:space="preserve">hour</w:t>
+      </w:r>
+      <w:r>
+        <w:t xml:space="preserve"> </w:t>
+      </w:r>
+      <w:r>
+        <w:t xml:space="preserve">lag).</w:t>
+      </w:r>
+      <w:r>
+        <w:t xml:space="preserve"> </w:t>
+      </w:r>
+      <w:r>
+        <w:t xml:space="preserve">Model</w:t>
+      </w:r>
+      <w:r>
+        <w:t xml:space="preserve"> </w:t>
+      </w:r>
+      <w:r>
+        <w:t xml:space="preserve">features</w:t>
+      </w:r>
+      <w:r>
+        <w:t xml:space="preserve"> </w:t>
+      </w:r>
+      <w:r>
+        <w:t xml:space="preserve">were</w:t>
+      </w:r>
+      <w:r>
+        <w:t xml:space="preserve"> </w:t>
+      </w:r>
+      <w:r>
+        <w:t xml:space="preserve">engineered</w:t>
+      </w:r>
+      <w:r>
+        <w:t xml:space="preserve"> </w:t>
+      </w:r>
+      <w:r>
+        <w:t xml:space="preserve">from</w:t>
+      </w:r>
+      <w:r>
+        <w:t xml:space="preserve"> </w:t>
+      </w:r>
+      <w:r>
+        <w:t xml:space="preserve">4x</w:t>
+      </w:r>
+      <w:r>
+        <w:t xml:space="preserve"> </w:t>
+      </w:r>
+      <w:r>
+        <w:t xml:space="preserve">daily</w:t>
+      </w:r>
+      <w:r>
+        <w:t xml:space="preserve"> </w:t>
+      </w:r>
+      <w:r>
+        <w:t xml:space="preserve">ecological</w:t>
+      </w:r>
+      <w:r>
+        <w:t xml:space="preserve"> </w:t>
+      </w:r>
+      <w:r>
+        <w:t xml:space="preserve">momentary</w:t>
+      </w:r>
+      <w:r>
+        <w:t xml:space="preserve"> </w:t>
+      </w:r>
+      <w:r>
+        <w:t xml:space="preserve">assessment.</w:t>
+      </w:r>
+      <w:r>
+        <w:t xml:space="preserve"> </w:t>
+      </w:r>
+      <w:r>
+        <w:t xml:space="preserve">Participants</w:t>
+      </w:r>
+      <w:r>
+        <w:t xml:space="preserve"> </w:t>
+      </w:r>
+      <w:r>
+        <w:t xml:space="preserve">(N</w:t>
+      </w:r>
+      <w:r>
+        <w:t xml:space="preserve"> </w:t>
+      </w:r>
+      <w:r>
+        <w:t xml:space="preserve">=151;</w:t>
+      </w:r>
+      <w:r>
+        <w:t xml:space="preserve"> </w:t>
+      </w:r>
+      <w:r>
+        <w:t xml:space="preserve">51%</w:t>
+      </w:r>
+      <w:r>
+        <w:t xml:space="preserve"> </w:t>
+      </w:r>
+      <w:r>
+        <w:t xml:space="preserve">male;</w:t>
+      </w:r>
+      <w:r>
+        <w:t xml:space="preserve"> </w:t>
+      </w:r>
+      <w:r>
+        <w:t xml:space="preserve">mean</w:t>
+      </w:r>
+      <w:r>
+        <w:t xml:space="preserve"> </w:t>
+      </w:r>
+      <w:r>
+        <w:t xml:space="preserve">age=</w:t>
+      </w:r>
+      <w:r>
+        <w:t xml:space="preserve"> </w:t>
+      </w:r>
+      <w:r>
+        <w:t xml:space="preserve">41;</w:t>
+      </w:r>
+      <w:r>
+        <w:t xml:space="preserve"> </w:t>
+      </w:r>
+      <w:r>
+        <w:t xml:space="preserve">87%</w:t>
+      </w:r>
+      <w:r>
+        <w:t xml:space="preserve"> </w:t>
+      </w:r>
+      <w:r>
+        <w:t xml:space="preserve">White,</w:t>
+      </w:r>
+      <w:r>
+        <w:t xml:space="preserve"> </w:t>
+      </w:r>
+      <w:r>
+        <w:t xml:space="preserve">97%</w:t>
+      </w:r>
+      <w:r>
+        <w:t xml:space="preserve"> </w:t>
+      </w:r>
+      <w:r>
+        <w:t xml:space="preserve">Non-Hispanic)</w:t>
+      </w:r>
+      <w:r>
+        <w:t xml:space="preserve"> </w:t>
+      </w:r>
+      <w:r>
+        <w:t xml:space="preserve">were</w:t>
+      </w:r>
+      <w:r>
+        <w:t xml:space="preserve"> </w:t>
+      </w:r>
+      <w:r>
+        <w:t xml:space="preserve">in</w:t>
+      </w:r>
+      <w:r>
+        <w:t xml:space="preserve"> </w:t>
+      </w:r>
+      <w:r>
+        <w:t xml:space="preserve">early</w:t>
+      </w:r>
+      <w:r>
+        <w:t xml:space="preserve"> </w:t>
+      </w:r>
+      <w:r>
+        <w:t xml:space="preserve">recovery</w:t>
+      </w:r>
+      <w:r>
+        <w:t xml:space="preserve"> </w:t>
+      </w:r>
+      <w:r>
+        <w:t xml:space="preserve">from</w:t>
+      </w:r>
+      <w:r>
+        <w:t xml:space="preserve"> </w:t>
+      </w:r>
+      <w:r>
+        <w:t xml:space="preserve">alcohol</w:t>
+      </w:r>
+      <w:r>
+        <w:t xml:space="preserve"> </w:t>
+      </w:r>
+      <w:r>
+        <w:t xml:space="preserve">use</w:t>
+      </w:r>
+      <w:r>
+        <w:t xml:space="preserve"> </w:t>
+      </w:r>
+      <w:r>
+        <w:t xml:space="preserve">disorder</w:t>
+      </w:r>
+      <w:r>
+        <w:t xml:space="preserve"> </w:t>
+      </w:r>
+      <w:r>
+        <w:t xml:space="preserve">and</w:t>
+      </w:r>
+      <w:r>
+        <w:t xml:space="preserve"> </w:t>
+      </w:r>
+      <w:r>
+        <w:t xml:space="preserve">provided</w:t>
+      </w:r>
+      <w:r>
+        <w:t xml:space="preserve"> </w:t>
+      </w:r>
+      <w:r>
+        <w:t xml:space="preserve">data</w:t>
+      </w:r>
+      <w:r>
+        <w:t xml:space="preserve"> </w:t>
+      </w:r>
+      <w:r>
+        <w:t xml:space="preserve">for</w:t>
+      </w:r>
+      <w:r>
+        <w:t xml:space="preserve"> </w:t>
+      </w:r>
+      <w:r>
+        <w:t xml:space="preserve">up</w:t>
+      </w:r>
+      <w:r>
+        <w:t xml:space="preserve"> </w:t>
+      </w:r>
+      <w:r>
+        <w:t xml:space="preserve">to</w:t>
+      </w:r>
+      <w:r>
+        <w:t xml:space="preserve"> </w:t>
+      </w:r>
+      <w:r>
+        <w:t xml:space="preserve">three</w:t>
+      </w:r>
+      <w:r>
+        <w:t xml:space="preserve"> </w:t>
+      </w:r>
+      <w:r>
+        <w:t xml:space="preserve">months.</w:t>
+      </w:r>
+      <w:r>
+        <w:t xml:space="preserve"> </w:t>
+      </w:r>
+      <w:r>
+        <w:t xml:space="preserve">We</w:t>
+      </w:r>
+      <w:r>
+        <w:t xml:space="preserve"> </w:t>
+      </w:r>
+      <w:r>
+        <w:t xml:space="preserve">used</w:t>
+      </w:r>
+      <w:r>
+        <w:t xml:space="preserve"> </w:t>
+      </w:r>
+      <w:r>
+        <w:t xml:space="preserve">nested</w:t>
+      </w:r>
+      <w:r>
+        <w:t xml:space="preserve"> </w:t>
+      </w:r>
+      <w:r>
+        <w:t xml:space="preserve">cross-validation</w:t>
+      </w:r>
+      <w:r>
+        <w:t xml:space="preserve"> </w:t>
+      </w:r>
+      <w:r>
+        <w:t xml:space="preserve">to</w:t>
+      </w:r>
+      <w:r>
+        <w:t xml:space="preserve"> </w:t>
+      </w:r>
+      <w:r>
+        <w:t xml:space="preserve">select</w:t>
+      </w:r>
+      <w:r>
+        <w:t xml:space="preserve"> </w:t>
+      </w:r>
+      <w:r>
+        <w:t xml:space="preserve">and</w:t>
+      </w:r>
+      <w:r>
+        <w:t xml:space="preserve"> </w:t>
+      </w:r>
+      <w:r>
+        <w:t xml:space="preserve">evaluate</w:t>
+      </w:r>
+      <w:r>
+        <w:t xml:space="preserve"> </w:t>
+      </w:r>
+      <w:r>
+        <w:t xml:space="preserve">the</w:t>
+      </w:r>
+      <w:r>
+        <w:t xml:space="preserve"> </w:t>
+      </w:r>
+      <w:r>
+        <w:t xml:space="preserve">best</w:t>
+      </w:r>
+      <w:r>
+        <w:t xml:space="preserve"> </w:t>
+      </w:r>
+      <w:r>
+        <w:t xml:space="preserve">models.</w:t>
+      </w:r>
+      <w:r>
+        <w:t xml:space="preserve"> </w:t>
+      </w:r>
+      <w:r>
+        <w:t xml:space="preserve">Median</w:t>
+      </w:r>
+      <w:r>
+        <w:t xml:space="preserve"> </w:t>
+      </w:r>
+      <w:r>
+        <w:t xml:space="preserve">auROCs</w:t>
+      </w:r>
+      <w:r>
+        <w:t xml:space="preserve"> </w:t>
+      </w:r>
+      <w:r>
+        <w:t xml:space="preserve">were</w:t>
       </w:r>
       <w:r>
         <w:t xml:space="preserve"> </w:t>
@@ -231,7 +693,181 @@
         <w:t xml:space="preserve"> </w:t>
       </w:r>
       <w:r>
-        <w:t xml:space="preserve">impact</w:t>
+        <w:t xml:space="preserve">across</w:t>
+      </w:r>
+      <w:r>
+        <w:t xml:space="preserve"> </w:t>
+      </w:r>
+      <w:r>
+        <w:t xml:space="preserve">models</w:t>
+      </w:r>
+      <w:r>
+        <w:t xml:space="preserve"> </w:t>
+      </w:r>
+      <w:r>
+        <w:t xml:space="preserve">(range</w:t>
+      </w:r>
+      <w:r>
+        <w:t xml:space="preserve"> </w:t>
+      </w:r>
+      <w:r>
+        <w:t xml:space="preserve">=</w:t>
+      </w:r>
+      <w:r>
+        <w:t xml:space="preserve"> </w:t>
+      </w:r>
+      <w:r>
+        <w:t xml:space="preserve">0.85</w:t>
+      </w:r>
+      <w:r>
+        <w:t xml:space="preserve"> </w:t>
+      </w:r>
+      <w:r>
+        <w:t xml:space="preserve">–</w:t>
+      </w:r>
+      <w:r>
+        <w:t xml:space="preserve"> </w:t>
+      </w:r>
+      <w:r>
+        <w:t xml:space="preserve">0.89).</w:t>
+      </w:r>
+      <w:r>
+        <w:t xml:space="preserve"> </w:t>
+      </w:r>
+      <w:r>
+        <w:t xml:space="preserve">All</w:t>
+      </w:r>
+      <w:r>
+        <w:t xml:space="preserve"> </w:t>
+      </w:r>
+      <w:r>
+        <w:t xml:space="preserve">lagged</w:t>
+      </w:r>
+      <w:r>
+        <w:t xml:space="preserve"> </w:t>
+      </w:r>
+      <w:r>
+        <w:t xml:space="preserve">models</w:t>
+      </w:r>
+      <w:r>
+        <w:t xml:space="preserve"> </w:t>
+      </w:r>
+      <w:r>
+        <w:t xml:space="preserve">performed</w:t>
+      </w:r>
+      <w:r>
+        <w:t xml:space="preserve"> </w:t>
+      </w:r>
+      <w:r>
+        <w:t xml:space="preserve">significantly</w:t>
+      </w:r>
+      <w:r>
+        <w:t xml:space="preserve"> </w:t>
+      </w:r>
+      <w:r>
+        <w:t xml:space="preserve">worse</w:t>
+      </w:r>
+      <w:r>
+        <w:t xml:space="preserve"> </w:t>
+      </w:r>
+      <w:r>
+        <w:t xml:space="preserve">than</w:t>
+      </w:r>
+      <w:r>
+        <w:t xml:space="preserve"> </w:t>
+      </w:r>
+      <w:r>
+        <w:t xml:space="preserve">the</w:t>
+      </w:r>
+      <w:r>
+        <w:t xml:space="preserve"> </w:t>
+      </w:r>
+      <w:r>
+        <w:t xml:space="preserve">0</w:t>
+      </w:r>
+      <w:r>
+        <w:t xml:space="preserve"> </w:t>
+      </w:r>
+      <w:r>
+        <w:t xml:space="preserve">lag</w:t>
+      </w:r>
+      <w:r>
+        <w:t xml:space="preserve"> </w:t>
+      </w:r>
+      <w:r>
+        <w:t xml:space="preserve">model</w:t>
+      </w:r>
+      <w:r>
+        <w:t xml:space="preserve"> </w:t>
+      </w:r>
+      <w:r>
+        <w:t xml:space="preserve">(probabilities</w:t>
+      </w:r>
+      <w:r>
+        <w:t xml:space="preserve"> </w:t>
+      </w:r>
+      <w:r>
+        <w:t xml:space="preserve">&gt;</w:t>
+      </w:r>
+      <w:r>
+        <w:t xml:space="preserve"> </w:t>
+      </w:r>
+      <w:r>
+        <w:t xml:space="preserve">.95).</w:t>
+      </w:r>
+      <w:r>
+        <w:t xml:space="preserve"> </w:t>
+      </w:r>
+      <w:r>
+        <w:t xml:space="preserve">Comparisons</w:t>
+      </w:r>
+      <w:r>
+        <w:t xml:space="preserve"> </w:t>
+      </w:r>
+      <w:r>
+        <w:t xml:space="preserve">between</w:t>
+      </w:r>
+      <w:r>
+        <w:t xml:space="preserve"> </w:t>
+      </w:r>
+      <w:r>
+        <w:t xml:space="preserve">adjacent</w:t>
+      </w:r>
+      <w:r>
+        <w:t xml:space="preserve"> </w:t>
+      </w:r>
+      <w:r>
+        <w:t xml:space="preserve">lags</w:t>
+      </w:r>
+      <w:r>
+        <w:t xml:space="preserve"> </w:t>
+      </w:r>
+      <w:r>
+        <w:t xml:space="preserve">revealed</w:t>
+      </w:r>
+      <w:r>
+        <w:t xml:space="preserve"> </w:t>
+      </w:r>
+      <w:r>
+        <w:t xml:space="preserve">significant</w:t>
+      </w:r>
+      <w:r>
+        <w:t xml:space="preserve"> </w:t>
+      </w:r>
+      <w:r>
+        <w:t xml:space="preserve">differences</w:t>
+      </w:r>
+      <w:r>
+        <w:t xml:space="preserve"> </w:t>
+      </w:r>
+      <w:r>
+        <w:t xml:space="preserve">between</w:t>
+      </w:r>
+      <w:r>
+        <w:t xml:space="preserve"> </w:t>
+      </w:r>
+      <w:r>
+        <w:t xml:space="preserve">24</w:t>
       </w:r>
       <w:r>
         <w:t xml:space="preserve"> </w:t>
@@ -243,37 +879,175 @@
         <w:t xml:space="preserve"> </w:t>
       </w:r>
       <w:r>
-        <w:t xml:space="preserve">important</w:t>
-      </w:r>
-      <w:r>
-        <w:t xml:space="preserve"> </w:t>
-      </w:r>
-      <w:r>
-        <w:t xml:space="preserve">clinical</w:t>
-      </w:r>
-      <w:r>
-        <w:t xml:space="preserve"> </w:t>
-      </w:r>
-      <w:r>
-        <w:t xml:space="preserve">implications.</w:t>
-      </w:r>
-      <w:r>
-        <w:t xml:space="preserve"> </w:t>
-      </w:r>
-      <w:r>
-        <w:t xml:space="preserve">For</w:t>
-      </w:r>
-      <w:r>
-        <w:t xml:space="preserve"> </w:t>
-      </w:r>
-      <w:r>
-        <w:t xml:space="preserve">example</w:t>
-      </w:r>
-      <w:r>
-        <w:t xml:space="preserve"> </w:t>
-      </w:r>
-      <w:r>
-        <w:t xml:space="preserve">…</w:t>
+        <w:t xml:space="preserve">72</w:t>
+      </w:r>
+      <w:r>
+        <w:t xml:space="preserve"> </w:t>
+      </w:r>
+      <w:r>
+        <w:t xml:space="preserve">hour</w:t>
+      </w:r>
+      <w:r>
+        <w:t xml:space="preserve"> </w:t>
+      </w:r>
+      <w:r>
+        <w:t xml:space="preserve">lag</w:t>
+      </w:r>
+      <w:r>
+        <w:t xml:space="preserve"> </w:t>
+      </w:r>
+      <w:r>
+        <w:t xml:space="preserve">models</w:t>
+      </w:r>
+      <w:r>
+        <w:t xml:space="preserve"> </w:t>
+      </w:r>
+      <w:r>
+        <w:t xml:space="preserve">and</w:t>
+      </w:r>
+      <w:r>
+        <w:t xml:space="preserve"> </w:t>
+      </w:r>
+      <w:r>
+        <w:t xml:space="preserve">168</w:t>
+      </w:r>
+      <w:r>
+        <w:t xml:space="preserve"> </w:t>
+      </w:r>
+      <w:r>
+        <w:t xml:space="preserve">and</w:t>
+      </w:r>
+      <w:r>
+        <w:t xml:space="preserve"> </w:t>
+      </w:r>
+      <w:r>
+        <w:t xml:space="preserve">336</w:t>
+      </w:r>
+      <w:r>
+        <w:t xml:space="preserve"> </w:t>
+      </w:r>
+      <w:r>
+        <w:t xml:space="preserve">hour</w:t>
+      </w:r>
+      <w:r>
+        <w:t xml:space="preserve"> </w:t>
+      </w:r>
+      <w:r>
+        <w:t xml:space="preserve">lag</w:t>
+      </w:r>
+      <w:r>
+        <w:t xml:space="preserve"> </w:t>
+      </w:r>
+      <w:r>
+        <w:t xml:space="preserve">models.</w:t>
+      </w:r>
+      <w:r>
+        <w:t xml:space="preserve"> </w:t>
+      </w:r>
+      <w:r>
+        <w:t xml:space="preserve">All</w:t>
+      </w:r>
+      <w:r>
+        <w:t xml:space="preserve"> </w:t>
+      </w:r>
+      <w:r>
+        <w:t xml:space="preserve">models</w:t>
+      </w:r>
+      <w:r>
+        <w:t xml:space="preserve"> </w:t>
+      </w:r>
+      <w:r>
+        <w:t xml:space="preserve">performed</w:t>
+      </w:r>
+      <w:r>
+        <w:t xml:space="preserve"> </w:t>
+      </w:r>
+      <w:r>
+        <w:t xml:space="preserve">significantly</w:t>
+      </w:r>
+      <w:r>
+        <w:t xml:space="preserve"> </w:t>
+      </w:r>
+      <w:r>
+        <w:t xml:space="preserve">worse</w:t>
+      </w:r>
+      <w:r>
+        <w:t xml:space="preserve"> </w:t>
+      </w:r>
+      <w:r>
+        <w:t xml:space="preserve">for</w:t>
+      </w:r>
+      <w:r>
+        <w:t xml:space="preserve"> </w:t>
+      </w:r>
+      <w:r>
+        <w:t xml:space="preserve">minority</w:t>
+      </w:r>
+      <w:r>
+        <w:t xml:space="preserve"> </w:t>
+      </w:r>
+      <w:r>
+        <w:t xml:space="preserve">groups</w:t>
+      </w:r>
+      <w:r>
+        <w:t xml:space="preserve"> </w:t>
+      </w:r>
+      <w:r>
+        <w:t xml:space="preserve">(not</w:t>
+      </w:r>
+      <w:r>
+        <w:t xml:space="preserve"> </w:t>
+      </w:r>
+      <w:r>
+        <w:t xml:space="preserve">White</w:t>
+      </w:r>
+      <w:r>
+        <w:t xml:space="preserve"> </w:t>
+      </w:r>
+      <w:r>
+        <w:t xml:space="preserve">vs. non-Hispanic</w:t>
+      </w:r>
+      <w:r>
+        <w:t xml:space="preserve"> </w:t>
+      </w:r>
+      <w:r>
+        <w:t xml:space="preserve">White,</w:t>
+      </w:r>
+      <w:r>
+        <w:t xml:space="preserve"> </w:t>
+      </w:r>
+      <w:r>
+        <w:t xml:space="preserve">below</w:t>
+      </w:r>
+      <w:r>
+        <w:t xml:space="preserve"> </w:t>
+      </w:r>
+      <w:r>
+        <w:t xml:space="preserve">poverty</w:t>
+      </w:r>
+      <w:r>
+        <w:t xml:space="preserve"> </w:t>
+      </w:r>
+      <w:r>
+        <w:t xml:space="preserve">vs. above</w:t>
+      </w:r>
+      <w:r>
+        <w:t xml:space="preserve"> </w:t>
+      </w:r>
+      <w:r>
+        <w:t xml:space="preserve">poverty,</w:t>
+      </w:r>
+      <w:r>
+        <w:t xml:space="preserve"> </w:t>
+      </w:r>
+      <w:r>
+        <w:t xml:space="preserve">female</w:t>
+      </w:r>
+      <w:r>
+        <w:t xml:space="preserve"> </w:t>
+      </w:r>
+      <w:r>
+        <w:t xml:space="preserve">vs. male).</w:t>
       </w:r>
     </w:p>
     <w:p>
@@ -583,7 +1357,7 @@
         <w:pStyle w:val="BodyText"/>
       </w:pPr>
       <w:r>
-        <w:t xml:space="preserve">In this study, we evaluated the performance of a model predicting immediate next week lapses with models using increased lag time between the prediction time points and the start of the prediction window. Specifically, we used the same EMA features as our immediate model and trained new models to predict the probability of a lapse beginning one day (24 hours), three days (72 hours), one week (168 hours), or two weeks (336 hours) into the future. We evaluated each lagged model to determine if they perform at clinically implementable levels and assessed the relative difference in performance as lag time increased.</w:t>
+        <w:t xml:space="preserve">In this study, we evaluated the performance of a model predicting immediate next week lapses compared to models using increased lag time between the prediction time points and the start of the prediction window. Specifically, we used the same EMA features as our immediate model and trained new models to predict the probability of a lapse beginning one day (24 hours), three days (72 hours), one week (168 hours), or two weeks (336 hours) into the future. We evaluated each lagged model to determine if they perform at clinically implementable levels and assessed the relative difference in performance as lag time increased.</w:t>
       </w:r>
     </w:p>
     <w:p>

--- a/index.docx
+++ b/index.docx
@@ -149,7 +149,7 @@
         <w:pStyle w:val="Date"/>
       </w:pPr>
       <w:r>
-        <w:t xml:space="preserve">2024-08-14</w:t>
+        <w:t xml:space="preserve">2024-08-22</w:t>
       </w:r>
     </w:p>
     <w:p>
@@ -1733,7 +1733,7 @@
             <w:r>
               <w:drawing>
                 <wp:inline>
-                  <wp:extent cx="5334000" cy="4360157"/>
+                  <wp:extent cx="5334000" cy="4240840"/>
                   <wp:effectExtent b="0" l="0" r="0" t="0"/>
                   <wp:docPr descr="" title="" id="30" name="Picture"/>
                   <a:graphic>
@@ -1754,7 +1754,7 @@
                         <pic:spPr bwMode="auto">
                           <a:xfrm>
                             <a:off x="0" y="0"/>
-                            <a:ext cx="5334000" cy="4360157"/>
+                            <a:ext cx="5334000" cy="4240840"/>
                           </a:xfrm>
                           <a:prstGeom prst="rect">
                             <a:avLst/>
@@ -5415,7 +5415,7 @@
         </w:r>
       </w:hyperlink>
       <w:r>
-        <w:t xml:space="preserve">. Consistent with previous models using similar features, past use was the most important feature category for lapse prediction across lagged models. Future abstinence efficacy, craving, and future risky situations were also globally important across models. Income was the only demographic feature that emerged as having high global importance for lapse prediction. Overall, the contribution of a feature category to model performance did not appear to differ across models.</w:t>
+        <w:t xml:space="preserve">. The top three feature categories for all models were past use, future efficacy, and craving. Future risky situations were also globally important across models. This category was ranked as the 4th most important feature across lagged models (24, 72, 168, and 336 hours). For the immediate model (0 hour lag), past risky situations were ranked as the 4th most important feature category and future risky situations was ranked as the fifth most important. Income was the only demographic feature that emerged as having high global importance for lapse prediction (in top 6 for all models). A table of feature categories ranked by global importance for each model is available in the supplement.</w:t>
       </w:r>
     </w:p>
     <w:p>
@@ -5423,7 +5423,7 @@
         <w:pStyle w:val="BodyText"/>
       </w:pPr>
       <w:r>
-        <w:t xml:space="preserve">Panel B shows the local feature importance scores colored by high or low feature value for the baseline (0 lag) model. Local feature importance plots for our other models can be found in the supplement. Future abstinence efficacy, future risky situations, and income appear to have a linear relationship to lapse prediction. Higher efficacy, fewer future risky situations, and higher income were associated with a lower likelihood that the model would predict a lapse. In the supplement, we plot the relationship between Shapley value and feature score individually for our top five features by model.</w:t>
+        <w:t xml:space="preserve">Panel B shows the local feature importance scores colored by high or low feature value for the baseline (0 lag) model. Local feature importance plots for our other models can be found in the supplement. Future abstinence efficacy, future risky situations, and income appear to have a linear relationship to lapse prediction. Higher efficacy, fewer future risky situations, and higher income were associated with a lower likelihood that the model would predict a lapse. In the supplement, we plot the relationship between Shapley value and feature score individually for our overall top five features by model.</w:t>
       </w:r>
     </w:p>
     <w:tbl>
@@ -5498,7 +5498,7 @@
               <w:pStyle w:val="ImageCaption"/>
             </w:pPr>
             <w:r>
-              <w:t xml:space="preserve">Figure 3: Panel A depicts the global importance (mean |Shapley value|) for feature categories for each model. Feature categories are ordered by their aggregate global importance (i.e., total bar length) across the five models. The importance of each feature category for specific models is displayed separately by color. Panel B shows the local feature importance for the 336 hour lagged model.</w:t>
+              <w:t xml:space="preserve">Figure 3: Panel A depicts the global importance (mean |Shapley value|) for feature categories for each model. Feature categories are ordered by their aggregate global importance (i.e., total bar length) across the five models. The importance of each feature category for specific models is displayed separately by color. Panel B shows the local feature importance for the 0 hour lagged model.</w:t>
             </w:r>
           </w:p>
           <w:bookmarkEnd w:id="64"/>

--- a/index.docx
+++ b/index.docx
@@ -149,7 +149,7 @@
         <w:pStyle w:val="Date"/>
       </w:pPr>
       <w:r>
-        <w:t xml:space="preserve">2024-08-22</w:t>
+        <w:t xml:space="preserve">2024-08-26</w:t>
       </w:r>
     </w:p>
     <w:p>
@@ -5543,153 +5543,185 @@
     </w:p>
     <w:p>
       <w:pPr>
-        <w:numPr>
-          <w:ilvl w:val="0"/>
-          <w:numId w:val="1003"/>
-        </w:numPr>
-      </w:pPr>
-      <w:r>
-        <w:t xml:space="preserve">Model degrades as lag time increases.</w:t>
-      </w:r>
-    </w:p>
-    <w:p>
-      <w:pPr>
-        <w:pStyle w:val="Compact"/>
-        <w:numPr>
-          <w:ilvl w:val="1"/>
-          <w:numId w:val="1004"/>
-        </w:numPr>
-      </w:pPr>
-      <w:r>
-        <w:t xml:space="preserve">Features become less proximal to our outcome</w:t>
-      </w:r>
-    </w:p>
-    <w:p>
-      <w:pPr>
-        <w:numPr>
-          <w:ilvl w:val="0"/>
-          <w:numId w:val="1003"/>
-        </w:numPr>
-      </w:pPr>
-      <w:r>
-        <w:t xml:space="preserve">However, performance is still clinically meaningful even with a two week lag.</w:t>
-      </w:r>
-    </w:p>
-    <w:p>
-      <w:pPr>
-        <w:pStyle w:val="Compact"/>
-        <w:numPr>
-          <w:ilvl w:val="1"/>
-          <w:numId w:val="1005"/>
-        </w:numPr>
-      </w:pPr>
-      <w:r>
-        <w:t xml:space="preserve">.85 auROC is still excellent and the benefit of advanced notice may outweigh the drop in performance.</w:t>
-      </w:r>
-    </w:p>
-    <w:p>
-      <w:pPr>
-        <w:numPr>
-          <w:ilvl w:val="0"/>
-          <w:numId w:val="1003"/>
-        </w:numPr>
-      </w:pPr>
-      <w:r>
-        <w:t xml:space="preserve">All models were worse for women and people were not white and below poverty line.</w:t>
-      </w:r>
-    </w:p>
-    <w:p>
-      <w:pPr>
-        <w:pStyle w:val="Compact"/>
-        <w:numPr>
-          <w:ilvl w:val="1"/>
-          <w:numId w:val="1006"/>
-        </w:numPr>
-      </w:pPr>
-      <w:r>
-        <w:t xml:space="preserve">Acknowledge low N in minority groups for income and race/ethnicity (causing wide CIs?)</w:t>
-      </w:r>
-    </w:p>
-    <w:p>
-      <w:pPr>
-        <w:numPr>
-          <w:ilvl w:val="0"/>
-          <w:numId w:val="1003"/>
-        </w:numPr>
-      </w:pPr>
-      <w:r>
-        <w:t xml:space="preserve">Discussion of Shapley values.</w:t>
-      </w:r>
-    </w:p>
-    <w:p>
-      <w:pPr>
-        <w:pStyle w:val="Compact"/>
-        <w:numPr>
-          <w:ilvl w:val="1"/>
-          <w:numId w:val="1007"/>
-        </w:numPr>
-      </w:pPr>
-      <w:r>
-        <w:t xml:space="preserve">local shapley plots suggest what someone needs is different and different moments (within and between differences).</w:t>
-      </w:r>
-    </w:p>
-    <w:p>
-      <w:pPr>
-        <w:pStyle w:val="Compact"/>
-        <w:numPr>
-          <w:ilvl w:val="1"/>
-          <w:numId w:val="1007"/>
-        </w:numPr>
-      </w:pPr>
-      <w:r>
-        <w:t xml:space="preserve">Difference between slow changing states (e.g., income) and more dynamic states (e.g., craving).</w:t>
-      </w:r>
-    </w:p>
-    <w:p>
-      <w:pPr>
-        <w:numPr>
-          <w:ilvl w:val="0"/>
-          <w:numId w:val="1003"/>
-        </w:numPr>
-      </w:pPr>
-      <w:r>
-        <w:t xml:space="preserve">Future directions</w:t>
-      </w:r>
-    </w:p>
-    <w:p>
-      <w:pPr>
-        <w:pStyle w:val="Compact"/>
-        <w:numPr>
-          <w:ilvl w:val="1"/>
-          <w:numId w:val="1008"/>
-        </w:numPr>
-      </w:pPr>
-      <w:r>
-        <w:t xml:space="preserve">Explore methods for improving model performance for groups underrepresented in the data, such as upsampling and adjusting penalties for minority groups (fairness paper).</w:t>
-      </w:r>
-    </w:p>
-    <w:p>
-      <w:pPr>
-        <w:pStyle w:val="Compact"/>
-        <w:numPr>
-          <w:ilvl w:val="1"/>
-          <w:numId w:val="1008"/>
-        </w:numPr>
-      </w:pPr>
-      <w:r>
-        <w:t xml:space="preserve">Recruit a more representative sample to improve diversity of training data (RISK2 grant).</w:t>
-      </w:r>
-    </w:p>
-    <w:p>
-      <w:pPr>
-        <w:pStyle w:val="Compact"/>
-        <w:numPr>
-          <w:ilvl w:val="1"/>
-          <w:numId w:val="1008"/>
-        </w:numPr>
-      </w:pPr>
-      <w:r>
-        <w:t xml:space="preserve">Build personalized models that inherently capture time series data and how one’s risk evolves over time (state-space models).</w:t>
+        <w:pStyle w:val="FirstParagraph"/>
+      </w:pPr>
+      <w:r>
+        <w:t xml:space="preserve">Performance across models was clinically meaningful even up to two weeks out. Our models yielded median posterior probabilities for auROCs of 0.893 (baseline), 0.887 (24 hour lag), 0.875 (72 hour lag), 0.871 (168 hour lag), and 0.852 (336 hour lag). Our rigorous resampling methods (grouped, nested, k-fold cross-validation) make us confident that these are valid estimates of how our models would perform with new individuals.</w:t>
+      </w:r>
+    </w:p>
+    <w:p>
+      <w:pPr>
+        <w:pStyle w:val="BodyText"/>
+      </w:pPr>
+      <w:r>
+        <w:t xml:space="preserve">Nevertheless, model performance did significantly decrease as models predicted further into the future. This is unsurprising given what we know about prediction and substance use. For one, as lag time increases features become less proximal to the prediction time point. Many important relapse risk factors are fluctuating processes that can change day-by-day (if not more frequently). For example, cravings can come on quickly (e.g., after encountering a person or place that reminds them of their use) and typically only last for up to 30 minutes. It may be less important, however, that we miss some of these more fluctuating risk factors if we consider lagged models as a supplement to immediate lapse prediction models (i.e., no lag). Lagged prediction models are most useful for their ability to provide individuals with advanced notice that they may be at risk for lapsing. This can be used for implementing more time-intensive recovery supports, such as attending a support group. On the other hand, an immediate lapse prediction model (i.e., no lag) is well-suited for detecting and recommending an activity for immediate risk (e.g., an urge surfing activity for addressing frequent and recent cravings). Thus, lag time can be customized and layered based on the intended purpose.</w:t>
+      </w:r>
+    </w:p>
+    <w:p>
+      <w:pPr>
+        <w:pStyle w:val="BodyText"/>
+      </w:pPr>
+      <w:r>
+        <w:t xml:space="preserve">Second, participants only provided EMA for up to three months. Therefore a lag time of two weeks between the prediction time point and start of the prediction window prohibits us from using 1/8th of the EMA data for predictions. In a separate NIH protocol underway, participants are providing EMA and other sensed data for up to 12 months</w:t>
+      </w:r>
+      <w:r>
+        <w:t xml:space="preserve"> </w:t>
+      </w:r>
+      <w:r>
+        <w:t xml:space="preserve">(</w:t>
+      </w:r>
+      <w:r>
+        <w:rPr>
+          <w:b/>
+          <w:bCs/>
+        </w:rPr>
+        <w:t xml:space="preserve">moshontzProspectivePredictionLapses2021?</w:t>
+      </w:r>
+      <w:r>
+        <w:t xml:space="preserve">)</w:t>
+      </w:r>
+      <w:r>
+        <w:t xml:space="preserve">. We will better be able to evaluate whether this loss of data impacted model performance and if we can sustain similar performance with even longer lags in these data. Still, we wish to emphasize that our lowest auROC (.85) is still excellent and the benefit of advanced notice likely outweighs the cost to performance.</w:t>
+      </w:r>
+    </w:p>
+    <w:p>
+      <w:pPr>
+        <w:pStyle w:val="BodyText"/>
+      </w:pPr>
+      <w:r>
+        <w:t xml:space="preserve">We saw mixed evidence that feature importance might change depending on lag. Past use and craving were the top two features for all models. This suggests that although these features can change quickly, they are important enough to consistently emerge as top predictors regardless of lag time. Recent past risky situations, however, ranked high for the immediate prediction models, but future anticipated risky situations was relatively more important for the lagged models.</w:t>
+      </w:r>
+    </w:p>
+    <w:p>
+      <w:pPr>
+        <w:pStyle w:val="BodyText"/>
+      </w:pPr>
+      <w:r>
+        <w:t xml:space="preserve">All models performed worse for women, for people who were not white, and for people who had an income below the poverty line. The largest contributing factor is likely the lack of diversity in our training data. For example, even with our coarse combination of race/ethnicity (i.e., not White vs. non-Hispanic White) the minority race/ethnicity group was largely underrepresented. The best solution to this limitation would be to recruit a more representative sample. However, there may be additional methodological considerations for mitigating these issues in the current data. We could explore upsampling minority group representation in the data (e.g., using synthetic minority oversampling technique). We also could adjust the penalty weights so that prediction errors for minority groups are weighted more heavily than prediction errors for majority groups.</w:t>
+      </w:r>
+    </w:p>
+    <w:p>
+      <w:pPr>
+        <w:pStyle w:val="BodyText"/>
+      </w:pPr>
+      <w:r>
+        <w:t xml:space="preserve">Lastly, we could consider building models for a specific individual (i.e., idiographic)</w:t>
+      </w:r>
+      <w:r>
+        <w:t xml:space="preserve"> </w:t>
+      </w:r>
+      <w:r>
+        <w:t xml:space="preserve">(</w:t>
+      </w:r>
+      <w:r>
+        <w:rPr>
+          <w:b/>
+          <w:bCs/>
+        </w:rPr>
+        <w:t xml:space="preserve">fisherOpenTrialPersonalized2019?</w:t>
+      </w:r>
+      <w:r>
+        <w:t xml:space="preserve">;</w:t>
+      </w:r>
+      <w:r>
+        <w:t xml:space="preserve"> </w:t>
+      </w:r>
+      <w:r>
+        <w:rPr>
+          <w:b/>
+          <w:bCs/>
+        </w:rPr>
+        <w:t xml:space="preserve">wrightAppliedAmbulatoryAssessment2019?</w:t>
+      </w:r>
+      <w:r>
+        <w:t xml:space="preserve">)</w:t>
+      </w:r>
+      <w:r>
+        <w:t xml:space="preserve">. Unfortunately, a person-specific lapse prediction model would require a sufficient number of positive labels (i.e., lapses) for that individual. Waiting until an individual has lapsed multiple (perhaps many) times to offer help is in direct opposition with our goals. One potential solution to this conundrum may involve departing from traditional machine learning algorithms. For example, state space models, which are grounded in traditional repeated measures designs, inherently capture time series data and allow for the modeling of how an individual’s risk evolves over time from observable and latent states.</w:t>
+      </w:r>
+      <w:r>
+        <w:t xml:space="preserve"> </w:t>
+      </w:r>
+    </w:p>
+    <w:p>
+      <w:pPr>
+        <w:pStyle w:val="BodyText"/>
+      </w:pPr>
+      <w:r>
+        <w:t xml:space="preserve">However, we did have equal representation of men and women and we still saw differences in performance. This difference is likely due to another source of bias - measurement bias. We chose our EMA items based on domain expertise and years of relapse risk research. It is possible that these constructs more precisely describe relapse risk factors for men than for women. This could mean that more research is needed to identify relapse risk factors for women. Additionally, data driven (bottom-up) approaches to creating features could be one way to remove some of the bias in domain driven (top-down) approaches. For example, using natural language processing on text message content could allow for new categories of features to emerge.</w:t>
+      </w:r>
+    </w:p>
+    <w:p>
+      <w:pPr>
+        <w:pStyle w:val="BodyText"/>
+      </w:pPr>
+      <w:r>
+        <w:t xml:space="preserve">All of the proposed suggestions above for improving model fairness are current directions in our lab. To increase the diversity of our data, we recruited a nationally representative sample of people with opioid use disorder (data collection is near complete)</w:t>
+      </w:r>
+      <w:r>
+        <w:t xml:space="preserve"> </w:t>
+      </w:r>
+      <w:r>
+        <w:t xml:space="preserve">(</w:t>
+      </w:r>
+      <w:r>
+        <w:rPr>
+          <w:b/>
+          <w:bCs/>
+        </w:rPr>
+        <w:t xml:space="preserve">moshontzProspectivePredictionLapses2021?</w:t>
+      </w:r>
+      <w:r>
+        <w:t xml:space="preserve">)</w:t>
+      </w:r>
+      <w:r>
+        <w:t xml:space="preserve">. In our current sample of participants we are building models that prioritize accuracy for underrepresented groups. We are also building models that use sensing methods, like geolocation and text message content, separately and in conjunction with EMA. In these combined models we plan to assess whether the relative top features differs by group. For example, it is possible that data driven features (e.g., from geolocation) emerge as more important for groups that have been historically underrepresented in the research on relapse risk factors driving our self-report measures.</w:t>
+      </w:r>
+    </w:p>
+    <w:p>
+      <w:pPr>
+        <w:pStyle w:val="BodyText"/>
+      </w:pPr>
+      <w:r>
+        <w:t xml:space="preserve">Measurement burden of EMA is also a concern. Research suggests people can comply with effortful sensing methods (e.g., 4 x daily EMA) while using substances</w:t>
+      </w:r>
+      <w:r>
+        <w:t xml:space="preserve"> </w:t>
+      </w:r>
+      <w:r>
+        <w:t xml:space="preserve">(Wyant et al. 2023;</w:t>
+      </w:r>
+      <w:r>
+        <w:t xml:space="preserve"> </w:t>
+      </w:r>
+      <w:r>
+        <w:rPr>
+          <w:b/>
+          <w:bCs/>
+        </w:rPr>
+        <w:t xml:space="preserve">jonesComplianceEcologicalMomentary2019a?</w:t>
+      </w:r>
+      <w:r>
+        <w:t xml:space="preserve">)</w:t>
+      </w:r>
+      <w:r>
+        <w:t xml:space="preserve">. However, it is likely that frequent daily surveys will eventually become too burdensome when considering long-term monitoring. We plan to build models that use only 1 x daily EMA to contrast model performance vs. assessment burden. We also plan to build models that combine EMA and passive sensing methods, likes geolocation and evaluate the retained important features. It is possible that adding other low burden sensing methods could allow us to reduce the frequency (e.g., 1 x weekly EMA) and/or length (e.g, 2-3 items) of our EMAs.</w:t>
+      </w:r>
+    </w:p>
+    <w:p>
+      <w:pPr>
+        <w:pStyle w:val="BodyText"/>
+      </w:pPr>
+      <w:r>
+        <w:t xml:space="preserve">Finally, due to prevalent substance use treatment initiation and outcome disparities among underrepresented groups, it is important to solicit and consider individual preferences and perceptions of the sensing data used to build an algorithm-guided risk monitoring support system from the beginning (i.e., before an intervention is developed). Providing a support tool only acceptable to a majority group, could widen existing disparities. In this light we are currently using a mixed-methods design to assess issues related to feasibility and acceptability by sensing method and demographic characteristics in our national sample of participants with opioid use disorder.</w:t>
+      </w:r>
+    </w:p>
+    <w:p>
+      <w:pPr>
+        <w:pStyle w:val="BodyText"/>
+      </w:pPr>
+      <w:r>
+        <w:t xml:space="preserve">This study suggests it is possible to predict alcohol lapses up to two weeks into the future. This advanced notice could allow patients to implement multimodal support options not immediately available. Important steps are still needed to make these models clinically implementable. Most notably, is the increased fairness in model performance. However, we remain optimistic as we have already begun to take several steps in addressing these barriers.</w:t>
       </w:r>
     </w:p>
     <w:bookmarkEnd w:id="67"/>
@@ -7331,109 +7363,6 @@
       <w:pPr>
         <w:ind w:left="6480" w:hanging="360"/>
       </w:pPr>
-    </w:lvl>
-  </w:abstractNum>
-  <w:abstractNum w:abstractNumId="991">
-    <w:nsid w:val="0000A991"/>
-    <w:multiLevelType w:val="multilevel"/>
-    <w:lvl w:ilvl="0">
-      <w:numFmt w:val="bullet"/>
-      <w:lvlText w:val=""/>
-      <w:lvlJc w:val="left"/>
-      <w:pPr>
-        <w:ind w:left="720" w:hanging="360"/>
-      </w:pPr>
-      <w:rPr>
-        <w:rFonts w:ascii="Symbol" w:hAnsi="Symbol" w:cs="Symbol" w:hint="default"/>
-      </w:rPr>
-    </w:lvl>
-    <w:lvl w:ilvl="1">
-      <w:numFmt w:val="bullet"/>
-      <w:lvlText w:val="o"/>
-      <w:lvlJc w:val="left"/>
-      <w:pPr>
-        <w:ind w:left="1440" w:hanging="360"/>
-      </w:pPr>
-      <w:rPr>
-        <w:rFonts w:ascii="Courier New" w:hAnsi="Courier New" w:cs="Courier New" w:hint="default"/>
-      </w:rPr>
-    </w:lvl>
-    <w:lvl w:ilvl="2">
-      <w:numFmt w:val="bullet"/>
-      <w:lvlText w:val=""/>
-      <w:lvlJc w:val="left"/>
-      <w:pPr>
-        <w:ind w:left="2160" w:hanging="360"/>
-      </w:pPr>
-      <w:rPr>
-        <w:rFonts w:ascii="Wingdings" w:hAnsi="Wingdings" w:cs="Wingdings" w:hint="default"/>
-      </w:rPr>
-    </w:lvl>
-    <w:lvl w:ilvl="3">
-      <w:numFmt w:val="bullet"/>
-      <w:lvlText w:val=""/>
-      <w:lvlJc w:val="left"/>
-      <w:pPr>
-        <w:ind w:left="2880" w:hanging="360"/>
-      </w:pPr>
-      <w:rPr>
-        <w:rFonts w:ascii="Symbol" w:hAnsi="Symbol" w:cs="Symbol" w:hint="default"/>
-      </w:rPr>
-    </w:lvl>
-    <w:lvl w:ilvl="4">
-      <w:numFmt w:val="bullet"/>
-      <w:lvlText w:val="o"/>
-      <w:lvlJc w:val="left"/>
-      <w:pPr>
-        <w:ind w:left="3600" w:hanging="360"/>
-      </w:pPr>
-      <w:rPr>
-        <w:rFonts w:ascii="Courier New" w:hAnsi="Courier New" w:cs="Courier New" w:hint="default"/>
-      </w:rPr>
-    </w:lvl>
-    <w:lvl w:ilvl="5">
-      <w:numFmt w:val="bullet"/>
-      <w:lvlText w:val=""/>
-      <w:lvlJc w:val="left"/>
-      <w:pPr>
-        <w:ind w:left="4320" w:hanging="360"/>
-      </w:pPr>
-      <w:rPr>
-        <w:rFonts w:ascii="Wingdings" w:hAnsi="Wingdings" w:cs="Wingdings" w:hint="default"/>
-      </w:rPr>
-    </w:lvl>
-    <w:lvl w:ilvl="6">
-      <w:numFmt w:val="bullet"/>
-      <w:lvlText w:val=""/>
-      <w:lvlJc w:val="left"/>
-      <w:pPr>
-        <w:ind w:left="5040" w:hanging="360"/>
-      </w:pPr>
-      <w:rPr>
-        <w:rFonts w:ascii="Symbol" w:hAnsi="Symbol" w:cs="Symbol" w:hint="default"/>
-      </w:rPr>
-    </w:lvl>
-    <w:lvl w:ilvl="7">
-      <w:numFmt w:val="bullet"/>
-      <w:lvlText w:val="o"/>
-      <w:lvlJc w:val="left"/>
-      <w:pPr>
-        <w:ind w:left="5760" w:hanging="360"/>
-      </w:pPr>
-      <w:rPr>
-        <w:rFonts w:ascii="Courier New" w:hAnsi="Courier New" w:cs="Courier New" w:hint="default"/>
-      </w:rPr>
-    </w:lvl>
-    <w:lvl w:ilvl="8">
-      <w:numFmt w:val="bullet"/>
-      <w:lvlText w:val=""/>
-      <w:lvlJc w:val="left"/>
-      <w:pPr>
-        <w:ind w:left="6480" w:hanging="360"/>
-      </w:pPr>
-      <w:rPr>
-        <w:rFonts w:ascii="Wingdings" w:hAnsi="Wingdings" w:cs="Wingdings" w:hint="default"/>
-      </w:rPr>
     </w:lvl>
   </w:abstractNum>
   <w:num w:numId="1000">
@@ -7498,51 +7427,6 @@
     <w:lvlOverride w:ilvl="8">
       <w:startOverride w:val="1"/>
     </w:lvlOverride>
-  </w:num>
-  <w:num w:numId="1003">
-    <w:abstractNumId w:val="99411"/>
-    <w:lvlOverride w:ilvl="0">
-      <w:startOverride w:val="1"/>
-    </w:lvlOverride>
-    <w:lvlOverride w:ilvl="1">
-      <w:startOverride w:val="1"/>
-    </w:lvlOverride>
-    <w:lvlOverride w:ilvl="2">
-      <w:startOverride w:val="1"/>
-    </w:lvlOverride>
-    <w:lvlOverride w:ilvl="3">
-      <w:startOverride w:val="1"/>
-    </w:lvlOverride>
-    <w:lvlOverride w:ilvl="4">
-      <w:startOverride w:val="1"/>
-    </w:lvlOverride>
-    <w:lvlOverride w:ilvl="5">
-      <w:startOverride w:val="1"/>
-    </w:lvlOverride>
-    <w:lvlOverride w:ilvl="6">
-      <w:startOverride w:val="1"/>
-    </w:lvlOverride>
-    <w:lvlOverride w:ilvl="7">
-      <w:startOverride w:val="1"/>
-    </w:lvlOverride>
-    <w:lvlOverride w:ilvl="8">
-      <w:startOverride w:val="1"/>
-    </w:lvlOverride>
-  </w:num>
-  <w:num w:numId="1004">
-    <w:abstractNumId w:val="991"/>
-  </w:num>
-  <w:num w:numId="1005">
-    <w:abstractNumId w:val="991"/>
-  </w:num>
-  <w:num w:numId="1006">
-    <w:abstractNumId w:val="991"/>
-  </w:num>
-  <w:num w:numId="1007">
-    <w:abstractNumId w:val="991"/>
-  </w:num>
-  <w:num w:numId="1008">
-    <w:abstractNumId w:val="991"/>
   </w:num>
 </w:numbering>
 </file>

--- a/index.docx
+++ b/index.docx
@@ -2157,7 +2157,7 @@
     <w:bookmarkEnd w:id="44"/>
     <w:bookmarkEnd w:id="45"/>
     <w:bookmarkEnd w:id="46"/>
-    <w:bookmarkStart w:id="111" w:name="results"/>
+    <w:bookmarkStart w:id="117" w:name="results"/>
     <w:p>
       <w:pPr>
         <w:pStyle w:val="Heading1"/>
@@ -5568,17 +5568,7 @@
         <w:t xml:space="preserve"> </w:t>
       </w:r>
       <w:r>
-        <w:t xml:space="preserve">(</w:t>
-      </w:r>
-      <w:r>
-        <w:rPr>
-          <w:b/>
-          <w:bCs/>
-        </w:rPr>
-        <w:t xml:space="preserve">moshontzProspectivePredictionLapses2021?</w:t>
-      </w:r>
-      <w:r>
-        <w:t xml:space="preserve">)</w:t>
+        <w:t xml:space="preserve">(Moshontz et al. 2021)</w:t>
       </w:r>
       <w:r>
         <w:t xml:space="preserve">. We will better be able to evaluate whether this loss of data impacted model performance and if we can sustain similar performance with even longer lags in these data. Still, we wish to emphasize that our lowest auROC (.85) is still excellent and the benefit of advanced notice likely outweighs the cost to performance.</w:t>
@@ -5611,30 +5601,7 @@
         <w:t xml:space="preserve"> </w:t>
       </w:r>
       <w:r>
-        <w:t xml:space="preserve">(</w:t>
-      </w:r>
-      <w:r>
-        <w:rPr>
-          <w:b/>
-          <w:bCs/>
-        </w:rPr>
-        <w:t xml:space="preserve">fisherOpenTrialPersonalized2019?</w:t>
-      </w:r>
-      <w:r>
-        <w:t xml:space="preserve">;</w:t>
-      </w:r>
-      <w:r>
-        <w:t xml:space="preserve"> </w:t>
-      </w:r>
-      <w:r>
-        <w:rPr>
-          <w:b/>
-          <w:bCs/>
-        </w:rPr>
-        <w:t xml:space="preserve">wrightAppliedAmbulatoryAssessment2019?</w:t>
-      </w:r>
-      <w:r>
-        <w:t xml:space="preserve">)</w:t>
+        <w:t xml:space="preserve">(Fisher et al. 2019; Wright and Zimmermann 2019)</w:t>
       </w:r>
       <w:r>
         <w:t xml:space="preserve">. Unfortunately, a person-specific lapse prediction model would require a sufficient number of positive labels (i.e., lapses) for that individual. Waiting until an individual has lapsed multiple (perhaps many) times to offer help is in direct opposition with our goals. One potential solution to this conundrum may involve departing from traditional machine learning algorithms. For example, state space models, which are grounded in traditional repeated measures designs, inherently capture time series data and allow for the modeling of how an individual’s risk evolves over time from observable and latent states.</w:t>
@@ -5662,17 +5629,7 @@
         <w:t xml:space="preserve"> </w:t>
       </w:r>
       <w:r>
-        <w:t xml:space="preserve">(</w:t>
-      </w:r>
-      <w:r>
-        <w:rPr>
-          <w:b/>
-          <w:bCs/>
-        </w:rPr>
-        <w:t xml:space="preserve">moshontzProspectivePredictionLapses2021?</w:t>
-      </w:r>
-      <w:r>
-        <w:t xml:space="preserve">)</w:t>
+        <w:t xml:space="preserve">(Moshontz et al. 2021)</w:t>
       </w:r>
       <w:r>
         <w:t xml:space="preserve">. In our current sample of participants we are building models that prioritize accuracy for underrepresented groups. We are also building models that use sensing methods, like geolocation and text message content, separately and in conjunction with EMA. In these combined models we plan to assess whether the relative top features differs by group. For example, it is possible that data driven features (e.g., from geolocation) emerge as more important for groups that have been historically underrepresented in the research on relapse risk factors driving our self-report measures.</w:t>
@@ -5725,7 +5682,7 @@
       </w:r>
     </w:p>
     <w:bookmarkEnd w:id="67"/>
-    <w:bookmarkStart w:id="110" w:name="references"/>
+    <w:bookmarkStart w:id="116" w:name="references"/>
     <w:p>
       <w:pPr>
         <w:pStyle w:val="Heading2"/>
@@ -5734,7 +5691,7 @@
         <w:t xml:space="preserve">References</w:t>
       </w:r>
     </w:p>
-    <w:bookmarkStart w:id="109" w:name="refs"/>
+    <w:bookmarkStart w:id="115" w:name="refs"/>
     <w:bookmarkStart w:id="69" w:name="ref-baeMobilePhoneSensors2018"/>
     <w:p>
       <w:pPr>
@@ -5921,7 +5878,53 @@
       </w:r>
     </w:p>
     <w:bookmarkEnd w:id="75"/>
-    <w:bookmarkStart w:id="76" w:name="ref-gabryPriorDistributionsRstanarm2023"/>
+    <w:bookmarkStart w:id="77" w:name="ref-fisherOpenTrialPersonalized2019"/>
+    <w:p>
+      <w:pPr>
+        <w:pStyle w:val="Bibliography"/>
+      </w:pPr>
+      <w:r>
+        <w:t xml:space="preserve">Fisher, Aaron J., Hannah G. Bosley, Katya C. Fernandez, Jonathan W. Reeves, Peter D. Soyster, Allison E. Diamond, and Jonathan Barkin. 2019.</w:t>
+      </w:r>
+      <w:r>
+        <w:t xml:space="preserve"> </w:t>
+      </w:r>
+      <w:r>
+        <w:t xml:space="preserve">“Open Trial of a Personalized Modular Treatment for Mood and Anxiety.”</w:t>
+      </w:r>
+      <w:r>
+        <w:t xml:space="preserve"> </w:t>
+      </w:r>
+      <w:r>
+        <w:rPr>
+          <w:i/>
+          <w:iCs/>
+        </w:rPr>
+        <w:t xml:space="preserve">Behaviour Research and Therapy</w:t>
+      </w:r>
+      <w:r>
+        <w:t xml:space="preserve"> </w:t>
+      </w:r>
+      <w:r>
+        <w:t xml:space="preserve">116 (May): 69–79.</w:t>
+      </w:r>
+      <w:r>
+        <w:t xml:space="preserve"> </w:t>
+      </w:r>
+      <w:hyperlink r:id="rId76">
+        <w:r>
+          <w:rPr>
+            <w:rStyle w:val="Hyperlink"/>
+          </w:rPr>
+          <w:t xml:space="preserve">https://doi.org/10.1016/j.brat.2019.01.010</w:t>
+        </w:r>
+      </w:hyperlink>
+      <w:r>
+        <w:t xml:space="preserve">.</w:t>
+      </w:r>
+    </w:p>
+    <w:bookmarkEnd w:id="77"/>
+    <w:bookmarkStart w:id="78" w:name="ref-gabryPriorDistributionsRstanarm2023"/>
     <w:p>
       <w:pPr>
         <w:pStyle w:val="Bibliography"/>
@@ -5970,8 +5973,8 @@
         <w:t xml:space="preserve">. https://cran.r-project.org/web/packages/rstanarm/vignettes/priors.html.</w:t>
       </w:r>
     </w:p>
-    <w:bookmarkEnd w:id="76"/>
-    <w:bookmarkStart w:id="77" w:name="ref-goodrichRstanarmBayesianApplied2023"/>
+    <w:bookmarkEnd w:id="78"/>
+    <w:bookmarkStart w:id="79" w:name="ref-goodrichRstanarmBayesianApplied2023"/>
     <w:p>
       <w:pPr>
         <w:pStyle w:val="Bibliography"/>
@@ -6007,8 +6010,8 @@
         <w:t xml:space="preserve">.”</w:t>
       </w:r>
     </w:p>
-    <w:bookmarkEnd w:id="77"/>
-    <w:bookmarkStart w:id="79" w:name="Xa203ab3abd150ead1a7854a9fa5726c8a273f52"/>
+    <w:bookmarkEnd w:id="79"/>
+    <w:bookmarkStart w:id="81" w:name="Xa203ab3abd150ead1a7854a9fa5726c8a273f52"/>
     <w:p>
       <w:pPr>
         <w:pStyle w:val="Bibliography"/>
@@ -6053,7 +6056,7 @@
       <w:r>
         <w:t xml:space="preserve"> </w:t>
       </w:r>
-      <w:hyperlink r:id="rId78">
+      <w:hyperlink r:id="rId80">
         <w:r>
           <w:rPr>
             <w:rStyle w:val="Hyperlink"/>
@@ -6065,8 +6068,8 @@
         <w:t xml:space="preserve">.</w:t>
       </w:r>
     </w:p>
-    <w:bookmarkEnd w:id="79"/>
-    <w:bookmarkStart w:id="80" w:name="ref-hsiehSampleSizeTables1989"/>
+    <w:bookmarkEnd w:id="81"/>
+    <w:bookmarkStart w:id="82" w:name="ref-hsiehSampleSizeTables1989"/>
     <w:p>
       <w:pPr>
         <w:pStyle w:val="Bibliography"/>
@@ -6097,8 +6100,8 @@
         <w:t xml:space="preserve">8: 795–802.</w:t>
       </w:r>
     </w:p>
-    <w:bookmarkEnd w:id="80"/>
-    <w:bookmarkStart w:id="82" w:name="ref-kilaruIncidenceTreatmentOpioid2020"/>
+    <w:bookmarkEnd w:id="82"/>
+    <w:bookmarkStart w:id="84" w:name="ref-kilaruIncidenceTreatmentOpioid2020"/>
     <w:p>
       <w:pPr>
         <w:pStyle w:val="Bibliography"/>
@@ -6164,7 +6167,7 @@
       <w:r>
         <w:t xml:space="preserve"> </w:t>
       </w:r>
-      <w:hyperlink r:id="rId81">
+      <w:hyperlink r:id="rId83">
         <w:r>
           <w:rPr>
             <w:rStyle w:val="Hyperlink"/>
@@ -6176,8 +6179,8 @@
         <w:t xml:space="preserve">.</w:t>
       </w:r>
     </w:p>
-    <w:bookmarkEnd w:id="82"/>
-    <w:bookmarkStart w:id="83" w:name="Xa93a98d1ce255982a5ea923c39451c32053b2a2"/>
+    <w:bookmarkEnd w:id="84"/>
+    <w:bookmarkStart w:id="85" w:name="Xa93a98d1ce255982a5ea923c39451c32053b2a2"/>
     <w:p>
       <w:pPr>
         <w:pStyle w:val="Bibliography"/>
@@ -6225,8 +6228,8 @@
         <w:t xml:space="preserve">.”</w:t>
       </w:r>
     </w:p>
-    <w:bookmarkEnd w:id="83"/>
-    <w:bookmarkStart w:id="85" w:name="ref-kuhnAppliedPredictiveModeling2018"/>
+    <w:bookmarkEnd w:id="85"/>
+    <w:bookmarkStart w:id="87" w:name="ref-kuhnAppliedPredictiveModeling2018"/>
     <w:p>
       <w:pPr>
         <w:pStyle w:val="Bibliography"/>
@@ -6264,7 +6267,7 @@
       <w:r>
         <w:t xml:space="preserve"> </w:t>
       </w:r>
-      <w:hyperlink r:id="rId84">
+      <w:hyperlink r:id="rId86">
         <w:r>
           <w:rPr>
             <w:rStyle w:val="Hyperlink"/>
@@ -6276,8 +6279,8 @@
         <w:t xml:space="preserve">.</w:t>
       </w:r>
     </w:p>
-    <w:bookmarkEnd w:id="85"/>
-    <w:bookmarkStart w:id="86" w:name="ref-kuhnTidymodelsCollectionPackages2020"/>
+    <w:bookmarkEnd w:id="87"/>
+    <w:bookmarkStart w:id="88" w:name="ref-kuhnTidymodelsCollectionPackages2020"/>
     <w:p>
       <w:pPr>
         <w:pStyle w:val="Bibliography"/>
@@ -6292,8 +6295,8 @@
         <w:t xml:space="preserve">“Tidymodels: A Collection of Packages for Modeling and Machine Learning Using Tidyverse Principles.”</w:t>
       </w:r>
     </w:p>
-    <w:bookmarkEnd w:id="86"/>
-    <w:bookmarkStart w:id="88" w:name="ref-kullSigmoidsHowObtain2017"/>
+    <w:bookmarkEnd w:id="88"/>
+    <w:bookmarkStart w:id="90" w:name="ref-kullSigmoidsHowObtain2017"/>
     <w:p>
       <w:pPr>
         <w:pStyle w:val="Bibliography"/>
@@ -6338,7 +6341,7 @@
       <w:r>
         <w:t xml:space="preserve"> </w:t>
       </w:r>
-      <w:hyperlink r:id="rId87">
+      <w:hyperlink r:id="rId89">
         <w:r>
           <w:rPr>
             <w:rStyle w:val="Hyperlink"/>
@@ -6350,8 +6353,8 @@
         <w:t xml:space="preserve">.</w:t>
       </w:r>
     </w:p>
-    <w:bookmarkEnd w:id="88"/>
-    <w:bookmarkStart w:id="89" w:name="X34be55f2a2ff67a14e7206627bb93b426490c87"/>
+    <w:bookmarkEnd w:id="90"/>
+    <w:bookmarkStart w:id="91" w:name="X34be55f2a2ff67a14e7206627bb93b426490c87"/>
     <w:p>
       <w:pPr>
         <w:pStyle w:val="Bibliography"/>
@@ -6436,8 +6439,8 @@
         <w:t xml:space="preserve">’17. Red Hook, NY, USA: Curran Associates Inc.</w:t>
       </w:r>
     </w:p>
-    <w:bookmarkEnd w:id="89"/>
-    <w:bookmarkStart w:id="90" w:name="X0900e084d2d8751b94683f82b04534ea811d54e"/>
+    <w:bookmarkEnd w:id="91"/>
+    <w:bookmarkStart w:id="92" w:name="X0900e084d2d8751b94683f82b04534ea811d54e"/>
     <w:p>
       <w:pPr>
         <w:pStyle w:val="Bibliography"/>
@@ -6550,8 +6553,108 @@
         <w:t xml:space="preserve">. First edition. New York: The Guilford Press.</w:t>
       </w:r>
     </w:p>
-    <w:bookmarkEnd w:id="90"/>
-    <w:bookmarkStart w:id="92" w:name="ref-olfsonHealthcareCoverageService2022"/>
+    <w:bookmarkEnd w:id="92"/>
+    <w:bookmarkStart w:id="94" w:name="X1f44e09282148d362bdacfce67d6a56b1cf06db"/>
+    <w:p>
+      <w:pPr>
+        <w:pStyle w:val="Bibliography"/>
+      </w:pPr>
+      <w:r>
+        <w:t xml:space="preserve">Moshontz, Hannah, Alejandra J. Colmenares, Gaylen E. Fronk, Sarah J. Sant’Ana, Kendra Wyant, Susan E. Wanta, Adam Maus, David H. Gustafson Jr, Dhavan Shah, and John J. Curtin. 2021.</w:t>
+      </w:r>
+      <w:r>
+        <w:t xml:space="preserve"> </w:t>
+      </w:r>
+      <w:r>
+        <w:t xml:space="preserve">“Prospective</w:t>
+      </w:r>
+      <w:r>
+        <w:t xml:space="preserve"> </w:t>
+      </w:r>
+      <w:r>
+        <w:t xml:space="preserve">Prediction</w:t>
+      </w:r>
+      <w:r>
+        <w:t xml:space="preserve"> </w:t>
+      </w:r>
+      <w:r>
+        <w:t xml:space="preserve">of</w:t>
+      </w:r>
+      <w:r>
+        <w:t xml:space="preserve"> </w:t>
+      </w:r>
+      <w:r>
+        <w:t xml:space="preserve">Lapses</w:t>
+      </w:r>
+      <w:r>
+        <w:t xml:space="preserve"> </w:t>
+      </w:r>
+      <w:r>
+        <w:t xml:space="preserve">in</w:t>
+      </w:r>
+      <w:r>
+        <w:t xml:space="preserve"> </w:t>
+      </w:r>
+      <w:r>
+        <w:t xml:space="preserve">Opioid Use Disorder</w:t>
+      </w:r>
+      <w:r>
+        <w:t xml:space="preserve">:</w:t>
+      </w:r>
+      <w:r>
+        <w:t xml:space="preserve"> </w:t>
+      </w:r>
+      <w:r>
+        <w:t xml:space="preserve">Protocol</w:t>
+      </w:r>
+      <w:r>
+        <w:t xml:space="preserve"> </w:t>
+      </w:r>
+      <w:r>
+        <w:t xml:space="preserve">for a</w:t>
+      </w:r>
+      <w:r>
+        <w:t xml:space="preserve"> </w:t>
+      </w:r>
+      <w:r>
+        <w:t xml:space="preserve">Personal Sensing Study</w:t>
+      </w:r>
+      <w:r>
+        <w:t xml:space="preserve">.”</w:t>
+      </w:r>
+      <w:r>
+        <w:t xml:space="preserve"> </w:t>
+      </w:r>
+      <w:r>
+        <w:rPr>
+          <w:i/>
+          <w:iCs/>
+        </w:rPr>
+        <w:t xml:space="preserve">JMIR Research Protocols</w:t>
+      </w:r>
+      <w:r>
+        <w:t xml:space="preserve"> </w:t>
+      </w:r>
+      <w:r>
+        <w:t xml:space="preserve">10 (12): e29563.</w:t>
+      </w:r>
+      <w:r>
+        <w:t xml:space="preserve"> </w:t>
+      </w:r>
+      <w:hyperlink r:id="rId93">
+        <w:r>
+          <w:rPr>
+            <w:rStyle w:val="Hyperlink"/>
+          </w:rPr>
+          <w:t xml:space="preserve">https://doi.org/10.2196/29563</w:t>
+        </w:r>
+      </w:hyperlink>
+      <w:r>
+        <w:t xml:space="preserve">.</w:t>
+      </w:r>
+    </w:p>
+    <w:bookmarkEnd w:id="94"/>
+    <w:bookmarkStart w:id="96" w:name="ref-olfsonHealthcareCoverageService2022"/>
     <w:p>
       <w:pPr>
         <w:pStyle w:val="Bibliography"/>
@@ -6584,7 +6687,7 @@
       <w:r>
         <w:t xml:space="preserve"> </w:t>
       </w:r>
-      <w:hyperlink r:id="rId91">
+      <w:hyperlink r:id="rId95">
         <w:r>
           <w:rPr>
             <w:rStyle w:val="Hyperlink"/>
@@ -6596,8 +6699,8 @@
         <w:t xml:space="preserve">.</w:t>
       </w:r>
     </w:p>
-    <w:bookmarkEnd w:id="92"/>
-    <w:bookmarkStart w:id="94" w:name="ref-pinedoCurrentReexaminationRacial2019"/>
+    <w:bookmarkEnd w:id="96"/>
+    <w:bookmarkStart w:id="98" w:name="ref-pinedoCurrentReexaminationRacial2019"/>
     <w:p>
       <w:pPr>
         <w:pStyle w:val="Bibliography"/>
@@ -6642,7 +6745,7 @@
       <w:r>
         <w:t xml:space="preserve"> </w:t>
       </w:r>
-      <w:hyperlink r:id="rId93">
+      <w:hyperlink r:id="rId97">
         <w:r>
           <w:rPr>
             <w:rStyle w:val="Hyperlink"/>
@@ -6654,8 +6757,8 @@
         <w:t xml:space="preserve">.</w:t>
       </w:r>
     </w:p>
-    <w:bookmarkEnd w:id="94"/>
-    <w:bookmarkStart w:id="95" w:name="Xa6ef1c5c979e7476d6234b79f6a74545fbd7694"/>
+    <w:bookmarkEnd w:id="98"/>
+    <w:bookmarkStart w:id="99" w:name="Xa6ef1c5c979e7476d6234b79f6a74545fbd7694"/>
     <w:p>
       <w:pPr>
         <w:pStyle w:val="Bibliography"/>
@@ -6698,8 +6801,8 @@
         <w:t xml:space="preserve">58 (1): 7–29.</w:t>
       </w:r>
     </w:p>
-    <w:bookmarkEnd w:id="95"/>
-    <w:bookmarkStart w:id="96" w:name="X93e79e1a5ab79bb153842a6d1ed7d5e5cb3185f"/>
+    <w:bookmarkEnd w:id="99"/>
+    <w:bookmarkStart w:id="100" w:name="X93e79e1a5ab79bb153842a6d1ed7d5e5cb3185f"/>
     <w:p>
       <w:pPr>
         <w:pStyle w:val="Bibliography"/>
@@ -6747,8 +6850,8 @@
         <w:t xml:space="preserve">Boston, MA: RStudio, Inc.</w:t>
       </w:r>
     </w:p>
-    <w:bookmarkEnd w:id="96"/>
-    <w:bookmarkStart w:id="98" w:name="Xd4c1d027f60920f356af6131267e679804e946e"/>
+    <w:bookmarkEnd w:id="100"/>
+    <w:bookmarkStart w:id="102" w:name="Xd4c1d027f60920f356af6131267e679804e946e"/>
     <w:p>
       <w:pPr>
         <w:pStyle w:val="Bibliography"/>
@@ -6793,7 +6896,7 @@
       <w:r>
         <w:t xml:space="preserve"> </w:t>
       </w:r>
-      <w:hyperlink r:id="rId97">
+      <w:hyperlink r:id="rId101">
         <w:r>
           <w:rPr>
             <w:rStyle w:val="Hyperlink"/>
@@ -6805,8 +6908,8 @@
         <w:t xml:space="preserve">.</w:t>
       </w:r>
     </w:p>
-    <w:bookmarkEnd w:id="98"/>
-    <w:bookmarkStart w:id="100" w:name="ref-waltersUsingMachineLearning2021"/>
+    <w:bookmarkEnd w:id="102"/>
+    <w:bookmarkStart w:id="104" w:name="ref-waltersUsingMachineLearning2021"/>
     <w:p>
       <w:pPr>
         <w:pStyle w:val="Bibliography"/>
@@ -6839,7 +6942,7 @@
       <w:r>
         <w:t xml:space="preserve"> </w:t>
       </w:r>
-      <w:hyperlink r:id="rId99">
+      <w:hyperlink r:id="rId103">
         <w:r>
           <w:rPr>
             <w:rStyle w:val="Hyperlink"/>
@@ -6851,8 +6954,8 @@
         <w:t xml:space="preserve">.</w:t>
       </w:r>
     </w:p>
-    <w:bookmarkEnd w:id="100"/>
-    <w:bookmarkStart w:id="102" w:name="X4446e184b7dd55a61fd406499f32542fdcf24b5"/>
+    <w:bookmarkEnd w:id="104"/>
+    <w:bookmarkStart w:id="106" w:name="X4446e184b7dd55a61fd406499f32542fdcf24b5"/>
     <w:p>
       <w:pPr>
         <w:pStyle w:val="Bibliography"/>
@@ -6897,7 +7000,7 @@
       <w:r>
         <w:t xml:space="preserve"> </w:t>
       </w:r>
-      <w:hyperlink r:id="rId101">
+      <w:hyperlink r:id="rId105">
         <w:r>
           <w:rPr>
             <w:rStyle w:val="Hyperlink"/>
@@ -6909,8 +7012,8 @@
         <w:t xml:space="preserve">.</w:t>
       </w:r>
     </w:p>
-    <w:bookmarkEnd w:id="102"/>
-    <w:bookmarkStart w:id="104" w:name="X254a0f87701f835b5365990b3eba45be7dca59c"/>
+    <w:bookmarkEnd w:id="106"/>
+    <w:bookmarkStart w:id="108" w:name="X254a0f87701f835b5365990b3eba45be7dca59c"/>
     <w:p>
       <w:pPr>
         <w:pStyle w:val="Bibliography"/>
@@ -6994,7 +7097,7 @@
       <w:r>
         <w:t xml:space="preserve"> </w:t>
       </w:r>
-      <w:hyperlink r:id="rId103">
+      <w:hyperlink r:id="rId107">
         <w:r>
           <w:rPr>
             <w:rStyle w:val="Hyperlink"/>
@@ -7006,8 +7109,96 @@
         <w:t xml:space="preserve">.</w:t>
       </w:r>
     </w:p>
-    <w:bookmarkEnd w:id="104"/>
-    <w:bookmarkStart w:id="106" w:name="Xb35ee182d565575e339a0170868456c1684f821"/>
+    <w:bookmarkEnd w:id="108"/>
+    <w:bookmarkStart w:id="110" w:name="X62c2bccfcb3c64764f794751dcac0a3c1c7edc5"/>
+    <w:p>
+      <w:pPr>
+        <w:pStyle w:val="Bibliography"/>
+      </w:pPr>
+      <w:r>
+        <w:t xml:space="preserve">Wright, Aidan G. C., and Johannes Zimmermann. 2019.</w:t>
+      </w:r>
+      <w:r>
+        <w:t xml:space="preserve"> </w:t>
+      </w:r>
+      <w:r>
+        <w:t xml:space="preserve">“Applied</w:t>
+      </w:r>
+      <w:r>
+        <w:t xml:space="preserve"> </w:t>
+      </w:r>
+      <w:r>
+        <w:t xml:space="preserve">Ambulatory Assessment</w:t>
+      </w:r>
+      <w:r>
+        <w:t xml:space="preserve">:</w:t>
+      </w:r>
+      <w:r>
+        <w:t xml:space="preserve"> </w:t>
+      </w:r>
+      <w:r>
+        <w:t xml:space="preserve">Integrating Idiographic</w:t>
+      </w:r>
+      <w:r>
+        <w:t xml:space="preserve"> </w:t>
+      </w:r>
+      <w:r>
+        <w:t xml:space="preserve">and</w:t>
+      </w:r>
+      <w:r>
+        <w:t xml:space="preserve"> </w:t>
+      </w:r>
+      <w:r>
+        <w:t xml:space="preserve">Nomothetic Principles</w:t>
+      </w:r>
+      <w:r>
+        <w:t xml:space="preserve"> </w:t>
+      </w:r>
+      <w:r>
+        <w:t xml:space="preserve">of</w:t>
+      </w:r>
+      <w:r>
+        <w:t xml:space="preserve"> </w:t>
+      </w:r>
+      <w:r>
+        <w:t xml:space="preserve">Measurement</w:t>
+      </w:r>
+      <w:r>
+        <w:t xml:space="preserve">.”</w:t>
+      </w:r>
+      <w:r>
+        <w:t xml:space="preserve"> </w:t>
+      </w:r>
+      <w:r>
+        <w:rPr>
+          <w:i/>
+          <w:iCs/>
+        </w:rPr>
+        <w:t xml:space="preserve">Psychological Assessment</w:t>
+      </w:r>
+      <w:r>
+        <w:t xml:space="preserve"> </w:t>
+      </w:r>
+      <w:r>
+        <w:t xml:space="preserve">31 (12): 1467–80.</w:t>
+      </w:r>
+      <w:r>
+        <w:t xml:space="preserve"> </w:t>
+      </w:r>
+      <w:hyperlink r:id="rId109">
+        <w:r>
+          <w:rPr>
+            <w:rStyle w:val="Hyperlink"/>
+          </w:rPr>
+          <w:t xml:space="preserve">https://doi.org/10.1037/pas0000685</w:t>
+        </w:r>
+      </w:hyperlink>
+      <w:r>
+        <w:t xml:space="preserve">.</w:t>
+      </w:r>
+    </w:p>
+    <w:bookmarkEnd w:id="110"/>
+    <w:bookmarkStart w:id="112" w:name="Xb35ee182d565575e339a0170868456c1684f821"/>
     <w:p>
       <w:pPr>
         <w:pStyle w:val="Bibliography"/>
@@ -7058,7 +7249,7 @@
       <w:r>
         <w:t xml:space="preserve"> </w:t>
       </w:r>
-      <w:hyperlink r:id="rId105">
+      <w:hyperlink r:id="rId111">
         <w:r>
           <w:rPr>
             <w:rStyle w:val="Hyperlink"/>
@@ -7070,8 +7261,8 @@
         <w:t xml:space="preserve">.</w:t>
       </w:r>
     </w:p>
-    <w:bookmarkEnd w:id="106"/>
-    <w:bookmarkStart w:id="108" w:name="ref-wyantMachineLearningModels2023"/>
+    <w:bookmarkEnd w:id="112"/>
+    <w:bookmarkStart w:id="114" w:name="ref-wyantMachineLearningModels2023"/>
     <w:p>
       <w:pPr>
         <w:pStyle w:val="Bibliography"/>
@@ -7101,7 +7292,7 @@
       <w:r>
         <w:t xml:space="preserve"> </w:t>
       </w:r>
-      <w:hyperlink r:id="rId107">
+      <w:hyperlink r:id="rId113">
         <w:r>
           <w:rPr>
             <w:rStyle w:val="Hyperlink"/>
@@ -7113,10 +7304,10 @@
         <w:t xml:space="preserve">.</w:t>
       </w:r>
     </w:p>
-    <w:bookmarkEnd w:id="108"/>
-    <w:bookmarkEnd w:id="109"/>
-    <w:bookmarkEnd w:id="110"/>
-    <w:bookmarkEnd w:id="111"/>
+    <w:bookmarkEnd w:id="114"/>
+    <w:bookmarkEnd w:id="115"/>
+    <w:bookmarkEnd w:id="116"/>
+    <w:bookmarkEnd w:id="117"/>
     <w:sectPr/>
   </w:body>
 </w:document>

--- a/index.docx
+++ b/index.docx
@@ -2157,7 +2157,7 @@
     <w:bookmarkEnd w:id="44"/>
     <w:bookmarkEnd w:id="45"/>
     <w:bookmarkEnd w:id="46"/>
-    <w:bookmarkStart w:id="117" w:name="results"/>
+    <w:bookmarkStart w:id="122" w:name="results"/>
     <w:p>
       <w:pPr>
         <w:pStyle w:val="Heading1"/>
@@ -5532,7 +5532,7 @@
       </w:hyperlink>
     </w:p>
     <w:bookmarkEnd w:id="66"/>
-    <w:bookmarkStart w:id="67" w:name="discussion"/>
+    <w:bookmarkStart w:id="70" w:name="discussion"/>
     <w:p>
       <w:pPr>
         <w:pStyle w:val="Heading2"/>
@@ -5541,6 +5541,15 @@
         <w:t xml:space="preserve">Discussion</w:t>
       </w:r>
     </w:p>
+    <w:bookmarkStart w:id="67" w:name="model-performance"/>
+    <w:p>
+      <w:pPr>
+        <w:pStyle w:val="Heading3"/>
+      </w:pPr>
+      <w:r>
+        <w:t xml:space="preserve">Model Performance</w:t>
+      </w:r>
+    </w:p>
     <w:p>
       <w:pPr>
         <w:pStyle w:val="FirstParagraph"/>
@@ -5582,12 +5591,42 @@
         <w:t xml:space="preserve">We saw mixed evidence that feature importance might change depending on lag. Past use and craving were the top two features for all models. This suggests that although these features can change quickly, they are important enough to consistently emerge as top predictors regardless of lag time. Recent past risky situations, however, ranked high for the immediate prediction models, but future anticipated risky situations was relatively more important for the lagged models.</w:t>
       </w:r>
     </w:p>
+    <w:bookmarkEnd w:id="67"/>
+    <w:bookmarkStart w:id="68" w:name="model-fairness"/>
+    <w:p>
+      <w:pPr>
+        <w:pStyle w:val="Heading3"/>
+      </w:pPr>
+      <w:r>
+        <w:t xml:space="preserve">Model Fairness</w:t>
+      </w:r>
+    </w:p>
+    <w:p>
+      <w:pPr>
+        <w:pStyle w:val="FirstParagraph"/>
+      </w:pPr>
+      <w:r>
+        <w:t xml:space="preserve">All models performed worse for women, for people who were not white, and for people who had an income below the poverty line. The largest contributing factor is likely the lack of diversity in our training data. For example, even with our coarse combination of race/ethnicity (i.e., not White vs. non-Hispanic White) the minority race/ethnicity group was largely underrepresented. The best solution to this limitation would be to recruit a more representative sample. However, there may be additional methodological considerations for mitigating these issues in the current data. We could explore upsampling minority group representation in the data (e.g., using synthetic minority oversampling technique). We also could adjust the penalty weights so that prediction errors for minority groups are weighted more heavily than prediction errors for majority groups.</w:t>
+      </w:r>
+    </w:p>
     <w:p>
       <w:pPr>
         <w:pStyle w:val="BodyText"/>
       </w:pPr>
       <w:r>
-        <w:t xml:space="preserve">All models performed worse for women, for people who were not white, and for people who had an income below the poverty line. The largest contributing factor is likely the lack of diversity in our training data. For example, even with our coarse combination of race/ethnicity (i.e., not White vs. non-Hispanic White) the minority race/ethnicity group was largely underrepresented. The best solution to this limitation would be to recruit a more representative sample. However, there may be additional methodological considerations for mitigating these issues in the current data. We could explore upsampling minority group representation in the data (e.g., using synthetic minority oversampling technique). We also could adjust the penalty weights so that prediction errors for minority groups are weighted more heavily than prediction errors for majority groups.</w:t>
+        <w:t xml:space="preserve">Lastly, we could consider building models for a specific individual (i.e., idiographic)</w:t>
+      </w:r>
+      <w:r>
+        <w:t xml:space="preserve"> </w:t>
+      </w:r>
+      <w:r>
+        <w:t xml:space="preserve">(Fisher et al. 2019; Wright and Zimmermann 2019)</w:t>
+      </w:r>
+      <w:r>
+        <w:t xml:space="preserve">. Unfortunately, a person-specific lapse prediction model would require a sufficient number of positive labels (i.e., lapses) for that individual. Waiting until an individual has lapsed multiple (perhaps many) times to offer help is in direct opposition with our goals. One potential solution to this conundrum may involve departing from traditional machine learning algorithms. For example, state space models, which are grounded in traditional repeated measures designs, inherently capture time series data and allow for the modeling of how an individual’s risk evolves over time from observable and latent states.</w:t>
+      </w:r>
+      <w:r>
+        <w:t xml:space="preserve"> </w:t>
       </w:r>
     </w:p>
     <w:p>
@@ -5595,19 +5634,34 @@
         <w:pStyle w:val="BodyText"/>
       </w:pPr>
       <w:r>
-        <w:t xml:space="preserve">Lastly, we could consider building models for a specific individual (i.e., idiographic)</w:t>
-      </w:r>
-      <w:r>
-        <w:t xml:space="preserve"> </w:t>
-      </w:r>
-      <w:r>
-        <w:t xml:space="preserve">(Fisher et al. 2019; Wright and Zimmermann 2019)</w:t>
-      </w:r>
-      <w:r>
-        <w:t xml:space="preserve">. Unfortunately, a person-specific lapse prediction model would require a sufficient number of positive labels (i.e., lapses) for that individual. Waiting until an individual has lapsed multiple (perhaps many) times to offer help is in direct opposition with our goals. One potential solution to this conundrum may involve departing from traditional machine learning algorithms. For example, state space models, which are grounded in traditional repeated measures designs, inherently capture time series data and allow for the modeling of how an individual’s risk evolves over time from observable and latent states.</w:t>
-      </w:r>
-      <w:r>
-        <w:t xml:space="preserve"> </w:t>
+        <w:t xml:space="preserve">However, we did have equal representation of men and women and we still saw differences in performance. This difference is likely due to another source of bias - measurement bias. We chose our EMA items based on domain expertise and years of relapse risk research. It is possible that these constructs more precisely describe relapse risk factors for men than for women. This could mean that more research is needed to identify relapse risk factors for women. Additionally, data driven (bottom-up) approaches to creating features could be one way to remove some of the bias in domain driven (top-down) approaches. For example, using natural language processing on text message content could allow for new categories of features to emerge.</w:t>
+      </w:r>
+    </w:p>
+    <w:bookmarkEnd w:id="68"/>
+    <w:bookmarkStart w:id="69" w:name="X40ab624ebf83813907a18dba36edd4d1d14a553"/>
+    <w:p>
+      <w:pPr>
+        <w:pStyle w:val="Heading3"/>
+      </w:pPr>
+      <w:r>
+        <w:t xml:space="preserve">Additional Limitations and Future Directions</w:t>
+      </w:r>
+    </w:p>
+    <w:p>
+      <w:pPr>
+        <w:pStyle w:val="FirstParagraph"/>
+      </w:pPr>
+      <w:r>
+        <w:t xml:space="preserve">All of the proposed suggestions above for improving model fairness are current directions in our lab. To increase the diversity of our data, we recruited a nationally representative sample of people with opioid use disorder (data collection is near complete)</w:t>
+      </w:r>
+      <w:r>
+        <w:t xml:space="preserve"> </w:t>
+      </w:r>
+      <w:r>
+        <w:t xml:space="preserve">(Moshontz et al. 2021)</w:t>
+      </w:r>
+      <w:r>
+        <w:t xml:space="preserve">. In our current sample of participants we are building models that prioritize accuracy for underrepresented groups. We are also building models that use sensing methods, like geolocation and text message content, separately and in conjunction with EMA. In these combined models we plan to assess whether the relative top features differs by group. For example, it is possible that data driven features (e.g., from geolocation) emerge as more important for groups that have been historically underrepresented in the research on relapse risk factors driving our self-report measures.</w:t>
       </w:r>
     </w:p>
     <w:p>
@@ -5615,7 +5669,16 @@
         <w:pStyle w:val="BodyText"/>
       </w:pPr>
       <w:r>
-        <w:t xml:space="preserve">However, we did have equal representation of men and women and we still saw differences in performance. This difference is likely due to another source of bias - measurement bias. We chose our EMA items based on domain expertise and years of relapse risk research. It is possible that these constructs more precisely describe relapse risk factors for men than for women. This could mean that more research is needed to identify relapse risk factors for women. Additionally, data driven (bottom-up) approaches to creating features could be one way to remove some of the bias in domain driven (top-down) approaches. For example, using natural language processing on text message content could allow for new categories of features to emerge.</w:t>
+        <w:t xml:space="preserve">Measurement burden of EMA is also a concern. Research suggests people can comply with effortful sensing methods (e.g., 4 x daily EMA) while using substances</w:t>
+      </w:r>
+      <w:r>
+        <w:t xml:space="preserve"> </w:t>
+      </w:r>
+      <w:r>
+        <w:t xml:space="preserve">(Wyant et al. 2023; Jones et al. 2019)</w:t>
+      </w:r>
+      <w:r>
+        <w:t xml:space="preserve">. However, it is likely that frequent daily surveys will eventually become too burdensome when considering long-term monitoring. We plan to build models that use only 1 x daily EMA to contrast model performance vs. assessment burden. We also plan to build models that combine EMA and passive sensing methods, likes geolocation and evaluate the retained important features. It is possible that adding other low burden sensing methods could allow us to reduce the frequency (e.g., 1 x weekly EMA) and/or length (e.g, 2-3 items) of our EMAs.</w:t>
       </w:r>
     </w:p>
     <w:p>
@@ -5623,16 +5686,7 @@
         <w:pStyle w:val="BodyText"/>
       </w:pPr>
       <w:r>
-        <w:t xml:space="preserve">All of the proposed suggestions above for improving model fairness are current directions in our lab. To increase the diversity of our data, we recruited a nationally representative sample of people with opioid use disorder (data collection is near complete)</w:t>
-      </w:r>
-      <w:r>
-        <w:t xml:space="preserve"> </w:t>
-      </w:r>
-      <w:r>
-        <w:t xml:space="preserve">(Moshontz et al. 2021)</w:t>
-      </w:r>
-      <w:r>
-        <w:t xml:space="preserve">. In our current sample of participants we are building models that prioritize accuracy for underrepresented groups. We are also building models that use sensing methods, like geolocation and text message content, separately and in conjunction with EMA. In these combined models we plan to assess whether the relative top features differs by group. For example, it is possible that data driven features (e.g., from geolocation) emerge as more important for groups that have been historically underrepresented in the research on relapse risk factors driving our self-report measures.</w:t>
+        <w:t xml:space="preserve">Finally, due to prevalent substance use treatment initiation and outcome disparities among underrepresented groups, it is important to solicit and consider individual preferences and perceptions of the sensing data used to build an algorithm-guided risk monitoring support system from the beginning (i.e., before an intervention is developed). Providing a support tool only acceptable to a majority group, could widen existing disparities. In this light we are currently using a mixed-methods design to assess issues related to feasibility and acceptability by sensing method and demographic characteristics in our national sample of participants with opioid use disorder.</w:t>
       </w:r>
     </w:p>
     <w:p>
@@ -5640,49 +5694,12 @@
         <w:pStyle w:val="BodyText"/>
       </w:pPr>
       <w:r>
-        <w:t xml:space="preserve">Measurement burden of EMA is also a concern. Research suggests people can comply with effortful sensing methods (e.g., 4 x daily EMA) while using substances</w:t>
-      </w:r>
-      <w:r>
-        <w:t xml:space="preserve"> </w:t>
-      </w:r>
-      <w:r>
-        <w:t xml:space="preserve">(Wyant et al. 2023;</w:t>
-      </w:r>
-      <w:r>
-        <w:t xml:space="preserve"> </w:t>
-      </w:r>
-      <w:r>
-        <w:rPr>
-          <w:b/>
-          <w:bCs/>
-        </w:rPr>
-        <w:t xml:space="preserve">jonesComplianceEcologicalMomentary2019a?</w:t>
-      </w:r>
-      <w:r>
-        <w:t xml:space="preserve">)</w:t>
-      </w:r>
-      <w:r>
-        <w:t xml:space="preserve">. However, it is likely that frequent daily surveys will eventually become too burdensome when considering long-term monitoring. We plan to build models that use only 1 x daily EMA to contrast model performance vs. assessment burden. We also plan to build models that combine EMA and passive sensing methods, likes geolocation and evaluate the retained important features. It is possible that adding other low burden sensing methods could allow us to reduce the frequency (e.g., 1 x weekly EMA) and/or length (e.g, 2-3 items) of our EMAs.</w:t>
-      </w:r>
-    </w:p>
-    <w:p>
-      <w:pPr>
-        <w:pStyle w:val="BodyText"/>
-      </w:pPr>
-      <w:r>
-        <w:t xml:space="preserve">Finally, due to prevalent substance use treatment initiation and outcome disparities among underrepresented groups, it is important to solicit and consider individual preferences and perceptions of the sensing data used to build an algorithm-guided risk monitoring support system from the beginning (i.e., before an intervention is developed). Providing a support tool only acceptable to a majority group, could widen existing disparities. In this light we are currently using a mixed-methods design to assess issues related to feasibility and acceptability by sensing method and demographic characteristics in our national sample of participants with opioid use disorder.</w:t>
-      </w:r>
-    </w:p>
-    <w:p>
-      <w:pPr>
-        <w:pStyle w:val="BodyText"/>
-      </w:pPr>
-      <w:r>
         <w:t xml:space="preserve">This study suggests it is possible to predict alcohol lapses up to two weeks into the future. This advanced notice could allow patients to implement multimodal support options not immediately available. Important steps are still needed to make these models clinically implementable. Most notably, is the increased fairness in model performance. However, we remain optimistic as we have already begun to take several steps in addressing these barriers.</w:t>
       </w:r>
     </w:p>
-    <w:bookmarkEnd w:id="67"/>
-    <w:bookmarkStart w:id="116" w:name="references"/>
+    <w:bookmarkEnd w:id="69"/>
+    <w:bookmarkEnd w:id="70"/>
+    <w:bookmarkStart w:id="121" w:name="references"/>
     <w:p>
       <w:pPr>
         <w:pStyle w:val="Heading2"/>
@@ -5691,8 +5708,8 @@
         <w:t xml:space="preserve">References</w:t>
       </w:r>
     </w:p>
-    <w:bookmarkStart w:id="115" w:name="refs"/>
-    <w:bookmarkStart w:id="69" w:name="ref-baeMobilePhoneSensors2018"/>
+    <w:bookmarkStart w:id="120" w:name="refs"/>
+    <w:bookmarkStart w:id="72" w:name="ref-baeMobilePhoneSensors2018"/>
     <w:p>
       <w:pPr>
         <w:pStyle w:val="Bibliography"/>
@@ -5737,7 +5754,7 @@
       <w:r>
         <w:t xml:space="preserve"> </w:t>
       </w:r>
-      <w:hyperlink r:id="rId68">
+      <w:hyperlink r:id="rId71">
         <w:r>
           <w:rPr>
             <w:rStyle w:val="Hyperlink"/>
@@ -5749,8 +5766,8 @@
         <w:t xml:space="preserve">.</w:t>
       </w:r>
     </w:p>
-    <w:bookmarkEnd w:id="69"/>
-    <w:bookmarkStart w:id="71" w:name="ref-chtc"/>
+    <w:bookmarkEnd w:id="72"/>
+    <w:bookmarkStart w:id="74" w:name="ref-chtc"/>
     <w:p>
       <w:pPr>
         <w:pStyle w:val="Bibliography"/>
@@ -5773,7 +5790,7 @@
       <w:r>
         <w:t xml:space="preserve"> </w:t>
       </w:r>
-      <w:hyperlink r:id="rId70">
+      <w:hyperlink r:id="rId73">
         <w:r>
           <w:rPr>
             <w:rStyle w:val="Hyperlink"/>
@@ -5785,8 +5802,8 @@
         <w:t xml:space="preserve">.</w:t>
       </w:r>
     </w:p>
-    <w:bookmarkEnd w:id="71"/>
-    <w:bookmarkStart w:id="73" w:name="ref-chihPredictiveModelingAddiction2014"/>
+    <w:bookmarkEnd w:id="74"/>
+    <w:bookmarkStart w:id="76" w:name="ref-chihPredictiveModelingAddiction2014"/>
     <w:p>
       <w:pPr>
         <w:pStyle w:val="Bibliography"/>
@@ -5819,7 +5836,7 @@
       <w:r>
         <w:t xml:space="preserve"> </w:t>
       </w:r>
-      <w:hyperlink r:id="rId72">
+      <w:hyperlink r:id="rId75">
         <w:r>
           <w:rPr>
             <w:rStyle w:val="Hyperlink"/>
@@ -5831,8 +5848,8 @@
         <w:t xml:space="preserve">.</w:t>
       </w:r>
     </w:p>
-    <w:bookmarkEnd w:id="73"/>
-    <w:bookmarkStart w:id="75" w:name="ref-derubeisHistoryCurrentStatus2019"/>
+    <w:bookmarkEnd w:id="76"/>
+    <w:bookmarkStart w:id="78" w:name="ref-derubeisHistoryCurrentStatus2019"/>
     <w:p>
       <w:pPr>
         <w:pStyle w:val="Bibliography"/>
@@ -5865,7 +5882,7 @@
       <w:r>
         <w:t xml:space="preserve"> </w:t>
       </w:r>
-      <w:hyperlink r:id="rId74">
+      <w:hyperlink r:id="rId77">
         <w:r>
           <w:rPr>
             <w:rStyle w:val="Hyperlink"/>
@@ -5877,8 +5894,8 @@
         <w:t xml:space="preserve">.</w:t>
       </w:r>
     </w:p>
-    <w:bookmarkEnd w:id="75"/>
-    <w:bookmarkStart w:id="77" w:name="ref-fisherOpenTrialPersonalized2019"/>
+    <w:bookmarkEnd w:id="78"/>
+    <w:bookmarkStart w:id="80" w:name="ref-fisherOpenTrialPersonalized2019"/>
     <w:p>
       <w:pPr>
         <w:pStyle w:val="Bibliography"/>
@@ -5911,7 +5928,7 @@
       <w:r>
         <w:t xml:space="preserve"> </w:t>
       </w:r>
-      <w:hyperlink r:id="rId76">
+      <w:hyperlink r:id="rId79">
         <w:r>
           <w:rPr>
             <w:rStyle w:val="Hyperlink"/>
@@ -5923,8 +5940,8 @@
         <w:t xml:space="preserve">.</w:t>
       </w:r>
     </w:p>
-    <w:bookmarkEnd w:id="77"/>
-    <w:bookmarkStart w:id="78" w:name="ref-gabryPriorDistributionsRstanarm2023"/>
+    <w:bookmarkEnd w:id="80"/>
+    <w:bookmarkStart w:id="81" w:name="ref-gabryPriorDistributionsRstanarm2023"/>
     <w:p>
       <w:pPr>
         <w:pStyle w:val="Bibliography"/>
@@ -5973,8 +5990,8 @@
         <w:t xml:space="preserve">. https://cran.r-project.org/web/packages/rstanarm/vignettes/priors.html.</w:t>
       </w:r>
     </w:p>
-    <w:bookmarkEnd w:id="78"/>
-    <w:bookmarkStart w:id="79" w:name="ref-goodrichRstanarmBayesianApplied2023"/>
+    <w:bookmarkEnd w:id="81"/>
+    <w:bookmarkStart w:id="82" w:name="ref-goodrichRstanarmBayesianApplied2023"/>
     <w:p>
       <w:pPr>
         <w:pStyle w:val="Bibliography"/>
@@ -6010,8 +6027,8 @@
         <w:t xml:space="preserve">.”</w:t>
       </w:r>
     </w:p>
-    <w:bookmarkEnd w:id="79"/>
-    <w:bookmarkStart w:id="81" w:name="Xa203ab3abd150ead1a7854a9fa5726c8a273f52"/>
+    <w:bookmarkEnd w:id="82"/>
+    <w:bookmarkStart w:id="84" w:name="Xa203ab3abd150ead1a7854a9fa5726c8a273f52"/>
     <w:p>
       <w:pPr>
         <w:pStyle w:val="Bibliography"/>
@@ -6056,7 +6073,7 @@
       <w:r>
         <w:t xml:space="preserve"> </w:t>
       </w:r>
-      <w:hyperlink r:id="rId80">
+      <w:hyperlink r:id="rId83">
         <w:r>
           <w:rPr>
             <w:rStyle w:val="Hyperlink"/>
@@ -6068,8 +6085,8 @@
         <w:t xml:space="preserve">.</w:t>
       </w:r>
     </w:p>
-    <w:bookmarkEnd w:id="81"/>
-    <w:bookmarkStart w:id="82" w:name="ref-hsiehSampleSizeTables1989"/>
+    <w:bookmarkEnd w:id="84"/>
+    <w:bookmarkStart w:id="85" w:name="ref-hsiehSampleSizeTables1989"/>
     <w:p>
       <w:pPr>
         <w:pStyle w:val="Bibliography"/>
@@ -6100,8 +6117,54 @@
         <w:t xml:space="preserve">8: 795–802.</w:t>
       </w:r>
     </w:p>
-    <w:bookmarkEnd w:id="82"/>
-    <w:bookmarkStart w:id="84" w:name="ref-kilaruIncidenceTreatmentOpioid2020"/>
+    <w:bookmarkEnd w:id="85"/>
+    <w:bookmarkStart w:id="87" w:name="X305ed1b6c97f878fcc6b9e2dc29ff342edd2275"/>
+    <w:p>
+      <w:pPr>
+        <w:pStyle w:val="Bibliography"/>
+      </w:pPr>
+      <w:r>
+        <w:t xml:space="preserve">Jones, Andrew, Danielle Remmerswaal, Ilse Verveer, Eric Robinson, Ingmar H. A. Franken, Cheng K. Fred Wen, and Matt Field. 2019.</w:t>
+      </w:r>
+      <w:r>
+        <w:t xml:space="preserve"> </w:t>
+      </w:r>
+      <w:r>
+        <w:t xml:space="preserve">“Compliance with Ecological Momentary Assessment Protocols in Substance Users: A Meta-Analysis.”</w:t>
+      </w:r>
+      <w:r>
+        <w:t xml:space="preserve"> </w:t>
+      </w:r>
+      <w:r>
+        <w:rPr>
+          <w:i/>
+          <w:iCs/>
+        </w:rPr>
+        <w:t xml:space="preserve">Addiction (Abingdon, England)</w:t>
+      </w:r>
+      <w:r>
+        <w:t xml:space="preserve"> </w:t>
+      </w:r>
+      <w:r>
+        <w:t xml:space="preserve">114 (4): 609–19.</w:t>
+      </w:r>
+      <w:r>
+        <w:t xml:space="preserve"> </w:t>
+      </w:r>
+      <w:hyperlink r:id="rId86">
+        <w:r>
+          <w:rPr>
+            <w:rStyle w:val="Hyperlink"/>
+          </w:rPr>
+          <w:t xml:space="preserve">https://doi.org/gfsjzg</w:t>
+        </w:r>
+      </w:hyperlink>
+      <w:r>
+        <w:t xml:space="preserve">.</w:t>
+      </w:r>
+    </w:p>
+    <w:bookmarkEnd w:id="87"/>
+    <w:bookmarkStart w:id="89" w:name="ref-kilaruIncidenceTreatmentOpioid2020"/>
     <w:p>
       <w:pPr>
         <w:pStyle w:val="Bibliography"/>
@@ -6167,7 +6230,7 @@
       <w:r>
         <w:t xml:space="preserve"> </w:t>
       </w:r>
-      <w:hyperlink r:id="rId83">
+      <w:hyperlink r:id="rId88">
         <w:r>
           <w:rPr>
             <w:rStyle w:val="Hyperlink"/>
@@ -6179,8 +6242,8 @@
         <w:t xml:space="preserve">.</w:t>
       </w:r>
     </w:p>
-    <w:bookmarkEnd w:id="84"/>
-    <w:bookmarkStart w:id="85" w:name="Xa93a98d1ce255982a5ea923c39451c32053b2a2"/>
+    <w:bookmarkEnd w:id="89"/>
+    <w:bookmarkStart w:id="90" w:name="Xa93a98d1ce255982a5ea923c39451c32053b2a2"/>
     <w:p>
       <w:pPr>
         <w:pStyle w:val="Bibliography"/>
@@ -6228,8 +6291,8 @@
         <w:t xml:space="preserve">.”</w:t>
       </w:r>
     </w:p>
-    <w:bookmarkEnd w:id="85"/>
-    <w:bookmarkStart w:id="87" w:name="ref-kuhnAppliedPredictiveModeling2018"/>
+    <w:bookmarkEnd w:id="90"/>
+    <w:bookmarkStart w:id="92" w:name="ref-kuhnAppliedPredictiveModeling2018"/>
     <w:p>
       <w:pPr>
         <w:pStyle w:val="Bibliography"/>
@@ -6267,7 +6330,7 @@
       <w:r>
         <w:t xml:space="preserve"> </w:t>
       </w:r>
-      <w:hyperlink r:id="rId86">
+      <w:hyperlink r:id="rId91">
         <w:r>
           <w:rPr>
             <w:rStyle w:val="Hyperlink"/>
@@ -6279,8 +6342,8 @@
         <w:t xml:space="preserve">.</w:t>
       </w:r>
     </w:p>
-    <w:bookmarkEnd w:id="87"/>
-    <w:bookmarkStart w:id="88" w:name="ref-kuhnTidymodelsCollectionPackages2020"/>
+    <w:bookmarkEnd w:id="92"/>
+    <w:bookmarkStart w:id="93" w:name="ref-kuhnTidymodelsCollectionPackages2020"/>
     <w:p>
       <w:pPr>
         <w:pStyle w:val="Bibliography"/>
@@ -6295,8 +6358,8 @@
         <w:t xml:space="preserve">“Tidymodels: A Collection of Packages for Modeling and Machine Learning Using Tidyverse Principles.”</w:t>
       </w:r>
     </w:p>
-    <w:bookmarkEnd w:id="88"/>
-    <w:bookmarkStart w:id="90" w:name="ref-kullSigmoidsHowObtain2017"/>
+    <w:bookmarkEnd w:id="93"/>
+    <w:bookmarkStart w:id="95" w:name="ref-kullSigmoidsHowObtain2017"/>
     <w:p>
       <w:pPr>
         <w:pStyle w:val="Bibliography"/>
@@ -6341,7 +6404,7 @@
       <w:r>
         <w:t xml:space="preserve"> </w:t>
       </w:r>
-      <w:hyperlink r:id="rId89">
+      <w:hyperlink r:id="rId94">
         <w:r>
           <w:rPr>
             <w:rStyle w:val="Hyperlink"/>
@@ -6353,8 +6416,8 @@
         <w:t xml:space="preserve">.</w:t>
       </w:r>
     </w:p>
-    <w:bookmarkEnd w:id="90"/>
-    <w:bookmarkStart w:id="91" w:name="X34be55f2a2ff67a14e7206627bb93b426490c87"/>
+    <w:bookmarkEnd w:id="95"/>
+    <w:bookmarkStart w:id="96" w:name="X34be55f2a2ff67a14e7206627bb93b426490c87"/>
     <w:p>
       <w:pPr>
         <w:pStyle w:val="Bibliography"/>
@@ -6439,8 +6502,8 @@
         <w:t xml:space="preserve">’17. Red Hook, NY, USA: Curran Associates Inc.</w:t>
       </w:r>
     </w:p>
-    <w:bookmarkEnd w:id="91"/>
-    <w:bookmarkStart w:id="92" w:name="X0900e084d2d8751b94683f82b04534ea811d54e"/>
+    <w:bookmarkEnd w:id="96"/>
+    <w:bookmarkStart w:id="97" w:name="X0900e084d2d8751b94683f82b04534ea811d54e"/>
     <w:p>
       <w:pPr>
         <w:pStyle w:val="Bibliography"/>
@@ -6553,8 +6616,8 @@
         <w:t xml:space="preserve">. First edition. New York: The Guilford Press.</w:t>
       </w:r>
     </w:p>
-    <w:bookmarkEnd w:id="92"/>
-    <w:bookmarkStart w:id="94" w:name="X1f44e09282148d362bdacfce67d6a56b1cf06db"/>
+    <w:bookmarkEnd w:id="97"/>
+    <w:bookmarkStart w:id="99" w:name="X1f44e09282148d362bdacfce67d6a56b1cf06db"/>
     <w:p>
       <w:pPr>
         <w:pStyle w:val="Bibliography"/>
@@ -6641,7 +6704,7 @@
       <w:r>
         <w:t xml:space="preserve"> </w:t>
       </w:r>
-      <w:hyperlink r:id="rId93">
+      <w:hyperlink r:id="rId98">
         <w:r>
           <w:rPr>
             <w:rStyle w:val="Hyperlink"/>
@@ -6653,8 +6716,8 @@
         <w:t xml:space="preserve">.</w:t>
       </w:r>
     </w:p>
-    <w:bookmarkEnd w:id="94"/>
-    <w:bookmarkStart w:id="96" w:name="ref-olfsonHealthcareCoverageService2022"/>
+    <w:bookmarkEnd w:id="99"/>
+    <w:bookmarkStart w:id="101" w:name="ref-olfsonHealthcareCoverageService2022"/>
     <w:p>
       <w:pPr>
         <w:pStyle w:val="Bibliography"/>
@@ -6687,7 +6750,7 @@
       <w:r>
         <w:t xml:space="preserve"> </w:t>
       </w:r>
-      <w:hyperlink r:id="rId95">
+      <w:hyperlink r:id="rId100">
         <w:r>
           <w:rPr>
             <w:rStyle w:val="Hyperlink"/>
@@ -6699,8 +6762,8 @@
         <w:t xml:space="preserve">.</w:t>
       </w:r>
     </w:p>
-    <w:bookmarkEnd w:id="96"/>
-    <w:bookmarkStart w:id="98" w:name="ref-pinedoCurrentReexaminationRacial2019"/>
+    <w:bookmarkEnd w:id="101"/>
+    <w:bookmarkStart w:id="103" w:name="ref-pinedoCurrentReexaminationRacial2019"/>
     <w:p>
       <w:pPr>
         <w:pStyle w:val="Bibliography"/>
@@ -6745,7 +6808,7 @@
       <w:r>
         <w:t xml:space="preserve"> </w:t>
       </w:r>
-      <w:hyperlink r:id="rId97">
+      <w:hyperlink r:id="rId102">
         <w:r>
           <w:rPr>
             <w:rStyle w:val="Hyperlink"/>
@@ -6757,8 +6820,8 @@
         <w:t xml:space="preserve">.</w:t>
       </w:r>
     </w:p>
-    <w:bookmarkEnd w:id="98"/>
-    <w:bookmarkStart w:id="99" w:name="Xa6ef1c5c979e7476d6234b79f6a74545fbd7694"/>
+    <w:bookmarkEnd w:id="103"/>
+    <w:bookmarkStart w:id="104" w:name="Xa6ef1c5c979e7476d6234b79f6a74545fbd7694"/>
     <w:p>
       <w:pPr>
         <w:pStyle w:val="Bibliography"/>
@@ -6801,8 +6864,8 @@
         <w:t xml:space="preserve">58 (1): 7–29.</w:t>
       </w:r>
     </w:p>
-    <w:bookmarkEnd w:id="99"/>
-    <w:bookmarkStart w:id="100" w:name="X93e79e1a5ab79bb153842a6d1ed7d5e5cb3185f"/>
+    <w:bookmarkEnd w:id="104"/>
+    <w:bookmarkStart w:id="105" w:name="X93e79e1a5ab79bb153842a6d1ed7d5e5cb3185f"/>
     <w:p>
       <w:pPr>
         <w:pStyle w:val="Bibliography"/>
@@ -6850,8 +6913,8 @@
         <w:t xml:space="preserve">Boston, MA: RStudio, Inc.</w:t>
       </w:r>
     </w:p>
-    <w:bookmarkEnd w:id="100"/>
-    <w:bookmarkStart w:id="102" w:name="Xd4c1d027f60920f356af6131267e679804e946e"/>
+    <w:bookmarkEnd w:id="105"/>
+    <w:bookmarkStart w:id="107" w:name="Xd4c1d027f60920f356af6131267e679804e946e"/>
     <w:p>
       <w:pPr>
         <w:pStyle w:val="Bibliography"/>
@@ -6896,7 +6959,7 @@
       <w:r>
         <w:t xml:space="preserve"> </w:t>
       </w:r>
-      <w:hyperlink r:id="rId101">
+      <w:hyperlink r:id="rId106">
         <w:r>
           <w:rPr>
             <w:rStyle w:val="Hyperlink"/>
@@ -6908,8 +6971,8 @@
         <w:t xml:space="preserve">.</w:t>
       </w:r>
     </w:p>
-    <w:bookmarkEnd w:id="102"/>
-    <w:bookmarkStart w:id="104" w:name="ref-waltersUsingMachineLearning2021"/>
+    <w:bookmarkEnd w:id="107"/>
+    <w:bookmarkStart w:id="109" w:name="ref-waltersUsingMachineLearning2021"/>
     <w:p>
       <w:pPr>
         <w:pStyle w:val="Bibliography"/>
@@ -6942,7 +7005,7 @@
       <w:r>
         <w:t xml:space="preserve"> </w:t>
       </w:r>
-      <w:hyperlink r:id="rId103">
+      <w:hyperlink r:id="rId108">
         <w:r>
           <w:rPr>
             <w:rStyle w:val="Hyperlink"/>
@@ -6954,8 +7017,8 @@
         <w:t xml:space="preserve">.</w:t>
       </w:r>
     </w:p>
-    <w:bookmarkEnd w:id="104"/>
-    <w:bookmarkStart w:id="106" w:name="X4446e184b7dd55a61fd406499f32542fdcf24b5"/>
+    <w:bookmarkEnd w:id="109"/>
+    <w:bookmarkStart w:id="111" w:name="X4446e184b7dd55a61fd406499f32542fdcf24b5"/>
     <w:p>
       <w:pPr>
         <w:pStyle w:val="Bibliography"/>
@@ -7000,7 +7063,7 @@
       <w:r>
         <w:t xml:space="preserve"> </w:t>
       </w:r>
-      <w:hyperlink r:id="rId105">
+      <w:hyperlink r:id="rId110">
         <w:r>
           <w:rPr>
             <w:rStyle w:val="Hyperlink"/>
@@ -7012,8 +7075,8 @@
         <w:t xml:space="preserve">.</w:t>
       </w:r>
     </w:p>
-    <w:bookmarkEnd w:id="106"/>
-    <w:bookmarkStart w:id="108" w:name="X254a0f87701f835b5365990b3eba45be7dca59c"/>
+    <w:bookmarkEnd w:id="111"/>
+    <w:bookmarkStart w:id="113" w:name="X254a0f87701f835b5365990b3eba45be7dca59c"/>
     <w:p>
       <w:pPr>
         <w:pStyle w:val="Bibliography"/>
@@ -7097,7 +7160,7 @@
       <w:r>
         <w:t xml:space="preserve"> </w:t>
       </w:r>
-      <w:hyperlink r:id="rId107">
+      <w:hyperlink r:id="rId112">
         <w:r>
           <w:rPr>
             <w:rStyle w:val="Hyperlink"/>
@@ -7109,8 +7172,8 @@
         <w:t xml:space="preserve">.</w:t>
       </w:r>
     </w:p>
-    <w:bookmarkEnd w:id="108"/>
-    <w:bookmarkStart w:id="110" w:name="X62c2bccfcb3c64764f794751dcac0a3c1c7edc5"/>
+    <w:bookmarkEnd w:id="113"/>
+    <w:bookmarkStart w:id="115" w:name="X62c2bccfcb3c64764f794751dcac0a3c1c7edc5"/>
     <w:p>
       <w:pPr>
         <w:pStyle w:val="Bibliography"/>
@@ -7185,7 +7248,7 @@
       <w:r>
         <w:t xml:space="preserve"> </w:t>
       </w:r>
-      <w:hyperlink r:id="rId109">
+      <w:hyperlink r:id="rId114">
         <w:r>
           <w:rPr>
             <w:rStyle w:val="Hyperlink"/>
@@ -7197,8 +7260,8 @@
         <w:t xml:space="preserve">.</w:t>
       </w:r>
     </w:p>
-    <w:bookmarkEnd w:id="110"/>
-    <w:bookmarkStart w:id="112" w:name="Xb35ee182d565575e339a0170868456c1684f821"/>
+    <w:bookmarkEnd w:id="115"/>
+    <w:bookmarkStart w:id="117" w:name="Xb35ee182d565575e339a0170868456c1684f821"/>
     <w:p>
       <w:pPr>
         <w:pStyle w:val="Bibliography"/>
@@ -7249,7 +7312,7 @@
       <w:r>
         <w:t xml:space="preserve"> </w:t>
       </w:r>
-      <w:hyperlink r:id="rId111">
+      <w:hyperlink r:id="rId116">
         <w:r>
           <w:rPr>
             <w:rStyle w:val="Hyperlink"/>
@@ -7261,8 +7324,8 @@
         <w:t xml:space="preserve">.</w:t>
       </w:r>
     </w:p>
-    <w:bookmarkEnd w:id="112"/>
-    <w:bookmarkStart w:id="114" w:name="ref-wyantMachineLearningModels2023"/>
+    <w:bookmarkEnd w:id="117"/>
+    <w:bookmarkStart w:id="119" w:name="ref-wyantMachineLearningModels2023"/>
     <w:p>
       <w:pPr>
         <w:pStyle w:val="Bibliography"/>
@@ -7292,7 +7355,7 @@
       <w:r>
         <w:t xml:space="preserve"> </w:t>
       </w:r>
-      <w:hyperlink r:id="rId113">
+      <w:hyperlink r:id="rId118">
         <w:r>
           <w:rPr>
             <w:rStyle w:val="Hyperlink"/>
@@ -7304,10 +7367,10 @@
         <w:t xml:space="preserve">.</w:t>
       </w:r>
     </w:p>
-    <w:bookmarkEnd w:id="114"/>
-    <w:bookmarkEnd w:id="115"/>
-    <w:bookmarkEnd w:id="116"/>
-    <w:bookmarkEnd w:id="117"/>
+    <w:bookmarkEnd w:id="119"/>
+    <w:bookmarkEnd w:id="120"/>
+    <w:bookmarkEnd w:id="121"/>
+    <w:bookmarkEnd w:id="122"/>
     <w:sectPr/>
   </w:body>
 </w:document>

--- a/index.docx
+++ b/index.docx
@@ -149,7 +149,7 @@
         <w:pStyle w:val="Date"/>
       </w:pPr>
       <w:r>
-        <w:t xml:space="preserve">2024-08-26</w:t>
+        <w:t xml:space="preserve">2024-08-27</w:t>
       </w:r>
     </w:p>
     <w:p>
@@ -2157,7 +2157,7 @@
     <w:bookmarkEnd w:id="44"/>
     <w:bookmarkEnd w:id="45"/>
     <w:bookmarkEnd w:id="46"/>
-    <w:bookmarkStart w:id="122" w:name="results"/>
+    <w:bookmarkStart w:id="123" w:name="results"/>
     <w:p>
       <w:pPr>
         <w:pStyle w:val="Heading1"/>
@@ -2180,7 +2180,7 @@
         <w:pStyle w:val="FirstParagraph"/>
       </w:pPr>
       <w:r>
-        <w:t xml:space="preserve">There were approximately equal numbers of men (N=77; 51.0%) and women (N=74; 49.0%) who ranged in age from 21 - 72 years old. The sample was majority White (N=131; 86.8%) and non-Hispanic (N=147; 97.4%). Participants self-reported a median of 9.0 DSM-5 symptoms of AUD (mean=8.9; SD=1.9; range=4.0-11.0). Most participants (N=84; 55.6%) reported one or more lapses during participation. The median number of lapses per participant while on-study was 1.0 (mean=6.8; SD = 12.0; range=0.0-75.0).</w:t>
+        <w:t xml:space="preserve">There were approximately equal numbers of men (N=77; 51.0%) and women (N=74; 49.0%) who ranged in age from 21 - 72 years old. The sample was majority White (N=131; 86.8%) and non-Hispanic (N=147; 97.4%). Participants self-reported a median of 9.0 DSM-5 symptoms of AUD and most participants (N=84; 55.6%) reported one or more lapses during participation.</w:t>
       </w:r>
       <w:r>
         <w:t xml:space="preserve"> </w:t>
@@ -5532,7 +5532,7 @@
       </w:hyperlink>
     </w:p>
     <w:bookmarkEnd w:id="66"/>
-    <w:bookmarkStart w:id="70" w:name="discussion"/>
+    <w:bookmarkStart w:id="67" w:name="discussion"/>
     <w:p>
       <w:pPr>
         <w:pStyle w:val="Heading2"/>
@@ -5541,10 +5541,11 @@
         <w:t xml:space="preserve">Discussion</w:t>
       </w:r>
     </w:p>
-    <w:bookmarkStart w:id="67" w:name="model-performance"/>
-    <w:p>
-      <w:pPr>
-        <w:pStyle w:val="Heading3"/>
+    <w:bookmarkEnd w:id="67"/>
+    <w:bookmarkStart w:id="68" w:name="model-performance"/>
+    <w:p>
+      <w:pPr>
+        <w:pStyle w:val="Heading2"/>
       </w:pPr>
       <w:r>
         <w:t xml:space="preserve">Model Performance</w:t>
@@ -5555,7 +5556,7 @@
         <w:pStyle w:val="FirstParagraph"/>
       </w:pPr>
       <w:r>
-        <w:t xml:space="preserve">Performance across models was clinically meaningful even up to two weeks out. Our models yielded median posterior probabilities for auROCs of 0.893 (baseline), 0.887 (24 hour lag), 0.875 (72 hour lag), 0.871 (168 hour lag), and 0.852 (336 hour lag). Our rigorous resampling methods (grouped, nested, k-fold cross-validation) make us confident that these are valid estimates of how our models would perform with new individuals.</w:t>
+        <w:t xml:space="preserve">Our models performed exceptionally well with median posterior probabilities for auROCs of .85 - .89. This suggests we can achieve clinically meaningful performance up to two weeks out. Our rigorous resampling methods (grouped, nested, k-fold cross-validation) make us confident that these are valid estimates of how our models would perform with new individuals.</w:t>
       </w:r>
     </w:p>
     <w:p>
@@ -5563,7 +5564,7 @@
         <w:pStyle w:val="BodyText"/>
       </w:pPr>
       <w:r>
-        <w:t xml:space="preserve">Nevertheless, model performance did significantly decrease as models predicted further into the future. This is unsurprising given what we know about prediction and substance use. For one, as lag time increases features become less proximal to the prediction time point. Many important relapse risk factors are fluctuating processes that can change day-by-day (if not more frequently). For example, cravings can come on quickly (e.g., after encountering a person or place that reminds them of their use) and typically only last for up to 30 minutes. It may be less important, however, that we miss some of these more fluctuating risk factors if we consider lagged models as a supplement to immediate lapse prediction models (i.e., no lag). Lagged prediction models are most useful for their ability to provide individuals with advanced notice that they may be at risk for lapsing. This can be used for implementing more time-intensive recovery supports, such as attending a support group. On the other hand, an immediate lapse prediction model (i.e., no lag) is well-suited for detecting and recommending an activity for immediate risk (e.g., an urge surfing activity for addressing frequent and recent cravings). Thus, lag time can be customized and layered based on the intended purpose.</w:t>
+        <w:t xml:space="preserve">Nevertheless, model performance did significantly decrease as models predicted further into the future. This is unsurprising given what we know about prediction and substance use. First, as lag time increases, features become less proximal to the prediction time point. Many important relapse risk factors are fluctuating processes that can change day-by-day, if not more frequently. For example, cravings can come on quickly (e.g., after encountering a person or place that reminds them of their use) and typically only last for up to 30 minutes. It may be acceptable to miss some of these more dynamic risk factors, however, if we consider lagged models as a supplement to immediate lapse prediction models (i.e., models with no lag). Lagged prediction models are most useful for their ability to provide individuals with advance notice that they may be at risk for lapsing. This advance notice can be used to implement more time-intensive recovery supports, such as attending a support group. On the other hand, an immediate lapse prediction model (i.e., no lag) is well-suited for detecting immediate risk and making a recommendation just-in-time (e.g., pointing to an activity available 24/7 on the web).</w:t>
       </w:r>
     </w:p>
     <w:p>
@@ -5571,7 +5572,7 @@
         <w:pStyle w:val="BodyText"/>
       </w:pPr>
       <w:r>
-        <w:t xml:space="preserve">Second, participants only provided EMA for up to three months. Therefore a lag time of two weeks between the prediction time point and start of the prediction window prohibits us from using 1/8th of the EMA data for predictions. In a separate NIH protocol underway, participants are providing EMA and other sensed data for up to 12 months</w:t>
+        <w:t xml:space="preserve">Second, participants only provided EMA for up to three months. Therefore, a lag time of two weeks between the prediction time point and start of the prediction window prohibits us from using 1/6th of the EMA data for predictions. It is possible that this loss of data contributed to decreased performance in the lagged models. In a separate NIH protocol underway, participants are providing EMA and other sensed data for up to 12 months</w:t>
       </w:r>
       <w:r>
         <w:t xml:space="preserve"> </w:t>
@@ -5580,7 +5581,7 @@
         <w:t xml:space="preserve">(Moshontz et al. 2021)</w:t>
       </w:r>
       <w:r>
-        <w:t xml:space="preserve">. We will better be able to evaluate whether this loss of data impacted model performance and if we can sustain similar performance with even longer lags in these data. Still, we wish to emphasize that our lowest auROC (.85) is still excellent and the benefit of advanced notice likely outweighs the cost to performance.</w:t>
+        <w:t xml:space="preserve">. By comparing models built from these two datasets, we will better be able to evaluate whether this loss of data impacted model performance and if we can sustain similar performance with even longer lags in these data. Still, we wish to emphasize that our lowest auROC (.85) is still excellent, and the benefit of advanced notice likely outweighs the cost to performance.</w:t>
       </w:r>
     </w:p>
     <w:p>
@@ -5590,12 +5591,18 @@
       <w:r>
         <w:t xml:space="preserve">We saw mixed evidence that feature importance might change depending on lag. Past use and craving were the top two features for all models. This suggests that although these features can change quickly, they are important enough to consistently emerge as top predictors regardless of lag time. Recent past risky situations, however, ranked high for the immediate prediction models, but future anticipated risky situations was relatively more important for the lagged models.</w:t>
       </w:r>
-    </w:p>
-    <w:bookmarkEnd w:id="67"/>
-    <w:bookmarkStart w:id="68" w:name="model-fairness"/>
-    <w:p>
-      <w:pPr>
-        <w:pStyle w:val="Heading3"/>
+      <w:r>
+        <w:t xml:space="preserve"> </w:t>
+      </w:r>
+      <w:r>
+        <w:t xml:space="preserve"> </w:t>
+      </w:r>
+    </w:p>
+    <w:bookmarkEnd w:id="68"/>
+    <w:bookmarkStart w:id="69" w:name="model-fairness"/>
+    <w:p>
+      <w:pPr>
+        <w:pStyle w:val="Heading2"/>
       </w:pPr>
       <w:r>
         <w:t xml:space="preserve">Model Fairness</w:t>
@@ -5606,7 +5613,7 @@
         <w:pStyle w:val="FirstParagraph"/>
       </w:pPr>
       <w:r>
-        <w:t xml:space="preserve">All models performed worse for women, for people who were not white, and for people who had an income below the poverty line. The largest contributing factor is likely the lack of diversity in our training data. For example, even with our coarse combination of race/ethnicity (i.e., not White vs. non-Hispanic White) the minority race/ethnicity group was largely underrepresented. The best solution to this limitation would be to recruit a more representative sample. However, there may be additional methodological considerations for mitigating these issues in the current data. We could explore upsampling minority group representation in the data (e.g., using synthetic minority oversampling technique). We also could adjust the penalty weights so that prediction errors for minority groups are weighted more heavily than prediction errors for majority groups.</w:t>
+        <w:t xml:space="preserve">All models performed worse for women, for people who were not White, and for people who had an income below the poverty line. The largest contributing factor is likely the lack of diversity in our training data. For example, even with our coarse combination of race/ethnicity, the not White group was largely underrepresented relative to the non-Hispanic White group. The best solution to this limitation would be to recruit a more representative sample. However, there may be methods to mitigate these issues in the current data. We could explore upsampling minority group representation in the data (e.g., using synthetic minority oversampling technique). We also could adjust the penalty weights so that prediction errors for minority groups are weighted more heavily than prediction errors for majority groups.</w:t>
       </w:r>
     </w:p>
     <w:p>
@@ -5623,7 +5630,7 @@
         <w:t xml:space="preserve">(Fisher et al. 2019; Wright and Zimmermann 2019)</w:t>
       </w:r>
       <w:r>
-        <w:t xml:space="preserve">. Unfortunately, a person-specific lapse prediction model would require a sufficient number of positive labels (i.e., lapses) for that individual. Waiting until an individual has lapsed multiple (perhaps many) times to offer help is in direct opposition with our goals. One potential solution to this conundrum may involve departing from traditional machine learning algorithms. For example, state space models, which are grounded in traditional repeated measures designs, inherently capture time series data and allow for the modeling of how an individual’s risk evolves over time from observable and latent states.</w:t>
+        <w:t xml:space="preserve">. Person-specific models consider the characteristics and behaviors important to an individual rather than generalizing across a population. Unfortunately, a person-specific lapse prediction model requires a sufficient number of positive labels (i.e., lapses) for that individual. Waiting until an individual has lapsed multiple (perhaps many) times to offer help is in direct opposition with our goals. One potential solution to this conundrum may involve departing from traditional machine learning algorithms. For example, state space models, which are grounded in traditional repeated measures designs, inherently capture time series data and allow for the modeling of how an individual’s risk evolves over time from observable and latent states.</w:t>
       </w:r>
       <w:r>
         <w:t xml:space="preserve"> </w:t>
@@ -5634,14 +5641,14 @@
         <w:pStyle w:val="BodyText"/>
       </w:pPr>
       <w:r>
-        <w:t xml:space="preserve">However, we did have equal representation of men and women and we still saw differences in performance. This difference is likely due to another source of bias - measurement bias. We chose our EMA items based on domain expertise and years of relapse risk research. It is possible that these constructs more precisely describe relapse risk factors for men than for women. This could mean that more research is needed to identify relapse risk factors for women. Additionally, data driven (bottom-up) approaches to creating features could be one way to remove some of the bias in domain driven (top-down) approaches. For example, using natural language processing on text message content could allow for new categories of features to emerge.</w:t>
-      </w:r>
-    </w:p>
-    <w:bookmarkEnd w:id="68"/>
-    <w:bookmarkStart w:id="69" w:name="X40ab624ebf83813907a18dba36edd4d1d14a553"/>
-    <w:p>
-      <w:pPr>
-        <w:pStyle w:val="Heading3"/>
+        <w:t xml:space="preserve">Although representation in our data is likely a contributing factor, it is not the only factor affecting model fairness. We had equal representation of men and women, and we still saw differences in performance. This difference is likely due to another source of bias - measurement bias. We chose our EMA items based on domain expertise and years of relapse risk research. It is possible that these constructs more precisely describe relapse risk factors for men than for women. This could mean that more research is needed to identify relapse risk factors for women (and other groups underrepresented in the literature more broadly). Additionally, data driven (bottom-up) approaches to creating features could be one way to remove some of the bias in domain driven (top-down) approaches. For example, using natural language processing on text message content could allow for new categories of features to emerge.</w:t>
+      </w:r>
+    </w:p>
+    <w:bookmarkEnd w:id="69"/>
+    <w:bookmarkStart w:id="70" w:name="X40ab624ebf83813907a18dba36edd4d1d14a553"/>
+    <w:p>
+      <w:pPr>
+        <w:pStyle w:val="Heading2"/>
       </w:pPr>
       <w:r>
         <w:t xml:space="preserve">Additional Limitations and Future Directions</w:t>
@@ -5652,7 +5659,7 @@
         <w:pStyle w:val="FirstParagraph"/>
       </w:pPr>
       <w:r>
-        <w:t xml:space="preserve">All of the proposed suggestions above for improving model fairness are current directions in our lab. To increase the diversity of our data, we recruited a nationally representative sample of people with opioid use disorder (data collection is near complete)</w:t>
+        <w:t xml:space="preserve">All of the proposed suggestions above for improving model fairness are current directions in our lab. In our current sample of participants, we are building models that prioritize accuracy for underrepresented groups. We are also building models that use other sensing methods, like geolocation and text message content, separately and in conjunction with EMA. In these combined models, we plan to assess whether the relative top features differs by demographic group. For example, it is possible that data-driven features (e.g., from geolocation) emerge as more important for groups that have been historically underrepresented in the research on relapse risk factors driving our self-report measures. To increase the diversity of our data, we recruited a nationally representative sample of people with opioid use disorder (data collection is near complete)</w:t>
       </w:r>
       <w:r>
         <w:t xml:space="preserve"> </w:t>
@@ -5661,7 +5668,7 @@
         <w:t xml:space="preserve">(Moshontz et al. 2021)</w:t>
       </w:r>
       <w:r>
-        <w:t xml:space="preserve">. In our current sample of participants we are building models that prioritize accuracy for underrepresented groups. We are also building models that use sensing methods, like geolocation and text message content, separately and in conjunction with EMA. In these combined models we plan to assess whether the relative top features differs by group. For example, it is possible that data driven features (e.g., from geolocation) emerge as more important for groups that have been historically underrepresented in the research on relapse risk factors driving our self-report measures.</w:t>
+        <w:t xml:space="preserve">.</w:t>
       </w:r>
     </w:p>
     <w:p>
@@ -5669,7 +5676,7 @@
         <w:pStyle w:val="BodyText"/>
       </w:pPr>
       <w:r>
-        <w:t xml:space="preserve">Measurement burden of EMA is also a concern. Research suggests people can comply with effortful sensing methods (e.g., 4 x daily EMA) while using substances</w:t>
+        <w:t xml:space="preserve">Measurement burden of EMA is also a concern. Research suggests people can comply with effortful sensing methods (e.g., 4x daily EMA) while using substances</w:t>
       </w:r>
       <w:r>
         <w:t xml:space="preserve"> </w:t>
@@ -5678,7 +5685,7 @@
         <w:t xml:space="preserve">(Wyant et al. 2023; Jones et al. 2019)</w:t>
       </w:r>
       <w:r>
-        <w:t xml:space="preserve">. However, it is likely that frequent daily surveys will eventually become too burdensome when considering long-term monitoring. We plan to build models that use only 1 x daily EMA to contrast model performance vs. assessment burden. We also plan to build models that combine EMA and passive sensing methods, likes geolocation and evaluate the retained important features. It is possible that adding other low burden sensing methods could allow us to reduce the frequency (e.g., 1 x weekly EMA) and/or length (e.g, 2-3 items) of our EMAs.</w:t>
+        <w:t xml:space="preserve">. However, it is likely that frequent daily surveys will eventually become too burdensome when considering long-term monitoring. We plan to build models that use only 1x daily EMA to evaluate the trade-off between model performance and assessment burden. We also plan to build models that combine EMA and passive sensing methods, like geolocation, and evaluate the important features. It is possible that adding other low burden sensing methods could allow us to reduce the frequency (e.g., 1x weekly EMA) and/or length (e.g, 2-3 items) of our EMAs.</w:t>
       </w:r>
     </w:p>
     <w:p>
@@ -5686,20 +5693,45 @@
         <w:pStyle w:val="BodyText"/>
       </w:pPr>
       <w:r>
-        <w:t xml:space="preserve">Finally, due to prevalent substance use treatment initiation and outcome disparities among underrepresented groups, it is important to solicit and consider individual preferences and perceptions of the sensing data used to build an algorithm-guided risk monitoring support system from the beginning (i.e., before an intervention is developed). Providing a support tool only acceptable to a majority group, could widen existing disparities. In this light we are currently using a mixed-methods design to assess issues related to feasibility and acceptability by sensing method and demographic characteristics in our national sample of participants with opioid use disorder.</w:t>
-      </w:r>
-    </w:p>
-    <w:p>
-      <w:pPr>
-        <w:pStyle w:val="BodyText"/>
+        <w:t xml:space="preserve">Finally, to address disparities in substance use treatment initiation and outcomes among underrepresented groups, it is important to solicit and consider individual preferences and perceptions of the sensing data used to build an algorithm-guided risk monitoring support system from the beginning (i.e.,</w:t>
+      </w:r>
+      <w:r>
+        <w:t xml:space="preserve"> </w:t>
+      </w:r>
+      <w:r>
+        <w:rPr>
+          <w:i/>
+          <w:iCs/>
+        </w:rPr>
+        <w:t xml:space="preserve">before</w:t>
+      </w:r>
+      <w:r>
+        <w:t xml:space="preserve"> </w:t>
+      </w:r>
+      <w:r>
+        <w:t xml:space="preserve">an intervention is developed). Providing a support tool only acceptable to a majority group could widen existing disparities. To this end, we are currently using a mixed-methods design to assess issues related to feasibility and acceptability by sensing method and demographic characteristics in our national sample of participants with opioid use disorder.</w:t>
+      </w:r>
+    </w:p>
+    <w:bookmarkEnd w:id="70"/>
+    <w:bookmarkStart w:id="71" w:name="conclusion"/>
+    <w:p>
+      <w:pPr>
+        <w:pStyle w:val="Heading2"/>
+      </w:pPr>
+      <w:r>
+        <w:t xml:space="preserve">Conclusion</w:t>
+      </w:r>
+    </w:p>
+    <w:p>
+      <w:pPr>
+        <w:pStyle w:val="FirstParagraph"/>
       </w:pPr>
       <w:r>
         <w:t xml:space="preserve">This study suggests it is possible to predict alcohol lapses up to two weeks into the future. This advanced notice could allow patients to implement multimodal support options not immediately available. Important steps are still needed to make these models clinically implementable. Most notably, is the increased fairness in model performance. However, we remain optimistic as we have already begun to take several steps in addressing these barriers.</w:t>
       </w:r>
     </w:p>
-    <w:bookmarkEnd w:id="69"/>
-    <w:bookmarkEnd w:id="70"/>
-    <w:bookmarkStart w:id="121" w:name="references"/>
+    <w:bookmarkEnd w:id="71"/>
+    <w:bookmarkStart w:id="122" w:name="references"/>
     <w:p>
       <w:pPr>
         <w:pStyle w:val="Heading2"/>
@@ -5708,8 +5740,8 @@
         <w:t xml:space="preserve">References</w:t>
       </w:r>
     </w:p>
-    <w:bookmarkStart w:id="120" w:name="refs"/>
-    <w:bookmarkStart w:id="72" w:name="ref-baeMobilePhoneSensors2018"/>
+    <w:bookmarkStart w:id="121" w:name="refs"/>
+    <w:bookmarkStart w:id="73" w:name="ref-baeMobilePhoneSensors2018"/>
     <w:p>
       <w:pPr>
         <w:pStyle w:val="Bibliography"/>
@@ -5754,7 +5786,7 @@
       <w:r>
         <w:t xml:space="preserve"> </w:t>
       </w:r>
-      <w:hyperlink r:id="rId71">
+      <w:hyperlink r:id="rId72">
         <w:r>
           <w:rPr>
             <w:rStyle w:val="Hyperlink"/>
@@ -5766,8 +5798,8 @@
         <w:t xml:space="preserve">.</w:t>
       </w:r>
     </w:p>
-    <w:bookmarkEnd w:id="72"/>
-    <w:bookmarkStart w:id="74" w:name="ref-chtc"/>
+    <w:bookmarkEnd w:id="73"/>
+    <w:bookmarkStart w:id="75" w:name="ref-chtc"/>
     <w:p>
       <w:pPr>
         <w:pStyle w:val="Bibliography"/>
@@ -5790,7 +5822,7 @@
       <w:r>
         <w:t xml:space="preserve"> </w:t>
       </w:r>
-      <w:hyperlink r:id="rId73">
+      <w:hyperlink r:id="rId74">
         <w:r>
           <w:rPr>
             <w:rStyle w:val="Hyperlink"/>
@@ -5802,8 +5834,8 @@
         <w:t xml:space="preserve">.</w:t>
       </w:r>
     </w:p>
-    <w:bookmarkEnd w:id="74"/>
-    <w:bookmarkStart w:id="76" w:name="ref-chihPredictiveModelingAddiction2014"/>
+    <w:bookmarkEnd w:id="75"/>
+    <w:bookmarkStart w:id="77" w:name="ref-chihPredictiveModelingAddiction2014"/>
     <w:p>
       <w:pPr>
         <w:pStyle w:val="Bibliography"/>
@@ -5836,7 +5868,7 @@
       <w:r>
         <w:t xml:space="preserve"> </w:t>
       </w:r>
-      <w:hyperlink r:id="rId75">
+      <w:hyperlink r:id="rId76">
         <w:r>
           <w:rPr>
             <w:rStyle w:val="Hyperlink"/>
@@ -5848,8 +5880,8 @@
         <w:t xml:space="preserve">.</w:t>
       </w:r>
     </w:p>
-    <w:bookmarkEnd w:id="76"/>
-    <w:bookmarkStart w:id="78" w:name="ref-derubeisHistoryCurrentStatus2019"/>
+    <w:bookmarkEnd w:id="77"/>
+    <w:bookmarkStart w:id="79" w:name="ref-derubeisHistoryCurrentStatus2019"/>
     <w:p>
       <w:pPr>
         <w:pStyle w:val="Bibliography"/>
@@ -5882,7 +5914,7 @@
       <w:r>
         <w:t xml:space="preserve"> </w:t>
       </w:r>
-      <w:hyperlink r:id="rId77">
+      <w:hyperlink r:id="rId78">
         <w:r>
           <w:rPr>
             <w:rStyle w:val="Hyperlink"/>
@@ -5894,8 +5926,8 @@
         <w:t xml:space="preserve">.</w:t>
       </w:r>
     </w:p>
-    <w:bookmarkEnd w:id="78"/>
-    <w:bookmarkStart w:id="80" w:name="ref-fisherOpenTrialPersonalized2019"/>
+    <w:bookmarkEnd w:id="79"/>
+    <w:bookmarkStart w:id="81" w:name="ref-fisherOpenTrialPersonalized2019"/>
     <w:p>
       <w:pPr>
         <w:pStyle w:val="Bibliography"/>
@@ -5928,7 +5960,7 @@
       <w:r>
         <w:t xml:space="preserve"> </w:t>
       </w:r>
-      <w:hyperlink r:id="rId79">
+      <w:hyperlink r:id="rId80">
         <w:r>
           <w:rPr>
             <w:rStyle w:val="Hyperlink"/>
@@ -5940,8 +5972,8 @@
         <w:t xml:space="preserve">.</w:t>
       </w:r>
     </w:p>
-    <w:bookmarkEnd w:id="80"/>
-    <w:bookmarkStart w:id="81" w:name="ref-gabryPriorDistributionsRstanarm2023"/>
+    <w:bookmarkEnd w:id="81"/>
+    <w:bookmarkStart w:id="82" w:name="ref-gabryPriorDistributionsRstanarm2023"/>
     <w:p>
       <w:pPr>
         <w:pStyle w:val="Bibliography"/>
@@ -5990,8 +6022,8 @@
         <w:t xml:space="preserve">. https://cran.r-project.org/web/packages/rstanarm/vignettes/priors.html.</w:t>
       </w:r>
     </w:p>
-    <w:bookmarkEnd w:id="81"/>
-    <w:bookmarkStart w:id="82" w:name="ref-goodrichRstanarmBayesianApplied2023"/>
+    <w:bookmarkEnd w:id="82"/>
+    <w:bookmarkStart w:id="83" w:name="ref-goodrichRstanarmBayesianApplied2023"/>
     <w:p>
       <w:pPr>
         <w:pStyle w:val="Bibliography"/>
@@ -6027,8 +6059,8 @@
         <w:t xml:space="preserve">.”</w:t>
       </w:r>
     </w:p>
-    <w:bookmarkEnd w:id="82"/>
-    <w:bookmarkStart w:id="84" w:name="Xa203ab3abd150ead1a7854a9fa5726c8a273f52"/>
+    <w:bookmarkEnd w:id="83"/>
+    <w:bookmarkStart w:id="85" w:name="Xa203ab3abd150ead1a7854a9fa5726c8a273f52"/>
     <w:p>
       <w:pPr>
         <w:pStyle w:val="Bibliography"/>
@@ -6073,7 +6105,7 @@
       <w:r>
         <w:t xml:space="preserve"> </w:t>
       </w:r>
-      <w:hyperlink r:id="rId83">
+      <w:hyperlink r:id="rId84">
         <w:r>
           <w:rPr>
             <w:rStyle w:val="Hyperlink"/>
@@ -6085,8 +6117,8 @@
         <w:t xml:space="preserve">.</w:t>
       </w:r>
     </w:p>
-    <w:bookmarkEnd w:id="84"/>
-    <w:bookmarkStart w:id="85" w:name="ref-hsiehSampleSizeTables1989"/>
+    <w:bookmarkEnd w:id="85"/>
+    <w:bookmarkStart w:id="86" w:name="ref-hsiehSampleSizeTables1989"/>
     <w:p>
       <w:pPr>
         <w:pStyle w:val="Bibliography"/>
@@ -6117,8 +6149,8 @@
         <w:t xml:space="preserve">8: 795–802.</w:t>
       </w:r>
     </w:p>
-    <w:bookmarkEnd w:id="85"/>
-    <w:bookmarkStart w:id="87" w:name="X305ed1b6c97f878fcc6b9e2dc29ff342edd2275"/>
+    <w:bookmarkEnd w:id="86"/>
+    <w:bookmarkStart w:id="88" w:name="X305ed1b6c97f878fcc6b9e2dc29ff342edd2275"/>
     <w:p>
       <w:pPr>
         <w:pStyle w:val="Bibliography"/>
@@ -6151,7 +6183,7 @@
       <w:r>
         <w:t xml:space="preserve"> </w:t>
       </w:r>
-      <w:hyperlink r:id="rId86">
+      <w:hyperlink r:id="rId87">
         <w:r>
           <w:rPr>
             <w:rStyle w:val="Hyperlink"/>
@@ -6163,8 +6195,8 @@
         <w:t xml:space="preserve">.</w:t>
       </w:r>
     </w:p>
-    <w:bookmarkEnd w:id="87"/>
-    <w:bookmarkStart w:id="89" w:name="ref-kilaruIncidenceTreatmentOpioid2020"/>
+    <w:bookmarkEnd w:id="88"/>
+    <w:bookmarkStart w:id="90" w:name="ref-kilaruIncidenceTreatmentOpioid2020"/>
     <w:p>
       <w:pPr>
         <w:pStyle w:val="Bibliography"/>
@@ -6230,7 +6262,7 @@
       <w:r>
         <w:t xml:space="preserve"> </w:t>
       </w:r>
-      <w:hyperlink r:id="rId88">
+      <w:hyperlink r:id="rId89">
         <w:r>
           <w:rPr>
             <w:rStyle w:val="Hyperlink"/>
@@ -6242,8 +6274,8 @@
         <w:t xml:space="preserve">.</w:t>
       </w:r>
     </w:p>
-    <w:bookmarkEnd w:id="89"/>
-    <w:bookmarkStart w:id="90" w:name="Xa93a98d1ce255982a5ea923c39451c32053b2a2"/>
+    <w:bookmarkEnd w:id="90"/>
+    <w:bookmarkStart w:id="91" w:name="Xa93a98d1ce255982a5ea923c39451c32053b2a2"/>
     <w:p>
       <w:pPr>
         <w:pStyle w:val="Bibliography"/>
@@ -6291,8 +6323,8 @@
         <w:t xml:space="preserve">.”</w:t>
       </w:r>
     </w:p>
-    <w:bookmarkEnd w:id="90"/>
-    <w:bookmarkStart w:id="92" w:name="ref-kuhnAppliedPredictiveModeling2018"/>
+    <w:bookmarkEnd w:id="91"/>
+    <w:bookmarkStart w:id="93" w:name="ref-kuhnAppliedPredictiveModeling2018"/>
     <w:p>
       <w:pPr>
         <w:pStyle w:val="Bibliography"/>
@@ -6330,7 +6362,7 @@
       <w:r>
         <w:t xml:space="preserve"> </w:t>
       </w:r>
-      <w:hyperlink r:id="rId91">
+      <w:hyperlink r:id="rId92">
         <w:r>
           <w:rPr>
             <w:rStyle w:val="Hyperlink"/>
@@ -6342,8 +6374,8 @@
         <w:t xml:space="preserve">.</w:t>
       </w:r>
     </w:p>
-    <w:bookmarkEnd w:id="92"/>
-    <w:bookmarkStart w:id="93" w:name="ref-kuhnTidymodelsCollectionPackages2020"/>
+    <w:bookmarkEnd w:id="93"/>
+    <w:bookmarkStart w:id="94" w:name="ref-kuhnTidymodelsCollectionPackages2020"/>
     <w:p>
       <w:pPr>
         <w:pStyle w:val="Bibliography"/>
@@ -6358,8 +6390,8 @@
         <w:t xml:space="preserve">“Tidymodels: A Collection of Packages for Modeling and Machine Learning Using Tidyverse Principles.”</w:t>
       </w:r>
     </w:p>
-    <w:bookmarkEnd w:id="93"/>
-    <w:bookmarkStart w:id="95" w:name="ref-kullSigmoidsHowObtain2017"/>
+    <w:bookmarkEnd w:id="94"/>
+    <w:bookmarkStart w:id="96" w:name="ref-kullSigmoidsHowObtain2017"/>
     <w:p>
       <w:pPr>
         <w:pStyle w:val="Bibliography"/>
@@ -6404,7 +6436,7 @@
       <w:r>
         <w:t xml:space="preserve"> </w:t>
       </w:r>
-      <w:hyperlink r:id="rId94">
+      <w:hyperlink r:id="rId95">
         <w:r>
           <w:rPr>
             <w:rStyle w:val="Hyperlink"/>
@@ -6416,8 +6448,8 @@
         <w:t xml:space="preserve">.</w:t>
       </w:r>
     </w:p>
-    <w:bookmarkEnd w:id="95"/>
-    <w:bookmarkStart w:id="96" w:name="X34be55f2a2ff67a14e7206627bb93b426490c87"/>
+    <w:bookmarkEnd w:id="96"/>
+    <w:bookmarkStart w:id="97" w:name="X34be55f2a2ff67a14e7206627bb93b426490c87"/>
     <w:p>
       <w:pPr>
         <w:pStyle w:val="Bibliography"/>
@@ -6502,8 +6534,8 @@
         <w:t xml:space="preserve">’17. Red Hook, NY, USA: Curran Associates Inc.</w:t>
       </w:r>
     </w:p>
-    <w:bookmarkEnd w:id="96"/>
-    <w:bookmarkStart w:id="97" w:name="X0900e084d2d8751b94683f82b04534ea811d54e"/>
+    <w:bookmarkEnd w:id="97"/>
+    <w:bookmarkStart w:id="98" w:name="X0900e084d2d8751b94683f82b04534ea811d54e"/>
     <w:p>
       <w:pPr>
         <w:pStyle w:val="Bibliography"/>
@@ -6616,8 +6648,8 @@
         <w:t xml:space="preserve">. First edition. New York: The Guilford Press.</w:t>
       </w:r>
     </w:p>
-    <w:bookmarkEnd w:id="97"/>
-    <w:bookmarkStart w:id="99" w:name="X1f44e09282148d362bdacfce67d6a56b1cf06db"/>
+    <w:bookmarkEnd w:id="98"/>
+    <w:bookmarkStart w:id="100" w:name="X1f44e09282148d362bdacfce67d6a56b1cf06db"/>
     <w:p>
       <w:pPr>
         <w:pStyle w:val="Bibliography"/>
@@ -6704,7 +6736,7 @@
       <w:r>
         <w:t xml:space="preserve"> </w:t>
       </w:r>
-      <w:hyperlink r:id="rId98">
+      <w:hyperlink r:id="rId99">
         <w:r>
           <w:rPr>
             <w:rStyle w:val="Hyperlink"/>
@@ -6716,8 +6748,8 @@
         <w:t xml:space="preserve">.</w:t>
       </w:r>
     </w:p>
-    <w:bookmarkEnd w:id="99"/>
-    <w:bookmarkStart w:id="101" w:name="ref-olfsonHealthcareCoverageService2022"/>
+    <w:bookmarkEnd w:id="100"/>
+    <w:bookmarkStart w:id="102" w:name="ref-olfsonHealthcareCoverageService2022"/>
     <w:p>
       <w:pPr>
         <w:pStyle w:val="Bibliography"/>
@@ -6750,7 +6782,7 @@
       <w:r>
         <w:t xml:space="preserve"> </w:t>
       </w:r>
-      <w:hyperlink r:id="rId100">
+      <w:hyperlink r:id="rId101">
         <w:r>
           <w:rPr>
             <w:rStyle w:val="Hyperlink"/>
@@ -6762,8 +6794,8 @@
         <w:t xml:space="preserve">.</w:t>
       </w:r>
     </w:p>
-    <w:bookmarkEnd w:id="101"/>
-    <w:bookmarkStart w:id="103" w:name="ref-pinedoCurrentReexaminationRacial2019"/>
+    <w:bookmarkEnd w:id="102"/>
+    <w:bookmarkStart w:id="104" w:name="ref-pinedoCurrentReexaminationRacial2019"/>
     <w:p>
       <w:pPr>
         <w:pStyle w:val="Bibliography"/>
@@ -6808,7 +6840,7 @@
       <w:r>
         <w:t xml:space="preserve"> </w:t>
       </w:r>
-      <w:hyperlink r:id="rId102">
+      <w:hyperlink r:id="rId103">
         <w:r>
           <w:rPr>
             <w:rStyle w:val="Hyperlink"/>
@@ -6820,8 +6852,8 @@
         <w:t xml:space="preserve">.</w:t>
       </w:r>
     </w:p>
-    <w:bookmarkEnd w:id="103"/>
-    <w:bookmarkStart w:id="104" w:name="Xa6ef1c5c979e7476d6234b79f6a74545fbd7694"/>
+    <w:bookmarkEnd w:id="104"/>
+    <w:bookmarkStart w:id="105" w:name="Xa6ef1c5c979e7476d6234b79f6a74545fbd7694"/>
     <w:p>
       <w:pPr>
         <w:pStyle w:val="Bibliography"/>
@@ -6864,8 +6896,8 @@
         <w:t xml:space="preserve">58 (1): 7–29.</w:t>
       </w:r>
     </w:p>
-    <w:bookmarkEnd w:id="104"/>
-    <w:bookmarkStart w:id="105" w:name="X93e79e1a5ab79bb153842a6d1ed7d5e5cb3185f"/>
+    <w:bookmarkEnd w:id="105"/>
+    <w:bookmarkStart w:id="106" w:name="X93e79e1a5ab79bb153842a6d1ed7d5e5cb3185f"/>
     <w:p>
       <w:pPr>
         <w:pStyle w:val="Bibliography"/>
@@ -6913,8 +6945,8 @@
         <w:t xml:space="preserve">Boston, MA: RStudio, Inc.</w:t>
       </w:r>
     </w:p>
-    <w:bookmarkEnd w:id="105"/>
-    <w:bookmarkStart w:id="107" w:name="Xd4c1d027f60920f356af6131267e679804e946e"/>
+    <w:bookmarkEnd w:id="106"/>
+    <w:bookmarkStart w:id="108" w:name="Xd4c1d027f60920f356af6131267e679804e946e"/>
     <w:p>
       <w:pPr>
         <w:pStyle w:val="Bibliography"/>
@@ -6959,7 +6991,7 @@
       <w:r>
         <w:t xml:space="preserve"> </w:t>
       </w:r>
-      <w:hyperlink r:id="rId106">
+      <w:hyperlink r:id="rId107">
         <w:r>
           <w:rPr>
             <w:rStyle w:val="Hyperlink"/>
@@ -6971,8 +7003,8 @@
         <w:t xml:space="preserve">.</w:t>
       </w:r>
     </w:p>
-    <w:bookmarkEnd w:id="107"/>
-    <w:bookmarkStart w:id="109" w:name="ref-waltersUsingMachineLearning2021"/>
+    <w:bookmarkEnd w:id="108"/>
+    <w:bookmarkStart w:id="110" w:name="ref-waltersUsingMachineLearning2021"/>
     <w:p>
       <w:pPr>
         <w:pStyle w:val="Bibliography"/>
@@ -7005,7 +7037,7 @@
       <w:r>
         <w:t xml:space="preserve"> </w:t>
       </w:r>
-      <w:hyperlink r:id="rId108">
+      <w:hyperlink r:id="rId109">
         <w:r>
           <w:rPr>
             <w:rStyle w:val="Hyperlink"/>
@@ -7017,8 +7049,8 @@
         <w:t xml:space="preserve">.</w:t>
       </w:r>
     </w:p>
-    <w:bookmarkEnd w:id="109"/>
-    <w:bookmarkStart w:id="111" w:name="X4446e184b7dd55a61fd406499f32542fdcf24b5"/>
+    <w:bookmarkEnd w:id="110"/>
+    <w:bookmarkStart w:id="112" w:name="X4446e184b7dd55a61fd406499f32542fdcf24b5"/>
     <w:p>
       <w:pPr>
         <w:pStyle w:val="Bibliography"/>
@@ -7063,7 +7095,7 @@
       <w:r>
         <w:t xml:space="preserve"> </w:t>
       </w:r>
-      <w:hyperlink r:id="rId110">
+      <w:hyperlink r:id="rId111">
         <w:r>
           <w:rPr>
             <w:rStyle w:val="Hyperlink"/>
@@ -7075,8 +7107,8 @@
         <w:t xml:space="preserve">.</w:t>
       </w:r>
     </w:p>
-    <w:bookmarkEnd w:id="111"/>
-    <w:bookmarkStart w:id="113" w:name="X254a0f87701f835b5365990b3eba45be7dca59c"/>
+    <w:bookmarkEnd w:id="112"/>
+    <w:bookmarkStart w:id="114" w:name="X254a0f87701f835b5365990b3eba45be7dca59c"/>
     <w:p>
       <w:pPr>
         <w:pStyle w:val="Bibliography"/>
@@ -7160,7 +7192,7 @@
       <w:r>
         <w:t xml:space="preserve"> </w:t>
       </w:r>
-      <w:hyperlink r:id="rId112">
+      <w:hyperlink r:id="rId113">
         <w:r>
           <w:rPr>
             <w:rStyle w:val="Hyperlink"/>
@@ -7172,8 +7204,8 @@
         <w:t xml:space="preserve">.</w:t>
       </w:r>
     </w:p>
-    <w:bookmarkEnd w:id="113"/>
-    <w:bookmarkStart w:id="115" w:name="X62c2bccfcb3c64764f794751dcac0a3c1c7edc5"/>
+    <w:bookmarkEnd w:id="114"/>
+    <w:bookmarkStart w:id="116" w:name="X62c2bccfcb3c64764f794751dcac0a3c1c7edc5"/>
     <w:p>
       <w:pPr>
         <w:pStyle w:val="Bibliography"/>
@@ -7248,7 +7280,7 @@
       <w:r>
         <w:t xml:space="preserve"> </w:t>
       </w:r>
-      <w:hyperlink r:id="rId114">
+      <w:hyperlink r:id="rId115">
         <w:r>
           <w:rPr>
             <w:rStyle w:val="Hyperlink"/>
@@ -7260,8 +7292,8 @@
         <w:t xml:space="preserve">.</w:t>
       </w:r>
     </w:p>
-    <w:bookmarkEnd w:id="115"/>
-    <w:bookmarkStart w:id="117" w:name="Xb35ee182d565575e339a0170868456c1684f821"/>
+    <w:bookmarkEnd w:id="116"/>
+    <w:bookmarkStart w:id="118" w:name="Xb35ee182d565575e339a0170868456c1684f821"/>
     <w:p>
       <w:pPr>
         <w:pStyle w:val="Bibliography"/>
@@ -7312,7 +7344,7 @@
       <w:r>
         <w:t xml:space="preserve"> </w:t>
       </w:r>
-      <w:hyperlink r:id="rId116">
+      <w:hyperlink r:id="rId117">
         <w:r>
           <w:rPr>
             <w:rStyle w:val="Hyperlink"/>
@@ -7324,8 +7356,8 @@
         <w:t xml:space="preserve">.</w:t>
       </w:r>
     </w:p>
-    <w:bookmarkEnd w:id="117"/>
-    <w:bookmarkStart w:id="119" w:name="ref-wyantMachineLearningModels2023"/>
+    <w:bookmarkEnd w:id="118"/>
+    <w:bookmarkStart w:id="120" w:name="ref-wyantMachineLearningModels2023"/>
     <w:p>
       <w:pPr>
         <w:pStyle w:val="Bibliography"/>
@@ -7355,7 +7387,7 @@
       <w:r>
         <w:t xml:space="preserve"> </w:t>
       </w:r>
-      <w:hyperlink r:id="rId118">
+      <w:hyperlink r:id="rId119">
         <w:r>
           <w:rPr>
             <w:rStyle w:val="Hyperlink"/>
@@ -7367,10 +7399,10 @@
         <w:t xml:space="preserve">.</w:t>
       </w:r>
     </w:p>
-    <w:bookmarkEnd w:id="119"/>
     <w:bookmarkEnd w:id="120"/>
     <w:bookmarkEnd w:id="121"/>
     <w:bookmarkEnd w:id="122"/>
+    <w:bookmarkEnd w:id="123"/>
     <w:sectPr/>
   </w:body>
 </w:document>

--- a/index.docx
+++ b/index.docx
@@ -149,7 +149,7 @@
         <w:pStyle w:val="Date"/>
       </w:pPr>
       <w:r>
-        <w:t xml:space="preserve">2024-08-27</w:t>
+        <w:t xml:space="preserve">2024-09-02</w:t>
       </w:r>
     </w:p>
     <w:p>
@@ -1396,7 +1396,7 @@
       </w:r>
     </w:p>
     <w:bookmarkEnd w:id="21"/>
-    <w:bookmarkStart w:id="46" w:name="methods"/>
+    <w:bookmarkStart w:id="47" w:name="methods"/>
     <w:p>
       <w:pPr>
         <w:pStyle w:val="Heading1"/>
@@ -1632,7 +1632,7 @@
     </w:p>
     <w:bookmarkEnd w:id="27"/>
     <w:bookmarkEnd w:id="28"/>
-    <w:bookmarkStart w:id="45" w:name="data-analytic-strategy"/>
+    <w:bookmarkStart w:id="46" w:name="data-analytic-strategy"/>
     <w:p>
       <w:pPr>
         <w:pStyle w:val="Heading2"/>
@@ -1945,7 +1945,7 @@
       </w:r>
     </w:p>
     <w:bookmarkEnd w:id="36"/>
-    <w:bookmarkStart w:id="44" w:name="model-training-and-evaluation"/>
+    <w:bookmarkStart w:id="45" w:name="model-training-and-evaluation"/>
     <w:p>
       <w:pPr>
         <w:pStyle w:val="Heading3"/>
@@ -2103,7 +2103,7 @@
       </w:r>
     </w:p>
     <w:bookmarkEnd w:id="40"/>
-    <w:bookmarkStart w:id="42" w:name="fairness-analyses"/>
+    <w:bookmarkStart w:id="43" w:name="fairness-analyses"/>
     <w:p>
       <w:pPr>
         <w:pStyle w:val="Heading4"/>
@@ -2117,7 +2117,7 @@
         <w:pStyle w:val="FirstParagraph"/>
       </w:pPr>
       <w:r>
-        <w:t xml:space="preserve">We calculated the median posterior probability and 95% Bayesian CI for auROC for each model separately by race and ethnicity (not White vs. non-Hispanic White), income (below poverty vs. above poverty), and sex at birth (female vs. male). We conducted Bayesian group comparisons to assess the likelihood that each model performs differently by group. We report the median difference and range in posterior probabilities across all models. The median auROC and Bayesian CIs are reported separately by group and model in the supplement.</w:t>
+        <w:t xml:space="preserve">We calculated the median posterior probability and 95% Bayesian CI for auROC for each model separately by race and ethnicity (not White vs. non-Hispanic White), income (below poverty vs. above poverty</w:t>
       </w:r>
       <w:r>
         <w:rPr>
@@ -2125,9 +2125,18 @@
         </w:rPr>
         <w:footnoteReference w:id="41"/>
       </w:r>
-    </w:p>
-    <w:bookmarkEnd w:id="42"/>
-    <w:bookmarkStart w:id="43" w:name="feature-importance"/>
+      <w:r>
+        <w:t xml:space="preserve">), and sex at birth (female vs. male). We conducted Bayesian group comparisons to assess the likelihood that each model performs differently by group. We report the median difference and range in posterior probabilities across all models. The median auROC and Bayesian CIs are reported separately by group and model in the supplement.</w:t>
+      </w:r>
+      <w:r>
+        <w:rPr>
+          <w:rStyle w:val="FootnoteReference"/>
+        </w:rPr>
+        <w:footnoteReference w:id="42"/>
+      </w:r>
+    </w:p>
+    <w:bookmarkEnd w:id="43"/>
+    <w:bookmarkStart w:id="44" w:name="feature-importance"/>
     <w:p>
       <w:pPr>
         <w:pStyle w:val="Heading4"/>
@@ -2153,11 +2162,11 @@
         <w:t xml:space="preserve">. We averaged the three Shapley values for each observation for each feature (i.e., across the three repeats) to increase their stability. An inherent property of Shapley values is their additivity, allowing us to combine features into feature categories. We created separate feature categories for each of the nine EMA questions, the rates of past alcohol use and missing surveys, the time of day and day of the week of the start of the prediction window, and the seven demographic variables included in the models. We calculated the local (i.e., for each observation) importance for each category of features by adding Shapley values across all features in a category, separately for each observation. We calculated global importance for each feature category by averaging the absolute value of the Shapley values of all features in the category across all observations. These local and global importance scores based on Shapley values allow us to contextualize relative feature importance for each model.</w:t>
       </w:r>
     </w:p>
-    <w:bookmarkEnd w:id="43"/>
     <w:bookmarkEnd w:id="44"/>
     <w:bookmarkEnd w:id="45"/>
     <w:bookmarkEnd w:id="46"/>
-    <w:bookmarkStart w:id="123" w:name="results"/>
+    <w:bookmarkEnd w:id="47"/>
+    <w:bookmarkStart w:id="125" w:name="results"/>
     <w:p>
       <w:pPr>
         <w:pStyle w:val="Heading1"/>
@@ -2166,7 +2175,7 @@
         <w:t xml:space="preserve">Results</w:t>
       </w:r>
     </w:p>
-    <w:bookmarkStart w:id="49" w:name="demographic-and-lapse-characteristics"/>
+    <w:bookmarkStart w:id="50" w:name="demographic-and-lapse-characteristics"/>
     <w:p>
       <w:pPr>
         <w:pStyle w:val="Heading2"/>
@@ -2213,7 +2222,7 @@
       <w:tr>
         <w:tc>
           <w:tcPr/>
-          <w:bookmarkStart w:id="47" w:name="tbl-demohtml"/>
+          <w:bookmarkStart w:id="48" w:name="tbl-demohtml"/>
           <w:p>
             <w:pPr>
               <w:jc w:val="center"/>
@@ -5018,7 +5027,7 @@
               </w:tc>
             </w:tr>
           </w:tbl>
-          <w:bookmarkEnd w:id="47"/>
+          <w:bookmarkEnd w:id="48"/>
           <w:p/>
         </w:tc>
       </w:tr>
@@ -5039,7 +5048,7 @@
         </w:rPr>
         <w:t xml:space="preserve"> </w:t>
       </w:r>
-      <w:hyperlink r:id="rId48">
+      <w:hyperlink r:id="rId49">
         <w:r>
           <w:rPr>
             <w:rStyle w:val="Hyperlink"/>
@@ -5049,8 +5058,8 @@
         </w:r>
       </w:hyperlink>
     </w:p>
-    <w:bookmarkEnd w:id="49"/>
-    <w:bookmarkStart w:id="56" w:name="model-evaluation"/>
+    <w:bookmarkEnd w:id="50"/>
+    <w:bookmarkStart w:id="57" w:name="model-evaluation"/>
     <w:p>
       <w:pPr>
         <w:pStyle w:val="Heading2"/>
@@ -5070,7 +5079,7 @@
         <w:rPr>
           <w:rStyle w:val="FootnoteReference"/>
         </w:rPr>
-        <w:footnoteReference w:id="50"/>
+        <w:footnoteReference w:id="51"/>
       </w:r>
       <w:r>
         <w:t xml:space="preserve"> </w:t>
@@ -5117,7 +5126,7 @@
       <w:tr>
         <w:tc>
           <w:tcPr/>
-          <w:bookmarkStart w:id="54" w:name="fig-1"/>
+          <w:bookmarkStart w:id="55" w:name="fig-1"/>
           <w:p>
             <w:pPr>
               <w:pStyle w:val="Compact"/>
@@ -5128,18 +5137,18 @@
                 <wp:inline>
                   <wp:extent cx="5334000" cy="3810000"/>
                   <wp:effectExtent b="0" l="0" r="0" t="0"/>
-                  <wp:docPr descr="" title="" id="52" name="Picture"/>
+                  <wp:docPr descr="" title="" id="53" name="Picture"/>
                   <a:graphic>
                     <a:graphicData uri="http://schemas.openxmlformats.org/drawingml/2006/picture">
                       <pic:pic>
                         <pic:nvPicPr>
-                          <pic:cNvPr descr="index_files/figure-docx/notebooks-mak_figures-fig-1-output-1.png" id="53" name="Picture"/>
+                          <pic:cNvPr descr="index_files/figure-docx/notebooks-mak_figures-fig-1-output-1.png" id="54" name="Picture"/>
                           <pic:cNvPicPr>
                             <a:picLocks noChangeArrowheads="1" noChangeAspect="1"/>
                           </pic:cNvPicPr>
                         </pic:nvPicPr>
                         <pic:blipFill>
-                          <a:blip r:embed="rId51"/>
+                          <a:blip r:embed="rId52"/>
                           <a:stretch>
                             <a:fillRect/>
                           </a:stretch>
@@ -5179,7 +5188,7 @@
               <w:t xml:space="preserve">Figure 2: Panel A depicts posterior probability for area under ROC curve (auROC) and Bayesian credible intervals by model. Dashed line indicates a model performing at chance. Panel B depicts difference in auROCs by demographic group</w:t>
             </w:r>
           </w:p>
-          <w:bookmarkEnd w:id="54"/>
+          <w:bookmarkEnd w:id="55"/>
         </w:tc>
       </w:tr>
     </w:tbl>
@@ -5199,7 +5208,7 @@
         </w:rPr>
         <w:t xml:space="preserve"> </w:t>
       </w:r>
-      <w:hyperlink r:id="rId55">
+      <w:hyperlink r:id="rId56">
         <w:r>
           <w:rPr>
             <w:rStyle w:val="Hyperlink"/>
@@ -5209,8 +5218,8 @@
         </w:r>
       </w:hyperlink>
     </w:p>
-    <w:bookmarkEnd w:id="56"/>
-    <w:bookmarkStart w:id="59" w:name="model-comparisons"/>
+    <w:bookmarkEnd w:id="57"/>
+    <w:bookmarkStart w:id="60" w:name="model-comparisons"/>
     <w:p>
       <w:pPr>
         <w:pStyle w:val="Heading2"/>
@@ -5219,7 +5228,7 @@
         <w:t xml:space="preserve">Model Comparisons</w:t>
       </w:r>
     </w:p>
-    <w:bookmarkStart w:id="57" w:name="baseline-contrasts"/>
+    <w:bookmarkStart w:id="58" w:name="baseline-contrasts"/>
     <w:p>
       <w:pPr>
         <w:pStyle w:val="Heading3"/>
@@ -5236,8 +5245,8 @@
         <w:t xml:space="preserve">The median decrease in auROC for the baseline vs. 24 hour lag model was 0.006 (95% CI=[0.000-0.012]), yielding a significant probability of 0.960 that the lagged model had worse performance. The median decrease in auROC for the baseline vs. 72 hour model was 0.018 (95% CI=[0.012-0.025]), yielding a significant probability of 1.000 that the lagged model had worse performance. The median decrease in auROC for the baseline vs. 168 hour lag model was 0.023 (95% CI=[0.016-0.029]), yielding a significant probability of 1.000 that the lagged model had worse performance. The median decrease in auROC for the baseline vs. 336 hour lag model was 0.041 (95% CI=[0.033-0.049]), yielding a significant probability of 1.000 that the lagged model had worse performance.</w:t>
       </w:r>
     </w:p>
-    <w:bookmarkEnd w:id="57"/>
-    <w:bookmarkStart w:id="58" w:name="adjacent-contrasts"/>
+    <w:bookmarkEnd w:id="58"/>
+    <w:bookmarkStart w:id="59" w:name="adjacent-contrasts"/>
     <w:p>
       <w:pPr>
         <w:pStyle w:val="Heading3"/>
@@ -5254,9 +5263,9 @@
         <w:t xml:space="preserve">The median decrease in auROC for the 24 hour vs. 72 hour lag model was 0.012 (95% CI=[0.006-0.019]), yielding a significant probability of 1.000 that the 72 hour lag model had worse performance than the 24 hour lag model. The median decrease in auROC for the 72 hour vs. 168 hour lag model was 0.004 (95% CI=[-0.002-0.011]), yielding a non-significant probability of 0.865 that the 168 hour lag model had worse performance than the 72 hour lag model. The median decrease in auROC for the 168 hour vs. 336 hour lag model was 0.018 (95% CI=[0.011-0.025]), yielding a significant probability of 1.000 that the 336 hour lag model had worse performance than the 168 hour lag model.</w:t>
       </w:r>
     </w:p>
-    <w:bookmarkEnd w:id="58"/>
     <w:bookmarkEnd w:id="59"/>
-    <w:bookmarkStart w:id="60" w:name="fairness-analyses-1"/>
+    <w:bookmarkEnd w:id="60"/>
+    <w:bookmarkStart w:id="61" w:name="fairness-analyses-1"/>
     <w:p>
       <w:pPr>
         <w:pStyle w:val="Heading2"/>
@@ -5386,8 +5395,8 @@
         <w:t xml:space="preserve">= 133). All group comparisons were significant (probability &gt; .95) across models. On average there was a median decrease in auROC of 0.159 (range 0.107-0.179) for participants who were not White compared to non-Hispanic White participants. On average there was a median decrease in auROC of 0.080 (range 0.059-0.116) for female participants compared to male participants. On average there was a median decrease in auROC of 0.092 (range 0.086-0.133) for participants below the federal poverty line compared to participants above the federal poverty line. Table 1 in the supplement shows the median auROC and credible intervals separately by group and model.</w:t>
       </w:r>
     </w:p>
-    <w:bookmarkEnd w:id="60"/>
-    <w:bookmarkStart w:id="66" w:name="feature-importance-1"/>
+    <w:bookmarkEnd w:id="61"/>
+    <w:bookmarkStart w:id="67" w:name="feature-importance-1"/>
     <w:p>
       <w:pPr>
         <w:pStyle w:val="Heading2"/>
@@ -5415,7 +5424,16 @@
         </w:r>
       </w:hyperlink>
       <w:r>
-        <w:t xml:space="preserve">. The top three feature categories for all models were past use, future efficacy, and craving. Future risky situations were also globally important across models. This category was ranked as the 4th most important feature across lagged models (24, 72, 168, and 336 hours). For the immediate model (0 hour lag), past risky situations were ranked as the 4th most important feature category and future risky situations was ranked as the fifth most important. Income was the only demographic feature that emerged as having high global importance for lapse prediction (in top 6 for all models). A table of feature categories ranked by global importance for each model is available in the supplement.</w:t>
+        <w:t xml:space="preserve">. The top three feature categories for all models were past use, future efficacy, and craving. Future risky situations were also globally important across models. This category was ranked as the 4th most important feature across lagged models (24, 72, 168, and 336 hours). For the immediate model (0 hour lag), past risky situations were ranked as the 4th most important feature category and future risky situations was ranked as the fifth most important. Income was the only demographic feature that emerged as having high global importance for lapse prediction (in top 6 for all models).</w:t>
+      </w:r>
+      <w:r>
+        <w:t xml:space="preserve"> </w:t>
+      </w:r>
+      <w:r>
+        <w:t xml:space="preserve"> </w:t>
+      </w:r>
+      <w:r>
+        <w:t xml:space="preserve">A table of feature categories ranked by global importance for each model is available in the supplement.</w:t>
       </w:r>
     </w:p>
     <w:p>
@@ -5439,7 +5457,7 @@
       <w:tr>
         <w:tc>
           <w:tcPr/>
-          <w:bookmarkStart w:id="64" w:name="fig-shap"/>
+          <w:bookmarkStart w:id="65" w:name="fig-shap"/>
           <w:p>
             <w:pPr>
               <w:pStyle w:val="Compact"/>
@@ -5450,18 +5468,18 @@
                 <wp:inline>
                   <wp:extent cx="5334000" cy="4191000"/>
                   <wp:effectExtent b="0" l="0" r="0" t="0"/>
-                  <wp:docPr descr="" title="" id="62" name="Picture"/>
+                  <wp:docPr descr="" title="" id="63" name="Picture"/>
                   <a:graphic>
                     <a:graphicData uri="http://schemas.openxmlformats.org/drawingml/2006/picture">
                       <pic:pic>
                         <pic:nvPicPr>
-                          <pic:cNvPr descr="index_files/figure-docx/notebooks-mak_figures-fig-shap-output-1.png" id="63" name="Picture"/>
+                          <pic:cNvPr descr="index_files/figure-docx/notebooks-mak_figures-fig-shap-output-1.png" id="64" name="Picture"/>
                           <pic:cNvPicPr>
                             <a:picLocks noChangeArrowheads="1" noChangeAspect="1"/>
                           </pic:cNvPicPr>
                         </pic:nvPicPr>
                         <pic:blipFill>
-                          <a:blip r:embed="rId61"/>
+                          <a:blip r:embed="rId62"/>
                           <a:stretch>
                             <a:fillRect/>
                           </a:stretch>
@@ -5501,7 +5519,7 @@
               <w:t xml:space="preserve">Figure 3: Panel A depicts the global importance (mean |Shapley value|) for feature categories for each model. Feature categories are ordered by their aggregate global importance (i.e., total bar length) across the five models. The importance of each feature category for specific models is displayed separately by color. Panel B shows the local feature importance for the 0 hour lagged model.</w:t>
             </w:r>
           </w:p>
-          <w:bookmarkEnd w:id="64"/>
+          <w:bookmarkEnd w:id="65"/>
         </w:tc>
       </w:tr>
     </w:tbl>
@@ -5521,7 +5539,7 @@
         </w:rPr>
         <w:t xml:space="preserve"> </w:t>
       </w:r>
-      <w:hyperlink r:id="rId65">
+      <w:hyperlink r:id="rId66">
         <w:r>
           <w:rPr>
             <w:rStyle w:val="Hyperlink"/>
@@ -5531,8 +5549,8 @@
         </w:r>
       </w:hyperlink>
     </w:p>
-    <w:bookmarkEnd w:id="66"/>
-    <w:bookmarkStart w:id="67" w:name="discussion"/>
+    <w:bookmarkEnd w:id="67"/>
+    <w:bookmarkStart w:id="68" w:name="discussion"/>
     <w:p>
       <w:pPr>
         <w:pStyle w:val="Heading2"/>
@@ -5541,8 +5559,8 @@
         <w:t xml:space="preserve">Discussion</w:t>
       </w:r>
     </w:p>
-    <w:bookmarkEnd w:id="67"/>
-    <w:bookmarkStart w:id="68" w:name="model-performance"/>
+    <w:bookmarkEnd w:id="68"/>
+    <w:bookmarkStart w:id="69" w:name="model-performance"/>
     <w:p>
       <w:pPr>
         <w:pStyle w:val="Heading2"/>
@@ -5572,6 +5590,20 @@
         <w:pStyle w:val="BodyText"/>
       </w:pPr>
       <w:r>
+        <w:t xml:space="preserve">We saw mixed evidence that feature importance might change depending on lag. Past use and craving were the top two features for all models. This suggests that although these features can change quickly, they are important enough to consistently emerge as top predictors regardless of lag time. Recent past risky situations, however, ranked high for the immediate prediction models, but future anticipated risky situations was relatively more important for the lagged models.</w:t>
+      </w:r>
+      <w:r>
+        <w:t xml:space="preserve"> </w:t>
+      </w:r>
+      <w:r>
+        <w:t xml:space="preserve"> </w:t>
+      </w:r>
+    </w:p>
+    <w:p>
+      <w:pPr>
+        <w:pStyle w:val="BodyText"/>
+      </w:pPr>
+      <w:r>
         <w:t xml:space="preserve">Second, participants only provided EMA for up to three months. Therefore, a lag time of two weeks between the prediction time point and start of the prediction window prohibits us from using 1/6th of the EMA data for predictions. It is possible that this loss of data contributed to decreased performance in the lagged models. In a separate NIH protocol underway, participants are providing EMA and other sensed data for up to 12 months</w:t>
       </w:r>
       <w:r>
@@ -5584,36 +5616,42 @@
         <w:t xml:space="preserve">. By comparing models built from these two datasets, we will better be able to evaluate whether this loss of data impacted model performance and if we can sustain similar performance with even longer lags in these data. Still, we wish to emphasize that our lowest auROC (.85) is still excellent, and the benefit of advanced notice likely outweighs the cost to performance.</w:t>
       </w:r>
     </w:p>
+    <w:bookmarkEnd w:id="69"/>
+    <w:bookmarkStart w:id="70" w:name="model-fairness"/>
+    <w:p>
+      <w:pPr>
+        <w:pStyle w:val="Heading2"/>
+      </w:pPr>
+      <w:r>
+        <w:t xml:space="preserve">Model Fairness</w:t>
+      </w:r>
+    </w:p>
+    <w:p>
+      <w:pPr>
+        <w:pStyle w:val="FirstParagraph"/>
+      </w:pPr>
+      <w:r>
+        <w:t xml:space="preserve">All models performed worse for women, for people who were not White, and for people who had an income below the poverty line. The largest contributing factor is likely the lack of diversity in our training data. For example, even with our coarse combination of race/ethnicity, the not White group was largely underrepresented relative to the non-Hispanic White group. The best solution to this limitation would be to recruit a more representative sample. However, there may be methods to mitigate these issues in the current data. We could explore upsampling minority group representation in the data (e.g., using synthetic minority oversampling technique). We also could adjust the penalty weights so that prediction errors for minority groups are weighted more heavily than prediction errors for majority groups.</w:t>
+      </w:r>
+    </w:p>
     <w:p>
       <w:pPr>
         <w:pStyle w:val="BodyText"/>
       </w:pPr>
       <w:r>
-        <w:t xml:space="preserve">We saw mixed evidence that feature importance might change depending on lag. Past use and craving were the top two features for all models. This suggests that although these features can change quickly, they are important enough to consistently emerge as top predictors regardless of lag time. Recent past risky situations, however, ranked high for the immediate prediction models, but future anticipated risky situations was relatively more important for the lagged models.</w:t>
-      </w:r>
-      <w:r>
-        <w:t xml:space="preserve"> </w:t>
-      </w:r>
-      <w:r>
-        <w:t xml:space="preserve"> </w:t>
-      </w:r>
-    </w:p>
-    <w:bookmarkEnd w:id="68"/>
-    <w:bookmarkStart w:id="69" w:name="model-fairness"/>
-    <w:p>
-      <w:pPr>
-        <w:pStyle w:val="Heading2"/>
-      </w:pPr>
-      <w:r>
-        <w:t xml:space="preserve">Model Fairness</w:t>
-      </w:r>
-    </w:p>
-    <w:p>
-      <w:pPr>
-        <w:pStyle w:val="FirstParagraph"/>
-      </w:pPr>
-      <w:r>
-        <w:t xml:space="preserve">All models performed worse for women, for people who were not White, and for people who had an income below the poverty line. The largest contributing factor is likely the lack of diversity in our training data. For example, even with our coarse combination of race/ethnicity, the not White group was largely underrepresented relative to the non-Hispanic White group. The best solution to this limitation would be to recruit a more representative sample. However, there may be methods to mitigate these issues in the current data. We could explore upsampling minority group representation in the data (e.g., using synthetic minority oversampling technique). We also could adjust the penalty weights so that prediction errors for minority groups are weighted more heavily than prediction errors for majority groups.</w:t>
+        <w:t xml:space="preserve">Lastly, we could consider building models for a specific individual (i.e., idiographic)</w:t>
+      </w:r>
+      <w:r>
+        <w:t xml:space="preserve"> </w:t>
+      </w:r>
+      <w:r>
+        <w:t xml:space="preserve">(Fisher et al. 2019; Wright and Zimmermann 2019)</w:t>
+      </w:r>
+      <w:r>
+        <w:t xml:space="preserve">. Person-specific models consider the characteristics and behaviors important to an individual rather than generalizing across a population. Unfortunately, a person-specific lapse prediction model requires a sufficient number of positive labels (i.e., lapses) for that individual. Waiting until an individual has lapsed multiple (perhaps many) times to offer help is in direct opposition with our goals. One potential solution to this conundrum may involve departing from traditional machine learning algorithms. For example, state space models, which are grounded in traditional repeated measures designs, inherently capture time series data and allow for the modeling of how an individual’s risk evolves over time from observable and latent states.</w:t>
+      </w:r>
+      <w:r>
+        <w:t xml:space="preserve"> </w:t>
       </w:r>
     </w:p>
     <w:p>
@@ -5621,31 +5659,11 @@
         <w:pStyle w:val="BodyText"/>
       </w:pPr>
       <w:r>
-        <w:t xml:space="preserve">Lastly, we could consider building models for a specific individual (i.e., idiographic)</w:t>
-      </w:r>
-      <w:r>
-        <w:t xml:space="preserve"> </w:t>
-      </w:r>
-      <w:r>
-        <w:t xml:space="preserve">(Fisher et al. 2019; Wright and Zimmermann 2019)</w:t>
-      </w:r>
-      <w:r>
-        <w:t xml:space="preserve">. Person-specific models consider the characteristics and behaviors important to an individual rather than generalizing across a population. Unfortunately, a person-specific lapse prediction model requires a sufficient number of positive labels (i.e., lapses) for that individual. Waiting until an individual has lapsed multiple (perhaps many) times to offer help is in direct opposition with our goals. One potential solution to this conundrum may involve departing from traditional machine learning algorithms. For example, state space models, which are grounded in traditional repeated measures designs, inherently capture time series data and allow for the modeling of how an individual’s risk evolves over time from observable and latent states.</w:t>
-      </w:r>
-      <w:r>
-        <w:t xml:space="preserve"> </w:t>
-      </w:r>
-    </w:p>
-    <w:p>
-      <w:pPr>
-        <w:pStyle w:val="BodyText"/>
-      </w:pPr>
-      <w:r>
         <w:t xml:space="preserve">Although representation in our data is likely a contributing factor, it is not the only factor affecting model fairness. We had equal representation of men and women, and we still saw differences in performance. This difference is likely due to another source of bias - measurement bias. We chose our EMA items based on domain expertise and years of relapse risk research. It is possible that these constructs more precisely describe relapse risk factors for men than for women. This could mean that more research is needed to identify relapse risk factors for women (and other groups underrepresented in the literature more broadly). Additionally, data driven (bottom-up) approaches to creating features could be one way to remove some of the bias in domain driven (top-down) approaches. For example, using natural language processing on text message content could allow for new categories of features to emerge.</w:t>
       </w:r>
     </w:p>
-    <w:bookmarkEnd w:id="69"/>
-    <w:bookmarkStart w:id="70" w:name="X40ab624ebf83813907a18dba36edd4d1d14a553"/>
+    <w:bookmarkEnd w:id="70"/>
+    <w:bookmarkStart w:id="71" w:name="X40ab624ebf83813907a18dba36edd4d1d14a553"/>
     <w:p>
       <w:pPr>
         <w:pStyle w:val="Heading2"/>
@@ -5712,8 +5730,8 @@
         <w:t xml:space="preserve">an intervention is developed). Providing a support tool only acceptable to a majority group could widen existing disparities. To this end, we are currently using a mixed-methods design to assess issues related to feasibility and acceptability by sensing method and demographic characteristics in our national sample of participants with opioid use disorder.</w:t>
       </w:r>
     </w:p>
-    <w:bookmarkEnd w:id="70"/>
-    <w:bookmarkStart w:id="71" w:name="conclusion"/>
+    <w:bookmarkEnd w:id="71"/>
+    <w:bookmarkStart w:id="72" w:name="conclusion"/>
     <w:p>
       <w:pPr>
         <w:pStyle w:val="Heading2"/>
@@ -5730,8 +5748,8 @@
         <w:t xml:space="preserve">This study suggests it is possible to predict alcohol lapses up to two weeks into the future. This advanced notice could allow patients to implement multimodal support options not immediately available. Important steps are still needed to make these models clinically implementable. Most notably, is the increased fairness in model performance. However, we remain optimistic as we have already begun to take several steps in addressing these barriers.</w:t>
       </w:r>
     </w:p>
-    <w:bookmarkEnd w:id="71"/>
-    <w:bookmarkStart w:id="122" w:name="references"/>
+    <w:bookmarkEnd w:id="72"/>
+    <w:bookmarkStart w:id="124" w:name="references"/>
     <w:p>
       <w:pPr>
         <w:pStyle w:val="Heading2"/>
@@ -5740,8 +5758,8 @@
         <w:t xml:space="preserve">References</w:t>
       </w:r>
     </w:p>
-    <w:bookmarkStart w:id="121" w:name="refs"/>
-    <w:bookmarkStart w:id="73" w:name="ref-baeMobilePhoneSensors2018"/>
+    <w:bookmarkStart w:id="123" w:name="refs"/>
+    <w:bookmarkStart w:id="74" w:name="ref-baeMobilePhoneSensors2018"/>
     <w:p>
       <w:pPr>
         <w:pStyle w:val="Bibliography"/>
@@ -5786,7 +5804,7 @@
       <w:r>
         <w:t xml:space="preserve"> </w:t>
       </w:r>
-      <w:hyperlink r:id="rId72">
+      <w:hyperlink r:id="rId73">
         <w:r>
           <w:rPr>
             <w:rStyle w:val="Hyperlink"/>
@@ -5798,8 +5816,8 @@
         <w:t xml:space="preserve">.</w:t>
       </w:r>
     </w:p>
-    <w:bookmarkEnd w:id="73"/>
-    <w:bookmarkStart w:id="75" w:name="ref-chtc"/>
+    <w:bookmarkEnd w:id="74"/>
+    <w:bookmarkStart w:id="76" w:name="ref-chtc"/>
     <w:p>
       <w:pPr>
         <w:pStyle w:val="Bibliography"/>
@@ -5822,7 +5840,7 @@
       <w:r>
         <w:t xml:space="preserve"> </w:t>
       </w:r>
-      <w:hyperlink r:id="rId74">
+      <w:hyperlink r:id="rId75">
         <w:r>
           <w:rPr>
             <w:rStyle w:val="Hyperlink"/>
@@ -5834,8 +5852,8 @@
         <w:t xml:space="preserve">.</w:t>
       </w:r>
     </w:p>
-    <w:bookmarkEnd w:id="75"/>
-    <w:bookmarkStart w:id="77" w:name="ref-chihPredictiveModelingAddiction2014"/>
+    <w:bookmarkEnd w:id="76"/>
+    <w:bookmarkStart w:id="78" w:name="ref-chihPredictiveModelingAddiction2014"/>
     <w:p>
       <w:pPr>
         <w:pStyle w:val="Bibliography"/>
@@ -5868,7 +5886,7 @@
       <w:r>
         <w:t xml:space="preserve"> </w:t>
       </w:r>
-      <w:hyperlink r:id="rId76">
+      <w:hyperlink r:id="rId77">
         <w:r>
           <w:rPr>
             <w:rStyle w:val="Hyperlink"/>
@@ -5880,8 +5898,8 @@
         <w:t xml:space="preserve">.</w:t>
       </w:r>
     </w:p>
-    <w:bookmarkEnd w:id="77"/>
-    <w:bookmarkStart w:id="79" w:name="ref-derubeisHistoryCurrentStatus2019"/>
+    <w:bookmarkEnd w:id="78"/>
+    <w:bookmarkStart w:id="80" w:name="ref-derubeisHistoryCurrentStatus2019"/>
     <w:p>
       <w:pPr>
         <w:pStyle w:val="Bibliography"/>
@@ -5914,7 +5932,7 @@
       <w:r>
         <w:t xml:space="preserve"> </w:t>
       </w:r>
-      <w:hyperlink r:id="rId78">
+      <w:hyperlink r:id="rId79">
         <w:r>
           <w:rPr>
             <w:rStyle w:val="Hyperlink"/>
@@ -5926,8 +5944,8 @@
         <w:t xml:space="preserve">.</w:t>
       </w:r>
     </w:p>
-    <w:bookmarkEnd w:id="79"/>
-    <w:bookmarkStart w:id="81" w:name="ref-fisherOpenTrialPersonalized2019"/>
+    <w:bookmarkEnd w:id="80"/>
+    <w:bookmarkStart w:id="82" w:name="ref-fisherOpenTrialPersonalized2019"/>
     <w:p>
       <w:pPr>
         <w:pStyle w:val="Bibliography"/>
@@ -5960,7 +5978,7 @@
       <w:r>
         <w:t xml:space="preserve"> </w:t>
       </w:r>
-      <w:hyperlink r:id="rId80">
+      <w:hyperlink r:id="rId81">
         <w:r>
           <w:rPr>
             <w:rStyle w:val="Hyperlink"/>
@@ -5972,8 +5990,8 @@
         <w:t xml:space="preserve">.</w:t>
       </w:r>
     </w:p>
-    <w:bookmarkEnd w:id="81"/>
-    <w:bookmarkStart w:id="82" w:name="ref-gabryPriorDistributionsRstanarm2023"/>
+    <w:bookmarkEnd w:id="82"/>
+    <w:bookmarkStart w:id="83" w:name="ref-gabryPriorDistributionsRstanarm2023"/>
     <w:p>
       <w:pPr>
         <w:pStyle w:val="Bibliography"/>
@@ -6022,8 +6040,8 @@
         <w:t xml:space="preserve">. https://cran.r-project.org/web/packages/rstanarm/vignettes/priors.html.</w:t>
       </w:r>
     </w:p>
-    <w:bookmarkEnd w:id="82"/>
-    <w:bookmarkStart w:id="83" w:name="ref-goodrichRstanarmBayesianApplied2023"/>
+    <w:bookmarkEnd w:id="83"/>
+    <w:bookmarkStart w:id="84" w:name="ref-goodrichRstanarmBayesianApplied2023"/>
     <w:p>
       <w:pPr>
         <w:pStyle w:val="Bibliography"/>
@@ -6059,8 +6077,8 @@
         <w:t xml:space="preserve">.”</w:t>
       </w:r>
     </w:p>
-    <w:bookmarkEnd w:id="83"/>
-    <w:bookmarkStart w:id="85" w:name="Xa203ab3abd150ead1a7854a9fa5726c8a273f52"/>
+    <w:bookmarkEnd w:id="84"/>
+    <w:bookmarkStart w:id="86" w:name="Xa203ab3abd150ead1a7854a9fa5726c8a273f52"/>
     <w:p>
       <w:pPr>
         <w:pStyle w:val="Bibliography"/>
@@ -6105,7 +6123,7 @@
       <w:r>
         <w:t xml:space="preserve"> </w:t>
       </w:r>
-      <w:hyperlink r:id="rId84">
+      <w:hyperlink r:id="rId85">
         <w:r>
           <w:rPr>
             <w:rStyle w:val="Hyperlink"/>
@@ -6117,8 +6135,8 @@
         <w:t xml:space="preserve">.</w:t>
       </w:r>
     </w:p>
-    <w:bookmarkEnd w:id="85"/>
-    <w:bookmarkStart w:id="86" w:name="ref-hsiehSampleSizeTables1989"/>
+    <w:bookmarkEnd w:id="86"/>
+    <w:bookmarkStart w:id="87" w:name="ref-hsiehSampleSizeTables1989"/>
     <w:p>
       <w:pPr>
         <w:pStyle w:val="Bibliography"/>
@@ -6149,8 +6167,8 @@
         <w:t xml:space="preserve">8: 795–802.</w:t>
       </w:r>
     </w:p>
-    <w:bookmarkEnd w:id="86"/>
-    <w:bookmarkStart w:id="88" w:name="X305ed1b6c97f878fcc6b9e2dc29ff342edd2275"/>
+    <w:bookmarkEnd w:id="87"/>
+    <w:bookmarkStart w:id="89" w:name="X305ed1b6c97f878fcc6b9e2dc29ff342edd2275"/>
     <w:p>
       <w:pPr>
         <w:pStyle w:val="Bibliography"/>
@@ -6183,7 +6201,7 @@
       <w:r>
         <w:t xml:space="preserve"> </w:t>
       </w:r>
-      <w:hyperlink r:id="rId87">
+      <w:hyperlink r:id="rId88">
         <w:r>
           <w:rPr>
             <w:rStyle w:val="Hyperlink"/>
@@ -6195,8 +6213,8 @@
         <w:t xml:space="preserve">.</w:t>
       </w:r>
     </w:p>
-    <w:bookmarkEnd w:id="88"/>
-    <w:bookmarkStart w:id="90" w:name="ref-kilaruIncidenceTreatmentOpioid2020"/>
+    <w:bookmarkEnd w:id="89"/>
+    <w:bookmarkStart w:id="91" w:name="ref-kilaruIncidenceTreatmentOpioid2020"/>
     <w:p>
       <w:pPr>
         <w:pStyle w:val="Bibliography"/>
@@ -6262,7 +6280,7 @@
       <w:r>
         <w:t xml:space="preserve"> </w:t>
       </w:r>
-      <w:hyperlink r:id="rId89">
+      <w:hyperlink r:id="rId90">
         <w:r>
           <w:rPr>
             <w:rStyle w:val="Hyperlink"/>
@@ -6274,8 +6292,8 @@
         <w:t xml:space="preserve">.</w:t>
       </w:r>
     </w:p>
-    <w:bookmarkEnd w:id="90"/>
-    <w:bookmarkStart w:id="91" w:name="Xa93a98d1ce255982a5ea923c39451c32053b2a2"/>
+    <w:bookmarkEnd w:id="91"/>
+    <w:bookmarkStart w:id="92" w:name="Xa93a98d1ce255982a5ea923c39451c32053b2a2"/>
     <w:p>
       <w:pPr>
         <w:pStyle w:val="Bibliography"/>
@@ -6323,8 +6341,8 @@
         <w:t xml:space="preserve">.”</w:t>
       </w:r>
     </w:p>
-    <w:bookmarkEnd w:id="91"/>
-    <w:bookmarkStart w:id="93" w:name="ref-kuhnAppliedPredictiveModeling2018"/>
+    <w:bookmarkEnd w:id="92"/>
+    <w:bookmarkStart w:id="94" w:name="ref-kuhnAppliedPredictiveModeling2018"/>
     <w:p>
       <w:pPr>
         <w:pStyle w:val="Bibliography"/>
@@ -6362,7 +6380,7 @@
       <w:r>
         <w:t xml:space="preserve"> </w:t>
       </w:r>
-      <w:hyperlink r:id="rId92">
+      <w:hyperlink r:id="rId93">
         <w:r>
           <w:rPr>
             <w:rStyle w:val="Hyperlink"/>
@@ -6374,8 +6392,8 @@
         <w:t xml:space="preserve">.</w:t>
       </w:r>
     </w:p>
-    <w:bookmarkEnd w:id="93"/>
-    <w:bookmarkStart w:id="94" w:name="ref-kuhnTidymodelsCollectionPackages2020"/>
+    <w:bookmarkEnd w:id="94"/>
+    <w:bookmarkStart w:id="95" w:name="ref-kuhnTidymodelsCollectionPackages2020"/>
     <w:p>
       <w:pPr>
         <w:pStyle w:val="Bibliography"/>
@@ -6390,8 +6408,8 @@
         <w:t xml:space="preserve">“Tidymodels: A Collection of Packages for Modeling and Machine Learning Using Tidyverse Principles.”</w:t>
       </w:r>
     </w:p>
-    <w:bookmarkEnd w:id="94"/>
-    <w:bookmarkStart w:id="96" w:name="ref-kullSigmoidsHowObtain2017"/>
+    <w:bookmarkEnd w:id="95"/>
+    <w:bookmarkStart w:id="97" w:name="ref-kullSigmoidsHowObtain2017"/>
     <w:p>
       <w:pPr>
         <w:pStyle w:val="Bibliography"/>
@@ -6436,7 +6454,7 @@
       <w:r>
         <w:t xml:space="preserve"> </w:t>
       </w:r>
-      <w:hyperlink r:id="rId95">
+      <w:hyperlink r:id="rId96">
         <w:r>
           <w:rPr>
             <w:rStyle w:val="Hyperlink"/>
@@ -6448,8 +6466,8 @@
         <w:t xml:space="preserve">.</w:t>
       </w:r>
     </w:p>
-    <w:bookmarkEnd w:id="96"/>
-    <w:bookmarkStart w:id="97" w:name="X34be55f2a2ff67a14e7206627bb93b426490c87"/>
+    <w:bookmarkEnd w:id="97"/>
+    <w:bookmarkStart w:id="98" w:name="X34be55f2a2ff67a14e7206627bb93b426490c87"/>
     <w:p>
       <w:pPr>
         <w:pStyle w:val="Bibliography"/>
@@ -6534,8 +6552,8 @@
         <w:t xml:space="preserve">’17. Red Hook, NY, USA: Curran Associates Inc.</w:t>
       </w:r>
     </w:p>
-    <w:bookmarkEnd w:id="97"/>
-    <w:bookmarkStart w:id="98" w:name="X0900e084d2d8751b94683f82b04534ea811d54e"/>
+    <w:bookmarkEnd w:id="98"/>
+    <w:bookmarkStart w:id="99" w:name="X0900e084d2d8751b94683f82b04534ea811d54e"/>
     <w:p>
       <w:pPr>
         <w:pStyle w:val="Bibliography"/>
@@ -6648,8 +6666,58 @@
         <w:t xml:space="preserve">. First edition. New York: The Guilford Press.</w:t>
       </w:r>
     </w:p>
-    <w:bookmarkEnd w:id="98"/>
-    <w:bookmarkStart w:id="100" w:name="X1f44e09282148d362bdacfce67d6a56b1cf06db"/>
+    <w:bookmarkEnd w:id="99"/>
+    <w:bookmarkStart w:id="100" w:name="ref-mba2024FederalPoverty2024"/>
+    <w:p>
+      <w:pPr>
+        <w:pStyle w:val="Bibliography"/>
+      </w:pPr>
+      <w:r>
+        <w:t xml:space="preserve">MBA, Tony Bartels, DVM. 2024.</w:t>
+      </w:r>
+      <w:r>
+        <w:t xml:space="preserve"> </w:t>
+      </w:r>
+      <w:r>
+        <w:t xml:space="preserve">“2024</w:t>
+      </w:r>
+      <w:r>
+        <w:t xml:space="preserve"> </w:t>
+      </w:r>
+      <w:r>
+        <w:t xml:space="preserve">Federal Poverty Rates Published</w:t>
+      </w:r>
+      <w:r>
+        <w:t xml:space="preserve">:</w:t>
+      </w:r>
+      <w:r>
+        <w:t xml:space="preserve"> </w:t>
+      </w:r>
+      <w:r>
+        <w:t xml:space="preserve">Why</w:t>
+      </w:r>
+      <w:r>
+        <w:t xml:space="preserve"> </w:t>
+      </w:r>
+      <w:r>
+        <w:t xml:space="preserve">That Matters for Your Student Loans.”</w:t>
+      </w:r>
+      <w:r>
+        <w:t xml:space="preserve"> </w:t>
+      </w:r>
+      <w:r>
+        <w:rPr>
+          <w:i/>
+          <w:iCs/>
+        </w:rPr>
+        <w:t xml:space="preserve">VIN Foundation</w:t>
+      </w:r>
+      <w:r>
+        <w:t xml:space="preserve">. https://vinfoundation.org/2024-federal-poverty-rates-published-why-that-matters-for-your-student-loans/.</w:t>
+      </w:r>
+    </w:p>
+    <w:bookmarkEnd w:id="100"/>
+    <w:bookmarkStart w:id="102" w:name="X1f44e09282148d362bdacfce67d6a56b1cf06db"/>
     <w:p>
       <w:pPr>
         <w:pStyle w:val="Bibliography"/>
@@ -6736,7 +6804,7 @@
       <w:r>
         <w:t xml:space="preserve"> </w:t>
       </w:r>
-      <w:hyperlink r:id="rId99">
+      <w:hyperlink r:id="rId101">
         <w:r>
           <w:rPr>
             <w:rStyle w:val="Hyperlink"/>
@@ -6748,8 +6816,8 @@
         <w:t xml:space="preserve">.</w:t>
       </w:r>
     </w:p>
-    <w:bookmarkEnd w:id="100"/>
-    <w:bookmarkStart w:id="102" w:name="ref-olfsonHealthcareCoverageService2022"/>
+    <w:bookmarkEnd w:id="102"/>
+    <w:bookmarkStart w:id="104" w:name="ref-olfsonHealthcareCoverageService2022"/>
     <w:p>
       <w:pPr>
         <w:pStyle w:val="Bibliography"/>
@@ -6782,7 +6850,7 @@
       <w:r>
         <w:t xml:space="preserve"> </w:t>
       </w:r>
-      <w:hyperlink r:id="rId101">
+      <w:hyperlink r:id="rId103">
         <w:r>
           <w:rPr>
             <w:rStyle w:val="Hyperlink"/>
@@ -6794,8 +6862,8 @@
         <w:t xml:space="preserve">.</w:t>
       </w:r>
     </w:p>
-    <w:bookmarkEnd w:id="102"/>
-    <w:bookmarkStart w:id="104" w:name="ref-pinedoCurrentReexaminationRacial2019"/>
+    <w:bookmarkEnd w:id="104"/>
+    <w:bookmarkStart w:id="106" w:name="ref-pinedoCurrentReexaminationRacial2019"/>
     <w:p>
       <w:pPr>
         <w:pStyle w:val="Bibliography"/>
@@ -6840,7 +6908,7 @@
       <w:r>
         <w:t xml:space="preserve"> </w:t>
       </w:r>
-      <w:hyperlink r:id="rId103">
+      <w:hyperlink r:id="rId105">
         <w:r>
           <w:rPr>
             <w:rStyle w:val="Hyperlink"/>
@@ -6852,8 +6920,8 @@
         <w:t xml:space="preserve">.</w:t>
       </w:r>
     </w:p>
-    <w:bookmarkEnd w:id="104"/>
-    <w:bookmarkStart w:id="105" w:name="Xa6ef1c5c979e7476d6234b79f6a74545fbd7694"/>
+    <w:bookmarkEnd w:id="106"/>
+    <w:bookmarkStart w:id="107" w:name="Xa6ef1c5c979e7476d6234b79f6a74545fbd7694"/>
     <w:p>
       <w:pPr>
         <w:pStyle w:val="Bibliography"/>
@@ -6896,8 +6964,8 @@
         <w:t xml:space="preserve">58 (1): 7–29.</w:t>
       </w:r>
     </w:p>
-    <w:bookmarkEnd w:id="105"/>
-    <w:bookmarkStart w:id="106" w:name="X93e79e1a5ab79bb153842a6d1ed7d5e5cb3185f"/>
+    <w:bookmarkEnd w:id="107"/>
+    <w:bookmarkStart w:id="108" w:name="X93e79e1a5ab79bb153842a6d1ed7d5e5cb3185f"/>
     <w:p>
       <w:pPr>
         <w:pStyle w:val="Bibliography"/>
@@ -6945,8 +7013,8 @@
         <w:t xml:space="preserve">Boston, MA: RStudio, Inc.</w:t>
       </w:r>
     </w:p>
-    <w:bookmarkEnd w:id="106"/>
-    <w:bookmarkStart w:id="108" w:name="Xd4c1d027f60920f356af6131267e679804e946e"/>
+    <w:bookmarkEnd w:id="108"/>
+    <w:bookmarkStart w:id="110" w:name="Xd4c1d027f60920f356af6131267e679804e946e"/>
     <w:p>
       <w:pPr>
         <w:pStyle w:val="Bibliography"/>
@@ -6991,7 +7059,7 @@
       <w:r>
         <w:t xml:space="preserve"> </w:t>
       </w:r>
-      <w:hyperlink r:id="rId107">
+      <w:hyperlink r:id="rId109">
         <w:r>
           <w:rPr>
             <w:rStyle w:val="Hyperlink"/>
@@ -7003,8 +7071,8 @@
         <w:t xml:space="preserve">.</w:t>
       </w:r>
     </w:p>
-    <w:bookmarkEnd w:id="108"/>
-    <w:bookmarkStart w:id="110" w:name="ref-waltersUsingMachineLearning2021"/>
+    <w:bookmarkEnd w:id="110"/>
+    <w:bookmarkStart w:id="112" w:name="ref-waltersUsingMachineLearning2021"/>
     <w:p>
       <w:pPr>
         <w:pStyle w:val="Bibliography"/>
@@ -7037,7 +7105,7 @@
       <w:r>
         <w:t xml:space="preserve"> </w:t>
       </w:r>
-      <w:hyperlink r:id="rId109">
+      <w:hyperlink r:id="rId111">
         <w:r>
           <w:rPr>
             <w:rStyle w:val="Hyperlink"/>
@@ -7049,8 +7117,8 @@
         <w:t xml:space="preserve">.</w:t>
       </w:r>
     </w:p>
-    <w:bookmarkEnd w:id="110"/>
-    <w:bookmarkStart w:id="112" w:name="X4446e184b7dd55a61fd406499f32542fdcf24b5"/>
+    <w:bookmarkEnd w:id="112"/>
+    <w:bookmarkStart w:id="114" w:name="X4446e184b7dd55a61fd406499f32542fdcf24b5"/>
     <w:p>
       <w:pPr>
         <w:pStyle w:val="Bibliography"/>
@@ -7095,7 +7163,7 @@
       <w:r>
         <w:t xml:space="preserve"> </w:t>
       </w:r>
-      <w:hyperlink r:id="rId111">
+      <w:hyperlink r:id="rId113">
         <w:r>
           <w:rPr>
             <w:rStyle w:val="Hyperlink"/>
@@ -7107,8 +7175,8 @@
         <w:t xml:space="preserve">.</w:t>
       </w:r>
     </w:p>
-    <w:bookmarkEnd w:id="112"/>
-    <w:bookmarkStart w:id="114" w:name="X254a0f87701f835b5365990b3eba45be7dca59c"/>
+    <w:bookmarkEnd w:id="114"/>
+    <w:bookmarkStart w:id="116" w:name="X254a0f87701f835b5365990b3eba45be7dca59c"/>
     <w:p>
       <w:pPr>
         <w:pStyle w:val="Bibliography"/>
@@ -7192,7 +7260,7 @@
       <w:r>
         <w:t xml:space="preserve"> </w:t>
       </w:r>
-      <w:hyperlink r:id="rId113">
+      <w:hyperlink r:id="rId115">
         <w:r>
           <w:rPr>
             <w:rStyle w:val="Hyperlink"/>
@@ -7204,8 +7272,8 @@
         <w:t xml:space="preserve">.</w:t>
       </w:r>
     </w:p>
-    <w:bookmarkEnd w:id="114"/>
-    <w:bookmarkStart w:id="116" w:name="X62c2bccfcb3c64764f794751dcac0a3c1c7edc5"/>
+    <w:bookmarkEnd w:id="116"/>
+    <w:bookmarkStart w:id="118" w:name="X62c2bccfcb3c64764f794751dcac0a3c1c7edc5"/>
     <w:p>
       <w:pPr>
         <w:pStyle w:val="Bibliography"/>
@@ -7280,7 +7348,7 @@
       <w:r>
         <w:t xml:space="preserve"> </w:t>
       </w:r>
-      <w:hyperlink r:id="rId115">
+      <w:hyperlink r:id="rId117">
         <w:r>
           <w:rPr>
             <w:rStyle w:val="Hyperlink"/>
@@ -7292,8 +7360,8 @@
         <w:t xml:space="preserve">.</w:t>
       </w:r>
     </w:p>
-    <w:bookmarkEnd w:id="116"/>
-    <w:bookmarkStart w:id="118" w:name="Xb35ee182d565575e339a0170868456c1684f821"/>
+    <w:bookmarkEnd w:id="118"/>
+    <w:bookmarkStart w:id="120" w:name="Xb35ee182d565575e339a0170868456c1684f821"/>
     <w:p>
       <w:pPr>
         <w:pStyle w:val="Bibliography"/>
@@ -7344,7 +7412,7 @@
       <w:r>
         <w:t xml:space="preserve"> </w:t>
       </w:r>
-      <w:hyperlink r:id="rId117">
+      <w:hyperlink r:id="rId119">
         <w:r>
           <w:rPr>
             <w:rStyle w:val="Hyperlink"/>
@@ -7356,8 +7424,8 @@
         <w:t xml:space="preserve">.</w:t>
       </w:r>
     </w:p>
-    <w:bookmarkEnd w:id="118"/>
-    <w:bookmarkStart w:id="120" w:name="ref-wyantMachineLearningModels2023"/>
+    <w:bookmarkEnd w:id="120"/>
+    <w:bookmarkStart w:id="122" w:name="ref-wyantMachineLearningModels2023"/>
     <w:p>
       <w:pPr>
         <w:pStyle w:val="Bibliography"/>
@@ -7387,7 +7455,7 @@
       <w:r>
         <w:t xml:space="preserve"> </w:t>
       </w:r>
-      <w:hyperlink r:id="rId119">
+      <w:hyperlink r:id="rId121">
         <w:r>
           <w:rPr>
             <w:rStyle w:val="Hyperlink"/>
@@ -7399,10 +7467,10 @@
         <w:t xml:space="preserve">.</w:t>
       </w:r>
     </w:p>
-    <w:bookmarkEnd w:id="120"/>
-    <w:bookmarkEnd w:id="121"/>
     <w:bookmarkEnd w:id="122"/>
     <w:bookmarkEnd w:id="123"/>
+    <w:bookmarkEnd w:id="124"/>
+    <w:bookmarkEnd w:id="125"/>
     <w:sectPr/>
   </w:body>
 </w:document>
@@ -7462,11 +7530,33 @@
         <w:t xml:space="preserve"> </w:t>
       </w:r>
       <w:r>
+        <w:t xml:space="preserve">The poverty cutoff was defined from the 2024 federal poverty line for the 48 continguous United States. Participants at or below $1560 annual income were categorized as below poverty.</w:t>
+      </w:r>
+      <w:r>
+        <w:t xml:space="preserve">(MBA 2024)</w:t>
+      </w:r>
+    </w:p>
+  </w:footnote>
+  <w:footnote w:id="42">
+    <w:p>
+      <w:pPr>
+        <w:pStyle w:val="FootnoteText"/>
+      </w:pPr>
+      <w:r>
+        <w:rPr>
+          <w:rStyle w:val="FootnoteReference"/>
+        </w:rPr>
+        <w:footnoteRef/>
+      </w:r>
+      <w:r>
+        <w:t xml:space="preserve"> </w:t>
+      </w:r>
+      <w:r>
         <w:t xml:space="preserve">For our fairness analyses, we altered our outer loop resampling method from 3 x 10 cross-validation to 6 x 5 cross-validation. This method still gave us 30 held out tests sets, but by splitting the data across fewer folds (i.e., 5 vs. 10) we were able to reduce the likelihood of the minority group being absent in any single fold.</w:t>
       </w:r>
     </w:p>
   </w:footnote>
-  <w:footnote w:id="50">
+  <w:footnote w:id="51">
     <w:p>
       <w:pPr>
         <w:pStyle w:val="FootnoteText"/>

--- a/index.docx
+++ b/index.docx
@@ -1740,7 +1740,7 @@
                     <a:graphicData uri="http://schemas.openxmlformats.org/drawingml/2006/picture">
                       <pic:pic>
                         <pic:nvPicPr>
-                          <pic:cNvPr descr="index_files/figure-docx/notebooks-mak_figures-fig-methods-output-1.jpeg" id="31" name="Picture"/>
+                          <pic:cNvPr descr="index_files/figure-docx/notebooks-mak_figures-fig-methods-output-1.png" id="31" name="Picture"/>
                           <pic:cNvPicPr>
                             <a:picLocks noChangeArrowheads="1" noChangeAspect="1"/>
                           </pic:cNvPicPr>

--- a/index.docx
+++ b/index.docx
@@ -149,7 +149,7 @@
         <w:pStyle w:val="Date"/>
       </w:pPr>
       <w:r>
-        <w:t xml:space="preserve">2024-09-02</w:t>
+        <w:t xml:space="preserve">2024-09-09</w:t>
       </w:r>
     </w:p>
     <w:p>
@@ -1149,7 +1149,7 @@
         <w:pStyle w:val="BodyText"/>
       </w:pPr>
       <w:r>
-        <w:t xml:space="preserve">Today, this approach is also applied to chronic mental health conditions (i.e., precision mental health) such as depression, substance use disorders, and suicide. Mental health conditions are complex, fluctuating processes. Medical conditions often have clear biological precursors, which may be treated well with a single medication. In contrast, mental health conditions are products of numerous psychosocial factors, and treatments must be selected from a wide array of psychosocial supports. Moreover, the factors driving mental health conditions differ between individuals and can change within an individual over time. Thus, precision mental health must consider both the</w:t>
+        <w:t xml:space="preserve">Today, this approach is also applied to chronic mental health conditions (i.e., precision mental health) such as depression, substance use disorders, and suicide. Mental health conditions are complex, fluctuating processes. Medical conditions often have clear biological precursors, which may be treated well with a single medication. In contrast, mental health conditions are products of numerous psychosocial factors, and treatments must be selected from a wide array of supports. Moreover, the factors driving mental health conditions differ between individuals and can change within an individual over time. Thus, precision mental health must consider both the</w:t>
       </w:r>
       <w:r>
         <w:t xml:space="preserve"> </w:t>

--- a/index.docx
+++ b/index.docx
@@ -149,7 +149,7 @@
         <w:pStyle w:val="Date"/>
       </w:pPr>
       <w:r>
-        <w:t xml:space="preserve">2024-09-09</w:t>
+        <w:t xml:space="preserve">2024-09-18</w:t>
       </w:r>
     </w:p>
     <w:p>
@@ -1715,6 +1715,7 @@
       <w:tblPr>
         <w:tblStyle w:val="Table"/>
         <w:tblW w:type="pct" w:w="5000"/>
+        <w:jc w:val="left"/>
         <w:tblLayout w:type="fixed"/>
         <w:tblLook w:firstRow="0" w:lastRow="0" w:firstColumn="0" w:lastColumn="0" w:noHBand="0" w:noVBand="0" w:val="0000"/>
       </w:tblPr>
@@ -2213,6 +2214,7 @@
       <w:tblPr>
         <w:tblStyle w:val="Table"/>
         <w:tblW w:type="pct" w:w="5000"/>
+        <w:jc w:val="left"/>
         <w:tblLayout w:type="fixed"/>
         <w:tblLook w:firstRow="0" w:lastRow="0" w:firstColumn="0" w:lastColumn="0" w:noHBand="0" w:noVBand="0" w:val="0000"/>
       </w:tblPr>
@@ -2240,6 +2242,7 @@
             <w:tblPr>
               <w:tblStyle w:val="Table"/>
               <w:tblW w:type="pct" w:w="4894"/>
+              <w:jc w:val="left"/>
               <w:tblLayout w:type="fixed"/>
               <w:tblLook w:firstRow="1" w:lastRow="0" w:firstColumn="0" w:lastColumn="0" w:noHBand="0" w:noVBand="0" w:val="0020"/>
             </w:tblPr>
@@ -5117,6 +5120,7 @@
       <w:tblPr>
         <w:tblStyle w:val="Table"/>
         <w:tblW w:type="pct" w:w="5000"/>
+        <w:jc w:val="left"/>
         <w:tblLayout w:type="fixed"/>
         <w:tblLook w:firstRow="0" w:lastRow="0" w:firstColumn="0" w:lastColumn="0" w:noHBand="0" w:noVBand="0" w:val="0000"/>
       </w:tblPr>
@@ -5448,6 +5452,7 @@
       <w:tblPr>
         <w:tblStyle w:val="Table"/>
         <w:tblW w:type="pct" w:w="5000"/>
+        <w:jc w:val="left"/>
         <w:tblLayout w:type="fixed"/>
         <w:tblLook w:firstRow="0" w:lastRow="0" w:firstColumn="0" w:lastColumn="0" w:noHBand="0" w:noVBand="0" w:val="0000"/>
       </w:tblPr>
@@ -7588,7 +7593,7 @@
       <w:lvlText w:val=" "/>
       <w:lvlJc w:val="left"/>
       <w:pPr>
-        <w:ind w:left="720" w:hanging="360"/>
+        <w:ind w:left="720" w:hanging="480"/>
       </w:pPr>
     </w:lvl>
     <w:lvl w:ilvl="1">
@@ -7596,7 +7601,7 @@
       <w:lvlText w:val=" "/>
       <w:lvlJc w:val="left"/>
       <w:pPr>
-        <w:ind w:left="1440" w:hanging="360"/>
+        <w:ind w:left="1440" w:hanging="480"/>
       </w:pPr>
     </w:lvl>
     <w:lvl w:ilvl="2">
@@ -7604,7 +7609,7 @@
       <w:lvlText w:val=" "/>
       <w:lvlJc w:val="left"/>
       <w:pPr>
-        <w:ind w:left="2160" w:hanging="360"/>
+        <w:ind w:left="2160" w:hanging="480"/>
       </w:pPr>
     </w:lvl>
     <w:lvl w:ilvl="3">
@@ -7612,7 +7617,7 @@
       <w:lvlText w:val=" "/>
       <w:lvlJc w:val="left"/>
       <w:pPr>
-        <w:ind w:left="2880" w:hanging="360"/>
+        <w:ind w:left="2880" w:hanging="480"/>
       </w:pPr>
     </w:lvl>
     <w:lvl w:ilvl="4">
@@ -7620,7 +7625,7 @@
       <w:lvlText w:val=" "/>
       <w:lvlJc w:val="left"/>
       <w:pPr>
-        <w:ind w:left="3600" w:hanging="360"/>
+        <w:ind w:left="3600" w:hanging="480"/>
       </w:pPr>
     </w:lvl>
     <w:lvl w:ilvl="5">
@@ -7628,7 +7633,7 @@
       <w:lvlText w:val=" "/>
       <w:lvlJc w:val="left"/>
       <w:pPr>
-        <w:ind w:left="4320" w:hanging="360"/>
+        <w:ind w:left="4320" w:hanging="480"/>
       </w:pPr>
     </w:lvl>
     <w:lvl w:ilvl="6">
@@ -7636,7 +7641,7 @@
       <w:lvlText w:val=" "/>
       <w:lvlJc w:val="left"/>
       <w:pPr>
-        <w:ind w:left="5040" w:hanging="360"/>
+        <w:ind w:left="5040" w:hanging="480"/>
       </w:pPr>
     </w:lvl>
     <w:lvl w:ilvl="7">
@@ -7644,7 +7649,7 @@
       <w:lvlText w:val=" "/>
       <w:lvlJc w:val="left"/>
       <w:pPr>
-        <w:ind w:left="5760" w:hanging="360"/>
+        <w:ind w:left="5760" w:hanging="480"/>
       </w:pPr>
     </w:lvl>
     <w:lvl w:ilvl="8">
@@ -7652,7 +7657,7 @@
       <w:lvlText w:val=" "/>
       <w:lvlJc w:val="left"/>
       <w:pPr>
-        <w:ind w:left="6480" w:hanging="360"/>
+        <w:ind w:left="6480" w:hanging="480"/>
       </w:pPr>
     </w:lvl>
   </w:abstractNum>
@@ -7665,7 +7670,7 @@
       <w:lvlText w:val="%1."/>
       <w:lvlJc w:val="left"/>
       <w:pPr>
-        <w:ind w:left="720" w:hanging="360"/>
+        <w:ind w:left="720" w:hanging="480"/>
       </w:pPr>
     </w:lvl>
     <w:lvl w:ilvl="1">
@@ -7674,7 +7679,7 @@
       <w:lvlText w:val="%2."/>
       <w:lvlJc w:val="left"/>
       <w:pPr>
-        <w:ind w:left="1440" w:hanging="360"/>
+        <w:ind w:left="1440" w:hanging="480"/>
       </w:pPr>
     </w:lvl>
     <w:lvl w:ilvl="2">
@@ -7683,7 +7688,7 @@
       <w:lvlText w:val="%3."/>
       <w:lvlJc w:val="left"/>
       <w:pPr>
-        <w:ind w:left="2160" w:hanging="360"/>
+        <w:ind w:left="2160" w:hanging="480"/>
       </w:pPr>
     </w:lvl>
     <w:lvl w:ilvl="3">
@@ -7692,7 +7697,7 @@
       <w:lvlText w:val="%4."/>
       <w:lvlJc w:val="left"/>
       <w:pPr>
-        <w:ind w:left="2880" w:hanging="360"/>
+        <w:ind w:left="2880" w:hanging="480"/>
       </w:pPr>
     </w:lvl>
     <w:lvl w:ilvl="4">
@@ -7701,7 +7706,7 @@
       <w:lvlText w:val="%5."/>
       <w:lvlJc w:val="left"/>
       <w:pPr>
-        <w:ind w:left="3600" w:hanging="360"/>
+        <w:ind w:left="3600" w:hanging="480"/>
       </w:pPr>
     </w:lvl>
     <w:lvl w:ilvl="5">
@@ -7710,7 +7715,7 @@
       <w:lvlText w:val="%6."/>
       <w:lvlJc w:val="left"/>
       <w:pPr>
-        <w:ind w:left="4320" w:hanging="360"/>
+        <w:ind w:left="4320" w:hanging="480"/>
       </w:pPr>
     </w:lvl>
     <w:lvl w:ilvl="6">
@@ -7719,7 +7724,7 @@
       <w:lvlText w:val="%7."/>
       <w:lvlJc w:val="left"/>
       <w:pPr>
-        <w:ind w:left="5040" w:hanging="360"/>
+        <w:ind w:left="5040" w:hanging="480"/>
       </w:pPr>
     </w:lvl>
     <w:lvl w:ilvl="7">
@@ -7728,7 +7733,7 @@
       <w:lvlText w:val="%8."/>
       <w:lvlJc w:val="left"/>
       <w:pPr>
-        <w:ind w:left="5760" w:hanging="360"/>
+        <w:ind w:left="5760" w:hanging="480"/>
       </w:pPr>
     </w:lvl>
     <w:lvl w:ilvl="8">
@@ -7737,7 +7742,7 @@
       <w:lvlText w:val="%9."/>
       <w:lvlJc w:val="left"/>
       <w:pPr>
-        <w:ind w:left="6480" w:hanging="360"/>
+        <w:ind w:left="6480" w:hanging="480"/>
       </w:pPr>
     </w:lvl>
   </w:abstractNum>
@@ -7856,70 +7861,36 @@
     <w:name w:val="Title"/>
     <w:basedOn w:val="Normal"/>
     <w:next w:val="BodyText"/>
-    <w:link w:val="TitleChar"/>
-    <w:uiPriority w:val="10"/>
     <w:qFormat/>
-    <w:rsid w:val="00A10FD9"/>
     <w:pPr>
-      <w:spacing w:after="80" w:line="240" w:lineRule="auto"/>
-      <w:contextualSpacing/>
+      <w:keepNext/>
+      <w:keepLines/>
+      <w:spacing w:after="240" w:before="480"/>
       <w:jc w:val="center"/>
     </w:pPr>
     <w:rPr>
       <w:rFonts w:asciiTheme="majorHAnsi" w:cstheme="majorBidi" w:eastAsiaTheme="majorEastAsia" w:hAnsiTheme="majorHAnsi"/>
-      <w:spacing w:val="-10"/>
-      <w:kern w:val="28"/>
-      <w:sz w:val="56"/>
-      <w:szCs w:val="56"/>
-    </w:rPr>
-  </w:style>
-  <w:style w:customStyle="1" w:styleId="TitleChar" w:type="character">
-    <w:name w:val="Title Char"/>
-    <w:basedOn w:val="DefaultParagraphFont"/>
-    <w:link w:val="Title"/>
-    <w:uiPriority w:val="10"/>
-    <w:rsid w:val="00A10FD9"/>
-    <w:rPr>
-      <w:rFonts w:asciiTheme="majorHAnsi" w:cstheme="majorBidi" w:eastAsiaTheme="majorEastAsia" w:hAnsiTheme="majorHAnsi"/>
-      <w:spacing w:val="-10"/>
-      <w:kern w:val="28"/>
-      <w:sz w:val="56"/>
-      <w:szCs w:val="56"/>
+      <w:b/>
+      <w:bCs/>
+      <w:color w:themeColor="accent1" w:themeShade="B5" w:val="345A8A"/>
+      <w:sz w:val="36"/>
+      <w:szCs w:val="36"/>
     </w:rPr>
   </w:style>
   <w:style w:styleId="Subtitle" w:type="paragraph">
     <w:name w:val="Subtitle"/>
-    <w:basedOn w:val="Normal"/>
+    <w:basedOn w:val="Title"/>
     <w:next w:val="BodyText"/>
-    <w:link w:val="SubtitleChar"/>
-    <w:uiPriority w:val="11"/>
     <w:qFormat/>
-    <w:rsid w:val="00A10FD9"/>
     <w:pPr>
-      <w:numPr>
-        <w:ilvl w:val="1"/>
-      </w:numPr>
+      <w:keepNext/>
+      <w:keepLines/>
+      <w:spacing w:after="240" w:before="240"/>
+      <w:jc w:val="center"/>
     </w:pPr>
     <w:rPr>
-      <w:rFonts w:cstheme="majorBidi" w:eastAsiaTheme="majorEastAsia"/>
-      <w:color w:themeColor="text1" w:themeTint="A6" w:val="595959"/>
-      <w:spacing w:val="15"/>
-      <w:sz w:val="28"/>
-      <w:szCs w:val="28"/>
-    </w:rPr>
-  </w:style>
-  <w:style w:customStyle="1" w:styleId="SubtitleChar" w:type="character">
-    <w:name w:val="Subtitle Char"/>
-    <w:basedOn w:val="DefaultParagraphFont"/>
-    <w:link w:val="Subtitle"/>
-    <w:uiPriority w:val="11"/>
-    <w:rsid w:val="00A10FD9"/>
-    <w:rPr>
-      <w:rFonts w:cstheme="majorBidi" w:eastAsiaTheme="majorEastAsia"/>
-      <w:color w:themeColor="text1" w:themeTint="A6" w:val="595959"/>
-      <w:spacing w:val="15"/>
-      <w:sz w:val="28"/>
-      <w:szCs w:val="28"/>
+      <w:sz w:val="30"/>
+      <w:szCs w:val="30"/>
     </w:rPr>
   </w:style>
   <w:style w:customStyle="1" w:styleId="Author" w:type="paragraph">
@@ -7984,321 +7955,191 @@
     <w:rPr/>
   </w:style>
   <w:style w:styleId="Heading1" w:type="paragraph">
-    <w:name w:val="heading 1"/>
+    <w:name w:val="Heading 1"/>
     <w:basedOn w:val="Normal"/>
     <w:next w:val="BodyText"/>
-    <w:link w:val="Heading1Char"/>
     <w:uiPriority w:val="9"/>
     <w:qFormat/>
-    <w:rsid w:val="00A10FD9"/>
     <w:pPr>
       <w:keepNext/>
       <w:keepLines/>
-      <w:spacing w:after="80" w:before="360"/>
+      <w:spacing w:after="0" w:before="480"/>
       <w:outlineLvl w:val="0"/>
     </w:pPr>
     <w:rPr>
       <w:rFonts w:asciiTheme="majorHAnsi" w:cstheme="majorBidi" w:eastAsiaTheme="majorEastAsia" w:hAnsiTheme="majorHAnsi"/>
-      <w:color w:themeColor="accent1" w:themeShade="BF" w:val="0F4761"/>
-      <w:sz w:val="40"/>
-      <w:szCs w:val="40"/>
+      <w:b/>
+      <w:bCs/>
+      <w:color w:themeColor="accent1" w:val="4F81BD"/>
+      <w:sz w:val="32"/>
+      <w:szCs w:val="32"/>
     </w:rPr>
   </w:style>
   <w:style w:styleId="Heading2" w:type="paragraph">
-    <w:name w:val="heading 2"/>
+    <w:name w:val="Heading 2"/>
     <w:basedOn w:val="Normal"/>
     <w:next w:val="BodyText"/>
-    <w:link w:val="Heading2Char"/>
     <w:uiPriority w:val="9"/>
-    <w:semiHidden/>
     <w:unhideWhenUsed/>
     <w:qFormat/>
-    <w:rsid w:val="00A10FD9"/>
     <w:pPr>
       <w:keepNext/>
       <w:keepLines/>
-      <w:spacing w:after="80" w:before="160"/>
+      <w:spacing w:after="0" w:before="200"/>
       <w:outlineLvl w:val="1"/>
     </w:pPr>
     <w:rPr>
       <w:rFonts w:asciiTheme="majorHAnsi" w:cstheme="majorBidi" w:eastAsiaTheme="majorEastAsia" w:hAnsiTheme="majorHAnsi"/>
-      <w:color w:themeColor="accent1" w:themeShade="BF" w:val="0F4761"/>
-      <w:sz w:val="32"/>
-      <w:szCs w:val="32"/>
-    </w:rPr>
-  </w:style>
-  <w:style w:styleId="Heading3" w:type="paragraph">
-    <w:name w:val="heading 3"/>
-    <w:basedOn w:val="Normal"/>
-    <w:next w:val="BodyText"/>
-    <w:link w:val="Heading3Char"/>
-    <w:uiPriority w:val="9"/>
-    <w:semiHidden/>
-    <w:unhideWhenUsed/>
-    <w:qFormat/>
-    <w:rsid w:val="00A10FD9"/>
-    <w:pPr>
-      <w:keepNext/>
-      <w:keepLines/>
-      <w:spacing w:after="80" w:before="160"/>
-      <w:outlineLvl w:val="2"/>
-    </w:pPr>
-    <w:rPr>
-      <w:rFonts w:cstheme="majorBidi" w:eastAsiaTheme="majorEastAsia"/>
-      <w:color w:themeColor="accent1" w:themeShade="BF" w:val="0F4761"/>
+      <w:b/>
+      <w:bCs/>
+      <w:color w:themeColor="accent1" w:val="4F81BD"/>
       <w:sz w:val="28"/>
       <w:szCs w:val="28"/>
     </w:rPr>
   </w:style>
-  <w:style w:styleId="Heading4" w:type="paragraph">
-    <w:name w:val="heading 4"/>
+  <w:style w:styleId="Heading3" w:type="paragraph">
+    <w:name w:val="Heading 3"/>
     <w:basedOn w:val="Normal"/>
     <w:next w:val="BodyText"/>
-    <w:link w:val="Heading4Char"/>
     <w:uiPriority w:val="9"/>
-    <w:semiHidden/>
     <w:unhideWhenUsed/>
     <w:qFormat/>
-    <w:rsid w:val="00A10FD9"/>
     <w:pPr>
       <w:keepNext/>
       <w:keepLines/>
-      <w:spacing w:after="40" w:before="80"/>
+      <w:spacing w:after="0" w:before="200"/>
+      <w:outlineLvl w:val="2"/>
+    </w:pPr>
+    <w:rPr>
+      <w:rFonts w:asciiTheme="majorHAnsi" w:cstheme="majorBidi" w:eastAsiaTheme="majorEastAsia" w:hAnsiTheme="majorHAnsi"/>
+      <w:b/>
+      <w:bCs/>
+      <w:color w:themeColor="accent1" w:val="4F81BD"/>
+      <w:sz w:val="24"/>
+      <w:szCs w:val="24"/>
+    </w:rPr>
+  </w:style>
+  <w:style w:styleId="Heading4" w:type="paragraph">
+    <w:name w:val="Heading 4"/>
+    <w:basedOn w:val="Normal"/>
+    <w:next w:val="BodyText"/>
+    <w:uiPriority w:val="9"/>
+    <w:unhideWhenUsed/>
+    <w:qFormat/>
+    <w:pPr>
+      <w:keepNext/>
+      <w:keepLines/>
+      <w:spacing w:after="0" w:before="200"/>
       <w:outlineLvl w:val="3"/>
     </w:pPr>
     <w:rPr>
-      <w:rFonts w:cstheme="majorBidi" w:eastAsiaTheme="majorEastAsia"/>
+      <w:rFonts w:asciiTheme="majorHAnsi" w:cstheme="majorBidi" w:eastAsiaTheme="majorEastAsia" w:hAnsiTheme="majorHAnsi"/>
+      <w:bCs/>
       <w:i/>
-      <w:iCs/>
-      <w:color w:themeColor="accent1" w:themeShade="BF" w:val="0F4761"/>
+      <w:color w:themeColor="accent1" w:val="4F81BD"/>
+      <w:sz w:val="24"/>
+      <w:szCs w:val="24"/>
     </w:rPr>
   </w:style>
   <w:style w:styleId="Heading5" w:type="paragraph">
-    <w:name w:val="heading 5"/>
+    <w:name w:val="Heading 5"/>
     <w:basedOn w:val="Normal"/>
     <w:next w:val="BodyText"/>
-    <w:link w:val="Heading5Char"/>
     <w:uiPriority w:val="9"/>
-    <w:semiHidden/>
     <w:unhideWhenUsed/>
     <w:qFormat/>
-    <w:rsid w:val="00A10FD9"/>
     <w:pPr>
       <w:keepNext/>
       <w:keepLines/>
-      <w:spacing w:after="40" w:before="80"/>
+      <w:spacing w:after="0" w:before="200"/>
       <w:outlineLvl w:val="4"/>
     </w:pPr>
     <w:rPr>
-      <w:rFonts w:cstheme="majorBidi" w:eastAsiaTheme="majorEastAsia"/>
-      <w:color w:themeColor="accent1" w:themeShade="BF" w:val="0F4761"/>
+      <w:rFonts w:asciiTheme="majorHAnsi" w:cstheme="majorBidi" w:eastAsiaTheme="majorEastAsia" w:hAnsiTheme="majorHAnsi"/>
+      <w:iCs/>
+      <w:color w:themeColor="accent1" w:val="4F81BD"/>
+      <w:sz w:val="24"/>
+      <w:szCs w:val="24"/>
     </w:rPr>
   </w:style>
   <w:style w:styleId="Heading6" w:type="paragraph">
-    <w:name w:val="heading 6"/>
+    <w:name w:val="Heading 6"/>
     <w:basedOn w:val="Normal"/>
     <w:next w:val="BodyText"/>
-    <w:link w:val="Heading6Char"/>
     <w:uiPriority w:val="9"/>
-    <w:semiHidden/>
     <w:unhideWhenUsed/>
     <w:qFormat/>
-    <w:rsid w:val="00A10FD9"/>
     <w:pPr>
       <w:keepNext/>
       <w:keepLines/>
-      <w:spacing w:after="0" w:before="40"/>
+      <w:spacing w:after="0" w:before="200"/>
       <w:outlineLvl w:val="5"/>
     </w:pPr>
     <w:rPr>
-      <w:rFonts w:cstheme="majorBidi" w:eastAsiaTheme="majorEastAsia"/>
-      <w:i/>
-      <w:iCs/>
-      <w:color w:themeColor="text1" w:themeTint="A6" w:val="595959"/>
+      <w:rFonts w:asciiTheme="majorHAnsi" w:cstheme="majorBidi" w:eastAsiaTheme="majorEastAsia" w:hAnsiTheme="majorHAnsi"/>
+      <w:color w:themeColor="accent1" w:val="4F81BD"/>
+      <w:sz w:val="24"/>
+      <w:szCs w:val="24"/>
     </w:rPr>
   </w:style>
   <w:style w:styleId="Heading7" w:type="paragraph">
-    <w:name w:val="heading 7"/>
+    <w:name w:val="Heading 7"/>
     <w:basedOn w:val="Normal"/>
     <w:next w:val="BodyText"/>
-    <w:link w:val="Heading7Char"/>
     <w:uiPriority w:val="9"/>
-    <w:semiHidden/>
     <w:unhideWhenUsed/>
     <w:qFormat/>
-    <w:rsid w:val="00A10FD9"/>
     <w:pPr>
       <w:keepNext/>
       <w:keepLines/>
-      <w:spacing w:after="0" w:before="40"/>
+      <w:spacing w:after="0" w:before="200"/>
       <w:outlineLvl w:val="6"/>
     </w:pPr>
     <w:rPr>
-      <w:rFonts w:cstheme="majorBidi" w:eastAsiaTheme="majorEastAsia"/>
-      <w:color w:themeColor="text1" w:themeTint="A6" w:val="595959"/>
+      <w:rFonts w:asciiTheme="majorHAnsi" w:cstheme="majorBidi" w:eastAsiaTheme="majorEastAsia" w:hAnsiTheme="majorHAnsi"/>
+      <w:color w:themeColor="accent1" w:val="4F81BD"/>
+      <w:sz w:val="24"/>
+      <w:szCs w:val="24"/>
     </w:rPr>
   </w:style>
   <w:style w:styleId="Heading8" w:type="paragraph">
-    <w:name w:val="heading 8"/>
+    <w:name w:val="Heading 8"/>
     <w:basedOn w:val="Normal"/>
     <w:next w:val="BodyText"/>
-    <w:link w:val="Heading8Char"/>
     <w:uiPriority w:val="9"/>
-    <w:semiHidden/>
     <w:unhideWhenUsed/>
     <w:qFormat/>
-    <w:rsid w:val="00A10FD9"/>
     <w:pPr>
       <w:keepNext/>
       <w:keepLines/>
-      <w:spacing w:after="0"/>
+      <w:spacing w:after="0" w:before="200"/>
       <w:outlineLvl w:val="7"/>
     </w:pPr>
     <w:rPr>
-      <w:rFonts w:cstheme="majorBidi" w:eastAsiaTheme="majorEastAsia"/>
-      <w:i/>
-      <w:iCs/>
-      <w:color w:themeColor="text1" w:themeTint="D8" w:val="272727"/>
+      <w:rFonts w:asciiTheme="majorHAnsi" w:cstheme="majorBidi" w:eastAsiaTheme="majorEastAsia" w:hAnsiTheme="majorHAnsi"/>
+      <w:color w:themeColor="accent1" w:val="4F81BD"/>
+      <w:sz w:val="24"/>
+      <w:szCs w:val="24"/>
     </w:rPr>
   </w:style>
   <w:style w:styleId="Heading9" w:type="paragraph">
-    <w:name w:val="heading 9"/>
+    <w:name w:val="Heading 9"/>
     <w:basedOn w:val="Normal"/>
     <w:next w:val="BodyText"/>
-    <w:link w:val="Heading9Char"/>
     <w:uiPriority w:val="9"/>
-    <w:semiHidden/>
     <w:unhideWhenUsed/>
     <w:qFormat/>
-    <w:rsid w:val="00A10FD9"/>
     <w:pPr>
       <w:keepNext/>
       <w:keepLines/>
-      <w:spacing w:after="0"/>
+      <w:spacing w:after="0" w:before="200"/>
       <w:outlineLvl w:val="8"/>
     </w:pPr>
     <w:rPr>
-      <w:rFonts w:cstheme="majorBidi" w:eastAsiaTheme="majorEastAsia"/>
-      <w:color w:themeColor="text1" w:themeTint="D8" w:val="272727"/>
-    </w:rPr>
-  </w:style>
-  <w:style w:customStyle="1" w:styleId="Heading1Char" w:type="character">
-    <w:name w:val="Heading 1 Char"/>
-    <w:basedOn w:val="DefaultParagraphFont"/>
-    <w:link w:val="Heading1"/>
-    <w:uiPriority w:val="9"/>
-    <w:rsid w:val="00A10FD9"/>
-    <w:rPr>
       <w:rFonts w:asciiTheme="majorHAnsi" w:cstheme="majorBidi" w:eastAsiaTheme="majorEastAsia" w:hAnsiTheme="majorHAnsi"/>
-      <w:color w:themeColor="accent1" w:themeShade="BF" w:val="0F4761"/>
-      <w:sz w:val="40"/>
-      <w:szCs w:val="40"/>
-    </w:rPr>
-  </w:style>
-  <w:style w:customStyle="1" w:styleId="Heading2Char" w:type="character">
-    <w:name w:val="Heading 2 Char"/>
-    <w:basedOn w:val="DefaultParagraphFont"/>
-    <w:link w:val="Heading2"/>
-    <w:uiPriority w:val="9"/>
-    <w:semiHidden/>
-    <w:rsid w:val="00A10FD9"/>
-    <w:rPr>
-      <w:rFonts w:asciiTheme="majorHAnsi" w:cstheme="majorBidi" w:eastAsiaTheme="majorEastAsia" w:hAnsiTheme="majorHAnsi"/>
-      <w:color w:themeColor="accent1" w:themeShade="BF" w:val="0F4761"/>
-      <w:sz w:val="32"/>
-      <w:szCs w:val="32"/>
-    </w:rPr>
-  </w:style>
-  <w:style w:customStyle="1" w:styleId="Heading3Char" w:type="character">
-    <w:name w:val="Heading 3 Char"/>
-    <w:basedOn w:val="DefaultParagraphFont"/>
-    <w:link w:val="Heading3"/>
-    <w:uiPriority w:val="9"/>
-    <w:semiHidden/>
-    <w:rsid w:val="00A10FD9"/>
-    <w:rPr>
-      <w:rFonts w:cstheme="majorBidi" w:eastAsiaTheme="majorEastAsia"/>
-      <w:color w:themeColor="accent1" w:themeShade="BF" w:val="0F4761"/>
-      <w:sz w:val="28"/>
-      <w:szCs w:val="28"/>
-    </w:rPr>
-  </w:style>
-  <w:style w:customStyle="1" w:styleId="Heading4Char" w:type="character">
-    <w:name w:val="Heading 4 Char"/>
-    <w:basedOn w:val="DefaultParagraphFont"/>
-    <w:link w:val="Heading4"/>
-    <w:uiPriority w:val="9"/>
-    <w:semiHidden/>
-    <w:rsid w:val="00A10FD9"/>
-    <w:rPr>
-      <w:rFonts w:cstheme="majorBidi" w:eastAsiaTheme="majorEastAsia"/>
-      <w:i/>
-      <w:iCs/>
-      <w:color w:themeColor="accent1" w:themeShade="BF" w:val="0F4761"/>
-    </w:rPr>
-  </w:style>
-  <w:style w:customStyle="1" w:styleId="Heading5Char" w:type="character">
-    <w:name w:val="Heading 5 Char"/>
-    <w:basedOn w:val="DefaultParagraphFont"/>
-    <w:link w:val="Heading5"/>
-    <w:uiPriority w:val="9"/>
-    <w:semiHidden/>
-    <w:rsid w:val="00A10FD9"/>
-    <w:rPr>
-      <w:rFonts w:cstheme="majorBidi" w:eastAsiaTheme="majorEastAsia"/>
-      <w:color w:themeColor="accent1" w:themeShade="BF" w:val="0F4761"/>
-    </w:rPr>
-  </w:style>
-  <w:style w:customStyle="1" w:styleId="Heading6Char" w:type="character">
-    <w:name w:val="Heading 6 Char"/>
-    <w:basedOn w:val="DefaultParagraphFont"/>
-    <w:link w:val="Heading6"/>
-    <w:uiPriority w:val="9"/>
-    <w:semiHidden/>
-    <w:rsid w:val="00A10FD9"/>
-    <w:rPr>
-      <w:rFonts w:cstheme="majorBidi" w:eastAsiaTheme="majorEastAsia"/>
-      <w:i/>
-      <w:iCs/>
-      <w:color w:themeColor="text1" w:themeTint="A6" w:val="595959"/>
-    </w:rPr>
-  </w:style>
-  <w:style w:customStyle="1" w:styleId="Heading7Char" w:type="character">
-    <w:name w:val="Heading 7 Char"/>
-    <w:basedOn w:val="DefaultParagraphFont"/>
-    <w:link w:val="Heading7"/>
-    <w:uiPriority w:val="9"/>
-    <w:semiHidden/>
-    <w:rsid w:val="00A10FD9"/>
-    <w:rPr>
-      <w:rFonts w:cstheme="majorBidi" w:eastAsiaTheme="majorEastAsia"/>
-      <w:color w:themeColor="text1" w:themeTint="A6" w:val="595959"/>
-    </w:rPr>
-  </w:style>
-  <w:style w:customStyle="1" w:styleId="Heading8Char" w:type="character">
-    <w:name w:val="Heading 8 Char"/>
-    <w:basedOn w:val="DefaultParagraphFont"/>
-    <w:link w:val="Heading8"/>
-    <w:uiPriority w:val="9"/>
-    <w:semiHidden/>
-    <w:rsid w:val="00A10FD9"/>
-    <w:rPr>
-      <w:rFonts w:cstheme="majorBidi" w:eastAsiaTheme="majorEastAsia"/>
-      <w:i/>
-      <w:iCs/>
-      <w:color w:themeColor="text1" w:themeTint="D8" w:val="272727"/>
-    </w:rPr>
-  </w:style>
-  <w:style w:customStyle="1" w:styleId="Heading9Char" w:type="character">
-    <w:name w:val="Heading 9 Char"/>
-    <w:basedOn w:val="DefaultParagraphFont"/>
-    <w:link w:val="Heading9"/>
-    <w:uiPriority w:val="9"/>
-    <w:semiHidden/>
-    <w:rsid w:val="00A10FD9"/>
-    <w:rPr>
-      <w:rFonts w:cstheme="majorBidi" w:eastAsiaTheme="majorEastAsia"/>
-      <w:color w:themeColor="text1" w:themeTint="D8" w:val="272727"/>
+      <w:color w:themeColor="accent1" w:val="4F81BD"/>
+      <w:sz w:val="24"/>
+      <w:szCs w:val="24"/>
     </w:rPr>
   </w:style>
   <w:style w:styleId="BlockText" w:type="paragraph">
@@ -8323,8 +8164,8 @@
   </w:style>
   <w:style w:styleId="FootnoteBlockText" w:type="paragraph">
     <w:name w:val="Footnote Block Text"/>
-    <w:basedOn w:val="FootnoteText"/>
-    <w:next w:val="FootnoteText"/>
+    <w:basedOn w:val="Footnote Text"/>
+    <w:next w:val="Footnote Text"/>
     <w:uiPriority w:val="9"/>
     <w:unhideWhenUsed/>
     <w:qFormat/>
@@ -8744,44 +8585,44 @@
         <a:sysClr val="window" lastClr="FFFFFF"/>
       </a:lt1>
       <a:dk2>
-        <a:srgbClr val="0E2841"/>
+        <a:srgbClr val="1F497D"/>
       </a:dk2>
       <a:lt2>
-        <a:srgbClr val="E8E8E8"/>
+        <a:srgbClr val="EEECE1"/>
       </a:lt2>
       <a:accent1>
-        <a:srgbClr val="156082"/>
+        <a:srgbClr val="4F81BD"/>
       </a:accent1>
       <a:accent2>
-        <a:srgbClr val="E97132"/>
+        <a:srgbClr val="C0504D"/>
       </a:accent2>
       <a:accent3>
-        <a:srgbClr val="196B24"/>
+        <a:srgbClr val="9BBB59"/>
       </a:accent3>
       <a:accent4>
-        <a:srgbClr val="0F9ED5"/>
+        <a:srgbClr val="8064A2"/>
       </a:accent4>
       <a:accent5>
-        <a:srgbClr val="A02B93"/>
+        <a:srgbClr val="4BACC6"/>
       </a:accent5>
       <a:accent6>
-        <a:srgbClr val="4EA72E"/>
+        <a:srgbClr val="F79646"/>
       </a:accent6>
       <a:hlink>
-        <a:srgbClr val="467886"/>
+        <a:srgbClr val="0000FF"/>
       </a:hlink>
       <a:folHlink>
-        <a:srgbClr val="96607D"/>
+        <a:srgbClr val="800080"/>
       </a:folHlink>
     </a:clrScheme>
     <a:fontScheme name="Office">
       <a:majorFont>
-        <a:latin typeface="Aptos Display" panose="02110004020202020204"/>
+        <a:latin typeface="Calibri"/>
         <a:ea typeface=""/>
         <a:cs typeface=""/>
-        <a:font script="Jpan" typeface="游ゴシック Light"/>
+        <a:font script="Jpan" typeface="ＭＳ ゴシック"/>
         <a:font script="Hang" typeface="맑은 고딕"/>
-        <a:font script="Hans" typeface="等线 Light"/>
+        <a:font script="Hans" typeface="宋体"/>
         <a:font script="Hant" typeface="新細明體"/>
         <a:font script="Arab" typeface="Times New Roman"/>
         <a:font script="Hebr" typeface="Times New Roman"/>
@@ -8808,32 +8649,14 @@
         <a:font script="Mong" typeface="Mongolian Baiti"/>
         <a:font script="Viet" typeface="Times New Roman"/>
         <a:font script="Uigh" typeface="Microsoft Uighur"/>
-        <a:font script="Geor" typeface="Sylfaen"/>
-        <a:font script="Armn" typeface="Arial"/>
-        <a:font script="Bugi" typeface="Leelawadee UI"/>
-        <a:font script="Bopo" typeface="Microsoft JhengHei"/>
-        <a:font script="Java" typeface="Javanese Text"/>
-        <a:font script="Lisu" typeface="Segoe UI"/>
-        <a:font script="Mymr" typeface="Myanmar Text"/>
-        <a:font script="Nkoo" typeface="Ebrima"/>
-        <a:font script="Olck" typeface="Nirmala UI"/>
-        <a:font script="Osma" typeface="Ebrima"/>
-        <a:font script="Phag" typeface="Phagspa"/>
-        <a:font script="Syrn" typeface="Estrangelo Edessa"/>
-        <a:font script="Syrj" typeface="Estrangelo Edessa"/>
-        <a:font script="Syre" typeface="Estrangelo Edessa"/>
-        <a:font script="Sora" typeface="Nirmala UI"/>
-        <a:font script="Tale" typeface="Microsoft Tai Le"/>
-        <a:font script="Talu" typeface="Microsoft New Tai Lue"/>
-        <a:font script="Tfng" typeface="Ebrima"/>
       </a:majorFont>
       <a:minorFont>
-        <a:latin typeface="Aptos" panose="02110004020202020204"/>
+        <a:latin typeface="Cambria"/>
         <a:ea typeface=""/>
         <a:cs typeface=""/>
-        <a:font script="Jpan" typeface="游明朝"/>
+        <a:font script="Jpan" typeface="ＭＳ 明朝"/>
         <a:font script="Hang" typeface="맑은 고딕"/>
-        <a:font script="Hans" typeface="等线"/>
+        <a:font script="Hans" typeface="宋体"/>
         <a:font script="Hant" typeface="新細明體"/>
         <a:font script="Arab" typeface="Arial"/>
         <a:font script="Hebr" typeface="Arial"/>
@@ -8860,24 +8683,6 @@
         <a:font script="Mong" typeface="Mongolian Baiti"/>
         <a:font script="Viet" typeface="Arial"/>
         <a:font script="Uigh" typeface="Microsoft Uighur"/>
-        <a:font script="Geor" typeface="Sylfaen"/>
-        <a:font script="Armn" typeface="Arial"/>
-        <a:font script="Bugi" typeface="Leelawadee UI"/>
-        <a:font script="Bopo" typeface="Microsoft JhengHei"/>
-        <a:font script="Java" typeface="Javanese Text"/>
-        <a:font script="Lisu" typeface="Segoe UI"/>
-        <a:font script="Mymr" typeface="Myanmar Text"/>
-        <a:font script="Nkoo" typeface="Ebrima"/>
-        <a:font script="Olck" typeface="Nirmala UI"/>
-        <a:font script="Osma" typeface="Ebrima"/>
-        <a:font script="Phag" typeface="Phagspa"/>
-        <a:font script="Syrn" typeface="Estrangelo Edessa"/>
-        <a:font script="Syrj" typeface="Estrangelo Edessa"/>
-        <a:font script="Syre" typeface="Estrangelo Edessa"/>
-        <a:font script="Sora" typeface="Nirmala UI"/>
-        <a:font script="Tale" typeface="Microsoft Tai Le"/>
-        <a:font script="Talu" typeface="Microsoft New Tai Lue"/>
-        <a:font script="Tfng" typeface="Ebrima"/>
       </a:minorFont>
     </a:fontScheme>
     <a:fmtScheme name="Office">
@@ -8889,141 +8694,200 @@
           <a:gsLst>
             <a:gs pos="0">
               <a:schemeClr val="phClr">
-                <a:lumMod val="110000"/>
-                <a:satMod val="105000"/>
-                <a:tint val="67000"/>
+                <a:tint val="50000"/>
+                <a:satMod val="300000"/>
               </a:schemeClr>
             </a:gs>
-            <a:gs pos="50000">
+            <a:gs pos="35000">
               <a:schemeClr val="phClr">
-                <a:lumMod val="105000"/>
-                <a:satMod val="103000"/>
-                <a:tint val="73000"/>
+                <a:tint val="37000"/>
+                <a:satMod val="300000"/>
               </a:schemeClr>
             </a:gs>
             <a:gs pos="100000">
               <a:schemeClr val="phClr">
-                <a:lumMod val="105000"/>
-                <a:satMod val="109000"/>
-                <a:tint val="81000"/>
+                <a:tint val="15000"/>
+                <a:satMod val="350000"/>
               </a:schemeClr>
             </a:gs>
           </a:gsLst>
-          <a:lin ang="5400000" scaled="0"/>
+          <a:lin ang="16200000" scaled="1"/>
         </a:gradFill>
         <a:gradFill rotWithShape="1">
           <a:gsLst>
             <a:gs pos="0">
               <a:schemeClr val="phClr">
-                <a:satMod val="103000"/>
-                <a:lumMod val="102000"/>
-                <a:tint val="94000"/>
-              </a:schemeClr>
-            </a:gs>
-            <a:gs pos="50000">
-              <a:schemeClr val="phClr">
-                <a:satMod val="110000"/>
-                <a:lumMod val="100000"/>
+                <a:tint val="100000"/>
                 <a:shade val="100000"/>
+                <a:satMod val="130000"/>
               </a:schemeClr>
             </a:gs>
             <a:gs pos="100000">
               <a:schemeClr val="phClr">
-                <a:lumMod val="99000"/>
-                <a:satMod val="120000"/>
-                <a:shade val="78000"/>
+                <a:tint val="50000"/>
+                <a:shade val="100000"/>
+                <a:satMod val="350000"/>
               </a:schemeClr>
             </a:gs>
           </a:gsLst>
-          <a:lin ang="5400000" scaled="0"/>
+          <a:lin ang="16200000" scaled="0"/>
         </a:gradFill>
       </a:fillStyleLst>
       <a:lnStyleLst>
-        <a:ln w="6350" cap="flat" cmpd="sng" algn="ctr">
+        <a:ln w="9525" cap="flat" cmpd="sng" algn="ctr">
+          <a:solidFill>
+            <a:schemeClr val="phClr">
+              <a:shade val="95000"/>
+              <a:satMod val="105000"/>
+            </a:schemeClr>
+          </a:solidFill>
+          <a:prstDash val="solid"/>
+        </a:ln>
+        <a:ln w="25400" cap="flat" cmpd="sng" algn="ctr">
           <a:solidFill>
             <a:schemeClr val="phClr"/>
           </a:solidFill>
           <a:prstDash val="solid"/>
-          <a:miter lim="800000"/>
         </a:ln>
-        <a:ln w="12700" cap="flat" cmpd="sng" algn="ctr">
+        <a:ln w="38100" cap="flat" cmpd="sng" algn="ctr">
           <a:solidFill>
             <a:schemeClr val="phClr"/>
           </a:solidFill>
           <a:prstDash val="solid"/>
-          <a:miter lim="800000"/>
-        </a:ln>
-        <a:ln w="19050" cap="flat" cmpd="sng" algn="ctr">
-          <a:solidFill>
-            <a:schemeClr val="phClr"/>
-          </a:solidFill>
-          <a:prstDash val="solid"/>
-          <a:miter lim="800000"/>
         </a:ln>
       </a:lnStyleLst>
       <a:effectStyleLst>
         <a:effectStyle>
-          <a:effectLst/>
-        </a:effectStyle>
-        <a:effectStyle>
-          <a:effectLst/>
+          <a:effectLst>
+            <a:outerShdw blurRad="40000" dist="20000" dir="5400000" rotWithShape="0">
+              <a:srgbClr val="000000">
+                <a:alpha val="38000"/>
+              </a:srgbClr>
+            </a:outerShdw>
+          </a:effectLst>
         </a:effectStyle>
         <a:effectStyle>
           <a:effectLst>
-            <a:outerShdw blurRad="57150" dist="19050" dir="5400000" algn="ctr" rotWithShape="0">
+            <a:outerShdw blurRad="40000" dist="23000" dir="5400000" rotWithShape="0">
               <a:srgbClr val="000000">
-                <a:alpha val="63000"/>
+                <a:alpha val="35000"/>
               </a:srgbClr>
             </a:outerShdw>
           </a:effectLst>
+        </a:effectStyle>
+        <a:effectStyle>
+          <a:effectLst>
+            <a:outerShdw blurRad="40000" dist="23000" dir="5400000" rotWithShape="0">
+              <a:srgbClr val="000000">
+                <a:alpha val="35000"/>
+              </a:srgbClr>
+            </a:outerShdw>
+          </a:effectLst>
+          <a:scene3d>
+            <a:camera prst="orthographicFront">
+              <a:rot lat="0" lon="0" rev="0"/>
+            </a:camera>
+            <a:lightRig rig="threePt" dir="t">
+              <a:rot lat="0" lon="0" rev="1200000"/>
+            </a:lightRig>
+          </a:scene3d>
+          <a:sp3d>
+            <a:bevelT w="63500" h="25400"/>
+          </a:sp3d>
         </a:effectStyle>
       </a:effectStyleLst>
       <a:bgFillStyleLst>
         <a:solidFill>
           <a:schemeClr val="phClr"/>
         </a:solidFill>
-        <a:solidFill>
-          <a:schemeClr val="phClr">
-            <a:tint val="95000"/>
-            <a:satMod val="170000"/>
-          </a:schemeClr>
-        </a:solidFill>
         <a:gradFill rotWithShape="1">
           <a:gsLst>
             <a:gs pos="0">
               <a:schemeClr val="phClr">
-                <a:tint val="93000"/>
-                <a:satMod val="150000"/>
-                <a:shade val="98000"/>
-                <a:lumMod val="102000"/>
+                <a:tint val="40000"/>
+                <a:satMod val="350000"/>
               </a:schemeClr>
             </a:gs>
-            <a:gs pos="50000">
+            <a:gs pos="40000">
               <a:schemeClr val="phClr">
-                <a:tint val="98000"/>
-                <a:satMod val="130000"/>
-                <a:shade val="90000"/>
-                <a:lumMod val="103000"/>
+                <a:tint val="45000"/>
+                <a:shade val="99000"/>
+                <a:satMod val="350000"/>
               </a:schemeClr>
             </a:gs>
             <a:gs pos="100000">
               <a:schemeClr val="phClr">
-                <a:shade val="63000"/>
-                <a:satMod val="120000"/>
+                <a:shade val="20000"/>
+                <a:satMod val="255000"/>
               </a:schemeClr>
             </a:gs>
           </a:gsLst>
-          <a:lin ang="5400000" scaled="0"/>
+          <a:path path="circle">
+            <a:fillToRect l="50000" t="-80000" r="50000" b="180000"/>
+          </a:path>
+        </a:gradFill>
+        <a:gradFill rotWithShape="1">
+          <a:gsLst>
+            <a:gs pos="0">
+              <a:schemeClr val="phClr">
+                <a:tint val="80000"/>
+                <a:satMod val="300000"/>
+              </a:schemeClr>
+            </a:gs>
+            <a:gs pos="100000">
+              <a:schemeClr val="phClr">
+                <a:shade val="30000"/>
+                <a:satMod val="200000"/>
+              </a:schemeClr>
+            </a:gs>
+          </a:gsLst>
+          <a:path path="circle">
+            <a:fillToRect l="50000" t="50000" r="50000" b="50000"/>
+          </a:path>
         </a:gradFill>
       </a:bgFillStyleLst>
     </a:fmtScheme>
   </a:themeElements>
-  <a:objectDefaults/>
+  <a:objectDefaults>
+    <a:spDef>
+      <a:spPr/>
+      <a:bodyPr/>
+      <a:lstStyle/>
+      <a:style>
+        <a:lnRef idx="1">
+          <a:schemeClr val="accent1"/>
+        </a:lnRef>
+        <a:fillRef idx="3">
+          <a:schemeClr val="accent1"/>
+        </a:fillRef>
+        <a:effectRef idx="2">
+          <a:schemeClr val="accent1"/>
+        </a:effectRef>
+        <a:fontRef idx="minor">
+          <a:schemeClr val="lt1"/>
+        </a:fontRef>
+      </a:style>
+    </a:spDef>
+    <a:lnDef>
+      <a:spPr/>
+      <a:bodyPr/>
+      <a:lstStyle/>
+      <a:style>
+        <a:lnRef idx="2">
+          <a:schemeClr val="accent1"/>
+        </a:lnRef>
+        <a:fillRef idx="0">
+          <a:schemeClr val="accent1"/>
+        </a:fillRef>
+        <a:effectRef idx="1">
+          <a:schemeClr val="accent1"/>
+        </a:effectRef>
+        <a:fontRef idx="minor">
+          <a:schemeClr val="tx1"/>
+        </a:fontRef>
+      </a:style>
+    </a:lnDef>
+  </a:objectDefaults>
   <a:extraClrSchemeLst/>
-  <a:extLst>
-    <a:ext uri="{05A4C25C-085E-4340-85A3-A5531E510DB2}">
-      <thm15:themeFamily xmlns:thm15="http://schemas.microsoft.com/office/thememl/2012/main" name="Office Theme" id="{2E142A2C-CD16-42D6-873A-C26D2A0506FA}" vid="{1BDDFF52-6CD6-40A5-AB3C-68EB2F1E4D0A}"/>
-    </a:ext>
-  </a:extLst>
 </a:theme>
 </file>
--- a/index.docx
+++ b/index.docx
@@ -1116,7 +1116,7 @@
         <w:pStyle w:val="FirstParagraph"/>
       </w:pPr>
       <w:r>
-        <w:t xml:space="preserve">Precision medicine has been a goal in healthcare for over half a century</w:t>
+        <w:t xml:space="preserve">Precision medicine has been a goal in healthcare for over half of a century</w:t>
       </w:r>
       <w:r>
         <w:t xml:space="preserve"> </w:t>

--- a/index.docx
+++ b/index.docx
@@ -149,7 +149,7 @@
         <w:pStyle w:val="Date"/>
       </w:pPr>
       <w:r>
-        <w:t xml:space="preserve">2024-09-18</w:t>
+        <w:t xml:space="preserve">2024-09-09</w:t>
       </w:r>
     </w:p>
     <w:p>
@@ -1116,7 +1116,7 @@
         <w:pStyle w:val="FirstParagraph"/>
       </w:pPr>
       <w:r>
-        <w:t xml:space="preserve">Precision medicine has been a goal in healthcare for over half of a century</w:t>
+        <w:t xml:space="preserve">Precision medicine has been a goal in healthcare for over half a century</w:t>
       </w:r>
       <w:r>
         <w:t xml:space="preserve"> </w:t>
@@ -1715,7 +1715,6 @@
       <w:tblPr>
         <w:tblStyle w:val="Table"/>
         <w:tblW w:type="pct" w:w="5000"/>
-        <w:jc w:val="left"/>
         <w:tblLayout w:type="fixed"/>
         <w:tblLook w:firstRow="0" w:lastRow="0" w:firstColumn="0" w:lastColumn="0" w:noHBand="0" w:noVBand="0" w:val="0000"/>
       </w:tblPr>
@@ -2214,7 +2213,6 @@
       <w:tblPr>
         <w:tblStyle w:val="Table"/>
         <w:tblW w:type="pct" w:w="5000"/>
-        <w:jc w:val="left"/>
         <w:tblLayout w:type="fixed"/>
         <w:tblLook w:firstRow="0" w:lastRow="0" w:firstColumn="0" w:lastColumn="0" w:noHBand="0" w:noVBand="0" w:val="0000"/>
       </w:tblPr>
@@ -2242,7 +2240,6 @@
             <w:tblPr>
               <w:tblStyle w:val="Table"/>
               <w:tblW w:type="pct" w:w="4894"/>
-              <w:jc w:val="left"/>
               <w:tblLayout w:type="fixed"/>
               <w:tblLook w:firstRow="1" w:lastRow="0" w:firstColumn="0" w:lastColumn="0" w:noHBand="0" w:noVBand="0" w:val="0020"/>
             </w:tblPr>
@@ -5120,7 +5117,6 @@
       <w:tblPr>
         <w:tblStyle w:val="Table"/>
         <w:tblW w:type="pct" w:w="5000"/>
-        <w:jc w:val="left"/>
         <w:tblLayout w:type="fixed"/>
         <w:tblLook w:firstRow="0" w:lastRow="0" w:firstColumn="0" w:lastColumn="0" w:noHBand="0" w:noVBand="0" w:val="0000"/>
       </w:tblPr>
@@ -5452,7 +5448,6 @@
       <w:tblPr>
         <w:tblStyle w:val="Table"/>
         <w:tblW w:type="pct" w:w="5000"/>
-        <w:jc w:val="left"/>
         <w:tblLayout w:type="fixed"/>
         <w:tblLook w:firstRow="0" w:lastRow="0" w:firstColumn="0" w:lastColumn="0" w:noHBand="0" w:noVBand="0" w:val="0000"/>
       </w:tblPr>
@@ -7593,7 +7588,7 @@
       <w:lvlText w:val=" "/>
       <w:lvlJc w:val="left"/>
       <w:pPr>
-        <w:ind w:left="720" w:hanging="480"/>
+        <w:ind w:left="720" w:hanging="360"/>
       </w:pPr>
     </w:lvl>
     <w:lvl w:ilvl="1">
@@ -7601,7 +7596,7 @@
       <w:lvlText w:val=" "/>
       <w:lvlJc w:val="left"/>
       <w:pPr>
-        <w:ind w:left="1440" w:hanging="480"/>
+        <w:ind w:left="1440" w:hanging="360"/>
       </w:pPr>
     </w:lvl>
     <w:lvl w:ilvl="2">
@@ -7609,7 +7604,7 @@
       <w:lvlText w:val=" "/>
       <w:lvlJc w:val="left"/>
       <w:pPr>
-        <w:ind w:left="2160" w:hanging="480"/>
+        <w:ind w:left="2160" w:hanging="360"/>
       </w:pPr>
     </w:lvl>
     <w:lvl w:ilvl="3">
@@ -7617,7 +7612,7 @@
       <w:lvlText w:val=" "/>
       <w:lvlJc w:val="left"/>
       <w:pPr>
-        <w:ind w:left="2880" w:hanging="480"/>
+        <w:ind w:left="2880" w:hanging="360"/>
       </w:pPr>
     </w:lvl>
     <w:lvl w:ilvl="4">
@@ -7625,7 +7620,7 @@
       <w:lvlText w:val=" "/>
       <w:lvlJc w:val="left"/>
       <w:pPr>
-        <w:ind w:left="3600" w:hanging="480"/>
+        <w:ind w:left="3600" w:hanging="360"/>
       </w:pPr>
     </w:lvl>
     <w:lvl w:ilvl="5">
@@ -7633,7 +7628,7 @@
       <w:lvlText w:val=" "/>
       <w:lvlJc w:val="left"/>
       <w:pPr>
-        <w:ind w:left="4320" w:hanging="480"/>
+        <w:ind w:left="4320" w:hanging="360"/>
       </w:pPr>
     </w:lvl>
     <w:lvl w:ilvl="6">
@@ -7641,7 +7636,7 @@
       <w:lvlText w:val=" "/>
       <w:lvlJc w:val="left"/>
       <w:pPr>
-        <w:ind w:left="5040" w:hanging="480"/>
+        <w:ind w:left="5040" w:hanging="360"/>
       </w:pPr>
     </w:lvl>
     <w:lvl w:ilvl="7">
@@ -7649,7 +7644,7 @@
       <w:lvlText w:val=" "/>
       <w:lvlJc w:val="left"/>
       <w:pPr>
-        <w:ind w:left="5760" w:hanging="480"/>
+        <w:ind w:left="5760" w:hanging="360"/>
       </w:pPr>
     </w:lvl>
     <w:lvl w:ilvl="8">
@@ -7657,7 +7652,7 @@
       <w:lvlText w:val=" "/>
       <w:lvlJc w:val="left"/>
       <w:pPr>
-        <w:ind w:left="6480" w:hanging="480"/>
+        <w:ind w:left="6480" w:hanging="360"/>
       </w:pPr>
     </w:lvl>
   </w:abstractNum>
@@ -7670,7 +7665,7 @@
       <w:lvlText w:val="%1."/>
       <w:lvlJc w:val="left"/>
       <w:pPr>
-        <w:ind w:left="720" w:hanging="480"/>
+        <w:ind w:left="720" w:hanging="360"/>
       </w:pPr>
     </w:lvl>
     <w:lvl w:ilvl="1">
@@ -7679,7 +7674,7 @@
       <w:lvlText w:val="%2."/>
       <w:lvlJc w:val="left"/>
       <w:pPr>
-        <w:ind w:left="1440" w:hanging="480"/>
+        <w:ind w:left="1440" w:hanging="360"/>
       </w:pPr>
     </w:lvl>
     <w:lvl w:ilvl="2">
@@ -7688,7 +7683,7 @@
       <w:lvlText w:val="%3."/>
       <w:lvlJc w:val="left"/>
       <w:pPr>
-        <w:ind w:left="2160" w:hanging="480"/>
+        <w:ind w:left="2160" w:hanging="360"/>
       </w:pPr>
     </w:lvl>
     <w:lvl w:ilvl="3">
@@ -7697,7 +7692,7 @@
       <w:lvlText w:val="%4."/>
       <w:lvlJc w:val="left"/>
       <w:pPr>
-        <w:ind w:left="2880" w:hanging="480"/>
+        <w:ind w:left="2880" w:hanging="360"/>
       </w:pPr>
     </w:lvl>
     <w:lvl w:ilvl="4">
@@ -7706,7 +7701,7 @@
       <w:lvlText w:val="%5."/>
       <w:lvlJc w:val="left"/>
       <w:pPr>
-        <w:ind w:left="3600" w:hanging="480"/>
+        <w:ind w:left="3600" w:hanging="360"/>
       </w:pPr>
     </w:lvl>
     <w:lvl w:ilvl="5">
@@ -7715,7 +7710,7 @@
       <w:lvlText w:val="%6."/>
       <w:lvlJc w:val="left"/>
       <w:pPr>
-        <w:ind w:left="4320" w:hanging="480"/>
+        <w:ind w:left="4320" w:hanging="360"/>
       </w:pPr>
     </w:lvl>
     <w:lvl w:ilvl="6">
@@ -7724,7 +7719,7 @@
       <w:lvlText w:val="%7."/>
       <w:lvlJc w:val="left"/>
       <w:pPr>
-        <w:ind w:left="5040" w:hanging="480"/>
+        <w:ind w:left="5040" w:hanging="360"/>
       </w:pPr>
     </w:lvl>
     <w:lvl w:ilvl="7">
@@ -7733,7 +7728,7 @@
       <w:lvlText w:val="%8."/>
       <w:lvlJc w:val="left"/>
       <w:pPr>
-        <w:ind w:left="5760" w:hanging="480"/>
+        <w:ind w:left="5760" w:hanging="360"/>
       </w:pPr>
     </w:lvl>
     <w:lvl w:ilvl="8">
@@ -7742,7 +7737,7 @@
       <w:lvlText w:val="%9."/>
       <w:lvlJc w:val="left"/>
       <w:pPr>
-        <w:ind w:left="6480" w:hanging="480"/>
+        <w:ind w:left="6480" w:hanging="360"/>
       </w:pPr>
     </w:lvl>
   </w:abstractNum>
@@ -7861,36 +7856,70 @@
     <w:name w:val="Title"/>
     <w:basedOn w:val="Normal"/>
     <w:next w:val="BodyText"/>
+    <w:link w:val="TitleChar"/>
+    <w:uiPriority w:val="10"/>
     <w:qFormat/>
+    <w:rsid w:val="00A10FD9"/>
     <w:pPr>
-      <w:keepNext/>
-      <w:keepLines/>
-      <w:spacing w:after="240" w:before="480"/>
+      <w:spacing w:after="80" w:line="240" w:lineRule="auto"/>
+      <w:contextualSpacing/>
       <w:jc w:val="center"/>
     </w:pPr>
     <w:rPr>
       <w:rFonts w:asciiTheme="majorHAnsi" w:cstheme="majorBidi" w:eastAsiaTheme="majorEastAsia" w:hAnsiTheme="majorHAnsi"/>
-      <w:b/>
-      <w:bCs/>
-      <w:color w:themeColor="accent1" w:themeShade="B5" w:val="345A8A"/>
-      <w:sz w:val="36"/>
-      <w:szCs w:val="36"/>
+      <w:spacing w:val="-10"/>
+      <w:kern w:val="28"/>
+      <w:sz w:val="56"/>
+      <w:szCs w:val="56"/>
+    </w:rPr>
+  </w:style>
+  <w:style w:customStyle="1" w:styleId="TitleChar" w:type="character">
+    <w:name w:val="Title Char"/>
+    <w:basedOn w:val="DefaultParagraphFont"/>
+    <w:link w:val="Title"/>
+    <w:uiPriority w:val="10"/>
+    <w:rsid w:val="00A10FD9"/>
+    <w:rPr>
+      <w:rFonts w:asciiTheme="majorHAnsi" w:cstheme="majorBidi" w:eastAsiaTheme="majorEastAsia" w:hAnsiTheme="majorHAnsi"/>
+      <w:spacing w:val="-10"/>
+      <w:kern w:val="28"/>
+      <w:sz w:val="56"/>
+      <w:szCs w:val="56"/>
     </w:rPr>
   </w:style>
   <w:style w:styleId="Subtitle" w:type="paragraph">
     <w:name w:val="Subtitle"/>
-    <w:basedOn w:val="Title"/>
+    <w:basedOn w:val="Normal"/>
     <w:next w:val="BodyText"/>
+    <w:link w:val="SubtitleChar"/>
+    <w:uiPriority w:val="11"/>
     <w:qFormat/>
+    <w:rsid w:val="00A10FD9"/>
     <w:pPr>
-      <w:keepNext/>
-      <w:keepLines/>
-      <w:spacing w:after="240" w:before="240"/>
-      <w:jc w:val="center"/>
+      <w:numPr>
+        <w:ilvl w:val="1"/>
+      </w:numPr>
     </w:pPr>
     <w:rPr>
-      <w:sz w:val="30"/>
-      <w:szCs w:val="30"/>
+      <w:rFonts w:cstheme="majorBidi" w:eastAsiaTheme="majorEastAsia"/>
+      <w:color w:themeColor="text1" w:themeTint="A6" w:val="595959"/>
+      <w:spacing w:val="15"/>
+      <w:sz w:val="28"/>
+      <w:szCs w:val="28"/>
+    </w:rPr>
+  </w:style>
+  <w:style w:customStyle="1" w:styleId="SubtitleChar" w:type="character">
+    <w:name w:val="Subtitle Char"/>
+    <w:basedOn w:val="DefaultParagraphFont"/>
+    <w:link w:val="Subtitle"/>
+    <w:uiPriority w:val="11"/>
+    <w:rsid w:val="00A10FD9"/>
+    <w:rPr>
+      <w:rFonts w:cstheme="majorBidi" w:eastAsiaTheme="majorEastAsia"/>
+      <w:color w:themeColor="text1" w:themeTint="A6" w:val="595959"/>
+      <w:spacing w:val="15"/>
+      <w:sz w:val="28"/>
+      <w:szCs w:val="28"/>
     </w:rPr>
   </w:style>
   <w:style w:customStyle="1" w:styleId="Author" w:type="paragraph">
@@ -7955,191 +7984,321 @@
     <w:rPr/>
   </w:style>
   <w:style w:styleId="Heading1" w:type="paragraph">
-    <w:name w:val="Heading 1"/>
+    <w:name w:val="heading 1"/>
     <w:basedOn w:val="Normal"/>
     <w:next w:val="BodyText"/>
+    <w:link w:val="Heading1Char"/>
     <w:uiPriority w:val="9"/>
     <w:qFormat/>
+    <w:rsid w:val="00A10FD9"/>
     <w:pPr>
       <w:keepNext/>
       <w:keepLines/>
-      <w:spacing w:after="0" w:before="480"/>
+      <w:spacing w:after="80" w:before="360"/>
       <w:outlineLvl w:val="0"/>
     </w:pPr>
     <w:rPr>
       <w:rFonts w:asciiTheme="majorHAnsi" w:cstheme="majorBidi" w:eastAsiaTheme="majorEastAsia" w:hAnsiTheme="majorHAnsi"/>
-      <w:b/>
-      <w:bCs/>
-      <w:color w:themeColor="accent1" w:val="4F81BD"/>
+      <w:color w:themeColor="accent1" w:themeShade="BF" w:val="0F4761"/>
+      <w:sz w:val="40"/>
+      <w:szCs w:val="40"/>
+    </w:rPr>
+  </w:style>
+  <w:style w:styleId="Heading2" w:type="paragraph">
+    <w:name w:val="heading 2"/>
+    <w:basedOn w:val="Normal"/>
+    <w:next w:val="BodyText"/>
+    <w:link w:val="Heading2Char"/>
+    <w:uiPriority w:val="9"/>
+    <w:semiHidden/>
+    <w:unhideWhenUsed/>
+    <w:qFormat/>
+    <w:rsid w:val="00A10FD9"/>
+    <w:pPr>
+      <w:keepNext/>
+      <w:keepLines/>
+      <w:spacing w:after="80" w:before="160"/>
+      <w:outlineLvl w:val="1"/>
+    </w:pPr>
+    <w:rPr>
+      <w:rFonts w:asciiTheme="majorHAnsi" w:cstheme="majorBidi" w:eastAsiaTheme="majorEastAsia" w:hAnsiTheme="majorHAnsi"/>
+      <w:color w:themeColor="accent1" w:themeShade="BF" w:val="0F4761"/>
       <w:sz w:val="32"/>
       <w:szCs w:val="32"/>
     </w:rPr>
   </w:style>
-  <w:style w:styleId="Heading2" w:type="paragraph">
-    <w:name w:val="Heading 2"/>
+  <w:style w:styleId="Heading3" w:type="paragraph">
+    <w:name w:val="heading 3"/>
     <w:basedOn w:val="Normal"/>
     <w:next w:val="BodyText"/>
+    <w:link w:val="Heading3Char"/>
     <w:uiPriority w:val="9"/>
+    <w:semiHidden/>
     <w:unhideWhenUsed/>
     <w:qFormat/>
+    <w:rsid w:val="00A10FD9"/>
     <w:pPr>
       <w:keepNext/>
       <w:keepLines/>
-      <w:spacing w:after="0" w:before="200"/>
-      <w:outlineLvl w:val="1"/>
+      <w:spacing w:after="80" w:before="160"/>
+      <w:outlineLvl w:val="2"/>
     </w:pPr>
     <w:rPr>
-      <w:rFonts w:asciiTheme="majorHAnsi" w:cstheme="majorBidi" w:eastAsiaTheme="majorEastAsia" w:hAnsiTheme="majorHAnsi"/>
-      <w:b/>
-      <w:bCs/>
-      <w:color w:themeColor="accent1" w:val="4F81BD"/>
+      <w:rFonts w:cstheme="majorBidi" w:eastAsiaTheme="majorEastAsia"/>
+      <w:color w:themeColor="accent1" w:themeShade="BF" w:val="0F4761"/>
       <w:sz w:val="28"/>
       <w:szCs w:val="28"/>
     </w:rPr>
   </w:style>
-  <w:style w:styleId="Heading3" w:type="paragraph">
-    <w:name w:val="Heading 3"/>
+  <w:style w:styleId="Heading4" w:type="paragraph">
+    <w:name w:val="heading 4"/>
     <w:basedOn w:val="Normal"/>
     <w:next w:val="BodyText"/>
+    <w:link w:val="Heading4Char"/>
     <w:uiPriority w:val="9"/>
+    <w:semiHidden/>
     <w:unhideWhenUsed/>
     <w:qFormat/>
+    <w:rsid w:val="00A10FD9"/>
     <w:pPr>
       <w:keepNext/>
       <w:keepLines/>
-      <w:spacing w:after="0" w:before="200"/>
-      <w:outlineLvl w:val="2"/>
+      <w:spacing w:after="40" w:before="80"/>
+      <w:outlineLvl w:val="3"/>
     </w:pPr>
     <w:rPr>
-      <w:rFonts w:asciiTheme="majorHAnsi" w:cstheme="majorBidi" w:eastAsiaTheme="majorEastAsia" w:hAnsiTheme="majorHAnsi"/>
-      <w:b/>
-      <w:bCs/>
-      <w:color w:themeColor="accent1" w:val="4F81BD"/>
-      <w:sz w:val="24"/>
-      <w:szCs w:val="24"/>
+      <w:rFonts w:cstheme="majorBidi" w:eastAsiaTheme="majorEastAsia"/>
+      <w:i/>
+      <w:iCs/>
+      <w:color w:themeColor="accent1" w:themeShade="BF" w:val="0F4761"/>
     </w:rPr>
   </w:style>
-  <w:style w:styleId="Heading4" w:type="paragraph">
-    <w:name w:val="Heading 4"/>
+  <w:style w:styleId="Heading5" w:type="paragraph">
+    <w:name w:val="heading 5"/>
     <w:basedOn w:val="Normal"/>
     <w:next w:val="BodyText"/>
+    <w:link w:val="Heading5Char"/>
     <w:uiPriority w:val="9"/>
+    <w:semiHidden/>
     <w:unhideWhenUsed/>
     <w:qFormat/>
+    <w:rsid w:val="00A10FD9"/>
     <w:pPr>
       <w:keepNext/>
       <w:keepLines/>
-      <w:spacing w:after="0" w:before="200"/>
-      <w:outlineLvl w:val="3"/>
+      <w:spacing w:after="40" w:before="80"/>
+      <w:outlineLvl w:val="4"/>
     </w:pPr>
     <w:rPr>
-      <w:rFonts w:asciiTheme="majorHAnsi" w:cstheme="majorBidi" w:eastAsiaTheme="majorEastAsia" w:hAnsiTheme="majorHAnsi"/>
-      <w:bCs/>
-      <w:i/>
-      <w:color w:themeColor="accent1" w:val="4F81BD"/>
-      <w:sz w:val="24"/>
-      <w:szCs w:val="24"/>
+      <w:rFonts w:cstheme="majorBidi" w:eastAsiaTheme="majorEastAsia"/>
+      <w:color w:themeColor="accent1" w:themeShade="BF" w:val="0F4761"/>
     </w:rPr>
   </w:style>
-  <w:style w:styleId="Heading5" w:type="paragraph">
-    <w:name w:val="Heading 5"/>
+  <w:style w:styleId="Heading6" w:type="paragraph">
+    <w:name w:val="heading 6"/>
     <w:basedOn w:val="Normal"/>
     <w:next w:val="BodyText"/>
+    <w:link w:val="Heading6Char"/>
     <w:uiPriority w:val="9"/>
+    <w:semiHidden/>
     <w:unhideWhenUsed/>
     <w:qFormat/>
+    <w:rsid w:val="00A10FD9"/>
     <w:pPr>
       <w:keepNext/>
       <w:keepLines/>
-      <w:spacing w:after="0" w:before="200"/>
-      <w:outlineLvl w:val="4"/>
+      <w:spacing w:after="0" w:before="40"/>
+      <w:outlineLvl w:val="5"/>
     </w:pPr>
     <w:rPr>
-      <w:rFonts w:asciiTheme="majorHAnsi" w:cstheme="majorBidi" w:eastAsiaTheme="majorEastAsia" w:hAnsiTheme="majorHAnsi"/>
+      <w:rFonts w:cstheme="majorBidi" w:eastAsiaTheme="majorEastAsia"/>
+      <w:i/>
       <w:iCs/>
-      <w:color w:themeColor="accent1" w:val="4F81BD"/>
-      <w:sz w:val="24"/>
-      <w:szCs w:val="24"/>
+      <w:color w:themeColor="text1" w:themeTint="A6" w:val="595959"/>
     </w:rPr>
   </w:style>
-  <w:style w:styleId="Heading6" w:type="paragraph">
-    <w:name w:val="Heading 6"/>
+  <w:style w:styleId="Heading7" w:type="paragraph">
+    <w:name w:val="heading 7"/>
     <w:basedOn w:val="Normal"/>
     <w:next w:val="BodyText"/>
+    <w:link w:val="Heading7Char"/>
     <w:uiPriority w:val="9"/>
+    <w:semiHidden/>
     <w:unhideWhenUsed/>
     <w:qFormat/>
+    <w:rsid w:val="00A10FD9"/>
     <w:pPr>
       <w:keepNext/>
       <w:keepLines/>
-      <w:spacing w:after="0" w:before="200"/>
-      <w:outlineLvl w:val="5"/>
+      <w:spacing w:after="0" w:before="40"/>
+      <w:outlineLvl w:val="6"/>
     </w:pPr>
     <w:rPr>
-      <w:rFonts w:asciiTheme="majorHAnsi" w:cstheme="majorBidi" w:eastAsiaTheme="majorEastAsia" w:hAnsiTheme="majorHAnsi"/>
-      <w:color w:themeColor="accent1" w:val="4F81BD"/>
-      <w:sz w:val="24"/>
-      <w:szCs w:val="24"/>
+      <w:rFonts w:cstheme="majorBidi" w:eastAsiaTheme="majorEastAsia"/>
+      <w:color w:themeColor="text1" w:themeTint="A6" w:val="595959"/>
     </w:rPr>
   </w:style>
-  <w:style w:styleId="Heading7" w:type="paragraph">
-    <w:name w:val="Heading 7"/>
+  <w:style w:styleId="Heading8" w:type="paragraph">
+    <w:name w:val="heading 8"/>
     <w:basedOn w:val="Normal"/>
     <w:next w:val="BodyText"/>
+    <w:link w:val="Heading8Char"/>
     <w:uiPriority w:val="9"/>
+    <w:semiHidden/>
     <w:unhideWhenUsed/>
     <w:qFormat/>
+    <w:rsid w:val="00A10FD9"/>
     <w:pPr>
       <w:keepNext/>
       <w:keepLines/>
-      <w:spacing w:after="0" w:before="200"/>
-      <w:outlineLvl w:val="6"/>
+      <w:spacing w:after="0"/>
+      <w:outlineLvl w:val="7"/>
     </w:pPr>
     <w:rPr>
-      <w:rFonts w:asciiTheme="majorHAnsi" w:cstheme="majorBidi" w:eastAsiaTheme="majorEastAsia" w:hAnsiTheme="majorHAnsi"/>
-      <w:color w:themeColor="accent1" w:val="4F81BD"/>
-      <w:sz w:val="24"/>
-      <w:szCs w:val="24"/>
+      <w:rFonts w:cstheme="majorBidi" w:eastAsiaTheme="majorEastAsia"/>
+      <w:i/>
+      <w:iCs/>
+      <w:color w:themeColor="text1" w:themeTint="D8" w:val="272727"/>
     </w:rPr>
   </w:style>
-  <w:style w:styleId="Heading8" w:type="paragraph">
-    <w:name w:val="Heading 8"/>
+  <w:style w:styleId="Heading9" w:type="paragraph">
+    <w:name w:val="heading 9"/>
     <w:basedOn w:val="Normal"/>
     <w:next w:val="BodyText"/>
+    <w:link w:val="Heading9Char"/>
     <w:uiPriority w:val="9"/>
+    <w:semiHidden/>
     <w:unhideWhenUsed/>
     <w:qFormat/>
+    <w:rsid w:val="00A10FD9"/>
     <w:pPr>
       <w:keepNext/>
       <w:keepLines/>
-      <w:spacing w:after="0" w:before="200"/>
-      <w:outlineLvl w:val="7"/>
-    </w:pPr>
-    <w:rPr>
-      <w:rFonts w:asciiTheme="majorHAnsi" w:cstheme="majorBidi" w:eastAsiaTheme="majorEastAsia" w:hAnsiTheme="majorHAnsi"/>
-      <w:color w:themeColor="accent1" w:val="4F81BD"/>
-      <w:sz w:val="24"/>
-      <w:szCs w:val="24"/>
-    </w:rPr>
-  </w:style>
-  <w:style w:styleId="Heading9" w:type="paragraph">
-    <w:name w:val="Heading 9"/>
-    <w:basedOn w:val="Normal"/>
-    <w:next w:val="BodyText"/>
-    <w:uiPriority w:val="9"/>
-    <w:unhideWhenUsed/>
-    <w:qFormat/>
-    <w:pPr>
-      <w:keepNext/>
-      <w:keepLines/>
-      <w:spacing w:after="0" w:before="200"/>
+      <w:spacing w:after="0"/>
       <w:outlineLvl w:val="8"/>
     </w:pPr>
     <w:rPr>
+      <w:rFonts w:cstheme="majorBidi" w:eastAsiaTheme="majorEastAsia"/>
+      <w:color w:themeColor="text1" w:themeTint="D8" w:val="272727"/>
+    </w:rPr>
+  </w:style>
+  <w:style w:customStyle="1" w:styleId="Heading1Char" w:type="character">
+    <w:name w:val="Heading 1 Char"/>
+    <w:basedOn w:val="DefaultParagraphFont"/>
+    <w:link w:val="Heading1"/>
+    <w:uiPriority w:val="9"/>
+    <w:rsid w:val="00A10FD9"/>
+    <w:rPr>
       <w:rFonts w:asciiTheme="majorHAnsi" w:cstheme="majorBidi" w:eastAsiaTheme="majorEastAsia" w:hAnsiTheme="majorHAnsi"/>
-      <w:color w:themeColor="accent1" w:val="4F81BD"/>
-      <w:sz w:val="24"/>
-      <w:szCs w:val="24"/>
+      <w:color w:themeColor="accent1" w:themeShade="BF" w:val="0F4761"/>
+      <w:sz w:val="40"/>
+      <w:szCs w:val="40"/>
+    </w:rPr>
+  </w:style>
+  <w:style w:customStyle="1" w:styleId="Heading2Char" w:type="character">
+    <w:name w:val="Heading 2 Char"/>
+    <w:basedOn w:val="DefaultParagraphFont"/>
+    <w:link w:val="Heading2"/>
+    <w:uiPriority w:val="9"/>
+    <w:semiHidden/>
+    <w:rsid w:val="00A10FD9"/>
+    <w:rPr>
+      <w:rFonts w:asciiTheme="majorHAnsi" w:cstheme="majorBidi" w:eastAsiaTheme="majorEastAsia" w:hAnsiTheme="majorHAnsi"/>
+      <w:color w:themeColor="accent1" w:themeShade="BF" w:val="0F4761"/>
+      <w:sz w:val="32"/>
+      <w:szCs w:val="32"/>
+    </w:rPr>
+  </w:style>
+  <w:style w:customStyle="1" w:styleId="Heading3Char" w:type="character">
+    <w:name w:val="Heading 3 Char"/>
+    <w:basedOn w:val="DefaultParagraphFont"/>
+    <w:link w:val="Heading3"/>
+    <w:uiPriority w:val="9"/>
+    <w:semiHidden/>
+    <w:rsid w:val="00A10FD9"/>
+    <w:rPr>
+      <w:rFonts w:cstheme="majorBidi" w:eastAsiaTheme="majorEastAsia"/>
+      <w:color w:themeColor="accent1" w:themeShade="BF" w:val="0F4761"/>
+      <w:sz w:val="28"/>
+      <w:szCs w:val="28"/>
+    </w:rPr>
+  </w:style>
+  <w:style w:customStyle="1" w:styleId="Heading4Char" w:type="character">
+    <w:name w:val="Heading 4 Char"/>
+    <w:basedOn w:val="DefaultParagraphFont"/>
+    <w:link w:val="Heading4"/>
+    <w:uiPriority w:val="9"/>
+    <w:semiHidden/>
+    <w:rsid w:val="00A10FD9"/>
+    <w:rPr>
+      <w:rFonts w:cstheme="majorBidi" w:eastAsiaTheme="majorEastAsia"/>
+      <w:i/>
+      <w:iCs/>
+      <w:color w:themeColor="accent1" w:themeShade="BF" w:val="0F4761"/>
+    </w:rPr>
+  </w:style>
+  <w:style w:customStyle="1" w:styleId="Heading5Char" w:type="character">
+    <w:name w:val="Heading 5 Char"/>
+    <w:basedOn w:val="DefaultParagraphFont"/>
+    <w:link w:val="Heading5"/>
+    <w:uiPriority w:val="9"/>
+    <w:semiHidden/>
+    <w:rsid w:val="00A10FD9"/>
+    <w:rPr>
+      <w:rFonts w:cstheme="majorBidi" w:eastAsiaTheme="majorEastAsia"/>
+      <w:color w:themeColor="accent1" w:themeShade="BF" w:val="0F4761"/>
+    </w:rPr>
+  </w:style>
+  <w:style w:customStyle="1" w:styleId="Heading6Char" w:type="character">
+    <w:name w:val="Heading 6 Char"/>
+    <w:basedOn w:val="DefaultParagraphFont"/>
+    <w:link w:val="Heading6"/>
+    <w:uiPriority w:val="9"/>
+    <w:semiHidden/>
+    <w:rsid w:val="00A10FD9"/>
+    <w:rPr>
+      <w:rFonts w:cstheme="majorBidi" w:eastAsiaTheme="majorEastAsia"/>
+      <w:i/>
+      <w:iCs/>
+      <w:color w:themeColor="text1" w:themeTint="A6" w:val="595959"/>
+    </w:rPr>
+  </w:style>
+  <w:style w:customStyle="1" w:styleId="Heading7Char" w:type="character">
+    <w:name w:val="Heading 7 Char"/>
+    <w:basedOn w:val="DefaultParagraphFont"/>
+    <w:link w:val="Heading7"/>
+    <w:uiPriority w:val="9"/>
+    <w:semiHidden/>
+    <w:rsid w:val="00A10FD9"/>
+    <w:rPr>
+      <w:rFonts w:cstheme="majorBidi" w:eastAsiaTheme="majorEastAsia"/>
+      <w:color w:themeColor="text1" w:themeTint="A6" w:val="595959"/>
+    </w:rPr>
+  </w:style>
+  <w:style w:customStyle="1" w:styleId="Heading8Char" w:type="character">
+    <w:name w:val="Heading 8 Char"/>
+    <w:basedOn w:val="DefaultParagraphFont"/>
+    <w:link w:val="Heading8"/>
+    <w:uiPriority w:val="9"/>
+    <w:semiHidden/>
+    <w:rsid w:val="00A10FD9"/>
+    <w:rPr>
+      <w:rFonts w:cstheme="majorBidi" w:eastAsiaTheme="majorEastAsia"/>
+      <w:i/>
+      <w:iCs/>
+      <w:color w:themeColor="text1" w:themeTint="D8" w:val="272727"/>
+    </w:rPr>
+  </w:style>
+  <w:style w:customStyle="1" w:styleId="Heading9Char" w:type="character">
+    <w:name w:val="Heading 9 Char"/>
+    <w:basedOn w:val="DefaultParagraphFont"/>
+    <w:link w:val="Heading9"/>
+    <w:uiPriority w:val="9"/>
+    <w:semiHidden/>
+    <w:rsid w:val="00A10FD9"/>
+    <w:rPr>
+      <w:rFonts w:cstheme="majorBidi" w:eastAsiaTheme="majorEastAsia"/>
+      <w:color w:themeColor="text1" w:themeTint="D8" w:val="272727"/>
     </w:rPr>
   </w:style>
   <w:style w:styleId="BlockText" w:type="paragraph">
@@ -8164,8 +8323,8 @@
   </w:style>
   <w:style w:styleId="FootnoteBlockText" w:type="paragraph">
     <w:name w:val="Footnote Block Text"/>
-    <w:basedOn w:val="Footnote Text"/>
-    <w:next w:val="Footnote Text"/>
+    <w:basedOn w:val="FootnoteText"/>
+    <w:next w:val="FootnoteText"/>
     <w:uiPriority w:val="9"/>
     <w:unhideWhenUsed/>
     <w:qFormat/>
@@ -8585,44 +8744,44 @@
         <a:sysClr val="window" lastClr="FFFFFF"/>
       </a:lt1>
       <a:dk2>
-        <a:srgbClr val="1F497D"/>
+        <a:srgbClr val="0E2841"/>
       </a:dk2>
       <a:lt2>
-        <a:srgbClr val="EEECE1"/>
+        <a:srgbClr val="E8E8E8"/>
       </a:lt2>
       <a:accent1>
-        <a:srgbClr val="4F81BD"/>
+        <a:srgbClr val="156082"/>
       </a:accent1>
       <a:accent2>
-        <a:srgbClr val="C0504D"/>
+        <a:srgbClr val="E97132"/>
       </a:accent2>
       <a:accent3>
-        <a:srgbClr val="9BBB59"/>
+        <a:srgbClr val="196B24"/>
       </a:accent3>
       <a:accent4>
-        <a:srgbClr val="8064A2"/>
+        <a:srgbClr val="0F9ED5"/>
       </a:accent4>
       <a:accent5>
-        <a:srgbClr val="4BACC6"/>
+        <a:srgbClr val="A02B93"/>
       </a:accent5>
       <a:accent6>
-        <a:srgbClr val="F79646"/>
+        <a:srgbClr val="4EA72E"/>
       </a:accent6>
       <a:hlink>
-        <a:srgbClr val="0000FF"/>
+        <a:srgbClr val="467886"/>
       </a:hlink>
       <a:folHlink>
-        <a:srgbClr val="800080"/>
+        <a:srgbClr val="96607D"/>
       </a:folHlink>
     </a:clrScheme>
     <a:fontScheme name="Office">
       <a:majorFont>
-        <a:latin typeface="Calibri"/>
+        <a:latin typeface="Aptos Display" panose="02110004020202020204"/>
         <a:ea typeface=""/>
         <a:cs typeface=""/>
-        <a:font script="Jpan" typeface="ＭＳ ゴシック"/>
+        <a:font script="Jpan" typeface="游ゴシック Light"/>
         <a:font script="Hang" typeface="맑은 고딕"/>
-        <a:font script="Hans" typeface="宋体"/>
+        <a:font script="Hans" typeface="等线 Light"/>
         <a:font script="Hant" typeface="新細明體"/>
         <a:font script="Arab" typeface="Times New Roman"/>
         <a:font script="Hebr" typeface="Times New Roman"/>
@@ -8649,14 +8808,32 @@
         <a:font script="Mong" typeface="Mongolian Baiti"/>
         <a:font script="Viet" typeface="Times New Roman"/>
         <a:font script="Uigh" typeface="Microsoft Uighur"/>
+        <a:font script="Geor" typeface="Sylfaen"/>
+        <a:font script="Armn" typeface="Arial"/>
+        <a:font script="Bugi" typeface="Leelawadee UI"/>
+        <a:font script="Bopo" typeface="Microsoft JhengHei"/>
+        <a:font script="Java" typeface="Javanese Text"/>
+        <a:font script="Lisu" typeface="Segoe UI"/>
+        <a:font script="Mymr" typeface="Myanmar Text"/>
+        <a:font script="Nkoo" typeface="Ebrima"/>
+        <a:font script="Olck" typeface="Nirmala UI"/>
+        <a:font script="Osma" typeface="Ebrima"/>
+        <a:font script="Phag" typeface="Phagspa"/>
+        <a:font script="Syrn" typeface="Estrangelo Edessa"/>
+        <a:font script="Syrj" typeface="Estrangelo Edessa"/>
+        <a:font script="Syre" typeface="Estrangelo Edessa"/>
+        <a:font script="Sora" typeface="Nirmala UI"/>
+        <a:font script="Tale" typeface="Microsoft Tai Le"/>
+        <a:font script="Talu" typeface="Microsoft New Tai Lue"/>
+        <a:font script="Tfng" typeface="Ebrima"/>
       </a:majorFont>
       <a:minorFont>
-        <a:latin typeface="Cambria"/>
+        <a:latin typeface="Aptos" panose="02110004020202020204"/>
         <a:ea typeface=""/>
         <a:cs typeface=""/>
-        <a:font script="Jpan" typeface="ＭＳ 明朝"/>
+        <a:font script="Jpan" typeface="游明朝"/>
         <a:font script="Hang" typeface="맑은 고딕"/>
-        <a:font script="Hans" typeface="宋体"/>
+        <a:font script="Hans" typeface="等线"/>
         <a:font script="Hant" typeface="新細明體"/>
         <a:font script="Arab" typeface="Arial"/>
         <a:font script="Hebr" typeface="Arial"/>
@@ -8683,6 +8860,24 @@
         <a:font script="Mong" typeface="Mongolian Baiti"/>
         <a:font script="Viet" typeface="Arial"/>
         <a:font script="Uigh" typeface="Microsoft Uighur"/>
+        <a:font script="Geor" typeface="Sylfaen"/>
+        <a:font script="Armn" typeface="Arial"/>
+        <a:font script="Bugi" typeface="Leelawadee UI"/>
+        <a:font script="Bopo" typeface="Microsoft JhengHei"/>
+        <a:font script="Java" typeface="Javanese Text"/>
+        <a:font script="Lisu" typeface="Segoe UI"/>
+        <a:font script="Mymr" typeface="Myanmar Text"/>
+        <a:font script="Nkoo" typeface="Ebrima"/>
+        <a:font script="Olck" typeface="Nirmala UI"/>
+        <a:font script="Osma" typeface="Ebrima"/>
+        <a:font script="Phag" typeface="Phagspa"/>
+        <a:font script="Syrn" typeface="Estrangelo Edessa"/>
+        <a:font script="Syrj" typeface="Estrangelo Edessa"/>
+        <a:font script="Syre" typeface="Estrangelo Edessa"/>
+        <a:font script="Sora" typeface="Nirmala UI"/>
+        <a:font script="Tale" typeface="Microsoft Tai Le"/>
+        <a:font script="Talu" typeface="Microsoft New Tai Lue"/>
+        <a:font script="Tfng" typeface="Ebrima"/>
       </a:minorFont>
     </a:fontScheme>
     <a:fmtScheme name="Office">
@@ -8694,200 +8889,141 @@
           <a:gsLst>
             <a:gs pos="0">
               <a:schemeClr val="phClr">
-                <a:tint val="50000"/>
-                <a:satMod val="300000"/>
+                <a:lumMod val="110000"/>
+                <a:satMod val="105000"/>
+                <a:tint val="67000"/>
               </a:schemeClr>
             </a:gs>
-            <a:gs pos="35000">
+            <a:gs pos="50000">
               <a:schemeClr val="phClr">
-                <a:tint val="37000"/>
-                <a:satMod val="300000"/>
+                <a:lumMod val="105000"/>
+                <a:satMod val="103000"/>
+                <a:tint val="73000"/>
               </a:schemeClr>
             </a:gs>
             <a:gs pos="100000">
               <a:schemeClr val="phClr">
-                <a:tint val="15000"/>
-                <a:satMod val="350000"/>
+                <a:lumMod val="105000"/>
+                <a:satMod val="109000"/>
+                <a:tint val="81000"/>
               </a:schemeClr>
             </a:gs>
           </a:gsLst>
-          <a:lin ang="16200000" scaled="1"/>
+          <a:lin ang="5400000" scaled="0"/>
         </a:gradFill>
         <a:gradFill rotWithShape="1">
           <a:gsLst>
             <a:gs pos="0">
               <a:schemeClr val="phClr">
-                <a:tint val="100000"/>
+                <a:satMod val="103000"/>
+                <a:lumMod val="102000"/>
+                <a:tint val="94000"/>
+              </a:schemeClr>
+            </a:gs>
+            <a:gs pos="50000">
+              <a:schemeClr val="phClr">
+                <a:satMod val="110000"/>
+                <a:lumMod val="100000"/>
                 <a:shade val="100000"/>
-                <a:satMod val="130000"/>
               </a:schemeClr>
             </a:gs>
             <a:gs pos="100000">
               <a:schemeClr val="phClr">
-                <a:tint val="50000"/>
-                <a:shade val="100000"/>
-                <a:satMod val="350000"/>
+                <a:lumMod val="99000"/>
+                <a:satMod val="120000"/>
+                <a:shade val="78000"/>
               </a:schemeClr>
             </a:gs>
           </a:gsLst>
-          <a:lin ang="16200000" scaled="0"/>
+          <a:lin ang="5400000" scaled="0"/>
         </a:gradFill>
       </a:fillStyleLst>
       <a:lnStyleLst>
-        <a:ln w="9525" cap="flat" cmpd="sng" algn="ctr">
-          <a:solidFill>
-            <a:schemeClr val="phClr">
-              <a:shade val="95000"/>
-              <a:satMod val="105000"/>
-            </a:schemeClr>
-          </a:solidFill>
-          <a:prstDash val="solid"/>
-        </a:ln>
-        <a:ln w="25400" cap="flat" cmpd="sng" algn="ctr">
+        <a:ln w="6350" cap="flat" cmpd="sng" algn="ctr">
           <a:solidFill>
             <a:schemeClr val="phClr"/>
           </a:solidFill>
           <a:prstDash val="solid"/>
+          <a:miter lim="800000"/>
         </a:ln>
-        <a:ln w="38100" cap="flat" cmpd="sng" algn="ctr">
+        <a:ln w="12700" cap="flat" cmpd="sng" algn="ctr">
           <a:solidFill>
             <a:schemeClr val="phClr"/>
           </a:solidFill>
           <a:prstDash val="solid"/>
+          <a:miter lim="800000"/>
+        </a:ln>
+        <a:ln w="19050" cap="flat" cmpd="sng" algn="ctr">
+          <a:solidFill>
+            <a:schemeClr val="phClr"/>
+          </a:solidFill>
+          <a:prstDash val="solid"/>
+          <a:miter lim="800000"/>
         </a:ln>
       </a:lnStyleLst>
       <a:effectStyleLst>
         <a:effectStyle>
+          <a:effectLst/>
+        </a:effectStyle>
+        <a:effectStyle>
+          <a:effectLst/>
+        </a:effectStyle>
+        <a:effectStyle>
           <a:effectLst>
-            <a:outerShdw blurRad="40000" dist="20000" dir="5400000" rotWithShape="0">
+            <a:outerShdw blurRad="57150" dist="19050" dir="5400000" algn="ctr" rotWithShape="0">
               <a:srgbClr val="000000">
-                <a:alpha val="38000"/>
+                <a:alpha val="63000"/>
               </a:srgbClr>
             </a:outerShdw>
           </a:effectLst>
-        </a:effectStyle>
-        <a:effectStyle>
-          <a:effectLst>
-            <a:outerShdw blurRad="40000" dist="23000" dir="5400000" rotWithShape="0">
-              <a:srgbClr val="000000">
-                <a:alpha val="35000"/>
-              </a:srgbClr>
-            </a:outerShdw>
-          </a:effectLst>
-        </a:effectStyle>
-        <a:effectStyle>
-          <a:effectLst>
-            <a:outerShdw blurRad="40000" dist="23000" dir="5400000" rotWithShape="0">
-              <a:srgbClr val="000000">
-                <a:alpha val="35000"/>
-              </a:srgbClr>
-            </a:outerShdw>
-          </a:effectLst>
-          <a:scene3d>
-            <a:camera prst="orthographicFront">
-              <a:rot lat="0" lon="0" rev="0"/>
-            </a:camera>
-            <a:lightRig rig="threePt" dir="t">
-              <a:rot lat="0" lon="0" rev="1200000"/>
-            </a:lightRig>
-          </a:scene3d>
-          <a:sp3d>
-            <a:bevelT w="63500" h="25400"/>
-          </a:sp3d>
         </a:effectStyle>
       </a:effectStyleLst>
       <a:bgFillStyleLst>
         <a:solidFill>
           <a:schemeClr val="phClr"/>
         </a:solidFill>
+        <a:solidFill>
+          <a:schemeClr val="phClr">
+            <a:tint val="95000"/>
+            <a:satMod val="170000"/>
+          </a:schemeClr>
+        </a:solidFill>
         <a:gradFill rotWithShape="1">
           <a:gsLst>
             <a:gs pos="0">
               <a:schemeClr val="phClr">
-                <a:tint val="40000"/>
-                <a:satMod val="350000"/>
+                <a:tint val="93000"/>
+                <a:satMod val="150000"/>
+                <a:shade val="98000"/>
+                <a:lumMod val="102000"/>
               </a:schemeClr>
             </a:gs>
-            <a:gs pos="40000">
+            <a:gs pos="50000">
               <a:schemeClr val="phClr">
-                <a:tint val="45000"/>
-                <a:shade val="99000"/>
-                <a:satMod val="350000"/>
+                <a:tint val="98000"/>
+                <a:satMod val="130000"/>
+                <a:shade val="90000"/>
+                <a:lumMod val="103000"/>
               </a:schemeClr>
             </a:gs>
             <a:gs pos="100000">
               <a:schemeClr val="phClr">
-                <a:shade val="20000"/>
-                <a:satMod val="255000"/>
+                <a:shade val="63000"/>
+                <a:satMod val="120000"/>
               </a:schemeClr>
             </a:gs>
           </a:gsLst>
-          <a:path path="circle">
-            <a:fillToRect l="50000" t="-80000" r="50000" b="180000"/>
-          </a:path>
-        </a:gradFill>
-        <a:gradFill rotWithShape="1">
-          <a:gsLst>
-            <a:gs pos="0">
-              <a:schemeClr val="phClr">
-                <a:tint val="80000"/>
-                <a:satMod val="300000"/>
-              </a:schemeClr>
-            </a:gs>
-            <a:gs pos="100000">
-              <a:schemeClr val="phClr">
-                <a:shade val="30000"/>
-                <a:satMod val="200000"/>
-              </a:schemeClr>
-            </a:gs>
-          </a:gsLst>
-          <a:path path="circle">
-            <a:fillToRect l="50000" t="50000" r="50000" b="50000"/>
-          </a:path>
+          <a:lin ang="5400000" scaled="0"/>
         </a:gradFill>
       </a:bgFillStyleLst>
     </a:fmtScheme>
   </a:themeElements>
-  <a:objectDefaults>
-    <a:spDef>
-      <a:spPr/>
-      <a:bodyPr/>
-      <a:lstStyle/>
-      <a:style>
-        <a:lnRef idx="1">
-          <a:schemeClr val="accent1"/>
-        </a:lnRef>
-        <a:fillRef idx="3">
-          <a:schemeClr val="accent1"/>
-        </a:fillRef>
-        <a:effectRef idx="2">
-          <a:schemeClr val="accent1"/>
-        </a:effectRef>
-        <a:fontRef idx="minor">
-          <a:schemeClr val="lt1"/>
-        </a:fontRef>
-      </a:style>
-    </a:spDef>
-    <a:lnDef>
-      <a:spPr/>
-      <a:bodyPr/>
-      <a:lstStyle/>
-      <a:style>
-        <a:lnRef idx="2">
-          <a:schemeClr val="accent1"/>
-        </a:lnRef>
-        <a:fillRef idx="0">
-          <a:schemeClr val="accent1"/>
-        </a:fillRef>
-        <a:effectRef idx="1">
-          <a:schemeClr val="accent1"/>
-        </a:effectRef>
-        <a:fontRef idx="minor">
-          <a:schemeClr val="tx1"/>
-        </a:fontRef>
-      </a:style>
-    </a:lnDef>
-  </a:objectDefaults>
+  <a:objectDefaults/>
   <a:extraClrSchemeLst/>
+  <a:extLst>
+    <a:ext uri="{05A4C25C-085E-4340-85A3-A5531E510DB2}">
+      <thm15:themeFamily xmlns:thm15="http://schemas.microsoft.com/office/thememl/2012/main" name="Office Theme" id="{2E142A2C-CD16-42D6-873A-C26D2A0506FA}" vid="{1BDDFF52-6CD6-40A5-AB3C-68EB2F1E4D0A}"/>
+    </a:ext>
+  </a:extLst>
 </a:theme>
 </file>
--- a/index.docx
+++ b/index.docx
@@ -149,7 +149,7 @@
         <w:pStyle w:val="Date"/>
       </w:pPr>
       <w:r>
-        <w:t xml:space="preserve">2024-09-20</w:t>
+        <w:t xml:space="preserve">2024-09-27</w:t>
       </w:r>
     </w:p>
     <w:p>

--- a/index.docx
+++ b/index.docx
@@ -149,7 +149,7 @@
         <w:pStyle w:val="Date"/>
       </w:pPr>
       <w:r>
-        <w:t xml:space="preserve">2024-09-27</w:t>
+        <w:t xml:space="preserve">2024-12-04</w:t>
       </w:r>
     </w:p>
     <w:p>
@@ -759,12 +759,6 @@
         <w:t xml:space="preserve"> </w:t>
       </w:r>
       <w:r>
-        <w:t xml:space="preserve">significantly</w:t>
-      </w:r>
-      <w:r>
-        <w:t xml:space="preserve"> </w:t>
-      </w:r>
-      <w:r>
         <w:t xml:space="preserve">worse</w:t>
       </w:r>
       <w:r>
@@ -819,79 +813,7 @@
         <w:t xml:space="preserve"> </w:t>
       </w:r>
       <w:r>
-        <w:t xml:space="preserve">Comparisons</w:t>
-      </w:r>
-      <w:r>
-        <w:t xml:space="preserve"> </w:t>
-      </w:r>
-      <w:r>
-        <w:t xml:space="preserve">between</w:t>
-      </w:r>
-      <w:r>
-        <w:t xml:space="preserve"> </w:t>
-      </w:r>
-      <w:r>
-        <w:t xml:space="preserve">adjacent</w:t>
-      </w:r>
-      <w:r>
-        <w:t xml:space="preserve"> </w:t>
-      </w:r>
-      <w:r>
-        <w:t xml:space="preserve">lags</w:t>
-      </w:r>
-      <w:r>
-        <w:t xml:space="preserve"> </w:t>
-      </w:r>
-      <w:r>
-        <w:t xml:space="preserve">revealed</w:t>
-      </w:r>
-      <w:r>
-        <w:t xml:space="preserve"> </w:t>
-      </w:r>
-      <w:r>
-        <w:t xml:space="preserve">significant</w:t>
-      </w:r>
-      <w:r>
-        <w:t xml:space="preserve"> </w:t>
-      </w:r>
-      <w:r>
-        <w:t xml:space="preserve">differences</w:t>
-      </w:r>
-      <w:r>
-        <w:t xml:space="preserve"> </w:t>
-      </w:r>
-      <w:r>
-        <w:t xml:space="preserve">between</w:t>
-      </w:r>
-      <w:r>
-        <w:t xml:space="preserve"> </w:t>
-      </w:r>
-      <w:r>
-        <w:t xml:space="preserve">24</w:t>
-      </w:r>
-      <w:r>
-        <w:t xml:space="preserve"> </w:t>
-      </w:r>
-      <w:r>
-        <w:t xml:space="preserve">and</w:t>
-      </w:r>
-      <w:r>
-        <w:t xml:space="preserve"> </w:t>
-      </w:r>
-      <w:r>
-        <w:t xml:space="preserve">72</w:t>
-      </w:r>
-      <w:r>
-        <w:t xml:space="preserve"> </w:t>
-      </w:r>
-      <w:r>
-        <w:t xml:space="preserve">hour</w:t>
-      </w:r>
-      <w:r>
-        <w:t xml:space="preserve"> </w:t>
-      </w:r>
-      <w:r>
-        <w:t xml:space="preserve">lag</w:t>
+        <w:t xml:space="preserve">All</w:t>
       </w:r>
       <w:r>
         <w:t xml:space="preserve"> </w:t>
@@ -903,72 +825,12 @@
         <w:t xml:space="preserve"> </w:t>
       </w:r>
       <w:r>
-        <w:t xml:space="preserve">and</w:t>
-      </w:r>
-      <w:r>
-        <w:t xml:space="preserve"> </w:t>
-      </w:r>
-      <w:r>
-        <w:t xml:space="preserve">168</w:t>
-      </w:r>
-      <w:r>
-        <w:t xml:space="preserve"> </w:t>
-      </w:r>
-      <w:r>
-        <w:t xml:space="preserve">and</w:t>
-      </w:r>
-      <w:r>
-        <w:t xml:space="preserve"> </w:t>
-      </w:r>
-      <w:r>
-        <w:t xml:space="preserve">336</w:t>
-      </w:r>
-      <w:r>
-        <w:t xml:space="preserve"> </w:t>
-      </w:r>
-      <w:r>
-        <w:t xml:space="preserve">hour</w:t>
-      </w:r>
-      <w:r>
-        <w:t xml:space="preserve"> </w:t>
-      </w:r>
-      <w:r>
-        <w:t xml:space="preserve">lag</w:t>
-      </w:r>
-      <w:r>
-        <w:t xml:space="preserve"> </w:t>
-      </w:r>
-      <w:r>
-        <w:t xml:space="preserve">models.</w:t>
-      </w:r>
-      <w:r>
-        <w:t xml:space="preserve"> </w:t>
-      </w:r>
-      <w:r>
-        <w:t xml:space="preserve">All</w:t>
-      </w:r>
-      <w:r>
-        <w:t xml:space="preserve"> </w:t>
-      </w:r>
-      <w:r>
-        <w:t xml:space="preserve">models</w:t>
-      </w:r>
-      <w:r>
-        <w:t xml:space="preserve"> </w:t>
-      </w:r>
-      <w:r>
         <w:t xml:space="preserve">performed</w:t>
       </w:r>
       <w:r>
         <w:t xml:space="preserve"> </w:t>
       </w:r>
       <w:r>
-        <w:t xml:space="preserve">significantly</w:t>
-      </w:r>
-      <w:r>
-        <w:t xml:space="preserve"> </w:t>
-      </w:r>
-      <w:r>
         <w:t xml:space="preserve">worse</w:t>
       </w:r>
       <w:r>
@@ -981,7 +843,7 @@
         <w:t xml:space="preserve"> </w:t>
       </w:r>
       <w:r>
-        <w:t xml:space="preserve">minority</w:t>
+        <w:t xml:space="preserve">disadvantaged</w:t>
       </w:r>
       <w:r>
         <w:t xml:space="preserve"> </w:t>
@@ -1102,7 +964,7 @@
         </w:r>
       </w:hyperlink>
     </w:p>
-    <w:bookmarkStart w:id="21" w:name="introduction"/>
+    <w:bookmarkStart w:id="24" w:name="introduction"/>
     <w:p>
       <w:pPr>
         <w:pStyle w:val="Heading1"/>
@@ -1111,11 +973,72 @@
         <w:t xml:space="preserve">Introduction</w:t>
       </w:r>
     </w:p>
+    <w:bookmarkStart w:id="21" w:name="precision-medicine"/>
+    <w:p>
+      <w:pPr>
+        <w:pStyle w:val="Heading2"/>
+      </w:pPr>
+      <w:r>
+        <w:t xml:space="preserve">Precision Medicine</w:t>
+      </w:r>
+    </w:p>
     <w:p>
       <w:pPr>
         <w:pStyle w:val="FirstParagraph"/>
       </w:pPr>
       <w:r>
+        <w:t xml:space="preserve">Substance use disorders are chronic diseases, characterized by high relapse rates, frequent reentry into treatment, and an increased risk of mortality</w:t>
+      </w:r>
+      <w:r>
+        <w:t xml:space="preserve"> </w:t>
+      </w:r>
+      <w:r>
+        <w:t xml:space="preserve">(Dennis and Scott 2007)</w:t>
+      </w:r>
+      <w:r>
+        <w:t xml:space="preserve">. Few individuals receive any treatment, and even fewer receive continuous care throughout their recovery</w:t>
+      </w:r>
+      <w:r>
+        <w:t xml:space="preserve"> </w:t>
+      </w:r>
+      <w:r>
+        <w:t xml:space="preserve">(SAMHSA Center for Behavioral Health Statistics and Quality 2021)</w:t>
+      </w:r>
+      <w:r>
+        <w:t xml:space="preserve">. Continuing care, including ongoing monitoring and early re-intervention, has been well established as the gold standard for managing chronic health conditions such as diabetes, asthma, and HIV. Yet, continuing care for substance use disorders is largely lacking</w:t>
+      </w:r>
+      <w:r>
+        <w:t xml:space="preserve"> </w:t>
+      </w:r>
+      <w:r>
+        <w:t xml:space="preserve">(Stanojlović and Davidson 2021; Socías, Volkow, and Wood 2016)</w:t>
+      </w:r>
+      <w:r>
+        <w:t xml:space="preserve">.</w:t>
+      </w:r>
+    </w:p>
+    <w:p>
+      <w:pPr>
+        <w:pStyle w:val="BodyText"/>
+      </w:pPr>
+      <w:r>
+        <w:t xml:space="preserve">Importantly, people need different types of support at different points in their recovery. Personalized monitoring of changes in relapse risk factors could help patients adapt their lifestyle, behaviors, and supports to successfully address these factors</w:t>
+      </w:r>
+      <w:r>
+        <w:t xml:space="preserve"> </w:t>
+      </w:r>
+      <w:r>
+        <w:t xml:space="preserve">(Kranzler and McKay 2012; Friedmann et al. 2004)</w:t>
+      </w:r>
+      <w:r>
+        <w:t xml:space="preserve">. A precision medicine approach to automated continuous relapse risk monitoring and recovery support could help fill this gap in continuing care.</w:t>
+      </w:r>
+    </w:p>
+    <w:p>
+      <w:pPr>
+        <w:pStyle w:val="BodyText"/>
+      </w:pPr>
+      <w:r>
         <w:t xml:space="preserve">Precision medicine has been a goal in healthcare for over half a century</w:t>
       </w:r>
       <w:r>
@@ -1125,15 +1048,15 @@
         <w:t xml:space="preserve">(DeRubeis 2019)</w:t>
       </w:r>
       <w:r>
-        <w:t xml:space="preserve">. Traditionally, precision medicine seeks to answer the question of</w:t>
+        <w:t xml:space="preserve">. Traditionally, it seeks to answer the question of</w:t>
       </w:r>
       <w:r>
         <w:t xml:space="preserve"> </w:t>
       </w:r>
       <w:r>
         <w:rPr>
+          <w:iCs/>
           <w:i/>
-          <w:iCs/>
         </w:rPr>
         <w:t xml:space="preserve">how</w:t>
       </w:r>
@@ -1141,7 +1064,7 @@
         <w:t xml:space="preserve"> </w:t>
       </w:r>
       <w:r>
-        <w:t xml:space="preserve">we best treat a specific individual, given their unique combination of genetic, lifestyle, and environmental characteristics (e.g., which medication is most effective for whom).</w:t>
+        <w:t xml:space="preserve">to best treat a specific individual, given their unique combination of genetic, lifestyle, and environmental characteristics (e.g., which medication is most effective for whom).</w:t>
       </w:r>
     </w:p>
     <w:p>
@@ -1149,15 +1072,15 @@
         <w:pStyle w:val="BodyText"/>
       </w:pPr>
       <w:r>
-        <w:t xml:space="preserve">Today, this approach is also applied to chronic mental health conditions (i.e., precision mental health) such as depression, substance use disorders, and suicide. Mental health conditions are complex, fluctuating processes. Medical conditions often have clear biological precursors, which may be treated well with a single medication. In contrast, mental health conditions are products of numerous psychosocial factors, and treatments must be selected from a wide array of supports. Moreover, the factors driving mental health conditions differ between individuals and can change within an individual over time. Thus, precision mental health must consider both the</w:t>
+        <w:t xml:space="preserve">Today, this approach extends to mental health conditions (i.e., precision mental health) such as depression, substance use disorders, and suicide. Mental health conditions are complex, fluctuating processes. Many medical conditions often have clear biological precursors, that can be treated well with a single medication. In contrast, mental health conditions are influenced by numerous psychosocial factors, and require a wide array of support options. Moreover, the factors driving mental health conditions differ between individuals and can change within an individual over time. Thus, precision mental health must consider both the</w:t>
       </w:r>
       <w:r>
         <w:t xml:space="preserve"> </w:t>
       </w:r>
       <w:r>
         <w:rPr>
+          <w:iCs/>
           <w:i/>
-          <w:iCs/>
         </w:rPr>
         <w:t xml:space="preserve">how</w:t>
       </w:r>
@@ -1172,8 +1095,8 @@
       </w:r>
       <w:r>
         <w:rPr>
+          <w:iCs/>
           <w:i/>
-          <w:iCs/>
         </w:rPr>
         <w:t xml:space="preserve">when</w:t>
       </w:r>
@@ -1184,46 +1107,56 @@
         <w:t xml:space="preserve">(e.g., which treatment is most effective for whom at what moment).</w:t>
       </w:r>
     </w:p>
+    <w:bookmarkEnd w:id="21"/>
+    <w:bookmarkStart w:id="22" w:name="previous-work"/>
+    <w:p>
+      <w:pPr>
+        <w:pStyle w:val="Heading2"/>
+      </w:pPr>
+      <w:r>
+        <w:t xml:space="preserve">Previous Work</w:t>
+      </w:r>
+    </w:p>
+    <w:p>
+      <w:pPr>
+        <w:pStyle w:val="FirstParagraph"/>
+      </w:pPr>
+      <w:r>
+        <w:t xml:space="preserve">In early example of precision mental health applied to substance use disorders, the Project MATCH research group attempted to match individuals with alcohol use disorder to their optimal treatment based on baseline measures of individual characteristics</w:t>
+      </w:r>
+      <w:r>
+        <w:t xml:space="preserve"> </w:t>
+      </w:r>
+      <w:r>
+        <w:t xml:space="preserve">(Project Match Research Group 1997)</w:t>
+      </w:r>
+      <w:r>
+        <w:t xml:space="preserve">. Unfortunately, early studies like these were methodologically constrained to use small sets of features (i.e., individual trait and demographic differences) that failed to capture the complex and heterogeneous nature of substance use disorders and use a single measurement point (i.e., at baseline) to predict a non-linear, time-varying course of recovery, lapse, and relapse</w:t>
+      </w:r>
+      <w:r>
+        <w:t xml:space="preserve"> </w:t>
+      </w:r>
+      <w:r>
+        <w:t xml:space="preserve">(Witkiewitz and Marlatt 2007)</w:t>
+      </w:r>
+      <w:r>
+        <w:t xml:space="preserve">.</w:t>
+      </w:r>
+    </w:p>
     <w:p>
       <w:pPr>
         <w:pStyle w:val="BodyText"/>
       </w:pPr>
       <w:r>
-        <w:t xml:space="preserve">There has been long-standing interest in precision mental health and substance use disorders. An early example is the Project MATCH research group, which attempted to match individuals with alcohol use disorder to their optimal treatment based on baseline measures of individual characteristics</w:t>
-      </w:r>
-      <w:r>
-        <w:t xml:space="preserve"> </w:t>
-      </w:r>
-      <w:r>
-        <w:t xml:space="preserve">(Project Match Research Group 1997)</w:t>
-      </w:r>
-      <w:r>
-        <w:t xml:space="preserve">. Earlier studies, however, have been constrained to 1) low-dimensional analyses that fail to capture the complex and heterogeneous nature of substance use disorders and 2) the use of static distal features to predict a non-linear, time-varying course of recovery, lapse, and relapse</w:t>
-      </w:r>
-      <w:r>
-        <w:t xml:space="preserve"> </w:t>
-      </w:r>
-      <w:r>
-        <w:t xml:space="preserve">(Witkiewitz and Marlatt 2007)</w:t>
-      </w:r>
-      <w:r>
-        <w:t xml:space="preserve">.</w:t>
-      </w:r>
-    </w:p>
-    <w:p>
-      <w:pPr>
-        <w:pStyle w:val="BodyText"/>
-      </w:pPr>
-      <w:r>
-        <w:t xml:space="preserve">Recent advances in both machine learning and personal sensing may address these barriers to successful precision mental health. Machine learning uses high dimensional inputs that can capture the complexity of mental health conditions. Moreover, tools from machine learning can be applied to models to understand which factors are important to a specific individual at a specific moment in time, addressing the question of</w:t>
+        <w:t xml:space="preserve">Recent advances in both machine learning and personal sensing may address these barriers to successful precision mental health. Machine learning can handle large sets of features and non-linear and interactive relationships between these features. As a result models better represent the nuanced complexity of mental health conditions. Moreover, machine learning tools can help understand which factors are important to a specific individual at a specific moment in time, addressing the question of</w:t>
       </w:r>
       <w:r>
         <w:t xml:space="preserve"> </w:t>
       </w:r>
       <w:r>
         <w:rPr>
+          <w:iCs/>
           <w:i/>
-          <w:iCs/>
         </w:rPr>
         <w:t xml:space="preserve">how</w:t>
       </w:r>
@@ -1243,13 +1176,31 @@
       </w:r>
       <w:r>
         <w:rPr>
+          <w:iCs/>
           <w:i/>
-          <w:iCs/>
         </w:rPr>
         <w:t xml:space="preserve">when</w:t>
       </w:r>
       <w:r>
-        <w:t xml:space="preserve">. This precision is particularly important for predicting discrete symptoms or behaviors. Take the example of lapses, discrete instances of goal inconsistent substance use. Lapses are a clinically important target for substance use treatment. They are often an early warning sign of relapse, and maladaptive responses to lapses can undermine recovery. For some substances, even a single lapse can result in an overdose and/or death. It would be unreasonable to expect that we could predict a lapse with any temporal precision using only features that become more distal as time progresses. Rather, lapse prediction requires dense, long-term monitoring of symptoms and related states proximal to the outcome.</w:t>
+        <w:t xml:space="preserve">. This precision is particularly important for predicting discrete symptoms or behaviors. It would be unreasonable to expect that we could predict a lapse with any temporal precision using only demographic and baseline characteristics that become more distal as time progresses. Rather, lapse prediction requires dense, long-term monitoring of symptoms and related states proximal to the outcome. Ecological momentary assessment (EMA) may be particularly well-suited for risk prediction algorithms. It offers momentary subjective insight into constructs that can be easily mapped onto modular forms of treatment, such as the relapse prevention model</w:t>
+      </w:r>
+      <w:r>
+        <w:t xml:space="preserve"> </w:t>
+      </w:r>
+      <w:r>
+        <w:t xml:space="preserve">(Marlatt and Gordon 1985; Witkiewitz and Marlatt 2004)</w:t>
+      </w:r>
+      <w:r>
+        <w:t xml:space="preserve">. EMA also appears to be well tolerated by individuals with substance use disorders</w:t>
+      </w:r>
+      <w:r>
+        <w:t xml:space="preserve"> </w:t>
+      </w:r>
+      <w:r>
+        <w:t xml:space="preserve">(Wyant et al. 2023; Moshontz et al. 2021)</w:t>
+      </w:r>
+      <w:r>
+        <w:t xml:space="preserve">. Thus, it can serve as an important signal for predicting substance use outcomes and interpreting clinically relevant features over a sustained period.</w:t>
       </w:r>
     </w:p>
     <w:p>
@@ -1257,25 +1208,25 @@
         <w:pStyle w:val="BodyText"/>
       </w:pPr>
       <w:r>
-        <w:t xml:space="preserve">Ecological momentary assessment (EMA) may be particularly well-suited for risk prediction algorithms. It offers momentary subjective insight into constructs that can be easily mapped onto modular forms of treatment, such as the relapse prevention model</w:t>
-      </w:r>
-      <w:r>
-        <w:t xml:space="preserve"> </w:t>
-      </w:r>
-      <w:r>
-        <w:t xml:space="preserve">(Marlatt and Gordon 1985; Witkiewitz and Marlatt 2004)</w:t>
-      </w:r>
-      <w:r>
-        <w:t xml:space="preserve">. EMA also appears to be well tolerated by individuals with substance use disorders</w:t>
-      </w:r>
-      <w:r>
-        <w:t xml:space="preserve"> </w:t>
-      </w:r>
-      <w:r>
-        <w:t xml:space="preserve">(Wyant et al. 2023)</w:t>
-      </w:r>
-      <w:r>
-        <w:t xml:space="preserve">. Thus, it can serve as an important signal for predicting substance use outcomes and interpreting clinically relevant features over a sustained period.</w:t>
+        <w:t xml:space="preserve">Promising preliminary work suggests it is possible to build EMA models that predict immediate lapses back to substance use</w:t>
+      </w:r>
+      <w:r>
+        <w:t xml:space="preserve"> </w:t>
+      </w:r>
+      <w:r>
+        <w:t xml:space="preserve">(Walters et al. 2021; Bae et al. 2018; Soyster, Ashlock, and Fisher 2022; Chih et al. 2014)</w:t>
+      </w:r>
+      <w:r>
+        <w:t xml:space="preserve">. In a previous study from our group, we demonstrated that we can do this very well</w:t>
+      </w:r>
+      <w:r>
+        <w:t xml:space="preserve"> </w:t>
+      </w:r>
+      <w:r>
+        <w:t xml:space="preserve">(Wyant et al. 2024)</w:t>
+      </w:r>
+      <w:r>
+        <w:t xml:space="preserve">. We used 4X daily EMA with questions designed to measure theoretically-implicated risk factors including past use, craving, past pleasant events, past and future risky situations, past and future stressful events, emotional valence and arousal, and self-efficacy. We used all available data up until a moment in time to predict the probability of an alcohol lapse in the next week, day, and hour.</w:t>
       </w:r>
     </w:p>
     <w:p>
@@ -1283,25 +1234,7 @@
         <w:pStyle w:val="BodyText"/>
       </w:pPr>
       <w:r>
-        <w:t xml:space="preserve">Promising preliminary work suggests it is possible to build EMA models that predict immediate lapses back to substance use</w:t>
-      </w:r>
-      <w:r>
-        <w:t xml:space="preserve"> </w:t>
-      </w:r>
-      <w:r>
-        <w:t xml:space="preserve">(Walters et al. 2021; Bae et al. 2018; Soyster, Ashlock, and Fisher 2022; Chih et al. 2014)</w:t>
-      </w:r>
-      <w:r>
-        <w:t xml:space="preserve">. In a previous study from our group, we demonstrated that we can do this very well</w:t>
-      </w:r>
-      <w:r>
-        <w:t xml:space="preserve"> </w:t>
-      </w:r>
-      <w:r>
-        <w:t xml:space="preserve">(Wyant et al. 2024)</w:t>
-      </w:r>
-      <w:r>
-        <w:t xml:space="preserve">. We used 4X daily EMA with questions designed to measure theoretically-implicated risk factors including past use, craving, past pleasant events, past and future risky situations, past and future stressful events, emotional valence and arousal, and self-efficacy. We showed that it was possible to predict immediate alcohol lapses for several different prediction widths with clinically meaningful accuracy.</w:t>
+        <w:t xml:space="preserve">Narrow prediction window widths (i.e., next hour or next day) are well suited for addressing immediate risk. These models can be dynamically updated (i.e., at least daily) to provide individuals information about changes in their risk and make supportive recommendations based on the top features contributing to their risk. For example, recommending a coping with craving activity when someone has increased craving, or recommending a guided relaxation video when someone is reporting recent stressful events. Importantly, this assumes that the recommendations can be implemented immediately.</w:t>
       </w:r>
     </w:p>
     <w:p>
@@ -1309,39 +1242,23 @@
         <w:pStyle w:val="BodyText"/>
       </w:pPr>
       <w:r>
-        <w:t xml:space="preserve">Narrow prediction window widths (i.e., next hour or next day) without any lag time between the prediction time point and start of the prediction window are well-suited for</w:t>
+        <w:t xml:space="preserve">However, many appropriate support recommendations take time to set up, and are not available in the moment (e.g., attending a self-help meeting, planning an outing with important people in their life, or scheduling an appointment with a therapist). In these cases, patients would benefit from advanced warning about changes in their risk.</w:t>
+      </w:r>
+    </w:p>
+    <w:p>
+      <w:pPr>
+        <w:pStyle w:val="BodyText"/>
+      </w:pPr>
+      <w:r>
+        <w:t xml:space="preserve">While our next week model may be less helpful for addressing immediate risk, as a lapse can occur at any point in the week window (i.e., immediately up until one week from now). It may be preferred for as a</w:t>
       </w:r>
       <w:r>
         <w:t xml:space="preserve"> </w:t>
       </w:r>
       <w:r>
         <w:rPr>
+          <w:iCs/>
           <w:i/>
-          <w:iCs/>
-        </w:rPr>
-        <w:t xml:space="preserve">Just-in-Time</w:t>
-      </w:r>
-      <w:r>
-        <w:t xml:space="preserve"> </w:t>
-      </w:r>
-      <w:r>
-        <w:t xml:space="preserve">interventions that make algorithm-guided recommendations to address immediate risks - for example, recommending a coping with craving activity when someone has increased craving, or recommending a guided relaxation video when someone is reporting recent stressful events. Importantly, these supports can be available 24/7 (e.g., in a digital therapeutic) for an individual, allowing them to take action right away.</w:t>
-      </w:r>
-    </w:p>
-    <w:p>
-      <w:pPr>
-        <w:pStyle w:val="BodyText"/>
-      </w:pPr>
-      <w:r>
-        <w:t xml:space="preserve">However, many interventions cannot be self-contained in a digital therapeutic and take time to set up. For example, someone who has reported recent past alcohol use and low abstinence self-efficacy might be encouraged to attend a self-help meeting, plan an outing with important people in their life, or schedule an appointment with a therapist. These multimodal interventions (i.e., combined human and digital interventions) are not available 24/7. A</w:t>
-      </w:r>
-      <w:r>
-        <w:t xml:space="preserve"> </w:t>
-      </w:r>
-      <w:r>
-        <w:rPr>
-          <w:i/>
-          <w:iCs/>
         </w:rPr>
         <w:t xml:space="preserve">time-lagged</w:t>
       </w:r>
@@ -1349,7 +1266,25 @@
         <w:t xml:space="preserve"> </w:t>
       </w:r>
       <w:r>
-        <w:t xml:space="preserve">model where prediction windows are shifted further into the future (i.e., away from the prediction time point) could provide patients with increased lead time to implement supports that might not be immediately available to them. In these situations, a wider prediction window width (i.e, one week) may be preferred. Wider window widths yield higher proportions of positive labels mitigating issues of an unbalanced outcome. Additionally, when scheduling real world support, it is important that the lead up time is adequate and not that the prediction is necessarily temporally precise.</w:t>
+        <w:t xml:space="preserve">model where prediction windows are shifted further into the future (i.e., away from the moment in time the model is updated) to provide patients with increased lead time to implement supports not immediately available to them. A wider prediction window width (i.e, one week) will yield higher proportions of positive labels mitigating issues of an unbalanced outcome. Additionally, when scheduling real world support, it is important that the lead up time is adequate and not that the prediction is necessarily temporally precise.</w:t>
+      </w:r>
+    </w:p>
+    <w:bookmarkEnd w:id="22"/>
+    <w:bookmarkStart w:id="23" w:name="current-study"/>
+    <w:p>
+      <w:pPr>
+        <w:pStyle w:val="Heading2"/>
+      </w:pPr>
+      <w:r>
+        <w:t xml:space="preserve">Current Study</w:t>
+      </w:r>
+    </w:p>
+    <w:p>
+      <w:pPr>
+        <w:pStyle w:val="FirstParagraph"/>
+      </w:pPr>
+      <w:r>
+        <w:t xml:space="preserve">In this study, we evaluated the performance of a model predicting immediate next week lapses compared to models using increased lag time between the prediction time points and the start of the prediction window. Specifically, we used the same EMA features as our immediate model and trained new models to predict the probability of a lapse beginning one day (24 hours), three days (72 hours), one week (168 hours), or two weeks (336 hours) into the future. We evaluated each lagged model to determine if they perform at clinically implementable levels and assessed the relative difference in performance as lag time increased.</w:t>
       </w:r>
     </w:p>
     <w:p>
@@ -1357,15 +1292,7 @@
         <w:pStyle w:val="BodyText"/>
       </w:pPr>
       <w:r>
-        <w:t xml:space="preserve">In this study, we evaluated the performance of a model predicting immediate next week lapses compared to models using increased lag time between the prediction time points and the start of the prediction window. Specifically, we used the same EMA features as our immediate model and trained new models to predict the probability of a lapse beginning one day (24 hours), three days (72 hours), one week (168 hours), or two weeks (336 hours) into the future. We evaluated each lagged model to determine if they perform at clinically implementable levels and assessed the relative difference in performance as lag time increased.</w:t>
-      </w:r>
-    </w:p>
-    <w:p>
-      <w:pPr>
-        <w:pStyle w:val="BodyText"/>
-      </w:pPr>
-      <w:r>
-        <w:t xml:space="preserve">Additionally, our group is committed to the responsible and transparent reporting of model performance. Models that work for only a subset of people, if implemented, could widen existing treatment disparities. Therefore we reported our models’ performance for three dichotomized demographic groups with known disparities in access to substance use treatment - race and ethnicity (not White vs. non-Hispanic White)</w:t>
+        <w:t xml:space="preserve">It is also important to look beyond overall model performance. Models that work for only a subset of people, if implemented, could widen existing treatment disparities. Therefore we reported our models’ performance for three dichotomized demographic groups with known disparities in access to substance use treatment - race and ethnicity (not White vs. non-Hispanic White)</w:t>
       </w:r>
       <w:r>
         <w:t xml:space="preserve"> </w:t>
@@ -1395,8 +1322,9 @@
         <w:t xml:space="preserve">.</w:t>
       </w:r>
     </w:p>
-    <w:bookmarkEnd w:id="21"/>
-    <w:bookmarkStart w:id="47" w:name="methods"/>
+    <w:bookmarkEnd w:id="23"/>
+    <w:bookmarkEnd w:id="24"/>
+    <w:bookmarkStart w:id="49" w:name="methods"/>
     <w:p>
       <w:pPr>
         <w:pStyle w:val="Heading1"/>
@@ -1405,7 +1333,7 @@
         <w:t xml:space="preserve">Methods</w:t>
       </w:r>
     </w:p>
-    <w:bookmarkStart w:id="23" w:name="transparency-and-openness"/>
+    <w:bookmarkStart w:id="26" w:name="transparency-and-openness"/>
     <w:p>
       <w:pPr>
         <w:pStyle w:val="Heading2"/>
@@ -1421,7 +1349,7 @@
       <w:r>
         <w:t xml:space="preserve">We adhere to research transparency principles that are crucial for robust and replicable science. We preregistered our data analytic strategy. We reported how we determined the sample size, all data exclusions, all manipulations, and all study measures. We provide a transparency report in the supplement. Finally, our data, analysis scripts, annotated results, questionnaires, and other study materials are publicly available (</w:t>
       </w:r>
-      <w:hyperlink r:id="rId22">
+      <w:hyperlink r:id="rId25">
         <w:r>
           <w:rPr>
             <w:rStyle w:val="Hyperlink"/>
@@ -1433,8 +1361,8 @@
         <w:t xml:space="preserve">).</w:t>
       </w:r>
     </w:p>
-    <w:bookmarkEnd w:id="23"/>
-    <w:bookmarkStart w:id="24" w:name="participants"/>
+    <w:bookmarkEnd w:id="26"/>
+    <w:bookmarkStart w:id="27" w:name="participants"/>
     <w:p>
       <w:pPr>
         <w:pStyle w:val="Heading2"/>
@@ -1477,11 +1405,11 @@
     </w:p>
     <w:p>
       <w:pPr>
-        <w:pStyle w:val="Compact"/>
         <w:numPr>
           <w:ilvl w:val="0"/>
           <w:numId w:val="1001"/>
         </w:numPr>
+        <w:pStyle w:val="Compact"/>
       </w:pPr>
       <w:r>
         <w:t xml:space="preserve">were age 18 or older,</w:t>
@@ -1489,11 +1417,11 @@
     </w:p>
     <w:p>
       <w:pPr>
-        <w:pStyle w:val="Compact"/>
         <w:numPr>
           <w:ilvl w:val="0"/>
           <w:numId w:val="1001"/>
         </w:numPr>
+        <w:pStyle w:val="Compact"/>
       </w:pPr>
       <w:r>
         <w:t xml:space="preserve">could write and read in English,</w:t>
@@ -1501,11 +1429,11 @@
     </w:p>
     <w:p>
       <w:pPr>
-        <w:pStyle w:val="Compact"/>
         <w:numPr>
           <w:ilvl w:val="0"/>
           <w:numId w:val="1001"/>
         </w:numPr>
+        <w:pStyle w:val="Compact"/>
       </w:pPr>
       <w:r>
         <w:t xml:space="preserve">had at least moderate AUD (&gt;= 4 self-reported DSM-5 symptoms),</w:t>
@@ -1513,11 +1441,11 @@
     </w:p>
     <w:p>
       <w:pPr>
-        <w:pStyle w:val="Compact"/>
         <w:numPr>
           <w:ilvl w:val="0"/>
           <w:numId w:val="1001"/>
         </w:numPr>
+        <w:pStyle w:val="Compact"/>
       </w:pPr>
       <w:r>
         <w:t xml:space="preserve">were abstinent from alcohol for 1-8 weeks, and</w:t>
@@ -1525,11 +1453,11 @@
     </w:p>
     <w:p>
       <w:pPr>
-        <w:pStyle w:val="Compact"/>
         <w:numPr>
           <w:ilvl w:val="0"/>
           <w:numId w:val="1001"/>
         </w:numPr>
+        <w:pStyle w:val="Compact"/>
       </w:pPr>
       <w:r>
         <w:t xml:space="preserve">were willing to use a single smartphone (personal or study provided) while on study.</w:t>
@@ -1543,8 +1471,8 @@
         <w:t xml:space="preserve">We also excluded participants exhibiting severe symptoms of psychosis or paranoia.</w:t>
       </w:r>
     </w:p>
-    <w:bookmarkEnd w:id="24"/>
-    <w:bookmarkStart w:id="25" w:name="procedure"/>
+    <w:bookmarkEnd w:id="27"/>
+    <w:bookmarkStart w:id="28" w:name="procedure"/>
     <w:p>
       <w:pPr>
         <w:pStyle w:val="Heading2"/>
@@ -1561,8 +1489,8 @@
         <w:t xml:space="preserve">Participants completed five study visits over approximately three months. After an initial phone screen, participants attended an in-person screening visit to determine eligibility, complete informed consent, and collect self-report measures. Eligible, consented participants returned approximately one week later for an intake visit. Three additional follow-up visits occurred about every 30 days that participants remained on study. Participants were expected to complete four daily EMAs while on study. Other personal sensing data streams (geolocation, cellular communications, sleep quality, and audio check-ins) were collected as part of the parent grant’s aims (R01 AA024391). Participants could earn up to $150/month if they completed all study visits, had 10% or less missing EMA data and opted in to provide data for other personal sensing data streams.</w:t>
       </w:r>
     </w:p>
-    <w:bookmarkEnd w:id="25"/>
-    <w:bookmarkStart w:id="28" w:name="measures"/>
+    <w:bookmarkEnd w:id="28"/>
+    <w:bookmarkStart w:id="31" w:name="measures"/>
     <w:p>
       <w:pPr>
         <w:pStyle w:val="Heading2"/>
@@ -1571,7 +1499,7 @@
         <w:t xml:space="preserve">Measures</w:t>
       </w:r>
     </w:p>
-    <w:bookmarkStart w:id="26" w:name="ecological-momentary-assessments"/>
+    <w:bookmarkStart w:id="29" w:name="ecological-momentary-assessments"/>
     <w:p>
       <w:pPr>
         <w:pStyle w:val="Heading3"/>
@@ -1604,8 +1532,8 @@
         <w:t xml:space="preserve">On the first EMA each day, participants also rated the likelihood of encountering risky situations and stressful events in the next week and the likelihood that they would drink alcohol in the next week (i.e., abstinence self-efficacy).</w:t>
       </w:r>
     </w:p>
-    <w:bookmarkEnd w:id="26"/>
-    <w:bookmarkStart w:id="27" w:name="individual-characteristics"/>
+    <w:bookmarkEnd w:id="29"/>
+    <w:bookmarkStart w:id="30" w:name="individual-characteristics"/>
     <w:p>
       <w:pPr>
         <w:pStyle w:val="Heading3"/>
@@ -1630,9 +1558,9 @@
         <w:t xml:space="preserve">As part of the aims of the parent project we collected many other trait and state measures throughout the study. A complete list of all measures can be found on our study’s OSF page.</w:t>
       </w:r>
     </w:p>
-    <w:bookmarkEnd w:id="27"/>
-    <w:bookmarkEnd w:id="28"/>
-    <w:bookmarkStart w:id="46" w:name="data-analytic-strategy"/>
+    <w:bookmarkEnd w:id="30"/>
+    <w:bookmarkEnd w:id="31"/>
+    <w:bookmarkStart w:id="48" w:name="data-analytic-strategy"/>
     <w:p>
       <w:pPr>
         <w:pStyle w:val="Heading2"/>
@@ -1667,7 +1595,7 @@
         <w:t xml:space="preserve">.</w:t>
       </w:r>
     </w:p>
-    <w:bookmarkStart w:id="34" w:name="predictions"/>
+    <w:bookmarkStart w:id="37" w:name="predictions"/>
     <w:p>
       <w:pPr>
         <w:pStyle w:val="Heading3"/>
@@ -1680,6 +1608,25 @@
       <w:pPr>
         <w:pStyle w:val="FirstParagraph"/>
       </w:pPr>
+      <w:r>
+        <w:t xml:space="preserve">A</w:t>
+      </w:r>
+      <w:r>
+        <w:t xml:space="preserve"> </w:t>
+      </w:r>
+      <w:r>
+        <w:rPr>
+          <w:iCs/>
+          <w:i/>
+        </w:rPr>
+        <w:t xml:space="preserve">prediction time point</w:t>
+      </w:r>
+      <w:r>
+        <w:t xml:space="preserve"> </w:t>
+      </w:r>
+      <w:r>
+        <w:t xml:space="preserve">is the hour at which our model calculated a predicted probability of a lapse. All available data up until, but not including, the prediction time point was used to generate these predictions. Prediction time points were updated hourly (</w:t>
+      </w:r>
       <w:hyperlink w:anchor="fig-methods">
         <w:r>
           <w:rPr>
@@ -1689,10 +1636,7 @@
         </w:r>
       </w:hyperlink>
       <w:r>
-        <w:t xml:space="preserve"> </w:t>
-      </w:r>
-      <w:r>
-        <w:t xml:space="preserve">shows how we established prediction time points, windows, and lags. All available data up until, but not including, the prediction time point was used to generate model predictions. Prediction time points were updated hourly (Panel A). The first prediction time point for each participant was 24 hours from midnight on their study start date. This ensured at least 24 hours of past EMAs for future lapse prediction at these first time points. Subsequent predictions time points for each participant repeatedly rolled hour-by-hour until the end of their study participation.</w:t>
+        <w:t xml:space="preserve">, Panel A). The first prediction time point for each participant was 24 hours from midnight on their study start date. This ensured at least 24 hours of past EMAs for future lapse prediction at these first time points. Subsequent prediction time points for each participant repeatedly rolled hour-by-hour until the end of their study participation.</w:t>
       </w:r>
     </w:p>
     <w:p>
@@ -1700,7 +1644,69 @@
         <w:pStyle w:val="BodyText"/>
       </w:pPr>
       <w:r>
-        <w:t xml:space="preserve">The prediction window width was one week. Prediction windows rolled forward hour-by-hour with the prediction time point (Panel B). There were five possible lag times between the prediction time point and start of the prediction window. A prediction window either started immediately after the prediction time point (0 lag) or was lagged by 24, 72, 168, or 336 hours.</w:t>
+        <w:t xml:space="preserve">The</w:t>
+      </w:r>
+      <w:r>
+        <w:t xml:space="preserve"> </w:t>
+      </w:r>
+      <w:r>
+        <w:rPr>
+          <w:iCs/>
+          <w:i/>
+        </w:rPr>
+        <w:t xml:space="preserve">prediction window</w:t>
+      </w:r>
+      <w:r>
+        <w:t xml:space="preserve"> </w:t>
+      </w:r>
+      <w:r>
+        <w:t xml:space="preserve">is the window of time in which a lapse might occur. The prediction window width for all our models was one week (i.e., models predicted the probability of a lapse occurring within a one week window). Prediction windows rolled forward hour-by-hour with the prediction time point (</w:t>
+      </w:r>
+      <w:hyperlink w:anchor="fig-methods">
+        <w:r>
+          <w:rPr>
+            <w:rStyle w:val="Hyperlink"/>
+          </w:rPr>
+          <w:t xml:space="preserve">Figure 1</w:t>
+        </w:r>
+      </w:hyperlink>
+      <w:r>
+        <w:t xml:space="preserve">, Panel B).</w:t>
+      </w:r>
+    </w:p>
+    <w:p>
+      <w:pPr>
+        <w:pStyle w:val="BodyText"/>
+      </w:pPr>
+      <w:r>
+        <w:t xml:space="preserve">Finally, there were five possible</w:t>
+      </w:r>
+      <w:r>
+        <w:t xml:space="preserve"> </w:t>
+      </w:r>
+      <w:r>
+        <w:rPr>
+          <w:iCs/>
+          <w:i/>
+        </w:rPr>
+        <w:t xml:space="preserve">lag times</w:t>
+      </w:r>
+      <w:r>
+        <w:t xml:space="preserve"> </w:t>
+      </w:r>
+      <w:r>
+        <w:t xml:space="preserve">between the prediction time point and start of the prediction window. A prediction window either started immediately after the prediction time point (0 lag) or was lagged by 24, 72, 168, or 336 hours (</w:t>
+      </w:r>
+      <w:hyperlink w:anchor="fig-methods">
+        <w:r>
+          <w:rPr>
+            <w:rStyle w:val="Hyperlink"/>
+          </w:rPr>
+          <w:t xml:space="preserve">Figure 1</w:t>
+        </w:r>
+      </w:hyperlink>
+      <w:r>
+        <w:t xml:space="preserve">, Panel B).</w:t>
       </w:r>
     </w:p>
     <w:p>
@@ -1715,8 +1721,9 @@
       <w:tblPr>
         <w:tblStyle w:val="Table"/>
         <w:tblW w:type="pct" w:w="5000"/>
+        <w:tblLook w:firstRow="0" w:lastRow="0" w:firstColumn="0" w:lastColumn="0" w:noHBand="0" w:noVBand="0" w:val="0000"/>
+        <w:jc w:val="start"/>
         <w:tblLayout w:type="fixed"/>
-        <w:tblLook w:firstRow="0" w:lastRow="0" w:firstColumn="0" w:lastColumn="0" w:noHBand="0" w:noVBand="0" w:val="0000"/>
       </w:tblPr>
       <w:tblGrid>
         <w:gridCol w:w="7920"/>
@@ -1724,7 +1731,7 @@
       <w:tr>
         <w:tc>
           <w:tcPr/>
-          <w:bookmarkStart w:id="32" w:name="fig-methods"/>
+          <w:bookmarkStart w:id="35" w:name="fig-methods"/>
           <w:p>
             <w:pPr>
               <w:pStyle w:val="Compact"/>
@@ -1735,18 +1742,18 @@
                 <wp:inline>
                   <wp:extent cx="5334000" cy="4240840"/>
                   <wp:effectExtent b="0" l="0" r="0" t="0"/>
-                  <wp:docPr descr="" title="" id="30" name="Picture"/>
+                  <wp:docPr descr="" title="" id="33" name="Picture"/>
                   <a:graphic>
                     <a:graphicData uri="http://schemas.openxmlformats.org/drawingml/2006/picture">
                       <pic:pic>
                         <pic:nvPicPr>
-                          <pic:cNvPr descr="index_files/figure-docx/notebooks-mak_figures-fig-methods-output-1.png" id="31" name="Picture"/>
+                          <pic:cNvPr descr="index_files/figure-docx/notebooks-mak_figures-fig-methods-output-1.png" id="34" name="Picture"/>
                           <pic:cNvPicPr>
                             <a:picLocks noChangeArrowheads="1" noChangeAspect="1"/>
                           </pic:cNvPicPr>
                         </pic:nvPicPr>
                         <pic:blipFill>
-                          <a:blip r:embed="rId29"/>
+                          <a:blip r:embed="rId32"/>
                           <a:stretch>
                             <a:fillRect/>
                           </a:stretch>
@@ -1783,10 +1790,10 @@
               <w:pStyle w:val="ImageCaption"/>
             </w:pPr>
             <w:r>
-              <w:t xml:space="preserve">Figure 1: We used all available data up until the prediction timepoint to generate features using varying scoring epochs. Prediction timepoints rolled forward hour-by-hour (Panel A). Prediction windows were 1 week wide. A prediction window started immediately after the prediction timepoint (0 lag) or was lagged by 24, 72, 168, or 336 hours (Panel B).</w:t>
+              <w:t xml:space="preserve">Figure 1: Panel A shows the prediction time points at which our model calculated a predicted probability of a lapse. All available data up until, but not including, the prediction time point was used to generate these predictions. Features were created for varying scoring epochs before the prediction time point (i.e., 12, 24, 48, 72, and 168 hours). Prediction time points were updated hourly. Panel B shows how the prediction window (i.e., window of time in which a lapse might occur) rolls forward hour-by-hour with the prediction time point with the prediction time point. The prediction window width for all our models was one week (i.e., models predicted the probability of a lapse occurring within a one week window). Additionally, there were five possible lag times between the prediction time point and start of the prediction window. A prediction window either started immediately after the prediction time point (0 lag) or was lagged by 24, 72, 168, or 336 hours.</w:t>
             </w:r>
           </w:p>
-          <w:bookmarkEnd w:id="32"/>
+          <w:bookmarkEnd w:id="35"/>
         </w:tc>
       </w:tr>
     </w:tbl>
@@ -1806,7 +1813,7 @@
         </w:rPr>
         <w:t xml:space="preserve"> </w:t>
       </w:r>
-      <w:hyperlink r:id="rId33">
+      <w:hyperlink r:id="rId36">
         <w:r>
           <w:rPr>
             <w:rStyle w:val="Hyperlink"/>
@@ -1816,8 +1823,8 @@
         </w:r>
       </w:hyperlink>
     </w:p>
-    <w:bookmarkEnd w:id="34"/>
-    <w:bookmarkStart w:id="35" w:name="labels"/>
+    <w:bookmarkEnd w:id="37"/>
+    <w:bookmarkStart w:id="38" w:name="labels"/>
     <w:p>
       <w:pPr>
         <w:pStyle w:val="Heading3"/>
@@ -1838,8 +1845,8 @@
       </w:r>
       <w:r>
         <w:rPr>
+          <w:iCs/>
           <w:i/>
-          <w:iCs/>
         </w:rPr>
         <w:t xml:space="preserve">lapse</w:t>
       </w:r>
@@ -1854,8 +1861,8 @@
       </w:r>
       <w:r>
         <w:rPr>
+          <w:iCs/>
           <w:i/>
-          <w:iCs/>
         </w:rPr>
         <w:t xml:space="preserve">no lapse</w:t>
       </w:r>
@@ -1874,8 +1881,8 @@
         <w:t xml:space="preserve">We ended up with a total of 270,081 labels for our baseline (no lag) model, 266,599 labels for our 24 hour lagged model, 259,643 labels for our 72 hour lagged model, 245,707 labels for our 168 hour lagged model, and 221,206 labels for our 336 hour lagged model.</w:t>
       </w:r>
     </w:p>
-    <w:bookmarkEnd w:id="35"/>
-    <w:bookmarkStart w:id="36" w:name="feature-engineering"/>
+    <w:bookmarkEnd w:id="38"/>
+    <w:bookmarkStart w:id="39" w:name="feature-engineering"/>
     <w:p>
       <w:pPr>
         <w:pStyle w:val="Heading3"/>
@@ -1889,7 +1896,7 @@
         <w:pStyle w:val="FirstParagraph"/>
       </w:pPr>
       <w:r>
-        <w:t xml:space="preserve">Features were calculated using only data collected before the start of each prediction window to ensure our models were making true future predictions. For our no lag models this included all data prior to the hour of the start of the prediction window. For our lagged models, the last EMA data used for feature engineering were collected up to 24 hours, 72 hours, 168 hours, or 336 hours prior to the start of the prediction window.</w:t>
+        <w:t xml:space="preserve">Features were calculated using only data collected before the start of each prediction time point to ensure our models were making true future predictions. For our no lag models this included all data prior to the hour of the start of the prediction window. For our lagged models, the last EMA data used for feature engineering were collected up to 24 hours, 72 hours, 168 hours, or 336 hours prior to the start of the prediction window.</w:t>
       </w:r>
     </w:p>
     <w:p>
@@ -1909,8 +1916,8 @@
       </w:pPr>
       <w:r>
         <w:rPr>
+          <w:iCs/>
           <w:i/>
-          <w:iCs/>
         </w:rPr>
         <w:t xml:space="preserve">Demographics</w:t>
       </w:r>
@@ -1927,13 +1934,13 @@
       </w:pPr>
       <w:r>
         <w:rPr>
+          <w:iCs/>
           <w:i/>
-          <w:iCs/>
         </w:rPr>
         <w:t xml:space="preserve">Previous EMA responses</w:t>
       </w:r>
       <w:r>
-        <w:t xml:space="preserve">: We created raw EMA and change features for varying scoring epochs (i.e., 12, 24, 48, 72, and 168 hours) before the start of the prediction window for all EMA items. Raw features included min, max, and median scores for each EMA item across all EMAs in each epoch for that participant. We calculated change features by subtracting the participants’ overall mean score for each EMA item (using all EMAs collected before the start of the prediction window) from the associated raw feature. We also created raw and change features based on the most recent response for each EMA question and raw and change rate features from previously reported lapses and number of completed EMAs.</w:t>
+        <w:t xml:space="preserve">: We created raw EMA and change features for varying scoring epochs (i.e., 12, 24, 48, 72, and 168 hours) before the prediction time point for all EMA items. Raw features included min, max, and median scores for each EMA item across all EMAs in each epoch for that participant. We calculated change features by subtracting the participants’ overall mean score for each EMA item (using all EMAs collected before the start of the prediction window) from the associated raw feature. We also created raw and change features based on the most recent response for each EMA question and raw and change rate features from previously reported lapses and number of completed EMAs.</w:t>
       </w:r>
     </w:p>
     <w:p>
@@ -1944,8 +1951,8 @@
         <w:t xml:space="preserve">Other generic feature engineering steps included imputing missing data (median imputation for numeric features, mode imputation for nominal features) and removing zero and near-zero variance features as determined from held-in data (see Cross-validation section below).</w:t>
       </w:r>
     </w:p>
-    <w:bookmarkEnd w:id="36"/>
-    <w:bookmarkStart w:id="45" w:name="model-training-and-evaluation"/>
+    <w:bookmarkEnd w:id="39"/>
+    <w:bookmarkStart w:id="47" w:name="model-training-and-evaluation"/>
     <w:p>
       <w:pPr>
         <w:pStyle w:val="Heading3"/>
@@ -1954,7 +1961,7 @@
         <w:t xml:space="preserve">Model Training and Evaluation</w:t>
       </w:r>
     </w:p>
-    <w:bookmarkStart w:id="37" w:name="model-configurations"/>
+    <w:bookmarkStart w:id="40" w:name="model-configurations"/>
     <w:p>
       <w:pPr>
         <w:pStyle w:val="Heading4"/>
@@ -1997,8 +2004,8 @@
         <w:t xml:space="preserve">.</w:t>
       </w:r>
     </w:p>
-    <w:bookmarkEnd w:id="37"/>
-    <w:bookmarkStart w:id="38" w:name="cross-validation"/>
+    <w:bookmarkEnd w:id="40"/>
+    <w:bookmarkStart w:id="41" w:name="cross-validation"/>
     <w:p>
       <w:pPr>
         <w:pStyle w:val="Heading4"/>
@@ -2019,8 +2026,8 @@
       </w:r>
       <w:r>
         <w:rPr>
+          <w:iCs/>
           <w:i/>
-          <w:iCs/>
         </w:rPr>
         <w:t xml:space="preserve">validation</w:t>
       </w:r>
@@ -2035,8 +2042,8 @@
       </w:r>
       <w:r>
         <w:rPr>
+          <w:iCs/>
           <w:i/>
-          <w:iCs/>
         </w:rPr>
         <w:t xml:space="preserve">test</w:t>
       </w:r>
@@ -2047,8 +2054,8 @@
         <w:t xml:space="preserve">sets). Best model configurations were selected using median auROC across the 10 validation sets. Final performance evaluation of those best model configurations used median auROC across the 30 test sets.</w:t>
       </w:r>
     </w:p>
-    <w:bookmarkEnd w:id="38"/>
-    <w:bookmarkStart w:id="40" w:name="bayesian-model"/>
+    <w:bookmarkEnd w:id="41"/>
+    <w:bookmarkStart w:id="43" w:name="bayesian-model"/>
     <w:p>
       <w:pPr>
         <w:pStyle w:val="Heading4"/>
@@ -2072,61 +2079,6 @@
       </w:r>
       <w:r>
         <w:t xml:space="preserve">, we used the rstanarm default autoscaled, weakly informative, data-dependent priors that take into account the order of magnitude of the variables to provide some regularization to stabilize computation and avoid over-fitting.</w:t>
-      </w:r>
-      <w:r>
-        <w:rPr>
-          <w:rStyle w:val="FootnoteReference"/>
-        </w:rPr>
-        <w:footnoteReference w:id="39"/>
-      </w:r>
-      <w:r>
-        <w:t xml:space="preserve"> </w:t>
-      </w:r>
-      <w:r>
-        <w:t xml:space="preserve">We set two random intercepts to account for our resampling method: one for the repeat, and another for the fold nested within repeat. We specified two sets of contrasts for model comparisons. The first set compared each lagged model to the baseline model (0 lag vs. 24 hour lag, 0 lag vs. 72 hour lag, 0 lag vs. 168 lag, 0 lag vs. 336 lag). The second set compared adjacently lagged models (24 hour lag vs. 72 hour lag, 72 hour lag vs. 168 hour lag, 168 hour lag vs. 336 hour lag). auROCs were transformed using the logit function and regressed as a function of model contrast.</w:t>
-      </w:r>
-    </w:p>
-    <w:p>
-      <w:pPr>
-        <w:pStyle w:val="BodyText"/>
-      </w:pPr>
-      <w:r>
-        <w:t xml:space="preserve">From the Bayesian model we obtained the posterior distribution (transformed back from logit) and Bayeisan CIs for all five models. To evaluate our models’ overall performance we report the median posterior probability for auROC and Bayesian CIs. This represents our best estimate for the magnitude of the auROC parameter for each model. If the confidence intervals do not contain .5 (chance performance), this suggests our model is capturing signal in the data.</w:t>
-      </w:r>
-    </w:p>
-    <w:p>
-      <w:pPr>
-        <w:pStyle w:val="BodyText"/>
-      </w:pPr>
-      <w:r>
-        <w:t xml:space="preserve">We then conducted Bayesian model comparisons using our two sets of contrasts - baseline and adjacent lags. For both model comparisons, we determined the probability that the models’ performances differed systematically from each other. We also report the precise posterior probability for the difference in auROCs and the 95% Bayesian CIs. If there was a probability &gt;.95 that the more lagged model’s performance was worse, we labeled the model contrast as significant.</w:t>
-      </w:r>
-    </w:p>
-    <w:bookmarkEnd w:id="40"/>
-    <w:bookmarkStart w:id="43" w:name="fairness-analyses"/>
-    <w:p>
-      <w:pPr>
-        <w:pStyle w:val="Heading4"/>
-      </w:pPr>
-      <w:r>
-        <w:t xml:space="preserve">Fairness Analyses</w:t>
-      </w:r>
-    </w:p>
-    <w:p>
-      <w:pPr>
-        <w:pStyle w:val="FirstParagraph"/>
-      </w:pPr>
-      <w:r>
-        <w:t xml:space="preserve">We calculated the median posterior probability and 95% Bayesian CI for auROC for each model separately by race and ethnicity (not White vs. non-Hispanic White), income (below poverty vs. above poverty</w:t>
-      </w:r>
-      <w:r>
-        <w:rPr>
-          <w:rStyle w:val="FootnoteReference"/>
-        </w:rPr>
-        <w:footnoteReference w:id="41"/>
-      </w:r>
-      <w:r>
-        <w:t xml:space="preserve">), and sex at birth (female vs. male). We conducted Bayesian group comparisons to assess the likelihood that each model performs differently by group. We report the median difference and range in posterior probabilities across all models. The median auROC and Bayesian CIs are reported separately by group and model in the supplement.</w:t>
       </w:r>
       <w:r>
         <w:rPr>
@@ -2134,15 +2086,37 @@
         </w:rPr>
         <w:footnoteReference w:id="42"/>
       </w:r>
+      <w:r>
+        <w:t xml:space="preserve"> </w:t>
+      </w:r>
+      <w:r>
+        <w:t xml:space="preserve">We set two random intercepts to account for our resampling method: one for the repeat, and another for the fold nested within repeat. We specified two sets of contrasts for model comparisons. The first set compared each lagged model to the baseline model (0 lag vs. 24 hour lag, 0 lag vs. 72 hour lag, 0 lag vs. 168 lag, 0 lag vs. 336 lag). The second set compared adjacently lagged models (24 hour lag vs. 72 hour lag, 72 hour lag vs. 168 hour lag, 168 hour lag vs. 336 hour lag). auROCs were transformed using the logit function and regressed as a function of model contrast.</w:t>
+      </w:r>
+    </w:p>
+    <w:p>
+      <w:pPr>
+        <w:pStyle w:val="BodyText"/>
+      </w:pPr>
+      <w:r>
+        <w:t xml:space="preserve">From the Bayesian model we obtained the posterior distribution (transformed back from logit) and Bayeisan CIs for all five models. To evaluate our models’ overall performance we report the median posterior probability for auROC and Bayesian CIs. This represents our best estimate for the magnitude of the auROC parameter for each model. If the confidence intervals do not contain .5 (chance performance), this suggests our model is capturing signal in the data.</w:t>
+      </w:r>
+    </w:p>
+    <w:p>
+      <w:pPr>
+        <w:pStyle w:val="BodyText"/>
+      </w:pPr>
+      <w:r>
+        <w:t xml:space="preserve">We then conducted Bayesian model comparisons using our two sets of contrasts - baseline and adjacent lags. For both model comparisons, we determined the probability that the models’ performances differed systematically from each other. We also report the precise posterior probability for the difference in auROCs and the 95% Bayesian CIs. If there was a probability &gt;.95 that the more lagged model’s performance was worse, we labeled the model contrast as significant.</w:t>
+      </w:r>
     </w:p>
     <w:bookmarkEnd w:id="43"/>
-    <w:bookmarkStart w:id="44" w:name="feature-importance"/>
+    <w:bookmarkStart w:id="46" w:name="fairness-analyses"/>
     <w:p>
       <w:pPr>
         <w:pStyle w:val="Heading4"/>
       </w:pPr>
       <w:r>
-        <w:t xml:space="preserve">Feature Importance</w:t>
+        <w:t xml:space="preserve">Fairness Analyses</w:t>
       </w:r>
     </w:p>
     <w:p>
@@ -2150,22 +2124,28 @@
         <w:pStyle w:val="FirstParagraph"/>
       </w:pPr>
       <w:r>
-        <w:t xml:space="preserve">We calculated Shapley values in log-odds units for binary classification models from the 30 test sets to provide a description of the importance of categories of features across our five models</w:t>
-      </w:r>
-      <w:r>
-        <w:t xml:space="preserve"> </w:t>
-      </w:r>
-      <w:r>
-        <w:t xml:space="preserve">(Lundberg and Lee 2017)</w:t>
-      </w:r>
-      <w:r>
-        <w:t xml:space="preserve">. We averaged the three Shapley values for each observation for each feature (i.e., across the three repeats) to increase their stability. An inherent property of Shapley values is their additivity, allowing us to combine features into feature categories. We created separate feature categories for each of the nine EMA questions, the rates of past alcohol use and missing surveys, the time of day and day of the week of the start of the prediction window, and the seven demographic variables included in the models. We calculated the local (i.e., for each observation) importance for each category of features by adding Shapley values across all features in a category, separately for each observation. We calculated global importance for each feature category by averaging the absolute value of the Shapley values of all features in the category across all observations. These local and global importance scores based on Shapley values allow us to contextualize relative feature importance for each model.</w:t>
-      </w:r>
-    </w:p>
-    <w:bookmarkEnd w:id="44"/>
-    <w:bookmarkEnd w:id="45"/>
+        <w:t xml:space="preserve">We calculated the median posterior probability and 95% Bayesian CI for auROC for each model separately by race and ethnicity (not White vs. non-Hispanic White), income (below poverty vs. above poverty</w:t>
+      </w:r>
+      <w:r>
+        <w:rPr>
+          <w:rStyle w:val="FootnoteReference"/>
+        </w:rPr>
+        <w:footnoteReference w:id="44"/>
+      </w:r>
+      <w:r>
+        <w:t xml:space="preserve">), and sex at birth (female vs. male). We conducted Bayesian group comparisons to assess the likelihood that each model performs differently by group. We report the median difference and range in posterior probabilities across all models. The median auROC and Bayesian CIs are reported separately by group and model in the supplement.</w:t>
+      </w:r>
+      <w:r>
+        <w:rPr>
+          <w:rStyle w:val="FootnoteReference"/>
+        </w:rPr>
+        <w:footnoteReference w:id="45"/>
+      </w:r>
+    </w:p>
     <w:bookmarkEnd w:id="46"/>
     <w:bookmarkEnd w:id="47"/>
+    <w:bookmarkEnd w:id="48"/>
+    <w:bookmarkEnd w:id="49"/>
     <w:bookmarkStart w:id="125" w:name="results"/>
     <w:p>
       <w:pPr>
@@ -2175,7 +2155,7 @@
         <w:t xml:space="preserve">Results</w:t>
       </w:r>
     </w:p>
-    <w:bookmarkStart w:id="50" w:name="demographic-and-lapse-characteristics"/>
+    <w:bookmarkStart w:id="52" w:name="demographic-and-lapse-characteristics"/>
     <w:p>
       <w:pPr>
         <w:pStyle w:val="Heading2"/>
@@ -2188,12 +2168,6 @@
       <w:pPr>
         <w:pStyle w:val="FirstParagraph"/>
       </w:pPr>
-      <w:r>
-        <w:t xml:space="preserve">There were approximately equal numbers of men (N=77; 51.0%) and women (N=74; 49.0%) who ranged in age from 21 - 72 years old. The sample was majority White (N=131; 86.8%) and non-Hispanic (N=147; 97.4%). Participants self-reported a median of 9.0 DSM-5 symptoms of AUD and most participants (N=84; 55.6%) reported one or more lapses during participation.</w:t>
-      </w:r>
-      <w:r>
-        <w:t xml:space="preserve"> </w:t>
-      </w:r>
       <w:hyperlink w:anchor="tbl-demohtml">
         <w:r>
           <w:rPr>
@@ -2206,15 +2180,16 @@
         <w:t xml:space="preserve"> </w:t>
       </w:r>
       <w:r>
-        <w:t xml:space="preserve">provides more detail on demographic and lapse characteristics of the sample.</w:t>
+        <w:t xml:space="preserve">provides a detailed breakdown of the demographic and lapse characteristics of our sample (N = 151).</w:t>
       </w:r>
     </w:p>
     <w:tbl>
       <w:tblPr>
         <w:tblStyle w:val="Table"/>
         <w:tblW w:type="pct" w:w="5000"/>
+        <w:tblLook w:firstRow="0" w:lastRow="0" w:firstColumn="0" w:lastColumn="0" w:noHBand="0" w:noVBand="0" w:val="0000"/>
+        <w:jc w:val="start"/>
         <w:tblLayout w:type="fixed"/>
-        <w:tblLook w:firstRow="0" w:lastRow="0" w:firstColumn="0" w:lastColumn="0" w:noHBand="0" w:noVBand="0" w:val="0000"/>
       </w:tblPr>
       <w:tblGrid>
         <w:gridCol w:w="7920"/>
@@ -2222,7 +2197,7 @@
       <w:tr>
         <w:tc>
           <w:tcPr/>
-          <w:bookmarkStart w:id="48" w:name="tbl-demohtml"/>
+          <w:bookmarkStart w:id="50" w:name="tbl-demohtml"/>
           <w:p>
             <w:pPr>
               <w:jc w:val="center"/>
@@ -2240,8 +2215,9 @@
             <w:tblPr>
               <w:tblStyle w:val="Table"/>
               <w:tblW w:type="pct" w:w="4894"/>
+              <w:tblLook w:firstRow="1" w:lastRow="0" w:firstColumn="0" w:lastColumn="0" w:noHBand="0" w:noVBand="0" w:val="0020"/>
+              <w:jc w:val="start"/>
               <w:tblLayout w:type="fixed"/>
-              <w:tblLook w:firstRow="1" w:lastRow="0" w:firstColumn="0" w:lastColumn="0" w:noHBand="0" w:noVBand="0" w:val="0020"/>
             </w:tblPr>
             <w:tblGrid>
               <w:gridCol w:w="3622"/>
@@ -2253,7 +2229,7 @@
             </w:tblGrid>
             <w:tr>
               <w:trPr>
-                <w:tblHeader w:val="on"/>
+                <w:tblHeader w:val="true"/>
               </w:trPr>
               <w:tc>
                 <w:tcPr/>
@@ -5027,7 +5003,7 @@
               </w:tc>
             </w:tr>
           </w:tbl>
-          <w:bookmarkEnd w:id="48"/>
+          <w:bookmarkEnd w:id="50"/>
           <w:p/>
         </w:tc>
       </w:tr>
@@ -5048,7 +5024,7 @@
         </w:rPr>
         <w:t xml:space="preserve"> </w:t>
       </w:r>
-      <w:hyperlink r:id="rId49">
+      <w:hyperlink r:id="rId51">
         <w:r>
           <w:rPr>
             <w:rStyle w:val="Hyperlink"/>
@@ -5058,8 +5034,8 @@
         </w:r>
       </w:hyperlink>
     </w:p>
-    <w:bookmarkEnd w:id="50"/>
-    <w:bookmarkStart w:id="57" w:name="model-evaluation"/>
+    <w:bookmarkEnd w:id="52"/>
+    <w:bookmarkStart w:id="58" w:name="model-evaluation"/>
     <w:p>
       <w:pPr>
         <w:pStyle w:val="Heading2"/>
@@ -5073,32 +5049,12 @@
         <w:pStyle w:val="FirstParagraph"/>
       </w:pPr>
       <w:r>
-        <w:t xml:space="preserve">The median auROC across the 30 test sets for our baseline model was high (median=0.893, IQR=0.045), consistent with our previous study.</w:t>
-      </w:r>
-      <w:r>
-        <w:rPr>
-          <w:rStyle w:val="FootnoteReference"/>
-        </w:rPr>
-        <w:footnoteReference w:id="51"/>
-      </w:r>
-      <w:r>
-        <w:t xml:space="preserve"> </w:t>
-      </w:r>
-      <w:r>
-        <w:t xml:space="preserve">Performance across our lagged models was also high for the 24 hour lag (median=0.882, IQR=0.039), 72 hour lag (median=0.868, IQR=0.057), 168 hour lag (median=0.860, IQR=0.062), and 336 hour lag (median=0.856, IQR=0.062).</w:t>
-      </w:r>
-    </w:p>
-    <w:p>
-      <w:pPr>
-        <w:pStyle w:val="BodyText"/>
-      </w:pPr>
-      <w:r>
-        <w:t xml:space="preserve">Histograms of the full posterior probability distributions for auROC for each model are available in the supplement. The median auROCs from these posterior distributions were 0.893 (baseline), 0.887 (24 hour lag), 0.875 (72 hour lag), 0.871 (168 hour lag), and 0.852 (336 hour lag). These values represent our best estimates for the magnitude of the auROC parameter for each model. The 95% Bayesian CI for the auROCs for these models were relatively narrow and did not contain 0.5: baseline [0.876-0.908], 24 hour lag [0.869-0.903], 72 hour lag [0.855-0.892], 168 hour lag [0.850-0.889], 336 hour lag [0.830-0.872]. Panel A in</w:t>
-      </w:r>
-      <w:r>
-        <w:t xml:space="preserve"> </w:t>
-      </w:r>
-      <w:hyperlink w:anchor="fig-1">
+        <w:t xml:space="preserve">Histograms of the full posterior probability distributions for auROC for each model are available in the supplement. The median auROCs from these posterior distributions were 0.892 (baseline), 0.886 (24 hour lag), 0.874 (72 hour lag), 0.869 (168 hour lag), and 0.851 (336 hour lag). These values represent our best estimates for the magnitude of the auROC parameter for each model. The 95% Bayesian CI for the auROCs for these models were relatively narrow and did not contain 0.5: baseline [0.872-0.910], 24 hour lag [0.865-0.905], 72 hour lag [0.851-0.894], 168 hour lag [0.846-0.891], 336 hour lag [0.825-0.874]. Panel A in</w:t>
+      </w:r>
+      <w:r>
+        <w:t xml:space="preserve"> </w:t>
+      </w:r>
+      <w:hyperlink w:anchor="fig-2">
         <w:r>
           <w:rPr>
             <w:rStyle w:val="Hyperlink"/>
@@ -5110,15 +5066,16 @@
         <w:t xml:space="preserve"> </w:t>
       </w:r>
       <w:r>
-        <w:t xml:space="preserve">displays these median auROCs and 95% Bayesian CIs by model.</w:t>
+        <w:t xml:space="preserve">displays these median auROCs and 95% Bayesian CIs by model. A description of feature importance by model is available in the supplement.</w:t>
       </w:r>
     </w:p>
     <w:tbl>
       <w:tblPr>
         <w:tblStyle w:val="Table"/>
         <w:tblW w:type="pct" w:w="5000"/>
+        <w:tblLook w:firstRow="0" w:lastRow="0" w:firstColumn="0" w:lastColumn="0" w:noHBand="0" w:noVBand="0" w:val="0000"/>
+        <w:jc w:val="start"/>
         <w:tblLayout w:type="fixed"/>
-        <w:tblLook w:firstRow="0" w:lastRow="0" w:firstColumn="0" w:lastColumn="0" w:noHBand="0" w:noVBand="0" w:val="0000"/>
       </w:tblPr>
       <w:tblGrid>
         <w:gridCol w:w="7920"/>
@@ -5126,7 +5083,7 @@
       <w:tr>
         <w:tc>
           <w:tcPr/>
-          <w:bookmarkStart w:id="55" w:name="fig-1"/>
+          <w:bookmarkStart w:id="56" w:name="fig-2"/>
           <w:p>
             <w:pPr>
               <w:pStyle w:val="Compact"/>
@@ -5135,20 +5092,20 @@
             <w:r>
               <w:drawing>
                 <wp:inline>
-                  <wp:extent cx="5334000" cy="3810000"/>
+                  <wp:extent cx="5334000" cy="4000500"/>
                   <wp:effectExtent b="0" l="0" r="0" t="0"/>
-                  <wp:docPr descr="" title="" id="53" name="Picture"/>
+                  <wp:docPr descr="" title="" id="54" name="Picture"/>
                   <a:graphic>
                     <a:graphicData uri="http://schemas.openxmlformats.org/drawingml/2006/picture">
                       <pic:pic>
                         <pic:nvPicPr>
-                          <pic:cNvPr descr="index_files/figure-docx/notebooks-mak_figures-fig-1-output-1.png" id="54" name="Picture"/>
+                          <pic:cNvPr descr="index_files/figure-docx/notebooks-mak_figures-fig-2-output-1.png" id="55" name="Picture"/>
                           <pic:cNvPicPr>
                             <a:picLocks noChangeArrowheads="1" noChangeAspect="1"/>
                           </pic:cNvPicPr>
                         </pic:nvPicPr>
                         <pic:blipFill>
-                          <a:blip r:embed="rId52"/>
+                          <a:blip r:embed="rId53"/>
                           <a:stretch>
                             <a:fillRect/>
                           </a:stretch>
@@ -5156,7 +5113,7 @@
                         <pic:spPr bwMode="auto">
                           <a:xfrm>
                             <a:off x="0" y="0"/>
-                            <a:ext cx="5334000" cy="3810000"/>
+                            <a:ext cx="5334000" cy="4000500"/>
                           </a:xfrm>
                           <a:prstGeom prst="rect">
                             <a:avLst/>
@@ -5185,10 +5142,10 @@
               <w:pStyle w:val="ImageCaption"/>
             </w:pPr>
             <w:r>
-              <w:t xml:space="preserve">Figure 2: Panel A depicts posterior probability for area under ROC curve (auROC) and Bayesian credible intervals by model. Dashed line indicates a model performing at chance. Panel B depicts difference in auROCs by demographic group</w:t>
+              <w:t xml:space="preserve">Figure 2: Panel A in displays the median posterior probability for area under ROC curve (auROC) and 95% Bayesian CI for each lagged model (0, 24, 72, 168, 336 hours). Dashed line represents a random classifier with an auROC of .5. Panels B-D display the median auROC and Bayesian credible interval by model and fairness contrast. The darker lines represent the advantaged groups (White, male, above poverty) and the lighter lines represent the disadvantaged groups (not-White, female, below poverty). Dashed line represents a random classifier with an auROC of .5.</w:t>
             </w:r>
           </w:p>
-          <w:bookmarkEnd w:id="55"/>
+          <w:bookmarkEnd w:id="56"/>
         </w:tc>
       </w:tr>
     </w:tbl>
@@ -5208,7 +5165,7 @@
         </w:rPr>
         <w:t xml:space="preserve"> </w:t>
       </w:r>
-      <w:hyperlink r:id="rId56">
+      <w:hyperlink r:id="rId57">
         <w:r>
           <w:rPr>
             <w:rStyle w:val="Hyperlink"/>
@@ -5218,8 +5175,8 @@
         </w:r>
       </w:hyperlink>
     </w:p>
-    <w:bookmarkEnd w:id="57"/>
-    <w:bookmarkStart w:id="60" w:name="model-comparisons"/>
+    <w:bookmarkEnd w:id="58"/>
+    <w:bookmarkStart w:id="61" w:name="model-comparisons"/>
     <w:p>
       <w:pPr>
         <w:pStyle w:val="Heading2"/>
@@ -5228,228 +5185,32 @@
         <w:t xml:space="preserve">Model Comparisons</w:t>
       </w:r>
     </w:p>
-    <w:bookmarkStart w:id="58" w:name="baseline-contrasts"/>
-    <w:p>
-      <w:pPr>
-        <w:pStyle w:val="Heading3"/>
-      </w:pPr>
-      <w:r>
-        <w:t xml:space="preserve">Baseline Contrasts</w:t>
-      </w:r>
-    </w:p>
     <w:p>
       <w:pPr>
         <w:pStyle w:val="FirstParagraph"/>
       </w:pPr>
-      <w:r>
-        <w:t xml:space="preserve">The median decrease in auROC for the baseline vs. 24 hour lag model was 0.006 (95% CI=[0.000-0.012]), yielding a significant probability of 0.960 that the lagged model had worse performance. The median decrease in auROC for the baseline vs. 72 hour model was 0.018 (95% CI=[0.012-0.025]), yielding a significant probability of 1.000 that the lagged model had worse performance. The median decrease in auROC for the baseline vs. 168 hour lag model was 0.023 (95% CI=[0.016-0.029]), yielding a significant probability of 1.000 that the lagged model had worse performance. The median decrease in auROC for the baseline vs. 336 hour lag model was 0.041 (95% CI=[0.033-0.049]), yielding a significant probability of 1.000 that the lagged model had worse performance.</w:t>
-      </w:r>
-    </w:p>
-    <w:bookmarkEnd w:id="58"/>
-    <w:bookmarkStart w:id="59" w:name="adjacent-contrasts"/>
-    <w:p>
-      <w:pPr>
-        <w:pStyle w:val="Heading3"/>
-      </w:pPr>
-      <w:r>
-        <w:t xml:space="preserve">Adjacent Contrasts</w:t>
-      </w:r>
-    </w:p>
-    <w:p>
-      <w:pPr>
-        <w:pStyle w:val="FirstParagraph"/>
-      </w:pPr>
-      <w:r>
-        <w:t xml:space="preserve">The median decrease in auROC for the 24 hour vs. 72 hour lag model was 0.012 (95% CI=[0.006-0.019]), yielding a significant probability of 1.000 that the 72 hour lag model had worse performance than the 24 hour lag model. The median decrease in auROC for the 72 hour vs. 168 hour lag model was 0.004 (95% CI=[-0.002-0.011]), yielding a non-significant probability of 0.865 that the 168 hour lag model had worse performance than the 72 hour lag model. The median decrease in auROC for the 168 hour vs. 336 hour lag model was 0.018 (95% CI=[0.011-0.025]), yielding a significant probability of 1.000 that the 336 hour lag model had worse performance than the 168 hour lag model.</w:t>
-      </w:r>
-    </w:p>
-    <w:bookmarkEnd w:id="59"/>
-    <w:bookmarkEnd w:id="60"/>
-    <w:bookmarkStart w:id="61" w:name="fairness-analyses-1"/>
-    <w:p>
-      <w:pPr>
-        <w:pStyle w:val="Heading2"/>
-      </w:pPr>
-      <w:r>
-        <w:t xml:space="preserve">Fairness Analyses</w:t>
-      </w:r>
-    </w:p>
-    <w:p>
-      <w:pPr>
-        <w:pStyle w:val="FirstParagraph"/>
-      </w:pPr>
-      <w:r>
-        <w:t xml:space="preserve">Panel B in</w:t>
-      </w:r>
-      <w:r>
-        <w:t xml:space="preserve"> </w:t>
-      </w:r>
-      <w:hyperlink w:anchor="fig-1">
+      <w:hyperlink w:anchor="tbl-contrast">
         <w:r>
           <w:rPr>
             <w:rStyle w:val="Hyperlink"/>
           </w:rPr>
-          <w:t xml:space="preserve">Figure 2</w:t>
+          <w:t xml:space="preserve">Table 2</w:t>
         </w:r>
       </w:hyperlink>
       <w:r>
         <w:t xml:space="preserve"> </w:t>
       </w:r>
       <w:r>
-        <w:t xml:space="preserve">shows the difference in performance of each model by race (not White;</w:t>
-      </w:r>
-      <w:r>
-        <w:t xml:space="preserve"> </w:t>
-      </w:r>
-      <w:r>
-        <w:rPr>
-          <w:i/>
-          <w:iCs/>
-        </w:rPr>
-        <w:t xml:space="preserve">N</w:t>
-      </w:r>
-      <w:r>
-        <w:t xml:space="preserve"> </w:t>
-      </w:r>
-      <w:r>
-        <w:t xml:space="preserve">= 20 vs. Non-Hispanic White;</w:t>
-      </w:r>
-      <w:r>
-        <w:t xml:space="preserve"> </w:t>
-      </w:r>
-      <w:r>
-        <w:rPr>
-          <w:i/>
-          <w:iCs/>
-        </w:rPr>
-        <w:t xml:space="preserve">N</w:t>
-      </w:r>
-      <w:r>
-        <w:t xml:space="preserve"> </w:t>
-      </w:r>
-      <w:r>
-        <w:t xml:space="preserve">= 131), sex at birth (female;</w:t>
-      </w:r>
-      <w:r>
-        <w:t xml:space="preserve"> </w:t>
-      </w:r>
-      <w:r>
-        <w:rPr>
-          <w:i/>
-          <w:iCs/>
-        </w:rPr>
-        <w:t xml:space="preserve">N</w:t>
-      </w:r>
-      <w:r>
-        <w:t xml:space="preserve"> </w:t>
-      </w:r>
-      <w:r>
-        <w:t xml:space="preserve">= 74 vs. Male;</w:t>
-      </w:r>
-      <w:r>
-        <w:t xml:space="preserve"> </w:t>
-      </w:r>
-      <w:r>
-        <w:rPr>
-          <w:i/>
-          <w:iCs/>
-        </w:rPr>
-        <w:t xml:space="preserve">N</w:t>
-      </w:r>
-      <w:r>
-        <w:t xml:space="preserve"> </w:t>
-      </w:r>
-      <w:r>
-        <w:t xml:space="preserve">= 77), and income (below poverty;</w:t>
-      </w:r>
-      <w:r>
-        <w:t xml:space="preserve"> </w:t>
-      </w:r>
-      <w:r>
-        <w:rPr>
-          <w:i/>
-          <w:iCs/>
-        </w:rPr>
-        <w:t xml:space="preserve">N</w:t>
-      </w:r>
-      <w:r>
-        <w:t xml:space="preserve"> </w:t>
-      </w:r>
-      <w:r>
-        <w:t xml:space="preserve">= 18 vs. above poverty;</w:t>
-      </w:r>
-      <w:r>
-        <w:t xml:space="preserve"> </w:t>
-      </w:r>
-      <w:r>
-        <w:rPr>
-          <w:i/>
-          <w:iCs/>
-        </w:rPr>
-        <w:t xml:space="preserve">N</w:t>
-      </w:r>
-      <w:r>
-        <w:t xml:space="preserve"> </w:t>
-      </w:r>
-      <w:r>
-        <w:t xml:space="preserve">= 133). All group comparisons were significant (probability &gt; .95) across models. On average there was a median decrease in auROC of 0.159 (range 0.107-0.179) for participants who were not White compared to non-Hispanic White participants. On average there was a median decrease in auROC of 0.080 (range 0.059-0.116) for female participants compared to male participants. On average there was a median decrease in auROC of 0.092 (range 0.086-0.133) for participants below the federal poverty line compared to participants above the federal poverty line. Table 1 in the supplement shows the median auROC and credible intervals separately by group and model.</w:t>
-      </w:r>
-    </w:p>
-    <w:bookmarkEnd w:id="61"/>
-    <w:bookmarkStart w:id="67" w:name="feature-importance-1"/>
-    <w:p>
-      <w:pPr>
-        <w:pStyle w:val="Heading2"/>
-      </w:pPr>
-      <w:r>
-        <w:t xml:space="preserve">Feature Importance</w:t>
-      </w:r>
-    </w:p>
-    <w:p>
-      <w:pPr>
-        <w:pStyle w:val="FirstParagraph"/>
-      </w:pPr>
-      <w:r>
-        <w:t xml:space="preserve">Global importance (mean |Shapley value|) for feature categories for each model appears in Panel A of</w:t>
-      </w:r>
-      <w:r>
-        <w:t xml:space="preserve"> </w:t>
-      </w:r>
-      <w:hyperlink w:anchor="fig-shap">
-        <w:r>
-          <w:rPr>
-            <w:rStyle w:val="Hyperlink"/>
-          </w:rPr>
-          <w:t xml:space="preserve">Figure 3</w:t>
-        </w:r>
-      </w:hyperlink>
-      <w:r>
-        <w:t xml:space="preserve">. The top three feature categories for all models were past use, future efficacy, and craving. Future risky situations were also globally important across models. This category was ranked as the 4th most important feature across lagged models (24, 72, 168, and 336 hours). For the immediate model (0 hour lag), past risky situations were ranked as the 4th most important feature category and future risky situations was ranked as the fifth most important. Income was the only demographic feature that emerged as having high global importance for lapse prediction (in top 6 for all models).</w:t>
-      </w:r>
-      <w:r>
-        <w:t xml:space="preserve"> </w:t>
-      </w:r>
-      <w:r>
-        <w:t xml:space="preserve"> </w:t>
-      </w:r>
-      <w:r>
-        <w:t xml:space="preserve">A table of feature categories ranked by global importance for each model is available in the supplement.</w:t>
-      </w:r>
-    </w:p>
-    <w:p>
-      <w:pPr>
-        <w:pStyle w:val="BodyText"/>
-      </w:pPr>
-      <w:r>
-        <w:t xml:space="preserve">Panel B shows the local feature importance scores colored by high or low feature value for the baseline (0 lag) model. Local feature importance plots for our other models can be found in the supplement. Future abstinence efficacy, future risky situations, and income appear to have a linear relationship to lapse prediction. Higher efficacy, fewer future risky situations, and higher income were associated with a lower likelihood that the model would predict a lapse. In the supplement, we plot the relationship between Shapley value and feature score individually for our overall top five features by model.</w:t>
+        <w:t xml:space="preserve">presents the median difference in auROC, 95% Bayesian CI, and posterior probability that that the auROC difference was greater than 0 for all baseline and adjacent lag contrasts. There was strong evidence (probabilities &gt; .95) that the lagged models performed worse than the baseline (no lag) model, with average drops in auROC ranging from 0.006-0.041. There was also moderately strong evidence (probabilities &gt; .86) that the more lagged models performed worse than the previous adjacent lag, with average drops in auROC ranging from 0.004-0.018.</w:t>
       </w:r>
     </w:p>
     <w:tbl>
       <w:tblPr>
         <w:tblStyle w:val="Table"/>
         <w:tblW w:type="pct" w:w="5000"/>
+        <w:tblLook w:firstRow="0" w:lastRow="0" w:firstColumn="0" w:lastColumn="0" w:noHBand="0" w:noVBand="0" w:val="0000"/>
+        <w:jc w:val="start"/>
         <w:tblLayout w:type="fixed"/>
-        <w:tblLook w:firstRow="0" w:lastRow="0" w:firstColumn="0" w:lastColumn="0" w:noHBand="0" w:noVBand="0" w:val="0000"/>
       </w:tblPr>
       <w:tblGrid>
         <w:gridCol w:w="7920"/>
@@ -5457,55 +5218,7 @@
       <w:tr>
         <w:tc>
           <w:tcPr/>
-          <w:bookmarkStart w:id="65" w:name="fig-shap"/>
-          <w:p>
-            <w:pPr>
-              <w:pStyle w:val="Compact"/>
-              <w:jc w:val="center"/>
-            </w:pPr>
-            <w:r>
-              <w:drawing>
-                <wp:inline>
-                  <wp:extent cx="5334000" cy="4191000"/>
-                  <wp:effectExtent b="0" l="0" r="0" t="0"/>
-                  <wp:docPr descr="" title="" id="63" name="Picture"/>
-                  <a:graphic>
-                    <a:graphicData uri="http://schemas.openxmlformats.org/drawingml/2006/picture">
-                      <pic:pic>
-                        <pic:nvPicPr>
-                          <pic:cNvPr descr="index_files/figure-docx/notebooks-mak_figures-fig-shap-output-1.png" id="64" name="Picture"/>
-                          <pic:cNvPicPr>
-                            <a:picLocks noChangeArrowheads="1" noChangeAspect="1"/>
-                          </pic:cNvPicPr>
-                        </pic:nvPicPr>
-                        <pic:blipFill>
-                          <a:blip r:embed="rId62"/>
-                          <a:stretch>
-                            <a:fillRect/>
-                          </a:stretch>
-                        </pic:blipFill>
-                        <pic:spPr bwMode="auto">
-                          <a:xfrm>
-                            <a:off x="0" y="0"/>
-                            <a:ext cx="5334000" cy="4191000"/>
-                          </a:xfrm>
-                          <a:prstGeom prst="rect">
-                            <a:avLst/>
-                          </a:prstGeom>
-                          <a:noFill/>
-                          <a:ln w="9525">
-                            <a:noFill/>
-                            <a:headEnd/>
-                            <a:tailEnd/>
-                          </a:ln>
-                        </pic:spPr>
-                      </pic:pic>
-                    </a:graphicData>
-                  </a:graphic>
-                </wp:inline>
-              </w:drawing>
-            </w:r>
-          </w:p>
+          <w:bookmarkStart w:id="59" w:name="tbl-contrast"/>
           <w:p>
             <w:pPr>
               <w:jc w:val="center"/>
@@ -5516,10 +5229,538 @@
               <w:pStyle w:val="ImageCaption"/>
             </w:pPr>
             <w:r>
-              <w:t xml:space="preserve">Figure 3: Panel A depicts the global importance (mean |Shapley value|) for feature categories for each model. Feature categories are ordered by their aggregate global importance (i.e., total bar length) across the five models. The importance of each feature category for specific models is displayed separately by color. Panel B shows the local feature importance for the 0 hour lagged model.</w:t>
+              <w:t xml:space="preserve">Table 2: Median difference in auROC, 95% Bayesian credible interval (CI), and posterior probability that that the auROC difference was greater than 0 for all baseline and adjacent lag contrasts.</w:t>
             </w:r>
           </w:p>
-          <w:bookmarkEnd w:id="65"/>
+          <w:tbl>
+            <w:tblPr>
+              <w:tblStyle w:val="Table"/>
+              <w:tblW w:type="auto" w:w="0"/>
+              <w:tblLook w:firstRow="1" w:lastRow="0" w:firstColumn="0" w:lastColumn="0" w:noHBand="0" w:noVBand="0" w:val="0020"/>
+              <w:jc w:val="start"/>
+            </w:tblPr>
+            <w:tblGrid>
+              <w:gridCol w:w="1980"/>
+              <w:gridCol w:w="1980"/>
+              <w:gridCol w:w="1980"/>
+              <w:gridCol w:w="1980"/>
+            </w:tblGrid>
+            <w:tr>
+              <w:trPr>
+                <w:tblHeader w:val="true"/>
+              </w:trPr>
+              <w:tc>
+                <w:tcPr/>
+                <w:p>
+                  <w:pPr>
+                    <w:pStyle w:val="Compact"/>
+                    <w:jc w:val="left"/>
+                    <w:jc w:val="center"/>
+                  </w:pPr>
+                  <w:r>
+                    <w:t xml:space="preserve">Contrast</w:t>
+                  </w:r>
+                </w:p>
+              </w:tc>
+              <w:tc>
+                <w:tcPr/>
+                <w:p>
+                  <w:pPr>
+                    <w:pStyle w:val="Compact"/>
+                    <w:jc w:val="left"/>
+                    <w:jc w:val="center"/>
+                  </w:pPr>
+                  <w:r>
+                    <w:t xml:space="preserve">Median</w:t>
+                  </w:r>
+                </w:p>
+              </w:tc>
+              <w:tc>
+                <w:tcPr/>
+                <w:p>
+                  <w:pPr>
+                    <w:pStyle w:val="Compact"/>
+                    <w:jc w:val="left"/>
+                    <w:jc w:val="center"/>
+                  </w:pPr>
+                  <w:r>
+                    <w:t xml:space="preserve">Bayesian CI</w:t>
+                  </w:r>
+                </w:p>
+              </w:tc>
+              <w:tc>
+                <w:tcPr/>
+                <w:p>
+                  <w:pPr>
+                    <w:pStyle w:val="Compact"/>
+                    <w:jc w:val="left"/>
+                    <w:jc w:val="center"/>
+                  </w:pPr>
+                  <w:r>
+                    <w:t xml:space="preserve">Probability</w:t>
+                  </w:r>
+                </w:p>
+              </w:tc>
+            </w:tr>
+            <w:tr>
+              <w:tc>
+                <w:tcPr/>
+                <w:p>
+                  <w:pPr>
+                    <w:pStyle w:val="Compact"/>
+                    <w:jc w:val="left"/>
+                    <w:jc w:val="center"/>
+                  </w:pPr>
+                  <w:r>
+                    <w:t xml:space="preserve">Baseline Contrasts</w:t>
+                  </w:r>
+                </w:p>
+              </w:tc>
+              <w:tc>
+                <w:tcPr/>
+                <w:p>
+                  <w:pPr>
+                    <w:pStyle w:val="Compact"/>
+                  </w:pPr>
+                </w:p>
+              </w:tc>
+              <w:tc>
+                <w:tcPr/>
+                <w:p>
+                  <w:pPr>
+                    <w:pStyle w:val="Compact"/>
+                  </w:pPr>
+                </w:p>
+              </w:tc>
+              <w:tc>
+                <w:tcPr/>
+                <w:p>
+                  <w:pPr>
+                    <w:pStyle w:val="Compact"/>
+                  </w:pPr>
+                </w:p>
+              </w:tc>
+            </w:tr>
+            <w:tr>
+              <w:tc>
+                <w:tcPr/>
+                <w:p>
+                  <w:pPr>
+                    <w:pStyle w:val="Compact"/>
+                    <w:jc w:val="left"/>
+                    <w:jc w:val="center"/>
+                  </w:pPr>
+                  <w:r>
+                    <w:t xml:space="preserve">0 vs. 24</w:t>
+                  </w:r>
+                </w:p>
+              </w:tc>
+              <w:tc>
+                <w:tcPr/>
+                <w:p>
+                  <w:pPr>
+                    <w:pStyle w:val="Compact"/>
+                    <w:jc w:val="left"/>
+                    <w:jc w:val="center"/>
+                  </w:pPr>
+                  <w:r>
+                    <w:t xml:space="preserve">0.006</w:t>
+                  </w:r>
+                </w:p>
+              </w:tc>
+              <w:tc>
+                <w:tcPr/>
+                <w:p>
+                  <w:pPr>
+                    <w:pStyle w:val="Compact"/>
+                    <w:jc w:val="left"/>
+                    <w:jc w:val="center"/>
+                  </w:pPr>
+                  <w:r>
+                    <w:t xml:space="preserve">[0, 0.012]</w:t>
+                  </w:r>
+                </w:p>
+              </w:tc>
+              <w:tc>
+                <w:tcPr/>
+                <w:p>
+                  <w:pPr>
+                    <w:pStyle w:val="Compact"/>
+                    <w:jc w:val="left"/>
+                    <w:jc w:val="center"/>
+                  </w:pPr>
+                  <w:r>
+                    <w:t xml:space="preserve">0.956</w:t>
+                  </w:r>
+                </w:p>
+              </w:tc>
+            </w:tr>
+            <w:tr>
+              <w:tc>
+                <w:tcPr/>
+                <w:p>
+                  <w:pPr>
+                    <w:pStyle w:val="Compact"/>
+                    <w:jc w:val="left"/>
+                    <w:jc w:val="center"/>
+                  </w:pPr>
+                  <w:r>
+                    <w:t xml:space="preserve">0 vs. 72</w:t>
+                  </w:r>
+                </w:p>
+              </w:tc>
+              <w:tc>
+                <w:tcPr/>
+                <w:p>
+                  <w:pPr>
+                    <w:pStyle w:val="Compact"/>
+                    <w:jc w:val="left"/>
+                    <w:jc w:val="center"/>
+                  </w:pPr>
+                  <w:r>
+                    <w:t xml:space="preserve">0.018</w:t>
+                  </w:r>
+                </w:p>
+              </w:tc>
+              <w:tc>
+                <w:tcPr/>
+                <w:p>
+                  <w:pPr>
+                    <w:pStyle w:val="Compact"/>
+                    <w:jc w:val="left"/>
+                    <w:jc w:val="center"/>
+                  </w:pPr>
+                  <w:r>
+                    <w:t xml:space="preserve">[0.012, 0.025]</w:t>
+                  </w:r>
+                </w:p>
+              </w:tc>
+              <w:tc>
+                <w:tcPr/>
+                <w:p>
+                  <w:pPr>
+                    <w:pStyle w:val="Compact"/>
+                    <w:jc w:val="left"/>
+                    <w:jc w:val="center"/>
+                  </w:pPr>
+                  <w:r>
+                    <w:t xml:space="preserve">1</w:t>
+                  </w:r>
+                </w:p>
+              </w:tc>
+            </w:tr>
+            <w:tr>
+              <w:tc>
+                <w:tcPr/>
+                <w:p>
+                  <w:pPr>
+                    <w:pStyle w:val="Compact"/>
+                    <w:jc w:val="left"/>
+                    <w:jc w:val="center"/>
+                  </w:pPr>
+                  <w:r>
+                    <w:t xml:space="preserve">0 vs. 168</w:t>
+                  </w:r>
+                </w:p>
+              </w:tc>
+              <w:tc>
+                <w:tcPr/>
+                <w:p>
+                  <w:pPr>
+                    <w:pStyle w:val="Compact"/>
+                    <w:jc w:val="left"/>
+                    <w:jc w:val="center"/>
+                  </w:pPr>
+                  <w:r>
+                    <w:t xml:space="preserve">0.023</w:t>
+                  </w:r>
+                </w:p>
+              </w:tc>
+              <w:tc>
+                <w:tcPr/>
+                <w:p>
+                  <w:pPr>
+                    <w:pStyle w:val="Compact"/>
+                    <w:jc w:val="left"/>
+                    <w:jc w:val="center"/>
+                  </w:pPr>
+                  <w:r>
+                    <w:t xml:space="preserve">[0.016, 0.029]</w:t>
+                  </w:r>
+                </w:p>
+              </w:tc>
+              <w:tc>
+                <w:tcPr/>
+                <w:p>
+                  <w:pPr>
+                    <w:pStyle w:val="Compact"/>
+                    <w:jc w:val="left"/>
+                    <w:jc w:val="center"/>
+                  </w:pPr>
+                  <w:r>
+                    <w:t xml:space="preserve">1</w:t>
+                  </w:r>
+                </w:p>
+              </w:tc>
+            </w:tr>
+            <w:tr>
+              <w:tc>
+                <w:tcPr/>
+                <w:p>
+                  <w:pPr>
+                    <w:pStyle w:val="Compact"/>
+                    <w:jc w:val="left"/>
+                    <w:jc w:val="center"/>
+                  </w:pPr>
+                  <w:r>
+                    <w:t xml:space="preserve">0 vs. 336</w:t>
+                  </w:r>
+                </w:p>
+              </w:tc>
+              <w:tc>
+                <w:tcPr/>
+                <w:p>
+                  <w:pPr>
+                    <w:pStyle w:val="Compact"/>
+                    <w:jc w:val="left"/>
+                    <w:jc w:val="center"/>
+                  </w:pPr>
+                  <w:r>
+                    <w:t xml:space="preserve">0.041</w:t>
+                  </w:r>
+                </w:p>
+              </w:tc>
+              <w:tc>
+                <w:tcPr/>
+                <w:p>
+                  <w:pPr>
+                    <w:pStyle w:val="Compact"/>
+                    <w:jc w:val="left"/>
+                    <w:jc w:val="center"/>
+                  </w:pPr>
+                  <w:r>
+                    <w:t xml:space="preserve">[0.033, 0.05]</w:t>
+                  </w:r>
+                </w:p>
+              </w:tc>
+              <w:tc>
+                <w:tcPr/>
+                <w:p>
+                  <w:pPr>
+                    <w:pStyle w:val="Compact"/>
+                    <w:jc w:val="left"/>
+                    <w:jc w:val="center"/>
+                  </w:pPr>
+                  <w:r>
+                    <w:t xml:space="preserve">1</w:t>
+                  </w:r>
+                </w:p>
+              </w:tc>
+            </w:tr>
+            <w:tr>
+              <w:tc>
+                <w:tcPr/>
+                <w:p>
+                  <w:pPr>
+                    <w:pStyle w:val="Compact"/>
+                    <w:jc w:val="left"/>
+                    <w:jc w:val="center"/>
+                  </w:pPr>
+                  <w:r>
+                    <w:t xml:space="preserve">Adjacent Contrasts</w:t>
+                  </w:r>
+                </w:p>
+              </w:tc>
+              <w:tc>
+                <w:tcPr/>
+                <w:p>
+                  <w:pPr>
+                    <w:pStyle w:val="Compact"/>
+                  </w:pPr>
+                </w:p>
+              </w:tc>
+              <w:tc>
+                <w:tcPr/>
+                <w:p>
+                  <w:pPr>
+                    <w:pStyle w:val="Compact"/>
+                  </w:pPr>
+                </w:p>
+              </w:tc>
+              <w:tc>
+                <w:tcPr/>
+                <w:p>
+                  <w:pPr>
+                    <w:pStyle w:val="Compact"/>
+                  </w:pPr>
+                </w:p>
+              </w:tc>
+            </w:tr>
+            <w:tr>
+              <w:tc>
+                <w:tcPr/>
+                <w:p>
+                  <w:pPr>
+                    <w:pStyle w:val="Compact"/>
+                    <w:jc w:val="left"/>
+                    <w:jc w:val="center"/>
+                  </w:pPr>
+                  <w:r>
+                    <w:t xml:space="preserve">24 vs. 72</w:t>
+                  </w:r>
+                </w:p>
+              </w:tc>
+              <w:tc>
+                <w:tcPr/>
+                <w:p>
+                  <w:pPr>
+                    <w:pStyle w:val="Compact"/>
+                    <w:jc w:val="left"/>
+                    <w:jc w:val="center"/>
+                  </w:pPr>
+                  <w:r>
+                    <w:t xml:space="preserve">0.012</w:t>
+                  </w:r>
+                </w:p>
+              </w:tc>
+              <w:tc>
+                <w:tcPr/>
+                <w:p>
+                  <w:pPr>
+                    <w:pStyle w:val="Compact"/>
+                    <w:jc w:val="left"/>
+                    <w:jc w:val="center"/>
+                  </w:pPr>
+                  <w:r>
+                    <w:t xml:space="preserve">[0.006, 0.019]</w:t>
+                  </w:r>
+                </w:p>
+              </w:tc>
+              <w:tc>
+                <w:tcPr/>
+                <w:p>
+                  <w:pPr>
+                    <w:pStyle w:val="Compact"/>
+                    <w:jc w:val="left"/>
+                    <w:jc w:val="center"/>
+                  </w:pPr>
+                  <w:r>
+                    <w:t xml:space="preserve">0.999</w:t>
+                  </w:r>
+                </w:p>
+              </w:tc>
+            </w:tr>
+            <w:tr>
+              <w:tc>
+                <w:tcPr/>
+                <w:p>
+                  <w:pPr>
+                    <w:pStyle w:val="Compact"/>
+                    <w:jc w:val="left"/>
+                    <w:jc w:val="center"/>
+                  </w:pPr>
+                  <w:r>
+                    <w:t xml:space="preserve">72 vs. 168</w:t>
+                  </w:r>
+                </w:p>
+              </w:tc>
+              <w:tc>
+                <w:tcPr/>
+                <w:p>
+                  <w:pPr>
+                    <w:pStyle w:val="Compact"/>
+                    <w:jc w:val="left"/>
+                    <w:jc w:val="center"/>
+                  </w:pPr>
+                  <w:r>
+                    <w:t xml:space="preserve">0.004</w:t>
+                  </w:r>
+                </w:p>
+              </w:tc>
+              <w:tc>
+                <w:tcPr/>
+                <w:p>
+                  <w:pPr>
+                    <w:pStyle w:val="Compact"/>
+                    <w:jc w:val="left"/>
+                    <w:jc w:val="center"/>
+                  </w:pPr>
+                  <w:r>
+                    <w:t xml:space="preserve">[-0.002, 0.011]</w:t>
+                  </w:r>
+                </w:p>
+              </w:tc>
+              <w:tc>
+                <w:tcPr/>
+                <w:p>
+                  <w:pPr>
+                    <w:pStyle w:val="Compact"/>
+                    <w:jc w:val="left"/>
+                    <w:jc w:val="center"/>
+                  </w:pPr>
+                  <w:r>
+                    <w:t xml:space="preserve">0.862</w:t>
+                  </w:r>
+                </w:p>
+              </w:tc>
+            </w:tr>
+            <w:tr>
+              <w:tc>
+                <w:tcPr/>
+                <w:p>
+                  <w:pPr>
+                    <w:pStyle w:val="Compact"/>
+                    <w:jc w:val="left"/>
+                    <w:jc w:val="center"/>
+                  </w:pPr>
+                  <w:r>
+                    <w:t xml:space="preserve">168 vs. 336</w:t>
+                  </w:r>
+                </w:p>
+              </w:tc>
+              <w:tc>
+                <w:tcPr/>
+                <w:p>
+                  <w:pPr>
+                    <w:pStyle w:val="Compact"/>
+                    <w:jc w:val="left"/>
+                    <w:jc w:val="center"/>
+                  </w:pPr>
+                  <w:r>
+                    <w:t xml:space="preserve">0.018</w:t>
+                  </w:r>
+                </w:p>
+              </w:tc>
+              <w:tc>
+                <w:tcPr/>
+                <w:p>
+                  <w:pPr>
+                    <w:pStyle w:val="Compact"/>
+                    <w:jc w:val="left"/>
+                    <w:jc w:val="center"/>
+                  </w:pPr>
+                  <w:r>
+                    <w:t xml:space="preserve">[0.011, 0.026]</w:t>
+                  </w:r>
+                </w:p>
+              </w:tc>
+              <w:tc>
+                <w:tcPr/>
+                <w:p>
+                  <w:pPr>
+                    <w:pStyle w:val="Compact"/>
+                    <w:jc w:val="left"/>
+                    <w:jc w:val="center"/>
+                  </w:pPr>
+                  <w:r>
+                    <w:t xml:space="preserve">1</w:t>
+                  </w:r>
+                </w:p>
+              </w:tc>
+            </w:tr>
+          </w:tbl>
+          <w:bookmarkEnd w:id="59"/>
+          <w:p/>
         </w:tc>
       </w:tr>
     </w:tbl>
@@ -5539,259 +5780,331 @@
         </w:rPr>
         <w:t xml:space="preserve"> </w:t>
       </w:r>
-      <w:hyperlink r:id="rId66">
+      <w:hyperlink r:id="rId60">
         <w:r>
           <w:rPr>
             <w:rStyle w:val="Hyperlink"/>
             <w:vertAlign w:val="subscript"/>
           </w:rPr>
-          <w:t xml:space="preserve">Make All Figures for Main Manuscript</w:t>
+          <w:t xml:space="preserve">Make All Tables for Main Manuscript</w:t>
         </w:r>
       </w:hyperlink>
     </w:p>
+    <w:bookmarkEnd w:id="61"/>
+    <w:bookmarkStart w:id="62" w:name="fairness-analyses-1"/>
+    <w:p>
+      <w:pPr>
+        <w:pStyle w:val="Heading2"/>
+      </w:pPr>
+      <w:r>
+        <w:t xml:space="preserve">Fairness Analyses</w:t>
+      </w:r>
+    </w:p>
+    <w:p>
+      <w:pPr>
+        <w:pStyle w:val="FirstParagraph"/>
+      </w:pPr>
+      <w:r>
+        <w:t xml:space="preserve">Panels B-D in</w:t>
+      </w:r>
+      <w:r>
+        <w:t xml:space="preserve"> </w:t>
+      </w:r>
+      <w:hyperlink w:anchor="fig-2">
+        <w:r>
+          <w:rPr>
+            <w:rStyle w:val="Hyperlink"/>
+          </w:rPr>
+          <w:t xml:space="preserve">Figure 2</w:t>
+        </w:r>
+      </w:hyperlink>
+      <w:r>
+        <w:t xml:space="preserve"> </w:t>
+      </w:r>
+      <w:r>
+        <w:t xml:space="preserve">shows the median auROC and credible intervals for each model separately by race (not White;</w:t>
+      </w:r>
+      <w:r>
+        <w:t xml:space="preserve"> </w:t>
+      </w:r>
+      <w:r>
+        <w:rPr>
+          <w:iCs/>
+          <w:i/>
+        </w:rPr>
+        <w:t xml:space="preserve">N</w:t>
+      </w:r>
+      <w:r>
+        <w:t xml:space="preserve"> </w:t>
+      </w:r>
+      <w:r>
+        <w:t xml:space="preserve">= 20 vs. Non-Hispanic White;</w:t>
+      </w:r>
+      <w:r>
+        <w:t xml:space="preserve"> </w:t>
+      </w:r>
+      <w:r>
+        <w:rPr>
+          <w:iCs/>
+          <w:i/>
+        </w:rPr>
+        <w:t xml:space="preserve">N</w:t>
+      </w:r>
+      <w:r>
+        <w:t xml:space="preserve"> </w:t>
+      </w:r>
+      <w:r>
+        <w:t xml:space="preserve">= 131), sex at birth (female;</w:t>
+      </w:r>
+      <w:r>
+        <w:t xml:space="preserve"> </w:t>
+      </w:r>
+      <w:r>
+        <w:rPr>
+          <w:iCs/>
+          <w:i/>
+        </w:rPr>
+        <w:t xml:space="preserve">N</w:t>
+      </w:r>
+      <w:r>
+        <w:t xml:space="preserve"> </w:t>
+      </w:r>
+      <w:r>
+        <w:t xml:space="preserve">= 74 vs. male;</w:t>
+      </w:r>
+      <w:r>
+        <w:t xml:space="preserve"> </w:t>
+      </w:r>
+      <w:r>
+        <w:rPr>
+          <w:iCs/>
+          <w:i/>
+        </w:rPr>
+        <w:t xml:space="preserve">N</w:t>
+      </w:r>
+      <w:r>
+        <w:t xml:space="preserve"> </w:t>
+      </w:r>
+      <w:r>
+        <w:t xml:space="preserve">= 77), and income (below poverty;</w:t>
+      </w:r>
+      <w:r>
+        <w:t xml:space="preserve"> </w:t>
+      </w:r>
+      <w:r>
+        <w:rPr>
+          <w:iCs/>
+          <w:i/>
+        </w:rPr>
+        <w:t xml:space="preserve">N</w:t>
+      </w:r>
+      <w:r>
+        <w:t xml:space="preserve"> </w:t>
+      </w:r>
+      <w:r>
+        <w:t xml:space="preserve">= 18 vs. above poverty;</w:t>
+      </w:r>
+      <w:r>
+        <w:t xml:space="preserve"> </w:t>
+      </w:r>
+      <w:r>
+        <w:rPr>
+          <w:iCs/>
+          <w:i/>
+        </w:rPr>
+        <w:t xml:space="preserve">N</w:t>
+      </w:r>
+      <w:r>
+        <w:t xml:space="preserve"> </w:t>
+      </w:r>
+      <w:r>
+        <w:t xml:space="preserve">= 133). There was strong evidence (probabilities &gt; .98) that our models performed better for the advantaged groups (White, male, above poverty) compared to the disadvantaged groups (not-White, female, below poverty). On average there was a median decrease in auROC of 0.161 (range 0.108-0.175) for participants who were not White compared to non-Hispanic White participants. On average there was a median decrease in auROC of 0.080 (range 0.058-0.116) for female participants compared to male participants. On average there was a median decrease in auROC of 0.092 (range 0.087-0.133) for participants below the federal poverty line compared to participants above the federal poverty line. We also report the median difference in auROC, 95% Bayesian CI, and posterior probability that that the auROC difference was greater than 0 for all comparisons separately by model in the supplement.</w:t>
+      </w:r>
+    </w:p>
+    <w:bookmarkEnd w:id="62"/>
+    <w:bookmarkStart w:id="63" w:name="discussion"/>
+    <w:p>
+      <w:pPr>
+        <w:pStyle w:val="Heading2"/>
+      </w:pPr>
+      <w:r>
+        <w:t xml:space="preserve">Discussion</w:t>
+      </w:r>
+    </w:p>
+    <w:bookmarkEnd w:id="63"/>
+    <w:bookmarkStart w:id="64" w:name="model-performance"/>
+    <w:p>
+      <w:pPr>
+        <w:pStyle w:val="Heading2"/>
+      </w:pPr>
+      <w:r>
+        <w:t xml:space="preserve">Model Performance</w:t>
+      </w:r>
+    </w:p>
+    <w:p>
+      <w:pPr>
+        <w:pStyle w:val="FirstParagraph"/>
+      </w:pPr>
+      <w:r>
+        <w:t xml:space="preserve">Our models performed exceptionally well with median posterior probabilities for auROCs of .85 - .89. This suggests we can achieve clinically meaningful performance up to two weeks out. Our rigorous resampling methods (grouped, nested, k-fold cross-validation) make us confident that these are valid estimates of how our models would perform with new individuals.</w:t>
+      </w:r>
+    </w:p>
+    <w:p>
+      <w:pPr>
+        <w:pStyle w:val="BodyText"/>
+      </w:pPr>
+      <w:r>
+        <w:t xml:space="preserve">Nevertheless, model performance did decrease as models predicted further into the future. This is unsurprising given what we know about prediction and substance use. Many important relapse risk factors are fluctuating processes that can change day-by-day, if not more frequently. As lag time increases, features become less proximal to the prediction time point. Still, we wish to emphasize that our lowest auROC (.85) is still excellent, and the benefit of advanced notice likely outweighs the cost to performance.</w:t>
+      </w:r>
+    </w:p>
+    <w:bookmarkEnd w:id="64"/>
+    <w:bookmarkStart w:id="65" w:name="model-fairness"/>
+    <w:p>
+      <w:pPr>
+        <w:pStyle w:val="Heading2"/>
+      </w:pPr>
+      <w:r>
+        <w:t xml:space="preserve">Model Fairness</w:t>
+      </w:r>
+    </w:p>
+    <w:p>
+      <w:pPr>
+        <w:pStyle w:val="FirstParagraph"/>
+      </w:pPr>
+      <w:r>
+        <w:t xml:space="preserve">All models performed worse for people who were not White, and for people who had an income below the poverty line. The largest contributing factor is likely the lack of diversity in our training data. For example, even with our coarse combination of race/ethnicity, the not White group was largely underrepresented relative to the non-Hispanic White group. The best solution to this limitation would be to recruit a more representative sample. However, there may be methods to mitigate these issues in the current data. We could explore upsampling disadvantaged group representation in the data (e.g., using synthetic minority oversampling technique). We also could adjust the penalty weights so that prediction errors for disadvantaged groups are weighted more heavily than prediction errors for majority groups. We could also consider using personalized modeling approaches that consider the characteristics and behaviors important to an individual rather than generalizing across a population. For example, state space models inherently capture time series data and allow for the modeling of how an individual’s risk evolves over time from observable and latent states.</w:t>
+      </w:r>
+    </w:p>
+    <w:p>
+      <w:pPr>
+        <w:pStyle w:val="BodyText"/>
+      </w:pPr>
+      <w:r>
+        <w:t xml:space="preserve">However, sex was adequately represented in our sample. We were surprised to see model performance was significantly worse for women compared to men. This finding suggests representation in our data is not the only factor affecting model fairness. We chose our EMA items based on domain expertise and years of relapse risk research. It is possible that these constructs more precisely describe relapse risk factors for men than for women. This could mean that more research is needed to identify relapse risk factors for women (and other groups underrepresented in the literature more broadly). Additionally, data driven (bottom-up) approaches to creating features could be one way to remove some of the bias in domain driven (top-down) approaches. For example, using natural language processing on text message content could allow for new categories of features to emerge.</w:t>
+      </w:r>
+    </w:p>
+    <w:bookmarkEnd w:id="65"/>
+    <w:bookmarkStart w:id="66" w:name="X40ab624ebf83813907a18dba36edd4d1d14a553"/>
+    <w:p>
+      <w:pPr>
+        <w:pStyle w:val="Heading2"/>
+      </w:pPr>
+      <w:r>
+        <w:t xml:space="preserve">Additional Limitations and Future Directions</w:t>
+      </w:r>
+    </w:p>
+    <w:p>
+      <w:pPr>
+        <w:pStyle w:val="FirstParagraph"/>
+      </w:pPr>
+      <w:r>
+        <w:t xml:space="preserve">We believe these models will be most effective embedded in a recovery monitoring and support system. This system could provide daily, weekly, or less frequent (e.g., only when risk of lapse exceeds a certain threshold) messages to patients with personalized feedback about their risk of lapse and provide support recommendations tailored to their current recovery needs. However, it is unclear the best way to provide risk information to patients. In an ongoing grant, our group is working to optimize the delivery of daily support messages by examining whether the inclusion or exclusion of risk-relevant message components (e.g., lapse probability, lapse probability change, important features, and a risk-relevant recommendation) increase engagement in recovery tools and supports, trust in the machine learning model, and improve clinical outcomes.</w:t>
+      </w:r>
+    </w:p>
+    <w:p>
+      <w:pPr>
+        <w:pStyle w:val="BodyText"/>
+      </w:pPr>
+      <w:r>
+        <w:t xml:space="preserve">In such a system, we can imagine that even longer lags (i.e., more advanced warning) could be helpful. In the present study, we were limited by how much time we could lag predictions. Participants only provided EMA for up to three months. Therefore, a lag time of two weeks between the prediction time point and start of the prediction window means data from 2 out of the 12 possible weeks is not being used. This loss of data could be one reason we saw a decrease in model performance with increased lag times. In a separate NIH protocol underway, participants are providing EMA and other sensed data for up to 12 months</w:t>
+      </w:r>
+      <w:r>
+        <w:t xml:space="preserve"> </w:t>
+      </w:r>
+      <w:r>
+        <w:t xml:space="preserve">(Moshontz et al. 2021)</w:t>
+      </w:r>
+      <w:r>
+        <w:t xml:space="preserve">. By comparing models built from these two datasets, we will better be able to evaluate whether this loss of data impacted model performance and if we can sustain similar performance with even longer lags in these data.</w:t>
+      </w:r>
+    </w:p>
+    <w:p>
+      <w:pPr>
+        <w:pStyle w:val="BodyText"/>
+      </w:pPr>
+      <w:r>
+        <w:t xml:space="preserve">A recovery monitoring and support system will require new data to update model predictions. A model only using EMA could raise measurement burden concerns. Research suggests people can comply with effortful sensing methods (e.g., 4x daily EMA) while using substances</w:t>
+      </w:r>
+      <w:r>
+        <w:t xml:space="preserve"> </w:t>
+      </w:r>
+      <w:r>
+        <w:t xml:space="preserve">(Wyant et al. 2023; Jones et al. 2019)</w:t>
+      </w:r>
+      <w:r>
+        <w:t xml:space="preserve">. However, it is likely that frequent daily surveys will eventually become too burdensome when considering long-term monitoring. We have begun to address this by building models with fewer EMAs (1x daily) and have found comparable performance.</w:t>
+      </w:r>
+    </w:p>
+    <w:p>
+      <w:pPr>
+        <w:pStyle w:val="BodyText"/>
+      </w:pPr>
+      <w:r>
+        <w:t xml:space="preserve">Additionally, we have begun to explore how we can supplement our models with data from other lower burden sensing methods. Geolocation is a passive sensing method that could compliment EMA well. First, it could provide insight into information not easily captured by self-report. For example, the amount of time spent in risky locations, or changes in routine that could indicate life stressors. Second, the near-continuous sampling of geolocation could offer risk-relevant information that would otherwise be missed in between the discrete sampling periods of EMA. It is also possible that adding low burden sensing methods, like geolocation, could allow us to reduce the frequency (e.g., 1x weekly EMA) and/or length (e.g, 2-3 items) of our EMAs.</w:t>
+      </w:r>
+    </w:p>
+    <w:bookmarkEnd w:id="66"/>
+    <w:bookmarkStart w:id="67" w:name="conclusion"/>
+    <w:p>
+      <w:pPr>
+        <w:pStyle w:val="Heading2"/>
+      </w:pPr>
+      <w:r>
+        <w:t xml:space="preserve">Conclusion</w:t>
+      </w:r>
+    </w:p>
+    <w:p>
+      <w:pPr>
+        <w:pStyle w:val="FirstParagraph"/>
+      </w:pPr>
+      <w:r>
+        <w:t xml:space="preserve">This study suggests it is possible to predict alcohol lapses up to two weeks into the future. This advanced notice could allow patients to implement support options not immediately available. Important steps are still needed to make these models clinically implementable. Most notably, is the increased fairness in model performance. However, we remain optimistic as we have already begun to take several steps in addressing these barriers.</w:t>
+      </w:r>
+    </w:p>
     <w:bookmarkEnd w:id="67"/>
-    <w:bookmarkStart w:id="68" w:name="discussion"/>
+    <w:bookmarkStart w:id="124" w:name="references"/>
     <w:p>
       <w:pPr>
         <w:pStyle w:val="Heading2"/>
       </w:pPr>
       <w:r>
-        <w:t xml:space="preserve">Discussion</w:t>
-      </w:r>
-    </w:p>
-    <w:bookmarkEnd w:id="68"/>
-    <w:bookmarkStart w:id="69" w:name="model-performance"/>
-    <w:p>
-      <w:pPr>
-        <w:pStyle w:val="Heading2"/>
-      </w:pPr>
-      <w:r>
-        <w:t xml:space="preserve">Model Performance</w:t>
-      </w:r>
-    </w:p>
-    <w:p>
-      <w:pPr>
-        <w:pStyle w:val="FirstParagraph"/>
-      </w:pPr>
-      <w:r>
-        <w:t xml:space="preserve">Our models performed exceptionally well with median posterior probabilities for auROCs of .85 - .89. This suggests we can achieve clinically meaningful performance up to two weeks out. Our rigorous resampling methods (grouped, nested, k-fold cross-validation) make us confident that these are valid estimates of how our models would perform with new individuals.</w:t>
-      </w:r>
-    </w:p>
-    <w:p>
-      <w:pPr>
-        <w:pStyle w:val="BodyText"/>
-      </w:pPr>
-      <w:r>
-        <w:t xml:space="preserve">Nevertheless, model performance did significantly decrease as models predicted further into the future. This is unsurprising given what we know about prediction and substance use. First, as lag time increases, features become less proximal to the prediction time point. Many important relapse risk factors are fluctuating processes that can change day-by-day, if not more frequently. For example, cravings can come on quickly (e.g., after encountering a person or place that reminds them of their use) and typically only last for up to 30 minutes. It may be acceptable to miss some of these more dynamic risk factors, however, if we consider lagged models as a supplement to immediate lapse prediction models (i.e., models with no lag). Lagged prediction models are most useful for their ability to provide individuals with advance notice that they may be at risk for lapsing. This advance notice can be used to implement more time-intensive recovery supports, such as attending a support group. On the other hand, an immediate lapse prediction model (i.e., no lag) is well-suited for detecting immediate risk and making a recommendation just-in-time (e.g., pointing to an activity available 24/7 on the web).</w:t>
-      </w:r>
-    </w:p>
-    <w:p>
-      <w:pPr>
-        <w:pStyle w:val="BodyText"/>
-      </w:pPr>
-      <w:r>
-        <w:t xml:space="preserve">We saw mixed evidence that feature importance might change depending on lag. Past use and craving were the top two features for all models. This suggests that although these features can change quickly, they are important enough to consistently emerge as top predictors regardless of lag time. Recent past risky situations, however, ranked high for the immediate prediction models, but future anticipated risky situations was relatively more important for the lagged models.</w:t>
-      </w:r>
-      <w:r>
-        <w:t xml:space="preserve"> </w:t>
-      </w:r>
-      <w:r>
-        <w:t xml:space="preserve"> </w:t>
-      </w:r>
-    </w:p>
-    <w:p>
-      <w:pPr>
-        <w:pStyle w:val="BodyText"/>
-      </w:pPr>
-      <w:r>
-        <w:t xml:space="preserve">Second, participants only provided EMA for up to three months. Therefore, a lag time of two weeks between the prediction time point and start of the prediction window prohibits us from using 1/6th of the EMA data for predictions. It is possible that this loss of data contributed to decreased performance in the lagged models. In a separate NIH protocol underway, participants are providing EMA and other sensed data for up to 12 months</w:t>
-      </w:r>
-      <w:r>
-        <w:t xml:space="preserve"> </w:t>
-      </w:r>
-      <w:r>
-        <w:t xml:space="preserve">(Moshontz et al. 2021)</w:t>
-      </w:r>
-      <w:r>
-        <w:t xml:space="preserve">. By comparing models built from these two datasets, we will better be able to evaluate whether this loss of data impacted model performance and if we can sustain similar performance with even longer lags in these data. Still, we wish to emphasize that our lowest auROC (.85) is still excellent, and the benefit of advanced notice likely outweighs the cost to performance.</w:t>
-      </w:r>
-    </w:p>
-    <w:bookmarkEnd w:id="69"/>
-    <w:bookmarkStart w:id="70" w:name="model-fairness"/>
-    <w:p>
-      <w:pPr>
-        <w:pStyle w:val="Heading2"/>
-      </w:pPr>
-      <w:r>
-        <w:t xml:space="preserve">Model Fairness</w:t>
-      </w:r>
-    </w:p>
-    <w:p>
-      <w:pPr>
-        <w:pStyle w:val="FirstParagraph"/>
-      </w:pPr>
-      <w:r>
-        <w:t xml:space="preserve">All models performed worse for women, for people who were not White, and for people who had an income below the poverty line. The largest contributing factor is likely the lack of diversity in our training data. For example, even with our coarse combination of race/ethnicity, the not White group was largely underrepresented relative to the non-Hispanic White group. The best solution to this limitation would be to recruit a more representative sample. However, there may be methods to mitigate these issues in the current data. We could explore upsampling minority group representation in the data (e.g., using synthetic minority oversampling technique). We also could adjust the penalty weights so that prediction errors for minority groups are weighted more heavily than prediction errors for majority groups.</w:t>
-      </w:r>
-    </w:p>
-    <w:p>
-      <w:pPr>
-        <w:pStyle w:val="BodyText"/>
-      </w:pPr>
-      <w:r>
-        <w:t xml:space="preserve">Lastly, we could consider building models for a specific individual (i.e., idiographic)</w:t>
-      </w:r>
-      <w:r>
-        <w:t xml:space="preserve"> </w:t>
-      </w:r>
-      <w:r>
-        <w:t xml:space="preserve">(Fisher et al. 2019; Wright and Zimmermann 2019)</w:t>
-      </w:r>
-      <w:r>
-        <w:t xml:space="preserve">. Person-specific models consider the characteristics and behaviors important to an individual rather than generalizing across a population. Unfortunately, a person-specific lapse prediction model requires a sufficient number of positive labels (i.e., lapses) for that individual. Waiting until an individual has lapsed multiple (perhaps many) times to offer help is in direct opposition with our goals. One potential solution to this conundrum may involve departing from traditional machine learning algorithms. For example, state space models, which are grounded in traditional repeated measures designs, inherently capture time series data and allow for the modeling of how an individual’s risk evolves over time from observable and latent states.</w:t>
-      </w:r>
-      <w:r>
-        <w:t xml:space="preserve"> </w:t>
-      </w:r>
-    </w:p>
-    <w:p>
-      <w:pPr>
-        <w:pStyle w:val="BodyText"/>
-      </w:pPr>
-      <w:r>
-        <w:t xml:space="preserve">Although representation in our data is likely a contributing factor, it is not the only factor affecting model fairness. We had equal representation of men and women, and we still saw differences in performance. This difference is likely due to another source of bias - measurement bias. We chose our EMA items based on domain expertise and years of relapse risk research. It is possible that these constructs more precisely describe relapse risk factors for men than for women. This could mean that more research is needed to identify relapse risk factors for women (and other groups underrepresented in the literature more broadly). Additionally, data driven (bottom-up) approaches to creating features could be one way to remove some of the bias in domain driven (top-down) approaches. For example, using natural language processing on text message content could allow for new categories of features to emerge.</w:t>
-      </w:r>
-    </w:p>
-    <w:bookmarkEnd w:id="70"/>
-    <w:bookmarkStart w:id="71" w:name="X40ab624ebf83813907a18dba36edd4d1d14a553"/>
-    <w:p>
-      <w:pPr>
-        <w:pStyle w:val="Heading2"/>
-      </w:pPr>
-      <w:r>
-        <w:t xml:space="preserve">Additional Limitations and Future Directions</w:t>
-      </w:r>
-    </w:p>
-    <w:p>
-      <w:pPr>
-        <w:pStyle w:val="FirstParagraph"/>
-      </w:pPr>
-      <w:r>
-        <w:t xml:space="preserve">All of the proposed suggestions above for improving model fairness are current directions in our lab. In our current sample of participants, we are building models that prioritize accuracy for underrepresented groups. We are also building models that use other sensing methods, like geolocation and text message content, separately and in conjunction with EMA. In these combined models, we plan to assess whether the relative top features differs by demographic group. For example, it is possible that data-driven features (e.g., from geolocation) emerge as more important for groups that have been historically underrepresented in the research on relapse risk factors driving our self-report measures. To increase the diversity of our data, we recruited a nationally representative sample of people with opioid use disorder (data collection is near complete)</w:t>
-      </w:r>
-      <w:r>
-        <w:t xml:space="preserve"> </w:t>
-      </w:r>
-      <w:r>
-        <w:t xml:space="preserve">(Moshontz et al. 2021)</w:t>
-      </w:r>
-      <w:r>
-        <w:t xml:space="preserve">.</w:t>
-      </w:r>
-    </w:p>
-    <w:p>
-      <w:pPr>
-        <w:pStyle w:val="BodyText"/>
-      </w:pPr>
-      <w:r>
-        <w:t xml:space="preserve">Measurement burden of EMA is also a concern. Research suggests people can comply with effortful sensing methods (e.g., 4x daily EMA) while using substances</w:t>
-      </w:r>
-      <w:r>
-        <w:t xml:space="preserve"> </w:t>
-      </w:r>
-      <w:r>
-        <w:t xml:space="preserve">(Wyant et al. 2023; Jones et al. 2019)</w:t>
-      </w:r>
-      <w:r>
-        <w:t xml:space="preserve">. However, it is likely that frequent daily surveys will eventually become too burdensome when considering long-term monitoring. We plan to build models that use only 1x daily EMA to evaluate the trade-off between model performance and assessment burden. We also plan to build models that combine EMA and passive sensing methods, like geolocation, and evaluate the important features. It is possible that adding other low burden sensing methods could allow us to reduce the frequency (e.g., 1x weekly EMA) and/or length (e.g, 2-3 items) of our EMAs.</w:t>
-      </w:r>
-    </w:p>
-    <w:p>
-      <w:pPr>
-        <w:pStyle w:val="BodyText"/>
-      </w:pPr>
-      <w:r>
-        <w:t xml:space="preserve">Finally, to address disparities in substance use treatment initiation and outcomes among underrepresented groups, it is important to solicit and consider individual preferences and perceptions of the sensing data used to build an algorithm-guided risk monitoring support system from the beginning (i.e.,</w:t>
+        <w:t xml:space="preserve">References</w:t>
+      </w:r>
+    </w:p>
+    <w:bookmarkStart w:id="123" w:name="refs"/>
+    <w:bookmarkStart w:id="69" w:name="ref-baeMobilePhoneSensors2018"/>
+    <w:p>
+      <w:pPr>
+        <w:pStyle w:val="Bibliography"/>
+      </w:pPr>
+      <w:r>
+        <w:t xml:space="preserve">Bae, Sangwon, Tammy Chung, Denzil Ferreira, Anind K. Dey, and Brian Suffoletto. 2018.</w:t>
+      </w:r>
+      <w:r>
+        <w:t xml:space="preserve"> </w:t>
+      </w:r>
+      <w:r>
+        <w:t xml:space="preserve">“Mobile Phone Sensors and Supervised Machine Learning to Identify Alcohol Use Events in Young Adults:</w:t>
+      </w:r>
+      <w:r>
+        <w:t xml:space="preserve"> </w:t>
+      </w:r>
+      <w:r>
+        <w:t xml:space="preserve">Implications</w:t>
+      </w:r>
+      <w:r>
+        <w:t xml:space="preserve"> </w:t>
+      </w:r>
+      <w:r>
+        <w:t xml:space="preserve">for Just-in-Time Adaptive Interventions.”</w:t>
       </w:r>
       <w:r>
         <w:t xml:space="preserve"> </w:t>
       </w:r>
       <w:r>
         <w:rPr>
+          <w:iCs/>
           <w:i/>
-          <w:iCs/>
-        </w:rPr>
-        <w:t xml:space="preserve">before</w:t>
-      </w:r>
-      <w:r>
-        <w:t xml:space="preserve"> </w:t>
-      </w:r>
-      <w:r>
-        <w:t xml:space="preserve">an intervention is developed). Providing a support tool only acceptable to a majority group could widen existing disparities. To this end, we are currently using a mixed-methods design to assess issues related to feasibility and acceptability by sensing method and demographic characteristics in our national sample of participants with opioid use disorder.</w:t>
-      </w:r>
-    </w:p>
-    <w:bookmarkEnd w:id="71"/>
-    <w:bookmarkStart w:id="72" w:name="conclusion"/>
-    <w:p>
-      <w:pPr>
-        <w:pStyle w:val="Heading2"/>
-      </w:pPr>
-      <w:r>
-        <w:t xml:space="preserve">Conclusion</w:t>
-      </w:r>
-    </w:p>
-    <w:p>
-      <w:pPr>
-        <w:pStyle w:val="FirstParagraph"/>
-      </w:pPr>
-      <w:r>
-        <w:t xml:space="preserve">This study suggests it is possible to predict alcohol lapses up to two weeks into the future. This advanced notice could allow patients to implement multimodal support options not immediately available. Important steps are still needed to make these models clinically implementable. Most notably, is the increased fairness in model performance. However, we remain optimistic as we have already begun to take several steps in addressing these barriers.</w:t>
-      </w:r>
-    </w:p>
-    <w:bookmarkEnd w:id="72"/>
-    <w:bookmarkStart w:id="124" w:name="references"/>
-    <w:p>
-      <w:pPr>
-        <w:pStyle w:val="Heading2"/>
-      </w:pPr>
-      <w:r>
-        <w:t xml:space="preserve">References</w:t>
-      </w:r>
-    </w:p>
-    <w:bookmarkStart w:id="123" w:name="refs"/>
-    <w:bookmarkStart w:id="74" w:name="ref-baeMobilePhoneSensors2018"/>
-    <w:p>
-      <w:pPr>
-        <w:pStyle w:val="Bibliography"/>
-      </w:pPr>
-      <w:r>
-        <w:t xml:space="preserve">Bae, Sangwon, Tammy Chung, Denzil Ferreira, Anind K. Dey, and Brian Suffoletto. 2018.</w:t>
-      </w:r>
-      <w:r>
-        <w:t xml:space="preserve"> </w:t>
-      </w:r>
-      <w:r>
-        <w:t xml:space="preserve">“Mobile Phone Sensors and Supervised Machine Learning to Identify Alcohol Use Events in Young Adults:</w:t>
-      </w:r>
-      <w:r>
-        <w:t xml:space="preserve"> </w:t>
-      </w:r>
-      <w:r>
-        <w:t xml:space="preserve">Implications</w:t>
-      </w:r>
-      <w:r>
-        <w:t xml:space="preserve"> </w:t>
-      </w:r>
-      <w:r>
-        <w:t xml:space="preserve">for Just-in-Time Adaptive Interventions.”</w:t>
-      </w:r>
-      <w:r>
-        <w:t xml:space="preserve"> </w:t>
-      </w:r>
-      <w:r>
-        <w:rPr>
-          <w:i/>
-          <w:iCs/>
         </w:rPr>
         <w:t xml:space="preserve">Addictive Behaviors</w:t>
       </w:r>
@@ -5804,7 +6117,7 @@
       <w:r>
         <w:t xml:space="preserve"> </w:t>
       </w:r>
-      <w:hyperlink r:id="rId73">
+      <w:hyperlink r:id="rId68">
         <w:r>
           <w:rPr>
             <w:rStyle w:val="Hyperlink"/>
@@ -5816,8 +6129,8 @@
         <w:t xml:space="preserve">.</w:t>
       </w:r>
     </w:p>
-    <w:bookmarkEnd w:id="74"/>
-    <w:bookmarkStart w:id="76" w:name="ref-chtc"/>
+    <w:bookmarkEnd w:id="69"/>
+    <w:bookmarkStart w:id="71" w:name="ref-chtc"/>
     <w:p>
       <w:pPr>
         <w:pStyle w:val="Bibliography"/>
@@ -5840,7 +6153,7 @@
       <w:r>
         <w:t xml:space="preserve"> </w:t>
       </w:r>
-      <w:hyperlink r:id="rId75">
+      <w:hyperlink r:id="rId70">
         <w:r>
           <w:rPr>
             <w:rStyle w:val="Hyperlink"/>
@@ -5852,8 +6165,8 @@
         <w:t xml:space="preserve">.</w:t>
       </w:r>
     </w:p>
-    <w:bookmarkEnd w:id="76"/>
-    <w:bookmarkStart w:id="78" w:name="ref-chihPredictiveModelingAddiction2014"/>
+    <w:bookmarkEnd w:id="71"/>
+    <w:bookmarkStart w:id="73" w:name="ref-chihPredictiveModelingAddiction2014"/>
     <w:p>
       <w:pPr>
         <w:pStyle w:val="Bibliography"/>
@@ -5872,8 +6185,8 @@
       </w:r>
       <w:r>
         <w:rPr>
+          <w:iCs/>
           <w:i/>
-          <w:iCs/>
         </w:rPr>
         <w:t xml:space="preserve">Journal of Substance Abuse Treatment</w:t>
       </w:r>
@@ -5886,7 +6199,7 @@
       <w:r>
         <w:t xml:space="preserve"> </w:t>
       </w:r>
-      <w:hyperlink r:id="rId77">
+      <w:hyperlink r:id="rId72">
         <w:r>
           <w:rPr>
             <w:rStyle w:val="Hyperlink"/>
@@ -5898,13 +6211,92 @@
         <w:t xml:space="preserve">.</w:t>
       </w:r>
     </w:p>
-    <w:bookmarkEnd w:id="78"/>
-    <w:bookmarkStart w:id="80" w:name="ref-derubeisHistoryCurrentStatus2019"/>
+    <w:bookmarkEnd w:id="73"/>
+    <w:bookmarkStart w:id="75" w:name="ref-dennisManagingAddictionChronic2007"/>
     <w:p>
       <w:pPr>
         <w:pStyle w:val="Bibliography"/>
       </w:pPr>
       <w:r>
+        <w:t xml:space="preserve">Dennis, Michael, and Christy K Scott. 2007.</w:t>
+      </w:r>
+      <w:r>
+        <w:t xml:space="preserve"> </w:t>
+      </w:r>
+      <w:r>
+        <w:t xml:space="preserve">“</w:t>
+      </w:r>
+      <w:hyperlink r:id="rId74">
+        <w:r>
+          <w:rPr>
+            <w:rStyle w:val="Hyperlink"/>
+          </w:rPr>
+          <w:t xml:space="preserve">Managing</w:t>
+        </w:r>
+        <w:r>
+          <w:rPr>
+            <w:rStyle w:val="Hyperlink"/>
+          </w:rPr>
+          <w:t xml:space="preserve"> </w:t>
+        </w:r>
+        <w:r>
+          <w:rPr>
+            <w:rStyle w:val="Hyperlink"/>
+          </w:rPr>
+          <w:t xml:space="preserve">Addiction</w:t>
+        </w:r>
+        <w:r>
+          <w:rPr>
+            <w:rStyle w:val="Hyperlink"/>
+          </w:rPr>
+          <w:t xml:space="preserve"> </w:t>
+        </w:r>
+        <w:r>
+          <w:rPr>
+            <w:rStyle w:val="Hyperlink"/>
+          </w:rPr>
+          <w:t xml:space="preserve">as a</w:t>
+        </w:r>
+        <w:r>
+          <w:rPr>
+            <w:rStyle w:val="Hyperlink"/>
+          </w:rPr>
+          <w:t xml:space="preserve"> </w:t>
+        </w:r>
+        <w:r>
+          <w:rPr>
+            <w:rStyle w:val="Hyperlink"/>
+          </w:rPr>
+          <w:t xml:space="preserve">Chronic Condition</w:t>
+        </w:r>
+      </w:hyperlink>
+      <w:r>
+        <w:t xml:space="preserve">.”</w:t>
+      </w:r>
+      <w:r>
+        <w:t xml:space="preserve"> </w:t>
+      </w:r>
+      <w:r>
+        <w:rPr>
+          <w:iCs/>
+          <w:i/>
+        </w:rPr>
+        <w:t xml:space="preserve">Addiction Science &amp; Clinical Practice</w:t>
+      </w:r>
+      <w:r>
+        <w:t xml:space="preserve"> </w:t>
+      </w:r>
+      <w:r>
+        <w:t xml:space="preserve">4 (1): 45–55.</w:t>
+      </w:r>
+    </w:p>
+    <w:bookmarkEnd w:id="75"/>
+    <w:bookmarkStart w:id="77" w:name="ref-derubeisHistoryCurrentStatus2019"/>
+    <w:p>
+      <w:pPr>
+        <w:pStyle w:val="Bibliography"/>
+      </w:pPr>
+      <w:r>
         <w:t xml:space="preserve">DeRubeis, Robert J. 2019.</w:t>
       </w:r>
       <w:r>
@@ -5918,8 +6310,8 @@
       </w:r>
       <w:r>
         <w:rPr>
+          <w:iCs/>
           <w:i/>
-          <w:iCs/>
         </w:rPr>
         <w:t xml:space="preserve">Behaviour Research and Therapy</w:t>
       </w:r>
@@ -5932,7 +6324,7 @@
       <w:r>
         <w:t xml:space="preserve"> </w:t>
       </w:r>
-      <w:hyperlink r:id="rId79">
+      <w:hyperlink r:id="rId76">
         <w:r>
           <w:rPr>
             <w:rStyle w:val="Hyperlink"/>
@@ -5944,54 +6336,54 @@
         <w:t xml:space="preserve">.</w:t>
       </w:r>
     </w:p>
-    <w:bookmarkEnd w:id="80"/>
-    <w:bookmarkStart w:id="82" w:name="ref-fisherOpenTrialPersonalized2019"/>
+    <w:bookmarkEnd w:id="77"/>
+    <w:bookmarkStart w:id="79" w:name="Xddb48fc2fd7e0e1a08f1193e64beee6492d39b4"/>
     <w:p>
       <w:pPr>
         <w:pStyle w:val="Bibliography"/>
       </w:pPr>
       <w:r>
-        <w:t xml:space="preserve">Fisher, Aaron J., Hannah G. Bosley, Katya C. Fernandez, Jonathan W. Reeves, Peter D. Soyster, Allison E. Diamond, and Jonathan Barkin. 2019.</w:t>
-      </w:r>
-      <w:r>
-        <w:t xml:space="preserve"> </w:t>
-      </w:r>
-      <w:r>
-        <w:t xml:space="preserve">“Open Trial of a Personalized Modular Treatment for Mood and Anxiety.”</w:t>
+        <w:t xml:space="preserve">Friedmann, Peter D., James C. Hendrickson, Dean R. Gerstein, and Zhiwei Zhang. 2004.</w:t>
+      </w:r>
+      <w:r>
+        <w:t xml:space="preserve"> </w:t>
+      </w:r>
+      <w:r>
+        <w:t xml:space="preserve">“The Effect of Matching Comprehensive Services to Patients’ Needs on Drug Use Improvement in Addiction Treatment.”</w:t>
       </w:r>
       <w:r>
         <w:t xml:space="preserve"> </w:t>
       </w:r>
       <w:r>
         <w:rPr>
+          <w:iCs/>
           <w:i/>
-          <w:iCs/>
         </w:rPr>
-        <w:t xml:space="preserve">Behaviour Research and Therapy</w:t>
-      </w:r>
-      <w:r>
-        <w:t xml:space="preserve"> </w:t>
-      </w:r>
-      <w:r>
-        <w:t xml:space="preserve">116 (May): 69–79.</w:t>
-      </w:r>
-      <w:r>
-        <w:t xml:space="preserve"> </w:t>
-      </w:r>
-      <w:hyperlink r:id="rId81">
+        <w:t xml:space="preserve">Addiction (Abingdon, England)</w:t>
+      </w:r>
+      <w:r>
+        <w:t xml:space="preserve"> </w:t>
+      </w:r>
+      <w:r>
+        <w:t xml:space="preserve">99 (8): 962–72.</w:t>
+      </w:r>
+      <w:r>
+        <w:t xml:space="preserve"> </w:t>
+      </w:r>
+      <w:hyperlink r:id="rId78">
         <w:r>
           <w:rPr>
             <w:rStyle w:val="Hyperlink"/>
           </w:rPr>
-          <w:t xml:space="preserve">https://doi.org/10.1016/j.brat.2019.01.010</w:t>
+          <w:t xml:space="preserve">https://doi.org/10.1111/j.1360-0443.2004.00772.x</w:t>
         </w:r>
       </w:hyperlink>
       <w:r>
         <w:t xml:space="preserve">.</w:t>
       </w:r>
     </w:p>
-    <w:bookmarkEnd w:id="82"/>
-    <w:bookmarkStart w:id="83" w:name="ref-gabryPriorDistributionsRstanarm2023"/>
+    <w:bookmarkEnd w:id="79"/>
+    <w:bookmarkStart w:id="80" w:name="ref-gabryPriorDistributionsRstanarm2023"/>
     <w:p>
       <w:pPr>
         <w:pStyle w:val="Bibliography"/>
@@ -6031,8 +6423,8 @@
       </w:r>
       <w:r>
         <w:rPr>
+          <w:iCs/>
           <w:i/>
-          <w:iCs/>
         </w:rPr>
         <w:t xml:space="preserve">CRAN R-Project</w:t>
       </w:r>
@@ -6040,8 +6432,8 @@
         <w:t xml:space="preserve">. https://cran.r-project.org/web/packages/rstanarm/vignettes/priors.html.</w:t>
       </w:r>
     </w:p>
-    <w:bookmarkEnd w:id="83"/>
-    <w:bookmarkStart w:id="84" w:name="ref-goodrichRstanarmBayesianApplied2023"/>
+    <w:bookmarkEnd w:id="80"/>
+    <w:bookmarkStart w:id="81" w:name="ref-goodrichRstanarmBayesianApplied2023"/>
     <w:p>
       <w:pPr>
         <w:pStyle w:val="Bibliography"/>
@@ -6077,8 +6469,8 @@
         <w:t xml:space="preserve">.”</w:t>
       </w:r>
     </w:p>
-    <w:bookmarkEnd w:id="84"/>
-    <w:bookmarkStart w:id="86" w:name="Xa203ab3abd150ead1a7854a9fa5726c8a273f52"/>
+    <w:bookmarkEnd w:id="81"/>
+    <w:bookmarkStart w:id="83" w:name="Xa203ab3abd150ead1a7854a9fa5726c8a273f52"/>
     <w:p>
       <w:pPr>
         <w:pStyle w:val="Bibliography"/>
@@ -6109,8 +6501,8 @@
       </w:r>
       <w:r>
         <w:rPr>
+          <w:iCs/>
           <w:i/>
-          <w:iCs/>
         </w:rPr>
         <w:t xml:space="preserve">Drug and Alcohol Dependence</w:t>
       </w:r>
@@ -6123,7 +6515,7 @@
       <w:r>
         <w:t xml:space="preserve"> </w:t>
       </w:r>
-      <w:hyperlink r:id="rId85">
+      <w:hyperlink r:id="rId82">
         <w:r>
           <w:rPr>
             <w:rStyle w:val="Hyperlink"/>
@@ -6135,8 +6527,8 @@
         <w:t xml:space="preserve">.</w:t>
       </w:r>
     </w:p>
-    <w:bookmarkEnd w:id="86"/>
-    <w:bookmarkStart w:id="87" w:name="ref-hsiehSampleSizeTables1989"/>
+    <w:bookmarkEnd w:id="83"/>
+    <w:bookmarkStart w:id="84" w:name="ref-hsiehSampleSizeTables1989"/>
     <w:p>
       <w:pPr>
         <w:pStyle w:val="Bibliography"/>
@@ -6155,8 +6547,8 @@
       </w:r>
       <w:r>
         <w:rPr>
+          <w:iCs/>
           <w:i/>
-          <w:iCs/>
         </w:rPr>
         <w:t xml:space="preserve">Statistics in Medicine</w:t>
       </w:r>
@@ -6167,8 +6559,8 @@
         <w:t xml:space="preserve">8: 795–802.</w:t>
       </w:r>
     </w:p>
-    <w:bookmarkEnd w:id="87"/>
-    <w:bookmarkStart w:id="89" w:name="X305ed1b6c97f878fcc6b9e2dc29ff342edd2275"/>
+    <w:bookmarkEnd w:id="84"/>
+    <w:bookmarkStart w:id="86" w:name="X9dfa929848d202736296032659cec14e42606bb"/>
     <w:p>
       <w:pPr>
         <w:pStyle w:val="Bibliography"/>
@@ -6187,8 +6579,8 @@
       </w:r>
       <w:r>
         <w:rPr>
+          <w:iCs/>
           <w:i/>
-          <w:iCs/>
         </w:rPr>
         <w:t xml:space="preserve">Addiction (Abingdon, England)</w:t>
       </w:r>
@@ -6201,7 +6593,7 @@
       <w:r>
         <w:t xml:space="preserve"> </w:t>
       </w:r>
-      <w:hyperlink r:id="rId88">
+      <w:hyperlink r:id="rId85">
         <w:r>
           <w:rPr>
             <w:rStyle w:val="Hyperlink"/>
@@ -6213,8 +6605,8 @@
         <w:t xml:space="preserve">.</w:t>
       </w:r>
     </w:p>
-    <w:bookmarkEnd w:id="89"/>
-    <w:bookmarkStart w:id="91" w:name="ref-kilaruIncidenceTreatmentOpioid2020"/>
+    <w:bookmarkEnd w:id="86"/>
+    <w:bookmarkStart w:id="88" w:name="ref-kilaruIncidenceTreatmentOpioid2020"/>
     <w:p>
       <w:pPr>
         <w:pStyle w:val="Bibliography"/>
@@ -6266,8 +6658,8 @@
       </w:r>
       <w:r>
         <w:rPr>
+          <w:iCs/>
           <w:i/>
-          <w:iCs/>
         </w:rPr>
         <w:t xml:space="preserve">JAMA Network Open</w:t>
       </w:r>
@@ -6280,7 +6672,7 @@
       <w:r>
         <w:t xml:space="preserve"> </w:t>
       </w:r>
-      <w:hyperlink r:id="rId90">
+      <w:hyperlink r:id="rId87">
         <w:r>
           <w:rPr>
             <w:rStyle w:val="Hyperlink"/>
@@ -6292,62 +6684,129 @@
         <w:t xml:space="preserve">.</w:t>
       </w:r>
     </w:p>
+    <w:bookmarkEnd w:id="88"/>
+    <w:bookmarkStart w:id="90" w:name="X79dffb24bc183d6bf6fe142dbf048fe8e5a5dd0"/>
+    <w:p>
+      <w:pPr>
+        <w:pStyle w:val="Bibliography"/>
+      </w:pPr>
+      <w:r>
+        <w:t xml:space="preserve">Kranzler, Henry R., and James R. McKay. 2012.</w:t>
+      </w:r>
+      <w:r>
+        <w:t xml:space="preserve"> </w:t>
+      </w:r>
+      <w:r>
+        <w:t xml:space="preserve">“Personalized</w:t>
+      </w:r>
+      <w:r>
+        <w:t xml:space="preserve"> </w:t>
+      </w:r>
+      <w:r>
+        <w:t xml:space="preserve">Treatment</w:t>
+      </w:r>
+      <w:r>
+        <w:t xml:space="preserve"> </w:t>
+      </w:r>
+      <w:r>
+        <w:t xml:space="preserve">of</w:t>
+      </w:r>
+      <w:r>
+        <w:t xml:space="preserve"> </w:t>
+      </w:r>
+      <w:r>
+        <w:t xml:space="preserve">Alcohol Dependence</w:t>
+      </w:r>
+      <w:r>
+        <w:t xml:space="preserve">.”</w:t>
+      </w:r>
+      <w:r>
+        <w:t xml:space="preserve"> </w:t>
+      </w:r>
+      <w:r>
+        <w:rPr>
+          <w:iCs/>
+          <w:i/>
+        </w:rPr>
+        <w:t xml:space="preserve">Current Psychiatry Reports</w:t>
+      </w:r>
+      <w:r>
+        <w:t xml:space="preserve"> </w:t>
+      </w:r>
+      <w:r>
+        <w:t xml:space="preserve">14 (5): 486–93.</w:t>
+      </w:r>
+      <w:r>
+        <w:t xml:space="preserve"> </w:t>
+      </w:r>
+      <w:hyperlink r:id="rId89">
+        <w:r>
+          <w:rPr>
+            <w:rStyle w:val="Hyperlink"/>
+          </w:rPr>
+          <w:t xml:space="preserve">https://doi.org/10.1007/s11920-012-0296-5</w:t>
+        </w:r>
+      </w:hyperlink>
+      <w:r>
+        <w:t xml:space="preserve">.</w:t>
+      </w:r>
+    </w:p>
+    <w:bookmarkEnd w:id="90"/>
+    <w:bookmarkStart w:id="91" w:name="Xa93a98d1ce255982a5ea923c39451c32053b2a2"/>
+    <w:p>
+      <w:pPr>
+        <w:pStyle w:val="Bibliography"/>
+      </w:pPr>
+      <w:r>
+        <w:t xml:space="preserve">Kuhn, Max. 2022.</w:t>
+      </w:r>
+      <w:r>
+        <w:t xml:space="preserve"> </w:t>
+      </w:r>
+      <w:r>
+        <w:t xml:space="preserve">“Tidyposterior:</w:t>
+      </w:r>
+      <w:r>
+        <w:t xml:space="preserve"> </w:t>
+      </w:r>
+      <w:r>
+        <w:t xml:space="preserve">Bayesian Analysis</w:t>
+      </w:r>
+      <w:r>
+        <w:t xml:space="preserve"> </w:t>
+      </w:r>
+      <w:r>
+        <w:t xml:space="preserve">to</w:t>
+      </w:r>
+      <w:r>
+        <w:t xml:space="preserve"> </w:t>
+      </w:r>
+      <w:r>
+        <w:t xml:space="preserve">Compare Models</w:t>
+      </w:r>
+      <w:r>
+        <w:t xml:space="preserve"> </w:t>
+      </w:r>
+      <w:r>
+        <w:t xml:space="preserve">Using</w:t>
+      </w:r>
+      <w:r>
+        <w:t xml:space="preserve"> </w:t>
+      </w:r>
+      <w:r>
+        <w:t xml:space="preserve">Resampling Statistics</w:t>
+      </w:r>
+      <w:r>
+        <w:t xml:space="preserve">.”</w:t>
+      </w:r>
+    </w:p>
     <w:bookmarkEnd w:id="91"/>
-    <w:bookmarkStart w:id="92" w:name="Xa93a98d1ce255982a5ea923c39451c32053b2a2"/>
+    <w:bookmarkStart w:id="93" w:name="ref-kuhnAppliedPredictiveModeling2018"/>
     <w:p>
       <w:pPr>
         <w:pStyle w:val="Bibliography"/>
       </w:pPr>
       <w:r>
-        <w:t xml:space="preserve">Kuhn, Max. 2022.</w:t>
-      </w:r>
-      <w:r>
-        <w:t xml:space="preserve"> </w:t>
-      </w:r>
-      <w:r>
-        <w:t xml:space="preserve">“Tidyposterior:</w:t>
-      </w:r>
-      <w:r>
-        <w:t xml:space="preserve"> </w:t>
-      </w:r>
-      <w:r>
-        <w:t xml:space="preserve">Bayesian Analysis</w:t>
-      </w:r>
-      <w:r>
-        <w:t xml:space="preserve"> </w:t>
-      </w:r>
-      <w:r>
-        <w:t xml:space="preserve">to</w:t>
-      </w:r>
-      <w:r>
-        <w:t xml:space="preserve"> </w:t>
-      </w:r>
-      <w:r>
-        <w:t xml:space="preserve">Compare Models</w:t>
-      </w:r>
-      <w:r>
-        <w:t xml:space="preserve"> </w:t>
-      </w:r>
-      <w:r>
-        <w:t xml:space="preserve">Using</w:t>
-      </w:r>
-      <w:r>
-        <w:t xml:space="preserve"> </w:t>
-      </w:r>
-      <w:r>
-        <w:t xml:space="preserve">Resampling Statistics</w:t>
-      </w:r>
-      <w:r>
-        <w:t xml:space="preserve">.”</w:t>
-      </w:r>
-    </w:p>
-    <w:bookmarkEnd w:id="92"/>
-    <w:bookmarkStart w:id="94" w:name="ref-kuhnAppliedPredictiveModeling2018"/>
-    <w:p>
-      <w:pPr>
-        <w:pStyle w:val="Bibliography"/>
-      </w:pPr>
-      <w:r>
         <w:t xml:space="preserve">Kuhn, Max, and Kjell Johnson. 2018.</w:t>
       </w:r>
       <w:r>
@@ -6355,22 +6814,22 @@
       </w:r>
       <w:r>
         <w:rPr>
+          <w:iCs/>
           <w:i/>
-          <w:iCs/>
         </w:rPr>
         <w:t xml:space="preserve">Applied</w:t>
       </w:r>
       <w:r>
         <w:rPr>
+          <w:iCs/>
           <w:i/>
+        </w:rPr>
+        <w:t xml:space="preserve"> </w:t>
+      </w:r>
+      <w:r>
+        <w:rPr>
           <w:iCs/>
-        </w:rPr>
-        <w:t xml:space="preserve"> </w:t>
-      </w:r>
-      <w:r>
-        <w:rPr>
           <w:i/>
-          <w:iCs/>
         </w:rPr>
         <w:t xml:space="preserve">Predictive Modeling</w:t>
       </w:r>
@@ -6380,7 +6839,7 @@
       <w:r>
         <w:t xml:space="preserve"> </w:t>
       </w:r>
-      <w:hyperlink r:id="rId93">
+      <w:hyperlink r:id="rId92">
         <w:r>
           <w:rPr>
             <w:rStyle w:val="Hyperlink"/>
@@ -6392,29 +6851,29 @@
         <w:t xml:space="preserve">.</w:t>
       </w:r>
     </w:p>
+    <w:bookmarkEnd w:id="93"/>
+    <w:bookmarkStart w:id="94" w:name="ref-kuhnTidymodelsCollectionPackages2020"/>
+    <w:p>
+      <w:pPr>
+        <w:pStyle w:val="Bibliography"/>
+      </w:pPr>
+      <w:r>
+        <w:t xml:space="preserve">Kuhn, Max, and Hadley Wickham. 2020.</w:t>
+      </w:r>
+      <w:r>
+        <w:t xml:space="preserve"> </w:t>
+      </w:r>
+      <w:r>
+        <w:t xml:space="preserve">“Tidymodels: A Collection of Packages for Modeling and Machine Learning Using Tidyverse Principles.”</w:t>
+      </w:r>
+    </w:p>
     <w:bookmarkEnd w:id="94"/>
-    <w:bookmarkStart w:id="95" w:name="ref-kuhnTidymodelsCollectionPackages2020"/>
+    <w:bookmarkStart w:id="96" w:name="ref-kullSigmoidsHowObtain2017"/>
     <w:p>
       <w:pPr>
         <w:pStyle w:val="Bibliography"/>
       </w:pPr>
       <w:r>
-        <w:t xml:space="preserve">Kuhn, Max, and Hadley Wickham. 2020.</w:t>
-      </w:r>
-      <w:r>
-        <w:t xml:space="preserve"> </w:t>
-      </w:r>
-      <w:r>
-        <w:t xml:space="preserve">“Tidymodels: A Collection of Packages for Modeling and Machine Learning Using Tidyverse Principles.”</w:t>
-      </w:r>
-    </w:p>
-    <w:bookmarkEnd w:id="95"/>
-    <w:bookmarkStart w:id="97" w:name="ref-kullSigmoidsHowObtain2017"/>
-    <w:p>
-      <w:pPr>
-        <w:pStyle w:val="Bibliography"/>
-      </w:pPr>
-      <w:r>
         <w:t xml:space="preserve">Kull, Meelis, Telmo M. Silva Filho, and Peter Flach. 2017.</w:t>
       </w:r>
       <w:r>
@@ -6440,8 +6899,8 @@
       </w:r>
       <w:r>
         <w:rPr>
+          <w:iCs/>
           <w:i/>
-          <w:iCs/>
         </w:rPr>
         <w:t xml:space="preserve">Electronic Journal of Statistics</w:t>
       </w:r>
@@ -6454,7 +6913,7 @@
       <w:r>
         <w:t xml:space="preserve"> </w:t>
       </w:r>
-      <w:hyperlink r:id="rId96">
+      <w:hyperlink r:id="rId95">
         <w:r>
           <w:rPr>
             <w:rStyle w:val="Hyperlink"/>
@@ -6466,199 +6925,113 @@
         <w:t xml:space="preserve">.</w:t>
       </w:r>
     </w:p>
-    <w:bookmarkEnd w:id="97"/>
-    <w:bookmarkStart w:id="98" w:name="X34be55f2a2ff67a14e7206627bb93b426490c87"/>
+    <w:bookmarkEnd w:id="96"/>
+    <w:bookmarkStart w:id="97" w:name="X0900e084d2d8751b94683f82b04534ea811d54e"/>
     <w:p>
       <w:pPr>
         <w:pStyle w:val="Bibliography"/>
       </w:pPr>
       <w:r>
-        <w:t xml:space="preserve">Lundberg, Scott M., and Su-In Lee. 2017.</w:t>
-      </w:r>
-      <w:r>
-        <w:t xml:space="preserve"> </w:t>
-      </w:r>
-      <w:r>
-        <w:t xml:space="preserve">“A Unified Approach to Interpreting Model Predictions.”</w:t>
-      </w:r>
-      <w:r>
-        <w:t xml:space="preserve"> </w:t>
-      </w:r>
-      <w:r>
-        <w:t xml:space="preserve">In</w:t>
+        <w:t xml:space="preserve">Marlatt, G. Alan, and Judith R. Gordon, eds. 1985.</w:t>
       </w:r>
       <w:r>
         <w:t xml:space="preserve"> </w:t>
       </w:r>
       <w:r>
         <w:rPr>
+          <w:iCs/>
           <w:i/>
-          <w:iCs/>
-        </w:rPr>
-        <w:t xml:space="preserve">Proceedings of the 31st</w:t>
-      </w:r>
-      <w:r>
-        <w:rPr>
-          <w:i/>
-          <w:iCs/>
-        </w:rPr>
-        <w:t xml:space="preserve"> </w:t>
-      </w:r>
-      <w:r>
-        <w:rPr>
-          <w:i/>
-          <w:iCs/>
-        </w:rPr>
-        <w:t xml:space="preserve">International Conference</w:t>
-      </w:r>
-      <w:r>
-        <w:rPr>
-          <w:i/>
-          <w:iCs/>
-        </w:rPr>
-        <w:t xml:space="preserve"> </w:t>
-      </w:r>
-      <w:r>
-        <w:rPr>
-          <w:i/>
-          <w:iCs/>
-        </w:rPr>
-        <w:t xml:space="preserve">on</w:t>
-      </w:r>
-      <w:r>
-        <w:rPr>
-          <w:i/>
-          <w:iCs/>
-        </w:rPr>
-        <w:t xml:space="preserve"> </w:t>
-      </w:r>
-      <w:r>
-        <w:rPr>
-          <w:i/>
-          <w:iCs/>
-        </w:rPr>
-        <w:t xml:space="preserve">Neural Information Processing Systems</w:t>
-      </w:r>
-      <w:r>
-        <w:t xml:space="preserve">, 4768–77.</w:t>
-      </w:r>
-      <w:r>
-        <w:t xml:space="preserve"> </w:t>
-      </w:r>
-      <w:r>
-        <w:t xml:space="preserve">NIPS</w:t>
-      </w:r>
-      <w:r>
-        <w:t xml:space="preserve">’17. Red Hook, NY, USA: Curran Associates Inc.</w:t>
-      </w:r>
-    </w:p>
-    <w:bookmarkEnd w:id="98"/>
-    <w:bookmarkStart w:id="99" w:name="X0900e084d2d8751b94683f82b04534ea811d54e"/>
-    <w:p>
-      <w:pPr>
-        <w:pStyle w:val="Bibliography"/>
-      </w:pPr>
-      <w:r>
-        <w:t xml:space="preserve">Marlatt, G. Alan, and Judith R. Gordon, eds. 1985.</w:t>
-      </w:r>
-      <w:r>
-        <w:t xml:space="preserve"> </w:t>
-      </w:r>
-      <w:r>
-        <w:rPr>
-          <w:i/>
-          <w:iCs/>
         </w:rPr>
         <w:t xml:space="preserve">Relapse</w:t>
       </w:r>
       <w:r>
         <w:rPr>
+          <w:iCs/>
           <w:i/>
+        </w:rPr>
+        <w:t xml:space="preserve"> </w:t>
+      </w:r>
+      <w:r>
+        <w:rPr>
           <w:iCs/>
-        </w:rPr>
-        <w:t xml:space="preserve"> </w:t>
-      </w:r>
-      <w:r>
-        <w:rPr>
           <w:i/>
-          <w:iCs/>
         </w:rPr>
         <w:t xml:space="preserve">Prevention</w:t>
       </w:r>
       <w:r>
         <w:rPr>
+          <w:iCs/>
           <w:i/>
-          <w:iCs/>
         </w:rPr>
         <w:t xml:space="preserve">:</w:t>
       </w:r>
       <w:r>
         <w:rPr>
+          <w:iCs/>
           <w:i/>
+        </w:rPr>
+        <w:t xml:space="preserve"> </w:t>
+      </w:r>
+      <w:r>
+        <w:rPr>
           <w:iCs/>
-        </w:rPr>
-        <w:t xml:space="preserve"> </w:t>
-      </w:r>
-      <w:r>
-        <w:rPr>
           <w:i/>
-          <w:iCs/>
         </w:rPr>
         <w:t xml:space="preserve">Maintenance Strategies</w:t>
       </w:r>
       <w:r>
         <w:rPr>
+          <w:iCs/>
           <w:i/>
+        </w:rPr>
+        <w:t xml:space="preserve"> </w:t>
+      </w:r>
+      <w:r>
+        <w:rPr>
           <w:iCs/>
-        </w:rPr>
-        <w:t xml:space="preserve"> </w:t>
-      </w:r>
-      <w:r>
-        <w:rPr>
           <w:i/>
-          <w:iCs/>
         </w:rPr>
         <w:t xml:space="preserve">in the</w:t>
       </w:r>
       <w:r>
         <w:rPr>
+          <w:iCs/>
           <w:i/>
+        </w:rPr>
+        <w:t xml:space="preserve"> </w:t>
+      </w:r>
+      <w:r>
+        <w:rPr>
           <w:iCs/>
-        </w:rPr>
-        <w:t xml:space="preserve"> </w:t>
-      </w:r>
-      <w:r>
-        <w:rPr>
           <w:i/>
-          <w:iCs/>
         </w:rPr>
         <w:t xml:space="preserve">Treatment</w:t>
       </w:r>
       <w:r>
         <w:rPr>
+          <w:iCs/>
           <w:i/>
+        </w:rPr>
+        <w:t xml:space="preserve"> </w:t>
+      </w:r>
+      <w:r>
+        <w:rPr>
           <w:iCs/>
-        </w:rPr>
-        <w:t xml:space="preserve"> </w:t>
-      </w:r>
-      <w:r>
-        <w:rPr>
           <w:i/>
-          <w:iCs/>
         </w:rPr>
         <w:t xml:space="preserve">of</w:t>
       </w:r>
       <w:r>
         <w:rPr>
+          <w:iCs/>
           <w:i/>
+        </w:rPr>
+        <w:t xml:space="preserve"> </w:t>
+      </w:r>
+      <w:r>
+        <w:rPr>
           <w:iCs/>
-        </w:rPr>
-        <w:t xml:space="preserve"> </w:t>
-      </w:r>
-      <w:r>
-        <w:rPr>
           <w:i/>
-          <w:iCs/>
         </w:rPr>
         <w:t xml:space="preserve">Addictive Behaviors</w:t>
       </w:r>
@@ -6666,26 +7039,50 @@
         <w:t xml:space="preserve">. First edition. New York: The Guilford Press.</w:t>
       </w:r>
     </w:p>
-    <w:bookmarkEnd w:id="99"/>
-    <w:bookmarkStart w:id="100" w:name="ref-mba2024FederalPoverty2024"/>
+    <w:bookmarkEnd w:id="97"/>
+    <w:bookmarkStart w:id="99" w:name="X1f44e09282148d362bdacfce67d6a56b1cf06db"/>
     <w:p>
       <w:pPr>
         <w:pStyle w:val="Bibliography"/>
       </w:pPr>
       <w:r>
-        <w:t xml:space="preserve">MBA, Tony Bartels, DVM. 2024.</w:t>
-      </w:r>
-      <w:r>
-        <w:t xml:space="preserve"> </w:t>
-      </w:r>
-      <w:r>
-        <w:t xml:space="preserve">“2024</w:t>
-      </w:r>
-      <w:r>
-        <w:t xml:space="preserve"> </w:t>
-      </w:r>
-      <w:r>
-        <w:t xml:space="preserve">Federal Poverty Rates Published</w:t>
+        <w:t xml:space="preserve">Moshontz, Hannah, Alejandra J. Colmenares, Gaylen E. Fronk, Sarah J. Sant’Ana, Kendra Wyant, Susan E. Wanta, Adam Maus, David H. Gustafson Jr, Dhavan Shah, and John J. Curtin. 2021.</w:t>
+      </w:r>
+      <w:r>
+        <w:t xml:space="preserve"> </w:t>
+      </w:r>
+      <w:r>
+        <w:t xml:space="preserve">“Prospective</w:t>
+      </w:r>
+      <w:r>
+        <w:t xml:space="preserve"> </w:t>
+      </w:r>
+      <w:r>
+        <w:t xml:space="preserve">Prediction</w:t>
+      </w:r>
+      <w:r>
+        <w:t xml:space="preserve"> </w:t>
+      </w:r>
+      <w:r>
+        <w:t xml:space="preserve">of</w:t>
+      </w:r>
+      <w:r>
+        <w:t xml:space="preserve"> </w:t>
+      </w:r>
+      <w:r>
+        <w:t xml:space="preserve">Lapses</w:t>
+      </w:r>
+      <w:r>
+        <w:t xml:space="preserve"> </w:t>
+      </w:r>
+      <w:r>
+        <w:t xml:space="preserve">in</w:t>
+      </w:r>
+      <w:r>
+        <w:t xml:space="preserve"> </w:t>
+      </w:r>
+      <w:r>
+        <w:t xml:space="preserve">Opioid Use Disorder</w:t>
       </w:r>
       <w:r>
         <w:t xml:space="preserve">:</w:t>
@@ -6694,104 +7091,30 @@
         <w:t xml:space="preserve"> </w:t>
       </w:r>
       <w:r>
-        <w:t xml:space="preserve">Why</w:t>
-      </w:r>
-      <w:r>
-        <w:t xml:space="preserve"> </w:t>
-      </w:r>
-      <w:r>
-        <w:t xml:space="preserve">That Matters for Your Student Loans.”</w:t>
+        <w:t xml:space="preserve">Protocol</w:t>
+      </w:r>
+      <w:r>
+        <w:t xml:space="preserve"> </w:t>
+      </w:r>
+      <w:r>
+        <w:t xml:space="preserve">for a</w:t>
+      </w:r>
+      <w:r>
+        <w:t xml:space="preserve"> </w:t>
+      </w:r>
+      <w:r>
+        <w:t xml:space="preserve">Personal Sensing Study</w:t>
+      </w:r>
+      <w:r>
+        <w:t xml:space="preserve">.”</w:t>
       </w:r>
       <w:r>
         <w:t xml:space="preserve"> </w:t>
       </w:r>
       <w:r>
         <w:rPr>
+          <w:iCs/>
           <w:i/>
-          <w:iCs/>
-        </w:rPr>
-        <w:t xml:space="preserve">VIN Foundation</w:t>
-      </w:r>
-      <w:r>
-        <w:t xml:space="preserve">. https://vinfoundation.org/2024-federal-poverty-rates-published-why-that-matters-for-your-student-loans/.</w:t>
-      </w:r>
-    </w:p>
-    <w:bookmarkEnd w:id="100"/>
-    <w:bookmarkStart w:id="102" w:name="X1f44e09282148d362bdacfce67d6a56b1cf06db"/>
-    <w:p>
-      <w:pPr>
-        <w:pStyle w:val="Bibliography"/>
-      </w:pPr>
-      <w:r>
-        <w:t xml:space="preserve">Moshontz, Hannah, Alejandra J. Colmenares, Gaylen E. Fronk, Sarah J. Sant’Ana, Kendra Wyant, Susan E. Wanta, Adam Maus, David H. Gustafson Jr, Dhavan Shah, and John J. Curtin. 2021.</w:t>
-      </w:r>
-      <w:r>
-        <w:t xml:space="preserve"> </w:t>
-      </w:r>
-      <w:r>
-        <w:t xml:space="preserve">“Prospective</w:t>
-      </w:r>
-      <w:r>
-        <w:t xml:space="preserve"> </w:t>
-      </w:r>
-      <w:r>
-        <w:t xml:space="preserve">Prediction</w:t>
-      </w:r>
-      <w:r>
-        <w:t xml:space="preserve"> </w:t>
-      </w:r>
-      <w:r>
-        <w:t xml:space="preserve">of</w:t>
-      </w:r>
-      <w:r>
-        <w:t xml:space="preserve"> </w:t>
-      </w:r>
-      <w:r>
-        <w:t xml:space="preserve">Lapses</w:t>
-      </w:r>
-      <w:r>
-        <w:t xml:space="preserve"> </w:t>
-      </w:r>
-      <w:r>
-        <w:t xml:space="preserve">in</w:t>
-      </w:r>
-      <w:r>
-        <w:t xml:space="preserve"> </w:t>
-      </w:r>
-      <w:r>
-        <w:t xml:space="preserve">Opioid Use Disorder</w:t>
-      </w:r>
-      <w:r>
-        <w:t xml:space="preserve">:</w:t>
-      </w:r>
-      <w:r>
-        <w:t xml:space="preserve"> </w:t>
-      </w:r>
-      <w:r>
-        <w:t xml:space="preserve">Protocol</w:t>
-      </w:r>
-      <w:r>
-        <w:t xml:space="preserve"> </w:t>
-      </w:r>
-      <w:r>
-        <w:t xml:space="preserve">for a</w:t>
-      </w:r>
-      <w:r>
-        <w:t xml:space="preserve"> </w:t>
-      </w:r>
-      <w:r>
-        <w:t xml:space="preserve">Personal Sensing Study</w:t>
-      </w:r>
-      <w:r>
-        <w:t xml:space="preserve">.”</w:t>
-      </w:r>
-      <w:r>
-        <w:t xml:space="preserve"> </w:t>
-      </w:r>
-      <w:r>
-        <w:rPr>
-          <w:i/>
-          <w:iCs/>
         </w:rPr>
         <w:t xml:space="preserve">JMIR Research Protocols</w:t>
       </w:r>
@@ -6804,7 +7127,7 @@
       <w:r>
         <w:t xml:space="preserve"> </w:t>
       </w:r>
-      <w:hyperlink r:id="rId101">
+      <w:hyperlink r:id="rId98">
         <w:r>
           <w:rPr>
             <w:rStyle w:val="Hyperlink"/>
@@ -6816,8 +7139,8 @@
         <w:t xml:space="preserve">.</w:t>
       </w:r>
     </w:p>
-    <w:bookmarkEnd w:id="102"/>
-    <w:bookmarkStart w:id="104" w:name="ref-olfsonHealthcareCoverageService2022"/>
+    <w:bookmarkEnd w:id="99"/>
+    <w:bookmarkStart w:id="101" w:name="ref-olfsonHealthcareCoverageService2022"/>
     <w:p>
       <w:pPr>
         <w:pStyle w:val="Bibliography"/>
@@ -6836,8 +7159,8 @@
       </w:r>
       <w:r>
         <w:rPr>
+          <w:iCs/>
           <w:i/>
-          <w:iCs/>
         </w:rPr>
         <w:t xml:space="preserve">Journal of Substance Abuse Treatment</w:t>
       </w:r>
@@ -6850,7 +7173,7 @@
       <w:r>
         <w:t xml:space="preserve"> </w:t>
       </w:r>
-      <w:hyperlink r:id="rId103">
+      <w:hyperlink r:id="rId100">
         <w:r>
           <w:rPr>
             <w:rStyle w:val="Hyperlink"/>
@@ -6862,8 +7185,8 @@
         <w:t xml:space="preserve">.</w:t>
       </w:r>
     </w:p>
-    <w:bookmarkEnd w:id="104"/>
-    <w:bookmarkStart w:id="106" w:name="ref-pinedoCurrentReexaminationRacial2019"/>
+    <w:bookmarkEnd w:id="101"/>
+    <w:bookmarkStart w:id="103" w:name="ref-pinedoCurrentReexaminationRacial2019"/>
     <w:p>
       <w:pPr>
         <w:pStyle w:val="Bibliography"/>
@@ -6894,8 +7217,8 @@
       </w:r>
       <w:r>
         <w:rPr>
+          <w:iCs/>
           <w:i/>
-          <w:iCs/>
         </w:rPr>
         <w:t xml:space="preserve">Drug and Alcohol Dependence</w:t>
       </w:r>
@@ -6908,7 +7231,7 @@
       <w:r>
         <w:t xml:space="preserve"> </w:t>
       </w:r>
-      <w:hyperlink r:id="rId105">
+      <w:hyperlink r:id="rId102">
         <w:r>
           <w:rPr>
             <w:rStyle w:val="Hyperlink"/>
@@ -6920,8 +7243,8 @@
         <w:t xml:space="preserve">.</w:t>
       </w:r>
     </w:p>
-    <w:bookmarkEnd w:id="106"/>
-    <w:bookmarkStart w:id="107" w:name="Xa6ef1c5c979e7476d6234b79f6a74545fbd7694"/>
+    <w:bookmarkEnd w:id="103"/>
+    <w:bookmarkStart w:id="104" w:name="Xa6ef1c5c979e7476d6234b79f6a74545fbd7694"/>
     <w:p>
       <w:pPr>
         <w:pStyle w:val="Bibliography"/>
@@ -6952,8 +7275,8 @@
       </w:r>
       <w:r>
         <w:rPr>
+          <w:iCs/>
           <w:i/>
-          <w:iCs/>
         </w:rPr>
         <w:t xml:space="preserve">Journal of Studies on Alcohol</w:t>
       </w:r>
@@ -6964,8 +7287,8 @@
         <w:t xml:space="preserve">58 (1): 7–29.</w:t>
       </w:r>
     </w:p>
-    <w:bookmarkEnd w:id="107"/>
-    <w:bookmarkStart w:id="108" w:name="X93e79e1a5ab79bb153842a6d1ed7d5e5cb3185f"/>
+    <w:bookmarkEnd w:id="104"/>
+    <w:bookmarkStart w:id="105" w:name="X93e79e1a5ab79bb153842a6d1ed7d5e5cb3185f"/>
     <w:p>
       <w:pPr>
         <w:pStyle w:val="Bibliography"/>
@@ -7011,6 +7334,111 @@
       </w:r>
       <w:r>
         <w:t xml:space="preserve">Boston, MA: RStudio, Inc.</w:t>
+      </w:r>
+    </w:p>
+    <w:bookmarkEnd w:id="105"/>
+    <w:bookmarkStart w:id="106" w:name="X56bd7ab8262c354bc601dbeb8bf6940a3ba3863"/>
+    <w:p>
+      <w:pPr>
+        <w:pStyle w:val="Bibliography"/>
+      </w:pPr>
+      <w:r>
+        <w:t xml:space="preserve">SAMHSA Center for Behavioral Health Statistics and Quality. 2021.</w:t>
+      </w:r>
+      <w:r>
+        <w:t xml:space="preserve"> </w:t>
+      </w:r>
+      <w:r>
+        <w:t xml:space="preserve">“2021</w:t>
+      </w:r>
+      <w:r>
+        <w:t xml:space="preserve"> </w:t>
+      </w:r>
+      <w:r>
+        <w:t xml:space="preserve">NSDUH Detailed Tables</w:t>
+      </w:r>
+      <w:r>
+        <w:t xml:space="preserve"> </w:t>
+      </w:r>
+      <w:r>
+        <w:t xml:space="preserve"> </w:t>
+      </w:r>
+      <w:r>
+        <w:t xml:space="preserve">CBHSQ Data</w:t>
+      </w:r>
+      <w:r>
+        <w:t xml:space="preserve">.”</w:t>
+      </w:r>
+      <w:r>
+        <w:t xml:space="preserve"> </w:t>
+      </w:r>
+      <w:r>
+        <w:rPr>
+          <w:iCs/>
+          <w:i/>
+        </w:rPr>
+        <w:t xml:space="preserve">Substance Abuse and Mental Health Services Administration</w:t>
+      </w:r>
+      <w:r>
+        <w:t xml:space="preserve">. https://www.samhsa.gov/data/report/2021-nsduh-detailed-tables.</w:t>
+      </w:r>
+    </w:p>
+    <w:bookmarkEnd w:id="106"/>
+    <w:bookmarkStart w:id="108" w:name="ref-sociasAdoptingCascadeCare2016"/>
+    <w:p>
+      <w:pPr>
+        <w:pStyle w:val="Bibliography"/>
+      </w:pPr>
+      <w:r>
+        <w:t xml:space="preserve">Socías, M. Eugenia, Nora Volkow, and Evan Wood. 2016.</w:t>
+      </w:r>
+      <w:r>
+        <w:t xml:space="preserve"> </w:t>
+      </w:r>
+      <w:r>
+        <w:t xml:space="preserve">“Adopting the</w:t>
+      </w:r>
+      <w:r>
+        <w:t xml:space="preserve"> </w:t>
+      </w:r>
+      <w:r>
+        <w:t xml:space="preserve">‘Cascade of Care’</w:t>
+      </w:r>
+      <w:r>
+        <w:t xml:space="preserve"> </w:t>
+      </w:r>
+      <w:r>
+        <w:t xml:space="preserve">Framework: An Opportunity to Close the Implementation Gap in Addiction Care?”</w:t>
+      </w:r>
+      <w:r>
+        <w:t xml:space="preserve"> </w:t>
+      </w:r>
+      <w:r>
+        <w:rPr>
+          <w:iCs/>
+          <w:i/>
+        </w:rPr>
+        <w:t xml:space="preserve">Addiction</w:t>
+      </w:r>
+      <w:r>
+        <w:t xml:space="preserve"> </w:t>
+      </w:r>
+      <w:r>
+        <w:t xml:space="preserve">111 (12): 2079–81.</w:t>
+      </w:r>
+      <w:r>
+        <w:t xml:space="preserve"> </w:t>
+      </w:r>
+      <w:hyperlink r:id="rId107">
+        <w:r>
+          <w:rPr>
+            <w:rStyle w:val="Hyperlink"/>
+          </w:rPr>
+          <w:t xml:space="preserve">https://doi.org/10.1111/add.13479</w:t>
+        </w:r>
+      </w:hyperlink>
+      <w:r>
+        <w:t xml:space="preserve">.</w:t>
       </w:r>
     </w:p>
     <w:bookmarkEnd w:id="108"/>
@@ -7045,8 +7473,8 @@
       </w:r>
       <w:r>
         <w:rPr>
+          <w:iCs/>
           <w:i/>
-          <w:iCs/>
         </w:rPr>
         <w:t xml:space="preserve">Psychology of Addictive Behaviors: Journal of the Society of Psychologists in Addictive Behaviors</w:t>
       </w:r>
@@ -7072,12 +7500,91 @@
       </w:r>
     </w:p>
     <w:bookmarkEnd w:id="110"/>
-    <w:bookmarkStart w:id="112" w:name="ref-waltersUsingMachineLearning2021"/>
+    <w:bookmarkStart w:id="112" w:name="X01387e434119cf09c116d0feeabab9f278d40e3"/>
     <w:p>
       <w:pPr>
         <w:pStyle w:val="Bibliography"/>
       </w:pPr>
       <w:r>
+        <w:t xml:space="preserve">Stanojlović, Milena, and Larry Davidson. 2021.</w:t>
+      </w:r>
+      <w:r>
+        <w:t xml:space="preserve"> </w:t>
+      </w:r>
+      <w:r>
+        <w:t xml:space="preserve">“Targeting the</w:t>
+      </w:r>
+      <w:r>
+        <w:t xml:space="preserve"> </w:t>
+      </w:r>
+      <w:r>
+        <w:t xml:space="preserve">Barriers</w:t>
+      </w:r>
+      <w:r>
+        <w:t xml:space="preserve"> </w:t>
+      </w:r>
+      <w:r>
+        <w:t xml:space="preserve">in the</w:t>
+      </w:r>
+      <w:r>
+        <w:t xml:space="preserve"> </w:t>
+      </w:r>
+      <w:r>
+        <w:t xml:space="preserve">Substance Use Disorder Continuum</w:t>
+      </w:r>
+      <w:r>
+        <w:t xml:space="preserve"> </w:t>
+      </w:r>
+      <w:r>
+        <w:t xml:space="preserve">of</w:t>
+      </w:r>
+      <w:r>
+        <w:t xml:space="preserve"> </w:t>
+      </w:r>
+      <w:r>
+        <w:t xml:space="preserve">Care With Peer Recovery Support</w:t>
+      </w:r>
+      <w:r>
+        <w:t xml:space="preserve">.”</w:t>
+      </w:r>
+      <w:r>
+        <w:t xml:space="preserve"> </w:t>
+      </w:r>
+      <w:r>
+        <w:rPr>
+          <w:iCs/>
+          <w:i/>
+        </w:rPr>
+        <w:t xml:space="preserve">Substance Abuse: Research and Treatment</w:t>
+      </w:r>
+      <w:r>
+        <w:t xml:space="preserve"> </w:t>
+      </w:r>
+      <w:r>
+        <w:t xml:space="preserve">15 (January): 1178221820976988.</w:t>
+      </w:r>
+      <w:r>
+        <w:t xml:space="preserve"> </w:t>
+      </w:r>
+      <w:hyperlink r:id="rId111">
+        <w:r>
+          <w:rPr>
+            <w:rStyle w:val="Hyperlink"/>
+          </w:rPr>
+          <w:t xml:space="preserve">https://doi.org/10.1177/1178221820976988</w:t>
+        </w:r>
+      </w:hyperlink>
+      <w:r>
+        <w:t xml:space="preserve">.</w:t>
+      </w:r>
+    </w:p>
+    <w:bookmarkEnd w:id="112"/>
+    <w:bookmarkStart w:id="114" w:name="ref-waltersUsingMachineLearning2021"/>
+    <w:p>
+      <w:pPr>
+        <w:pStyle w:val="Bibliography"/>
+      </w:pPr>
+      <w:r>
         <w:t xml:space="preserve">Walters, Scott T., Michael S. Businelle, Robert Suchting, Xiaoyin Li, Emily T. Hébert, and Eun-Young Mun. 2021.</w:t>
       </w:r>
       <w:r>
@@ -7091,8 +7598,8 @@
       </w:r>
       <w:r>
         <w:rPr>
+          <w:iCs/>
           <w:i/>
-          <w:iCs/>
         </w:rPr>
         <w:t xml:space="preserve">Journal of Substance Abuse Treatment</w:t>
       </w:r>
@@ -7105,7 +7612,7 @@
       <w:r>
         <w:t xml:space="preserve"> </w:t>
       </w:r>
-      <w:hyperlink r:id="rId111">
+      <w:hyperlink r:id="rId113">
         <w:r>
           <w:rPr>
             <w:rStyle w:val="Hyperlink"/>
@@ -7117,8 +7624,8 @@
         <w:t xml:space="preserve">.</w:t>
       </w:r>
     </w:p>
-    <w:bookmarkEnd w:id="112"/>
-    <w:bookmarkStart w:id="114" w:name="X4446e184b7dd55a61fd406499f32542fdcf24b5"/>
+    <w:bookmarkEnd w:id="114"/>
+    <w:bookmarkStart w:id="116" w:name="X4446e184b7dd55a61fd406499f32542fdcf24b5"/>
     <w:p>
       <w:pPr>
         <w:pStyle w:val="Bibliography"/>
@@ -7149,8 +7656,8 @@
       </w:r>
       <w:r>
         <w:rPr>
+          <w:iCs/>
           <w:i/>
-          <w:iCs/>
         </w:rPr>
         <w:t xml:space="preserve">American Psychologist</w:t>
       </w:r>
@@ -7163,7 +7670,7 @@
       <w:r>
         <w:t xml:space="preserve"> </w:t>
       </w:r>
-      <w:hyperlink r:id="rId113">
+      <w:hyperlink r:id="rId115">
         <w:r>
           <w:rPr>
             <w:rStyle w:val="Hyperlink"/>
@@ -7175,8 +7682,8 @@
         <w:t xml:space="preserve">.</w:t>
       </w:r>
     </w:p>
-    <w:bookmarkEnd w:id="114"/>
-    <w:bookmarkStart w:id="116" w:name="X254a0f87701f835b5365990b3eba45be7dca59c"/>
+    <w:bookmarkEnd w:id="116"/>
+    <w:bookmarkStart w:id="118" w:name="X254a0f87701f835b5365990b3eba45be7dca59c"/>
     <w:p>
       <w:pPr>
         <w:pStyle w:val="Bibliography"/>
@@ -7204,8 +7711,8 @@
       </w:r>
       <w:r>
         <w:rPr>
+          <w:iCs/>
           <w:i/>
-          <w:iCs/>
         </w:rPr>
         <w:t xml:space="preserve">Clinical Psychology Review</w:t>
       </w:r>
@@ -7260,7 +7767,7 @@
       <w:r>
         <w:t xml:space="preserve"> </w:t>
       </w:r>
-      <w:hyperlink r:id="rId115">
+      <w:hyperlink r:id="rId117">
         <w:r>
           <w:rPr>
             <w:rStyle w:val="Hyperlink"/>
@@ -7272,94 +7779,6 @@
         <w:t xml:space="preserve">.</w:t>
       </w:r>
     </w:p>
-    <w:bookmarkEnd w:id="116"/>
-    <w:bookmarkStart w:id="118" w:name="X62c2bccfcb3c64764f794751dcac0a3c1c7edc5"/>
-    <w:p>
-      <w:pPr>
-        <w:pStyle w:val="Bibliography"/>
-      </w:pPr>
-      <w:r>
-        <w:t xml:space="preserve">Wright, Aidan G. C., and Johannes Zimmermann. 2019.</w:t>
-      </w:r>
-      <w:r>
-        <w:t xml:space="preserve"> </w:t>
-      </w:r>
-      <w:r>
-        <w:t xml:space="preserve">“Applied</w:t>
-      </w:r>
-      <w:r>
-        <w:t xml:space="preserve"> </w:t>
-      </w:r>
-      <w:r>
-        <w:t xml:space="preserve">Ambulatory Assessment</w:t>
-      </w:r>
-      <w:r>
-        <w:t xml:space="preserve">:</w:t>
-      </w:r>
-      <w:r>
-        <w:t xml:space="preserve"> </w:t>
-      </w:r>
-      <w:r>
-        <w:t xml:space="preserve">Integrating Idiographic</w:t>
-      </w:r>
-      <w:r>
-        <w:t xml:space="preserve"> </w:t>
-      </w:r>
-      <w:r>
-        <w:t xml:space="preserve">and</w:t>
-      </w:r>
-      <w:r>
-        <w:t xml:space="preserve"> </w:t>
-      </w:r>
-      <w:r>
-        <w:t xml:space="preserve">Nomothetic Principles</w:t>
-      </w:r>
-      <w:r>
-        <w:t xml:space="preserve"> </w:t>
-      </w:r>
-      <w:r>
-        <w:t xml:space="preserve">of</w:t>
-      </w:r>
-      <w:r>
-        <w:t xml:space="preserve"> </w:t>
-      </w:r>
-      <w:r>
-        <w:t xml:space="preserve">Measurement</w:t>
-      </w:r>
-      <w:r>
-        <w:t xml:space="preserve">.”</w:t>
-      </w:r>
-      <w:r>
-        <w:t xml:space="preserve"> </w:t>
-      </w:r>
-      <w:r>
-        <w:rPr>
-          <w:i/>
-          <w:iCs/>
-        </w:rPr>
-        <w:t xml:space="preserve">Psychological Assessment</w:t>
-      </w:r>
-      <w:r>
-        <w:t xml:space="preserve"> </w:t>
-      </w:r>
-      <w:r>
-        <w:t xml:space="preserve">31 (12): 1467–80.</w:t>
-      </w:r>
-      <w:r>
-        <w:t xml:space="preserve"> </w:t>
-      </w:r>
-      <w:hyperlink r:id="rId117">
-        <w:r>
-          <w:rPr>
-            <w:rStyle w:val="Hyperlink"/>
-          </w:rPr>
-          <w:t xml:space="preserve">https://doi.org/10.1037/pas0000685</w:t>
-        </w:r>
-      </w:hyperlink>
-      <w:r>
-        <w:t xml:space="preserve">.</w:t>
-      </w:r>
-    </w:p>
     <w:bookmarkEnd w:id="118"/>
     <w:bookmarkStart w:id="120" w:name="Xb35ee182d565575e339a0170868456c1684f821"/>
     <w:p>
@@ -7398,8 +7817,8 @@
       </w:r>
       <w:r>
         <w:rPr>
+          <w:iCs/>
           <w:i/>
-          <w:iCs/>
         </w:rPr>
         <w:t xml:space="preserve">JMIR mHealth and uHealth</w:t>
       </w:r>
@@ -7444,8 +7863,8 @@
       </w:r>
       <w:r>
         <w:rPr>
+          <w:iCs/>
           <w:i/>
-          <w:iCs/>
         </w:rPr>
         <w:t xml:space="preserve">Psychopathology and Clinical Science</w:t>
       </w:r>
@@ -7496,7 +7915,7 @@
       </w:r>
     </w:p>
   </w:footnote>
-  <w:footnote w:id="39">
+  <w:footnote w:id="42">
     <w:p>
       <w:pPr>
         <w:pStyle w:val="FootnoteText"/>
@@ -7515,7 +7934,7 @@
       </w:r>
     </w:p>
   </w:footnote>
-  <w:footnote w:id="41">
+  <w:footnote w:id="44">
     <w:p>
       <w:pPr>
         <w:pStyle w:val="FootnoteText"/>
@@ -7532,12 +7951,9 @@
       <w:r>
         <w:t xml:space="preserve">The poverty cutoff was defined from the 2024 federal poverty line for the 48 continguous United States. Participants at or below $1560 annual income were categorized as below poverty.</w:t>
       </w:r>
-      <w:r>
-        <w:t xml:space="preserve">(MBA 2024)</w:t>
-      </w:r>
     </w:p>
   </w:footnote>
-  <w:footnote w:id="42">
+  <w:footnote w:id="45">
     <w:p>
       <w:pPr>
         <w:pStyle w:val="FootnoteText"/>
@@ -7552,26 +7968,7 @@
         <w:t xml:space="preserve"> </w:t>
       </w:r>
       <w:r>
-        <w:t xml:space="preserve">For our fairness analyses, we altered our outer loop resampling method from 3 x 10 cross-validation to 6 x 5 cross-validation. This method still gave us 30 held out tests sets, but by splitting the data across fewer folds (i.e., 5 vs. 10) we were able to reduce the likelihood of the minority group being absent in any single fold.</w:t>
-      </w:r>
-    </w:p>
-  </w:footnote>
-  <w:footnote w:id="51">
-    <w:p>
-      <w:pPr>
-        <w:pStyle w:val="FootnoteText"/>
-      </w:pPr>
-      <w:r>
-        <w:rPr>
-          <w:rStyle w:val="FootnoteReference"/>
-        </w:rPr>
-        <w:footnoteRef/>
-      </w:r>
-      <w:r>
-        <w:t xml:space="preserve"> </w:t>
-      </w:r>
-      <w:r>
-        <w:t xml:space="preserve">Baseline models in our previous study yielded a median auROC of .895. These models inadvertently excluded income and employment as features. We reran models to include these features in the current study.</w:t>
+        <w:t xml:space="preserve">For our fairness analyses, we altered our outer loop resampling method from 3 x 10 cross-validation to 6 x 5 cross-validation. This method still gave us 30 held out tests sets, but by splitting the data across fewer folds (i.e., 5 vs. 10) we were able to reduce the likelihood of the disadvantaged group being absent in any single fold.</w:t>
       </w:r>
     </w:p>
   </w:footnote>
@@ -7581,14 +7978,14 @@
 <file path=word/numbering.xml><?xml version="1.0" encoding="utf-8"?>
 <w:numbering xmlns:w="http://schemas.openxmlformats.org/wordprocessingml/2006/main">
   <w:abstractNum w:abstractNumId="990">
-    <w:nsid w:val="0000A990"/>
+    <w:nsid w:val="A990"/>
     <w:multiLevelType w:val="multilevel"/>
     <w:lvl w:ilvl="0">
       <w:numFmt w:val="bullet"/>
       <w:lvlText w:val=" "/>
       <w:lvlJc w:val="left"/>
       <w:pPr>
-        <w:ind w:left="720" w:hanging="360"/>
+        <w:ind w:left="720" w:hanging="480"/>
       </w:pPr>
     </w:lvl>
     <w:lvl w:ilvl="1">
@@ -7596,7 +7993,7 @@
       <w:lvlText w:val=" "/>
       <w:lvlJc w:val="left"/>
       <w:pPr>
-        <w:ind w:left="1440" w:hanging="360"/>
+        <w:ind w:left="1440" w:hanging="480"/>
       </w:pPr>
     </w:lvl>
     <w:lvl w:ilvl="2">
@@ -7604,7 +8001,7 @@
       <w:lvlText w:val=" "/>
       <w:lvlJc w:val="left"/>
       <w:pPr>
-        <w:ind w:left="2160" w:hanging="360"/>
+        <w:ind w:left="2160" w:hanging="480"/>
       </w:pPr>
     </w:lvl>
     <w:lvl w:ilvl="3">
@@ -7612,7 +8009,7 @@
       <w:lvlText w:val=" "/>
       <w:lvlJc w:val="left"/>
       <w:pPr>
-        <w:ind w:left="2880" w:hanging="360"/>
+        <w:ind w:left="2880" w:hanging="480"/>
       </w:pPr>
     </w:lvl>
     <w:lvl w:ilvl="4">
@@ -7620,7 +8017,7 @@
       <w:lvlText w:val=" "/>
       <w:lvlJc w:val="left"/>
       <w:pPr>
-        <w:ind w:left="3600" w:hanging="360"/>
+        <w:ind w:left="3600" w:hanging="480"/>
       </w:pPr>
     </w:lvl>
     <w:lvl w:ilvl="5">
@@ -7628,7 +8025,7 @@
       <w:lvlText w:val=" "/>
       <w:lvlJc w:val="left"/>
       <w:pPr>
-        <w:ind w:left="4320" w:hanging="360"/>
+        <w:ind w:left="4320" w:hanging="480"/>
       </w:pPr>
     </w:lvl>
     <w:lvl w:ilvl="6">
@@ -7636,7 +8033,7 @@
       <w:lvlText w:val=" "/>
       <w:lvlJc w:val="left"/>
       <w:pPr>
-        <w:ind w:left="5040" w:hanging="360"/>
+        <w:ind w:left="5040" w:hanging="480"/>
       </w:pPr>
     </w:lvl>
     <w:lvl w:ilvl="7">
@@ -7644,7 +8041,7 @@
       <w:lvlText w:val=" "/>
       <w:lvlJc w:val="left"/>
       <w:pPr>
-        <w:ind w:left="5760" w:hanging="360"/>
+        <w:ind w:left="5760" w:hanging="480"/>
       </w:pPr>
     </w:lvl>
     <w:lvl w:ilvl="8">
@@ -7652,12 +8049,12 @@
       <w:lvlText w:val=" "/>
       <w:lvlJc w:val="left"/>
       <w:pPr>
-        <w:ind w:left="6480" w:hanging="360"/>
+        <w:ind w:left="6480" w:hanging="480"/>
       </w:pPr>
     </w:lvl>
   </w:abstractNum>
   <w:abstractNum w:abstractNumId="99411">
-    <w:nsid w:val="00A99411"/>
+    <w:nsid w:val="A99411"/>
     <w:multiLevelType w:val="multilevel"/>
     <w:lvl w:ilvl="0">
       <w:start w:val="1"/>
@@ -7665,7 +8062,7 @@
       <w:lvlText w:val="%1."/>
       <w:lvlJc w:val="left"/>
       <w:pPr>
-        <w:ind w:left="720" w:hanging="360"/>
+        <w:ind w:left="720" w:hanging="480"/>
       </w:pPr>
     </w:lvl>
     <w:lvl w:ilvl="1">
@@ -7674,7 +8071,7 @@
       <w:lvlText w:val="%2."/>
       <w:lvlJc w:val="left"/>
       <w:pPr>
-        <w:ind w:left="1440" w:hanging="360"/>
+        <w:ind w:left="1440" w:hanging="480"/>
       </w:pPr>
     </w:lvl>
     <w:lvl w:ilvl="2">
@@ -7683,7 +8080,7 @@
       <w:lvlText w:val="%3."/>
       <w:lvlJc w:val="left"/>
       <w:pPr>
-        <w:ind w:left="2160" w:hanging="360"/>
+        <w:ind w:left="2160" w:hanging="480"/>
       </w:pPr>
     </w:lvl>
     <w:lvl w:ilvl="3">
@@ -7692,7 +8089,7 @@
       <w:lvlText w:val="%4."/>
       <w:lvlJc w:val="left"/>
       <w:pPr>
-        <w:ind w:left="2880" w:hanging="360"/>
+        <w:ind w:left="2880" w:hanging="480"/>
       </w:pPr>
     </w:lvl>
     <w:lvl w:ilvl="4">
@@ -7701,7 +8098,7 @@
       <w:lvlText w:val="%5."/>
       <w:lvlJc w:val="left"/>
       <w:pPr>
-        <w:ind w:left="3600" w:hanging="360"/>
+        <w:ind w:left="3600" w:hanging="480"/>
       </w:pPr>
     </w:lvl>
     <w:lvl w:ilvl="5">
@@ -7710,7 +8107,7 @@
       <w:lvlText w:val="%6."/>
       <w:lvlJc w:val="left"/>
       <w:pPr>
-        <w:ind w:left="4320" w:hanging="360"/>
+        <w:ind w:left="4320" w:hanging="480"/>
       </w:pPr>
     </w:lvl>
     <w:lvl w:ilvl="6">
@@ -7719,7 +8116,7 @@
       <w:lvlText w:val="%7."/>
       <w:lvlJc w:val="left"/>
       <w:pPr>
-        <w:ind w:left="5040" w:hanging="360"/>
+        <w:ind w:left="5040" w:hanging="480"/>
       </w:pPr>
     </w:lvl>
     <w:lvl w:ilvl="7">
@@ -7728,7 +8125,7 @@
       <w:lvlText w:val="%8."/>
       <w:lvlJc w:val="left"/>
       <w:pPr>
-        <w:ind w:left="5760" w:hanging="360"/>
+        <w:ind w:left="5760" w:hanging="480"/>
       </w:pPr>
     </w:lvl>
     <w:lvl w:ilvl="8">
@@ -7737,7 +8134,7 @@
       <w:lvlText w:val="%9."/>
       <w:lvlJc w:val="left"/>
       <w:pPr>
-        <w:ind w:left="6480" w:hanging="360"/>
+        <w:ind w:left="6480" w:hanging="480"/>
       </w:pPr>
     </w:lvl>
   </w:abstractNum>
@@ -7833,10 +8230,10 @@
     <w:name w:val="Body Text"/>
     <w:basedOn w:val="Normal"/>
     <w:link w:val="BodyTextChar"/>
-    <w:qFormat/>
     <w:pPr>
       <w:spacing w:after="180" w:before="180"/>
     </w:pPr>
+    <w:qFormat/>
   </w:style>
   <w:style w:customStyle="1" w:styleId="FirstParagraph" w:type="paragraph">
     <w:name w:val="First Paragraph"/>
@@ -7856,70 +8253,36 @@
     <w:name w:val="Title"/>
     <w:basedOn w:val="Normal"/>
     <w:next w:val="BodyText"/>
-    <w:link w:val="TitleChar"/>
-    <w:uiPriority w:val="10"/>
     <w:qFormat/>
-    <w:rsid w:val="00A10FD9"/>
     <w:pPr>
-      <w:spacing w:after="80" w:line="240" w:lineRule="auto"/>
-      <w:contextualSpacing/>
+      <w:keepNext/>
+      <w:keepLines/>
+      <w:spacing w:after="240" w:before="480"/>
       <w:jc w:val="center"/>
     </w:pPr>
     <w:rPr>
       <w:rFonts w:asciiTheme="majorHAnsi" w:cstheme="majorBidi" w:eastAsiaTheme="majorEastAsia" w:hAnsiTheme="majorHAnsi"/>
-      <w:spacing w:val="-10"/>
-      <w:kern w:val="28"/>
-      <w:sz w:val="56"/>
-      <w:szCs w:val="56"/>
-    </w:rPr>
-  </w:style>
-  <w:style w:customStyle="1" w:styleId="TitleChar" w:type="character">
-    <w:name w:val="Title Char"/>
-    <w:basedOn w:val="DefaultParagraphFont"/>
-    <w:link w:val="Title"/>
-    <w:uiPriority w:val="10"/>
-    <w:rsid w:val="00A10FD9"/>
-    <w:rPr>
-      <w:rFonts w:asciiTheme="majorHAnsi" w:cstheme="majorBidi" w:eastAsiaTheme="majorEastAsia" w:hAnsiTheme="majorHAnsi"/>
-      <w:spacing w:val="-10"/>
-      <w:kern w:val="28"/>
-      <w:sz w:val="56"/>
-      <w:szCs w:val="56"/>
+      <w:b/>
+      <w:bCs/>
+      <w:color w:themeColor="accent1" w:themeShade="B5" w:val="345A8A"/>
+      <w:sz w:val="36"/>
+      <w:szCs w:val="36"/>
     </w:rPr>
   </w:style>
   <w:style w:styleId="Subtitle" w:type="paragraph">
     <w:name w:val="Subtitle"/>
-    <w:basedOn w:val="Normal"/>
+    <w:basedOn w:val="Title"/>
     <w:next w:val="BodyText"/>
-    <w:link w:val="SubtitleChar"/>
-    <w:uiPriority w:val="11"/>
     <w:qFormat/>
-    <w:rsid w:val="00A10FD9"/>
     <w:pPr>
-      <w:numPr>
-        <w:ilvl w:val="1"/>
-      </w:numPr>
+      <w:keepNext/>
+      <w:keepLines/>
+      <w:spacing w:after="240" w:before="240"/>
+      <w:jc w:val="center"/>
     </w:pPr>
     <w:rPr>
-      <w:rFonts w:cstheme="majorBidi" w:eastAsiaTheme="majorEastAsia"/>
-      <w:color w:themeColor="text1" w:themeTint="A6" w:val="595959"/>
-      <w:spacing w:val="15"/>
-      <w:sz w:val="28"/>
-      <w:szCs w:val="28"/>
-    </w:rPr>
-  </w:style>
-  <w:style w:customStyle="1" w:styleId="SubtitleChar" w:type="character">
-    <w:name w:val="Subtitle Char"/>
-    <w:basedOn w:val="DefaultParagraphFont"/>
-    <w:link w:val="Subtitle"/>
-    <w:uiPriority w:val="11"/>
-    <w:rsid w:val="00A10FD9"/>
-    <w:rPr>
-      <w:rFonts w:cstheme="majorBidi" w:eastAsiaTheme="majorEastAsia"/>
-      <w:color w:themeColor="text1" w:themeTint="A6" w:val="595959"/>
-      <w:spacing w:val="15"/>
-      <w:sz w:val="28"/>
-      <w:szCs w:val="28"/>
+      <w:sz w:val="30"/>
+      <w:szCs w:val="30"/>
     </w:rPr>
   </w:style>
   <w:style w:customStyle="1" w:styleId="Author" w:type="paragraph">
@@ -7950,14 +8313,15 @@
     <w:pPr>
       <w:keepNext/>
       <w:keepLines/>
+      <w:jc w:val="center"/>
       <w:spacing w:after="0" w:before="300"/>
-      <w:jc w:val="center"/>
     </w:pPr>
     <w:rPr>
+      <w:sz w:val="20"/>
+      <w:szCs w:val="20"/>
       <w:b/>
       <w:color w:val="345A8A"/>
-      <w:sz w:val="20"/>
-      <w:szCs w:val="20"/>
+      &gt;
     </w:rPr>
   </w:style>
   <w:style w:customStyle="1" w:styleId="Abstract" w:type="paragraph">
@@ -7984,321 +8348,191 @@
     <w:rPr/>
   </w:style>
   <w:style w:styleId="Heading1" w:type="paragraph">
-    <w:name w:val="heading 1"/>
+    <w:name w:val="Heading 1"/>
     <w:basedOn w:val="Normal"/>
     <w:next w:val="BodyText"/>
-    <w:link w:val="Heading1Char"/>
     <w:uiPriority w:val="9"/>
     <w:qFormat/>
-    <w:rsid w:val="00A10FD9"/>
     <w:pPr>
       <w:keepNext/>
       <w:keepLines/>
-      <w:spacing w:after="80" w:before="360"/>
+      <w:spacing w:after="0" w:before="480"/>
       <w:outlineLvl w:val="0"/>
     </w:pPr>
     <w:rPr>
       <w:rFonts w:asciiTheme="majorHAnsi" w:cstheme="majorBidi" w:eastAsiaTheme="majorEastAsia" w:hAnsiTheme="majorHAnsi"/>
-      <w:color w:themeColor="accent1" w:themeShade="BF" w:val="0F4761"/>
-      <w:sz w:val="40"/>
-      <w:szCs w:val="40"/>
+      <w:b/>
+      <w:bCs/>
+      <w:color w:themeColor="accent1" w:val="4F81BD"/>
+      <w:sz w:val="32"/>
+      <w:szCs w:val="32"/>
     </w:rPr>
   </w:style>
   <w:style w:styleId="Heading2" w:type="paragraph">
-    <w:name w:val="heading 2"/>
+    <w:name w:val="Heading 2"/>
     <w:basedOn w:val="Normal"/>
     <w:next w:val="BodyText"/>
-    <w:link w:val="Heading2Char"/>
     <w:uiPriority w:val="9"/>
-    <w:semiHidden/>
     <w:unhideWhenUsed/>
     <w:qFormat/>
-    <w:rsid w:val="00A10FD9"/>
     <w:pPr>
       <w:keepNext/>
       <w:keepLines/>
-      <w:spacing w:after="80" w:before="160"/>
+      <w:spacing w:after="0" w:before="200"/>
       <w:outlineLvl w:val="1"/>
     </w:pPr>
     <w:rPr>
       <w:rFonts w:asciiTheme="majorHAnsi" w:cstheme="majorBidi" w:eastAsiaTheme="majorEastAsia" w:hAnsiTheme="majorHAnsi"/>
-      <w:color w:themeColor="accent1" w:themeShade="BF" w:val="0F4761"/>
-      <w:sz w:val="32"/>
-      <w:szCs w:val="32"/>
-    </w:rPr>
-  </w:style>
-  <w:style w:styleId="Heading3" w:type="paragraph">
-    <w:name w:val="heading 3"/>
-    <w:basedOn w:val="Normal"/>
-    <w:next w:val="BodyText"/>
-    <w:link w:val="Heading3Char"/>
-    <w:uiPriority w:val="9"/>
-    <w:semiHidden/>
-    <w:unhideWhenUsed/>
-    <w:qFormat/>
-    <w:rsid w:val="00A10FD9"/>
-    <w:pPr>
-      <w:keepNext/>
-      <w:keepLines/>
-      <w:spacing w:after="80" w:before="160"/>
-      <w:outlineLvl w:val="2"/>
-    </w:pPr>
-    <w:rPr>
-      <w:rFonts w:cstheme="majorBidi" w:eastAsiaTheme="majorEastAsia"/>
-      <w:color w:themeColor="accent1" w:themeShade="BF" w:val="0F4761"/>
+      <w:b/>
+      <w:bCs/>
+      <w:color w:themeColor="accent1" w:val="4F81BD"/>
       <w:sz w:val="28"/>
       <w:szCs w:val="28"/>
     </w:rPr>
   </w:style>
-  <w:style w:styleId="Heading4" w:type="paragraph">
-    <w:name w:val="heading 4"/>
+  <w:style w:styleId="Heading3" w:type="paragraph">
+    <w:name w:val="Heading 3"/>
     <w:basedOn w:val="Normal"/>
     <w:next w:val="BodyText"/>
-    <w:link w:val="Heading4Char"/>
     <w:uiPriority w:val="9"/>
-    <w:semiHidden/>
     <w:unhideWhenUsed/>
     <w:qFormat/>
-    <w:rsid w:val="00A10FD9"/>
     <w:pPr>
       <w:keepNext/>
       <w:keepLines/>
-      <w:spacing w:after="40" w:before="80"/>
+      <w:spacing w:after="0" w:before="200"/>
+      <w:outlineLvl w:val="2"/>
+    </w:pPr>
+    <w:rPr>
+      <w:rFonts w:asciiTheme="majorHAnsi" w:cstheme="majorBidi" w:eastAsiaTheme="majorEastAsia" w:hAnsiTheme="majorHAnsi"/>
+      <w:b/>
+      <w:bCs/>
+      <w:color w:themeColor="accent1" w:val="4F81BD"/>
+      <w:sz w:val="24"/>
+      <w:szCs w:val="24"/>
+    </w:rPr>
+  </w:style>
+  <w:style w:styleId="Heading4" w:type="paragraph">
+    <w:name w:val="Heading 4"/>
+    <w:basedOn w:val="Normal"/>
+    <w:next w:val="BodyText"/>
+    <w:uiPriority w:val="9"/>
+    <w:unhideWhenUsed/>
+    <w:qFormat/>
+    <w:pPr>
+      <w:keepNext/>
+      <w:keepLines/>
+      <w:spacing w:after="0" w:before="200"/>
       <w:outlineLvl w:val="3"/>
     </w:pPr>
     <w:rPr>
-      <w:rFonts w:cstheme="majorBidi" w:eastAsiaTheme="majorEastAsia"/>
+      <w:rFonts w:asciiTheme="majorHAnsi" w:cstheme="majorBidi" w:eastAsiaTheme="majorEastAsia" w:hAnsiTheme="majorHAnsi"/>
       <w:i/>
-      <w:iCs/>
-      <w:color w:themeColor="accent1" w:themeShade="BF" w:val="0F4761"/>
+      <w:bCs/>
+      <w:color w:themeColor="accent1" w:val="4F81BD"/>
+      <w:sz w:val="24"/>
+      <w:szCs w:val="24"/>
     </w:rPr>
   </w:style>
   <w:style w:styleId="Heading5" w:type="paragraph">
-    <w:name w:val="heading 5"/>
+    <w:name w:val="Heading 5"/>
     <w:basedOn w:val="Normal"/>
     <w:next w:val="BodyText"/>
-    <w:link w:val="Heading5Char"/>
     <w:uiPriority w:val="9"/>
-    <w:semiHidden/>
     <w:unhideWhenUsed/>
     <w:qFormat/>
-    <w:rsid w:val="00A10FD9"/>
     <w:pPr>
       <w:keepNext/>
       <w:keepLines/>
-      <w:spacing w:after="40" w:before="80"/>
+      <w:spacing w:after="0" w:before="200"/>
       <w:outlineLvl w:val="4"/>
     </w:pPr>
     <w:rPr>
-      <w:rFonts w:cstheme="majorBidi" w:eastAsiaTheme="majorEastAsia"/>
-      <w:color w:themeColor="accent1" w:themeShade="BF" w:val="0F4761"/>
+      <w:rFonts w:asciiTheme="majorHAnsi" w:cstheme="majorBidi" w:eastAsiaTheme="majorEastAsia" w:hAnsiTheme="majorHAnsi"/>
+      <w:iCs/>
+      <w:color w:themeColor="accent1" w:val="4F81BD"/>
+      <w:sz w:val="24"/>
+      <w:szCs w:val="24"/>
     </w:rPr>
   </w:style>
   <w:style w:styleId="Heading6" w:type="paragraph">
-    <w:name w:val="heading 6"/>
+    <w:name w:val="Heading 6"/>
     <w:basedOn w:val="Normal"/>
     <w:next w:val="BodyText"/>
-    <w:link w:val="Heading6Char"/>
     <w:uiPriority w:val="9"/>
-    <w:semiHidden/>
     <w:unhideWhenUsed/>
     <w:qFormat/>
-    <w:rsid w:val="00A10FD9"/>
     <w:pPr>
       <w:keepNext/>
       <w:keepLines/>
-      <w:spacing w:after="0" w:before="40"/>
+      <w:spacing w:after="0" w:before="200"/>
       <w:outlineLvl w:val="5"/>
     </w:pPr>
     <w:rPr>
-      <w:rFonts w:cstheme="majorBidi" w:eastAsiaTheme="majorEastAsia"/>
-      <w:i/>
-      <w:iCs/>
-      <w:color w:themeColor="text1" w:themeTint="A6" w:val="595959"/>
+      <w:rFonts w:asciiTheme="majorHAnsi" w:cstheme="majorBidi" w:eastAsiaTheme="majorEastAsia" w:hAnsiTheme="majorHAnsi"/>
+      <w:color w:themeColor="accent1" w:val="4F81BD"/>
+      <w:sz w:val="24"/>
+      <w:szCs w:val="24"/>
     </w:rPr>
   </w:style>
   <w:style w:styleId="Heading7" w:type="paragraph">
-    <w:name w:val="heading 7"/>
+    <w:name w:val="Heading 7"/>
     <w:basedOn w:val="Normal"/>
     <w:next w:val="BodyText"/>
-    <w:link w:val="Heading7Char"/>
     <w:uiPriority w:val="9"/>
-    <w:semiHidden/>
     <w:unhideWhenUsed/>
     <w:qFormat/>
-    <w:rsid w:val="00A10FD9"/>
     <w:pPr>
       <w:keepNext/>
       <w:keepLines/>
-      <w:spacing w:after="0" w:before="40"/>
+      <w:spacing w:after="0" w:before="200"/>
       <w:outlineLvl w:val="6"/>
     </w:pPr>
     <w:rPr>
-      <w:rFonts w:cstheme="majorBidi" w:eastAsiaTheme="majorEastAsia"/>
-      <w:color w:themeColor="text1" w:themeTint="A6" w:val="595959"/>
+      <w:rFonts w:asciiTheme="majorHAnsi" w:cstheme="majorBidi" w:eastAsiaTheme="majorEastAsia" w:hAnsiTheme="majorHAnsi"/>
+      <w:color w:themeColor="accent1" w:val="4F81BD"/>
+      <w:sz w:val="24"/>
+      <w:szCs w:val="24"/>
     </w:rPr>
   </w:style>
   <w:style w:styleId="Heading8" w:type="paragraph">
-    <w:name w:val="heading 8"/>
+    <w:name w:val="Heading 8"/>
     <w:basedOn w:val="Normal"/>
     <w:next w:val="BodyText"/>
-    <w:link w:val="Heading8Char"/>
     <w:uiPriority w:val="9"/>
-    <w:semiHidden/>
     <w:unhideWhenUsed/>
     <w:qFormat/>
-    <w:rsid w:val="00A10FD9"/>
     <w:pPr>
       <w:keepNext/>
       <w:keepLines/>
-      <w:spacing w:after="0"/>
+      <w:spacing w:after="0" w:before="200"/>
       <w:outlineLvl w:val="7"/>
     </w:pPr>
     <w:rPr>
-      <w:rFonts w:cstheme="majorBidi" w:eastAsiaTheme="majorEastAsia"/>
-      <w:i/>
-      <w:iCs/>
-      <w:color w:themeColor="text1" w:themeTint="D8" w:val="272727"/>
+      <w:rFonts w:asciiTheme="majorHAnsi" w:cstheme="majorBidi" w:eastAsiaTheme="majorEastAsia" w:hAnsiTheme="majorHAnsi"/>
+      <w:color w:themeColor="accent1" w:val="4F81BD"/>
+      <w:sz w:val="24"/>
+      <w:szCs w:val="24"/>
     </w:rPr>
   </w:style>
   <w:style w:styleId="Heading9" w:type="paragraph">
-    <w:name w:val="heading 9"/>
+    <w:name w:val="Heading 9"/>
     <w:basedOn w:val="Normal"/>
     <w:next w:val="BodyText"/>
-    <w:link w:val="Heading9Char"/>
     <w:uiPriority w:val="9"/>
-    <w:semiHidden/>
     <w:unhideWhenUsed/>
     <w:qFormat/>
-    <w:rsid w:val="00A10FD9"/>
     <w:pPr>
       <w:keepNext/>
       <w:keepLines/>
-      <w:spacing w:after="0"/>
+      <w:spacing w:after="0" w:before="200"/>
       <w:outlineLvl w:val="8"/>
     </w:pPr>
     <w:rPr>
-      <w:rFonts w:cstheme="majorBidi" w:eastAsiaTheme="majorEastAsia"/>
-      <w:color w:themeColor="text1" w:themeTint="D8" w:val="272727"/>
-    </w:rPr>
-  </w:style>
-  <w:style w:customStyle="1" w:styleId="Heading1Char" w:type="character">
-    <w:name w:val="Heading 1 Char"/>
-    <w:basedOn w:val="DefaultParagraphFont"/>
-    <w:link w:val="Heading1"/>
-    <w:uiPriority w:val="9"/>
-    <w:rsid w:val="00A10FD9"/>
-    <w:rPr>
       <w:rFonts w:asciiTheme="majorHAnsi" w:cstheme="majorBidi" w:eastAsiaTheme="majorEastAsia" w:hAnsiTheme="majorHAnsi"/>
-      <w:color w:themeColor="accent1" w:themeShade="BF" w:val="0F4761"/>
-      <w:sz w:val="40"/>
-      <w:szCs w:val="40"/>
-    </w:rPr>
-  </w:style>
-  <w:style w:customStyle="1" w:styleId="Heading2Char" w:type="character">
-    <w:name w:val="Heading 2 Char"/>
-    <w:basedOn w:val="DefaultParagraphFont"/>
-    <w:link w:val="Heading2"/>
-    <w:uiPriority w:val="9"/>
-    <w:semiHidden/>
-    <w:rsid w:val="00A10FD9"/>
-    <w:rPr>
-      <w:rFonts w:asciiTheme="majorHAnsi" w:cstheme="majorBidi" w:eastAsiaTheme="majorEastAsia" w:hAnsiTheme="majorHAnsi"/>
-      <w:color w:themeColor="accent1" w:themeShade="BF" w:val="0F4761"/>
-      <w:sz w:val="32"/>
-      <w:szCs w:val="32"/>
-    </w:rPr>
-  </w:style>
-  <w:style w:customStyle="1" w:styleId="Heading3Char" w:type="character">
-    <w:name w:val="Heading 3 Char"/>
-    <w:basedOn w:val="DefaultParagraphFont"/>
-    <w:link w:val="Heading3"/>
-    <w:uiPriority w:val="9"/>
-    <w:semiHidden/>
-    <w:rsid w:val="00A10FD9"/>
-    <w:rPr>
-      <w:rFonts w:cstheme="majorBidi" w:eastAsiaTheme="majorEastAsia"/>
-      <w:color w:themeColor="accent1" w:themeShade="BF" w:val="0F4761"/>
-      <w:sz w:val="28"/>
-      <w:szCs w:val="28"/>
-    </w:rPr>
-  </w:style>
-  <w:style w:customStyle="1" w:styleId="Heading4Char" w:type="character">
-    <w:name w:val="Heading 4 Char"/>
-    <w:basedOn w:val="DefaultParagraphFont"/>
-    <w:link w:val="Heading4"/>
-    <w:uiPriority w:val="9"/>
-    <w:semiHidden/>
-    <w:rsid w:val="00A10FD9"/>
-    <w:rPr>
-      <w:rFonts w:cstheme="majorBidi" w:eastAsiaTheme="majorEastAsia"/>
-      <w:i/>
-      <w:iCs/>
-      <w:color w:themeColor="accent1" w:themeShade="BF" w:val="0F4761"/>
-    </w:rPr>
-  </w:style>
-  <w:style w:customStyle="1" w:styleId="Heading5Char" w:type="character">
-    <w:name w:val="Heading 5 Char"/>
-    <w:basedOn w:val="DefaultParagraphFont"/>
-    <w:link w:val="Heading5"/>
-    <w:uiPriority w:val="9"/>
-    <w:semiHidden/>
-    <w:rsid w:val="00A10FD9"/>
-    <w:rPr>
-      <w:rFonts w:cstheme="majorBidi" w:eastAsiaTheme="majorEastAsia"/>
-      <w:color w:themeColor="accent1" w:themeShade="BF" w:val="0F4761"/>
-    </w:rPr>
-  </w:style>
-  <w:style w:customStyle="1" w:styleId="Heading6Char" w:type="character">
-    <w:name w:val="Heading 6 Char"/>
-    <w:basedOn w:val="DefaultParagraphFont"/>
-    <w:link w:val="Heading6"/>
-    <w:uiPriority w:val="9"/>
-    <w:semiHidden/>
-    <w:rsid w:val="00A10FD9"/>
-    <w:rPr>
-      <w:rFonts w:cstheme="majorBidi" w:eastAsiaTheme="majorEastAsia"/>
-      <w:i/>
-      <w:iCs/>
-      <w:color w:themeColor="text1" w:themeTint="A6" w:val="595959"/>
-    </w:rPr>
-  </w:style>
-  <w:style w:customStyle="1" w:styleId="Heading7Char" w:type="character">
-    <w:name w:val="Heading 7 Char"/>
-    <w:basedOn w:val="DefaultParagraphFont"/>
-    <w:link w:val="Heading7"/>
-    <w:uiPriority w:val="9"/>
-    <w:semiHidden/>
-    <w:rsid w:val="00A10FD9"/>
-    <w:rPr>
-      <w:rFonts w:cstheme="majorBidi" w:eastAsiaTheme="majorEastAsia"/>
-      <w:color w:themeColor="text1" w:themeTint="A6" w:val="595959"/>
-    </w:rPr>
-  </w:style>
-  <w:style w:customStyle="1" w:styleId="Heading8Char" w:type="character">
-    <w:name w:val="Heading 8 Char"/>
-    <w:basedOn w:val="DefaultParagraphFont"/>
-    <w:link w:val="Heading8"/>
-    <w:uiPriority w:val="9"/>
-    <w:semiHidden/>
-    <w:rsid w:val="00A10FD9"/>
-    <w:rPr>
-      <w:rFonts w:cstheme="majorBidi" w:eastAsiaTheme="majorEastAsia"/>
-      <w:i/>
-      <w:iCs/>
-      <w:color w:themeColor="text1" w:themeTint="D8" w:val="272727"/>
-    </w:rPr>
-  </w:style>
-  <w:style w:customStyle="1" w:styleId="Heading9Char" w:type="character">
-    <w:name w:val="Heading 9 Char"/>
-    <w:basedOn w:val="DefaultParagraphFont"/>
-    <w:link w:val="Heading9"/>
-    <w:uiPriority w:val="9"/>
-    <w:semiHidden/>
-    <w:rsid w:val="00A10FD9"/>
-    <w:rPr>
-      <w:rFonts w:cstheme="majorBidi" w:eastAsiaTheme="majorEastAsia"/>
-      <w:color w:themeColor="text1" w:themeTint="D8" w:val="272727"/>
+      <w:color w:themeColor="accent1" w:val="4F81BD"/>
+      <w:sz w:val="24"/>
+      <w:szCs w:val="24"/>
     </w:rPr>
   </w:style>
   <w:style w:styleId="BlockText" w:type="paragraph">
@@ -8323,8 +8557,8 @@
   </w:style>
   <w:style w:styleId="FootnoteBlockText" w:type="paragraph">
     <w:name w:val="Footnote Block Text"/>
-    <w:basedOn w:val="FootnoteText"/>
-    <w:next w:val="FootnoteText"/>
+    <w:basedOn w:val="Footnote Text"/>
+    <w:next w:val="Footnote Text"/>
     <w:uiPriority w:val="9"/>
     <w:unhideWhenUsed/>
     <w:qFormat/>
@@ -8362,10 +8596,10 @@
         <w:jc w:val="left"/>
       </w:trPr>
       <w:tcPr>
+        <w:vAlign w:val="bottom"/>
         <w:tcBorders>
           <w:bottom w:val="single"/>
         </w:tcBorders>
-        <w:vAlign w:val="bottom"/>
       </w:tcPr>
     </w:tblStylePr>
   </w:style>
@@ -8481,7 +8715,6 @@
     <w:name w:val="KeywordTok"/>
     <w:basedOn w:val="VerbatimChar"/>
     <w:rPr>
-      <w:b/>
       <w:color w:val="003b4f"/>
       <w:shd w:val="clear" w:fill="f1f3f5"/>
     </w:rPr>
@@ -8586,9 +8819,9 @@
     <w:name w:val="DocumentationTok"/>
     <w:basedOn w:val="VerbatimChar"/>
     <w:rPr>
-      <w:i/>
       <w:color w:val="5e5e5e"/>
       <w:shd w:val="clear" w:fill="f1f3f5"/>
+      <w:i/>
     </w:rPr>
   </w:style>
   <w:style w:type="character" w:customStyle="1" w:styleId="AnnotationTok">
@@ -8603,9 +8836,9 @@
     <w:name w:val="CommentVarTok"/>
     <w:basedOn w:val="VerbatimChar"/>
     <w:rPr>
-      <w:i/>
       <w:color w:val="5e5e5e"/>
       <w:shd w:val="clear" w:fill="f1f3f5"/>
+      <w:i/>
     </w:rPr>
   </w:style>
   <w:style w:type="character" w:customStyle="1" w:styleId="OtherTok">
@@ -8636,7 +8869,6 @@
     <w:name w:val="ControlFlowTok"/>
     <w:basedOn w:val="VerbatimChar"/>
     <w:rPr>
-      <w:b/>
       <w:color w:val="003b4f"/>
       <w:shd w:val="clear" w:fill="f1f3f5"/>
     </w:rPr>
@@ -8701,9 +8933,9 @@
     <w:name w:val="WarningTok"/>
     <w:basedOn w:val="VerbatimChar"/>
     <w:rPr>
-      <w:i/>
       <w:color w:val="5e5e5e"/>
       <w:shd w:val="clear" w:fill="f1f3f5"/>
+      <w:i/>
     </w:rPr>
   </w:style>
   <w:style w:type="character" w:customStyle="1" w:styleId="AlertTok">
@@ -8744,44 +8976,44 @@
         <a:sysClr val="window" lastClr="FFFFFF"/>
       </a:lt1>
       <a:dk2>
-        <a:srgbClr val="0E2841"/>
+        <a:srgbClr val="1F497D"/>
       </a:dk2>
       <a:lt2>
-        <a:srgbClr val="E8E8E8"/>
+        <a:srgbClr val="EEECE1"/>
       </a:lt2>
       <a:accent1>
-        <a:srgbClr val="156082"/>
+        <a:srgbClr val="4F81BD"/>
       </a:accent1>
       <a:accent2>
-        <a:srgbClr val="E97132"/>
+        <a:srgbClr val="C0504D"/>
       </a:accent2>
       <a:accent3>
-        <a:srgbClr val="196B24"/>
+        <a:srgbClr val="9BBB59"/>
       </a:accent3>
       <a:accent4>
-        <a:srgbClr val="0F9ED5"/>
+        <a:srgbClr val="8064A2"/>
       </a:accent4>
       <a:accent5>
-        <a:srgbClr val="A02B93"/>
+        <a:srgbClr val="4BACC6"/>
       </a:accent5>
       <a:accent6>
-        <a:srgbClr val="4EA72E"/>
+        <a:srgbClr val="F79646"/>
       </a:accent6>
       <a:hlink>
-        <a:srgbClr val="467886"/>
+        <a:srgbClr val="0000FF"/>
       </a:hlink>
       <a:folHlink>
-        <a:srgbClr val="96607D"/>
+        <a:srgbClr val="800080"/>
       </a:folHlink>
     </a:clrScheme>
     <a:fontScheme name="Office">
       <a:majorFont>
-        <a:latin typeface="Aptos Display" panose="02110004020202020204"/>
+        <a:latin typeface="Calibri"/>
         <a:ea typeface=""/>
         <a:cs typeface=""/>
-        <a:font script="Jpan" typeface="游ゴシック Light"/>
+        <a:font script="Jpan" typeface="ＭＳ ゴシック"/>
         <a:font script="Hang" typeface="맑은 고딕"/>
-        <a:font script="Hans" typeface="等线 Light"/>
+        <a:font script="Hans" typeface="宋体"/>
         <a:font script="Hant" typeface="新細明體"/>
         <a:font script="Arab" typeface="Times New Roman"/>
         <a:font script="Hebr" typeface="Times New Roman"/>
@@ -8808,32 +9040,14 @@
         <a:font script="Mong" typeface="Mongolian Baiti"/>
         <a:font script="Viet" typeface="Times New Roman"/>
         <a:font script="Uigh" typeface="Microsoft Uighur"/>
-        <a:font script="Geor" typeface="Sylfaen"/>
-        <a:font script="Armn" typeface="Arial"/>
-        <a:font script="Bugi" typeface="Leelawadee UI"/>
-        <a:font script="Bopo" typeface="Microsoft JhengHei"/>
-        <a:font script="Java" typeface="Javanese Text"/>
-        <a:font script="Lisu" typeface="Segoe UI"/>
-        <a:font script="Mymr" typeface="Myanmar Text"/>
-        <a:font script="Nkoo" typeface="Ebrima"/>
-        <a:font script="Olck" typeface="Nirmala UI"/>
-        <a:font script="Osma" typeface="Ebrima"/>
-        <a:font script="Phag" typeface="Phagspa"/>
-        <a:font script="Syrn" typeface="Estrangelo Edessa"/>
-        <a:font script="Syrj" typeface="Estrangelo Edessa"/>
-        <a:font script="Syre" typeface="Estrangelo Edessa"/>
-        <a:font script="Sora" typeface="Nirmala UI"/>
-        <a:font script="Tale" typeface="Microsoft Tai Le"/>
-        <a:font script="Talu" typeface="Microsoft New Tai Lue"/>
-        <a:font script="Tfng" typeface="Ebrima"/>
       </a:majorFont>
       <a:minorFont>
-        <a:latin typeface="Aptos" panose="02110004020202020204"/>
+        <a:latin typeface="Cambria"/>
         <a:ea typeface=""/>
         <a:cs typeface=""/>
-        <a:font script="Jpan" typeface="游明朝"/>
+        <a:font script="Jpan" typeface="ＭＳ 明朝"/>
         <a:font script="Hang" typeface="맑은 고딕"/>
-        <a:font script="Hans" typeface="等线"/>
+        <a:font script="Hans" typeface="宋体"/>
         <a:font script="Hant" typeface="新細明體"/>
         <a:font script="Arab" typeface="Arial"/>
         <a:font script="Hebr" typeface="Arial"/>
@@ -8860,24 +9074,6 @@
         <a:font script="Mong" typeface="Mongolian Baiti"/>
         <a:font script="Viet" typeface="Arial"/>
         <a:font script="Uigh" typeface="Microsoft Uighur"/>
-        <a:font script="Geor" typeface="Sylfaen"/>
-        <a:font script="Armn" typeface="Arial"/>
-        <a:font script="Bugi" typeface="Leelawadee UI"/>
-        <a:font script="Bopo" typeface="Microsoft JhengHei"/>
-        <a:font script="Java" typeface="Javanese Text"/>
-        <a:font script="Lisu" typeface="Segoe UI"/>
-        <a:font script="Mymr" typeface="Myanmar Text"/>
-        <a:font script="Nkoo" typeface="Ebrima"/>
-        <a:font script="Olck" typeface="Nirmala UI"/>
-        <a:font script="Osma" typeface="Ebrima"/>
-        <a:font script="Phag" typeface="Phagspa"/>
-        <a:font script="Syrn" typeface="Estrangelo Edessa"/>
-        <a:font script="Syrj" typeface="Estrangelo Edessa"/>
-        <a:font script="Syre" typeface="Estrangelo Edessa"/>
-        <a:font script="Sora" typeface="Nirmala UI"/>
-        <a:font script="Tale" typeface="Microsoft Tai Le"/>
-        <a:font script="Talu" typeface="Microsoft New Tai Lue"/>
-        <a:font script="Tfng" typeface="Ebrima"/>
       </a:minorFont>
     </a:fontScheme>
     <a:fmtScheme name="Office">
@@ -8889,141 +9085,200 @@
           <a:gsLst>
             <a:gs pos="0">
               <a:schemeClr val="phClr">
-                <a:lumMod val="110000"/>
-                <a:satMod val="105000"/>
-                <a:tint val="67000"/>
+                <a:tint val="50000"/>
+                <a:satMod val="300000"/>
               </a:schemeClr>
             </a:gs>
-            <a:gs pos="50000">
+            <a:gs pos="35000">
               <a:schemeClr val="phClr">
-                <a:lumMod val="105000"/>
-                <a:satMod val="103000"/>
-                <a:tint val="73000"/>
+                <a:tint val="37000"/>
+                <a:satMod val="300000"/>
               </a:schemeClr>
             </a:gs>
             <a:gs pos="100000">
               <a:schemeClr val="phClr">
-                <a:lumMod val="105000"/>
-                <a:satMod val="109000"/>
-                <a:tint val="81000"/>
+                <a:tint val="15000"/>
+                <a:satMod val="350000"/>
               </a:schemeClr>
             </a:gs>
           </a:gsLst>
-          <a:lin ang="5400000" scaled="0"/>
+          <a:lin ang="16200000" scaled="1"/>
         </a:gradFill>
         <a:gradFill rotWithShape="1">
           <a:gsLst>
             <a:gs pos="0">
               <a:schemeClr val="phClr">
-                <a:satMod val="103000"/>
-                <a:lumMod val="102000"/>
-                <a:tint val="94000"/>
-              </a:schemeClr>
-            </a:gs>
-            <a:gs pos="50000">
-              <a:schemeClr val="phClr">
-                <a:satMod val="110000"/>
-                <a:lumMod val="100000"/>
+                <a:tint val="100000"/>
                 <a:shade val="100000"/>
+                <a:satMod val="130000"/>
               </a:schemeClr>
             </a:gs>
             <a:gs pos="100000">
               <a:schemeClr val="phClr">
-                <a:lumMod val="99000"/>
-                <a:satMod val="120000"/>
-                <a:shade val="78000"/>
+                <a:tint val="50000"/>
+                <a:shade val="100000"/>
+                <a:satMod val="350000"/>
               </a:schemeClr>
             </a:gs>
           </a:gsLst>
-          <a:lin ang="5400000" scaled="0"/>
+          <a:lin ang="16200000" scaled="0"/>
         </a:gradFill>
       </a:fillStyleLst>
       <a:lnStyleLst>
-        <a:ln w="6350" cap="flat" cmpd="sng" algn="ctr">
+        <a:ln w="9525" cap="flat" cmpd="sng" algn="ctr">
+          <a:solidFill>
+            <a:schemeClr val="phClr">
+              <a:shade val="95000"/>
+              <a:satMod val="105000"/>
+            </a:schemeClr>
+          </a:solidFill>
+          <a:prstDash val="solid"/>
+        </a:ln>
+        <a:ln w="25400" cap="flat" cmpd="sng" algn="ctr">
           <a:solidFill>
             <a:schemeClr val="phClr"/>
           </a:solidFill>
           <a:prstDash val="solid"/>
-          <a:miter lim="800000"/>
         </a:ln>
-        <a:ln w="12700" cap="flat" cmpd="sng" algn="ctr">
+        <a:ln w="38100" cap="flat" cmpd="sng" algn="ctr">
           <a:solidFill>
             <a:schemeClr val="phClr"/>
           </a:solidFill>
           <a:prstDash val="solid"/>
-          <a:miter lim="800000"/>
-        </a:ln>
-        <a:ln w="19050" cap="flat" cmpd="sng" algn="ctr">
-          <a:solidFill>
-            <a:schemeClr val="phClr"/>
-          </a:solidFill>
-          <a:prstDash val="solid"/>
-          <a:miter lim="800000"/>
         </a:ln>
       </a:lnStyleLst>
       <a:effectStyleLst>
         <a:effectStyle>
-          <a:effectLst/>
-        </a:effectStyle>
-        <a:effectStyle>
-          <a:effectLst/>
+          <a:effectLst>
+            <a:outerShdw blurRad="40000" dist="20000" dir="5400000" rotWithShape="0">
+              <a:srgbClr val="000000">
+                <a:alpha val="38000"/>
+              </a:srgbClr>
+            </a:outerShdw>
+          </a:effectLst>
         </a:effectStyle>
         <a:effectStyle>
           <a:effectLst>
-            <a:outerShdw blurRad="57150" dist="19050" dir="5400000" algn="ctr" rotWithShape="0">
+            <a:outerShdw blurRad="40000" dist="23000" dir="5400000" rotWithShape="0">
               <a:srgbClr val="000000">
-                <a:alpha val="63000"/>
+                <a:alpha val="35000"/>
               </a:srgbClr>
             </a:outerShdw>
           </a:effectLst>
+        </a:effectStyle>
+        <a:effectStyle>
+          <a:effectLst>
+            <a:outerShdw blurRad="40000" dist="23000" dir="5400000" rotWithShape="0">
+              <a:srgbClr val="000000">
+                <a:alpha val="35000"/>
+              </a:srgbClr>
+            </a:outerShdw>
+          </a:effectLst>
+          <a:scene3d>
+            <a:camera prst="orthographicFront">
+              <a:rot lat="0" lon="0" rev="0"/>
+            </a:camera>
+            <a:lightRig rig="threePt" dir="t">
+              <a:rot lat="0" lon="0" rev="1200000"/>
+            </a:lightRig>
+          </a:scene3d>
+          <a:sp3d>
+            <a:bevelT w="63500" h="25400"/>
+          </a:sp3d>
         </a:effectStyle>
       </a:effectStyleLst>
       <a:bgFillStyleLst>
         <a:solidFill>
           <a:schemeClr val="phClr"/>
         </a:solidFill>
-        <a:solidFill>
-          <a:schemeClr val="phClr">
-            <a:tint val="95000"/>
-            <a:satMod val="170000"/>
-          </a:schemeClr>
-        </a:solidFill>
         <a:gradFill rotWithShape="1">
           <a:gsLst>
             <a:gs pos="0">
               <a:schemeClr val="phClr">
-                <a:tint val="93000"/>
-                <a:satMod val="150000"/>
-                <a:shade val="98000"/>
-                <a:lumMod val="102000"/>
+                <a:tint val="40000"/>
+                <a:satMod val="350000"/>
               </a:schemeClr>
             </a:gs>
-            <a:gs pos="50000">
+            <a:gs pos="40000">
               <a:schemeClr val="phClr">
-                <a:tint val="98000"/>
-                <a:satMod val="130000"/>
-                <a:shade val="90000"/>
-                <a:lumMod val="103000"/>
+                <a:tint val="45000"/>
+                <a:shade val="99000"/>
+                <a:satMod val="350000"/>
               </a:schemeClr>
             </a:gs>
             <a:gs pos="100000">
               <a:schemeClr val="phClr">
-                <a:shade val="63000"/>
-                <a:satMod val="120000"/>
+                <a:shade val="20000"/>
+                <a:satMod val="255000"/>
               </a:schemeClr>
             </a:gs>
           </a:gsLst>
-          <a:lin ang="5400000" scaled="0"/>
+          <a:path path="circle">
+            <a:fillToRect l="50000" t="-80000" r="50000" b="180000"/>
+          </a:path>
+        </a:gradFill>
+        <a:gradFill rotWithShape="1">
+          <a:gsLst>
+            <a:gs pos="0">
+              <a:schemeClr val="phClr">
+                <a:tint val="80000"/>
+                <a:satMod val="300000"/>
+              </a:schemeClr>
+            </a:gs>
+            <a:gs pos="100000">
+              <a:schemeClr val="phClr">
+                <a:shade val="30000"/>
+                <a:satMod val="200000"/>
+              </a:schemeClr>
+            </a:gs>
+          </a:gsLst>
+          <a:path path="circle">
+            <a:fillToRect l="50000" t="50000" r="50000" b="50000"/>
+          </a:path>
         </a:gradFill>
       </a:bgFillStyleLst>
     </a:fmtScheme>
   </a:themeElements>
-  <a:objectDefaults/>
+  <a:objectDefaults>
+    <a:spDef>
+      <a:spPr/>
+      <a:bodyPr/>
+      <a:lstStyle/>
+      <a:style>
+        <a:lnRef idx="1">
+          <a:schemeClr val="accent1"/>
+        </a:lnRef>
+        <a:fillRef idx="3">
+          <a:schemeClr val="accent1"/>
+        </a:fillRef>
+        <a:effectRef idx="2">
+          <a:schemeClr val="accent1"/>
+        </a:effectRef>
+        <a:fontRef idx="minor">
+          <a:schemeClr val="lt1"/>
+        </a:fontRef>
+      </a:style>
+    </a:spDef>
+    <a:lnDef>
+      <a:spPr/>
+      <a:bodyPr/>
+      <a:lstStyle/>
+      <a:style>
+        <a:lnRef idx="2">
+          <a:schemeClr val="accent1"/>
+        </a:lnRef>
+        <a:fillRef idx="0">
+          <a:schemeClr val="accent1"/>
+        </a:fillRef>
+        <a:effectRef idx="1">
+          <a:schemeClr val="accent1"/>
+        </a:effectRef>
+        <a:fontRef idx="minor">
+          <a:schemeClr val="tx1"/>
+        </a:fontRef>
+      </a:style>
+    </a:lnDef>
+  </a:objectDefaults>
   <a:extraClrSchemeLst/>
-  <a:extLst>
-    <a:ext uri="{05A4C25C-085E-4340-85A3-A5531E510DB2}">
-      <thm15:themeFamily xmlns:thm15="http://schemas.microsoft.com/office/thememl/2012/main" name="Office Theme" id="{2E142A2C-CD16-42D6-873A-C26D2A0506FA}" vid="{1BDDFF52-6CD6-40A5-AB3C-68EB2F1E4D0A}"/>
-    </a:ext>
-  </a:extLst>
 </a:theme>
 </file>
--- a/index.docx
+++ b/index.docx
@@ -7,7 +7,7 @@
         <w:pStyle w:val="Title"/>
       </w:pPr>
       <w:r>
-        <w:t xml:space="preserve">Forecasting Risk of Alcohol Lapse up to Two Weeks in Advance using Time-lagged Machine Learning Models</w:t>
+        <w:t xml:space="preserve">Forecasting Alcohol Lapse Risk up to Two Weeks in Advance using Time-lagged Machine Learning Models</w:t>
       </w:r>
     </w:p>
     <w:p>
@@ -55,7 +55,7 @@
         <w:pStyle w:val="Date"/>
       </w:pPr>
       <w:r>
-        <w:t xml:space="preserve">2025-11-05</w:t>
+        <w:t xml:space="preserve">2026-05-17</w:t>
       </w:r>
     </w:p>
     <w:p>
@@ -71,7 +71,7 @@
         <w:pStyle w:val="Abstract"/>
       </w:pPr>
       <w:r>
-        <w:t xml:space="preserve">We developed machine learning models to predict future alcohol lapses within 24-hour windows lagged 1 day, 3 days, 1 week, and 2 weeks. We engineered features from 4x daily ecological momentary assessment from individuals (N=151; 51% male; mean age=41; 87% non-Hispanic White) in early recovery over three months. We trained and evaluated models using nested cross-validation. Median posterior auROC was high (0.85–0.91) for all models but decreased modestly with increasing lag. Models performed worse for non-advantaged groups (non-White and/or Hispanic, below poverty, female). Past alcohol use, abstinence self-efficacy, and craving were the most important features, with the magnitude of importance varying meaningfully by lag. These findings demonstrate feasibility of predicting next-day lapses up to two weeks in advance. Embedding these models in a recovery monitoring support system could enable adaptive, personalized care. Improving model fairness and optimizing the delivery of model feedback to sustain engagement remain critical next steps.</w:t>
+        <w:t xml:space="preserve">We developed machine learning models to predict future alcohol lapses within 24-hour windows lagged 1 day, 3 days, 1 week, and 2 weeks. We engineered features from 4x daily ecological momentary assessment from individuals (N=151; 51% male; mean age=41; 87% non-Hispanic White) in early recovery (&lt;= 8 weeks of abstinence) over three months. We trained and evaluated models using nested cross-validation. Median posterior auROC was high (0.85–0.91) for all models but decreased modestly with increasing lag. Models performed worse for non-advantaged groups (non-White and/or Hispanic, below poverty, female). Past alcohol use, abstinence self-efficacy, and craving were the most important features, with the magnitude of importance varying meaningfully by lag. These findings demonstrate feasibility of predicting next-day lapses up to two weeks in advance. Embedding these models in a recovery monitoring support system could enable adaptive, personalized care. Improving model fairness and optimizing the delivery of model feedback to sustain engagement remain critical next steps.</w:t>
       </w:r>
     </w:p>
     <w:p>
@@ -90,7 +90,7 @@
         </w:rPr>
         <w:t xml:space="preserve"> </w:t>
       </w:r>
-      <w:hyperlink r:id="rId20">
+      <w:hyperlink r:id="rId9">
         <w:r>
           <w:rPr>
             <w:rStyle w:val="Hyperlink"/>
@@ -116,7 +116,7 @@
         </w:rPr>
         <w:t xml:space="preserve"> </w:t>
       </w:r>
-      <w:hyperlink r:id="rId20">
+      <w:hyperlink r:id="rId9">
         <w:r>
           <w:rPr>
             <w:rStyle w:val="Hyperlink"/>
@@ -126,7 +126,7 @@
         </w:r>
       </w:hyperlink>
     </w:p>
-    <w:bookmarkStart w:id="21" w:name="introduction"/>
+    <w:bookmarkStart w:id="10" w:name="introduction"/>
     <w:p>
       <w:pPr>
         <w:pStyle w:val="Heading1"/>
@@ -191,7 +191,17 @@
         <w:t xml:space="preserve"> </w:t>
       </w:r>
       <w:r>
-        <w:t xml:space="preserve">[3,7,8]</w:t>
+        <w:t xml:space="preserve">[7,8,</w:t>
+      </w:r>
+      <w:r>
+        <w:rPr>
+          <w:b/>
+          <w:bCs/>
+        </w:rPr>
+        <w:t xml:space="preserve">substanceabuseandmentalhealthservicesadministration2023NSDUHDetailed?</w:t>
+      </w:r>
+      <w:r>
+        <w:t xml:space="preserve">]</w:t>
       </w:r>
       <w:r>
         <w:t xml:space="preserve">.</w:t>
@@ -342,10 +352,19 @@
         <w:pStyle w:val="BodyText"/>
       </w:pPr>
       <w:r>
+        <w:t xml:space="preserve">Wyant et al.’s</w:t>
+      </w:r>
+      <w:r>
+        <w:t xml:space="preserve"> </w:t>
+      </w:r>
+      <w:r>
         <w:t xml:space="preserve">[21]</w:t>
       </w:r>
       <w:r>
-        <w:t xml:space="preserve">’s next day lapse prediction model can provide personalized support recommendations to address immediate risks for possible lapses. Features derived from past EMAs can be updated in the early morning to yield the predicted lapse probability for an individual that day. Personalized supports that target the top features contributing to that prediction can then be provided. For example, if predicted lapse probability is high due to frequent craving, the individual could be reminded about the benefits of urge surfing or distracting activities during brief periods when cravings arise. Conversely, guided relaxation techniques could be recommended if lapse probability is high due to recent past and anticipated stressors that day. Patients could also be assisted to implement any of these recommendations using videos or other tools within a digital therapeutic. Curtin and colleagues are currently evaluating outcomes associated with the use of this</w:t>
+        <w:t xml:space="preserve"> </w:t>
+      </w:r>
+      <w:r>
+        <w:t xml:space="preserve">next day lapse prediction model can provide personalized support recommendations to address immediate risks for possible lapses. Features derived from past EMAs can be updated in the early morning to yield the predicted lapse probability for an individual that day. Personalized supports that target the top features contributing to that prediction can then be provided. For example, if predicted lapse probability is high due to frequent craving, the individual could be reminded about the benefits of urge surfing or distracting activities during brief periods when cravings arise. Conversely, guided relaxation techniques could be recommended if lapse probability is high due to recent past and anticipated stressors that day. Patients could also be assisted to implement any of these recommendations using videos or other tools within a digital therapeutic. Curtin and colleagues are currently evaluating outcomes associated with the use of this</w:t>
       </w:r>
       <w:r>
         <w:t xml:space="preserve"> </w:t>
@@ -415,8 +434,8 @@
         <w:t xml:space="preserve">. Finally, we calculated Shapley values for feature categories defined by EMA items to better understand how these models generate predictions and how these features can be used to tailor personalized supports.</w:t>
       </w:r>
     </w:p>
-    <w:bookmarkEnd w:id="21"/>
-    <w:bookmarkStart w:id="47" w:name="methods"/>
+    <w:bookmarkEnd w:id="10"/>
+    <w:bookmarkStart w:id="32" w:name="methods"/>
     <w:p>
       <w:pPr>
         <w:pStyle w:val="Heading1"/>
@@ -425,7 +444,7 @@
         <w:t xml:space="preserve">Methods</w:t>
       </w:r>
     </w:p>
-    <w:bookmarkStart w:id="24" w:name="transparency"/>
+    <w:bookmarkStart w:id="13" w:name="transparency"/>
     <w:p>
       <w:pPr>
         <w:pStyle w:val="Heading2"/>
@@ -441,7 +460,7 @@
       <w:r>
         <w:t xml:space="preserve">We adhere to research transparency principles that are crucial for robust and replicable science. We preregistered our data analytic strategy. We reported all data exclusions. Our data, questionnaires, preregistration, and other study materials are publicly available on our OSF page (</w:t>
       </w:r>
-      <w:hyperlink r:id="rId22">
+      <w:hyperlink r:id="rId11">
         <w:r>
           <w:rPr>
             <w:rStyle w:val="Hyperlink"/>
@@ -452,7 +471,7 @@
       <w:r>
         <w:t xml:space="preserve">). Our annotated analysis scripts and results are publicly available on our study website (</w:t>
       </w:r>
-      <w:hyperlink r:id="rId23">
+      <w:hyperlink r:id="rId12">
         <w:r>
           <w:rPr>
             <w:rStyle w:val="Hyperlink"/>
@@ -464,8 +483,8 @@
         <w:t xml:space="preserve">).</w:t>
       </w:r>
     </w:p>
-    <w:bookmarkEnd w:id="24"/>
-    <w:bookmarkStart w:id="25" w:name="participants"/>
+    <w:bookmarkEnd w:id="13"/>
+    <w:bookmarkStart w:id="14" w:name="participants"/>
     <w:p>
       <w:pPr>
         <w:pStyle w:val="Heading2"/>
@@ -479,7 +498,7 @@
         <w:pStyle w:val="FirstParagraph"/>
       </w:pPr>
       <w:r>
-        <w:t xml:space="preserve">We recruited 192 participants in early recovery from AUD in Madison, Wisconsin, USA for a 3-month longitudinal study. This sample size was determined based on traditional power analysis methods for logistic regression</w:t>
+        <w:t xml:space="preserve">We recruited 192 participants in early recovery (&lt;= 8 weeks of abstinence) from AUD in Madison, Wisconsin, USA for a 3-month longitudinal study from February 15, 2017 through September 19, 2019. This sample size was determined based on traditional power analysis methods for logistic regression</w:t>
       </w:r>
       <w:r>
         <w:t xml:space="preserve"> </w:t>
@@ -579,8 +598,8 @@
         <w:t xml:space="preserve">Of the 192 eligible participants, 191 consented to participate in the study at the screening visit, and 169 subsequently enrolled in the study at the enrollment visit, which occurred approximately one week later. Fifteen participants discontinued before the first monthly follow-up visit. We excluded data from one participant who did not maintain a goal of abstinence during their participation. We also excluded data from two participants due to evidence of careless responding and unusually low compliance. Our final sample consisted of 151 participants.</w:t>
       </w:r>
     </w:p>
-    <w:bookmarkEnd w:id="25"/>
-    <w:bookmarkStart w:id="26" w:name="procedure"/>
+    <w:bookmarkEnd w:id="14"/>
+    <w:bookmarkStart w:id="15" w:name="procedure"/>
     <w:p>
       <w:pPr>
         <w:pStyle w:val="Heading2"/>
@@ -594,11 +613,19 @@
         <w:pStyle w:val="FirstParagraph"/>
       </w:pPr>
       <w:r>
-        <w:t xml:space="preserve">Participants completed five study visits over approximately three months. After an initial phone screen, participants attended an in-person screening visit to determine eligibility, complete informed consent, and collect self-report measures. Eligible, consented participants returned approximately one week later for an intake visit. Three additional follow-up visits occurred about every 30 days that participants remained on study. Participants were expected to complete four daily EMAs. Other personal sensing data streams (geolocation, cellular communications, sleep quality, and audio check-ins) were collected as part of the parent grant’s aims (R01 AA024391). Participants could earn up to $150/month if they completed all study visits, had 10% or less missing EMA data, and opted in to provide data for other personal sensing data streams.</w:t>
-      </w:r>
-    </w:p>
-    <w:bookmarkEnd w:id="26"/>
-    <w:bookmarkStart w:id="27" w:name="ethics"/>
+        <w:t xml:space="preserve">Participants completed five study visits over approximately three months. After an initial phone screen, participants attended an in-person screening visit to determine eligibility, complete informed consent, and collect self-report measures. Eligible, consented participants returned approximately one week later for an intake visit. Three additional follow-up visits occurred about every 30 days that participants remained on study. Participants were expected to complete four daily EMAs. Other personal sensing data streams (geolocation, cellular communications, sleep quality, and audio check-ins) were collected as part of the parent grant’s aims (R01 AA024391).</w:t>
+      </w:r>
+    </w:p>
+    <w:p>
+      <w:pPr>
+        <w:pStyle w:val="BodyText"/>
+      </w:pPr>
+      <w:r>
+        <w:t xml:space="preserve">Participants were compensated $20 per hour for all time spent in the laboratory (i.e., during screening, intake, and follow-up visits). In addition, participants received a $99 bonus upon completing the full 3-month study. They were also provided $66 per month to offset costs associated with their cellular plans. Participants received $25 for each month in which they provided EMA data with less than 10% missingness. Additional compensation was provided for other personal sensing data streams if minimum compliance thresholds were met.</w:t>
+      </w:r>
+    </w:p>
+    <w:bookmarkEnd w:id="15"/>
+    <w:bookmarkStart w:id="16" w:name="ethics"/>
     <w:p>
       <w:pPr>
         <w:pStyle w:val="Heading2"/>
@@ -612,11 +639,11 @@
         <w:pStyle w:val="FirstParagraph"/>
       </w:pPr>
       <w:r>
-        <w:t xml:space="preserve">All procedures were approved by the University of Wisconsin-Madison Institutional Review Board (Study #2015-0780) and carried out in accordance with the principles of the Declaration of Helsinki. All participants provided written informed consent.</w:t>
-      </w:r>
-    </w:p>
-    <w:bookmarkEnd w:id="27"/>
-    <w:bookmarkStart w:id="30" w:name="measures"/>
+        <w:t xml:space="preserve">All procedures were approved by the University of Wisconsin-Madison Institutional Review Board (Study #2015-0780) and carried out in accordance with the principles of the Declaration of Helsinki. All participants provided written informed consent observed by a research assistant.</w:t>
+      </w:r>
+    </w:p>
+    <w:bookmarkEnd w:id="16"/>
+    <w:bookmarkStart w:id="19" w:name="measures"/>
     <w:p>
       <w:pPr>
         <w:pStyle w:val="Heading2"/>
@@ -625,7 +652,7 @@
         <w:t xml:space="preserve">Measures</w:t>
       </w:r>
     </w:p>
-    <w:bookmarkStart w:id="28" w:name="ecological-momentary-assessments"/>
+    <w:bookmarkStart w:id="17" w:name="ecological-momentary-assessments"/>
     <w:p>
       <w:pPr>
         <w:pStyle w:val="Heading3"/>
@@ -647,11 +674,11 @@
         <w:pStyle w:val="BodyText"/>
       </w:pPr>
       <w:r>
-        <w:t xml:space="preserve">On all EMAs, participants reported dates and times of any previously unreported past alcohol use. Next, participants rated the maximum intensity of recent (i.e., since last EMA) experiences of craving, risky situations, stressful events, and pleasant events. Finally, participants rated their current affect on two bipolar scales: valence (Unpleasant/Unhappy to Pleasant/Happy) and arousal (Calm/Sleepy to Aroused/Alert). On the first EMA each day, participants also rated anticipated risky situations, stressful events, and the likelihood that they would drink alcohol in the next week (i.e., abstinence self-efficacy).</w:t>
-      </w:r>
-    </w:p>
-    <w:bookmarkEnd w:id="28"/>
-    <w:bookmarkStart w:id="29" w:name="individual-characteristics"/>
+        <w:t xml:space="preserve">On the first item of all EMAs, participants reported the start and dates and times of any unreported past alcohol use. Next, participants rated the maximum intensity of recent (i.e., since last EMA) experiences of craving, risky situations, stressful events, and pleasant events. Finally, participants rated their current affect on two bipolar scales: valence (Unpleasant/Unhappy to Pleasant/Happy) and arousal (Calm/Sleepy to Aroused/Alert). On the first EMA each day, participants also rated anticipated risky situations, stressful events, and the likelihood that they would drink alcohol in the next week (i.e., abstinence self-efficacy).</w:t>
+      </w:r>
+    </w:p>
+    <w:bookmarkEnd w:id="17"/>
+    <w:bookmarkStart w:id="18" w:name="individual-characteristics"/>
     <w:p>
       <w:pPr>
         <w:pStyle w:val="Heading3"/>
@@ -688,7 +715,7 @@
       <w:r>
         <w:t xml:space="preserve">to characterize our sample. DSM-5 AUD symptom count and presence of psychological symptoms were also used to determine eligibility. Demographics were included as features in our models. A subset of these variables (sex at birth, race, ethnicity, and income) were used for model fairness analyses, as they have documented disparities in treatment access and outcomes. As part of the aims of the parent project, we collected many other trait and state measures throughout the study. A complete list of all measures can be found on our study’s OSF page (</w:t>
       </w:r>
-      <w:hyperlink r:id="rId22">
+      <w:hyperlink r:id="rId11">
         <w:r>
           <w:rPr>
             <w:rStyle w:val="Hyperlink"/>
@@ -700,9 +727,9 @@
         <w:t xml:space="preserve">).</w:t>
       </w:r>
     </w:p>
-    <w:bookmarkEnd w:id="29"/>
-    <w:bookmarkEnd w:id="30"/>
-    <w:bookmarkStart w:id="46" w:name="data-analytic-strategy"/>
+    <w:bookmarkEnd w:id="18"/>
+    <w:bookmarkEnd w:id="19"/>
+    <w:bookmarkStart w:id="31" w:name="data-analytic-strategy"/>
     <w:p>
       <w:pPr>
         <w:pStyle w:val="Heading2"/>
@@ -737,7 +764,7 @@
         <w:t xml:space="preserve">.</w:t>
       </w:r>
     </w:p>
-    <w:bookmarkStart w:id="36" w:name="predictions"/>
+    <w:bookmarkStart w:id="22" w:name="predictions"/>
     <w:p>
       <w:pPr>
         <w:pStyle w:val="Heading3"/>
@@ -778,7 +805,7 @@
         </w:r>
       </w:hyperlink>
       <w:r>
-        <w:t xml:space="preserve">, Panel A) is the hour at which our model calculates a predicted probability of a lapse within a future 24-hour prediction window for any specific individual. We calculated the features used to make predictions at each prediction timepoint within a feature scoring epoch that included all available EMAs up until, but not including, the prediction timepoint. The first prediction timepoint for each participant was 24 hours from midnight on their study start date. This ensured at least 24 hours of past EMAs were available in the feature scoring epoch. Subsequent prediction timepoints for each participant repeatedly rolled forward hour-by-hour until the end of their study participation.</w:t>
+        <w:t xml:space="preserve">, Panel A) is the hour at which our model calculates a predicted probability of a lapse within a future 24-hour prediction window for any specific individual. We calculated features from all available EMAs up until, but not including, the prediction timepoint. The first prediction timepoint for each participant was 24 hours from midnight on their study start date. This ensured at least 24 hours of past EMAs were available. Subsequent prediction timepoints for each participant repeatedly rolled forward hour-by-hour until the end of their study participation.</w:t>
       </w:r>
     </w:p>
     <w:p>
@@ -837,7 +864,7 @@
         <w:pStyle w:val="BodyText"/>
       </w:pPr>
       <w:r>
-        <w:t xml:space="preserve">Given this structure, our models provided hour-by-hour predicted probabilities of an alcohol lapse in a future 24-hour period. Depending on the model, that future period (the prediction window) might start immediately after the prediction timepoint or up to 2 weeks into the future. For example, at midnight on the 30th day of participation, the feature scoring epoch would include the past 30 days of EMAs. Separate models would predict the probability of lapse for 24-hour periods starting at midnight that day, or 24-hour periods starting 1 day, 3 days, 1 week or 2 weeks after midnight on day 30.</w:t>
+        <w:t xml:space="preserve">Given this structure, our models provided hour-by-hour predicted probabilities of an alcohol lapse in a future 24-hour period. Depending on the model, that future period (the prediction window) might start immediately after the prediction timepoint or up to 2 weeks into the future. For example, at midnight on the 30th day of participation, features would be calculated from the past 30 days of EMAs. Separate models would predict the probability of lapse for 24-hour periods starting at midnight that day, or 24-hour periods starting 1 day, 3 days, 1 week or 2 weeks after midnight on day 30.</w:t>
       </w:r>
     </w:p>
     <w:tbl>
@@ -853,53 +880,17 @@
       <w:tr>
         <w:tc>
           <w:tcPr/>
-          <w:bookmarkStart w:id="34" w:name="fig-method"/>
+          <w:bookmarkStart w:id="20" w:name="fig-method"/>
           <w:p>
             <w:pPr>
-              <w:pStyle w:val="Compact"/>
+              <w:pStyle w:val="SourceCode"/>
               <w:jc w:val="center"/>
             </w:pPr>
             <w:r>
-              <w:drawing>
-                <wp:inline>
-                  <wp:extent cx="5334000" cy="4407398"/>
-                  <wp:effectExtent b="0" l="0" r="0" t="0"/>
-                  <wp:docPr descr="" title="" id="32" name="Picture"/>
-                  <a:graphic>
-                    <a:graphicData uri="http://schemas.openxmlformats.org/drawingml/2006/picture">
-                      <pic:pic>
-                        <pic:nvPicPr>
-                          <pic:cNvPr descr="index_files/figure-docx/notebooks-mak_figures-fig-method-output-1.png" id="33" name="Picture"/>
-                          <pic:cNvPicPr>
-                            <a:picLocks noChangeArrowheads="1" noChangeAspect="1"/>
-                          </pic:cNvPicPr>
-                        </pic:nvPicPr>
-                        <pic:blipFill>
-                          <a:blip r:embed="rId31"/>
-                          <a:stretch>
-                            <a:fillRect/>
-                          </a:stretch>
-                        </pic:blipFill>
-                        <pic:spPr bwMode="auto">
-                          <a:xfrm>
-                            <a:off x="0" y="0"/>
-                            <a:ext cx="5334000" cy="4407398"/>
-                          </a:xfrm>
-                          <a:prstGeom prst="rect">
-                            <a:avLst/>
-                          </a:prstGeom>
-                          <a:noFill/>
-                          <a:ln w="9525">
-                            <a:noFill/>
-                            <a:headEnd/>
-                            <a:tailEnd/>
-                          </a:ln>
-                        </pic:spPr>
-                      </pic:pic>
-                    </a:graphicData>
-                  </a:graphic>
-                </wp:inline>
-              </w:drawing>
+              <w:rPr>
+                <w:rStyle w:val="VerbatimChar"/>
+              </w:rPr>
+              <w:t xml:space="preserve">Unable to display output for mime type(s): image/tiff</w:t>
             </w:r>
           </w:p>
           <w:p>
@@ -907,7 +898,7 @@
               <w:jc w:val="center"/>
             </w:pPr>
             <w:pPr>
-              <w:jc w:val="start"/>
+              <w:jc w:val="left"/>
               <w:spacing w:before="200"/>
               <w:pStyle w:val="ImageCaption"/>
             </w:pPr>
@@ -915,7 +906,7 @@
               <w:t xml:space="preserve">Figure 1: Panel A shows the prediction timepoints at which our model calculated a predicted probability of a lapse. All available data up until, but not including, the prediction timepoint was used to generate these predictions. Features were created for varying feature scoring epochs before the prediction timepoint (i.e., 12, 24, 48, 72, and 168 hours). Prediction timepoints were updated hourly. Panel B shows how the prediction window (i.e., window in which a lapse might occur) rolls forward hour-by-hour with the prediction timepoint. The prediction window width for all models was 24 hours. Additionally, there were five possible lag times between the prediction timepoint and start of the prediction window. A prediction window either started immediately after the prediction timepoint (no lag) or was lagged by 1 day, 3 days, 1 week, or 2 weeks.</w:t>
             </w:r>
           </w:p>
-          <w:bookmarkEnd w:id="34"/>
+          <w:bookmarkEnd w:id="20"/>
         </w:tc>
       </w:tr>
     </w:tbl>
@@ -935,7 +926,7 @@
         </w:rPr>
         <w:t xml:space="preserve"> </w:t>
       </w:r>
-      <w:hyperlink r:id="rId35">
+      <w:hyperlink r:id="rId21">
         <w:r>
           <w:rPr>
             <w:rStyle w:val="Hyperlink"/>
@@ -945,8 +936,8 @@
         </w:r>
       </w:hyperlink>
     </w:p>
-    <w:bookmarkEnd w:id="36"/>
-    <w:bookmarkStart w:id="37" w:name="labels"/>
+    <w:bookmarkEnd w:id="22"/>
+    <w:bookmarkStart w:id="23" w:name="labels"/>
     <w:p>
       <w:pPr>
         <w:pStyle w:val="Heading3"/>
@@ -1000,11 +991,11 @@
         <w:pStyle w:val="BodyText"/>
       </w:pPr>
       <w:r>
-        <w:t xml:space="preserve">This method produced totals of: 274,179 labels for the baseline (no lag) model; 270,911 labels for the 1-day lagged model; 264,362 labels for the 3-day lagged model; 251,458 labels for the 1-week lagged model; and 228,420 labels for the 2-week lagged model.</w:t>
-      </w:r>
-    </w:p>
-    <w:bookmarkEnd w:id="37"/>
-    <w:bookmarkStart w:id="38" w:name="feature-engineering"/>
+        <w:t xml:space="preserve">This method produced totals of: 274,179 labels for the baseline (no lag) model (7.7% lapse); 270,911 labels for the 1-day lagged model (7.7% lapse); 264,362 labels for the 3-day lagged model (7.6% lapse); 251,458 labels for the 1-week lagged model (7.6% lapse); and 228,420 labels for the 2-week lagged model (7.6% lapse).</w:t>
+      </w:r>
+    </w:p>
+    <w:bookmarkEnd w:id="23"/>
+    <w:bookmarkStart w:id="24" w:name="feature-engineering"/>
     <w:p>
       <w:pPr>
         <w:pStyle w:val="Heading3"/>
@@ -1018,7 +1009,7 @@
         <w:pStyle w:val="FirstParagraph"/>
       </w:pPr>
       <w:r>
-        <w:t xml:space="preserve">Features were calculated using only data collected in feature scoring epochs before each prediction timepoint to ensure our models were making true future predictions. For the no lag model, the prediction timepoint was at the start of prediction window, so all data prior to the start of the prediction window were included. For the lagged models, the prediction timepoint was 1 day, 3 days, 1 week, or 2 weeks prior to the start of the prediction window, so the last EMA data used for feature engineering were collected 1 day, 3 days, 1 week, or 2 weeks prior to the start of the prediction window.</w:t>
+        <w:t xml:space="preserve">Features were calculated using only data collected prior to each prediction timepoint to ensure our models were making true future predictions. For the no lag model, the prediction timepoint was at the start of prediction window, so all data prior to the start of the prediction window were included. For the lagged models, the prediction timepoint was 1 day, 3 days, 1 week, or 2 weeks prior to the start of the prediction window, so the last EMA data used for feature engineering were collected 1 day, 3 days, 1 week, or 2 weeks prior to the start of the prediction window.</w:t>
       </w:r>
     </w:p>
     <w:p>
@@ -1080,7 +1071,7 @@
         <w:t xml:space="preserve">Previous EMA responses</w:t>
       </w:r>
       <w:r>
-        <w:t xml:space="preserve">: We calculated raw and change features using EMAs in varying feature scoring epochs (i.e., 12, 24, 48, 72, and 168 hours) before the prediction timepoint for all EMA items. Raw features included min, max, and median scores for each EMA item across all EMAs in each epoch for a given participant. We calculated change features by subtracting each participant’s baseline mean score for each EMA item from their raw feature. These baseline mean scores were calculated using all of a participant’s EMAs collected from the start of participation until the prediction timepoint. We also created raw and change features based on the most recent response for each EMA question and raw and change rate features from previously reported lapses and number of completed EMAs.</w:t>
+        <w:t xml:space="preserve">: We calculated raw and difference features in varying feature scoring epochs (i.e., 12, 24, 48, 72, and 168 hours) before the prediction timepoint for all EMA items, except the alcohol use question. Raw features included min, max, median, and most recent scores for each EMA item across all EMAs in each epoch for a given participant. We calculated difference features by subtracting the participant’s mean value (using all available data prior to the prediction window) from the associated raw feature value to capture participant-level changes from baseline.</w:t>
       </w:r>
     </w:p>
     <w:p>
@@ -1088,6 +1079,14 @@
         <w:pStyle w:val="FirstParagraph"/>
       </w:pPr>
       <w:r>
+        <w:t xml:space="preserve">We calculated raw and difference rate features for past use from reported lapses on the EMA. Raw past use features were generated by dividing the total number of previously reported lapses within a feature scoring epoch by the duration of that epoch. For difference past use rate features, we subtracted the baseline past use rate for that participant (i.e., total number of lapses while on study divided by total hours on study before the prediction window) from their associated raw past use rate. We also calculated raw and difference rate features for completed EMAs (i.e., number of full EMA surveys that were completed in a feature scoring epoch divided by the duration of that epoch).</w:t>
+      </w:r>
+    </w:p>
+    <w:p>
+      <w:pPr>
+        <w:pStyle w:val="BodyText"/>
+      </w:pPr>
+      <w:r>
         <w:t xml:space="preserve">Features had missing values if the participant did not respond to the relevant EMA question during the associated scoring epoch. The proportion of missing values across features and models was low (median = .02, range = 0 - .13). We imputed missing data using median imputation for numeric features and mode imputation for nominal features. We selected coarse median/mode methods for handling missing data due to the computational costs associated with more advanced forms of imputation (e.g., KNN imputation, multiple imputation). Importantly, our imputation calculations are done using only held-in data and can be applied to any new observation.</w:t>
       </w:r>
     </w:p>
@@ -1099,8 +1098,8 @@
         <w:t xml:space="preserve">Other generic feature engineering steps included removing zero and near-zero variance features as determined from held-in data. A sample feature engineering script (i.e., tidymodels recipe) containing all feature engineering steps is available on our OSF study page.</w:t>
       </w:r>
     </w:p>
-    <w:bookmarkEnd w:id="38"/>
-    <w:bookmarkStart w:id="39" w:name="model-configurations"/>
+    <w:bookmarkEnd w:id="24"/>
+    <w:bookmarkStart w:id="25" w:name="model-configurations"/>
     <w:p>
       <w:pPr>
         <w:pStyle w:val="Heading3"/>
@@ -1126,8 +1125,8 @@
         <w:t xml:space="preserve">. Candidate model configurations differed across sensible values for key hyperparameters. Configurations also differed on outcome resampling method (i.e., no resampling and up-sampling and down-sampling of the outcome using majority/no lapse to minority/lapse ratios ranging from 5:1 to 1:1).</w:t>
       </w:r>
     </w:p>
-    <w:bookmarkEnd w:id="39"/>
-    <w:bookmarkStart w:id="40" w:name="cross-validation"/>
+    <w:bookmarkEnd w:id="25"/>
+    <w:bookmarkStart w:id="26" w:name="cross-validation"/>
     <w:p>
       <w:pPr>
         <w:pStyle w:val="Heading3"/>
@@ -1176,8 +1175,8 @@
         <w:t xml:space="preserve">sets). Best model configurations were selected using median auROC across the 10 validation sets. Final performance evaluation of those best model configurations used median auROC across the 30 test sets.</w:t>
       </w:r>
     </w:p>
-    <w:bookmarkEnd w:id="40"/>
-    <w:bookmarkStart w:id="41" w:name="bayesian-model"/>
+    <w:bookmarkEnd w:id="26"/>
+    <w:bookmarkStart w:id="27" w:name="bayesian-model"/>
     <w:p>
       <w:pPr>
         <w:pStyle w:val="Heading3"/>
@@ -1200,7 +1199,7 @@
         <w:t xml:space="preserve">[38,39]</w:t>
       </w:r>
       <w:r>
-        <w:t xml:space="preserve">, we used the rstanarm default autoscaled, weakly informative, data-dependent priors that take into account the order of magnitude of the variables to provide some regularization to stabilize computation and avoid over-fitting. Priors were set as follows: residual standard deviation ~ normal(location=0, scale=exp(2)), intercept (after centering predictors) ~ normal(location=2.3, scale=1.3), the two coefficients for window width contrasts ~ normal (location=0, scale=2.69), and covariance ~ decov(regularization=1, concentration=1, shape=1, scale=1). We set two random intercepts to account for our resampling method: one for the repeat, and another for the fold nested within repeat. We specified two sets of pre-registered contrasts for model comparisons. The first set compared each lagged model to the baseline no lag model (1-day lag vs. no lag, 3-day lag vs. no lag, 1-week lag vs. no lag, 2-week lag vs. no lag). The second set compared adjacently lagged models (3-day lag vs. 1-day lag, 1-week lag vs. 3-day lag, 2-week lag vs. 1-week lag). auROCs were transformed using the logit function and regressed as a function of model contrast.</w:t>
+        <w:t xml:space="preserve">, we used the rstanarm default autoscaled, weakly informative, data-dependent priors that take into account the order of magnitude of the variables to provide some regularization to stabilize computation and avoid over-fitting. Priors were set as follows: Residual SD ~ exponential(2.6); intercept (centered predictors) ~ normal(2, 0.98); fixed effects ~ normal(0, 2.43); covariance ~ decov(1, 1, 1, 1). We set two random intercepts to account for our resampling method: one for the repeat, and another for the fold nested within repeat. We specified two sets of pre-registered contrasts for model comparisons. The first set compared each lagged model to the baseline no lag model (1-day lag vs. no lag, 3-day lag vs. no lag, 1-week lag vs. no lag, 2-week lag vs. no lag). The second set compared adjacently lagged models (3-day lag vs. 1-day lag, 1-week lag vs. 3-day lag, 2-week lag vs. 1-week lag). auROCs were transformed using the logit function and regressed as a function of model contrast.</w:t>
       </w:r>
     </w:p>
     <w:p>
@@ -1219,8 +1218,8 @@
         <w:t xml:space="preserve">We then conducted Bayesian model comparisons using our two sets of contrasts - baseline and adjacent lags. For both model comparisons, we determined the probability that the models’ performances differed systematically from each other. We also report the precise posterior probability for the difference in auROCs and the 95% Bayesian CIs.</w:t>
       </w:r>
     </w:p>
-    <w:bookmarkEnd w:id="41"/>
-    <w:bookmarkStart w:id="42" w:name="fairness-analyses"/>
+    <w:bookmarkEnd w:id="27"/>
+    <w:bookmarkStart w:id="28" w:name="fairness-analyses"/>
     <w:p>
       <w:pPr>
         <w:pStyle w:val="Heading3"/>
@@ -1237,14 +1236,14 @@
         <w:t xml:space="preserve">Using the same 30 held-out test sets, we calculated the median posterior probability and 95% Bayesian CI for auROC for each model separately by race/ethnicity (non-White and/or Hispanic vs. non-Hispanic White), income (below poverty line vs. above poverty line, and sex at birth (female vs. male). We used course race/ethnicity groupings due to the limited diversity of these demographics in our sample. The poverty cutoff was defined from the 2024 federal poverty line for the 48 contiguous United States. Participants at or below $15,060 annual income were categorized as below poverty. We conducted Bayesian group comparisons to assess the likelihood that each model performs differently by group. We summarize the differences in posterior probabilities for auROC across models. Individual Bayesian fairness contrasts for all five models are available in the supplement.</w:t>
       </w:r>
     </w:p>
-    <w:bookmarkEnd w:id="42"/>
-    <w:bookmarkStart w:id="43" w:name="model-characterization"/>
+    <w:bookmarkEnd w:id="28"/>
+    <w:bookmarkStart w:id="29" w:name="model-calibration"/>
     <w:p>
       <w:pPr>
         <w:pStyle w:val="Heading3"/>
       </w:pPr>
       <w:r>
-        <w:t xml:space="preserve">Model Characterization</w:t>
+        <w:t xml:space="preserve">Model Calibration</w:t>
       </w:r>
     </w:p>
     <w:p>
@@ -1252,17 +1251,34 @@
         <w:pStyle w:val="FirstParagraph"/>
       </w:pPr>
       <w:r>
-        <w:t xml:space="preserve">To further characterize and understand our models, we used our inner resampling procedure (2 repeats of 5-fold cross validation grouped on participant and stratified by high/low lapsers) on the full data set to select a single best model configuration for each classification model (no lag, 1-day, 3-day, 1-week, and 2-week lag). The final configuration selected for each model represents the most reliable and robust configuration for deployment. We can better understand our final models by looking at the calibration of the predicted probabilities and the most important features contributing to those predictions.</w:t>
-      </w:r>
-    </w:p>
-    <w:bookmarkEnd w:id="43"/>
-    <w:bookmarkStart w:id="44" w:name="model-calibration"/>
+        <w:t xml:space="preserve">To further characterize and understand our models, we used our inner resampling procedure (2 repeats of 5-fold cross validation grouped on participant and stratified by high/low lapsers) on the full data set to select a single best model configuration for each classification model (no lag, 1-day, 3-day, 1-week, and 2-week lag). The final configuration selected for each model represents the most reliable and robust configuration for deployment.</w:t>
+      </w:r>
+    </w:p>
+    <w:p>
+      <w:pPr>
+        <w:pStyle w:val="BodyText"/>
+      </w:pPr>
+      <w:r>
+        <w:t xml:space="preserve">The best model configuration for each classification model was fit on the full data set. We fit this configuration using single 5-fold cross-validation. This method allowed us to obtain a single predicted probability for each observation, while still using separate data for model training and prediction. We calibrated our probabilities using Platt scaling</w:t>
+      </w:r>
+      <w:r>
+        <w:t xml:space="preserve"> </w:t>
+      </w:r>
+      <w:r>
+        <w:t xml:space="preserve">[40]</w:t>
+      </w:r>
+      <w:r>
+        <w:t xml:space="preserve">. We calculated Brier scores to assess the accuracy of our raw and calibrated probabilities for the no lag and 2-week lagged models. Brier scores range from 0 (perfect accuracy) to 1 (perfect inaccuracy). A table of Brier scores for all five models is available in the supplement. We provide calibration plots for the no lag and 2-week lagged models (calibration plots for all five models are available in the supplement).</w:t>
+      </w:r>
+    </w:p>
+    <w:bookmarkEnd w:id="29"/>
+    <w:bookmarkStart w:id="30" w:name="global-feature-importance"/>
     <w:p>
       <w:pPr>
         <w:pStyle w:val="Heading3"/>
       </w:pPr>
       <w:r>
-        <w:t xml:space="preserve">Model Calibration</w:t>
+        <w:t xml:space="preserve">Global Feature Importance</w:t>
       </w:r>
     </w:p>
     <w:p>
@@ -1270,33 +1286,6 @@
         <w:pStyle w:val="FirstParagraph"/>
       </w:pPr>
       <w:r>
-        <w:t xml:space="preserve">The best model configuration for each classification model was fit on the full data set. We fit this configuration using single 5-fold cross-validation. This method allowed us to obtain a single predicted probability for each observation, while still using separate data for model training and prediction. We calibrated our probabilities using Platt scaling</w:t>
-      </w:r>
-      <w:r>
-        <w:t xml:space="preserve"> </w:t>
-      </w:r>
-      <w:r>
-        <w:t xml:space="preserve">[40]</w:t>
-      </w:r>
-      <w:r>
-        <w:t xml:space="preserve">. We calculated Brier scores to assess the accuracy of our raw and calibrated probabilities for the no lag and 2-week lagged models. Brier scores range from 0 (perfect accuracy) to 1 (perfect inaccuracy). A table of Brier scores for all five models is available in the supplement. We provide calibration plots for the no lag and 2-week lagged models (calibration plots for all five models are available in the supplement).</w:t>
-      </w:r>
-    </w:p>
-    <w:bookmarkEnd w:id="44"/>
-    <w:bookmarkStart w:id="45" w:name="global-feature-importance"/>
-    <w:p>
-      <w:pPr>
-        <w:pStyle w:val="Heading3"/>
-      </w:pPr>
-      <w:r>
-        <w:t xml:space="preserve">Global Feature Importance</w:t>
-      </w:r>
-    </w:p>
-    <w:p>
-      <w:pPr>
-        <w:pStyle w:val="FirstParagraph"/>
-      </w:pPr>
-      <w:r>
         <w:t xml:space="preserve">We used the same single 5-fold cross-validation procedure to calculate raw Shapley values for observations in our held-out folds. Raw Shapley values index the importance of any feature (or set/category of features as described below) to any single prediction for a specific observation (i.e., for a specific 24-hour window for a specific participant), which indicates the</w:t>
       </w:r>
       <w:r>
@@ -1334,13 +1323,13 @@
         <w:pStyle w:val="BodyText"/>
       </w:pPr>
       <w:r>
-        <w:t xml:space="preserve">Shapley values can be aggregated across observations to describe the global importance of any feature (or feature category) across all predictions (i.e., for all 24-hour windows for all participants) in the dataset. Global feature importance is calculated by averaging the absolute value of the Shapley values for a feature across all observations. A large mean absolute Shapley value indicates that the feature makes big contributions to the predictions across the dataset. Global feature importance is a descriptive statistic that indicates the importance of the feature for predictions in a specific dataset, rather than a hypothetical population of observations. We provide a descriptive plot of the relative ranking of feature categories by their global feature importance for the no lag and 2-week lagged models. Global feature importance plots for all five models are available in the supplement.</w:t>
-      </w:r>
-    </w:p>
-    <w:bookmarkEnd w:id="45"/>
-    <w:bookmarkEnd w:id="46"/>
-    <w:bookmarkEnd w:id="47"/>
-    <w:bookmarkStart w:id="75" w:name="results"/>
+        <w:t xml:space="preserve">We summarized feature importance in two ways. First, we used a traditional approach in which we calculated the global importance of each feature category (mean absolute Shapley value). Global feature importance describes how important a feature is, on average, across all observations from all participants. A large mean absolute Shapley value indicates that a feature category makes substantial contributions to predictions across the dataset. Second, we characterized local feature importance by calculating the proportion of observations in which each feature category had the highest Shapley value. This approach summarizes how frequently a feature category is the most influential contributor to individual predictions. We provided a descriptive plot of the relative ranking of feature categories by their global and local feature importance for the no lag and 2-week lagged models. Feature importance plots for all five models are available in the supplement.</w:t>
+      </w:r>
+    </w:p>
+    <w:bookmarkEnd w:id="30"/>
+    <w:bookmarkEnd w:id="31"/>
+    <w:bookmarkEnd w:id="32"/>
+    <w:bookmarkStart w:id="60" w:name="results"/>
     <w:p>
       <w:pPr>
         <w:pStyle w:val="Heading1"/>
@@ -1349,7 +1338,7 @@
         <w:t xml:space="preserve">Results</w:t>
       </w:r>
     </w:p>
-    <w:bookmarkStart w:id="50" w:name="demographic-and-lapse-characteristics"/>
+    <w:bookmarkStart w:id="35" w:name="demographic-and-lapse-characteristics"/>
     <w:p>
       <w:pPr>
         <w:pStyle w:val="Heading2"/>
@@ -1390,13 +1379,13 @@
       <w:tr>
         <w:tc>
           <w:tcPr/>
-          <w:bookmarkStart w:id="48" w:name="tbl-demohtml"/>
+          <w:bookmarkStart w:id="33" w:name="tbl-demohtml"/>
           <w:p>
             <w:pPr>
               <w:jc w:val="center"/>
             </w:pPr>
             <w:pPr>
-              <w:jc w:val="start"/>
+              <w:jc w:val="left"/>
               <w:spacing w:before="200"/>
               <w:pStyle w:val="ImageCaption"/>
             </w:pPr>
@@ -5972,7 +5961,7 @@
               </w:tc>
             </w:tr>
           </w:tbl>
-          <w:bookmarkEnd w:id="48"/>
+          <w:bookmarkEnd w:id="33"/>
           <w:p/>
         </w:tc>
       </w:tr>
@@ -5993,7 +5982,7 @@
         </w:rPr>
         <w:t xml:space="preserve"> </w:t>
       </w:r>
-      <w:hyperlink r:id="rId49">
+      <w:hyperlink r:id="rId34">
         <w:r>
           <w:rPr>
             <w:rStyle w:val="Hyperlink"/>
@@ -6003,8 +5992,8 @@
         </w:r>
       </w:hyperlink>
     </w:p>
-    <w:bookmarkEnd w:id="50"/>
-    <w:bookmarkStart w:id="56" w:name="model-evaluation"/>
+    <w:bookmarkEnd w:id="35"/>
+    <w:bookmarkStart w:id="41" w:name="model-evaluation"/>
     <w:p>
       <w:pPr>
         <w:pStyle w:val="Heading2"/>
@@ -6045,7 +6034,7 @@
       <w:tr>
         <w:tc>
           <w:tcPr/>
-          <w:bookmarkStart w:id="54" w:name="fig-pp"/>
+          <w:bookmarkStart w:id="39" w:name="fig-pp"/>
           <w:p>
             <w:pPr>
               <w:pStyle w:val="Compact"/>
@@ -6056,18 +6045,18 @@
                 <wp:inline>
                   <wp:extent cx="5334000" cy="5334000"/>
                   <wp:effectExtent b="0" l="0" r="0" t="0"/>
-                  <wp:docPr descr="" title="" id="52" name="Picture"/>
+                  <wp:docPr descr="" title="" id="37" name="Picture"/>
                   <a:graphic>
                     <a:graphicData uri="http://schemas.openxmlformats.org/drawingml/2006/picture">
                       <pic:pic>
                         <pic:nvPicPr>
-                          <pic:cNvPr descr="index_files/figure-docx/notebooks-mak_figures-fig-pp-output-1.png" id="53" name="Picture"/>
+                          <pic:cNvPr descr="index_files/figure-docx/notebooks-mak_figures-fig-pp-output-1.png" id="38" name="Picture"/>
                           <pic:cNvPicPr>
                             <a:picLocks noChangeArrowheads="1" noChangeAspect="1"/>
                           </pic:cNvPicPr>
                         </pic:nvPicPr>
                         <pic:blipFill>
-                          <a:blip r:embed="rId51"/>
+                          <a:blip r:embed="rId36"/>
                           <a:stretch>
                             <a:fillRect/>
                           </a:stretch>
@@ -6099,7 +6088,7 @@
               <w:jc w:val="center"/>
             </w:pPr>
             <w:pPr>
-              <w:jc w:val="start"/>
+              <w:jc w:val="left"/>
               <w:spacing w:before="200"/>
               <w:pStyle w:val="ImageCaption"/>
             </w:pPr>
@@ -6107,7 +6096,7 @@
               <w:t xml:space="preserve">Figure 2: Posterior probability distributions for area under ROC curve (auROC) for each model (no lag, 1-day, 3-day, 1-week, and 2-week lag). Each distribution reflects 12,000 posterior samples (4 chains × 3,000 samples) from a Bayesian hierarchical generalized linear model. Horizontal lines depict 95% Bayesian credible intervals (CI) and vertical solid lines depict median posterior probability for auROC. Vertical dashed line represents expected performance from a random classifier (.5 auROC).</w:t>
             </w:r>
           </w:p>
-          <w:bookmarkEnd w:id="54"/>
+          <w:bookmarkEnd w:id="39"/>
         </w:tc>
       </w:tr>
     </w:tbl>
@@ -6127,7 +6116,7 @@
         </w:rPr>
         <w:t xml:space="preserve"> </w:t>
       </w:r>
-      <w:hyperlink r:id="rId55">
+      <w:hyperlink r:id="rId40">
         <w:r>
           <w:rPr>
             <w:rStyle w:val="Hyperlink"/>
@@ -6137,8 +6126,8 @@
         </w:r>
       </w:hyperlink>
     </w:p>
-    <w:bookmarkEnd w:id="56"/>
-    <w:bookmarkStart w:id="59" w:name="model-comparisons"/>
+    <w:bookmarkEnd w:id="41"/>
+    <w:bookmarkStart w:id="44" w:name="model-comparisons"/>
     <w:p>
       <w:pPr>
         <w:pStyle w:val="Heading2"/>
@@ -6179,13 +6168,13 @@
       <w:tr>
         <w:tc>
           <w:tcPr/>
-          <w:bookmarkStart w:id="57" w:name="tbl-model"/>
+          <w:bookmarkStart w:id="42" w:name="tbl-model"/>
           <w:p>
             <w:pPr>
               <w:jc w:val="center"/>
             </w:pPr>
             <w:pPr>
-              <w:jc w:val="start"/>
+              <w:jc w:val="left"/>
               <w:spacing w:before="200"/>
               <w:pStyle w:val="ImageCaption"/>
             </w:pPr>
@@ -6789,7 +6778,7 @@
               </w:tc>
             </w:tr>
           </w:tbl>
-          <w:bookmarkEnd w:id="57"/>
+          <w:bookmarkEnd w:id="42"/>
           <w:p/>
         </w:tc>
       </w:tr>
@@ -6810,7 +6799,7 @@
         </w:rPr>
         <w:t xml:space="preserve"> </w:t>
       </w:r>
-      <w:hyperlink r:id="rId58">
+      <w:hyperlink r:id="rId43">
         <w:r>
           <w:rPr>
             <w:rStyle w:val="Hyperlink"/>
@@ -6820,8 +6809,8 @@
         </w:r>
       </w:hyperlink>
     </w:p>
-    <w:bookmarkEnd w:id="59"/>
-    <w:bookmarkStart w:id="62" w:name="fairness-analyses-1"/>
+    <w:bookmarkEnd w:id="44"/>
+    <w:bookmarkStart w:id="47" w:name="fairness-analyses-1"/>
     <w:p>
       <w:pPr>
         <w:pStyle w:val="Heading2"/>
@@ -6991,13 +6980,13 @@
       <w:tr>
         <w:tc>
           <w:tcPr/>
-          <w:bookmarkStart w:id="60" w:name="tbl-fairness"/>
+          <w:bookmarkStart w:id="45" w:name="tbl-fairness"/>
           <w:p>
             <w:pPr>
               <w:jc w:val="center"/>
             </w:pPr>
             <w:pPr>
-              <w:jc w:val="start"/>
+              <w:jc w:val="left"/>
               <w:spacing w:before="200"/>
               <w:pStyle w:val="ImageCaption"/>
             </w:pPr>
@@ -7547,7 +7536,7 @@
               </w:tc>
             </w:tr>
           </w:tbl>
-          <w:bookmarkEnd w:id="60"/>
+          <w:bookmarkEnd w:id="45"/>
           <w:p/>
         </w:tc>
       </w:tr>
@@ -7568,7 +7557,7 @@
         </w:rPr>
         <w:t xml:space="preserve"> </w:t>
       </w:r>
-      <w:hyperlink r:id="rId61">
+      <w:hyperlink r:id="rId46">
         <w:r>
           <w:rPr>
             <w:rStyle w:val="Hyperlink"/>
@@ -7578,8 +7567,8 @@
         </w:r>
       </w:hyperlink>
     </w:p>
-    <w:bookmarkEnd w:id="62"/>
-    <w:bookmarkStart w:id="68" w:name="model-calibration-1"/>
+    <w:bookmarkEnd w:id="47"/>
+    <w:bookmarkStart w:id="53" w:name="model-calibration-1"/>
     <w:p>
       <w:pPr>
         <w:pStyle w:val="Heading2"/>
@@ -7628,7 +7617,7 @@
       <w:tr>
         <w:tc>
           <w:tcPr/>
-          <w:bookmarkStart w:id="66" w:name="fig-cal"/>
+          <w:bookmarkStart w:id="51" w:name="fig-cal"/>
           <w:p>
             <w:pPr>
               <w:pStyle w:val="Compact"/>
@@ -7639,18 +7628,18 @@
                 <wp:inline>
                   <wp:extent cx="5334000" cy="5334000"/>
                   <wp:effectExtent b="0" l="0" r="0" t="0"/>
-                  <wp:docPr descr="" title="" id="64" name="Picture"/>
+                  <wp:docPr descr="" title="" id="49" name="Picture"/>
                   <a:graphic>
                     <a:graphicData uri="http://schemas.openxmlformats.org/drawingml/2006/picture">
                       <pic:pic>
                         <pic:nvPicPr>
-                          <pic:cNvPr descr="index_files/figure-docx/notebooks-mak_figures-fig-cal-output-1.png" id="65" name="Picture"/>
+                          <pic:cNvPr descr="index_files/figure-docx/notebooks-mak_figures-fig-cal-output-1.png" id="50" name="Picture"/>
                           <pic:cNvPicPr>
                             <a:picLocks noChangeArrowheads="1" noChangeAspect="1"/>
                           </pic:cNvPicPr>
                         </pic:nvPicPr>
                         <pic:blipFill>
-                          <a:blip r:embed="rId63"/>
+                          <a:blip r:embed="rId48"/>
                           <a:stretch>
                             <a:fillRect/>
                           </a:stretch>
@@ -7682,7 +7671,7 @@
               <w:jc w:val="center"/>
             </w:pPr>
             <w:pPr>
-              <w:jc w:val="start"/>
+              <w:jc w:val="left"/>
               <w:spacing w:before="200"/>
               <w:pStyle w:val="ImageCaption"/>
             </w:pPr>
@@ -7690,7 +7679,7 @@
               <w:t xml:space="preserve">Figure 3: Calibration plots of raw and calibrated lapse probabilities for the baseline (no lag) and 2-week lagged models. Predicted probabilities (x-axis) are binned into deciles. Observed lapse probability (y-axis) represents the proportion of actual lapses observed in each bin. The dashed diagonal represents perfect calibration. Points below the line indicate overestimation and points above the line indicate underestimation. Raw probabilities are depicted as solid black curves. Platt calibrated probabilities are depicted as pink dashed curves. The grey histogram along the bottom of the plot represents the proportion of raw probabilities in each bin.</w:t>
             </w:r>
           </w:p>
-          <w:bookmarkEnd w:id="66"/>
+          <w:bookmarkEnd w:id="51"/>
         </w:tc>
       </w:tr>
     </w:tbl>
@@ -7710,7 +7699,7 @@
         </w:rPr>
         <w:t xml:space="preserve"> </w:t>
       </w:r>
-      <w:hyperlink r:id="rId67">
+      <w:hyperlink r:id="rId52">
         <w:r>
           <w:rPr>
             <w:rStyle w:val="Hyperlink"/>
@@ -7720,8 +7709,8 @@
         </w:r>
       </w:hyperlink>
     </w:p>
-    <w:bookmarkEnd w:id="68"/>
-    <w:bookmarkStart w:id="74" w:name="feature-importance"/>
+    <w:bookmarkEnd w:id="53"/>
+    <w:bookmarkStart w:id="59" w:name="feature-importance"/>
     <w:p>
       <w:pPr>
         <w:pStyle w:val="Heading2"/>
@@ -7737,9 +7726,19 @@
       <w:r>
         <w:t xml:space="preserve">Global feature importance is an indicator of how important a feature category was to the model’s predictions, on average (i.e., across all participants and all observations). The top globally important feature category (i.e., highest mean |Shapley value|) for all models was past use. Future efficacy was a strong predictor for more immediate model predictions (i.e., no lag), but its importance diminished as lag time increased. On the other hand, as lag time increased, past/future risky situations increased in importance. Craving was consistently important in magnitude across all models.</w:t>
       </w:r>
-      <w:r>
-        <w:t xml:space="preserve"> </w:t>
-      </w:r>
+    </w:p>
+    <w:p>
+      <w:pPr>
+        <w:pStyle w:val="BodyText"/>
+      </w:pPr>
+      <w:r>
+        <w:t xml:space="preserve">Local importance describes how important a feature category was for individual predictions. In the immediate model, past/future self-reported stressful events emerged as the most important feature category on most days, despite having a relatively small influence on predictions at the global level. Future efficacy was the second most important feature category, followed by past use. In the two-week lagged model, past use remained the most important feature category (i.e., it produced the highest Shapley value for the greatest number of individuals on the most days). Past/future risky situations also remained among the top feature categories. However, valence/arousal additionally emerged as a competing top feature category (a pattern not observed in the immediate model).</w:t>
+      </w:r>
+    </w:p>
+    <w:p>
+      <w:pPr>
+        <w:pStyle w:val="BodyText"/>
+      </w:pPr>
       <w:hyperlink w:anchor="fig-4">
         <w:r>
           <w:rPr>
@@ -7752,7 +7751,7 @@
         <w:t xml:space="preserve"> </w:t>
       </w:r>
       <w:r>
-        <w:t xml:space="preserve">shows the relative ranking of feature categories for the no lag and 2-week lagged models. A plot of global feature importance for each feature category as a function of lag time is available in the supplement. These findings were also consistent across demographic subgroups (plots of global feature importance by demographic group are available for the no lag and 2-week lagged models in the supplement).</w:t>
+        <w:t xml:space="preserve">shows the relative ranking of feature categories for the no lag and 2-week lagged models. Feature importance plots for all lag times is available in the supplement. These findings were also consistent across demographic subgroups (plots of feature importance by demographic group are available for the no lag and 2-week lagged models in the supplement).</w:t>
       </w:r>
     </w:p>
     <w:tbl>
@@ -7768,7 +7767,7 @@
       <w:tr>
         <w:tc>
           <w:tcPr/>
-          <w:bookmarkStart w:id="72" w:name="fig-4"/>
+          <w:bookmarkStart w:id="57" w:name="fig-4"/>
           <w:p>
             <w:pPr>
               <w:pStyle w:val="Compact"/>
@@ -7779,18 +7778,18 @@
                 <wp:inline>
                   <wp:extent cx="5334000" cy="3333749"/>
                   <wp:effectExtent b="0" l="0" r="0" t="0"/>
-                  <wp:docPr descr="" title="" id="70" name="Picture"/>
+                  <wp:docPr descr="" title="" id="55" name="Picture"/>
                   <a:graphic>
                     <a:graphicData uri="http://schemas.openxmlformats.org/drawingml/2006/picture">
                       <pic:pic>
                         <pic:nvPicPr>
-                          <pic:cNvPr descr="index_files/figure-docx/notebooks-mak_figures-fig-4-output-1.png" id="71" name="Picture"/>
+                          <pic:cNvPr descr="index_files/figure-docx/notebooks-mak_figures-fig-4-output-1.png" id="56" name="Picture"/>
                           <pic:cNvPicPr>
                             <a:picLocks noChangeArrowheads="1" noChangeAspect="1"/>
                           </pic:cNvPicPr>
                         </pic:nvPicPr>
                         <pic:blipFill>
-                          <a:blip r:embed="rId69"/>
+                          <a:blip r:embed="rId54"/>
                           <a:stretch>
                             <a:fillRect/>
                           </a:stretch>
@@ -7822,15 +7821,15 @@
               <w:jc w:val="center"/>
             </w:pPr>
             <w:pPr>
-              <w:jc w:val="start"/>
+              <w:jc w:val="left"/>
               <w:spacing w:before="200"/>
               <w:pStyle w:val="ImageCaption"/>
             </w:pPr>
             <w:r>
-              <w:t xml:space="preserve">Figure 4: Global feature importance (mean |Shapley value|) for feature categories for the no lag and 2-week lagged models. Feature categories are ordered by their aggregate global importance. The importance of each feature category for each model is displayed separately by color.</w:t>
+              <w:t xml:space="preserve">Figure 4: Global (mean |Shapley value|) and local (proportion of days as top feature) feature importance for feature categories for the no lag and 2-week lagged models. Feature categories are ordered by their aggregate global importance. The importance of each feature category for each model is displayed separately by color.</w:t>
             </w:r>
           </w:p>
-          <w:bookmarkEnd w:id="72"/>
+          <w:bookmarkEnd w:id="57"/>
         </w:tc>
       </w:tr>
     </w:tbl>
@@ -7850,7 +7849,7 @@
         </w:rPr>
         <w:t xml:space="preserve"> </w:t>
       </w:r>
-      <w:hyperlink r:id="rId73">
+      <w:hyperlink r:id="rId58">
         <w:r>
           <w:rPr>
             <w:rStyle w:val="Hyperlink"/>
@@ -7860,9 +7859,9 @@
         </w:r>
       </w:hyperlink>
     </w:p>
-    <w:bookmarkEnd w:id="74"/>
-    <w:bookmarkEnd w:id="75"/>
-    <w:bookmarkStart w:id="84" w:name="discussion"/>
+    <w:bookmarkEnd w:id="59"/>
+    <w:bookmarkEnd w:id="60"/>
+    <w:bookmarkStart w:id="68" w:name="discussion"/>
     <w:p>
       <w:pPr>
         <w:pStyle w:val="Heading1"/>
@@ -7871,7 +7870,7 @@
         <w:t xml:space="preserve">Discussion</w:t>
       </w:r>
     </w:p>
-    <w:bookmarkStart w:id="76" w:name="model-evaluation-and-comparisons"/>
+    <w:bookmarkStart w:id="61" w:name="model-evaluation-and-comparisons"/>
     <w:p>
       <w:pPr>
         <w:pStyle w:val="Heading2"/>
@@ -7904,8 +7903,8 @@
         <w:t xml:space="preserve">Collectively, these results suggest we can achieve clinically meaningful performance up to two weeks out. Our rigorous resampling methods (grouped, nested, k-fold cross-validation) make us confident that these are valid estimates of how our models would perform with new individuals. Furthermore, it should be noted that both the no lag and 2-week lagged models can be combined in a complementary fashion that allows both for highly accurate immediate lapse prediction and advanced warning about future lapse risk.</w:t>
       </w:r>
     </w:p>
-    <w:bookmarkEnd w:id="76"/>
-    <w:bookmarkStart w:id="77" w:name="model-fairness"/>
+    <w:bookmarkEnd w:id="61"/>
+    <w:bookmarkStart w:id="62" w:name="model-fairness"/>
     <w:p>
       <w:pPr>
         <w:pStyle w:val="Heading2"/>
@@ -8144,22 +8143,13 @@
         <w:t xml:space="preserve">. These experiences could prompt some individuals in these subgroups to under-report lapses and/or risk factors, which could also degrade performance and evaluation of our models for these subgroups. We observed relatively comparable percentages of lapses reported among disadvantaged compared to advantaged groups. However, comparable lapse rates do not necessarily confirm comparable reporting accuracy because it is possible that there were systematic differences in lapse rates across groups that were masked by issues of trust.</w:t>
       </w:r>
     </w:p>
-    <w:bookmarkEnd w:id="77"/>
-    <w:bookmarkStart w:id="80" w:name="model-characterization-1"/>
+    <w:bookmarkEnd w:id="62"/>
+    <w:bookmarkStart w:id="63" w:name="calibration"/>
     <w:p>
       <w:pPr>
         <w:pStyle w:val="Heading2"/>
       </w:pPr>
       <w:r>
-        <w:t xml:space="preserve">Model Characterization</w:t>
-      </w:r>
-    </w:p>
-    <w:bookmarkStart w:id="78" w:name="calibration"/>
-    <w:p>
-      <w:pPr>
-        <w:pStyle w:val="Heading3"/>
-      </w:pPr>
-      <w:r>
         <w:t xml:space="preserve">Calibration</w:t>
       </w:r>
     </w:p>
@@ -8185,23 +8175,14 @@
         <w:t xml:space="preserve">[59–61]</w:t>
       </w:r>
       <w:r>
-        <w:t xml:space="preserve">. As a result, it may be more effective to communicate risk using coarser categories (e.g., low, medium, or high risk) or through relative changes in risk (e.g.,</w:t>
-      </w:r>
-      <w:r>
-        <w:t xml:space="preserve"> </w:t>
-      </w:r>
-      <w:r>
-        <w:t xml:space="preserve">“Your risk of lapse is higher this week compared to last week”</w:t>
-      </w:r>
-      <w:r>
-        <w:t xml:space="preserve">). These forms of feedback may be less sensitive to small miscalibrations at the extremes as long as the relationship between predicted probabilities and the observed event rate is monotonic.</w:t>
-      </w:r>
-    </w:p>
-    <w:bookmarkEnd w:id="78"/>
-    <w:bookmarkStart w:id="79" w:name="feature-importance-1"/>
-    <w:p>
-      <w:pPr>
-        <w:pStyle w:val="Heading3"/>
+        <w:t xml:space="preserve">. As a result, it may be more effective to communicate risk using coarser categories (e.g., low, medium, or high risk) or through relative changes in risk (e.g., “Your risk of lapse is higher this week compared to last week”). These forms of feedback may be less sensitive to small miscalibrations at the extremes as long as the relationship between predicted probabilities and the observed event rate is monotonic.</w:t>
+      </w:r>
+    </w:p>
+    <w:bookmarkEnd w:id="63"/>
+    <w:bookmarkStart w:id="64" w:name="feature-importance-1"/>
+    <w:p>
+      <w:pPr>
+        <w:pStyle w:val="Heading2"/>
       </w:pPr>
       <w:r>
         <w:t xml:space="preserve">Feature importance</w:t>
@@ -8328,9 +8309,40 @@
         <w:t xml:space="preserve">.</w:t>
       </w:r>
     </w:p>
-    <w:bookmarkEnd w:id="79"/>
-    <w:bookmarkEnd w:id="80"/>
-    <w:bookmarkStart w:id="81" w:name="X40ab624ebf83813907a18dba36edd4d1d14a553"/>
+    <w:p>
+      <w:pPr>
+        <w:pStyle w:val="BodyText"/>
+      </w:pPr>
+      <w:r>
+        <w:t xml:space="preserve">Our local feature importance approach, where we calculated the proportion of observations for which each feature category had the highest Shapley value, showed that although past use was the most influential feature overall, it was the top feature on only a subset of days (less than 20% of days in the immediate model and less than 30% in the two-week lagged model). In fact, past alcohol use fell to the third most important feature for the no-lag model. This is not surprising, as lapses were relatively infrequent (7.6-7.7% of observations), and nearly half of participants did not report any lapses during the study.</w:t>
+      </w:r>
+    </w:p>
+    <w:p>
+      <w:pPr>
+        <w:pStyle w:val="BodyText"/>
+      </w:pPr>
+      <w:r>
+        <w:t xml:space="preserve">Our examination of local feature importance also revealed new important features. In both models, past/future stressful events emerged as an important feature. The fact this did not show up as an important global feature could indicate several things. First, it could be that stressful events are important for predicting lapses for a subset of individuals, but not for others. Second, stress may have a strong impact on some high-risk days but little to no effect on most other days. Finally, as mentioned earlier, it is possible that the influence of stress may overlap with related constructs. In all of these situations, the global Shapley value would be diluted, but stress could still emerge as a highly important predictor in specific contexts or for particular individuals. In the two-week lagged model, valence/arousal emerged as an important feature. This was somewhat surprising, given that these states can fluctuate rapidly. Their importance in the two-week lagged predictions, but not in the immediate predictions, may suggest that changes in valence and arousal reflect a vulnerability to lapse that accumulates over time, rather than immediately triggering a lapse.</w:t>
+      </w:r>
+    </w:p>
+    <w:p>
+      <w:pPr>
+        <w:pStyle w:val="BodyText"/>
+      </w:pPr>
+      <w:r>
+        <w:t xml:space="preserve">Our local importance analyses highlight a potential limitation in the interpretability of global feature importance. Global feature importance may be biased toward features that exhibit infrequent but very large Shapley values, potentially overstating the importance of predictors that are strongly associated with the outcome but occur in only a small subset of observations. In contrast, individuals may more often benefit from recovery recommendations that focus on managing stress (e.g., guided relaxation), increasing abstinence confidence (e.g., reflecting on recent successes), and coping with risky situations (e.g., trigger mapping).</w:t>
+      </w:r>
+    </w:p>
+    <w:p>
+      <w:pPr>
+        <w:pStyle w:val="BodyText"/>
+      </w:pPr>
+      <w:r>
+        <w:t xml:space="preserve">Finally, this approach showed that while some features have low average importance (across all individuals and observations), they can be highly important on certain days for certain individuals. Thus, this approach more closely aligns with our precision-guided goal of understanding which risk factor is most influential for a specific individual at a specific moment. In the context of recovery, where lapses are important but relatively infrequent events, features other than past use will, in most cases, represent more clinically meaningful targets for intervention.</w:t>
+      </w:r>
+    </w:p>
+    <w:bookmarkEnd w:id="64"/>
+    <w:bookmarkStart w:id="65" w:name="X40ab624ebf83813907a18dba36edd4d1d14a553"/>
     <w:p>
       <w:pPr>
         <w:pStyle w:val="Heading2"/>
@@ -8374,7 +8386,7 @@
         <w:t xml:space="preserve"> </w:t>
       </w:r>
       <w:r>
-        <w:t xml:space="preserve">[25]</w:t>
+        <w:t xml:space="preserve">[67]</w:t>
       </w:r>
       <w:r>
         <w:t xml:space="preserve">.</w:t>
@@ -8410,13 +8422,21 @@
         <w:pStyle w:val="BodyText"/>
       </w:pPr>
       <w:r>
+        <w:t xml:space="preserve">Our models predicted goal-inconsistent alcohol use. In our sample, in which all participants had a goal of abstinence, goal-inconsistent use was a homogeneous, observable behavior (i.e., any alcohol use). However, not all individuals in recovery choose complete abstinence. It remains an open question whether our predictors of goal-inconsistent use would generalize to alternative recovery goals (e.g., moderation). Future studies could allow individuals to self-define goal-inconsistent use (e.g., drinking on a weekday or drinking more than planned) and train models in samples with diverse recovery goals.</w:t>
+      </w:r>
+    </w:p>
+    <w:p>
+      <w:pPr>
+        <w:pStyle w:val="BodyText"/>
+      </w:pPr>
+      <w:r>
         <w:t xml:space="preserve">Additionally, our use of features from 4x daily EMA as model inputs may raise concerns about measurement burden. We confirmed that participants can comply with such EMA schedules over this time period and that they find it acceptable given its potential benefits to them</w:t>
       </w:r>
       <w:r>
         <w:t xml:space="preserve"> </w:t>
       </w:r>
       <w:r>
-        <w:t xml:space="preserve">[19,see also 67]</w:t>
+        <w:t xml:space="preserve">[19,see also 68]</w:t>
       </w:r>
       <w:r>
         <w:t xml:space="preserve">. However, frequent daily surveys may become too burdensome within an RMSS intended for use over many, many months to years for long-term continuing care. We have begun to address this concern by training no lag models with fewer EMAs (1x daily) and have found comparable performance</w:t>
@@ -8442,7 +8462,7 @@
         <w:t xml:space="preserve"> </w:t>
       </w:r>
       <w:r>
-        <w:t xml:space="preserve">[68]</w:t>
+        <w:t xml:space="preserve">[69]</w:t>
       </w:r>
       <w:r>
         <w:t xml:space="preserve">. First, it could provide insight into information not easily captured by self-report without lengthy surveys. For example, the amount of time spent in risky locations, or changes in routine (e.g., loss of job; move to new city) that could indicate life stressors can be detected in movement patterns. Second, the near-continuous sampling of geolocation could offer risk-relevant information that would otherwise be missed in between the discrete sampling periods of EMA. Furthermore, potentially powerful features can be engineered by combining geolocation data with contextual information available in public sources (e.g., census data, alcohol outlet density)</w:t>
@@ -8451,7 +8471,7 @@
         <w:t xml:space="preserve"> </w:t>
       </w:r>
       <w:r>
-        <w:t xml:space="preserve">[69,70]</w:t>
+        <w:t xml:space="preserve">[70,71]</w:t>
       </w:r>
       <w:r>
         <w:t xml:space="preserve"> </w:t>
@@ -8469,8 +8489,8 @@
         <w:t xml:space="preserve">.</w:t>
       </w:r>
     </w:p>
-    <w:bookmarkEnd w:id="81"/>
-    <w:bookmarkStart w:id="82" w:name="conclusions"/>
+    <w:bookmarkEnd w:id="65"/>
+    <w:bookmarkStart w:id="66" w:name="conclusions"/>
     <w:p>
       <w:pPr>
         <w:pStyle w:val="Heading2"/>
@@ -8487,8 +8507,8 @@
         <w:t xml:space="preserve">This study suggests it is possible to accurately predict alcohol lapses both immediately and up to two weeks into the future using lagged machine learning prediction models. The no lag model could guide users to engage with a smart RMSS that provides daily recovery activities that are personalized to their lapse risk and the factors contributing to that risk. The 2-week lagged model could enable patients to seek out and implement recovery support that is not immediately available to them within the RMSS. Several important steps remain prior to implementing the no lag and 2-week lagged models within a smart RMSS. Feedback and support messages from these models should be optimized to sustain system engagement, trust, and clinical outcomes. Passive sensing of model inputs may allow assessment of a broader range of risk factors with less burden for system users. Perhaps most important, model fairness must be improved by decreasing disparities in performance for less privileged groups. We remain optimistic about the potential to implement these models within a smart RMSS because these barriers, while challenging, are surmountable.</w:t>
       </w:r>
     </w:p>
-    <w:bookmarkEnd w:id="82"/>
-    <w:bookmarkStart w:id="83" w:name="acknowledgments"/>
+    <w:bookmarkEnd w:id="66"/>
+    <w:bookmarkStart w:id="67" w:name="acknowledgments"/>
     <w:p>
       <w:pPr>
         <w:pStyle w:val="Heading2"/>
@@ -8505,9 +8525,9 @@
         <w:t xml:space="preserve">This research was supported by grants from the National Institute on Alcohol Abuse and Alcoholism (NIAAA; R01 AA024391 to John J. Curtin) and the National Institute on Drug Abuse (NIDA; R01 DA047315 to John J. Curtin). The authors wish to thank Susan E. Wanta for her role as the project administrator.</w:t>
       </w:r>
     </w:p>
-    <w:bookmarkEnd w:id="83"/>
-    <w:bookmarkEnd w:id="84"/>
-    <w:bookmarkStart w:id="204" w:name="references"/>
+    <w:bookmarkEnd w:id="67"/>
+    <w:bookmarkEnd w:id="68"/>
+    <w:bookmarkStart w:id="190" w:name="references"/>
     <w:p>
       <w:pPr>
         <w:pStyle w:val="Heading1"/>
@@ -8516,8 +8536,8 @@
         <w:t xml:space="preserve">References</w:t>
       </w:r>
     </w:p>
-    <w:bookmarkStart w:id="203" w:name="refs"/>
-    <w:bookmarkStart w:id="86" w:name="ref-mclellanDrugDependenceChronic2000"/>
+    <w:bookmarkStart w:id="189" w:name="refs"/>
+    <w:bookmarkStart w:id="70" w:name="ref-mclellanDrugDependenceChronic2000"/>
     <w:p>
       <w:pPr>
         <w:pStyle w:val="Bibliography"/>
@@ -8534,7 +8554,7 @@
       <w:r>
         <w:t xml:space="preserve">McLellan AT, Lewis DC, O’Brien CP, Kleber HD. Drug dependence, a chronic medical illness: Implications for treatment, insurance, and outcomes evaluation. JAMA. 2000;284: 1689–1695. doi:</w:t>
       </w:r>
-      <w:hyperlink r:id="rId85">
+      <w:hyperlink r:id="rId69">
         <w:r>
           <w:rPr>
             <w:rStyle w:val="Hyperlink"/>
@@ -8543,8 +8563,8 @@
         </w:r>
       </w:hyperlink>
     </w:p>
-    <w:bookmarkEnd w:id="86"/>
-    <w:bookmarkStart w:id="88" w:name="ref-dennisManagingAddictionChronic2007"/>
+    <w:bookmarkEnd w:id="70"/>
+    <w:bookmarkStart w:id="72" w:name="ref-dennisManagingAddictionChronic2007"/>
     <w:p>
       <w:pPr>
         <w:pStyle w:val="Bibliography"/>
@@ -8564,7 +8584,7 @@
       <w:r>
         <w:t xml:space="preserve"> </w:t>
       </w:r>
-      <w:hyperlink r:id="rId87">
+      <w:hyperlink r:id="rId71">
         <w:r>
           <w:rPr>
             <w:rStyle w:val="Hyperlink"/>
@@ -8615,8 +8635,8 @@
         <w:t xml:space="preserve"> </w:t>
       </w:r>
     </w:p>
-    <w:bookmarkEnd w:id="88"/>
-    <w:bookmarkStart w:id="89" w:name="X49615488ccbe1cc080620555246c804ab34d103"/>
+    <w:bookmarkEnd w:id="72"/>
+    <w:bookmarkStart w:id="73" w:name="X28b8f85e424928e66706a578d6053e0308d1105"/>
     <w:p>
       <w:pPr>
         <w:pStyle w:val="Bibliography"/>
@@ -8631,7 +8651,7 @@
         <w:t xml:space="preserve">	</w:t>
       </w:r>
       <w:r>
-        <w:t xml:space="preserve">Substance Abuse and Mental Health Services Administration. 2023</w:t>
+        <w:t xml:space="preserve">Substance Abuse and Mental Health Services Administration. 2024</w:t>
       </w:r>
       <w:r>
         <w:t xml:space="preserve"> </w:t>
@@ -8649,14 +8669,14 @@
         <w:t xml:space="preserve">CBHSQ Data</w:t>
       </w:r>
       <w:r>
-        <w:t xml:space="preserve">. https://www.samhsa.gov/data/report/2023-nsduh-detailed-tables;</w:t>
-      </w:r>
-      <w:r>
-        <w:t xml:space="preserve"> </w:t>
-      </w:r>
-    </w:p>
-    <w:bookmarkEnd w:id="89"/>
-    <w:bookmarkStart w:id="90" w:name="ref-hedegaardDrugOverdoseDeaths2021"/>
+        <w:t xml:space="preserve">. https://www.samhsa.gov/data/report/2024-nsduh-detailed-tables;</w:t>
+      </w:r>
+      <w:r>
+        <w:t xml:space="preserve"> </w:t>
+      </w:r>
+    </w:p>
+    <w:bookmarkEnd w:id="73"/>
+    <w:bookmarkStart w:id="74" w:name="ref-hedegaardDrugOverdoseDeaths2021"/>
     <w:p>
       <w:pPr>
         <w:pStyle w:val="Bibliography"/>
@@ -8686,8 +8706,8 @@
         <w:t xml:space="preserve"> </w:t>
       </w:r>
     </w:p>
-    <w:bookmarkEnd w:id="90"/>
-    <w:bookmarkStart w:id="91" w:name="X21d9bc577093464d5d051ef6477b67710b39313"/>
+    <w:bookmarkEnd w:id="74"/>
+    <w:bookmarkStart w:id="75" w:name="X21d9bc577093464d5d051ef6477b67710b39313"/>
     <w:p>
       <w:pPr>
         <w:pStyle w:val="Bibliography"/>
@@ -8762,8 +8782,8 @@
         <w:t xml:space="preserve"> </w:t>
       </w:r>
     </w:p>
-    <w:bookmarkEnd w:id="91"/>
-    <w:bookmarkStart w:id="93" w:name="ref-wagnerImprovingChronicIllness2001"/>
+    <w:bookmarkEnd w:id="75"/>
+    <w:bookmarkStart w:id="77" w:name="ref-wagnerImprovingChronicIllness2001"/>
     <w:p>
       <w:pPr>
         <w:pStyle w:val="Bibliography"/>
@@ -8798,7 +8818,7 @@
       <w:r>
         <w:t xml:space="preserve">. Health Affairs. 2001;20: 64–78. doi:</w:t>
       </w:r>
-      <w:hyperlink r:id="rId92">
+      <w:hyperlink r:id="rId76">
         <w:r>
           <w:rPr>
             <w:rStyle w:val="Hyperlink"/>
@@ -8807,8 +8827,8 @@
         </w:r>
       </w:hyperlink>
     </w:p>
-    <w:bookmarkEnd w:id="93"/>
-    <w:bookmarkStart w:id="95" w:name="X01387e434119cf09c116d0feeabab9f278d40e3"/>
+    <w:bookmarkEnd w:id="77"/>
+    <w:bookmarkStart w:id="79" w:name="X01387e434119cf09c116d0feeabab9f278d40e3"/>
     <w:p>
       <w:pPr>
         <w:pStyle w:val="Bibliography"/>
@@ -8858,7 +8878,7 @@
       <w:r>
         <w:t xml:space="preserve">. Substance Abuse: Research and Treatment. 2021;15: 1178221820976988. doi:</w:t>
       </w:r>
-      <w:hyperlink r:id="rId94">
+      <w:hyperlink r:id="rId78">
         <w:r>
           <w:rPr>
             <w:rStyle w:val="Hyperlink"/>
@@ -8867,8 +8887,8 @@
         </w:r>
       </w:hyperlink>
     </w:p>
-    <w:bookmarkEnd w:id="95"/>
-    <w:bookmarkStart w:id="97" w:name="ref-sociasAdoptingCascadeCare2016"/>
+    <w:bookmarkEnd w:id="79"/>
+    <w:bookmarkStart w:id="81" w:name="ref-sociasAdoptingCascadeCare2016"/>
     <w:p>
       <w:pPr>
         <w:pStyle w:val="Bibliography"/>
@@ -8897,7 +8917,7 @@
       <w:r>
         <w:t xml:space="preserve">framework: An opportunity to close the implementation gap in addiction care? Addiction. 2016;111: 2079–2081. doi:</w:t>
       </w:r>
-      <w:hyperlink r:id="rId96">
+      <w:hyperlink r:id="rId80">
         <w:r>
           <w:rPr>
             <w:rStyle w:val="Hyperlink"/>
@@ -8906,8 +8926,8 @@
         </w:r>
       </w:hyperlink>
     </w:p>
-    <w:bookmarkEnd w:id="97"/>
-    <w:bookmarkStart w:id="98" w:name="X0900e084d2d8751b94683f82b04534ea811d54e"/>
+    <w:bookmarkEnd w:id="81"/>
+    <w:bookmarkStart w:id="82" w:name="X0900e084d2d8751b94683f82b04534ea811d54e"/>
     <w:p>
       <w:pPr>
         <w:pStyle w:val="Bibliography"/>
@@ -8970,8 +8990,8 @@
         <w:t xml:space="preserve"> </w:t>
       </w:r>
     </w:p>
-    <w:bookmarkEnd w:id="98"/>
-    <w:bookmarkStart w:id="100" w:name="X4446e184b7dd55a61fd406499f32542fdcf24b5"/>
+    <w:bookmarkEnd w:id="82"/>
+    <w:bookmarkStart w:id="84" w:name="X4446e184b7dd55a61fd406499f32542fdcf24b5"/>
     <w:p>
       <w:pPr>
         <w:pStyle w:val="Bibliography"/>
@@ -9000,7 +9020,7 @@
       <w:r>
         <w:t xml:space="preserve">was zen, this is tao. American Psychologist. 2004;59: 224–235. doi:</w:t>
       </w:r>
-      <w:hyperlink r:id="rId99">
+      <w:hyperlink r:id="rId83">
         <w:r>
           <w:rPr>
             <w:rStyle w:val="Hyperlink"/>
@@ -9009,8 +9029,8 @@
         </w:r>
       </w:hyperlink>
     </w:p>
-    <w:bookmarkEnd w:id="100"/>
-    <w:bookmarkStart w:id="102" w:name="X254a0f87701f835b5365990b3eba45be7dca59c"/>
+    <w:bookmarkEnd w:id="84"/>
+    <w:bookmarkStart w:id="86" w:name="X254a0f87701f835b5365990b3eba45be7dca59c"/>
     <w:p>
       <w:pPr>
         <w:pStyle w:val="Bibliography"/>
@@ -9036,7 +9056,7 @@
       <w:r>
         <w:t xml:space="preserve">’s a rocky road to relapse. Clinical Psychology Review. 2007;27: 724–738. doi:</w:t>
       </w:r>
-      <w:hyperlink r:id="rId101">
+      <w:hyperlink r:id="rId85">
         <w:r>
           <w:rPr>
             <w:rStyle w:val="Hyperlink"/>
@@ -9045,8 +9065,8 @@
         </w:r>
       </w:hyperlink>
     </w:p>
-    <w:bookmarkEnd w:id="102"/>
-    <w:bookmarkStart w:id="104" w:name="ref-brandonRelapseRelapsePrevention2007"/>
+    <w:bookmarkEnd w:id="86"/>
+    <w:bookmarkStart w:id="88" w:name="ref-brandonRelapseRelapsePrevention2007"/>
     <w:p>
       <w:pPr>
         <w:pStyle w:val="Bibliography"/>
@@ -9063,7 +9083,7 @@
       <w:r>
         <w:t xml:space="preserve">Brandon TH, Vidrine JI, Litvin EB. Relapse and relapse prevention. Annual Review of Clinical Psychology. 2007;3: 257–284. doi:</w:t>
       </w:r>
-      <w:hyperlink r:id="rId103">
+      <w:hyperlink r:id="rId87">
         <w:r>
           <w:rPr>
             <w:rStyle w:val="Hyperlink"/>
@@ -9072,8 +9092,8 @@
         </w:r>
       </w:hyperlink>
     </w:p>
-    <w:bookmarkEnd w:id="104"/>
-    <w:bookmarkStart w:id="106" w:name="ref-bickmanAchievingPrecisionMental2016"/>
+    <w:bookmarkEnd w:id="88"/>
+    <w:bookmarkStart w:id="90" w:name="ref-bickmanAchievingPrecisionMental2016"/>
     <w:p>
       <w:pPr>
         <w:pStyle w:val="Bibliography"/>
@@ -9129,7 +9149,7 @@
       <w:r>
         <w:t xml:space="preserve">. Administration and Policy in Mental Health and Mental Health Services Research. 2016;43: 271–276. doi:</w:t>
       </w:r>
-      <w:hyperlink r:id="rId105">
+      <w:hyperlink r:id="rId89">
         <w:r>
           <w:rPr>
             <w:rStyle w:val="Hyperlink"/>
@@ -9138,8 +9158,8 @@
         </w:r>
       </w:hyperlink>
     </w:p>
-    <w:bookmarkEnd w:id="106"/>
-    <w:bookmarkStart w:id="108" w:name="ref-derubeisHistoryCurrentStatus2019"/>
+    <w:bookmarkEnd w:id="90"/>
+    <w:bookmarkStart w:id="92" w:name="ref-derubeisHistoryCurrentStatus2019"/>
     <w:p>
       <w:pPr>
         <w:pStyle w:val="Bibliography"/>
@@ -9156,7 +9176,7 @@
       <w:r>
         <w:t xml:space="preserve">DeRubeis RJ. The history, current status, and possible future of precision mental health. Behaviour Research and Therapy. 2019;123: 103506. doi:</w:t>
       </w:r>
-      <w:hyperlink r:id="rId107">
+      <w:hyperlink r:id="rId91">
         <w:r>
           <w:rPr>
             <w:rStyle w:val="Hyperlink"/>
@@ -9165,8 +9185,8 @@
         </w:r>
       </w:hyperlink>
     </w:p>
-    <w:bookmarkEnd w:id="108"/>
-    <w:bookmarkStart w:id="110" w:name="X79dffb24bc183d6bf6fe142dbf048fe8e5a5dd0"/>
+    <w:bookmarkEnd w:id="92"/>
+    <w:bookmarkStart w:id="94" w:name="X79dffb24bc183d6bf6fe142dbf048fe8e5a5dd0"/>
     <w:p>
       <w:pPr>
         <w:pStyle w:val="Bibliography"/>
@@ -9204,7 +9224,7 @@
       <w:r>
         <w:t xml:space="preserve">. Current Psychiatry Reports. 2012;14: 486–493. doi:</w:t>
       </w:r>
-      <w:hyperlink r:id="rId109">
+      <w:hyperlink r:id="rId93">
         <w:r>
           <w:rPr>
             <w:rStyle w:val="Hyperlink"/>
@@ -9213,8 +9233,8 @@
         </w:r>
       </w:hyperlink>
     </w:p>
-    <w:bookmarkEnd w:id="110"/>
-    <w:bookmarkStart w:id="112" w:name="ref-mohrPersonalSensingUnderstanding2017"/>
+    <w:bookmarkEnd w:id="94"/>
+    <w:bookmarkStart w:id="96" w:name="ref-mohrPersonalSensingUnderstanding2017"/>
     <w:p>
       <w:pPr>
         <w:pStyle w:val="Bibliography"/>
@@ -9261,7 +9281,7 @@
       <w:r>
         <w:t xml:space="preserve">. Annual Review of Clinical Psychology. 2017;13: 23–47. doi:</w:t>
       </w:r>
-      <w:hyperlink r:id="rId111">
+      <w:hyperlink r:id="rId95">
         <w:r>
           <w:rPr>
             <w:rStyle w:val="Hyperlink"/>
@@ -9270,8 +9290,8 @@
         </w:r>
       </w:hyperlink>
     </w:p>
-    <w:bookmarkEnd w:id="112"/>
-    <w:bookmarkStart w:id="113" w:name="X76c131a5b0a374a6ad1e33cf8e2c0563392269f"/>
+    <w:bookmarkEnd w:id="96"/>
+    <w:bookmarkStart w:id="97" w:name="X76c131a5b0a374a6ad1e33cf8e2c0563392269f"/>
     <w:p>
       <w:pPr>
         <w:pStyle w:val="Bibliography"/>
@@ -9292,8 +9312,8 @@
         <w:t xml:space="preserve"> </w:t>
       </w:r>
     </w:p>
-    <w:bookmarkEnd w:id="113"/>
-    <w:bookmarkStart w:id="114" w:name="X6c5adf42984d4dcd96717e3e06f47f768bdce11"/>
+    <w:bookmarkEnd w:id="97"/>
+    <w:bookmarkStart w:id="98" w:name="X6c5adf42984d4dcd96717e3e06f47f768bdce11"/>
     <w:p>
       <w:pPr>
         <w:pStyle w:val="Bibliography"/>
@@ -9350,8 +9370,8 @@
         <w:t xml:space="preserve"> </w:t>
       </w:r>
     </w:p>
-    <w:bookmarkEnd w:id="114"/>
-    <w:bookmarkStart w:id="116" w:name="Xb35ee182d565575e339a0170868456c1684f821"/>
+    <w:bookmarkEnd w:id="98"/>
+    <w:bookmarkStart w:id="100" w:name="Xb35ee182d565575e339a0170868456c1684f821"/>
     <w:p>
       <w:pPr>
         <w:pStyle w:val="Bibliography"/>
@@ -9386,7 +9406,7 @@
       <w:r>
         <w:t xml:space="preserve">. JMIR mHealth and uHealth. 2023;11: e41833. doi:</w:t>
       </w:r>
-      <w:hyperlink r:id="rId115">
+      <w:hyperlink r:id="rId99">
         <w:r>
           <w:rPr>
             <w:rStyle w:val="Hyperlink"/>
@@ -9395,8 +9415,8 @@
         </w:r>
       </w:hyperlink>
     </w:p>
-    <w:bookmarkEnd w:id="116"/>
-    <w:bookmarkStart w:id="118" w:name="X1f44e09282148d362bdacfce67d6a56b1cf06db"/>
+    <w:bookmarkEnd w:id="100"/>
+    <w:bookmarkStart w:id="102" w:name="X1f44e09282148d362bdacfce67d6a56b1cf06db"/>
     <w:p>
       <w:pPr>
         <w:pStyle w:val="Bibliography"/>
@@ -9467,7 +9487,7 @@
       <w:r>
         <w:t xml:space="preserve">. JMIR Research Protocols. 2021;10: e29563. doi:</w:t>
       </w:r>
-      <w:hyperlink r:id="rId117">
+      <w:hyperlink r:id="rId101">
         <w:r>
           <w:rPr>
             <w:rStyle w:val="Hyperlink"/>
@@ -9476,8 +9496,8 @@
         </w:r>
       </w:hyperlink>
     </w:p>
-    <w:bookmarkEnd w:id="118"/>
-    <w:bookmarkStart w:id="120" w:name="ref-wyantMachineLearningModels2024"/>
+    <w:bookmarkEnd w:id="102"/>
+    <w:bookmarkStart w:id="104" w:name="ref-wyantMachineLearningModels2024"/>
     <w:p>
       <w:pPr>
         <w:pStyle w:val="Bibliography"/>
@@ -9494,7 +9514,7 @@
       <w:r>
         <w:t xml:space="preserve">Wyant K, Sant’Ana SJK, Fronk G, Curtin JJ. Machine learning models for temporally precise lapse prediction in alcohol use disorder. Psychopathology and Clinical Science. 2024. doi:</w:t>
       </w:r>
-      <w:hyperlink r:id="rId119">
+      <w:hyperlink r:id="rId103">
         <w:r>
           <w:rPr>
             <w:rStyle w:val="Hyperlink"/>
@@ -9503,8 +9523,8 @@
         </w:r>
       </w:hyperlink>
     </w:p>
-    <w:bookmarkEnd w:id="120"/>
-    <w:bookmarkStart w:id="121" w:name="X34be55f2a2ff67a14e7206627bb93b426490c87"/>
+    <w:bookmarkEnd w:id="104"/>
+    <w:bookmarkStart w:id="105" w:name="X34be55f2a2ff67a14e7206627bb93b426490c87"/>
     <w:p>
       <w:pPr>
         <w:pStyle w:val="Bibliography"/>
@@ -9546,8 +9566,8 @@
         <w:t xml:space="preserve"> </w:t>
       </w:r>
     </w:p>
-    <w:bookmarkEnd w:id="121"/>
-    <w:bookmarkStart w:id="123" w:name="Xd4c1d027f60920f356af6131267e679804e946e"/>
+    <w:bookmarkEnd w:id="105"/>
+    <w:bookmarkStart w:id="107" w:name="Xd4c1d027f60920f356af6131267e679804e946e"/>
     <w:p>
       <w:pPr>
         <w:pStyle w:val="Bibliography"/>
@@ -9576,7 +9596,7 @@
       <w:r>
         <w:t xml:space="preserve">demonstration of parallel utility. Psychology of Addictive Behaviors: Journal of the Society of Psychologists in Addictive Behaviors. 2022;36: 296–306. doi:</w:t>
       </w:r>
-      <w:hyperlink r:id="rId122">
+      <w:hyperlink r:id="rId106">
         <w:r>
           <w:rPr>
             <w:rStyle w:val="Hyperlink"/>
@@ -9585,8 +9605,8 @@
         </w:r>
       </w:hyperlink>
     </w:p>
-    <w:bookmarkEnd w:id="123"/>
-    <w:bookmarkStart w:id="125" w:name="ref-waltersUsingMachineLearning2021"/>
+    <w:bookmarkEnd w:id="107"/>
+    <w:bookmarkStart w:id="109" w:name="ref-waltersUsingMachineLearning2021"/>
     <w:p>
       <w:pPr>
         <w:pStyle w:val="Bibliography"/>
@@ -9603,7 +9623,7 @@
       <w:r>
         <w:t xml:space="preserve">Walters ST, Businelle MS, Suchting R, Li X, Hébert ET, Mun E-Y. Using machine learning to identify predictors of imminent drinking and create tailored messages for at-risk drinkers experiencing homelessness. Journal of Substance Abuse Treatment. 2021;127: 108417. doi:</w:t>
       </w:r>
-      <w:hyperlink r:id="rId124">
+      <w:hyperlink r:id="rId108">
         <w:r>
           <w:rPr>
             <w:rStyle w:val="Hyperlink"/>
@@ -9612,8 +9632,8 @@
         </w:r>
       </w:hyperlink>
     </w:p>
-    <w:bookmarkEnd w:id="125"/>
-    <w:bookmarkStart w:id="126" w:name="X0f0fab553d46f8852e582400eb2e6c745146f48"/>
+    <w:bookmarkEnd w:id="109"/>
+    <w:bookmarkStart w:id="110" w:name="X0f0fab553d46f8852e582400eb2e6c745146f48"/>
     <w:p>
       <w:pPr>
         <w:pStyle w:val="Bibliography"/>
@@ -9628,7 +9648,10 @@
         <w:t xml:space="preserve">	</w:t>
       </w:r>
       <w:r>
-        <w:t xml:space="preserve">Wyant K, Sant’Ana SJ, Punturieri CE, Yu J, Fronk GE, Maggard CM, et al. Maximizing engagement, trust, and clinical benefit of</w:t>
+        <w:t xml:space="preserve">Wyant K, Sant’Ana SJ, Punturieri CE, Yu J, Fronk GE, Maggard CM, et al.</w:t>
+      </w:r>
+      <w:r>
+        <w:t xml:space="preserve"> Maximizing engagement, trust, and clinical benefit of</w:t>
       </w:r>
       <w:r>
         <w:t xml:space="preserve"> </w:t>
@@ -9658,8 +9681,8 @@
         <w:t xml:space="preserve"> </w:t>
       </w:r>
     </w:p>
-    <w:bookmarkEnd w:id="126"/>
-    <w:bookmarkStart w:id="128" w:name="ref-pinedoCurrentReexaminationRacial2019"/>
+    <w:bookmarkEnd w:id="110"/>
+    <w:bookmarkStart w:id="112" w:name="ref-pinedoCurrentReexaminationRacial2019"/>
     <w:p>
       <w:pPr>
         <w:pStyle w:val="Bibliography"/>
@@ -9688,7 +9711,7 @@
       <w:r>
         <w:t xml:space="preserve">disparities persist? Drug and Alcohol Dependence. 2019;202: 162–167. doi:</w:t>
       </w:r>
-      <w:hyperlink r:id="rId127">
+      <w:hyperlink r:id="rId111">
         <w:r>
           <w:rPr>
             <w:rStyle w:val="Hyperlink"/>
@@ -9697,8 +9720,8 @@
         </w:r>
       </w:hyperlink>
     </w:p>
-    <w:bookmarkEnd w:id="128"/>
-    <w:bookmarkStart w:id="130" w:name="ref-kilaruIncidenceTreatmentOpioid2020"/>
+    <w:bookmarkEnd w:id="112"/>
+    <w:bookmarkStart w:id="114" w:name="ref-kilaruIncidenceTreatmentOpioid2020"/>
     <w:p>
       <w:pPr>
         <w:pStyle w:val="Bibliography"/>
@@ -9748,7 +9771,7 @@
       <w:r>
         <w:t xml:space="preserve">. JAMA Network Open. 2020;3: e205852. doi:</w:t>
       </w:r>
-      <w:hyperlink r:id="rId129">
+      <w:hyperlink r:id="rId113">
         <w:r>
           <w:rPr>
             <w:rStyle w:val="Hyperlink"/>
@@ -9757,8 +9780,8 @@
         </w:r>
       </w:hyperlink>
     </w:p>
-    <w:bookmarkEnd w:id="130"/>
-    <w:bookmarkStart w:id="132" w:name="ref-olfsonHealthcareCoverageService2022"/>
+    <w:bookmarkEnd w:id="114"/>
+    <w:bookmarkStart w:id="116" w:name="ref-olfsonHealthcareCoverageService2022"/>
     <w:p>
       <w:pPr>
         <w:pStyle w:val="Bibliography"/>
@@ -9775,7 +9798,7 @@
       <w:r>
         <w:t xml:space="preserve">Olfson M, Mauro C, Wall MM, Choi CJ, Barry CL, Mojtabai R. Healthcare coverage and service access for low-income adults with substance use disorders. Journal of Substance Abuse Treatment. 2022;137: 108710. doi:</w:t>
       </w:r>
-      <w:hyperlink r:id="rId131">
+      <w:hyperlink r:id="rId115">
         <w:r>
           <w:rPr>
             <w:rStyle w:val="Hyperlink"/>
@@ -9784,8 +9807,8 @@
         </w:r>
       </w:hyperlink>
     </w:p>
-    <w:bookmarkEnd w:id="132"/>
-    <w:bookmarkStart w:id="134" w:name="Xa203ab3abd150ead1a7854a9fa5726c8a273f52"/>
+    <w:bookmarkEnd w:id="116"/>
+    <w:bookmarkStart w:id="118" w:name="Xa203ab3abd150ead1a7854a9fa5726c8a273f52"/>
     <w:p>
       <w:pPr>
         <w:pStyle w:val="Bibliography"/>
@@ -9814,7 +9837,7 @@
       <w:r>
         <w:t xml:space="preserve">review of the literature. Drug and Alcohol Dependence. 2007;86: 1–21. doi:</w:t>
       </w:r>
-      <w:hyperlink r:id="rId133">
+      <w:hyperlink r:id="rId117">
         <w:r>
           <w:rPr>
             <w:rStyle w:val="Hyperlink"/>
@@ -9823,8 +9846,8 @@
         </w:r>
       </w:hyperlink>
     </w:p>
-    <w:bookmarkEnd w:id="134"/>
-    <w:bookmarkStart w:id="135" w:name="ref-hsiehSampleSizeTables1989"/>
+    <w:bookmarkEnd w:id="118"/>
+    <w:bookmarkStart w:id="119" w:name="ref-hsiehSampleSizeTables1989"/>
     <w:p>
       <w:pPr>
         <w:pStyle w:val="Bibliography"/>
@@ -9845,8 +9868,8 @@
         <w:t xml:space="preserve"> </w:t>
       </w:r>
     </w:p>
-    <w:bookmarkEnd w:id="135"/>
-    <w:bookmarkStart w:id="136" w:name="ref-derogatislBriefSymptomInventory"/>
+    <w:bookmarkEnd w:id="119"/>
+    <w:bookmarkStart w:id="120" w:name="ref-derogatislBriefSymptomInventory"/>
     <w:p>
       <w:pPr>
         <w:pStyle w:val="Bibliography"/>
@@ -9888,8 +9911,8 @@
         <w:t xml:space="preserve"> </w:t>
       </w:r>
     </w:p>
-    <w:bookmarkEnd w:id="136"/>
-    <w:bookmarkStart w:id="138" w:name="X2d30c84041d97351f676569bf3de3da0c8a9d6d"/>
+    <w:bookmarkEnd w:id="120"/>
+    <w:bookmarkStart w:id="122" w:name="X2d30c84041d97351f676569bf3de3da0c8a9d6d"/>
     <w:p>
       <w:pPr>
         <w:pStyle w:val="Bibliography"/>
@@ -9909,7 +9932,7 @@
       <w:r>
         <w:t xml:space="preserve"> </w:t>
       </w:r>
-      <w:hyperlink r:id="rId137">
+      <w:hyperlink r:id="rId121">
         <w:r>
           <w:rPr>
             <w:rStyle w:val="Hyperlink"/>
@@ -10002,8 +10025,8 @@
         <w:t xml:space="preserve"> </w:t>
       </w:r>
     </w:p>
-    <w:bookmarkEnd w:id="138"/>
-    <w:bookmarkStart w:id="139" w:name="ref-kuhnTidymodelsCollectionPackages2020"/>
+    <w:bookmarkEnd w:id="122"/>
+    <w:bookmarkStart w:id="123" w:name="ref-kuhnTidymodelsCollectionPackages2020"/>
     <w:p>
       <w:pPr>
         <w:pStyle w:val="Bibliography"/>
@@ -10024,8 +10047,8 @@
         <w:t xml:space="preserve"> </w:t>
       </w:r>
     </w:p>
-    <w:bookmarkEnd w:id="139"/>
-    <w:bookmarkStart w:id="140" w:name="Xa93a98d1ce255982a5ea923c39451c32053b2a2"/>
+    <w:bookmarkEnd w:id="123"/>
+    <w:bookmarkStart w:id="124" w:name="Xa93a98d1ce255982a5ea923c39451c32053b2a2"/>
     <w:p>
       <w:pPr>
         <w:pStyle w:val="Bibliography"/>
@@ -10079,8 +10102,8 @@
         <w:t xml:space="preserve"> </w:t>
       </w:r>
     </w:p>
-    <w:bookmarkEnd w:id="140"/>
-    <w:bookmarkStart w:id="141" w:name="ref-goodrichRstanarmBayesianApplied2023"/>
+    <w:bookmarkEnd w:id="124"/>
+    <w:bookmarkStart w:id="125" w:name="ref-goodrichRstanarmBayesianApplied2023"/>
     <w:p>
       <w:pPr>
         <w:pStyle w:val="Bibliography"/>
@@ -10122,8 +10145,8 @@
         <w:t xml:space="preserve"> </w:t>
       </w:r>
     </w:p>
-    <w:bookmarkEnd w:id="141"/>
-    <w:bookmarkStart w:id="143" w:name="ref-chtc"/>
+    <w:bookmarkEnd w:id="125"/>
+    <w:bookmarkStart w:id="127" w:name="ref-chtc"/>
     <w:p>
       <w:pPr>
         <w:pStyle w:val="Bibliography"/>
@@ -10140,7 +10163,7 @@
       <w:r>
         <w:t xml:space="preserve">Center for High Throughput Computing. Center for high throughput computing. Center for High Throughput Computing; 2006. doi:</w:t>
       </w:r>
-      <w:hyperlink r:id="rId142">
+      <w:hyperlink r:id="rId126">
         <w:r>
           <w:rPr>
             <w:rStyle w:val="Hyperlink"/>
@@ -10149,8 +10172,8 @@
         </w:r>
       </w:hyperlink>
     </w:p>
-    <w:bookmarkEnd w:id="143"/>
-    <w:bookmarkStart w:id="145" w:name="ref-kuhnAppliedPredictiveModeling2018"/>
+    <w:bookmarkEnd w:id="127"/>
+    <w:bookmarkStart w:id="129" w:name="ref-kuhnAppliedPredictiveModeling2018"/>
     <w:p>
       <w:pPr>
         <w:pStyle w:val="Bibliography"/>
@@ -10176,7 +10199,7 @@
       <w:r>
         <w:t xml:space="preserve">. 1st ed. 2013, Corr. 2nd printing 2018 edition. New York: Springer; 2018. doi:</w:t>
       </w:r>
-      <w:hyperlink r:id="rId144">
+      <w:hyperlink r:id="rId128">
         <w:r>
           <w:rPr>
             <w:rStyle w:val="Hyperlink"/>
@@ -10185,8 +10208,8 @@
         </w:r>
       </w:hyperlink>
     </w:p>
-    <w:bookmarkEnd w:id="145"/>
-    <w:bookmarkStart w:id="146" w:name="X93e79e1a5ab79bb153842a6d1ed7d5e5cb3185f"/>
+    <w:bookmarkEnd w:id="129"/>
+    <w:bookmarkStart w:id="130" w:name="X93e79e1a5ab79bb153842a6d1ed7d5e5cb3185f"/>
     <w:p>
       <w:pPr>
         <w:pStyle w:val="Bibliography"/>
@@ -10237,8 +10260,8 @@
         <w:t xml:space="preserve"> </w:t>
       </w:r>
     </w:p>
-    <w:bookmarkEnd w:id="146"/>
-    <w:bookmarkStart w:id="147" w:name="ref-gabryPriorDistributionsRstanarm2023"/>
+    <w:bookmarkEnd w:id="130"/>
+    <w:bookmarkStart w:id="131" w:name="ref-gabryPriorDistributionsRstanarm2023"/>
     <w:p>
       <w:pPr>
         <w:pStyle w:val="Bibliography"/>
@@ -10280,8 +10303,8 @@
         <w:t xml:space="preserve"> </w:t>
       </w:r>
     </w:p>
-    <w:bookmarkEnd w:id="147"/>
-    <w:bookmarkStart w:id="148" w:name="ref-plattProbabilisticOutputsSupport1999"/>
+    <w:bookmarkEnd w:id="131"/>
+    <w:bookmarkStart w:id="132" w:name="ref-plattProbabilisticOutputsSupport1999"/>
     <w:p>
       <w:pPr>
         <w:pStyle w:val="Bibliography"/>
@@ -10302,8 +10325,8 @@
         <w:t xml:space="preserve"> </w:t>
       </w:r>
     </w:p>
-    <w:bookmarkEnd w:id="148"/>
-    <w:bookmarkStart w:id="150" w:name="ref-veinotGoodIntentionsAre2018"/>
+    <w:bookmarkEnd w:id="132"/>
+    <w:bookmarkStart w:id="134" w:name="ref-veinotGoodIntentionsAre2018"/>
     <w:p>
       <w:pPr>
         <w:pStyle w:val="Bibliography"/>
@@ -10320,7 +10343,7 @@
       <w:r>
         <w:t xml:space="preserve">Veinot TC, Mitchell H, Ancker JS. Good intentions are not enough: How informatics interventions can worsen inequality. Journal of the American Medical Informatics Association: JAMIA. 2018;25: 1080–1088. doi:</w:t>
       </w:r>
-      <w:hyperlink r:id="rId149">
+      <w:hyperlink r:id="rId133">
         <w:r>
           <w:rPr>
             <w:rStyle w:val="Hyperlink"/>
@@ -10329,8 +10352,8 @@
         </w:r>
       </w:hyperlink>
     </w:p>
-    <w:bookmarkEnd w:id="150"/>
-    <w:bookmarkStart w:id="152" w:name="ref-leeUrbanRuralDisparities2023"/>
+    <w:bookmarkEnd w:id="134"/>
+    <w:bookmarkStart w:id="136" w:name="ref-leeUrbanRuralDisparities2023"/>
     <w:p>
       <w:pPr>
         <w:pStyle w:val="Bibliography"/>
@@ -10404,7 +10427,7 @@
       <w:r>
         <w:t xml:space="preserve">. American journal of preventive medicine. 2023;64: 149–156. doi:</w:t>
       </w:r>
-      <w:hyperlink r:id="rId151">
+      <w:hyperlink r:id="rId135">
         <w:r>
           <w:rPr>
             <w:rStyle w:val="Hyperlink"/>
@@ -10413,8 +10436,8 @@
         </w:r>
       </w:hyperlink>
     </w:p>
-    <w:bookmarkEnd w:id="152"/>
-    <w:bookmarkStart w:id="154" w:name="Xaa720cc9c8d959b428cd2035783815a9cba15e0"/>
+    <w:bookmarkEnd w:id="136"/>
+    <w:bookmarkStart w:id="138" w:name="Xaa720cc9c8d959b428cd2035783815a9cba15e0"/>
     <w:p>
       <w:pPr>
         <w:pStyle w:val="Bibliography"/>
@@ -10440,7 +10463,7 @@
       <w:r>
         <w:t xml:space="preserve">. The American Journal of Drug and Alcohol Abuse. 2020;46: 273–288. doi:</w:t>
       </w:r>
-      <w:hyperlink r:id="rId153">
+      <w:hyperlink r:id="rId137">
         <w:r>
           <w:rPr>
             <w:rStyle w:val="Hyperlink"/>
@@ -10449,8 +10472,8 @@
         </w:r>
       </w:hyperlink>
     </w:p>
-    <w:bookmarkEnd w:id="154"/>
-    <w:bookmarkStart w:id="156" w:name="ref-fisherDynamicModelPsychological2015"/>
+    <w:bookmarkEnd w:id="138"/>
+    <w:bookmarkStart w:id="140" w:name="ref-fisherDynamicModelPsychological2015"/>
     <w:p>
       <w:pPr>
         <w:pStyle w:val="Bibliography"/>
@@ -10479,7 +10502,7 @@
       <w:r>
         <w:t xml:space="preserve">for personalized care. Journal of Consulting and Clinical Psychology. 2015;83: 825–836. doi:</w:t>
       </w:r>
-      <w:hyperlink r:id="rId155">
+      <w:hyperlink r:id="rId139">
         <w:r>
           <w:rPr>
             <w:rStyle w:val="Hyperlink"/>
@@ -10488,8 +10511,8 @@
         </w:r>
       </w:hyperlink>
     </w:p>
-    <w:bookmarkEnd w:id="156"/>
-    <w:bookmarkStart w:id="158" w:name="Xb70ed90433964dc3a7ede0ee8357d97241623cc"/>
+    <w:bookmarkEnd w:id="140"/>
+    <w:bookmarkStart w:id="142" w:name="Xb70ed90433964dc3a7ede0ee8357d97241623cc"/>
     <w:p>
       <w:pPr>
         <w:pStyle w:val="Bibliography"/>
@@ -10539,7 +10562,7 @@
       <w:r>
         <w:t xml:space="preserve">. Journal of Psychopathology and Behavioral Assessment. 2018;40: 235–248. doi:</w:t>
       </w:r>
-      <w:hyperlink r:id="rId157">
+      <w:hyperlink r:id="rId141">
         <w:r>
           <w:rPr>
             <w:rStyle w:val="Hyperlink"/>
@@ -10548,8 +10571,8 @@
         </w:r>
       </w:hyperlink>
     </w:p>
-    <w:bookmarkEnd w:id="158"/>
-    <w:bookmarkStart w:id="160" w:name="Xc5cdea043ab663a81d5612c8b1e0f7c2b734aab"/>
+    <w:bookmarkEnd w:id="142"/>
+    <w:bookmarkStart w:id="144" w:name="Xc5cdea043ab663a81d5612c8b1e0f7c2b734aab"/>
     <w:p>
       <w:pPr>
         <w:pStyle w:val="Bibliography"/>
@@ -10611,7 +10634,7 @@
       <w:r>
         <w:t xml:space="preserve">. Assessment. 2014;21: 515–528. doi:</w:t>
       </w:r>
-      <w:hyperlink r:id="rId159">
+      <w:hyperlink r:id="rId143">
         <w:r>
           <w:rPr>
             <w:rStyle w:val="Hyperlink"/>
@@ -10620,8 +10643,8 @@
         </w:r>
       </w:hyperlink>
     </w:p>
-    <w:bookmarkEnd w:id="160"/>
-    <w:bookmarkStart w:id="162" w:name="X513fadbf866a4ddf9f29b63741ad369252b4800"/>
+    <w:bookmarkEnd w:id="144"/>
+    <w:bookmarkStart w:id="146" w:name="X513fadbf866a4ddf9f29b63741ad369252b4800"/>
     <w:p>
       <w:pPr>
         <w:pStyle w:val="Bibliography"/>
@@ -10683,7 +10706,7 @@
       <w:r>
         <w:t xml:space="preserve">. Assessment. 2016;23: 484–495. doi:</w:t>
       </w:r>
-      <w:hyperlink r:id="rId161">
+      <w:hyperlink r:id="rId145">
         <w:r>
           <w:rPr>
             <w:rStyle w:val="Hyperlink"/>
@@ -10692,8 +10715,8 @@
         </w:r>
       </w:hyperlink>
     </w:p>
-    <w:bookmarkEnd w:id="162"/>
-    <w:bookmarkStart w:id="164" w:name="ref-pulickIdiographicLapsePrediction2025"/>
+    <w:bookmarkEnd w:id="146"/>
+    <w:bookmarkStart w:id="148" w:name="ref-pulickIdiographicLapsePrediction2025"/>
     <w:p>
       <w:pPr>
         <w:pStyle w:val="Bibliography"/>
@@ -10740,7 +10763,7 @@
       <w:r>
         <w:t xml:space="preserve">. JMIR Formative Research. 2025;9: e73265. doi:</w:t>
       </w:r>
-      <w:hyperlink r:id="rId163">
+      <w:hyperlink r:id="rId147">
         <w:r>
           <w:rPr>
             <w:rStyle w:val="Hyperlink"/>
@@ -10749,8 +10772,8 @@
         </w:r>
       </w:hyperlink>
     </w:p>
-    <w:bookmarkEnd w:id="164"/>
-    <w:bookmarkStart w:id="165" w:name="ref-studiesNIHRevitalizationAct1994"/>
+    <w:bookmarkEnd w:id="148"/>
+    <w:bookmarkStart w:id="149" w:name="ref-studiesNIHRevitalizationAct1994"/>
     <w:p>
       <w:pPr>
         <w:pStyle w:val="Bibliography"/>
@@ -10858,8 +10881,8 @@
         <w:t xml:space="preserve"> </w:t>
       </w:r>
     </w:p>
-    <w:bookmarkEnd w:id="165"/>
-    <w:bookmarkStart w:id="167" w:name="ref-vannicelliEffectSexBias1984"/>
+    <w:bookmarkEnd w:id="149"/>
+    <w:bookmarkStart w:id="151" w:name="ref-vannicelliEffectSexBias1984"/>
     <w:p>
       <w:pPr>
         <w:pStyle w:val="Bibliography"/>
@@ -10918,7 +10941,7 @@
       <w:r>
         <w:t xml:space="preserve">. Alcoholism: Clinical and Experimental Research. 1984;8: 334–336. doi:</w:t>
       </w:r>
-      <w:hyperlink r:id="rId166">
+      <w:hyperlink r:id="rId150">
         <w:r>
           <w:rPr>
             <w:rStyle w:val="Hyperlink"/>
@@ -10927,8 +10950,8 @@
         </w:r>
       </w:hyperlink>
     </w:p>
-    <w:bookmarkEnd w:id="167"/>
-    <w:bookmarkStart w:id="169" w:name="ref-walitzerGenderDifferencesAlcohol2006"/>
+    <w:bookmarkEnd w:id="151"/>
+    <w:bookmarkStart w:id="153" w:name="ref-walitzerGenderDifferencesAlcohol2006"/>
     <w:p>
       <w:pPr>
         <w:pStyle w:val="Bibliography"/>
@@ -10945,7 +10968,7 @@
       <w:r>
         <w:t xml:space="preserve">Walitzer KS, Dearing RL. Gender differences in alcohol and substance use relapse. Clinical Psychology Review. 2006;26: 128–148. doi:</w:t>
       </w:r>
-      <w:hyperlink r:id="rId168">
+      <w:hyperlink r:id="rId152">
         <w:r>
           <w:rPr>
             <w:rStyle w:val="Hyperlink"/>
@@ -10954,8 +10977,8 @@
         </w:r>
       </w:hyperlink>
     </w:p>
-    <w:bookmarkEnd w:id="169"/>
-    <w:bookmarkStart w:id="171" w:name="ref-mchughSexGenderDifferences2018"/>
+    <w:bookmarkEnd w:id="153"/>
+    <w:bookmarkStart w:id="155" w:name="ref-mchughSexGenderDifferences2018"/>
     <w:p>
       <w:pPr>
         <w:pStyle w:val="Bibliography"/>
@@ -10972,7 +10995,7 @@
       <w:r>
         <w:t xml:space="preserve">McHugh RK, Votaw VR, Sugarman DE, Greenfield SF. Sex and gender differences in substance use disorders. Clinical Psychology Review. 2018;66: 12–23. doi:</w:t>
       </w:r>
-      <w:hyperlink r:id="rId170">
+      <w:hyperlink r:id="rId154">
         <w:r>
           <w:rPr>
             <w:rStyle w:val="Hyperlink"/>
@@ -10981,8 +11004,8 @@
         </w:r>
       </w:hyperlink>
     </w:p>
-    <w:bookmarkEnd w:id="171"/>
-    <w:bookmarkStart w:id="173" w:name="Xdd108b50209bad1fdcf1a9fcca4dd1d7d3b13e9"/>
+    <w:bookmarkEnd w:id="155"/>
+    <w:bookmarkStart w:id="157" w:name="Xdd108b50209bad1fdcf1a9fcca4dd1d7d3b13e9"/>
     <w:p>
       <w:pPr>
         <w:pStyle w:val="Bibliography"/>
@@ -11041,7 +11064,7 @@
       <w:r>
         <w:t xml:space="preserve">. Journal of Language and Social Psychology. 2010;29: 24–54. doi:</w:t>
       </w:r>
-      <w:hyperlink r:id="rId172">
+      <w:hyperlink r:id="rId156">
         <w:r>
           <w:rPr>
             <w:rStyle w:val="Hyperlink"/>
@@ -11050,8 +11073,8 @@
         </w:r>
       </w:hyperlink>
     </w:p>
-    <w:bookmarkEnd w:id="173"/>
-    <w:bookmarkStart w:id="174" w:name="ref-bleiLatentDirichletAllocation2003"/>
+    <w:bookmarkEnd w:id="157"/>
+    <w:bookmarkStart w:id="158" w:name="ref-bleiLatentDirichletAllocation2003"/>
     <w:p>
       <w:pPr>
         <w:pStyle w:val="Bibliography"/>
@@ -11072,8 +11095,8 @@
         <w:t xml:space="preserve"> </w:t>
       </w:r>
     </w:p>
-    <w:bookmarkEnd w:id="174"/>
-    <w:bookmarkStart w:id="176" w:name="ref-devlinBERTPretrainingDeep2019"/>
+    <w:bookmarkEnd w:id="158"/>
+    <w:bookmarkStart w:id="160" w:name="ref-devlinBERTPretrainingDeep2019"/>
     <w:p>
       <w:pPr>
         <w:pStyle w:val="Bibliography"/>
@@ -11132,7 +11155,7 @@
       <w:r>
         <w:t xml:space="preserve">. arXiv; 2019. doi:</w:t>
       </w:r>
-      <w:hyperlink r:id="rId175">
+      <w:hyperlink r:id="rId159">
         <w:r>
           <w:rPr>
             <w:rStyle w:val="Hyperlink"/>
@@ -11141,8 +11164,8 @@
         </w:r>
       </w:hyperlink>
     </w:p>
-    <w:bookmarkEnd w:id="176"/>
-    <w:bookmarkStart w:id="177" w:name="X0c0e928dd8ff101aa479012bffab8d24e8c0dcf"/>
+    <w:bookmarkEnd w:id="160"/>
+    <w:bookmarkStart w:id="161" w:name="X0c0e928dd8ff101aa479012bffab8d24e8c0dcf"/>
     <w:p>
       <w:pPr>
         <w:pStyle w:val="Bibliography"/>
@@ -11181,8 +11204,8 @@
         <w:t xml:space="preserve"> </w:t>
       </w:r>
     </w:p>
-    <w:bookmarkEnd w:id="177"/>
-    <w:bookmarkStart w:id="179" w:name="ref-meyersIntersectionGenderDrug2021"/>
+    <w:bookmarkEnd w:id="161"/>
+    <w:bookmarkStart w:id="163" w:name="ref-meyersIntersectionGenderDrug2021"/>
     <w:p>
       <w:pPr>
         <w:pStyle w:val="Bibliography"/>
@@ -11211,7 +11234,7 @@
       <w:r>
         <w:t xml:space="preserve">mixed methods systematic review and synthesis of the literature. Drug and Alcohol Dependence. 2021;223: 108706. doi:</w:t>
       </w:r>
-      <w:hyperlink r:id="rId178">
+      <w:hyperlink r:id="rId162">
         <w:r>
           <w:rPr>
             <w:rStyle w:val="Hyperlink"/>
@@ -11220,8 +11243,8 @@
         </w:r>
       </w:hyperlink>
     </w:p>
-    <w:bookmarkEnd w:id="179"/>
-    <w:bookmarkStart w:id="180" w:name="Xb55b40a3d7f46ba5e03427f7cd05843a1612710"/>
+    <w:bookmarkEnd w:id="163"/>
+    <w:bookmarkStart w:id="164" w:name="Xb55b40a3d7f46ba5e03427f7cd05843a1612710"/>
     <w:p>
       <w:pPr>
         <w:pStyle w:val="Bibliography"/>
@@ -11275,8 +11298,8 @@
         <w:t xml:space="preserve"> </w:t>
       </w:r>
     </w:p>
-    <w:bookmarkEnd w:id="180"/>
-    <w:bookmarkStart w:id="182" w:name="ref-zikmund-fisherRightToolWhat2013"/>
+    <w:bookmarkEnd w:id="164"/>
+    <w:bookmarkStart w:id="166" w:name="ref-zikmund-fisherRightToolWhat2013"/>
     <w:p>
       <w:pPr>
         <w:pStyle w:val="Bibliography"/>
@@ -11293,7 +11316,7 @@
       <w:r>
         <w:t xml:space="preserve">Zikmund-Fisher BJ. The right tool is what they need, not what we have: A taxonomy of appropriate levels of precision in patient risk communication. Medical care research and review: MCRR. 2013;70: 37S–49S. doi:</w:t>
       </w:r>
-      <w:hyperlink r:id="rId181">
+      <w:hyperlink r:id="rId165">
         <w:r>
           <w:rPr>
             <w:rStyle w:val="Hyperlink"/>
@@ -11302,8 +11325,8 @@
         </w:r>
       </w:hyperlink>
     </w:p>
-    <w:bookmarkEnd w:id="182"/>
-    <w:bookmarkStart w:id="184" w:name="ref-fagerlinMakingNumbersMatter2007"/>
+    <w:bookmarkEnd w:id="166"/>
+    <w:bookmarkStart w:id="168" w:name="ref-fagerlinMakingNumbersMatter2007"/>
     <w:p>
       <w:pPr>
         <w:pStyle w:val="Bibliography"/>
@@ -11320,7 +11343,7 @@
       <w:r>
         <w:t xml:space="preserve">Fagerlin A, Ubel PA, Smith DM, Zikmund-Fisher BJ. Making numbers matter: Present and future research in risk communication. American Journal of Health Behavior. 2007;31 Suppl 1: S47–56. doi:</w:t>
       </w:r>
-      <w:hyperlink r:id="rId183">
+      <w:hyperlink r:id="rId167">
         <w:r>
           <w:rPr>
             <w:rStyle w:val="Hyperlink"/>
@@ -11329,8 +11352,8 @@
         </w:r>
       </w:hyperlink>
     </w:p>
-    <w:bookmarkEnd w:id="184"/>
-    <w:bookmarkStart w:id="186" w:name="X13b53253f4b8775a58215d7e1d3c0adbd73e844"/>
+    <w:bookmarkEnd w:id="168"/>
+    <w:bookmarkStart w:id="170" w:name="X13b53253f4b8775a58215d7e1d3c0adbd73e844"/>
     <w:p>
       <w:pPr>
         <w:pStyle w:val="Bibliography"/>
@@ -11347,7 +11370,7 @@
       <w:r>
         <w:t xml:space="preserve">Zipkin DA, Umscheid CA, Keating NL, Allen E, Aung K, Beyth R, et al. Evidence-based risk communication: A systematic review. Annals of Internal Medicine. 2014;161: 270–280. doi:</w:t>
       </w:r>
-      <w:hyperlink r:id="rId185">
+      <w:hyperlink r:id="rId169">
         <w:r>
           <w:rPr>
             <w:rStyle w:val="Hyperlink"/>
@@ -11356,8 +11379,8 @@
         </w:r>
       </w:hyperlink>
     </w:p>
-    <w:bookmarkEnd w:id="186"/>
-    <w:bookmarkStart w:id="188" w:name="Xa1b8899d52f2070e9a46165cf23fe2013b5e4a3"/>
+    <w:bookmarkEnd w:id="170"/>
+    <w:bookmarkStart w:id="172" w:name="Xa1b8899d52f2070e9a46165cf23fe2013b5e4a3"/>
     <w:p>
       <w:pPr>
         <w:pStyle w:val="Bibliography"/>
@@ -11386,7 +11409,7 @@
       <w:r>
         <w:t xml:space="preserve">model. Journal of Substance Abuse Treatment. 1995;12: 117–127. doi:</w:t>
       </w:r>
-      <w:hyperlink r:id="rId187">
+      <w:hyperlink r:id="rId171">
         <w:r>
           <w:rPr>
             <w:rStyle w:val="Hyperlink"/>
@@ -11395,8 +11418,8 @@
         </w:r>
       </w:hyperlink>
     </w:p>
-    <w:bookmarkEnd w:id="188"/>
-    <w:bookmarkStart w:id="190" w:name="X1e16a8cc741ec7d68b9bde12ee2c181d9d36a93"/>
+    <w:bookmarkEnd w:id="172"/>
+    <w:bookmarkStart w:id="174" w:name="X1e16a8cc741ec7d68b9bde12ee2c181d9d36a93"/>
     <w:p>
       <w:pPr>
         <w:pStyle w:val="Bibliography"/>
@@ -11431,7 +11454,7 @@
       <w:r>
         <w:t xml:space="preserve">. The Psychiatric clinics of North America. 2010;33: 511–525. doi:</w:t>
       </w:r>
-      <w:hyperlink r:id="rId189">
+      <w:hyperlink r:id="rId173">
         <w:r>
           <w:rPr>
             <w:rStyle w:val="Hyperlink"/>
@@ -11440,8 +11463,8 @@
         </w:r>
       </w:hyperlink>
     </w:p>
-    <w:bookmarkEnd w:id="190"/>
-    <w:bookmarkStart w:id="191" w:name="X0943ff04c0b05099bf4a8c8078db37e3463cff7"/>
+    <w:bookmarkEnd w:id="174"/>
+    <w:bookmarkStart w:id="175" w:name="X0943ff04c0b05099bf4a8c8078db37e3463cff7"/>
     <w:p>
       <w:pPr>
         <w:pStyle w:val="Bibliography"/>
@@ -11480,8 +11503,8 @@
         <w:t xml:space="preserve"> </w:t>
       </w:r>
     </w:p>
-    <w:bookmarkEnd w:id="191"/>
-    <w:bookmarkStart w:id="192" w:name="X8e0e943878d1a2c3026b4a46f6c482e09849b94"/>
+    <w:bookmarkEnd w:id="175"/>
+    <w:bookmarkStart w:id="176" w:name="X8e0e943878d1a2c3026b4a46f6c482e09849b94"/>
     <w:p>
       <w:pPr>
         <w:pStyle w:val="Bibliography"/>
@@ -11541,8 +11564,8 @@
         <w:t xml:space="preserve"> </w:t>
       </w:r>
     </w:p>
-    <w:bookmarkEnd w:id="192"/>
-    <w:bookmarkStart w:id="194" w:name="ref-fronkStressAllostasisSubstance2020"/>
+    <w:bookmarkEnd w:id="176"/>
+    <w:bookmarkStart w:id="178" w:name="ref-fronkStressAllostasisSubstance2020"/>
     <w:p>
       <w:pPr>
         <w:pStyle w:val="Bibliography"/>
@@ -11619,7 +11642,7 @@
       <w:r>
         <w:t xml:space="preserve">. Annual Review of Clinical Psychology. 2020;16: 401–430. doi:</w:t>
       </w:r>
-      <w:hyperlink r:id="rId193">
+      <w:hyperlink r:id="rId177">
         <w:r>
           <w:rPr>
             <w:rStyle w:val="Hyperlink"/>
@@ -11628,8 +11651,8 @@
         </w:r>
       </w:hyperlink>
     </w:p>
-    <w:bookmarkEnd w:id="194"/>
-    <w:bookmarkStart w:id="196" w:name="X9dfa929848d202736296032659cec14e42606bb"/>
+    <w:bookmarkEnd w:id="178"/>
+    <w:bookmarkStart w:id="180" w:name="ref-wyantMaximizingEngagementTrust2025"/>
     <w:p>
       <w:pPr>
         <w:pStyle w:val="Bibliography"/>
@@ -11644,9 +11667,108 @@
         <w:t xml:space="preserve">	</w:t>
       </w:r>
       <w:r>
+        <w:t xml:space="preserve">Wyant K, Sant’Ana SJ, Punturieri CE, Yu J, Fronk GE, Maggard CM, et al. Maximizing</w:t>
+      </w:r>
+      <w:r>
+        <w:t xml:space="preserve"> </w:t>
+      </w:r>
+      <w:r>
+        <w:t xml:space="preserve">Engagement</w:t>
+      </w:r>
+      <w:r>
+        <w:t xml:space="preserve">,</w:t>
+      </w:r>
+      <w:r>
+        <w:t xml:space="preserve"> </w:t>
+      </w:r>
+      <w:r>
+        <w:t xml:space="preserve">Trust</w:t>
+      </w:r>
+      <w:r>
+        <w:t xml:space="preserve">, and</w:t>
+      </w:r>
+      <w:r>
+        <w:t xml:space="preserve"> </w:t>
+      </w:r>
+      <w:r>
+        <w:t xml:space="preserve">Clinical Benefit</w:t>
+      </w:r>
+      <w:r>
+        <w:t xml:space="preserve"> </w:t>
+      </w:r>
+      <w:r>
+        <w:t xml:space="preserve">of</w:t>
+      </w:r>
+      <w:r>
+        <w:t xml:space="preserve"> </w:t>
+      </w:r>
+      <w:r>
+        <w:t xml:space="preserve">AI-Generated Recovery Support Messages</w:t>
+      </w:r>
+      <w:r>
+        <w:t xml:space="preserve"> </w:t>
+      </w:r>
+      <w:r>
+        <w:t xml:space="preserve">for</w:t>
+      </w:r>
+      <w:r>
+        <w:t xml:space="preserve"> </w:t>
+      </w:r>
+      <w:r>
+        <w:t xml:space="preserve">Alcohol Use Disorder</w:t>
+      </w:r>
+      <w:r>
+        <w:t xml:space="preserve">:</w:t>
+      </w:r>
+      <w:r>
+        <w:t xml:space="preserve"> </w:t>
+      </w:r>
+      <w:r>
+        <w:t xml:space="preserve">Protocol</w:t>
+      </w:r>
+      <w:r>
+        <w:t xml:space="preserve"> </w:t>
+      </w:r>
+      <w:r>
+        <w:t xml:space="preserve">for an</w:t>
+      </w:r>
+      <w:r>
+        <w:t xml:space="preserve"> </w:t>
+      </w:r>
+      <w:r>
+        <w:t xml:space="preserve">Optimization Study</w:t>
+      </w:r>
+      <w:r>
+        <w:t xml:space="preserve">. JMIR Research Protocols. 2025;14: e81697. doi:</w:t>
+      </w:r>
+      <w:hyperlink r:id="rId179">
+        <w:r>
+          <w:rPr>
+            <w:rStyle w:val="Hyperlink"/>
+          </w:rPr>
+          <w:t xml:space="preserve">10.2196/81697</w:t>
+        </w:r>
+      </w:hyperlink>
+    </w:p>
+    <w:bookmarkEnd w:id="180"/>
+    <w:bookmarkStart w:id="182" w:name="X9dfa929848d202736296032659cec14e42606bb"/>
+    <w:p>
+      <w:pPr>
+        <w:pStyle w:val="Bibliography"/>
+      </w:pPr>
+      <w:r>
+        <w:t xml:space="preserve">68.</w:t>
+      </w:r>
+      <w:r>
+        <w:t xml:space="preserve"> </w:t>
+      </w:r>
+      <w:r>
+        <w:t xml:space="preserve">	</w:t>
+      </w:r>
+      <w:r>
         <w:t xml:space="preserve">Jones A, Remmerswaal D, Verveer I, Robinson E, Franken IHA, Wen CKF, et al. Compliance with ecological momentary assessment protocols in substance users: A meta-analysis. Addiction (Abingdon, England). 2019;114: 609–619. doi:</w:t>
       </w:r>
-      <w:hyperlink r:id="rId195">
+      <w:hyperlink r:id="rId181">
         <w:r>
           <w:rPr>
             <w:rStyle w:val="Hyperlink"/>
@@ -11655,14 +11777,14 @@
         </w:r>
       </w:hyperlink>
     </w:p>
-    <w:bookmarkEnd w:id="196"/>
-    <w:bookmarkStart w:id="198" w:name="ref-baeLeveragingMobilePhone2023"/>
+    <w:bookmarkEnd w:id="182"/>
+    <w:bookmarkStart w:id="184" w:name="ref-baeLeveragingMobilePhone2023"/>
     <w:p>
       <w:pPr>
         <w:pStyle w:val="Bibliography"/>
       </w:pPr>
       <w:r>
-        <w:t xml:space="preserve">68.</w:t>
+        <w:t xml:space="preserve">69.</w:t>
       </w:r>
       <w:r>
         <w:t xml:space="preserve"> </w:t>
@@ -11736,7 +11858,7 @@
       <w:r>
         <w:t xml:space="preserve">. JMIR formative research. 2023. doi:</w:t>
       </w:r>
-      <w:hyperlink r:id="rId197">
+      <w:hyperlink r:id="rId183">
         <w:r>
           <w:rPr>
             <w:rStyle w:val="Hyperlink"/>
@@ -11745,14 +11867,14 @@
         </w:r>
       </w:hyperlink>
     </w:p>
-    <w:bookmarkEnd w:id="198"/>
-    <w:bookmarkStart w:id="200" w:name="ref-huangActivityIdentificationGPS2010"/>
+    <w:bookmarkEnd w:id="184"/>
+    <w:bookmarkStart w:id="186" w:name="ref-huangActivityIdentificationGPS2010"/>
     <w:p>
       <w:pPr>
         <w:pStyle w:val="Bibliography"/>
       </w:pPr>
       <w:r>
-        <w:t xml:space="preserve">69.</w:t>
+        <w:t xml:space="preserve">70.</w:t>
       </w:r>
       <w:r>
         <w:t xml:space="preserve"> </w:t>
@@ -11805,7 +11927,7 @@
       <w:r>
         <w:t xml:space="preserve">. New York, NY, USA: Association for Computing Machinery; 2010. pp. 27–30. doi:</w:t>
       </w:r>
-      <w:hyperlink r:id="rId199">
+      <w:hyperlink r:id="rId185">
         <w:r>
           <w:rPr>
             <w:rStyle w:val="Hyperlink"/>
@@ -11814,14 +11936,14 @@
         </w:r>
       </w:hyperlink>
     </w:p>
-    <w:bookmarkEnd w:id="200"/>
-    <w:bookmarkStart w:id="202" w:name="Xdcc3e6c1429a41e0448c7c169835e10027482a3"/>
+    <w:bookmarkEnd w:id="186"/>
+    <w:bookmarkStart w:id="188" w:name="Xdcc3e6c1429a41e0448c7c169835e10027482a3"/>
     <w:p>
       <w:pPr>
         <w:pStyle w:val="Bibliography"/>
       </w:pPr>
       <w:r>
-        <w:t xml:space="preserve">70.</w:t>
+        <w:t xml:space="preserve">71.</w:t>
       </w:r>
       <w:r>
         <w:t xml:space="preserve"> </w:t>
@@ -11853,7 +11975,7 @@
       <w:r>
         <w:t xml:space="preserve">. New York, NY, USA: Association for Computing Machinery; 2009. pp. 25–32. doi:</w:t>
       </w:r>
-      <w:hyperlink r:id="rId201">
+      <w:hyperlink r:id="rId187">
         <w:r>
           <w:rPr>
             <w:rStyle w:val="Hyperlink"/>
@@ -11862,10 +11984,14 @@
         </w:r>
       </w:hyperlink>
     </w:p>
-    <w:bookmarkEnd w:id="202"/>
-    <w:bookmarkEnd w:id="203"/>
-    <w:bookmarkEnd w:id="204"/>
-    <w:sectPr/>
+    <w:bookmarkEnd w:id="188"/>
+    <w:bookmarkEnd w:id="189"/>
+    <w:bookmarkEnd w:id="190"/>
+    <w:sectPr>
+      <w:footnotePr>
+        <w:numRestart w:val="eachSect"/>
+      </w:footnotePr>
+    </w:sectPr>
   </w:body>
 </w:document>
 </file>
@@ -12127,10 +12253,10 @@
   <w:docDefaults>
     <w:rPrDefault>
       <w:rPr>
-        <w:rFonts w:asciiTheme="minorHAnsi" w:cstheme="minorBidi" w:eastAsiaTheme="minorHAnsi" w:hAnsiTheme="minorHAnsi"/>
+        <w:rFonts w:asciiTheme="minorHAnsi" w:cstheme="minorBidi" w:eastAsiaTheme="minorEastAsia" w:hAnsiTheme="minorHAnsi"/>
         <w:sz w:val="24"/>
         <w:szCs w:val="24"/>
-        <w:lang w:bidi="ar-SA" w:eastAsia="en-US" w:val="en-US"/>
+        <w:lang w:bidi="ar-SA" w:eastAsia="zh-CN" w:val="en-US"/>
       </w:rPr>
     </w:rPrDefault>
     <w:pPrDefault>
@@ -12182,8 +12308,6 @@
     </w:pPr>
     <w:rPr>
       <w:rFonts w:asciiTheme="majorHAnsi" w:cstheme="majorBidi" w:eastAsiaTheme="majorEastAsia" w:hAnsiTheme="majorHAnsi"/>
-      <w:spacing w:val="-10"/>
-      <w:kern w:val="28"/>
       <w:sz w:val="56"/>
       <w:szCs w:val="56"/>
     </w:rPr>
@@ -12196,8 +12320,6 @@
     <w:rsid w:val="00A10FD9"/>
     <w:rPr>
       <w:rFonts w:asciiTheme="majorHAnsi" w:cstheme="majorBidi" w:eastAsiaTheme="majorEastAsia" w:hAnsiTheme="majorHAnsi"/>
-      <w:spacing w:val="-10"/>
-      <w:kern w:val="28"/>
       <w:sz w:val="56"/>
       <w:szCs w:val="56"/>
     </w:rPr>
@@ -12238,23 +12360,31 @@
   </w:style>
   <w:style w:customStyle="1" w:styleId="Author" w:type="paragraph">
     <w:name w:val="Author"/>
+    <w:basedOn w:val="Title"/>
     <w:next w:val="BodyText"/>
     <w:qFormat/>
     <w:pPr>
       <w:keepNext/>
       <w:keepLines/>
-      <w:jc w:val="center"/>
     </w:pPr>
+    <w:rPr>
+      <w:sz w:val="24"/>
+      <w:szCs w:val="24"/>
+    </w:rPr>
   </w:style>
   <w:style w:styleId="Date" w:type="paragraph">
     <w:name w:val="Date"/>
+    <w:basedOn w:val="Title"/>
     <w:next w:val="BodyText"/>
     <w:qFormat/>
     <w:pPr>
       <w:keepNext/>
       <w:keepLines/>
-      <w:jc w:val="center"/>
     </w:pPr>
+    <w:rPr>
+      <w:sz w:val="24"/>
+      <w:szCs w:val="24"/>
+    </w:rPr>
   </w:style>
   <w:style w:customStyle="1" w:styleId="AbstractTitle" w:type="paragraph">
     <w:name w:val="Abstract Title"/>
@@ -12667,13 +12797,6 @@
       </w:tblCellMar>
     </w:tblPr>
     <w:tblStylePr w:type="firstRow">
-      <w:tblPr>
-        <w:jc w:val="left"/>
-        <w:tblInd w:type="dxa" w:w="0"/>
-      </w:tblPr>
-      <w:trPr>
-        <w:jc w:val="left"/>
-      </w:trPr>
       <w:tcPr>
         <w:tcBorders>
           <w:bottom w:val="single"/>

--- a/index.docx
+++ b/index.docx
@@ -191,17 +191,7 @@
         <w:t xml:space="preserve"> </w:t>
       </w:r>
       <w:r>
-        <w:t xml:space="preserve">[7,8,</w:t>
-      </w:r>
-      <w:r>
-        <w:rPr>
-          <w:b/>
-          <w:bCs/>
-        </w:rPr>
-        <w:t xml:space="preserve">substanceabuseandmentalhealthservicesadministration2023NSDUHDetailed?</w:t>
-      </w:r>
-      <w:r>
-        <w:t xml:space="preserve">]</w:t>
+        <w:t xml:space="preserve">[3,7,8]</w:t>
       </w:r>
       <w:r>
         <w:t xml:space="preserve">.</w:t>
@@ -7776,7 +7766,7 @@
             <w:r>
               <w:drawing>
                 <wp:inline>
-                  <wp:extent cx="5334000" cy="3333749"/>
+                  <wp:extent cx="5334000" cy="2667000"/>
                   <wp:effectExtent b="0" l="0" r="0" t="0"/>
                   <wp:docPr descr="" title="" id="55" name="Picture"/>
                   <a:graphic>
@@ -7797,7 +7787,7 @@
                         <pic:spPr bwMode="auto">
                           <a:xfrm>
                             <a:off x="0" y="0"/>
-                            <a:ext cx="5334000" cy="3333749"/>
+                            <a:ext cx="5334000" cy="2667000"/>
                           </a:xfrm>
                           <a:prstGeom prst="rect">
                             <a:avLst/>

--- a/index.docx
+++ b/index.docx
@@ -425,7 +425,7 @@
       </w:r>
     </w:p>
     <w:bookmarkEnd w:id="10"/>
-    <w:bookmarkStart w:id="32" w:name="methods"/>
+    <w:bookmarkStart w:id="35" w:name="methods"/>
     <w:p>
       <w:pPr>
         <w:pStyle w:val="Heading1"/>
@@ -719,7 +719,7 @@
     </w:p>
     <w:bookmarkEnd w:id="18"/>
     <w:bookmarkEnd w:id="19"/>
-    <w:bookmarkStart w:id="31" w:name="data-analytic-strategy"/>
+    <w:bookmarkStart w:id="34" w:name="data-analytic-strategy"/>
     <w:p>
       <w:pPr>
         <w:pStyle w:val="Heading2"/>
@@ -754,7 +754,7 @@
         <w:t xml:space="preserve">.</w:t>
       </w:r>
     </w:p>
-    <w:bookmarkStart w:id="22" w:name="predictions"/>
+    <w:bookmarkStart w:id="25" w:name="predictions"/>
     <w:p>
       <w:pPr>
         <w:pStyle w:val="Heading3"/>
@@ -870,17 +870,53 @@
       <w:tr>
         <w:tc>
           <w:tcPr/>
-          <w:bookmarkStart w:id="20" w:name="fig-method"/>
+          <w:bookmarkStart w:id="23" w:name="fig-method"/>
           <w:p>
             <w:pPr>
-              <w:pStyle w:val="SourceCode"/>
+              <w:pStyle w:val="Compact"/>
               <w:jc w:val="center"/>
             </w:pPr>
             <w:r>
-              <w:rPr>
-                <w:rStyle w:val="VerbatimChar"/>
-              </w:rPr>
-              <w:t xml:space="preserve">Unable to display output for mime type(s): image/tiff</w:t>
+              <w:drawing>
+                <wp:inline>
+                  <wp:extent cx="5334000" cy="4386911"/>
+                  <wp:effectExtent b="0" l="0" r="0" t="0"/>
+                  <wp:docPr descr="" title="" id="21" name="Picture"/>
+                  <a:graphic>
+                    <a:graphicData uri="http://schemas.openxmlformats.org/drawingml/2006/picture">
+                      <pic:pic>
+                        <pic:nvPicPr>
+                          <pic:cNvPr descr="index_files/figure-docx/notebooks-mak_figures-fig-method-output-1.png" id="22" name="Picture"/>
+                          <pic:cNvPicPr>
+                            <a:picLocks noChangeArrowheads="1" noChangeAspect="1"/>
+                          </pic:cNvPicPr>
+                        </pic:nvPicPr>
+                        <pic:blipFill>
+                          <a:blip r:embed="rId20"/>
+                          <a:stretch>
+                            <a:fillRect/>
+                          </a:stretch>
+                        </pic:blipFill>
+                        <pic:spPr bwMode="auto">
+                          <a:xfrm>
+                            <a:off x="0" y="0"/>
+                            <a:ext cx="5334000" cy="4386911"/>
+                          </a:xfrm>
+                          <a:prstGeom prst="rect">
+                            <a:avLst/>
+                          </a:prstGeom>
+                          <a:noFill/>
+                          <a:ln w="9525">
+                            <a:noFill/>
+                            <a:headEnd/>
+                            <a:tailEnd/>
+                          </a:ln>
+                        </pic:spPr>
+                      </pic:pic>
+                    </a:graphicData>
+                  </a:graphic>
+                </wp:inline>
+              </w:drawing>
             </w:r>
           </w:p>
           <w:p>
@@ -896,7 +932,7 @@
               <w:t xml:space="preserve">Figure 1: Panel A shows the prediction timepoints at which our model calculated a predicted probability of a lapse. All available data up until, but not including, the prediction timepoint was used to generate these predictions. Features were created for varying feature scoring epochs before the prediction timepoint (i.e., 12, 24, 48, 72, and 168 hours). Prediction timepoints were updated hourly. Panel B shows how the prediction window (i.e., window in which a lapse might occur) rolls forward hour-by-hour with the prediction timepoint. The prediction window width for all models was 24 hours. Additionally, there were five possible lag times between the prediction timepoint and start of the prediction window. A prediction window either started immediately after the prediction timepoint (no lag) or was lagged by 1 day, 3 days, 1 week, or 2 weeks.</w:t>
             </w:r>
           </w:p>
-          <w:bookmarkEnd w:id="20"/>
+          <w:bookmarkEnd w:id="23"/>
         </w:tc>
       </w:tr>
     </w:tbl>
@@ -916,7 +952,7 @@
         </w:rPr>
         <w:t xml:space="preserve"> </w:t>
       </w:r>
-      <w:hyperlink r:id="rId21">
+      <w:hyperlink r:id="rId24">
         <w:r>
           <w:rPr>
             <w:rStyle w:val="Hyperlink"/>
@@ -926,8 +962,8 @@
         </w:r>
       </w:hyperlink>
     </w:p>
-    <w:bookmarkEnd w:id="22"/>
-    <w:bookmarkStart w:id="23" w:name="labels"/>
+    <w:bookmarkEnd w:id="25"/>
+    <w:bookmarkStart w:id="26" w:name="labels"/>
     <w:p>
       <w:pPr>
         <w:pStyle w:val="Heading3"/>
@@ -984,8 +1020,8 @@
         <w:t xml:space="preserve">This method produced totals of: 274,179 labels for the baseline (no lag) model (7.7% lapse); 270,911 labels for the 1-day lagged model (7.7% lapse); 264,362 labels for the 3-day lagged model (7.6% lapse); 251,458 labels for the 1-week lagged model (7.6% lapse); and 228,420 labels for the 2-week lagged model (7.6% lapse).</w:t>
       </w:r>
     </w:p>
-    <w:bookmarkEnd w:id="23"/>
-    <w:bookmarkStart w:id="24" w:name="feature-engineering"/>
+    <w:bookmarkEnd w:id="26"/>
+    <w:bookmarkStart w:id="27" w:name="feature-engineering"/>
     <w:p>
       <w:pPr>
         <w:pStyle w:val="Heading3"/>
@@ -1088,8 +1124,8 @@
         <w:t xml:space="preserve">Other generic feature engineering steps included removing zero and near-zero variance features as determined from held-in data. A sample feature engineering script (i.e., tidymodels recipe) containing all feature engineering steps is available on our OSF study page.</w:t>
       </w:r>
     </w:p>
-    <w:bookmarkEnd w:id="24"/>
-    <w:bookmarkStart w:id="25" w:name="model-configurations"/>
+    <w:bookmarkEnd w:id="27"/>
+    <w:bookmarkStart w:id="28" w:name="model-configurations"/>
     <w:p>
       <w:pPr>
         <w:pStyle w:val="Heading3"/>
@@ -1115,8 +1151,8 @@
         <w:t xml:space="preserve">. Candidate model configurations differed across sensible values for key hyperparameters. Configurations also differed on outcome resampling method (i.e., no resampling and up-sampling and down-sampling of the outcome using majority/no lapse to minority/lapse ratios ranging from 5:1 to 1:1).</w:t>
       </w:r>
     </w:p>
-    <w:bookmarkEnd w:id="25"/>
-    <w:bookmarkStart w:id="26" w:name="cross-validation"/>
+    <w:bookmarkEnd w:id="28"/>
+    <w:bookmarkStart w:id="29" w:name="cross-validation"/>
     <w:p>
       <w:pPr>
         <w:pStyle w:val="Heading3"/>
@@ -1165,8 +1201,8 @@
         <w:t xml:space="preserve">sets). Best model configurations were selected using median auROC across the 10 validation sets. Final performance evaluation of those best model configurations used median auROC across the 30 test sets.</w:t>
       </w:r>
     </w:p>
-    <w:bookmarkEnd w:id="26"/>
-    <w:bookmarkStart w:id="27" w:name="bayesian-model"/>
+    <w:bookmarkEnd w:id="29"/>
+    <w:bookmarkStart w:id="30" w:name="bayesian-model"/>
     <w:p>
       <w:pPr>
         <w:pStyle w:val="Heading3"/>
@@ -1208,8 +1244,8 @@
         <w:t xml:space="preserve">We then conducted Bayesian model comparisons using our two sets of contrasts - baseline and adjacent lags. For both model comparisons, we determined the probability that the models’ performances differed systematically from each other. We also report the precise posterior probability for the difference in auROCs and the 95% Bayesian CIs.</w:t>
       </w:r>
     </w:p>
-    <w:bookmarkEnd w:id="27"/>
-    <w:bookmarkStart w:id="28" w:name="fairness-analyses"/>
+    <w:bookmarkEnd w:id="30"/>
+    <w:bookmarkStart w:id="31" w:name="fairness-analyses"/>
     <w:p>
       <w:pPr>
         <w:pStyle w:val="Heading3"/>
@@ -1226,8 +1262,8 @@
         <w:t xml:space="preserve">Using the same 30 held-out test sets, we calculated the median posterior probability and 95% Bayesian CI for auROC for each model separately by race/ethnicity (non-White and/or Hispanic vs. non-Hispanic White), income (below poverty line vs. above poverty line, and sex at birth (female vs. male). We used course race/ethnicity groupings due to the limited diversity of these demographics in our sample. The poverty cutoff was defined from the 2024 federal poverty line for the 48 contiguous United States. Participants at or below $15,060 annual income were categorized as below poverty. We conducted Bayesian group comparisons to assess the likelihood that each model performs differently by group. We summarize the differences in posterior probabilities for auROC across models. Individual Bayesian fairness contrasts for all five models are available in the supplement.</w:t>
       </w:r>
     </w:p>
-    <w:bookmarkEnd w:id="28"/>
-    <w:bookmarkStart w:id="29" w:name="model-calibration"/>
+    <w:bookmarkEnd w:id="31"/>
+    <w:bookmarkStart w:id="32" w:name="model-calibration"/>
     <w:p>
       <w:pPr>
         <w:pStyle w:val="Heading3"/>
@@ -1261,8 +1297,8 @@
         <w:t xml:space="preserve">. We calculated Brier scores to assess the accuracy of our raw and calibrated probabilities for the no lag and 2-week lagged models. Brier scores range from 0 (perfect accuracy) to 1 (perfect inaccuracy). A table of Brier scores for all five models is available in the supplement. We provide calibration plots for the no lag and 2-week lagged models (calibration plots for all five models are available in the supplement).</w:t>
       </w:r>
     </w:p>
-    <w:bookmarkEnd w:id="29"/>
-    <w:bookmarkStart w:id="30" w:name="global-feature-importance"/>
+    <w:bookmarkEnd w:id="32"/>
+    <w:bookmarkStart w:id="33" w:name="global-feature-importance"/>
     <w:p>
       <w:pPr>
         <w:pStyle w:val="Heading3"/>
@@ -1316,10 +1352,10 @@
         <w:t xml:space="preserve">We summarized feature importance in two ways. First, we used a traditional approach in which we calculated the global importance of each feature category (mean absolute Shapley value). Global feature importance describes how important a feature is, on average, across all observations from all participants. A large mean absolute Shapley value indicates that a feature category makes substantial contributions to predictions across the dataset. Second, we characterized local feature importance by calculating the proportion of observations in which each feature category had the highest Shapley value. This approach summarizes how frequently a feature category is the most influential contributor to individual predictions. We provided a descriptive plot of the relative ranking of feature categories by their global and local feature importance for the no lag and 2-week lagged models. Feature importance plots for all five models are available in the supplement.</w:t>
       </w:r>
     </w:p>
-    <w:bookmarkEnd w:id="30"/>
-    <w:bookmarkEnd w:id="31"/>
-    <w:bookmarkEnd w:id="32"/>
-    <w:bookmarkStart w:id="60" w:name="results"/>
+    <w:bookmarkEnd w:id="33"/>
+    <w:bookmarkEnd w:id="34"/>
+    <w:bookmarkEnd w:id="35"/>
+    <w:bookmarkStart w:id="63" w:name="results"/>
     <w:p>
       <w:pPr>
         <w:pStyle w:val="Heading1"/>
@@ -1328,7 +1364,7 @@
         <w:t xml:space="preserve">Results</w:t>
       </w:r>
     </w:p>
-    <w:bookmarkStart w:id="35" w:name="demographic-and-lapse-characteristics"/>
+    <w:bookmarkStart w:id="38" w:name="demographic-and-lapse-characteristics"/>
     <w:p>
       <w:pPr>
         <w:pStyle w:val="Heading2"/>
@@ -1369,7 +1405,7 @@
       <w:tr>
         <w:tc>
           <w:tcPr/>
-          <w:bookmarkStart w:id="33" w:name="tbl-demohtml"/>
+          <w:bookmarkStart w:id="36" w:name="tbl-demohtml"/>
           <w:p>
             <w:pPr>
               <w:jc w:val="center"/>
@@ -5951,7 +5987,7 @@
               </w:tc>
             </w:tr>
           </w:tbl>
-          <w:bookmarkEnd w:id="33"/>
+          <w:bookmarkEnd w:id="36"/>
           <w:p/>
         </w:tc>
       </w:tr>
@@ -5972,7 +6008,7 @@
         </w:rPr>
         <w:t xml:space="preserve"> </w:t>
       </w:r>
-      <w:hyperlink r:id="rId34">
+      <w:hyperlink r:id="rId37">
         <w:r>
           <w:rPr>
             <w:rStyle w:val="Hyperlink"/>
@@ -5982,8 +6018,8 @@
         </w:r>
       </w:hyperlink>
     </w:p>
-    <w:bookmarkEnd w:id="35"/>
-    <w:bookmarkStart w:id="41" w:name="model-evaluation"/>
+    <w:bookmarkEnd w:id="38"/>
+    <w:bookmarkStart w:id="44" w:name="model-evaluation"/>
     <w:p>
       <w:pPr>
         <w:pStyle w:val="Heading2"/>
@@ -6024,7 +6060,7 @@
       <w:tr>
         <w:tc>
           <w:tcPr/>
-          <w:bookmarkStart w:id="39" w:name="fig-pp"/>
+          <w:bookmarkStart w:id="42" w:name="fig-pp"/>
           <w:p>
             <w:pPr>
               <w:pStyle w:val="Compact"/>
@@ -6035,18 +6071,18 @@
                 <wp:inline>
                   <wp:extent cx="5334000" cy="5334000"/>
                   <wp:effectExtent b="0" l="0" r="0" t="0"/>
-                  <wp:docPr descr="" title="" id="37" name="Picture"/>
+                  <wp:docPr descr="" title="" id="40" name="Picture"/>
                   <a:graphic>
                     <a:graphicData uri="http://schemas.openxmlformats.org/drawingml/2006/picture">
                       <pic:pic>
                         <pic:nvPicPr>
-                          <pic:cNvPr descr="index_files/figure-docx/notebooks-mak_figures-fig-pp-output-1.png" id="38" name="Picture"/>
+                          <pic:cNvPr descr="index_files/figure-docx/notebooks-mak_figures-fig-pp-output-1.png" id="41" name="Picture"/>
                           <pic:cNvPicPr>
                             <a:picLocks noChangeArrowheads="1" noChangeAspect="1"/>
                           </pic:cNvPicPr>
                         </pic:nvPicPr>
                         <pic:blipFill>
-                          <a:blip r:embed="rId36"/>
+                          <a:blip r:embed="rId39"/>
                           <a:stretch>
                             <a:fillRect/>
                           </a:stretch>
@@ -6086,7 +6122,7 @@
               <w:t xml:space="preserve">Figure 2: Posterior probability distributions for area under ROC curve (auROC) for each model (no lag, 1-day, 3-day, 1-week, and 2-week lag). Each distribution reflects 12,000 posterior samples (4 chains × 3,000 samples) from a Bayesian hierarchical generalized linear model. Horizontal lines depict 95% Bayesian credible intervals (CI) and vertical solid lines depict median posterior probability for auROC. Vertical dashed line represents expected performance from a random classifier (.5 auROC).</w:t>
             </w:r>
           </w:p>
-          <w:bookmarkEnd w:id="39"/>
+          <w:bookmarkEnd w:id="42"/>
         </w:tc>
       </w:tr>
     </w:tbl>
@@ -6106,7 +6142,7 @@
         </w:rPr>
         <w:t xml:space="preserve"> </w:t>
       </w:r>
-      <w:hyperlink r:id="rId40">
+      <w:hyperlink r:id="rId43">
         <w:r>
           <w:rPr>
             <w:rStyle w:val="Hyperlink"/>
@@ -6116,8 +6152,8 @@
         </w:r>
       </w:hyperlink>
     </w:p>
-    <w:bookmarkEnd w:id="41"/>
-    <w:bookmarkStart w:id="44" w:name="model-comparisons"/>
+    <w:bookmarkEnd w:id="44"/>
+    <w:bookmarkStart w:id="47" w:name="model-comparisons"/>
     <w:p>
       <w:pPr>
         <w:pStyle w:val="Heading2"/>
@@ -6158,7 +6194,7 @@
       <w:tr>
         <w:tc>
           <w:tcPr/>
-          <w:bookmarkStart w:id="42" w:name="tbl-model"/>
+          <w:bookmarkStart w:id="45" w:name="tbl-model"/>
           <w:p>
             <w:pPr>
               <w:jc w:val="center"/>
@@ -6768,7 +6804,7 @@
               </w:tc>
             </w:tr>
           </w:tbl>
-          <w:bookmarkEnd w:id="42"/>
+          <w:bookmarkEnd w:id="45"/>
           <w:p/>
         </w:tc>
       </w:tr>
@@ -6789,7 +6825,7 @@
         </w:rPr>
         <w:t xml:space="preserve"> </w:t>
       </w:r>
-      <w:hyperlink r:id="rId43">
+      <w:hyperlink r:id="rId46">
         <w:r>
           <w:rPr>
             <w:rStyle w:val="Hyperlink"/>
@@ -6799,8 +6835,8 @@
         </w:r>
       </w:hyperlink>
     </w:p>
-    <w:bookmarkEnd w:id="44"/>
-    <w:bookmarkStart w:id="47" w:name="fairness-analyses-1"/>
+    <w:bookmarkEnd w:id="47"/>
+    <w:bookmarkStart w:id="50" w:name="fairness-analyses-1"/>
     <w:p>
       <w:pPr>
         <w:pStyle w:val="Heading2"/>
@@ -6970,7 +7006,7 @@
       <w:tr>
         <w:tc>
           <w:tcPr/>
-          <w:bookmarkStart w:id="45" w:name="tbl-fairness"/>
+          <w:bookmarkStart w:id="48" w:name="tbl-fairness"/>
           <w:p>
             <w:pPr>
               <w:jc w:val="center"/>
@@ -7526,7 +7562,7 @@
               </w:tc>
             </w:tr>
           </w:tbl>
-          <w:bookmarkEnd w:id="45"/>
+          <w:bookmarkEnd w:id="48"/>
           <w:p/>
         </w:tc>
       </w:tr>
@@ -7547,7 +7583,7 @@
         </w:rPr>
         <w:t xml:space="preserve"> </w:t>
       </w:r>
-      <w:hyperlink r:id="rId46">
+      <w:hyperlink r:id="rId49">
         <w:r>
           <w:rPr>
             <w:rStyle w:val="Hyperlink"/>
@@ -7557,8 +7593,8 @@
         </w:r>
       </w:hyperlink>
     </w:p>
-    <w:bookmarkEnd w:id="47"/>
-    <w:bookmarkStart w:id="53" w:name="model-calibration-1"/>
+    <w:bookmarkEnd w:id="50"/>
+    <w:bookmarkStart w:id="56" w:name="model-calibration-1"/>
     <w:p>
       <w:pPr>
         <w:pStyle w:val="Heading2"/>
@@ -7607,7 +7643,7 @@
       <w:tr>
         <w:tc>
           <w:tcPr/>
-          <w:bookmarkStart w:id="51" w:name="fig-cal"/>
+          <w:bookmarkStart w:id="54" w:name="fig-cal"/>
           <w:p>
             <w:pPr>
               <w:pStyle w:val="Compact"/>
@@ -7618,18 +7654,18 @@
                 <wp:inline>
                   <wp:extent cx="5334000" cy="5334000"/>
                   <wp:effectExtent b="0" l="0" r="0" t="0"/>
-                  <wp:docPr descr="" title="" id="49" name="Picture"/>
+                  <wp:docPr descr="" title="" id="52" name="Picture"/>
                   <a:graphic>
                     <a:graphicData uri="http://schemas.openxmlformats.org/drawingml/2006/picture">
                       <pic:pic>
                         <pic:nvPicPr>
-                          <pic:cNvPr descr="index_files/figure-docx/notebooks-mak_figures-fig-cal-output-1.png" id="50" name="Picture"/>
+                          <pic:cNvPr descr="index_files/figure-docx/notebooks-mak_figures-fig-cal-output-1.png" id="53" name="Picture"/>
                           <pic:cNvPicPr>
                             <a:picLocks noChangeArrowheads="1" noChangeAspect="1"/>
                           </pic:cNvPicPr>
                         </pic:nvPicPr>
                         <pic:blipFill>
-                          <a:blip r:embed="rId48"/>
+                          <a:blip r:embed="rId51"/>
                           <a:stretch>
                             <a:fillRect/>
                           </a:stretch>
@@ -7669,7 +7705,7 @@
               <w:t xml:space="preserve">Figure 3: Calibration plots of raw and calibrated lapse probabilities for the baseline (no lag) and 2-week lagged models. Predicted probabilities (x-axis) are binned into deciles. Observed lapse probability (y-axis) represents the proportion of actual lapses observed in each bin. The dashed diagonal represents perfect calibration. Points below the line indicate overestimation and points above the line indicate underestimation. Raw probabilities are depicted as solid black curves. Platt calibrated probabilities are depicted as pink dashed curves. The grey histogram along the bottom of the plot represents the proportion of raw probabilities in each bin.</w:t>
             </w:r>
           </w:p>
-          <w:bookmarkEnd w:id="51"/>
+          <w:bookmarkEnd w:id="54"/>
         </w:tc>
       </w:tr>
     </w:tbl>
@@ -7689,7 +7725,7 @@
         </w:rPr>
         <w:t xml:space="preserve"> </w:t>
       </w:r>
-      <w:hyperlink r:id="rId52">
+      <w:hyperlink r:id="rId55">
         <w:r>
           <w:rPr>
             <w:rStyle w:val="Hyperlink"/>
@@ -7699,8 +7735,8 @@
         </w:r>
       </w:hyperlink>
     </w:p>
-    <w:bookmarkEnd w:id="53"/>
-    <w:bookmarkStart w:id="59" w:name="feature-importance"/>
+    <w:bookmarkEnd w:id="56"/>
+    <w:bookmarkStart w:id="62" w:name="feature-importance"/>
     <w:p>
       <w:pPr>
         <w:pStyle w:val="Heading2"/>
@@ -7757,7 +7793,7 @@
       <w:tr>
         <w:tc>
           <w:tcPr/>
-          <w:bookmarkStart w:id="57" w:name="fig-4"/>
+          <w:bookmarkStart w:id="60" w:name="fig-4"/>
           <w:p>
             <w:pPr>
               <w:pStyle w:val="Compact"/>
@@ -7768,18 +7804,18 @@
                 <wp:inline>
                   <wp:extent cx="5334000" cy="2667000"/>
                   <wp:effectExtent b="0" l="0" r="0" t="0"/>
-                  <wp:docPr descr="" title="" id="55" name="Picture"/>
+                  <wp:docPr descr="" title="" id="58" name="Picture"/>
                   <a:graphic>
                     <a:graphicData uri="http://schemas.openxmlformats.org/drawingml/2006/picture">
                       <pic:pic>
                         <pic:nvPicPr>
-                          <pic:cNvPr descr="index_files/figure-docx/notebooks-mak_figures-fig-4-output-1.png" id="56" name="Picture"/>
+                          <pic:cNvPr descr="index_files/figure-docx/notebooks-mak_figures-fig-4-output-1.png" id="59" name="Picture"/>
                           <pic:cNvPicPr>
                             <a:picLocks noChangeArrowheads="1" noChangeAspect="1"/>
                           </pic:cNvPicPr>
                         </pic:nvPicPr>
                         <pic:blipFill>
-                          <a:blip r:embed="rId54"/>
+                          <a:blip r:embed="rId57"/>
                           <a:stretch>
                             <a:fillRect/>
                           </a:stretch>
@@ -7819,7 +7855,7 @@
               <w:t xml:space="preserve">Figure 4: Global (mean |Shapley value|) and local (proportion of days as top feature) feature importance for feature categories for the no lag and 2-week lagged models. Feature categories are ordered by their aggregate global importance. The importance of each feature category for each model is displayed separately by color.</w:t>
             </w:r>
           </w:p>
-          <w:bookmarkEnd w:id="57"/>
+          <w:bookmarkEnd w:id="60"/>
         </w:tc>
       </w:tr>
     </w:tbl>
@@ -7839,7 +7875,7 @@
         </w:rPr>
         <w:t xml:space="preserve"> </w:t>
       </w:r>
-      <w:hyperlink r:id="rId58">
+      <w:hyperlink r:id="rId61">
         <w:r>
           <w:rPr>
             <w:rStyle w:val="Hyperlink"/>
@@ -7849,9 +7885,9 @@
         </w:r>
       </w:hyperlink>
     </w:p>
-    <w:bookmarkEnd w:id="59"/>
-    <w:bookmarkEnd w:id="60"/>
-    <w:bookmarkStart w:id="68" w:name="discussion"/>
+    <w:bookmarkEnd w:id="62"/>
+    <w:bookmarkEnd w:id="63"/>
+    <w:bookmarkStart w:id="71" w:name="discussion"/>
     <w:p>
       <w:pPr>
         <w:pStyle w:val="Heading1"/>
@@ -7860,7 +7896,7 @@
         <w:t xml:space="preserve">Discussion</w:t>
       </w:r>
     </w:p>
-    <w:bookmarkStart w:id="61" w:name="model-evaluation-and-comparisons"/>
+    <w:bookmarkStart w:id="64" w:name="model-evaluation-and-comparisons"/>
     <w:p>
       <w:pPr>
         <w:pStyle w:val="Heading2"/>
@@ -7893,8 +7929,8 @@
         <w:t xml:space="preserve">Collectively, these results suggest we can achieve clinically meaningful performance up to two weeks out. Our rigorous resampling methods (grouped, nested, k-fold cross-validation) make us confident that these are valid estimates of how our models would perform with new individuals. Furthermore, it should be noted that both the no lag and 2-week lagged models can be combined in a complementary fashion that allows both for highly accurate immediate lapse prediction and advanced warning about future lapse risk.</w:t>
       </w:r>
     </w:p>
-    <w:bookmarkEnd w:id="61"/>
-    <w:bookmarkStart w:id="62" w:name="model-fairness"/>
+    <w:bookmarkEnd w:id="64"/>
+    <w:bookmarkStart w:id="65" w:name="model-fairness"/>
     <w:p>
       <w:pPr>
         <w:pStyle w:val="Heading2"/>
@@ -8133,8 +8169,8 @@
         <w:t xml:space="preserve">. These experiences could prompt some individuals in these subgroups to under-report lapses and/or risk factors, which could also degrade performance and evaluation of our models for these subgroups. We observed relatively comparable percentages of lapses reported among disadvantaged compared to advantaged groups. However, comparable lapse rates do not necessarily confirm comparable reporting accuracy because it is possible that there were systematic differences in lapse rates across groups that were masked by issues of trust.</w:t>
       </w:r>
     </w:p>
-    <w:bookmarkEnd w:id="62"/>
-    <w:bookmarkStart w:id="63" w:name="calibration"/>
+    <w:bookmarkEnd w:id="65"/>
+    <w:bookmarkStart w:id="66" w:name="calibration"/>
     <w:p>
       <w:pPr>
         <w:pStyle w:val="Heading2"/>
@@ -8168,8 +8204,8 @@
         <w:t xml:space="preserve">. As a result, it may be more effective to communicate risk using coarser categories (e.g., low, medium, or high risk) or through relative changes in risk (e.g., “Your risk of lapse is higher this week compared to last week”). These forms of feedback may be less sensitive to small miscalibrations at the extremes as long as the relationship between predicted probabilities and the observed event rate is monotonic.</w:t>
       </w:r>
     </w:p>
-    <w:bookmarkEnd w:id="63"/>
-    <w:bookmarkStart w:id="64" w:name="feature-importance-1"/>
+    <w:bookmarkEnd w:id="66"/>
+    <w:bookmarkStart w:id="67" w:name="feature-importance-1"/>
     <w:p>
       <w:pPr>
         <w:pStyle w:val="Heading2"/>
@@ -8331,8 +8367,8 @@
         <w:t xml:space="preserve">Finally, this approach showed that while some features have low average importance (across all individuals and observations), they can be highly important on certain days for certain individuals. Thus, this approach more closely aligns with our precision-guided goal of understanding which risk factor is most influential for a specific individual at a specific moment. In the context of recovery, where lapses are important but relatively infrequent events, features other than past use will, in most cases, represent more clinically meaningful targets for intervention.</w:t>
       </w:r>
     </w:p>
-    <w:bookmarkEnd w:id="64"/>
-    <w:bookmarkStart w:id="65" w:name="X40ab624ebf83813907a18dba36edd4d1d14a553"/>
+    <w:bookmarkEnd w:id="67"/>
+    <w:bookmarkStart w:id="68" w:name="X40ab624ebf83813907a18dba36edd4d1d14a553"/>
     <w:p>
       <w:pPr>
         <w:pStyle w:val="Heading2"/>
@@ -8479,8 +8515,8 @@
         <w:t xml:space="preserve">.</w:t>
       </w:r>
     </w:p>
-    <w:bookmarkEnd w:id="65"/>
-    <w:bookmarkStart w:id="66" w:name="conclusions"/>
+    <w:bookmarkEnd w:id="68"/>
+    <w:bookmarkStart w:id="69" w:name="conclusions"/>
     <w:p>
       <w:pPr>
         <w:pStyle w:val="Heading2"/>
@@ -8497,8 +8533,8 @@
         <w:t xml:space="preserve">This study suggests it is possible to accurately predict alcohol lapses both immediately and up to two weeks into the future using lagged machine learning prediction models. The no lag model could guide users to engage with a smart RMSS that provides daily recovery activities that are personalized to their lapse risk and the factors contributing to that risk. The 2-week lagged model could enable patients to seek out and implement recovery support that is not immediately available to them within the RMSS. Several important steps remain prior to implementing the no lag and 2-week lagged models within a smart RMSS. Feedback and support messages from these models should be optimized to sustain system engagement, trust, and clinical outcomes. Passive sensing of model inputs may allow assessment of a broader range of risk factors with less burden for system users. Perhaps most important, model fairness must be improved by decreasing disparities in performance for less privileged groups. We remain optimistic about the potential to implement these models within a smart RMSS because these barriers, while challenging, are surmountable.</w:t>
       </w:r>
     </w:p>
-    <w:bookmarkEnd w:id="66"/>
-    <w:bookmarkStart w:id="67" w:name="acknowledgments"/>
+    <w:bookmarkEnd w:id="69"/>
+    <w:bookmarkStart w:id="70" w:name="acknowledgments"/>
     <w:p>
       <w:pPr>
         <w:pStyle w:val="Heading2"/>
@@ -8515,9 +8551,9 @@
         <w:t xml:space="preserve">This research was supported by grants from the National Institute on Alcohol Abuse and Alcoholism (NIAAA; R01 AA024391 to John J. Curtin) and the National Institute on Drug Abuse (NIDA; R01 DA047315 to John J. Curtin). The authors wish to thank Susan E. Wanta for her role as the project administrator.</w:t>
       </w:r>
     </w:p>
-    <w:bookmarkEnd w:id="67"/>
-    <w:bookmarkEnd w:id="68"/>
-    <w:bookmarkStart w:id="190" w:name="references"/>
+    <w:bookmarkEnd w:id="70"/>
+    <w:bookmarkEnd w:id="71"/>
+    <w:bookmarkStart w:id="193" w:name="references"/>
     <w:p>
       <w:pPr>
         <w:pStyle w:val="Heading1"/>
@@ -8526,8 +8562,8 @@
         <w:t xml:space="preserve">References</w:t>
       </w:r>
     </w:p>
-    <w:bookmarkStart w:id="189" w:name="refs"/>
-    <w:bookmarkStart w:id="70" w:name="ref-mclellanDrugDependenceChronic2000"/>
+    <w:bookmarkStart w:id="192" w:name="refs"/>
+    <w:bookmarkStart w:id="73" w:name="ref-mclellanDrugDependenceChronic2000"/>
     <w:p>
       <w:pPr>
         <w:pStyle w:val="Bibliography"/>
@@ -8544,7 +8580,7 @@
       <w:r>
         <w:t xml:space="preserve">McLellan AT, Lewis DC, O’Brien CP, Kleber HD. Drug dependence, a chronic medical illness: Implications for treatment, insurance, and outcomes evaluation. JAMA. 2000;284: 1689–1695. doi:</w:t>
       </w:r>
-      <w:hyperlink r:id="rId69">
+      <w:hyperlink r:id="rId72">
         <w:r>
           <w:rPr>
             <w:rStyle w:val="Hyperlink"/>
@@ -8553,8 +8589,8 @@
         </w:r>
       </w:hyperlink>
     </w:p>
-    <w:bookmarkEnd w:id="70"/>
-    <w:bookmarkStart w:id="72" w:name="ref-dennisManagingAddictionChronic2007"/>
+    <w:bookmarkEnd w:id="73"/>
+    <w:bookmarkStart w:id="75" w:name="ref-dennisManagingAddictionChronic2007"/>
     <w:p>
       <w:pPr>
         <w:pStyle w:val="Bibliography"/>
@@ -8574,7 +8610,7 @@
       <w:r>
         <w:t xml:space="preserve"> </w:t>
       </w:r>
-      <w:hyperlink r:id="rId71">
+      <w:hyperlink r:id="rId74">
         <w:r>
           <w:rPr>
             <w:rStyle w:val="Hyperlink"/>
@@ -8625,8 +8661,8 @@
         <w:t xml:space="preserve"> </w:t>
       </w:r>
     </w:p>
-    <w:bookmarkEnd w:id="72"/>
-    <w:bookmarkStart w:id="73" w:name="X28b8f85e424928e66706a578d6053e0308d1105"/>
+    <w:bookmarkEnd w:id="75"/>
+    <w:bookmarkStart w:id="76" w:name="X28b8f85e424928e66706a578d6053e0308d1105"/>
     <w:p>
       <w:pPr>
         <w:pStyle w:val="Bibliography"/>
@@ -8665,8 +8701,8 @@
         <w:t xml:space="preserve"> </w:t>
       </w:r>
     </w:p>
-    <w:bookmarkEnd w:id="73"/>
-    <w:bookmarkStart w:id="74" w:name="ref-hedegaardDrugOverdoseDeaths2021"/>
+    <w:bookmarkEnd w:id="76"/>
+    <w:bookmarkStart w:id="77" w:name="ref-hedegaardDrugOverdoseDeaths2021"/>
     <w:p>
       <w:pPr>
         <w:pStyle w:val="Bibliography"/>
@@ -8696,8 +8732,8 @@
         <w:t xml:space="preserve"> </w:t>
       </w:r>
     </w:p>
-    <w:bookmarkEnd w:id="74"/>
-    <w:bookmarkStart w:id="75" w:name="X21d9bc577093464d5d051ef6477b67710b39313"/>
+    <w:bookmarkEnd w:id="77"/>
+    <w:bookmarkStart w:id="78" w:name="X21d9bc577093464d5d051ef6477b67710b39313"/>
     <w:p>
       <w:pPr>
         <w:pStyle w:val="Bibliography"/>
@@ -8772,8 +8808,8 @@
         <w:t xml:space="preserve"> </w:t>
       </w:r>
     </w:p>
-    <w:bookmarkEnd w:id="75"/>
-    <w:bookmarkStart w:id="77" w:name="ref-wagnerImprovingChronicIllness2001"/>
+    <w:bookmarkEnd w:id="78"/>
+    <w:bookmarkStart w:id="80" w:name="ref-wagnerImprovingChronicIllness2001"/>
     <w:p>
       <w:pPr>
         <w:pStyle w:val="Bibliography"/>
@@ -8808,7 +8844,7 @@
       <w:r>
         <w:t xml:space="preserve">. Health Affairs. 2001;20: 64–78. doi:</w:t>
       </w:r>
-      <w:hyperlink r:id="rId76">
+      <w:hyperlink r:id="rId79">
         <w:r>
           <w:rPr>
             <w:rStyle w:val="Hyperlink"/>
@@ -8817,8 +8853,8 @@
         </w:r>
       </w:hyperlink>
     </w:p>
-    <w:bookmarkEnd w:id="77"/>
-    <w:bookmarkStart w:id="79" w:name="X01387e434119cf09c116d0feeabab9f278d40e3"/>
+    <w:bookmarkEnd w:id="80"/>
+    <w:bookmarkStart w:id="82" w:name="X01387e434119cf09c116d0feeabab9f278d40e3"/>
     <w:p>
       <w:pPr>
         <w:pStyle w:val="Bibliography"/>
@@ -8868,7 +8904,7 @@
       <w:r>
         <w:t xml:space="preserve">. Substance Abuse: Research and Treatment. 2021;15: 1178221820976988. doi:</w:t>
       </w:r>
-      <w:hyperlink r:id="rId78">
+      <w:hyperlink r:id="rId81">
         <w:r>
           <w:rPr>
             <w:rStyle w:val="Hyperlink"/>
@@ -8877,8 +8913,8 @@
         </w:r>
       </w:hyperlink>
     </w:p>
-    <w:bookmarkEnd w:id="79"/>
-    <w:bookmarkStart w:id="81" w:name="ref-sociasAdoptingCascadeCare2016"/>
+    <w:bookmarkEnd w:id="82"/>
+    <w:bookmarkStart w:id="84" w:name="ref-sociasAdoptingCascadeCare2016"/>
     <w:p>
       <w:pPr>
         <w:pStyle w:val="Bibliography"/>
@@ -8907,7 +8943,7 @@
       <w:r>
         <w:t xml:space="preserve">framework: An opportunity to close the implementation gap in addiction care? Addiction. 2016;111: 2079–2081. doi:</w:t>
       </w:r>
-      <w:hyperlink r:id="rId80">
+      <w:hyperlink r:id="rId83">
         <w:r>
           <w:rPr>
             <w:rStyle w:val="Hyperlink"/>
@@ -8916,8 +8952,8 @@
         </w:r>
       </w:hyperlink>
     </w:p>
-    <w:bookmarkEnd w:id="81"/>
-    <w:bookmarkStart w:id="82" w:name="X0900e084d2d8751b94683f82b04534ea811d54e"/>
+    <w:bookmarkEnd w:id="84"/>
+    <w:bookmarkStart w:id="85" w:name="X0900e084d2d8751b94683f82b04534ea811d54e"/>
     <w:p>
       <w:pPr>
         <w:pStyle w:val="Bibliography"/>
@@ -8980,8 +9016,8 @@
         <w:t xml:space="preserve"> </w:t>
       </w:r>
     </w:p>
-    <w:bookmarkEnd w:id="82"/>
-    <w:bookmarkStart w:id="84" w:name="X4446e184b7dd55a61fd406499f32542fdcf24b5"/>
+    <w:bookmarkEnd w:id="85"/>
+    <w:bookmarkStart w:id="87" w:name="X4446e184b7dd55a61fd406499f32542fdcf24b5"/>
     <w:p>
       <w:pPr>
         <w:pStyle w:val="Bibliography"/>
@@ -9010,7 +9046,7 @@
       <w:r>
         <w:t xml:space="preserve">was zen, this is tao. American Psychologist. 2004;59: 224–235. doi:</w:t>
       </w:r>
-      <w:hyperlink r:id="rId83">
+      <w:hyperlink r:id="rId86">
         <w:r>
           <w:rPr>
             <w:rStyle w:val="Hyperlink"/>
@@ -9019,8 +9055,8 @@
         </w:r>
       </w:hyperlink>
     </w:p>
-    <w:bookmarkEnd w:id="84"/>
-    <w:bookmarkStart w:id="86" w:name="X254a0f87701f835b5365990b3eba45be7dca59c"/>
+    <w:bookmarkEnd w:id="87"/>
+    <w:bookmarkStart w:id="89" w:name="X254a0f87701f835b5365990b3eba45be7dca59c"/>
     <w:p>
       <w:pPr>
         <w:pStyle w:val="Bibliography"/>
@@ -9046,7 +9082,7 @@
       <w:r>
         <w:t xml:space="preserve">’s a rocky road to relapse. Clinical Psychology Review. 2007;27: 724–738. doi:</w:t>
       </w:r>
-      <w:hyperlink r:id="rId85">
+      <w:hyperlink r:id="rId88">
         <w:r>
           <w:rPr>
             <w:rStyle w:val="Hyperlink"/>
@@ -9055,8 +9091,8 @@
         </w:r>
       </w:hyperlink>
     </w:p>
-    <w:bookmarkEnd w:id="86"/>
-    <w:bookmarkStart w:id="88" w:name="ref-brandonRelapseRelapsePrevention2007"/>
+    <w:bookmarkEnd w:id="89"/>
+    <w:bookmarkStart w:id="91" w:name="ref-brandonRelapseRelapsePrevention2007"/>
     <w:p>
       <w:pPr>
         <w:pStyle w:val="Bibliography"/>
@@ -9073,7 +9109,7 @@
       <w:r>
         <w:t xml:space="preserve">Brandon TH, Vidrine JI, Litvin EB. Relapse and relapse prevention. Annual Review of Clinical Psychology. 2007;3: 257–284. doi:</w:t>
       </w:r>
-      <w:hyperlink r:id="rId87">
+      <w:hyperlink r:id="rId90">
         <w:r>
           <w:rPr>
             <w:rStyle w:val="Hyperlink"/>
@@ -9082,8 +9118,8 @@
         </w:r>
       </w:hyperlink>
     </w:p>
-    <w:bookmarkEnd w:id="88"/>
-    <w:bookmarkStart w:id="90" w:name="ref-bickmanAchievingPrecisionMental2016"/>
+    <w:bookmarkEnd w:id="91"/>
+    <w:bookmarkStart w:id="93" w:name="ref-bickmanAchievingPrecisionMental2016"/>
     <w:p>
       <w:pPr>
         <w:pStyle w:val="Bibliography"/>
@@ -9139,7 +9175,7 @@
       <w:r>
         <w:t xml:space="preserve">. Administration and Policy in Mental Health and Mental Health Services Research. 2016;43: 271–276. doi:</w:t>
       </w:r>
-      <w:hyperlink r:id="rId89">
+      <w:hyperlink r:id="rId92">
         <w:r>
           <w:rPr>
             <w:rStyle w:val="Hyperlink"/>
@@ -9148,8 +9184,8 @@
         </w:r>
       </w:hyperlink>
     </w:p>
-    <w:bookmarkEnd w:id="90"/>
-    <w:bookmarkStart w:id="92" w:name="ref-derubeisHistoryCurrentStatus2019"/>
+    <w:bookmarkEnd w:id="93"/>
+    <w:bookmarkStart w:id="95" w:name="ref-derubeisHistoryCurrentStatus2019"/>
     <w:p>
       <w:pPr>
         <w:pStyle w:val="Bibliography"/>
@@ -9166,7 +9202,7 @@
       <w:r>
         <w:t xml:space="preserve">DeRubeis RJ. The history, current status, and possible future of precision mental health. Behaviour Research and Therapy. 2019;123: 103506. doi:</w:t>
       </w:r>
-      <w:hyperlink r:id="rId91">
+      <w:hyperlink r:id="rId94">
         <w:r>
           <w:rPr>
             <w:rStyle w:val="Hyperlink"/>
@@ -9175,8 +9211,8 @@
         </w:r>
       </w:hyperlink>
     </w:p>
-    <w:bookmarkEnd w:id="92"/>
-    <w:bookmarkStart w:id="94" w:name="X79dffb24bc183d6bf6fe142dbf048fe8e5a5dd0"/>
+    <w:bookmarkEnd w:id="95"/>
+    <w:bookmarkStart w:id="97" w:name="X79dffb24bc183d6bf6fe142dbf048fe8e5a5dd0"/>
     <w:p>
       <w:pPr>
         <w:pStyle w:val="Bibliography"/>
@@ -9214,7 +9250,7 @@
       <w:r>
         <w:t xml:space="preserve">. Current Psychiatry Reports. 2012;14: 486–493. doi:</w:t>
       </w:r>
-      <w:hyperlink r:id="rId93">
+      <w:hyperlink r:id="rId96">
         <w:r>
           <w:rPr>
             <w:rStyle w:val="Hyperlink"/>
@@ -9223,8 +9259,8 @@
         </w:r>
       </w:hyperlink>
     </w:p>
-    <w:bookmarkEnd w:id="94"/>
-    <w:bookmarkStart w:id="96" w:name="ref-mohrPersonalSensingUnderstanding2017"/>
+    <w:bookmarkEnd w:id="97"/>
+    <w:bookmarkStart w:id="99" w:name="ref-mohrPersonalSensingUnderstanding2017"/>
     <w:p>
       <w:pPr>
         <w:pStyle w:val="Bibliography"/>
@@ -9271,7 +9307,7 @@
       <w:r>
         <w:t xml:space="preserve">. Annual Review of Clinical Psychology. 2017;13: 23–47. doi:</w:t>
       </w:r>
-      <w:hyperlink r:id="rId95">
+      <w:hyperlink r:id="rId98">
         <w:r>
           <w:rPr>
             <w:rStyle w:val="Hyperlink"/>
@@ -9280,8 +9316,8 @@
         </w:r>
       </w:hyperlink>
     </w:p>
-    <w:bookmarkEnd w:id="96"/>
-    <w:bookmarkStart w:id="97" w:name="X76c131a5b0a374a6ad1e33cf8e2c0563392269f"/>
+    <w:bookmarkEnd w:id="99"/>
+    <w:bookmarkStart w:id="100" w:name="X76c131a5b0a374a6ad1e33cf8e2c0563392269f"/>
     <w:p>
       <w:pPr>
         <w:pStyle w:val="Bibliography"/>
@@ -9302,8 +9338,8 @@
         <w:t xml:space="preserve"> </w:t>
       </w:r>
     </w:p>
-    <w:bookmarkEnd w:id="97"/>
-    <w:bookmarkStart w:id="98" w:name="X6c5adf42984d4dcd96717e3e06f47f768bdce11"/>
+    <w:bookmarkEnd w:id="100"/>
+    <w:bookmarkStart w:id="101" w:name="X6c5adf42984d4dcd96717e3e06f47f768bdce11"/>
     <w:p>
       <w:pPr>
         <w:pStyle w:val="Bibliography"/>
@@ -9360,8 +9396,8 @@
         <w:t xml:space="preserve"> </w:t>
       </w:r>
     </w:p>
-    <w:bookmarkEnd w:id="98"/>
-    <w:bookmarkStart w:id="100" w:name="Xb35ee182d565575e339a0170868456c1684f821"/>
+    <w:bookmarkEnd w:id="101"/>
+    <w:bookmarkStart w:id="103" w:name="Xb35ee182d565575e339a0170868456c1684f821"/>
     <w:p>
       <w:pPr>
         <w:pStyle w:val="Bibliography"/>
@@ -9396,7 +9432,7 @@
       <w:r>
         <w:t xml:space="preserve">. JMIR mHealth and uHealth. 2023;11: e41833. doi:</w:t>
       </w:r>
-      <w:hyperlink r:id="rId99">
+      <w:hyperlink r:id="rId102">
         <w:r>
           <w:rPr>
             <w:rStyle w:val="Hyperlink"/>
@@ -9405,8 +9441,8 @@
         </w:r>
       </w:hyperlink>
     </w:p>
-    <w:bookmarkEnd w:id="100"/>
-    <w:bookmarkStart w:id="102" w:name="X1f44e09282148d362bdacfce67d6a56b1cf06db"/>
+    <w:bookmarkEnd w:id="103"/>
+    <w:bookmarkStart w:id="105" w:name="X1f44e09282148d362bdacfce67d6a56b1cf06db"/>
     <w:p>
       <w:pPr>
         <w:pStyle w:val="Bibliography"/>
@@ -9477,7 +9513,7 @@
       <w:r>
         <w:t xml:space="preserve">. JMIR Research Protocols. 2021;10: e29563. doi:</w:t>
       </w:r>
-      <w:hyperlink r:id="rId101">
+      <w:hyperlink r:id="rId104">
         <w:r>
           <w:rPr>
             <w:rStyle w:val="Hyperlink"/>
@@ -9486,8 +9522,8 @@
         </w:r>
       </w:hyperlink>
     </w:p>
-    <w:bookmarkEnd w:id="102"/>
-    <w:bookmarkStart w:id="104" w:name="ref-wyantMachineLearningModels2024"/>
+    <w:bookmarkEnd w:id="105"/>
+    <w:bookmarkStart w:id="107" w:name="ref-wyantMachineLearningModels2024"/>
     <w:p>
       <w:pPr>
         <w:pStyle w:val="Bibliography"/>
@@ -9504,7 +9540,7 @@
       <w:r>
         <w:t xml:space="preserve">Wyant K, Sant’Ana SJK, Fronk G, Curtin JJ. Machine learning models for temporally precise lapse prediction in alcohol use disorder. Psychopathology and Clinical Science. 2024. doi:</w:t>
       </w:r>
-      <w:hyperlink r:id="rId103">
+      <w:hyperlink r:id="rId106">
         <w:r>
           <w:rPr>
             <w:rStyle w:val="Hyperlink"/>
@@ -9513,8 +9549,8 @@
         </w:r>
       </w:hyperlink>
     </w:p>
-    <w:bookmarkEnd w:id="104"/>
-    <w:bookmarkStart w:id="105" w:name="X34be55f2a2ff67a14e7206627bb93b426490c87"/>
+    <w:bookmarkEnd w:id="107"/>
+    <w:bookmarkStart w:id="108" w:name="X34be55f2a2ff67a14e7206627bb93b426490c87"/>
     <w:p>
       <w:pPr>
         <w:pStyle w:val="Bibliography"/>
@@ -9556,8 +9592,8 @@
         <w:t xml:space="preserve"> </w:t>
       </w:r>
     </w:p>
-    <w:bookmarkEnd w:id="105"/>
-    <w:bookmarkStart w:id="107" w:name="Xd4c1d027f60920f356af6131267e679804e946e"/>
+    <w:bookmarkEnd w:id="108"/>
+    <w:bookmarkStart w:id="110" w:name="Xd4c1d027f60920f356af6131267e679804e946e"/>
     <w:p>
       <w:pPr>
         <w:pStyle w:val="Bibliography"/>
@@ -9586,7 +9622,7 @@
       <w:r>
         <w:t xml:space="preserve">demonstration of parallel utility. Psychology of Addictive Behaviors: Journal of the Society of Psychologists in Addictive Behaviors. 2022;36: 296–306. doi:</w:t>
       </w:r>
-      <w:hyperlink r:id="rId106">
+      <w:hyperlink r:id="rId109">
         <w:r>
           <w:rPr>
             <w:rStyle w:val="Hyperlink"/>
@@ -9595,8 +9631,8 @@
         </w:r>
       </w:hyperlink>
     </w:p>
-    <w:bookmarkEnd w:id="107"/>
-    <w:bookmarkStart w:id="109" w:name="ref-waltersUsingMachineLearning2021"/>
+    <w:bookmarkEnd w:id="110"/>
+    <w:bookmarkStart w:id="112" w:name="ref-waltersUsingMachineLearning2021"/>
     <w:p>
       <w:pPr>
         <w:pStyle w:val="Bibliography"/>
@@ -9613,7 +9649,7 @@
       <w:r>
         <w:t xml:space="preserve">Walters ST, Businelle MS, Suchting R, Li X, Hébert ET, Mun E-Y. Using machine learning to identify predictors of imminent drinking and create tailored messages for at-risk drinkers experiencing homelessness. Journal of Substance Abuse Treatment. 2021;127: 108417. doi:</w:t>
       </w:r>
-      <w:hyperlink r:id="rId108">
+      <w:hyperlink r:id="rId111">
         <w:r>
           <w:rPr>
             <w:rStyle w:val="Hyperlink"/>
@@ -9622,8 +9658,8 @@
         </w:r>
       </w:hyperlink>
     </w:p>
-    <w:bookmarkEnd w:id="109"/>
-    <w:bookmarkStart w:id="110" w:name="X0f0fab553d46f8852e582400eb2e6c745146f48"/>
+    <w:bookmarkEnd w:id="112"/>
+    <w:bookmarkStart w:id="113" w:name="X0f0fab553d46f8852e582400eb2e6c745146f48"/>
     <w:p>
       <w:pPr>
         <w:pStyle w:val="Bibliography"/>
@@ -9671,8 +9707,8 @@
         <w:t xml:space="preserve"> </w:t>
       </w:r>
     </w:p>
-    <w:bookmarkEnd w:id="110"/>
-    <w:bookmarkStart w:id="112" w:name="ref-pinedoCurrentReexaminationRacial2019"/>
+    <w:bookmarkEnd w:id="113"/>
+    <w:bookmarkStart w:id="115" w:name="ref-pinedoCurrentReexaminationRacial2019"/>
     <w:p>
       <w:pPr>
         <w:pStyle w:val="Bibliography"/>
@@ -9701,7 +9737,7 @@
       <w:r>
         <w:t xml:space="preserve">disparities persist? Drug and Alcohol Dependence. 2019;202: 162–167. doi:</w:t>
       </w:r>
-      <w:hyperlink r:id="rId111">
+      <w:hyperlink r:id="rId114">
         <w:r>
           <w:rPr>
             <w:rStyle w:val="Hyperlink"/>
@@ -9710,8 +9746,8 @@
         </w:r>
       </w:hyperlink>
     </w:p>
-    <w:bookmarkEnd w:id="112"/>
-    <w:bookmarkStart w:id="114" w:name="ref-kilaruIncidenceTreatmentOpioid2020"/>
+    <w:bookmarkEnd w:id="115"/>
+    <w:bookmarkStart w:id="117" w:name="ref-kilaruIncidenceTreatmentOpioid2020"/>
     <w:p>
       <w:pPr>
         <w:pStyle w:val="Bibliography"/>
@@ -9761,7 +9797,7 @@
       <w:r>
         <w:t xml:space="preserve">. JAMA Network Open. 2020;3: e205852. doi:</w:t>
       </w:r>
-      <w:hyperlink r:id="rId113">
+      <w:hyperlink r:id="rId116">
         <w:r>
           <w:rPr>
             <w:rStyle w:val="Hyperlink"/>
@@ -9770,8 +9806,8 @@
         </w:r>
       </w:hyperlink>
     </w:p>
-    <w:bookmarkEnd w:id="114"/>
-    <w:bookmarkStart w:id="116" w:name="ref-olfsonHealthcareCoverageService2022"/>
+    <w:bookmarkEnd w:id="117"/>
+    <w:bookmarkStart w:id="119" w:name="ref-olfsonHealthcareCoverageService2022"/>
     <w:p>
       <w:pPr>
         <w:pStyle w:val="Bibliography"/>
@@ -9788,7 +9824,7 @@
       <w:r>
         <w:t xml:space="preserve">Olfson M, Mauro C, Wall MM, Choi CJ, Barry CL, Mojtabai R. Healthcare coverage and service access for low-income adults with substance use disorders. Journal of Substance Abuse Treatment. 2022;137: 108710. doi:</w:t>
       </w:r>
-      <w:hyperlink r:id="rId115">
+      <w:hyperlink r:id="rId118">
         <w:r>
           <w:rPr>
             <w:rStyle w:val="Hyperlink"/>
@@ -9797,8 +9833,8 @@
         </w:r>
       </w:hyperlink>
     </w:p>
-    <w:bookmarkEnd w:id="116"/>
-    <w:bookmarkStart w:id="118" w:name="Xa203ab3abd150ead1a7854a9fa5726c8a273f52"/>
+    <w:bookmarkEnd w:id="119"/>
+    <w:bookmarkStart w:id="121" w:name="Xa203ab3abd150ead1a7854a9fa5726c8a273f52"/>
     <w:p>
       <w:pPr>
         <w:pStyle w:val="Bibliography"/>
@@ -9827,7 +9863,7 @@
       <w:r>
         <w:t xml:space="preserve">review of the literature. Drug and Alcohol Dependence. 2007;86: 1–21. doi:</w:t>
       </w:r>
-      <w:hyperlink r:id="rId117">
+      <w:hyperlink r:id="rId120">
         <w:r>
           <w:rPr>
             <w:rStyle w:val="Hyperlink"/>
@@ -9836,8 +9872,8 @@
         </w:r>
       </w:hyperlink>
     </w:p>
-    <w:bookmarkEnd w:id="118"/>
-    <w:bookmarkStart w:id="119" w:name="ref-hsiehSampleSizeTables1989"/>
+    <w:bookmarkEnd w:id="121"/>
+    <w:bookmarkStart w:id="122" w:name="ref-hsiehSampleSizeTables1989"/>
     <w:p>
       <w:pPr>
         <w:pStyle w:val="Bibliography"/>
@@ -9858,8 +9894,8 @@
         <w:t xml:space="preserve"> </w:t>
       </w:r>
     </w:p>
-    <w:bookmarkEnd w:id="119"/>
-    <w:bookmarkStart w:id="120" w:name="ref-derogatislBriefSymptomInventory"/>
+    <w:bookmarkEnd w:id="122"/>
+    <w:bookmarkStart w:id="123" w:name="ref-derogatislBriefSymptomInventory"/>
     <w:p>
       <w:pPr>
         <w:pStyle w:val="Bibliography"/>
@@ -9901,8 +9937,8 @@
         <w:t xml:space="preserve"> </w:t>
       </w:r>
     </w:p>
-    <w:bookmarkEnd w:id="120"/>
-    <w:bookmarkStart w:id="122" w:name="X2d30c84041d97351f676569bf3de3da0c8a9d6d"/>
+    <w:bookmarkEnd w:id="123"/>
+    <w:bookmarkStart w:id="125" w:name="X2d30c84041d97351f676569bf3de3da0c8a9d6d"/>
     <w:p>
       <w:pPr>
         <w:pStyle w:val="Bibliography"/>
@@ -9922,7 +9958,7 @@
       <w:r>
         <w:t xml:space="preserve"> </w:t>
       </w:r>
-      <w:hyperlink r:id="rId121">
+      <w:hyperlink r:id="rId124">
         <w:r>
           <w:rPr>
             <w:rStyle w:val="Hyperlink"/>
@@ -10015,8 +10051,8 @@
         <w:t xml:space="preserve"> </w:t>
       </w:r>
     </w:p>
-    <w:bookmarkEnd w:id="122"/>
-    <w:bookmarkStart w:id="123" w:name="ref-kuhnTidymodelsCollectionPackages2020"/>
+    <w:bookmarkEnd w:id="125"/>
+    <w:bookmarkStart w:id="126" w:name="ref-kuhnTidymodelsCollectionPackages2020"/>
     <w:p>
       <w:pPr>
         <w:pStyle w:val="Bibliography"/>
@@ -10037,8 +10073,8 @@
         <w:t xml:space="preserve"> </w:t>
       </w:r>
     </w:p>
-    <w:bookmarkEnd w:id="123"/>
-    <w:bookmarkStart w:id="124" w:name="Xa93a98d1ce255982a5ea923c39451c32053b2a2"/>
+    <w:bookmarkEnd w:id="126"/>
+    <w:bookmarkStart w:id="127" w:name="Xa93a98d1ce255982a5ea923c39451c32053b2a2"/>
     <w:p>
       <w:pPr>
         <w:pStyle w:val="Bibliography"/>
@@ -10092,8 +10128,8 @@
         <w:t xml:space="preserve"> </w:t>
       </w:r>
     </w:p>
-    <w:bookmarkEnd w:id="124"/>
-    <w:bookmarkStart w:id="125" w:name="ref-goodrichRstanarmBayesianApplied2023"/>
+    <w:bookmarkEnd w:id="127"/>
+    <w:bookmarkStart w:id="128" w:name="ref-goodrichRstanarmBayesianApplied2023"/>
     <w:p>
       <w:pPr>
         <w:pStyle w:val="Bibliography"/>
@@ -10135,8 +10171,8 @@
         <w:t xml:space="preserve"> </w:t>
       </w:r>
     </w:p>
-    <w:bookmarkEnd w:id="125"/>
-    <w:bookmarkStart w:id="127" w:name="ref-chtc"/>
+    <w:bookmarkEnd w:id="128"/>
+    <w:bookmarkStart w:id="130" w:name="ref-chtc"/>
     <w:p>
       <w:pPr>
         <w:pStyle w:val="Bibliography"/>
@@ -10153,7 +10189,7 @@
       <w:r>
         <w:t xml:space="preserve">Center for High Throughput Computing. Center for high throughput computing. Center for High Throughput Computing; 2006. doi:</w:t>
       </w:r>
-      <w:hyperlink r:id="rId126">
+      <w:hyperlink r:id="rId129">
         <w:r>
           <w:rPr>
             <w:rStyle w:val="Hyperlink"/>
@@ -10162,8 +10198,8 @@
         </w:r>
       </w:hyperlink>
     </w:p>
-    <w:bookmarkEnd w:id="127"/>
-    <w:bookmarkStart w:id="129" w:name="ref-kuhnAppliedPredictiveModeling2018"/>
+    <w:bookmarkEnd w:id="130"/>
+    <w:bookmarkStart w:id="132" w:name="ref-kuhnAppliedPredictiveModeling2018"/>
     <w:p>
       <w:pPr>
         <w:pStyle w:val="Bibliography"/>
@@ -10189,7 +10225,7 @@
       <w:r>
         <w:t xml:space="preserve">. 1st ed. 2013, Corr. 2nd printing 2018 edition. New York: Springer; 2018. doi:</w:t>
       </w:r>
-      <w:hyperlink r:id="rId128">
+      <w:hyperlink r:id="rId131">
         <w:r>
           <w:rPr>
             <w:rStyle w:val="Hyperlink"/>
@@ -10198,8 +10234,8 @@
         </w:r>
       </w:hyperlink>
     </w:p>
-    <w:bookmarkEnd w:id="129"/>
-    <w:bookmarkStart w:id="130" w:name="X93e79e1a5ab79bb153842a6d1ed7d5e5cb3185f"/>
+    <w:bookmarkEnd w:id="132"/>
+    <w:bookmarkStart w:id="133" w:name="X93e79e1a5ab79bb153842a6d1ed7d5e5cb3185f"/>
     <w:p>
       <w:pPr>
         <w:pStyle w:val="Bibliography"/>
@@ -10250,8 +10286,8 @@
         <w:t xml:space="preserve"> </w:t>
       </w:r>
     </w:p>
-    <w:bookmarkEnd w:id="130"/>
-    <w:bookmarkStart w:id="131" w:name="ref-gabryPriorDistributionsRstanarm2023"/>
+    <w:bookmarkEnd w:id="133"/>
+    <w:bookmarkStart w:id="134" w:name="ref-gabryPriorDistributionsRstanarm2023"/>
     <w:p>
       <w:pPr>
         <w:pStyle w:val="Bibliography"/>
@@ -10293,8 +10329,8 @@
         <w:t xml:space="preserve"> </w:t>
       </w:r>
     </w:p>
-    <w:bookmarkEnd w:id="131"/>
-    <w:bookmarkStart w:id="132" w:name="ref-plattProbabilisticOutputsSupport1999"/>
+    <w:bookmarkEnd w:id="134"/>
+    <w:bookmarkStart w:id="135" w:name="ref-plattProbabilisticOutputsSupport1999"/>
     <w:p>
       <w:pPr>
         <w:pStyle w:val="Bibliography"/>
@@ -10315,8 +10351,8 @@
         <w:t xml:space="preserve"> </w:t>
       </w:r>
     </w:p>
-    <w:bookmarkEnd w:id="132"/>
-    <w:bookmarkStart w:id="134" w:name="ref-veinotGoodIntentionsAre2018"/>
+    <w:bookmarkEnd w:id="135"/>
+    <w:bookmarkStart w:id="137" w:name="ref-veinotGoodIntentionsAre2018"/>
     <w:p>
       <w:pPr>
         <w:pStyle w:val="Bibliography"/>
@@ -10333,7 +10369,7 @@
       <w:r>
         <w:t xml:space="preserve">Veinot TC, Mitchell H, Ancker JS. Good intentions are not enough: How informatics interventions can worsen inequality. Journal of the American Medical Informatics Association: JAMIA. 2018;25: 1080–1088. doi:</w:t>
       </w:r>
-      <w:hyperlink r:id="rId133">
+      <w:hyperlink r:id="rId136">
         <w:r>
           <w:rPr>
             <w:rStyle w:val="Hyperlink"/>
@@ -10342,8 +10378,8 @@
         </w:r>
       </w:hyperlink>
     </w:p>
-    <w:bookmarkEnd w:id="134"/>
-    <w:bookmarkStart w:id="136" w:name="ref-leeUrbanRuralDisparities2023"/>
+    <w:bookmarkEnd w:id="137"/>
+    <w:bookmarkStart w:id="139" w:name="ref-leeUrbanRuralDisparities2023"/>
     <w:p>
       <w:pPr>
         <w:pStyle w:val="Bibliography"/>
@@ -10417,7 +10453,7 @@
       <w:r>
         <w:t xml:space="preserve">. American journal of preventive medicine. 2023;64: 149–156. doi:</w:t>
       </w:r>
-      <w:hyperlink r:id="rId135">
+      <w:hyperlink r:id="rId138">
         <w:r>
           <w:rPr>
             <w:rStyle w:val="Hyperlink"/>
@@ -10426,8 +10462,8 @@
         </w:r>
       </w:hyperlink>
     </w:p>
-    <w:bookmarkEnd w:id="136"/>
-    <w:bookmarkStart w:id="138" w:name="Xaa720cc9c8d959b428cd2035783815a9cba15e0"/>
+    <w:bookmarkEnd w:id="139"/>
+    <w:bookmarkStart w:id="141" w:name="Xaa720cc9c8d959b428cd2035783815a9cba15e0"/>
     <w:p>
       <w:pPr>
         <w:pStyle w:val="Bibliography"/>
@@ -10453,7 +10489,7 @@
       <w:r>
         <w:t xml:space="preserve">. The American Journal of Drug and Alcohol Abuse. 2020;46: 273–288. doi:</w:t>
       </w:r>
-      <w:hyperlink r:id="rId137">
+      <w:hyperlink r:id="rId140">
         <w:r>
           <w:rPr>
             <w:rStyle w:val="Hyperlink"/>
@@ -10462,8 +10498,8 @@
         </w:r>
       </w:hyperlink>
     </w:p>
-    <w:bookmarkEnd w:id="138"/>
-    <w:bookmarkStart w:id="140" w:name="ref-fisherDynamicModelPsychological2015"/>
+    <w:bookmarkEnd w:id="141"/>
+    <w:bookmarkStart w:id="143" w:name="ref-fisherDynamicModelPsychological2015"/>
     <w:p>
       <w:pPr>
         <w:pStyle w:val="Bibliography"/>
@@ -10492,7 +10528,7 @@
       <w:r>
         <w:t xml:space="preserve">for personalized care. Journal of Consulting and Clinical Psychology. 2015;83: 825–836. doi:</w:t>
       </w:r>
-      <w:hyperlink r:id="rId139">
+      <w:hyperlink r:id="rId142">
         <w:r>
           <w:rPr>
             <w:rStyle w:val="Hyperlink"/>
@@ -10501,8 +10537,8 @@
         </w:r>
       </w:hyperlink>
     </w:p>
-    <w:bookmarkEnd w:id="140"/>
-    <w:bookmarkStart w:id="142" w:name="Xb70ed90433964dc3a7ede0ee8357d97241623cc"/>
+    <w:bookmarkEnd w:id="143"/>
+    <w:bookmarkStart w:id="145" w:name="Xb70ed90433964dc3a7ede0ee8357d97241623cc"/>
     <w:p>
       <w:pPr>
         <w:pStyle w:val="Bibliography"/>
@@ -10552,7 +10588,7 @@
       <w:r>
         <w:t xml:space="preserve">. Journal of Psychopathology and Behavioral Assessment. 2018;40: 235–248. doi:</w:t>
       </w:r>
-      <w:hyperlink r:id="rId141">
+      <w:hyperlink r:id="rId144">
         <w:r>
           <w:rPr>
             <w:rStyle w:val="Hyperlink"/>
@@ -10561,8 +10597,8 @@
         </w:r>
       </w:hyperlink>
     </w:p>
-    <w:bookmarkEnd w:id="142"/>
-    <w:bookmarkStart w:id="144" w:name="Xc5cdea043ab663a81d5612c8b1e0f7c2b734aab"/>
+    <w:bookmarkEnd w:id="145"/>
+    <w:bookmarkStart w:id="147" w:name="Xc5cdea043ab663a81d5612c8b1e0f7c2b734aab"/>
     <w:p>
       <w:pPr>
         <w:pStyle w:val="Bibliography"/>
@@ -10624,7 +10660,7 @@
       <w:r>
         <w:t xml:space="preserve">. Assessment. 2014;21: 515–528. doi:</w:t>
       </w:r>
-      <w:hyperlink r:id="rId143">
+      <w:hyperlink r:id="rId146">
         <w:r>
           <w:rPr>
             <w:rStyle w:val="Hyperlink"/>
@@ -10633,8 +10669,8 @@
         </w:r>
       </w:hyperlink>
     </w:p>
-    <w:bookmarkEnd w:id="144"/>
-    <w:bookmarkStart w:id="146" w:name="X513fadbf866a4ddf9f29b63741ad369252b4800"/>
+    <w:bookmarkEnd w:id="147"/>
+    <w:bookmarkStart w:id="149" w:name="X513fadbf866a4ddf9f29b63741ad369252b4800"/>
     <w:p>
       <w:pPr>
         <w:pStyle w:val="Bibliography"/>
@@ -10696,7 +10732,7 @@
       <w:r>
         <w:t xml:space="preserve">. Assessment. 2016;23: 484–495. doi:</w:t>
       </w:r>
-      <w:hyperlink r:id="rId145">
+      <w:hyperlink r:id="rId148">
         <w:r>
           <w:rPr>
             <w:rStyle w:val="Hyperlink"/>
@@ -10705,8 +10741,8 @@
         </w:r>
       </w:hyperlink>
     </w:p>
-    <w:bookmarkEnd w:id="146"/>
-    <w:bookmarkStart w:id="148" w:name="ref-pulickIdiographicLapsePrediction2025"/>
+    <w:bookmarkEnd w:id="149"/>
+    <w:bookmarkStart w:id="151" w:name="ref-pulickIdiographicLapsePrediction2025"/>
     <w:p>
       <w:pPr>
         <w:pStyle w:val="Bibliography"/>
@@ -10753,7 +10789,7 @@
       <w:r>
         <w:t xml:space="preserve">. JMIR Formative Research. 2025;9: e73265. doi:</w:t>
       </w:r>
-      <w:hyperlink r:id="rId147">
+      <w:hyperlink r:id="rId150">
         <w:r>
           <w:rPr>
             <w:rStyle w:val="Hyperlink"/>
@@ -10762,8 +10798,8 @@
         </w:r>
       </w:hyperlink>
     </w:p>
-    <w:bookmarkEnd w:id="148"/>
-    <w:bookmarkStart w:id="149" w:name="ref-studiesNIHRevitalizationAct1994"/>
+    <w:bookmarkEnd w:id="151"/>
+    <w:bookmarkStart w:id="152" w:name="ref-studiesNIHRevitalizationAct1994"/>
     <w:p>
       <w:pPr>
         <w:pStyle w:val="Bibliography"/>
@@ -10871,8 +10907,8 @@
         <w:t xml:space="preserve"> </w:t>
       </w:r>
     </w:p>
-    <w:bookmarkEnd w:id="149"/>
-    <w:bookmarkStart w:id="151" w:name="ref-vannicelliEffectSexBias1984"/>
+    <w:bookmarkEnd w:id="152"/>
+    <w:bookmarkStart w:id="154" w:name="ref-vannicelliEffectSexBias1984"/>
     <w:p>
       <w:pPr>
         <w:pStyle w:val="Bibliography"/>
@@ -10931,7 +10967,7 @@
       <w:r>
         <w:t xml:space="preserve">. Alcoholism: Clinical and Experimental Research. 1984;8: 334–336. doi:</w:t>
       </w:r>
-      <w:hyperlink r:id="rId150">
+      <w:hyperlink r:id="rId153">
         <w:r>
           <w:rPr>
             <w:rStyle w:val="Hyperlink"/>
@@ -10940,8 +10976,8 @@
         </w:r>
       </w:hyperlink>
     </w:p>
-    <w:bookmarkEnd w:id="151"/>
-    <w:bookmarkStart w:id="153" w:name="ref-walitzerGenderDifferencesAlcohol2006"/>
+    <w:bookmarkEnd w:id="154"/>
+    <w:bookmarkStart w:id="156" w:name="ref-walitzerGenderDifferencesAlcohol2006"/>
     <w:p>
       <w:pPr>
         <w:pStyle w:val="Bibliography"/>
@@ -10958,7 +10994,7 @@
       <w:r>
         <w:t xml:space="preserve">Walitzer KS, Dearing RL. Gender differences in alcohol and substance use relapse. Clinical Psychology Review. 2006;26: 128–148. doi:</w:t>
       </w:r>
-      <w:hyperlink r:id="rId152">
+      <w:hyperlink r:id="rId155">
         <w:r>
           <w:rPr>
             <w:rStyle w:val="Hyperlink"/>
@@ -10967,8 +11003,8 @@
         </w:r>
       </w:hyperlink>
     </w:p>
-    <w:bookmarkEnd w:id="153"/>
-    <w:bookmarkStart w:id="155" w:name="ref-mchughSexGenderDifferences2018"/>
+    <w:bookmarkEnd w:id="156"/>
+    <w:bookmarkStart w:id="158" w:name="ref-mchughSexGenderDifferences2018"/>
     <w:p>
       <w:pPr>
         <w:pStyle w:val="Bibliography"/>
@@ -10985,7 +11021,7 @@
       <w:r>
         <w:t xml:space="preserve">McHugh RK, Votaw VR, Sugarman DE, Greenfield SF. Sex and gender differences in substance use disorders. Clinical Psychology Review. 2018;66: 12–23. doi:</w:t>
       </w:r>
-      <w:hyperlink r:id="rId154">
+      <w:hyperlink r:id="rId157">
         <w:r>
           <w:rPr>
             <w:rStyle w:val="Hyperlink"/>
@@ -10994,8 +11030,8 @@
         </w:r>
       </w:hyperlink>
     </w:p>
-    <w:bookmarkEnd w:id="155"/>
-    <w:bookmarkStart w:id="157" w:name="Xdd108b50209bad1fdcf1a9fcca4dd1d7d3b13e9"/>
+    <w:bookmarkEnd w:id="158"/>
+    <w:bookmarkStart w:id="160" w:name="Xdd108b50209bad1fdcf1a9fcca4dd1d7d3b13e9"/>
     <w:p>
       <w:pPr>
         <w:pStyle w:val="Bibliography"/>
@@ -11054,7 +11090,7 @@
       <w:r>
         <w:t xml:space="preserve">. Journal of Language and Social Psychology. 2010;29: 24–54. doi:</w:t>
       </w:r>
-      <w:hyperlink r:id="rId156">
+      <w:hyperlink r:id="rId159">
         <w:r>
           <w:rPr>
             <w:rStyle w:val="Hyperlink"/>
@@ -11063,8 +11099,8 @@
         </w:r>
       </w:hyperlink>
     </w:p>
-    <w:bookmarkEnd w:id="157"/>
-    <w:bookmarkStart w:id="158" w:name="ref-bleiLatentDirichletAllocation2003"/>
+    <w:bookmarkEnd w:id="160"/>
+    <w:bookmarkStart w:id="161" w:name="ref-bleiLatentDirichletAllocation2003"/>
     <w:p>
       <w:pPr>
         <w:pStyle w:val="Bibliography"/>
@@ -11085,8 +11121,8 @@
         <w:t xml:space="preserve"> </w:t>
       </w:r>
     </w:p>
-    <w:bookmarkEnd w:id="158"/>
-    <w:bookmarkStart w:id="160" w:name="ref-devlinBERTPretrainingDeep2019"/>
+    <w:bookmarkEnd w:id="161"/>
+    <w:bookmarkStart w:id="163" w:name="ref-devlinBERTPretrainingDeep2019"/>
     <w:p>
       <w:pPr>
         <w:pStyle w:val="Bibliography"/>
@@ -11145,7 +11181,7 @@
       <w:r>
         <w:t xml:space="preserve">. arXiv; 2019. doi:</w:t>
       </w:r>
-      <w:hyperlink r:id="rId159">
+      <w:hyperlink r:id="rId162">
         <w:r>
           <w:rPr>
             <w:rStyle w:val="Hyperlink"/>
@@ -11154,8 +11190,8 @@
         </w:r>
       </w:hyperlink>
     </w:p>
-    <w:bookmarkEnd w:id="160"/>
-    <w:bookmarkStart w:id="161" w:name="X0c0e928dd8ff101aa479012bffab8d24e8c0dcf"/>
+    <w:bookmarkEnd w:id="163"/>
+    <w:bookmarkStart w:id="164" w:name="X0c0e928dd8ff101aa479012bffab8d24e8c0dcf"/>
     <w:p>
       <w:pPr>
         <w:pStyle w:val="Bibliography"/>
@@ -11194,8 +11230,8 @@
         <w:t xml:space="preserve"> </w:t>
       </w:r>
     </w:p>
-    <w:bookmarkEnd w:id="161"/>
-    <w:bookmarkStart w:id="163" w:name="ref-meyersIntersectionGenderDrug2021"/>
+    <w:bookmarkEnd w:id="164"/>
+    <w:bookmarkStart w:id="166" w:name="ref-meyersIntersectionGenderDrug2021"/>
     <w:p>
       <w:pPr>
         <w:pStyle w:val="Bibliography"/>
@@ -11224,7 +11260,7 @@
       <w:r>
         <w:t xml:space="preserve">mixed methods systematic review and synthesis of the literature. Drug and Alcohol Dependence. 2021;223: 108706. doi:</w:t>
       </w:r>
-      <w:hyperlink r:id="rId162">
+      <w:hyperlink r:id="rId165">
         <w:r>
           <w:rPr>
             <w:rStyle w:val="Hyperlink"/>
@@ -11233,8 +11269,8 @@
         </w:r>
       </w:hyperlink>
     </w:p>
-    <w:bookmarkEnd w:id="163"/>
-    <w:bookmarkStart w:id="164" w:name="Xb55b40a3d7f46ba5e03427f7cd05843a1612710"/>
+    <w:bookmarkEnd w:id="166"/>
+    <w:bookmarkStart w:id="167" w:name="Xb55b40a3d7f46ba5e03427f7cd05843a1612710"/>
     <w:p>
       <w:pPr>
         <w:pStyle w:val="Bibliography"/>
@@ -11288,8 +11324,8 @@
         <w:t xml:space="preserve"> </w:t>
       </w:r>
     </w:p>
-    <w:bookmarkEnd w:id="164"/>
-    <w:bookmarkStart w:id="166" w:name="ref-zikmund-fisherRightToolWhat2013"/>
+    <w:bookmarkEnd w:id="167"/>
+    <w:bookmarkStart w:id="169" w:name="ref-zikmund-fisherRightToolWhat2013"/>
     <w:p>
       <w:pPr>
         <w:pStyle w:val="Bibliography"/>
@@ -11306,7 +11342,7 @@
       <w:r>
         <w:t xml:space="preserve">Zikmund-Fisher BJ. The right tool is what they need, not what we have: A taxonomy of appropriate levels of precision in patient risk communication. Medical care research and review: MCRR. 2013;70: 37S–49S. doi:</w:t>
       </w:r>
-      <w:hyperlink r:id="rId165">
+      <w:hyperlink r:id="rId168">
         <w:r>
           <w:rPr>
             <w:rStyle w:val="Hyperlink"/>
@@ -11315,8 +11351,8 @@
         </w:r>
       </w:hyperlink>
     </w:p>
-    <w:bookmarkEnd w:id="166"/>
-    <w:bookmarkStart w:id="168" w:name="ref-fagerlinMakingNumbersMatter2007"/>
+    <w:bookmarkEnd w:id="169"/>
+    <w:bookmarkStart w:id="171" w:name="ref-fagerlinMakingNumbersMatter2007"/>
     <w:p>
       <w:pPr>
         <w:pStyle w:val="Bibliography"/>
@@ -11333,7 +11369,7 @@
       <w:r>
         <w:t xml:space="preserve">Fagerlin A, Ubel PA, Smith DM, Zikmund-Fisher BJ. Making numbers matter: Present and future research in risk communication. American Journal of Health Behavior. 2007;31 Suppl 1: S47–56. doi:</w:t>
       </w:r>
-      <w:hyperlink r:id="rId167">
+      <w:hyperlink r:id="rId170">
         <w:r>
           <w:rPr>
             <w:rStyle w:val="Hyperlink"/>
@@ -11342,8 +11378,8 @@
         </w:r>
       </w:hyperlink>
     </w:p>
-    <w:bookmarkEnd w:id="168"/>
-    <w:bookmarkStart w:id="170" w:name="X13b53253f4b8775a58215d7e1d3c0adbd73e844"/>
+    <w:bookmarkEnd w:id="171"/>
+    <w:bookmarkStart w:id="173" w:name="X13b53253f4b8775a58215d7e1d3c0adbd73e844"/>
     <w:p>
       <w:pPr>
         <w:pStyle w:val="Bibliography"/>
@@ -11360,7 +11396,7 @@
       <w:r>
         <w:t xml:space="preserve">Zipkin DA, Umscheid CA, Keating NL, Allen E, Aung K, Beyth R, et al. Evidence-based risk communication: A systematic review. Annals of Internal Medicine. 2014;161: 270–280. doi:</w:t>
       </w:r>
-      <w:hyperlink r:id="rId169">
+      <w:hyperlink r:id="rId172">
         <w:r>
           <w:rPr>
             <w:rStyle w:val="Hyperlink"/>
@@ -11369,8 +11405,8 @@
         </w:r>
       </w:hyperlink>
     </w:p>
-    <w:bookmarkEnd w:id="170"/>
-    <w:bookmarkStart w:id="172" w:name="Xa1b8899d52f2070e9a46165cf23fe2013b5e4a3"/>
+    <w:bookmarkEnd w:id="173"/>
+    <w:bookmarkStart w:id="175" w:name="Xa1b8899d52f2070e9a46165cf23fe2013b5e4a3"/>
     <w:p>
       <w:pPr>
         <w:pStyle w:val="Bibliography"/>
@@ -11399,7 +11435,7 @@
       <w:r>
         <w:t xml:space="preserve">model. Journal of Substance Abuse Treatment. 1995;12: 117–127. doi:</w:t>
       </w:r>
-      <w:hyperlink r:id="rId171">
+      <w:hyperlink r:id="rId174">
         <w:r>
           <w:rPr>
             <w:rStyle w:val="Hyperlink"/>
@@ -11408,8 +11444,8 @@
         </w:r>
       </w:hyperlink>
     </w:p>
-    <w:bookmarkEnd w:id="172"/>
-    <w:bookmarkStart w:id="174" w:name="X1e16a8cc741ec7d68b9bde12ee2c181d9d36a93"/>
+    <w:bookmarkEnd w:id="175"/>
+    <w:bookmarkStart w:id="177" w:name="X1e16a8cc741ec7d68b9bde12ee2c181d9d36a93"/>
     <w:p>
       <w:pPr>
         <w:pStyle w:val="Bibliography"/>
@@ -11444,7 +11480,7 @@
       <w:r>
         <w:t xml:space="preserve">. The Psychiatric clinics of North America. 2010;33: 511–525. doi:</w:t>
       </w:r>
-      <w:hyperlink r:id="rId173">
+      <w:hyperlink r:id="rId176">
         <w:r>
           <w:rPr>
             <w:rStyle w:val="Hyperlink"/>
@@ -11453,8 +11489,8 @@
         </w:r>
       </w:hyperlink>
     </w:p>
-    <w:bookmarkEnd w:id="174"/>
-    <w:bookmarkStart w:id="175" w:name="X0943ff04c0b05099bf4a8c8078db37e3463cff7"/>
+    <w:bookmarkEnd w:id="177"/>
+    <w:bookmarkStart w:id="178" w:name="X0943ff04c0b05099bf4a8c8078db37e3463cff7"/>
     <w:p>
       <w:pPr>
         <w:pStyle w:val="Bibliography"/>
@@ -11493,8 +11529,8 @@
         <w:t xml:space="preserve"> </w:t>
       </w:r>
     </w:p>
-    <w:bookmarkEnd w:id="175"/>
-    <w:bookmarkStart w:id="176" w:name="X8e0e943878d1a2c3026b4a46f6c482e09849b94"/>
+    <w:bookmarkEnd w:id="178"/>
+    <w:bookmarkStart w:id="179" w:name="X8e0e943878d1a2c3026b4a46f6c482e09849b94"/>
     <w:p>
       <w:pPr>
         <w:pStyle w:val="Bibliography"/>
@@ -11554,8 +11590,8 @@
         <w:t xml:space="preserve"> </w:t>
       </w:r>
     </w:p>
-    <w:bookmarkEnd w:id="176"/>
-    <w:bookmarkStart w:id="178" w:name="ref-fronkStressAllostasisSubstance2020"/>
+    <w:bookmarkEnd w:id="179"/>
+    <w:bookmarkStart w:id="181" w:name="ref-fronkStressAllostasisSubstance2020"/>
     <w:p>
       <w:pPr>
         <w:pStyle w:val="Bibliography"/>
@@ -11632,7 +11668,7 @@
       <w:r>
         <w:t xml:space="preserve">. Annual Review of Clinical Psychology. 2020;16: 401–430. doi:</w:t>
       </w:r>
-      <w:hyperlink r:id="rId177">
+      <w:hyperlink r:id="rId180">
         <w:r>
           <w:rPr>
             <w:rStyle w:val="Hyperlink"/>
@@ -11641,8 +11677,8 @@
         </w:r>
       </w:hyperlink>
     </w:p>
-    <w:bookmarkEnd w:id="178"/>
-    <w:bookmarkStart w:id="180" w:name="ref-wyantMaximizingEngagementTrust2025"/>
+    <w:bookmarkEnd w:id="181"/>
+    <w:bookmarkStart w:id="183" w:name="ref-wyantMaximizingEngagementTrust2025"/>
     <w:p>
       <w:pPr>
         <w:pStyle w:val="Bibliography"/>
@@ -11731,7 +11767,7 @@
       <w:r>
         <w:t xml:space="preserve">. JMIR Research Protocols. 2025;14: e81697. doi:</w:t>
       </w:r>
-      <w:hyperlink r:id="rId179">
+      <w:hyperlink r:id="rId182">
         <w:r>
           <w:rPr>
             <w:rStyle w:val="Hyperlink"/>
@@ -11740,8 +11776,8 @@
         </w:r>
       </w:hyperlink>
     </w:p>
-    <w:bookmarkEnd w:id="180"/>
-    <w:bookmarkStart w:id="182" w:name="X9dfa929848d202736296032659cec14e42606bb"/>
+    <w:bookmarkEnd w:id="183"/>
+    <w:bookmarkStart w:id="185" w:name="X9dfa929848d202736296032659cec14e42606bb"/>
     <w:p>
       <w:pPr>
         <w:pStyle w:val="Bibliography"/>
@@ -11758,7 +11794,7 @@
       <w:r>
         <w:t xml:space="preserve">Jones A, Remmerswaal D, Verveer I, Robinson E, Franken IHA, Wen CKF, et al. Compliance with ecological momentary assessment protocols in substance users: A meta-analysis. Addiction (Abingdon, England). 2019;114: 609–619. doi:</w:t>
       </w:r>
-      <w:hyperlink r:id="rId181">
+      <w:hyperlink r:id="rId184">
         <w:r>
           <w:rPr>
             <w:rStyle w:val="Hyperlink"/>
@@ -11767,8 +11803,8 @@
         </w:r>
       </w:hyperlink>
     </w:p>
-    <w:bookmarkEnd w:id="182"/>
-    <w:bookmarkStart w:id="184" w:name="ref-baeLeveragingMobilePhone2023"/>
+    <w:bookmarkEnd w:id="185"/>
+    <w:bookmarkStart w:id="187" w:name="ref-baeLeveragingMobilePhone2023"/>
     <w:p>
       <w:pPr>
         <w:pStyle w:val="Bibliography"/>
@@ -11848,7 +11884,7 @@
       <w:r>
         <w:t xml:space="preserve">. JMIR formative research. 2023. doi:</w:t>
       </w:r>
-      <w:hyperlink r:id="rId183">
+      <w:hyperlink r:id="rId186">
         <w:r>
           <w:rPr>
             <w:rStyle w:val="Hyperlink"/>
@@ -11857,8 +11893,8 @@
         </w:r>
       </w:hyperlink>
     </w:p>
-    <w:bookmarkEnd w:id="184"/>
-    <w:bookmarkStart w:id="186" w:name="ref-huangActivityIdentificationGPS2010"/>
+    <w:bookmarkEnd w:id="187"/>
+    <w:bookmarkStart w:id="189" w:name="ref-huangActivityIdentificationGPS2010"/>
     <w:p>
       <w:pPr>
         <w:pStyle w:val="Bibliography"/>
@@ -11917,7 +11953,7 @@
       <w:r>
         <w:t xml:space="preserve">. New York, NY, USA: Association for Computing Machinery; 2010. pp. 27–30. doi:</w:t>
       </w:r>
-      <w:hyperlink r:id="rId185">
+      <w:hyperlink r:id="rId188">
         <w:r>
           <w:rPr>
             <w:rStyle w:val="Hyperlink"/>
@@ -11926,8 +11962,8 @@
         </w:r>
       </w:hyperlink>
     </w:p>
-    <w:bookmarkEnd w:id="186"/>
-    <w:bookmarkStart w:id="188" w:name="Xdcc3e6c1429a41e0448c7c169835e10027482a3"/>
+    <w:bookmarkEnd w:id="189"/>
+    <w:bookmarkStart w:id="191" w:name="Xdcc3e6c1429a41e0448c7c169835e10027482a3"/>
     <w:p>
       <w:pPr>
         <w:pStyle w:val="Bibliography"/>
@@ -11965,7 +12001,7 @@
       <w:r>
         <w:t xml:space="preserve">. New York, NY, USA: Association for Computing Machinery; 2009. pp. 25–32. doi:</w:t>
       </w:r>
-      <w:hyperlink r:id="rId187">
+      <w:hyperlink r:id="rId190">
         <w:r>
           <w:rPr>
             <w:rStyle w:val="Hyperlink"/>
@@ -11974,9 +12010,9 @@
         </w:r>
       </w:hyperlink>
     </w:p>
-    <w:bookmarkEnd w:id="188"/>
-    <w:bookmarkEnd w:id="189"/>
-    <w:bookmarkEnd w:id="190"/>
+    <w:bookmarkEnd w:id="191"/>
+    <w:bookmarkEnd w:id="192"/>
+    <w:bookmarkEnd w:id="193"/>
     <w:sectPr>
       <w:footnotePr>
         <w:numRestart w:val="eachSect"/>

--- a/index.docx
+++ b/index.docx
@@ -55,7 +55,7 @@
         <w:pStyle w:val="Date"/>
       </w:pPr>
       <w:r>
-        <w:t xml:space="preserve">2026-05-17</w:t>
+        <w:t xml:space="preserve">2026-05-19</w:t>
       </w:r>
     </w:p>
     <w:p>
@@ -71,7 +71,23 @@
         <w:pStyle w:val="Abstract"/>
       </w:pPr>
       <w:r>
-        <w:t xml:space="preserve">We developed machine learning models to predict future alcohol lapses within 24-hour windows lagged 1 day, 3 days, 1 week, and 2 weeks. We engineered features from 4x daily ecological momentary assessment from individuals (N=151; 51% male; mean age=41; 87% non-Hispanic White) in early recovery (&lt;= 8 weeks of abstinence) over three months. We trained and evaluated models using nested cross-validation. Median posterior auROC was high (0.85–0.91) for all models but decreased modestly with increasing lag. Models performed worse for non-advantaged groups (non-White and/or Hispanic, below poverty, female). Past alcohol use, abstinence self-efficacy, and craving were the most important features, with the magnitude of importance varying meaningfully by lag. These findings demonstrate feasibility of predicting next-day lapses up to two weeks in advance. Embedding these models in a recovery monitoring support system could enable adaptive, personalized care. Improving model fairness and optimizing the delivery of model feedback to sustain engagement remain critical next steps.</w:t>
+        <w:t xml:space="preserve">Alcohol use disorder is a chronic, relapsing condition. A central focus of continuing care during recovery is preventing lapse by monitoring risk and taking proactive steps to manage and reduce it. Advances in smartphone sensing and machine learning offer promise as scalable tools for automating risk monitoring and delivering personalized support during recovery. Research has demonstrated the feasibility of using machine learning models combined with ecological momentary assessment to generate highly accurate predictions of immediate lapse risk (e.g., within the next hour or day). However, many risks may require supports that are not immediately available. These interventions may need to be planned or involve coordination with others. In such cases, patients may benefit from advance warning about changes in their lapse risk and the contributing factors.</w:t>
+      </w:r>
+    </w:p>
+    <w:p>
+      <w:pPr>
+        <w:pStyle w:val="Abstract"/>
+      </w:pPr>
+      <w:r>
+        <w:t xml:space="preserve">To address this need, we developed machine learning models to predict future alcohol lapses within 24-hour prediction windows, lagged by 1 day, 3 days, 1 week, and 2 weeks from the prediction timepoint. We engineered features from 4x daily ecological momentary from individuals (N = 151; 51% male; mean age = 41; 87% non-Hispanic White) in early recovery (≤ 8 weeks of abstinence) from alcohol use disorder over a three-month period. We trained and evaluated models using nested cross-validation. Median posterior auROC values were high (0.85–0.91) across models, though performance decreased modestly with longer lag time. Models performed worse for non-advantaged groups (non-White and/or Hispanic, below poverty, female). Past alcohol use, abstinence self-efficacy, and craving were the most important features, with the magnitude of their importance varying meaningfully by lag.</w:t>
+      </w:r>
+    </w:p>
+    <w:p>
+      <w:pPr>
+        <w:pStyle w:val="Abstract"/>
+      </w:pPr>
+      <w:r>
+        <w:t xml:space="preserve">These findings demonstrate the feasibility of predicting alcohol lapses up to two weeks in advance. Embedding these models within a recovery monitoring and support system could enable adaptive, personalized care. Improving model fairness and optimizing the delivery of model feedback to sustain engagement remain critical next steps.</w:t>
       </w:r>
     </w:p>
     <w:p>
@@ -322,7 +338,7 @@
         <w:t xml:space="preserve">[21,23,24]</w:t>
       </w:r>
       <w:r>
-        <w:t xml:space="preserve">. This research is important because it rigorously required strict temporal ordering necessary for true prediction, with features measured before alcohol use outcomes. These studies also used resampling methods (e.g., cross-validation) that prioritize model generalizability to increase the likelihood these models will perform well with new people. Perhaps most importantly,</w:t>
+        <w:t xml:space="preserve">. This research is important because it rigorously required strict temporal ordering necessary for true prediction, with features measured before alcohol use outcomes. These studies also used resampling methods (e.g., cross-validation) that prioritize model generalizability to increase the likelihood these models will perform well with new people. Perhaps most importantly, Wyant et al.</w:t>
       </w:r>
       <w:r>
         <w:t xml:space="preserve"> </w:t>
@@ -383,7 +399,7 @@
         <w:pStyle w:val="BodyText"/>
       </w:pPr>
       <w:r>
-        <w:t xml:space="preserve">Despite the promise offered by a smart RMSS based on immediate future risks (e.g., the next day), such a system has limitations. Most importantly, recommendations must be limited to previously learned skills and/or supports that are available to implement that day. However, many risks may require supports that are not available in the moment. For example, to address lifestyle imbalances, several future positive activities may need to be planned. Time with supportive friends or an AA sponsor may require time to schedule. Similarly, work or family schedules may need to be adjusted to return to attending self-help meetings. If new recovery skills or therapeutic activities are needed to address emerging risks, patients may need to book sessions with a therapist. In all these instances, patients would benefit from advanced warning about changes in their lapse probability and the associated risks that contribute to these changes. A smart RMSS could provide this advanced warning by lagging lapse probability predictions further into the future (e.g., predicting lapse probability in a 24-hour window that begins two weeks in the future). However, we do not know if such lagged models could maintain adequate performance for clinical implementation.</w:t>
+        <w:t xml:space="preserve">Despite the promise offered by a smart RMSS based on immediate future risks (e.g., the next day), such a system has limitations. Most importantly, recommendations must be limited to previously learned skills and/or supports that are available to implement that day. However, many risks may require supports that are not available in the moment. For example, to address lifestyle imbalances, several future positive activities may need to be planned. Time with supportive friends or an AA sponsor may require time to schedule. Similarly, work or family schedules may need to be adjusted to return to attending self-help meetings. If new recovery skills or therapeutic activities are needed to address emerging risks, patients may need to book sessions with a therapist. In all these instances, patients would benefit from advanced warning about changes in their lapse probability and the associated risks that contribute to these changes. A smart RMSS could provide this advanced warning by lagging lapse probability predictions further into the future (e.g., predicting lapse probability on a given day two weeks from now). However, we do not know if such lagged models could maintain adequate performance for clinical implementation.</w:t>
       </w:r>
     </w:p>
     <w:p>
@@ -425,7 +441,7 @@
       </w:r>
     </w:p>
     <w:bookmarkEnd w:id="10"/>
-    <w:bookmarkStart w:id="35" w:name="methods"/>
+    <w:bookmarkStart w:id="36" w:name="methods"/>
     <w:p>
       <w:pPr>
         <w:pStyle w:val="Heading1"/>
@@ -719,7 +735,7 @@
     </w:p>
     <w:bookmarkEnd w:id="18"/>
     <w:bookmarkEnd w:id="19"/>
-    <w:bookmarkStart w:id="34" w:name="data-analytic-strategy"/>
+    <w:bookmarkStart w:id="35" w:name="data-analytic-strategy"/>
     <w:p>
       <w:pPr>
         <w:pStyle w:val="Heading2"/>
@@ -854,7 +870,7 @@
         <w:pStyle w:val="BodyText"/>
       </w:pPr>
       <w:r>
-        <w:t xml:space="preserve">Given this structure, our models provided hour-by-hour predicted probabilities of an alcohol lapse in a future 24-hour period. Depending on the model, that future period (the prediction window) might start immediately after the prediction timepoint or up to 2 weeks into the future. For example, at midnight on the 30th day of participation, features would be calculated from the past 30 days of EMAs. Separate models would predict the probability of lapse for 24-hour periods starting at midnight that day, or 24-hour periods starting 1 day, 3 days, 1 week or 2 weeks after midnight on day 30.</w:t>
+        <w:t xml:space="preserve">Given this structure, our models provided hour-by-hour predicted probabilities of an alcohol lapse in a future 24-hour period (i.e., prediction window). Depending on the model, that prediction window might start immediately after the prediction timepoint (no lag) or it might be lagged to start 1 day, 3 days, 1 week, or 2 weeks after the prediction timepoint. For example, at midnight on the 30th day of participation, features would be calculated from the past 30 days of EMAs. Separate models would predict the probability of lapse for 24-hour prediction windows that start at midnight that day or start 1 day, 3 days, 1 week or 2 weeks after midnight on day 30.</w:t>
       </w:r>
     </w:p>
     <w:tbl>
@@ -1152,7 +1168,7 @@
       </w:r>
     </w:p>
     <w:bookmarkEnd w:id="28"/>
-    <w:bookmarkStart w:id="29" w:name="cross-validation"/>
+    <w:bookmarkStart w:id="30" w:name="cross-validation"/>
     <w:p>
       <w:pPr>
         <w:pStyle w:val="Heading3"/>
@@ -1166,7 +1182,7 @@
         <w:pStyle w:val="FirstParagraph"/>
       </w:pPr>
       <w:r>
-        <w:t xml:space="preserve">We used participant-grouped, nested cross-validation for model training, selection, and evaluation with auROC. auROC indexes the probability that the model will predict a higher score for a randomly selected positive case (lapse) relative to a randomly selected negative case (no lapse). Grouped cross-validation assigns all data from a participant as either held-in or held-out to avoid bias introduced when predicting a participant’s data from their own data. Folds were stratified on a between-subject variable of low vs. high lapsers (low lapsers reported fewer than 10 lapses while on study, and high lapsers reported 10 or more lapses while on study). We used 2 repeats of 5-fold cross-validation for the inner loops (i.e.,</w:t>
+        <w:t xml:space="preserve">We used nested cross-validation for model training, selection, and evaluation. Nested cross-validation involves using two nested cross-validation loops to produce unbiased estimates of how well a model performs on new data from new individuals. The inner loop holds out data from model training for model selection (i.e.,</w:t>
       </w:r>
       <w:r>
         <w:t xml:space="preserve"> </w:t>
@@ -1182,7 +1198,7 @@
         <w:t xml:space="preserve"> </w:t>
       </w:r>
       <w:r>
-        <w:t xml:space="preserve">sets) and 6 repeats of 5-fold cross-validation for the outer loop (i.e.,</w:t>
+        <w:t xml:space="preserve">sets) and the outer loop holds out new data not previously seen by the respective inner loops (for training or validation) for model evaluation (i.e.,</w:t>
       </w:r>
       <w:r>
         <w:t xml:space="preserve"> </w:t>
@@ -1198,11 +1214,33 @@
         <w:t xml:space="preserve"> </w:t>
       </w:r>
       <w:r>
-        <w:t xml:space="preserve">sets). Best model configurations were selected using median auROC across the 10 validation sets. Final performance evaluation of those best model configurations used median auROC across the 30 test sets.</w:t>
-      </w:r>
-    </w:p>
-    <w:bookmarkEnd w:id="29"/>
-    <w:bookmarkStart w:id="30" w:name="bayesian-model"/>
+        <w:t xml:space="preserve">sets).</w:t>
+      </w:r>
+    </w:p>
+    <w:p>
+      <w:pPr>
+        <w:pStyle w:val="BodyText"/>
+      </w:pPr>
+      <w:r>
+        <w:t xml:space="preserve">We used 2 repeats of 5-fold cross-validation for the inner loops and 6 repeats of 5-fold cross-validation for the outer loop. Folds were stratified so that all folds contained comparable proportions of individuals who lapsed frequently (i.e., 10+ times) and participants were grouped so that all of their data were always in the held-in or held-out fold (validation/test) for a split, but never in both.</w:t>
+      </w:r>
+    </w:p>
+    <w:p>
+      <w:pPr>
+        <w:pStyle w:val="BodyText"/>
+      </w:pPr>
+      <w:r>
+        <w:t xml:space="preserve">Our performance metric was area under the receiver operating characteristic curve (auROC). auROC indexes the probability that the model will predict a higher score for a randomly selected positive case (lapse) relative to a randomly selected negative case (no lapse). The best model configurations were selected using median auROC across the 10 validation sets. Final performance of those best model configurations were evaluated using median auROC across the 30 test sets.</w:t>
+      </w:r>
+      <w:r>
+        <w:rPr>
+          <w:rStyle w:val="FootnoteReference"/>
+        </w:rPr>
+        <w:footnoteReference w:id="29"/>
+      </w:r>
+    </w:p>
+    <w:bookmarkEnd w:id="30"/>
+    <w:bookmarkStart w:id="31" w:name="bayesian-model"/>
     <w:p>
       <w:pPr>
         <w:pStyle w:val="Heading3"/>
@@ -1244,8 +1282,8 @@
         <w:t xml:space="preserve">We then conducted Bayesian model comparisons using our two sets of contrasts - baseline and adjacent lags. For both model comparisons, we determined the probability that the models’ performances differed systematically from each other. We also report the precise posterior probability for the difference in auROCs and the 95% Bayesian CIs.</w:t>
       </w:r>
     </w:p>
-    <w:bookmarkEnd w:id="30"/>
-    <w:bookmarkStart w:id="31" w:name="fairness-analyses"/>
+    <w:bookmarkEnd w:id="31"/>
+    <w:bookmarkStart w:id="32" w:name="fairness-analyses"/>
     <w:p>
       <w:pPr>
         <w:pStyle w:val="Heading3"/>
@@ -1262,8 +1300,8 @@
         <w:t xml:space="preserve">Using the same 30 held-out test sets, we calculated the median posterior probability and 95% Bayesian CI for auROC for each model separately by race/ethnicity (non-White and/or Hispanic vs. non-Hispanic White), income (below poverty line vs. above poverty line, and sex at birth (female vs. male). We used course race/ethnicity groupings due to the limited diversity of these demographics in our sample. The poverty cutoff was defined from the 2024 federal poverty line for the 48 contiguous United States. Participants at or below $15,060 annual income were categorized as below poverty. We conducted Bayesian group comparisons to assess the likelihood that each model performs differently by group. We summarize the differences in posterior probabilities for auROC across models. Individual Bayesian fairness contrasts for all five models are available in the supplement.</w:t>
       </w:r>
     </w:p>
-    <w:bookmarkEnd w:id="31"/>
-    <w:bookmarkStart w:id="32" w:name="model-calibration"/>
+    <w:bookmarkEnd w:id="32"/>
+    <w:bookmarkStart w:id="33" w:name="model-calibration"/>
     <w:p>
       <w:pPr>
         <w:pStyle w:val="Heading3"/>
@@ -1277,7 +1315,7 @@
         <w:pStyle w:val="FirstParagraph"/>
       </w:pPr>
       <w:r>
-        <w:t xml:space="preserve">To further characterize and understand our models, we used our inner resampling procedure (2 repeats of 5-fold cross validation grouped on participant and stratified by high/low lapsers) on the full data set to select a single best model configuration for each classification model (no lag, 1-day, 3-day, 1-week, and 2-week lag). The final configuration selected for each model represents the most reliable and robust configuration for deployment.</w:t>
+        <w:t xml:space="preserve">To further characterize and understand our models, we used our inner resampling procedure (2 repeats of 5-fold cross validation grouped on participant) on the full data set to select a single best model configuration for each classification model (no lag, 1-day, 3-day, 1-week, and 2-week lag). The final configuration selected for each model represents the most reliable and robust configuration for deployment.</w:t>
       </w:r>
     </w:p>
     <w:p>
@@ -1297,8 +1335,8 @@
         <w:t xml:space="preserve">. We calculated Brier scores to assess the accuracy of our raw and calibrated probabilities for the no lag and 2-week lagged models. Brier scores range from 0 (perfect accuracy) to 1 (perfect inaccuracy). A table of Brier scores for all five models is available in the supplement. We provide calibration plots for the no lag and 2-week lagged models (calibration plots for all five models are available in the supplement).</w:t>
       </w:r>
     </w:p>
-    <w:bookmarkEnd w:id="32"/>
-    <w:bookmarkStart w:id="33" w:name="global-feature-importance"/>
+    <w:bookmarkEnd w:id="33"/>
+    <w:bookmarkStart w:id="34" w:name="global-feature-importance"/>
     <w:p>
       <w:pPr>
         <w:pStyle w:val="Heading3"/>
@@ -1349,13 +1387,13 @@
         <w:pStyle w:val="BodyText"/>
       </w:pPr>
       <w:r>
-        <w:t xml:space="preserve">We summarized feature importance in two ways. First, we used a traditional approach in which we calculated the global importance of each feature category (mean absolute Shapley value). Global feature importance describes how important a feature is, on average, across all observations from all participants. A large mean absolute Shapley value indicates that a feature category makes substantial contributions to predictions across the dataset. Second, we characterized local feature importance by calculating the proportion of observations in which each feature category had the highest Shapley value. This approach summarizes how frequently a feature category is the most influential contributor to individual predictions. We provided a descriptive plot of the relative ranking of feature categories by their global and local feature importance for the no lag and 2-week lagged models. Feature importance plots for all five models are available in the supplement.</w:t>
-      </w:r>
-    </w:p>
-    <w:bookmarkEnd w:id="33"/>
+        <w:t xml:space="preserve">We summarized feature importance in two ways. First, we used a traditional approach in which we calculated the global importance of each feature category (mean absolute Shapley value). Global feature importance describes how important a feature is, on average, across all observations from all participants. A large mean absolute Shapley value indicates that a feature category makes substantial contributions to predictions across the dataset. Second, we characterized local feature importance by calculating the proportion of observations in which each feature category had the highest Shapley value. This approach summarizes how frequently a feature category is the most influential contributor to individual predictions. We provided a descriptive plot of the relative ranking of feature categories by their global and local feature importance for the no lag and 2-week lagged models.</w:t>
+      </w:r>
+    </w:p>
     <w:bookmarkEnd w:id="34"/>
     <w:bookmarkEnd w:id="35"/>
-    <w:bookmarkStart w:id="63" w:name="results"/>
+    <w:bookmarkEnd w:id="36"/>
+    <w:bookmarkStart w:id="70" w:name="results"/>
     <w:p>
       <w:pPr>
         <w:pStyle w:val="Heading1"/>
@@ -1364,7 +1402,7 @@
         <w:t xml:space="preserve">Results</w:t>
       </w:r>
     </w:p>
-    <w:bookmarkStart w:id="38" w:name="demographic-and-lapse-characteristics"/>
+    <w:bookmarkStart w:id="39" w:name="demographic-and-lapse-characteristics"/>
     <w:p>
       <w:pPr>
         <w:pStyle w:val="Heading2"/>
@@ -1405,7 +1443,7 @@
       <w:tr>
         <w:tc>
           <w:tcPr/>
-          <w:bookmarkStart w:id="36" w:name="tbl-demohtml"/>
+          <w:bookmarkStart w:id="37" w:name="tbl-demohtml"/>
           <w:p>
             <w:pPr>
               <w:jc w:val="center"/>
@@ -5987,7 +6025,7 @@
               </w:tc>
             </w:tr>
           </w:tbl>
-          <w:bookmarkEnd w:id="36"/>
+          <w:bookmarkEnd w:id="37"/>
           <w:p/>
         </w:tc>
       </w:tr>
@@ -6008,7 +6046,7 @@
         </w:rPr>
         <w:t xml:space="preserve"> </w:t>
       </w:r>
-      <w:hyperlink r:id="rId37">
+      <w:hyperlink r:id="rId38">
         <w:r>
           <w:rPr>
             <w:rStyle w:val="Hyperlink"/>
@@ -6018,8 +6056,8 @@
         </w:r>
       </w:hyperlink>
     </w:p>
-    <w:bookmarkEnd w:id="38"/>
-    <w:bookmarkStart w:id="44" w:name="model-evaluation"/>
+    <w:bookmarkEnd w:id="39"/>
+    <w:bookmarkStart w:id="51" w:name="model-evaluation"/>
     <w:p>
       <w:pPr>
         <w:pStyle w:val="Heading2"/>
@@ -6060,7 +6098,7 @@
       <w:tr>
         <w:tc>
           <w:tcPr/>
-          <w:bookmarkStart w:id="42" w:name="fig-pp"/>
+          <w:bookmarkStart w:id="43" w:name="fig-pp"/>
           <w:p>
             <w:pPr>
               <w:pStyle w:val="Compact"/>
@@ -6071,18 +6109,18 @@
                 <wp:inline>
                   <wp:extent cx="5334000" cy="5334000"/>
                   <wp:effectExtent b="0" l="0" r="0" t="0"/>
-                  <wp:docPr descr="" title="" id="40" name="Picture"/>
+                  <wp:docPr descr="" title="" id="41" name="Picture"/>
                   <a:graphic>
                     <a:graphicData uri="http://schemas.openxmlformats.org/drawingml/2006/picture">
                       <pic:pic>
                         <pic:nvPicPr>
-                          <pic:cNvPr descr="index_files/figure-docx/notebooks-mak_figures-fig-pp-output-1.png" id="41" name="Picture"/>
+                          <pic:cNvPr descr="index_files/figure-docx/notebooks-mak_figures-fig-pp-output-1.png" id="42" name="Picture"/>
                           <pic:cNvPicPr>
                             <a:picLocks noChangeArrowheads="1" noChangeAspect="1"/>
                           </pic:cNvPicPr>
                         </pic:nvPicPr>
                         <pic:blipFill>
-                          <a:blip r:embed="rId39"/>
+                          <a:blip r:embed="rId40"/>
                           <a:stretch>
                             <a:fillRect/>
                           </a:stretch>
@@ -6122,7 +6160,7 @@
               <w:t xml:space="preserve">Figure 2: Posterior probability distributions for area under ROC curve (auROC) for each model (no lag, 1-day, 3-day, 1-week, and 2-week lag). Each distribution reflects 12,000 posterior samples (4 chains × 3,000 samples) from a Bayesian hierarchical generalized linear model. Horizontal lines depict 95% Bayesian credible intervals (CI) and vertical solid lines depict median posterior probability for auROC. Vertical dashed line represents expected performance from a random classifier (.5 auROC).</w:t>
             </w:r>
           </w:p>
-          <w:bookmarkEnd w:id="42"/>
+          <w:bookmarkEnd w:id="43"/>
         </w:tc>
       </w:tr>
     </w:tbl>
@@ -6142,7 +6180,7 @@
         </w:rPr>
         <w:t xml:space="preserve"> </w:t>
       </w:r>
-      <w:hyperlink r:id="rId43">
+      <w:hyperlink r:id="rId44">
         <w:r>
           <w:rPr>
             <w:rStyle w:val="Hyperlink"/>
@@ -6151,35 +6189,6 @@
           <w:t xml:space="preserve">Make All Figures for Main Manuscript</w:t>
         </w:r>
       </w:hyperlink>
-    </w:p>
-    <w:bookmarkEnd w:id="44"/>
-    <w:bookmarkStart w:id="47" w:name="model-comparisons"/>
-    <w:p>
-      <w:pPr>
-        <w:pStyle w:val="Heading2"/>
-      </w:pPr>
-      <w:r>
-        <w:t xml:space="preserve">Model Comparisons</w:t>
-      </w:r>
-    </w:p>
-    <w:p>
-      <w:pPr>
-        <w:pStyle w:val="FirstParagraph"/>
-      </w:pPr>
-      <w:hyperlink w:anchor="tbl-model">
-        <w:r>
-          <w:rPr>
-            <w:rStyle w:val="Hyperlink"/>
-          </w:rPr>
-          <w:t xml:space="preserve">Table 2</w:t>
-        </w:r>
-      </w:hyperlink>
-      <w:r>
-        <w:t xml:space="preserve"> </w:t>
-      </w:r>
-      <w:r>
-        <w:t xml:space="preserve">presents the median difference in auROC, 95% Bayesian CI, and posterior probability that that the auROC difference was smaller than 0 for all baseline and adjacent lag contrasts. Median auROC differences less than 0 indicate the more lagged model, on average, performed worse than the more immediate model (e.g., 1-day lag – no lag, 3-day lag – 1-day lag). There was strong evidence (probabilities = 1) that the lagged models performed worse than the baseline (no lag) model, with average drops in auROC ranging from 0.02-0.06, and the previous adjacent lagged model, with average drops in auROC ranging from 0.01-0.02.</w:t>
-      </w:r>
     </w:p>
     <w:tbl>
       <w:tblPr>
@@ -6194,7 +6203,143 @@
       <w:tr>
         <w:tc>
           <w:tcPr/>
-          <w:bookmarkStart w:id="45" w:name="tbl-model"/>
+          <w:bookmarkStart w:id="49" w:name="fig-sens"/>
+          <w:p>
+            <w:pPr>
+              <w:pStyle w:val="Compact"/>
+              <w:jc w:val="center"/>
+            </w:pPr>
+            <w:bookmarkStart w:id="48" w:name="fig-sens"/>
+            <w:r>
+              <w:drawing>
+                <wp:inline>
+                  <wp:extent cx="5334000" cy="3810000"/>
+                  <wp:effectExtent b="0" l="0" r="0" t="0"/>
+                  <wp:docPr descr="" title="" id="46" name="Picture"/>
+                  <a:graphic>
+                    <a:graphicData uri="http://schemas.openxmlformats.org/drawingml/2006/picture">
+                      <pic:pic>
+                        <pic:nvPicPr>
+                          <pic:cNvPr descr="index_files/figure-docx/notebooks-mak_figures-fig-sens-output-2.png" id="47" name="Picture"/>
+                          <pic:cNvPicPr>
+                            <a:picLocks noChangeArrowheads="1" noChangeAspect="1"/>
+                          </pic:cNvPicPr>
+                        </pic:nvPicPr>
+                        <pic:blipFill>
+                          <a:blip r:embed="rId45"/>
+                          <a:stretch>
+                            <a:fillRect/>
+                          </a:stretch>
+                        </pic:blipFill>
+                        <pic:spPr bwMode="auto">
+                          <a:xfrm>
+                            <a:off x="0" y="0"/>
+                            <a:ext cx="5334000" cy="3810000"/>
+                          </a:xfrm>
+                          <a:prstGeom prst="rect">
+                            <a:avLst/>
+                          </a:prstGeom>
+                          <a:noFill/>
+                          <a:ln w="9525">
+                            <a:noFill/>
+                            <a:headEnd/>
+                            <a:tailEnd/>
+                          </a:ln>
+                        </pic:spPr>
+                      </pic:pic>
+                    </a:graphicData>
+                  </a:graphic>
+                </wp:inline>
+              </w:drawing>
+            </w:r>
+            <w:bookmarkEnd w:id="48"/>
+          </w:p>
+          <w:p>
+            <w:pPr>
+              <w:jc w:val="center"/>
+            </w:pPr>
+            <w:pPr>
+              <w:jc w:val="left"/>
+              <w:spacing w:before="200"/>
+              <w:pStyle w:val="ImageCaption"/>
+            </w:pPr>
+            <w:r>
+              <w:t xml:space="preserve">Figure 3</w:t>
+            </w:r>
+          </w:p>
+          <w:bookmarkEnd w:id="49"/>
+        </w:tc>
+      </w:tr>
+    </w:tbl>
+    <w:p>
+      <w:pPr>
+        <w:pStyle w:val="BodyText"/>
+      </w:pPr>
+      <w:r>
+        <w:rPr>
+          <w:vertAlign w:val="subscript"/>
+        </w:rPr>
+        <w:t xml:space="preserve">Source:</w:t>
+      </w:r>
+      <w:r>
+        <w:rPr>
+          <w:vertAlign w:val="subscript"/>
+        </w:rPr>
+        <w:t xml:space="preserve"> </w:t>
+      </w:r>
+      <w:hyperlink r:id="rId50">
+        <w:r>
+          <w:rPr>
+            <w:rStyle w:val="Hyperlink"/>
+            <w:vertAlign w:val="subscript"/>
+          </w:rPr>
+          <w:t xml:space="preserve">Make All Figures for Main Manuscript</w:t>
+        </w:r>
+      </w:hyperlink>
+    </w:p>
+    <w:bookmarkEnd w:id="51"/>
+    <w:bookmarkStart w:id="54" w:name="model-comparisons"/>
+    <w:p>
+      <w:pPr>
+        <w:pStyle w:val="Heading2"/>
+      </w:pPr>
+      <w:r>
+        <w:t xml:space="preserve">Model Comparisons</w:t>
+      </w:r>
+    </w:p>
+    <w:p>
+      <w:pPr>
+        <w:pStyle w:val="FirstParagraph"/>
+      </w:pPr>
+      <w:hyperlink w:anchor="tbl-model">
+        <w:r>
+          <w:rPr>
+            <w:rStyle w:val="Hyperlink"/>
+          </w:rPr>
+          <w:t xml:space="preserve">Table 2</w:t>
+        </w:r>
+      </w:hyperlink>
+      <w:r>
+        <w:t xml:space="preserve"> </w:t>
+      </w:r>
+      <w:r>
+        <w:t xml:space="preserve">presents the median difference in auROC, 95% Bayesian CI, and posterior probability that that the auROC difference was smaller than 0 for all baseline and adjacent lag contrasts. Median auROC differences less than 0 indicate the more lagged model, on average, performed worse than the more immediate model (e.g., 1-day lag – no lag, 3-day lag – 1-day lag). There was strong evidence (probabilities = 1) that the lagged models performed worse than the baseline (no lag) model, with average drops in auROC ranging from 0.02-0.06, and the previous adjacent lagged model, with average drops in auROC ranging from 0.01-0.02.</w:t>
+      </w:r>
+    </w:p>
+    <w:tbl>
+      <w:tblPr>
+        <w:tblStyle w:val="Table"/>
+        <w:tblW w:type="pct" w:w="5000"/>
+        <w:tblLayout w:type="fixed"/>
+        <w:tblLook w:firstRow="0" w:lastRow="0" w:firstColumn="0" w:lastColumn="0" w:noHBand="0" w:noVBand="0" w:val="0000"/>
+      </w:tblPr>
+      <w:tblGrid>
+        <w:gridCol w:w="7920"/>
+      </w:tblGrid>
+      <w:tr>
+        <w:tc>
+          <w:tcPr/>
+          <w:bookmarkStart w:id="52" w:name="tbl-model"/>
           <w:p>
             <w:pPr>
               <w:jc w:val="center"/>
@@ -6804,7 +6949,7 @@
               </w:tc>
             </w:tr>
           </w:tbl>
-          <w:bookmarkEnd w:id="45"/>
+          <w:bookmarkEnd w:id="52"/>
           <w:p/>
         </w:tc>
       </w:tr>
@@ -6825,7 +6970,7 @@
         </w:rPr>
         <w:t xml:space="preserve"> </w:t>
       </w:r>
-      <w:hyperlink r:id="rId46">
+      <w:hyperlink r:id="rId53">
         <w:r>
           <w:rPr>
             <w:rStyle w:val="Hyperlink"/>
@@ -6835,8 +6980,8 @@
         </w:r>
       </w:hyperlink>
     </w:p>
-    <w:bookmarkEnd w:id="47"/>
-    <w:bookmarkStart w:id="50" w:name="fairness-analyses-1"/>
+    <w:bookmarkEnd w:id="54"/>
+    <w:bookmarkStart w:id="57" w:name="fairness-analyses-1"/>
     <w:p>
       <w:pPr>
         <w:pStyle w:val="Heading2"/>
@@ -7006,7 +7151,7 @@
       <w:tr>
         <w:tc>
           <w:tcPr/>
-          <w:bookmarkStart w:id="48" w:name="tbl-fairness"/>
+          <w:bookmarkStart w:id="55" w:name="tbl-fairness"/>
           <w:p>
             <w:pPr>
               <w:jc w:val="center"/>
@@ -7562,7 +7707,7 @@
               </w:tc>
             </w:tr>
           </w:tbl>
-          <w:bookmarkEnd w:id="48"/>
+          <w:bookmarkEnd w:id="55"/>
           <w:p/>
         </w:tc>
       </w:tr>
@@ -7583,7 +7728,7 @@
         </w:rPr>
         <w:t xml:space="preserve"> </w:t>
       </w:r>
-      <w:hyperlink r:id="rId49">
+      <w:hyperlink r:id="rId56">
         <w:r>
           <w:rPr>
             <w:rStyle w:val="Hyperlink"/>
@@ -7593,8 +7738,8 @@
         </w:r>
       </w:hyperlink>
     </w:p>
-    <w:bookmarkEnd w:id="50"/>
-    <w:bookmarkStart w:id="56" w:name="model-calibration-1"/>
+    <w:bookmarkEnd w:id="57"/>
+    <w:bookmarkStart w:id="63" w:name="model-calibration-1"/>
     <w:p>
       <w:pPr>
         <w:pStyle w:val="Heading2"/>
@@ -7620,7 +7765,7 @@
           <w:rPr>
             <w:rStyle w:val="Hyperlink"/>
           </w:rPr>
-          <w:t xml:space="preserve">Figure 3</w:t>
+          <w:t xml:space="preserve">Figure 4</w:t>
         </w:r>
       </w:hyperlink>
       <w:r>
@@ -7643,7 +7788,7 @@
       <w:tr>
         <w:tc>
           <w:tcPr/>
-          <w:bookmarkStart w:id="54" w:name="fig-cal"/>
+          <w:bookmarkStart w:id="61" w:name="fig-cal"/>
           <w:p>
             <w:pPr>
               <w:pStyle w:val="Compact"/>
@@ -7654,18 +7799,18 @@
                 <wp:inline>
                   <wp:extent cx="5334000" cy="5334000"/>
                   <wp:effectExtent b="0" l="0" r="0" t="0"/>
-                  <wp:docPr descr="" title="" id="52" name="Picture"/>
+                  <wp:docPr descr="" title="" id="59" name="Picture"/>
                   <a:graphic>
                     <a:graphicData uri="http://schemas.openxmlformats.org/drawingml/2006/picture">
                       <pic:pic>
                         <pic:nvPicPr>
-                          <pic:cNvPr descr="index_files/figure-docx/notebooks-mak_figures-fig-cal-output-1.png" id="53" name="Picture"/>
+                          <pic:cNvPr descr="index_files/figure-docx/notebooks-mak_figures-fig-cal-output-1.png" id="60" name="Picture"/>
                           <pic:cNvPicPr>
                             <a:picLocks noChangeArrowheads="1" noChangeAspect="1"/>
                           </pic:cNvPicPr>
                         </pic:nvPicPr>
                         <pic:blipFill>
-                          <a:blip r:embed="rId51"/>
+                          <a:blip r:embed="rId58"/>
                           <a:stretch>
                             <a:fillRect/>
                           </a:stretch>
@@ -7702,10 +7847,10 @@
               <w:pStyle w:val="ImageCaption"/>
             </w:pPr>
             <w:r>
-              <w:t xml:space="preserve">Figure 3: Calibration plots of raw and calibrated lapse probabilities for the baseline (no lag) and 2-week lagged models. Predicted probabilities (x-axis) are binned into deciles. Observed lapse probability (y-axis) represents the proportion of actual lapses observed in each bin. The dashed diagonal represents perfect calibration. Points below the line indicate overestimation and points above the line indicate underestimation. Raw probabilities are depicted as solid black curves. Platt calibrated probabilities are depicted as pink dashed curves. The grey histogram along the bottom of the plot represents the proportion of raw probabilities in each bin.</w:t>
+              <w:t xml:space="preserve">Figure 4: Calibration plots of raw and calibrated lapse probabilities for the baseline (no lag) and 2-week lagged models. Predicted probabilities (x-axis) are binned into deciles. Observed lapse probability (y-axis) represents the proportion of actual lapses observed in each bin. The dashed diagonal represents perfect calibration. Points below the line indicate overestimation and points above the line indicate underestimation. Raw probabilities are depicted as solid black curves. Platt calibrated probabilities are depicted as pink dashed curves. The grey histogram along the bottom of the plot represents the proportion of raw probabilities in each bin.</w:t>
             </w:r>
           </w:p>
-          <w:bookmarkEnd w:id="54"/>
+          <w:bookmarkEnd w:id="61"/>
         </w:tc>
       </w:tr>
     </w:tbl>
@@ -7725,7 +7870,7 @@
         </w:rPr>
         <w:t xml:space="preserve"> </w:t>
       </w:r>
-      <w:hyperlink r:id="rId55">
+      <w:hyperlink r:id="rId62">
         <w:r>
           <w:rPr>
             <w:rStyle w:val="Hyperlink"/>
@@ -7735,8 +7880,8 @@
         </w:r>
       </w:hyperlink>
     </w:p>
-    <w:bookmarkEnd w:id="56"/>
-    <w:bookmarkStart w:id="62" w:name="feature-importance"/>
+    <w:bookmarkEnd w:id="63"/>
+    <w:bookmarkStart w:id="69" w:name="feature-importance"/>
     <w:p>
       <w:pPr>
         <w:pStyle w:val="Heading2"/>
@@ -7750,7 +7895,7 @@
         <w:pStyle w:val="FirstParagraph"/>
       </w:pPr>
       <w:r>
-        <w:t xml:space="preserve">Global feature importance is an indicator of how important a feature category was to the model’s predictions, on average (i.e., across all participants and all observations). The top globally important feature category (i.e., highest mean |Shapley value|) for all models was past use. Future efficacy was a strong predictor for more immediate model predictions (i.e., no lag), but its importance diminished as lag time increased. On the other hand, as lag time increased, past/future risky situations increased in importance. Craving was consistently important in magnitude across all models.</w:t>
+        <w:t xml:space="preserve">Global feature importance is an indicator of how important a feature category was to the model’s predictions, on average (i.e., across all participants and all observations). The top globally important feature category (i.e., highest mean |Shapley value|) for all models was past use. Future efficacy was a strong predictor for more immediate model predictions (i.e., no lag), but its importance diminished as lag time increased. On the other hand, as lag time increased, past/future risky situations increased in importance. Craving was consistently important in magnitude across all models. A plot of global feature importance as a function of lag time is available in the supplement. These findings were also consistent across demographic subgroups (plots of global feature importance by demographic group are available for the no lag and 2-week lagged models in the supplement).</w:t>
       </w:r>
     </w:p>
     <w:p>
@@ -7758,26 +7903,24 @@
         <w:pStyle w:val="BodyText"/>
       </w:pPr>
       <w:r>
-        <w:t xml:space="preserve">Local importance describes how important a feature category was for individual predictions. In the immediate model, past/future self-reported stressful events emerged as the most important feature category on most days, despite having a relatively small influence on predictions at the global level. Future efficacy was the second most important feature category, followed by past use. In the two-week lagged model, past use remained the most important feature category (i.e., it produced the highest Shapley value for the greatest number of individuals on the most days). Past/future risky situations also remained among the top feature categories. However, valence/arousal additionally emerged as a competing top feature category (a pattern not observed in the immediate model).</w:t>
-      </w:r>
-    </w:p>
-    <w:p>
-      <w:pPr>
-        <w:pStyle w:val="BodyText"/>
-      </w:pPr>
+        <w:t xml:space="preserve">Local importance describes how important a feature category was for individual predictions. In the immediate model, past/future self-reported stressful events emerged as the most important feature category on most days, despite having a relatively small influence on predictions at the global level. Future efficacy was the second most important feature category, followed by past use. In the 2-week lagged model, past use remained the most important feature category (i.e., it produced the highest Shapley value for the greatest number of individuals on the most days). Past/future risky situations also remained among the top feature categories. However, valence/arousal additionally emerged as a competing top feature category (a pattern not observed in the immediate model).</w:t>
+      </w:r>
+      <w:r>
+        <w:t xml:space="preserve"> </w:t>
+      </w:r>
       <w:hyperlink w:anchor="fig-4">
         <w:r>
           <w:rPr>
             <w:rStyle w:val="Hyperlink"/>
           </w:rPr>
-          <w:t xml:space="preserve">Figure 4</w:t>
+          <w:t xml:space="preserve">Figure 5</w:t>
         </w:r>
       </w:hyperlink>
       <w:r>
         <w:t xml:space="preserve"> </w:t>
       </w:r>
       <w:r>
-        <w:t xml:space="preserve">shows the relative ranking of feature categories for the no lag and 2-week lagged models. Feature importance plots for all lag times is available in the supplement. These findings were also consistent across demographic subgroups (plots of feature importance by demographic group are available for the no lag and 2-week lagged models in the supplement).</w:t>
+        <w:t xml:space="preserve">shows the relative global and local ranking of feature categories for the no lag and 2-week lagged models.</w:t>
       </w:r>
     </w:p>
     <w:tbl>
@@ -7793,7 +7936,7 @@
       <w:tr>
         <w:tc>
           <w:tcPr/>
-          <w:bookmarkStart w:id="60" w:name="fig-4"/>
+          <w:bookmarkStart w:id="67" w:name="fig-4"/>
           <w:p>
             <w:pPr>
               <w:pStyle w:val="Compact"/>
@@ -7804,18 +7947,18 @@
                 <wp:inline>
                   <wp:extent cx="5334000" cy="2667000"/>
                   <wp:effectExtent b="0" l="0" r="0" t="0"/>
-                  <wp:docPr descr="" title="" id="58" name="Picture"/>
+                  <wp:docPr descr="" title="" id="65" name="Picture"/>
                   <a:graphic>
                     <a:graphicData uri="http://schemas.openxmlformats.org/drawingml/2006/picture">
                       <pic:pic>
                         <pic:nvPicPr>
-                          <pic:cNvPr descr="index_files/figure-docx/notebooks-mak_figures-fig-4-output-1.png" id="59" name="Picture"/>
+                          <pic:cNvPr descr="index_files/figure-docx/notebooks-mak_figures-fig-4-output-1.png" id="66" name="Picture"/>
                           <pic:cNvPicPr>
                             <a:picLocks noChangeArrowheads="1" noChangeAspect="1"/>
                           </pic:cNvPicPr>
                         </pic:nvPicPr>
                         <pic:blipFill>
-                          <a:blip r:embed="rId57"/>
+                          <a:blip r:embed="rId64"/>
                           <a:stretch>
                             <a:fillRect/>
                           </a:stretch>
@@ -7852,10 +7995,10 @@
               <w:pStyle w:val="ImageCaption"/>
             </w:pPr>
             <w:r>
-              <w:t xml:space="preserve">Figure 4: Global (mean |Shapley value|) and local (proportion of days as top feature) feature importance for feature categories for the no lag and 2-week lagged models. Feature categories are ordered by their aggregate global importance. The importance of each feature category for each model is displayed separately by color.</w:t>
+              <w:t xml:space="preserve">Figure 5: Global (mean |Shapley value|) and local (proportion of days as top feature) feature importance for feature categories for the no lag and 2-week lagged models. Feature categories are ordered by their aggregate global importance. The importance of each feature category for each model is displayed separately by color.</w:t>
             </w:r>
           </w:p>
-          <w:bookmarkEnd w:id="60"/>
+          <w:bookmarkEnd w:id="67"/>
         </w:tc>
       </w:tr>
     </w:tbl>
@@ -7875,7 +8018,7 @@
         </w:rPr>
         <w:t xml:space="preserve"> </w:t>
       </w:r>
-      <w:hyperlink r:id="rId61">
+      <w:hyperlink r:id="rId68">
         <w:r>
           <w:rPr>
             <w:rStyle w:val="Hyperlink"/>
@@ -7885,9 +8028,9 @@
         </w:r>
       </w:hyperlink>
     </w:p>
-    <w:bookmarkEnd w:id="62"/>
-    <w:bookmarkEnd w:id="63"/>
-    <w:bookmarkStart w:id="71" w:name="discussion"/>
+    <w:bookmarkEnd w:id="69"/>
+    <w:bookmarkEnd w:id="70"/>
+    <w:bookmarkStart w:id="78" w:name="discussion"/>
     <w:p>
       <w:pPr>
         <w:pStyle w:val="Heading1"/>
@@ -7896,7 +8039,7 @@
         <w:t xml:space="preserve">Discussion</w:t>
       </w:r>
     </w:p>
-    <w:bookmarkStart w:id="64" w:name="model-evaluation-and-comparisons"/>
+    <w:bookmarkStart w:id="71" w:name="model-evaluation-and-comparisons"/>
     <w:p>
       <w:pPr>
         <w:pStyle w:val="Heading2"/>
@@ -7929,8 +8072,8 @@
         <w:t xml:space="preserve">Collectively, these results suggest we can achieve clinically meaningful performance up to two weeks out. Our rigorous resampling methods (grouped, nested, k-fold cross-validation) make us confident that these are valid estimates of how our models would perform with new individuals. Furthermore, it should be noted that both the no lag and 2-week lagged models can be combined in a complementary fashion that allows both for highly accurate immediate lapse prediction and advanced warning about future lapse risk.</w:t>
       </w:r>
     </w:p>
-    <w:bookmarkEnd w:id="64"/>
-    <w:bookmarkStart w:id="65" w:name="model-fairness"/>
+    <w:bookmarkEnd w:id="71"/>
+    <w:bookmarkStart w:id="72" w:name="model-fairness"/>
     <w:p>
       <w:pPr>
         <w:pStyle w:val="Heading2"/>
@@ -8169,8 +8312,8 @@
         <w:t xml:space="preserve">. These experiences could prompt some individuals in these subgroups to under-report lapses and/or risk factors, which could also degrade performance and evaluation of our models for these subgroups. We observed relatively comparable percentages of lapses reported among disadvantaged compared to advantaged groups. However, comparable lapse rates do not necessarily confirm comparable reporting accuracy because it is possible that there were systematic differences in lapse rates across groups that were masked by issues of trust.</w:t>
       </w:r>
     </w:p>
-    <w:bookmarkEnd w:id="65"/>
-    <w:bookmarkStart w:id="66" w:name="calibration"/>
+    <w:bookmarkEnd w:id="72"/>
+    <w:bookmarkStart w:id="73" w:name="calibration"/>
     <w:p>
       <w:pPr>
         <w:pStyle w:val="Heading2"/>
@@ -8204,8 +8347,8 @@
         <w:t xml:space="preserve">. As a result, it may be more effective to communicate risk using coarser categories (e.g., low, medium, or high risk) or through relative changes in risk (e.g., “Your risk of lapse is higher this week compared to last week”). These forms of feedback may be less sensitive to small miscalibrations at the extremes as long as the relationship between predicted probabilities and the observed event rate is monotonic.</w:t>
       </w:r>
     </w:p>
-    <w:bookmarkEnd w:id="66"/>
-    <w:bookmarkStart w:id="67" w:name="feature-importance-1"/>
+    <w:bookmarkEnd w:id="73"/>
+    <w:bookmarkStart w:id="74" w:name="feature-importance-1"/>
     <w:p>
       <w:pPr>
         <w:pStyle w:val="Heading2"/>
@@ -8236,7 +8379,7 @@
         <w:pStyle w:val="BodyText"/>
       </w:pPr>
       <w:r>
-        <w:t xml:space="preserve">Several feature categories displayed sizeable differences in global importance by lag time. The importance of abstinence self-efficacy dropped by more than 50% in the 2-week lagged model relative to the no lag model. This may indicate that self-efficacy during early recovery is unstable even across shorter periods of time such that their current self-efficacy does not strongly predict abstinence success even two weeks into the future. In fact, craving and risky situations become as important as self-efficacy when predicting two-week lagged lapses. It may be that these other experiences are shaping and changing the individual’s self-efficacy rapidly in early recovery. This also suggests that more frequent clinical assessments of self-efficacy as a target for intervention may be needed rather than assuming stability in this construct if initial assessment suggests it is high. Also, our study cannot determine if this differential importance of self-efficacy for immediate vs. lagged lapses persists beyond early recovery (where people may be encouraged to take a</w:t>
+        <w:t xml:space="preserve">Several feature categories displayed sizeable differences in global importance by lag time. The importance of abstinence self-efficacy dropped by more than 50% in the 2-week lagged model relative to the no lag model. This may indicate that self-efficacy during early recovery is unstable even across shorter periods of time such that their current self-efficacy does not strongly predict abstinence success even two weeks into the future. In fact, craving and risky situations become as important as self-efficacy when predicting 2-week lagged lapses. It may be that these other experiences are shaping and changing the individual’s self-efficacy rapidly in early recovery. This also suggests that more frequent clinical assessments of self-efficacy as a target for intervention may be needed rather than assuming stability in this construct if initial assessment suggests it is high. Also, our study cannot determine if this differential importance of self-efficacy for immediate vs. lagged lapses persists beyond early recovery (where people may be encouraged to take a</w:t>
       </w:r>
       <w:r>
         <w:t xml:space="preserve"> </w:t>
@@ -8256,7 +8399,7 @@
         <w:pStyle w:val="BodyText"/>
       </w:pPr>
       <w:r>
-        <w:t xml:space="preserve">Past use was less important for the 2-week lagged model compared to the no lag model. This indicates that the predictive strength of a lapse on the likelihood of subsequent lapses diminishes to some degree over a relatively short period of time. This is good news and reinforces that single lapses do not always mark a return to consistent patterns of frequent, and potentially harmful, alcohol use. Despite this reduction in importance of past use as a predictor of lagged alcohol use, past use did remain the most important category for two-week lagged lapses. Lapses may provide</w:t>
+        <w:t xml:space="preserve">Past use was less important for the 2-week lagged model compared to the no lag model. This indicates that the predictive strength of a lapse on the likelihood of subsequent lapses diminishes to some degree over a relatively short period of time. This is good news and reinforces that single lapses do not always mark a return to consistent patterns of frequent, and potentially harmful, alcohol use. Despite this reduction in importance of past use as a predictor of lagged alcohol use, past use did remain the most important category for 2-week lagged lapses. Lapses may provide</w:t>
       </w:r>
       <w:r>
         <w:t xml:space="preserve"> </w:t>
@@ -8340,7 +8483,7 @@
         <w:pStyle w:val="BodyText"/>
       </w:pPr>
       <w:r>
-        <w:t xml:space="preserve">Our local feature importance approach, where we calculated the proportion of observations for which each feature category had the highest Shapley value, showed that although past use was the most influential feature overall, it was the top feature on only a subset of days (less than 20% of days in the immediate model and less than 30% in the two-week lagged model). In fact, past alcohol use fell to the third most important feature for the no-lag model. This is not surprising, as lapses were relatively infrequent (7.6-7.7% of observations), and nearly half of participants did not report any lapses during the study.</w:t>
+        <w:t xml:space="preserve">Our local feature importance approach, where we calculated the proportion of observations for which each feature category had the highest Shapley value, showed that although past use was the most influential feature overall, it was the top feature on only a subset of days (less than 20% of days in the immediate model and less than 30% in the 2-week lagged model). In fact, past alcohol use fell to the third most important feature for the no-lag model. This is not surprising, as lapses were relatively infrequent (7.6-7.7% of observations), and nearly half of participants did not report any lapses during the study.</w:t>
       </w:r>
     </w:p>
     <w:p>
@@ -8348,7 +8491,7 @@
         <w:pStyle w:val="BodyText"/>
       </w:pPr>
       <w:r>
-        <w:t xml:space="preserve">Our examination of local feature importance also revealed new important features. In both models, past/future stressful events emerged as an important feature. The fact this did not show up as an important global feature could indicate several things. First, it could be that stressful events are important for predicting lapses for a subset of individuals, but not for others. Second, stress may have a strong impact on some high-risk days but little to no effect on most other days. Finally, as mentioned earlier, it is possible that the influence of stress may overlap with related constructs. In all of these situations, the global Shapley value would be diluted, but stress could still emerge as a highly important predictor in specific contexts or for particular individuals. In the two-week lagged model, valence/arousal emerged as an important feature. This was somewhat surprising, given that these states can fluctuate rapidly. Their importance in the two-week lagged predictions, but not in the immediate predictions, may suggest that changes in valence and arousal reflect a vulnerability to lapse that accumulates over time, rather than immediately triggering a lapse.</w:t>
+        <w:t xml:space="preserve">Our examination of local feature importance also revealed new important features. In both models, past/future stressful events emerged as an important feature. The fact this did not show up as an important global feature could indicate several things. First, it could be that stressful events are important for predicting lapses for a subset of individuals, but not for others. Second, stress may have a strong impact on some high-risk days but little to no effect on most other days. Finally, as mentioned earlier, it is possible that the influence of stress may overlap with related constructs. In all of these situations, the global Shapley value would be diluted, but stress could still emerge as a highly important predictor in specific contexts or for particular individuals. In the 2-week lagged model, valence/arousal emerged as an important feature. This was somewhat surprising, given that these states can fluctuate rapidly. Their importance in the 2-week lagged predictions, but not in the immediate predictions, may suggest that changes in valence and arousal reflect a vulnerability to lapse that accumulates over time, rather than immediately triggering a lapse.</w:t>
       </w:r>
     </w:p>
     <w:p>
@@ -8367,8 +8510,8 @@
         <w:t xml:space="preserve">Finally, this approach showed that while some features have low average importance (across all individuals and observations), they can be highly important on certain days for certain individuals. Thus, this approach more closely aligns with our precision-guided goal of understanding which risk factor is most influential for a specific individual at a specific moment. In the context of recovery, where lapses are important but relatively infrequent events, features other than past use will, in most cases, represent more clinically meaningful targets for intervention.</w:t>
       </w:r>
     </w:p>
-    <w:bookmarkEnd w:id="67"/>
-    <w:bookmarkStart w:id="68" w:name="X40ab624ebf83813907a18dba36edd4d1d14a553"/>
+    <w:bookmarkEnd w:id="74"/>
+    <w:bookmarkStart w:id="75" w:name="X40ab624ebf83813907a18dba36edd4d1d14a553"/>
     <w:p>
       <w:pPr>
         <w:pStyle w:val="Heading2"/>
@@ -8515,8 +8658,34 @@
         <w:t xml:space="preserve">.</w:t>
       </w:r>
     </w:p>
-    <w:bookmarkEnd w:id="68"/>
-    <w:bookmarkStart w:id="69" w:name="conclusions"/>
+    <w:p>
+      <w:pPr>
+        <w:pStyle w:val="BodyText"/>
+      </w:pPr>
+      <w:r>
+        <w:t xml:space="preserve">Lastly, there may be value in exploring alternative modeling approaches that better leverage the temporal structure and individual-level nature of these data. For example, hierarchical models that start with population-based information (i.e., priors) and are updated with person-specific information as the individual provides data may be the most promising approach for effective use of time-varying information to model how an individual’s lapse risk evolves over time. Our lab has begun to develop these models and found preliminary evidence to suggest that they may outperform traditional population-level machine learning models</w:t>
+      </w:r>
+      <w:r>
+        <w:t xml:space="preserve"> </w:t>
+      </w:r>
+      <w:r>
+        <w:t xml:space="preserve">[48]</w:t>
+      </w:r>
+      <w:r>
+        <w:t xml:space="preserve">. However, in another recent study, population-level models well outperformed person-specific models for predicting various outcomes, including alcohol use and binge drinking</w:t>
+      </w:r>
+      <w:r>
+        <w:t xml:space="preserve"> </w:t>
+      </w:r>
+      <w:r>
+        <w:t xml:space="preserve">[72]</w:t>
+      </w:r>
+      <w:r>
+        <w:t xml:space="preserve">. Thus, the benefit of individualized models above and beyond population models remains an empirical question and is something we plan to continue to pursue in future work.</w:t>
+      </w:r>
+    </w:p>
+    <w:bookmarkEnd w:id="75"/>
+    <w:bookmarkStart w:id="76" w:name="conclusions"/>
     <w:p>
       <w:pPr>
         <w:pStyle w:val="Heading2"/>
@@ -8533,8 +8702,8 @@
         <w:t xml:space="preserve">This study suggests it is possible to accurately predict alcohol lapses both immediately and up to two weeks into the future using lagged machine learning prediction models. The no lag model could guide users to engage with a smart RMSS that provides daily recovery activities that are personalized to their lapse risk and the factors contributing to that risk. The 2-week lagged model could enable patients to seek out and implement recovery support that is not immediately available to them within the RMSS. Several important steps remain prior to implementing the no lag and 2-week lagged models within a smart RMSS. Feedback and support messages from these models should be optimized to sustain system engagement, trust, and clinical outcomes. Passive sensing of model inputs may allow assessment of a broader range of risk factors with less burden for system users. Perhaps most important, model fairness must be improved by decreasing disparities in performance for less privileged groups. We remain optimistic about the potential to implement these models within a smart RMSS because these barriers, while challenging, are surmountable.</w:t>
       </w:r>
     </w:p>
-    <w:bookmarkEnd w:id="69"/>
-    <w:bookmarkStart w:id="70" w:name="acknowledgments"/>
+    <w:bookmarkEnd w:id="76"/>
+    <w:bookmarkStart w:id="77" w:name="acknowledgments"/>
     <w:p>
       <w:pPr>
         <w:pStyle w:val="Heading2"/>
@@ -8551,9 +8720,9 @@
         <w:t xml:space="preserve">This research was supported by grants from the National Institute on Alcohol Abuse and Alcoholism (NIAAA; R01 AA024391 to John J. Curtin) and the National Institute on Drug Abuse (NIDA; R01 DA047315 to John J. Curtin). The authors wish to thank Susan E. Wanta for her role as the project administrator.</w:t>
       </w:r>
     </w:p>
-    <w:bookmarkEnd w:id="70"/>
-    <w:bookmarkEnd w:id="71"/>
-    <w:bookmarkStart w:id="193" w:name="references"/>
+    <w:bookmarkEnd w:id="77"/>
+    <w:bookmarkEnd w:id="78"/>
+    <w:bookmarkStart w:id="202" w:name="references"/>
     <w:p>
       <w:pPr>
         <w:pStyle w:val="Heading1"/>
@@ -8562,8 +8731,8 @@
         <w:t xml:space="preserve">References</w:t>
       </w:r>
     </w:p>
-    <w:bookmarkStart w:id="192" w:name="refs"/>
-    <w:bookmarkStart w:id="73" w:name="ref-mclellanDrugDependenceChronic2000"/>
+    <w:bookmarkStart w:id="201" w:name="refs"/>
+    <w:bookmarkStart w:id="80" w:name="ref-mclellanDrugDependenceChronic2000"/>
     <w:p>
       <w:pPr>
         <w:pStyle w:val="Bibliography"/>
@@ -8580,7 +8749,7 @@
       <w:r>
         <w:t xml:space="preserve">McLellan AT, Lewis DC, O’Brien CP, Kleber HD. Drug dependence, a chronic medical illness: Implications for treatment, insurance, and outcomes evaluation. JAMA. 2000;284: 1689–1695. doi:</w:t>
       </w:r>
-      <w:hyperlink r:id="rId72">
+      <w:hyperlink r:id="rId79">
         <w:r>
           <w:rPr>
             <w:rStyle w:val="Hyperlink"/>
@@ -8589,8 +8758,8 @@
         </w:r>
       </w:hyperlink>
     </w:p>
-    <w:bookmarkEnd w:id="73"/>
-    <w:bookmarkStart w:id="75" w:name="ref-dennisManagingAddictionChronic2007"/>
+    <w:bookmarkEnd w:id="80"/>
+    <w:bookmarkStart w:id="82" w:name="ref-dennisManagingAddictionChronic2007"/>
     <w:p>
       <w:pPr>
         <w:pStyle w:val="Bibliography"/>
@@ -8610,7 +8779,7 @@
       <w:r>
         <w:t xml:space="preserve"> </w:t>
       </w:r>
-      <w:hyperlink r:id="rId74">
+      <w:hyperlink r:id="rId81">
         <w:r>
           <w:rPr>
             <w:rStyle w:val="Hyperlink"/>
@@ -8661,8 +8830,8 @@
         <w:t xml:space="preserve"> </w:t>
       </w:r>
     </w:p>
-    <w:bookmarkEnd w:id="75"/>
-    <w:bookmarkStart w:id="76" w:name="X28b8f85e424928e66706a578d6053e0308d1105"/>
+    <w:bookmarkEnd w:id="82"/>
+    <w:bookmarkStart w:id="83" w:name="X28b8f85e424928e66706a578d6053e0308d1105"/>
     <w:p>
       <w:pPr>
         <w:pStyle w:val="Bibliography"/>
@@ -8701,8 +8870,8 @@
         <w:t xml:space="preserve"> </w:t>
       </w:r>
     </w:p>
-    <w:bookmarkEnd w:id="76"/>
-    <w:bookmarkStart w:id="77" w:name="ref-hedegaardDrugOverdoseDeaths2021"/>
+    <w:bookmarkEnd w:id="83"/>
+    <w:bookmarkStart w:id="84" w:name="ref-hedegaardDrugOverdoseDeaths2021"/>
     <w:p>
       <w:pPr>
         <w:pStyle w:val="Bibliography"/>
@@ -8732,8 +8901,8 @@
         <w:t xml:space="preserve"> </w:t>
       </w:r>
     </w:p>
-    <w:bookmarkEnd w:id="77"/>
-    <w:bookmarkStart w:id="78" w:name="X21d9bc577093464d5d051ef6477b67710b39313"/>
+    <w:bookmarkEnd w:id="84"/>
+    <w:bookmarkStart w:id="85" w:name="X21d9bc577093464d5d051ef6477b67710b39313"/>
     <w:p>
       <w:pPr>
         <w:pStyle w:val="Bibliography"/>
@@ -8808,8 +8977,8 @@
         <w:t xml:space="preserve"> </w:t>
       </w:r>
     </w:p>
-    <w:bookmarkEnd w:id="78"/>
-    <w:bookmarkStart w:id="80" w:name="ref-wagnerImprovingChronicIllness2001"/>
+    <w:bookmarkEnd w:id="85"/>
+    <w:bookmarkStart w:id="87" w:name="ref-wagnerImprovingChronicIllness2001"/>
     <w:p>
       <w:pPr>
         <w:pStyle w:val="Bibliography"/>
@@ -8844,7 +9013,7 @@
       <w:r>
         <w:t xml:space="preserve">. Health Affairs. 2001;20: 64–78. doi:</w:t>
       </w:r>
-      <w:hyperlink r:id="rId79">
+      <w:hyperlink r:id="rId86">
         <w:r>
           <w:rPr>
             <w:rStyle w:val="Hyperlink"/>
@@ -8853,8 +9022,8 @@
         </w:r>
       </w:hyperlink>
     </w:p>
-    <w:bookmarkEnd w:id="80"/>
-    <w:bookmarkStart w:id="82" w:name="X01387e434119cf09c116d0feeabab9f278d40e3"/>
+    <w:bookmarkEnd w:id="87"/>
+    <w:bookmarkStart w:id="89" w:name="X01387e434119cf09c116d0feeabab9f278d40e3"/>
     <w:p>
       <w:pPr>
         <w:pStyle w:val="Bibliography"/>
@@ -8904,7 +9073,7 @@
       <w:r>
         <w:t xml:space="preserve">. Substance Abuse: Research and Treatment. 2021;15: 1178221820976988. doi:</w:t>
       </w:r>
-      <w:hyperlink r:id="rId81">
+      <w:hyperlink r:id="rId88">
         <w:r>
           <w:rPr>
             <w:rStyle w:val="Hyperlink"/>
@@ -8913,8 +9082,8 @@
         </w:r>
       </w:hyperlink>
     </w:p>
-    <w:bookmarkEnd w:id="82"/>
-    <w:bookmarkStart w:id="84" w:name="ref-sociasAdoptingCascadeCare2016"/>
+    <w:bookmarkEnd w:id="89"/>
+    <w:bookmarkStart w:id="91" w:name="ref-sociasAdoptingCascadeCare2016"/>
     <w:p>
       <w:pPr>
         <w:pStyle w:val="Bibliography"/>
@@ -8943,7 +9112,7 @@
       <w:r>
         <w:t xml:space="preserve">framework: An opportunity to close the implementation gap in addiction care? Addiction. 2016;111: 2079–2081. doi:</w:t>
       </w:r>
-      <w:hyperlink r:id="rId83">
+      <w:hyperlink r:id="rId90">
         <w:r>
           <w:rPr>
             <w:rStyle w:val="Hyperlink"/>
@@ -8952,8 +9121,8 @@
         </w:r>
       </w:hyperlink>
     </w:p>
-    <w:bookmarkEnd w:id="84"/>
-    <w:bookmarkStart w:id="85" w:name="X0900e084d2d8751b94683f82b04534ea811d54e"/>
+    <w:bookmarkEnd w:id="91"/>
+    <w:bookmarkStart w:id="92" w:name="X0900e084d2d8751b94683f82b04534ea811d54e"/>
     <w:p>
       <w:pPr>
         <w:pStyle w:val="Bibliography"/>
@@ -9016,8 +9185,8 @@
         <w:t xml:space="preserve"> </w:t>
       </w:r>
     </w:p>
-    <w:bookmarkEnd w:id="85"/>
-    <w:bookmarkStart w:id="87" w:name="X4446e184b7dd55a61fd406499f32542fdcf24b5"/>
+    <w:bookmarkEnd w:id="92"/>
+    <w:bookmarkStart w:id="94" w:name="X4446e184b7dd55a61fd406499f32542fdcf24b5"/>
     <w:p>
       <w:pPr>
         <w:pStyle w:val="Bibliography"/>
@@ -9046,7 +9215,7 @@
       <w:r>
         <w:t xml:space="preserve">was zen, this is tao. American Psychologist. 2004;59: 224–235. doi:</w:t>
       </w:r>
-      <w:hyperlink r:id="rId86">
+      <w:hyperlink r:id="rId93">
         <w:r>
           <w:rPr>
             <w:rStyle w:val="Hyperlink"/>
@@ -9055,8 +9224,8 @@
         </w:r>
       </w:hyperlink>
     </w:p>
-    <w:bookmarkEnd w:id="87"/>
-    <w:bookmarkStart w:id="89" w:name="X254a0f87701f835b5365990b3eba45be7dca59c"/>
+    <w:bookmarkEnd w:id="94"/>
+    <w:bookmarkStart w:id="96" w:name="X254a0f87701f835b5365990b3eba45be7dca59c"/>
     <w:p>
       <w:pPr>
         <w:pStyle w:val="Bibliography"/>
@@ -9082,7 +9251,7 @@
       <w:r>
         <w:t xml:space="preserve">’s a rocky road to relapse. Clinical Psychology Review. 2007;27: 724–738. doi:</w:t>
       </w:r>
-      <w:hyperlink r:id="rId88">
+      <w:hyperlink r:id="rId95">
         <w:r>
           <w:rPr>
             <w:rStyle w:val="Hyperlink"/>
@@ -9091,8 +9260,8 @@
         </w:r>
       </w:hyperlink>
     </w:p>
-    <w:bookmarkEnd w:id="89"/>
-    <w:bookmarkStart w:id="91" w:name="ref-brandonRelapseRelapsePrevention2007"/>
+    <w:bookmarkEnd w:id="96"/>
+    <w:bookmarkStart w:id="98" w:name="ref-brandonRelapseRelapsePrevention2007"/>
     <w:p>
       <w:pPr>
         <w:pStyle w:val="Bibliography"/>
@@ -9109,7 +9278,7 @@
       <w:r>
         <w:t xml:space="preserve">Brandon TH, Vidrine JI, Litvin EB. Relapse and relapse prevention. Annual Review of Clinical Psychology. 2007;3: 257–284. doi:</w:t>
       </w:r>
-      <w:hyperlink r:id="rId90">
+      <w:hyperlink r:id="rId97">
         <w:r>
           <w:rPr>
             <w:rStyle w:val="Hyperlink"/>
@@ -9118,8 +9287,8 @@
         </w:r>
       </w:hyperlink>
     </w:p>
-    <w:bookmarkEnd w:id="91"/>
-    <w:bookmarkStart w:id="93" w:name="ref-bickmanAchievingPrecisionMental2016"/>
+    <w:bookmarkEnd w:id="98"/>
+    <w:bookmarkStart w:id="100" w:name="ref-bickmanAchievingPrecisionMental2016"/>
     <w:p>
       <w:pPr>
         <w:pStyle w:val="Bibliography"/>
@@ -9175,7 +9344,7 @@
       <w:r>
         <w:t xml:space="preserve">. Administration and Policy in Mental Health and Mental Health Services Research. 2016;43: 271–276. doi:</w:t>
       </w:r>
-      <w:hyperlink r:id="rId92">
+      <w:hyperlink r:id="rId99">
         <w:r>
           <w:rPr>
             <w:rStyle w:val="Hyperlink"/>
@@ -9184,8 +9353,8 @@
         </w:r>
       </w:hyperlink>
     </w:p>
-    <w:bookmarkEnd w:id="93"/>
-    <w:bookmarkStart w:id="95" w:name="ref-derubeisHistoryCurrentStatus2019"/>
+    <w:bookmarkEnd w:id="100"/>
+    <w:bookmarkStart w:id="102" w:name="ref-derubeisHistoryCurrentStatus2019"/>
     <w:p>
       <w:pPr>
         <w:pStyle w:val="Bibliography"/>
@@ -9202,7 +9371,7 @@
       <w:r>
         <w:t xml:space="preserve">DeRubeis RJ. The history, current status, and possible future of precision mental health. Behaviour Research and Therapy. 2019;123: 103506. doi:</w:t>
       </w:r>
-      <w:hyperlink r:id="rId94">
+      <w:hyperlink r:id="rId101">
         <w:r>
           <w:rPr>
             <w:rStyle w:val="Hyperlink"/>
@@ -9211,8 +9380,8 @@
         </w:r>
       </w:hyperlink>
     </w:p>
-    <w:bookmarkEnd w:id="95"/>
-    <w:bookmarkStart w:id="97" w:name="X79dffb24bc183d6bf6fe142dbf048fe8e5a5dd0"/>
+    <w:bookmarkEnd w:id="102"/>
+    <w:bookmarkStart w:id="104" w:name="X79dffb24bc183d6bf6fe142dbf048fe8e5a5dd0"/>
     <w:p>
       <w:pPr>
         <w:pStyle w:val="Bibliography"/>
@@ -9250,7 +9419,7 @@
       <w:r>
         <w:t xml:space="preserve">. Current Psychiatry Reports. 2012;14: 486–493. doi:</w:t>
       </w:r>
-      <w:hyperlink r:id="rId96">
+      <w:hyperlink r:id="rId103">
         <w:r>
           <w:rPr>
             <w:rStyle w:val="Hyperlink"/>
@@ -9259,8 +9428,8 @@
         </w:r>
       </w:hyperlink>
     </w:p>
-    <w:bookmarkEnd w:id="97"/>
-    <w:bookmarkStart w:id="99" w:name="ref-mohrPersonalSensingUnderstanding2017"/>
+    <w:bookmarkEnd w:id="104"/>
+    <w:bookmarkStart w:id="106" w:name="ref-mohrPersonalSensingUnderstanding2017"/>
     <w:p>
       <w:pPr>
         <w:pStyle w:val="Bibliography"/>
@@ -9307,7 +9476,7 @@
       <w:r>
         <w:t xml:space="preserve">. Annual Review of Clinical Psychology. 2017;13: 23–47. doi:</w:t>
       </w:r>
-      <w:hyperlink r:id="rId98">
+      <w:hyperlink r:id="rId105">
         <w:r>
           <w:rPr>
             <w:rStyle w:val="Hyperlink"/>
@@ -9316,8 +9485,8 @@
         </w:r>
       </w:hyperlink>
     </w:p>
-    <w:bookmarkEnd w:id="99"/>
-    <w:bookmarkStart w:id="100" w:name="X76c131a5b0a374a6ad1e33cf8e2c0563392269f"/>
+    <w:bookmarkEnd w:id="106"/>
+    <w:bookmarkStart w:id="107" w:name="X76c131a5b0a374a6ad1e33cf8e2c0563392269f"/>
     <w:p>
       <w:pPr>
         <w:pStyle w:val="Bibliography"/>
@@ -9338,8 +9507,8 @@
         <w:t xml:space="preserve"> </w:t>
       </w:r>
     </w:p>
-    <w:bookmarkEnd w:id="100"/>
-    <w:bookmarkStart w:id="101" w:name="X6c5adf42984d4dcd96717e3e06f47f768bdce11"/>
+    <w:bookmarkEnd w:id="107"/>
+    <w:bookmarkStart w:id="108" w:name="X6c5adf42984d4dcd96717e3e06f47f768bdce11"/>
     <w:p>
       <w:pPr>
         <w:pStyle w:val="Bibliography"/>
@@ -9396,8 +9565,8 @@
         <w:t xml:space="preserve"> </w:t>
       </w:r>
     </w:p>
-    <w:bookmarkEnd w:id="101"/>
-    <w:bookmarkStart w:id="103" w:name="Xb35ee182d565575e339a0170868456c1684f821"/>
+    <w:bookmarkEnd w:id="108"/>
+    <w:bookmarkStart w:id="110" w:name="Xb35ee182d565575e339a0170868456c1684f821"/>
     <w:p>
       <w:pPr>
         <w:pStyle w:val="Bibliography"/>
@@ -9432,7 +9601,7 @@
       <w:r>
         <w:t xml:space="preserve">. JMIR mHealth and uHealth. 2023;11: e41833. doi:</w:t>
       </w:r>
-      <w:hyperlink r:id="rId102">
+      <w:hyperlink r:id="rId109">
         <w:r>
           <w:rPr>
             <w:rStyle w:val="Hyperlink"/>
@@ -9441,8 +9610,8 @@
         </w:r>
       </w:hyperlink>
     </w:p>
-    <w:bookmarkEnd w:id="103"/>
-    <w:bookmarkStart w:id="105" w:name="X1f44e09282148d362bdacfce67d6a56b1cf06db"/>
+    <w:bookmarkEnd w:id="110"/>
+    <w:bookmarkStart w:id="112" w:name="X1f44e09282148d362bdacfce67d6a56b1cf06db"/>
     <w:p>
       <w:pPr>
         <w:pStyle w:val="Bibliography"/>
@@ -9513,7 +9682,7 @@
       <w:r>
         <w:t xml:space="preserve">. JMIR Research Protocols. 2021;10: e29563. doi:</w:t>
       </w:r>
-      <w:hyperlink r:id="rId104">
+      <w:hyperlink r:id="rId111">
         <w:r>
           <w:rPr>
             <w:rStyle w:val="Hyperlink"/>
@@ -9522,8 +9691,8 @@
         </w:r>
       </w:hyperlink>
     </w:p>
-    <w:bookmarkEnd w:id="105"/>
-    <w:bookmarkStart w:id="107" w:name="ref-wyantMachineLearningModels2024"/>
+    <w:bookmarkEnd w:id="112"/>
+    <w:bookmarkStart w:id="114" w:name="ref-wyantMachineLearningModels2024"/>
     <w:p>
       <w:pPr>
         <w:pStyle w:val="Bibliography"/>
@@ -9540,7 +9709,7 @@
       <w:r>
         <w:t xml:space="preserve">Wyant K, Sant’Ana SJK, Fronk G, Curtin JJ. Machine learning models for temporally precise lapse prediction in alcohol use disorder. Psychopathology and Clinical Science. 2024. doi:</w:t>
       </w:r>
-      <w:hyperlink r:id="rId106">
+      <w:hyperlink r:id="rId113">
         <w:r>
           <w:rPr>
             <w:rStyle w:val="Hyperlink"/>
@@ -9549,8 +9718,8 @@
         </w:r>
       </w:hyperlink>
     </w:p>
-    <w:bookmarkEnd w:id="107"/>
-    <w:bookmarkStart w:id="108" w:name="X34be55f2a2ff67a14e7206627bb93b426490c87"/>
+    <w:bookmarkEnd w:id="114"/>
+    <w:bookmarkStart w:id="115" w:name="X34be55f2a2ff67a14e7206627bb93b426490c87"/>
     <w:p>
       <w:pPr>
         <w:pStyle w:val="Bibliography"/>
@@ -9592,8 +9761,8 @@
         <w:t xml:space="preserve"> </w:t>
       </w:r>
     </w:p>
-    <w:bookmarkEnd w:id="108"/>
-    <w:bookmarkStart w:id="110" w:name="Xd4c1d027f60920f356af6131267e679804e946e"/>
+    <w:bookmarkEnd w:id="115"/>
+    <w:bookmarkStart w:id="117" w:name="Xd4c1d027f60920f356af6131267e679804e946e"/>
     <w:p>
       <w:pPr>
         <w:pStyle w:val="Bibliography"/>
@@ -9622,7 +9791,7 @@
       <w:r>
         <w:t xml:space="preserve">demonstration of parallel utility. Psychology of Addictive Behaviors: Journal of the Society of Psychologists in Addictive Behaviors. 2022;36: 296–306. doi:</w:t>
       </w:r>
-      <w:hyperlink r:id="rId109">
+      <w:hyperlink r:id="rId116">
         <w:r>
           <w:rPr>
             <w:rStyle w:val="Hyperlink"/>
@@ -9631,8 +9800,8 @@
         </w:r>
       </w:hyperlink>
     </w:p>
-    <w:bookmarkEnd w:id="110"/>
-    <w:bookmarkStart w:id="112" w:name="ref-waltersUsingMachineLearning2021"/>
+    <w:bookmarkEnd w:id="117"/>
+    <w:bookmarkStart w:id="119" w:name="ref-waltersUsingMachineLearning2021"/>
     <w:p>
       <w:pPr>
         <w:pStyle w:val="Bibliography"/>
@@ -9649,7 +9818,7 @@
       <w:r>
         <w:t xml:space="preserve">Walters ST, Businelle MS, Suchting R, Li X, Hébert ET, Mun E-Y. Using machine learning to identify predictors of imminent drinking and create tailored messages for at-risk drinkers experiencing homelessness. Journal of Substance Abuse Treatment. 2021;127: 108417. doi:</w:t>
       </w:r>
-      <w:hyperlink r:id="rId111">
+      <w:hyperlink r:id="rId118">
         <w:r>
           <w:rPr>
             <w:rStyle w:val="Hyperlink"/>
@@ -9658,8 +9827,8 @@
         </w:r>
       </w:hyperlink>
     </w:p>
-    <w:bookmarkEnd w:id="112"/>
-    <w:bookmarkStart w:id="113" w:name="X0f0fab553d46f8852e582400eb2e6c745146f48"/>
+    <w:bookmarkEnd w:id="119"/>
+    <w:bookmarkStart w:id="120" w:name="X0f0fab553d46f8852e582400eb2e6c745146f48"/>
     <w:p>
       <w:pPr>
         <w:pStyle w:val="Bibliography"/>
@@ -9707,8 +9876,8 @@
         <w:t xml:space="preserve"> </w:t>
       </w:r>
     </w:p>
-    <w:bookmarkEnd w:id="113"/>
-    <w:bookmarkStart w:id="115" w:name="ref-pinedoCurrentReexaminationRacial2019"/>
+    <w:bookmarkEnd w:id="120"/>
+    <w:bookmarkStart w:id="122" w:name="ref-pinedoCurrentReexaminationRacial2019"/>
     <w:p>
       <w:pPr>
         <w:pStyle w:val="Bibliography"/>
@@ -9737,7 +9906,7 @@
       <w:r>
         <w:t xml:space="preserve">disparities persist? Drug and Alcohol Dependence. 2019;202: 162–167. doi:</w:t>
       </w:r>
-      <w:hyperlink r:id="rId114">
+      <w:hyperlink r:id="rId121">
         <w:r>
           <w:rPr>
             <w:rStyle w:val="Hyperlink"/>
@@ -9746,8 +9915,8 @@
         </w:r>
       </w:hyperlink>
     </w:p>
-    <w:bookmarkEnd w:id="115"/>
-    <w:bookmarkStart w:id="117" w:name="ref-kilaruIncidenceTreatmentOpioid2020"/>
+    <w:bookmarkEnd w:id="122"/>
+    <w:bookmarkStart w:id="124" w:name="ref-kilaruIncidenceTreatmentOpioid2020"/>
     <w:p>
       <w:pPr>
         <w:pStyle w:val="Bibliography"/>
@@ -9797,7 +9966,7 @@
       <w:r>
         <w:t xml:space="preserve">. JAMA Network Open. 2020;3: e205852. doi:</w:t>
       </w:r>
-      <w:hyperlink r:id="rId116">
+      <w:hyperlink r:id="rId123">
         <w:r>
           <w:rPr>
             <w:rStyle w:val="Hyperlink"/>
@@ -9806,8 +9975,8 @@
         </w:r>
       </w:hyperlink>
     </w:p>
-    <w:bookmarkEnd w:id="117"/>
-    <w:bookmarkStart w:id="119" w:name="ref-olfsonHealthcareCoverageService2022"/>
+    <w:bookmarkEnd w:id="124"/>
+    <w:bookmarkStart w:id="126" w:name="ref-olfsonHealthcareCoverageService2022"/>
     <w:p>
       <w:pPr>
         <w:pStyle w:val="Bibliography"/>
@@ -9824,7 +9993,7 @@
       <w:r>
         <w:t xml:space="preserve">Olfson M, Mauro C, Wall MM, Choi CJ, Barry CL, Mojtabai R. Healthcare coverage and service access for low-income adults with substance use disorders. Journal of Substance Abuse Treatment. 2022;137: 108710. doi:</w:t>
       </w:r>
-      <w:hyperlink r:id="rId118">
+      <w:hyperlink r:id="rId125">
         <w:r>
           <w:rPr>
             <w:rStyle w:val="Hyperlink"/>
@@ -9833,8 +10002,8 @@
         </w:r>
       </w:hyperlink>
     </w:p>
-    <w:bookmarkEnd w:id="119"/>
-    <w:bookmarkStart w:id="121" w:name="Xa203ab3abd150ead1a7854a9fa5726c8a273f52"/>
+    <w:bookmarkEnd w:id="126"/>
+    <w:bookmarkStart w:id="128" w:name="Xa203ab3abd150ead1a7854a9fa5726c8a273f52"/>
     <w:p>
       <w:pPr>
         <w:pStyle w:val="Bibliography"/>
@@ -9863,7 +10032,7 @@
       <w:r>
         <w:t xml:space="preserve">review of the literature. Drug and Alcohol Dependence. 2007;86: 1–21. doi:</w:t>
       </w:r>
-      <w:hyperlink r:id="rId120">
+      <w:hyperlink r:id="rId127">
         <w:r>
           <w:rPr>
             <w:rStyle w:val="Hyperlink"/>
@@ -9872,8 +10041,8 @@
         </w:r>
       </w:hyperlink>
     </w:p>
-    <w:bookmarkEnd w:id="121"/>
-    <w:bookmarkStart w:id="122" w:name="ref-hsiehSampleSizeTables1989"/>
+    <w:bookmarkEnd w:id="128"/>
+    <w:bookmarkStart w:id="129" w:name="ref-hsiehSampleSizeTables1989"/>
     <w:p>
       <w:pPr>
         <w:pStyle w:val="Bibliography"/>
@@ -9894,8 +10063,8 @@
         <w:t xml:space="preserve"> </w:t>
       </w:r>
     </w:p>
-    <w:bookmarkEnd w:id="122"/>
-    <w:bookmarkStart w:id="123" w:name="ref-derogatislBriefSymptomInventory"/>
+    <w:bookmarkEnd w:id="129"/>
+    <w:bookmarkStart w:id="130" w:name="ref-derogatislBriefSymptomInventory"/>
     <w:p>
       <w:pPr>
         <w:pStyle w:val="Bibliography"/>
@@ -9937,8 +10106,8 @@
         <w:t xml:space="preserve"> </w:t>
       </w:r>
     </w:p>
-    <w:bookmarkEnd w:id="123"/>
-    <w:bookmarkStart w:id="125" w:name="X2d30c84041d97351f676569bf3de3da0c8a9d6d"/>
+    <w:bookmarkEnd w:id="130"/>
+    <w:bookmarkStart w:id="132" w:name="X2d30c84041d97351f676569bf3de3da0c8a9d6d"/>
     <w:p>
       <w:pPr>
         <w:pStyle w:val="Bibliography"/>
@@ -9958,7 +10127,7 @@
       <w:r>
         <w:t xml:space="preserve"> </w:t>
       </w:r>
-      <w:hyperlink r:id="rId124">
+      <w:hyperlink r:id="rId131">
         <w:r>
           <w:rPr>
             <w:rStyle w:val="Hyperlink"/>
@@ -10051,8 +10220,8 @@
         <w:t xml:space="preserve"> </w:t>
       </w:r>
     </w:p>
-    <w:bookmarkEnd w:id="125"/>
-    <w:bookmarkStart w:id="126" w:name="ref-kuhnTidymodelsCollectionPackages2020"/>
+    <w:bookmarkEnd w:id="132"/>
+    <w:bookmarkStart w:id="133" w:name="ref-kuhnTidymodelsCollectionPackages2020"/>
     <w:p>
       <w:pPr>
         <w:pStyle w:val="Bibliography"/>
@@ -10073,8 +10242,8 @@
         <w:t xml:space="preserve"> </w:t>
       </w:r>
     </w:p>
-    <w:bookmarkEnd w:id="126"/>
-    <w:bookmarkStart w:id="127" w:name="Xa93a98d1ce255982a5ea923c39451c32053b2a2"/>
+    <w:bookmarkEnd w:id="133"/>
+    <w:bookmarkStart w:id="134" w:name="Xa93a98d1ce255982a5ea923c39451c32053b2a2"/>
     <w:p>
       <w:pPr>
         <w:pStyle w:val="Bibliography"/>
@@ -10128,8 +10297,8 @@
         <w:t xml:space="preserve"> </w:t>
       </w:r>
     </w:p>
-    <w:bookmarkEnd w:id="127"/>
-    <w:bookmarkStart w:id="128" w:name="ref-goodrichRstanarmBayesianApplied2023"/>
+    <w:bookmarkEnd w:id="134"/>
+    <w:bookmarkStart w:id="135" w:name="ref-goodrichRstanarmBayesianApplied2023"/>
     <w:p>
       <w:pPr>
         <w:pStyle w:val="Bibliography"/>
@@ -10171,8 +10340,8 @@
         <w:t xml:space="preserve"> </w:t>
       </w:r>
     </w:p>
-    <w:bookmarkEnd w:id="128"/>
-    <w:bookmarkStart w:id="130" w:name="ref-chtc"/>
+    <w:bookmarkEnd w:id="135"/>
+    <w:bookmarkStart w:id="137" w:name="ref-chtc"/>
     <w:p>
       <w:pPr>
         <w:pStyle w:val="Bibliography"/>
@@ -10189,7 +10358,7 @@
       <w:r>
         <w:t xml:space="preserve">Center for High Throughput Computing. Center for high throughput computing. Center for High Throughput Computing; 2006. doi:</w:t>
       </w:r>
-      <w:hyperlink r:id="rId129">
+      <w:hyperlink r:id="rId136">
         <w:r>
           <w:rPr>
             <w:rStyle w:val="Hyperlink"/>
@@ -10198,8 +10367,8 @@
         </w:r>
       </w:hyperlink>
     </w:p>
-    <w:bookmarkEnd w:id="130"/>
-    <w:bookmarkStart w:id="132" w:name="ref-kuhnAppliedPredictiveModeling2018"/>
+    <w:bookmarkEnd w:id="137"/>
+    <w:bookmarkStart w:id="139" w:name="ref-kuhnAppliedPredictiveModeling2018"/>
     <w:p>
       <w:pPr>
         <w:pStyle w:val="Bibliography"/>
@@ -10225,7 +10394,7 @@
       <w:r>
         <w:t xml:space="preserve">. 1st ed. 2013, Corr. 2nd printing 2018 edition. New York: Springer; 2018. doi:</w:t>
       </w:r>
-      <w:hyperlink r:id="rId131">
+      <w:hyperlink r:id="rId138">
         <w:r>
           <w:rPr>
             <w:rStyle w:val="Hyperlink"/>
@@ -10234,8 +10403,8 @@
         </w:r>
       </w:hyperlink>
     </w:p>
-    <w:bookmarkEnd w:id="132"/>
-    <w:bookmarkStart w:id="133" w:name="X93e79e1a5ab79bb153842a6d1ed7d5e5cb3185f"/>
+    <w:bookmarkEnd w:id="139"/>
+    <w:bookmarkStart w:id="140" w:name="X93e79e1a5ab79bb153842a6d1ed7d5e5cb3185f"/>
     <w:p>
       <w:pPr>
         <w:pStyle w:val="Bibliography"/>
@@ -10286,8 +10455,8 @@
         <w:t xml:space="preserve"> </w:t>
       </w:r>
     </w:p>
-    <w:bookmarkEnd w:id="133"/>
-    <w:bookmarkStart w:id="134" w:name="ref-gabryPriorDistributionsRstanarm2023"/>
+    <w:bookmarkEnd w:id="140"/>
+    <w:bookmarkStart w:id="141" w:name="ref-gabryPriorDistributionsRstanarm2023"/>
     <w:p>
       <w:pPr>
         <w:pStyle w:val="Bibliography"/>
@@ -10329,8 +10498,8 @@
         <w:t xml:space="preserve"> </w:t>
       </w:r>
     </w:p>
-    <w:bookmarkEnd w:id="134"/>
-    <w:bookmarkStart w:id="135" w:name="ref-plattProbabilisticOutputsSupport1999"/>
+    <w:bookmarkEnd w:id="141"/>
+    <w:bookmarkStart w:id="142" w:name="ref-plattProbabilisticOutputsSupport1999"/>
     <w:p>
       <w:pPr>
         <w:pStyle w:val="Bibliography"/>
@@ -10351,8 +10520,8 @@
         <w:t xml:space="preserve"> </w:t>
       </w:r>
     </w:p>
-    <w:bookmarkEnd w:id="135"/>
-    <w:bookmarkStart w:id="137" w:name="ref-veinotGoodIntentionsAre2018"/>
+    <w:bookmarkEnd w:id="142"/>
+    <w:bookmarkStart w:id="144" w:name="ref-veinotGoodIntentionsAre2018"/>
     <w:p>
       <w:pPr>
         <w:pStyle w:val="Bibliography"/>
@@ -10369,7 +10538,7 @@
       <w:r>
         <w:t xml:space="preserve">Veinot TC, Mitchell H, Ancker JS. Good intentions are not enough: How informatics interventions can worsen inequality. Journal of the American Medical Informatics Association: JAMIA. 2018;25: 1080–1088. doi:</w:t>
       </w:r>
-      <w:hyperlink r:id="rId136">
+      <w:hyperlink r:id="rId143">
         <w:r>
           <w:rPr>
             <w:rStyle w:val="Hyperlink"/>
@@ -10378,8 +10547,8 @@
         </w:r>
       </w:hyperlink>
     </w:p>
-    <w:bookmarkEnd w:id="137"/>
-    <w:bookmarkStart w:id="139" w:name="ref-leeUrbanRuralDisparities2023"/>
+    <w:bookmarkEnd w:id="144"/>
+    <w:bookmarkStart w:id="146" w:name="ref-leeUrbanRuralDisparities2023"/>
     <w:p>
       <w:pPr>
         <w:pStyle w:val="Bibliography"/>
@@ -10453,7 +10622,7 @@
       <w:r>
         <w:t xml:space="preserve">. American journal of preventive medicine. 2023;64: 149–156. doi:</w:t>
       </w:r>
-      <w:hyperlink r:id="rId138">
+      <w:hyperlink r:id="rId145">
         <w:r>
           <w:rPr>
             <w:rStyle w:val="Hyperlink"/>
@@ -10462,8 +10631,8 @@
         </w:r>
       </w:hyperlink>
     </w:p>
-    <w:bookmarkEnd w:id="139"/>
-    <w:bookmarkStart w:id="141" w:name="Xaa720cc9c8d959b428cd2035783815a9cba15e0"/>
+    <w:bookmarkEnd w:id="146"/>
+    <w:bookmarkStart w:id="148" w:name="Xaa720cc9c8d959b428cd2035783815a9cba15e0"/>
     <w:p>
       <w:pPr>
         <w:pStyle w:val="Bibliography"/>
@@ -10489,7 +10658,7 @@
       <w:r>
         <w:t xml:space="preserve">. The American Journal of Drug and Alcohol Abuse. 2020;46: 273–288. doi:</w:t>
       </w:r>
-      <w:hyperlink r:id="rId140">
+      <w:hyperlink r:id="rId147">
         <w:r>
           <w:rPr>
             <w:rStyle w:val="Hyperlink"/>
@@ -10498,8 +10667,8 @@
         </w:r>
       </w:hyperlink>
     </w:p>
-    <w:bookmarkEnd w:id="141"/>
-    <w:bookmarkStart w:id="143" w:name="ref-fisherDynamicModelPsychological2015"/>
+    <w:bookmarkEnd w:id="148"/>
+    <w:bookmarkStart w:id="150" w:name="ref-fisherDynamicModelPsychological2015"/>
     <w:p>
       <w:pPr>
         <w:pStyle w:val="Bibliography"/>
@@ -10528,7 +10697,7 @@
       <w:r>
         <w:t xml:space="preserve">for personalized care. Journal of Consulting and Clinical Psychology. 2015;83: 825–836. doi:</w:t>
       </w:r>
-      <w:hyperlink r:id="rId142">
+      <w:hyperlink r:id="rId149">
         <w:r>
           <w:rPr>
             <w:rStyle w:val="Hyperlink"/>
@@ -10537,8 +10706,8 @@
         </w:r>
       </w:hyperlink>
     </w:p>
-    <w:bookmarkEnd w:id="143"/>
-    <w:bookmarkStart w:id="145" w:name="Xb70ed90433964dc3a7ede0ee8357d97241623cc"/>
+    <w:bookmarkEnd w:id="150"/>
+    <w:bookmarkStart w:id="152" w:name="Xb70ed90433964dc3a7ede0ee8357d97241623cc"/>
     <w:p>
       <w:pPr>
         <w:pStyle w:val="Bibliography"/>
@@ -10588,7 +10757,7 @@
       <w:r>
         <w:t xml:space="preserve">. Journal of Psychopathology and Behavioral Assessment. 2018;40: 235–248. doi:</w:t>
       </w:r>
-      <w:hyperlink r:id="rId144">
+      <w:hyperlink r:id="rId151">
         <w:r>
           <w:rPr>
             <w:rStyle w:val="Hyperlink"/>
@@ -10597,8 +10766,8 @@
         </w:r>
       </w:hyperlink>
     </w:p>
-    <w:bookmarkEnd w:id="145"/>
-    <w:bookmarkStart w:id="147" w:name="Xc5cdea043ab663a81d5612c8b1e0f7c2b734aab"/>
+    <w:bookmarkEnd w:id="152"/>
+    <w:bookmarkStart w:id="154" w:name="Xc5cdea043ab663a81d5612c8b1e0f7c2b734aab"/>
     <w:p>
       <w:pPr>
         <w:pStyle w:val="Bibliography"/>
@@ -10660,7 +10829,7 @@
       <w:r>
         <w:t xml:space="preserve">. Assessment. 2014;21: 515–528. doi:</w:t>
       </w:r>
-      <w:hyperlink r:id="rId146">
+      <w:hyperlink r:id="rId153">
         <w:r>
           <w:rPr>
             <w:rStyle w:val="Hyperlink"/>
@@ -10669,8 +10838,8 @@
         </w:r>
       </w:hyperlink>
     </w:p>
-    <w:bookmarkEnd w:id="147"/>
-    <w:bookmarkStart w:id="149" w:name="X513fadbf866a4ddf9f29b63741ad369252b4800"/>
+    <w:bookmarkEnd w:id="154"/>
+    <w:bookmarkStart w:id="156" w:name="X513fadbf866a4ddf9f29b63741ad369252b4800"/>
     <w:p>
       <w:pPr>
         <w:pStyle w:val="Bibliography"/>
@@ -10732,7 +10901,7 @@
       <w:r>
         <w:t xml:space="preserve">. Assessment. 2016;23: 484–495. doi:</w:t>
       </w:r>
-      <w:hyperlink r:id="rId148">
+      <w:hyperlink r:id="rId155">
         <w:r>
           <w:rPr>
             <w:rStyle w:val="Hyperlink"/>
@@ -10741,8 +10910,8 @@
         </w:r>
       </w:hyperlink>
     </w:p>
-    <w:bookmarkEnd w:id="149"/>
-    <w:bookmarkStart w:id="151" w:name="ref-pulickIdiographicLapsePrediction2025"/>
+    <w:bookmarkEnd w:id="156"/>
+    <w:bookmarkStart w:id="158" w:name="ref-pulickIdiographicLapsePrediction2025"/>
     <w:p>
       <w:pPr>
         <w:pStyle w:val="Bibliography"/>
@@ -10789,7 +10958,7 @@
       <w:r>
         <w:t xml:space="preserve">. JMIR Formative Research. 2025;9: e73265. doi:</w:t>
       </w:r>
-      <w:hyperlink r:id="rId150">
+      <w:hyperlink r:id="rId157">
         <w:r>
           <w:rPr>
             <w:rStyle w:val="Hyperlink"/>
@@ -10798,8 +10967,8 @@
         </w:r>
       </w:hyperlink>
     </w:p>
-    <w:bookmarkEnd w:id="151"/>
-    <w:bookmarkStart w:id="152" w:name="ref-studiesNIHRevitalizationAct1994"/>
+    <w:bookmarkEnd w:id="158"/>
+    <w:bookmarkStart w:id="159" w:name="ref-studiesNIHRevitalizationAct1994"/>
     <w:p>
       <w:pPr>
         <w:pStyle w:val="Bibliography"/>
@@ -10907,8 +11076,8 @@
         <w:t xml:space="preserve"> </w:t>
       </w:r>
     </w:p>
-    <w:bookmarkEnd w:id="152"/>
-    <w:bookmarkStart w:id="154" w:name="ref-vannicelliEffectSexBias1984"/>
+    <w:bookmarkEnd w:id="159"/>
+    <w:bookmarkStart w:id="161" w:name="ref-vannicelliEffectSexBias1984"/>
     <w:p>
       <w:pPr>
         <w:pStyle w:val="Bibliography"/>
@@ -10967,7 +11136,7 @@
       <w:r>
         <w:t xml:space="preserve">. Alcoholism: Clinical and Experimental Research. 1984;8: 334–336. doi:</w:t>
       </w:r>
-      <w:hyperlink r:id="rId153">
+      <w:hyperlink r:id="rId160">
         <w:r>
           <w:rPr>
             <w:rStyle w:val="Hyperlink"/>
@@ -10976,8 +11145,8 @@
         </w:r>
       </w:hyperlink>
     </w:p>
-    <w:bookmarkEnd w:id="154"/>
-    <w:bookmarkStart w:id="156" w:name="ref-walitzerGenderDifferencesAlcohol2006"/>
+    <w:bookmarkEnd w:id="161"/>
+    <w:bookmarkStart w:id="163" w:name="ref-walitzerGenderDifferencesAlcohol2006"/>
     <w:p>
       <w:pPr>
         <w:pStyle w:val="Bibliography"/>
@@ -10994,7 +11163,7 @@
       <w:r>
         <w:t xml:space="preserve">Walitzer KS, Dearing RL. Gender differences in alcohol and substance use relapse. Clinical Psychology Review. 2006;26: 128–148. doi:</w:t>
       </w:r>
-      <w:hyperlink r:id="rId155">
+      <w:hyperlink r:id="rId162">
         <w:r>
           <w:rPr>
             <w:rStyle w:val="Hyperlink"/>
@@ -11003,8 +11172,8 @@
         </w:r>
       </w:hyperlink>
     </w:p>
-    <w:bookmarkEnd w:id="156"/>
-    <w:bookmarkStart w:id="158" w:name="ref-mchughSexGenderDifferences2018"/>
+    <w:bookmarkEnd w:id="163"/>
+    <w:bookmarkStart w:id="165" w:name="ref-mchughSexGenderDifferences2018"/>
     <w:p>
       <w:pPr>
         <w:pStyle w:val="Bibliography"/>
@@ -11021,7 +11190,7 @@
       <w:r>
         <w:t xml:space="preserve">McHugh RK, Votaw VR, Sugarman DE, Greenfield SF. Sex and gender differences in substance use disorders. Clinical Psychology Review. 2018;66: 12–23. doi:</w:t>
       </w:r>
-      <w:hyperlink r:id="rId157">
+      <w:hyperlink r:id="rId164">
         <w:r>
           <w:rPr>
             <w:rStyle w:val="Hyperlink"/>
@@ -11030,8 +11199,8 @@
         </w:r>
       </w:hyperlink>
     </w:p>
-    <w:bookmarkEnd w:id="158"/>
-    <w:bookmarkStart w:id="160" w:name="Xdd108b50209bad1fdcf1a9fcca4dd1d7d3b13e9"/>
+    <w:bookmarkEnd w:id="165"/>
+    <w:bookmarkStart w:id="167" w:name="Xdd108b50209bad1fdcf1a9fcca4dd1d7d3b13e9"/>
     <w:p>
       <w:pPr>
         <w:pStyle w:val="Bibliography"/>
@@ -11090,7 +11259,7 @@
       <w:r>
         <w:t xml:space="preserve">. Journal of Language and Social Psychology. 2010;29: 24–54. doi:</w:t>
       </w:r>
-      <w:hyperlink r:id="rId159">
+      <w:hyperlink r:id="rId166">
         <w:r>
           <w:rPr>
             <w:rStyle w:val="Hyperlink"/>
@@ -11099,8 +11268,8 @@
         </w:r>
       </w:hyperlink>
     </w:p>
-    <w:bookmarkEnd w:id="160"/>
-    <w:bookmarkStart w:id="161" w:name="ref-bleiLatentDirichletAllocation2003"/>
+    <w:bookmarkEnd w:id="167"/>
+    <w:bookmarkStart w:id="168" w:name="ref-bleiLatentDirichletAllocation2003"/>
     <w:p>
       <w:pPr>
         <w:pStyle w:val="Bibliography"/>
@@ -11121,8 +11290,8 @@
         <w:t xml:space="preserve"> </w:t>
       </w:r>
     </w:p>
-    <w:bookmarkEnd w:id="161"/>
-    <w:bookmarkStart w:id="163" w:name="ref-devlinBERTPretrainingDeep2019"/>
+    <w:bookmarkEnd w:id="168"/>
+    <w:bookmarkStart w:id="170" w:name="ref-devlinBERTPretrainingDeep2019"/>
     <w:p>
       <w:pPr>
         <w:pStyle w:val="Bibliography"/>
@@ -11181,7 +11350,7 @@
       <w:r>
         <w:t xml:space="preserve">. arXiv; 2019. doi:</w:t>
       </w:r>
-      <w:hyperlink r:id="rId162">
+      <w:hyperlink r:id="rId169">
         <w:r>
           <w:rPr>
             <w:rStyle w:val="Hyperlink"/>
@@ -11190,8 +11359,8 @@
         </w:r>
       </w:hyperlink>
     </w:p>
-    <w:bookmarkEnd w:id="163"/>
-    <w:bookmarkStart w:id="164" w:name="X0c0e928dd8ff101aa479012bffab8d24e8c0dcf"/>
+    <w:bookmarkEnd w:id="170"/>
+    <w:bookmarkStart w:id="171" w:name="X0c0e928dd8ff101aa479012bffab8d24e8c0dcf"/>
     <w:p>
       <w:pPr>
         <w:pStyle w:val="Bibliography"/>
@@ -11230,8 +11399,8 @@
         <w:t xml:space="preserve"> </w:t>
       </w:r>
     </w:p>
-    <w:bookmarkEnd w:id="164"/>
-    <w:bookmarkStart w:id="166" w:name="ref-meyersIntersectionGenderDrug2021"/>
+    <w:bookmarkEnd w:id="171"/>
+    <w:bookmarkStart w:id="173" w:name="ref-meyersIntersectionGenderDrug2021"/>
     <w:p>
       <w:pPr>
         <w:pStyle w:val="Bibliography"/>
@@ -11260,7 +11429,7 @@
       <w:r>
         <w:t xml:space="preserve">mixed methods systematic review and synthesis of the literature. Drug and Alcohol Dependence. 2021;223: 108706. doi:</w:t>
       </w:r>
-      <w:hyperlink r:id="rId165">
+      <w:hyperlink r:id="rId172">
         <w:r>
           <w:rPr>
             <w:rStyle w:val="Hyperlink"/>
@@ -11269,8 +11438,8 @@
         </w:r>
       </w:hyperlink>
     </w:p>
-    <w:bookmarkEnd w:id="166"/>
-    <w:bookmarkStart w:id="167" w:name="Xb55b40a3d7f46ba5e03427f7cd05843a1612710"/>
+    <w:bookmarkEnd w:id="173"/>
+    <w:bookmarkStart w:id="174" w:name="Xb55b40a3d7f46ba5e03427f7cd05843a1612710"/>
     <w:p>
       <w:pPr>
         <w:pStyle w:val="Bibliography"/>
@@ -11324,8 +11493,8 @@
         <w:t xml:space="preserve"> </w:t>
       </w:r>
     </w:p>
-    <w:bookmarkEnd w:id="167"/>
-    <w:bookmarkStart w:id="169" w:name="ref-zikmund-fisherRightToolWhat2013"/>
+    <w:bookmarkEnd w:id="174"/>
+    <w:bookmarkStart w:id="176" w:name="ref-zikmund-fisherRightToolWhat2013"/>
     <w:p>
       <w:pPr>
         <w:pStyle w:val="Bibliography"/>
@@ -11342,7 +11511,7 @@
       <w:r>
         <w:t xml:space="preserve">Zikmund-Fisher BJ. The right tool is what they need, not what we have: A taxonomy of appropriate levels of precision in patient risk communication. Medical care research and review: MCRR. 2013;70: 37S–49S. doi:</w:t>
       </w:r>
-      <w:hyperlink r:id="rId168">
+      <w:hyperlink r:id="rId175">
         <w:r>
           <w:rPr>
             <w:rStyle w:val="Hyperlink"/>
@@ -11351,8 +11520,8 @@
         </w:r>
       </w:hyperlink>
     </w:p>
-    <w:bookmarkEnd w:id="169"/>
-    <w:bookmarkStart w:id="171" w:name="ref-fagerlinMakingNumbersMatter2007"/>
+    <w:bookmarkEnd w:id="176"/>
+    <w:bookmarkStart w:id="178" w:name="ref-fagerlinMakingNumbersMatter2007"/>
     <w:p>
       <w:pPr>
         <w:pStyle w:val="Bibliography"/>
@@ -11369,7 +11538,7 @@
       <w:r>
         <w:t xml:space="preserve">Fagerlin A, Ubel PA, Smith DM, Zikmund-Fisher BJ. Making numbers matter: Present and future research in risk communication. American Journal of Health Behavior. 2007;31 Suppl 1: S47–56. doi:</w:t>
       </w:r>
-      <w:hyperlink r:id="rId170">
+      <w:hyperlink r:id="rId177">
         <w:r>
           <w:rPr>
             <w:rStyle w:val="Hyperlink"/>
@@ -11378,8 +11547,8 @@
         </w:r>
       </w:hyperlink>
     </w:p>
-    <w:bookmarkEnd w:id="171"/>
-    <w:bookmarkStart w:id="173" w:name="X13b53253f4b8775a58215d7e1d3c0adbd73e844"/>
+    <w:bookmarkEnd w:id="178"/>
+    <w:bookmarkStart w:id="180" w:name="X13b53253f4b8775a58215d7e1d3c0adbd73e844"/>
     <w:p>
       <w:pPr>
         <w:pStyle w:val="Bibliography"/>
@@ -11396,7 +11565,7 @@
       <w:r>
         <w:t xml:space="preserve">Zipkin DA, Umscheid CA, Keating NL, Allen E, Aung K, Beyth R, et al. Evidence-based risk communication: A systematic review. Annals of Internal Medicine. 2014;161: 270–280. doi:</w:t>
       </w:r>
-      <w:hyperlink r:id="rId172">
+      <w:hyperlink r:id="rId179">
         <w:r>
           <w:rPr>
             <w:rStyle w:val="Hyperlink"/>
@@ -11405,8 +11574,8 @@
         </w:r>
       </w:hyperlink>
     </w:p>
-    <w:bookmarkEnd w:id="173"/>
-    <w:bookmarkStart w:id="175" w:name="Xa1b8899d52f2070e9a46165cf23fe2013b5e4a3"/>
+    <w:bookmarkEnd w:id="180"/>
+    <w:bookmarkStart w:id="182" w:name="Xa1b8899d52f2070e9a46165cf23fe2013b5e4a3"/>
     <w:p>
       <w:pPr>
         <w:pStyle w:val="Bibliography"/>
@@ -11435,7 +11604,7 @@
       <w:r>
         <w:t xml:space="preserve">model. Journal of Substance Abuse Treatment. 1995;12: 117–127. doi:</w:t>
       </w:r>
-      <w:hyperlink r:id="rId174">
+      <w:hyperlink r:id="rId181">
         <w:r>
           <w:rPr>
             <w:rStyle w:val="Hyperlink"/>
@@ -11444,8 +11613,8 @@
         </w:r>
       </w:hyperlink>
     </w:p>
-    <w:bookmarkEnd w:id="175"/>
-    <w:bookmarkStart w:id="177" w:name="X1e16a8cc741ec7d68b9bde12ee2c181d9d36a93"/>
+    <w:bookmarkEnd w:id="182"/>
+    <w:bookmarkStart w:id="184" w:name="X1e16a8cc741ec7d68b9bde12ee2c181d9d36a93"/>
     <w:p>
       <w:pPr>
         <w:pStyle w:val="Bibliography"/>
@@ -11480,7 +11649,7 @@
       <w:r>
         <w:t xml:space="preserve">. The Psychiatric clinics of North America. 2010;33: 511–525. doi:</w:t>
       </w:r>
-      <w:hyperlink r:id="rId176">
+      <w:hyperlink r:id="rId183">
         <w:r>
           <w:rPr>
             <w:rStyle w:val="Hyperlink"/>
@@ -11489,8 +11658,8 @@
         </w:r>
       </w:hyperlink>
     </w:p>
-    <w:bookmarkEnd w:id="177"/>
-    <w:bookmarkStart w:id="178" w:name="X0943ff04c0b05099bf4a8c8078db37e3463cff7"/>
+    <w:bookmarkEnd w:id="184"/>
+    <w:bookmarkStart w:id="185" w:name="X0943ff04c0b05099bf4a8c8078db37e3463cff7"/>
     <w:p>
       <w:pPr>
         <w:pStyle w:val="Bibliography"/>
@@ -11529,8 +11698,8 @@
         <w:t xml:space="preserve"> </w:t>
       </w:r>
     </w:p>
-    <w:bookmarkEnd w:id="178"/>
-    <w:bookmarkStart w:id="179" w:name="X8e0e943878d1a2c3026b4a46f6c482e09849b94"/>
+    <w:bookmarkEnd w:id="185"/>
+    <w:bookmarkStart w:id="186" w:name="X8e0e943878d1a2c3026b4a46f6c482e09849b94"/>
     <w:p>
       <w:pPr>
         <w:pStyle w:val="Bibliography"/>
@@ -11590,8 +11759,8 @@
         <w:t xml:space="preserve"> </w:t>
       </w:r>
     </w:p>
-    <w:bookmarkEnd w:id="179"/>
-    <w:bookmarkStart w:id="181" w:name="ref-fronkStressAllostasisSubstance2020"/>
+    <w:bookmarkEnd w:id="186"/>
+    <w:bookmarkStart w:id="188" w:name="ref-fronkStressAllostasisSubstance2020"/>
     <w:p>
       <w:pPr>
         <w:pStyle w:val="Bibliography"/>
@@ -11668,7 +11837,7 @@
       <w:r>
         <w:t xml:space="preserve">. Annual Review of Clinical Psychology. 2020;16: 401–430. doi:</w:t>
       </w:r>
-      <w:hyperlink r:id="rId180">
+      <w:hyperlink r:id="rId187">
         <w:r>
           <w:rPr>
             <w:rStyle w:val="Hyperlink"/>
@@ -11677,8 +11846,8 @@
         </w:r>
       </w:hyperlink>
     </w:p>
-    <w:bookmarkEnd w:id="181"/>
-    <w:bookmarkStart w:id="183" w:name="ref-wyantMaximizingEngagementTrust2025"/>
+    <w:bookmarkEnd w:id="188"/>
+    <w:bookmarkStart w:id="190" w:name="ref-wyantMaximizingEngagementTrust2025"/>
     <w:p>
       <w:pPr>
         <w:pStyle w:val="Bibliography"/>
@@ -11767,7 +11936,7 @@
       <w:r>
         <w:t xml:space="preserve">. JMIR Research Protocols. 2025;14: e81697. doi:</w:t>
       </w:r>
-      <w:hyperlink r:id="rId182">
+      <w:hyperlink r:id="rId189">
         <w:r>
           <w:rPr>
             <w:rStyle w:val="Hyperlink"/>
@@ -11776,8 +11945,8 @@
         </w:r>
       </w:hyperlink>
     </w:p>
-    <w:bookmarkEnd w:id="183"/>
-    <w:bookmarkStart w:id="185" w:name="X9dfa929848d202736296032659cec14e42606bb"/>
+    <w:bookmarkEnd w:id="190"/>
+    <w:bookmarkStart w:id="192" w:name="X9dfa929848d202736296032659cec14e42606bb"/>
     <w:p>
       <w:pPr>
         <w:pStyle w:val="Bibliography"/>
@@ -11794,7 +11963,7 @@
       <w:r>
         <w:t xml:space="preserve">Jones A, Remmerswaal D, Verveer I, Robinson E, Franken IHA, Wen CKF, et al. Compliance with ecological momentary assessment protocols in substance users: A meta-analysis. Addiction (Abingdon, England). 2019;114: 609–619. doi:</w:t>
       </w:r>
-      <w:hyperlink r:id="rId184">
+      <w:hyperlink r:id="rId191">
         <w:r>
           <w:rPr>
             <w:rStyle w:val="Hyperlink"/>
@@ -11803,8 +11972,8 @@
         </w:r>
       </w:hyperlink>
     </w:p>
-    <w:bookmarkEnd w:id="185"/>
-    <w:bookmarkStart w:id="187" w:name="ref-baeLeveragingMobilePhone2023"/>
+    <w:bookmarkEnd w:id="192"/>
+    <w:bookmarkStart w:id="194" w:name="ref-baeLeveragingMobilePhone2023"/>
     <w:p>
       <w:pPr>
         <w:pStyle w:val="Bibliography"/>
@@ -11884,7 +12053,7 @@
       <w:r>
         <w:t xml:space="preserve">. JMIR formative research. 2023. doi:</w:t>
       </w:r>
-      <w:hyperlink r:id="rId186">
+      <w:hyperlink r:id="rId193">
         <w:r>
           <w:rPr>
             <w:rStyle w:val="Hyperlink"/>
@@ -11893,8 +12062,8 @@
         </w:r>
       </w:hyperlink>
     </w:p>
-    <w:bookmarkEnd w:id="187"/>
-    <w:bookmarkStart w:id="189" w:name="ref-huangActivityIdentificationGPS2010"/>
+    <w:bookmarkEnd w:id="194"/>
+    <w:bookmarkStart w:id="196" w:name="ref-huangActivityIdentificationGPS2010"/>
     <w:p>
       <w:pPr>
         <w:pStyle w:val="Bibliography"/>
@@ -11953,7 +12122,7 @@
       <w:r>
         <w:t xml:space="preserve">. New York, NY, USA: Association for Computing Machinery; 2010. pp. 27–30. doi:</w:t>
       </w:r>
-      <w:hyperlink r:id="rId188">
+      <w:hyperlink r:id="rId195">
         <w:r>
           <w:rPr>
             <w:rStyle w:val="Hyperlink"/>
@@ -11962,8 +12131,8 @@
         </w:r>
       </w:hyperlink>
     </w:p>
-    <w:bookmarkEnd w:id="189"/>
-    <w:bookmarkStart w:id="191" w:name="Xdcc3e6c1429a41e0448c7c169835e10027482a3"/>
+    <w:bookmarkEnd w:id="196"/>
+    <w:bookmarkStart w:id="198" w:name="Xdcc3e6c1429a41e0448c7c169835e10027482a3"/>
     <w:p>
       <w:pPr>
         <w:pStyle w:val="Bibliography"/>
@@ -12001,7 +12170,7 @@
       <w:r>
         <w:t xml:space="preserve">. New York, NY, USA: Association for Computing Machinery; 2009. pp. 25–32. doi:</w:t>
       </w:r>
-      <w:hyperlink r:id="rId190">
+      <w:hyperlink r:id="rId197">
         <w:r>
           <w:rPr>
             <w:rStyle w:val="Hyperlink"/>
@@ -12010,9 +12179,36 @@
         </w:r>
       </w:hyperlink>
     </w:p>
-    <w:bookmarkEnd w:id="191"/>
-    <w:bookmarkEnd w:id="192"/>
-    <w:bookmarkEnd w:id="193"/>
+    <w:bookmarkEnd w:id="198"/>
+    <w:bookmarkStart w:id="200" w:name="X3767008d16a8293168c856ccfc7bd4044275213"/>
+    <w:p>
+      <w:pPr>
+        <w:pStyle w:val="Bibliography"/>
+      </w:pPr>
+      <w:r>
+        <w:t xml:space="preserve">72.</w:t>
+      </w:r>
+      <w:r>
+        <w:t xml:space="preserve"> </w:t>
+      </w:r>
+      <w:r>
+        <w:t xml:space="preserve">	</w:t>
+      </w:r>
+      <w:r>
+        <w:t xml:space="preserve">Leenaerts N, Soyster P, Ceccarini J, Sunaert S, Fisher A, Vrieze E. Person-specific and pooled prediction models for binge eating, alcohol use and binge drinking in bulimia nervosa and alcohol use disorder. Psychological Medicine. 2024;54: 2758–2773. doi:</w:t>
+      </w:r>
+      <w:hyperlink r:id="rId199">
+        <w:r>
+          <w:rPr>
+            <w:rStyle w:val="Hyperlink"/>
+          </w:rPr>
+          <w:t xml:space="preserve">10.1017/S0033291724000862</w:t>
+        </w:r>
+      </w:hyperlink>
+    </w:p>
+    <w:bookmarkEnd w:id="200"/>
+    <w:bookmarkEnd w:id="201"/>
+    <w:bookmarkEnd w:id="202"/>
     <w:sectPr>
       <w:footnotePr>
         <w:numRestart w:val="eachSect"/>
@@ -12039,6 +12235,37 @@
     <w:p>
       <w:r>
         <w:separator/>
+      </w:r>
+    </w:p>
+  </w:footnote>
+  <w:footnote w:id="29">
+    <w:p>
+      <w:pPr>
+        <w:pStyle w:val="FootnoteText"/>
+      </w:pPr>
+      <w:r>
+        <w:rPr>
+          <w:rStyle w:val="FootnoteReference"/>
+        </w:rPr>
+        <w:footnoteRef/>
+      </w:r>
+      <w:r>
+        <w:t xml:space="preserve"> </w:t>
+      </w:r>
+      <w:r>
+        <w:t xml:space="preserve">We also report median sensitivity, specificity, accuracy, and balanced accuracy at a single decision threshold (identified using Youden’s index) in a supplemental table. However, we caution against using classification in this intended application. A decision threshold is only necessary when a</w:t>
+      </w:r>
+      <w:r>
+        <w:t xml:space="preserve"> </w:t>
+      </w:r>
+      <w:r>
+        <w:t xml:space="preserve">“decision”</w:t>
+      </w:r>
+      <w:r>
+        <w:t xml:space="preserve"> </w:t>
+      </w:r>
+      <w:r>
+        <w:t xml:space="preserve">about whether to intervene must be made. We intend for our model’s predicted probabilities to be used to provide risk-relevant information to an individual irregardless of their predicted risk level. We believe that assigning a class label of lapse versus no lapse would be less clinically useful (compared to these full-range probability scores) and may even be potentially iatrogenic. Moreover, the optimal decision threshold is likely to vary substantially depending on the clinical context and the relative costs of misclassification.</w:t>
       </w:r>
     </w:p>
   </w:footnote>

--- a/index.docx
+++ b/index.docx
@@ -55,7 +55,7 @@
         <w:pStyle w:val="Date"/>
       </w:pPr>
       <w:r>
-        <w:t xml:space="preserve">2026-05-19</w:t>
+        <w:t xml:space="preserve">2026-05-20</w:t>
       </w:r>
     </w:p>
     <w:p>
@@ -71,7 +71,7 @@
         <w:pStyle w:val="Abstract"/>
       </w:pPr>
       <w:r>
-        <w:t xml:space="preserve">Alcohol use disorder is a chronic, relapsing condition. A central focus of continuing care during recovery is preventing lapse by monitoring risk and taking proactive steps to manage and reduce it. Advances in smartphone sensing and machine learning offer promise as scalable tools for automating risk monitoring and delivering personalized support during recovery. Research has demonstrated the feasibility of using machine learning models combined with ecological momentary assessment to generate highly accurate predictions of immediate lapse risk (e.g., within the next hour or day). However, many risks may require supports that are not immediately available. These interventions may need to be planned or involve coordination with others. In such cases, patients may benefit from advance warning about changes in their lapse risk and the contributing factors.</w:t>
+        <w:t xml:space="preserve">Alcohol use disorder is a chronic, relapsing condition. Individuals must monitor risk and take proactive steps to mangae and reduce it indefinitely to prevent lapse. Advances in smartphone sensing and machine learning offer promise as scalable tools for automating risk monitoring and delivering personalized support during recovery. Research has demonstrated the feasibility of using machine learning models combined with ecological momentary assessment to generate highly accurate predictions of immediate lapse risk (e.g., within the next hour or day). However, many risks may require supports that are not immediately available. These interventions may need to be planned or involve coordination with others. In such cases, patients may benefit from advance warning about changes in their lapse risk and the contributing factors.</w:t>
       </w:r>
     </w:p>
     <w:p>
@@ -1118,15 +1118,18 @@
     </w:p>
     <w:p>
       <w:pPr>
+        <w:numPr>
+          <w:ilvl w:val="0"/>
+          <w:numId w:val="1000"/>
+        </w:numPr>
+      </w:pPr>
+      <w:r>
+        <w:t xml:space="preserve">We calculated raw and difference rate features for past use from reported lapses on the EMA. Raw past use features were generated by dividing the total number of previously reported lapses within a feature scoring epoch by the duration of that epoch. For difference past use rate features, we subtracted the baseline past use rate for that participant (i.e., total number of lapses while on study divided by total hours on study before the prediction window) from their associated raw past use rate. We also calculated raw and difference rate features for completed EMAs (i.e., number of full EMA surveys that were completed in a feature scoring epoch divided by the duration of that epoch).</w:t>
+      </w:r>
+    </w:p>
+    <w:p>
+      <w:pPr>
         <w:pStyle w:val="FirstParagraph"/>
-      </w:pPr>
-      <w:r>
-        <w:t xml:space="preserve">We calculated raw and difference rate features for past use from reported lapses on the EMA. Raw past use features were generated by dividing the total number of previously reported lapses within a feature scoring epoch by the duration of that epoch. For difference past use rate features, we subtracted the baseline past use rate for that participant (i.e., total number of lapses while on study divided by total hours on study before the prediction window) from their associated raw past use rate. We also calculated raw and difference rate features for completed EMAs (i.e., number of full EMA surveys that were completed in a feature scoring epoch divided by the duration of that epoch).</w:t>
-      </w:r>
-    </w:p>
-    <w:p>
-      <w:pPr>
-        <w:pStyle w:val="BodyText"/>
       </w:pPr>
       <w:r>
         <w:t xml:space="preserve">Features had missing values if the participant did not respond to the relevant EMA question during the associated scoring epoch. The proportion of missing values across features and models was low (median = .02, range = 0 - .13). We imputed missing data using median imputation for numeric features and mode imputation for nominal features. We selected coarse median/mode methods for handling missing data due to the computational costs associated with more advanced forms of imputation (e.g., KNN imputation, multiple imputation). Importantly, our imputation calculations are done using only held-in data and can be applied to any new observation.</w:t>

--- a/index.docx
+++ b/index.docx
@@ -71,7 +71,7 @@
         <w:pStyle w:val="Abstract"/>
       </w:pPr>
       <w:r>
-        <w:t xml:space="preserve">Alcohol use disorder is a chronic, relapsing condition. Individuals must monitor risk and take proactive steps to mangae and reduce it indefinitely to prevent lapse. Advances in smartphone sensing and machine learning offer promise as scalable tools for automating risk monitoring and delivering personalized support during recovery. Research has demonstrated the feasibility of using machine learning models combined with ecological momentary assessment to generate highly accurate predictions of immediate lapse risk (e.g., within the next hour or day). However, many risks may require supports that are not immediately available. These interventions may need to be planned or involve coordination with others. In such cases, patients may benefit from advance warning about changes in their lapse risk and the contributing factors.</w:t>
+        <w:t xml:space="preserve">Alcohol use disorder is a chronic, relapsing condition. Individuals must monitor risk and take proactive steps to manage and reduce it indefinitely to prevent lapse. Smartphone sensing and machine learning offer promise as scalable tools for automating risk monitoring and delivering personalized support during recovery. Research has demonstrated that machine learning models using ecological momentary assessment can generate highly accurate predictions of immediate lapse risk (e.g., within the next hour or day). However, many risks require supports that are not immediately available. These supports may need to be planned or involve coordination with others. In such cases, individuals may benefit from advance warning about changes in their lapse risk and the contributing factors.</w:t>
       </w:r>
     </w:p>
     <w:p>
@@ -79,7 +79,7 @@
         <w:pStyle w:val="Abstract"/>
       </w:pPr>
       <w:r>
-        <w:t xml:space="preserve">To address this need, we developed machine learning models to predict future alcohol lapses within 24-hour prediction windows, lagged by 1 day, 3 days, 1 week, and 2 weeks from the prediction timepoint. We engineered features from 4x daily ecological momentary from individuals (N = 151; 51% male; mean age = 41; 87% non-Hispanic White) in early recovery (≤ 8 weeks of abstinence) from alcohol use disorder over a three-month period. We trained and evaluated models using nested cross-validation. Median posterior auROC values were high (0.85–0.91) across models, though performance decreased modestly with longer lag time. Models performed worse for non-advantaged groups (non-White and/or Hispanic, below poverty, female). Past alcohol use, abstinence self-efficacy, and craving were the most important features, with the magnitude of their importance varying meaningfully by lag.</w:t>
+        <w:t xml:space="preserve">To meet this need, we developed machine learning models to predict future alcohol lapses within 24-hour prediction windows, lagged by 1 day, 3 days, 1 week, and 2 weeks from the prediction timepoint. We engineered features from 4x daily ecological momentary from individuals (N = 151; 51% male; mean age = 41; 87% non-Hispanic White) in early recovery (≤ 8 weeks of abstinence) from alcohol use disorder over a three-month period. We trained and evaluated models using nested cross-validation. Median posterior auROC values were high (0.85–0.89) across models, though performance decreased modestly with longer lag time. Models performed worse for non-advantaged groups (non-White and/or Hispanic, income below federal poverty line, female) compared to advantaged groups (non-Hispanic White, income above federal poverty line, male). Past alcohol use, abstinence self-efficacy, and craving were the most important features, with the magnitude of their importance varying meaningfully by lag time.</w:t>
       </w:r>
     </w:p>
     <w:p>
@@ -87,7 +87,7 @@
         <w:pStyle w:val="Abstract"/>
       </w:pPr>
       <w:r>
-        <w:t xml:space="preserve">These findings demonstrate the feasibility of predicting alcohol lapses up to two weeks in advance. Embedding these models within a recovery monitoring and support system could enable adaptive, personalized care. Improving model fairness and optimizing the delivery of model feedback to sustain engagement remain critical next steps.</w:t>
+        <w:t xml:space="preserve">These findings demonstrate the feasibility of predicting alcohol lapses up to two weeks in advance. Embedding these models within a recovery monitoring and support system could enable adaptive, personalized care with enough warning to implement recovery supports not immediately available. Improving model fairness and optimizing the delivery of model feedback to sustain engagement remain critical next steps.</w:t>
       </w:r>
     </w:p>
     <w:p>

--- a/index.docx
+++ b/index.docx
@@ -1396,7 +1396,7 @@
     <w:bookmarkEnd w:id="34"/>
     <w:bookmarkEnd w:id="35"/>
     <w:bookmarkEnd w:id="36"/>
-    <w:bookmarkStart w:id="70" w:name="results"/>
+    <w:bookmarkStart w:id="69" w:name="results"/>
     <w:p>
       <w:pPr>
         <w:pStyle w:val="Heading1"/>
@@ -6060,7 +6060,7 @@
       </w:hyperlink>
     </w:p>
     <w:bookmarkEnd w:id="39"/>
-    <w:bookmarkStart w:id="51" w:name="model-evaluation"/>
+    <w:bookmarkStart w:id="50" w:name="model-evaluation"/>
     <w:p>
       <w:pPr>
         <w:pStyle w:val="Heading2"/>
@@ -6117,7 +6117,7 @@
                     <a:graphicData uri="http://schemas.openxmlformats.org/drawingml/2006/picture">
                       <pic:pic>
                         <pic:nvPicPr>
-                          <pic:cNvPr descr="index_files/figure-docx/notebooks-mak_figures-fig-pp-output-1.png" id="42" name="Picture"/>
+                          <pic:cNvPr descr="index_files/figure-docx/notebooks-mak_figures-fig-pp-output-2.png" id="42" name="Picture"/>
                           <pic:cNvPicPr>
                             <a:picLocks noChangeArrowheads="1" noChangeAspect="1"/>
                           </pic:cNvPicPr>
@@ -6160,7 +6160,7 @@
               <w:pStyle w:val="ImageCaption"/>
             </w:pPr>
             <w:r>
-              <w:t xml:space="preserve">Figure 2: Posterior probability distributions for area under ROC curve (auROC) for each model (no lag, 1-day, 3-day, 1-week, and 2-week lag). Each distribution reflects 12,000 posterior samples (4 chains × 3,000 samples) from a Bayesian hierarchical generalized linear model. Horizontal lines depict 95% Bayesian credible intervals (CI) and vertical solid lines depict median posterior probability for auROC. Vertical dashed line represents expected performance from a random classifier (.5 auROC).</w:t>
+              <w:t xml:space="preserve">Figure 2: Posterior probabilities for area under the receiver operating curve (auROC) by model (No lag, 1-day, 3-day, 1-week, 2-week). auROC ranges from .5 (chance performance) to 1 (perfect performance). Median posterior probabilities over 12,000 posterior samples (4 chains × 3,000 samples) are depicted as points. Vertical lines represent the 95% Bayesian credible intervals for the posterior distribution.</w:t>
             </w:r>
           </w:p>
           <w:bookmarkEnd w:id="43"/>
@@ -6206,13 +6206,12 @@
       <w:tr>
         <w:tc>
           <w:tcPr/>
-          <w:bookmarkStart w:id="49" w:name="fig-sens"/>
+          <w:bookmarkStart w:id="48" w:name="fig-sens"/>
           <w:p>
             <w:pPr>
               <w:pStyle w:val="Compact"/>
               <w:jc w:val="center"/>
             </w:pPr>
-            <w:bookmarkStart w:id="48" w:name="fig-sens"/>
             <w:r>
               <w:drawing>
                 <wp:inline>
@@ -6255,7 +6254,6 @@
                 </wp:inline>
               </w:drawing>
             </w:r>
-            <w:bookmarkEnd w:id="48"/>
           </w:p>
           <w:p>
             <w:pPr>
@@ -6267,10 +6265,10 @@
               <w:pStyle w:val="ImageCaption"/>
             </w:pPr>
             <w:r>
-              <w:t xml:space="preserve">Figure 3</w:t>
+              <w:t xml:space="preserve">Figure 3: Posterior probabilities for area under the receiver operating curve (auROC) by model (No lag, 1-day, 3-day, 1-week, 2-week) and timing of lapse (first lapse vs. later lapse). auROC ranges from .5 (chance performance) to 1 (perfect performance). Median posterior probabilities over 12,000 posterior samples (4 chains × 3,000 samples) are depicted as points. Vertical lines represent the 95% Bayesian credible intervals for the posterior distribution.</w:t>
             </w:r>
           </w:p>
-          <w:bookmarkEnd w:id="49"/>
+          <w:bookmarkEnd w:id="48"/>
         </w:tc>
       </w:tr>
     </w:tbl>
@@ -6290,7 +6288,7 @@
         </w:rPr>
         <w:t xml:space="preserve"> </w:t>
       </w:r>
-      <w:hyperlink r:id="rId50">
+      <w:hyperlink r:id="rId49">
         <w:r>
           <w:rPr>
             <w:rStyle w:val="Hyperlink"/>
@@ -6300,8 +6298,8 @@
         </w:r>
       </w:hyperlink>
     </w:p>
-    <w:bookmarkEnd w:id="51"/>
-    <w:bookmarkStart w:id="54" w:name="model-comparisons"/>
+    <w:bookmarkEnd w:id="50"/>
+    <w:bookmarkStart w:id="53" w:name="model-comparisons"/>
     <w:p>
       <w:pPr>
         <w:pStyle w:val="Heading2"/>
@@ -6342,7 +6340,7 @@
       <w:tr>
         <w:tc>
           <w:tcPr/>
-          <w:bookmarkStart w:id="52" w:name="tbl-model"/>
+          <w:bookmarkStart w:id="51" w:name="tbl-model"/>
           <w:p>
             <w:pPr>
               <w:jc w:val="center"/>
@@ -6952,7 +6950,7 @@
               </w:tc>
             </w:tr>
           </w:tbl>
-          <w:bookmarkEnd w:id="52"/>
+          <w:bookmarkEnd w:id="51"/>
           <w:p/>
         </w:tc>
       </w:tr>
@@ -6973,7 +6971,7 @@
         </w:rPr>
         <w:t xml:space="preserve"> </w:t>
       </w:r>
-      <w:hyperlink r:id="rId53">
+      <w:hyperlink r:id="rId52">
         <w:r>
           <w:rPr>
             <w:rStyle w:val="Hyperlink"/>
@@ -6983,8 +6981,8 @@
         </w:r>
       </w:hyperlink>
     </w:p>
-    <w:bookmarkEnd w:id="54"/>
-    <w:bookmarkStart w:id="57" w:name="fairness-analyses-1"/>
+    <w:bookmarkEnd w:id="53"/>
+    <w:bookmarkStart w:id="56" w:name="fairness-analyses-1"/>
     <w:p>
       <w:pPr>
         <w:pStyle w:val="Heading2"/>
@@ -7154,7 +7152,7 @@
       <w:tr>
         <w:tc>
           <w:tcPr/>
-          <w:bookmarkStart w:id="55" w:name="tbl-fairness"/>
+          <w:bookmarkStart w:id="54" w:name="tbl-fairness"/>
           <w:p>
             <w:pPr>
               <w:jc w:val="center"/>
@@ -7710,7 +7708,7 @@
               </w:tc>
             </w:tr>
           </w:tbl>
-          <w:bookmarkEnd w:id="55"/>
+          <w:bookmarkEnd w:id="54"/>
           <w:p/>
         </w:tc>
       </w:tr>
@@ -7731,7 +7729,7 @@
         </w:rPr>
         <w:t xml:space="preserve"> </w:t>
       </w:r>
-      <w:hyperlink r:id="rId56">
+      <w:hyperlink r:id="rId55">
         <w:r>
           <w:rPr>
             <w:rStyle w:val="Hyperlink"/>
@@ -7741,8 +7739,8 @@
         </w:r>
       </w:hyperlink>
     </w:p>
-    <w:bookmarkEnd w:id="57"/>
-    <w:bookmarkStart w:id="63" w:name="model-calibration-1"/>
+    <w:bookmarkEnd w:id="56"/>
+    <w:bookmarkStart w:id="62" w:name="model-calibration-1"/>
     <w:p>
       <w:pPr>
         <w:pStyle w:val="Heading2"/>
@@ -7791,7 +7789,7 @@
       <w:tr>
         <w:tc>
           <w:tcPr/>
-          <w:bookmarkStart w:id="61" w:name="fig-cal"/>
+          <w:bookmarkStart w:id="60" w:name="fig-cal"/>
           <w:p>
             <w:pPr>
               <w:pStyle w:val="Compact"/>
@@ -7802,18 +7800,18 @@
                 <wp:inline>
                   <wp:extent cx="5334000" cy="5334000"/>
                   <wp:effectExtent b="0" l="0" r="0" t="0"/>
-                  <wp:docPr descr="" title="" id="59" name="Picture"/>
+                  <wp:docPr descr="" title="" id="58" name="Picture"/>
                   <a:graphic>
                     <a:graphicData uri="http://schemas.openxmlformats.org/drawingml/2006/picture">
                       <pic:pic>
                         <pic:nvPicPr>
-                          <pic:cNvPr descr="index_files/figure-docx/notebooks-mak_figures-fig-cal-output-1.png" id="60" name="Picture"/>
+                          <pic:cNvPr descr="index_files/figure-docx/notebooks-mak_figures-fig-cal-output-1.png" id="59" name="Picture"/>
                           <pic:cNvPicPr>
                             <a:picLocks noChangeArrowheads="1" noChangeAspect="1"/>
                           </pic:cNvPicPr>
                         </pic:nvPicPr>
                         <pic:blipFill>
-                          <a:blip r:embed="rId58"/>
+                          <a:blip r:embed="rId57"/>
                           <a:stretch>
                             <a:fillRect/>
                           </a:stretch>
@@ -7853,7 +7851,7 @@
               <w:t xml:space="preserve">Figure 4: Calibration plots of raw and calibrated lapse probabilities for the baseline (no lag) and 2-week lagged models. Predicted probabilities (x-axis) are binned into deciles. Observed lapse probability (y-axis) represents the proportion of actual lapses observed in each bin. The dashed diagonal represents perfect calibration. Points below the line indicate overestimation and points above the line indicate underestimation. Raw probabilities are depicted as solid black curves. Platt calibrated probabilities are depicted as pink dashed curves. The grey histogram along the bottom of the plot represents the proportion of raw probabilities in each bin.</w:t>
             </w:r>
           </w:p>
-          <w:bookmarkEnd w:id="61"/>
+          <w:bookmarkEnd w:id="60"/>
         </w:tc>
       </w:tr>
     </w:tbl>
@@ -7873,7 +7871,7 @@
         </w:rPr>
         <w:t xml:space="preserve"> </w:t>
       </w:r>
-      <w:hyperlink r:id="rId62">
+      <w:hyperlink r:id="rId61">
         <w:r>
           <w:rPr>
             <w:rStyle w:val="Hyperlink"/>
@@ -7883,8 +7881,8 @@
         </w:r>
       </w:hyperlink>
     </w:p>
-    <w:bookmarkEnd w:id="63"/>
-    <w:bookmarkStart w:id="69" w:name="feature-importance"/>
+    <w:bookmarkEnd w:id="62"/>
+    <w:bookmarkStart w:id="68" w:name="feature-importance"/>
     <w:p>
       <w:pPr>
         <w:pStyle w:val="Heading2"/>
@@ -7939,7 +7937,7 @@
       <w:tr>
         <w:tc>
           <w:tcPr/>
-          <w:bookmarkStart w:id="67" w:name="fig-4"/>
+          <w:bookmarkStart w:id="66" w:name="fig-4"/>
           <w:p>
             <w:pPr>
               <w:pStyle w:val="Compact"/>
@@ -7950,18 +7948,18 @@
                 <wp:inline>
                   <wp:extent cx="5334000" cy="2667000"/>
                   <wp:effectExtent b="0" l="0" r="0" t="0"/>
-                  <wp:docPr descr="" title="" id="65" name="Picture"/>
+                  <wp:docPr descr="" title="" id="64" name="Picture"/>
                   <a:graphic>
                     <a:graphicData uri="http://schemas.openxmlformats.org/drawingml/2006/picture">
                       <pic:pic>
                         <pic:nvPicPr>
-                          <pic:cNvPr descr="index_files/figure-docx/notebooks-mak_figures-fig-4-output-1.png" id="66" name="Picture"/>
+                          <pic:cNvPr descr="index_files/figure-docx/notebooks-mak_figures-fig-4-output-1.png" id="65" name="Picture"/>
                           <pic:cNvPicPr>
                             <a:picLocks noChangeArrowheads="1" noChangeAspect="1"/>
                           </pic:cNvPicPr>
                         </pic:nvPicPr>
                         <pic:blipFill>
-                          <a:blip r:embed="rId64"/>
+                          <a:blip r:embed="rId63"/>
                           <a:stretch>
                             <a:fillRect/>
                           </a:stretch>
@@ -8001,7 +7999,7 @@
               <w:t xml:space="preserve">Figure 5: Global (mean |Shapley value|) and local (proportion of days as top feature) feature importance for feature categories for the no lag and 2-week lagged models. Feature categories are ordered by their aggregate global importance. The importance of each feature category for each model is displayed separately by color.</w:t>
             </w:r>
           </w:p>
-          <w:bookmarkEnd w:id="67"/>
+          <w:bookmarkEnd w:id="66"/>
         </w:tc>
       </w:tr>
     </w:tbl>
@@ -8021,7 +8019,7 @@
         </w:rPr>
         <w:t xml:space="preserve"> </w:t>
       </w:r>
-      <w:hyperlink r:id="rId68">
+      <w:hyperlink r:id="rId67">
         <w:r>
           <w:rPr>
             <w:rStyle w:val="Hyperlink"/>
@@ -8031,52 +8029,52 @@
         </w:r>
       </w:hyperlink>
     </w:p>
+    <w:bookmarkEnd w:id="68"/>
     <w:bookmarkEnd w:id="69"/>
+    <w:bookmarkStart w:id="77" w:name="discussion"/>
+    <w:p>
+      <w:pPr>
+        <w:pStyle w:val="Heading1"/>
+      </w:pPr>
+      <w:r>
+        <w:t xml:space="preserve">Discussion</w:t>
+      </w:r>
+    </w:p>
+    <w:bookmarkStart w:id="70" w:name="model-evaluation-and-comparisons"/>
+    <w:p>
+      <w:pPr>
+        <w:pStyle w:val="Heading2"/>
+      </w:pPr>
+      <w:r>
+        <w:t xml:space="preserve">Model Evaluation and Comparisons</w:t>
+      </w:r>
+    </w:p>
+    <w:p>
+      <w:pPr>
+        <w:pStyle w:val="FirstParagraph"/>
+      </w:pPr>
+      <w:r>
+        <w:t xml:space="preserve">All the models that we evaluated performed exceptionally well. The no lag model, which predicts the probability of an immediate (i.e., within 24 hours) lapse back to alcohol use, had a .91 median posterior probability for auROC. Our 2-week lagged model, which made the most distal predictions, had a .85 median posterior probability for auROC, suggesting lagged models can be used to shift a 24-hour prediction window meaningfully into the future.</w:t>
+      </w:r>
+    </w:p>
+    <w:p>
+      <w:pPr>
+        <w:pStyle w:val="BodyText"/>
+      </w:pPr>
+      <w:r>
+        <w:t xml:space="preserve">Across models (no lag, 1 day, 3 days, 1 week, and 2 weeks), model performance systematically decreased as models predicted further into the future. All lagged models had lower performance compared to the no lag baseline model and to the preceding adjacent lag model. This is unsurprising given what we know about prediction and substance use. Many important relapse risk factors are fluctuating processes that can first emerge and/or change day-by-day, if not more frequently. As lag time increases, features become less proximal to the start of the prediction window. Still, we wish to emphasize that our lowest auROC (.85) is still quite good, and the benefit of advanced notice (i.e., 2 weeks) likely outweighs the modest cost to model performance.</w:t>
+      </w:r>
+    </w:p>
+    <w:p>
+      <w:pPr>
+        <w:pStyle w:val="BodyText"/>
+      </w:pPr>
+      <w:r>
+        <w:t xml:space="preserve">Collectively, these results suggest we can achieve clinically meaningful performance up to two weeks out. Our rigorous resampling methods (grouped, nested, k-fold cross-validation) make us confident that these are valid estimates of how our models would perform with new individuals. Furthermore, it should be noted that both the no lag and 2-week lagged models can be combined in a complementary fashion that allows both for highly accurate immediate lapse prediction and advanced warning about future lapse risk.</w:t>
+      </w:r>
+    </w:p>
     <w:bookmarkEnd w:id="70"/>
-    <w:bookmarkStart w:id="78" w:name="discussion"/>
-    <w:p>
-      <w:pPr>
-        <w:pStyle w:val="Heading1"/>
-      </w:pPr>
-      <w:r>
-        <w:t xml:space="preserve">Discussion</w:t>
-      </w:r>
-    </w:p>
-    <w:bookmarkStart w:id="71" w:name="model-evaluation-and-comparisons"/>
-    <w:p>
-      <w:pPr>
-        <w:pStyle w:val="Heading2"/>
-      </w:pPr>
-      <w:r>
-        <w:t xml:space="preserve">Model Evaluation and Comparisons</w:t>
-      </w:r>
-    </w:p>
-    <w:p>
-      <w:pPr>
-        <w:pStyle w:val="FirstParagraph"/>
-      </w:pPr>
-      <w:r>
-        <w:t xml:space="preserve">All the models that we evaluated performed exceptionally well. The no lag model, which predicts the probability of an immediate (i.e., within 24 hours) lapse back to alcohol use, had a .91 median posterior probability for auROC. Our 2-week lagged model, which made the most distal predictions, had a .85 median posterior probability for auROC, suggesting lagged models can be used to shift a 24-hour prediction window meaningfully into the future.</w:t>
-      </w:r>
-    </w:p>
-    <w:p>
-      <w:pPr>
-        <w:pStyle w:val="BodyText"/>
-      </w:pPr>
-      <w:r>
-        <w:t xml:space="preserve">Across models (no lag, 1 day, 3 days, 1 week, and 2 weeks), model performance systematically decreased as models predicted further into the future. All lagged models had lower performance compared to the no lag baseline model and to the preceding adjacent lag model. This is unsurprising given what we know about prediction and substance use. Many important relapse risk factors are fluctuating processes that can first emerge and/or change day-by-day, if not more frequently. As lag time increases, features become less proximal to the start of the prediction window. Still, we wish to emphasize that our lowest auROC (.85) is still quite good, and the benefit of advanced notice (i.e., 2 weeks) likely outweighs the modest cost to model performance.</w:t>
-      </w:r>
-    </w:p>
-    <w:p>
-      <w:pPr>
-        <w:pStyle w:val="BodyText"/>
-      </w:pPr>
-      <w:r>
-        <w:t xml:space="preserve">Collectively, these results suggest we can achieve clinically meaningful performance up to two weeks out. Our rigorous resampling methods (grouped, nested, k-fold cross-validation) make us confident that these are valid estimates of how our models would perform with new individuals. Furthermore, it should be noted that both the no lag and 2-week lagged models can be combined in a complementary fashion that allows both for highly accurate immediate lapse prediction and advanced warning about future lapse risk.</w:t>
-      </w:r>
-    </w:p>
-    <w:bookmarkEnd w:id="71"/>
-    <w:bookmarkStart w:id="72" w:name="model-fairness"/>
+    <w:bookmarkStart w:id="71" w:name="model-fairness"/>
     <w:p>
       <w:pPr>
         <w:pStyle w:val="Heading2"/>
@@ -8315,14 +8313,49 @@
         <w:t xml:space="preserve">. These experiences could prompt some individuals in these subgroups to under-report lapses and/or risk factors, which could also degrade performance and evaluation of our models for these subgroups. We observed relatively comparable percentages of lapses reported among disadvantaged compared to advantaged groups. However, comparable lapse rates do not necessarily confirm comparable reporting accuracy because it is possible that there were systematic differences in lapse rates across groups that were masked by issues of trust.</w:t>
       </w:r>
     </w:p>
+    <w:bookmarkEnd w:id="71"/>
+    <w:bookmarkStart w:id="72" w:name="calibration"/>
+    <w:p>
+      <w:pPr>
+        <w:pStyle w:val="Heading2"/>
+      </w:pPr>
+      <w:r>
+        <w:t xml:space="preserve">Calibration</w:t>
+      </w:r>
+    </w:p>
+    <w:p>
+      <w:pPr>
+        <w:pStyle w:val="FirstParagraph"/>
+      </w:pPr>
+      <w:r>
+        <w:t xml:space="preserve">After applying Platt scaling to our predicted probabilities, our models were generally well calibrated with increasing monotonic relationships between calibrated model output and lapse event rates. Well-calibrated probabilities indicate that the predicted probability aligns closely with the true likelihood of an outcome (i.e., a lapse). Our no lag model had excellent calibration. However, the calibration plots suggest that with a longer lag time of 2 weeks, the model tends to over-predict the likelihood of lapses when predicted probabilities were higher.</w:t>
+      </w:r>
+    </w:p>
+    <w:p>
+      <w:pPr>
+        <w:pStyle w:val="BodyText"/>
+      </w:pPr>
+      <w:r>
+        <w:t xml:space="preserve">This pattern may not necessarily be problematic. Research suggests that people often struggle to interpret probabilistic feedback, especially when it’s provided in raw numerical form</w:t>
+      </w:r>
+      <w:r>
+        <w:t xml:space="preserve"> </w:t>
+      </w:r>
+      <w:r>
+        <w:t xml:space="preserve">[59–61]</w:t>
+      </w:r>
+      <w:r>
+        <w:t xml:space="preserve">. As a result, it may be more effective to communicate risk using coarser categories (e.g., low, medium, or high risk) or through relative changes in risk (e.g., “Your risk of lapse is higher this week compared to last week”). These forms of feedback may be less sensitive to small miscalibrations at the extremes as long as the relationship between predicted probabilities and the observed event rate is monotonic.</w:t>
+      </w:r>
+    </w:p>
     <w:bookmarkEnd w:id="72"/>
-    <w:bookmarkStart w:id="73" w:name="calibration"/>
+    <w:bookmarkStart w:id="73" w:name="feature-importance-1"/>
     <w:p>
       <w:pPr>
         <w:pStyle w:val="Heading2"/>
       </w:pPr>
       <w:r>
-        <w:t xml:space="preserve">Calibration</w:t>
+        <w:t xml:space="preserve">Feature importance</w:t>
       </w:r>
     </w:p>
     <w:p>
@@ -8330,7 +8363,16 @@
         <w:pStyle w:val="FirstParagraph"/>
       </w:pPr>
       <w:r>
-        <w:t xml:space="preserve">After applying Platt scaling to our predicted probabilities, our models were generally well calibrated with increasing monotonic relationships between calibrated model output and lapse event rates. Well-calibrated probabilities indicate that the predicted probability aligns closely with the true likelihood of an outcome (i.e., a lapse). Our no lag model had excellent calibration. However, the calibration plots suggest that with a longer lag time of 2 weeks, the model tends to over-predict the likelihood of lapses when predicted probabilities were higher.</w:t>
+        <w:t xml:space="preserve">The relative ordering of top global features remained somewhat consistent across the no lag and 2-week lagged models. Past use was the most important feature in both models in our dataset. This is not surprising given that our outcome was lapse, and past behavior is often the best predictor of future behavior. This finding also supports decades of clinical research on relapse prevention, where lapses (i.e., single instances of goal inconsistent alcohol use) are seen as powerful precursors to relapse (i.e., full return to harmful drinking;</w:t>
+      </w:r>
+      <w:r>
+        <w:t xml:space="preserve"> </w:t>
+      </w:r>
+      <w:r>
+        <w:t xml:space="preserve">[9]</w:t>
+      </w:r>
+      <w:r>
+        <w:t xml:space="preserve">). Abstinence self-efficacy emerged as the second most important feature in both models in our dataset, indicating that participants had reasonably accurate insight into their near-term success with maintaining alcohol abstinence. Craving was also an important predictor in both models, suggesting that it may be an important target for intervention to support early recovery efforts.</w:t>
       </w:r>
     </w:p>
     <w:p>
@@ -8338,26 +8380,145 @@
         <w:pStyle w:val="BodyText"/>
       </w:pPr>
       <w:r>
-        <w:t xml:space="preserve">This pattern may not necessarily be problematic. Research suggests that people often struggle to interpret probabilistic feedback, especially when it’s provided in raw numerical form</w:t>
-      </w:r>
-      <w:r>
-        <w:t xml:space="preserve"> </w:t>
-      </w:r>
-      <w:r>
-        <w:t xml:space="preserve">[59–61]</w:t>
-      </w:r>
-      <w:r>
-        <w:t xml:space="preserve">. As a result, it may be more effective to communicate risk using coarser categories (e.g., low, medium, or high risk) or through relative changes in risk (e.g., “Your risk of lapse is higher this week compared to last week”). These forms of feedback may be less sensitive to small miscalibrations at the extremes as long as the relationship between predicted probabilities and the observed event rate is monotonic.</w:t>
+        <w:t xml:space="preserve">Several feature categories displayed sizeable differences in global importance by lag time. The importance of abstinence self-efficacy dropped by more than 50% in the 2-week lagged model relative to the no lag model. This may indicate that self-efficacy during early recovery is unstable even across shorter periods of time such that their current self-efficacy does not strongly predict abstinence success even two weeks into the future. In fact, craving and risky situations become as important as self-efficacy when predicting 2-week lagged lapses. It may be that these other experiences are shaping and changing the individual’s self-efficacy rapidly in early recovery. This also suggests that more frequent clinical assessments of self-efficacy as a target for intervention may be needed rather than assuming stability in this construct if initial assessment suggests it is high. Also, our study cannot determine if this differential importance of self-efficacy for immediate vs. lagged lapses persists beyond early recovery (where people may be encouraged to take a</w:t>
+      </w:r>
+      <w:r>
+        <w:t xml:space="preserve"> </w:t>
+      </w:r>
+      <w:r>
+        <w:t xml:space="preserve">“one day at a time”</w:t>
+      </w:r>
+      <w:r>
+        <w:t xml:space="preserve"> </w:t>
+      </w:r>
+      <w:r>
+        <w:t xml:space="preserve">mindset). Self-efficacy may become a more stable predictor of future abstinence success after longer periods of recovery, but our sample was limited to participants in early recovery (&lt;= 8 weeks of abstinence at intake).</w:t>
+      </w:r>
+    </w:p>
+    <w:p>
+      <w:pPr>
+        <w:pStyle w:val="BodyText"/>
+      </w:pPr>
+      <w:r>
+        <w:t xml:space="preserve">Past use was less important for the 2-week lagged model compared to the no lag model. This indicates that the predictive strength of a lapse on the likelihood of subsequent lapses diminishes to some degree over a relatively short period of time. This is good news and reinforces that single lapses do not always mark a return to consistent patterns of frequent, and potentially harmful, alcohol use. Despite this reduction in importance of past use as a predictor of lagged alcohol use, past use did remain the most important category for 2-week lagged lapses. Lapses may provide</w:t>
+      </w:r>
+      <w:r>
+        <w:t xml:space="preserve"> </w:t>
+      </w:r>
+      <w:r>
+        <w:t xml:space="preserve">“teachable moments”</w:t>
+      </w:r>
+      <w:r>
+        <w:t xml:space="preserve"> </w:t>
+      </w:r>
+      <w:r>
+        <w:t xml:space="preserve">that can be used to reinforce recovery motivation, better understand risks, and develop skills to address those risks</w:t>
+      </w:r>
+      <w:r>
+        <w:t xml:space="preserve"> </w:t>
+      </w:r>
+      <w:r>
+        <w:t xml:space="preserve">[11]</w:t>
+      </w:r>
+      <w:r>
+        <w:t xml:space="preserve">. Conversely, lapses should not be ignored because they remain strong predictors of further use.</w:t>
+      </w:r>
+    </w:p>
+    <w:p>
+      <w:pPr>
+        <w:pStyle w:val="BodyText"/>
+      </w:pPr>
+      <w:r>
+        <w:t xml:space="preserve">Surprisingly, past and anticipated risky situations were more important in the 2-week lagged vs. no lag model, suggesting that the impact of these situations on lapses back to use may be delayed. It may be that persistent exposure to risks is necessary to undermine an abstinence goal and lead to return to alcohol use. Alternatively or additionally, people may also be better able to anticipate future risky situations (e.g., vacations, anniversaries of significant dates) than future acute stressors or even future self-efficacy. Regardless, the increased importance of risky situations for predicting lagged lapses provides an opportunity to intervene prior to the lapse, particularly if the individual is encouraged to assess future risks and/or makes use of a recovery monitoring prediction model.</w:t>
+      </w:r>
+    </w:p>
+    <w:p>
+      <w:pPr>
+        <w:pStyle w:val="BodyText"/>
+      </w:pPr>
+      <w:r>
+        <w:t xml:space="preserve">We were also surprised that stressful events, pleasant events, and affective state features did not make more important contributions to predictions across models. These constructs are highlighted in numerous theories about addiction and relapse</w:t>
+      </w:r>
+      <w:r>
+        <w:t xml:space="preserve"> </w:t>
+      </w:r>
+      <w:r>
+        <w:t xml:space="preserve">[9,10,62]</w:t>
+      </w:r>
+      <w:r>
+        <w:t xml:space="preserve"> </w:t>
+      </w:r>
+      <w:r>
+        <w:t xml:space="preserve">and represent targets for intervention in many existing treatments</w:t>
+      </w:r>
+      <w:r>
+        <w:t xml:space="preserve"> </w:t>
+      </w:r>
+      <w:r>
+        <w:t xml:space="preserve">[18,63–65]</w:t>
+      </w:r>
+      <w:r>
+        <w:t xml:space="preserve">. It may be that their impact is subsumed within other more powerful features (i.e., past use and self-efficacy). However, this seems unlikely given that the methodology underlying Shapley values allows for a fair distribution of importance among the relevant predictive features even when those features are correlated</w:t>
+      </w:r>
+      <w:r>
+        <w:t xml:space="preserve"> </w:t>
+      </w:r>
+      <w:r>
+        <w:t xml:space="preserve">[56]</w:t>
+      </w:r>
+      <w:r>
+        <w:t xml:space="preserve">. Alternatively, we may need to more carefully consider the nuanced roles that these constructs play (e.g., within the context of individual coping strategies, social support or environmental factors) in the return to alcohol use during recovery</w:t>
+      </w:r>
+      <w:r>
+        <w:t xml:space="preserve"> </w:t>
+      </w:r>
+      <w:r>
+        <w:t xml:space="preserve">[66]</w:t>
+      </w:r>
+      <w:r>
+        <w:t xml:space="preserve">.</w:t>
+      </w:r>
+    </w:p>
+    <w:p>
+      <w:pPr>
+        <w:pStyle w:val="BodyText"/>
+      </w:pPr>
+      <w:r>
+        <w:t xml:space="preserve">Our local feature importance approach, where we calculated the proportion of observations for which each feature category had the highest Shapley value, showed that although past use was the most influential feature overall, it was the top feature on only a subset of days (less than 20% of days in the immediate model and less than 30% in the 2-week lagged model). In fact, past alcohol use fell to the third most important feature for the no-lag model. This is not surprising, as lapses were relatively infrequent (7.6-7.7% of observations), and nearly half of participants did not report any lapses during the study.</w:t>
+      </w:r>
+    </w:p>
+    <w:p>
+      <w:pPr>
+        <w:pStyle w:val="BodyText"/>
+      </w:pPr>
+      <w:r>
+        <w:t xml:space="preserve">Our examination of local feature importance also revealed new important features. In both models, past/future stressful events emerged as an important feature. The fact this did not show up as an important global feature could indicate several things. First, it could be that stressful events are important for predicting lapses for a subset of individuals, but not for others. Second, stress may have a strong impact on some high-risk days but little to no effect on most other days. Finally, as mentioned earlier, it is possible that the influence of stress may overlap with related constructs. In all of these situations, the global Shapley value would be diluted, but stress could still emerge as a highly important predictor in specific contexts or for particular individuals. In the 2-week lagged model, valence/arousal emerged as an important feature. This was somewhat surprising, given that these states can fluctuate rapidly. Their importance in the 2-week lagged predictions, but not in the immediate predictions, may suggest that changes in valence and arousal reflect a vulnerability to lapse that accumulates over time, rather than immediately triggering a lapse.</w:t>
+      </w:r>
+    </w:p>
+    <w:p>
+      <w:pPr>
+        <w:pStyle w:val="BodyText"/>
+      </w:pPr>
+      <w:r>
+        <w:t xml:space="preserve">Our local importance analyses highlight a potential limitation in the interpretability of global feature importance. Global feature importance may be biased toward features that exhibit infrequent but very large Shapley values, potentially overstating the importance of predictors that are strongly associated with the outcome but occur in only a small subset of observations. In contrast, individuals may more often benefit from recovery recommendations that focus on managing stress (e.g., guided relaxation), increasing abstinence confidence (e.g., reflecting on recent successes), and coping with risky situations (e.g., trigger mapping).</w:t>
+      </w:r>
+    </w:p>
+    <w:p>
+      <w:pPr>
+        <w:pStyle w:val="BodyText"/>
+      </w:pPr>
+      <w:r>
+        <w:t xml:space="preserve">Finally, this approach showed that while some features have low average importance (across all individuals and observations), they can be highly important on certain days for certain individuals. Thus, this approach more closely aligns with our precision-guided goal of understanding which risk factor is most influential for a specific individual at a specific moment. In the context of recovery, where lapses are important but relatively infrequent events, features other than past use will, in most cases, represent more clinically meaningful targets for intervention.</w:t>
       </w:r>
     </w:p>
     <w:bookmarkEnd w:id="73"/>
-    <w:bookmarkStart w:id="74" w:name="feature-importance-1"/>
+    <w:bookmarkStart w:id="74" w:name="X40ab624ebf83813907a18dba36edd4d1d14a553"/>
     <w:p>
       <w:pPr>
         <w:pStyle w:val="Heading2"/>
       </w:pPr>
       <w:r>
-        <w:t xml:space="preserve">Feature importance</w:t>
+        <w:t xml:space="preserve">Additional Limitations and Future Directions</w:t>
       </w:r>
     </w:p>
     <w:p>
@@ -8365,16 +8526,7 @@
         <w:pStyle w:val="FirstParagraph"/>
       </w:pPr>
       <w:r>
-        <w:t xml:space="preserve">The relative ordering of top global features remained somewhat consistent across the no lag and 2-week lagged models. Past use was the most important feature in both models in our dataset. This is not surprising given that our outcome was lapse, and past behavior is often the best predictor of future behavior. This finding also supports decades of clinical research on relapse prevention, where lapses (i.e., single instances of goal inconsistent alcohol use) are seen as powerful precursors to relapse (i.e., full return to harmful drinking;</w:t>
-      </w:r>
-      <w:r>
-        <w:t xml:space="preserve"> </w:t>
-      </w:r>
-      <w:r>
-        <w:t xml:space="preserve">[9]</w:t>
-      </w:r>
-      <w:r>
-        <w:t xml:space="preserve">). Abstinence self-efficacy emerged as the second most important feature in both models in our dataset, indicating that participants had reasonably accurate insight into their near-term success with maintaining alcohol abstinence. Craving was also an important predictor in both models, suggesting that it may be an important target for intervention to support early recovery efforts.</w:t>
+        <w:t xml:space="preserve">We believe our lapse prediction models will be most effective when embedded in an RMSS designed to deliver adaptive and personalized continuing care. This system could send daily, weekly, or less frequent messages to users with personalized feedback about their risk of lapse and provide support recommendations tailored to their current recovery needs. This study provides initial support that immediate and lagged prediction models can be trained to high accuracy using EMA for recovery monitoring. Furthermore, locally important features from these models can be used to identify the specific factors that contribute to each lapse risk prediction.</w:t>
       </w:r>
     </w:p>
     <w:p>
@@ -8382,19 +8534,7 @@
         <w:pStyle w:val="BodyText"/>
       </w:pPr>
       <w:r>
-        <w:t xml:space="preserve">Several feature categories displayed sizeable differences in global importance by lag time. The importance of abstinence self-efficacy dropped by more than 50% in the 2-week lagged model relative to the no lag model. This may indicate that self-efficacy during early recovery is unstable even across shorter periods of time such that their current self-efficacy does not strongly predict abstinence success even two weeks into the future. In fact, craving and risky situations become as important as self-efficacy when predicting 2-week lagged lapses. It may be that these other experiences are shaping and changing the individual’s self-efficacy rapidly in early recovery. This also suggests that more frequent clinical assessments of self-efficacy as a target for intervention may be needed rather than assuming stability in this construct if initial assessment suggests it is high. Also, our study cannot determine if this differential importance of self-efficacy for immediate vs. lagged lapses persists beyond early recovery (where people may be encouraged to take a</w:t>
-      </w:r>
-      <w:r>
-        <w:t xml:space="preserve"> </w:t>
-      </w:r>
-      <w:r>
-        <w:t xml:space="preserve">“one day at a time”</w:t>
-      </w:r>
-      <w:r>
-        <w:t xml:space="preserve"> </w:t>
-      </w:r>
-      <w:r>
-        <w:t xml:space="preserve">mindset). Self-efficacy may become a more stable predictor of future abstinence success after longer periods of recovery, but our sample was limited to participants in early recovery (&lt;= 8 weeks of abstinence at intake).</w:t>
+        <w:t xml:space="preserve">The no lag model can be used to guide individuals to take immediate, actionable steps to maintain their recovery goals and support them to implement these steps within the RMSS. For example, the RMSS can recommend an embedded urge surfing activity when someone’s immediate risk is driven by strong craving whereas a guided relaxation video can be provided to the user when they report stressful events. Similarly, the RMSS can encourage (and explicitly support) the user to reflect on recent past successes and/or skills they have developed when their self-efficacy is low.</w:t>
       </w:r>
     </w:p>
     <w:p>
@@ -8402,28 +8542,7 @@
         <w:pStyle w:val="BodyText"/>
       </w:pPr>
       <w:r>
-        <w:t xml:space="preserve">Past use was less important for the 2-week lagged model compared to the no lag model. This indicates that the predictive strength of a lapse on the likelihood of subsequent lapses diminishes to some degree over a relatively short period of time. This is good news and reinforces that single lapses do not always mark a return to consistent patterns of frequent, and potentially harmful, alcohol use. Despite this reduction in importance of past use as a predictor of lagged alcohol use, past use did remain the most important category for 2-week lagged lapses. Lapses may provide</w:t>
-      </w:r>
-      <w:r>
-        <w:t xml:space="preserve"> </w:t>
-      </w:r>
-      <w:r>
-        <w:t xml:space="preserve">“teachable moments”</w:t>
-      </w:r>
-      <w:r>
-        <w:t xml:space="preserve"> </w:t>
-      </w:r>
-      <w:r>
-        <w:t xml:space="preserve">that can be used to reinforce recovery motivation, better understand risks, and develop skills to address those risks</w:t>
-      </w:r>
-      <w:r>
-        <w:t xml:space="preserve"> </w:t>
-      </w:r>
-      <w:r>
-        <w:t xml:space="preserve">[11]</w:t>
-      </w:r>
-      <w:r>
-        <w:t xml:space="preserve">. Conversely, lapses should not be ignored because they remain strong predictors of further use.</w:t>
+        <w:t xml:space="preserve">The 2-week lagged model provides individuals with advanced warning of their lapse risk. This model is well-suited to support recovery needs that cannot be addressed immediately within an RMSS app, such as scheduling positive or pleasant activities, increasing social engagement, or attending a peer-led recovery meeting. To be clear, we do not believe an RMSS app alone will be sufficient to deliver continuing care. We expect individuals will require additional support throughout their recovery from a mental health provider (e.g., motivational enhancement, crisis management, skill building), a peer (e.g., sponsor, support group), or family member. Importantly, these types of supports take time to set up, highlighting the value of this lagged 2-week model.</w:t>
       </w:r>
     </w:p>
     <w:p>
@@ -8431,7 +8550,16 @@
         <w:pStyle w:val="BodyText"/>
       </w:pPr>
       <w:r>
-        <w:t xml:space="preserve">Surprisingly, past and anticipated risky situations were more important in the 2-week lagged vs. no lag model, suggesting that the impact of these situations on lapses back to use may be delayed. It may be that persistent exposure to risks is necessary to undermine an abstinence goal and lead to return to alcohol use. Alternatively or additionally, people may also be better able to anticipate future risky situations (e.g., vacations, anniversaries of significant dates) than future acute stressors or even future self-efficacy. Regardless, the increased importance of risky situations for predicting lagged lapses provides an opportunity to intervene prior to the lapse, particularly if the individual is encouraged to assess future risks and/or makes use of a recovery monitoring prediction model.</w:t>
+        <w:t xml:space="preserve">At this point, it is still unclear the best way to provide risk and support information from our models to people. For an RMSS to be successful, users must trust the system, consistently engage with the system over time, and find the system beneficial. We have recently launched an NIAAA funded project to optimize daily support messages by examining the impact of several key message components (e.g., lapse probability, locally important features, a risk-relevant recovery activity recommendation, the linguistic style and tone of the message) on engagement, trust, clinical outcomes</w:t>
+      </w:r>
+      <w:r>
+        <w:t xml:space="preserve"> </w:t>
+      </w:r>
+      <w:r>
+        <w:t xml:space="preserve">[67]</w:t>
+      </w:r>
+      <w:r>
+        <w:t xml:space="preserve">.</w:t>
       </w:r>
     </w:p>
     <w:p>
@@ -8439,43 +8567,93 @@
         <w:pStyle w:val="BodyText"/>
       </w:pPr>
       <w:r>
-        <w:t xml:space="preserve">We were also surprised that stressful events, pleasant events, and affective state features did not make more important contributions to predictions across models. These constructs are highlighted in numerous theories about addiction and relapse</w:t>
-      </w:r>
-      <w:r>
-        <w:t xml:space="preserve"> </w:t>
-      </w:r>
-      <w:r>
-        <w:t xml:space="preserve">[9,10,62]</w:t>
-      </w:r>
-      <w:r>
-        <w:t xml:space="preserve"> </w:t>
-      </w:r>
-      <w:r>
-        <w:t xml:space="preserve">and represent targets for intervention in many existing treatments</w:t>
-      </w:r>
-      <w:r>
-        <w:t xml:space="preserve"> </w:t>
-      </w:r>
-      <w:r>
-        <w:t xml:space="preserve">[18,63–65]</w:t>
-      </w:r>
-      <w:r>
-        <w:t xml:space="preserve">. It may be that their impact is subsumed within other more powerful features (i.e., past use and self-efficacy). However, this seems unlikely given that the methodology underlying Shapley values allows for a fair distribution of importance among the relevant predictive features even when those features are correlated</w:t>
-      </w:r>
-      <w:r>
-        <w:t xml:space="preserve"> </w:t>
-      </w:r>
-      <w:r>
-        <w:t xml:space="preserve">[56]</w:t>
-      </w:r>
-      <w:r>
-        <w:t xml:space="preserve">. Alternatively, we may need to more carefully consider the nuanced roles that these constructs play (e.g., within the context of individual coping strategies, social support or environmental factors) in the return to alcohol use during recovery</w:t>
-      </w:r>
-      <w:r>
-        <w:t xml:space="preserve"> </w:t>
-      </w:r>
-      <w:r>
-        <w:t xml:space="preserve">[66]</w:t>
+        <w:t xml:space="preserve">For a system using lagged models, we can imagine that lags longer than two weeks (i.e., more advanced warning) would be better still. In the present study, we could not train models with lags longer than two weeks because participants only provided lapse reports for up to three months. With the 2-week lagged model, we had approximately 17% fewer labeled observations for training because the first two weeks (out of 12 weeks) of labels for each participant were discarded. This data loss may be one factor that contributed to the decreases in model performance with increases in lag time and we believed that greater data loss (e.g., 25% for a 3-week lag) would not be tenable. We have recently completed data collection on a NIDA funded project where participants provided EMA and other sensed data for up to 12 months</w:t>
+      </w:r>
+      <w:r>
+        <w:t xml:space="preserve"> </w:t>
+      </w:r>
+      <w:r>
+        <w:t xml:space="preserve">[20]</w:t>
+      </w:r>
+      <w:r>
+        <w:t xml:space="preserve">. These data will allow us to train models with longer lags and to better evaluate the impact of data loss on model performance because lag time can be increased substantially with proportionally less data loss given 52 weeks of labeled observations per participant.</w:t>
+      </w:r>
+    </w:p>
+    <w:p>
+      <w:pPr>
+        <w:pStyle w:val="BodyText"/>
+      </w:pPr>
+      <w:r>
+        <w:t xml:space="preserve">While the number of individual observations (i.e., # prediction timepoints per participant X # participants) was sufficient to train models with low bias, low variance and overall high performance, the relatively small number of unique participants remains an important limitation of this study. Successful machine learning models must generalize well to new data (i.e. new observations among new individuals). Our analyses only speak to how well our models generalize to a small number of new individuals and these individuals are mostly homogeneous with respect to key demographic characteristics. To be clear, we made the most efficient use of our sample (i.e., using nested cross-validation to maximize the amount of held-out/test sets available for model evaluation); however, concerns about the generalizability to new individuals and other populations (e.g., individuals living in rural locations, members of other diverse groups not adequately represented in our sample) remain.</w:t>
+      </w:r>
+    </w:p>
+    <w:p>
+      <w:pPr>
+        <w:pStyle w:val="BodyText"/>
+      </w:pPr>
+      <w:r>
+        <w:t xml:space="preserve">Our models predicted goal-inconsistent alcohol use. In our sample, in which all participants had a goal of abstinence, goal-inconsistent use was a homogeneous, observable behavior (i.e., any alcohol use). However, not all individuals in recovery choose complete abstinence. It remains an open question whether our predictors of goal-inconsistent use would generalize to alternative recovery goals (e.g., moderation). Future studies could allow individuals to self-define goal-inconsistent use (e.g., drinking on a weekday or drinking more than planned) and train models in samples with diverse recovery goals.</w:t>
+      </w:r>
+    </w:p>
+    <w:p>
+      <w:pPr>
+        <w:pStyle w:val="BodyText"/>
+      </w:pPr>
+      <w:r>
+        <w:t xml:space="preserve">Additionally, our use of features from 4x daily EMA as model inputs may raise concerns about measurement burden. We confirmed that participants can comply with such EMA schedules over this time period and that they find it acceptable given its potential benefits to them</w:t>
+      </w:r>
+      <w:r>
+        <w:t xml:space="preserve"> </w:t>
+      </w:r>
+      <w:r>
+        <w:t xml:space="preserve">[19,see also 68]</w:t>
+      </w:r>
+      <w:r>
+        <w:t xml:space="preserve">. However, frequent daily surveys may become too burdensome within an RMSS intended for use over many, many months to years for long-term continuing care. We have begun to address this concern by training no lag models with fewer EMAs (1x daily) and have found comparable performance</w:t>
+      </w:r>
+      <w:r>
+        <w:t xml:space="preserve"> </w:t>
+      </w:r>
+      <w:r>
+        <w:t xml:space="preserve">[48]</w:t>
+      </w:r>
+      <w:r>
+        <w:t xml:space="preserve">. Additionally, reinforcement learning could potentially be used for adaptive EMA sampling. For example, each day the algorithm could make a decision to send out an EMA or not based on inferred latent states of the individual based on previous EMA responses and predicted probability of lapse.</w:t>
+      </w:r>
+    </w:p>
+    <w:p>
+      <w:pPr>
+        <w:pStyle w:val="BodyText"/>
+      </w:pPr>
+      <w:r>
+        <w:t xml:space="preserve">We have also begun to explore how we can supplement our models with data from lower burden sensing methods. Geolocation, which can be passively sensed, could compliment EMA well</w:t>
+      </w:r>
+      <w:r>
+        <w:t xml:space="preserve"> </w:t>
+      </w:r>
+      <w:r>
+        <w:t xml:space="preserve">[69]</w:t>
+      </w:r>
+      <w:r>
+        <w:t xml:space="preserve">. First, it could provide insight into information not easily captured by self-report without lengthy surveys. For example, the amount of time spent in risky locations, or changes in routine (e.g., loss of job; move to new city) that could indicate life stressors can be detected in movement patterns. Second, the near-continuous sampling of geolocation could offer risk-relevant information that would otherwise be missed in between the discrete sampling periods of EMA. Furthermore, potentially powerful features can be engineered by combining geolocation data with contextual information available in public sources (e.g., census data, alcohol outlet density)</w:t>
+      </w:r>
+      <w:r>
+        <w:t xml:space="preserve"> </w:t>
+      </w:r>
+      <w:r>
+        <w:t xml:space="preserve">[70,71]</w:t>
+      </w:r>
+      <w:r>
+        <w:t xml:space="preserve"> </w:t>
+      </w:r>
+      <w:r>
+        <w:t xml:space="preserve">or collected from the user directly (e.g., self-evaluated riskiness of a given location)</w:t>
+      </w:r>
+      <w:r>
+        <w:t xml:space="preserve"> </w:t>
+      </w:r>
+      <w:r>
+        <w:t xml:space="preserve">[20]</w:t>
       </w:r>
       <w:r>
         <w:t xml:space="preserve">.</w:t>
@@ -8486,41 +8664,35 @@
         <w:pStyle w:val="BodyText"/>
       </w:pPr>
       <w:r>
-        <w:t xml:space="preserve">Our local feature importance approach, where we calculated the proportion of observations for which each feature category had the highest Shapley value, showed that although past use was the most influential feature overall, it was the top feature on only a subset of days (less than 20% of days in the immediate model and less than 30% in the 2-week lagged model). In fact, past alcohol use fell to the third most important feature for the no-lag model. This is not surprising, as lapses were relatively infrequent (7.6-7.7% of observations), and nearly half of participants did not report any lapses during the study.</w:t>
-      </w:r>
-    </w:p>
-    <w:p>
-      <w:pPr>
-        <w:pStyle w:val="BodyText"/>
-      </w:pPr>
-      <w:r>
-        <w:t xml:space="preserve">Our examination of local feature importance also revealed new important features. In both models, past/future stressful events emerged as an important feature. The fact this did not show up as an important global feature could indicate several things. First, it could be that stressful events are important for predicting lapses for a subset of individuals, but not for others. Second, stress may have a strong impact on some high-risk days but little to no effect on most other days. Finally, as mentioned earlier, it is possible that the influence of stress may overlap with related constructs. In all of these situations, the global Shapley value would be diluted, but stress could still emerge as a highly important predictor in specific contexts or for particular individuals. In the 2-week lagged model, valence/arousal emerged as an important feature. This was somewhat surprising, given that these states can fluctuate rapidly. Their importance in the 2-week lagged predictions, but not in the immediate predictions, may suggest that changes in valence and arousal reflect a vulnerability to lapse that accumulates over time, rather than immediately triggering a lapse.</w:t>
-      </w:r>
-    </w:p>
-    <w:p>
-      <w:pPr>
-        <w:pStyle w:val="BodyText"/>
-      </w:pPr>
-      <w:r>
-        <w:t xml:space="preserve">Our local importance analyses highlight a potential limitation in the interpretability of global feature importance. Global feature importance may be biased toward features that exhibit infrequent but very large Shapley values, potentially overstating the importance of predictors that are strongly associated with the outcome but occur in only a small subset of observations. In contrast, individuals may more often benefit from recovery recommendations that focus on managing stress (e.g., guided relaxation), increasing abstinence confidence (e.g., reflecting on recent successes), and coping with risky situations (e.g., trigger mapping).</w:t>
-      </w:r>
-    </w:p>
-    <w:p>
-      <w:pPr>
-        <w:pStyle w:val="BodyText"/>
-      </w:pPr>
-      <w:r>
-        <w:t xml:space="preserve">Finally, this approach showed that while some features have low average importance (across all individuals and observations), they can be highly important on certain days for certain individuals. Thus, this approach more closely aligns with our precision-guided goal of understanding which risk factor is most influential for a specific individual at a specific moment. In the context of recovery, where lapses are important but relatively infrequent events, features other than past use will, in most cases, represent more clinically meaningful targets for intervention.</w:t>
+        <w:t xml:space="preserve">Lastly, there may be value in exploring alternative modeling approaches that better leverage the temporal structure and individual-level nature of these data. For example, hierarchical models that start with population-based information (i.e., priors) and are updated with person-specific information as the individual provides data may be the most promising approach for effective use of time-varying information to model how an individual’s lapse risk evolves over time. Our lab has begun to develop these models and found preliminary evidence to suggest that they may outperform traditional population-level machine learning models</w:t>
+      </w:r>
+      <w:r>
+        <w:t xml:space="preserve"> </w:t>
+      </w:r>
+      <w:r>
+        <w:t xml:space="preserve">[48]</w:t>
+      </w:r>
+      <w:r>
+        <w:t xml:space="preserve">. However, in another recent study, population-level models well outperformed person-specific models for predicting various outcomes, including alcohol use and binge drinking</w:t>
+      </w:r>
+      <w:r>
+        <w:t xml:space="preserve"> </w:t>
+      </w:r>
+      <w:r>
+        <w:t xml:space="preserve">[72]</w:t>
+      </w:r>
+      <w:r>
+        <w:t xml:space="preserve">. Thus, the benefit of individualized models above and beyond population models remains an empirical question and is something we plan to continue to pursue in future work.</w:t>
       </w:r>
     </w:p>
     <w:bookmarkEnd w:id="74"/>
-    <w:bookmarkStart w:id="75" w:name="X40ab624ebf83813907a18dba36edd4d1d14a553"/>
+    <w:bookmarkStart w:id="75" w:name="conclusions"/>
     <w:p>
       <w:pPr>
         <w:pStyle w:val="Heading2"/>
       </w:pPr>
       <w:r>
-        <w:t xml:space="preserve">Additional Limitations and Future Directions</w:t>
+        <w:t xml:space="preserve">Conclusions</w:t>
       </w:r>
     </w:p>
     <w:p>
@@ -8528,173 +8700,17 @@
         <w:pStyle w:val="FirstParagraph"/>
       </w:pPr>
       <w:r>
-        <w:t xml:space="preserve">We believe our lapse prediction models will be most effective when embedded in an RMSS designed to deliver adaptive and personalized continuing care. This system could send daily, weekly, or less frequent messages to users with personalized feedback about their risk of lapse and provide support recommendations tailored to their current recovery needs. This study provides initial support that immediate and lagged prediction models can be trained to high accuracy using EMA for recovery monitoring. Furthermore, locally important features from these models can be used to identify the specific factors that contribute to each lapse risk prediction.</w:t>
-      </w:r>
-    </w:p>
-    <w:p>
-      <w:pPr>
-        <w:pStyle w:val="BodyText"/>
-      </w:pPr>
-      <w:r>
-        <w:t xml:space="preserve">The no lag model can be used to guide individuals to take immediate, actionable steps to maintain their recovery goals and support them to implement these steps within the RMSS. For example, the RMSS can recommend an embedded urge surfing activity when someone’s immediate risk is driven by strong craving whereas a guided relaxation video can be provided to the user when they report stressful events. Similarly, the RMSS can encourage (and explicitly support) the user to reflect on recent past successes and/or skills they have developed when their self-efficacy is low.</w:t>
-      </w:r>
-    </w:p>
-    <w:p>
-      <w:pPr>
-        <w:pStyle w:val="BodyText"/>
-      </w:pPr>
-      <w:r>
-        <w:t xml:space="preserve">The 2-week lagged model provides individuals with advanced warning of their lapse risk. This model is well-suited to support recovery needs that cannot be addressed immediately within an RMSS app, such as scheduling positive or pleasant activities, increasing social engagement, or attending a peer-led recovery meeting. To be clear, we do not believe an RMSS app alone will be sufficient to deliver continuing care. We expect individuals will require additional support throughout their recovery from a mental health provider (e.g., motivational enhancement, crisis management, skill building), a peer (e.g., sponsor, support group), or family member. Importantly, these types of supports take time to set up, highlighting the value of this lagged 2-week model.</w:t>
-      </w:r>
-    </w:p>
-    <w:p>
-      <w:pPr>
-        <w:pStyle w:val="BodyText"/>
-      </w:pPr>
-      <w:r>
-        <w:t xml:space="preserve">At this point, it is still unclear the best way to provide risk and support information from our models to people. For an RMSS to be successful, users must trust the system, consistently engage with the system over time, and find the system beneficial. We have recently launched an NIAAA funded project to optimize daily support messages by examining the impact of several key message components (e.g., lapse probability, locally important features, a risk-relevant recovery activity recommendation, the linguistic style and tone of the message) on engagement, trust, clinical outcomes</w:t>
-      </w:r>
-      <w:r>
-        <w:t xml:space="preserve"> </w:t>
-      </w:r>
-      <w:r>
-        <w:t xml:space="preserve">[67]</w:t>
-      </w:r>
-      <w:r>
-        <w:t xml:space="preserve">.</w:t>
-      </w:r>
-    </w:p>
-    <w:p>
-      <w:pPr>
-        <w:pStyle w:val="BodyText"/>
-      </w:pPr>
-      <w:r>
-        <w:t xml:space="preserve">For a system using lagged models, we can imagine that lags longer than two weeks (i.e., more advanced warning) would be better still. In the present study, we could not train models with lags longer than two weeks because participants only provided lapse reports for up to three months. With the 2-week lagged model, we had approximately 17% fewer labeled observations for training because the first two weeks (out of 12 weeks) of labels for each participant were discarded. This data loss may be one factor that contributed to the decreases in model performance with increases in lag time and we believed that greater data loss (e.g., 25% for a 3-week lag) would not be tenable. We have recently completed data collection on a NIDA funded project where participants provided EMA and other sensed data for up to 12 months</w:t>
-      </w:r>
-      <w:r>
-        <w:t xml:space="preserve"> </w:t>
-      </w:r>
-      <w:r>
-        <w:t xml:space="preserve">[20]</w:t>
-      </w:r>
-      <w:r>
-        <w:t xml:space="preserve">. These data will allow us to train models with longer lags and to better evaluate the impact of data loss on model performance because lag time can be increased substantially with proportionally less data loss given 52 weeks of labeled observations per participant.</w:t>
-      </w:r>
-    </w:p>
-    <w:p>
-      <w:pPr>
-        <w:pStyle w:val="BodyText"/>
-      </w:pPr>
-      <w:r>
-        <w:t xml:space="preserve">While the number of individual observations (i.e., # prediction timepoints per participant X # participants) was sufficient to train models with low bias, low variance and overall high performance, the relatively small number of unique participants remains an important limitation of this study. Successful machine learning models must generalize well to new data (i.e. new observations among new individuals). Our analyses only speak to how well our models generalize to a small number of new individuals and these individuals are mostly homogeneous with respect to key demographic characteristics. To be clear, we made the most efficient use of our sample (i.e., using nested cross-validation to maximize the amount of held-out/test sets available for model evaluation); however, concerns about the generalizability to new individuals and other populations (e.g., individuals living in rural locations, members of other diverse groups not adequately represented in our sample) remain.</w:t>
-      </w:r>
-    </w:p>
-    <w:p>
-      <w:pPr>
-        <w:pStyle w:val="BodyText"/>
-      </w:pPr>
-      <w:r>
-        <w:t xml:space="preserve">Our models predicted goal-inconsistent alcohol use. In our sample, in which all participants had a goal of abstinence, goal-inconsistent use was a homogeneous, observable behavior (i.e., any alcohol use). However, not all individuals in recovery choose complete abstinence. It remains an open question whether our predictors of goal-inconsistent use would generalize to alternative recovery goals (e.g., moderation). Future studies could allow individuals to self-define goal-inconsistent use (e.g., drinking on a weekday or drinking more than planned) and train models in samples with diverse recovery goals.</w:t>
-      </w:r>
-    </w:p>
-    <w:p>
-      <w:pPr>
-        <w:pStyle w:val="BodyText"/>
-      </w:pPr>
-      <w:r>
-        <w:t xml:space="preserve">Additionally, our use of features from 4x daily EMA as model inputs may raise concerns about measurement burden. We confirmed that participants can comply with such EMA schedules over this time period and that they find it acceptable given its potential benefits to them</w:t>
-      </w:r>
-      <w:r>
-        <w:t xml:space="preserve"> </w:t>
-      </w:r>
-      <w:r>
-        <w:t xml:space="preserve">[19,see also 68]</w:t>
-      </w:r>
-      <w:r>
-        <w:t xml:space="preserve">. However, frequent daily surveys may become too burdensome within an RMSS intended for use over many, many months to years for long-term continuing care. We have begun to address this concern by training no lag models with fewer EMAs (1x daily) and have found comparable performance</w:t>
-      </w:r>
-      <w:r>
-        <w:t xml:space="preserve"> </w:t>
-      </w:r>
-      <w:r>
-        <w:t xml:space="preserve">[48]</w:t>
-      </w:r>
-      <w:r>
-        <w:t xml:space="preserve">. Additionally, reinforcement learning could potentially be used for adaptive EMA sampling. For example, each day the algorithm could make a decision to send out an EMA or not based on inferred latent states of the individual based on previous EMA responses and predicted probability of lapse.</w:t>
-      </w:r>
-    </w:p>
-    <w:p>
-      <w:pPr>
-        <w:pStyle w:val="BodyText"/>
-      </w:pPr>
-      <w:r>
-        <w:t xml:space="preserve">We have also begun to explore how we can supplement our models with data from lower burden sensing methods. Geolocation, which can be passively sensed, could compliment EMA well</w:t>
-      </w:r>
-      <w:r>
-        <w:t xml:space="preserve"> </w:t>
-      </w:r>
-      <w:r>
-        <w:t xml:space="preserve">[69]</w:t>
-      </w:r>
-      <w:r>
-        <w:t xml:space="preserve">. First, it could provide insight into information not easily captured by self-report without lengthy surveys. For example, the amount of time spent in risky locations, or changes in routine (e.g., loss of job; move to new city) that could indicate life stressors can be detected in movement patterns. Second, the near-continuous sampling of geolocation could offer risk-relevant information that would otherwise be missed in between the discrete sampling periods of EMA. Furthermore, potentially powerful features can be engineered by combining geolocation data with contextual information available in public sources (e.g., census data, alcohol outlet density)</w:t>
-      </w:r>
-      <w:r>
-        <w:t xml:space="preserve"> </w:t>
-      </w:r>
-      <w:r>
-        <w:t xml:space="preserve">[70,71]</w:t>
-      </w:r>
-      <w:r>
-        <w:t xml:space="preserve"> </w:t>
-      </w:r>
-      <w:r>
-        <w:t xml:space="preserve">or collected from the user directly (e.g., self-evaluated riskiness of a given location)</w:t>
-      </w:r>
-      <w:r>
-        <w:t xml:space="preserve"> </w:t>
-      </w:r>
-      <w:r>
-        <w:t xml:space="preserve">[20]</w:t>
-      </w:r>
-      <w:r>
-        <w:t xml:space="preserve">.</w:t>
-      </w:r>
-    </w:p>
-    <w:p>
-      <w:pPr>
-        <w:pStyle w:val="BodyText"/>
-      </w:pPr>
-      <w:r>
-        <w:t xml:space="preserve">Lastly, there may be value in exploring alternative modeling approaches that better leverage the temporal structure and individual-level nature of these data. For example, hierarchical models that start with population-based information (i.e., priors) and are updated with person-specific information as the individual provides data may be the most promising approach for effective use of time-varying information to model how an individual’s lapse risk evolves over time. Our lab has begun to develop these models and found preliminary evidence to suggest that they may outperform traditional population-level machine learning models</w:t>
-      </w:r>
-      <w:r>
-        <w:t xml:space="preserve"> </w:t>
-      </w:r>
-      <w:r>
-        <w:t xml:space="preserve">[48]</w:t>
-      </w:r>
-      <w:r>
-        <w:t xml:space="preserve">. However, in another recent study, population-level models well outperformed person-specific models for predicting various outcomes, including alcohol use and binge drinking</w:t>
-      </w:r>
-      <w:r>
-        <w:t xml:space="preserve"> </w:t>
-      </w:r>
-      <w:r>
-        <w:t xml:space="preserve">[72]</w:t>
-      </w:r>
-      <w:r>
-        <w:t xml:space="preserve">. Thus, the benefit of individualized models above and beyond population models remains an empirical question and is something we plan to continue to pursue in future work.</w:t>
+        <w:t xml:space="preserve">This study suggests it is possible to accurately predict alcohol lapses both immediately and up to two weeks into the future using lagged machine learning prediction models. The no lag model could guide users to engage with a smart RMSS that provides daily recovery activities that are personalized to their lapse risk and the factors contributing to that risk. The 2-week lagged model could enable patients to seek out and implement recovery support that is not immediately available to them within the RMSS. Several important steps remain prior to implementing the no lag and 2-week lagged models within a smart RMSS. Feedback and support messages from these models should be optimized to sustain system engagement, trust, and clinical outcomes. Passive sensing of model inputs may allow assessment of a broader range of risk factors with less burden for system users. Perhaps most important, model fairness must be improved by decreasing disparities in performance for less privileged groups. We remain optimistic about the potential to implement these models within a smart RMSS because these barriers, while challenging, are surmountable.</w:t>
       </w:r>
     </w:p>
     <w:bookmarkEnd w:id="75"/>
-    <w:bookmarkStart w:id="76" w:name="conclusions"/>
+    <w:bookmarkStart w:id="76" w:name="acknowledgments"/>
     <w:p>
       <w:pPr>
         <w:pStyle w:val="Heading2"/>
       </w:pPr>
       <w:r>
-        <w:t xml:space="preserve">Conclusions</w:t>
+        <w:t xml:space="preserve">Acknowledgments</w:t>
       </w:r>
     </w:p>
     <w:p>
@@ -8702,30 +8718,12 @@
         <w:pStyle w:val="FirstParagraph"/>
       </w:pPr>
       <w:r>
-        <w:t xml:space="preserve">This study suggests it is possible to accurately predict alcohol lapses both immediately and up to two weeks into the future using lagged machine learning prediction models. The no lag model could guide users to engage with a smart RMSS that provides daily recovery activities that are personalized to their lapse risk and the factors contributing to that risk. The 2-week lagged model could enable patients to seek out and implement recovery support that is not immediately available to them within the RMSS. Several important steps remain prior to implementing the no lag and 2-week lagged models within a smart RMSS. Feedback and support messages from these models should be optimized to sustain system engagement, trust, and clinical outcomes. Passive sensing of model inputs may allow assessment of a broader range of risk factors with less burden for system users. Perhaps most important, model fairness must be improved by decreasing disparities in performance for less privileged groups. We remain optimistic about the potential to implement these models within a smart RMSS because these barriers, while challenging, are surmountable.</w:t>
+        <w:t xml:space="preserve">This research was supported by grants from the National Institute on Alcohol Abuse and Alcoholism (NIAAA; R01 AA024391 to John J. Curtin) and the National Institute on Drug Abuse (NIDA; R01 DA047315 to John J. Curtin). The authors wish to thank Susan E. Wanta for her role as the project administrator.</w:t>
       </w:r>
     </w:p>
     <w:bookmarkEnd w:id="76"/>
-    <w:bookmarkStart w:id="77" w:name="acknowledgments"/>
-    <w:p>
-      <w:pPr>
-        <w:pStyle w:val="Heading2"/>
-      </w:pPr>
-      <w:r>
-        <w:t xml:space="preserve">Acknowledgments</w:t>
-      </w:r>
-    </w:p>
-    <w:p>
-      <w:pPr>
-        <w:pStyle w:val="FirstParagraph"/>
-      </w:pPr>
-      <w:r>
-        <w:t xml:space="preserve">This research was supported by grants from the National Institute on Alcohol Abuse and Alcoholism (NIAAA; R01 AA024391 to John J. Curtin) and the National Institute on Drug Abuse (NIDA; R01 DA047315 to John J. Curtin). The authors wish to thank Susan E. Wanta for her role as the project administrator.</w:t>
-      </w:r>
-    </w:p>
     <w:bookmarkEnd w:id="77"/>
-    <w:bookmarkEnd w:id="78"/>
-    <w:bookmarkStart w:id="202" w:name="references"/>
+    <w:bookmarkStart w:id="201" w:name="references"/>
     <w:p>
       <w:pPr>
         <w:pStyle w:val="Heading1"/>
@@ -8734,8 +8732,8 @@
         <w:t xml:space="preserve">References</w:t>
       </w:r>
     </w:p>
-    <w:bookmarkStart w:id="201" w:name="refs"/>
-    <w:bookmarkStart w:id="80" w:name="ref-mclellanDrugDependenceChronic2000"/>
+    <w:bookmarkStart w:id="200" w:name="refs"/>
+    <w:bookmarkStart w:id="79" w:name="ref-mclellanDrugDependenceChronic2000"/>
     <w:p>
       <w:pPr>
         <w:pStyle w:val="Bibliography"/>
@@ -8752,7 +8750,7 @@
       <w:r>
         <w:t xml:space="preserve">McLellan AT, Lewis DC, O’Brien CP, Kleber HD. Drug dependence, a chronic medical illness: Implications for treatment, insurance, and outcomes evaluation. JAMA. 2000;284: 1689–1695. doi:</w:t>
       </w:r>
-      <w:hyperlink r:id="rId79">
+      <w:hyperlink r:id="rId78">
         <w:r>
           <w:rPr>
             <w:rStyle w:val="Hyperlink"/>
@@ -8761,8 +8759,8 @@
         </w:r>
       </w:hyperlink>
     </w:p>
-    <w:bookmarkEnd w:id="80"/>
-    <w:bookmarkStart w:id="82" w:name="ref-dennisManagingAddictionChronic2007"/>
+    <w:bookmarkEnd w:id="79"/>
+    <w:bookmarkStart w:id="81" w:name="ref-dennisManagingAddictionChronic2007"/>
     <w:p>
       <w:pPr>
         <w:pStyle w:val="Bibliography"/>
@@ -8782,7 +8780,7 @@
       <w:r>
         <w:t xml:space="preserve"> </w:t>
       </w:r>
-      <w:hyperlink r:id="rId81">
+      <w:hyperlink r:id="rId80">
         <w:r>
           <w:rPr>
             <w:rStyle w:val="Hyperlink"/>
@@ -8833,14 +8831,54 @@
         <w:t xml:space="preserve"> </w:t>
       </w:r>
     </w:p>
+    <w:bookmarkEnd w:id="81"/>
+    <w:bookmarkStart w:id="82" w:name="X28b8f85e424928e66706a578d6053e0308d1105"/>
+    <w:p>
+      <w:pPr>
+        <w:pStyle w:val="Bibliography"/>
+      </w:pPr>
+      <w:r>
+        <w:t xml:space="preserve">3.</w:t>
+      </w:r>
+      <w:r>
+        <w:t xml:space="preserve"> </w:t>
+      </w:r>
+      <w:r>
+        <w:t xml:space="preserve">	</w:t>
+      </w:r>
+      <w:r>
+        <w:t xml:space="preserve">Substance Abuse and Mental Health Services Administration. 2024</w:t>
+      </w:r>
+      <w:r>
+        <w:t xml:space="preserve"> </w:t>
+      </w:r>
+      <w:r>
+        <w:t xml:space="preserve">NSDUH Detailed Tables</w:t>
+      </w:r>
+      <w:r>
+        <w:t xml:space="preserve"> </w:t>
+      </w:r>
+      <w:r>
+        <w:t xml:space="preserve"> </w:t>
+      </w:r>
+      <w:r>
+        <w:t xml:space="preserve">CBHSQ Data</w:t>
+      </w:r>
+      <w:r>
+        <w:t xml:space="preserve">. https://www.samhsa.gov/data/report/2024-nsduh-detailed-tables;</w:t>
+      </w:r>
+      <w:r>
+        <w:t xml:space="preserve"> </w:t>
+      </w:r>
+    </w:p>
     <w:bookmarkEnd w:id="82"/>
-    <w:bookmarkStart w:id="83" w:name="X28b8f85e424928e66706a578d6053e0308d1105"/>
+    <w:bookmarkStart w:id="83" w:name="ref-hedegaardDrugOverdoseDeaths2021"/>
     <w:p>
       <w:pPr>
         <w:pStyle w:val="Bibliography"/>
       </w:pPr>
       <w:r>
-        <w:t xml:space="preserve">3.</w:t>
+        <w:t xml:space="preserve">4.</w:t>
       </w:r>
       <w:r>
         <w:t xml:space="preserve"> </w:t>
@@ -8849,38 +8887,29 @@
         <w:t xml:space="preserve">	</w:t>
       </w:r>
       <w:r>
-        <w:t xml:space="preserve">Substance Abuse and Mental Health Services Administration. 2024</w:t>
-      </w:r>
-      <w:r>
-        <w:t xml:space="preserve"> </w:t>
-      </w:r>
-      <w:r>
-        <w:t xml:space="preserve">NSDUH Detailed Tables</w:t>
-      </w:r>
-      <w:r>
-        <w:t xml:space="preserve"> </w:t>
-      </w:r>
-      <w:r>
-        <w:t xml:space="preserve"> </w:t>
-      </w:r>
-      <w:r>
-        <w:t xml:space="preserve">CBHSQ Data</w:t>
-      </w:r>
-      <w:r>
-        <w:t xml:space="preserve">. https://www.samhsa.gov/data/report/2024-nsduh-detailed-tables;</w:t>
+        <w:t xml:space="preserve">Hedegaard H, Miniño AM, Spencer MR, Warner M. Drug overdose deaths in the</w:t>
+      </w:r>
+      <w:r>
+        <w:t xml:space="preserve"> </w:t>
+      </w:r>
+      <w:r>
+        <w:t xml:space="preserve">United States</w:t>
+      </w:r>
+      <w:r>
+        <w:t xml:space="preserve">, 1999–2020. 2021.</w:t>
       </w:r>
       <w:r>
         <w:t xml:space="preserve"> </w:t>
       </w:r>
     </w:p>
     <w:bookmarkEnd w:id="83"/>
-    <w:bookmarkStart w:id="84" w:name="ref-hedegaardDrugOverdoseDeaths2021"/>
+    <w:bookmarkStart w:id="84" w:name="X21d9bc577093464d5d051ef6477b67710b39313"/>
     <w:p>
       <w:pPr>
         <w:pStyle w:val="Bibliography"/>
       </w:pPr>
       <w:r>
-        <w:t xml:space="preserve">4.</w:t>
+        <w:t xml:space="preserve">5.</w:t>
       </w:r>
       <w:r>
         <w:t xml:space="preserve"> </w:t>
@@ -8889,7 +8918,19 @@
         <w:t xml:space="preserve">	</w:t>
       </w:r>
       <w:r>
-        <w:t xml:space="preserve">Hedegaard H, Miniño AM, Spencer MR, Warner M. Drug overdose deaths in the</w:t>
+        <w:t xml:space="preserve">Centers for Disease Control and Prevention (CDC). Annual</w:t>
+      </w:r>
+      <w:r>
+        <w:t xml:space="preserve"> </w:t>
+      </w:r>
+      <w:r>
+        <w:t xml:space="preserve">Average</w:t>
+      </w:r>
+      <w:r>
+        <w:t xml:space="preserve"> </w:t>
+      </w:r>
+      <w:r>
+        <w:t xml:space="preserve">for</w:t>
       </w:r>
       <w:r>
         <w:t xml:space="preserve"> </w:t>
@@ -8898,20 +8939,53 @@
         <w:t xml:space="preserve">United States</w:t>
       </w:r>
       <w:r>
-        <w:t xml:space="preserve">, 1999–2020. 2021.</w:t>
+        <w:t xml:space="preserve"> </w:t>
+      </w:r>
+      <w:r>
+        <w:t xml:space="preserve">2011–2015</w:t>
+      </w:r>
+      <w:r>
+        <w:t xml:space="preserve"> </w:t>
+      </w:r>
+      <w:r>
+        <w:t xml:space="preserve">Alcohol-Attributable Deaths Due</w:t>
+      </w:r>
+      <w:r>
+        <w:t xml:space="preserve"> </w:t>
+      </w:r>
+      <w:r>
+        <w:t xml:space="preserve">to</w:t>
+      </w:r>
+      <w:r>
+        <w:t xml:space="preserve"> </w:t>
+      </w:r>
+      <w:r>
+        <w:t xml:space="preserve">Excessive Alcohol Use</w:t>
+      </w:r>
+      <w:r>
+        <w:t xml:space="preserve">,</w:t>
+      </w:r>
+      <w:r>
+        <w:t xml:space="preserve"> </w:t>
+      </w:r>
+      <w:r>
+        <w:t xml:space="preserve">All Ages</w:t>
+      </w:r>
+      <w:r>
+        <w:t xml:space="preserve">. 2022 Alcohol Related Disease Impact (ARDI) Application Website. https://nccd.cdc.gov/DPH_ARDI/Default/Default.aspx;</w:t>
       </w:r>
       <w:r>
         <w:t xml:space="preserve"> </w:t>
       </w:r>
     </w:p>
     <w:bookmarkEnd w:id="84"/>
-    <w:bookmarkStart w:id="85" w:name="X21d9bc577093464d5d051ef6477b67710b39313"/>
+    <w:bookmarkStart w:id="86" w:name="ref-wagnerImprovingChronicIllness2001"/>
     <w:p>
       <w:pPr>
         <w:pStyle w:val="Bibliography"/>
       </w:pPr>
       <w:r>
-        <w:t xml:space="preserve">5.</w:t>
+        <w:t xml:space="preserve">6.</w:t>
       </w:r>
       <w:r>
         <w:t xml:space="preserve"> </w:t>
@@ -8920,82 +8994,6 @@
         <w:t xml:space="preserve">	</w:t>
       </w:r>
       <w:r>
-        <w:t xml:space="preserve">Centers for Disease Control and Prevention (CDC). Annual</w:t>
-      </w:r>
-      <w:r>
-        <w:t xml:space="preserve"> </w:t>
-      </w:r>
-      <w:r>
-        <w:t xml:space="preserve">Average</w:t>
-      </w:r>
-      <w:r>
-        <w:t xml:space="preserve"> </w:t>
-      </w:r>
-      <w:r>
-        <w:t xml:space="preserve">for</w:t>
-      </w:r>
-      <w:r>
-        <w:t xml:space="preserve"> </w:t>
-      </w:r>
-      <w:r>
-        <w:t xml:space="preserve">United States</w:t>
-      </w:r>
-      <w:r>
-        <w:t xml:space="preserve"> </w:t>
-      </w:r>
-      <w:r>
-        <w:t xml:space="preserve">2011–2015</w:t>
-      </w:r>
-      <w:r>
-        <w:t xml:space="preserve"> </w:t>
-      </w:r>
-      <w:r>
-        <w:t xml:space="preserve">Alcohol-Attributable Deaths Due</w:t>
-      </w:r>
-      <w:r>
-        <w:t xml:space="preserve"> </w:t>
-      </w:r>
-      <w:r>
-        <w:t xml:space="preserve">to</w:t>
-      </w:r>
-      <w:r>
-        <w:t xml:space="preserve"> </w:t>
-      </w:r>
-      <w:r>
-        <w:t xml:space="preserve">Excessive Alcohol Use</w:t>
-      </w:r>
-      <w:r>
-        <w:t xml:space="preserve">,</w:t>
-      </w:r>
-      <w:r>
-        <w:t xml:space="preserve"> </w:t>
-      </w:r>
-      <w:r>
-        <w:t xml:space="preserve">All Ages</w:t>
-      </w:r>
-      <w:r>
-        <w:t xml:space="preserve">. 2022 Alcohol Related Disease Impact (ARDI) Application Website. https://nccd.cdc.gov/DPH_ARDI/Default/Default.aspx;</w:t>
-      </w:r>
-      <w:r>
-        <w:t xml:space="preserve"> </w:t>
-      </w:r>
-    </w:p>
-    <w:bookmarkEnd w:id="85"/>
-    <w:bookmarkStart w:id="87" w:name="ref-wagnerImprovingChronicIllness2001"/>
-    <w:p>
-      <w:pPr>
-        <w:pStyle w:val="Bibliography"/>
-      </w:pPr>
-      <w:r>
-        <w:t xml:space="preserve">6.</w:t>
-      </w:r>
-      <w:r>
-        <w:t xml:space="preserve"> </w:t>
-      </w:r>
-      <w:r>
-        <w:t xml:space="preserve">	</w:t>
-      </w:r>
-      <w:r>
         <w:t xml:space="preserve">Wagner EH, Austin BT, Davis C, Hindmarsh M, Schaefer J, Bonomi A. Improving</w:t>
       </w:r>
       <w:r>
@@ -9016,7 +9014,7 @@
       <w:r>
         <w:t xml:space="preserve">. Health Affairs. 2001;20: 64–78. doi:</w:t>
       </w:r>
-      <w:hyperlink r:id="rId86">
+      <w:hyperlink r:id="rId85">
         <w:r>
           <w:rPr>
             <w:rStyle w:val="Hyperlink"/>
@@ -9025,8 +9023,8 @@
         </w:r>
       </w:hyperlink>
     </w:p>
-    <w:bookmarkEnd w:id="87"/>
-    <w:bookmarkStart w:id="89" w:name="X01387e434119cf09c116d0feeabab9f278d40e3"/>
+    <w:bookmarkEnd w:id="86"/>
+    <w:bookmarkStart w:id="88" w:name="X01387e434119cf09c116d0feeabab9f278d40e3"/>
     <w:p>
       <w:pPr>
         <w:pStyle w:val="Bibliography"/>
@@ -9076,7 +9074,7 @@
       <w:r>
         <w:t xml:space="preserve">. Substance Abuse: Research and Treatment. 2021;15: 1178221820976988. doi:</w:t>
       </w:r>
-      <w:hyperlink r:id="rId88">
+      <w:hyperlink r:id="rId87">
         <w:r>
           <w:rPr>
             <w:rStyle w:val="Hyperlink"/>
@@ -9085,8 +9083,8 @@
         </w:r>
       </w:hyperlink>
     </w:p>
-    <w:bookmarkEnd w:id="89"/>
-    <w:bookmarkStart w:id="91" w:name="ref-sociasAdoptingCascadeCare2016"/>
+    <w:bookmarkEnd w:id="88"/>
+    <w:bookmarkStart w:id="90" w:name="ref-sociasAdoptingCascadeCare2016"/>
     <w:p>
       <w:pPr>
         <w:pStyle w:val="Bibliography"/>
@@ -9115,7 +9113,7 @@
       <w:r>
         <w:t xml:space="preserve">framework: An opportunity to close the implementation gap in addiction care? Addiction. 2016;111: 2079–2081. doi:</w:t>
       </w:r>
-      <w:hyperlink r:id="rId90">
+      <w:hyperlink r:id="rId89">
         <w:r>
           <w:rPr>
             <w:rStyle w:val="Hyperlink"/>
@@ -9124,14 +9122,78 @@
         </w:r>
       </w:hyperlink>
     </w:p>
+    <w:bookmarkEnd w:id="90"/>
+    <w:bookmarkStart w:id="91" w:name="X0900e084d2d8751b94683f82b04534ea811d54e"/>
+    <w:p>
+      <w:pPr>
+        <w:pStyle w:val="Bibliography"/>
+      </w:pPr>
+      <w:r>
+        <w:t xml:space="preserve">9.</w:t>
+      </w:r>
+      <w:r>
+        <w:t xml:space="preserve"> </w:t>
+      </w:r>
+      <w:r>
+        <w:t xml:space="preserve">	</w:t>
+      </w:r>
+      <w:r>
+        <w:t xml:space="preserve">Marlatt GA, Gordon JR, editors. Relapse</w:t>
+      </w:r>
+      <w:r>
+        <w:t xml:space="preserve"> </w:t>
+      </w:r>
+      <w:r>
+        <w:t xml:space="preserve">Prevention</w:t>
+      </w:r>
+      <w:r>
+        <w:t xml:space="preserve">:</w:t>
+      </w:r>
+      <w:r>
+        <w:t xml:space="preserve"> </w:t>
+      </w:r>
+      <w:r>
+        <w:t xml:space="preserve">Maintenance Strategies</w:t>
+      </w:r>
+      <w:r>
+        <w:t xml:space="preserve"> </w:t>
+      </w:r>
+      <w:r>
+        <w:t xml:space="preserve">in the</w:t>
+      </w:r>
+      <w:r>
+        <w:t xml:space="preserve"> </w:t>
+      </w:r>
+      <w:r>
+        <w:t xml:space="preserve">Treatment</w:t>
+      </w:r>
+      <w:r>
+        <w:t xml:space="preserve"> </w:t>
+      </w:r>
+      <w:r>
+        <w:t xml:space="preserve">of</w:t>
+      </w:r>
+      <w:r>
+        <w:t xml:space="preserve"> </w:t>
+      </w:r>
+      <w:r>
+        <w:t xml:space="preserve">Addictive Behaviors</w:t>
+      </w:r>
+      <w:r>
+        <w:t xml:space="preserve">. First edition. New York: The Guilford Press; 1985.</w:t>
+      </w:r>
+      <w:r>
+        <w:t xml:space="preserve"> </w:t>
+      </w:r>
+    </w:p>
     <w:bookmarkEnd w:id="91"/>
-    <w:bookmarkStart w:id="92" w:name="X0900e084d2d8751b94683f82b04534ea811d54e"/>
+    <w:bookmarkStart w:id="93" w:name="X4446e184b7dd55a61fd406499f32542fdcf24b5"/>
     <w:p>
       <w:pPr>
         <w:pStyle w:val="Bibliography"/>
       </w:pPr>
       <w:r>
-        <w:t xml:space="preserve">9.</w:t>
+        <w:t xml:space="preserve">10.</w:t>
       </w:r>
       <w:r>
         <w:t xml:space="preserve"> </w:t>
@@ -9140,70 +9202,6 @@
         <w:t xml:space="preserve">	</w:t>
       </w:r>
       <w:r>
-        <w:t xml:space="preserve">Marlatt GA, Gordon JR, editors. Relapse</w:t>
-      </w:r>
-      <w:r>
-        <w:t xml:space="preserve"> </w:t>
-      </w:r>
-      <w:r>
-        <w:t xml:space="preserve">Prevention</w:t>
-      </w:r>
-      <w:r>
-        <w:t xml:space="preserve">:</w:t>
-      </w:r>
-      <w:r>
-        <w:t xml:space="preserve"> </w:t>
-      </w:r>
-      <w:r>
-        <w:t xml:space="preserve">Maintenance Strategies</w:t>
-      </w:r>
-      <w:r>
-        <w:t xml:space="preserve"> </w:t>
-      </w:r>
-      <w:r>
-        <w:t xml:space="preserve">in the</w:t>
-      </w:r>
-      <w:r>
-        <w:t xml:space="preserve"> </w:t>
-      </w:r>
-      <w:r>
-        <w:t xml:space="preserve">Treatment</w:t>
-      </w:r>
-      <w:r>
-        <w:t xml:space="preserve"> </w:t>
-      </w:r>
-      <w:r>
-        <w:t xml:space="preserve">of</w:t>
-      </w:r>
-      <w:r>
-        <w:t xml:space="preserve"> </w:t>
-      </w:r>
-      <w:r>
-        <w:t xml:space="preserve">Addictive Behaviors</w:t>
-      </w:r>
-      <w:r>
-        <w:t xml:space="preserve">. First edition. New York: The Guilford Press; 1985.</w:t>
-      </w:r>
-      <w:r>
-        <w:t xml:space="preserve"> </w:t>
-      </w:r>
-    </w:p>
-    <w:bookmarkEnd w:id="92"/>
-    <w:bookmarkStart w:id="94" w:name="X4446e184b7dd55a61fd406499f32542fdcf24b5"/>
-    <w:p>
-      <w:pPr>
-        <w:pStyle w:val="Bibliography"/>
-      </w:pPr>
-      <w:r>
-        <w:t xml:space="preserve">10.</w:t>
-      </w:r>
-      <w:r>
-        <w:t xml:space="preserve"> </w:t>
-      </w:r>
-      <w:r>
-        <w:t xml:space="preserve">	</w:t>
-      </w:r>
-      <w:r>
         <w:t xml:space="preserve">Witkiewitz K, Marlatt GA. Relapse prevention for alcohol and drug problems:</w:t>
       </w:r>
       <w:r>
@@ -9218,7 +9216,7 @@
       <w:r>
         <w:t xml:space="preserve">was zen, this is tao. American Psychologist. 2004;59: 224–235. doi:</w:t>
       </w:r>
-      <w:hyperlink r:id="rId93">
+      <w:hyperlink r:id="rId92">
         <w:r>
           <w:rPr>
             <w:rStyle w:val="Hyperlink"/>
@@ -9227,8 +9225,8 @@
         </w:r>
       </w:hyperlink>
     </w:p>
-    <w:bookmarkEnd w:id="94"/>
-    <w:bookmarkStart w:id="96" w:name="X254a0f87701f835b5365990b3eba45be7dca59c"/>
+    <w:bookmarkEnd w:id="93"/>
+    <w:bookmarkStart w:id="95" w:name="X254a0f87701f835b5365990b3eba45be7dca59c"/>
     <w:p>
       <w:pPr>
         <w:pStyle w:val="Bibliography"/>
@@ -9254,7 +9252,7 @@
       <w:r>
         <w:t xml:space="preserve">’s a rocky road to relapse. Clinical Psychology Review. 2007;27: 724–738. doi:</w:t>
       </w:r>
-      <w:hyperlink r:id="rId95">
+      <w:hyperlink r:id="rId94">
         <w:r>
           <w:rPr>
             <w:rStyle w:val="Hyperlink"/>
@@ -9263,8 +9261,8 @@
         </w:r>
       </w:hyperlink>
     </w:p>
-    <w:bookmarkEnd w:id="96"/>
-    <w:bookmarkStart w:id="98" w:name="ref-brandonRelapseRelapsePrevention2007"/>
+    <w:bookmarkEnd w:id="95"/>
+    <w:bookmarkStart w:id="97" w:name="ref-brandonRelapseRelapsePrevention2007"/>
     <w:p>
       <w:pPr>
         <w:pStyle w:val="Bibliography"/>
@@ -9281,7 +9279,7 @@
       <w:r>
         <w:t xml:space="preserve">Brandon TH, Vidrine JI, Litvin EB. Relapse and relapse prevention. Annual Review of Clinical Psychology. 2007;3: 257–284. doi:</w:t>
       </w:r>
-      <w:hyperlink r:id="rId97">
+      <w:hyperlink r:id="rId96">
         <w:r>
           <w:rPr>
             <w:rStyle w:val="Hyperlink"/>
@@ -9290,8 +9288,8 @@
         </w:r>
       </w:hyperlink>
     </w:p>
-    <w:bookmarkEnd w:id="98"/>
-    <w:bookmarkStart w:id="100" w:name="ref-bickmanAchievingPrecisionMental2016"/>
+    <w:bookmarkEnd w:id="97"/>
+    <w:bookmarkStart w:id="99" w:name="ref-bickmanAchievingPrecisionMental2016"/>
     <w:p>
       <w:pPr>
         <w:pStyle w:val="Bibliography"/>
@@ -9347,7 +9345,7 @@
       <w:r>
         <w:t xml:space="preserve">. Administration and Policy in Mental Health and Mental Health Services Research. 2016;43: 271–276. doi:</w:t>
       </w:r>
-      <w:hyperlink r:id="rId99">
+      <w:hyperlink r:id="rId98">
         <w:r>
           <w:rPr>
             <w:rStyle w:val="Hyperlink"/>
@@ -9356,8 +9354,8 @@
         </w:r>
       </w:hyperlink>
     </w:p>
-    <w:bookmarkEnd w:id="100"/>
-    <w:bookmarkStart w:id="102" w:name="ref-derubeisHistoryCurrentStatus2019"/>
+    <w:bookmarkEnd w:id="99"/>
+    <w:bookmarkStart w:id="101" w:name="ref-derubeisHistoryCurrentStatus2019"/>
     <w:p>
       <w:pPr>
         <w:pStyle w:val="Bibliography"/>
@@ -9374,7 +9372,7 @@
       <w:r>
         <w:t xml:space="preserve">DeRubeis RJ. The history, current status, and possible future of precision mental health. Behaviour Research and Therapy. 2019;123: 103506. doi:</w:t>
       </w:r>
-      <w:hyperlink r:id="rId101">
+      <w:hyperlink r:id="rId100">
         <w:r>
           <w:rPr>
             <w:rStyle w:val="Hyperlink"/>
@@ -9383,8 +9381,8 @@
         </w:r>
       </w:hyperlink>
     </w:p>
-    <w:bookmarkEnd w:id="102"/>
-    <w:bookmarkStart w:id="104" w:name="X79dffb24bc183d6bf6fe142dbf048fe8e5a5dd0"/>
+    <w:bookmarkEnd w:id="101"/>
+    <w:bookmarkStart w:id="103" w:name="X79dffb24bc183d6bf6fe142dbf048fe8e5a5dd0"/>
     <w:p>
       <w:pPr>
         <w:pStyle w:val="Bibliography"/>
@@ -9422,7 +9420,7 @@
       <w:r>
         <w:t xml:space="preserve">. Current Psychiatry Reports. 2012;14: 486–493. doi:</w:t>
       </w:r>
-      <w:hyperlink r:id="rId103">
+      <w:hyperlink r:id="rId102">
         <w:r>
           <w:rPr>
             <w:rStyle w:val="Hyperlink"/>
@@ -9431,8 +9429,8 @@
         </w:r>
       </w:hyperlink>
     </w:p>
-    <w:bookmarkEnd w:id="104"/>
-    <w:bookmarkStart w:id="106" w:name="ref-mohrPersonalSensingUnderstanding2017"/>
+    <w:bookmarkEnd w:id="103"/>
+    <w:bookmarkStart w:id="105" w:name="ref-mohrPersonalSensingUnderstanding2017"/>
     <w:p>
       <w:pPr>
         <w:pStyle w:val="Bibliography"/>
@@ -9479,7 +9477,7 @@
       <w:r>
         <w:t xml:space="preserve">. Annual Review of Clinical Psychology. 2017;13: 23–47. doi:</w:t>
       </w:r>
-      <w:hyperlink r:id="rId105">
+      <w:hyperlink r:id="rId104">
         <w:r>
           <w:rPr>
             <w:rStyle w:val="Hyperlink"/>
@@ -9488,14 +9486,36 @@
         </w:r>
       </w:hyperlink>
     </w:p>
+    <w:bookmarkEnd w:id="105"/>
+    <w:bookmarkStart w:id="106" w:name="X76c131a5b0a374a6ad1e33cf8e2c0563392269f"/>
+    <w:p>
+      <w:pPr>
+        <w:pStyle w:val="Bibliography"/>
+      </w:pPr>
+      <w:r>
+        <w:t xml:space="preserve">17.</w:t>
+      </w:r>
+      <w:r>
+        <w:t xml:space="preserve"> </w:t>
+      </w:r>
+      <w:r>
+        <w:t xml:space="preserve">	</w:t>
+      </w:r>
+      <w:r>
+        <w:t xml:space="preserve">Hastie T, Tibshirani R, Friedman JH. The elements of statistical learning: Data mining, inference, and prediction. 2nd ed. New York, NY: Springer; 2009.</w:t>
+      </w:r>
+      <w:r>
+        <w:t xml:space="preserve"> </w:t>
+      </w:r>
+    </w:p>
     <w:bookmarkEnd w:id="106"/>
-    <w:bookmarkStart w:id="107" w:name="X76c131a5b0a374a6ad1e33cf8e2c0563392269f"/>
+    <w:bookmarkStart w:id="107" w:name="X6c5adf42984d4dcd96717e3e06f47f768bdce11"/>
     <w:p>
       <w:pPr>
         <w:pStyle w:val="Bibliography"/>
       </w:pPr>
       <w:r>
-        <w:t xml:space="preserve">17.</w:t>
+        <w:t xml:space="preserve">18.</w:t>
       </w:r>
       <w:r>
         <w:t xml:space="preserve"> </w:t>
@@ -9504,20 +9524,56 @@
         <w:t xml:space="preserve">	</w:t>
       </w:r>
       <w:r>
-        <w:t xml:space="preserve">Hastie T, Tibshirani R, Friedman JH. The elements of statistical learning: Data mining, inference, and prediction. 2nd ed. New York, NY: Springer; 2009.</w:t>
+        <w:t xml:space="preserve">Bowen S, Chawla N, Grow J, Marlatt GA. Mindfulness-</w:t>
+      </w:r>
+      <w:r>
+        <w:t xml:space="preserve">Based Relapse Prevention</w:t>
+      </w:r>
+      <w:r>
+        <w:t xml:space="preserve"> </w:t>
+      </w:r>
+      <w:r>
+        <w:t xml:space="preserve">for</w:t>
+      </w:r>
+      <w:r>
+        <w:t xml:space="preserve"> </w:t>
+      </w:r>
+      <w:r>
+        <w:t xml:space="preserve">Addictive Behaviors</w:t>
+      </w:r>
+      <w:r>
+        <w:t xml:space="preserve">:</w:t>
+      </w:r>
+      <w:r>
+        <w:t xml:space="preserve"> </w:t>
+      </w:r>
+      <w:r>
+        <w:t xml:space="preserve">A Clinician</w:t>
+      </w:r>
+      <w:r>
+        <w:t xml:space="preserve">’s</w:t>
+      </w:r>
+      <w:r>
+        <w:t xml:space="preserve"> </w:t>
+      </w:r>
+      <w:r>
+        <w:t xml:space="preserve">Guide</w:t>
+      </w:r>
+      <w:r>
+        <w:t xml:space="preserve">. Second edition. New York: The Guilford Press; 2021.</w:t>
       </w:r>
       <w:r>
         <w:t xml:space="preserve"> </w:t>
       </w:r>
     </w:p>
     <w:bookmarkEnd w:id="107"/>
-    <w:bookmarkStart w:id="108" w:name="X6c5adf42984d4dcd96717e3e06f47f768bdce11"/>
+    <w:bookmarkStart w:id="109" w:name="Xb35ee182d565575e339a0170868456c1684f821"/>
     <w:p>
       <w:pPr>
         <w:pStyle w:val="Bibliography"/>
       </w:pPr>
       <w:r>
-        <w:t xml:space="preserve">18.</w:t>
+        <w:t xml:space="preserve">19.</w:t>
       </w:r>
       <w:r>
         <w:t xml:space="preserve"> </w:t>
@@ -9526,22 +9582,13 @@
         <w:t xml:space="preserve">	</w:t>
       </w:r>
       <w:r>
-        <w:t xml:space="preserve">Bowen S, Chawla N, Grow J, Marlatt GA. Mindfulness-</w:t>
-      </w:r>
-      <w:r>
-        <w:t xml:space="preserve">Based Relapse Prevention</w:t>
-      </w:r>
-      <w:r>
-        <w:t xml:space="preserve"> </w:t>
-      </w:r>
-      <w:r>
-        <w:t xml:space="preserve">for</w:t>
-      </w:r>
-      <w:r>
-        <w:t xml:space="preserve"> </w:t>
-      </w:r>
-      <w:r>
-        <w:t xml:space="preserve">Addictive Behaviors</w:t>
+        <w:t xml:space="preserve">Wyant K, Moshontz H, Ward SB, Fronk GE, Curtin JJ. Acceptability of</w:t>
+      </w:r>
+      <w:r>
+        <w:t xml:space="preserve"> </w:t>
+      </w:r>
+      <w:r>
+        <w:t xml:space="preserve">Personal Sensing Among People With Alcohol Use Disorder</w:t>
       </w:r>
       <w:r>
         <w:t xml:space="preserve">:</w:t>
@@ -9550,61 +9597,12 @@
         <w:t xml:space="preserve"> </w:t>
       </w:r>
       <w:r>
-        <w:t xml:space="preserve">A Clinician</w:t>
-      </w:r>
-      <w:r>
-        <w:t xml:space="preserve">’s</w:t>
-      </w:r>
-      <w:r>
-        <w:t xml:space="preserve"> </w:t>
-      </w:r>
-      <w:r>
-        <w:t xml:space="preserve">Guide</w:t>
-      </w:r>
-      <w:r>
-        <w:t xml:space="preserve">. Second edition. New York: The Guilford Press; 2021.</w:t>
-      </w:r>
-      <w:r>
-        <w:t xml:space="preserve"> </w:t>
-      </w:r>
-    </w:p>
-    <w:bookmarkEnd w:id="108"/>
-    <w:bookmarkStart w:id="110" w:name="Xb35ee182d565575e339a0170868456c1684f821"/>
-    <w:p>
-      <w:pPr>
-        <w:pStyle w:val="Bibliography"/>
-      </w:pPr>
-      <w:r>
-        <w:t xml:space="preserve">19.</w:t>
-      </w:r>
-      <w:r>
-        <w:t xml:space="preserve"> </w:t>
-      </w:r>
-      <w:r>
-        <w:t xml:space="preserve">	</w:t>
-      </w:r>
-      <w:r>
-        <w:t xml:space="preserve">Wyant K, Moshontz H, Ward SB, Fronk GE, Curtin JJ. Acceptability of</w:t>
-      </w:r>
-      <w:r>
-        <w:t xml:space="preserve"> </w:t>
-      </w:r>
-      <w:r>
-        <w:t xml:space="preserve">Personal Sensing Among People With Alcohol Use Disorder</w:t>
-      </w:r>
-      <w:r>
-        <w:t xml:space="preserve">:</w:t>
-      </w:r>
-      <w:r>
-        <w:t xml:space="preserve"> </w:t>
-      </w:r>
-      <w:r>
         <w:t xml:space="preserve">Observational Study</w:t>
       </w:r>
       <w:r>
         <w:t xml:space="preserve">. JMIR mHealth and uHealth. 2023;11: e41833. doi:</w:t>
       </w:r>
-      <w:hyperlink r:id="rId109">
+      <w:hyperlink r:id="rId108">
         <w:r>
           <w:rPr>
             <w:rStyle w:val="Hyperlink"/>
@@ -9613,8 +9611,8 @@
         </w:r>
       </w:hyperlink>
     </w:p>
-    <w:bookmarkEnd w:id="110"/>
-    <w:bookmarkStart w:id="112" w:name="X1f44e09282148d362bdacfce67d6a56b1cf06db"/>
+    <w:bookmarkEnd w:id="109"/>
+    <w:bookmarkStart w:id="111" w:name="X1f44e09282148d362bdacfce67d6a56b1cf06db"/>
     <w:p>
       <w:pPr>
         <w:pStyle w:val="Bibliography"/>
@@ -9685,7 +9683,7 @@
       <w:r>
         <w:t xml:space="preserve">. JMIR Research Protocols. 2021;10: e29563. doi:</w:t>
       </w:r>
-      <w:hyperlink r:id="rId111">
+      <w:hyperlink r:id="rId110">
         <w:r>
           <w:rPr>
             <w:rStyle w:val="Hyperlink"/>
@@ -9694,8 +9692,8 @@
         </w:r>
       </w:hyperlink>
     </w:p>
-    <w:bookmarkEnd w:id="112"/>
-    <w:bookmarkStart w:id="114" w:name="ref-wyantMachineLearningModels2024"/>
+    <w:bookmarkEnd w:id="111"/>
+    <w:bookmarkStart w:id="113" w:name="ref-wyantMachineLearningModels2024"/>
     <w:p>
       <w:pPr>
         <w:pStyle w:val="Bibliography"/>
@@ -9712,7 +9710,7 @@
       <w:r>
         <w:t xml:space="preserve">Wyant K, Sant’Ana SJK, Fronk G, Curtin JJ. Machine learning models for temporally precise lapse prediction in alcohol use disorder. Psychopathology and Clinical Science. 2024. doi:</w:t>
       </w:r>
-      <w:hyperlink r:id="rId113">
+      <w:hyperlink r:id="rId112">
         <w:r>
           <w:rPr>
             <w:rStyle w:val="Hyperlink"/>
@@ -9721,14 +9719,57 @@
         </w:r>
       </w:hyperlink>
     </w:p>
+    <w:bookmarkEnd w:id="113"/>
+    <w:bookmarkStart w:id="114" w:name="X34be55f2a2ff67a14e7206627bb93b426490c87"/>
+    <w:p>
+      <w:pPr>
+        <w:pStyle w:val="Bibliography"/>
+      </w:pPr>
+      <w:r>
+        <w:t xml:space="preserve">22.</w:t>
+      </w:r>
+      <w:r>
+        <w:t xml:space="preserve"> </w:t>
+      </w:r>
+      <w:r>
+        <w:t xml:space="preserve">	</w:t>
+      </w:r>
+      <w:r>
+        <w:t xml:space="preserve">Lundberg SM, Lee S-I. A unified approach to interpreting model predictions. Proceedings of the 31st</w:t>
+      </w:r>
+      <w:r>
+        <w:t xml:space="preserve"> </w:t>
+      </w:r>
+      <w:r>
+        <w:t xml:space="preserve">International Conference</w:t>
+      </w:r>
+      <w:r>
+        <w:t xml:space="preserve"> </w:t>
+      </w:r>
+      <w:r>
+        <w:t xml:space="preserve">on</w:t>
+      </w:r>
+      <w:r>
+        <w:t xml:space="preserve"> </w:t>
+      </w:r>
+      <w:r>
+        <w:t xml:space="preserve">Neural Information Processing Systems</w:t>
+      </w:r>
+      <w:r>
+        <w:t xml:space="preserve">. Red Hook, NY, USA: Curran Associates Inc.; 2017. pp. 4768–4777.</w:t>
+      </w:r>
+      <w:r>
+        <w:t xml:space="preserve"> </w:t>
+      </w:r>
+    </w:p>
     <w:bookmarkEnd w:id="114"/>
-    <w:bookmarkStart w:id="115" w:name="X34be55f2a2ff67a14e7206627bb93b426490c87"/>
+    <w:bookmarkStart w:id="116" w:name="Xd4c1d027f60920f356af6131267e679804e946e"/>
     <w:p>
       <w:pPr>
         <w:pStyle w:val="Bibliography"/>
       </w:pPr>
       <w:r>
-        <w:t xml:space="preserve">22.</w:t>
+        <w:t xml:space="preserve">23.</w:t>
       </w:r>
       <w:r>
         <w:t xml:space="preserve"> </w:t>
@@ -9737,49 +9778,6 @@
         <w:t xml:space="preserve">	</w:t>
       </w:r>
       <w:r>
-        <w:t xml:space="preserve">Lundberg SM, Lee S-I. A unified approach to interpreting model predictions. Proceedings of the 31st</w:t>
-      </w:r>
-      <w:r>
-        <w:t xml:space="preserve"> </w:t>
-      </w:r>
-      <w:r>
-        <w:t xml:space="preserve">International Conference</w:t>
-      </w:r>
-      <w:r>
-        <w:t xml:space="preserve"> </w:t>
-      </w:r>
-      <w:r>
-        <w:t xml:space="preserve">on</w:t>
-      </w:r>
-      <w:r>
-        <w:t xml:space="preserve"> </w:t>
-      </w:r>
-      <w:r>
-        <w:t xml:space="preserve">Neural Information Processing Systems</w:t>
-      </w:r>
-      <w:r>
-        <w:t xml:space="preserve">. Red Hook, NY, USA: Curran Associates Inc.; 2017. pp. 4768–4777.</w:t>
-      </w:r>
-      <w:r>
-        <w:t xml:space="preserve"> </w:t>
-      </w:r>
-    </w:p>
-    <w:bookmarkEnd w:id="115"/>
-    <w:bookmarkStart w:id="117" w:name="Xd4c1d027f60920f356af6131267e679804e946e"/>
-    <w:p>
-      <w:pPr>
-        <w:pStyle w:val="Bibliography"/>
-      </w:pPr>
-      <w:r>
-        <w:t xml:space="preserve">23.</w:t>
-      </w:r>
-      <w:r>
-        <w:t xml:space="preserve"> </w:t>
-      </w:r>
-      <w:r>
-        <w:t xml:space="preserve">	</w:t>
-      </w:r>
-      <w:r>
         <w:t xml:space="preserve">Soyster PD, Ashlock L, Fisher AJ. Pooled and person-specific machine learning models for predicting future alcohol consumption, craving, and wanting to drink:</w:t>
       </w:r>
       <w:r>
@@ -9794,7 +9792,7 @@
       <w:r>
         <w:t xml:space="preserve">demonstration of parallel utility. Psychology of Addictive Behaviors: Journal of the Society of Psychologists in Addictive Behaviors. 2022;36: 296–306. doi:</w:t>
       </w:r>
-      <w:hyperlink r:id="rId116">
+      <w:hyperlink r:id="rId115">
         <w:r>
           <w:rPr>
             <w:rStyle w:val="Hyperlink"/>
@@ -9803,8 +9801,8 @@
         </w:r>
       </w:hyperlink>
     </w:p>
-    <w:bookmarkEnd w:id="117"/>
-    <w:bookmarkStart w:id="119" w:name="ref-waltersUsingMachineLearning2021"/>
+    <w:bookmarkEnd w:id="116"/>
+    <w:bookmarkStart w:id="118" w:name="ref-waltersUsingMachineLearning2021"/>
     <w:p>
       <w:pPr>
         <w:pStyle w:val="Bibliography"/>
@@ -9821,7 +9819,7 @@
       <w:r>
         <w:t xml:space="preserve">Walters ST, Businelle MS, Suchting R, Li X, Hébert ET, Mun E-Y. Using machine learning to identify predictors of imminent drinking and create tailored messages for at-risk drinkers experiencing homelessness. Journal of Substance Abuse Treatment. 2021;127: 108417. doi:</w:t>
       </w:r>
-      <w:hyperlink r:id="rId118">
+      <w:hyperlink r:id="rId117">
         <w:r>
           <w:rPr>
             <w:rStyle w:val="Hyperlink"/>
@@ -9830,14 +9828,63 @@
         </w:r>
       </w:hyperlink>
     </w:p>
+    <w:bookmarkEnd w:id="118"/>
+    <w:bookmarkStart w:id="119" w:name="X0f0fab553d46f8852e582400eb2e6c745146f48"/>
+    <w:p>
+      <w:pPr>
+        <w:pStyle w:val="Bibliography"/>
+      </w:pPr>
+      <w:r>
+        <w:t xml:space="preserve">25.</w:t>
+      </w:r>
+      <w:r>
+        <w:t xml:space="preserve"> </w:t>
+      </w:r>
+      <w:r>
+        <w:t xml:space="preserve">	</w:t>
+      </w:r>
+      <w:r>
+        <w:t xml:space="preserve">Wyant K, Sant’Ana SJ, Punturieri CE, Yu J, Fronk GE, Maggard CM, et al.</w:t>
+      </w:r>
+      <w:r>
+        <w:t xml:space="preserve"> Maximizing engagement, trust, and clinical benefit of</w:t>
+      </w:r>
+      <w:r>
+        <w:t xml:space="preserve"> </w:t>
+      </w:r>
+      <w:r>
+        <w:t xml:space="preserve">AI-generated</w:t>
+      </w:r>
+      <w:r>
+        <w:t xml:space="preserve"> </w:t>
+      </w:r>
+      <w:r>
+        <w:t xml:space="preserve">recovery monitoring and support messages for alcohol use disorder:</w:t>
+      </w:r>
+      <w:r>
+        <w:t xml:space="preserve"> </w:t>
+      </w:r>
+      <w:r>
+        <w:t xml:space="preserve">Protocol</w:t>
+      </w:r>
+      <w:r>
+        <w:t xml:space="preserve"> </w:t>
+      </w:r>
+      <w:r>
+        <w:t xml:space="preserve">for an optimization study. under review.</w:t>
+      </w:r>
+      <w:r>
+        <w:t xml:space="preserve"> </w:t>
+      </w:r>
+    </w:p>
     <w:bookmarkEnd w:id="119"/>
-    <w:bookmarkStart w:id="120" w:name="X0f0fab553d46f8852e582400eb2e6c745146f48"/>
+    <w:bookmarkStart w:id="121" w:name="ref-pinedoCurrentReexaminationRacial2019"/>
     <w:p>
       <w:pPr>
         <w:pStyle w:val="Bibliography"/>
       </w:pPr>
       <w:r>
-        <w:t xml:space="preserve">25.</w:t>
+        <w:t xml:space="preserve">26.</w:t>
       </w:r>
       <w:r>
         <w:t xml:space="preserve"> </w:t>
@@ -9846,55 +9893,6 @@
         <w:t xml:space="preserve">	</w:t>
       </w:r>
       <w:r>
-        <w:t xml:space="preserve">Wyant K, Sant’Ana SJ, Punturieri CE, Yu J, Fronk GE, Maggard CM, et al.</w:t>
-      </w:r>
-      <w:r>
-        <w:t xml:space="preserve"> Maximizing engagement, trust, and clinical benefit of</w:t>
-      </w:r>
-      <w:r>
-        <w:t xml:space="preserve"> </w:t>
-      </w:r>
-      <w:r>
-        <w:t xml:space="preserve">AI-generated</w:t>
-      </w:r>
-      <w:r>
-        <w:t xml:space="preserve"> </w:t>
-      </w:r>
-      <w:r>
-        <w:t xml:space="preserve">recovery monitoring and support messages for alcohol use disorder:</w:t>
-      </w:r>
-      <w:r>
-        <w:t xml:space="preserve"> </w:t>
-      </w:r>
-      <w:r>
-        <w:t xml:space="preserve">Protocol</w:t>
-      </w:r>
-      <w:r>
-        <w:t xml:space="preserve"> </w:t>
-      </w:r>
-      <w:r>
-        <w:t xml:space="preserve">for an optimization study. under review.</w:t>
-      </w:r>
-      <w:r>
-        <w:t xml:space="preserve"> </w:t>
-      </w:r>
-    </w:p>
-    <w:bookmarkEnd w:id="120"/>
-    <w:bookmarkStart w:id="122" w:name="ref-pinedoCurrentReexaminationRacial2019"/>
-    <w:p>
-      <w:pPr>
-        <w:pStyle w:val="Bibliography"/>
-      </w:pPr>
-      <w:r>
-        <w:t xml:space="preserve">26.</w:t>
-      </w:r>
-      <w:r>
-        <w:t xml:space="preserve"> </w:t>
-      </w:r>
-      <w:r>
-        <w:t xml:space="preserve">	</w:t>
-      </w:r>
-      <w:r>
         <w:t xml:space="preserve">Pinedo M. A current re-examination of racial/ethnic disparities in the use of substance abuse treatment:</w:t>
       </w:r>
       <w:r>
@@ -9909,7 +9907,7 @@
       <w:r>
         <w:t xml:space="preserve">disparities persist? Drug and Alcohol Dependence. 2019;202: 162–167. doi:</w:t>
       </w:r>
-      <w:hyperlink r:id="rId121">
+      <w:hyperlink r:id="rId120">
         <w:r>
           <w:rPr>
             <w:rStyle w:val="Hyperlink"/>
@@ -9918,8 +9916,8 @@
         </w:r>
       </w:hyperlink>
     </w:p>
-    <w:bookmarkEnd w:id="122"/>
-    <w:bookmarkStart w:id="124" w:name="ref-kilaruIncidenceTreatmentOpioid2020"/>
+    <w:bookmarkEnd w:id="121"/>
+    <w:bookmarkStart w:id="123" w:name="ref-kilaruIncidenceTreatmentOpioid2020"/>
     <w:p>
       <w:pPr>
         <w:pStyle w:val="Bibliography"/>
@@ -9969,7 +9967,7 @@
       <w:r>
         <w:t xml:space="preserve">. JAMA Network Open. 2020;3: e205852. doi:</w:t>
       </w:r>
-      <w:hyperlink r:id="rId123">
+      <w:hyperlink r:id="rId122">
         <w:r>
           <w:rPr>
             <w:rStyle w:val="Hyperlink"/>
@@ -9978,8 +9976,8 @@
         </w:r>
       </w:hyperlink>
     </w:p>
-    <w:bookmarkEnd w:id="124"/>
-    <w:bookmarkStart w:id="126" w:name="ref-olfsonHealthcareCoverageService2022"/>
+    <w:bookmarkEnd w:id="123"/>
+    <w:bookmarkStart w:id="125" w:name="ref-olfsonHealthcareCoverageService2022"/>
     <w:p>
       <w:pPr>
         <w:pStyle w:val="Bibliography"/>
@@ -9996,7 +9994,7 @@
       <w:r>
         <w:t xml:space="preserve">Olfson M, Mauro C, Wall MM, Choi CJ, Barry CL, Mojtabai R. Healthcare coverage and service access for low-income adults with substance use disorders. Journal of Substance Abuse Treatment. 2022;137: 108710. doi:</w:t>
       </w:r>
-      <w:hyperlink r:id="rId125">
+      <w:hyperlink r:id="rId124">
         <w:r>
           <w:rPr>
             <w:rStyle w:val="Hyperlink"/>
@@ -10005,8 +10003,8 @@
         </w:r>
       </w:hyperlink>
     </w:p>
-    <w:bookmarkEnd w:id="126"/>
-    <w:bookmarkStart w:id="128" w:name="Xa203ab3abd150ead1a7854a9fa5726c8a273f52"/>
+    <w:bookmarkEnd w:id="125"/>
+    <w:bookmarkStart w:id="127" w:name="Xa203ab3abd150ead1a7854a9fa5726c8a273f52"/>
     <w:p>
       <w:pPr>
         <w:pStyle w:val="Bibliography"/>
@@ -10035,7 +10033,7 @@
       <w:r>
         <w:t xml:space="preserve">review of the literature. Drug and Alcohol Dependence. 2007;86: 1–21. doi:</w:t>
       </w:r>
-      <w:hyperlink r:id="rId127">
+      <w:hyperlink r:id="rId126">
         <w:r>
           <w:rPr>
             <w:rStyle w:val="Hyperlink"/>
@@ -10044,14 +10042,36 @@
         </w:r>
       </w:hyperlink>
     </w:p>
+    <w:bookmarkEnd w:id="127"/>
+    <w:bookmarkStart w:id="128" w:name="ref-hsiehSampleSizeTables1989"/>
+    <w:p>
+      <w:pPr>
+        <w:pStyle w:val="Bibliography"/>
+      </w:pPr>
+      <w:r>
+        <w:t xml:space="preserve">30.</w:t>
+      </w:r>
+      <w:r>
+        <w:t xml:space="preserve"> </w:t>
+      </w:r>
+      <w:r>
+        <w:t xml:space="preserve">	</w:t>
+      </w:r>
+      <w:r>
+        <w:t xml:space="preserve">Hsieh F. Sample size tables for logistic regression. Statistics in Medicine. 1989;8: 795–802.</w:t>
+      </w:r>
+      <w:r>
+        <w:t xml:space="preserve"> </w:t>
+      </w:r>
+    </w:p>
     <w:bookmarkEnd w:id="128"/>
-    <w:bookmarkStart w:id="129" w:name="ref-hsiehSampleSizeTables1989"/>
+    <w:bookmarkStart w:id="129" w:name="ref-derogatislBriefSymptomInventory"/>
     <w:p>
       <w:pPr>
         <w:pStyle w:val="Bibliography"/>
       </w:pPr>
       <w:r>
-        <w:t xml:space="preserve">30.</w:t>
+        <w:t xml:space="preserve">31.</w:t>
       </w:r>
       <w:r>
         <w:t xml:space="preserve"> </w:t>
@@ -10060,20 +10080,41 @@
         <w:t xml:space="preserve">	</w:t>
       </w:r>
       <w:r>
-        <w:t xml:space="preserve">Hsieh F. Sample size tables for logistic regression. Statistics in Medicine. 1989;8: 795–802.</w:t>
+        <w:t xml:space="preserve">Derogatis, L.R. Brief</w:t>
+      </w:r>
+      <w:r>
+        <w:t xml:space="preserve"> </w:t>
+      </w:r>
+      <w:r>
+        <w:t xml:space="preserve">Symptom Inventory</w:t>
+      </w:r>
+      <w:r>
+        <w:t xml:space="preserve"> </w:t>
+      </w:r>
+      <w:r>
+        <w:t xml:space="preserve">18 -</w:t>
+      </w:r>
+      <w:r>
+        <w:t xml:space="preserve"> </w:t>
+      </w:r>
+      <w:r>
+        <w:t xml:space="preserve">Administration</w:t>
+      </w:r>
+      <w:r>
+        <w:t xml:space="preserve">, scoring, and procedures manual. Minneapolis: NCS Pearson; 2000.</w:t>
       </w:r>
       <w:r>
         <w:t xml:space="preserve"> </w:t>
       </w:r>
     </w:p>
     <w:bookmarkEnd w:id="129"/>
-    <w:bookmarkStart w:id="130" w:name="ref-derogatislBriefSymptomInventory"/>
+    <w:bookmarkStart w:id="131" w:name="X2d30c84041d97351f676569bf3de3da0c8a9d6d"/>
     <w:p>
       <w:pPr>
         <w:pStyle w:val="Bibliography"/>
       </w:pPr>
       <w:r>
-        <w:t xml:space="preserve">31.</w:t>
+        <w:t xml:space="preserve">32.</w:t>
       </w:r>
       <w:r>
         <w:t xml:space="preserve"> </w:t>
@@ -10082,55 +10123,12 @@
         <w:t xml:space="preserve">	</w:t>
       </w:r>
       <w:r>
-        <w:t xml:space="preserve">Derogatis, L.R. Brief</w:t>
-      </w:r>
-      <w:r>
-        <w:t xml:space="preserve"> </w:t>
-      </w:r>
-      <w:r>
-        <w:t xml:space="preserve">Symptom Inventory</w:t>
-      </w:r>
-      <w:r>
-        <w:t xml:space="preserve"> </w:t>
-      </w:r>
-      <w:r>
-        <w:t xml:space="preserve">18 -</w:t>
-      </w:r>
-      <w:r>
-        <w:t xml:space="preserve"> </w:t>
-      </w:r>
-      <w:r>
-        <w:t xml:space="preserve">Administration</w:t>
-      </w:r>
-      <w:r>
-        <w:t xml:space="preserve">, scoring, and procedures manual. Minneapolis: NCS Pearson; 2000.</w:t>
-      </w:r>
-      <w:r>
-        <w:t xml:space="preserve"> </w:t>
-      </w:r>
-    </w:p>
-    <w:bookmarkEnd w:id="130"/>
-    <w:bookmarkStart w:id="132" w:name="X2d30c84041d97351f676569bf3de3da0c8a9d6d"/>
-    <w:p>
-      <w:pPr>
-        <w:pStyle w:val="Bibliography"/>
-      </w:pPr>
-      <w:r>
-        <w:t xml:space="preserve">32.</w:t>
-      </w:r>
-      <w:r>
-        <w:t xml:space="preserve"> </w:t>
-      </w:r>
-      <w:r>
-        <w:t xml:space="preserve">	</w:t>
-      </w:r>
-      <w:r>
         <w:t xml:space="preserve">WHO ASSIST Working Group.</w:t>
       </w:r>
       <w:r>
         <w:t xml:space="preserve"> </w:t>
       </w:r>
-      <w:hyperlink r:id="rId131">
+      <w:hyperlink r:id="rId130">
         <w:r>
           <w:rPr>
             <w:rStyle w:val="Hyperlink"/>
@@ -10223,14 +10221,36 @@
         <w:t xml:space="preserve"> </w:t>
       </w:r>
     </w:p>
+    <w:bookmarkEnd w:id="131"/>
+    <w:bookmarkStart w:id="132" w:name="ref-kuhnTidymodelsCollectionPackages2020"/>
+    <w:p>
+      <w:pPr>
+        <w:pStyle w:val="Bibliography"/>
+      </w:pPr>
+      <w:r>
+        <w:t xml:space="preserve">33.</w:t>
+      </w:r>
+      <w:r>
+        <w:t xml:space="preserve"> </w:t>
+      </w:r>
+      <w:r>
+        <w:t xml:space="preserve">	</w:t>
+      </w:r>
+      <w:r>
+        <w:t xml:space="preserve">Kuhn M, Wickham H. Tidymodels: A collection of packages for modeling and machine learning using tidyverse principles. 2020.</w:t>
+      </w:r>
+      <w:r>
+        <w:t xml:space="preserve"> </w:t>
+      </w:r>
+    </w:p>
     <w:bookmarkEnd w:id="132"/>
-    <w:bookmarkStart w:id="133" w:name="ref-kuhnTidymodelsCollectionPackages2020"/>
+    <w:bookmarkStart w:id="133" w:name="Xa93a98d1ce255982a5ea923c39451c32053b2a2"/>
     <w:p>
       <w:pPr>
         <w:pStyle w:val="Bibliography"/>
       </w:pPr>
       <w:r>
-        <w:t xml:space="preserve">33.</w:t>
+        <w:t xml:space="preserve">34.</w:t>
       </w:r>
       <w:r>
         <w:t xml:space="preserve"> </w:t>
@@ -10239,20 +10259,53 @@
         <w:t xml:space="preserve">	</w:t>
       </w:r>
       <w:r>
-        <w:t xml:space="preserve">Kuhn M, Wickham H. Tidymodels: A collection of packages for modeling and machine learning using tidyverse principles. 2020.</w:t>
+        <w:t xml:space="preserve">Kuhn M. Tidyposterior:</w:t>
+      </w:r>
+      <w:r>
+        <w:t xml:space="preserve"> </w:t>
+      </w:r>
+      <w:r>
+        <w:t xml:space="preserve">Bayesian Analysis</w:t>
+      </w:r>
+      <w:r>
+        <w:t xml:space="preserve"> </w:t>
+      </w:r>
+      <w:r>
+        <w:t xml:space="preserve">to</w:t>
+      </w:r>
+      <w:r>
+        <w:t xml:space="preserve"> </w:t>
+      </w:r>
+      <w:r>
+        <w:t xml:space="preserve">Compare Models</w:t>
+      </w:r>
+      <w:r>
+        <w:t xml:space="preserve"> </w:t>
+      </w:r>
+      <w:r>
+        <w:t xml:space="preserve">using</w:t>
+      </w:r>
+      <w:r>
+        <w:t xml:space="preserve"> </w:t>
+      </w:r>
+      <w:r>
+        <w:t xml:space="preserve">Resampling Statistics</w:t>
+      </w:r>
+      <w:r>
+        <w:t xml:space="preserve">. 2022.</w:t>
       </w:r>
       <w:r>
         <w:t xml:space="preserve"> </w:t>
       </w:r>
     </w:p>
     <w:bookmarkEnd w:id="133"/>
-    <w:bookmarkStart w:id="134" w:name="Xa93a98d1ce255982a5ea923c39451c32053b2a2"/>
+    <w:bookmarkStart w:id="134" w:name="ref-goodrichRstanarmBayesianApplied2023"/>
     <w:p>
       <w:pPr>
         <w:pStyle w:val="Bibliography"/>
       </w:pPr>
       <w:r>
-        <w:t xml:space="preserve">34.</w:t>
+        <w:t xml:space="preserve">35.</w:t>
       </w:r>
       <w:r>
         <w:t xml:space="preserve"> </w:t>
@@ -10261,53 +10314,41 @@
         <w:t xml:space="preserve">	</w:t>
       </w:r>
       <w:r>
-        <w:t xml:space="preserve">Kuhn M. Tidyposterior:</w:t>
-      </w:r>
-      <w:r>
-        <w:t xml:space="preserve"> </w:t>
-      </w:r>
-      <w:r>
-        <w:t xml:space="preserve">Bayesian Analysis</w:t>
-      </w:r>
-      <w:r>
-        <w:t xml:space="preserve"> </w:t>
-      </w:r>
-      <w:r>
-        <w:t xml:space="preserve">to</w:t>
-      </w:r>
-      <w:r>
-        <w:t xml:space="preserve"> </w:t>
-      </w:r>
-      <w:r>
-        <w:t xml:space="preserve">Compare Models</w:t>
-      </w:r>
-      <w:r>
-        <w:t xml:space="preserve"> </w:t>
-      </w:r>
-      <w:r>
-        <w:t xml:space="preserve">using</w:t>
-      </w:r>
-      <w:r>
-        <w:t xml:space="preserve"> </w:t>
-      </w:r>
-      <w:r>
-        <w:t xml:space="preserve">Resampling Statistics</w:t>
-      </w:r>
-      <w:r>
-        <w:t xml:space="preserve">. 2022.</w:t>
+        <w:t xml:space="preserve">Goodrich B, Gabry J, Ali I, Brilleman S. Rstanarm:</w:t>
+      </w:r>
+      <w:r>
+        <w:t xml:space="preserve"> </w:t>
+      </w:r>
+      <w:r>
+        <w:t xml:space="preserve">Bayesian Applied Regression Modeling</w:t>
+      </w:r>
+      <w:r>
+        <w:t xml:space="preserve"> </w:t>
+      </w:r>
+      <w:r>
+        <w:t xml:space="preserve">via</w:t>
+      </w:r>
+      <w:r>
+        <w:t xml:space="preserve"> </w:t>
+      </w:r>
+      <w:r>
+        <w:t xml:space="preserve">Stan</w:t>
+      </w:r>
+      <w:r>
+        <w:t xml:space="preserve">. 2023.</w:t>
       </w:r>
       <w:r>
         <w:t xml:space="preserve"> </w:t>
       </w:r>
     </w:p>
     <w:bookmarkEnd w:id="134"/>
-    <w:bookmarkStart w:id="135" w:name="ref-goodrichRstanarmBayesianApplied2023"/>
+    <w:bookmarkStart w:id="136" w:name="ref-chtc"/>
     <w:p>
       <w:pPr>
         <w:pStyle w:val="Bibliography"/>
       </w:pPr>
       <w:r>
-        <w:t xml:space="preserve">35.</w:t>
+        <w:t xml:space="preserve">36.</w:t>
       </w:r>
       <w:r>
         <w:t xml:space="preserve"> </w:t>
@@ -10316,52 +10357,9 @@
         <w:t xml:space="preserve">	</w:t>
       </w:r>
       <w:r>
-        <w:t xml:space="preserve">Goodrich B, Gabry J, Ali I, Brilleman S. Rstanarm:</w:t>
-      </w:r>
-      <w:r>
-        <w:t xml:space="preserve"> </w:t>
-      </w:r>
-      <w:r>
-        <w:t xml:space="preserve">Bayesian Applied Regression Modeling</w:t>
-      </w:r>
-      <w:r>
-        <w:t xml:space="preserve"> </w:t>
-      </w:r>
-      <w:r>
-        <w:t xml:space="preserve">via</w:t>
-      </w:r>
-      <w:r>
-        <w:t xml:space="preserve"> </w:t>
-      </w:r>
-      <w:r>
-        <w:t xml:space="preserve">Stan</w:t>
-      </w:r>
-      <w:r>
-        <w:t xml:space="preserve">. 2023.</w:t>
-      </w:r>
-      <w:r>
-        <w:t xml:space="preserve"> </w:t>
-      </w:r>
-    </w:p>
-    <w:bookmarkEnd w:id="135"/>
-    <w:bookmarkStart w:id="137" w:name="ref-chtc"/>
-    <w:p>
-      <w:pPr>
-        <w:pStyle w:val="Bibliography"/>
-      </w:pPr>
-      <w:r>
-        <w:t xml:space="preserve">36.</w:t>
-      </w:r>
-      <w:r>
-        <w:t xml:space="preserve"> </w:t>
-      </w:r>
-      <w:r>
-        <w:t xml:space="preserve">	</w:t>
-      </w:r>
-      <w:r>
         <w:t xml:space="preserve">Center for High Throughput Computing. Center for high throughput computing. Center for High Throughput Computing; 2006. doi:</w:t>
       </w:r>
-      <w:hyperlink r:id="rId136">
+      <w:hyperlink r:id="rId135">
         <w:r>
           <w:rPr>
             <w:rStyle w:val="Hyperlink"/>
@@ -10370,8 +10368,8 @@
         </w:r>
       </w:hyperlink>
     </w:p>
-    <w:bookmarkEnd w:id="137"/>
-    <w:bookmarkStart w:id="139" w:name="ref-kuhnAppliedPredictiveModeling2018"/>
+    <w:bookmarkEnd w:id="136"/>
+    <w:bookmarkStart w:id="138" w:name="ref-kuhnAppliedPredictiveModeling2018"/>
     <w:p>
       <w:pPr>
         <w:pStyle w:val="Bibliography"/>
@@ -10397,7 +10395,7 @@
       <w:r>
         <w:t xml:space="preserve">. 1st ed. 2013, Corr. 2nd printing 2018 edition. New York: Springer; 2018. doi:</w:t>
       </w:r>
-      <w:hyperlink r:id="rId138">
+      <w:hyperlink r:id="rId137">
         <w:r>
           <w:rPr>
             <w:rStyle w:val="Hyperlink"/>
@@ -10406,14 +10404,66 @@
         </w:r>
       </w:hyperlink>
     </w:p>
+    <w:bookmarkEnd w:id="138"/>
+    <w:bookmarkStart w:id="139" w:name="X93e79e1a5ab79bb153842a6d1ed7d5e5cb3185f"/>
+    <w:p>
+      <w:pPr>
+        <w:pStyle w:val="Bibliography"/>
+      </w:pPr>
+      <w:r>
+        <w:t xml:space="preserve">38.</w:t>
+      </w:r>
+      <w:r>
+        <w:t xml:space="preserve"> </w:t>
+      </w:r>
+      <w:r>
+        <w:t xml:space="preserve">	</w:t>
+      </w:r>
+      <w:r>
+        <w:t xml:space="preserve">RStudio Team.</w:t>
+      </w:r>
+      <w:r>
+        <w:t xml:space="preserve"> </w:t>
+      </w:r>
+      <w:r>
+        <w:t xml:space="preserve">RStudio</w:t>
+      </w:r>
+      <w:r>
+        <w:t xml:space="preserve">:</w:t>
+      </w:r>
+      <w:r>
+        <w:t xml:space="preserve"> </w:t>
+      </w:r>
+      <w:r>
+        <w:t xml:space="preserve">Integrated Development</w:t>
+      </w:r>
+      <w:r>
+        <w:t xml:space="preserve"> </w:t>
+      </w:r>
+      <w:r>
+        <w:t xml:space="preserve">for</w:t>
+      </w:r>
+      <w:r>
+        <w:t xml:space="preserve"> </w:t>
+      </w:r>
+      <w:r>
+        <w:t xml:space="preserve">R</w:t>
+      </w:r>
+      <w:r>
+        <w:t xml:space="preserve">. Boston, MA: RStudio, Inc; 2020.</w:t>
+      </w:r>
+      <w:r>
+        <w:t xml:space="preserve"> </w:t>
+      </w:r>
+    </w:p>
     <w:bookmarkEnd w:id="139"/>
-    <w:bookmarkStart w:id="140" w:name="X93e79e1a5ab79bb153842a6d1ed7d5e5cb3185f"/>
+    <w:bookmarkStart w:id="140" w:name="ref-gabryPriorDistributionsRstanarm2023"/>
     <w:p>
       <w:pPr>
         <w:pStyle w:val="Bibliography"/>
       </w:pPr>
       <w:r>
-        <w:t xml:space="preserve">38.</w:t>
+        <w:t xml:space="preserve">39.</w:t>
       </w:r>
       <w:r>
         <w:t xml:space="preserve"> </w:t>
@@ -10422,50 +10472,41 @@
         <w:t xml:space="preserve">	</w:t>
       </w:r>
       <w:r>
-        <w:t xml:space="preserve">RStudio Team.</w:t>
-      </w:r>
-      <w:r>
-        <w:t xml:space="preserve"> </w:t>
-      </w:r>
-      <w:r>
-        <w:t xml:space="preserve">RStudio</w:t>
-      </w:r>
-      <w:r>
-        <w:t xml:space="preserve">:</w:t>
-      </w:r>
-      <w:r>
-        <w:t xml:space="preserve"> </w:t>
-      </w:r>
-      <w:r>
-        <w:t xml:space="preserve">Integrated Development</w:t>
-      </w:r>
-      <w:r>
-        <w:t xml:space="preserve"> </w:t>
-      </w:r>
-      <w:r>
-        <w:t xml:space="preserve">for</w:t>
-      </w:r>
-      <w:r>
-        <w:t xml:space="preserve"> </w:t>
-      </w:r>
-      <w:r>
-        <w:t xml:space="preserve">R</w:t>
-      </w:r>
-      <w:r>
-        <w:t xml:space="preserve">. Boston, MA: RStudio, Inc; 2020.</w:t>
+        <w:t xml:space="preserve">Gabry J, Goodrich B. Prior</w:t>
+      </w:r>
+      <w:r>
+        <w:t xml:space="preserve"> </w:t>
+      </w:r>
+      <w:r>
+        <w:t xml:space="preserve">Distributions</w:t>
+      </w:r>
+      <w:r>
+        <w:t xml:space="preserve"> </w:t>
+      </w:r>
+      <w:r>
+        <w:t xml:space="preserve">for rstanarm</w:t>
+      </w:r>
+      <w:r>
+        <w:t xml:space="preserve"> </w:t>
+      </w:r>
+      <w:r>
+        <w:t xml:space="preserve">Models</w:t>
+      </w:r>
+      <w:r>
+        <w:t xml:space="preserve">. CRAN R-Project. https://cran.r-project.org/web/packages/rstanarm/vignettes/priors.html; 2023.</w:t>
       </w:r>
       <w:r>
         <w:t xml:space="preserve"> </w:t>
       </w:r>
     </w:p>
     <w:bookmarkEnd w:id="140"/>
-    <w:bookmarkStart w:id="141" w:name="ref-gabryPriorDistributionsRstanarm2023"/>
+    <w:bookmarkStart w:id="141" w:name="ref-plattProbabilisticOutputsSupport1999"/>
     <w:p>
       <w:pPr>
         <w:pStyle w:val="Bibliography"/>
       </w:pPr>
       <w:r>
-        <w:t xml:space="preserve">39.</w:t>
+        <w:t xml:space="preserve">40.</w:t>
       </w:r>
       <w:r>
         <w:t xml:space="preserve"> </w:t>
@@ -10474,41 +10515,20 @@
         <w:t xml:space="preserve">	</w:t>
       </w:r>
       <w:r>
-        <w:t xml:space="preserve">Gabry J, Goodrich B. Prior</w:t>
-      </w:r>
-      <w:r>
-        <w:t xml:space="preserve"> </w:t>
-      </w:r>
-      <w:r>
-        <w:t xml:space="preserve">Distributions</w:t>
-      </w:r>
-      <w:r>
-        <w:t xml:space="preserve"> </w:t>
-      </w:r>
-      <w:r>
-        <w:t xml:space="preserve">for rstanarm</w:t>
-      </w:r>
-      <w:r>
-        <w:t xml:space="preserve"> </w:t>
-      </w:r>
-      <w:r>
-        <w:t xml:space="preserve">Models</w:t>
-      </w:r>
-      <w:r>
-        <w:t xml:space="preserve">. CRAN R-Project. https://cran.r-project.org/web/packages/rstanarm/vignettes/priors.html; 2023.</w:t>
+        <w:t xml:space="preserve">Platt J. Probabilistic outputs for support vector machines and comparisons to regularized likelihood methods. Advances in large margin classifiers. MIT Press; 1999. pp. 61–74.</w:t>
       </w:r>
       <w:r>
         <w:t xml:space="preserve"> </w:t>
       </w:r>
     </w:p>
     <w:bookmarkEnd w:id="141"/>
-    <w:bookmarkStart w:id="142" w:name="ref-plattProbabilisticOutputsSupport1999"/>
+    <w:bookmarkStart w:id="143" w:name="ref-veinotGoodIntentionsAre2018"/>
     <w:p>
       <w:pPr>
         <w:pStyle w:val="Bibliography"/>
       </w:pPr>
       <w:r>
-        <w:t xml:space="preserve">40.</w:t>
+        <w:t xml:space="preserve">41.</w:t>
       </w:r>
       <w:r>
         <w:t xml:space="preserve"> </w:t>
@@ -10517,31 +10537,9 @@
         <w:t xml:space="preserve">	</w:t>
       </w:r>
       <w:r>
-        <w:t xml:space="preserve">Platt J. Probabilistic outputs for support vector machines and comparisons to regularized likelihood methods. Advances in large margin classifiers. MIT Press; 1999. pp. 61–74.</w:t>
-      </w:r>
-      <w:r>
-        <w:t xml:space="preserve"> </w:t>
-      </w:r>
-    </w:p>
-    <w:bookmarkEnd w:id="142"/>
-    <w:bookmarkStart w:id="144" w:name="ref-veinotGoodIntentionsAre2018"/>
-    <w:p>
-      <w:pPr>
-        <w:pStyle w:val="Bibliography"/>
-      </w:pPr>
-      <w:r>
-        <w:t xml:space="preserve">41.</w:t>
-      </w:r>
-      <w:r>
-        <w:t xml:space="preserve"> </w:t>
-      </w:r>
-      <w:r>
-        <w:t xml:space="preserve">	</w:t>
-      </w:r>
-      <w:r>
         <w:t xml:space="preserve">Veinot TC, Mitchell H, Ancker JS. Good intentions are not enough: How informatics interventions can worsen inequality. Journal of the American Medical Informatics Association: JAMIA. 2018;25: 1080–1088. doi:</w:t>
       </w:r>
-      <w:hyperlink r:id="rId143">
+      <w:hyperlink r:id="rId142">
         <w:r>
           <w:rPr>
             <w:rStyle w:val="Hyperlink"/>
@@ -10550,8 +10548,8 @@
         </w:r>
       </w:hyperlink>
     </w:p>
-    <w:bookmarkEnd w:id="144"/>
-    <w:bookmarkStart w:id="146" w:name="ref-leeUrbanRuralDisparities2023"/>
+    <w:bookmarkEnd w:id="143"/>
+    <w:bookmarkStart w:id="145" w:name="ref-leeUrbanRuralDisparities2023"/>
     <w:p>
       <w:pPr>
         <w:pStyle w:val="Bibliography"/>
@@ -10625,7 +10623,7 @@
       <w:r>
         <w:t xml:space="preserve">. American journal of preventive medicine. 2023;64: 149–156. doi:</w:t>
       </w:r>
-      <w:hyperlink r:id="rId145">
+      <w:hyperlink r:id="rId144">
         <w:r>
           <w:rPr>
             <w:rStyle w:val="Hyperlink"/>
@@ -10634,8 +10632,8 @@
         </w:r>
       </w:hyperlink>
     </w:p>
-    <w:bookmarkEnd w:id="146"/>
-    <w:bookmarkStart w:id="148" w:name="Xaa720cc9c8d959b428cd2035783815a9cba15e0"/>
+    <w:bookmarkEnd w:id="145"/>
+    <w:bookmarkStart w:id="147" w:name="Xaa720cc9c8d959b428cd2035783815a9cba15e0"/>
     <w:p>
       <w:pPr>
         <w:pStyle w:val="Bibliography"/>
@@ -10661,7 +10659,7 @@
       <w:r>
         <w:t xml:space="preserve">. The American Journal of Drug and Alcohol Abuse. 2020;46: 273–288. doi:</w:t>
       </w:r>
-      <w:hyperlink r:id="rId147">
+      <w:hyperlink r:id="rId146">
         <w:r>
           <w:rPr>
             <w:rStyle w:val="Hyperlink"/>
@@ -10670,8 +10668,8 @@
         </w:r>
       </w:hyperlink>
     </w:p>
-    <w:bookmarkEnd w:id="148"/>
-    <w:bookmarkStart w:id="150" w:name="ref-fisherDynamicModelPsychological2015"/>
+    <w:bookmarkEnd w:id="147"/>
+    <w:bookmarkStart w:id="149" w:name="ref-fisherDynamicModelPsychological2015"/>
     <w:p>
       <w:pPr>
         <w:pStyle w:val="Bibliography"/>
@@ -10700,7 +10698,7 @@
       <w:r>
         <w:t xml:space="preserve">for personalized care. Journal of Consulting and Clinical Psychology. 2015;83: 825–836. doi:</w:t>
       </w:r>
-      <w:hyperlink r:id="rId149">
+      <w:hyperlink r:id="rId148">
         <w:r>
           <w:rPr>
             <w:rStyle w:val="Hyperlink"/>
@@ -10709,8 +10707,8 @@
         </w:r>
       </w:hyperlink>
     </w:p>
-    <w:bookmarkEnd w:id="150"/>
-    <w:bookmarkStart w:id="152" w:name="Xb70ed90433964dc3a7ede0ee8357d97241623cc"/>
+    <w:bookmarkEnd w:id="149"/>
+    <w:bookmarkStart w:id="151" w:name="Xb70ed90433964dc3a7ede0ee8357d97241623cc"/>
     <w:p>
       <w:pPr>
         <w:pStyle w:val="Bibliography"/>
@@ -10760,7 +10758,7 @@
       <w:r>
         <w:t xml:space="preserve">. Journal of Psychopathology and Behavioral Assessment. 2018;40: 235–248. doi:</w:t>
       </w:r>
-      <w:hyperlink r:id="rId151">
+      <w:hyperlink r:id="rId150">
         <w:r>
           <w:rPr>
             <w:rStyle w:val="Hyperlink"/>
@@ -10769,8 +10767,8 @@
         </w:r>
       </w:hyperlink>
     </w:p>
-    <w:bookmarkEnd w:id="152"/>
-    <w:bookmarkStart w:id="154" w:name="Xc5cdea043ab663a81d5612c8b1e0f7c2b734aab"/>
+    <w:bookmarkEnd w:id="151"/>
+    <w:bookmarkStart w:id="153" w:name="Xc5cdea043ab663a81d5612c8b1e0f7c2b734aab"/>
     <w:p>
       <w:pPr>
         <w:pStyle w:val="Bibliography"/>
@@ -10832,7 +10830,7 @@
       <w:r>
         <w:t xml:space="preserve">. Assessment. 2014;21: 515–528. doi:</w:t>
       </w:r>
-      <w:hyperlink r:id="rId153">
+      <w:hyperlink r:id="rId152">
         <w:r>
           <w:rPr>
             <w:rStyle w:val="Hyperlink"/>
@@ -10841,8 +10839,8 @@
         </w:r>
       </w:hyperlink>
     </w:p>
-    <w:bookmarkEnd w:id="154"/>
-    <w:bookmarkStart w:id="156" w:name="X513fadbf866a4ddf9f29b63741ad369252b4800"/>
+    <w:bookmarkEnd w:id="153"/>
+    <w:bookmarkStart w:id="155" w:name="X513fadbf866a4ddf9f29b63741ad369252b4800"/>
     <w:p>
       <w:pPr>
         <w:pStyle w:val="Bibliography"/>
@@ -10904,7 +10902,7 @@
       <w:r>
         <w:t xml:space="preserve">. Assessment. 2016;23: 484–495. doi:</w:t>
       </w:r>
-      <w:hyperlink r:id="rId155">
+      <w:hyperlink r:id="rId154">
         <w:r>
           <w:rPr>
             <w:rStyle w:val="Hyperlink"/>
@@ -10913,8 +10911,8 @@
         </w:r>
       </w:hyperlink>
     </w:p>
-    <w:bookmarkEnd w:id="156"/>
-    <w:bookmarkStart w:id="158" w:name="ref-pulickIdiographicLapsePrediction2025"/>
+    <w:bookmarkEnd w:id="155"/>
+    <w:bookmarkStart w:id="157" w:name="ref-pulickIdiographicLapsePrediction2025"/>
     <w:p>
       <w:pPr>
         <w:pStyle w:val="Bibliography"/>
@@ -10961,7 +10959,7 @@
       <w:r>
         <w:t xml:space="preserve">. JMIR Formative Research. 2025;9: e73265. doi:</w:t>
       </w:r>
-      <w:hyperlink r:id="rId157">
+      <w:hyperlink r:id="rId156">
         <w:r>
           <w:rPr>
             <w:rStyle w:val="Hyperlink"/>
@@ -10970,14 +10968,123 @@
         </w:r>
       </w:hyperlink>
     </w:p>
+    <w:bookmarkEnd w:id="157"/>
+    <w:bookmarkStart w:id="158" w:name="ref-studiesNIHRevitalizationAct1994"/>
+    <w:p>
+      <w:pPr>
+        <w:pStyle w:val="Bibliography"/>
+      </w:pPr>
+      <w:r>
+        <w:t xml:space="preserve">49.</w:t>
+      </w:r>
+      <w:r>
+        <w:t xml:space="preserve"> </w:t>
+      </w:r>
+      <w:r>
+        <w:t xml:space="preserve">	</w:t>
+      </w:r>
+      <w:r>
+        <w:t xml:space="preserve">Studies I of M(US)C on E and LIR to the I of W in C, Mastroianni AC, Faden R, Federman D.</w:t>
+      </w:r>
+      <w:r>
+        <w:t xml:space="preserve"> </w:t>
+      </w:r>
+      <w:r>
+        <w:t xml:space="preserve">NIH Revitalization Act</w:t>
+      </w:r>
+      <w:r>
+        <w:t xml:space="preserve"> </w:t>
+      </w:r>
+      <w:r>
+        <w:t xml:space="preserve">of 1993</w:t>
+      </w:r>
+      <w:r>
+        <w:t xml:space="preserve"> </w:t>
+      </w:r>
+      <w:r>
+        <w:t xml:space="preserve">Public Law</w:t>
+      </w:r>
+      <w:r>
+        <w:t xml:space="preserve"> </w:t>
+      </w:r>
+      <w:r>
+        <w:t xml:space="preserve">103-43. Women and</w:t>
+      </w:r>
+      <w:r>
+        <w:t xml:space="preserve"> </w:t>
+      </w:r>
+      <w:r>
+        <w:t xml:space="preserve">Health Research</w:t>
+      </w:r>
+      <w:r>
+        <w:t xml:space="preserve">:</w:t>
+      </w:r>
+      <w:r>
+        <w:t xml:space="preserve"> </w:t>
+      </w:r>
+      <w:r>
+        <w:t xml:space="preserve">Ethical</w:t>
+      </w:r>
+      <w:r>
+        <w:t xml:space="preserve"> </w:t>
+      </w:r>
+      <w:r>
+        <w:t xml:space="preserve">and</w:t>
+      </w:r>
+      <w:r>
+        <w:t xml:space="preserve"> </w:t>
+      </w:r>
+      <w:r>
+        <w:t xml:space="preserve">Legal Issues</w:t>
+      </w:r>
+      <w:r>
+        <w:t xml:space="preserve"> </w:t>
+      </w:r>
+      <w:r>
+        <w:t xml:space="preserve">of</w:t>
+      </w:r>
+      <w:r>
+        <w:t xml:space="preserve"> </w:t>
+      </w:r>
+      <w:r>
+        <w:t xml:space="preserve">Including Women</w:t>
+      </w:r>
+      <w:r>
+        <w:t xml:space="preserve"> </w:t>
+      </w:r>
+      <w:r>
+        <w:t xml:space="preserve">in</w:t>
+      </w:r>
+      <w:r>
+        <w:t xml:space="preserve"> </w:t>
+      </w:r>
+      <w:r>
+        <w:t xml:space="preserve">Clinical Studies</w:t>
+      </w:r>
+      <w:r>
+        <w:t xml:space="preserve">:</w:t>
+      </w:r>
+      <w:r>
+        <w:t xml:space="preserve"> </w:t>
+      </w:r>
+      <w:r>
+        <w:t xml:space="preserve">Volume I</w:t>
+      </w:r>
+      <w:r>
+        <w:t xml:space="preserve">. National Academies Press (US); 1994.</w:t>
+      </w:r>
+      <w:r>
+        <w:t xml:space="preserve"> </w:t>
+      </w:r>
+    </w:p>
     <w:bookmarkEnd w:id="158"/>
-    <w:bookmarkStart w:id="159" w:name="ref-studiesNIHRevitalizationAct1994"/>
+    <w:bookmarkStart w:id="160" w:name="ref-vannicelliEffectSexBias1984"/>
     <w:p>
       <w:pPr>
         <w:pStyle w:val="Bibliography"/>
       </w:pPr>
       <w:r>
-        <w:t xml:space="preserve">49.</w:t>
+        <w:t xml:space="preserve">50.</w:t>
       </w:r>
       <w:r>
         <w:t xml:space="preserve"> </w:t>
@@ -10986,115 +11093,6 @@
         <w:t xml:space="preserve">	</w:t>
       </w:r>
       <w:r>
-        <w:t xml:space="preserve">Studies I of M(US)C on E and LIR to the I of W in C, Mastroianni AC, Faden R, Federman D.</w:t>
-      </w:r>
-      <w:r>
-        <w:t xml:space="preserve"> </w:t>
-      </w:r>
-      <w:r>
-        <w:t xml:space="preserve">NIH Revitalization Act</w:t>
-      </w:r>
-      <w:r>
-        <w:t xml:space="preserve"> </w:t>
-      </w:r>
-      <w:r>
-        <w:t xml:space="preserve">of 1993</w:t>
-      </w:r>
-      <w:r>
-        <w:t xml:space="preserve"> </w:t>
-      </w:r>
-      <w:r>
-        <w:t xml:space="preserve">Public Law</w:t>
-      </w:r>
-      <w:r>
-        <w:t xml:space="preserve"> </w:t>
-      </w:r>
-      <w:r>
-        <w:t xml:space="preserve">103-43. Women and</w:t>
-      </w:r>
-      <w:r>
-        <w:t xml:space="preserve"> </w:t>
-      </w:r>
-      <w:r>
-        <w:t xml:space="preserve">Health Research</w:t>
-      </w:r>
-      <w:r>
-        <w:t xml:space="preserve">:</w:t>
-      </w:r>
-      <w:r>
-        <w:t xml:space="preserve"> </w:t>
-      </w:r>
-      <w:r>
-        <w:t xml:space="preserve">Ethical</w:t>
-      </w:r>
-      <w:r>
-        <w:t xml:space="preserve"> </w:t>
-      </w:r>
-      <w:r>
-        <w:t xml:space="preserve">and</w:t>
-      </w:r>
-      <w:r>
-        <w:t xml:space="preserve"> </w:t>
-      </w:r>
-      <w:r>
-        <w:t xml:space="preserve">Legal Issues</w:t>
-      </w:r>
-      <w:r>
-        <w:t xml:space="preserve"> </w:t>
-      </w:r>
-      <w:r>
-        <w:t xml:space="preserve">of</w:t>
-      </w:r>
-      <w:r>
-        <w:t xml:space="preserve"> </w:t>
-      </w:r>
-      <w:r>
-        <w:t xml:space="preserve">Including Women</w:t>
-      </w:r>
-      <w:r>
-        <w:t xml:space="preserve"> </w:t>
-      </w:r>
-      <w:r>
-        <w:t xml:space="preserve">in</w:t>
-      </w:r>
-      <w:r>
-        <w:t xml:space="preserve"> </w:t>
-      </w:r>
-      <w:r>
-        <w:t xml:space="preserve">Clinical Studies</w:t>
-      </w:r>
-      <w:r>
-        <w:t xml:space="preserve">:</w:t>
-      </w:r>
-      <w:r>
-        <w:t xml:space="preserve"> </w:t>
-      </w:r>
-      <w:r>
-        <w:t xml:space="preserve">Volume I</w:t>
-      </w:r>
-      <w:r>
-        <w:t xml:space="preserve">. National Academies Press (US); 1994.</w:t>
-      </w:r>
-      <w:r>
-        <w:t xml:space="preserve"> </w:t>
-      </w:r>
-    </w:p>
-    <w:bookmarkEnd w:id="159"/>
-    <w:bookmarkStart w:id="161" w:name="ref-vannicelliEffectSexBias1984"/>
-    <w:p>
-      <w:pPr>
-        <w:pStyle w:val="Bibliography"/>
-      </w:pPr>
-      <w:r>
-        <w:t xml:space="preserve">50.</w:t>
-      </w:r>
-      <w:r>
-        <w:t xml:space="preserve"> </w:t>
-      </w:r>
-      <w:r>
-        <w:t xml:space="preserve">	</w:t>
-      </w:r>
-      <w:r>
         <w:t xml:space="preserve">Vannicelli M, Nash L. Effect of</w:t>
       </w:r>
       <w:r>
@@ -11139,7 +11137,7 @@
       <w:r>
         <w:t xml:space="preserve">. Alcoholism: Clinical and Experimental Research. 1984;8: 334–336. doi:</w:t>
       </w:r>
-      <w:hyperlink r:id="rId160">
+      <w:hyperlink r:id="rId159">
         <w:r>
           <w:rPr>
             <w:rStyle w:val="Hyperlink"/>
@@ -11148,8 +11146,8 @@
         </w:r>
       </w:hyperlink>
     </w:p>
-    <w:bookmarkEnd w:id="161"/>
-    <w:bookmarkStart w:id="163" w:name="ref-walitzerGenderDifferencesAlcohol2006"/>
+    <w:bookmarkEnd w:id="160"/>
+    <w:bookmarkStart w:id="162" w:name="ref-walitzerGenderDifferencesAlcohol2006"/>
     <w:p>
       <w:pPr>
         <w:pStyle w:val="Bibliography"/>
@@ -11166,7 +11164,7 @@
       <w:r>
         <w:t xml:space="preserve">Walitzer KS, Dearing RL. Gender differences in alcohol and substance use relapse. Clinical Psychology Review. 2006;26: 128–148. doi:</w:t>
       </w:r>
-      <w:hyperlink r:id="rId162">
+      <w:hyperlink r:id="rId161">
         <w:r>
           <w:rPr>
             <w:rStyle w:val="Hyperlink"/>
@@ -11175,8 +11173,8 @@
         </w:r>
       </w:hyperlink>
     </w:p>
-    <w:bookmarkEnd w:id="163"/>
-    <w:bookmarkStart w:id="165" w:name="ref-mchughSexGenderDifferences2018"/>
+    <w:bookmarkEnd w:id="162"/>
+    <w:bookmarkStart w:id="164" w:name="ref-mchughSexGenderDifferences2018"/>
     <w:p>
       <w:pPr>
         <w:pStyle w:val="Bibliography"/>
@@ -11193,7 +11191,7 @@
       <w:r>
         <w:t xml:space="preserve">McHugh RK, Votaw VR, Sugarman DE, Greenfield SF. Sex and gender differences in substance use disorders. Clinical Psychology Review. 2018;66: 12–23. doi:</w:t>
       </w:r>
-      <w:hyperlink r:id="rId164">
+      <w:hyperlink r:id="rId163">
         <w:r>
           <w:rPr>
             <w:rStyle w:val="Hyperlink"/>
@@ -11202,8 +11200,8 @@
         </w:r>
       </w:hyperlink>
     </w:p>
-    <w:bookmarkEnd w:id="165"/>
-    <w:bookmarkStart w:id="167" w:name="Xdd108b50209bad1fdcf1a9fcca4dd1d7d3b13e9"/>
+    <w:bookmarkEnd w:id="164"/>
+    <w:bookmarkStart w:id="166" w:name="Xdd108b50209bad1fdcf1a9fcca4dd1d7d3b13e9"/>
     <w:p>
       <w:pPr>
         <w:pStyle w:val="Bibliography"/>
@@ -11262,7 +11260,7 @@
       <w:r>
         <w:t xml:space="preserve">. Journal of Language and Social Psychology. 2010;29: 24–54. doi:</w:t>
       </w:r>
-      <w:hyperlink r:id="rId166">
+      <w:hyperlink r:id="rId165">
         <w:r>
           <w:rPr>
             <w:rStyle w:val="Hyperlink"/>
@@ -11271,14 +11269,36 @@
         </w:r>
       </w:hyperlink>
     </w:p>
+    <w:bookmarkEnd w:id="166"/>
+    <w:bookmarkStart w:id="167" w:name="ref-bleiLatentDirichletAllocation2003"/>
+    <w:p>
+      <w:pPr>
+        <w:pStyle w:val="Bibliography"/>
+      </w:pPr>
+      <w:r>
+        <w:t xml:space="preserve">54.</w:t>
+      </w:r>
+      <w:r>
+        <w:t xml:space="preserve"> </w:t>
+      </w:r>
+      <w:r>
+        <w:t xml:space="preserve">	</w:t>
+      </w:r>
+      <w:r>
+        <w:t xml:space="preserve">Blei DM, Ng AY, Jordan MI. Latent dirichlet allocation. J Mach Learn Res. 2003;3: 993–1022.</w:t>
+      </w:r>
+      <w:r>
+        <w:t xml:space="preserve"> </w:t>
+      </w:r>
+    </w:p>
     <w:bookmarkEnd w:id="167"/>
-    <w:bookmarkStart w:id="168" w:name="ref-bleiLatentDirichletAllocation2003"/>
+    <w:bookmarkStart w:id="169" w:name="ref-devlinBERTPretrainingDeep2019"/>
     <w:p>
       <w:pPr>
         <w:pStyle w:val="Bibliography"/>
       </w:pPr>
       <w:r>
-        <w:t xml:space="preserve">54.</w:t>
+        <w:t xml:space="preserve">55.</w:t>
       </w:r>
       <w:r>
         <w:t xml:space="preserve"> </w:t>
@@ -11287,28 +11307,6 @@
         <w:t xml:space="preserve">	</w:t>
       </w:r>
       <w:r>
-        <w:t xml:space="preserve">Blei DM, Ng AY, Jordan MI. Latent dirichlet allocation. J Mach Learn Res. 2003;3: 993–1022.</w:t>
-      </w:r>
-      <w:r>
-        <w:t xml:space="preserve"> </w:t>
-      </w:r>
-    </w:p>
-    <w:bookmarkEnd w:id="168"/>
-    <w:bookmarkStart w:id="170" w:name="ref-devlinBERTPretrainingDeep2019"/>
-    <w:p>
-      <w:pPr>
-        <w:pStyle w:val="Bibliography"/>
-      </w:pPr>
-      <w:r>
-        <w:t xml:space="preserve">55.</w:t>
-      </w:r>
-      <w:r>
-        <w:t xml:space="preserve"> </w:t>
-      </w:r>
-      <w:r>
-        <w:t xml:space="preserve">	</w:t>
-      </w:r>
-      <w:r>
         <w:t xml:space="preserve">Devlin J, Chang M-W, Lee K, Toutanova K.</w:t>
       </w:r>
       <w:r>
@@ -11353,7 +11351,7 @@
       <w:r>
         <w:t xml:space="preserve">. arXiv; 2019. doi:</w:t>
       </w:r>
-      <w:hyperlink r:id="rId169">
+      <w:hyperlink r:id="rId168">
         <w:r>
           <w:rPr>
             <w:rStyle w:val="Hyperlink"/>
@@ -11362,14 +11360,54 @@
         </w:r>
       </w:hyperlink>
     </w:p>
+    <w:bookmarkEnd w:id="169"/>
+    <w:bookmarkStart w:id="170" w:name="X0c0e928dd8ff101aa479012bffab8d24e8c0dcf"/>
+    <w:p>
+      <w:pPr>
+        <w:pStyle w:val="Bibliography"/>
+      </w:pPr>
+      <w:r>
+        <w:t xml:space="preserve">56.</w:t>
+      </w:r>
+      <w:r>
+        <w:t xml:space="preserve"> </w:t>
+      </w:r>
+      <w:r>
+        <w:t xml:space="preserve">	</w:t>
+      </w:r>
+      <w:r>
+        <w:t xml:space="preserve">Molnar C. Interpretable</w:t>
+      </w:r>
+      <w:r>
+        <w:t xml:space="preserve"> </w:t>
+      </w:r>
+      <w:r>
+        <w:t xml:space="preserve">Machine Learning</w:t>
+      </w:r>
+      <w:r>
+        <w:t xml:space="preserve">:</w:t>
+      </w:r>
+      <w:r>
+        <w:t xml:space="preserve"> </w:t>
+      </w:r>
+      <w:r>
+        <w:t xml:space="preserve">A Guide For Making Black Box Models Explainable</w:t>
+      </w:r>
+      <w:r>
+        <w:t xml:space="preserve">. Munich, Germany: Independently published; 2022.</w:t>
+      </w:r>
+      <w:r>
+        <w:t xml:space="preserve"> </w:t>
+      </w:r>
+    </w:p>
     <w:bookmarkEnd w:id="170"/>
-    <w:bookmarkStart w:id="171" w:name="X0c0e928dd8ff101aa479012bffab8d24e8c0dcf"/>
+    <w:bookmarkStart w:id="172" w:name="ref-meyersIntersectionGenderDrug2021"/>
     <w:p>
       <w:pPr>
         <w:pStyle w:val="Bibliography"/>
       </w:pPr>
       <w:r>
-        <w:t xml:space="preserve">56.</w:t>
+        <w:t xml:space="preserve">57.</w:t>
       </w:r>
       <w:r>
         <w:t xml:space="preserve"> </w:t>
@@ -11378,46 +11416,6 @@
         <w:t xml:space="preserve">	</w:t>
       </w:r>
       <w:r>
-        <w:t xml:space="preserve">Molnar C. Interpretable</w:t>
-      </w:r>
-      <w:r>
-        <w:t xml:space="preserve"> </w:t>
-      </w:r>
-      <w:r>
-        <w:t xml:space="preserve">Machine Learning</w:t>
-      </w:r>
-      <w:r>
-        <w:t xml:space="preserve">:</w:t>
-      </w:r>
-      <w:r>
-        <w:t xml:space="preserve"> </w:t>
-      </w:r>
-      <w:r>
-        <w:t xml:space="preserve">A Guide For Making Black Box Models Explainable</w:t>
-      </w:r>
-      <w:r>
-        <w:t xml:space="preserve">. Munich, Germany: Independently published; 2022.</w:t>
-      </w:r>
-      <w:r>
-        <w:t xml:space="preserve"> </w:t>
-      </w:r>
-    </w:p>
-    <w:bookmarkEnd w:id="171"/>
-    <w:bookmarkStart w:id="173" w:name="ref-meyersIntersectionGenderDrug2021"/>
-    <w:p>
-      <w:pPr>
-        <w:pStyle w:val="Bibliography"/>
-      </w:pPr>
-      <w:r>
-        <w:t xml:space="preserve">57.</w:t>
-      </w:r>
-      <w:r>
-        <w:t xml:space="preserve"> </w:t>
-      </w:r>
-      <w:r>
-        <w:t xml:space="preserve">	</w:t>
-      </w:r>
-      <w:r>
         <w:t xml:space="preserve">Meyers SA, Earnshaw VA, D’Ambrosio B, Courchesne N, Werb D, Smith LR. The intersection of gender and drug use-related stigma:</w:t>
       </w:r>
       <w:r>
@@ -11432,7 +11430,7 @@
       <w:r>
         <w:t xml:space="preserve">mixed methods systematic review and synthesis of the literature. Drug and Alcohol Dependence. 2021;223: 108706. doi:</w:t>
       </w:r>
-      <w:hyperlink r:id="rId172">
+      <w:hyperlink r:id="rId171">
         <w:r>
           <w:rPr>
             <w:rStyle w:val="Hyperlink"/>
@@ -11441,14 +11439,69 @@
         </w:r>
       </w:hyperlink>
     </w:p>
+    <w:bookmarkEnd w:id="172"/>
+    <w:bookmarkStart w:id="173" w:name="Xb55b40a3d7f46ba5e03427f7cd05843a1612710"/>
+    <w:p>
+      <w:pPr>
+        <w:pStyle w:val="Bibliography"/>
+      </w:pPr>
+      <w:r>
+        <w:t xml:space="preserve">58.</w:t>
+      </w:r>
+      <w:r>
+        <w:t xml:space="preserve"> </w:t>
+      </w:r>
+      <w:r>
+        <w:t xml:space="preserve">	</w:t>
+      </w:r>
+      <w:r>
+        <w:t xml:space="preserve">Marwick AE, Boyd D. Privacy at the</w:t>
+      </w:r>
+      <w:r>
+        <w:t xml:space="preserve"> </w:t>
+      </w:r>
+      <w:r>
+        <w:t xml:space="preserve">Margins</w:t>
+      </w:r>
+      <w:r>
+        <w:t xml:space="preserve"> </w:t>
+      </w:r>
+      <w:r>
+        <w:t xml:space="preserve">Understanding Privacy</w:t>
+      </w:r>
+      <w:r>
+        <w:t xml:space="preserve"> </w:t>
+      </w:r>
+      <w:r>
+        <w:t xml:space="preserve">at the</w:t>
+      </w:r>
+      <w:r>
+        <w:t xml:space="preserve"> </w:t>
+      </w:r>
+      <w:r>
+        <w:t xml:space="preserve">Margins</w:t>
+      </w:r>
+      <w:r>
+        <w:t xml:space="preserve">—</w:t>
+      </w:r>
+      <w:r>
+        <w:t xml:space="preserve">Introduction</w:t>
+      </w:r>
+      <w:r>
+        <w:t xml:space="preserve">. International Journal of Communication. 2018;12: 9.</w:t>
+      </w:r>
+      <w:r>
+        <w:t xml:space="preserve"> </w:t>
+      </w:r>
+    </w:p>
     <w:bookmarkEnd w:id="173"/>
-    <w:bookmarkStart w:id="174" w:name="Xb55b40a3d7f46ba5e03427f7cd05843a1612710"/>
+    <w:bookmarkStart w:id="175" w:name="ref-zikmund-fisherRightToolWhat2013"/>
     <w:p>
       <w:pPr>
         <w:pStyle w:val="Bibliography"/>
       </w:pPr>
       <w:r>
-        <w:t xml:space="preserve">58.</w:t>
+        <w:t xml:space="preserve">59.</w:t>
       </w:r>
       <w:r>
         <w:t xml:space="preserve"> </w:t>
@@ -11457,64 +11510,9 @@
         <w:t xml:space="preserve">	</w:t>
       </w:r>
       <w:r>
-        <w:t xml:space="preserve">Marwick AE, Boyd D. Privacy at the</w:t>
-      </w:r>
-      <w:r>
-        <w:t xml:space="preserve"> </w:t>
-      </w:r>
-      <w:r>
-        <w:t xml:space="preserve">Margins</w:t>
-      </w:r>
-      <w:r>
-        <w:t xml:space="preserve"> </w:t>
-      </w:r>
-      <w:r>
-        <w:t xml:space="preserve">Understanding Privacy</w:t>
-      </w:r>
-      <w:r>
-        <w:t xml:space="preserve"> </w:t>
-      </w:r>
-      <w:r>
-        <w:t xml:space="preserve">at the</w:t>
-      </w:r>
-      <w:r>
-        <w:t xml:space="preserve"> </w:t>
-      </w:r>
-      <w:r>
-        <w:t xml:space="preserve">Margins</w:t>
-      </w:r>
-      <w:r>
-        <w:t xml:space="preserve">—</w:t>
-      </w:r>
-      <w:r>
-        <w:t xml:space="preserve">Introduction</w:t>
-      </w:r>
-      <w:r>
-        <w:t xml:space="preserve">. International Journal of Communication. 2018;12: 9.</w:t>
-      </w:r>
-      <w:r>
-        <w:t xml:space="preserve"> </w:t>
-      </w:r>
-    </w:p>
-    <w:bookmarkEnd w:id="174"/>
-    <w:bookmarkStart w:id="176" w:name="ref-zikmund-fisherRightToolWhat2013"/>
-    <w:p>
-      <w:pPr>
-        <w:pStyle w:val="Bibliography"/>
-      </w:pPr>
-      <w:r>
-        <w:t xml:space="preserve">59.</w:t>
-      </w:r>
-      <w:r>
-        <w:t xml:space="preserve"> </w:t>
-      </w:r>
-      <w:r>
-        <w:t xml:space="preserve">	</w:t>
-      </w:r>
-      <w:r>
         <w:t xml:space="preserve">Zikmund-Fisher BJ. The right tool is what they need, not what we have: A taxonomy of appropriate levels of precision in patient risk communication. Medical care research and review: MCRR. 2013;70: 37S–49S. doi:</w:t>
       </w:r>
-      <w:hyperlink r:id="rId175">
+      <w:hyperlink r:id="rId174">
         <w:r>
           <w:rPr>
             <w:rStyle w:val="Hyperlink"/>
@@ -11523,8 +11521,8 @@
         </w:r>
       </w:hyperlink>
     </w:p>
-    <w:bookmarkEnd w:id="176"/>
-    <w:bookmarkStart w:id="178" w:name="ref-fagerlinMakingNumbersMatter2007"/>
+    <w:bookmarkEnd w:id="175"/>
+    <w:bookmarkStart w:id="177" w:name="ref-fagerlinMakingNumbersMatter2007"/>
     <w:p>
       <w:pPr>
         <w:pStyle w:val="Bibliography"/>
@@ -11541,7 +11539,7 @@
       <w:r>
         <w:t xml:space="preserve">Fagerlin A, Ubel PA, Smith DM, Zikmund-Fisher BJ. Making numbers matter: Present and future research in risk communication. American Journal of Health Behavior. 2007;31 Suppl 1: S47–56. doi:</w:t>
       </w:r>
-      <w:hyperlink r:id="rId177">
+      <w:hyperlink r:id="rId176">
         <w:r>
           <w:rPr>
             <w:rStyle w:val="Hyperlink"/>
@@ -11550,8 +11548,8 @@
         </w:r>
       </w:hyperlink>
     </w:p>
-    <w:bookmarkEnd w:id="178"/>
-    <w:bookmarkStart w:id="180" w:name="X13b53253f4b8775a58215d7e1d3c0adbd73e844"/>
+    <w:bookmarkEnd w:id="177"/>
+    <w:bookmarkStart w:id="179" w:name="X13b53253f4b8775a58215d7e1d3c0adbd73e844"/>
     <w:p>
       <w:pPr>
         <w:pStyle w:val="Bibliography"/>
@@ -11568,7 +11566,7 @@
       <w:r>
         <w:t xml:space="preserve">Zipkin DA, Umscheid CA, Keating NL, Allen E, Aung K, Beyth R, et al. Evidence-based risk communication: A systematic review. Annals of Internal Medicine. 2014;161: 270–280. doi:</w:t>
       </w:r>
-      <w:hyperlink r:id="rId179">
+      <w:hyperlink r:id="rId178">
         <w:r>
           <w:rPr>
             <w:rStyle w:val="Hyperlink"/>
@@ -11577,8 +11575,8 @@
         </w:r>
       </w:hyperlink>
     </w:p>
-    <w:bookmarkEnd w:id="180"/>
-    <w:bookmarkStart w:id="182" w:name="Xa1b8899d52f2070e9a46165cf23fe2013b5e4a3"/>
+    <w:bookmarkEnd w:id="179"/>
+    <w:bookmarkStart w:id="181" w:name="Xa1b8899d52f2070e9a46165cf23fe2013b5e4a3"/>
     <w:p>
       <w:pPr>
         <w:pStyle w:val="Bibliography"/>
@@ -11607,7 +11605,7 @@
       <w:r>
         <w:t xml:space="preserve">model. Journal of Substance Abuse Treatment. 1995;12: 117–127. doi:</w:t>
       </w:r>
-      <w:hyperlink r:id="rId181">
+      <w:hyperlink r:id="rId180">
         <w:r>
           <w:rPr>
             <w:rStyle w:val="Hyperlink"/>
@@ -11616,8 +11614,8 @@
         </w:r>
       </w:hyperlink>
     </w:p>
-    <w:bookmarkEnd w:id="182"/>
-    <w:bookmarkStart w:id="184" w:name="X1e16a8cc741ec7d68b9bde12ee2c181d9d36a93"/>
+    <w:bookmarkEnd w:id="181"/>
+    <w:bookmarkStart w:id="183" w:name="X1e16a8cc741ec7d68b9bde12ee2c181d9d36a93"/>
     <w:p>
       <w:pPr>
         <w:pStyle w:val="Bibliography"/>
@@ -11652,7 +11650,7 @@
       <w:r>
         <w:t xml:space="preserve">. The Psychiatric clinics of North America. 2010;33: 511–525. doi:</w:t>
       </w:r>
-      <w:hyperlink r:id="rId183">
+      <w:hyperlink r:id="rId182">
         <w:r>
           <w:rPr>
             <w:rStyle w:val="Hyperlink"/>
@@ -11661,14 +11659,54 @@
         </w:r>
       </w:hyperlink>
     </w:p>
+    <w:bookmarkEnd w:id="183"/>
+    <w:bookmarkStart w:id="184" w:name="X0943ff04c0b05099bf4a8c8078db37e3463cff7"/>
+    <w:p>
+      <w:pPr>
+        <w:pStyle w:val="Bibliography"/>
+      </w:pPr>
+      <w:r>
+        <w:t xml:space="preserve">64.</w:t>
+      </w:r>
+      <w:r>
+        <w:t xml:space="preserve"> </w:t>
+      </w:r>
+      <w:r>
+        <w:t xml:space="preserve">	</w:t>
+      </w:r>
+      <w:r>
+        <w:t xml:space="preserve">Liese BS, Beck AT. Cognitive-</w:t>
+      </w:r>
+      <w:r>
+        <w:t xml:space="preserve">Behavioral Therapy</w:t>
+      </w:r>
+      <w:r>
+        <w:t xml:space="preserve"> </w:t>
+      </w:r>
+      <w:r>
+        <w:t xml:space="preserve">of</w:t>
+      </w:r>
+      <w:r>
+        <w:t xml:space="preserve"> </w:t>
+      </w:r>
+      <w:r>
+        <w:t xml:space="preserve">Addictive Disorders</w:t>
+      </w:r>
+      <w:r>
+        <w:t xml:space="preserve">. First edition. New York: The Guilford Press; 2022.</w:t>
+      </w:r>
+      <w:r>
+        <w:t xml:space="preserve"> </w:t>
+      </w:r>
+    </w:p>
     <w:bookmarkEnd w:id="184"/>
-    <w:bookmarkStart w:id="185" w:name="X0943ff04c0b05099bf4a8c8078db37e3463cff7"/>
+    <w:bookmarkStart w:id="185" w:name="X8e0e943878d1a2c3026b4a46f6c482e09849b94"/>
     <w:p>
       <w:pPr>
         <w:pStyle w:val="Bibliography"/>
       </w:pPr>
       <w:r>
-        <w:t xml:space="preserve">64.</w:t>
+        <w:t xml:space="preserve">65.</w:t>
       </w:r>
       <w:r>
         <w:t xml:space="preserve"> </w:t>
@@ -11677,38 +11715,59 @@
         <w:t xml:space="preserve">	</w:t>
       </w:r>
       <w:r>
-        <w:t xml:space="preserve">Liese BS, Beck AT. Cognitive-</w:t>
-      </w:r>
-      <w:r>
-        <w:t xml:space="preserve">Behavioral Therapy</w:t>
-      </w:r>
-      <w:r>
-        <w:t xml:space="preserve"> </w:t>
-      </w:r>
-      <w:r>
-        <w:t xml:space="preserve">of</w:t>
-      </w:r>
-      <w:r>
-        <w:t xml:space="preserve"> </w:t>
-      </w:r>
-      <w:r>
-        <w:t xml:space="preserve">Addictive Disorders</w:t>
-      </w:r>
-      <w:r>
-        <w:t xml:space="preserve">. First edition. New York: The Guilford Press; 2022.</w:t>
+        <w:t xml:space="preserve">Center for Substance Abuse Treatment. Counselor’s</w:t>
+      </w:r>
+      <w:r>
+        <w:t xml:space="preserve"> </w:t>
+      </w:r>
+      <w:r>
+        <w:t xml:space="preserve">Treatment Manual</w:t>
+      </w:r>
+      <w:r>
+        <w:t xml:space="preserve">:</w:t>
+      </w:r>
+      <w:r>
+        <w:t xml:space="preserve"> </w:t>
+      </w:r>
+      <w:r>
+        <w:t xml:space="preserve">Matrix Intensive Outpatient Treatment</w:t>
+      </w:r>
+      <w:r>
+        <w:t xml:space="preserve"> </w:t>
+      </w:r>
+      <w:r>
+        <w:t xml:space="preserve">for</w:t>
+      </w:r>
+      <w:r>
+        <w:t xml:space="preserve"> </w:t>
+      </w:r>
+      <w:r>
+        <w:t xml:space="preserve">People With Stimulant Use Disorders</w:t>
+      </w:r>
+      <w:r>
+        <w:t xml:space="preserve">. Rockville, MD:</w:t>
+      </w:r>
+      <w:r>
+        <w:t xml:space="preserve"> </w:t>
+      </w:r>
+      <w:r>
+        <w:t xml:space="preserve">Substance Abuse and Mental Health Services Administration</w:t>
+      </w:r>
+      <w:r>
+        <w:t xml:space="preserve">; 2006.</w:t>
       </w:r>
       <w:r>
         <w:t xml:space="preserve"> </w:t>
       </w:r>
     </w:p>
     <w:bookmarkEnd w:id="185"/>
-    <w:bookmarkStart w:id="186" w:name="X8e0e943878d1a2c3026b4a46f6c482e09849b94"/>
+    <w:bookmarkStart w:id="187" w:name="ref-fronkStressAllostasisSubstance2020"/>
     <w:p>
       <w:pPr>
         <w:pStyle w:val="Bibliography"/>
       </w:pPr>
       <w:r>
-        <w:t xml:space="preserve">65.</w:t>
+        <w:t xml:space="preserve">66.</w:t>
       </w:r>
       <w:r>
         <w:t xml:space="preserve"> </w:t>
@@ -11717,13 +11776,25 @@
         <w:t xml:space="preserve">	</w:t>
       </w:r>
       <w:r>
-        <w:t xml:space="preserve">Center for Substance Abuse Treatment. Counselor’s</w:t>
-      </w:r>
-      <w:r>
-        <w:t xml:space="preserve"> </w:t>
-      </w:r>
-      <w:r>
-        <w:t xml:space="preserve">Treatment Manual</w:t>
+        <w:t xml:space="preserve">Fronk GE, Sant’Ana SJ, Kaye JT, Curtin JJ. Stress</w:t>
+      </w:r>
+      <w:r>
+        <w:t xml:space="preserve"> </w:t>
+      </w:r>
+      <w:r>
+        <w:t xml:space="preserve">Allostasis</w:t>
+      </w:r>
+      <w:r>
+        <w:t xml:space="preserve"> </w:t>
+      </w:r>
+      <w:r>
+        <w:t xml:space="preserve">in</w:t>
+      </w:r>
+      <w:r>
+        <w:t xml:space="preserve"> </w:t>
+      </w:r>
+      <w:r>
+        <w:t xml:space="preserve">Substance Use Disorders</w:t>
       </w:r>
       <w:r>
         <w:t xml:space="preserve">:</w:t>
@@ -11732,59 +11803,25 @@
         <w:t xml:space="preserve"> </w:t>
       </w:r>
       <w:r>
-        <w:t xml:space="preserve">Matrix Intensive Outpatient Treatment</w:t>
-      </w:r>
-      <w:r>
-        <w:t xml:space="preserve"> </w:t>
-      </w:r>
-      <w:r>
-        <w:t xml:space="preserve">for</w:t>
-      </w:r>
-      <w:r>
-        <w:t xml:space="preserve"> </w:t>
-      </w:r>
-      <w:r>
-        <w:t xml:space="preserve">People With Stimulant Use Disorders</w:t>
-      </w:r>
-      <w:r>
-        <w:t xml:space="preserve">. Rockville, MD:</w:t>
-      </w:r>
-      <w:r>
-        <w:t xml:space="preserve"> </w:t>
-      </w:r>
-      <w:r>
-        <w:t xml:space="preserve">Substance Abuse and Mental Health Services Administration</w:t>
-      </w:r>
-      <w:r>
-        <w:t xml:space="preserve">; 2006.</w:t>
-      </w:r>
-      <w:r>
-        <w:t xml:space="preserve"> </w:t>
-      </w:r>
-    </w:p>
-    <w:bookmarkEnd w:id="186"/>
-    <w:bookmarkStart w:id="188" w:name="ref-fronkStressAllostasisSubstance2020"/>
-    <w:p>
-      <w:pPr>
-        <w:pStyle w:val="Bibliography"/>
-      </w:pPr>
-      <w:r>
-        <w:t xml:space="preserve">66.</w:t>
-      </w:r>
-      <w:r>
-        <w:t xml:space="preserve"> </w:t>
-      </w:r>
-      <w:r>
-        <w:t xml:space="preserve">	</w:t>
-      </w:r>
-      <w:r>
-        <w:t xml:space="preserve">Fronk GE, Sant’Ana SJ, Kaye JT, Curtin JJ. Stress</w:t>
-      </w:r>
-      <w:r>
-        <w:t xml:space="preserve"> </w:t>
-      </w:r>
-      <w:r>
-        <w:t xml:space="preserve">Allostasis</w:t>
+        <w:t xml:space="preserve">Promise</w:t>
+      </w:r>
+      <w:r>
+        <w:t xml:space="preserve">,</w:t>
+      </w:r>
+      <w:r>
+        <w:t xml:space="preserve"> </w:t>
+      </w:r>
+      <w:r>
+        <w:t xml:space="preserve">Progress</w:t>
+      </w:r>
+      <w:r>
+        <w:t xml:space="preserve">, and</w:t>
+      </w:r>
+      <w:r>
+        <w:t xml:space="preserve"> </w:t>
+      </w:r>
+      <w:r>
+        <w:t xml:space="preserve">Emerging Priorities</w:t>
       </w:r>
       <w:r>
         <w:t xml:space="preserve"> </w:t>
@@ -11796,51 +11833,12 @@
         <w:t xml:space="preserve"> </w:t>
       </w:r>
       <w:r>
-        <w:t xml:space="preserve">Substance Use Disorders</w:t>
-      </w:r>
-      <w:r>
-        <w:t xml:space="preserve">:</w:t>
-      </w:r>
-      <w:r>
-        <w:t xml:space="preserve"> </w:t>
-      </w:r>
-      <w:r>
-        <w:t xml:space="preserve">Promise</w:t>
-      </w:r>
-      <w:r>
-        <w:t xml:space="preserve">,</w:t>
-      </w:r>
-      <w:r>
-        <w:t xml:space="preserve"> </w:t>
-      </w:r>
-      <w:r>
-        <w:t xml:space="preserve">Progress</w:t>
-      </w:r>
-      <w:r>
-        <w:t xml:space="preserve">, and</w:t>
-      </w:r>
-      <w:r>
-        <w:t xml:space="preserve"> </w:t>
-      </w:r>
-      <w:r>
-        <w:t xml:space="preserve">Emerging Priorities</w:t>
-      </w:r>
-      <w:r>
-        <w:t xml:space="preserve"> </w:t>
-      </w:r>
-      <w:r>
-        <w:t xml:space="preserve">in</w:t>
-      </w:r>
-      <w:r>
-        <w:t xml:space="preserve"> </w:t>
-      </w:r>
-      <w:r>
         <w:t xml:space="preserve">Clinical Research</w:t>
       </w:r>
       <w:r>
         <w:t xml:space="preserve">. Annual Review of Clinical Psychology. 2020;16: 401–430. doi:</w:t>
       </w:r>
-      <w:hyperlink r:id="rId187">
+      <w:hyperlink r:id="rId186">
         <w:r>
           <w:rPr>
             <w:rStyle w:val="Hyperlink"/>
@@ -11849,8 +11847,8 @@
         </w:r>
       </w:hyperlink>
     </w:p>
-    <w:bookmarkEnd w:id="188"/>
-    <w:bookmarkStart w:id="190" w:name="ref-wyantMaximizingEngagementTrust2025"/>
+    <w:bookmarkEnd w:id="187"/>
+    <w:bookmarkStart w:id="189" w:name="ref-wyantMaximizingEngagementTrust2025"/>
     <w:p>
       <w:pPr>
         <w:pStyle w:val="Bibliography"/>
@@ -11939,7 +11937,7 @@
       <w:r>
         <w:t xml:space="preserve">. JMIR Research Protocols. 2025;14: e81697. doi:</w:t>
       </w:r>
-      <w:hyperlink r:id="rId189">
+      <w:hyperlink r:id="rId188">
         <w:r>
           <w:rPr>
             <w:rStyle w:val="Hyperlink"/>
@@ -11948,8 +11946,8 @@
         </w:r>
       </w:hyperlink>
     </w:p>
-    <w:bookmarkEnd w:id="190"/>
-    <w:bookmarkStart w:id="192" w:name="X9dfa929848d202736296032659cec14e42606bb"/>
+    <w:bookmarkEnd w:id="189"/>
+    <w:bookmarkStart w:id="191" w:name="X9dfa929848d202736296032659cec14e42606bb"/>
     <w:p>
       <w:pPr>
         <w:pStyle w:val="Bibliography"/>
@@ -11966,7 +11964,7 @@
       <w:r>
         <w:t xml:space="preserve">Jones A, Remmerswaal D, Verveer I, Robinson E, Franken IHA, Wen CKF, et al. Compliance with ecological momentary assessment protocols in substance users: A meta-analysis. Addiction (Abingdon, England). 2019;114: 609–619. doi:</w:t>
       </w:r>
-      <w:hyperlink r:id="rId191">
+      <w:hyperlink r:id="rId190">
         <w:r>
           <w:rPr>
             <w:rStyle w:val="Hyperlink"/>
@@ -11975,8 +11973,8 @@
         </w:r>
       </w:hyperlink>
     </w:p>
-    <w:bookmarkEnd w:id="192"/>
-    <w:bookmarkStart w:id="194" w:name="ref-baeLeveragingMobilePhone2023"/>
+    <w:bookmarkEnd w:id="191"/>
+    <w:bookmarkStart w:id="193" w:name="ref-baeLeveragingMobilePhone2023"/>
     <w:p>
       <w:pPr>
         <w:pStyle w:val="Bibliography"/>
@@ -12056,7 +12054,7 @@
       <w:r>
         <w:t xml:space="preserve">. JMIR formative research. 2023. doi:</w:t>
       </w:r>
-      <w:hyperlink r:id="rId193">
+      <w:hyperlink r:id="rId192">
         <w:r>
           <w:rPr>
             <w:rStyle w:val="Hyperlink"/>
@@ -12065,8 +12063,8 @@
         </w:r>
       </w:hyperlink>
     </w:p>
-    <w:bookmarkEnd w:id="194"/>
-    <w:bookmarkStart w:id="196" w:name="ref-huangActivityIdentificationGPS2010"/>
+    <w:bookmarkEnd w:id="193"/>
+    <w:bookmarkStart w:id="195" w:name="ref-huangActivityIdentificationGPS2010"/>
     <w:p>
       <w:pPr>
         <w:pStyle w:val="Bibliography"/>
@@ -12125,7 +12123,7 @@
       <w:r>
         <w:t xml:space="preserve">. New York, NY, USA: Association for Computing Machinery; 2010. pp. 27–30. doi:</w:t>
       </w:r>
-      <w:hyperlink r:id="rId195">
+      <w:hyperlink r:id="rId194">
         <w:r>
           <w:rPr>
             <w:rStyle w:val="Hyperlink"/>
@@ -12134,8 +12132,8 @@
         </w:r>
       </w:hyperlink>
     </w:p>
-    <w:bookmarkEnd w:id="196"/>
-    <w:bookmarkStart w:id="198" w:name="Xdcc3e6c1429a41e0448c7c169835e10027482a3"/>
+    <w:bookmarkEnd w:id="195"/>
+    <w:bookmarkStart w:id="197" w:name="Xdcc3e6c1429a41e0448c7c169835e10027482a3"/>
     <w:p>
       <w:pPr>
         <w:pStyle w:val="Bibliography"/>
@@ -12173,7 +12171,7 @@
       <w:r>
         <w:t xml:space="preserve">. New York, NY, USA: Association for Computing Machinery; 2009. pp. 25–32. doi:</w:t>
       </w:r>
-      <w:hyperlink r:id="rId197">
+      <w:hyperlink r:id="rId196">
         <w:r>
           <w:rPr>
             <w:rStyle w:val="Hyperlink"/>
@@ -12182,8 +12180,8 @@
         </w:r>
       </w:hyperlink>
     </w:p>
-    <w:bookmarkEnd w:id="198"/>
-    <w:bookmarkStart w:id="200" w:name="X3767008d16a8293168c856ccfc7bd4044275213"/>
+    <w:bookmarkEnd w:id="197"/>
+    <w:bookmarkStart w:id="199" w:name="X3767008d16a8293168c856ccfc7bd4044275213"/>
     <w:p>
       <w:pPr>
         <w:pStyle w:val="Bibliography"/>
@@ -12200,7 +12198,7 @@
       <w:r>
         <w:t xml:space="preserve">Leenaerts N, Soyster P, Ceccarini J, Sunaert S, Fisher A, Vrieze E. Person-specific and pooled prediction models for binge eating, alcohol use and binge drinking in bulimia nervosa and alcohol use disorder. Psychological Medicine. 2024;54: 2758–2773. doi:</w:t>
       </w:r>
-      <w:hyperlink r:id="rId199">
+      <w:hyperlink r:id="rId198">
         <w:r>
           <w:rPr>
             <w:rStyle w:val="Hyperlink"/>
@@ -12209,9 +12207,9 @@
         </w:r>
       </w:hyperlink>
     </w:p>
+    <w:bookmarkEnd w:id="199"/>
     <w:bookmarkEnd w:id="200"/>
     <w:bookmarkEnd w:id="201"/>
-    <w:bookmarkEnd w:id="202"/>
     <w:sectPr>
       <w:footnotePr>
         <w:numRestart w:val="eachSect"/>

--- a/index.docx
+++ b/index.docx
@@ -1396,7 +1396,7 @@
     <w:bookmarkEnd w:id="34"/>
     <w:bookmarkEnd w:id="35"/>
     <w:bookmarkEnd w:id="36"/>
-    <w:bookmarkStart w:id="69" w:name="results"/>
+    <w:bookmarkStart w:id="64" w:name="results"/>
     <w:p>
       <w:pPr>
         <w:pStyle w:val="Heading1"/>
@@ -6060,7 +6060,7 @@
       </w:hyperlink>
     </w:p>
     <w:bookmarkEnd w:id="39"/>
-    <w:bookmarkStart w:id="50" w:name="model-evaluation"/>
+    <w:bookmarkStart w:id="45" w:name="model-evaluation"/>
     <w:p>
       <w:pPr>
         <w:pStyle w:val="Heading2"/>
@@ -6073,6 +6073,12 @@
       <w:pPr>
         <w:pStyle w:val="FirstParagraph"/>
       </w:pPr>
+      <w:r>
+        <w:t xml:space="preserve">Panel A of</w:t>
+      </w:r>
+      <w:r>
+        <w:t xml:space="preserve"> </w:t>
+      </w:r>
       <w:hyperlink w:anchor="fig-pp">
         <w:r>
           <w:rPr>
@@ -6110,7 +6116,7 @@
             <w:r>
               <w:drawing>
                 <wp:inline>
-                  <wp:extent cx="5334000" cy="5334000"/>
+                  <wp:extent cx="5334000" cy="3810000"/>
                   <wp:effectExtent b="0" l="0" r="0" t="0"/>
                   <wp:docPr descr="" title="" id="41" name="Picture"/>
                   <a:graphic>
@@ -6124,6 +6130,1589 @@
                         </pic:nvPicPr>
                         <pic:blipFill>
                           <a:blip r:embed="rId40"/>
+                          <a:stretch>
+                            <a:fillRect/>
+                          </a:stretch>
+                        </pic:blipFill>
+                        <pic:spPr bwMode="auto">
+                          <a:xfrm>
+                            <a:off x="0" y="0"/>
+                            <a:ext cx="5334000" cy="3810000"/>
+                          </a:xfrm>
+                          <a:prstGeom prst="rect">
+                            <a:avLst/>
+                          </a:prstGeom>
+                          <a:noFill/>
+                          <a:ln w="9525">
+                            <a:noFill/>
+                            <a:headEnd/>
+                            <a:tailEnd/>
+                          </a:ln>
+                        </pic:spPr>
+                      </pic:pic>
+                    </a:graphicData>
+                  </a:graphic>
+                </wp:inline>
+              </w:drawing>
+            </w:r>
+          </w:p>
+          <w:p>
+            <w:pPr>
+              <w:jc w:val="center"/>
+            </w:pPr>
+            <w:pPr>
+              <w:jc w:val="left"/>
+              <w:spacing w:before="200"/>
+              <w:pStyle w:val="ImageCaption"/>
+            </w:pPr>
+            <w:r>
+              <w:t xml:space="preserve">Figure 2: Posterior probabilities for area under the receiver operating curve (auROC) by: A. model (No lag, 1-day, 3-day, 1-week, 2-week) and B. model and timing of lapse (first lapse, later lapse). auROC ranges from .5 (chance performance) to 1 (perfect performance). Median posterior probabilities over 12,000 posterior samples (4 chains × 3,000 samples) are depicted as points. Vertical lines represent the 95% Bayesian credible intervals for the posterior distribution.</w:t>
+            </w:r>
+          </w:p>
+          <w:bookmarkEnd w:id="43"/>
+        </w:tc>
+      </w:tr>
+    </w:tbl>
+    <w:p>
+      <w:pPr>
+        <w:pStyle w:val="BodyText"/>
+      </w:pPr>
+      <w:r>
+        <w:rPr>
+          <w:vertAlign w:val="subscript"/>
+        </w:rPr>
+        <w:t xml:space="preserve">Source:</w:t>
+      </w:r>
+      <w:r>
+        <w:rPr>
+          <w:vertAlign w:val="subscript"/>
+        </w:rPr>
+        <w:t xml:space="preserve"> </w:t>
+      </w:r>
+      <w:hyperlink r:id="rId44">
+        <w:r>
+          <w:rPr>
+            <w:rStyle w:val="Hyperlink"/>
+            <w:vertAlign w:val="subscript"/>
+          </w:rPr>
+          <w:t xml:space="preserve">Make All Figures for Main Manuscript</w:t>
+        </w:r>
+      </w:hyperlink>
+    </w:p>
+    <w:bookmarkEnd w:id="45"/>
+    <w:bookmarkStart w:id="48" w:name="model-comparisons"/>
+    <w:p>
+      <w:pPr>
+        <w:pStyle w:val="Heading2"/>
+      </w:pPr>
+      <w:r>
+        <w:t xml:space="preserve">Model Comparisons</w:t>
+      </w:r>
+    </w:p>
+    <w:p>
+      <w:pPr>
+        <w:pStyle w:val="FirstParagraph"/>
+      </w:pPr>
+      <w:hyperlink w:anchor="tbl-model">
+        <w:r>
+          <w:rPr>
+            <w:rStyle w:val="Hyperlink"/>
+          </w:rPr>
+          <w:t xml:space="preserve">Table 2</w:t>
+        </w:r>
+      </w:hyperlink>
+      <w:r>
+        <w:t xml:space="preserve"> </w:t>
+      </w:r>
+      <w:r>
+        <w:t xml:space="preserve">presents the median difference in auROC, 95% Bayesian CI, and posterior probability that that the auROC difference was smaller than 0 for all baseline and adjacent lag contrasts. Median auROC differences less than 0 indicate the more lagged model, on average, performed worse than the more immediate model (e.g., 1-day lag – no lag, 3-day lag – 1-day lag). There was strong evidence (probabilities = 1) that the lagged models performed worse than the baseline (no lag) model, with average drops in auROC ranging from 0.02-0.06, and the previous adjacent lagged model, with average drops in auROC ranging from 0.01-0.02.</w:t>
+      </w:r>
+    </w:p>
+    <w:tbl>
+      <w:tblPr>
+        <w:tblStyle w:val="Table"/>
+        <w:tblW w:type="pct" w:w="5000"/>
+        <w:tblLayout w:type="fixed"/>
+        <w:tblLook w:firstRow="0" w:lastRow="0" w:firstColumn="0" w:lastColumn="0" w:noHBand="0" w:noVBand="0" w:val="0000"/>
+      </w:tblPr>
+      <w:tblGrid>
+        <w:gridCol w:w="7920"/>
+      </w:tblGrid>
+      <w:tr>
+        <w:tc>
+          <w:tcPr/>
+          <w:bookmarkStart w:id="46" w:name="tbl-model"/>
+          <w:p>
+            <w:pPr>
+              <w:jc w:val="center"/>
+            </w:pPr>
+            <w:pPr>
+              <w:jc w:val="left"/>
+              <w:spacing w:before="200"/>
+              <w:pStyle w:val="ImageCaption"/>
+            </w:pPr>
+            <w:r>
+              <w:t xml:space="preserve">Table 2: Median difference in auROC, 95% Bayesian credible interval (CI), and posterior probability that that the auROC difference was smaller than 0 for all baseline and adjacent lag contrasts.</w:t>
+            </w:r>
+          </w:p>
+          <w:tbl>
+            <w:tblPr>
+              <w:tblStyle w:val="Table"/>
+              <w:tblW w:type="auto" w:w="0"/>
+              <w:tblLook w:firstRow="1" w:lastRow="1" w:firstColumn="0" w:lastColumn="0" w:noHBand="0" w:noVBand="0" w:val="0020"/>
+            </w:tblPr>
+            <w:tblGrid>
+              <w:gridCol w:w="1980"/>
+              <w:gridCol w:w="1980"/>
+              <w:gridCol w:w="1980"/>
+              <w:gridCol w:w="1980"/>
+            </w:tblGrid>
+            <w:tr>
+              <w:trPr>
+                <w:tblHeader w:val="on"/>
+              </w:trPr>
+              <w:tc>
+                <w:tcPr/>
+                <w:p>
+                  <w:pPr>
+                    <w:pStyle w:val="Compact"/>
+                    <w:jc w:val="left"/>
+                    <w:jc w:val="center"/>
+                  </w:pPr>
+                  <w:r>
+                    <w:t xml:space="preserve">Contrast</w:t>
+                  </w:r>
+                </w:p>
+              </w:tc>
+              <w:tc>
+                <w:tcPr/>
+                <w:p>
+                  <w:pPr>
+                    <w:pStyle w:val="Compact"/>
+                    <w:jc w:val="left"/>
+                    <w:jc w:val="center"/>
+                  </w:pPr>
+                  <w:r>
+                    <w:t xml:space="preserve">Median</w:t>
+                  </w:r>
+                </w:p>
+              </w:tc>
+              <w:tc>
+                <w:tcPr/>
+                <w:p>
+                  <w:pPr>
+                    <w:pStyle w:val="Compact"/>
+                    <w:jc w:val="left"/>
+                    <w:jc w:val="center"/>
+                  </w:pPr>
+                  <w:r>
+                    <w:t xml:space="preserve">Bayesian CI</w:t>
+                  </w:r>
+                </w:p>
+              </w:tc>
+              <w:tc>
+                <w:tcPr/>
+                <w:p>
+                  <w:pPr>
+                    <w:pStyle w:val="Compact"/>
+                    <w:jc w:val="left"/>
+                    <w:jc w:val="center"/>
+                  </w:pPr>
+                  <w:r>
+                    <w:t xml:space="preserve">Probability</w:t>
+                  </w:r>
+                </w:p>
+              </w:tc>
+            </w:tr>
+            <w:tr>
+              <w:tc>
+                <w:tcPr/>
+                <w:p>
+                  <w:pPr>
+                    <w:pStyle w:val="Compact"/>
+                    <w:jc w:val="left"/>
+                    <w:jc w:val="center"/>
+                  </w:pPr>
+                  <w:r>
+                    <w:t xml:space="preserve">Baseline Contrasts</w:t>
+                  </w:r>
+                </w:p>
+              </w:tc>
+              <w:tc>
+                <w:tcPr/>
+                <w:p>
+                  <w:pPr>
+                    <w:pStyle w:val="Compact"/>
+                  </w:pPr>
+                </w:p>
+              </w:tc>
+              <w:tc>
+                <w:tcPr/>
+                <w:p>
+                  <w:pPr>
+                    <w:pStyle w:val="Compact"/>
+                  </w:pPr>
+                </w:p>
+              </w:tc>
+              <w:tc>
+                <w:tcPr/>
+                <w:p>
+                  <w:pPr>
+                    <w:pStyle w:val="Compact"/>
+                  </w:pPr>
+                </w:p>
+              </w:tc>
+            </w:tr>
+            <w:tr>
+              <w:tc>
+                <w:tcPr>
+                  <w:gridSpan w:val="4"/>
+                </w:tcPr>
+                <w:p>
+                  <w:pPr>
+                    <w:pStyle w:val="Compact"/>
+                    <w:jc w:val="left"/>
+                    <w:jc w:val="center"/>
+                  </w:pPr>
+                </w:p>
+              </w:tc>
+            </w:tr>
+            <w:tr>
+              <w:tc>
+                <w:tcPr/>
+                <w:p>
+                  <w:pPr>
+                    <w:pStyle w:val="Compact"/>
+                    <w:jc w:val="left"/>
+                    <w:jc w:val="center"/>
+                  </w:pPr>
+                  <w:r>
+                    <w:t xml:space="preserve">1-day vs. No lag</w:t>
+                  </w:r>
+                </w:p>
+              </w:tc>
+              <w:tc>
+                <w:tcPr/>
+                <w:p>
+                  <w:pPr>
+                    <w:pStyle w:val="Compact"/>
+                    <w:jc w:val="left"/>
+                    <w:jc w:val="center"/>
+                  </w:pPr>
+                  <w:r>
+                    <w:t xml:space="preserve">-0.021</w:t>
+                  </w:r>
+                </w:p>
+              </w:tc>
+              <w:tc>
+                <w:tcPr/>
+                <w:p>
+                  <w:pPr>
+                    <w:pStyle w:val="Compact"/>
+                    <w:jc w:val="left"/>
+                    <w:jc w:val="center"/>
+                  </w:pPr>
+                  <w:r>
+                    <w:t xml:space="preserve">[-0.025, -0.017]</w:t>
+                  </w:r>
+                </w:p>
+              </w:tc>
+              <w:tc>
+                <w:tcPr/>
+                <w:p>
+                  <w:pPr>
+                    <w:pStyle w:val="Compact"/>
+                    <w:jc w:val="left"/>
+                    <w:jc w:val="center"/>
+                  </w:pPr>
+                  <w:r>
+                    <w:t xml:space="preserve">1</w:t>
+                  </w:r>
+                </w:p>
+              </w:tc>
+            </w:tr>
+            <w:tr>
+              <w:tc>
+                <w:tcPr/>
+                <w:p>
+                  <w:pPr>
+                    <w:pStyle w:val="Compact"/>
+                    <w:jc w:val="left"/>
+                    <w:jc w:val="center"/>
+                  </w:pPr>
+                  <w:r>
+                    <w:t xml:space="preserve">3-day vs. No lag</w:t>
+                  </w:r>
+                </w:p>
+              </w:tc>
+              <w:tc>
+                <w:tcPr/>
+                <w:p>
+                  <w:pPr>
+                    <w:pStyle w:val="Compact"/>
+                    <w:jc w:val="left"/>
+                    <w:jc w:val="center"/>
+                  </w:pPr>
+                  <w:r>
+                    <w:t xml:space="preserve">-0.03</w:t>
+                  </w:r>
+                </w:p>
+              </w:tc>
+              <w:tc>
+                <w:tcPr/>
+                <w:p>
+                  <w:pPr>
+                    <w:pStyle w:val="Compact"/>
+                    <w:jc w:val="left"/>
+                    <w:jc w:val="center"/>
+                  </w:pPr>
+                  <w:r>
+                    <w:t xml:space="preserve">[-0.035, -0.025]</w:t>
+                  </w:r>
+                </w:p>
+              </w:tc>
+              <w:tc>
+                <w:tcPr/>
+                <w:p>
+                  <w:pPr>
+                    <w:pStyle w:val="Compact"/>
+                    <w:jc w:val="left"/>
+                    <w:jc w:val="center"/>
+                  </w:pPr>
+                  <w:r>
+                    <w:t xml:space="preserve">1</w:t>
+                  </w:r>
+                </w:p>
+              </w:tc>
+            </w:tr>
+            <w:tr>
+              <w:tc>
+                <w:tcPr/>
+                <w:p>
+                  <w:pPr>
+                    <w:pStyle w:val="Compact"/>
+                    <w:jc w:val="left"/>
+                    <w:jc w:val="center"/>
+                  </w:pPr>
+                  <w:r>
+                    <w:t xml:space="preserve">1-week vs. No lag</w:t>
+                  </w:r>
+                </w:p>
+              </w:tc>
+              <w:tc>
+                <w:tcPr/>
+                <w:p>
+                  <w:pPr>
+                    <w:pStyle w:val="Compact"/>
+                    <w:jc w:val="left"/>
+                    <w:jc w:val="center"/>
+                  </w:pPr>
+                  <w:r>
+                    <w:t xml:space="preserve">-0.042</w:t>
+                  </w:r>
+                </w:p>
+              </w:tc>
+              <w:tc>
+                <w:tcPr/>
+                <w:p>
+                  <w:pPr>
+                    <w:pStyle w:val="Compact"/>
+                    <w:jc w:val="left"/>
+                    <w:jc w:val="center"/>
+                  </w:pPr>
+                  <w:r>
+                    <w:t xml:space="preserve">[-0.048, -0.037]</w:t>
+                  </w:r>
+                </w:p>
+              </w:tc>
+              <w:tc>
+                <w:tcPr/>
+                <w:p>
+                  <w:pPr>
+                    <w:pStyle w:val="Compact"/>
+                    <w:jc w:val="left"/>
+                    <w:jc w:val="center"/>
+                  </w:pPr>
+                  <w:r>
+                    <w:t xml:space="preserve">1</w:t>
+                  </w:r>
+                </w:p>
+              </w:tc>
+            </w:tr>
+            <w:tr>
+              <w:tc>
+                <w:tcPr/>
+                <w:p>
+                  <w:pPr>
+                    <w:pStyle w:val="Compact"/>
+                    <w:jc w:val="left"/>
+                    <w:jc w:val="center"/>
+                  </w:pPr>
+                  <w:r>
+                    <w:t xml:space="preserve">2-week vs. No lag</w:t>
+                  </w:r>
+                </w:p>
+              </w:tc>
+              <w:tc>
+                <w:tcPr/>
+                <w:p>
+                  <w:pPr>
+                    <w:pStyle w:val="Compact"/>
+                    <w:jc w:val="left"/>
+                    <w:jc w:val="center"/>
+                  </w:pPr>
+                  <w:r>
+                    <w:t xml:space="preserve">-0.062</w:t>
+                  </w:r>
+                </w:p>
+              </w:tc>
+              <w:tc>
+                <w:tcPr/>
+                <w:p>
+                  <w:pPr>
+                    <w:pStyle w:val="Compact"/>
+                    <w:jc w:val="left"/>
+                    <w:jc w:val="center"/>
+                  </w:pPr>
+                  <w:r>
+                    <w:t xml:space="preserve">[-0.07, -0.056]</w:t>
+                  </w:r>
+                </w:p>
+              </w:tc>
+              <w:tc>
+                <w:tcPr/>
+                <w:p>
+                  <w:pPr>
+                    <w:pStyle w:val="Compact"/>
+                    <w:jc w:val="left"/>
+                    <w:jc w:val="center"/>
+                  </w:pPr>
+                  <w:r>
+                    <w:t xml:space="preserve">1</w:t>
+                  </w:r>
+                </w:p>
+              </w:tc>
+            </w:tr>
+            <w:tr>
+              <w:tc>
+                <w:tcPr/>
+                <w:p>
+                  <w:pPr>
+                    <w:pStyle w:val="Compact"/>
+                    <w:jc w:val="left"/>
+                    <w:jc w:val="center"/>
+                  </w:pPr>
+                  <w:r>
+                    <w:t xml:space="preserve">Adjacent Contrasts</w:t>
+                  </w:r>
+                </w:p>
+              </w:tc>
+              <w:tc>
+                <w:tcPr/>
+                <w:p>
+                  <w:pPr>
+                    <w:pStyle w:val="Compact"/>
+                  </w:pPr>
+                </w:p>
+              </w:tc>
+              <w:tc>
+                <w:tcPr/>
+                <w:p>
+                  <w:pPr>
+                    <w:pStyle w:val="Compact"/>
+                  </w:pPr>
+                </w:p>
+              </w:tc>
+              <w:tc>
+                <w:tcPr/>
+                <w:p>
+                  <w:pPr>
+                    <w:pStyle w:val="Compact"/>
+                  </w:pPr>
+                </w:p>
+              </w:tc>
+            </w:tr>
+            <w:tr>
+              <w:tc>
+                <w:tcPr>
+                  <w:gridSpan w:val="4"/>
+                </w:tcPr>
+                <w:p>
+                  <w:pPr>
+                    <w:pStyle w:val="Compact"/>
+                    <w:jc w:val="left"/>
+                    <w:jc w:val="center"/>
+                  </w:pPr>
+                </w:p>
+              </w:tc>
+            </w:tr>
+            <w:tr>
+              <w:tc>
+                <w:tcPr/>
+                <w:p>
+                  <w:pPr>
+                    <w:pStyle w:val="Compact"/>
+                    <w:jc w:val="left"/>
+                    <w:jc w:val="center"/>
+                  </w:pPr>
+                  <w:r>
+                    <w:t xml:space="preserve">3-day vs. 1-day</w:t>
+                  </w:r>
+                </w:p>
+              </w:tc>
+              <w:tc>
+                <w:tcPr/>
+                <w:p>
+                  <w:pPr>
+                    <w:pStyle w:val="Compact"/>
+                    <w:jc w:val="left"/>
+                    <w:jc w:val="center"/>
+                  </w:pPr>
+                  <w:r>
+                    <w:t xml:space="preserve">-0.009</w:t>
+                  </w:r>
+                </w:p>
+              </w:tc>
+              <w:tc>
+                <w:tcPr/>
+                <w:p>
+                  <w:pPr>
+                    <w:pStyle w:val="Compact"/>
+                    <w:jc w:val="left"/>
+                    <w:jc w:val="center"/>
+                  </w:pPr>
+                  <w:r>
+                    <w:t xml:space="preserve">[-0.013, -0.005]</w:t>
+                  </w:r>
+                </w:p>
+              </w:tc>
+              <w:tc>
+                <w:tcPr/>
+                <w:p>
+                  <w:pPr>
+                    <w:pStyle w:val="Compact"/>
+                    <w:jc w:val="left"/>
+                    <w:jc w:val="center"/>
+                  </w:pPr>
+                  <w:r>
+                    <w:t xml:space="preserve">1</w:t>
+                  </w:r>
+                </w:p>
+              </w:tc>
+            </w:tr>
+            <w:tr>
+              <w:tc>
+                <w:tcPr/>
+                <w:p>
+                  <w:pPr>
+                    <w:pStyle w:val="Compact"/>
+                    <w:jc w:val="left"/>
+                    <w:jc w:val="center"/>
+                  </w:pPr>
+                  <w:r>
+                    <w:t xml:space="preserve">1-week vs. 3-day</w:t>
+                  </w:r>
+                </w:p>
+              </w:tc>
+              <w:tc>
+                <w:tcPr/>
+                <w:p>
+                  <w:pPr>
+                    <w:pStyle w:val="Compact"/>
+                    <w:jc w:val="left"/>
+                    <w:jc w:val="center"/>
+                  </w:pPr>
+                  <w:r>
+                    <w:t xml:space="preserve">-0.012</w:t>
+                  </w:r>
+                </w:p>
+              </w:tc>
+              <w:tc>
+                <w:tcPr/>
+                <w:p>
+                  <w:pPr>
+                    <w:pStyle w:val="Compact"/>
+                    <w:jc w:val="left"/>
+                    <w:jc w:val="center"/>
+                  </w:pPr>
+                  <w:r>
+                    <w:t xml:space="preserve">[-0.017, -0.008]</w:t>
+                  </w:r>
+                </w:p>
+              </w:tc>
+              <w:tc>
+                <w:tcPr/>
+                <w:p>
+                  <w:pPr>
+                    <w:pStyle w:val="Compact"/>
+                    <w:jc w:val="left"/>
+                    <w:jc w:val="center"/>
+                  </w:pPr>
+                  <w:r>
+                    <w:t xml:space="preserve">1</w:t>
+                  </w:r>
+                </w:p>
+              </w:tc>
+            </w:tr>
+            <w:tr>
+              <w:tc>
+                <w:tcPr/>
+                <w:p>
+                  <w:pPr>
+                    <w:pStyle w:val="Compact"/>
+                    <w:jc w:val="left"/>
+                    <w:jc w:val="center"/>
+                  </w:pPr>
+                  <w:r>
+                    <w:t xml:space="preserve">2-week vs. 1-week</w:t>
+                  </w:r>
+                </w:p>
+              </w:tc>
+              <w:tc>
+                <w:tcPr/>
+                <w:p>
+                  <w:pPr>
+                    <w:pStyle w:val="Compact"/>
+                    <w:jc w:val="left"/>
+                    <w:jc w:val="center"/>
+                  </w:pPr>
+                  <w:r>
+                    <w:t xml:space="preserve">-0.02</w:t>
+                  </w:r>
+                </w:p>
+              </w:tc>
+              <w:tc>
+                <w:tcPr/>
+                <w:p>
+                  <w:pPr>
+                    <w:pStyle w:val="Compact"/>
+                    <w:jc w:val="left"/>
+                    <w:jc w:val="center"/>
+                  </w:pPr>
+                  <w:r>
+                    <w:t xml:space="preserve">[-0.026, -0.015]</w:t>
+                  </w:r>
+                </w:p>
+              </w:tc>
+              <w:tc>
+                <w:tcPr/>
+                <w:p>
+                  <w:pPr>
+                    <w:pStyle w:val="Compact"/>
+                    <w:jc w:val="left"/>
+                    <w:jc w:val="center"/>
+                  </w:pPr>
+                  <w:r>
+                    <w:t xml:space="preserve">1</w:t>
+                  </w:r>
+                </w:p>
+              </w:tc>
+            </w:tr>
+            <w:tr>
+              <w:tc>
+                <w:tcPr/>
+                <w:p>
+                  <w:pPr>
+                    <w:pStyle w:val="Compact"/>
+                    <w:jc w:val="left"/>
+                    <w:jc w:val="center"/>
+                  </w:pPr>
+                  <w:r>
+                    <w:t xml:space="preserve"> </w:t>
+                  </w:r>
+                  <w:r>
+                    <w:t xml:space="preserve">Median auROC differences less than 0 indicate the more lagged model, on average, performed worse than the more immediate model (e.g., 1-day lag - no lag, 3-day lag - 1-day lag). Bayesian CI represents the range of values where there is a 95% probability that the true auROC difference lies within that range. Probability indicates the posterior probability that this difference is smaller than 0 (i.e., the models are performing differently).</w:t>
+                  </w:r>
+                </w:p>
+              </w:tc>
+              <w:tc>
+                <w:tcPr/>
+                <w:p>
+                  <w:pPr>
+                    <w:pStyle w:val="Compact"/>
+                  </w:pPr>
+                </w:p>
+              </w:tc>
+              <w:tc>
+                <w:tcPr/>
+                <w:p>
+                  <w:pPr>
+                    <w:pStyle w:val="Compact"/>
+                  </w:pPr>
+                </w:p>
+              </w:tc>
+              <w:tc>
+                <w:tcPr/>
+                <w:p>
+                  <w:pPr>
+                    <w:pStyle w:val="Compact"/>
+                  </w:pPr>
+                </w:p>
+              </w:tc>
+            </w:tr>
+          </w:tbl>
+          <w:bookmarkEnd w:id="46"/>
+          <w:p/>
+        </w:tc>
+      </w:tr>
+    </w:tbl>
+    <w:p>
+      <w:pPr>
+        <w:pStyle w:val="BodyText"/>
+      </w:pPr>
+      <w:r>
+        <w:rPr>
+          <w:vertAlign w:val="subscript"/>
+        </w:rPr>
+        <w:t xml:space="preserve">Source:</w:t>
+      </w:r>
+      <w:r>
+        <w:rPr>
+          <w:vertAlign w:val="subscript"/>
+        </w:rPr>
+        <w:t xml:space="preserve"> </w:t>
+      </w:r>
+      <w:hyperlink r:id="rId47">
+        <w:r>
+          <w:rPr>
+            <w:rStyle w:val="Hyperlink"/>
+            <w:vertAlign w:val="subscript"/>
+          </w:rPr>
+          <w:t xml:space="preserve">Make All Tables for Main Manuscript</w:t>
+        </w:r>
+      </w:hyperlink>
+    </w:p>
+    <w:bookmarkEnd w:id="48"/>
+    <w:bookmarkStart w:id="51" w:name="fairness-analyses-1"/>
+    <w:p>
+      <w:pPr>
+        <w:pStyle w:val="Heading2"/>
+      </w:pPr>
+      <w:r>
+        <w:t xml:space="preserve">Fairness Analyses</w:t>
+      </w:r>
+    </w:p>
+    <w:p>
+      <w:pPr>
+        <w:pStyle w:val="FirstParagraph"/>
+      </w:pPr>
+      <w:hyperlink w:anchor="tbl-fairness">
+        <w:r>
+          <w:rPr>
+            <w:rStyle w:val="Hyperlink"/>
+          </w:rPr>
+          <w:t xml:space="preserve">Table 3</w:t>
+        </w:r>
+      </w:hyperlink>
+      <w:r>
+        <w:t xml:space="preserve"> </w:t>
+      </w:r>
+      <w:r>
+        <w:t xml:space="preserve">presents the median difference in auROC, 95% Bayesian CI, and posterior probability that the auROC difference was smaller than 0 for the three fairness contrasts: race/ethnicity (non-White and/or Hispanic;</w:t>
+      </w:r>
+      <w:r>
+        <w:t xml:space="preserve"> </w:t>
+      </w:r>
+      <w:r>
+        <w:rPr>
+          <w:i/>
+          <w:iCs/>
+        </w:rPr>
+        <w:t xml:space="preserve">N</w:t>
+      </w:r>
+      <w:r>
+        <w:t xml:space="preserve"> </w:t>
+      </w:r>
+      <w:r>
+        <w:t xml:space="preserve">= 20 vs. Non-Hispanic White;</w:t>
+      </w:r>
+      <w:r>
+        <w:t xml:space="preserve"> </w:t>
+      </w:r>
+      <w:r>
+        <w:rPr>
+          <w:i/>
+          <w:iCs/>
+        </w:rPr>
+        <w:t xml:space="preserve">N</w:t>
+      </w:r>
+      <w:r>
+        <w:t xml:space="preserve"> </w:t>
+      </w:r>
+      <w:r>
+        <w:t xml:space="preserve">= 131), sex at birth (female;</w:t>
+      </w:r>
+      <w:r>
+        <w:t xml:space="preserve"> </w:t>
+      </w:r>
+      <w:r>
+        <w:rPr>
+          <w:i/>
+          <w:iCs/>
+        </w:rPr>
+        <w:t xml:space="preserve">N</w:t>
+      </w:r>
+      <w:r>
+        <w:t xml:space="preserve"> </w:t>
+      </w:r>
+      <w:r>
+        <w:t xml:space="preserve">= 74 vs. male;</w:t>
+      </w:r>
+      <w:r>
+        <w:t xml:space="preserve"> </w:t>
+      </w:r>
+      <w:r>
+        <w:rPr>
+          <w:i/>
+          <w:iCs/>
+        </w:rPr>
+        <w:t xml:space="preserve">N</w:t>
+      </w:r>
+      <w:r>
+        <w:t xml:space="preserve"> </w:t>
+      </w:r>
+      <w:r>
+        <w:t xml:space="preserve">= 77), and income (below poverty line;</w:t>
+      </w:r>
+      <w:r>
+        <w:t xml:space="preserve"> </w:t>
+      </w:r>
+      <w:r>
+        <w:rPr>
+          <w:i/>
+          <w:iCs/>
+        </w:rPr>
+        <w:t xml:space="preserve">N</w:t>
+      </w:r>
+      <w:r>
+        <w:t xml:space="preserve"> </w:t>
+      </w:r>
+      <w:r>
+        <w:t xml:space="preserve">= 49 vs. above poverty line;</w:t>
+      </w:r>
+      <w:r>
+        <w:t xml:space="preserve"> </w:t>
+      </w:r>
+      <w:r>
+        <w:rPr>
+          <w:i/>
+          <w:iCs/>
+        </w:rPr>
+        <w:t xml:space="preserve">N</w:t>
+      </w:r>
+      <w:r>
+        <w:t xml:space="preserve"> </w:t>
+      </w:r>
+      <w:r>
+        <w:t xml:space="preserve">= 102). Median auROC differences less than 0 indicate the model, on average, performed worse for the non-advantaged group (female, non-White and/or Hispanic, below poverty line) compared to the advantaged group (male, non-Hispanic White, and above poverty line). In</w:t>
+      </w:r>
+      <w:r>
+        <w:t xml:space="preserve"> </w:t>
+      </w:r>
+      <w:hyperlink w:anchor="tbl-fairness">
+        <w:r>
+          <w:rPr>
+            <w:rStyle w:val="Hyperlink"/>
+          </w:rPr>
+          <w:t xml:space="preserve">Table 3</w:t>
+        </w:r>
+      </w:hyperlink>
+      <w:r>
+        <w:t xml:space="preserve"> </w:t>
+      </w:r>
+      <w:r>
+        <w:t xml:space="preserve">we present fairness analyses for our baseline model (no lag) and for our longest lagged model (2-week lag), as this is likely the most clinically useful lagged model for providing advanced warning of lapse risk. Fairness analyses for all five models are available in the supplement.</w:t>
+      </w:r>
+    </w:p>
+    <w:p>
+      <w:pPr>
+        <w:pStyle w:val="BodyText"/>
+      </w:pPr>
+      <w:r>
+        <w:t xml:space="preserve">There was strong evidence (probabilities &gt; .84) that our models performed worse for the non-advantaged groups compared to the advantaged groups. On average, across all five models, there was a median decrease in auROC of 0.13 (range 0.13-0.17) for participants who were non-White and/or Hispanic compared to participants who were non-Hispanic White. On average, across all five models, there was a median decrease in auROC of 0.05 (range 0.04-0.10) for female participants compared to male participants. On average, across all five models, there was a median decrease in auROC of 0.02 (range 0.01-0.04) for participants below the federal poverty line compared to participants above the federal poverty line.</w:t>
+      </w:r>
+    </w:p>
+    <w:p>
+      <w:pPr>
+        <w:pStyle w:val="BodyText"/>
+      </w:pPr>
+      <w:r>
+        <w:t xml:space="preserve">The proportion of positive lapse labels over all labels (lapse and no lapse) for each demographic subgroup were relatively consistent across groups: race/ethnicity (6%, non-White and/or Hispanic vs. 8%, non-Hispanic White), income (12%, below poverty line vs. 7%, above poverty line), sex at birth (9%, female vs. 7%, male).</w:t>
+      </w:r>
+    </w:p>
+    <w:tbl>
+      <w:tblPr>
+        <w:tblStyle w:val="Table"/>
+        <w:tblW w:type="pct" w:w="5000"/>
+        <w:tblLayout w:type="fixed"/>
+        <w:tblLook w:firstRow="0" w:lastRow="0" w:firstColumn="0" w:lastColumn="0" w:noHBand="0" w:noVBand="0" w:val="0000"/>
+      </w:tblPr>
+      <w:tblGrid>
+        <w:gridCol w:w="7920"/>
+      </w:tblGrid>
+      <w:tr>
+        <w:tc>
+          <w:tcPr/>
+          <w:bookmarkStart w:id="49" w:name="tbl-fairness"/>
+          <w:p>
+            <w:pPr>
+              <w:jc w:val="center"/>
+            </w:pPr>
+            <w:pPr>
+              <w:jc w:val="left"/>
+              <w:spacing w:before="200"/>
+              <w:pStyle w:val="ImageCaption"/>
+            </w:pPr>
+            <w:r>
+              <w:t xml:space="preserve">Table 3: Median difference in auROC, 95% Bayesian credible interval (CI), and posterior probability that that the auROC difference was smaller than 0 for fairness contrasts for the no lag and 2-week lagged models.</w:t>
+            </w:r>
+          </w:p>
+          <w:tbl>
+            <w:tblPr>
+              <w:tblStyle w:val="Table"/>
+              <w:tblW w:type="auto" w:w="0"/>
+              <w:tblLook w:firstRow="1" w:lastRow="1" w:firstColumn="0" w:lastColumn="0" w:noHBand="0" w:noVBand="0" w:val="0020"/>
+            </w:tblPr>
+            <w:tblGrid>
+              <w:gridCol w:w="1980"/>
+              <w:gridCol w:w="1980"/>
+              <w:gridCol w:w="1980"/>
+              <w:gridCol w:w="1980"/>
+            </w:tblGrid>
+            <w:tr>
+              <w:trPr>
+                <w:tblHeader w:val="on"/>
+              </w:trPr>
+              <w:tc>
+                <w:tcPr/>
+                <w:p>
+                  <w:pPr>
+                    <w:pStyle w:val="Compact"/>
+                    <w:jc w:val="left"/>
+                    <w:jc w:val="center"/>
+                  </w:pPr>
+                  <w:r>
+                    <w:t xml:space="preserve">Contrast</w:t>
+                  </w:r>
+                </w:p>
+              </w:tc>
+              <w:tc>
+                <w:tcPr/>
+                <w:p>
+                  <w:pPr>
+                    <w:pStyle w:val="Compact"/>
+                    <w:jc w:val="left"/>
+                    <w:jc w:val="center"/>
+                  </w:pPr>
+                  <w:r>
+                    <w:t xml:space="preserve">Median</w:t>
+                  </w:r>
+                </w:p>
+              </w:tc>
+              <w:tc>
+                <w:tcPr/>
+                <w:p>
+                  <w:pPr>
+                    <w:pStyle w:val="Compact"/>
+                    <w:jc w:val="left"/>
+                    <w:jc w:val="center"/>
+                  </w:pPr>
+                  <w:r>
+                    <w:t xml:space="preserve">Bayesian CI</w:t>
+                  </w:r>
+                </w:p>
+              </w:tc>
+              <w:tc>
+                <w:tcPr/>
+                <w:p>
+                  <w:pPr>
+                    <w:pStyle w:val="Compact"/>
+                    <w:jc w:val="left"/>
+                    <w:jc w:val="center"/>
+                  </w:pPr>
+                  <w:r>
+                    <w:t xml:space="preserve">Probability</w:t>
+                  </w:r>
+                </w:p>
+              </w:tc>
+            </w:tr>
+            <w:tr>
+              <w:tc>
+                <w:tcPr/>
+                <w:p>
+                  <w:pPr>
+                    <w:pStyle w:val="Compact"/>
+                    <w:jc w:val="left"/>
+                    <w:jc w:val="center"/>
+                  </w:pPr>
+                  <w:r>
+                    <w:t xml:space="preserve">Fairness Contrasts (No Lag)</w:t>
+                  </w:r>
+                </w:p>
+              </w:tc>
+              <w:tc>
+                <w:tcPr/>
+                <w:p>
+                  <w:pPr>
+                    <w:pStyle w:val="Compact"/>
+                  </w:pPr>
+                </w:p>
+              </w:tc>
+              <w:tc>
+                <w:tcPr/>
+                <w:p>
+                  <w:pPr>
+                    <w:pStyle w:val="Compact"/>
+                  </w:pPr>
+                </w:p>
+              </w:tc>
+              <w:tc>
+                <w:tcPr/>
+                <w:p>
+                  <w:pPr>
+                    <w:pStyle w:val="Compact"/>
+                  </w:pPr>
+                </w:p>
+              </w:tc>
+            </w:tr>
+            <w:tr>
+              <w:tc>
+                <w:tcPr>
+                  <w:gridSpan w:val="4"/>
+                </w:tcPr>
+                <w:p>
+                  <w:pPr>
+                    <w:pStyle w:val="Compact"/>
+                    <w:jc w:val="left"/>
+                    <w:jc w:val="center"/>
+                  </w:pPr>
+                </w:p>
+              </w:tc>
+            </w:tr>
+            <w:tr>
+              <w:tc>
+                <w:tcPr/>
+                <w:p>
+                  <w:pPr>
+                    <w:pStyle w:val="Compact"/>
+                    <w:jc w:val="left"/>
+                    <w:jc w:val="center"/>
+                  </w:pPr>
+                  <w:r>
+                    <w:t xml:space="preserve">female vs. male</w:t>
+                  </w:r>
+                </w:p>
+              </w:tc>
+              <w:tc>
+                <w:tcPr/>
+                <w:p>
+                  <w:pPr>
+                    <w:pStyle w:val="Compact"/>
+                    <w:jc w:val="left"/>
+                    <w:jc w:val="center"/>
+                  </w:pPr>
+                  <w:r>
+                    <w:t xml:space="preserve">-0.043</w:t>
+                  </w:r>
+                </w:p>
+              </w:tc>
+              <w:tc>
+                <w:tcPr/>
+                <w:p>
+                  <w:pPr>
+                    <w:pStyle w:val="Compact"/>
+                    <w:jc w:val="left"/>
+                    <w:jc w:val="center"/>
+                  </w:pPr>
+                  <w:r>
+                    <w:t xml:space="preserve">[-0.059, -0.028]</w:t>
+                  </w:r>
+                </w:p>
+              </w:tc>
+              <w:tc>
+                <w:tcPr/>
+                <w:p>
+                  <w:pPr>
+                    <w:pStyle w:val="Compact"/>
+                    <w:jc w:val="left"/>
+                    <w:jc w:val="center"/>
+                  </w:pPr>
+                  <w:r>
+                    <w:t xml:space="preserve">1</w:t>
+                  </w:r>
+                </w:p>
+              </w:tc>
+            </w:tr>
+            <w:tr>
+              <w:tc>
+                <w:tcPr/>
+                <w:p>
+                  <w:pPr>
+                    <w:pStyle w:val="Compact"/>
+                    <w:jc w:val="left"/>
+                    <w:jc w:val="center"/>
+                  </w:pPr>
+                  <w:r>
+                    <w:t xml:space="preserve">non-White and/or Hispanic vs. non-Hispanic White</w:t>
+                  </w:r>
+                </w:p>
+              </w:tc>
+              <w:tc>
+                <w:tcPr/>
+                <w:p>
+                  <w:pPr>
+                    <w:pStyle w:val="Compact"/>
+                    <w:jc w:val="left"/>
+                    <w:jc w:val="center"/>
+                  </w:pPr>
+                  <w:r>
+                    <w:t xml:space="preserve">-0.131</w:t>
+                  </w:r>
+                </w:p>
+              </w:tc>
+              <w:tc>
+                <w:tcPr/>
+                <w:p>
+                  <w:pPr>
+                    <w:pStyle w:val="Compact"/>
+                    <w:jc w:val="left"/>
+                    <w:jc w:val="center"/>
+                  </w:pPr>
+                  <w:r>
+                    <w:t xml:space="preserve">[-0.222, -0.057]</w:t>
+                  </w:r>
+                </w:p>
+              </w:tc>
+              <w:tc>
+                <w:tcPr/>
+                <w:p>
+                  <w:pPr>
+                    <w:pStyle w:val="Compact"/>
+                    <w:jc w:val="left"/>
+                    <w:jc w:val="center"/>
+                  </w:pPr>
+                  <w:r>
+                    <w:t xml:space="preserve">0.999</w:t>
+                  </w:r>
+                </w:p>
+              </w:tc>
+            </w:tr>
+            <w:tr>
+              <w:tc>
+                <w:tcPr/>
+                <w:p>
+                  <w:pPr>
+                    <w:pStyle w:val="Compact"/>
+                    <w:jc w:val="left"/>
+                    <w:jc w:val="center"/>
+                  </w:pPr>
+                  <w:r>
+                    <w:t xml:space="preserve">below poverty line vs. above poverty line</w:t>
+                  </w:r>
+                </w:p>
+              </w:tc>
+              <w:tc>
+                <w:tcPr/>
+                <w:p>
+                  <w:pPr>
+                    <w:pStyle w:val="Compact"/>
+                    <w:jc w:val="left"/>
+                    <w:jc w:val="center"/>
+                  </w:pPr>
+                  <w:r>
+                    <w:t xml:space="preserve">-0.012</w:t>
+                  </w:r>
+                </w:p>
+              </w:tc>
+              <w:tc>
+                <w:tcPr/>
+                <w:p>
+                  <w:pPr>
+                    <w:pStyle w:val="Compact"/>
+                    <w:jc w:val="left"/>
+                    <w:jc w:val="center"/>
+                  </w:pPr>
+                  <w:r>
+                    <w:t xml:space="preserve">[-0.033, 0.007]</w:t>
+                  </w:r>
+                </w:p>
+              </w:tc>
+              <w:tc>
+                <w:tcPr/>
+                <w:p>
+                  <w:pPr>
+                    <w:pStyle w:val="Compact"/>
+                    <w:jc w:val="left"/>
+                    <w:jc w:val="center"/>
+                  </w:pPr>
+                  <w:r>
+                    <w:t xml:space="preserve">0.848</w:t>
+                  </w:r>
+                </w:p>
+              </w:tc>
+            </w:tr>
+            <w:tr>
+              <w:tc>
+                <w:tcPr/>
+                <w:p>
+                  <w:pPr>
+                    <w:pStyle w:val="Compact"/>
+                    <w:jc w:val="left"/>
+                    <w:jc w:val="center"/>
+                  </w:pPr>
+                  <w:r>
+                    <w:t xml:space="preserve">Fairness Contrasts (2-week Lag)</w:t>
+                  </w:r>
+                </w:p>
+              </w:tc>
+              <w:tc>
+                <w:tcPr/>
+                <w:p>
+                  <w:pPr>
+                    <w:pStyle w:val="Compact"/>
+                  </w:pPr>
+                </w:p>
+              </w:tc>
+              <w:tc>
+                <w:tcPr/>
+                <w:p>
+                  <w:pPr>
+                    <w:pStyle w:val="Compact"/>
+                  </w:pPr>
+                </w:p>
+              </w:tc>
+              <w:tc>
+                <w:tcPr/>
+                <w:p>
+                  <w:pPr>
+                    <w:pStyle w:val="Compact"/>
+                  </w:pPr>
+                </w:p>
+              </w:tc>
+            </w:tr>
+            <w:tr>
+              <w:tc>
+                <w:tcPr>
+                  <w:gridSpan w:val="4"/>
+                </w:tcPr>
+                <w:p>
+                  <w:pPr>
+                    <w:pStyle w:val="Compact"/>
+                    <w:jc w:val="left"/>
+                    <w:jc w:val="center"/>
+                  </w:pPr>
+                </w:p>
+              </w:tc>
+            </w:tr>
+            <w:tr>
+              <w:tc>
+                <w:tcPr/>
+                <w:p>
+                  <w:pPr>
+                    <w:pStyle w:val="Compact"/>
+                    <w:jc w:val="left"/>
+                    <w:jc w:val="center"/>
+                  </w:pPr>
+                  <w:r>
+                    <w:t xml:space="preserve">female vs. male</w:t>
+                  </w:r>
+                </w:p>
+              </w:tc>
+              <w:tc>
+                <w:tcPr/>
+                <w:p>
+                  <w:pPr>
+                    <w:pStyle w:val="Compact"/>
+                    <w:jc w:val="left"/>
+                    <w:jc w:val="center"/>
+                  </w:pPr>
+                  <w:r>
+                    <w:t xml:space="preserve">-0.098</w:t>
+                  </w:r>
+                </w:p>
+              </w:tc>
+              <w:tc>
+                <w:tcPr/>
+                <w:p>
+                  <w:pPr>
+                    <w:pStyle w:val="Compact"/>
+                    <w:jc w:val="left"/>
+                    <w:jc w:val="center"/>
+                  </w:pPr>
+                  <w:r>
+                    <w:t xml:space="preserve">[-0.125, -0.073]</w:t>
+                  </w:r>
+                </w:p>
+              </w:tc>
+              <w:tc>
+                <w:tcPr/>
+                <w:p>
+                  <w:pPr>
+                    <w:pStyle w:val="Compact"/>
+                    <w:jc w:val="left"/>
+                    <w:jc w:val="center"/>
+                  </w:pPr>
+                  <w:r>
+                    <w:t xml:space="preserve">1</w:t>
+                  </w:r>
+                </w:p>
+              </w:tc>
+            </w:tr>
+            <w:tr>
+              <w:tc>
+                <w:tcPr/>
+                <w:p>
+                  <w:pPr>
+                    <w:pStyle w:val="Compact"/>
+                    <w:jc w:val="left"/>
+                    <w:jc w:val="center"/>
+                  </w:pPr>
+                  <w:r>
+                    <w:t xml:space="preserve">non-White and/or Hispanic vs. non-Hispanic White</w:t>
+                  </w:r>
+                </w:p>
+              </w:tc>
+              <w:tc>
+                <w:tcPr/>
+                <w:p>
+                  <w:pPr>
+                    <w:pStyle w:val="Compact"/>
+                    <w:jc w:val="left"/>
+                    <w:jc w:val="center"/>
+                  </w:pPr>
+                  <w:r>
+                    <w:t xml:space="preserve">-0.13</w:t>
+                  </w:r>
+                </w:p>
+              </w:tc>
+              <w:tc>
+                <w:tcPr/>
+                <w:p>
+                  <w:pPr>
+                    <w:pStyle w:val="Compact"/>
+                    <w:jc w:val="left"/>
+                    <w:jc w:val="center"/>
+                  </w:pPr>
+                  <w:r>
+                    <w:t xml:space="preserve">[-0.208, -0.058]</w:t>
+                  </w:r>
+                </w:p>
+              </w:tc>
+              <w:tc>
+                <w:tcPr/>
+                <w:p>
+                  <w:pPr>
+                    <w:pStyle w:val="Compact"/>
+                    <w:jc w:val="left"/>
+                    <w:jc w:val="center"/>
+                  </w:pPr>
+                  <w:r>
+                    <w:t xml:space="preserve">0.998</w:t>
+                  </w:r>
+                </w:p>
+              </w:tc>
+            </w:tr>
+            <w:tr>
+              <w:tc>
+                <w:tcPr/>
+                <w:p>
+                  <w:pPr>
+                    <w:pStyle w:val="Compact"/>
+                    <w:jc w:val="left"/>
+                    <w:jc w:val="center"/>
+                  </w:pPr>
+                  <w:r>
+                    <w:t xml:space="preserve">below poverty line vs. above poverty line</w:t>
+                  </w:r>
+                </w:p>
+              </w:tc>
+              <w:tc>
+                <w:tcPr/>
+                <w:p>
+                  <w:pPr>
+                    <w:pStyle w:val="Compact"/>
+                    <w:jc w:val="left"/>
+                    <w:jc w:val="center"/>
+                  </w:pPr>
+                  <w:r>
+                    <w:t xml:space="preserve">-0.039</w:t>
+                  </w:r>
+                </w:p>
+              </w:tc>
+              <w:tc>
+                <w:tcPr/>
+                <w:p>
+                  <w:pPr>
+                    <w:pStyle w:val="Compact"/>
+                    <w:jc w:val="left"/>
+                    <w:jc w:val="center"/>
+                  </w:pPr>
+                  <w:r>
+                    <w:t xml:space="preserve">[-0.073, -0.008]</w:t>
+                  </w:r>
+                </w:p>
+              </w:tc>
+              <w:tc>
+                <w:tcPr/>
+                <w:p>
+                  <w:pPr>
+                    <w:pStyle w:val="Compact"/>
+                    <w:jc w:val="left"/>
+                    <w:jc w:val="center"/>
+                  </w:pPr>
+                  <w:r>
+                    <w:t xml:space="preserve">0.98</w:t>
+                  </w:r>
+                </w:p>
+              </w:tc>
+            </w:tr>
+            <w:tr>
+              <w:tc>
+                <w:tcPr/>
+                <w:p>
+                  <w:pPr>
+                    <w:pStyle w:val="Compact"/>
+                    <w:jc w:val="left"/>
+                    <w:jc w:val="center"/>
+                  </w:pPr>
+                  <w:r>
+                    <w:t xml:space="preserve"> </w:t>
+                  </w:r>
+                  <w:r>
+                    <w:t xml:space="preserve">Median auROC differences less than 0 indicate the model, on average, performed worse for the disadvantaged group (female, non-White and/or Hispanic, income below poverty line) compared to the advantaged group (male, non-Hispanic White, income above poverty line). Bayesian CI represents the range of values where there is a 95% probability that the true auROC difference lies within that range. Probability indicates the posterior probability that this difference is smaller than 0 (i.e., the models are performing differently for fairness subgroups).</w:t>
+                  </w:r>
+                </w:p>
+              </w:tc>
+              <w:tc>
+                <w:tcPr/>
+                <w:p>
+                  <w:pPr>
+                    <w:pStyle w:val="Compact"/>
+                  </w:pPr>
+                </w:p>
+              </w:tc>
+              <w:tc>
+                <w:tcPr/>
+                <w:p>
+                  <w:pPr>
+                    <w:pStyle w:val="Compact"/>
+                  </w:pPr>
+                </w:p>
+              </w:tc>
+              <w:tc>
+                <w:tcPr/>
+                <w:p>
+                  <w:pPr>
+                    <w:pStyle w:val="Compact"/>
+                  </w:pPr>
+                </w:p>
+              </w:tc>
+            </w:tr>
+          </w:tbl>
+          <w:bookmarkEnd w:id="49"/>
+          <w:p/>
+        </w:tc>
+      </w:tr>
+    </w:tbl>
+    <w:p>
+      <w:pPr>
+        <w:pStyle w:val="BodyText"/>
+      </w:pPr>
+      <w:r>
+        <w:rPr>
+          <w:vertAlign w:val="subscript"/>
+        </w:rPr>
+        <w:t xml:space="preserve">Source:</w:t>
+      </w:r>
+      <w:r>
+        <w:rPr>
+          <w:vertAlign w:val="subscript"/>
+        </w:rPr>
+        <w:t xml:space="preserve"> </w:t>
+      </w:r>
+      <w:hyperlink r:id="rId50">
+        <w:r>
+          <w:rPr>
+            <w:rStyle w:val="Hyperlink"/>
+            <w:vertAlign w:val="subscript"/>
+          </w:rPr>
+          <w:t xml:space="preserve">Make All Tables for Main Manuscript</w:t>
+        </w:r>
+      </w:hyperlink>
+    </w:p>
+    <w:bookmarkEnd w:id="51"/>
+    <w:bookmarkStart w:id="57" w:name="model-calibration-1"/>
+    <w:p>
+      <w:pPr>
+        <w:pStyle w:val="Heading2"/>
+      </w:pPr>
+      <w:r>
+        <w:t xml:space="preserve">Model Calibration</w:t>
+      </w:r>
+    </w:p>
+    <w:p>
+      <w:pPr>
+        <w:pStyle w:val="FirstParagraph"/>
+      </w:pPr>
+      <w:r>
+        <w:t xml:space="preserve">The raw probabilities produced by our final models were not well calibrated. Consequently, we used Platt scaling to improve calibration. Platt scaling showed excellent improvement to the no lag model with a Brier score of .043. Calibration also improved probability accuracy for the 2-week lagged model with a Brier score of .063. For comparison, raw probability scores yielded Brier scores of .071 and .077 for the no lag and 2-week lagged models, respectively.</w:t>
+      </w:r>
+    </w:p>
+    <w:p>
+      <w:pPr>
+        <w:pStyle w:val="BodyText"/>
+      </w:pPr>
+      <w:hyperlink w:anchor="fig-cal">
+        <w:r>
+          <w:rPr>
+            <w:rStyle w:val="Hyperlink"/>
+          </w:rPr>
+          <w:t xml:space="preserve">Figure 3</w:t>
+        </w:r>
+      </w:hyperlink>
+      <w:r>
+        <w:t xml:space="preserve"> </w:t>
+      </w:r>
+      <w:r>
+        <w:t xml:space="preserve">shows the calibration plots for the raw and calibrated probabilities for the no lag and 2-week lagged model. It also includes a histogram of raw probabilities that demonstrates our models produced variable predicted probabilities, spanning nearly the entire 0 - 1 range. Calibration plots and Brier scores for all 5 models are available in the supplement.</w:t>
+      </w:r>
+    </w:p>
+    <w:tbl>
+      <w:tblPr>
+        <w:tblStyle w:val="Table"/>
+        <w:tblW w:type="pct" w:w="5000"/>
+        <w:tblLayout w:type="fixed"/>
+        <w:tblLook w:firstRow="0" w:lastRow="0" w:firstColumn="0" w:lastColumn="0" w:noHBand="0" w:noVBand="0" w:val="0000"/>
+      </w:tblPr>
+      <w:tblGrid>
+        <w:gridCol w:w="7920"/>
+      </w:tblGrid>
+      <w:tr>
+        <w:tc>
+          <w:tcPr/>
+          <w:bookmarkStart w:id="55" w:name="fig-cal"/>
+          <w:p>
+            <w:pPr>
+              <w:pStyle w:val="Compact"/>
+              <w:jc w:val="center"/>
+            </w:pPr>
+            <w:r>
+              <w:drawing>
+                <wp:inline>
+                  <wp:extent cx="5334000" cy="5334000"/>
+                  <wp:effectExtent b="0" l="0" r="0" t="0"/>
+                  <wp:docPr descr="" title="" id="53" name="Picture"/>
+                  <a:graphic>
+                    <a:graphicData uri="http://schemas.openxmlformats.org/drawingml/2006/picture">
+                      <pic:pic>
+                        <pic:nvPicPr>
+                          <pic:cNvPr descr="index_files/figure-docx/notebooks-mak_figures-fig-cal-output-1.png" id="54" name="Picture"/>
+                          <pic:cNvPicPr>
+                            <a:picLocks noChangeArrowheads="1" noChangeAspect="1"/>
+                          </pic:cNvPicPr>
+                        </pic:nvPicPr>
+                        <pic:blipFill>
+                          <a:blip r:embed="rId52"/>
                           <a:stretch>
                             <a:fillRect/>
                           </a:stretch>
@@ -6160,10 +7749,10 @@
               <w:pStyle w:val="ImageCaption"/>
             </w:pPr>
             <w:r>
-              <w:t xml:space="preserve">Figure 2: Posterior probabilities for area under the receiver operating curve (auROC) by model (No lag, 1-day, 3-day, 1-week, 2-week). auROC ranges from .5 (chance performance) to 1 (perfect performance). Median posterior probabilities over 12,000 posterior samples (4 chains × 3,000 samples) are depicted as points. Vertical lines represent the 95% Bayesian credible intervals for the posterior distribution.</w:t>
+              <w:t xml:space="preserve">Figure 3: Calibration plots of raw and calibrated lapse probabilities for the baseline (no lag) and 2-week lagged models. Predicted probabilities (x-axis) are binned into deciles. Observed lapse probability (y-axis) represents the proportion of actual lapses observed in each bin. The dashed diagonal represents perfect calibration. Points below the line indicate overestimation and points above the line indicate underestimation. Raw probabilities are depicted as solid black curves. Platt calibrated probabilities are depicted as pink dashed curves. The grey histogram along the bottom of the plot represents the proportion of raw probabilities in each bin.</w:t>
             </w:r>
           </w:p>
-          <w:bookmarkEnd w:id="43"/>
+          <w:bookmarkEnd w:id="55"/>
         </w:tc>
       </w:tr>
     </w:tbl>
@@ -6183,7 +7772,7 @@
         </w:rPr>
         <w:t xml:space="preserve"> </w:t>
       </w:r>
-      <w:hyperlink r:id="rId44">
+      <w:hyperlink r:id="rId56">
         <w:r>
           <w:rPr>
             <w:rStyle w:val="Hyperlink"/>
@@ -6192,6 +7781,49 @@
           <w:t xml:space="preserve">Make All Figures for Main Manuscript</w:t>
         </w:r>
       </w:hyperlink>
+    </w:p>
+    <w:bookmarkEnd w:id="57"/>
+    <w:bookmarkStart w:id="63" w:name="feature-importance"/>
+    <w:p>
+      <w:pPr>
+        <w:pStyle w:val="Heading2"/>
+      </w:pPr>
+      <w:r>
+        <w:t xml:space="preserve">Feature Importance</w:t>
+      </w:r>
+    </w:p>
+    <w:p>
+      <w:pPr>
+        <w:pStyle w:val="FirstParagraph"/>
+      </w:pPr>
+      <w:r>
+        <w:t xml:space="preserve">Global feature importance is an indicator of how important a feature category was to the model’s predictions, on average (i.e., across all participants and all observations). The top globally important feature category (i.e., highest mean |Shapley value|) for all models was past use. Future efficacy was a strong predictor for more immediate model predictions (i.e., no lag), but its importance diminished as lag time increased. On the other hand, as lag time increased, past/future risky situations increased in importance. Craving was consistently important in magnitude across all models. A plot of global feature importance as a function of lag time is available in the supplement. These findings were also consistent across demographic subgroups (plots of global feature importance by demographic group are available for the no lag and 2-week lagged models in the supplement).</w:t>
+      </w:r>
+    </w:p>
+    <w:p>
+      <w:pPr>
+        <w:pStyle w:val="BodyText"/>
+      </w:pPr>
+      <w:r>
+        <w:t xml:space="preserve">Local importance describes how important a feature category was for individual predictions. In the immediate model, past/future self-reported stressful events emerged as the most important feature category on most days, despite having a relatively small influence on predictions at the global level. Future efficacy was the second most important feature category, followed by past use. In the 2-week lagged model, past use remained the most important feature category (i.e., it produced the highest Shapley value for the greatest number of individuals on the most days). Past/future risky situations also remained among the top feature categories. However, valence/arousal additionally emerged as a competing top feature category (a pattern not observed in the immediate model).</w:t>
+      </w:r>
+      <w:r>
+        <w:t xml:space="preserve"> </w:t>
+      </w:r>
+      <w:hyperlink w:anchor="fig-4">
+        <w:r>
+          <w:rPr>
+            <w:rStyle w:val="Hyperlink"/>
+          </w:rPr>
+          <w:t xml:space="preserve">Figure 4</w:t>
+        </w:r>
+      </w:hyperlink>
+      <w:r>
+        <w:t xml:space="preserve"> </w:t>
+      </w:r>
+      <w:r>
+        <w:t xml:space="preserve">shows the relative global and local ranking of feature categories for the no lag and 2-week lagged models.</w:t>
+      </w:r>
     </w:p>
     <w:tbl>
       <w:tblPr>
@@ -6206,1738 +7838,7 @@
       <w:tr>
         <w:tc>
           <w:tcPr/>
-          <w:bookmarkStart w:id="48" w:name="fig-sens"/>
-          <w:p>
-            <w:pPr>
-              <w:pStyle w:val="Compact"/>
-              <w:jc w:val="center"/>
-            </w:pPr>
-            <w:r>
-              <w:drawing>
-                <wp:inline>
-                  <wp:extent cx="5334000" cy="3810000"/>
-                  <wp:effectExtent b="0" l="0" r="0" t="0"/>
-                  <wp:docPr descr="" title="" id="46" name="Picture"/>
-                  <a:graphic>
-                    <a:graphicData uri="http://schemas.openxmlformats.org/drawingml/2006/picture">
-                      <pic:pic>
-                        <pic:nvPicPr>
-                          <pic:cNvPr descr="index_files/figure-docx/notebooks-mak_figures-fig-sens-output-2.png" id="47" name="Picture"/>
-                          <pic:cNvPicPr>
-                            <a:picLocks noChangeArrowheads="1" noChangeAspect="1"/>
-                          </pic:cNvPicPr>
-                        </pic:nvPicPr>
-                        <pic:blipFill>
-                          <a:blip r:embed="rId45"/>
-                          <a:stretch>
-                            <a:fillRect/>
-                          </a:stretch>
-                        </pic:blipFill>
-                        <pic:spPr bwMode="auto">
-                          <a:xfrm>
-                            <a:off x="0" y="0"/>
-                            <a:ext cx="5334000" cy="3810000"/>
-                          </a:xfrm>
-                          <a:prstGeom prst="rect">
-                            <a:avLst/>
-                          </a:prstGeom>
-                          <a:noFill/>
-                          <a:ln w="9525">
-                            <a:noFill/>
-                            <a:headEnd/>
-                            <a:tailEnd/>
-                          </a:ln>
-                        </pic:spPr>
-                      </pic:pic>
-                    </a:graphicData>
-                  </a:graphic>
-                </wp:inline>
-              </w:drawing>
-            </w:r>
-          </w:p>
-          <w:p>
-            <w:pPr>
-              <w:jc w:val="center"/>
-            </w:pPr>
-            <w:pPr>
-              <w:jc w:val="left"/>
-              <w:spacing w:before="200"/>
-              <w:pStyle w:val="ImageCaption"/>
-            </w:pPr>
-            <w:r>
-              <w:t xml:space="preserve">Figure 3: Posterior probabilities for area under the receiver operating curve (auROC) by model (No lag, 1-day, 3-day, 1-week, 2-week) and timing of lapse (first lapse vs. later lapse). auROC ranges from .5 (chance performance) to 1 (perfect performance). Median posterior probabilities over 12,000 posterior samples (4 chains × 3,000 samples) are depicted as points. Vertical lines represent the 95% Bayesian credible intervals for the posterior distribution.</w:t>
-            </w:r>
-          </w:p>
-          <w:bookmarkEnd w:id="48"/>
-        </w:tc>
-      </w:tr>
-    </w:tbl>
-    <w:p>
-      <w:pPr>
-        <w:pStyle w:val="BodyText"/>
-      </w:pPr>
-      <w:r>
-        <w:rPr>
-          <w:vertAlign w:val="subscript"/>
-        </w:rPr>
-        <w:t xml:space="preserve">Source:</w:t>
-      </w:r>
-      <w:r>
-        <w:rPr>
-          <w:vertAlign w:val="subscript"/>
-        </w:rPr>
-        <w:t xml:space="preserve"> </w:t>
-      </w:r>
-      <w:hyperlink r:id="rId49">
-        <w:r>
-          <w:rPr>
-            <w:rStyle w:val="Hyperlink"/>
-            <w:vertAlign w:val="subscript"/>
-          </w:rPr>
-          <w:t xml:space="preserve">Make All Figures for Main Manuscript</w:t>
-        </w:r>
-      </w:hyperlink>
-    </w:p>
-    <w:bookmarkEnd w:id="50"/>
-    <w:bookmarkStart w:id="53" w:name="model-comparisons"/>
-    <w:p>
-      <w:pPr>
-        <w:pStyle w:val="Heading2"/>
-      </w:pPr>
-      <w:r>
-        <w:t xml:space="preserve">Model Comparisons</w:t>
-      </w:r>
-    </w:p>
-    <w:p>
-      <w:pPr>
-        <w:pStyle w:val="FirstParagraph"/>
-      </w:pPr>
-      <w:hyperlink w:anchor="tbl-model">
-        <w:r>
-          <w:rPr>
-            <w:rStyle w:val="Hyperlink"/>
-          </w:rPr>
-          <w:t xml:space="preserve">Table 2</w:t>
-        </w:r>
-      </w:hyperlink>
-      <w:r>
-        <w:t xml:space="preserve"> </w:t>
-      </w:r>
-      <w:r>
-        <w:t xml:space="preserve">presents the median difference in auROC, 95% Bayesian CI, and posterior probability that that the auROC difference was smaller than 0 for all baseline and adjacent lag contrasts. Median auROC differences less than 0 indicate the more lagged model, on average, performed worse than the more immediate model (e.g., 1-day lag – no lag, 3-day lag – 1-day lag). There was strong evidence (probabilities = 1) that the lagged models performed worse than the baseline (no lag) model, with average drops in auROC ranging from 0.02-0.06, and the previous adjacent lagged model, with average drops in auROC ranging from 0.01-0.02.</w:t>
-      </w:r>
-    </w:p>
-    <w:tbl>
-      <w:tblPr>
-        <w:tblStyle w:val="Table"/>
-        <w:tblW w:type="pct" w:w="5000"/>
-        <w:tblLayout w:type="fixed"/>
-        <w:tblLook w:firstRow="0" w:lastRow="0" w:firstColumn="0" w:lastColumn="0" w:noHBand="0" w:noVBand="0" w:val="0000"/>
-      </w:tblPr>
-      <w:tblGrid>
-        <w:gridCol w:w="7920"/>
-      </w:tblGrid>
-      <w:tr>
-        <w:tc>
-          <w:tcPr/>
-          <w:bookmarkStart w:id="51" w:name="tbl-model"/>
-          <w:p>
-            <w:pPr>
-              <w:jc w:val="center"/>
-            </w:pPr>
-            <w:pPr>
-              <w:jc w:val="left"/>
-              <w:spacing w:before="200"/>
-              <w:pStyle w:val="ImageCaption"/>
-            </w:pPr>
-            <w:r>
-              <w:t xml:space="preserve">Table 2: Median difference in auROC, 95% Bayesian credible interval (CI), and posterior probability that that the auROC difference was smaller than 0 for all baseline and adjacent lag contrasts.</w:t>
-            </w:r>
-          </w:p>
-          <w:tbl>
-            <w:tblPr>
-              <w:tblStyle w:val="Table"/>
-              <w:tblW w:type="auto" w:w="0"/>
-              <w:tblLook w:firstRow="1" w:lastRow="1" w:firstColumn="0" w:lastColumn="0" w:noHBand="0" w:noVBand="0" w:val="0020"/>
-            </w:tblPr>
-            <w:tblGrid>
-              <w:gridCol w:w="1980"/>
-              <w:gridCol w:w="1980"/>
-              <w:gridCol w:w="1980"/>
-              <w:gridCol w:w="1980"/>
-            </w:tblGrid>
-            <w:tr>
-              <w:trPr>
-                <w:tblHeader w:val="on"/>
-              </w:trPr>
-              <w:tc>
-                <w:tcPr/>
-                <w:p>
-                  <w:pPr>
-                    <w:pStyle w:val="Compact"/>
-                    <w:jc w:val="left"/>
-                    <w:jc w:val="center"/>
-                  </w:pPr>
-                  <w:r>
-                    <w:t xml:space="preserve">Contrast</w:t>
-                  </w:r>
-                </w:p>
-              </w:tc>
-              <w:tc>
-                <w:tcPr/>
-                <w:p>
-                  <w:pPr>
-                    <w:pStyle w:val="Compact"/>
-                    <w:jc w:val="left"/>
-                    <w:jc w:val="center"/>
-                  </w:pPr>
-                  <w:r>
-                    <w:t xml:space="preserve">Median</w:t>
-                  </w:r>
-                </w:p>
-              </w:tc>
-              <w:tc>
-                <w:tcPr/>
-                <w:p>
-                  <w:pPr>
-                    <w:pStyle w:val="Compact"/>
-                    <w:jc w:val="left"/>
-                    <w:jc w:val="center"/>
-                  </w:pPr>
-                  <w:r>
-                    <w:t xml:space="preserve">Bayesian CI</w:t>
-                  </w:r>
-                </w:p>
-              </w:tc>
-              <w:tc>
-                <w:tcPr/>
-                <w:p>
-                  <w:pPr>
-                    <w:pStyle w:val="Compact"/>
-                    <w:jc w:val="left"/>
-                    <w:jc w:val="center"/>
-                  </w:pPr>
-                  <w:r>
-                    <w:t xml:space="preserve">Probability</w:t>
-                  </w:r>
-                </w:p>
-              </w:tc>
-            </w:tr>
-            <w:tr>
-              <w:tc>
-                <w:tcPr/>
-                <w:p>
-                  <w:pPr>
-                    <w:pStyle w:val="Compact"/>
-                    <w:jc w:val="left"/>
-                    <w:jc w:val="center"/>
-                  </w:pPr>
-                  <w:r>
-                    <w:t xml:space="preserve">Baseline Contrasts</w:t>
-                  </w:r>
-                </w:p>
-              </w:tc>
-              <w:tc>
-                <w:tcPr/>
-                <w:p>
-                  <w:pPr>
-                    <w:pStyle w:val="Compact"/>
-                  </w:pPr>
-                </w:p>
-              </w:tc>
-              <w:tc>
-                <w:tcPr/>
-                <w:p>
-                  <w:pPr>
-                    <w:pStyle w:val="Compact"/>
-                  </w:pPr>
-                </w:p>
-              </w:tc>
-              <w:tc>
-                <w:tcPr/>
-                <w:p>
-                  <w:pPr>
-                    <w:pStyle w:val="Compact"/>
-                  </w:pPr>
-                </w:p>
-              </w:tc>
-            </w:tr>
-            <w:tr>
-              <w:tc>
-                <w:tcPr>
-                  <w:gridSpan w:val="4"/>
-                </w:tcPr>
-                <w:p>
-                  <w:pPr>
-                    <w:pStyle w:val="Compact"/>
-                    <w:jc w:val="left"/>
-                    <w:jc w:val="center"/>
-                  </w:pPr>
-                </w:p>
-              </w:tc>
-            </w:tr>
-            <w:tr>
-              <w:tc>
-                <w:tcPr/>
-                <w:p>
-                  <w:pPr>
-                    <w:pStyle w:val="Compact"/>
-                    <w:jc w:val="left"/>
-                    <w:jc w:val="center"/>
-                  </w:pPr>
-                  <w:r>
-                    <w:t xml:space="preserve">1-day vs. No lag</w:t>
-                  </w:r>
-                </w:p>
-              </w:tc>
-              <w:tc>
-                <w:tcPr/>
-                <w:p>
-                  <w:pPr>
-                    <w:pStyle w:val="Compact"/>
-                    <w:jc w:val="left"/>
-                    <w:jc w:val="center"/>
-                  </w:pPr>
-                  <w:r>
-                    <w:t xml:space="preserve">-0.021</w:t>
-                  </w:r>
-                </w:p>
-              </w:tc>
-              <w:tc>
-                <w:tcPr/>
-                <w:p>
-                  <w:pPr>
-                    <w:pStyle w:val="Compact"/>
-                    <w:jc w:val="left"/>
-                    <w:jc w:val="center"/>
-                  </w:pPr>
-                  <w:r>
-                    <w:t xml:space="preserve">[-0.025, -0.017]</w:t>
-                  </w:r>
-                </w:p>
-              </w:tc>
-              <w:tc>
-                <w:tcPr/>
-                <w:p>
-                  <w:pPr>
-                    <w:pStyle w:val="Compact"/>
-                    <w:jc w:val="left"/>
-                    <w:jc w:val="center"/>
-                  </w:pPr>
-                  <w:r>
-                    <w:t xml:space="preserve">1</w:t>
-                  </w:r>
-                </w:p>
-              </w:tc>
-            </w:tr>
-            <w:tr>
-              <w:tc>
-                <w:tcPr/>
-                <w:p>
-                  <w:pPr>
-                    <w:pStyle w:val="Compact"/>
-                    <w:jc w:val="left"/>
-                    <w:jc w:val="center"/>
-                  </w:pPr>
-                  <w:r>
-                    <w:t xml:space="preserve">3-day vs. No lag</w:t>
-                  </w:r>
-                </w:p>
-              </w:tc>
-              <w:tc>
-                <w:tcPr/>
-                <w:p>
-                  <w:pPr>
-                    <w:pStyle w:val="Compact"/>
-                    <w:jc w:val="left"/>
-                    <w:jc w:val="center"/>
-                  </w:pPr>
-                  <w:r>
-                    <w:t xml:space="preserve">-0.03</w:t>
-                  </w:r>
-                </w:p>
-              </w:tc>
-              <w:tc>
-                <w:tcPr/>
-                <w:p>
-                  <w:pPr>
-                    <w:pStyle w:val="Compact"/>
-                    <w:jc w:val="left"/>
-                    <w:jc w:val="center"/>
-                  </w:pPr>
-                  <w:r>
-                    <w:t xml:space="preserve">[-0.035, -0.025]</w:t>
-                  </w:r>
-                </w:p>
-              </w:tc>
-              <w:tc>
-                <w:tcPr/>
-                <w:p>
-                  <w:pPr>
-                    <w:pStyle w:val="Compact"/>
-                    <w:jc w:val="left"/>
-                    <w:jc w:val="center"/>
-                  </w:pPr>
-                  <w:r>
-                    <w:t xml:space="preserve">1</w:t>
-                  </w:r>
-                </w:p>
-              </w:tc>
-            </w:tr>
-            <w:tr>
-              <w:tc>
-                <w:tcPr/>
-                <w:p>
-                  <w:pPr>
-                    <w:pStyle w:val="Compact"/>
-                    <w:jc w:val="left"/>
-                    <w:jc w:val="center"/>
-                  </w:pPr>
-                  <w:r>
-                    <w:t xml:space="preserve">1-week vs. No lag</w:t>
-                  </w:r>
-                </w:p>
-              </w:tc>
-              <w:tc>
-                <w:tcPr/>
-                <w:p>
-                  <w:pPr>
-                    <w:pStyle w:val="Compact"/>
-                    <w:jc w:val="left"/>
-                    <w:jc w:val="center"/>
-                  </w:pPr>
-                  <w:r>
-                    <w:t xml:space="preserve">-0.042</w:t>
-                  </w:r>
-                </w:p>
-              </w:tc>
-              <w:tc>
-                <w:tcPr/>
-                <w:p>
-                  <w:pPr>
-                    <w:pStyle w:val="Compact"/>
-                    <w:jc w:val="left"/>
-                    <w:jc w:val="center"/>
-                  </w:pPr>
-                  <w:r>
-                    <w:t xml:space="preserve">[-0.048, -0.037]</w:t>
-                  </w:r>
-                </w:p>
-              </w:tc>
-              <w:tc>
-                <w:tcPr/>
-                <w:p>
-                  <w:pPr>
-                    <w:pStyle w:val="Compact"/>
-                    <w:jc w:val="left"/>
-                    <w:jc w:val="center"/>
-                  </w:pPr>
-                  <w:r>
-                    <w:t xml:space="preserve">1</w:t>
-                  </w:r>
-                </w:p>
-              </w:tc>
-            </w:tr>
-            <w:tr>
-              <w:tc>
-                <w:tcPr/>
-                <w:p>
-                  <w:pPr>
-                    <w:pStyle w:val="Compact"/>
-                    <w:jc w:val="left"/>
-                    <w:jc w:val="center"/>
-                  </w:pPr>
-                  <w:r>
-                    <w:t xml:space="preserve">2-week vs. No lag</w:t>
-                  </w:r>
-                </w:p>
-              </w:tc>
-              <w:tc>
-                <w:tcPr/>
-                <w:p>
-                  <w:pPr>
-                    <w:pStyle w:val="Compact"/>
-                    <w:jc w:val="left"/>
-                    <w:jc w:val="center"/>
-                  </w:pPr>
-                  <w:r>
-                    <w:t xml:space="preserve">-0.062</w:t>
-                  </w:r>
-                </w:p>
-              </w:tc>
-              <w:tc>
-                <w:tcPr/>
-                <w:p>
-                  <w:pPr>
-                    <w:pStyle w:val="Compact"/>
-                    <w:jc w:val="left"/>
-                    <w:jc w:val="center"/>
-                  </w:pPr>
-                  <w:r>
-                    <w:t xml:space="preserve">[-0.07, -0.056]</w:t>
-                  </w:r>
-                </w:p>
-              </w:tc>
-              <w:tc>
-                <w:tcPr/>
-                <w:p>
-                  <w:pPr>
-                    <w:pStyle w:val="Compact"/>
-                    <w:jc w:val="left"/>
-                    <w:jc w:val="center"/>
-                  </w:pPr>
-                  <w:r>
-                    <w:t xml:space="preserve">1</w:t>
-                  </w:r>
-                </w:p>
-              </w:tc>
-            </w:tr>
-            <w:tr>
-              <w:tc>
-                <w:tcPr/>
-                <w:p>
-                  <w:pPr>
-                    <w:pStyle w:val="Compact"/>
-                    <w:jc w:val="left"/>
-                    <w:jc w:val="center"/>
-                  </w:pPr>
-                  <w:r>
-                    <w:t xml:space="preserve">Adjacent Contrasts</w:t>
-                  </w:r>
-                </w:p>
-              </w:tc>
-              <w:tc>
-                <w:tcPr/>
-                <w:p>
-                  <w:pPr>
-                    <w:pStyle w:val="Compact"/>
-                  </w:pPr>
-                </w:p>
-              </w:tc>
-              <w:tc>
-                <w:tcPr/>
-                <w:p>
-                  <w:pPr>
-                    <w:pStyle w:val="Compact"/>
-                  </w:pPr>
-                </w:p>
-              </w:tc>
-              <w:tc>
-                <w:tcPr/>
-                <w:p>
-                  <w:pPr>
-                    <w:pStyle w:val="Compact"/>
-                  </w:pPr>
-                </w:p>
-              </w:tc>
-            </w:tr>
-            <w:tr>
-              <w:tc>
-                <w:tcPr>
-                  <w:gridSpan w:val="4"/>
-                </w:tcPr>
-                <w:p>
-                  <w:pPr>
-                    <w:pStyle w:val="Compact"/>
-                    <w:jc w:val="left"/>
-                    <w:jc w:val="center"/>
-                  </w:pPr>
-                </w:p>
-              </w:tc>
-            </w:tr>
-            <w:tr>
-              <w:tc>
-                <w:tcPr/>
-                <w:p>
-                  <w:pPr>
-                    <w:pStyle w:val="Compact"/>
-                    <w:jc w:val="left"/>
-                    <w:jc w:val="center"/>
-                  </w:pPr>
-                  <w:r>
-                    <w:t xml:space="preserve">3-day vs. 1-day</w:t>
-                  </w:r>
-                </w:p>
-              </w:tc>
-              <w:tc>
-                <w:tcPr/>
-                <w:p>
-                  <w:pPr>
-                    <w:pStyle w:val="Compact"/>
-                    <w:jc w:val="left"/>
-                    <w:jc w:val="center"/>
-                  </w:pPr>
-                  <w:r>
-                    <w:t xml:space="preserve">-0.009</w:t>
-                  </w:r>
-                </w:p>
-              </w:tc>
-              <w:tc>
-                <w:tcPr/>
-                <w:p>
-                  <w:pPr>
-                    <w:pStyle w:val="Compact"/>
-                    <w:jc w:val="left"/>
-                    <w:jc w:val="center"/>
-                  </w:pPr>
-                  <w:r>
-                    <w:t xml:space="preserve">[-0.013, -0.005]</w:t>
-                  </w:r>
-                </w:p>
-              </w:tc>
-              <w:tc>
-                <w:tcPr/>
-                <w:p>
-                  <w:pPr>
-                    <w:pStyle w:val="Compact"/>
-                    <w:jc w:val="left"/>
-                    <w:jc w:val="center"/>
-                  </w:pPr>
-                  <w:r>
-                    <w:t xml:space="preserve">1</w:t>
-                  </w:r>
-                </w:p>
-              </w:tc>
-            </w:tr>
-            <w:tr>
-              <w:tc>
-                <w:tcPr/>
-                <w:p>
-                  <w:pPr>
-                    <w:pStyle w:val="Compact"/>
-                    <w:jc w:val="left"/>
-                    <w:jc w:val="center"/>
-                  </w:pPr>
-                  <w:r>
-                    <w:t xml:space="preserve">1-week vs. 3-day</w:t>
-                  </w:r>
-                </w:p>
-              </w:tc>
-              <w:tc>
-                <w:tcPr/>
-                <w:p>
-                  <w:pPr>
-                    <w:pStyle w:val="Compact"/>
-                    <w:jc w:val="left"/>
-                    <w:jc w:val="center"/>
-                  </w:pPr>
-                  <w:r>
-                    <w:t xml:space="preserve">-0.012</w:t>
-                  </w:r>
-                </w:p>
-              </w:tc>
-              <w:tc>
-                <w:tcPr/>
-                <w:p>
-                  <w:pPr>
-                    <w:pStyle w:val="Compact"/>
-                    <w:jc w:val="left"/>
-                    <w:jc w:val="center"/>
-                  </w:pPr>
-                  <w:r>
-                    <w:t xml:space="preserve">[-0.017, -0.008]</w:t>
-                  </w:r>
-                </w:p>
-              </w:tc>
-              <w:tc>
-                <w:tcPr/>
-                <w:p>
-                  <w:pPr>
-                    <w:pStyle w:val="Compact"/>
-                    <w:jc w:val="left"/>
-                    <w:jc w:val="center"/>
-                  </w:pPr>
-                  <w:r>
-                    <w:t xml:space="preserve">1</w:t>
-                  </w:r>
-                </w:p>
-              </w:tc>
-            </w:tr>
-            <w:tr>
-              <w:tc>
-                <w:tcPr/>
-                <w:p>
-                  <w:pPr>
-                    <w:pStyle w:val="Compact"/>
-                    <w:jc w:val="left"/>
-                    <w:jc w:val="center"/>
-                  </w:pPr>
-                  <w:r>
-                    <w:t xml:space="preserve">2-week vs. 1-week</w:t>
-                  </w:r>
-                </w:p>
-              </w:tc>
-              <w:tc>
-                <w:tcPr/>
-                <w:p>
-                  <w:pPr>
-                    <w:pStyle w:val="Compact"/>
-                    <w:jc w:val="left"/>
-                    <w:jc w:val="center"/>
-                  </w:pPr>
-                  <w:r>
-                    <w:t xml:space="preserve">-0.02</w:t>
-                  </w:r>
-                </w:p>
-              </w:tc>
-              <w:tc>
-                <w:tcPr/>
-                <w:p>
-                  <w:pPr>
-                    <w:pStyle w:val="Compact"/>
-                    <w:jc w:val="left"/>
-                    <w:jc w:val="center"/>
-                  </w:pPr>
-                  <w:r>
-                    <w:t xml:space="preserve">[-0.026, -0.015]</w:t>
-                  </w:r>
-                </w:p>
-              </w:tc>
-              <w:tc>
-                <w:tcPr/>
-                <w:p>
-                  <w:pPr>
-                    <w:pStyle w:val="Compact"/>
-                    <w:jc w:val="left"/>
-                    <w:jc w:val="center"/>
-                  </w:pPr>
-                  <w:r>
-                    <w:t xml:space="preserve">1</w:t>
-                  </w:r>
-                </w:p>
-              </w:tc>
-            </w:tr>
-            <w:tr>
-              <w:tc>
-                <w:tcPr/>
-                <w:p>
-                  <w:pPr>
-                    <w:pStyle w:val="Compact"/>
-                    <w:jc w:val="left"/>
-                    <w:jc w:val="center"/>
-                  </w:pPr>
-                  <w:r>
-                    <w:t xml:space="preserve"> </w:t>
-                  </w:r>
-                  <w:r>
-                    <w:t xml:space="preserve">Median auROC differences less than 0 indicate the more lagged model, on average, performed worse than the more immediate model (e.g., 1-day lag - no lag, 3-day lag - 1-day lag). Bayesian CI represents the range of values where there is a 95% probability that the true auROC difference lies within that range. Probability indicates the posterior probability that this difference is smaller than 0 (i.e., the models are performing differently).</w:t>
-                  </w:r>
-                </w:p>
-              </w:tc>
-              <w:tc>
-                <w:tcPr/>
-                <w:p>
-                  <w:pPr>
-                    <w:pStyle w:val="Compact"/>
-                  </w:pPr>
-                </w:p>
-              </w:tc>
-              <w:tc>
-                <w:tcPr/>
-                <w:p>
-                  <w:pPr>
-                    <w:pStyle w:val="Compact"/>
-                  </w:pPr>
-                </w:p>
-              </w:tc>
-              <w:tc>
-                <w:tcPr/>
-                <w:p>
-                  <w:pPr>
-                    <w:pStyle w:val="Compact"/>
-                  </w:pPr>
-                </w:p>
-              </w:tc>
-            </w:tr>
-          </w:tbl>
-          <w:bookmarkEnd w:id="51"/>
-          <w:p/>
-        </w:tc>
-      </w:tr>
-    </w:tbl>
-    <w:p>
-      <w:pPr>
-        <w:pStyle w:val="BodyText"/>
-      </w:pPr>
-      <w:r>
-        <w:rPr>
-          <w:vertAlign w:val="subscript"/>
-        </w:rPr>
-        <w:t xml:space="preserve">Source:</w:t>
-      </w:r>
-      <w:r>
-        <w:rPr>
-          <w:vertAlign w:val="subscript"/>
-        </w:rPr>
-        <w:t xml:space="preserve"> </w:t>
-      </w:r>
-      <w:hyperlink r:id="rId52">
-        <w:r>
-          <w:rPr>
-            <w:rStyle w:val="Hyperlink"/>
-            <w:vertAlign w:val="subscript"/>
-          </w:rPr>
-          <w:t xml:space="preserve">Make All Tables for Main Manuscript</w:t>
-        </w:r>
-      </w:hyperlink>
-    </w:p>
-    <w:bookmarkEnd w:id="53"/>
-    <w:bookmarkStart w:id="56" w:name="fairness-analyses-1"/>
-    <w:p>
-      <w:pPr>
-        <w:pStyle w:val="Heading2"/>
-      </w:pPr>
-      <w:r>
-        <w:t xml:space="preserve">Fairness Analyses</w:t>
-      </w:r>
-    </w:p>
-    <w:p>
-      <w:pPr>
-        <w:pStyle w:val="FirstParagraph"/>
-      </w:pPr>
-      <w:hyperlink w:anchor="tbl-fairness">
-        <w:r>
-          <w:rPr>
-            <w:rStyle w:val="Hyperlink"/>
-          </w:rPr>
-          <w:t xml:space="preserve">Table 3</w:t>
-        </w:r>
-      </w:hyperlink>
-      <w:r>
-        <w:t xml:space="preserve"> </w:t>
-      </w:r>
-      <w:r>
-        <w:t xml:space="preserve">presents the median difference in auROC, 95% Bayesian CI, and posterior probability that the auROC difference was smaller than 0 for the three fairness contrasts: race/ethnicity (non-White and/or Hispanic;</w:t>
-      </w:r>
-      <w:r>
-        <w:t xml:space="preserve"> </w:t>
-      </w:r>
-      <w:r>
-        <w:rPr>
-          <w:i/>
-          <w:iCs/>
-        </w:rPr>
-        <w:t xml:space="preserve">N</w:t>
-      </w:r>
-      <w:r>
-        <w:t xml:space="preserve"> </w:t>
-      </w:r>
-      <w:r>
-        <w:t xml:space="preserve">= 20 vs. Non-Hispanic White;</w:t>
-      </w:r>
-      <w:r>
-        <w:t xml:space="preserve"> </w:t>
-      </w:r>
-      <w:r>
-        <w:rPr>
-          <w:i/>
-          <w:iCs/>
-        </w:rPr>
-        <w:t xml:space="preserve">N</w:t>
-      </w:r>
-      <w:r>
-        <w:t xml:space="preserve"> </w:t>
-      </w:r>
-      <w:r>
-        <w:t xml:space="preserve">= 131), sex at birth (female;</w:t>
-      </w:r>
-      <w:r>
-        <w:t xml:space="preserve"> </w:t>
-      </w:r>
-      <w:r>
-        <w:rPr>
-          <w:i/>
-          <w:iCs/>
-        </w:rPr>
-        <w:t xml:space="preserve">N</w:t>
-      </w:r>
-      <w:r>
-        <w:t xml:space="preserve"> </w:t>
-      </w:r>
-      <w:r>
-        <w:t xml:space="preserve">= 74 vs. male;</w:t>
-      </w:r>
-      <w:r>
-        <w:t xml:space="preserve"> </w:t>
-      </w:r>
-      <w:r>
-        <w:rPr>
-          <w:i/>
-          <w:iCs/>
-        </w:rPr>
-        <w:t xml:space="preserve">N</w:t>
-      </w:r>
-      <w:r>
-        <w:t xml:space="preserve"> </w:t>
-      </w:r>
-      <w:r>
-        <w:t xml:space="preserve">= 77), and income (below poverty line;</w:t>
-      </w:r>
-      <w:r>
-        <w:t xml:space="preserve"> </w:t>
-      </w:r>
-      <w:r>
-        <w:rPr>
-          <w:i/>
-          <w:iCs/>
-        </w:rPr>
-        <w:t xml:space="preserve">N</w:t>
-      </w:r>
-      <w:r>
-        <w:t xml:space="preserve"> </w:t>
-      </w:r>
-      <w:r>
-        <w:t xml:space="preserve">= 49 vs. above poverty line;</w:t>
-      </w:r>
-      <w:r>
-        <w:t xml:space="preserve"> </w:t>
-      </w:r>
-      <w:r>
-        <w:rPr>
-          <w:i/>
-          <w:iCs/>
-        </w:rPr>
-        <w:t xml:space="preserve">N</w:t>
-      </w:r>
-      <w:r>
-        <w:t xml:space="preserve"> </w:t>
-      </w:r>
-      <w:r>
-        <w:t xml:space="preserve">= 102). Median auROC differences less than 0 indicate the model, on average, performed worse for the non-advantaged group (female, non-White and/or Hispanic, below poverty line) compared to the advantaged group (male, non-Hispanic White, and above poverty line). In</w:t>
-      </w:r>
-      <w:r>
-        <w:t xml:space="preserve"> </w:t>
-      </w:r>
-      <w:hyperlink w:anchor="tbl-fairness">
-        <w:r>
-          <w:rPr>
-            <w:rStyle w:val="Hyperlink"/>
-          </w:rPr>
-          <w:t xml:space="preserve">Table 3</w:t>
-        </w:r>
-      </w:hyperlink>
-      <w:r>
-        <w:t xml:space="preserve"> </w:t>
-      </w:r>
-      <w:r>
-        <w:t xml:space="preserve">we present fairness analyses for our baseline model (no lag) and for our longest lagged model (2-week lag), as this is likely the most clinically useful lagged model for providing advanced warning of lapse risk. Fairness analyses for all five models are available in the supplement.</w:t>
-      </w:r>
-    </w:p>
-    <w:p>
-      <w:pPr>
-        <w:pStyle w:val="BodyText"/>
-      </w:pPr>
-      <w:r>
-        <w:t xml:space="preserve">There was strong evidence (probabilities &gt; .84) that our models performed worse for the non-advantaged groups compared to the advantaged groups. On average, across all five models, there was a median decrease in auROC of 0.13 (range 0.13-0.17) for participants who were non-White and/or Hispanic compared to participants who were non-Hispanic White. On average, across all five models, there was a median decrease in auROC of 0.05 (range 0.04-0.10) for female participants compared to male participants. On average, across all five models, there was a median decrease in auROC of 0.02 (range 0.01-0.04) for participants below the federal poverty line compared to participants above the federal poverty line.</w:t>
-      </w:r>
-    </w:p>
-    <w:p>
-      <w:pPr>
-        <w:pStyle w:val="BodyText"/>
-      </w:pPr>
-      <w:r>
-        <w:t xml:space="preserve">The proportion of positive lapse labels over all labels (lapse and no lapse) for each demographic subgroup were relatively consistent across groups: race/ethnicity (6%, non-White and/or Hispanic vs. 8%, non-Hispanic White), income (12%, below poverty line vs. 7%, above poverty line), sex at birth (9%, female vs. 7%, male).</w:t>
-      </w:r>
-    </w:p>
-    <w:tbl>
-      <w:tblPr>
-        <w:tblStyle w:val="Table"/>
-        <w:tblW w:type="pct" w:w="5000"/>
-        <w:tblLayout w:type="fixed"/>
-        <w:tblLook w:firstRow="0" w:lastRow="0" w:firstColumn="0" w:lastColumn="0" w:noHBand="0" w:noVBand="0" w:val="0000"/>
-      </w:tblPr>
-      <w:tblGrid>
-        <w:gridCol w:w="7920"/>
-      </w:tblGrid>
-      <w:tr>
-        <w:tc>
-          <w:tcPr/>
-          <w:bookmarkStart w:id="54" w:name="tbl-fairness"/>
-          <w:p>
-            <w:pPr>
-              <w:jc w:val="center"/>
-            </w:pPr>
-            <w:pPr>
-              <w:jc w:val="left"/>
-              <w:spacing w:before="200"/>
-              <w:pStyle w:val="ImageCaption"/>
-            </w:pPr>
-            <w:r>
-              <w:t xml:space="preserve">Table 3: Median difference in auROC, 95% Bayesian credible interval (CI), and posterior probability that that the auROC difference was smaller than 0 for fairness contrasts for the no lag and 2-week lagged models.</w:t>
-            </w:r>
-          </w:p>
-          <w:tbl>
-            <w:tblPr>
-              <w:tblStyle w:val="Table"/>
-              <w:tblW w:type="auto" w:w="0"/>
-              <w:tblLook w:firstRow="1" w:lastRow="1" w:firstColumn="0" w:lastColumn="0" w:noHBand="0" w:noVBand="0" w:val="0020"/>
-            </w:tblPr>
-            <w:tblGrid>
-              <w:gridCol w:w="1980"/>
-              <w:gridCol w:w="1980"/>
-              <w:gridCol w:w="1980"/>
-              <w:gridCol w:w="1980"/>
-            </w:tblGrid>
-            <w:tr>
-              <w:trPr>
-                <w:tblHeader w:val="on"/>
-              </w:trPr>
-              <w:tc>
-                <w:tcPr/>
-                <w:p>
-                  <w:pPr>
-                    <w:pStyle w:val="Compact"/>
-                    <w:jc w:val="left"/>
-                    <w:jc w:val="center"/>
-                  </w:pPr>
-                  <w:r>
-                    <w:t xml:space="preserve">Contrast</w:t>
-                  </w:r>
-                </w:p>
-              </w:tc>
-              <w:tc>
-                <w:tcPr/>
-                <w:p>
-                  <w:pPr>
-                    <w:pStyle w:val="Compact"/>
-                    <w:jc w:val="left"/>
-                    <w:jc w:val="center"/>
-                  </w:pPr>
-                  <w:r>
-                    <w:t xml:space="preserve">Median</w:t>
-                  </w:r>
-                </w:p>
-              </w:tc>
-              <w:tc>
-                <w:tcPr/>
-                <w:p>
-                  <w:pPr>
-                    <w:pStyle w:val="Compact"/>
-                    <w:jc w:val="left"/>
-                    <w:jc w:val="center"/>
-                  </w:pPr>
-                  <w:r>
-                    <w:t xml:space="preserve">Bayesian CI</w:t>
-                  </w:r>
-                </w:p>
-              </w:tc>
-              <w:tc>
-                <w:tcPr/>
-                <w:p>
-                  <w:pPr>
-                    <w:pStyle w:val="Compact"/>
-                    <w:jc w:val="left"/>
-                    <w:jc w:val="center"/>
-                  </w:pPr>
-                  <w:r>
-                    <w:t xml:space="preserve">Probability</w:t>
-                  </w:r>
-                </w:p>
-              </w:tc>
-            </w:tr>
-            <w:tr>
-              <w:tc>
-                <w:tcPr/>
-                <w:p>
-                  <w:pPr>
-                    <w:pStyle w:val="Compact"/>
-                    <w:jc w:val="left"/>
-                    <w:jc w:val="center"/>
-                  </w:pPr>
-                  <w:r>
-                    <w:t xml:space="preserve">Fairness Contrasts (No Lag)</w:t>
-                  </w:r>
-                </w:p>
-              </w:tc>
-              <w:tc>
-                <w:tcPr/>
-                <w:p>
-                  <w:pPr>
-                    <w:pStyle w:val="Compact"/>
-                  </w:pPr>
-                </w:p>
-              </w:tc>
-              <w:tc>
-                <w:tcPr/>
-                <w:p>
-                  <w:pPr>
-                    <w:pStyle w:val="Compact"/>
-                  </w:pPr>
-                </w:p>
-              </w:tc>
-              <w:tc>
-                <w:tcPr/>
-                <w:p>
-                  <w:pPr>
-                    <w:pStyle w:val="Compact"/>
-                  </w:pPr>
-                </w:p>
-              </w:tc>
-            </w:tr>
-            <w:tr>
-              <w:tc>
-                <w:tcPr>
-                  <w:gridSpan w:val="4"/>
-                </w:tcPr>
-                <w:p>
-                  <w:pPr>
-                    <w:pStyle w:val="Compact"/>
-                    <w:jc w:val="left"/>
-                    <w:jc w:val="center"/>
-                  </w:pPr>
-                </w:p>
-              </w:tc>
-            </w:tr>
-            <w:tr>
-              <w:tc>
-                <w:tcPr/>
-                <w:p>
-                  <w:pPr>
-                    <w:pStyle w:val="Compact"/>
-                    <w:jc w:val="left"/>
-                    <w:jc w:val="center"/>
-                  </w:pPr>
-                  <w:r>
-                    <w:t xml:space="preserve">female vs. male</w:t>
-                  </w:r>
-                </w:p>
-              </w:tc>
-              <w:tc>
-                <w:tcPr/>
-                <w:p>
-                  <w:pPr>
-                    <w:pStyle w:val="Compact"/>
-                    <w:jc w:val="left"/>
-                    <w:jc w:val="center"/>
-                  </w:pPr>
-                  <w:r>
-                    <w:t xml:space="preserve">-0.043</w:t>
-                  </w:r>
-                </w:p>
-              </w:tc>
-              <w:tc>
-                <w:tcPr/>
-                <w:p>
-                  <w:pPr>
-                    <w:pStyle w:val="Compact"/>
-                    <w:jc w:val="left"/>
-                    <w:jc w:val="center"/>
-                  </w:pPr>
-                  <w:r>
-                    <w:t xml:space="preserve">[-0.059, -0.028]</w:t>
-                  </w:r>
-                </w:p>
-              </w:tc>
-              <w:tc>
-                <w:tcPr/>
-                <w:p>
-                  <w:pPr>
-                    <w:pStyle w:val="Compact"/>
-                    <w:jc w:val="left"/>
-                    <w:jc w:val="center"/>
-                  </w:pPr>
-                  <w:r>
-                    <w:t xml:space="preserve">1</w:t>
-                  </w:r>
-                </w:p>
-              </w:tc>
-            </w:tr>
-            <w:tr>
-              <w:tc>
-                <w:tcPr/>
-                <w:p>
-                  <w:pPr>
-                    <w:pStyle w:val="Compact"/>
-                    <w:jc w:val="left"/>
-                    <w:jc w:val="center"/>
-                  </w:pPr>
-                  <w:r>
-                    <w:t xml:space="preserve">non-White and/or Hispanic vs. non-Hispanic White</w:t>
-                  </w:r>
-                </w:p>
-              </w:tc>
-              <w:tc>
-                <w:tcPr/>
-                <w:p>
-                  <w:pPr>
-                    <w:pStyle w:val="Compact"/>
-                    <w:jc w:val="left"/>
-                    <w:jc w:val="center"/>
-                  </w:pPr>
-                  <w:r>
-                    <w:t xml:space="preserve">-0.131</w:t>
-                  </w:r>
-                </w:p>
-              </w:tc>
-              <w:tc>
-                <w:tcPr/>
-                <w:p>
-                  <w:pPr>
-                    <w:pStyle w:val="Compact"/>
-                    <w:jc w:val="left"/>
-                    <w:jc w:val="center"/>
-                  </w:pPr>
-                  <w:r>
-                    <w:t xml:space="preserve">[-0.222, -0.057]</w:t>
-                  </w:r>
-                </w:p>
-              </w:tc>
-              <w:tc>
-                <w:tcPr/>
-                <w:p>
-                  <w:pPr>
-                    <w:pStyle w:val="Compact"/>
-                    <w:jc w:val="left"/>
-                    <w:jc w:val="center"/>
-                  </w:pPr>
-                  <w:r>
-                    <w:t xml:space="preserve">0.999</w:t>
-                  </w:r>
-                </w:p>
-              </w:tc>
-            </w:tr>
-            <w:tr>
-              <w:tc>
-                <w:tcPr/>
-                <w:p>
-                  <w:pPr>
-                    <w:pStyle w:val="Compact"/>
-                    <w:jc w:val="left"/>
-                    <w:jc w:val="center"/>
-                  </w:pPr>
-                  <w:r>
-                    <w:t xml:space="preserve">below poverty line vs. above poverty line</w:t>
-                  </w:r>
-                </w:p>
-              </w:tc>
-              <w:tc>
-                <w:tcPr/>
-                <w:p>
-                  <w:pPr>
-                    <w:pStyle w:val="Compact"/>
-                    <w:jc w:val="left"/>
-                    <w:jc w:val="center"/>
-                  </w:pPr>
-                  <w:r>
-                    <w:t xml:space="preserve">-0.012</w:t>
-                  </w:r>
-                </w:p>
-              </w:tc>
-              <w:tc>
-                <w:tcPr/>
-                <w:p>
-                  <w:pPr>
-                    <w:pStyle w:val="Compact"/>
-                    <w:jc w:val="left"/>
-                    <w:jc w:val="center"/>
-                  </w:pPr>
-                  <w:r>
-                    <w:t xml:space="preserve">[-0.033, 0.007]</w:t>
-                  </w:r>
-                </w:p>
-              </w:tc>
-              <w:tc>
-                <w:tcPr/>
-                <w:p>
-                  <w:pPr>
-                    <w:pStyle w:val="Compact"/>
-                    <w:jc w:val="left"/>
-                    <w:jc w:val="center"/>
-                  </w:pPr>
-                  <w:r>
-                    <w:t xml:space="preserve">0.848</w:t>
-                  </w:r>
-                </w:p>
-              </w:tc>
-            </w:tr>
-            <w:tr>
-              <w:tc>
-                <w:tcPr/>
-                <w:p>
-                  <w:pPr>
-                    <w:pStyle w:val="Compact"/>
-                    <w:jc w:val="left"/>
-                    <w:jc w:val="center"/>
-                  </w:pPr>
-                  <w:r>
-                    <w:t xml:space="preserve">Fairness Contrasts (2-week Lag)</w:t>
-                  </w:r>
-                </w:p>
-              </w:tc>
-              <w:tc>
-                <w:tcPr/>
-                <w:p>
-                  <w:pPr>
-                    <w:pStyle w:val="Compact"/>
-                  </w:pPr>
-                </w:p>
-              </w:tc>
-              <w:tc>
-                <w:tcPr/>
-                <w:p>
-                  <w:pPr>
-                    <w:pStyle w:val="Compact"/>
-                  </w:pPr>
-                </w:p>
-              </w:tc>
-              <w:tc>
-                <w:tcPr/>
-                <w:p>
-                  <w:pPr>
-                    <w:pStyle w:val="Compact"/>
-                  </w:pPr>
-                </w:p>
-              </w:tc>
-            </w:tr>
-            <w:tr>
-              <w:tc>
-                <w:tcPr>
-                  <w:gridSpan w:val="4"/>
-                </w:tcPr>
-                <w:p>
-                  <w:pPr>
-                    <w:pStyle w:val="Compact"/>
-                    <w:jc w:val="left"/>
-                    <w:jc w:val="center"/>
-                  </w:pPr>
-                </w:p>
-              </w:tc>
-            </w:tr>
-            <w:tr>
-              <w:tc>
-                <w:tcPr/>
-                <w:p>
-                  <w:pPr>
-                    <w:pStyle w:val="Compact"/>
-                    <w:jc w:val="left"/>
-                    <w:jc w:val="center"/>
-                  </w:pPr>
-                  <w:r>
-                    <w:t xml:space="preserve">female vs. male</w:t>
-                  </w:r>
-                </w:p>
-              </w:tc>
-              <w:tc>
-                <w:tcPr/>
-                <w:p>
-                  <w:pPr>
-                    <w:pStyle w:val="Compact"/>
-                    <w:jc w:val="left"/>
-                    <w:jc w:val="center"/>
-                  </w:pPr>
-                  <w:r>
-                    <w:t xml:space="preserve">-0.098</w:t>
-                  </w:r>
-                </w:p>
-              </w:tc>
-              <w:tc>
-                <w:tcPr/>
-                <w:p>
-                  <w:pPr>
-                    <w:pStyle w:val="Compact"/>
-                    <w:jc w:val="left"/>
-                    <w:jc w:val="center"/>
-                  </w:pPr>
-                  <w:r>
-                    <w:t xml:space="preserve">[-0.125, -0.073]</w:t>
-                  </w:r>
-                </w:p>
-              </w:tc>
-              <w:tc>
-                <w:tcPr/>
-                <w:p>
-                  <w:pPr>
-                    <w:pStyle w:val="Compact"/>
-                    <w:jc w:val="left"/>
-                    <w:jc w:val="center"/>
-                  </w:pPr>
-                  <w:r>
-                    <w:t xml:space="preserve">1</w:t>
-                  </w:r>
-                </w:p>
-              </w:tc>
-            </w:tr>
-            <w:tr>
-              <w:tc>
-                <w:tcPr/>
-                <w:p>
-                  <w:pPr>
-                    <w:pStyle w:val="Compact"/>
-                    <w:jc w:val="left"/>
-                    <w:jc w:val="center"/>
-                  </w:pPr>
-                  <w:r>
-                    <w:t xml:space="preserve">non-White and/or Hispanic vs. non-Hispanic White</w:t>
-                  </w:r>
-                </w:p>
-              </w:tc>
-              <w:tc>
-                <w:tcPr/>
-                <w:p>
-                  <w:pPr>
-                    <w:pStyle w:val="Compact"/>
-                    <w:jc w:val="left"/>
-                    <w:jc w:val="center"/>
-                  </w:pPr>
-                  <w:r>
-                    <w:t xml:space="preserve">-0.13</w:t>
-                  </w:r>
-                </w:p>
-              </w:tc>
-              <w:tc>
-                <w:tcPr/>
-                <w:p>
-                  <w:pPr>
-                    <w:pStyle w:val="Compact"/>
-                    <w:jc w:val="left"/>
-                    <w:jc w:val="center"/>
-                  </w:pPr>
-                  <w:r>
-                    <w:t xml:space="preserve">[-0.208, -0.058]</w:t>
-                  </w:r>
-                </w:p>
-              </w:tc>
-              <w:tc>
-                <w:tcPr/>
-                <w:p>
-                  <w:pPr>
-                    <w:pStyle w:val="Compact"/>
-                    <w:jc w:val="left"/>
-                    <w:jc w:val="center"/>
-                  </w:pPr>
-                  <w:r>
-                    <w:t xml:space="preserve">0.998</w:t>
-                  </w:r>
-                </w:p>
-              </w:tc>
-            </w:tr>
-            <w:tr>
-              <w:tc>
-                <w:tcPr/>
-                <w:p>
-                  <w:pPr>
-                    <w:pStyle w:val="Compact"/>
-                    <w:jc w:val="left"/>
-                    <w:jc w:val="center"/>
-                  </w:pPr>
-                  <w:r>
-                    <w:t xml:space="preserve">below poverty line vs. above poverty line</w:t>
-                  </w:r>
-                </w:p>
-              </w:tc>
-              <w:tc>
-                <w:tcPr/>
-                <w:p>
-                  <w:pPr>
-                    <w:pStyle w:val="Compact"/>
-                    <w:jc w:val="left"/>
-                    <w:jc w:val="center"/>
-                  </w:pPr>
-                  <w:r>
-                    <w:t xml:space="preserve">-0.039</w:t>
-                  </w:r>
-                </w:p>
-              </w:tc>
-              <w:tc>
-                <w:tcPr/>
-                <w:p>
-                  <w:pPr>
-                    <w:pStyle w:val="Compact"/>
-                    <w:jc w:val="left"/>
-                    <w:jc w:val="center"/>
-                  </w:pPr>
-                  <w:r>
-                    <w:t xml:space="preserve">[-0.073, -0.008]</w:t>
-                  </w:r>
-                </w:p>
-              </w:tc>
-              <w:tc>
-                <w:tcPr/>
-                <w:p>
-                  <w:pPr>
-                    <w:pStyle w:val="Compact"/>
-                    <w:jc w:val="left"/>
-                    <w:jc w:val="center"/>
-                  </w:pPr>
-                  <w:r>
-                    <w:t xml:space="preserve">0.98</w:t>
-                  </w:r>
-                </w:p>
-              </w:tc>
-            </w:tr>
-            <w:tr>
-              <w:tc>
-                <w:tcPr/>
-                <w:p>
-                  <w:pPr>
-                    <w:pStyle w:val="Compact"/>
-                    <w:jc w:val="left"/>
-                    <w:jc w:val="center"/>
-                  </w:pPr>
-                  <w:r>
-                    <w:t xml:space="preserve"> </w:t>
-                  </w:r>
-                  <w:r>
-                    <w:t xml:space="preserve">Median auROC differences less than 0 indicate the model, on average, performed worse for the disadvantaged group (female, non-White and/or Hispanic, income below poverty line) compared to the advantaged group (male, non-Hispanic White, income above poverty line). Bayesian CI represents the range of values where there is a 95% probability that the true auROC difference lies within that range. Probability indicates the posterior probability that this difference is smaller than 0 (i.e., the models are performing differently for fairness subgroups).</w:t>
-                  </w:r>
-                </w:p>
-              </w:tc>
-              <w:tc>
-                <w:tcPr/>
-                <w:p>
-                  <w:pPr>
-                    <w:pStyle w:val="Compact"/>
-                  </w:pPr>
-                </w:p>
-              </w:tc>
-              <w:tc>
-                <w:tcPr/>
-                <w:p>
-                  <w:pPr>
-                    <w:pStyle w:val="Compact"/>
-                  </w:pPr>
-                </w:p>
-              </w:tc>
-              <w:tc>
-                <w:tcPr/>
-                <w:p>
-                  <w:pPr>
-                    <w:pStyle w:val="Compact"/>
-                  </w:pPr>
-                </w:p>
-              </w:tc>
-            </w:tr>
-          </w:tbl>
-          <w:bookmarkEnd w:id="54"/>
-          <w:p/>
-        </w:tc>
-      </w:tr>
-    </w:tbl>
-    <w:p>
-      <w:pPr>
-        <w:pStyle w:val="BodyText"/>
-      </w:pPr>
-      <w:r>
-        <w:rPr>
-          <w:vertAlign w:val="subscript"/>
-        </w:rPr>
-        <w:t xml:space="preserve">Source:</w:t>
-      </w:r>
-      <w:r>
-        <w:rPr>
-          <w:vertAlign w:val="subscript"/>
-        </w:rPr>
-        <w:t xml:space="preserve"> </w:t>
-      </w:r>
-      <w:hyperlink r:id="rId55">
-        <w:r>
-          <w:rPr>
-            <w:rStyle w:val="Hyperlink"/>
-            <w:vertAlign w:val="subscript"/>
-          </w:rPr>
-          <w:t xml:space="preserve">Make All Tables for Main Manuscript</w:t>
-        </w:r>
-      </w:hyperlink>
-    </w:p>
-    <w:bookmarkEnd w:id="56"/>
-    <w:bookmarkStart w:id="62" w:name="model-calibration-1"/>
-    <w:p>
-      <w:pPr>
-        <w:pStyle w:val="Heading2"/>
-      </w:pPr>
-      <w:r>
-        <w:t xml:space="preserve">Model Calibration</w:t>
-      </w:r>
-    </w:p>
-    <w:p>
-      <w:pPr>
-        <w:pStyle w:val="FirstParagraph"/>
-      </w:pPr>
-      <w:r>
-        <w:t xml:space="preserve">The raw probabilities produced by our final models were not well calibrated. Consequently, we used Platt scaling to improve calibration. Platt scaling showed excellent improvement to the no lag model with a Brier score of .043. Calibration also improved probability accuracy for the 2-week lagged model with a Brier score of .063. For comparison, raw probability scores yielded Brier scores of .071 and .077 for the no lag and 2-week lagged models, respectively.</w:t>
-      </w:r>
-    </w:p>
-    <w:p>
-      <w:pPr>
-        <w:pStyle w:val="BodyText"/>
-      </w:pPr>
-      <w:hyperlink w:anchor="fig-cal">
-        <w:r>
-          <w:rPr>
-            <w:rStyle w:val="Hyperlink"/>
-          </w:rPr>
-          <w:t xml:space="preserve">Figure 4</w:t>
-        </w:r>
-      </w:hyperlink>
-      <w:r>
-        <w:t xml:space="preserve"> </w:t>
-      </w:r>
-      <w:r>
-        <w:t xml:space="preserve">shows the calibration plots for the raw and calibrated probabilities for the no lag and 2-week lagged model. It also includes a histogram of raw probabilities that demonstrates our models produced variable predicted probabilities, spanning nearly the entire 0 - 1 range. Calibration plots and Brier scores for all 5 models are available in the supplement.</w:t>
-      </w:r>
-    </w:p>
-    <w:tbl>
-      <w:tblPr>
-        <w:tblStyle w:val="Table"/>
-        <w:tblW w:type="pct" w:w="5000"/>
-        <w:tblLayout w:type="fixed"/>
-        <w:tblLook w:firstRow="0" w:lastRow="0" w:firstColumn="0" w:lastColumn="0" w:noHBand="0" w:noVBand="0" w:val="0000"/>
-      </w:tblPr>
-      <w:tblGrid>
-        <w:gridCol w:w="7920"/>
-      </w:tblGrid>
-      <w:tr>
-        <w:tc>
-          <w:tcPr/>
-          <w:bookmarkStart w:id="60" w:name="fig-cal"/>
-          <w:p>
-            <w:pPr>
-              <w:pStyle w:val="Compact"/>
-              <w:jc w:val="center"/>
-            </w:pPr>
-            <w:r>
-              <w:drawing>
-                <wp:inline>
-                  <wp:extent cx="5334000" cy="5334000"/>
-                  <wp:effectExtent b="0" l="0" r="0" t="0"/>
-                  <wp:docPr descr="" title="" id="58" name="Picture"/>
-                  <a:graphic>
-                    <a:graphicData uri="http://schemas.openxmlformats.org/drawingml/2006/picture">
-                      <pic:pic>
-                        <pic:nvPicPr>
-                          <pic:cNvPr descr="index_files/figure-docx/notebooks-mak_figures-fig-cal-output-1.png" id="59" name="Picture"/>
-                          <pic:cNvPicPr>
-                            <a:picLocks noChangeArrowheads="1" noChangeAspect="1"/>
-                          </pic:cNvPicPr>
-                        </pic:nvPicPr>
-                        <pic:blipFill>
-                          <a:blip r:embed="rId57"/>
-                          <a:stretch>
-                            <a:fillRect/>
-                          </a:stretch>
-                        </pic:blipFill>
-                        <pic:spPr bwMode="auto">
-                          <a:xfrm>
-                            <a:off x="0" y="0"/>
-                            <a:ext cx="5334000" cy="5334000"/>
-                          </a:xfrm>
-                          <a:prstGeom prst="rect">
-                            <a:avLst/>
-                          </a:prstGeom>
-                          <a:noFill/>
-                          <a:ln w="9525">
-                            <a:noFill/>
-                            <a:headEnd/>
-                            <a:tailEnd/>
-                          </a:ln>
-                        </pic:spPr>
-                      </pic:pic>
-                    </a:graphicData>
-                  </a:graphic>
-                </wp:inline>
-              </w:drawing>
-            </w:r>
-          </w:p>
-          <w:p>
-            <w:pPr>
-              <w:jc w:val="center"/>
-            </w:pPr>
-            <w:pPr>
-              <w:jc w:val="left"/>
-              <w:spacing w:before="200"/>
-              <w:pStyle w:val="ImageCaption"/>
-            </w:pPr>
-            <w:r>
-              <w:t xml:space="preserve">Figure 4: Calibration plots of raw and calibrated lapse probabilities for the baseline (no lag) and 2-week lagged models. Predicted probabilities (x-axis) are binned into deciles. Observed lapse probability (y-axis) represents the proportion of actual lapses observed in each bin. The dashed diagonal represents perfect calibration. Points below the line indicate overestimation and points above the line indicate underestimation. Raw probabilities are depicted as solid black curves. Platt calibrated probabilities are depicted as pink dashed curves. The grey histogram along the bottom of the plot represents the proportion of raw probabilities in each bin.</w:t>
-            </w:r>
-          </w:p>
-          <w:bookmarkEnd w:id="60"/>
-        </w:tc>
-      </w:tr>
-    </w:tbl>
-    <w:p>
-      <w:pPr>
-        <w:pStyle w:val="BodyText"/>
-      </w:pPr>
-      <w:r>
-        <w:rPr>
-          <w:vertAlign w:val="subscript"/>
-        </w:rPr>
-        <w:t xml:space="preserve">Source:</w:t>
-      </w:r>
-      <w:r>
-        <w:rPr>
-          <w:vertAlign w:val="subscript"/>
-        </w:rPr>
-        <w:t xml:space="preserve"> </w:t>
-      </w:r>
-      <w:hyperlink r:id="rId61">
-        <w:r>
-          <w:rPr>
-            <w:rStyle w:val="Hyperlink"/>
-            <w:vertAlign w:val="subscript"/>
-          </w:rPr>
-          <w:t xml:space="preserve">Make All Figures for Main Manuscript</w:t>
-        </w:r>
-      </w:hyperlink>
-    </w:p>
-    <w:bookmarkEnd w:id="62"/>
-    <w:bookmarkStart w:id="68" w:name="feature-importance"/>
-    <w:p>
-      <w:pPr>
-        <w:pStyle w:val="Heading2"/>
-      </w:pPr>
-      <w:r>
-        <w:t xml:space="preserve">Feature Importance</w:t>
-      </w:r>
-    </w:p>
-    <w:p>
-      <w:pPr>
-        <w:pStyle w:val="FirstParagraph"/>
-      </w:pPr>
-      <w:r>
-        <w:t xml:space="preserve">Global feature importance is an indicator of how important a feature category was to the model’s predictions, on average (i.e., across all participants and all observations). The top globally important feature category (i.e., highest mean |Shapley value|) for all models was past use. Future efficacy was a strong predictor for more immediate model predictions (i.e., no lag), but its importance diminished as lag time increased. On the other hand, as lag time increased, past/future risky situations increased in importance. Craving was consistently important in magnitude across all models. A plot of global feature importance as a function of lag time is available in the supplement. These findings were also consistent across demographic subgroups (plots of global feature importance by demographic group are available for the no lag and 2-week lagged models in the supplement).</w:t>
-      </w:r>
-    </w:p>
-    <w:p>
-      <w:pPr>
-        <w:pStyle w:val="BodyText"/>
-      </w:pPr>
-      <w:r>
-        <w:t xml:space="preserve">Local importance describes how important a feature category was for individual predictions. In the immediate model, past/future self-reported stressful events emerged as the most important feature category on most days, despite having a relatively small influence on predictions at the global level. Future efficacy was the second most important feature category, followed by past use. In the 2-week lagged model, past use remained the most important feature category (i.e., it produced the highest Shapley value for the greatest number of individuals on the most days). Past/future risky situations also remained among the top feature categories. However, valence/arousal additionally emerged as a competing top feature category (a pattern not observed in the immediate model).</w:t>
-      </w:r>
-      <w:r>
-        <w:t xml:space="preserve"> </w:t>
-      </w:r>
-      <w:hyperlink w:anchor="fig-4">
-        <w:r>
-          <w:rPr>
-            <w:rStyle w:val="Hyperlink"/>
-          </w:rPr>
-          <w:t xml:space="preserve">Figure 5</w:t>
-        </w:r>
-      </w:hyperlink>
-      <w:r>
-        <w:t xml:space="preserve"> </w:t>
-      </w:r>
-      <w:r>
-        <w:t xml:space="preserve">shows the relative global and local ranking of feature categories for the no lag and 2-week lagged models.</w:t>
-      </w:r>
-    </w:p>
-    <w:tbl>
-      <w:tblPr>
-        <w:tblStyle w:val="Table"/>
-        <w:tblW w:type="pct" w:w="5000"/>
-        <w:tblLayout w:type="fixed"/>
-        <w:tblLook w:firstRow="0" w:lastRow="0" w:firstColumn="0" w:lastColumn="0" w:noHBand="0" w:noVBand="0" w:val="0000"/>
-      </w:tblPr>
-      <w:tblGrid>
-        <w:gridCol w:w="7920"/>
-      </w:tblGrid>
-      <w:tr>
-        <w:tc>
-          <w:tcPr/>
-          <w:bookmarkStart w:id="66" w:name="fig-4"/>
+          <w:bookmarkStart w:id="61" w:name="fig-4"/>
           <w:p>
             <w:pPr>
               <w:pStyle w:val="Compact"/>
@@ -7948,18 +7849,18 @@
                 <wp:inline>
                   <wp:extent cx="5334000" cy="2667000"/>
                   <wp:effectExtent b="0" l="0" r="0" t="0"/>
-                  <wp:docPr descr="" title="" id="64" name="Picture"/>
+                  <wp:docPr descr="" title="" id="59" name="Picture"/>
                   <a:graphic>
                     <a:graphicData uri="http://schemas.openxmlformats.org/drawingml/2006/picture">
                       <pic:pic>
                         <pic:nvPicPr>
-                          <pic:cNvPr descr="index_files/figure-docx/notebooks-mak_figures-fig-4-output-1.png" id="65" name="Picture"/>
+                          <pic:cNvPr descr="index_files/figure-docx/notebooks-mak_figures-fig-4-output-1.png" id="60" name="Picture"/>
                           <pic:cNvPicPr>
                             <a:picLocks noChangeArrowheads="1" noChangeAspect="1"/>
                           </pic:cNvPicPr>
                         </pic:nvPicPr>
                         <pic:blipFill>
-                          <a:blip r:embed="rId63"/>
+                          <a:blip r:embed="rId58"/>
                           <a:stretch>
                             <a:fillRect/>
                           </a:stretch>
@@ -7996,10 +7897,10 @@
               <w:pStyle w:val="ImageCaption"/>
             </w:pPr>
             <w:r>
-              <w:t xml:space="preserve">Figure 5: Global (mean |Shapley value|) and local (proportion of days as top feature) feature importance for feature categories for the no lag and 2-week lagged models. Feature categories are ordered by their aggregate global importance. The importance of each feature category for each model is displayed separately by color.</w:t>
+              <w:t xml:space="preserve">Figure 4: Global (mean |Shapley value|) and local (proportion of days as top feature) feature importance for feature categories for the no lag and 2-week lagged models. Feature categories are ordered by their aggregate global importance. The importance of each feature category for each model is displayed separately by color.</w:t>
             </w:r>
           </w:p>
-          <w:bookmarkEnd w:id="66"/>
+          <w:bookmarkEnd w:id="61"/>
         </w:tc>
       </w:tr>
     </w:tbl>
@@ -8019,7 +7920,7 @@
         </w:rPr>
         <w:t xml:space="preserve"> </w:t>
       </w:r>
-      <w:hyperlink r:id="rId67">
+      <w:hyperlink r:id="rId62">
         <w:r>
           <w:rPr>
             <w:rStyle w:val="Hyperlink"/>
@@ -8029,9 +7930,9 @@
         </w:r>
       </w:hyperlink>
     </w:p>
-    <w:bookmarkEnd w:id="68"/>
-    <w:bookmarkEnd w:id="69"/>
-    <w:bookmarkStart w:id="77" w:name="discussion"/>
+    <w:bookmarkEnd w:id="63"/>
+    <w:bookmarkEnd w:id="64"/>
+    <w:bookmarkStart w:id="72" w:name="discussion"/>
     <w:p>
       <w:pPr>
         <w:pStyle w:val="Heading1"/>
@@ -8040,7 +7941,7 @@
         <w:t xml:space="preserve">Discussion</w:t>
       </w:r>
     </w:p>
-    <w:bookmarkStart w:id="70" w:name="model-evaluation-and-comparisons"/>
+    <w:bookmarkStart w:id="65" w:name="model-evaluation-and-comparisons"/>
     <w:p>
       <w:pPr>
         <w:pStyle w:val="Heading2"/>
@@ -8073,8 +7974,8 @@
         <w:t xml:space="preserve">Collectively, these results suggest we can achieve clinically meaningful performance up to two weeks out. Our rigorous resampling methods (grouped, nested, k-fold cross-validation) make us confident that these are valid estimates of how our models would perform with new individuals. Furthermore, it should be noted that both the no lag and 2-week lagged models can be combined in a complementary fashion that allows both for highly accurate immediate lapse prediction and advanced warning about future lapse risk.</w:t>
       </w:r>
     </w:p>
-    <w:bookmarkEnd w:id="70"/>
-    <w:bookmarkStart w:id="71" w:name="model-fairness"/>
+    <w:bookmarkEnd w:id="65"/>
+    <w:bookmarkStart w:id="66" w:name="model-fairness"/>
     <w:p>
       <w:pPr>
         <w:pStyle w:val="Heading2"/>
@@ -8313,417 +8214,417 @@
         <w:t xml:space="preserve">. These experiences could prompt some individuals in these subgroups to under-report lapses and/or risk factors, which could also degrade performance and evaluation of our models for these subgroups. We observed relatively comparable percentages of lapses reported among disadvantaged compared to advantaged groups. However, comparable lapse rates do not necessarily confirm comparable reporting accuracy because it is possible that there were systematic differences in lapse rates across groups that were masked by issues of trust.</w:t>
       </w:r>
     </w:p>
+    <w:bookmarkEnd w:id="66"/>
+    <w:bookmarkStart w:id="67" w:name="calibration"/>
+    <w:p>
+      <w:pPr>
+        <w:pStyle w:val="Heading2"/>
+      </w:pPr>
+      <w:r>
+        <w:t xml:space="preserve">Calibration</w:t>
+      </w:r>
+    </w:p>
+    <w:p>
+      <w:pPr>
+        <w:pStyle w:val="FirstParagraph"/>
+      </w:pPr>
+      <w:r>
+        <w:t xml:space="preserve">After applying Platt scaling to our predicted probabilities, our models were generally well calibrated with increasing monotonic relationships between calibrated model output and lapse event rates. Well-calibrated probabilities indicate that the predicted probability aligns closely with the true likelihood of an outcome (i.e., a lapse). Our no lag model had excellent calibration. However, the calibration plots suggest that with a longer lag time of 2 weeks, the model tends to over-predict the likelihood of lapses when predicted probabilities were higher.</w:t>
+      </w:r>
+    </w:p>
+    <w:p>
+      <w:pPr>
+        <w:pStyle w:val="BodyText"/>
+      </w:pPr>
+      <w:r>
+        <w:t xml:space="preserve">This pattern may not necessarily be problematic. Research suggests that people often struggle to interpret probabilistic feedback, especially when it’s provided in raw numerical form</w:t>
+      </w:r>
+      <w:r>
+        <w:t xml:space="preserve"> </w:t>
+      </w:r>
+      <w:r>
+        <w:t xml:space="preserve">[59–61]</w:t>
+      </w:r>
+      <w:r>
+        <w:t xml:space="preserve">. As a result, it may be more effective to communicate risk using coarser categories (e.g., low, medium, or high risk) or through relative changes in risk (e.g., “Your risk of lapse is higher this week compared to last week”). These forms of feedback may be less sensitive to small miscalibrations at the extremes as long as the relationship between predicted probabilities and the observed event rate is monotonic.</w:t>
+      </w:r>
+    </w:p>
+    <w:bookmarkEnd w:id="67"/>
+    <w:bookmarkStart w:id="68" w:name="feature-importance-1"/>
+    <w:p>
+      <w:pPr>
+        <w:pStyle w:val="Heading2"/>
+      </w:pPr>
+      <w:r>
+        <w:t xml:space="preserve">Feature importance</w:t>
+      </w:r>
+    </w:p>
+    <w:p>
+      <w:pPr>
+        <w:pStyle w:val="FirstParagraph"/>
+      </w:pPr>
+      <w:r>
+        <w:t xml:space="preserve">The relative ordering of top global features remained somewhat consistent across the no lag and 2-week lagged models. Past use was the most important feature in both models in our dataset. This is not surprising given that our outcome was lapse, and past behavior is often the best predictor of future behavior. This finding also supports decades of clinical research on relapse prevention, where lapses (i.e., single instances of goal inconsistent alcohol use) are seen as powerful precursors to relapse (i.e., full return to harmful drinking;</w:t>
+      </w:r>
+      <w:r>
+        <w:t xml:space="preserve"> </w:t>
+      </w:r>
+      <w:r>
+        <w:t xml:space="preserve">[9]</w:t>
+      </w:r>
+      <w:r>
+        <w:t xml:space="preserve">). Abstinence self-efficacy emerged as the second most important feature in both models in our dataset, indicating that participants had reasonably accurate insight into their near-term success with maintaining alcohol abstinence. Craving was also an important predictor in both models, suggesting that it may be an important target for intervention to support early recovery efforts.</w:t>
+      </w:r>
+    </w:p>
+    <w:p>
+      <w:pPr>
+        <w:pStyle w:val="BodyText"/>
+      </w:pPr>
+      <w:r>
+        <w:t xml:space="preserve">Several feature categories displayed sizeable differences in global importance by lag time. The importance of abstinence self-efficacy dropped by more than 50% in the 2-week lagged model relative to the no lag model. This may indicate that self-efficacy during early recovery is unstable even across shorter periods of time such that their current self-efficacy does not strongly predict abstinence success even two weeks into the future. In fact, craving and risky situations become as important as self-efficacy when predicting 2-week lagged lapses. It may be that these other experiences are shaping and changing the individual’s self-efficacy rapidly in early recovery. This also suggests that more frequent clinical assessments of self-efficacy as a target for intervention may be needed rather than assuming stability in this construct if initial assessment suggests it is high. Also, our study cannot determine if this differential importance of self-efficacy for immediate vs. lagged lapses persists beyond early recovery (where people may be encouraged to take a</w:t>
+      </w:r>
+      <w:r>
+        <w:t xml:space="preserve"> </w:t>
+      </w:r>
+      <w:r>
+        <w:t xml:space="preserve">“one day at a time”</w:t>
+      </w:r>
+      <w:r>
+        <w:t xml:space="preserve"> </w:t>
+      </w:r>
+      <w:r>
+        <w:t xml:space="preserve">mindset). Self-efficacy may become a more stable predictor of future abstinence success after longer periods of recovery, but our sample was limited to participants in early recovery (&lt;= 8 weeks of abstinence at intake).</w:t>
+      </w:r>
+    </w:p>
+    <w:p>
+      <w:pPr>
+        <w:pStyle w:val="BodyText"/>
+      </w:pPr>
+      <w:r>
+        <w:t xml:space="preserve">Past use was less important for the 2-week lagged model compared to the no lag model. This indicates that the predictive strength of a lapse on the likelihood of subsequent lapses diminishes to some degree over a relatively short period of time. This is good news and reinforces that single lapses do not always mark a return to consistent patterns of frequent, and potentially harmful, alcohol use. Despite this reduction in importance of past use as a predictor of lagged alcohol use, past use did remain the most important category for 2-week lagged lapses. Lapses may provide</w:t>
+      </w:r>
+      <w:r>
+        <w:t xml:space="preserve"> </w:t>
+      </w:r>
+      <w:r>
+        <w:t xml:space="preserve">“teachable moments”</w:t>
+      </w:r>
+      <w:r>
+        <w:t xml:space="preserve"> </w:t>
+      </w:r>
+      <w:r>
+        <w:t xml:space="preserve">that can be used to reinforce recovery motivation, better understand risks, and develop skills to address those risks</w:t>
+      </w:r>
+      <w:r>
+        <w:t xml:space="preserve"> </w:t>
+      </w:r>
+      <w:r>
+        <w:t xml:space="preserve">[11]</w:t>
+      </w:r>
+      <w:r>
+        <w:t xml:space="preserve">. Conversely, lapses should not be ignored because they remain strong predictors of further use.</w:t>
+      </w:r>
+    </w:p>
+    <w:p>
+      <w:pPr>
+        <w:pStyle w:val="BodyText"/>
+      </w:pPr>
+      <w:r>
+        <w:t xml:space="preserve">Surprisingly, past and anticipated risky situations were more important in the 2-week lagged vs. no lag model, suggesting that the impact of these situations on lapses back to use may be delayed. It may be that persistent exposure to risks is necessary to undermine an abstinence goal and lead to return to alcohol use. Alternatively or additionally, people may also be better able to anticipate future risky situations (e.g., vacations, anniversaries of significant dates) than future acute stressors or even future self-efficacy. Regardless, the increased importance of risky situations for predicting lagged lapses provides an opportunity to intervene prior to the lapse, particularly if the individual is encouraged to assess future risks and/or makes use of a recovery monitoring prediction model.</w:t>
+      </w:r>
+    </w:p>
+    <w:p>
+      <w:pPr>
+        <w:pStyle w:val="BodyText"/>
+      </w:pPr>
+      <w:r>
+        <w:t xml:space="preserve">We were also surprised that stressful events, pleasant events, and affective state features did not make more important contributions to predictions across models. These constructs are highlighted in numerous theories about addiction and relapse</w:t>
+      </w:r>
+      <w:r>
+        <w:t xml:space="preserve"> </w:t>
+      </w:r>
+      <w:r>
+        <w:t xml:space="preserve">[9,10,62]</w:t>
+      </w:r>
+      <w:r>
+        <w:t xml:space="preserve"> </w:t>
+      </w:r>
+      <w:r>
+        <w:t xml:space="preserve">and represent targets for intervention in many existing treatments</w:t>
+      </w:r>
+      <w:r>
+        <w:t xml:space="preserve"> </w:t>
+      </w:r>
+      <w:r>
+        <w:t xml:space="preserve">[18,63–65]</w:t>
+      </w:r>
+      <w:r>
+        <w:t xml:space="preserve">. It may be that their impact is subsumed within other more powerful features (i.e., past use and self-efficacy). However, this seems unlikely given that the methodology underlying Shapley values allows for a fair distribution of importance among the relevant predictive features even when those features are correlated</w:t>
+      </w:r>
+      <w:r>
+        <w:t xml:space="preserve"> </w:t>
+      </w:r>
+      <w:r>
+        <w:t xml:space="preserve">[56]</w:t>
+      </w:r>
+      <w:r>
+        <w:t xml:space="preserve">. Alternatively, we may need to more carefully consider the nuanced roles that these constructs play (e.g., within the context of individual coping strategies, social support or environmental factors) in the return to alcohol use during recovery</w:t>
+      </w:r>
+      <w:r>
+        <w:t xml:space="preserve"> </w:t>
+      </w:r>
+      <w:r>
+        <w:t xml:space="preserve">[66]</w:t>
+      </w:r>
+      <w:r>
+        <w:t xml:space="preserve">.</w:t>
+      </w:r>
+    </w:p>
+    <w:p>
+      <w:pPr>
+        <w:pStyle w:val="BodyText"/>
+      </w:pPr>
+      <w:r>
+        <w:t xml:space="preserve">Our local feature importance approach, where we calculated the proportion of observations for which each feature category had the highest Shapley value, showed that although past use was the most influential feature overall, it was the top feature on only a subset of days (less than 20% of days in the immediate model and less than 30% in the 2-week lagged model). In fact, past alcohol use fell to the third most important feature for the no-lag model. This is not surprising, as lapses were relatively infrequent (7.6-7.7% of observations), and nearly half of participants did not report any lapses during the study.</w:t>
+      </w:r>
+    </w:p>
+    <w:p>
+      <w:pPr>
+        <w:pStyle w:val="BodyText"/>
+      </w:pPr>
+      <w:r>
+        <w:t xml:space="preserve">Our examination of local feature importance also revealed new important features. In both models, past/future stressful events emerged as an important feature. The fact this did not show up as an important global feature could indicate several things. First, it could be that stressful events are important for predicting lapses for a subset of individuals, but not for others. Second, stress may have a strong impact on some high-risk days but little to no effect on most other days. Finally, as mentioned earlier, it is possible that the influence of stress may overlap with related constructs. In all of these situations, the global Shapley value would be diluted, but stress could still emerge as a highly important predictor in specific contexts or for particular individuals. In the 2-week lagged model, valence/arousal emerged as an important feature. This was somewhat surprising, given that these states can fluctuate rapidly. Their importance in the 2-week lagged predictions, but not in the immediate predictions, may suggest that changes in valence and arousal reflect a vulnerability to lapse that accumulates over time, rather than immediately triggering a lapse.</w:t>
+      </w:r>
+    </w:p>
+    <w:p>
+      <w:pPr>
+        <w:pStyle w:val="BodyText"/>
+      </w:pPr>
+      <w:r>
+        <w:t xml:space="preserve">Our local importance analyses highlight a potential limitation in the interpretability of global feature importance. Global feature importance may be biased toward features that exhibit infrequent but very large Shapley values, potentially overstating the importance of predictors that are strongly associated with the outcome but occur in only a small subset of observations. In contrast, individuals may more often benefit from recovery recommendations that focus on managing stress (e.g., guided relaxation), increasing abstinence confidence (e.g., reflecting on recent successes), and coping with risky situations (e.g., trigger mapping).</w:t>
+      </w:r>
+    </w:p>
+    <w:p>
+      <w:pPr>
+        <w:pStyle w:val="BodyText"/>
+      </w:pPr>
+      <w:r>
+        <w:t xml:space="preserve">Finally, this approach showed that while some features have low average importance (across all individuals and observations), they can be highly important on certain days for certain individuals. Thus, this approach more closely aligns with our precision-guided goal of understanding which risk factor is most influential for a specific individual at a specific moment. In the context of recovery, where lapses are important but relatively infrequent events, features other than past use will, in most cases, represent more clinically meaningful targets for intervention.</w:t>
+      </w:r>
+    </w:p>
+    <w:bookmarkEnd w:id="68"/>
+    <w:bookmarkStart w:id="69" w:name="X40ab624ebf83813907a18dba36edd4d1d14a553"/>
+    <w:p>
+      <w:pPr>
+        <w:pStyle w:val="Heading2"/>
+      </w:pPr>
+      <w:r>
+        <w:t xml:space="preserve">Additional Limitations and Future Directions</w:t>
+      </w:r>
+    </w:p>
+    <w:p>
+      <w:pPr>
+        <w:pStyle w:val="FirstParagraph"/>
+      </w:pPr>
+      <w:r>
+        <w:t xml:space="preserve">We believe our lapse prediction models will be most effective when embedded in an RMSS designed to deliver adaptive and personalized continuing care. This system could send daily, weekly, or less frequent messages to users with personalized feedback about their risk of lapse and provide support recommendations tailored to their current recovery needs. This study provides initial support that immediate and lagged prediction models can be trained to high accuracy using EMA for recovery monitoring. Furthermore, locally important features from these models can be used to identify the specific factors that contribute to each lapse risk prediction.</w:t>
+      </w:r>
+    </w:p>
+    <w:p>
+      <w:pPr>
+        <w:pStyle w:val="BodyText"/>
+      </w:pPr>
+      <w:r>
+        <w:t xml:space="preserve">The no lag model can be used to guide individuals to take immediate, actionable steps to maintain their recovery goals and support them to implement these steps within the RMSS. For example, the RMSS can recommend an embedded urge surfing activity when someone’s immediate risk is driven by strong craving whereas a guided relaxation video can be provided to the user when they report stressful events. Similarly, the RMSS can encourage (and explicitly support) the user to reflect on recent past successes and/or skills they have developed when their self-efficacy is low.</w:t>
+      </w:r>
+    </w:p>
+    <w:p>
+      <w:pPr>
+        <w:pStyle w:val="BodyText"/>
+      </w:pPr>
+      <w:r>
+        <w:t xml:space="preserve">The 2-week lagged model provides individuals with advanced warning of their lapse risk. This model is well-suited to support recovery needs that cannot be addressed immediately within an RMSS app, such as scheduling positive or pleasant activities, increasing social engagement, or attending a peer-led recovery meeting. To be clear, we do not believe an RMSS app alone will be sufficient to deliver continuing care. We expect individuals will require additional support throughout their recovery from a mental health provider (e.g., motivational enhancement, crisis management, skill building), a peer (e.g., sponsor, support group), or family member. Importantly, these types of supports take time to set up, highlighting the value of this lagged 2-week model.</w:t>
+      </w:r>
+    </w:p>
+    <w:p>
+      <w:pPr>
+        <w:pStyle w:val="BodyText"/>
+      </w:pPr>
+      <w:r>
+        <w:t xml:space="preserve">At this point, it is still unclear the best way to provide risk and support information from our models to people. For an RMSS to be successful, users must trust the system, consistently engage with the system over time, and find the system beneficial. We have recently launched an NIAAA funded project to optimize daily support messages by examining the impact of several key message components (e.g., lapse probability, locally important features, a risk-relevant recovery activity recommendation, the linguistic style and tone of the message) on engagement, trust, clinical outcomes</w:t>
+      </w:r>
+      <w:r>
+        <w:t xml:space="preserve"> </w:t>
+      </w:r>
+      <w:r>
+        <w:t xml:space="preserve">[67]</w:t>
+      </w:r>
+      <w:r>
+        <w:t xml:space="preserve">.</w:t>
+      </w:r>
+    </w:p>
+    <w:p>
+      <w:pPr>
+        <w:pStyle w:val="BodyText"/>
+      </w:pPr>
+      <w:r>
+        <w:t xml:space="preserve">For a system using lagged models, we can imagine that lags longer than two weeks (i.e., more advanced warning) would be better still. In the present study, we could not train models with lags longer than two weeks because participants only provided lapse reports for up to three months. With the 2-week lagged model, we had approximately 17% fewer labeled observations for training because the first two weeks (out of 12 weeks) of labels for each participant were discarded. This data loss may be one factor that contributed to the decreases in model performance with increases in lag time and we believed that greater data loss (e.g., 25% for a 3-week lag) would not be tenable. We have recently completed data collection on a NIDA funded project where participants provided EMA and other sensed data for up to 12 months</w:t>
+      </w:r>
+      <w:r>
+        <w:t xml:space="preserve"> </w:t>
+      </w:r>
+      <w:r>
+        <w:t xml:space="preserve">[20]</w:t>
+      </w:r>
+      <w:r>
+        <w:t xml:space="preserve">. These data will allow us to train models with longer lags and to better evaluate the impact of data loss on model performance because lag time can be increased substantially with proportionally less data loss given 52 weeks of labeled observations per participant.</w:t>
+      </w:r>
+    </w:p>
+    <w:p>
+      <w:pPr>
+        <w:pStyle w:val="BodyText"/>
+      </w:pPr>
+      <w:r>
+        <w:t xml:space="preserve">While the number of individual observations (i.e., # prediction timepoints per participant X # participants) was sufficient to train models with low bias, low variance and overall high performance, the relatively small number of unique participants remains an important limitation of this study. Successful machine learning models must generalize well to new data (i.e. new observations among new individuals). Our analyses only speak to how well our models generalize to a small number of new individuals and these individuals are mostly homogeneous with respect to key demographic characteristics. To be clear, we made the most efficient use of our sample (i.e., using nested cross-validation to maximize the amount of held-out/test sets available for model evaluation); however, concerns about the generalizability to new individuals and other populations (e.g., individuals living in rural locations, members of other diverse groups not adequately represented in our sample) remain.</w:t>
+      </w:r>
+    </w:p>
+    <w:p>
+      <w:pPr>
+        <w:pStyle w:val="BodyText"/>
+      </w:pPr>
+      <w:r>
+        <w:t xml:space="preserve">Our models predicted goal-inconsistent alcohol use. In our sample, in which all participants had a goal of abstinence, goal-inconsistent use was a homogeneous, observable behavior (i.e., any alcohol use). However, not all individuals in recovery choose complete abstinence. It remains an open question whether our predictors of goal-inconsistent use would generalize to alternative recovery goals (e.g., moderation). Future studies could allow individuals to self-define goal-inconsistent use (e.g., drinking on a weekday or drinking more than planned) and train models in samples with diverse recovery goals.</w:t>
+      </w:r>
+    </w:p>
+    <w:p>
+      <w:pPr>
+        <w:pStyle w:val="BodyText"/>
+      </w:pPr>
+      <w:r>
+        <w:t xml:space="preserve">Additionally, our use of features from 4x daily EMA as model inputs may raise concerns about measurement burden. We confirmed that participants can comply with such EMA schedules over this time period and that they find it acceptable given its potential benefits to them</w:t>
+      </w:r>
+      <w:r>
+        <w:t xml:space="preserve"> </w:t>
+      </w:r>
+      <w:r>
+        <w:t xml:space="preserve">[19,see also 68]</w:t>
+      </w:r>
+      <w:r>
+        <w:t xml:space="preserve">. However, frequent daily surveys may become too burdensome within an RMSS intended for use over many, many months to years for long-term continuing care. We have begun to address this concern by training no lag models with fewer EMAs (1x daily) and have found comparable performance</w:t>
+      </w:r>
+      <w:r>
+        <w:t xml:space="preserve"> </w:t>
+      </w:r>
+      <w:r>
+        <w:t xml:space="preserve">[48]</w:t>
+      </w:r>
+      <w:r>
+        <w:t xml:space="preserve">. Additionally, reinforcement learning could potentially be used for adaptive EMA sampling. For example, each day the algorithm could make a decision to send out an EMA or not based on inferred latent states of the individual based on previous EMA responses and predicted probability of lapse.</w:t>
+      </w:r>
+    </w:p>
+    <w:p>
+      <w:pPr>
+        <w:pStyle w:val="BodyText"/>
+      </w:pPr>
+      <w:r>
+        <w:t xml:space="preserve">We have also begun to explore how we can supplement our models with data from lower burden sensing methods. Geolocation, which can be passively sensed, could compliment EMA well</w:t>
+      </w:r>
+      <w:r>
+        <w:t xml:space="preserve"> </w:t>
+      </w:r>
+      <w:r>
+        <w:t xml:space="preserve">[69]</w:t>
+      </w:r>
+      <w:r>
+        <w:t xml:space="preserve">. First, it could provide insight into information not easily captured by self-report without lengthy surveys. For example, the amount of time spent in risky locations, or changes in routine (e.g., loss of job; move to new city) that could indicate life stressors can be detected in movement patterns. Second, the near-continuous sampling of geolocation could offer risk-relevant information that would otherwise be missed in between the discrete sampling periods of EMA. Furthermore, potentially powerful features can be engineered by combining geolocation data with contextual information available in public sources (e.g., census data, alcohol outlet density)</w:t>
+      </w:r>
+      <w:r>
+        <w:t xml:space="preserve"> </w:t>
+      </w:r>
+      <w:r>
+        <w:t xml:space="preserve">[70,71]</w:t>
+      </w:r>
+      <w:r>
+        <w:t xml:space="preserve"> </w:t>
+      </w:r>
+      <w:r>
+        <w:t xml:space="preserve">or collected from the user directly (e.g., self-evaluated riskiness of a given location)</w:t>
+      </w:r>
+      <w:r>
+        <w:t xml:space="preserve"> </w:t>
+      </w:r>
+      <w:r>
+        <w:t xml:space="preserve">[20]</w:t>
+      </w:r>
+      <w:r>
+        <w:t xml:space="preserve">.</w:t>
+      </w:r>
+    </w:p>
+    <w:p>
+      <w:pPr>
+        <w:pStyle w:val="BodyText"/>
+      </w:pPr>
+      <w:r>
+        <w:t xml:space="preserve">Lastly, there may be value in exploring alternative modeling approaches that better leverage the temporal structure and individual-level nature of these data. For example, hierarchical models that start with population-based information (i.e., priors) and are updated with person-specific information as the individual provides data may be the most promising approach for effective use of time-varying information to model how an individual’s lapse risk evolves over time. Our lab has begun to develop these models and found preliminary evidence to suggest that they may outperform traditional population-level machine learning models</w:t>
+      </w:r>
+      <w:r>
+        <w:t xml:space="preserve"> </w:t>
+      </w:r>
+      <w:r>
+        <w:t xml:space="preserve">[48]</w:t>
+      </w:r>
+      <w:r>
+        <w:t xml:space="preserve">. However, in another recent study, population-level models well outperformed person-specific models for predicting various outcomes, including alcohol use and binge drinking</w:t>
+      </w:r>
+      <w:r>
+        <w:t xml:space="preserve"> </w:t>
+      </w:r>
+      <w:r>
+        <w:t xml:space="preserve">[72]</w:t>
+      </w:r>
+      <w:r>
+        <w:t xml:space="preserve">. Thus, the benefit of individualized models above and beyond population models remains an empirical question and is something we plan to continue to pursue in future work.</w:t>
+      </w:r>
+    </w:p>
+    <w:bookmarkEnd w:id="69"/>
+    <w:bookmarkStart w:id="70" w:name="conclusions"/>
+    <w:p>
+      <w:pPr>
+        <w:pStyle w:val="Heading2"/>
+      </w:pPr>
+      <w:r>
+        <w:t xml:space="preserve">Conclusions</w:t>
+      </w:r>
+    </w:p>
+    <w:p>
+      <w:pPr>
+        <w:pStyle w:val="FirstParagraph"/>
+      </w:pPr>
+      <w:r>
+        <w:t xml:space="preserve">This study suggests it is possible to accurately predict alcohol lapses both immediately and up to two weeks into the future using lagged machine learning prediction models. The no lag model could guide users to engage with a smart RMSS that provides daily recovery activities that are personalized to their lapse risk and the factors contributing to that risk. The 2-week lagged model could enable patients to seek out and implement recovery support that is not immediately available to them within the RMSS. Several important steps remain prior to implementing the no lag and 2-week lagged models within a smart RMSS. Feedback and support messages from these models should be optimized to sustain system engagement, trust, and clinical outcomes. Passive sensing of model inputs may allow assessment of a broader range of risk factors with less burden for system users. Perhaps most important, model fairness must be improved by decreasing disparities in performance for less privileged groups. We remain optimistic about the potential to implement these models within a smart RMSS because these barriers, while challenging, are surmountable.</w:t>
+      </w:r>
+    </w:p>
+    <w:bookmarkEnd w:id="70"/>
+    <w:bookmarkStart w:id="71" w:name="acknowledgments"/>
+    <w:p>
+      <w:pPr>
+        <w:pStyle w:val="Heading2"/>
+      </w:pPr>
+      <w:r>
+        <w:t xml:space="preserve">Acknowledgments</w:t>
+      </w:r>
+    </w:p>
+    <w:p>
+      <w:pPr>
+        <w:pStyle w:val="FirstParagraph"/>
+      </w:pPr>
+      <w:r>
+        <w:t xml:space="preserve">This research was supported by grants from the National Institute on Alcohol Abuse and Alcoholism (NIAAA; R01 AA024391 to John J. Curtin) and the National Institute on Drug Abuse (NIDA; R01 DA047315 to John J. Curtin). The authors wish to thank Susan E. Wanta for her role as the project administrator.</w:t>
+      </w:r>
+    </w:p>
     <w:bookmarkEnd w:id="71"/>
-    <w:bookmarkStart w:id="72" w:name="calibration"/>
-    <w:p>
-      <w:pPr>
-        <w:pStyle w:val="Heading2"/>
-      </w:pPr>
-      <w:r>
-        <w:t xml:space="preserve">Calibration</w:t>
-      </w:r>
-    </w:p>
-    <w:p>
-      <w:pPr>
-        <w:pStyle w:val="FirstParagraph"/>
-      </w:pPr>
-      <w:r>
-        <w:t xml:space="preserve">After applying Platt scaling to our predicted probabilities, our models were generally well calibrated with increasing monotonic relationships between calibrated model output and lapse event rates. Well-calibrated probabilities indicate that the predicted probability aligns closely with the true likelihood of an outcome (i.e., a lapse). Our no lag model had excellent calibration. However, the calibration plots suggest that with a longer lag time of 2 weeks, the model tends to over-predict the likelihood of lapses when predicted probabilities were higher.</w:t>
-      </w:r>
-    </w:p>
-    <w:p>
-      <w:pPr>
-        <w:pStyle w:val="BodyText"/>
-      </w:pPr>
-      <w:r>
-        <w:t xml:space="preserve">This pattern may not necessarily be problematic. Research suggests that people often struggle to interpret probabilistic feedback, especially when it’s provided in raw numerical form</w:t>
-      </w:r>
-      <w:r>
-        <w:t xml:space="preserve"> </w:t>
-      </w:r>
-      <w:r>
-        <w:t xml:space="preserve">[59–61]</w:t>
-      </w:r>
-      <w:r>
-        <w:t xml:space="preserve">. As a result, it may be more effective to communicate risk using coarser categories (e.g., low, medium, or high risk) or through relative changes in risk (e.g., “Your risk of lapse is higher this week compared to last week”). These forms of feedback may be less sensitive to small miscalibrations at the extremes as long as the relationship between predicted probabilities and the observed event rate is monotonic.</w:t>
-      </w:r>
-    </w:p>
     <w:bookmarkEnd w:id="72"/>
-    <w:bookmarkStart w:id="73" w:name="feature-importance-1"/>
-    <w:p>
-      <w:pPr>
-        <w:pStyle w:val="Heading2"/>
-      </w:pPr>
-      <w:r>
-        <w:t xml:space="preserve">Feature importance</w:t>
-      </w:r>
-    </w:p>
-    <w:p>
-      <w:pPr>
-        <w:pStyle w:val="FirstParagraph"/>
-      </w:pPr>
-      <w:r>
-        <w:t xml:space="preserve">The relative ordering of top global features remained somewhat consistent across the no lag and 2-week lagged models. Past use was the most important feature in both models in our dataset. This is not surprising given that our outcome was lapse, and past behavior is often the best predictor of future behavior. This finding also supports decades of clinical research on relapse prevention, where lapses (i.e., single instances of goal inconsistent alcohol use) are seen as powerful precursors to relapse (i.e., full return to harmful drinking;</w:t>
-      </w:r>
-      <w:r>
-        <w:t xml:space="preserve"> </w:t>
-      </w:r>
-      <w:r>
-        <w:t xml:space="preserve">[9]</w:t>
-      </w:r>
-      <w:r>
-        <w:t xml:space="preserve">). Abstinence self-efficacy emerged as the second most important feature in both models in our dataset, indicating that participants had reasonably accurate insight into their near-term success with maintaining alcohol abstinence. Craving was also an important predictor in both models, suggesting that it may be an important target for intervention to support early recovery efforts.</w:t>
-      </w:r>
-    </w:p>
-    <w:p>
-      <w:pPr>
-        <w:pStyle w:val="BodyText"/>
-      </w:pPr>
-      <w:r>
-        <w:t xml:space="preserve">Several feature categories displayed sizeable differences in global importance by lag time. The importance of abstinence self-efficacy dropped by more than 50% in the 2-week lagged model relative to the no lag model. This may indicate that self-efficacy during early recovery is unstable even across shorter periods of time such that their current self-efficacy does not strongly predict abstinence success even two weeks into the future. In fact, craving and risky situations become as important as self-efficacy when predicting 2-week lagged lapses. It may be that these other experiences are shaping and changing the individual’s self-efficacy rapidly in early recovery. This also suggests that more frequent clinical assessments of self-efficacy as a target for intervention may be needed rather than assuming stability in this construct if initial assessment suggests it is high. Also, our study cannot determine if this differential importance of self-efficacy for immediate vs. lagged lapses persists beyond early recovery (where people may be encouraged to take a</w:t>
-      </w:r>
-      <w:r>
-        <w:t xml:space="preserve"> </w:t>
-      </w:r>
-      <w:r>
-        <w:t xml:space="preserve">“one day at a time”</w:t>
-      </w:r>
-      <w:r>
-        <w:t xml:space="preserve"> </w:t>
-      </w:r>
-      <w:r>
-        <w:t xml:space="preserve">mindset). Self-efficacy may become a more stable predictor of future abstinence success after longer periods of recovery, but our sample was limited to participants in early recovery (&lt;= 8 weeks of abstinence at intake).</w:t>
-      </w:r>
-    </w:p>
-    <w:p>
-      <w:pPr>
-        <w:pStyle w:val="BodyText"/>
-      </w:pPr>
-      <w:r>
-        <w:t xml:space="preserve">Past use was less important for the 2-week lagged model compared to the no lag model. This indicates that the predictive strength of a lapse on the likelihood of subsequent lapses diminishes to some degree over a relatively short period of time. This is good news and reinforces that single lapses do not always mark a return to consistent patterns of frequent, and potentially harmful, alcohol use. Despite this reduction in importance of past use as a predictor of lagged alcohol use, past use did remain the most important category for 2-week lagged lapses. Lapses may provide</w:t>
-      </w:r>
-      <w:r>
-        <w:t xml:space="preserve"> </w:t>
-      </w:r>
-      <w:r>
-        <w:t xml:space="preserve">“teachable moments”</w:t>
-      </w:r>
-      <w:r>
-        <w:t xml:space="preserve"> </w:t>
-      </w:r>
-      <w:r>
-        <w:t xml:space="preserve">that can be used to reinforce recovery motivation, better understand risks, and develop skills to address those risks</w:t>
-      </w:r>
-      <w:r>
-        <w:t xml:space="preserve"> </w:t>
-      </w:r>
-      <w:r>
-        <w:t xml:space="preserve">[11]</w:t>
-      </w:r>
-      <w:r>
-        <w:t xml:space="preserve">. Conversely, lapses should not be ignored because they remain strong predictors of further use.</w:t>
-      </w:r>
-    </w:p>
-    <w:p>
-      <w:pPr>
-        <w:pStyle w:val="BodyText"/>
-      </w:pPr>
-      <w:r>
-        <w:t xml:space="preserve">Surprisingly, past and anticipated risky situations were more important in the 2-week lagged vs. no lag model, suggesting that the impact of these situations on lapses back to use may be delayed. It may be that persistent exposure to risks is necessary to undermine an abstinence goal and lead to return to alcohol use. Alternatively or additionally, people may also be better able to anticipate future risky situations (e.g., vacations, anniversaries of significant dates) than future acute stressors or even future self-efficacy. Regardless, the increased importance of risky situations for predicting lagged lapses provides an opportunity to intervene prior to the lapse, particularly if the individual is encouraged to assess future risks and/or makes use of a recovery monitoring prediction model.</w:t>
-      </w:r>
-    </w:p>
-    <w:p>
-      <w:pPr>
-        <w:pStyle w:val="BodyText"/>
-      </w:pPr>
-      <w:r>
-        <w:t xml:space="preserve">We were also surprised that stressful events, pleasant events, and affective state features did not make more important contributions to predictions across models. These constructs are highlighted in numerous theories about addiction and relapse</w:t>
-      </w:r>
-      <w:r>
-        <w:t xml:space="preserve"> </w:t>
-      </w:r>
-      <w:r>
-        <w:t xml:space="preserve">[9,10,62]</w:t>
-      </w:r>
-      <w:r>
-        <w:t xml:space="preserve"> </w:t>
-      </w:r>
-      <w:r>
-        <w:t xml:space="preserve">and represent targets for intervention in many existing treatments</w:t>
-      </w:r>
-      <w:r>
-        <w:t xml:space="preserve"> </w:t>
-      </w:r>
-      <w:r>
-        <w:t xml:space="preserve">[18,63–65]</w:t>
-      </w:r>
-      <w:r>
-        <w:t xml:space="preserve">. It may be that their impact is subsumed within other more powerful features (i.e., past use and self-efficacy). However, this seems unlikely given that the methodology underlying Shapley values allows for a fair distribution of importance among the relevant predictive features even when those features are correlated</w:t>
-      </w:r>
-      <w:r>
-        <w:t xml:space="preserve"> </w:t>
-      </w:r>
-      <w:r>
-        <w:t xml:space="preserve">[56]</w:t>
-      </w:r>
-      <w:r>
-        <w:t xml:space="preserve">. Alternatively, we may need to more carefully consider the nuanced roles that these constructs play (e.g., within the context of individual coping strategies, social support or environmental factors) in the return to alcohol use during recovery</w:t>
-      </w:r>
-      <w:r>
-        <w:t xml:space="preserve"> </w:t>
-      </w:r>
-      <w:r>
-        <w:t xml:space="preserve">[66]</w:t>
-      </w:r>
-      <w:r>
-        <w:t xml:space="preserve">.</w:t>
-      </w:r>
-    </w:p>
-    <w:p>
-      <w:pPr>
-        <w:pStyle w:val="BodyText"/>
-      </w:pPr>
-      <w:r>
-        <w:t xml:space="preserve">Our local feature importance approach, where we calculated the proportion of observations for which each feature category had the highest Shapley value, showed that although past use was the most influential feature overall, it was the top feature on only a subset of days (less than 20% of days in the immediate model and less than 30% in the 2-week lagged model). In fact, past alcohol use fell to the third most important feature for the no-lag model. This is not surprising, as lapses were relatively infrequent (7.6-7.7% of observations), and nearly half of participants did not report any lapses during the study.</w:t>
-      </w:r>
-    </w:p>
-    <w:p>
-      <w:pPr>
-        <w:pStyle w:val="BodyText"/>
-      </w:pPr>
-      <w:r>
-        <w:t xml:space="preserve">Our examination of local feature importance also revealed new important features. In both models, past/future stressful events emerged as an important feature. The fact this did not show up as an important global feature could indicate several things. First, it could be that stressful events are important for predicting lapses for a subset of individuals, but not for others. Second, stress may have a strong impact on some high-risk days but little to no effect on most other days. Finally, as mentioned earlier, it is possible that the influence of stress may overlap with related constructs. In all of these situations, the global Shapley value would be diluted, but stress could still emerge as a highly important predictor in specific contexts or for particular individuals. In the 2-week lagged model, valence/arousal emerged as an important feature. This was somewhat surprising, given that these states can fluctuate rapidly. Their importance in the 2-week lagged predictions, but not in the immediate predictions, may suggest that changes in valence and arousal reflect a vulnerability to lapse that accumulates over time, rather than immediately triggering a lapse.</w:t>
-      </w:r>
-    </w:p>
-    <w:p>
-      <w:pPr>
-        <w:pStyle w:val="BodyText"/>
-      </w:pPr>
-      <w:r>
-        <w:t xml:space="preserve">Our local importance analyses highlight a potential limitation in the interpretability of global feature importance. Global feature importance may be biased toward features that exhibit infrequent but very large Shapley values, potentially overstating the importance of predictors that are strongly associated with the outcome but occur in only a small subset of observations. In contrast, individuals may more often benefit from recovery recommendations that focus on managing stress (e.g., guided relaxation), increasing abstinence confidence (e.g., reflecting on recent successes), and coping with risky situations (e.g., trigger mapping).</w:t>
-      </w:r>
-    </w:p>
-    <w:p>
-      <w:pPr>
-        <w:pStyle w:val="BodyText"/>
-      </w:pPr>
-      <w:r>
-        <w:t xml:space="preserve">Finally, this approach showed that while some features have low average importance (across all individuals and observations), they can be highly important on certain days for certain individuals. Thus, this approach more closely aligns with our precision-guided goal of understanding which risk factor is most influential for a specific individual at a specific moment. In the context of recovery, where lapses are important but relatively infrequent events, features other than past use will, in most cases, represent more clinically meaningful targets for intervention.</w:t>
-      </w:r>
-    </w:p>
-    <w:bookmarkEnd w:id="73"/>
-    <w:bookmarkStart w:id="74" w:name="X40ab624ebf83813907a18dba36edd4d1d14a553"/>
-    <w:p>
-      <w:pPr>
-        <w:pStyle w:val="Heading2"/>
-      </w:pPr>
-      <w:r>
-        <w:t xml:space="preserve">Additional Limitations and Future Directions</w:t>
-      </w:r>
-    </w:p>
-    <w:p>
-      <w:pPr>
-        <w:pStyle w:val="FirstParagraph"/>
-      </w:pPr>
-      <w:r>
-        <w:t xml:space="preserve">We believe our lapse prediction models will be most effective when embedded in an RMSS designed to deliver adaptive and personalized continuing care. This system could send daily, weekly, or less frequent messages to users with personalized feedback about their risk of lapse and provide support recommendations tailored to their current recovery needs. This study provides initial support that immediate and lagged prediction models can be trained to high accuracy using EMA for recovery monitoring. Furthermore, locally important features from these models can be used to identify the specific factors that contribute to each lapse risk prediction.</w:t>
-      </w:r>
-    </w:p>
-    <w:p>
-      <w:pPr>
-        <w:pStyle w:val="BodyText"/>
-      </w:pPr>
-      <w:r>
-        <w:t xml:space="preserve">The no lag model can be used to guide individuals to take immediate, actionable steps to maintain their recovery goals and support them to implement these steps within the RMSS. For example, the RMSS can recommend an embedded urge surfing activity when someone’s immediate risk is driven by strong craving whereas a guided relaxation video can be provided to the user when they report stressful events. Similarly, the RMSS can encourage (and explicitly support) the user to reflect on recent past successes and/or skills they have developed when their self-efficacy is low.</w:t>
-      </w:r>
-    </w:p>
-    <w:p>
-      <w:pPr>
-        <w:pStyle w:val="BodyText"/>
-      </w:pPr>
-      <w:r>
-        <w:t xml:space="preserve">The 2-week lagged model provides individuals with advanced warning of their lapse risk. This model is well-suited to support recovery needs that cannot be addressed immediately within an RMSS app, such as scheduling positive or pleasant activities, increasing social engagement, or attending a peer-led recovery meeting. To be clear, we do not believe an RMSS app alone will be sufficient to deliver continuing care. We expect individuals will require additional support throughout their recovery from a mental health provider (e.g., motivational enhancement, crisis management, skill building), a peer (e.g., sponsor, support group), or family member. Importantly, these types of supports take time to set up, highlighting the value of this lagged 2-week model.</w:t>
-      </w:r>
-    </w:p>
-    <w:p>
-      <w:pPr>
-        <w:pStyle w:val="BodyText"/>
-      </w:pPr>
-      <w:r>
-        <w:t xml:space="preserve">At this point, it is still unclear the best way to provide risk and support information from our models to people. For an RMSS to be successful, users must trust the system, consistently engage with the system over time, and find the system beneficial. We have recently launched an NIAAA funded project to optimize daily support messages by examining the impact of several key message components (e.g., lapse probability, locally important features, a risk-relevant recovery activity recommendation, the linguistic style and tone of the message) on engagement, trust, clinical outcomes</w:t>
-      </w:r>
-      <w:r>
-        <w:t xml:space="preserve"> </w:t>
-      </w:r>
-      <w:r>
-        <w:t xml:space="preserve">[67]</w:t>
-      </w:r>
-      <w:r>
-        <w:t xml:space="preserve">.</w:t>
-      </w:r>
-    </w:p>
-    <w:p>
-      <w:pPr>
-        <w:pStyle w:val="BodyText"/>
-      </w:pPr>
-      <w:r>
-        <w:t xml:space="preserve">For a system using lagged models, we can imagine that lags longer than two weeks (i.e., more advanced warning) would be better still. In the present study, we could not train models with lags longer than two weeks because participants only provided lapse reports for up to three months. With the 2-week lagged model, we had approximately 17% fewer labeled observations for training because the first two weeks (out of 12 weeks) of labels for each participant were discarded. This data loss may be one factor that contributed to the decreases in model performance with increases in lag time and we believed that greater data loss (e.g., 25% for a 3-week lag) would not be tenable. We have recently completed data collection on a NIDA funded project where participants provided EMA and other sensed data for up to 12 months</w:t>
-      </w:r>
-      <w:r>
-        <w:t xml:space="preserve"> </w:t>
-      </w:r>
-      <w:r>
-        <w:t xml:space="preserve">[20]</w:t>
-      </w:r>
-      <w:r>
-        <w:t xml:space="preserve">. These data will allow us to train models with longer lags and to better evaluate the impact of data loss on model performance because lag time can be increased substantially with proportionally less data loss given 52 weeks of labeled observations per participant.</w:t>
-      </w:r>
-    </w:p>
-    <w:p>
-      <w:pPr>
-        <w:pStyle w:val="BodyText"/>
-      </w:pPr>
-      <w:r>
-        <w:t xml:space="preserve">While the number of individual observations (i.e., # prediction timepoints per participant X # participants) was sufficient to train models with low bias, low variance and overall high performance, the relatively small number of unique participants remains an important limitation of this study. Successful machine learning models must generalize well to new data (i.e. new observations among new individuals). Our analyses only speak to how well our models generalize to a small number of new individuals and these individuals are mostly homogeneous with respect to key demographic characteristics. To be clear, we made the most efficient use of our sample (i.e., using nested cross-validation to maximize the amount of held-out/test sets available for model evaluation); however, concerns about the generalizability to new individuals and other populations (e.g., individuals living in rural locations, members of other diverse groups not adequately represented in our sample) remain.</w:t>
-      </w:r>
-    </w:p>
-    <w:p>
-      <w:pPr>
-        <w:pStyle w:val="BodyText"/>
-      </w:pPr>
-      <w:r>
-        <w:t xml:space="preserve">Our models predicted goal-inconsistent alcohol use. In our sample, in which all participants had a goal of abstinence, goal-inconsistent use was a homogeneous, observable behavior (i.e., any alcohol use). However, not all individuals in recovery choose complete abstinence. It remains an open question whether our predictors of goal-inconsistent use would generalize to alternative recovery goals (e.g., moderation). Future studies could allow individuals to self-define goal-inconsistent use (e.g., drinking on a weekday or drinking more than planned) and train models in samples with diverse recovery goals.</w:t>
-      </w:r>
-    </w:p>
-    <w:p>
-      <w:pPr>
-        <w:pStyle w:val="BodyText"/>
-      </w:pPr>
-      <w:r>
-        <w:t xml:space="preserve">Additionally, our use of features from 4x daily EMA as model inputs may raise concerns about measurement burden. We confirmed that participants can comply with such EMA schedules over this time period and that they find it acceptable given its potential benefits to them</w:t>
-      </w:r>
-      <w:r>
-        <w:t xml:space="preserve"> </w:t>
-      </w:r>
-      <w:r>
-        <w:t xml:space="preserve">[19,see also 68]</w:t>
-      </w:r>
-      <w:r>
-        <w:t xml:space="preserve">. However, frequent daily surveys may become too burdensome within an RMSS intended for use over many, many months to years for long-term continuing care. We have begun to address this concern by training no lag models with fewer EMAs (1x daily) and have found comparable performance</w:t>
-      </w:r>
-      <w:r>
-        <w:t xml:space="preserve"> </w:t>
-      </w:r>
-      <w:r>
-        <w:t xml:space="preserve">[48]</w:t>
-      </w:r>
-      <w:r>
-        <w:t xml:space="preserve">. Additionally, reinforcement learning could potentially be used for adaptive EMA sampling. For example, each day the algorithm could make a decision to send out an EMA or not based on inferred latent states of the individual based on previous EMA responses and predicted probability of lapse.</w:t>
-      </w:r>
-    </w:p>
-    <w:p>
-      <w:pPr>
-        <w:pStyle w:val="BodyText"/>
-      </w:pPr>
-      <w:r>
-        <w:t xml:space="preserve">We have also begun to explore how we can supplement our models with data from lower burden sensing methods. Geolocation, which can be passively sensed, could compliment EMA well</w:t>
-      </w:r>
-      <w:r>
-        <w:t xml:space="preserve"> </w:t>
-      </w:r>
-      <w:r>
-        <w:t xml:space="preserve">[69]</w:t>
-      </w:r>
-      <w:r>
-        <w:t xml:space="preserve">. First, it could provide insight into information not easily captured by self-report without lengthy surveys. For example, the amount of time spent in risky locations, or changes in routine (e.g., loss of job; move to new city) that could indicate life stressors can be detected in movement patterns. Second, the near-continuous sampling of geolocation could offer risk-relevant information that would otherwise be missed in between the discrete sampling periods of EMA. Furthermore, potentially powerful features can be engineered by combining geolocation data with contextual information available in public sources (e.g., census data, alcohol outlet density)</w:t>
-      </w:r>
-      <w:r>
-        <w:t xml:space="preserve"> </w:t>
-      </w:r>
-      <w:r>
-        <w:t xml:space="preserve">[70,71]</w:t>
-      </w:r>
-      <w:r>
-        <w:t xml:space="preserve"> </w:t>
-      </w:r>
-      <w:r>
-        <w:t xml:space="preserve">or collected from the user directly (e.g., self-evaluated riskiness of a given location)</w:t>
-      </w:r>
-      <w:r>
-        <w:t xml:space="preserve"> </w:t>
-      </w:r>
-      <w:r>
-        <w:t xml:space="preserve">[20]</w:t>
-      </w:r>
-      <w:r>
-        <w:t xml:space="preserve">.</w:t>
-      </w:r>
-    </w:p>
-    <w:p>
-      <w:pPr>
-        <w:pStyle w:val="BodyText"/>
-      </w:pPr>
-      <w:r>
-        <w:t xml:space="preserve">Lastly, there may be value in exploring alternative modeling approaches that better leverage the temporal structure and individual-level nature of these data. For example, hierarchical models that start with population-based information (i.e., priors) and are updated with person-specific information as the individual provides data may be the most promising approach for effective use of time-varying information to model how an individual’s lapse risk evolves over time. Our lab has begun to develop these models and found preliminary evidence to suggest that they may outperform traditional population-level machine learning models</w:t>
-      </w:r>
-      <w:r>
-        <w:t xml:space="preserve"> </w:t>
-      </w:r>
-      <w:r>
-        <w:t xml:space="preserve">[48]</w:t>
-      </w:r>
-      <w:r>
-        <w:t xml:space="preserve">. However, in another recent study, population-level models well outperformed person-specific models for predicting various outcomes, including alcohol use and binge drinking</w:t>
-      </w:r>
-      <w:r>
-        <w:t xml:space="preserve"> </w:t>
-      </w:r>
-      <w:r>
-        <w:t xml:space="preserve">[72]</w:t>
-      </w:r>
-      <w:r>
-        <w:t xml:space="preserve">. Thus, the benefit of individualized models above and beyond population models remains an empirical question and is something we plan to continue to pursue in future work.</w:t>
-      </w:r>
-    </w:p>
-    <w:bookmarkEnd w:id="74"/>
-    <w:bookmarkStart w:id="75" w:name="conclusions"/>
-    <w:p>
-      <w:pPr>
-        <w:pStyle w:val="Heading2"/>
-      </w:pPr>
-      <w:r>
-        <w:t xml:space="preserve">Conclusions</w:t>
-      </w:r>
-    </w:p>
-    <w:p>
-      <w:pPr>
-        <w:pStyle w:val="FirstParagraph"/>
-      </w:pPr>
-      <w:r>
-        <w:t xml:space="preserve">This study suggests it is possible to accurately predict alcohol lapses both immediately and up to two weeks into the future using lagged machine learning prediction models. The no lag model could guide users to engage with a smart RMSS that provides daily recovery activities that are personalized to their lapse risk and the factors contributing to that risk. The 2-week lagged model could enable patients to seek out and implement recovery support that is not immediately available to them within the RMSS. Several important steps remain prior to implementing the no lag and 2-week lagged models within a smart RMSS. Feedback and support messages from these models should be optimized to sustain system engagement, trust, and clinical outcomes. Passive sensing of model inputs may allow assessment of a broader range of risk factors with less burden for system users. Perhaps most important, model fairness must be improved by decreasing disparities in performance for less privileged groups. We remain optimistic about the potential to implement these models within a smart RMSS because these barriers, while challenging, are surmountable.</w:t>
-      </w:r>
-    </w:p>
-    <w:bookmarkEnd w:id="75"/>
-    <w:bookmarkStart w:id="76" w:name="acknowledgments"/>
-    <w:p>
-      <w:pPr>
-        <w:pStyle w:val="Heading2"/>
-      </w:pPr>
-      <w:r>
-        <w:t xml:space="preserve">Acknowledgments</w:t>
-      </w:r>
-    </w:p>
-    <w:p>
-      <w:pPr>
-        <w:pStyle w:val="FirstParagraph"/>
-      </w:pPr>
-      <w:r>
-        <w:t xml:space="preserve">This research was supported by grants from the National Institute on Alcohol Abuse and Alcoholism (NIAAA; R01 AA024391 to John J. Curtin) and the National Institute on Drug Abuse (NIDA; R01 DA047315 to John J. Curtin). The authors wish to thank Susan E. Wanta for her role as the project administrator.</w:t>
-      </w:r>
-    </w:p>
-    <w:bookmarkEnd w:id="76"/>
-    <w:bookmarkEnd w:id="77"/>
-    <w:bookmarkStart w:id="201" w:name="references"/>
+    <w:bookmarkStart w:id="196" w:name="references"/>
     <w:p>
       <w:pPr>
         <w:pStyle w:val="Heading1"/>
@@ -8732,8 +8633,8 @@
         <w:t xml:space="preserve">References</w:t>
       </w:r>
     </w:p>
-    <w:bookmarkStart w:id="200" w:name="refs"/>
-    <w:bookmarkStart w:id="79" w:name="ref-mclellanDrugDependenceChronic2000"/>
+    <w:bookmarkStart w:id="195" w:name="refs"/>
+    <w:bookmarkStart w:id="74" w:name="ref-mclellanDrugDependenceChronic2000"/>
     <w:p>
       <w:pPr>
         <w:pStyle w:val="Bibliography"/>
@@ -8750,7 +8651,7 @@
       <w:r>
         <w:t xml:space="preserve">McLellan AT, Lewis DC, O’Brien CP, Kleber HD. Drug dependence, a chronic medical illness: Implications for treatment, insurance, and outcomes evaluation. JAMA. 2000;284: 1689–1695. doi:</w:t>
       </w:r>
-      <w:hyperlink r:id="rId78">
+      <w:hyperlink r:id="rId73">
         <w:r>
           <w:rPr>
             <w:rStyle w:val="Hyperlink"/>
@@ -8759,8 +8660,8 @@
         </w:r>
       </w:hyperlink>
     </w:p>
-    <w:bookmarkEnd w:id="79"/>
-    <w:bookmarkStart w:id="81" w:name="ref-dennisManagingAddictionChronic2007"/>
+    <w:bookmarkEnd w:id="74"/>
+    <w:bookmarkStart w:id="76" w:name="ref-dennisManagingAddictionChronic2007"/>
     <w:p>
       <w:pPr>
         <w:pStyle w:val="Bibliography"/>
@@ -8780,7 +8681,7 @@
       <w:r>
         <w:t xml:space="preserve"> </w:t>
       </w:r>
-      <w:hyperlink r:id="rId80">
+      <w:hyperlink r:id="rId75">
         <w:r>
           <w:rPr>
             <w:rStyle w:val="Hyperlink"/>
@@ -8831,8 +8732,8 @@
         <w:t xml:space="preserve"> </w:t>
       </w:r>
     </w:p>
-    <w:bookmarkEnd w:id="81"/>
-    <w:bookmarkStart w:id="82" w:name="X28b8f85e424928e66706a578d6053e0308d1105"/>
+    <w:bookmarkEnd w:id="76"/>
+    <w:bookmarkStart w:id="77" w:name="X28b8f85e424928e66706a578d6053e0308d1105"/>
     <w:p>
       <w:pPr>
         <w:pStyle w:val="Bibliography"/>
@@ -8871,8 +8772,8 @@
         <w:t xml:space="preserve"> </w:t>
       </w:r>
     </w:p>
-    <w:bookmarkEnd w:id="82"/>
-    <w:bookmarkStart w:id="83" w:name="ref-hedegaardDrugOverdoseDeaths2021"/>
+    <w:bookmarkEnd w:id="77"/>
+    <w:bookmarkStart w:id="78" w:name="ref-hedegaardDrugOverdoseDeaths2021"/>
     <w:p>
       <w:pPr>
         <w:pStyle w:val="Bibliography"/>
@@ -8902,8 +8803,8 @@
         <w:t xml:space="preserve"> </w:t>
       </w:r>
     </w:p>
-    <w:bookmarkEnd w:id="83"/>
-    <w:bookmarkStart w:id="84" w:name="X21d9bc577093464d5d051ef6477b67710b39313"/>
+    <w:bookmarkEnd w:id="78"/>
+    <w:bookmarkStart w:id="79" w:name="X21d9bc577093464d5d051ef6477b67710b39313"/>
     <w:p>
       <w:pPr>
         <w:pStyle w:val="Bibliography"/>
@@ -8978,8 +8879,8 @@
         <w:t xml:space="preserve"> </w:t>
       </w:r>
     </w:p>
-    <w:bookmarkEnd w:id="84"/>
-    <w:bookmarkStart w:id="86" w:name="ref-wagnerImprovingChronicIllness2001"/>
+    <w:bookmarkEnd w:id="79"/>
+    <w:bookmarkStart w:id="81" w:name="ref-wagnerImprovingChronicIllness2001"/>
     <w:p>
       <w:pPr>
         <w:pStyle w:val="Bibliography"/>
@@ -9014,7 +8915,7 @@
       <w:r>
         <w:t xml:space="preserve">. Health Affairs. 2001;20: 64–78. doi:</w:t>
       </w:r>
-      <w:hyperlink r:id="rId85">
+      <w:hyperlink r:id="rId80">
         <w:r>
           <w:rPr>
             <w:rStyle w:val="Hyperlink"/>
@@ -9023,8 +8924,8 @@
         </w:r>
       </w:hyperlink>
     </w:p>
-    <w:bookmarkEnd w:id="86"/>
-    <w:bookmarkStart w:id="88" w:name="X01387e434119cf09c116d0feeabab9f278d40e3"/>
+    <w:bookmarkEnd w:id="81"/>
+    <w:bookmarkStart w:id="83" w:name="X01387e434119cf09c116d0feeabab9f278d40e3"/>
     <w:p>
       <w:pPr>
         <w:pStyle w:val="Bibliography"/>
@@ -9074,7 +8975,7 @@
       <w:r>
         <w:t xml:space="preserve">. Substance Abuse: Research and Treatment. 2021;15: 1178221820976988. doi:</w:t>
       </w:r>
-      <w:hyperlink r:id="rId87">
+      <w:hyperlink r:id="rId82">
         <w:r>
           <w:rPr>
             <w:rStyle w:val="Hyperlink"/>
@@ -9083,8 +8984,8 @@
         </w:r>
       </w:hyperlink>
     </w:p>
-    <w:bookmarkEnd w:id="88"/>
-    <w:bookmarkStart w:id="90" w:name="ref-sociasAdoptingCascadeCare2016"/>
+    <w:bookmarkEnd w:id="83"/>
+    <w:bookmarkStart w:id="85" w:name="ref-sociasAdoptingCascadeCare2016"/>
     <w:p>
       <w:pPr>
         <w:pStyle w:val="Bibliography"/>
@@ -9113,7 +9014,7 @@
       <w:r>
         <w:t xml:space="preserve">framework: An opportunity to close the implementation gap in addiction care? Addiction. 2016;111: 2079–2081. doi:</w:t>
       </w:r>
-      <w:hyperlink r:id="rId89">
+      <w:hyperlink r:id="rId84">
         <w:r>
           <w:rPr>
             <w:rStyle w:val="Hyperlink"/>
@@ -9122,8 +9023,8 @@
         </w:r>
       </w:hyperlink>
     </w:p>
-    <w:bookmarkEnd w:id="90"/>
-    <w:bookmarkStart w:id="91" w:name="X0900e084d2d8751b94683f82b04534ea811d54e"/>
+    <w:bookmarkEnd w:id="85"/>
+    <w:bookmarkStart w:id="86" w:name="X0900e084d2d8751b94683f82b04534ea811d54e"/>
     <w:p>
       <w:pPr>
         <w:pStyle w:val="Bibliography"/>
@@ -9186,8 +9087,8 @@
         <w:t xml:space="preserve"> </w:t>
       </w:r>
     </w:p>
-    <w:bookmarkEnd w:id="91"/>
-    <w:bookmarkStart w:id="93" w:name="X4446e184b7dd55a61fd406499f32542fdcf24b5"/>
+    <w:bookmarkEnd w:id="86"/>
+    <w:bookmarkStart w:id="88" w:name="X4446e184b7dd55a61fd406499f32542fdcf24b5"/>
     <w:p>
       <w:pPr>
         <w:pStyle w:val="Bibliography"/>
@@ -9216,7 +9117,7 @@
       <w:r>
         <w:t xml:space="preserve">was zen, this is tao. American Psychologist. 2004;59: 224–235. doi:</w:t>
       </w:r>
-      <w:hyperlink r:id="rId92">
+      <w:hyperlink r:id="rId87">
         <w:r>
           <w:rPr>
             <w:rStyle w:val="Hyperlink"/>
@@ -9225,8 +9126,8 @@
         </w:r>
       </w:hyperlink>
     </w:p>
-    <w:bookmarkEnd w:id="93"/>
-    <w:bookmarkStart w:id="95" w:name="X254a0f87701f835b5365990b3eba45be7dca59c"/>
+    <w:bookmarkEnd w:id="88"/>
+    <w:bookmarkStart w:id="90" w:name="X254a0f87701f835b5365990b3eba45be7dca59c"/>
     <w:p>
       <w:pPr>
         <w:pStyle w:val="Bibliography"/>
@@ -9252,7 +9153,7 @@
       <w:r>
         <w:t xml:space="preserve">’s a rocky road to relapse. Clinical Psychology Review. 2007;27: 724–738. doi:</w:t>
       </w:r>
-      <w:hyperlink r:id="rId94">
+      <w:hyperlink r:id="rId89">
         <w:r>
           <w:rPr>
             <w:rStyle w:val="Hyperlink"/>
@@ -9261,8 +9162,8 @@
         </w:r>
       </w:hyperlink>
     </w:p>
-    <w:bookmarkEnd w:id="95"/>
-    <w:bookmarkStart w:id="97" w:name="ref-brandonRelapseRelapsePrevention2007"/>
+    <w:bookmarkEnd w:id="90"/>
+    <w:bookmarkStart w:id="92" w:name="ref-brandonRelapseRelapsePrevention2007"/>
     <w:p>
       <w:pPr>
         <w:pStyle w:val="Bibliography"/>
@@ -9279,7 +9180,7 @@
       <w:r>
         <w:t xml:space="preserve">Brandon TH, Vidrine JI, Litvin EB. Relapse and relapse prevention. Annual Review of Clinical Psychology. 2007;3: 257–284. doi:</w:t>
       </w:r>
-      <w:hyperlink r:id="rId96">
+      <w:hyperlink r:id="rId91">
         <w:r>
           <w:rPr>
             <w:rStyle w:val="Hyperlink"/>
@@ -9288,8 +9189,8 @@
         </w:r>
       </w:hyperlink>
     </w:p>
-    <w:bookmarkEnd w:id="97"/>
-    <w:bookmarkStart w:id="99" w:name="ref-bickmanAchievingPrecisionMental2016"/>
+    <w:bookmarkEnd w:id="92"/>
+    <w:bookmarkStart w:id="94" w:name="ref-bickmanAchievingPrecisionMental2016"/>
     <w:p>
       <w:pPr>
         <w:pStyle w:val="Bibliography"/>
@@ -9345,7 +9246,7 @@
       <w:r>
         <w:t xml:space="preserve">. Administration and Policy in Mental Health and Mental Health Services Research. 2016;43: 271–276. doi:</w:t>
       </w:r>
-      <w:hyperlink r:id="rId98">
+      <w:hyperlink r:id="rId93">
         <w:r>
           <w:rPr>
             <w:rStyle w:val="Hyperlink"/>
@@ -9354,8 +9255,8 @@
         </w:r>
       </w:hyperlink>
     </w:p>
-    <w:bookmarkEnd w:id="99"/>
-    <w:bookmarkStart w:id="101" w:name="ref-derubeisHistoryCurrentStatus2019"/>
+    <w:bookmarkEnd w:id="94"/>
+    <w:bookmarkStart w:id="96" w:name="ref-derubeisHistoryCurrentStatus2019"/>
     <w:p>
       <w:pPr>
         <w:pStyle w:val="Bibliography"/>
@@ -9372,7 +9273,7 @@
       <w:r>
         <w:t xml:space="preserve">DeRubeis RJ. The history, current status, and possible future of precision mental health. Behaviour Research and Therapy. 2019;123: 103506. doi:</w:t>
       </w:r>
-      <w:hyperlink r:id="rId100">
+      <w:hyperlink r:id="rId95">
         <w:r>
           <w:rPr>
             <w:rStyle w:val="Hyperlink"/>
@@ -9381,8 +9282,8 @@
         </w:r>
       </w:hyperlink>
     </w:p>
-    <w:bookmarkEnd w:id="101"/>
-    <w:bookmarkStart w:id="103" w:name="X79dffb24bc183d6bf6fe142dbf048fe8e5a5dd0"/>
+    <w:bookmarkEnd w:id="96"/>
+    <w:bookmarkStart w:id="98" w:name="X79dffb24bc183d6bf6fe142dbf048fe8e5a5dd0"/>
     <w:p>
       <w:pPr>
         <w:pStyle w:val="Bibliography"/>
@@ -9420,7 +9321,7 @@
       <w:r>
         <w:t xml:space="preserve">. Current Psychiatry Reports. 2012;14: 486–493. doi:</w:t>
       </w:r>
-      <w:hyperlink r:id="rId102">
+      <w:hyperlink r:id="rId97">
         <w:r>
           <w:rPr>
             <w:rStyle w:val="Hyperlink"/>
@@ -9429,8 +9330,8 @@
         </w:r>
       </w:hyperlink>
     </w:p>
-    <w:bookmarkEnd w:id="103"/>
-    <w:bookmarkStart w:id="105" w:name="ref-mohrPersonalSensingUnderstanding2017"/>
+    <w:bookmarkEnd w:id="98"/>
+    <w:bookmarkStart w:id="100" w:name="ref-mohrPersonalSensingUnderstanding2017"/>
     <w:p>
       <w:pPr>
         <w:pStyle w:val="Bibliography"/>
@@ -9477,7 +9378,7 @@
       <w:r>
         <w:t xml:space="preserve">. Annual Review of Clinical Psychology. 2017;13: 23–47. doi:</w:t>
       </w:r>
-      <w:hyperlink r:id="rId104">
+      <w:hyperlink r:id="rId99">
         <w:r>
           <w:rPr>
             <w:rStyle w:val="Hyperlink"/>
@@ -9486,8 +9387,8 @@
         </w:r>
       </w:hyperlink>
     </w:p>
-    <w:bookmarkEnd w:id="105"/>
-    <w:bookmarkStart w:id="106" w:name="X76c131a5b0a374a6ad1e33cf8e2c0563392269f"/>
+    <w:bookmarkEnd w:id="100"/>
+    <w:bookmarkStart w:id="101" w:name="X76c131a5b0a374a6ad1e33cf8e2c0563392269f"/>
     <w:p>
       <w:pPr>
         <w:pStyle w:val="Bibliography"/>
@@ -9508,8 +9409,8 @@
         <w:t xml:space="preserve"> </w:t>
       </w:r>
     </w:p>
-    <w:bookmarkEnd w:id="106"/>
-    <w:bookmarkStart w:id="107" w:name="X6c5adf42984d4dcd96717e3e06f47f768bdce11"/>
+    <w:bookmarkEnd w:id="101"/>
+    <w:bookmarkStart w:id="102" w:name="X6c5adf42984d4dcd96717e3e06f47f768bdce11"/>
     <w:p>
       <w:pPr>
         <w:pStyle w:val="Bibliography"/>
@@ -9566,8 +9467,8 @@
         <w:t xml:space="preserve"> </w:t>
       </w:r>
     </w:p>
-    <w:bookmarkEnd w:id="107"/>
-    <w:bookmarkStart w:id="109" w:name="Xb35ee182d565575e339a0170868456c1684f821"/>
+    <w:bookmarkEnd w:id="102"/>
+    <w:bookmarkStart w:id="104" w:name="Xb35ee182d565575e339a0170868456c1684f821"/>
     <w:p>
       <w:pPr>
         <w:pStyle w:val="Bibliography"/>
@@ -9602,7 +9503,7 @@
       <w:r>
         <w:t xml:space="preserve">. JMIR mHealth and uHealth. 2023;11: e41833. doi:</w:t>
       </w:r>
-      <w:hyperlink r:id="rId108">
+      <w:hyperlink r:id="rId103">
         <w:r>
           <w:rPr>
             <w:rStyle w:val="Hyperlink"/>
@@ -9611,8 +9512,8 @@
         </w:r>
       </w:hyperlink>
     </w:p>
-    <w:bookmarkEnd w:id="109"/>
-    <w:bookmarkStart w:id="111" w:name="X1f44e09282148d362bdacfce67d6a56b1cf06db"/>
+    <w:bookmarkEnd w:id="104"/>
+    <w:bookmarkStart w:id="106" w:name="X1f44e09282148d362bdacfce67d6a56b1cf06db"/>
     <w:p>
       <w:pPr>
         <w:pStyle w:val="Bibliography"/>
@@ -9683,7 +9584,7 @@
       <w:r>
         <w:t xml:space="preserve">. JMIR Research Protocols. 2021;10: e29563. doi:</w:t>
       </w:r>
-      <w:hyperlink r:id="rId110">
+      <w:hyperlink r:id="rId105">
         <w:r>
           <w:rPr>
             <w:rStyle w:val="Hyperlink"/>
@@ -9692,8 +9593,8 @@
         </w:r>
       </w:hyperlink>
     </w:p>
-    <w:bookmarkEnd w:id="111"/>
-    <w:bookmarkStart w:id="113" w:name="ref-wyantMachineLearningModels2024"/>
+    <w:bookmarkEnd w:id="106"/>
+    <w:bookmarkStart w:id="108" w:name="ref-wyantMachineLearningModels2024"/>
     <w:p>
       <w:pPr>
         <w:pStyle w:val="Bibliography"/>
@@ -9710,7 +9611,7 @@
       <w:r>
         <w:t xml:space="preserve">Wyant K, Sant’Ana SJK, Fronk G, Curtin JJ. Machine learning models for temporally precise lapse prediction in alcohol use disorder. Psychopathology and Clinical Science. 2024. doi:</w:t>
       </w:r>
-      <w:hyperlink r:id="rId112">
+      <w:hyperlink r:id="rId107">
         <w:r>
           <w:rPr>
             <w:rStyle w:val="Hyperlink"/>
@@ -9719,8 +9620,8 @@
         </w:r>
       </w:hyperlink>
     </w:p>
-    <w:bookmarkEnd w:id="113"/>
-    <w:bookmarkStart w:id="114" w:name="X34be55f2a2ff67a14e7206627bb93b426490c87"/>
+    <w:bookmarkEnd w:id="108"/>
+    <w:bookmarkStart w:id="109" w:name="X34be55f2a2ff67a14e7206627bb93b426490c87"/>
     <w:p>
       <w:pPr>
         <w:pStyle w:val="Bibliography"/>
@@ -9762,8 +9663,8 @@
         <w:t xml:space="preserve"> </w:t>
       </w:r>
     </w:p>
-    <w:bookmarkEnd w:id="114"/>
-    <w:bookmarkStart w:id="116" w:name="Xd4c1d027f60920f356af6131267e679804e946e"/>
+    <w:bookmarkEnd w:id="109"/>
+    <w:bookmarkStart w:id="111" w:name="Xd4c1d027f60920f356af6131267e679804e946e"/>
     <w:p>
       <w:pPr>
         <w:pStyle w:val="Bibliography"/>
@@ -9792,7 +9693,7 @@
       <w:r>
         <w:t xml:space="preserve">demonstration of parallel utility. Psychology of Addictive Behaviors: Journal of the Society of Psychologists in Addictive Behaviors. 2022;36: 296–306. doi:</w:t>
       </w:r>
-      <w:hyperlink r:id="rId115">
+      <w:hyperlink r:id="rId110">
         <w:r>
           <w:rPr>
             <w:rStyle w:val="Hyperlink"/>
@@ -9801,8 +9702,8 @@
         </w:r>
       </w:hyperlink>
     </w:p>
-    <w:bookmarkEnd w:id="116"/>
-    <w:bookmarkStart w:id="118" w:name="ref-waltersUsingMachineLearning2021"/>
+    <w:bookmarkEnd w:id="111"/>
+    <w:bookmarkStart w:id="113" w:name="ref-waltersUsingMachineLearning2021"/>
     <w:p>
       <w:pPr>
         <w:pStyle w:val="Bibliography"/>
@@ -9819,7 +9720,7 @@
       <w:r>
         <w:t xml:space="preserve">Walters ST, Businelle MS, Suchting R, Li X, Hébert ET, Mun E-Y. Using machine learning to identify predictors of imminent drinking and create tailored messages for at-risk drinkers experiencing homelessness. Journal of Substance Abuse Treatment. 2021;127: 108417. doi:</w:t>
       </w:r>
-      <w:hyperlink r:id="rId117">
+      <w:hyperlink r:id="rId112">
         <w:r>
           <w:rPr>
             <w:rStyle w:val="Hyperlink"/>
@@ -9828,8 +9729,8 @@
         </w:r>
       </w:hyperlink>
     </w:p>
-    <w:bookmarkEnd w:id="118"/>
-    <w:bookmarkStart w:id="119" w:name="X0f0fab553d46f8852e582400eb2e6c745146f48"/>
+    <w:bookmarkEnd w:id="113"/>
+    <w:bookmarkStart w:id="114" w:name="X0f0fab553d46f8852e582400eb2e6c745146f48"/>
     <w:p>
       <w:pPr>
         <w:pStyle w:val="Bibliography"/>
@@ -9877,8 +9778,8 @@
         <w:t xml:space="preserve"> </w:t>
       </w:r>
     </w:p>
-    <w:bookmarkEnd w:id="119"/>
-    <w:bookmarkStart w:id="121" w:name="ref-pinedoCurrentReexaminationRacial2019"/>
+    <w:bookmarkEnd w:id="114"/>
+    <w:bookmarkStart w:id="116" w:name="ref-pinedoCurrentReexaminationRacial2019"/>
     <w:p>
       <w:pPr>
         <w:pStyle w:val="Bibliography"/>
@@ -9907,7 +9808,7 @@
       <w:r>
         <w:t xml:space="preserve">disparities persist? Drug and Alcohol Dependence. 2019;202: 162–167. doi:</w:t>
       </w:r>
-      <w:hyperlink r:id="rId120">
+      <w:hyperlink r:id="rId115">
         <w:r>
           <w:rPr>
             <w:rStyle w:val="Hyperlink"/>
@@ -9916,8 +9817,8 @@
         </w:r>
       </w:hyperlink>
     </w:p>
-    <w:bookmarkEnd w:id="121"/>
-    <w:bookmarkStart w:id="123" w:name="ref-kilaruIncidenceTreatmentOpioid2020"/>
+    <w:bookmarkEnd w:id="116"/>
+    <w:bookmarkStart w:id="118" w:name="ref-kilaruIncidenceTreatmentOpioid2020"/>
     <w:p>
       <w:pPr>
         <w:pStyle w:val="Bibliography"/>
@@ -9967,7 +9868,7 @@
       <w:r>
         <w:t xml:space="preserve">. JAMA Network Open. 2020;3: e205852. doi:</w:t>
       </w:r>
-      <w:hyperlink r:id="rId122">
+      <w:hyperlink r:id="rId117">
         <w:r>
           <w:rPr>
             <w:rStyle w:val="Hyperlink"/>
@@ -9976,8 +9877,8 @@
         </w:r>
       </w:hyperlink>
     </w:p>
-    <w:bookmarkEnd w:id="123"/>
-    <w:bookmarkStart w:id="125" w:name="ref-olfsonHealthcareCoverageService2022"/>
+    <w:bookmarkEnd w:id="118"/>
+    <w:bookmarkStart w:id="120" w:name="ref-olfsonHealthcareCoverageService2022"/>
     <w:p>
       <w:pPr>
         <w:pStyle w:val="Bibliography"/>
@@ -9994,7 +9895,7 @@
       <w:r>
         <w:t xml:space="preserve">Olfson M, Mauro C, Wall MM, Choi CJ, Barry CL, Mojtabai R. Healthcare coverage and service access for low-income adults with substance use disorders. Journal of Substance Abuse Treatment. 2022;137: 108710. doi:</w:t>
       </w:r>
-      <w:hyperlink r:id="rId124">
+      <w:hyperlink r:id="rId119">
         <w:r>
           <w:rPr>
             <w:rStyle w:val="Hyperlink"/>
@@ -10003,8 +9904,8 @@
         </w:r>
       </w:hyperlink>
     </w:p>
-    <w:bookmarkEnd w:id="125"/>
-    <w:bookmarkStart w:id="127" w:name="Xa203ab3abd150ead1a7854a9fa5726c8a273f52"/>
+    <w:bookmarkEnd w:id="120"/>
+    <w:bookmarkStart w:id="122" w:name="Xa203ab3abd150ead1a7854a9fa5726c8a273f52"/>
     <w:p>
       <w:pPr>
         <w:pStyle w:val="Bibliography"/>
@@ -10033,7 +9934,7 @@
       <w:r>
         <w:t xml:space="preserve">review of the literature. Drug and Alcohol Dependence. 2007;86: 1–21. doi:</w:t>
       </w:r>
-      <w:hyperlink r:id="rId126">
+      <w:hyperlink r:id="rId121">
         <w:r>
           <w:rPr>
             <w:rStyle w:val="Hyperlink"/>
@@ -10042,8 +9943,8 @@
         </w:r>
       </w:hyperlink>
     </w:p>
-    <w:bookmarkEnd w:id="127"/>
-    <w:bookmarkStart w:id="128" w:name="ref-hsiehSampleSizeTables1989"/>
+    <w:bookmarkEnd w:id="122"/>
+    <w:bookmarkStart w:id="123" w:name="ref-hsiehSampleSizeTables1989"/>
     <w:p>
       <w:pPr>
         <w:pStyle w:val="Bibliography"/>
@@ -10064,8 +9965,8 @@
         <w:t xml:space="preserve"> </w:t>
       </w:r>
     </w:p>
-    <w:bookmarkEnd w:id="128"/>
-    <w:bookmarkStart w:id="129" w:name="ref-derogatislBriefSymptomInventory"/>
+    <w:bookmarkEnd w:id="123"/>
+    <w:bookmarkStart w:id="124" w:name="ref-derogatislBriefSymptomInventory"/>
     <w:p>
       <w:pPr>
         <w:pStyle w:val="Bibliography"/>
@@ -10107,8 +10008,8 @@
         <w:t xml:space="preserve"> </w:t>
       </w:r>
     </w:p>
-    <w:bookmarkEnd w:id="129"/>
-    <w:bookmarkStart w:id="131" w:name="X2d30c84041d97351f676569bf3de3da0c8a9d6d"/>
+    <w:bookmarkEnd w:id="124"/>
+    <w:bookmarkStart w:id="126" w:name="X2d30c84041d97351f676569bf3de3da0c8a9d6d"/>
     <w:p>
       <w:pPr>
         <w:pStyle w:val="Bibliography"/>
@@ -10128,7 +10029,7 @@
       <w:r>
         <w:t xml:space="preserve"> </w:t>
       </w:r>
-      <w:hyperlink r:id="rId130">
+      <w:hyperlink r:id="rId125">
         <w:r>
           <w:rPr>
             <w:rStyle w:val="Hyperlink"/>
@@ -10221,8 +10122,8 @@
         <w:t xml:space="preserve"> </w:t>
       </w:r>
     </w:p>
-    <w:bookmarkEnd w:id="131"/>
-    <w:bookmarkStart w:id="132" w:name="ref-kuhnTidymodelsCollectionPackages2020"/>
+    <w:bookmarkEnd w:id="126"/>
+    <w:bookmarkStart w:id="127" w:name="ref-kuhnTidymodelsCollectionPackages2020"/>
     <w:p>
       <w:pPr>
         <w:pStyle w:val="Bibliography"/>
@@ -10243,8 +10144,8 @@
         <w:t xml:space="preserve"> </w:t>
       </w:r>
     </w:p>
-    <w:bookmarkEnd w:id="132"/>
-    <w:bookmarkStart w:id="133" w:name="Xa93a98d1ce255982a5ea923c39451c32053b2a2"/>
+    <w:bookmarkEnd w:id="127"/>
+    <w:bookmarkStart w:id="128" w:name="Xa93a98d1ce255982a5ea923c39451c32053b2a2"/>
     <w:p>
       <w:pPr>
         <w:pStyle w:val="Bibliography"/>
@@ -10298,8 +10199,8 @@
         <w:t xml:space="preserve"> </w:t>
       </w:r>
     </w:p>
-    <w:bookmarkEnd w:id="133"/>
-    <w:bookmarkStart w:id="134" w:name="ref-goodrichRstanarmBayesianApplied2023"/>
+    <w:bookmarkEnd w:id="128"/>
+    <w:bookmarkStart w:id="129" w:name="ref-goodrichRstanarmBayesianApplied2023"/>
     <w:p>
       <w:pPr>
         <w:pStyle w:val="Bibliography"/>
@@ -10341,8 +10242,8 @@
         <w:t xml:space="preserve"> </w:t>
       </w:r>
     </w:p>
-    <w:bookmarkEnd w:id="134"/>
-    <w:bookmarkStart w:id="136" w:name="ref-chtc"/>
+    <w:bookmarkEnd w:id="129"/>
+    <w:bookmarkStart w:id="131" w:name="ref-chtc"/>
     <w:p>
       <w:pPr>
         <w:pStyle w:val="Bibliography"/>
@@ -10359,7 +10260,7 @@
       <w:r>
         <w:t xml:space="preserve">Center for High Throughput Computing. Center for high throughput computing. Center for High Throughput Computing; 2006. doi:</w:t>
       </w:r>
-      <w:hyperlink r:id="rId135">
+      <w:hyperlink r:id="rId130">
         <w:r>
           <w:rPr>
             <w:rStyle w:val="Hyperlink"/>
@@ -10368,8 +10269,8 @@
         </w:r>
       </w:hyperlink>
     </w:p>
-    <w:bookmarkEnd w:id="136"/>
-    <w:bookmarkStart w:id="138" w:name="ref-kuhnAppliedPredictiveModeling2018"/>
+    <w:bookmarkEnd w:id="131"/>
+    <w:bookmarkStart w:id="133" w:name="ref-kuhnAppliedPredictiveModeling2018"/>
     <w:p>
       <w:pPr>
         <w:pStyle w:val="Bibliography"/>
@@ -10395,7 +10296,7 @@
       <w:r>
         <w:t xml:space="preserve">. 1st ed. 2013, Corr. 2nd printing 2018 edition. New York: Springer; 2018. doi:</w:t>
       </w:r>
-      <w:hyperlink r:id="rId137">
+      <w:hyperlink r:id="rId132">
         <w:r>
           <w:rPr>
             <w:rStyle w:val="Hyperlink"/>
@@ -10404,8 +10305,8 @@
         </w:r>
       </w:hyperlink>
     </w:p>
-    <w:bookmarkEnd w:id="138"/>
-    <w:bookmarkStart w:id="139" w:name="X93e79e1a5ab79bb153842a6d1ed7d5e5cb3185f"/>
+    <w:bookmarkEnd w:id="133"/>
+    <w:bookmarkStart w:id="134" w:name="X93e79e1a5ab79bb153842a6d1ed7d5e5cb3185f"/>
     <w:p>
       <w:pPr>
         <w:pStyle w:val="Bibliography"/>
@@ -10456,8 +10357,8 @@
         <w:t xml:space="preserve"> </w:t>
       </w:r>
     </w:p>
-    <w:bookmarkEnd w:id="139"/>
-    <w:bookmarkStart w:id="140" w:name="ref-gabryPriorDistributionsRstanarm2023"/>
+    <w:bookmarkEnd w:id="134"/>
+    <w:bookmarkStart w:id="135" w:name="ref-gabryPriorDistributionsRstanarm2023"/>
     <w:p>
       <w:pPr>
         <w:pStyle w:val="Bibliography"/>
@@ -10499,8 +10400,8 @@
         <w:t xml:space="preserve"> </w:t>
       </w:r>
     </w:p>
-    <w:bookmarkEnd w:id="140"/>
-    <w:bookmarkStart w:id="141" w:name="ref-plattProbabilisticOutputsSupport1999"/>
+    <w:bookmarkEnd w:id="135"/>
+    <w:bookmarkStart w:id="136" w:name="ref-plattProbabilisticOutputsSupport1999"/>
     <w:p>
       <w:pPr>
         <w:pStyle w:val="Bibliography"/>
@@ -10521,8 +10422,8 @@
         <w:t xml:space="preserve"> </w:t>
       </w:r>
     </w:p>
-    <w:bookmarkEnd w:id="141"/>
-    <w:bookmarkStart w:id="143" w:name="ref-veinotGoodIntentionsAre2018"/>
+    <w:bookmarkEnd w:id="136"/>
+    <w:bookmarkStart w:id="138" w:name="ref-veinotGoodIntentionsAre2018"/>
     <w:p>
       <w:pPr>
         <w:pStyle w:val="Bibliography"/>
@@ -10539,7 +10440,7 @@
       <w:r>
         <w:t xml:space="preserve">Veinot TC, Mitchell H, Ancker JS. Good intentions are not enough: How informatics interventions can worsen inequality. Journal of the American Medical Informatics Association: JAMIA. 2018;25: 1080–1088. doi:</w:t>
       </w:r>
-      <w:hyperlink r:id="rId142">
+      <w:hyperlink r:id="rId137">
         <w:r>
           <w:rPr>
             <w:rStyle w:val="Hyperlink"/>
@@ -10548,8 +10449,8 @@
         </w:r>
       </w:hyperlink>
     </w:p>
-    <w:bookmarkEnd w:id="143"/>
-    <w:bookmarkStart w:id="145" w:name="ref-leeUrbanRuralDisparities2023"/>
+    <w:bookmarkEnd w:id="138"/>
+    <w:bookmarkStart w:id="140" w:name="ref-leeUrbanRuralDisparities2023"/>
     <w:p>
       <w:pPr>
         <w:pStyle w:val="Bibliography"/>
@@ -10623,7 +10524,7 @@
       <w:r>
         <w:t xml:space="preserve">. American journal of preventive medicine. 2023;64: 149–156. doi:</w:t>
       </w:r>
-      <w:hyperlink r:id="rId144">
+      <w:hyperlink r:id="rId139">
         <w:r>
           <w:rPr>
             <w:rStyle w:val="Hyperlink"/>
@@ -10632,8 +10533,8 @@
         </w:r>
       </w:hyperlink>
     </w:p>
-    <w:bookmarkEnd w:id="145"/>
-    <w:bookmarkStart w:id="147" w:name="Xaa720cc9c8d959b428cd2035783815a9cba15e0"/>
+    <w:bookmarkEnd w:id="140"/>
+    <w:bookmarkStart w:id="142" w:name="Xaa720cc9c8d959b428cd2035783815a9cba15e0"/>
     <w:p>
       <w:pPr>
         <w:pStyle w:val="Bibliography"/>
@@ -10659,7 +10560,7 @@
       <w:r>
         <w:t xml:space="preserve">. The American Journal of Drug and Alcohol Abuse. 2020;46: 273–288. doi:</w:t>
       </w:r>
-      <w:hyperlink r:id="rId146">
+      <w:hyperlink r:id="rId141">
         <w:r>
           <w:rPr>
             <w:rStyle w:val="Hyperlink"/>
@@ -10668,8 +10569,8 @@
         </w:r>
       </w:hyperlink>
     </w:p>
-    <w:bookmarkEnd w:id="147"/>
-    <w:bookmarkStart w:id="149" w:name="ref-fisherDynamicModelPsychological2015"/>
+    <w:bookmarkEnd w:id="142"/>
+    <w:bookmarkStart w:id="144" w:name="ref-fisherDynamicModelPsychological2015"/>
     <w:p>
       <w:pPr>
         <w:pStyle w:val="Bibliography"/>
@@ -10698,7 +10599,7 @@
       <w:r>
         <w:t xml:space="preserve">for personalized care. Journal of Consulting and Clinical Psychology. 2015;83: 825–836. doi:</w:t>
       </w:r>
-      <w:hyperlink r:id="rId148">
+      <w:hyperlink r:id="rId143">
         <w:r>
           <w:rPr>
             <w:rStyle w:val="Hyperlink"/>
@@ -10707,8 +10608,8 @@
         </w:r>
       </w:hyperlink>
     </w:p>
-    <w:bookmarkEnd w:id="149"/>
-    <w:bookmarkStart w:id="151" w:name="Xb70ed90433964dc3a7ede0ee8357d97241623cc"/>
+    <w:bookmarkEnd w:id="144"/>
+    <w:bookmarkStart w:id="146" w:name="Xb70ed90433964dc3a7ede0ee8357d97241623cc"/>
     <w:p>
       <w:pPr>
         <w:pStyle w:val="Bibliography"/>
@@ -10758,7 +10659,7 @@
       <w:r>
         <w:t xml:space="preserve">. Journal of Psychopathology and Behavioral Assessment. 2018;40: 235–248. doi:</w:t>
       </w:r>
-      <w:hyperlink r:id="rId150">
+      <w:hyperlink r:id="rId145">
         <w:r>
           <w:rPr>
             <w:rStyle w:val="Hyperlink"/>
@@ -10767,8 +10668,8 @@
         </w:r>
       </w:hyperlink>
     </w:p>
-    <w:bookmarkEnd w:id="151"/>
-    <w:bookmarkStart w:id="153" w:name="Xc5cdea043ab663a81d5612c8b1e0f7c2b734aab"/>
+    <w:bookmarkEnd w:id="146"/>
+    <w:bookmarkStart w:id="148" w:name="Xc5cdea043ab663a81d5612c8b1e0f7c2b734aab"/>
     <w:p>
       <w:pPr>
         <w:pStyle w:val="Bibliography"/>
@@ -10830,7 +10731,7 @@
       <w:r>
         <w:t xml:space="preserve">. Assessment. 2014;21: 515–528. doi:</w:t>
       </w:r>
-      <w:hyperlink r:id="rId152">
+      <w:hyperlink r:id="rId147">
         <w:r>
           <w:rPr>
             <w:rStyle w:val="Hyperlink"/>
@@ -10839,8 +10740,8 @@
         </w:r>
       </w:hyperlink>
     </w:p>
-    <w:bookmarkEnd w:id="153"/>
-    <w:bookmarkStart w:id="155" w:name="X513fadbf866a4ddf9f29b63741ad369252b4800"/>
+    <w:bookmarkEnd w:id="148"/>
+    <w:bookmarkStart w:id="150" w:name="X513fadbf866a4ddf9f29b63741ad369252b4800"/>
     <w:p>
       <w:pPr>
         <w:pStyle w:val="Bibliography"/>
@@ -10902,7 +10803,7 @@
       <w:r>
         <w:t xml:space="preserve">. Assessment. 2016;23: 484–495. doi:</w:t>
       </w:r>
-      <w:hyperlink r:id="rId154">
+      <w:hyperlink r:id="rId149">
         <w:r>
           <w:rPr>
             <w:rStyle w:val="Hyperlink"/>
@@ -10911,8 +10812,8 @@
         </w:r>
       </w:hyperlink>
     </w:p>
-    <w:bookmarkEnd w:id="155"/>
-    <w:bookmarkStart w:id="157" w:name="ref-pulickIdiographicLapsePrediction2025"/>
+    <w:bookmarkEnd w:id="150"/>
+    <w:bookmarkStart w:id="152" w:name="ref-pulickIdiographicLapsePrediction2025"/>
     <w:p>
       <w:pPr>
         <w:pStyle w:val="Bibliography"/>
@@ -10959,7 +10860,7 @@
       <w:r>
         <w:t xml:space="preserve">. JMIR Formative Research. 2025;9: e73265. doi:</w:t>
       </w:r>
-      <w:hyperlink r:id="rId156">
+      <w:hyperlink r:id="rId151">
         <w:r>
           <w:rPr>
             <w:rStyle w:val="Hyperlink"/>
@@ -10968,8 +10869,8 @@
         </w:r>
       </w:hyperlink>
     </w:p>
-    <w:bookmarkEnd w:id="157"/>
-    <w:bookmarkStart w:id="158" w:name="ref-studiesNIHRevitalizationAct1994"/>
+    <w:bookmarkEnd w:id="152"/>
+    <w:bookmarkStart w:id="153" w:name="ref-studiesNIHRevitalizationAct1994"/>
     <w:p>
       <w:pPr>
         <w:pStyle w:val="Bibliography"/>
@@ -11077,8 +10978,8 @@
         <w:t xml:space="preserve"> </w:t>
       </w:r>
     </w:p>
-    <w:bookmarkEnd w:id="158"/>
-    <w:bookmarkStart w:id="160" w:name="ref-vannicelliEffectSexBias1984"/>
+    <w:bookmarkEnd w:id="153"/>
+    <w:bookmarkStart w:id="155" w:name="ref-vannicelliEffectSexBias1984"/>
     <w:p>
       <w:pPr>
         <w:pStyle w:val="Bibliography"/>
@@ -11137,7 +11038,7 @@
       <w:r>
         <w:t xml:space="preserve">. Alcoholism: Clinical and Experimental Research. 1984;8: 334–336. doi:</w:t>
       </w:r>
-      <w:hyperlink r:id="rId159">
+      <w:hyperlink r:id="rId154">
         <w:r>
           <w:rPr>
             <w:rStyle w:val="Hyperlink"/>
@@ -11146,8 +11047,8 @@
         </w:r>
       </w:hyperlink>
     </w:p>
-    <w:bookmarkEnd w:id="160"/>
-    <w:bookmarkStart w:id="162" w:name="ref-walitzerGenderDifferencesAlcohol2006"/>
+    <w:bookmarkEnd w:id="155"/>
+    <w:bookmarkStart w:id="157" w:name="ref-walitzerGenderDifferencesAlcohol2006"/>
     <w:p>
       <w:pPr>
         <w:pStyle w:val="Bibliography"/>
@@ -11164,7 +11065,7 @@
       <w:r>
         <w:t xml:space="preserve">Walitzer KS, Dearing RL. Gender differences in alcohol and substance use relapse. Clinical Psychology Review. 2006;26: 128–148. doi:</w:t>
       </w:r>
-      <w:hyperlink r:id="rId161">
+      <w:hyperlink r:id="rId156">
         <w:r>
           <w:rPr>
             <w:rStyle w:val="Hyperlink"/>
@@ -11173,8 +11074,8 @@
         </w:r>
       </w:hyperlink>
     </w:p>
-    <w:bookmarkEnd w:id="162"/>
-    <w:bookmarkStart w:id="164" w:name="ref-mchughSexGenderDifferences2018"/>
+    <w:bookmarkEnd w:id="157"/>
+    <w:bookmarkStart w:id="159" w:name="ref-mchughSexGenderDifferences2018"/>
     <w:p>
       <w:pPr>
         <w:pStyle w:val="Bibliography"/>
@@ -11191,7 +11092,7 @@
       <w:r>
         <w:t xml:space="preserve">McHugh RK, Votaw VR, Sugarman DE, Greenfield SF. Sex and gender differences in substance use disorders. Clinical Psychology Review. 2018;66: 12–23. doi:</w:t>
       </w:r>
-      <w:hyperlink r:id="rId163">
+      <w:hyperlink r:id="rId158">
         <w:r>
           <w:rPr>
             <w:rStyle w:val="Hyperlink"/>
@@ -11200,8 +11101,8 @@
         </w:r>
       </w:hyperlink>
     </w:p>
-    <w:bookmarkEnd w:id="164"/>
-    <w:bookmarkStart w:id="166" w:name="Xdd108b50209bad1fdcf1a9fcca4dd1d7d3b13e9"/>
+    <w:bookmarkEnd w:id="159"/>
+    <w:bookmarkStart w:id="161" w:name="Xdd108b50209bad1fdcf1a9fcca4dd1d7d3b13e9"/>
     <w:p>
       <w:pPr>
         <w:pStyle w:val="Bibliography"/>
@@ -11260,7 +11161,7 @@
       <w:r>
         <w:t xml:space="preserve">. Journal of Language and Social Psychology. 2010;29: 24–54. doi:</w:t>
       </w:r>
-      <w:hyperlink r:id="rId165">
+      <w:hyperlink r:id="rId160">
         <w:r>
           <w:rPr>
             <w:rStyle w:val="Hyperlink"/>
@@ -11269,8 +11170,8 @@
         </w:r>
       </w:hyperlink>
     </w:p>
-    <w:bookmarkEnd w:id="166"/>
-    <w:bookmarkStart w:id="167" w:name="ref-bleiLatentDirichletAllocation2003"/>
+    <w:bookmarkEnd w:id="161"/>
+    <w:bookmarkStart w:id="162" w:name="ref-bleiLatentDirichletAllocation2003"/>
     <w:p>
       <w:pPr>
         <w:pStyle w:val="Bibliography"/>
@@ -11291,8 +11192,8 @@
         <w:t xml:space="preserve"> </w:t>
       </w:r>
     </w:p>
-    <w:bookmarkEnd w:id="167"/>
-    <w:bookmarkStart w:id="169" w:name="ref-devlinBERTPretrainingDeep2019"/>
+    <w:bookmarkEnd w:id="162"/>
+    <w:bookmarkStart w:id="164" w:name="ref-devlinBERTPretrainingDeep2019"/>
     <w:p>
       <w:pPr>
         <w:pStyle w:val="Bibliography"/>
@@ -11351,7 +11252,7 @@
       <w:r>
         <w:t xml:space="preserve">. arXiv; 2019. doi:</w:t>
       </w:r>
-      <w:hyperlink r:id="rId168">
+      <w:hyperlink r:id="rId163">
         <w:r>
           <w:rPr>
             <w:rStyle w:val="Hyperlink"/>
@@ -11360,8 +11261,8 @@
         </w:r>
       </w:hyperlink>
     </w:p>
-    <w:bookmarkEnd w:id="169"/>
-    <w:bookmarkStart w:id="170" w:name="X0c0e928dd8ff101aa479012bffab8d24e8c0dcf"/>
+    <w:bookmarkEnd w:id="164"/>
+    <w:bookmarkStart w:id="165" w:name="X0c0e928dd8ff101aa479012bffab8d24e8c0dcf"/>
     <w:p>
       <w:pPr>
         <w:pStyle w:val="Bibliography"/>
@@ -11400,8 +11301,8 @@
         <w:t xml:space="preserve"> </w:t>
       </w:r>
     </w:p>
-    <w:bookmarkEnd w:id="170"/>
-    <w:bookmarkStart w:id="172" w:name="ref-meyersIntersectionGenderDrug2021"/>
+    <w:bookmarkEnd w:id="165"/>
+    <w:bookmarkStart w:id="167" w:name="ref-meyersIntersectionGenderDrug2021"/>
     <w:p>
       <w:pPr>
         <w:pStyle w:val="Bibliography"/>
@@ -11430,7 +11331,7 @@
       <w:r>
         <w:t xml:space="preserve">mixed methods systematic review and synthesis of the literature. Drug and Alcohol Dependence. 2021;223: 108706. doi:</w:t>
       </w:r>
-      <w:hyperlink r:id="rId171">
+      <w:hyperlink r:id="rId166">
         <w:r>
           <w:rPr>
             <w:rStyle w:val="Hyperlink"/>
@@ -11439,8 +11340,8 @@
         </w:r>
       </w:hyperlink>
     </w:p>
-    <w:bookmarkEnd w:id="172"/>
-    <w:bookmarkStart w:id="173" w:name="Xb55b40a3d7f46ba5e03427f7cd05843a1612710"/>
+    <w:bookmarkEnd w:id="167"/>
+    <w:bookmarkStart w:id="168" w:name="Xb55b40a3d7f46ba5e03427f7cd05843a1612710"/>
     <w:p>
       <w:pPr>
         <w:pStyle w:val="Bibliography"/>
@@ -11494,8 +11395,8 @@
         <w:t xml:space="preserve"> </w:t>
       </w:r>
     </w:p>
-    <w:bookmarkEnd w:id="173"/>
-    <w:bookmarkStart w:id="175" w:name="ref-zikmund-fisherRightToolWhat2013"/>
+    <w:bookmarkEnd w:id="168"/>
+    <w:bookmarkStart w:id="170" w:name="ref-zikmund-fisherRightToolWhat2013"/>
     <w:p>
       <w:pPr>
         <w:pStyle w:val="Bibliography"/>
@@ -11512,7 +11413,7 @@
       <w:r>
         <w:t xml:space="preserve">Zikmund-Fisher BJ. The right tool is what they need, not what we have: A taxonomy of appropriate levels of precision in patient risk communication. Medical care research and review: MCRR. 2013;70: 37S–49S. doi:</w:t>
       </w:r>
-      <w:hyperlink r:id="rId174">
+      <w:hyperlink r:id="rId169">
         <w:r>
           <w:rPr>
             <w:rStyle w:val="Hyperlink"/>
@@ -11521,8 +11422,8 @@
         </w:r>
       </w:hyperlink>
     </w:p>
-    <w:bookmarkEnd w:id="175"/>
-    <w:bookmarkStart w:id="177" w:name="ref-fagerlinMakingNumbersMatter2007"/>
+    <w:bookmarkEnd w:id="170"/>
+    <w:bookmarkStart w:id="172" w:name="ref-fagerlinMakingNumbersMatter2007"/>
     <w:p>
       <w:pPr>
         <w:pStyle w:val="Bibliography"/>
@@ -11539,7 +11440,7 @@
       <w:r>
         <w:t xml:space="preserve">Fagerlin A, Ubel PA, Smith DM, Zikmund-Fisher BJ. Making numbers matter: Present and future research in risk communication. American Journal of Health Behavior. 2007;31 Suppl 1: S47–56. doi:</w:t>
       </w:r>
-      <w:hyperlink r:id="rId176">
+      <w:hyperlink r:id="rId171">
         <w:r>
           <w:rPr>
             <w:rStyle w:val="Hyperlink"/>
@@ -11548,8 +11449,8 @@
         </w:r>
       </w:hyperlink>
     </w:p>
-    <w:bookmarkEnd w:id="177"/>
-    <w:bookmarkStart w:id="179" w:name="X13b53253f4b8775a58215d7e1d3c0adbd73e844"/>
+    <w:bookmarkEnd w:id="172"/>
+    <w:bookmarkStart w:id="174" w:name="X13b53253f4b8775a58215d7e1d3c0adbd73e844"/>
     <w:p>
       <w:pPr>
         <w:pStyle w:val="Bibliography"/>
@@ -11566,7 +11467,7 @@
       <w:r>
         <w:t xml:space="preserve">Zipkin DA, Umscheid CA, Keating NL, Allen E, Aung K, Beyth R, et al. Evidence-based risk communication: A systematic review. Annals of Internal Medicine. 2014;161: 270–280. doi:</w:t>
       </w:r>
-      <w:hyperlink r:id="rId178">
+      <w:hyperlink r:id="rId173">
         <w:r>
           <w:rPr>
             <w:rStyle w:val="Hyperlink"/>
@@ -11575,8 +11476,8 @@
         </w:r>
       </w:hyperlink>
     </w:p>
-    <w:bookmarkEnd w:id="179"/>
-    <w:bookmarkStart w:id="181" w:name="Xa1b8899d52f2070e9a46165cf23fe2013b5e4a3"/>
+    <w:bookmarkEnd w:id="174"/>
+    <w:bookmarkStart w:id="176" w:name="Xa1b8899d52f2070e9a46165cf23fe2013b5e4a3"/>
     <w:p>
       <w:pPr>
         <w:pStyle w:val="Bibliography"/>
@@ -11605,7 +11506,7 @@
       <w:r>
         <w:t xml:space="preserve">model. Journal of Substance Abuse Treatment. 1995;12: 117–127. doi:</w:t>
       </w:r>
-      <w:hyperlink r:id="rId180">
+      <w:hyperlink r:id="rId175">
         <w:r>
           <w:rPr>
             <w:rStyle w:val="Hyperlink"/>
@@ -11614,8 +11515,8 @@
         </w:r>
       </w:hyperlink>
     </w:p>
-    <w:bookmarkEnd w:id="181"/>
-    <w:bookmarkStart w:id="183" w:name="X1e16a8cc741ec7d68b9bde12ee2c181d9d36a93"/>
+    <w:bookmarkEnd w:id="176"/>
+    <w:bookmarkStart w:id="178" w:name="X1e16a8cc741ec7d68b9bde12ee2c181d9d36a93"/>
     <w:p>
       <w:pPr>
         <w:pStyle w:val="Bibliography"/>
@@ -11650,7 +11551,7 @@
       <w:r>
         <w:t xml:space="preserve">. The Psychiatric clinics of North America. 2010;33: 511–525. doi:</w:t>
       </w:r>
-      <w:hyperlink r:id="rId182">
+      <w:hyperlink r:id="rId177">
         <w:r>
           <w:rPr>
             <w:rStyle w:val="Hyperlink"/>
@@ -11659,8 +11560,8 @@
         </w:r>
       </w:hyperlink>
     </w:p>
-    <w:bookmarkEnd w:id="183"/>
-    <w:bookmarkStart w:id="184" w:name="X0943ff04c0b05099bf4a8c8078db37e3463cff7"/>
+    <w:bookmarkEnd w:id="178"/>
+    <w:bookmarkStart w:id="179" w:name="X0943ff04c0b05099bf4a8c8078db37e3463cff7"/>
     <w:p>
       <w:pPr>
         <w:pStyle w:val="Bibliography"/>
@@ -11699,8 +11600,8 @@
         <w:t xml:space="preserve"> </w:t>
       </w:r>
     </w:p>
-    <w:bookmarkEnd w:id="184"/>
-    <w:bookmarkStart w:id="185" w:name="X8e0e943878d1a2c3026b4a46f6c482e09849b94"/>
+    <w:bookmarkEnd w:id="179"/>
+    <w:bookmarkStart w:id="180" w:name="X8e0e943878d1a2c3026b4a46f6c482e09849b94"/>
     <w:p>
       <w:pPr>
         <w:pStyle w:val="Bibliography"/>
@@ -11760,8 +11661,8 @@
         <w:t xml:space="preserve"> </w:t>
       </w:r>
     </w:p>
-    <w:bookmarkEnd w:id="185"/>
-    <w:bookmarkStart w:id="187" w:name="ref-fronkStressAllostasisSubstance2020"/>
+    <w:bookmarkEnd w:id="180"/>
+    <w:bookmarkStart w:id="182" w:name="ref-fronkStressAllostasisSubstance2020"/>
     <w:p>
       <w:pPr>
         <w:pStyle w:val="Bibliography"/>
@@ -11838,7 +11739,7 @@
       <w:r>
         <w:t xml:space="preserve">. Annual Review of Clinical Psychology. 2020;16: 401–430. doi:</w:t>
       </w:r>
-      <w:hyperlink r:id="rId186">
+      <w:hyperlink r:id="rId181">
         <w:r>
           <w:rPr>
             <w:rStyle w:val="Hyperlink"/>
@@ -11847,8 +11748,8 @@
         </w:r>
       </w:hyperlink>
     </w:p>
-    <w:bookmarkEnd w:id="187"/>
-    <w:bookmarkStart w:id="189" w:name="ref-wyantMaximizingEngagementTrust2025"/>
+    <w:bookmarkEnd w:id="182"/>
+    <w:bookmarkStart w:id="184" w:name="ref-wyantMaximizingEngagementTrust2025"/>
     <w:p>
       <w:pPr>
         <w:pStyle w:val="Bibliography"/>
@@ -11937,7 +11838,7 @@
       <w:r>
         <w:t xml:space="preserve">. JMIR Research Protocols. 2025;14: e81697. doi:</w:t>
       </w:r>
-      <w:hyperlink r:id="rId188">
+      <w:hyperlink r:id="rId183">
         <w:r>
           <w:rPr>
             <w:rStyle w:val="Hyperlink"/>
@@ -11946,8 +11847,8 @@
         </w:r>
       </w:hyperlink>
     </w:p>
-    <w:bookmarkEnd w:id="189"/>
-    <w:bookmarkStart w:id="191" w:name="X9dfa929848d202736296032659cec14e42606bb"/>
+    <w:bookmarkEnd w:id="184"/>
+    <w:bookmarkStart w:id="186" w:name="X9dfa929848d202736296032659cec14e42606bb"/>
     <w:p>
       <w:pPr>
         <w:pStyle w:val="Bibliography"/>
@@ -11964,7 +11865,7 @@
       <w:r>
         <w:t xml:space="preserve">Jones A, Remmerswaal D, Verveer I, Robinson E, Franken IHA, Wen CKF, et al. Compliance with ecological momentary assessment protocols in substance users: A meta-analysis. Addiction (Abingdon, England). 2019;114: 609–619. doi:</w:t>
       </w:r>
-      <w:hyperlink r:id="rId190">
+      <w:hyperlink r:id="rId185">
         <w:r>
           <w:rPr>
             <w:rStyle w:val="Hyperlink"/>
@@ -11973,8 +11874,8 @@
         </w:r>
       </w:hyperlink>
     </w:p>
-    <w:bookmarkEnd w:id="191"/>
-    <w:bookmarkStart w:id="193" w:name="ref-baeLeveragingMobilePhone2023"/>
+    <w:bookmarkEnd w:id="186"/>
+    <w:bookmarkStart w:id="188" w:name="ref-baeLeveragingMobilePhone2023"/>
     <w:p>
       <w:pPr>
         <w:pStyle w:val="Bibliography"/>
@@ -12054,7 +11955,7 @@
       <w:r>
         <w:t xml:space="preserve">. JMIR formative research. 2023. doi:</w:t>
       </w:r>
-      <w:hyperlink r:id="rId192">
+      <w:hyperlink r:id="rId187">
         <w:r>
           <w:rPr>
             <w:rStyle w:val="Hyperlink"/>
@@ -12063,8 +11964,8 @@
         </w:r>
       </w:hyperlink>
     </w:p>
-    <w:bookmarkEnd w:id="193"/>
-    <w:bookmarkStart w:id="195" w:name="ref-huangActivityIdentificationGPS2010"/>
+    <w:bookmarkEnd w:id="188"/>
+    <w:bookmarkStart w:id="190" w:name="ref-huangActivityIdentificationGPS2010"/>
     <w:p>
       <w:pPr>
         <w:pStyle w:val="Bibliography"/>
@@ -12123,7 +12024,7 @@
       <w:r>
         <w:t xml:space="preserve">. New York, NY, USA: Association for Computing Machinery; 2010. pp. 27–30. doi:</w:t>
       </w:r>
-      <w:hyperlink r:id="rId194">
+      <w:hyperlink r:id="rId189">
         <w:r>
           <w:rPr>
             <w:rStyle w:val="Hyperlink"/>
@@ -12132,8 +12033,8 @@
         </w:r>
       </w:hyperlink>
     </w:p>
-    <w:bookmarkEnd w:id="195"/>
-    <w:bookmarkStart w:id="197" w:name="Xdcc3e6c1429a41e0448c7c169835e10027482a3"/>
+    <w:bookmarkEnd w:id="190"/>
+    <w:bookmarkStart w:id="192" w:name="Xdcc3e6c1429a41e0448c7c169835e10027482a3"/>
     <w:p>
       <w:pPr>
         <w:pStyle w:val="Bibliography"/>
@@ -12171,7 +12072,7 @@
       <w:r>
         <w:t xml:space="preserve">. New York, NY, USA: Association for Computing Machinery; 2009. pp. 25–32. doi:</w:t>
       </w:r>
-      <w:hyperlink r:id="rId196">
+      <w:hyperlink r:id="rId191">
         <w:r>
           <w:rPr>
             <w:rStyle w:val="Hyperlink"/>
@@ -12180,8 +12081,8 @@
         </w:r>
       </w:hyperlink>
     </w:p>
-    <w:bookmarkEnd w:id="197"/>
-    <w:bookmarkStart w:id="199" w:name="X3767008d16a8293168c856ccfc7bd4044275213"/>
+    <w:bookmarkEnd w:id="192"/>
+    <w:bookmarkStart w:id="194" w:name="X3767008d16a8293168c856ccfc7bd4044275213"/>
     <w:p>
       <w:pPr>
         <w:pStyle w:val="Bibliography"/>
@@ -12198,7 +12099,7 @@
       <w:r>
         <w:t xml:space="preserve">Leenaerts N, Soyster P, Ceccarini J, Sunaert S, Fisher A, Vrieze E. Person-specific and pooled prediction models for binge eating, alcohol use and binge drinking in bulimia nervosa and alcohol use disorder. Psychological Medicine. 2024;54: 2758–2773. doi:</w:t>
       </w:r>
-      <w:hyperlink r:id="rId198">
+      <w:hyperlink r:id="rId193">
         <w:r>
           <w:rPr>
             <w:rStyle w:val="Hyperlink"/>
@@ -12207,9 +12108,9 @@
         </w:r>
       </w:hyperlink>
     </w:p>
-    <w:bookmarkEnd w:id="199"/>
-    <w:bookmarkEnd w:id="200"/>
-    <w:bookmarkEnd w:id="201"/>
+    <w:bookmarkEnd w:id="194"/>
+    <w:bookmarkEnd w:id="195"/>
+    <w:bookmarkEnd w:id="196"/>
     <w:sectPr>
       <w:footnotePr>
         <w:numRestart w:val="eachSect"/>

--- a/index.docx
+++ b/index.docx
@@ -6116,7 +6116,7 @@
             <w:r>
               <w:drawing>
                 <wp:inline>
-                  <wp:extent cx="5334000" cy="3810000"/>
+                  <wp:extent cx="5334000" cy="2963333"/>
                   <wp:effectExtent b="0" l="0" r="0" t="0"/>
                   <wp:docPr descr="" title="" id="41" name="Picture"/>
                   <a:graphic>
@@ -6137,7 +6137,7 @@
                         <pic:spPr bwMode="auto">
                           <a:xfrm>
                             <a:off x="0" y="0"/>
-                            <a:ext cx="5334000" cy="3810000"/>
+                            <a:ext cx="5334000" cy="2963333"/>
                           </a:xfrm>
                           <a:prstGeom prst="rect">
                             <a:avLst/>

--- a/index.docx
+++ b/index.docx
@@ -55,7 +55,7 @@
         <w:pStyle w:val="Date"/>
       </w:pPr>
       <w:r>
-        <w:t xml:space="preserve">2026-05-20</w:t>
+        <w:t xml:space="preserve">2026-05-22</w:t>
       </w:r>
     </w:p>
     <w:p>
@@ -6073,12 +6073,6 @@
       <w:pPr>
         <w:pStyle w:val="FirstParagraph"/>
       </w:pPr>
-      <w:r>
-        <w:t xml:space="preserve">Panel A of</w:t>
-      </w:r>
-      <w:r>
-        <w:t xml:space="preserve"> </w:t>
-      </w:r>
       <w:hyperlink w:anchor="fig-pp">
         <w:r>
           <w:rPr>
@@ -6092,6 +6086,9 @@
       </w:r>
       <w:r>
         <w:t xml:space="preserve">presents the full posterior probability distributions for auROC for each model (no lag, 1-day, 3-day, 1-week, and 2-week lag). The median auROCs from these posterior distributions were 0.91 (no lag), 0.89 (1-day lag), 0.88 (3-day lag), 0.87 (1-week lag), and 0.85 (2-week lag). These values represent our best estimates for the magnitude of the auROC parameter for each model. The 95% Bayesian CI for the auROCs for these models were relatively narrow and did not contain 0.5: no lag [0.90-0.92], 1-day lag [0.88-0.90], 3-day lag [0.87-0.90], 1-week lag [0.85-0.88], 2-week lag [0.83-0.87].</w:t>
+      </w:r>
+      <w:r>
+        <w:t xml:space="preserve"> </w:t>
       </w:r>
     </w:p>
     <w:tbl>
@@ -6116,7 +6113,7 @@
             <w:r>
               <w:drawing>
                 <wp:inline>
-                  <wp:extent cx="5334000" cy="2963333"/>
+                  <wp:extent cx="5334000" cy="3810000"/>
                   <wp:effectExtent b="0" l="0" r="0" t="0"/>
                   <wp:docPr descr="" title="" id="41" name="Picture"/>
                   <a:graphic>
@@ -6137,7 +6134,7 @@
                         <pic:spPr bwMode="auto">
                           <a:xfrm>
                             <a:off x="0" y="0"/>
-                            <a:ext cx="5334000" cy="2963333"/>
+                            <a:ext cx="5334000" cy="3810000"/>
                           </a:xfrm>
                           <a:prstGeom prst="rect">
                             <a:avLst/>
@@ -6166,7 +6163,7 @@
               <w:pStyle w:val="ImageCaption"/>
             </w:pPr>
             <w:r>
-              <w:t xml:space="preserve">Figure 2: Posterior probabilities for area under the receiver operating curve (auROC) by: A. model (No lag, 1-day, 3-day, 1-week, 2-week) and B. model and timing of lapse (first lapse, later lapse). auROC ranges from .5 (chance performance) to 1 (perfect performance). Median posterior probabilities over 12,000 posterior samples (4 chains × 3,000 samples) are depicted as points. Vertical lines represent the 95% Bayesian credible intervals for the posterior distribution.</w:t>
+              <w:t xml:space="preserve">Figure 2: Posterior probabilities for area under the receiver operating curve (auROC) by model (No lag, 1-day, 3-day, 1-week, 2-week). auROC ranges from .5 (chance performance) to 1 (perfect performance). Median posterior probabilities over 12,000 posterior samples (4 chains × 3,000 samples) are depicted as points. Vertical lines represent the 95% Bayesian credible intervals for the posterior distribution.</w:t>
             </w:r>
           </w:p>
           <w:bookmarkEnd w:id="43"/>
@@ -12155,7 +12152,7 @@
         <w:t xml:space="preserve"> </w:t>
       </w:r>
       <w:r>
-        <w:t xml:space="preserve">We also report median sensitivity, specificity, accuracy, and balanced accuracy at a single decision threshold (identified using Youden’s index) in a supplemental table. However, we caution against using classification in this intended application. A decision threshold is only necessary when a</w:t>
+        <w:t xml:space="preserve">We also report median sensitivity, specificity, and balanced accuracy at a single decision threshold (identified using Youden’s index) in a supplemental table. However, we caution against using classification in this intended application. A decision threshold is only necessary when a</w:t>
       </w:r>
       <w:r>
         <w:t xml:space="preserve"> </w:t>

--- a/index.docx
+++ b/index.docx
@@ -441,7 +441,7 @@
       </w:r>
     </w:p>
     <w:bookmarkEnd w:id="10"/>
-    <w:bookmarkStart w:id="36" w:name="methods"/>
+    <w:bookmarkStart w:id="35" w:name="methods"/>
     <w:p>
       <w:pPr>
         <w:pStyle w:val="Heading1"/>
@@ -450,7 +450,7 @@
         <w:t xml:space="preserve">Methods</w:t>
       </w:r>
     </w:p>
-    <w:bookmarkStart w:id="13" w:name="transparency"/>
+    <w:bookmarkStart w:id="12" w:name="transparency"/>
     <w:p>
       <w:pPr>
         <w:pStyle w:val="Heading2"/>
@@ -464,7 +464,7 @@
         <w:pStyle w:val="FirstParagraph"/>
       </w:pPr>
       <w:r>
-        <w:t xml:space="preserve">We adhere to research transparency principles that are crucial for robust and replicable science. We preregistered our data analytic strategy. We reported all data exclusions. Our data, questionnaires, preregistration, and other study materials are publicly available on our OSF page (</w:t>
+        <w:t xml:space="preserve">We adhere to research transparency principles that are crucial for robust and replicable science. We preregistered our data analytic strategy. We reported all data exclusions. Our data, questionnaires, preregistration, analysis scripts, and other study materials are publicly available on our OSF page (</w:t>
       </w:r>
       <w:hyperlink r:id="rId11">
         <w:r>
@@ -475,22 +475,11 @@
         </w:r>
       </w:hyperlink>
       <w:r>
-        <w:t xml:space="preserve">). Our annotated analysis scripts and results are publicly available on our study website (</w:t>
-      </w:r>
-      <w:hyperlink r:id="rId12">
-        <w:r>
-          <w:rPr>
-            <w:rStyle w:val="Hyperlink"/>
-          </w:rPr>
-          <w:t xml:space="preserve">https://jjcurtin.github.io/study_lag/</w:t>
-        </w:r>
-      </w:hyperlink>
-      <w:r>
         <w:t xml:space="preserve">).</w:t>
       </w:r>
     </w:p>
-    <w:bookmarkEnd w:id="13"/>
-    <w:bookmarkStart w:id="14" w:name="participants"/>
+    <w:bookmarkEnd w:id="12"/>
+    <w:bookmarkStart w:id="13" w:name="participants"/>
     <w:p>
       <w:pPr>
         <w:pStyle w:val="Heading2"/>
@@ -604,14 +593,40 @@
         <w:t xml:space="preserve">Of the 192 eligible participants, 191 consented to participate in the study at the screening visit, and 169 subsequently enrolled in the study at the enrollment visit, which occurred approximately one week later. Fifteen participants discontinued before the first monthly follow-up visit. We excluded data from one participant who did not maintain a goal of abstinence during their participation. We also excluded data from two participants due to evidence of careless responding and unusually low compliance. Our final sample consisted of 151 participants.</w:t>
       </w:r>
     </w:p>
+    <w:bookmarkEnd w:id="13"/>
+    <w:bookmarkStart w:id="14" w:name="procedure"/>
+    <w:p>
+      <w:pPr>
+        <w:pStyle w:val="Heading2"/>
+      </w:pPr>
+      <w:r>
+        <w:t xml:space="preserve">Procedure</w:t>
+      </w:r>
+    </w:p>
+    <w:p>
+      <w:pPr>
+        <w:pStyle w:val="FirstParagraph"/>
+      </w:pPr>
+      <w:r>
+        <w:t xml:space="preserve">Participants completed five study visits over approximately three months. After an initial phone screen, participants attended an in-person screening visit to determine eligibility, complete informed consent, and collect self-report measures. Eligible, consented participants returned approximately one week later for an intake visit. Three additional follow-up visits occurred about every 30 days that participants remained on study. Participants were expected to complete four daily EMAs. Other personal sensing data streams (geolocation, cellular communications, sleep quality, and audio check-ins) were collected as part of the parent grant’s aims (R01 AA024391).</w:t>
+      </w:r>
+    </w:p>
+    <w:p>
+      <w:pPr>
+        <w:pStyle w:val="BodyText"/>
+      </w:pPr>
+      <w:r>
+        <w:t xml:space="preserve">Participants were compensated $20 per hour for all time spent in the laboratory (i.e., during screening, intake, and follow-up visits). In addition, participants received a $99 bonus upon completing the full 3-month study. They were also provided $66 per month to offset costs associated with their cellular plans. Participants received $25 for each month in which they provided EMA data with less than 10% missingness. Additional compensation was provided for other personal sensing data streams if minimum compliance thresholds were met.</w:t>
+      </w:r>
+    </w:p>
     <w:bookmarkEnd w:id="14"/>
-    <w:bookmarkStart w:id="15" w:name="procedure"/>
+    <w:bookmarkStart w:id="15" w:name="ethics"/>
     <w:p>
       <w:pPr>
         <w:pStyle w:val="Heading2"/>
       </w:pPr>
       <w:r>
-        <w:t xml:space="preserve">Procedure</w:t>
+        <w:t xml:space="preserve">Ethics</w:t>
       </w:r>
     </w:p>
     <w:p>
@@ -619,7 +634,34 @@
         <w:pStyle w:val="FirstParagraph"/>
       </w:pPr>
       <w:r>
-        <w:t xml:space="preserve">Participants completed five study visits over approximately three months. After an initial phone screen, participants attended an in-person screening visit to determine eligibility, complete informed consent, and collect self-report measures. Eligible, consented participants returned approximately one week later for an intake visit. Three additional follow-up visits occurred about every 30 days that participants remained on study. Participants were expected to complete four daily EMAs. Other personal sensing data streams (geolocation, cellular communications, sleep quality, and audio check-ins) were collected as part of the parent grant’s aims (R01 AA024391).</w:t>
+        <w:t xml:space="preserve">All procedures were approved by the University of Wisconsin-Madison Institutional Review Board (Study #2015-0780) and carried out in accordance with the principles of the Declaration of Helsinki. All participants provided written informed consent observed by a research assistant.</w:t>
+      </w:r>
+    </w:p>
+    <w:bookmarkEnd w:id="15"/>
+    <w:bookmarkStart w:id="18" w:name="measures"/>
+    <w:p>
+      <w:pPr>
+        <w:pStyle w:val="Heading2"/>
+      </w:pPr>
+      <w:r>
+        <w:t xml:space="preserve">Measures</w:t>
+      </w:r>
+    </w:p>
+    <w:bookmarkStart w:id="16" w:name="ecological-momentary-assessments"/>
+    <w:p>
+      <w:pPr>
+        <w:pStyle w:val="Heading3"/>
+      </w:pPr>
+      <w:r>
+        <w:t xml:space="preserve">Ecological Momentary Assessments</w:t>
+      </w:r>
+    </w:p>
+    <w:p>
+      <w:pPr>
+        <w:pStyle w:val="FirstParagraph"/>
+      </w:pPr>
+      <w:r>
+        <w:t xml:space="preserve">Participants completed four brief (7-10 questions) EMAs daily. The first and last EMAs of the day were scheduled within one hour of participants’ typical wake and sleep times. The other two EMAs were scheduled randomly within the first and second halves of their typical day, with at least one hour between EMAs. Participants learned how to complete the EMA and reviewed the meaning of each question with a member of the research team during their intake visit to ensure consistent question interpretation.</w:t>
       </w:r>
     </w:p>
     <w:p>
@@ -627,64 +669,11 @@
         <w:pStyle w:val="BodyText"/>
       </w:pPr>
       <w:r>
-        <w:t xml:space="preserve">Participants were compensated $20 per hour for all time spent in the laboratory (i.e., during screening, intake, and follow-up visits). In addition, participants received a $99 bonus upon completing the full 3-month study. They were also provided $66 per month to offset costs associated with their cellular plans. Participants received $25 for each month in which they provided EMA data with less than 10% missingness. Additional compensation was provided for other personal sensing data streams if minimum compliance thresholds were met.</w:t>
-      </w:r>
-    </w:p>
-    <w:bookmarkEnd w:id="15"/>
-    <w:bookmarkStart w:id="16" w:name="ethics"/>
-    <w:p>
-      <w:pPr>
-        <w:pStyle w:val="Heading2"/>
-      </w:pPr>
-      <w:r>
-        <w:t xml:space="preserve">Ethics</w:t>
-      </w:r>
-    </w:p>
-    <w:p>
-      <w:pPr>
-        <w:pStyle w:val="FirstParagraph"/>
-      </w:pPr>
-      <w:r>
-        <w:t xml:space="preserve">All procedures were approved by the University of Wisconsin-Madison Institutional Review Board (Study #2015-0780) and carried out in accordance with the principles of the Declaration of Helsinki. All participants provided written informed consent observed by a research assistant.</w:t>
+        <w:t xml:space="preserve">On the first item of all EMAs, participants reported the start and dates and times of any unreported past alcohol use. Next, participants rated the maximum intensity of recent (i.e., since last EMA) experiences of craving, risky situations, stressful events, and pleasant events. Finally, participants rated their current affect on two bipolar scales: valence (Unpleasant/Unhappy to Pleasant/Happy) and arousal (Calm/Sleepy to Aroused/Alert). On the first EMA each day, participants also rated anticipated risky situations, stressful events, and the likelihood that they would drink alcohol in the next week (i.e., abstinence self-efficacy).</w:t>
       </w:r>
     </w:p>
     <w:bookmarkEnd w:id="16"/>
-    <w:bookmarkStart w:id="19" w:name="measures"/>
-    <w:p>
-      <w:pPr>
-        <w:pStyle w:val="Heading2"/>
-      </w:pPr>
-      <w:r>
-        <w:t xml:space="preserve">Measures</w:t>
-      </w:r>
-    </w:p>
-    <w:bookmarkStart w:id="17" w:name="ecological-momentary-assessments"/>
-    <w:p>
-      <w:pPr>
-        <w:pStyle w:val="Heading3"/>
-      </w:pPr>
-      <w:r>
-        <w:t xml:space="preserve">Ecological Momentary Assessments</w:t>
-      </w:r>
-    </w:p>
-    <w:p>
-      <w:pPr>
-        <w:pStyle w:val="FirstParagraph"/>
-      </w:pPr>
-      <w:r>
-        <w:t xml:space="preserve">Participants completed four brief (7-10 questions) EMAs daily. The first and last EMAs of the day were scheduled within one hour of participants’ typical wake and sleep times. The other two EMAs were scheduled randomly within the first and second halves of their typical day, with at least one hour between EMAs. Participants learned how to complete the EMA and reviewed the meaning of each question with a member of the research team during their intake visit to ensure consistent question interpretation.</w:t>
-      </w:r>
-    </w:p>
-    <w:p>
-      <w:pPr>
-        <w:pStyle w:val="BodyText"/>
-      </w:pPr>
-      <w:r>
-        <w:t xml:space="preserve">On the first item of all EMAs, participants reported the start and dates and times of any unreported past alcohol use. Next, participants rated the maximum intensity of recent (i.e., since last EMA) experiences of craving, risky situations, stressful events, and pleasant events. Finally, participants rated their current affect on two bipolar scales: valence (Unpleasant/Unhappy to Pleasant/Happy) and arousal (Calm/Sleepy to Aroused/Alert). On the first EMA each day, participants also rated anticipated risky situations, stressful events, and the likelihood that they would drink alcohol in the next week (i.e., abstinence self-efficacy).</w:t>
-      </w:r>
-    </w:p>
-    <w:bookmarkEnd w:id="17"/>
-    <w:bookmarkStart w:id="18" w:name="individual-characteristics"/>
+    <w:bookmarkStart w:id="17" w:name="individual-characteristics"/>
     <w:p>
       <w:pPr>
         <w:pStyle w:val="Heading3"/>
@@ -733,9 +722,9 @@
         <w:t xml:space="preserve">).</w:t>
       </w:r>
     </w:p>
+    <w:bookmarkEnd w:id="17"/>
     <w:bookmarkEnd w:id="18"/>
-    <w:bookmarkEnd w:id="19"/>
-    <w:bookmarkStart w:id="35" w:name="data-analytic-strategy"/>
+    <w:bookmarkStart w:id="34" w:name="data-analytic-strategy"/>
     <w:p>
       <w:pPr>
         <w:pStyle w:val="Heading2"/>
@@ -770,7 +759,7 @@
         <w:t xml:space="preserve">.</w:t>
       </w:r>
     </w:p>
-    <w:bookmarkStart w:id="25" w:name="predictions"/>
+    <w:bookmarkStart w:id="24" w:name="predictions"/>
     <w:p>
       <w:pPr>
         <w:pStyle w:val="Heading3"/>
@@ -886,7 +875,7 @@
       <w:tr>
         <w:tc>
           <w:tcPr/>
-          <w:bookmarkStart w:id="23" w:name="fig-method"/>
+          <w:bookmarkStart w:id="22" w:name="fig-method"/>
           <w:p>
             <w:pPr>
               <w:pStyle w:val="Compact"/>
@@ -897,18 +886,18 @@
                 <wp:inline>
                   <wp:extent cx="5334000" cy="4386911"/>
                   <wp:effectExtent b="0" l="0" r="0" t="0"/>
-                  <wp:docPr descr="" title="" id="21" name="Picture"/>
+                  <wp:docPr descr="" title="" id="20" name="Picture"/>
                   <a:graphic>
                     <a:graphicData uri="http://schemas.openxmlformats.org/drawingml/2006/picture">
                       <pic:pic>
                         <pic:nvPicPr>
-                          <pic:cNvPr descr="index_files/figure-docx/notebooks-mak_figures-fig-method-output-1.png" id="22" name="Picture"/>
+                          <pic:cNvPr descr="index_files/figure-docx/notebooks-mak_figures-fig-method-output-1.png" id="21" name="Picture"/>
                           <pic:cNvPicPr>
                             <a:picLocks noChangeArrowheads="1" noChangeAspect="1"/>
                           </pic:cNvPicPr>
                         </pic:nvPicPr>
                         <pic:blipFill>
-                          <a:blip r:embed="rId20"/>
+                          <a:blip r:embed="rId19"/>
                           <a:stretch>
                             <a:fillRect/>
                           </a:stretch>
@@ -948,7 +937,7 @@
               <w:t xml:space="preserve">Figure 1: Panel A shows the prediction timepoints at which our model calculated a predicted probability of a lapse. All available data up until, but not including, the prediction timepoint was used to generate these predictions. Features were created for varying feature scoring epochs before the prediction timepoint (i.e., 12, 24, 48, 72, and 168 hours). Prediction timepoints were updated hourly. Panel B shows how the prediction window (i.e., window in which a lapse might occur) rolls forward hour-by-hour with the prediction timepoint. The prediction window width for all models was 24 hours. Additionally, there were five possible lag times between the prediction timepoint and start of the prediction window. A prediction window either started immediately after the prediction timepoint (no lag) or was lagged by 1 day, 3 days, 1 week, or 2 weeks.</w:t>
             </w:r>
           </w:p>
-          <w:bookmarkEnd w:id="23"/>
+          <w:bookmarkEnd w:id="22"/>
         </w:tc>
       </w:tr>
     </w:tbl>
@@ -968,7 +957,7 @@
         </w:rPr>
         <w:t xml:space="preserve"> </w:t>
       </w:r>
-      <w:hyperlink r:id="rId24">
+      <w:hyperlink r:id="rId23">
         <w:r>
           <w:rPr>
             <w:rStyle w:val="Hyperlink"/>
@@ -978,8 +967,8 @@
         </w:r>
       </w:hyperlink>
     </w:p>
-    <w:bookmarkEnd w:id="25"/>
-    <w:bookmarkStart w:id="26" w:name="labels"/>
+    <w:bookmarkEnd w:id="24"/>
+    <w:bookmarkStart w:id="25" w:name="labels"/>
     <w:p>
       <w:pPr>
         <w:pStyle w:val="Heading3"/>
@@ -1036,8 +1025,8 @@
         <w:t xml:space="preserve">This method produced totals of: 274,179 labels for the baseline (no lag) model (7.7% lapse); 270,911 labels for the 1-day lagged model (7.7% lapse); 264,362 labels for the 3-day lagged model (7.6% lapse); 251,458 labels for the 1-week lagged model (7.6% lapse); and 228,420 labels for the 2-week lagged model (7.6% lapse).</w:t>
       </w:r>
     </w:p>
-    <w:bookmarkEnd w:id="26"/>
-    <w:bookmarkStart w:id="27" w:name="feature-engineering"/>
+    <w:bookmarkEnd w:id="25"/>
+    <w:bookmarkStart w:id="26" w:name="feature-engineering"/>
     <w:p>
       <w:pPr>
         <w:pStyle w:val="Heading3"/>
@@ -1143,35 +1132,35 @@
         <w:t xml:space="preserve">Other generic feature engineering steps included removing zero and near-zero variance features as determined from held-in data. A sample feature engineering script (i.e., tidymodels recipe) containing all feature engineering steps is available on our OSF study page.</w:t>
       </w:r>
     </w:p>
+    <w:bookmarkEnd w:id="26"/>
+    <w:bookmarkStart w:id="27" w:name="model-configurations"/>
+    <w:p>
+      <w:pPr>
+        <w:pStyle w:val="Heading3"/>
+      </w:pPr>
+      <w:r>
+        <w:t xml:space="preserve">Model Configurations</w:t>
+      </w:r>
+    </w:p>
+    <w:p>
+      <w:pPr>
+        <w:pStyle w:val="FirstParagraph"/>
+      </w:pPr>
+      <w:r>
+        <w:t xml:space="preserve">We trained and evaluated five separate classification models: one baseline (no lag) model and one model for 1-day, 3-day, 1-week, and 2-week lagged predictions. We considered four well-established statistical algorithms (elastic net, XGBoost, regularized discriminant analysis, and single layer neural networks) that vary across characteristics expected to affect model performance (e.g., flexibility, complexity, handling higher-order interactions natively)</w:t>
+      </w:r>
+      <w:r>
+        <w:t xml:space="preserve"> </w:t>
+      </w:r>
+      <w:r>
+        <w:t xml:space="preserve">[37]</w:t>
+      </w:r>
+      <w:r>
+        <w:t xml:space="preserve">. Candidate model configurations differed across sensible values for key hyperparameters. Configurations also differed on outcome resampling method (i.e., no resampling and up-sampling and down-sampling of the outcome using majority/no lapse to minority/lapse ratios ranging from 5:1 to 1:1).</w:t>
+      </w:r>
+    </w:p>
     <w:bookmarkEnd w:id="27"/>
-    <w:bookmarkStart w:id="28" w:name="model-configurations"/>
-    <w:p>
-      <w:pPr>
-        <w:pStyle w:val="Heading3"/>
-      </w:pPr>
-      <w:r>
-        <w:t xml:space="preserve">Model Configurations</w:t>
-      </w:r>
-    </w:p>
-    <w:p>
-      <w:pPr>
-        <w:pStyle w:val="FirstParagraph"/>
-      </w:pPr>
-      <w:r>
-        <w:t xml:space="preserve">We trained and evaluated five separate classification models: one baseline (no lag) model and one model for 1-day, 3-day, 1-week, and 2-week lagged predictions. We considered four well-established statistical algorithms (elastic net, XGBoost, regularized discriminant analysis, and single layer neural networks) that vary across characteristics expected to affect model performance (e.g., flexibility, complexity, handling higher-order interactions natively)</w:t>
-      </w:r>
-      <w:r>
-        <w:t xml:space="preserve"> </w:t>
-      </w:r>
-      <w:r>
-        <w:t xml:space="preserve">[37]</w:t>
-      </w:r>
-      <w:r>
-        <w:t xml:space="preserve">. Candidate model configurations differed across sensible values for key hyperparameters. Configurations also differed on outcome resampling method (i.e., no resampling and up-sampling and down-sampling of the outcome using majority/no lapse to minority/lapse ratios ranging from 5:1 to 1:1).</w:t>
-      </w:r>
-    </w:p>
-    <w:bookmarkEnd w:id="28"/>
-    <w:bookmarkStart w:id="30" w:name="cross-validation"/>
+    <w:bookmarkStart w:id="29" w:name="cross-validation"/>
     <w:p>
       <w:pPr>
         <w:pStyle w:val="Heading3"/>
@@ -1239,17 +1228,60 @@
         <w:rPr>
           <w:rStyle w:val="FootnoteReference"/>
         </w:rPr>
-        <w:footnoteReference w:id="29"/>
+        <w:footnoteReference w:id="28"/>
+      </w:r>
+    </w:p>
+    <w:bookmarkEnd w:id="29"/>
+    <w:bookmarkStart w:id="30" w:name="bayesian-model"/>
+    <w:p>
+      <w:pPr>
+        <w:pStyle w:val="Heading3"/>
+      </w:pPr>
+      <w:r>
+        <w:t xml:space="preserve">Bayesian Model</w:t>
+      </w:r>
+    </w:p>
+    <w:p>
+      <w:pPr>
+        <w:pStyle w:val="FirstParagraph"/>
+      </w:pPr>
+      <w:r>
+        <w:t xml:space="preserve">We used a Bayesian hierarchical generalized linear model to estimate the posterior probability distributions and 95% Bayesian credible intervals (CIs) from the 30 held-out test sets for our five best models. Following recommendations from the rstanarm team and others</w:t>
+      </w:r>
+      <w:r>
+        <w:t xml:space="preserve"> </w:t>
+      </w:r>
+      <w:r>
+        <w:t xml:space="preserve">[38,39]</w:t>
+      </w:r>
+      <w:r>
+        <w:t xml:space="preserve">, we used the rstanarm default autoscaled, weakly informative, data-dependent priors that take into account the order of magnitude of the variables to provide some regularization to stabilize computation and avoid over-fitting. Priors were set as follows: Residual SD ~ exponential(2.6); intercept (centered predictors) ~ normal(2, 0.98); fixed effects ~ normal(0, 2.43); covariance ~ decov(1, 1, 1, 1). We set two random intercepts to account for our resampling method: one for the repeat, and another for the fold nested within repeat. We specified two sets of pre-registered contrasts for model comparisons. The first set compared each lagged model to the baseline no lag model (1-day lag vs. no lag, 3-day lag vs. no lag, 1-week lag vs. no lag, 2-week lag vs. no lag). The second set compared adjacently lagged models (3-day lag vs. 1-day lag, 1-week lag vs. 3-day lag, 2-week lag vs. 1-week lag). auROCs were transformed using the logit function and regressed as a function of model contrast.</w:t>
+      </w:r>
+    </w:p>
+    <w:p>
+      <w:pPr>
+        <w:pStyle w:val="BodyText"/>
+      </w:pPr>
+      <w:r>
+        <w:t xml:space="preserve">From the Bayesian model we obtained the posterior distribution (transformed back from logit) and Bayesian CIs for auROCs for all five models. To evaluate our models’ overall performance, we report the median posterior probability for auROC and Bayesian CIs. This represents our best estimate for the magnitude of the auROC parameter for each model. If the CIs do not contain .5 (chance performance), this provides strong evidence (&gt; .95 probability) that our model is capturing signal in the data.</w:t>
+      </w:r>
+    </w:p>
+    <w:p>
+      <w:pPr>
+        <w:pStyle w:val="BodyText"/>
+      </w:pPr>
+      <w:r>
+        <w:t xml:space="preserve">We then conducted Bayesian model comparisons using our two sets of contrasts - baseline and adjacent lags. For both model comparisons, we determined the probability that the models’ performances differed systematically from each other. We also report the precise posterior probability for the difference in auROCs and the 95% Bayesian CIs.</w:t>
       </w:r>
     </w:p>
     <w:bookmarkEnd w:id="30"/>
-    <w:bookmarkStart w:id="31" w:name="bayesian-model"/>
+    <w:bookmarkStart w:id="31" w:name="fairness-analyses"/>
     <w:p>
       <w:pPr>
         <w:pStyle w:val="Heading3"/>
       </w:pPr>
       <w:r>
-        <w:t xml:space="preserve">Bayesian Model</w:t>
+        <w:t xml:space="preserve">Fairness Analyses</w:t>
       </w:r>
     </w:p>
     <w:p>
@@ -1257,16 +1289,25 @@
         <w:pStyle w:val="FirstParagraph"/>
       </w:pPr>
       <w:r>
-        <w:t xml:space="preserve">We used a Bayesian hierarchical generalized linear model to estimate the posterior probability distributions and 95% Bayesian credible intervals (CIs) from the 30 held-out test sets for our five best models. Following recommendations from the rstanarm team and others</w:t>
-      </w:r>
-      <w:r>
-        <w:t xml:space="preserve"> </w:t>
-      </w:r>
-      <w:r>
-        <w:t xml:space="preserve">[38,39]</w:t>
-      </w:r>
-      <w:r>
-        <w:t xml:space="preserve">, we used the rstanarm default autoscaled, weakly informative, data-dependent priors that take into account the order of magnitude of the variables to provide some regularization to stabilize computation and avoid over-fitting. Priors were set as follows: Residual SD ~ exponential(2.6); intercept (centered predictors) ~ normal(2, 0.98); fixed effects ~ normal(0, 2.43); covariance ~ decov(1, 1, 1, 1). We set two random intercepts to account for our resampling method: one for the repeat, and another for the fold nested within repeat. We specified two sets of pre-registered contrasts for model comparisons. The first set compared each lagged model to the baseline no lag model (1-day lag vs. no lag, 3-day lag vs. no lag, 1-week lag vs. no lag, 2-week lag vs. no lag). The second set compared adjacently lagged models (3-day lag vs. 1-day lag, 1-week lag vs. 3-day lag, 2-week lag vs. 1-week lag). auROCs were transformed using the logit function and regressed as a function of model contrast.</w:t>
+        <w:t xml:space="preserve">Using the same 30 held-out test sets, we calculated the median posterior probability and 95% Bayesian CI for auROC for each model separately by race/ethnicity (non-White and/or Hispanic vs. non-Hispanic White), income (below poverty line vs. above poverty line, and sex at birth (female vs. male). We used course race/ethnicity groupings due to the limited diversity of these demographics in our sample. The poverty cutoff was defined from the 2024 federal poverty line for the 48 contiguous United States. Participants at or below $15,060 annual income were categorized as below poverty. We conducted Bayesian group comparisons to assess the likelihood that each model performs differently by group. We summarize the differences in posterior probabilities for auROC across models. Individual Bayesian fairness contrasts for all five models are available in Table B in S1 Appendix.</w:t>
+      </w:r>
+    </w:p>
+    <w:bookmarkEnd w:id="31"/>
+    <w:bookmarkStart w:id="32" w:name="model-calibration"/>
+    <w:p>
+      <w:pPr>
+        <w:pStyle w:val="Heading3"/>
+      </w:pPr>
+      <w:r>
+        <w:t xml:space="preserve">Model Calibration</w:t>
+      </w:r>
+    </w:p>
+    <w:p>
+      <w:pPr>
+        <w:pStyle w:val="FirstParagraph"/>
+      </w:pPr>
+      <w:r>
+        <w:t xml:space="preserve">To further characterize and understand our models, we used our inner resampling procedure (2 repeats of 5-fold cross validation grouped on participant) on the full data set to select a single best model configuration for each classification model (no lag, 1-day, 3-day, 1-week, and 2-week lag). The final configuration selected for each model represents the most reliable and robust configuration for deployment.</w:t>
       </w:r>
     </w:p>
     <w:p>
@@ -1274,7 +1315,55 @@
         <w:pStyle w:val="BodyText"/>
       </w:pPr>
       <w:r>
-        <w:t xml:space="preserve">From the Bayesian model we obtained the posterior distribution (transformed back from logit) and Bayesian CIs for auROCs for all five models. To evaluate our models’ overall performance, we report the median posterior probability for auROC and Bayesian CIs. This represents our best estimate for the magnitude of the auROC parameter for each model. If the CIs do not contain .5 (chance performance), this provides strong evidence (&gt; .95 probability) that our model is capturing signal in the data.</w:t>
+        <w:t xml:space="preserve">The best model configuration for each classification model was fit on the full data set. We fit this configuration using single 5-fold cross-validation. This method allowed us to obtain a single predicted probability for each observation, while still using separate data for model training and prediction. We calibrated our probabilities using Platt scaling</w:t>
+      </w:r>
+      <w:r>
+        <w:t xml:space="preserve"> </w:t>
+      </w:r>
+      <w:r>
+        <w:t xml:space="preserve">[40]</w:t>
+      </w:r>
+      <w:r>
+        <w:t xml:space="preserve">. We calculated Brier scores to assess the accuracy of our raw and calibrated probabilities and provide calibration plots.</w:t>
+      </w:r>
+    </w:p>
+    <w:bookmarkEnd w:id="32"/>
+    <w:bookmarkStart w:id="33" w:name="global-feature-importance"/>
+    <w:p>
+      <w:pPr>
+        <w:pStyle w:val="Heading3"/>
+      </w:pPr>
+      <w:r>
+        <w:t xml:space="preserve">Global Feature Importance</w:t>
+      </w:r>
+    </w:p>
+    <w:p>
+      <w:pPr>
+        <w:pStyle w:val="FirstParagraph"/>
+      </w:pPr>
+      <w:r>
+        <w:t xml:space="preserve">We used the same single 5-fold cross-validation procedure to calculate raw Shapley values for observations in our held-out folds. Raw Shapley values index the importance of any feature (or set/category of features as described below) to any single prediction for a specific observation (i.e., for a specific 24-hour window for a specific participant), which indicates the</w:t>
+      </w:r>
+      <w:r>
+        <w:t xml:space="preserve"> </w:t>
+      </w:r>
+      <w:r>
+        <w:t xml:space="preserve">“local importance”</w:t>
+      </w:r>
+      <w:r>
+        <w:t xml:space="preserve"> </w:t>
+      </w:r>
+      <w:r>
+        <w:t xml:space="preserve">of that feature</w:t>
+      </w:r>
+      <w:r>
+        <w:t xml:space="preserve"> </w:t>
+      </w:r>
+      <w:r>
+        <w:t xml:space="preserve">[22]</w:t>
+      </w:r>
+      <w:r>
+        <w:t xml:space="preserve">. More precisely, the magnitude of the raw Shapley value for any feature indicates how much the feature score for that observation adjusted the prediction (in log-odds units) for that observation relative to the mean prediction across all observations. Positive Shapley values indicate that the feature score increased the prediction for that observation and negative values indicate that the feature score decreased the prediction.</w:t>
       </w:r>
     </w:p>
     <w:p>
@@ -1282,43 +1371,7 @@
         <w:pStyle w:val="BodyText"/>
       </w:pPr>
       <w:r>
-        <w:t xml:space="preserve">We then conducted Bayesian model comparisons using our two sets of contrasts - baseline and adjacent lags. For both model comparisons, we determined the probability that the models’ performances differed systematically from each other. We also report the precise posterior probability for the difference in auROCs and the 95% Bayesian CIs.</w:t>
-      </w:r>
-    </w:p>
-    <w:bookmarkEnd w:id="31"/>
-    <w:bookmarkStart w:id="32" w:name="fairness-analyses"/>
-    <w:p>
-      <w:pPr>
-        <w:pStyle w:val="Heading3"/>
-      </w:pPr>
-      <w:r>
-        <w:t xml:space="preserve">Fairness Analyses</w:t>
-      </w:r>
-    </w:p>
-    <w:p>
-      <w:pPr>
-        <w:pStyle w:val="FirstParagraph"/>
-      </w:pPr>
-      <w:r>
-        <w:t xml:space="preserve">Using the same 30 held-out test sets, we calculated the median posterior probability and 95% Bayesian CI for auROC for each model separately by race/ethnicity (non-White and/or Hispanic vs. non-Hispanic White), income (below poverty line vs. above poverty line, and sex at birth (female vs. male). We used course race/ethnicity groupings due to the limited diversity of these demographics in our sample. The poverty cutoff was defined from the 2024 federal poverty line for the 48 contiguous United States. Participants at or below $15,060 annual income were categorized as below poverty. We conducted Bayesian group comparisons to assess the likelihood that each model performs differently by group. We summarize the differences in posterior probabilities for auROC across models. Individual Bayesian fairness contrasts for all five models are available in the supplement.</w:t>
-      </w:r>
-    </w:p>
-    <w:bookmarkEnd w:id="32"/>
-    <w:bookmarkStart w:id="33" w:name="model-calibration"/>
-    <w:p>
-      <w:pPr>
-        <w:pStyle w:val="Heading3"/>
-      </w:pPr>
-      <w:r>
-        <w:t xml:space="preserve">Model Calibration</w:t>
-      </w:r>
-    </w:p>
-    <w:p>
-      <w:pPr>
-        <w:pStyle w:val="FirstParagraph"/>
-      </w:pPr>
-      <w:r>
-        <w:t xml:space="preserve">To further characterize and understand our models, we used our inner resampling procedure (2 repeats of 5-fold cross validation grouped on participant) on the full data set to select a single best model configuration for each classification model (no lag, 1-day, 3-day, 1-week, and 2-week lag). The final configuration selected for each model represents the most reliable and robust configuration for deployment.</w:t>
+        <w:t xml:space="preserve">Raw Shapley values are additive across features for an observation, with their sum across features equal to the total adjustment of the predicted value for that observation vs. the mean predicted value across all observations. This property allows raw Shapley values to be added together across features within a category to index the importance of that feature category. We created feature categories by summing raw Shapley values for all features associated with specific EMA items. In three instances, we combined features across two similar EMA items (i.e., past and anticipated risky situations, past and anticipated stressful events, and affective valence and arousal) to yield seven feature categories for distinct constructs assessed by the original 10 EMA items. Specifically, we calculated Shapley values for past use, craving, affective state, past/anticipated risky situations, past/anticipated stressful events, past pleasant events, and abstinence self-efficacy.</w:t>
       </w:r>
     </w:p>
     <w:p>
@@ -1326,77 +1379,13 @@
         <w:pStyle w:val="BodyText"/>
       </w:pPr>
       <w:r>
-        <w:t xml:space="preserve">The best model configuration for each classification model was fit on the full data set. We fit this configuration using single 5-fold cross-validation. This method allowed us to obtain a single predicted probability for each observation, while still using separate data for model training and prediction. We calibrated our probabilities using Platt scaling</w:t>
-      </w:r>
-      <w:r>
-        <w:t xml:space="preserve"> </w:t>
-      </w:r>
-      <w:r>
-        <w:t xml:space="preserve">[40]</w:t>
-      </w:r>
-      <w:r>
-        <w:t xml:space="preserve">. We calculated Brier scores to assess the accuracy of our raw and calibrated probabilities for the no lag and 2-week lagged models. Brier scores range from 0 (perfect accuracy) to 1 (perfect inaccuracy). A table of Brier scores for all five models is available in the supplement. We provide calibration plots for the no lag and 2-week lagged models (calibration plots for all five models are available in the supplement).</w:t>
+        <w:t xml:space="preserve">We summarized feature importance in two ways. First, we used a traditional approach in which we calculated the global importance of each feature category (mean absolute Shapley value). Global feature importance describes how important a feature is, on average, across all observations from all participants. A large mean absolute Shapley value indicates that a feature category makes substantial contributions to predictions across the dataset. Second, we characterized local feature importance by calculating the proportion of observations in which each feature category had the highest Shapley value. This approach summarizes how frequently a feature category is the most influential contributor to individual predictions. We provided a descriptive plot of the relative ranking of feature categories by their global and local feature importance for the no lag and 2-week lagged models.</w:t>
       </w:r>
     </w:p>
     <w:bookmarkEnd w:id="33"/>
-    <w:bookmarkStart w:id="34" w:name="global-feature-importance"/>
-    <w:p>
-      <w:pPr>
-        <w:pStyle w:val="Heading3"/>
-      </w:pPr>
-      <w:r>
-        <w:t xml:space="preserve">Global Feature Importance</w:t>
-      </w:r>
-    </w:p>
-    <w:p>
-      <w:pPr>
-        <w:pStyle w:val="FirstParagraph"/>
-      </w:pPr>
-      <w:r>
-        <w:t xml:space="preserve">We used the same single 5-fold cross-validation procedure to calculate raw Shapley values for observations in our held-out folds. Raw Shapley values index the importance of any feature (or set/category of features as described below) to any single prediction for a specific observation (i.e., for a specific 24-hour window for a specific participant), which indicates the</w:t>
-      </w:r>
-      <w:r>
-        <w:t xml:space="preserve"> </w:t>
-      </w:r>
-      <w:r>
-        <w:t xml:space="preserve">“local importance”</w:t>
-      </w:r>
-      <w:r>
-        <w:t xml:space="preserve"> </w:t>
-      </w:r>
-      <w:r>
-        <w:t xml:space="preserve">of that feature</w:t>
-      </w:r>
-      <w:r>
-        <w:t xml:space="preserve"> </w:t>
-      </w:r>
-      <w:r>
-        <w:t xml:space="preserve">[22]</w:t>
-      </w:r>
-      <w:r>
-        <w:t xml:space="preserve">. More precisely, the magnitude of the raw Shapley value for any feature indicates how much the feature score for that observation adjusted the prediction (in log-odds units) for that observation relative to the mean prediction across all observations. Positive Shapley values indicate that the feature score increased the prediction for that observation and negative values indicate that the feature score decreased the prediction.</w:t>
-      </w:r>
-    </w:p>
-    <w:p>
-      <w:pPr>
-        <w:pStyle w:val="BodyText"/>
-      </w:pPr>
-      <w:r>
-        <w:t xml:space="preserve">Raw Shapley values are additive across features for an observation, with their sum across features equal to the total adjustment of the predicted value for that observation vs. the mean predicted value across all observations. This property allows raw Shapley values to be added together across features within a category to index the importance of that feature category. We created feature categories by summing raw Shapley values for all features associated with specific EMA items. In three instances, we combined features across two similar EMA items (i.e., past and anticipated risky situations, past and anticipated stressful events, and affective valence and arousal) to yield seven feature categories for distinct constructs assessed by the original 10 EMA items. Specifically, we calculated Shapley values for past use, craving, affective state, past/anticipated risky situations, past/anticipated stressful events, past pleasant events, and abstinence self-efficacy.</w:t>
-      </w:r>
-    </w:p>
-    <w:p>
-      <w:pPr>
-        <w:pStyle w:val="BodyText"/>
-      </w:pPr>
-      <w:r>
-        <w:t xml:space="preserve">We summarized feature importance in two ways. First, we used a traditional approach in which we calculated the global importance of each feature category (mean absolute Shapley value). Global feature importance describes how important a feature is, on average, across all observations from all participants. A large mean absolute Shapley value indicates that a feature category makes substantial contributions to predictions across the dataset. Second, we characterized local feature importance by calculating the proportion of observations in which each feature category had the highest Shapley value. This approach summarizes how frequently a feature category is the most influential contributor to individual predictions. We provided a descriptive plot of the relative ranking of feature categories by their global and local feature importance for the no lag and 2-week lagged models.</w:t>
-      </w:r>
-    </w:p>
     <w:bookmarkEnd w:id="34"/>
     <w:bookmarkEnd w:id="35"/>
-    <w:bookmarkEnd w:id="36"/>
-    <w:bookmarkStart w:id="64" w:name="results"/>
+    <w:bookmarkStart w:id="63" w:name="results"/>
     <w:p>
       <w:pPr>
         <w:pStyle w:val="Heading1"/>
@@ -1405,7 +1394,7 @@
         <w:t xml:space="preserve">Results</w:t>
       </w:r>
     </w:p>
-    <w:bookmarkStart w:id="39" w:name="demographic-and-lapse-characteristics"/>
+    <w:bookmarkStart w:id="38" w:name="demographic-and-lapse-characteristics"/>
     <w:p>
       <w:pPr>
         <w:pStyle w:val="Heading2"/>
@@ -1446,7 +1435,7 @@
       <w:tr>
         <w:tc>
           <w:tcPr/>
-          <w:bookmarkStart w:id="37" w:name="tbl-demohtml"/>
+          <w:bookmarkStart w:id="36" w:name="tbl-demohtml"/>
           <w:p>
             <w:pPr>
               <w:jc w:val="center"/>
@@ -6028,7 +6017,7 @@
               </w:tc>
             </w:tr>
           </w:tbl>
-          <w:bookmarkEnd w:id="37"/>
+          <w:bookmarkEnd w:id="36"/>
           <w:p/>
         </w:tc>
       </w:tr>
@@ -6049,7 +6038,7 @@
         </w:rPr>
         <w:t xml:space="preserve"> </w:t>
       </w:r>
-      <w:hyperlink r:id="rId38">
+      <w:hyperlink r:id="rId37">
         <w:r>
           <w:rPr>
             <w:rStyle w:val="Hyperlink"/>
@@ -6059,8 +6048,8 @@
         </w:r>
       </w:hyperlink>
     </w:p>
-    <w:bookmarkEnd w:id="39"/>
-    <w:bookmarkStart w:id="45" w:name="model-evaluation"/>
+    <w:bookmarkEnd w:id="38"/>
+    <w:bookmarkStart w:id="44" w:name="model-evaluation"/>
     <w:p>
       <w:pPr>
         <w:pStyle w:val="Heading2"/>
@@ -6085,10 +6074,7 @@
         <w:t xml:space="preserve"> </w:t>
       </w:r>
       <w:r>
-        <w:t xml:space="preserve">presents the full posterior probability distributions for auROC for each model (no lag, 1-day, 3-day, 1-week, and 2-week lag). The median auROCs from these posterior distributions were 0.91 (no lag), 0.89 (1-day lag), 0.88 (3-day lag), 0.87 (1-week lag), and 0.85 (2-week lag). These values represent our best estimates for the magnitude of the auROC parameter for each model. The 95% Bayesian CI for the auROCs for these models were relatively narrow and did not contain 0.5: no lag [0.90-0.92], 1-day lag [0.88-0.90], 3-day lag [0.87-0.90], 1-week lag [0.85-0.88], 2-week lag [0.83-0.87].</w:t>
-      </w:r>
-      <w:r>
-        <w:t xml:space="preserve"> </w:t>
+        <w:t xml:space="preserve">presents the full posterior probability distributions for auROC for each model (no lag, 1-day, 3-day, 1-week, and 2-week lag). The median auROCs from these posterior distributions were 0.91 (no lag), 0.89 (1-day lag), 0.88 (3-day lag), 0.87 (1-week lag), and 0.85 (2-week lag). These values represent our best estimates for the magnitude of the auROC parameter for each model. The 95% Bayesian CI for the auROCs for these models were relatively narrow and did not contain 0.5: no lag [0.90-0.92], 1-day lag [0.88-0.90], 3-day lag [0.87-0.90], 1-week lag [0.85-0.88], 2-week lag [0.83-0.87]. We report model performance estimates separately by timing of lapse (first vs. later lapses) across models in Figure A in S1 Appendix.</w:t>
       </w:r>
     </w:p>
     <w:tbl>
@@ -6104,7 +6090,7 @@
       <w:tr>
         <w:tc>
           <w:tcPr/>
-          <w:bookmarkStart w:id="43" w:name="fig-pp"/>
+          <w:bookmarkStart w:id="42" w:name="fig-pp"/>
           <w:p>
             <w:pPr>
               <w:pStyle w:val="Compact"/>
@@ -6115,18 +6101,18 @@
                 <wp:inline>
                   <wp:extent cx="5334000" cy="3810000"/>
                   <wp:effectExtent b="0" l="0" r="0" t="0"/>
-                  <wp:docPr descr="" title="" id="41" name="Picture"/>
+                  <wp:docPr descr="" title="" id="40" name="Picture"/>
                   <a:graphic>
                     <a:graphicData uri="http://schemas.openxmlformats.org/drawingml/2006/picture">
                       <pic:pic>
                         <pic:nvPicPr>
-                          <pic:cNvPr descr="index_files/figure-docx/notebooks-mak_figures-fig-pp-output-2.png" id="42" name="Picture"/>
+                          <pic:cNvPr descr="index_files/figure-docx/notebooks-mak_figures-fig-pp-output-2.png" id="41" name="Picture"/>
                           <pic:cNvPicPr>
                             <a:picLocks noChangeArrowheads="1" noChangeAspect="1"/>
                           </pic:cNvPicPr>
                         </pic:nvPicPr>
                         <pic:blipFill>
-                          <a:blip r:embed="rId40"/>
+                          <a:blip r:embed="rId39"/>
                           <a:stretch>
                             <a:fillRect/>
                           </a:stretch>
@@ -6166,7 +6152,7 @@
               <w:t xml:space="preserve">Figure 2: Posterior probabilities for area under the receiver operating curve (auROC) by model (No lag, 1-day, 3-day, 1-week, 2-week). auROC ranges from .5 (chance performance) to 1 (perfect performance). Median posterior probabilities over 12,000 posterior samples (4 chains × 3,000 samples) are depicted as points. Vertical lines represent the 95% Bayesian credible intervals for the posterior distribution.</w:t>
             </w:r>
           </w:p>
-          <w:bookmarkEnd w:id="43"/>
+          <w:bookmarkEnd w:id="42"/>
         </w:tc>
       </w:tr>
     </w:tbl>
@@ -6186,7 +6172,7 @@
         </w:rPr>
         <w:t xml:space="preserve"> </w:t>
       </w:r>
-      <w:hyperlink r:id="rId44">
+      <w:hyperlink r:id="rId43">
         <w:r>
           <w:rPr>
             <w:rStyle w:val="Hyperlink"/>
@@ -6196,8 +6182,8 @@
         </w:r>
       </w:hyperlink>
     </w:p>
-    <w:bookmarkEnd w:id="45"/>
-    <w:bookmarkStart w:id="48" w:name="model-comparisons"/>
+    <w:bookmarkEnd w:id="44"/>
+    <w:bookmarkStart w:id="47" w:name="model-comparisons"/>
     <w:p>
       <w:pPr>
         <w:pStyle w:val="Heading2"/>
@@ -6238,7 +6224,7 @@
       <w:tr>
         <w:tc>
           <w:tcPr/>
-          <w:bookmarkStart w:id="46" w:name="tbl-model"/>
+          <w:bookmarkStart w:id="45" w:name="tbl-model"/>
           <w:p>
             <w:pPr>
               <w:jc w:val="center"/>
@@ -6848,7 +6834,7 @@
               </w:tc>
             </w:tr>
           </w:tbl>
-          <w:bookmarkEnd w:id="46"/>
+          <w:bookmarkEnd w:id="45"/>
           <w:p/>
         </w:tc>
       </w:tr>
@@ -6869,7 +6855,7 @@
         </w:rPr>
         <w:t xml:space="preserve"> </w:t>
       </w:r>
-      <w:hyperlink r:id="rId47">
+      <w:hyperlink r:id="rId46">
         <w:r>
           <w:rPr>
             <w:rStyle w:val="Hyperlink"/>
@@ -6879,8 +6865,8 @@
         </w:r>
       </w:hyperlink>
     </w:p>
-    <w:bookmarkEnd w:id="48"/>
-    <w:bookmarkStart w:id="51" w:name="fairness-analyses-1"/>
+    <w:bookmarkEnd w:id="47"/>
+    <w:bookmarkStart w:id="50" w:name="fairness-analyses-1"/>
     <w:p>
       <w:pPr>
         <w:pStyle w:val="Heading2"/>
@@ -7018,7 +7004,7 @@
         <w:t xml:space="preserve"> </w:t>
       </w:r>
       <w:r>
-        <w:t xml:space="preserve">we present fairness analyses for our baseline model (no lag) and for our longest lagged model (2-week lag), as this is likely the most clinically useful lagged model for providing advanced warning of lapse risk. Fairness analyses for all five models are available in the supplement.</w:t>
+        <w:t xml:space="preserve">we present fairness analyses for our baseline model (no lag) and for our longest lagged model (2-week lag), as this is likely the most clinically useful lagged model for providing advanced warning of lapse risk. Fairness analyses for all five models are available in Table B in S1 Appendix.</w:t>
       </w:r>
     </w:p>
     <w:p>
@@ -7050,7 +7036,7 @@
       <w:tr>
         <w:tc>
           <w:tcPr/>
-          <w:bookmarkStart w:id="49" w:name="tbl-fairness"/>
+          <w:bookmarkStart w:id="48" w:name="tbl-fairness"/>
           <w:p>
             <w:pPr>
               <w:jc w:val="center"/>
@@ -7606,7 +7592,7 @@
               </w:tc>
             </w:tr>
           </w:tbl>
-          <w:bookmarkEnd w:id="49"/>
+          <w:bookmarkEnd w:id="48"/>
           <w:p/>
         </w:tc>
       </w:tr>
@@ -7627,7 +7613,7 @@
         </w:rPr>
         <w:t xml:space="preserve"> </w:t>
       </w:r>
-      <w:hyperlink r:id="rId50">
+      <w:hyperlink r:id="rId49">
         <w:r>
           <w:rPr>
             <w:rStyle w:val="Hyperlink"/>
@@ -7637,8 +7623,8 @@
         </w:r>
       </w:hyperlink>
     </w:p>
-    <w:bookmarkEnd w:id="51"/>
-    <w:bookmarkStart w:id="57" w:name="model-calibration-1"/>
+    <w:bookmarkEnd w:id="50"/>
+    <w:bookmarkStart w:id="56" w:name="model-calibration-1"/>
     <w:p>
       <w:pPr>
         <w:pStyle w:val="Heading2"/>
@@ -7652,7 +7638,7 @@
         <w:pStyle w:val="FirstParagraph"/>
       </w:pPr>
       <w:r>
-        <w:t xml:space="preserve">The raw probabilities produced by our final models were not well calibrated. Consequently, we used Platt scaling to improve calibration. Platt scaling showed excellent improvement to the no lag model with a Brier score of .043. Calibration also improved probability accuracy for the 2-week lagged model with a Brier score of .063. For comparison, raw probability scores yielded Brier scores of .071 and .077 for the no lag and 2-week lagged models, respectively.</w:t>
+        <w:t xml:space="preserve">The raw probabilities produced by our final models were not well calibrated. Consequently, we used Platt scaling to improve calibration. Brier scores range from 0 (perfect accuracy) to 1 (perfect inaccuracy). Platt scaling showed excellent improvement to the no lag model with a Brier score of .043. Calibration also improved probability accuracy for the 2-week lagged model with a Brier score of .063. For comparison, raw probability scores yielded Brier scores of .071 and .077 for the no lag and 2-week lagged models, respectively. A table of Brier scores for all five models is available in Table C in S1 Appendix.</w:t>
       </w:r>
     </w:p>
     <w:p>
@@ -7671,7 +7657,7 @@
         <w:t xml:space="preserve"> </w:t>
       </w:r>
       <w:r>
-        <w:t xml:space="preserve">shows the calibration plots for the raw and calibrated probabilities for the no lag and 2-week lagged model. It also includes a histogram of raw probabilities that demonstrates our models produced variable predicted probabilities, spanning nearly the entire 0 - 1 range. Calibration plots and Brier scores for all 5 models are available in the supplement.</w:t>
+        <w:t xml:space="preserve">shows the calibration plots for the raw and calibrated probabilities for the no lag and 2-week lagged model. It also includes a histogram of raw probabilities that demonstrates our models produced variable predicted probabilities, spanning nearly the entire 0 - 1 range. Calibration plots for all 5 models are available in Figure B in S1 Appendix.</w:t>
       </w:r>
     </w:p>
     <w:tbl>
@@ -7687,7 +7673,7 @@
       <w:tr>
         <w:tc>
           <w:tcPr/>
-          <w:bookmarkStart w:id="55" w:name="fig-cal"/>
+          <w:bookmarkStart w:id="54" w:name="fig-cal"/>
           <w:p>
             <w:pPr>
               <w:pStyle w:val="Compact"/>
@@ -7698,18 +7684,18 @@
                 <wp:inline>
                   <wp:extent cx="5334000" cy="5334000"/>
                   <wp:effectExtent b="0" l="0" r="0" t="0"/>
-                  <wp:docPr descr="" title="" id="53" name="Picture"/>
+                  <wp:docPr descr="" title="" id="52" name="Picture"/>
                   <a:graphic>
                     <a:graphicData uri="http://schemas.openxmlformats.org/drawingml/2006/picture">
                       <pic:pic>
                         <pic:nvPicPr>
-                          <pic:cNvPr descr="index_files/figure-docx/notebooks-mak_figures-fig-cal-output-1.png" id="54" name="Picture"/>
+                          <pic:cNvPr descr="index_files/figure-docx/notebooks-mak_figures-fig-cal-output-1.png" id="53" name="Picture"/>
                           <pic:cNvPicPr>
                             <a:picLocks noChangeArrowheads="1" noChangeAspect="1"/>
                           </pic:cNvPicPr>
                         </pic:nvPicPr>
                         <pic:blipFill>
-                          <a:blip r:embed="rId52"/>
+                          <a:blip r:embed="rId51"/>
                           <a:stretch>
                             <a:fillRect/>
                           </a:stretch>
@@ -7749,7 +7735,7 @@
               <w:t xml:space="preserve">Figure 3: Calibration plots of raw and calibrated lapse probabilities for the baseline (no lag) and 2-week lagged models. Predicted probabilities (x-axis) are binned into deciles. Observed lapse probability (y-axis) represents the proportion of actual lapses observed in each bin. The dashed diagonal represents perfect calibration. Points below the line indicate overestimation and points above the line indicate underestimation. Raw probabilities are depicted as solid black curves. Platt calibrated probabilities are depicted as pink dashed curves. The grey histogram along the bottom of the plot represents the proportion of raw probabilities in each bin.</w:t>
             </w:r>
           </w:p>
-          <w:bookmarkEnd w:id="55"/>
+          <w:bookmarkEnd w:id="54"/>
         </w:tc>
       </w:tr>
     </w:tbl>
@@ -7769,7 +7755,7 @@
         </w:rPr>
         <w:t xml:space="preserve"> </w:t>
       </w:r>
-      <w:hyperlink r:id="rId56">
+      <w:hyperlink r:id="rId55">
         <w:r>
           <w:rPr>
             <w:rStyle w:val="Hyperlink"/>
@@ -7779,8 +7765,8 @@
         </w:r>
       </w:hyperlink>
     </w:p>
-    <w:bookmarkEnd w:id="57"/>
-    <w:bookmarkStart w:id="63" w:name="feature-importance"/>
+    <w:bookmarkEnd w:id="56"/>
+    <w:bookmarkStart w:id="62" w:name="feature-importance"/>
     <w:p>
       <w:pPr>
         <w:pStyle w:val="Heading2"/>
@@ -7794,7 +7780,7 @@
         <w:pStyle w:val="FirstParagraph"/>
       </w:pPr>
       <w:r>
-        <w:t xml:space="preserve">Global feature importance is an indicator of how important a feature category was to the model’s predictions, on average (i.e., across all participants and all observations). The top globally important feature category (i.e., highest mean |Shapley value|) for all models was past use. Future efficacy was a strong predictor for more immediate model predictions (i.e., no lag), but its importance diminished as lag time increased. On the other hand, as lag time increased, past/future risky situations increased in importance. Craving was consistently important in magnitude across all models. A plot of global feature importance as a function of lag time is available in the supplement. These findings were also consistent across demographic subgroups (plots of global feature importance by demographic group are available for the no lag and 2-week lagged models in the supplement).</w:t>
+        <w:t xml:space="preserve">Global feature importance is an indicator of how important a feature category was to the model’s predictions, on average (i.e., across all participants and all observations). The top globally important feature category (i.e., highest mean |Shapley value|) for all models was past use. Future efficacy was a strong predictor for more immediate model predictions (i.e., no lag), but its importance diminished as lag time increased. On the other hand, as lag time increased, past/future risky situations increased in importance. Craving was consistently important in magnitude across all models. A plot of global feature importance as a function of lag time is available in Figure C in S1 Appendix. These findings were also consistent across demographic subgroups (plots of global feature importance by demographic subgroup are available for the no lag and 2-week lagged models in Figure D in S1 Appendix).</w:t>
       </w:r>
     </w:p>
     <w:p>
@@ -7835,7 +7821,7 @@
       <w:tr>
         <w:tc>
           <w:tcPr/>
-          <w:bookmarkStart w:id="61" w:name="fig-4"/>
+          <w:bookmarkStart w:id="60" w:name="fig-4"/>
           <w:p>
             <w:pPr>
               <w:pStyle w:val="Compact"/>
@@ -7846,18 +7832,18 @@
                 <wp:inline>
                   <wp:extent cx="5334000" cy="2667000"/>
                   <wp:effectExtent b="0" l="0" r="0" t="0"/>
-                  <wp:docPr descr="" title="" id="59" name="Picture"/>
+                  <wp:docPr descr="" title="" id="58" name="Picture"/>
                   <a:graphic>
                     <a:graphicData uri="http://schemas.openxmlformats.org/drawingml/2006/picture">
                       <pic:pic>
                         <pic:nvPicPr>
-                          <pic:cNvPr descr="index_files/figure-docx/notebooks-mak_figures-fig-4-output-1.png" id="60" name="Picture"/>
+                          <pic:cNvPr descr="index_files/figure-docx/notebooks-mak_figures-fig-4-output-1.png" id="59" name="Picture"/>
                           <pic:cNvPicPr>
                             <a:picLocks noChangeArrowheads="1" noChangeAspect="1"/>
                           </pic:cNvPicPr>
                         </pic:nvPicPr>
                         <pic:blipFill>
-                          <a:blip r:embed="rId58"/>
+                          <a:blip r:embed="rId57"/>
                           <a:stretch>
                             <a:fillRect/>
                           </a:stretch>
@@ -7897,7 +7883,7 @@
               <w:t xml:space="preserve">Figure 4: Global (mean |Shapley value|) and local (proportion of days as top feature) feature importance for feature categories for the no lag and 2-week lagged models. Feature categories are ordered by their aggregate global importance. The importance of each feature category for each model is displayed separately by color.</w:t>
             </w:r>
           </w:p>
-          <w:bookmarkEnd w:id="61"/>
+          <w:bookmarkEnd w:id="60"/>
         </w:tc>
       </w:tr>
     </w:tbl>
@@ -7917,7 +7903,7 @@
         </w:rPr>
         <w:t xml:space="preserve"> </w:t>
       </w:r>
-      <w:hyperlink r:id="rId62">
+      <w:hyperlink r:id="rId61">
         <w:r>
           <w:rPr>
             <w:rStyle w:val="Hyperlink"/>
@@ -7927,52 +7913,52 @@
         </w:r>
       </w:hyperlink>
     </w:p>
+    <w:bookmarkEnd w:id="62"/>
     <w:bookmarkEnd w:id="63"/>
+    <w:bookmarkStart w:id="71" w:name="discussion"/>
+    <w:p>
+      <w:pPr>
+        <w:pStyle w:val="Heading1"/>
+      </w:pPr>
+      <w:r>
+        <w:t xml:space="preserve">Discussion</w:t>
+      </w:r>
+    </w:p>
+    <w:bookmarkStart w:id="64" w:name="model-evaluation-and-comparisons"/>
+    <w:p>
+      <w:pPr>
+        <w:pStyle w:val="Heading2"/>
+      </w:pPr>
+      <w:r>
+        <w:t xml:space="preserve">Model Evaluation and Comparisons</w:t>
+      </w:r>
+    </w:p>
+    <w:p>
+      <w:pPr>
+        <w:pStyle w:val="FirstParagraph"/>
+      </w:pPr>
+      <w:r>
+        <w:t xml:space="preserve">All the models that we evaluated performed exceptionally well. The no lag model, which predicts the probability of an immediate (i.e., within 24 hours) lapse back to alcohol use, had a .91 median posterior probability for auROC. Our 2-week lagged model, which made the most distal predictions, had a .85 median posterior probability for auROC, suggesting lagged models can be used to shift a 24-hour prediction window meaningfully into the future.</w:t>
+      </w:r>
+    </w:p>
+    <w:p>
+      <w:pPr>
+        <w:pStyle w:val="BodyText"/>
+      </w:pPr>
+      <w:r>
+        <w:t xml:space="preserve">Across models (no lag, 1 day, 3 days, 1 week, and 2 weeks), model performance systematically decreased as models predicted further into the future. All lagged models had lower performance compared to the no lag baseline model and to the preceding adjacent lag model. This is unsurprising given what we know about prediction and substance use. Many important relapse risk factors are fluctuating processes that can first emerge and/or change day-by-day, if not more frequently. As lag time increases, features become less proximal to the start of the prediction window. Still, we wish to emphasize that our lowest auROC (.85) is still quite good, and the benefit of advanced notice (i.e., 2 weeks) likely outweighs the modest cost to model performance.</w:t>
+      </w:r>
+    </w:p>
+    <w:p>
+      <w:pPr>
+        <w:pStyle w:val="BodyText"/>
+      </w:pPr>
+      <w:r>
+        <w:t xml:space="preserve">Collectively, these results suggest we can achieve clinically meaningful performance up to two weeks out. Our rigorous resampling methods (grouped, nested, k-fold cross-validation) make us confident that these are valid estimates of how our models would perform with new individuals. Furthermore, it should be noted that both the no lag and 2-week lagged models can be combined in a complementary fashion that allows both for highly accurate immediate lapse prediction and advanced warning about future lapse risk.</w:t>
+      </w:r>
+    </w:p>
     <w:bookmarkEnd w:id="64"/>
-    <w:bookmarkStart w:id="72" w:name="discussion"/>
-    <w:p>
-      <w:pPr>
-        <w:pStyle w:val="Heading1"/>
-      </w:pPr>
-      <w:r>
-        <w:t xml:space="preserve">Discussion</w:t>
-      </w:r>
-    </w:p>
-    <w:bookmarkStart w:id="65" w:name="model-evaluation-and-comparisons"/>
-    <w:p>
-      <w:pPr>
-        <w:pStyle w:val="Heading2"/>
-      </w:pPr>
-      <w:r>
-        <w:t xml:space="preserve">Model Evaluation and Comparisons</w:t>
-      </w:r>
-    </w:p>
-    <w:p>
-      <w:pPr>
-        <w:pStyle w:val="FirstParagraph"/>
-      </w:pPr>
-      <w:r>
-        <w:t xml:space="preserve">All the models that we evaluated performed exceptionally well. The no lag model, which predicts the probability of an immediate (i.e., within 24 hours) lapse back to alcohol use, had a .91 median posterior probability for auROC. Our 2-week lagged model, which made the most distal predictions, had a .85 median posterior probability for auROC, suggesting lagged models can be used to shift a 24-hour prediction window meaningfully into the future.</w:t>
-      </w:r>
-    </w:p>
-    <w:p>
-      <w:pPr>
-        <w:pStyle w:val="BodyText"/>
-      </w:pPr>
-      <w:r>
-        <w:t xml:space="preserve">Across models (no lag, 1 day, 3 days, 1 week, and 2 weeks), model performance systematically decreased as models predicted further into the future. All lagged models had lower performance compared to the no lag baseline model and to the preceding adjacent lag model. This is unsurprising given what we know about prediction and substance use. Many important relapse risk factors are fluctuating processes that can first emerge and/or change day-by-day, if not more frequently. As lag time increases, features become less proximal to the start of the prediction window. Still, we wish to emphasize that our lowest auROC (.85) is still quite good, and the benefit of advanced notice (i.e., 2 weeks) likely outweighs the modest cost to model performance.</w:t>
-      </w:r>
-    </w:p>
-    <w:p>
-      <w:pPr>
-        <w:pStyle w:val="BodyText"/>
-      </w:pPr>
-      <w:r>
-        <w:t xml:space="preserve">Collectively, these results suggest we can achieve clinically meaningful performance up to two weeks out. Our rigorous resampling methods (grouped, nested, k-fold cross-validation) make us confident that these are valid estimates of how our models would perform with new individuals. Furthermore, it should be noted that both the no lag and 2-week lagged models can be combined in a complementary fashion that allows both for highly accurate immediate lapse prediction and advanced warning about future lapse risk.</w:t>
-      </w:r>
-    </w:p>
-    <w:bookmarkEnd w:id="65"/>
-    <w:bookmarkStart w:id="66" w:name="model-fairness"/>
+    <w:bookmarkStart w:id="65" w:name="model-fairness"/>
     <w:p>
       <w:pPr>
         <w:pStyle w:val="Heading2"/>
@@ -8211,14 +8197,49 @@
         <w:t xml:space="preserve">. These experiences could prompt some individuals in these subgroups to under-report lapses and/or risk factors, which could also degrade performance and evaluation of our models for these subgroups. We observed relatively comparable percentages of lapses reported among disadvantaged compared to advantaged groups. However, comparable lapse rates do not necessarily confirm comparable reporting accuracy because it is possible that there were systematic differences in lapse rates across groups that were masked by issues of trust.</w:t>
       </w:r>
     </w:p>
+    <w:bookmarkEnd w:id="65"/>
+    <w:bookmarkStart w:id="66" w:name="calibration"/>
+    <w:p>
+      <w:pPr>
+        <w:pStyle w:val="Heading2"/>
+      </w:pPr>
+      <w:r>
+        <w:t xml:space="preserve">Calibration</w:t>
+      </w:r>
+    </w:p>
+    <w:p>
+      <w:pPr>
+        <w:pStyle w:val="FirstParagraph"/>
+      </w:pPr>
+      <w:r>
+        <w:t xml:space="preserve">After applying Platt scaling to our predicted probabilities, our models were generally well calibrated with increasing monotonic relationships between calibrated model output and lapse event rates. Well-calibrated probabilities indicate that the predicted probability aligns closely with the true likelihood of an outcome (i.e., a lapse). Our no lag model had excellent calibration. However, the calibration plots suggest that with a longer lag time of 2 weeks, the model tends to over-predict the likelihood of lapses when predicted probabilities were higher.</w:t>
+      </w:r>
+    </w:p>
+    <w:p>
+      <w:pPr>
+        <w:pStyle w:val="BodyText"/>
+      </w:pPr>
+      <w:r>
+        <w:t xml:space="preserve">This pattern may not necessarily be problematic. Research suggests that people often struggle to interpret probabilistic feedback, especially when it’s provided in raw numerical form</w:t>
+      </w:r>
+      <w:r>
+        <w:t xml:space="preserve"> </w:t>
+      </w:r>
+      <w:r>
+        <w:t xml:space="preserve">[59–61]</w:t>
+      </w:r>
+      <w:r>
+        <w:t xml:space="preserve">. As a result, it may be more effective to communicate risk using coarser categories (e.g., low, medium, or high risk) or through relative changes in risk (e.g., “Your risk of lapse is higher this week compared to last week”). These forms of feedback may be less sensitive to small miscalibrations at the extremes as long as the relationship between predicted probabilities and the observed event rate is monotonic.</w:t>
+      </w:r>
+    </w:p>
     <w:bookmarkEnd w:id="66"/>
-    <w:bookmarkStart w:id="67" w:name="calibration"/>
+    <w:bookmarkStart w:id="67" w:name="feature-importance-1"/>
     <w:p>
       <w:pPr>
         <w:pStyle w:val="Heading2"/>
       </w:pPr>
       <w:r>
-        <w:t xml:space="preserve">Calibration</w:t>
+        <w:t xml:space="preserve">Feature importance</w:t>
       </w:r>
     </w:p>
     <w:p>
@@ -8226,7 +8247,16 @@
         <w:pStyle w:val="FirstParagraph"/>
       </w:pPr>
       <w:r>
-        <w:t xml:space="preserve">After applying Platt scaling to our predicted probabilities, our models were generally well calibrated with increasing monotonic relationships between calibrated model output and lapse event rates. Well-calibrated probabilities indicate that the predicted probability aligns closely with the true likelihood of an outcome (i.e., a lapse). Our no lag model had excellent calibration. However, the calibration plots suggest that with a longer lag time of 2 weeks, the model tends to over-predict the likelihood of lapses when predicted probabilities were higher.</w:t>
+        <w:t xml:space="preserve">The relative ordering of top global features remained somewhat consistent across the no lag and 2-week lagged models. Past use was the most important feature in both models in our dataset. This is not surprising given that our outcome was lapse, and past behavior is often the best predictor of future behavior. This finding also supports decades of clinical research on relapse prevention, where lapses (i.e., single instances of goal inconsistent alcohol use) are seen as powerful precursors to relapse (i.e., full return to harmful drinking;</w:t>
+      </w:r>
+      <w:r>
+        <w:t xml:space="preserve"> </w:t>
+      </w:r>
+      <w:r>
+        <w:t xml:space="preserve">[9]</w:t>
+      </w:r>
+      <w:r>
+        <w:t xml:space="preserve">). Abstinence self-efficacy emerged as the second most important feature in both models in our dataset, indicating that participants had reasonably accurate insight into their near-term success with maintaining alcohol abstinence. Craving was also an important predictor in both models, suggesting that it may be an important target for intervention to support early recovery efforts.</w:t>
       </w:r>
     </w:p>
     <w:p>
@@ -8234,26 +8264,145 @@
         <w:pStyle w:val="BodyText"/>
       </w:pPr>
       <w:r>
-        <w:t xml:space="preserve">This pattern may not necessarily be problematic. Research suggests that people often struggle to interpret probabilistic feedback, especially when it’s provided in raw numerical form</w:t>
-      </w:r>
-      <w:r>
-        <w:t xml:space="preserve"> </w:t>
-      </w:r>
-      <w:r>
-        <w:t xml:space="preserve">[59–61]</w:t>
-      </w:r>
-      <w:r>
-        <w:t xml:space="preserve">. As a result, it may be more effective to communicate risk using coarser categories (e.g., low, medium, or high risk) or through relative changes in risk (e.g., “Your risk of lapse is higher this week compared to last week”). These forms of feedback may be less sensitive to small miscalibrations at the extremes as long as the relationship between predicted probabilities and the observed event rate is monotonic.</w:t>
+        <w:t xml:space="preserve">Several feature categories displayed sizeable differences in global importance by lag time. The importance of abstinence self-efficacy dropped by more than 50% in the 2-week lagged model relative to the no lag model. This may indicate that self-efficacy during early recovery is unstable even across shorter periods of time such that their current self-efficacy does not strongly predict abstinence success even two weeks into the future. In fact, craving and risky situations become as important as self-efficacy when predicting 2-week lagged lapses. It may be that these other experiences are shaping and changing the individual’s self-efficacy rapidly in early recovery. This also suggests that more frequent clinical assessments of self-efficacy as a target for intervention may be needed rather than assuming stability in this construct if initial assessment suggests it is high. Also, our study cannot determine if this differential importance of self-efficacy for immediate vs. lagged lapses persists beyond early recovery (where people may be encouraged to take a</w:t>
+      </w:r>
+      <w:r>
+        <w:t xml:space="preserve"> </w:t>
+      </w:r>
+      <w:r>
+        <w:t xml:space="preserve">“one day at a time”</w:t>
+      </w:r>
+      <w:r>
+        <w:t xml:space="preserve"> </w:t>
+      </w:r>
+      <w:r>
+        <w:t xml:space="preserve">mindset). Self-efficacy may become a more stable predictor of future abstinence success after longer periods of recovery, but our sample was limited to participants in early recovery (&lt;= 8 weeks of abstinence at intake).</w:t>
+      </w:r>
+    </w:p>
+    <w:p>
+      <w:pPr>
+        <w:pStyle w:val="BodyText"/>
+      </w:pPr>
+      <w:r>
+        <w:t xml:space="preserve">Past use was less important for the 2-week lagged model compared to the no lag model. This indicates that the predictive strength of a lapse on the likelihood of subsequent lapses diminishes to some degree over a relatively short period of time. This is good news and reinforces that single lapses do not always mark a return to consistent patterns of frequent, and potentially harmful, alcohol use. Despite this reduction in importance of past use as a predictor of lagged alcohol use, past use did remain the most important category for 2-week lagged lapses. Lapses may provide</w:t>
+      </w:r>
+      <w:r>
+        <w:t xml:space="preserve"> </w:t>
+      </w:r>
+      <w:r>
+        <w:t xml:space="preserve">“teachable moments”</w:t>
+      </w:r>
+      <w:r>
+        <w:t xml:space="preserve"> </w:t>
+      </w:r>
+      <w:r>
+        <w:t xml:space="preserve">that can be used to reinforce recovery motivation, better understand risks, and develop skills to address those risks</w:t>
+      </w:r>
+      <w:r>
+        <w:t xml:space="preserve"> </w:t>
+      </w:r>
+      <w:r>
+        <w:t xml:space="preserve">[11]</w:t>
+      </w:r>
+      <w:r>
+        <w:t xml:space="preserve">. Conversely, lapses should not be ignored because they remain strong predictors of further use.</w:t>
+      </w:r>
+    </w:p>
+    <w:p>
+      <w:pPr>
+        <w:pStyle w:val="BodyText"/>
+      </w:pPr>
+      <w:r>
+        <w:t xml:space="preserve">Surprisingly, past and anticipated risky situations were more important in the 2-week lagged vs. no lag model, suggesting that the impact of these situations on lapses back to use may be delayed. It may be that persistent exposure to risks is necessary to undermine an abstinence goal and lead to return to alcohol use. Alternatively or additionally, people may also be better able to anticipate future risky situations (e.g., vacations, anniversaries of significant dates) than future acute stressors or even future self-efficacy. Regardless, the increased importance of risky situations for predicting lagged lapses provides an opportunity to intervene prior to the lapse, particularly if the individual is encouraged to assess future risks and/or makes use of a recovery monitoring prediction model.</w:t>
+      </w:r>
+    </w:p>
+    <w:p>
+      <w:pPr>
+        <w:pStyle w:val="BodyText"/>
+      </w:pPr>
+      <w:r>
+        <w:t xml:space="preserve">We were also surprised that stressful events, pleasant events, and affective state features did not make more important contributions to predictions across models. These constructs are highlighted in numerous theories about addiction and relapse</w:t>
+      </w:r>
+      <w:r>
+        <w:t xml:space="preserve"> </w:t>
+      </w:r>
+      <w:r>
+        <w:t xml:space="preserve">[9,10,62]</w:t>
+      </w:r>
+      <w:r>
+        <w:t xml:space="preserve"> </w:t>
+      </w:r>
+      <w:r>
+        <w:t xml:space="preserve">and represent targets for intervention in many existing treatments</w:t>
+      </w:r>
+      <w:r>
+        <w:t xml:space="preserve"> </w:t>
+      </w:r>
+      <w:r>
+        <w:t xml:space="preserve">[18,63–65]</w:t>
+      </w:r>
+      <w:r>
+        <w:t xml:space="preserve">. It may be that their impact is subsumed within other more powerful features (i.e., past use and self-efficacy). However, this seems unlikely given that the methodology underlying Shapley values allows for a fair distribution of importance among the relevant predictive features even when those features are correlated</w:t>
+      </w:r>
+      <w:r>
+        <w:t xml:space="preserve"> </w:t>
+      </w:r>
+      <w:r>
+        <w:t xml:space="preserve">[56]</w:t>
+      </w:r>
+      <w:r>
+        <w:t xml:space="preserve">. Alternatively, we may need to more carefully consider the nuanced roles that these constructs play (e.g., within the context of individual coping strategies, social support or environmental factors) in the return to alcohol use during recovery</w:t>
+      </w:r>
+      <w:r>
+        <w:t xml:space="preserve"> </w:t>
+      </w:r>
+      <w:r>
+        <w:t xml:space="preserve">[66]</w:t>
+      </w:r>
+      <w:r>
+        <w:t xml:space="preserve">.</w:t>
+      </w:r>
+    </w:p>
+    <w:p>
+      <w:pPr>
+        <w:pStyle w:val="BodyText"/>
+      </w:pPr>
+      <w:r>
+        <w:t xml:space="preserve">Our local feature importance approach, where we calculated the proportion of observations for which each feature category had the highest Shapley value, showed that although past use was the most influential feature overall, it was the top feature on only a subset of days (less than 20% of days in the immediate model and less than 30% in the 2-week lagged model). In fact, past alcohol use fell to the third most important feature for the no-lag model. This is not surprising, as lapses were relatively infrequent (7.6-7.7% of observations), and nearly half of participants did not report any lapses during the study.</w:t>
+      </w:r>
+    </w:p>
+    <w:p>
+      <w:pPr>
+        <w:pStyle w:val="BodyText"/>
+      </w:pPr>
+      <w:r>
+        <w:t xml:space="preserve">Our examination of local feature importance also revealed new important features. In both models, past/future stressful events emerged as an important feature. The fact this did not show up as an important global feature could indicate several things. First, it could be that stressful events are important for predicting lapses for a subset of individuals, but not for others. Second, stress may have a strong impact on some high-risk days but little to no effect on most other days. Finally, as mentioned earlier, it is possible that the influence of stress may overlap with related constructs. In all of these situations, the global Shapley value would be diluted, but stress could still emerge as a highly important predictor in specific contexts or for particular individuals. In the 2-week lagged model, valence/arousal emerged as an important feature. This was somewhat surprising, given that these states can fluctuate rapidly. Their importance in the 2-week lagged predictions, but not in the immediate predictions, may suggest that changes in valence and arousal reflect a vulnerability to lapse that accumulates over time, rather than immediately triggering a lapse.</w:t>
+      </w:r>
+    </w:p>
+    <w:p>
+      <w:pPr>
+        <w:pStyle w:val="BodyText"/>
+      </w:pPr>
+      <w:r>
+        <w:t xml:space="preserve">Our local importance analyses highlight a potential limitation in the interpretability of global feature importance. Global feature importance may be biased toward features that exhibit infrequent but very large Shapley values, potentially overstating the importance of predictors that are strongly associated with the outcome but occur in only a small subset of observations. In contrast, individuals may more often benefit from recovery recommendations that focus on managing stress (e.g., guided relaxation), increasing abstinence confidence (e.g., reflecting on recent successes), and coping with risky situations (e.g., trigger mapping).</w:t>
+      </w:r>
+    </w:p>
+    <w:p>
+      <w:pPr>
+        <w:pStyle w:val="BodyText"/>
+      </w:pPr>
+      <w:r>
+        <w:t xml:space="preserve">Finally, this approach showed that while some features have low average importance (across all individuals and observations), they can be highly important on certain days for certain individuals. Thus, this approach more closely aligns with our precision-guided goal of understanding which risk factor is most influential for a specific individual at a specific moment. In the context of recovery, where lapses are important but relatively infrequent events, features other than past use will, in most cases, represent more clinically meaningful targets for intervention.</w:t>
       </w:r>
     </w:p>
     <w:bookmarkEnd w:id="67"/>
-    <w:bookmarkStart w:id="68" w:name="feature-importance-1"/>
+    <w:bookmarkStart w:id="68" w:name="X40ab624ebf83813907a18dba36edd4d1d14a553"/>
     <w:p>
       <w:pPr>
         <w:pStyle w:val="Heading2"/>
       </w:pPr>
       <w:r>
-        <w:t xml:space="preserve">Feature importance</w:t>
+        <w:t xml:space="preserve">Additional Limitations and Future Directions</w:t>
       </w:r>
     </w:p>
     <w:p>
@@ -8261,16 +8410,7 @@
         <w:pStyle w:val="FirstParagraph"/>
       </w:pPr>
       <w:r>
-        <w:t xml:space="preserve">The relative ordering of top global features remained somewhat consistent across the no lag and 2-week lagged models. Past use was the most important feature in both models in our dataset. This is not surprising given that our outcome was lapse, and past behavior is often the best predictor of future behavior. This finding also supports decades of clinical research on relapse prevention, where lapses (i.e., single instances of goal inconsistent alcohol use) are seen as powerful precursors to relapse (i.e., full return to harmful drinking;</w:t>
-      </w:r>
-      <w:r>
-        <w:t xml:space="preserve"> </w:t>
-      </w:r>
-      <w:r>
-        <w:t xml:space="preserve">[9]</w:t>
-      </w:r>
-      <w:r>
-        <w:t xml:space="preserve">). Abstinence self-efficacy emerged as the second most important feature in both models in our dataset, indicating that participants had reasonably accurate insight into their near-term success with maintaining alcohol abstinence. Craving was also an important predictor in both models, suggesting that it may be an important target for intervention to support early recovery efforts.</w:t>
+        <w:t xml:space="preserve">We believe our lapse prediction models will be most effective when embedded in an RMSS designed to deliver adaptive and personalized continuing care. This system could send daily, weekly, or less frequent messages to users with personalized feedback about their risk of lapse and provide support recommendations tailored to their current recovery needs. This study provides initial support that immediate and lagged prediction models can be trained to high accuracy using EMA for recovery monitoring. Furthermore, locally important features from these models can be used to identify the specific factors that contribute to each lapse risk prediction.</w:t>
       </w:r>
     </w:p>
     <w:p>
@@ -8278,19 +8418,7 @@
         <w:pStyle w:val="BodyText"/>
       </w:pPr>
       <w:r>
-        <w:t xml:space="preserve">Several feature categories displayed sizeable differences in global importance by lag time. The importance of abstinence self-efficacy dropped by more than 50% in the 2-week lagged model relative to the no lag model. This may indicate that self-efficacy during early recovery is unstable even across shorter periods of time such that their current self-efficacy does not strongly predict abstinence success even two weeks into the future. In fact, craving and risky situations become as important as self-efficacy when predicting 2-week lagged lapses. It may be that these other experiences are shaping and changing the individual’s self-efficacy rapidly in early recovery. This also suggests that more frequent clinical assessments of self-efficacy as a target for intervention may be needed rather than assuming stability in this construct if initial assessment suggests it is high. Also, our study cannot determine if this differential importance of self-efficacy for immediate vs. lagged lapses persists beyond early recovery (where people may be encouraged to take a</w:t>
-      </w:r>
-      <w:r>
-        <w:t xml:space="preserve"> </w:t>
-      </w:r>
-      <w:r>
-        <w:t xml:space="preserve">“one day at a time”</w:t>
-      </w:r>
-      <w:r>
-        <w:t xml:space="preserve"> </w:t>
-      </w:r>
-      <w:r>
-        <w:t xml:space="preserve">mindset). Self-efficacy may become a more stable predictor of future abstinence success after longer periods of recovery, but our sample was limited to participants in early recovery (&lt;= 8 weeks of abstinence at intake).</w:t>
+        <w:t xml:space="preserve">The no lag model can be used to guide individuals to take immediate, actionable steps to maintain their recovery goals and support them to implement these steps within the RMSS. For example, the RMSS can recommend an embedded urge surfing activity when someone’s immediate risk is driven by strong craving whereas a guided relaxation video can be provided to the user when they report stressful events. Similarly, the RMSS can encourage (and explicitly support) the user to reflect on recent past successes and/or skills they have developed when their self-efficacy is low.</w:t>
       </w:r>
     </w:p>
     <w:p>
@@ -8298,28 +8426,7 @@
         <w:pStyle w:val="BodyText"/>
       </w:pPr>
       <w:r>
-        <w:t xml:space="preserve">Past use was less important for the 2-week lagged model compared to the no lag model. This indicates that the predictive strength of a lapse on the likelihood of subsequent lapses diminishes to some degree over a relatively short period of time. This is good news and reinforces that single lapses do not always mark a return to consistent patterns of frequent, and potentially harmful, alcohol use. Despite this reduction in importance of past use as a predictor of lagged alcohol use, past use did remain the most important category for 2-week lagged lapses. Lapses may provide</w:t>
-      </w:r>
-      <w:r>
-        <w:t xml:space="preserve"> </w:t>
-      </w:r>
-      <w:r>
-        <w:t xml:space="preserve">“teachable moments”</w:t>
-      </w:r>
-      <w:r>
-        <w:t xml:space="preserve"> </w:t>
-      </w:r>
-      <w:r>
-        <w:t xml:space="preserve">that can be used to reinforce recovery motivation, better understand risks, and develop skills to address those risks</w:t>
-      </w:r>
-      <w:r>
-        <w:t xml:space="preserve"> </w:t>
-      </w:r>
-      <w:r>
-        <w:t xml:space="preserve">[11]</w:t>
-      </w:r>
-      <w:r>
-        <w:t xml:space="preserve">. Conversely, lapses should not be ignored because they remain strong predictors of further use.</w:t>
+        <w:t xml:space="preserve">The 2-week lagged model provides individuals with advanced warning of their lapse risk. This model is well-suited to support recovery needs that cannot be addressed immediately within an RMSS app, such as scheduling positive or pleasant activities, increasing social engagement, or attending a peer-led recovery meeting. To be clear, we do not believe an RMSS app alone will be sufficient to deliver continuing care. We expect individuals will require additional support throughout their recovery from a mental health provider (e.g., motivational enhancement, crisis management, skill building), a peer (e.g., sponsor, support group), or family member. Importantly, these types of supports take time to set up, highlighting the value of this lagged 2-week model.</w:t>
       </w:r>
     </w:p>
     <w:p>
@@ -8327,7 +8434,16 @@
         <w:pStyle w:val="BodyText"/>
       </w:pPr>
       <w:r>
-        <w:t xml:space="preserve">Surprisingly, past and anticipated risky situations were more important in the 2-week lagged vs. no lag model, suggesting that the impact of these situations on lapses back to use may be delayed. It may be that persistent exposure to risks is necessary to undermine an abstinence goal and lead to return to alcohol use. Alternatively or additionally, people may also be better able to anticipate future risky situations (e.g., vacations, anniversaries of significant dates) than future acute stressors or even future self-efficacy. Regardless, the increased importance of risky situations for predicting lagged lapses provides an opportunity to intervene prior to the lapse, particularly if the individual is encouraged to assess future risks and/or makes use of a recovery monitoring prediction model.</w:t>
+        <w:t xml:space="preserve">At this point, it is still unclear the best way to provide risk and support information from our models to people. For an RMSS to be successful, users must trust the system, consistently engage with the system over time, and find the system beneficial. We have recently launched an NIAAA funded project to optimize daily support messages by examining the impact of several key message components (e.g., lapse probability, locally important features, a risk-relevant recovery activity recommendation, the linguistic style and tone of the message) on engagement, trust, clinical outcomes</w:t>
+      </w:r>
+      <w:r>
+        <w:t xml:space="preserve"> </w:t>
+      </w:r>
+      <w:r>
+        <w:t xml:space="preserve">[67]</w:t>
+      </w:r>
+      <w:r>
+        <w:t xml:space="preserve">.</w:t>
       </w:r>
     </w:p>
     <w:p>
@@ -8335,43 +8451,93 @@
         <w:pStyle w:val="BodyText"/>
       </w:pPr>
       <w:r>
-        <w:t xml:space="preserve">We were also surprised that stressful events, pleasant events, and affective state features did not make more important contributions to predictions across models. These constructs are highlighted in numerous theories about addiction and relapse</w:t>
-      </w:r>
-      <w:r>
-        <w:t xml:space="preserve"> </w:t>
-      </w:r>
-      <w:r>
-        <w:t xml:space="preserve">[9,10,62]</w:t>
-      </w:r>
-      <w:r>
-        <w:t xml:space="preserve"> </w:t>
-      </w:r>
-      <w:r>
-        <w:t xml:space="preserve">and represent targets for intervention in many existing treatments</w:t>
-      </w:r>
-      <w:r>
-        <w:t xml:space="preserve"> </w:t>
-      </w:r>
-      <w:r>
-        <w:t xml:space="preserve">[18,63–65]</w:t>
-      </w:r>
-      <w:r>
-        <w:t xml:space="preserve">. It may be that their impact is subsumed within other more powerful features (i.e., past use and self-efficacy). However, this seems unlikely given that the methodology underlying Shapley values allows for a fair distribution of importance among the relevant predictive features even when those features are correlated</w:t>
-      </w:r>
-      <w:r>
-        <w:t xml:space="preserve"> </w:t>
-      </w:r>
-      <w:r>
-        <w:t xml:space="preserve">[56]</w:t>
-      </w:r>
-      <w:r>
-        <w:t xml:space="preserve">. Alternatively, we may need to more carefully consider the nuanced roles that these constructs play (e.g., within the context of individual coping strategies, social support or environmental factors) in the return to alcohol use during recovery</w:t>
-      </w:r>
-      <w:r>
-        <w:t xml:space="preserve"> </w:t>
-      </w:r>
-      <w:r>
-        <w:t xml:space="preserve">[66]</w:t>
+        <w:t xml:space="preserve">For a system using lagged models, we can imagine that lags longer than two weeks (i.e., more advanced warning) would be better still. In the present study, we could not train models with lags longer than two weeks because participants only provided lapse reports for up to three months. With the 2-week lagged model, we had approximately 17% fewer labeled observations for training because the first two weeks (out of 12 weeks) of labels for each participant were discarded. This data loss may be one factor that contributed to the decreases in model performance with increases in lag time and we believed that greater data loss (e.g., 25% for a 3-week lag) would not be tenable. We have recently completed data collection on a NIDA funded project where participants provided EMA and other sensed data for up to 12 months</w:t>
+      </w:r>
+      <w:r>
+        <w:t xml:space="preserve"> </w:t>
+      </w:r>
+      <w:r>
+        <w:t xml:space="preserve">[20]</w:t>
+      </w:r>
+      <w:r>
+        <w:t xml:space="preserve">. These data will allow us to train models with longer lags and to better evaluate the impact of data loss on model performance because lag time can be increased substantially with proportionally less data loss given 52 weeks of labeled observations per participant.</w:t>
+      </w:r>
+    </w:p>
+    <w:p>
+      <w:pPr>
+        <w:pStyle w:val="BodyText"/>
+      </w:pPr>
+      <w:r>
+        <w:t xml:space="preserve">While the number of individual observations (i.e., # prediction timepoints per participant X # participants) was sufficient to train models with low bias, low variance and overall high performance, the relatively small number of unique participants remains an important limitation of this study. Successful machine learning models must generalize well to new data (i.e. new observations among new individuals). Our analyses only speak to how well our models generalize to a small number of new individuals and these individuals are mostly homogeneous with respect to key demographic characteristics. To be clear, we made the most efficient use of our sample (i.e., using nested cross-validation to maximize the amount of held-out/test sets available for model evaluation); however, concerns about the generalizability to new individuals and other populations (e.g., individuals living in rural locations, members of other diverse groups not adequately represented in our sample) remain.</w:t>
+      </w:r>
+    </w:p>
+    <w:p>
+      <w:pPr>
+        <w:pStyle w:val="BodyText"/>
+      </w:pPr>
+      <w:r>
+        <w:t xml:space="preserve">Our models predicted goal-inconsistent alcohol use. In our sample, in which all participants had a goal of abstinence, goal-inconsistent use was a homogeneous, observable behavior (i.e., any alcohol use). However, not all individuals in recovery choose complete abstinence. It remains an open question whether our predictors of goal-inconsistent use would generalize to alternative recovery goals (e.g., moderation). Future studies could allow individuals to self-define goal-inconsistent use (e.g., drinking on a weekday or drinking more than planned) and train models in samples with diverse recovery goals.</w:t>
+      </w:r>
+    </w:p>
+    <w:p>
+      <w:pPr>
+        <w:pStyle w:val="BodyText"/>
+      </w:pPr>
+      <w:r>
+        <w:t xml:space="preserve">Additionally, our use of features from 4x daily EMA as model inputs may raise concerns about measurement burden. We confirmed that participants can comply with such EMA schedules over this time period and that they find it acceptable given its potential benefits to them</w:t>
+      </w:r>
+      <w:r>
+        <w:t xml:space="preserve"> </w:t>
+      </w:r>
+      <w:r>
+        <w:t xml:space="preserve">[19,see also 68]</w:t>
+      </w:r>
+      <w:r>
+        <w:t xml:space="preserve">. However, frequent daily surveys may become too burdensome within an RMSS intended for use over many, many months to years for long-term continuing care. We have begun to address this concern by training no lag models with fewer EMAs (1x daily) and have found comparable performance</w:t>
+      </w:r>
+      <w:r>
+        <w:t xml:space="preserve"> </w:t>
+      </w:r>
+      <w:r>
+        <w:t xml:space="preserve">[48]</w:t>
+      </w:r>
+      <w:r>
+        <w:t xml:space="preserve">. Additionally, reinforcement learning could potentially be used for adaptive EMA sampling. For example, each day the algorithm could make a decision to send out an EMA or not based on inferred latent states of the individual based on previous EMA responses and predicted probability of lapse.</w:t>
+      </w:r>
+    </w:p>
+    <w:p>
+      <w:pPr>
+        <w:pStyle w:val="BodyText"/>
+      </w:pPr>
+      <w:r>
+        <w:t xml:space="preserve">We have also begun to explore how we can supplement our models with data from lower burden sensing methods. Geolocation, which can be passively sensed, could compliment EMA well</w:t>
+      </w:r>
+      <w:r>
+        <w:t xml:space="preserve"> </w:t>
+      </w:r>
+      <w:r>
+        <w:t xml:space="preserve">[69]</w:t>
+      </w:r>
+      <w:r>
+        <w:t xml:space="preserve">. First, it could provide insight into information not easily captured by self-report without lengthy surveys. For example, the amount of time spent in risky locations, or changes in routine (e.g., loss of job; move to new city) that could indicate life stressors can be detected in movement patterns. Second, the near-continuous sampling of geolocation could offer risk-relevant information that would otherwise be missed in between the discrete sampling periods of EMA. Furthermore, potentially powerful features can be engineered by combining geolocation data with contextual information available in public sources (e.g., census data, alcohol outlet density)</w:t>
+      </w:r>
+      <w:r>
+        <w:t xml:space="preserve"> </w:t>
+      </w:r>
+      <w:r>
+        <w:t xml:space="preserve">[70,71]</w:t>
+      </w:r>
+      <w:r>
+        <w:t xml:space="preserve"> </w:t>
+      </w:r>
+      <w:r>
+        <w:t xml:space="preserve">or collected from the user directly (e.g., self-evaluated riskiness of a given location)</w:t>
+      </w:r>
+      <w:r>
+        <w:t xml:space="preserve"> </w:t>
+      </w:r>
+      <w:r>
+        <w:t xml:space="preserve">[20]</w:t>
       </w:r>
       <w:r>
         <w:t xml:space="preserve">.</w:t>
@@ -8382,41 +8548,35 @@
         <w:pStyle w:val="BodyText"/>
       </w:pPr>
       <w:r>
-        <w:t xml:space="preserve">Our local feature importance approach, where we calculated the proportion of observations for which each feature category had the highest Shapley value, showed that although past use was the most influential feature overall, it was the top feature on only a subset of days (less than 20% of days in the immediate model and less than 30% in the 2-week lagged model). In fact, past alcohol use fell to the third most important feature for the no-lag model. This is not surprising, as lapses were relatively infrequent (7.6-7.7% of observations), and nearly half of participants did not report any lapses during the study.</w:t>
-      </w:r>
-    </w:p>
-    <w:p>
-      <w:pPr>
-        <w:pStyle w:val="BodyText"/>
-      </w:pPr>
-      <w:r>
-        <w:t xml:space="preserve">Our examination of local feature importance also revealed new important features. In both models, past/future stressful events emerged as an important feature. The fact this did not show up as an important global feature could indicate several things. First, it could be that stressful events are important for predicting lapses for a subset of individuals, but not for others. Second, stress may have a strong impact on some high-risk days but little to no effect on most other days. Finally, as mentioned earlier, it is possible that the influence of stress may overlap with related constructs. In all of these situations, the global Shapley value would be diluted, but stress could still emerge as a highly important predictor in specific contexts or for particular individuals. In the 2-week lagged model, valence/arousal emerged as an important feature. This was somewhat surprising, given that these states can fluctuate rapidly. Their importance in the 2-week lagged predictions, but not in the immediate predictions, may suggest that changes in valence and arousal reflect a vulnerability to lapse that accumulates over time, rather than immediately triggering a lapse.</w:t>
-      </w:r>
-    </w:p>
-    <w:p>
-      <w:pPr>
-        <w:pStyle w:val="BodyText"/>
-      </w:pPr>
-      <w:r>
-        <w:t xml:space="preserve">Our local importance analyses highlight a potential limitation in the interpretability of global feature importance. Global feature importance may be biased toward features that exhibit infrequent but very large Shapley values, potentially overstating the importance of predictors that are strongly associated with the outcome but occur in only a small subset of observations. In contrast, individuals may more often benefit from recovery recommendations that focus on managing stress (e.g., guided relaxation), increasing abstinence confidence (e.g., reflecting on recent successes), and coping with risky situations (e.g., trigger mapping).</w:t>
-      </w:r>
-    </w:p>
-    <w:p>
-      <w:pPr>
-        <w:pStyle w:val="BodyText"/>
-      </w:pPr>
-      <w:r>
-        <w:t xml:space="preserve">Finally, this approach showed that while some features have low average importance (across all individuals and observations), they can be highly important on certain days for certain individuals. Thus, this approach more closely aligns with our precision-guided goal of understanding which risk factor is most influential for a specific individual at a specific moment. In the context of recovery, where lapses are important but relatively infrequent events, features other than past use will, in most cases, represent more clinically meaningful targets for intervention.</w:t>
+        <w:t xml:space="preserve">Lastly, there may be value in exploring alternative modeling approaches that better leverage the temporal structure and individual-level nature of these data. For example, hierarchical models that start with population-based information (i.e., priors) and are updated with person-specific information as the individual provides data may be the most promising approach for effective use of time-varying information to model how an individual’s lapse risk evolves over time. Our lab has begun to develop these models and found preliminary evidence to suggest that they may outperform traditional population-level machine learning models</w:t>
+      </w:r>
+      <w:r>
+        <w:t xml:space="preserve"> </w:t>
+      </w:r>
+      <w:r>
+        <w:t xml:space="preserve">[48]</w:t>
+      </w:r>
+      <w:r>
+        <w:t xml:space="preserve">. However, in another recent study, population-level models well outperformed person-specific models for predicting various outcomes, including alcohol use and binge drinking</w:t>
+      </w:r>
+      <w:r>
+        <w:t xml:space="preserve"> </w:t>
+      </w:r>
+      <w:r>
+        <w:t xml:space="preserve">[72]</w:t>
+      </w:r>
+      <w:r>
+        <w:t xml:space="preserve">. Thus, the benefit of individualized models above and beyond population models remains an empirical question and is something we plan to continue to pursue in future work.</w:t>
       </w:r>
     </w:p>
     <w:bookmarkEnd w:id="68"/>
-    <w:bookmarkStart w:id="69" w:name="X40ab624ebf83813907a18dba36edd4d1d14a553"/>
+    <w:bookmarkStart w:id="69" w:name="conclusions"/>
     <w:p>
       <w:pPr>
         <w:pStyle w:val="Heading2"/>
       </w:pPr>
       <w:r>
-        <w:t xml:space="preserve">Additional Limitations and Future Directions</w:t>
+        <w:t xml:space="preserve">Conclusions</w:t>
       </w:r>
     </w:p>
     <w:p>
@@ -8424,173 +8584,17 @@
         <w:pStyle w:val="FirstParagraph"/>
       </w:pPr>
       <w:r>
-        <w:t xml:space="preserve">We believe our lapse prediction models will be most effective when embedded in an RMSS designed to deliver adaptive and personalized continuing care. This system could send daily, weekly, or less frequent messages to users with personalized feedback about their risk of lapse and provide support recommendations tailored to their current recovery needs. This study provides initial support that immediate and lagged prediction models can be trained to high accuracy using EMA for recovery monitoring. Furthermore, locally important features from these models can be used to identify the specific factors that contribute to each lapse risk prediction.</w:t>
-      </w:r>
-    </w:p>
-    <w:p>
-      <w:pPr>
-        <w:pStyle w:val="BodyText"/>
-      </w:pPr>
-      <w:r>
-        <w:t xml:space="preserve">The no lag model can be used to guide individuals to take immediate, actionable steps to maintain their recovery goals and support them to implement these steps within the RMSS. For example, the RMSS can recommend an embedded urge surfing activity when someone’s immediate risk is driven by strong craving whereas a guided relaxation video can be provided to the user when they report stressful events. Similarly, the RMSS can encourage (and explicitly support) the user to reflect on recent past successes and/or skills they have developed when their self-efficacy is low.</w:t>
-      </w:r>
-    </w:p>
-    <w:p>
-      <w:pPr>
-        <w:pStyle w:val="BodyText"/>
-      </w:pPr>
-      <w:r>
-        <w:t xml:space="preserve">The 2-week lagged model provides individuals with advanced warning of their lapse risk. This model is well-suited to support recovery needs that cannot be addressed immediately within an RMSS app, such as scheduling positive or pleasant activities, increasing social engagement, or attending a peer-led recovery meeting. To be clear, we do not believe an RMSS app alone will be sufficient to deliver continuing care. We expect individuals will require additional support throughout their recovery from a mental health provider (e.g., motivational enhancement, crisis management, skill building), a peer (e.g., sponsor, support group), or family member. Importantly, these types of supports take time to set up, highlighting the value of this lagged 2-week model.</w:t>
-      </w:r>
-    </w:p>
-    <w:p>
-      <w:pPr>
-        <w:pStyle w:val="BodyText"/>
-      </w:pPr>
-      <w:r>
-        <w:t xml:space="preserve">At this point, it is still unclear the best way to provide risk and support information from our models to people. For an RMSS to be successful, users must trust the system, consistently engage with the system over time, and find the system beneficial. We have recently launched an NIAAA funded project to optimize daily support messages by examining the impact of several key message components (e.g., lapse probability, locally important features, a risk-relevant recovery activity recommendation, the linguistic style and tone of the message) on engagement, trust, clinical outcomes</w:t>
-      </w:r>
-      <w:r>
-        <w:t xml:space="preserve"> </w:t>
-      </w:r>
-      <w:r>
-        <w:t xml:space="preserve">[67]</w:t>
-      </w:r>
-      <w:r>
-        <w:t xml:space="preserve">.</w:t>
-      </w:r>
-    </w:p>
-    <w:p>
-      <w:pPr>
-        <w:pStyle w:val="BodyText"/>
-      </w:pPr>
-      <w:r>
-        <w:t xml:space="preserve">For a system using lagged models, we can imagine that lags longer than two weeks (i.e., more advanced warning) would be better still. In the present study, we could not train models with lags longer than two weeks because participants only provided lapse reports for up to three months. With the 2-week lagged model, we had approximately 17% fewer labeled observations for training because the first two weeks (out of 12 weeks) of labels for each participant were discarded. This data loss may be one factor that contributed to the decreases in model performance with increases in lag time and we believed that greater data loss (e.g., 25% for a 3-week lag) would not be tenable. We have recently completed data collection on a NIDA funded project where participants provided EMA and other sensed data for up to 12 months</w:t>
-      </w:r>
-      <w:r>
-        <w:t xml:space="preserve"> </w:t>
-      </w:r>
-      <w:r>
-        <w:t xml:space="preserve">[20]</w:t>
-      </w:r>
-      <w:r>
-        <w:t xml:space="preserve">. These data will allow us to train models with longer lags and to better evaluate the impact of data loss on model performance because lag time can be increased substantially with proportionally less data loss given 52 weeks of labeled observations per participant.</w:t>
-      </w:r>
-    </w:p>
-    <w:p>
-      <w:pPr>
-        <w:pStyle w:val="BodyText"/>
-      </w:pPr>
-      <w:r>
-        <w:t xml:space="preserve">While the number of individual observations (i.e., # prediction timepoints per participant X # participants) was sufficient to train models with low bias, low variance and overall high performance, the relatively small number of unique participants remains an important limitation of this study. Successful machine learning models must generalize well to new data (i.e. new observations among new individuals). Our analyses only speak to how well our models generalize to a small number of new individuals and these individuals are mostly homogeneous with respect to key demographic characteristics. To be clear, we made the most efficient use of our sample (i.e., using nested cross-validation to maximize the amount of held-out/test sets available for model evaluation); however, concerns about the generalizability to new individuals and other populations (e.g., individuals living in rural locations, members of other diverse groups not adequately represented in our sample) remain.</w:t>
-      </w:r>
-    </w:p>
-    <w:p>
-      <w:pPr>
-        <w:pStyle w:val="BodyText"/>
-      </w:pPr>
-      <w:r>
-        <w:t xml:space="preserve">Our models predicted goal-inconsistent alcohol use. In our sample, in which all participants had a goal of abstinence, goal-inconsistent use was a homogeneous, observable behavior (i.e., any alcohol use). However, not all individuals in recovery choose complete abstinence. It remains an open question whether our predictors of goal-inconsistent use would generalize to alternative recovery goals (e.g., moderation). Future studies could allow individuals to self-define goal-inconsistent use (e.g., drinking on a weekday or drinking more than planned) and train models in samples with diverse recovery goals.</w:t>
-      </w:r>
-    </w:p>
-    <w:p>
-      <w:pPr>
-        <w:pStyle w:val="BodyText"/>
-      </w:pPr>
-      <w:r>
-        <w:t xml:space="preserve">Additionally, our use of features from 4x daily EMA as model inputs may raise concerns about measurement burden. We confirmed that participants can comply with such EMA schedules over this time period and that they find it acceptable given its potential benefits to them</w:t>
-      </w:r>
-      <w:r>
-        <w:t xml:space="preserve"> </w:t>
-      </w:r>
-      <w:r>
-        <w:t xml:space="preserve">[19,see also 68]</w:t>
-      </w:r>
-      <w:r>
-        <w:t xml:space="preserve">. However, frequent daily surveys may become too burdensome within an RMSS intended for use over many, many months to years for long-term continuing care. We have begun to address this concern by training no lag models with fewer EMAs (1x daily) and have found comparable performance</w:t>
-      </w:r>
-      <w:r>
-        <w:t xml:space="preserve"> </w:t>
-      </w:r>
-      <w:r>
-        <w:t xml:space="preserve">[48]</w:t>
-      </w:r>
-      <w:r>
-        <w:t xml:space="preserve">. Additionally, reinforcement learning could potentially be used for adaptive EMA sampling. For example, each day the algorithm could make a decision to send out an EMA or not based on inferred latent states of the individual based on previous EMA responses and predicted probability of lapse.</w:t>
-      </w:r>
-    </w:p>
-    <w:p>
-      <w:pPr>
-        <w:pStyle w:val="BodyText"/>
-      </w:pPr>
-      <w:r>
-        <w:t xml:space="preserve">We have also begun to explore how we can supplement our models with data from lower burden sensing methods. Geolocation, which can be passively sensed, could compliment EMA well</w:t>
-      </w:r>
-      <w:r>
-        <w:t xml:space="preserve"> </w:t>
-      </w:r>
-      <w:r>
-        <w:t xml:space="preserve">[69]</w:t>
-      </w:r>
-      <w:r>
-        <w:t xml:space="preserve">. First, it could provide insight into information not easily captured by self-report without lengthy surveys. For example, the amount of time spent in risky locations, or changes in routine (e.g., loss of job; move to new city) that could indicate life stressors can be detected in movement patterns. Second, the near-continuous sampling of geolocation could offer risk-relevant information that would otherwise be missed in between the discrete sampling periods of EMA. Furthermore, potentially powerful features can be engineered by combining geolocation data with contextual information available in public sources (e.g., census data, alcohol outlet density)</w:t>
-      </w:r>
-      <w:r>
-        <w:t xml:space="preserve"> </w:t>
-      </w:r>
-      <w:r>
-        <w:t xml:space="preserve">[70,71]</w:t>
-      </w:r>
-      <w:r>
-        <w:t xml:space="preserve"> </w:t>
-      </w:r>
-      <w:r>
-        <w:t xml:space="preserve">or collected from the user directly (e.g., self-evaluated riskiness of a given location)</w:t>
-      </w:r>
-      <w:r>
-        <w:t xml:space="preserve"> </w:t>
-      </w:r>
-      <w:r>
-        <w:t xml:space="preserve">[20]</w:t>
-      </w:r>
-      <w:r>
-        <w:t xml:space="preserve">.</w:t>
-      </w:r>
-    </w:p>
-    <w:p>
-      <w:pPr>
-        <w:pStyle w:val="BodyText"/>
-      </w:pPr>
-      <w:r>
-        <w:t xml:space="preserve">Lastly, there may be value in exploring alternative modeling approaches that better leverage the temporal structure and individual-level nature of these data. For example, hierarchical models that start with population-based information (i.e., priors) and are updated with person-specific information as the individual provides data may be the most promising approach for effective use of time-varying information to model how an individual’s lapse risk evolves over time. Our lab has begun to develop these models and found preliminary evidence to suggest that they may outperform traditional population-level machine learning models</w:t>
-      </w:r>
-      <w:r>
-        <w:t xml:space="preserve"> </w:t>
-      </w:r>
-      <w:r>
-        <w:t xml:space="preserve">[48]</w:t>
-      </w:r>
-      <w:r>
-        <w:t xml:space="preserve">. However, in another recent study, population-level models well outperformed person-specific models for predicting various outcomes, including alcohol use and binge drinking</w:t>
-      </w:r>
-      <w:r>
-        <w:t xml:space="preserve"> </w:t>
-      </w:r>
-      <w:r>
-        <w:t xml:space="preserve">[72]</w:t>
-      </w:r>
-      <w:r>
-        <w:t xml:space="preserve">. Thus, the benefit of individualized models above and beyond population models remains an empirical question and is something we plan to continue to pursue in future work.</w:t>
+        <w:t xml:space="preserve">This study suggests it is possible to accurately predict alcohol lapses both immediately and up to two weeks into the future using lagged machine learning prediction models. The no lag model could guide users to engage with a smart RMSS that provides daily recovery activities that are personalized to their lapse risk and the factors contributing to that risk. The 2-week lagged model could enable patients to seek out and implement recovery support that is not immediately available to them within the RMSS. Several important steps remain prior to implementing the no lag and 2-week lagged models within a smart RMSS. Feedback and support messages from these models should be optimized to sustain system engagement, trust, and clinical outcomes. Passive sensing of model inputs may allow assessment of a broader range of risk factors with less burden for system users. Perhaps most important, model fairness must be improved by decreasing disparities in performance for less privileged groups. We remain optimistic about the potential to implement these models within a smart RMSS because these barriers, while challenging, are surmountable.</w:t>
       </w:r>
     </w:p>
     <w:bookmarkEnd w:id="69"/>
-    <w:bookmarkStart w:id="70" w:name="conclusions"/>
+    <w:bookmarkStart w:id="70" w:name="acknowledgments"/>
     <w:p>
       <w:pPr>
         <w:pStyle w:val="Heading2"/>
       </w:pPr>
       <w:r>
-        <w:t xml:space="preserve">Conclusions</w:t>
+        <w:t xml:space="preserve">Acknowledgments</w:t>
       </w:r>
     </w:p>
     <w:p>
@@ -8598,30 +8602,12 @@
         <w:pStyle w:val="FirstParagraph"/>
       </w:pPr>
       <w:r>
-        <w:t xml:space="preserve">This study suggests it is possible to accurately predict alcohol lapses both immediately and up to two weeks into the future using lagged machine learning prediction models. The no lag model could guide users to engage with a smart RMSS that provides daily recovery activities that are personalized to their lapse risk and the factors contributing to that risk. The 2-week lagged model could enable patients to seek out and implement recovery support that is not immediately available to them within the RMSS. Several important steps remain prior to implementing the no lag and 2-week lagged models within a smart RMSS. Feedback and support messages from these models should be optimized to sustain system engagement, trust, and clinical outcomes. Passive sensing of model inputs may allow assessment of a broader range of risk factors with less burden for system users. Perhaps most important, model fairness must be improved by decreasing disparities in performance for less privileged groups. We remain optimistic about the potential to implement these models within a smart RMSS because these barriers, while challenging, are surmountable.</w:t>
+        <w:t xml:space="preserve">This research was supported by grants from the National Institute on Alcohol Abuse and Alcoholism (NIAAA; R01 AA024391 to John J. Curtin) and the National Institute on Drug Abuse (NIDA; R01 DA047315 to John J. Curtin). The authors wish to thank Susan E. Wanta for her role as the project administrator.</w:t>
       </w:r>
     </w:p>
     <w:bookmarkEnd w:id="70"/>
-    <w:bookmarkStart w:id="71" w:name="acknowledgments"/>
-    <w:p>
-      <w:pPr>
-        <w:pStyle w:val="Heading2"/>
-      </w:pPr>
-      <w:r>
-        <w:t xml:space="preserve">Acknowledgments</w:t>
-      </w:r>
-    </w:p>
-    <w:p>
-      <w:pPr>
-        <w:pStyle w:val="FirstParagraph"/>
-      </w:pPr>
-      <w:r>
-        <w:t xml:space="preserve">This research was supported by grants from the National Institute on Alcohol Abuse and Alcoholism (NIAAA; R01 AA024391 to John J. Curtin) and the National Institute on Drug Abuse (NIDA; R01 DA047315 to John J. Curtin). The authors wish to thank Susan E. Wanta for her role as the project administrator.</w:t>
-      </w:r>
-    </w:p>
     <w:bookmarkEnd w:id="71"/>
-    <w:bookmarkEnd w:id="72"/>
-    <w:bookmarkStart w:id="196" w:name="references"/>
+    <w:bookmarkStart w:id="195" w:name="references"/>
     <w:p>
       <w:pPr>
         <w:pStyle w:val="Heading1"/>
@@ -8630,8 +8616,8 @@
         <w:t xml:space="preserve">References</w:t>
       </w:r>
     </w:p>
-    <w:bookmarkStart w:id="195" w:name="refs"/>
-    <w:bookmarkStart w:id="74" w:name="ref-mclellanDrugDependenceChronic2000"/>
+    <w:bookmarkStart w:id="194" w:name="refs"/>
+    <w:bookmarkStart w:id="73" w:name="ref-mclellanDrugDependenceChronic2000"/>
     <w:p>
       <w:pPr>
         <w:pStyle w:val="Bibliography"/>
@@ -8648,7 +8634,7 @@
       <w:r>
         <w:t xml:space="preserve">McLellan AT, Lewis DC, O’Brien CP, Kleber HD. Drug dependence, a chronic medical illness: Implications for treatment, insurance, and outcomes evaluation. JAMA. 2000;284: 1689–1695. doi:</w:t>
       </w:r>
-      <w:hyperlink r:id="rId73">
+      <w:hyperlink r:id="rId72">
         <w:r>
           <w:rPr>
             <w:rStyle w:val="Hyperlink"/>
@@ -8657,8 +8643,8 @@
         </w:r>
       </w:hyperlink>
     </w:p>
-    <w:bookmarkEnd w:id="74"/>
-    <w:bookmarkStart w:id="76" w:name="ref-dennisManagingAddictionChronic2007"/>
+    <w:bookmarkEnd w:id="73"/>
+    <w:bookmarkStart w:id="75" w:name="ref-dennisManagingAddictionChronic2007"/>
     <w:p>
       <w:pPr>
         <w:pStyle w:val="Bibliography"/>
@@ -8678,7 +8664,7 @@
       <w:r>
         <w:t xml:space="preserve"> </w:t>
       </w:r>
-      <w:hyperlink r:id="rId75">
+      <w:hyperlink r:id="rId74">
         <w:r>
           <w:rPr>
             <w:rStyle w:val="Hyperlink"/>
@@ -8729,14 +8715,54 @@
         <w:t xml:space="preserve"> </w:t>
       </w:r>
     </w:p>
+    <w:bookmarkEnd w:id="75"/>
+    <w:bookmarkStart w:id="76" w:name="X28b8f85e424928e66706a578d6053e0308d1105"/>
+    <w:p>
+      <w:pPr>
+        <w:pStyle w:val="Bibliography"/>
+      </w:pPr>
+      <w:r>
+        <w:t xml:space="preserve">3.</w:t>
+      </w:r>
+      <w:r>
+        <w:t xml:space="preserve"> </w:t>
+      </w:r>
+      <w:r>
+        <w:t xml:space="preserve">	</w:t>
+      </w:r>
+      <w:r>
+        <w:t xml:space="preserve">Substance Abuse and Mental Health Services Administration. 2024</w:t>
+      </w:r>
+      <w:r>
+        <w:t xml:space="preserve"> </w:t>
+      </w:r>
+      <w:r>
+        <w:t xml:space="preserve">NSDUH Detailed Tables</w:t>
+      </w:r>
+      <w:r>
+        <w:t xml:space="preserve"> </w:t>
+      </w:r>
+      <w:r>
+        <w:t xml:space="preserve"> </w:t>
+      </w:r>
+      <w:r>
+        <w:t xml:space="preserve">CBHSQ Data</w:t>
+      </w:r>
+      <w:r>
+        <w:t xml:space="preserve">. https://www.samhsa.gov/data/report/2024-nsduh-detailed-tables;</w:t>
+      </w:r>
+      <w:r>
+        <w:t xml:space="preserve"> </w:t>
+      </w:r>
+    </w:p>
     <w:bookmarkEnd w:id="76"/>
-    <w:bookmarkStart w:id="77" w:name="X28b8f85e424928e66706a578d6053e0308d1105"/>
+    <w:bookmarkStart w:id="77" w:name="ref-hedegaardDrugOverdoseDeaths2021"/>
     <w:p>
       <w:pPr>
         <w:pStyle w:val="Bibliography"/>
       </w:pPr>
       <w:r>
-        <w:t xml:space="preserve">3.</w:t>
+        <w:t xml:space="preserve">4.</w:t>
       </w:r>
       <w:r>
         <w:t xml:space="preserve"> </w:t>
@@ -8745,38 +8771,29 @@
         <w:t xml:space="preserve">	</w:t>
       </w:r>
       <w:r>
-        <w:t xml:space="preserve">Substance Abuse and Mental Health Services Administration. 2024</w:t>
-      </w:r>
-      <w:r>
-        <w:t xml:space="preserve"> </w:t>
-      </w:r>
-      <w:r>
-        <w:t xml:space="preserve">NSDUH Detailed Tables</w:t>
-      </w:r>
-      <w:r>
-        <w:t xml:space="preserve"> </w:t>
-      </w:r>
-      <w:r>
-        <w:t xml:space="preserve"> </w:t>
-      </w:r>
-      <w:r>
-        <w:t xml:space="preserve">CBHSQ Data</w:t>
-      </w:r>
-      <w:r>
-        <w:t xml:space="preserve">. https://www.samhsa.gov/data/report/2024-nsduh-detailed-tables;</w:t>
+        <w:t xml:space="preserve">Hedegaard H, Miniño AM, Spencer MR, Warner M. Drug overdose deaths in the</w:t>
+      </w:r>
+      <w:r>
+        <w:t xml:space="preserve"> </w:t>
+      </w:r>
+      <w:r>
+        <w:t xml:space="preserve">United States</w:t>
+      </w:r>
+      <w:r>
+        <w:t xml:space="preserve">, 1999–2020. 2021.</w:t>
       </w:r>
       <w:r>
         <w:t xml:space="preserve"> </w:t>
       </w:r>
     </w:p>
     <w:bookmarkEnd w:id="77"/>
-    <w:bookmarkStart w:id="78" w:name="ref-hedegaardDrugOverdoseDeaths2021"/>
+    <w:bookmarkStart w:id="78" w:name="X21d9bc577093464d5d051ef6477b67710b39313"/>
     <w:p>
       <w:pPr>
         <w:pStyle w:val="Bibliography"/>
       </w:pPr>
       <w:r>
-        <w:t xml:space="preserve">4.</w:t>
+        <w:t xml:space="preserve">5.</w:t>
       </w:r>
       <w:r>
         <w:t xml:space="preserve"> </w:t>
@@ -8785,7 +8802,19 @@
         <w:t xml:space="preserve">	</w:t>
       </w:r>
       <w:r>
-        <w:t xml:space="preserve">Hedegaard H, Miniño AM, Spencer MR, Warner M. Drug overdose deaths in the</w:t>
+        <w:t xml:space="preserve">Centers for Disease Control and Prevention (CDC). Annual</w:t>
+      </w:r>
+      <w:r>
+        <w:t xml:space="preserve"> </w:t>
+      </w:r>
+      <w:r>
+        <w:t xml:space="preserve">Average</w:t>
+      </w:r>
+      <w:r>
+        <w:t xml:space="preserve"> </w:t>
+      </w:r>
+      <w:r>
+        <w:t xml:space="preserve">for</w:t>
       </w:r>
       <w:r>
         <w:t xml:space="preserve"> </w:t>
@@ -8794,20 +8823,53 @@
         <w:t xml:space="preserve">United States</w:t>
       </w:r>
       <w:r>
-        <w:t xml:space="preserve">, 1999–2020. 2021.</w:t>
+        <w:t xml:space="preserve"> </w:t>
+      </w:r>
+      <w:r>
+        <w:t xml:space="preserve">2011–2015</w:t>
+      </w:r>
+      <w:r>
+        <w:t xml:space="preserve"> </w:t>
+      </w:r>
+      <w:r>
+        <w:t xml:space="preserve">Alcohol-Attributable Deaths Due</w:t>
+      </w:r>
+      <w:r>
+        <w:t xml:space="preserve"> </w:t>
+      </w:r>
+      <w:r>
+        <w:t xml:space="preserve">to</w:t>
+      </w:r>
+      <w:r>
+        <w:t xml:space="preserve"> </w:t>
+      </w:r>
+      <w:r>
+        <w:t xml:space="preserve">Excessive Alcohol Use</w:t>
+      </w:r>
+      <w:r>
+        <w:t xml:space="preserve">,</w:t>
+      </w:r>
+      <w:r>
+        <w:t xml:space="preserve"> </w:t>
+      </w:r>
+      <w:r>
+        <w:t xml:space="preserve">All Ages</w:t>
+      </w:r>
+      <w:r>
+        <w:t xml:space="preserve">. 2022 Alcohol Related Disease Impact (ARDI) Application Website. https://nccd.cdc.gov/DPH_ARDI/Default/Default.aspx;</w:t>
       </w:r>
       <w:r>
         <w:t xml:space="preserve"> </w:t>
       </w:r>
     </w:p>
     <w:bookmarkEnd w:id="78"/>
-    <w:bookmarkStart w:id="79" w:name="X21d9bc577093464d5d051ef6477b67710b39313"/>
+    <w:bookmarkStart w:id="80" w:name="ref-wagnerImprovingChronicIllness2001"/>
     <w:p>
       <w:pPr>
         <w:pStyle w:val="Bibliography"/>
       </w:pPr>
       <w:r>
-        <w:t xml:space="preserve">5.</w:t>
+        <w:t xml:space="preserve">6.</w:t>
       </w:r>
       <w:r>
         <w:t xml:space="preserve"> </w:t>
@@ -8816,82 +8878,6 @@
         <w:t xml:space="preserve">	</w:t>
       </w:r>
       <w:r>
-        <w:t xml:space="preserve">Centers for Disease Control and Prevention (CDC). Annual</w:t>
-      </w:r>
-      <w:r>
-        <w:t xml:space="preserve"> </w:t>
-      </w:r>
-      <w:r>
-        <w:t xml:space="preserve">Average</w:t>
-      </w:r>
-      <w:r>
-        <w:t xml:space="preserve"> </w:t>
-      </w:r>
-      <w:r>
-        <w:t xml:space="preserve">for</w:t>
-      </w:r>
-      <w:r>
-        <w:t xml:space="preserve"> </w:t>
-      </w:r>
-      <w:r>
-        <w:t xml:space="preserve">United States</w:t>
-      </w:r>
-      <w:r>
-        <w:t xml:space="preserve"> </w:t>
-      </w:r>
-      <w:r>
-        <w:t xml:space="preserve">2011–2015</w:t>
-      </w:r>
-      <w:r>
-        <w:t xml:space="preserve"> </w:t>
-      </w:r>
-      <w:r>
-        <w:t xml:space="preserve">Alcohol-Attributable Deaths Due</w:t>
-      </w:r>
-      <w:r>
-        <w:t xml:space="preserve"> </w:t>
-      </w:r>
-      <w:r>
-        <w:t xml:space="preserve">to</w:t>
-      </w:r>
-      <w:r>
-        <w:t xml:space="preserve"> </w:t>
-      </w:r>
-      <w:r>
-        <w:t xml:space="preserve">Excessive Alcohol Use</w:t>
-      </w:r>
-      <w:r>
-        <w:t xml:space="preserve">,</w:t>
-      </w:r>
-      <w:r>
-        <w:t xml:space="preserve"> </w:t>
-      </w:r>
-      <w:r>
-        <w:t xml:space="preserve">All Ages</w:t>
-      </w:r>
-      <w:r>
-        <w:t xml:space="preserve">. 2022 Alcohol Related Disease Impact (ARDI) Application Website. https://nccd.cdc.gov/DPH_ARDI/Default/Default.aspx;</w:t>
-      </w:r>
-      <w:r>
-        <w:t xml:space="preserve"> </w:t>
-      </w:r>
-    </w:p>
-    <w:bookmarkEnd w:id="79"/>
-    <w:bookmarkStart w:id="81" w:name="ref-wagnerImprovingChronicIllness2001"/>
-    <w:p>
-      <w:pPr>
-        <w:pStyle w:val="Bibliography"/>
-      </w:pPr>
-      <w:r>
-        <w:t xml:space="preserve">6.</w:t>
-      </w:r>
-      <w:r>
-        <w:t xml:space="preserve"> </w:t>
-      </w:r>
-      <w:r>
-        <w:t xml:space="preserve">	</w:t>
-      </w:r>
-      <w:r>
         <w:t xml:space="preserve">Wagner EH, Austin BT, Davis C, Hindmarsh M, Schaefer J, Bonomi A. Improving</w:t>
       </w:r>
       <w:r>
@@ -8912,7 +8898,7 @@
       <w:r>
         <w:t xml:space="preserve">. Health Affairs. 2001;20: 64–78. doi:</w:t>
       </w:r>
-      <w:hyperlink r:id="rId80">
+      <w:hyperlink r:id="rId79">
         <w:r>
           <w:rPr>
             <w:rStyle w:val="Hyperlink"/>
@@ -8921,8 +8907,8 @@
         </w:r>
       </w:hyperlink>
     </w:p>
-    <w:bookmarkEnd w:id="81"/>
-    <w:bookmarkStart w:id="83" w:name="X01387e434119cf09c116d0feeabab9f278d40e3"/>
+    <w:bookmarkEnd w:id="80"/>
+    <w:bookmarkStart w:id="82" w:name="X01387e434119cf09c116d0feeabab9f278d40e3"/>
     <w:p>
       <w:pPr>
         <w:pStyle w:val="Bibliography"/>
@@ -8972,7 +8958,7 @@
       <w:r>
         <w:t xml:space="preserve">. Substance Abuse: Research and Treatment. 2021;15: 1178221820976988. doi:</w:t>
       </w:r>
-      <w:hyperlink r:id="rId82">
+      <w:hyperlink r:id="rId81">
         <w:r>
           <w:rPr>
             <w:rStyle w:val="Hyperlink"/>
@@ -8981,8 +8967,8 @@
         </w:r>
       </w:hyperlink>
     </w:p>
-    <w:bookmarkEnd w:id="83"/>
-    <w:bookmarkStart w:id="85" w:name="ref-sociasAdoptingCascadeCare2016"/>
+    <w:bookmarkEnd w:id="82"/>
+    <w:bookmarkStart w:id="84" w:name="ref-sociasAdoptingCascadeCare2016"/>
     <w:p>
       <w:pPr>
         <w:pStyle w:val="Bibliography"/>
@@ -9011,7 +8997,7 @@
       <w:r>
         <w:t xml:space="preserve">framework: An opportunity to close the implementation gap in addiction care? Addiction. 2016;111: 2079–2081. doi:</w:t>
       </w:r>
-      <w:hyperlink r:id="rId84">
+      <w:hyperlink r:id="rId83">
         <w:r>
           <w:rPr>
             <w:rStyle w:val="Hyperlink"/>
@@ -9020,14 +9006,78 @@
         </w:r>
       </w:hyperlink>
     </w:p>
+    <w:bookmarkEnd w:id="84"/>
+    <w:bookmarkStart w:id="85" w:name="X0900e084d2d8751b94683f82b04534ea811d54e"/>
+    <w:p>
+      <w:pPr>
+        <w:pStyle w:val="Bibliography"/>
+      </w:pPr>
+      <w:r>
+        <w:t xml:space="preserve">9.</w:t>
+      </w:r>
+      <w:r>
+        <w:t xml:space="preserve"> </w:t>
+      </w:r>
+      <w:r>
+        <w:t xml:space="preserve">	</w:t>
+      </w:r>
+      <w:r>
+        <w:t xml:space="preserve">Marlatt GA, Gordon JR, editors. Relapse</w:t>
+      </w:r>
+      <w:r>
+        <w:t xml:space="preserve"> </w:t>
+      </w:r>
+      <w:r>
+        <w:t xml:space="preserve">Prevention</w:t>
+      </w:r>
+      <w:r>
+        <w:t xml:space="preserve">:</w:t>
+      </w:r>
+      <w:r>
+        <w:t xml:space="preserve"> </w:t>
+      </w:r>
+      <w:r>
+        <w:t xml:space="preserve">Maintenance Strategies</w:t>
+      </w:r>
+      <w:r>
+        <w:t xml:space="preserve"> </w:t>
+      </w:r>
+      <w:r>
+        <w:t xml:space="preserve">in the</w:t>
+      </w:r>
+      <w:r>
+        <w:t xml:space="preserve"> </w:t>
+      </w:r>
+      <w:r>
+        <w:t xml:space="preserve">Treatment</w:t>
+      </w:r>
+      <w:r>
+        <w:t xml:space="preserve"> </w:t>
+      </w:r>
+      <w:r>
+        <w:t xml:space="preserve">of</w:t>
+      </w:r>
+      <w:r>
+        <w:t xml:space="preserve"> </w:t>
+      </w:r>
+      <w:r>
+        <w:t xml:space="preserve">Addictive Behaviors</w:t>
+      </w:r>
+      <w:r>
+        <w:t xml:space="preserve">. First edition. New York: The Guilford Press; 1985.</w:t>
+      </w:r>
+      <w:r>
+        <w:t xml:space="preserve"> </w:t>
+      </w:r>
+    </w:p>
     <w:bookmarkEnd w:id="85"/>
-    <w:bookmarkStart w:id="86" w:name="X0900e084d2d8751b94683f82b04534ea811d54e"/>
+    <w:bookmarkStart w:id="87" w:name="X4446e184b7dd55a61fd406499f32542fdcf24b5"/>
     <w:p>
       <w:pPr>
         <w:pStyle w:val="Bibliography"/>
       </w:pPr>
       <w:r>
-        <w:t xml:space="preserve">9.</w:t>
+        <w:t xml:space="preserve">10.</w:t>
       </w:r>
       <w:r>
         <w:t xml:space="preserve"> </w:t>
@@ -9036,70 +9086,6 @@
         <w:t xml:space="preserve">	</w:t>
       </w:r>
       <w:r>
-        <w:t xml:space="preserve">Marlatt GA, Gordon JR, editors. Relapse</w:t>
-      </w:r>
-      <w:r>
-        <w:t xml:space="preserve"> </w:t>
-      </w:r>
-      <w:r>
-        <w:t xml:space="preserve">Prevention</w:t>
-      </w:r>
-      <w:r>
-        <w:t xml:space="preserve">:</w:t>
-      </w:r>
-      <w:r>
-        <w:t xml:space="preserve"> </w:t>
-      </w:r>
-      <w:r>
-        <w:t xml:space="preserve">Maintenance Strategies</w:t>
-      </w:r>
-      <w:r>
-        <w:t xml:space="preserve"> </w:t>
-      </w:r>
-      <w:r>
-        <w:t xml:space="preserve">in the</w:t>
-      </w:r>
-      <w:r>
-        <w:t xml:space="preserve"> </w:t>
-      </w:r>
-      <w:r>
-        <w:t xml:space="preserve">Treatment</w:t>
-      </w:r>
-      <w:r>
-        <w:t xml:space="preserve"> </w:t>
-      </w:r>
-      <w:r>
-        <w:t xml:space="preserve">of</w:t>
-      </w:r>
-      <w:r>
-        <w:t xml:space="preserve"> </w:t>
-      </w:r>
-      <w:r>
-        <w:t xml:space="preserve">Addictive Behaviors</w:t>
-      </w:r>
-      <w:r>
-        <w:t xml:space="preserve">. First edition. New York: The Guilford Press; 1985.</w:t>
-      </w:r>
-      <w:r>
-        <w:t xml:space="preserve"> </w:t>
-      </w:r>
-    </w:p>
-    <w:bookmarkEnd w:id="86"/>
-    <w:bookmarkStart w:id="88" w:name="X4446e184b7dd55a61fd406499f32542fdcf24b5"/>
-    <w:p>
-      <w:pPr>
-        <w:pStyle w:val="Bibliography"/>
-      </w:pPr>
-      <w:r>
-        <w:t xml:space="preserve">10.</w:t>
-      </w:r>
-      <w:r>
-        <w:t xml:space="preserve"> </w:t>
-      </w:r>
-      <w:r>
-        <w:t xml:space="preserve">	</w:t>
-      </w:r>
-      <w:r>
         <w:t xml:space="preserve">Witkiewitz K, Marlatt GA. Relapse prevention for alcohol and drug problems:</w:t>
       </w:r>
       <w:r>
@@ -9114,7 +9100,7 @@
       <w:r>
         <w:t xml:space="preserve">was zen, this is tao. American Psychologist. 2004;59: 224–235. doi:</w:t>
       </w:r>
-      <w:hyperlink r:id="rId87">
+      <w:hyperlink r:id="rId86">
         <w:r>
           <w:rPr>
             <w:rStyle w:val="Hyperlink"/>
@@ -9123,8 +9109,8 @@
         </w:r>
       </w:hyperlink>
     </w:p>
-    <w:bookmarkEnd w:id="88"/>
-    <w:bookmarkStart w:id="90" w:name="X254a0f87701f835b5365990b3eba45be7dca59c"/>
+    <w:bookmarkEnd w:id="87"/>
+    <w:bookmarkStart w:id="89" w:name="X254a0f87701f835b5365990b3eba45be7dca59c"/>
     <w:p>
       <w:pPr>
         <w:pStyle w:val="Bibliography"/>
@@ -9150,7 +9136,7 @@
       <w:r>
         <w:t xml:space="preserve">’s a rocky road to relapse. Clinical Psychology Review. 2007;27: 724–738. doi:</w:t>
       </w:r>
-      <w:hyperlink r:id="rId89">
+      <w:hyperlink r:id="rId88">
         <w:r>
           <w:rPr>
             <w:rStyle w:val="Hyperlink"/>
@@ -9159,8 +9145,8 @@
         </w:r>
       </w:hyperlink>
     </w:p>
-    <w:bookmarkEnd w:id="90"/>
-    <w:bookmarkStart w:id="92" w:name="ref-brandonRelapseRelapsePrevention2007"/>
+    <w:bookmarkEnd w:id="89"/>
+    <w:bookmarkStart w:id="91" w:name="ref-brandonRelapseRelapsePrevention2007"/>
     <w:p>
       <w:pPr>
         <w:pStyle w:val="Bibliography"/>
@@ -9177,7 +9163,7 @@
       <w:r>
         <w:t xml:space="preserve">Brandon TH, Vidrine JI, Litvin EB. Relapse and relapse prevention. Annual Review of Clinical Psychology. 2007;3: 257–284. doi:</w:t>
       </w:r>
-      <w:hyperlink r:id="rId91">
+      <w:hyperlink r:id="rId90">
         <w:r>
           <w:rPr>
             <w:rStyle w:val="Hyperlink"/>
@@ -9186,8 +9172,8 @@
         </w:r>
       </w:hyperlink>
     </w:p>
-    <w:bookmarkEnd w:id="92"/>
-    <w:bookmarkStart w:id="94" w:name="ref-bickmanAchievingPrecisionMental2016"/>
+    <w:bookmarkEnd w:id="91"/>
+    <w:bookmarkStart w:id="93" w:name="ref-bickmanAchievingPrecisionMental2016"/>
     <w:p>
       <w:pPr>
         <w:pStyle w:val="Bibliography"/>
@@ -9243,7 +9229,7 @@
       <w:r>
         <w:t xml:space="preserve">. Administration and Policy in Mental Health and Mental Health Services Research. 2016;43: 271–276. doi:</w:t>
       </w:r>
-      <w:hyperlink r:id="rId93">
+      <w:hyperlink r:id="rId92">
         <w:r>
           <w:rPr>
             <w:rStyle w:val="Hyperlink"/>
@@ -9252,8 +9238,8 @@
         </w:r>
       </w:hyperlink>
     </w:p>
-    <w:bookmarkEnd w:id="94"/>
-    <w:bookmarkStart w:id="96" w:name="ref-derubeisHistoryCurrentStatus2019"/>
+    <w:bookmarkEnd w:id="93"/>
+    <w:bookmarkStart w:id="95" w:name="ref-derubeisHistoryCurrentStatus2019"/>
     <w:p>
       <w:pPr>
         <w:pStyle w:val="Bibliography"/>
@@ -9270,7 +9256,7 @@
       <w:r>
         <w:t xml:space="preserve">DeRubeis RJ. The history, current status, and possible future of precision mental health. Behaviour Research and Therapy. 2019;123: 103506. doi:</w:t>
       </w:r>
-      <w:hyperlink r:id="rId95">
+      <w:hyperlink r:id="rId94">
         <w:r>
           <w:rPr>
             <w:rStyle w:val="Hyperlink"/>
@@ -9279,8 +9265,8 @@
         </w:r>
       </w:hyperlink>
     </w:p>
-    <w:bookmarkEnd w:id="96"/>
-    <w:bookmarkStart w:id="98" w:name="X79dffb24bc183d6bf6fe142dbf048fe8e5a5dd0"/>
+    <w:bookmarkEnd w:id="95"/>
+    <w:bookmarkStart w:id="97" w:name="X79dffb24bc183d6bf6fe142dbf048fe8e5a5dd0"/>
     <w:p>
       <w:pPr>
         <w:pStyle w:val="Bibliography"/>
@@ -9318,7 +9304,7 @@
       <w:r>
         <w:t xml:space="preserve">. Current Psychiatry Reports. 2012;14: 486–493. doi:</w:t>
       </w:r>
-      <w:hyperlink r:id="rId97">
+      <w:hyperlink r:id="rId96">
         <w:r>
           <w:rPr>
             <w:rStyle w:val="Hyperlink"/>
@@ -9327,8 +9313,8 @@
         </w:r>
       </w:hyperlink>
     </w:p>
-    <w:bookmarkEnd w:id="98"/>
-    <w:bookmarkStart w:id="100" w:name="ref-mohrPersonalSensingUnderstanding2017"/>
+    <w:bookmarkEnd w:id="97"/>
+    <w:bookmarkStart w:id="99" w:name="ref-mohrPersonalSensingUnderstanding2017"/>
     <w:p>
       <w:pPr>
         <w:pStyle w:val="Bibliography"/>
@@ -9375,7 +9361,7 @@
       <w:r>
         <w:t xml:space="preserve">. Annual Review of Clinical Psychology. 2017;13: 23–47. doi:</w:t>
       </w:r>
-      <w:hyperlink r:id="rId99">
+      <w:hyperlink r:id="rId98">
         <w:r>
           <w:rPr>
             <w:rStyle w:val="Hyperlink"/>
@@ -9384,14 +9370,36 @@
         </w:r>
       </w:hyperlink>
     </w:p>
+    <w:bookmarkEnd w:id="99"/>
+    <w:bookmarkStart w:id="100" w:name="X76c131a5b0a374a6ad1e33cf8e2c0563392269f"/>
+    <w:p>
+      <w:pPr>
+        <w:pStyle w:val="Bibliography"/>
+      </w:pPr>
+      <w:r>
+        <w:t xml:space="preserve">17.</w:t>
+      </w:r>
+      <w:r>
+        <w:t xml:space="preserve"> </w:t>
+      </w:r>
+      <w:r>
+        <w:t xml:space="preserve">	</w:t>
+      </w:r>
+      <w:r>
+        <w:t xml:space="preserve">Hastie T, Tibshirani R, Friedman JH. The elements of statistical learning: Data mining, inference, and prediction. 2nd ed. New York, NY: Springer; 2009.</w:t>
+      </w:r>
+      <w:r>
+        <w:t xml:space="preserve"> </w:t>
+      </w:r>
+    </w:p>
     <w:bookmarkEnd w:id="100"/>
-    <w:bookmarkStart w:id="101" w:name="X76c131a5b0a374a6ad1e33cf8e2c0563392269f"/>
+    <w:bookmarkStart w:id="101" w:name="X6c5adf42984d4dcd96717e3e06f47f768bdce11"/>
     <w:p>
       <w:pPr>
         <w:pStyle w:val="Bibliography"/>
       </w:pPr>
       <w:r>
-        <w:t xml:space="preserve">17.</w:t>
+        <w:t xml:space="preserve">18.</w:t>
       </w:r>
       <w:r>
         <w:t xml:space="preserve"> </w:t>
@@ -9400,20 +9408,56 @@
         <w:t xml:space="preserve">	</w:t>
       </w:r>
       <w:r>
-        <w:t xml:space="preserve">Hastie T, Tibshirani R, Friedman JH. The elements of statistical learning: Data mining, inference, and prediction. 2nd ed. New York, NY: Springer; 2009.</w:t>
+        <w:t xml:space="preserve">Bowen S, Chawla N, Grow J, Marlatt GA. Mindfulness-</w:t>
+      </w:r>
+      <w:r>
+        <w:t xml:space="preserve">Based Relapse Prevention</w:t>
+      </w:r>
+      <w:r>
+        <w:t xml:space="preserve"> </w:t>
+      </w:r>
+      <w:r>
+        <w:t xml:space="preserve">for</w:t>
+      </w:r>
+      <w:r>
+        <w:t xml:space="preserve"> </w:t>
+      </w:r>
+      <w:r>
+        <w:t xml:space="preserve">Addictive Behaviors</w:t>
+      </w:r>
+      <w:r>
+        <w:t xml:space="preserve">:</w:t>
+      </w:r>
+      <w:r>
+        <w:t xml:space="preserve"> </w:t>
+      </w:r>
+      <w:r>
+        <w:t xml:space="preserve">A Clinician</w:t>
+      </w:r>
+      <w:r>
+        <w:t xml:space="preserve">’s</w:t>
+      </w:r>
+      <w:r>
+        <w:t xml:space="preserve"> </w:t>
+      </w:r>
+      <w:r>
+        <w:t xml:space="preserve">Guide</w:t>
+      </w:r>
+      <w:r>
+        <w:t xml:space="preserve">. Second edition. New York: The Guilford Press; 2021.</w:t>
       </w:r>
       <w:r>
         <w:t xml:space="preserve"> </w:t>
       </w:r>
     </w:p>
     <w:bookmarkEnd w:id="101"/>
-    <w:bookmarkStart w:id="102" w:name="X6c5adf42984d4dcd96717e3e06f47f768bdce11"/>
+    <w:bookmarkStart w:id="103" w:name="Xb35ee182d565575e339a0170868456c1684f821"/>
     <w:p>
       <w:pPr>
         <w:pStyle w:val="Bibliography"/>
       </w:pPr>
       <w:r>
-        <w:t xml:space="preserve">18.</w:t>
+        <w:t xml:space="preserve">19.</w:t>
       </w:r>
       <w:r>
         <w:t xml:space="preserve"> </w:t>
@@ -9422,22 +9466,13 @@
         <w:t xml:space="preserve">	</w:t>
       </w:r>
       <w:r>
-        <w:t xml:space="preserve">Bowen S, Chawla N, Grow J, Marlatt GA. Mindfulness-</w:t>
-      </w:r>
-      <w:r>
-        <w:t xml:space="preserve">Based Relapse Prevention</w:t>
-      </w:r>
-      <w:r>
-        <w:t xml:space="preserve"> </w:t>
-      </w:r>
-      <w:r>
-        <w:t xml:space="preserve">for</w:t>
-      </w:r>
-      <w:r>
-        <w:t xml:space="preserve"> </w:t>
-      </w:r>
-      <w:r>
-        <w:t xml:space="preserve">Addictive Behaviors</w:t>
+        <w:t xml:space="preserve">Wyant K, Moshontz H, Ward SB, Fronk GE, Curtin JJ. Acceptability of</w:t>
+      </w:r>
+      <w:r>
+        <w:t xml:space="preserve"> </w:t>
+      </w:r>
+      <w:r>
+        <w:t xml:space="preserve">Personal Sensing Among People With Alcohol Use Disorder</w:t>
       </w:r>
       <w:r>
         <w:t xml:space="preserve">:</w:t>
@@ -9446,61 +9481,12 @@
         <w:t xml:space="preserve"> </w:t>
       </w:r>
       <w:r>
-        <w:t xml:space="preserve">A Clinician</w:t>
-      </w:r>
-      <w:r>
-        <w:t xml:space="preserve">’s</w:t>
-      </w:r>
-      <w:r>
-        <w:t xml:space="preserve"> </w:t>
-      </w:r>
-      <w:r>
-        <w:t xml:space="preserve">Guide</w:t>
-      </w:r>
-      <w:r>
-        <w:t xml:space="preserve">. Second edition. New York: The Guilford Press; 2021.</w:t>
-      </w:r>
-      <w:r>
-        <w:t xml:space="preserve"> </w:t>
-      </w:r>
-    </w:p>
-    <w:bookmarkEnd w:id="102"/>
-    <w:bookmarkStart w:id="104" w:name="Xb35ee182d565575e339a0170868456c1684f821"/>
-    <w:p>
-      <w:pPr>
-        <w:pStyle w:val="Bibliography"/>
-      </w:pPr>
-      <w:r>
-        <w:t xml:space="preserve">19.</w:t>
-      </w:r>
-      <w:r>
-        <w:t xml:space="preserve"> </w:t>
-      </w:r>
-      <w:r>
-        <w:t xml:space="preserve">	</w:t>
-      </w:r>
-      <w:r>
-        <w:t xml:space="preserve">Wyant K, Moshontz H, Ward SB, Fronk GE, Curtin JJ. Acceptability of</w:t>
-      </w:r>
-      <w:r>
-        <w:t xml:space="preserve"> </w:t>
-      </w:r>
-      <w:r>
-        <w:t xml:space="preserve">Personal Sensing Among People With Alcohol Use Disorder</w:t>
-      </w:r>
-      <w:r>
-        <w:t xml:space="preserve">:</w:t>
-      </w:r>
-      <w:r>
-        <w:t xml:space="preserve"> </w:t>
-      </w:r>
-      <w:r>
         <w:t xml:space="preserve">Observational Study</w:t>
       </w:r>
       <w:r>
         <w:t xml:space="preserve">. JMIR mHealth and uHealth. 2023;11: e41833. doi:</w:t>
       </w:r>
-      <w:hyperlink r:id="rId103">
+      <w:hyperlink r:id="rId102">
         <w:r>
           <w:rPr>
             <w:rStyle w:val="Hyperlink"/>
@@ -9509,8 +9495,8 @@
         </w:r>
       </w:hyperlink>
     </w:p>
-    <w:bookmarkEnd w:id="104"/>
-    <w:bookmarkStart w:id="106" w:name="X1f44e09282148d362bdacfce67d6a56b1cf06db"/>
+    <w:bookmarkEnd w:id="103"/>
+    <w:bookmarkStart w:id="105" w:name="X1f44e09282148d362bdacfce67d6a56b1cf06db"/>
     <w:p>
       <w:pPr>
         <w:pStyle w:val="Bibliography"/>
@@ -9581,7 +9567,7 @@
       <w:r>
         <w:t xml:space="preserve">. JMIR Research Protocols. 2021;10: e29563. doi:</w:t>
       </w:r>
-      <w:hyperlink r:id="rId105">
+      <w:hyperlink r:id="rId104">
         <w:r>
           <w:rPr>
             <w:rStyle w:val="Hyperlink"/>
@@ -9590,8 +9576,8 @@
         </w:r>
       </w:hyperlink>
     </w:p>
-    <w:bookmarkEnd w:id="106"/>
-    <w:bookmarkStart w:id="108" w:name="ref-wyantMachineLearningModels2024"/>
+    <w:bookmarkEnd w:id="105"/>
+    <w:bookmarkStart w:id="107" w:name="ref-wyantMachineLearningModels2024"/>
     <w:p>
       <w:pPr>
         <w:pStyle w:val="Bibliography"/>
@@ -9608,7 +9594,7 @@
       <w:r>
         <w:t xml:space="preserve">Wyant K, Sant’Ana SJK, Fronk G, Curtin JJ. Machine learning models for temporally precise lapse prediction in alcohol use disorder. Psychopathology and Clinical Science. 2024. doi:</w:t>
       </w:r>
-      <w:hyperlink r:id="rId107">
+      <w:hyperlink r:id="rId106">
         <w:r>
           <w:rPr>
             <w:rStyle w:val="Hyperlink"/>
@@ -9617,14 +9603,57 @@
         </w:r>
       </w:hyperlink>
     </w:p>
+    <w:bookmarkEnd w:id="107"/>
+    <w:bookmarkStart w:id="108" w:name="X34be55f2a2ff67a14e7206627bb93b426490c87"/>
+    <w:p>
+      <w:pPr>
+        <w:pStyle w:val="Bibliography"/>
+      </w:pPr>
+      <w:r>
+        <w:t xml:space="preserve">22.</w:t>
+      </w:r>
+      <w:r>
+        <w:t xml:space="preserve"> </w:t>
+      </w:r>
+      <w:r>
+        <w:t xml:space="preserve">	</w:t>
+      </w:r>
+      <w:r>
+        <w:t xml:space="preserve">Lundberg SM, Lee S-I. A unified approach to interpreting model predictions. Proceedings of the 31st</w:t>
+      </w:r>
+      <w:r>
+        <w:t xml:space="preserve"> </w:t>
+      </w:r>
+      <w:r>
+        <w:t xml:space="preserve">International Conference</w:t>
+      </w:r>
+      <w:r>
+        <w:t xml:space="preserve"> </w:t>
+      </w:r>
+      <w:r>
+        <w:t xml:space="preserve">on</w:t>
+      </w:r>
+      <w:r>
+        <w:t xml:space="preserve"> </w:t>
+      </w:r>
+      <w:r>
+        <w:t xml:space="preserve">Neural Information Processing Systems</w:t>
+      </w:r>
+      <w:r>
+        <w:t xml:space="preserve">. Red Hook, NY, USA: Curran Associates Inc.; 2017. pp. 4768–4777.</w:t>
+      </w:r>
+      <w:r>
+        <w:t xml:space="preserve"> </w:t>
+      </w:r>
+    </w:p>
     <w:bookmarkEnd w:id="108"/>
-    <w:bookmarkStart w:id="109" w:name="X34be55f2a2ff67a14e7206627bb93b426490c87"/>
+    <w:bookmarkStart w:id="110" w:name="Xd4c1d027f60920f356af6131267e679804e946e"/>
     <w:p>
       <w:pPr>
         <w:pStyle w:val="Bibliography"/>
       </w:pPr>
       <w:r>
-        <w:t xml:space="preserve">22.</w:t>
+        <w:t xml:space="preserve">23.</w:t>
       </w:r>
       <w:r>
         <w:t xml:space="preserve"> </w:t>
@@ -9633,49 +9662,6 @@
         <w:t xml:space="preserve">	</w:t>
       </w:r>
       <w:r>
-        <w:t xml:space="preserve">Lundberg SM, Lee S-I. A unified approach to interpreting model predictions. Proceedings of the 31st</w:t>
-      </w:r>
-      <w:r>
-        <w:t xml:space="preserve"> </w:t>
-      </w:r>
-      <w:r>
-        <w:t xml:space="preserve">International Conference</w:t>
-      </w:r>
-      <w:r>
-        <w:t xml:space="preserve"> </w:t>
-      </w:r>
-      <w:r>
-        <w:t xml:space="preserve">on</w:t>
-      </w:r>
-      <w:r>
-        <w:t xml:space="preserve"> </w:t>
-      </w:r>
-      <w:r>
-        <w:t xml:space="preserve">Neural Information Processing Systems</w:t>
-      </w:r>
-      <w:r>
-        <w:t xml:space="preserve">. Red Hook, NY, USA: Curran Associates Inc.; 2017. pp. 4768–4777.</w:t>
-      </w:r>
-      <w:r>
-        <w:t xml:space="preserve"> </w:t>
-      </w:r>
-    </w:p>
-    <w:bookmarkEnd w:id="109"/>
-    <w:bookmarkStart w:id="111" w:name="Xd4c1d027f60920f356af6131267e679804e946e"/>
-    <w:p>
-      <w:pPr>
-        <w:pStyle w:val="Bibliography"/>
-      </w:pPr>
-      <w:r>
-        <w:t xml:space="preserve">23.</w:t>
-      </w:r>
-      <w:r>
-        <w:t xml:space="preserve"> </w:t>
-      </w:r>
-      <w:r>
-        <w:t xml:space="preserve">	</w:t>
-      </w:r>
-      <w:r>
         <w:t xml:space="preserve">Soyster PD, Ashlock L, Fisher AJ. Pooled and person-specific machine learning models for predicting future alcohol consumption, craving, and wanting to drink:</w:t>
       </w:r>
       <w:r>
@@ -9690,7 +9676,7 @@
       <w:r>
         <w:t xml:space="preserve">demonstration of parallel utility. Psychology of Addictive Behaviors: Journal of the Society of Psychologists in Addictive Behaviors. 2022;36: 296–306. doi:</w:t>
       </w:r>
-      <w:hyperlink r:id="rId110">
+      <w:hyperlink r:id="rId109">
         <w:r>
           <w:rPr>
             <w:rStyle w:val="Hyperlink"/>
@@ -9699,8 +9685,8 @@
         </w:r>
       </w:hyperlink>
     </w:p>
-    <w:bookmarkEnd w:id="111"/>
-    <w:bookmarkStart w:id="113" w:name="ref-waltersUsingMachineLearning2021"/>
+    <w:bookmarkEnd w:id="110"/>
+    <w:bookmarkStart w:id="112" w:name="ref-waltersUsingMachineLearning2021"/>
     <w:p>
       <w:pPr>
         <w:pStyle w:val="Bibliography"/>
@@ -9717,7 +9703,7 @@
       <w:r>
         <w:t xml:space="preserve">Walters ST, Businelle MS, Suchting R, Li X, Hébert ET, Mun E-Y. Using machine learning to identify predictors of imminent drinking and create tailored messages for at-risk drinkers experiencing homelessness. Journal of Substance Abuse Treatment. 2021;127: 108417. doi:</w:t>
       </w:r>
-      <w:hyperlink r:id="rId112">
+      <w:hyperlink r:id="rId111">
         <w:r>
           <w:rPr>
             <w:rStyle w:val="Hyperlink"/>
@@ -9726,14 +9712,63 @@
         </w:r>
       </w:hyperlink>
     </w:p>
+    <w:bookmarkEnd w:id="112"/>
+    <w:bookmarkStart w:id="113" w:name="X0f0fab553d46f8852e582400eb2e6c745146f48"/>
+    <w:p>
+      <w:pPr>
+        <w:pStyle w:val="Bibliography"/>
+      </w:pPr>
+      <w:r>
+        <w:t xml:space="preserve">25.</w:t>
+      </w:r>
+      <w:r>
+        <w:t xml:space="preserve"> </w:t>
+      </w:r>
+      <w:r>
+        <w:t xml:space="preserve">	</w:t>
+      </w:r>
+      <w:r>
+        <w:t xml:space="preserve">Wyant K, Sant’Ana SJ, Punturieri CE, Yu J, Fronk GE, Maggard CM, et al.</w:t>
+      </w:r>
+      <w:r>
+        <w:t xml:space="preserve"> Maximizing engagement, trust, and clinical benefit of</w:t>
+      </w:r>
+      <w:r>
+        <w:t xml:space="preserve"> </w:t>
+      </w:r>
+      <w:r>
+        <w:t xml:space="preserve">AI-generated</w:t>
+      </w:r>
+      <w:r>
+        <w:t xml:space="preserve"> </w:t>
+      </w:r>
+      <w:r>
+        <w:t xml:space="preserve">recovery monitoring and support messages for alcohol use disorder:</w:t>
+      </w:r>
+      <w:r>
+        <w:t xml:space="preserve"> </w:t>
+      </w:r>
+      <w:r>
+        <w:t xml:space="preserve">Protocol</w:t>
+      </w:r>
+      <w:r>
+        <w:t xml:space="preserve"> </w:t>
+      </w:r>
+      <w:r>
+        <w:t xml:space="preserve">for an optimization study. under review.</w:t>
+      </w:r>
+      <w:r>
+        <w:t xml:space="preserve"> </w:t>
+      </w:r>
+    </w:p>
     <w:bookmarkEnd w:id="113"/>
-    <w:bookmarkStart w:id="114" w:name="X0f0fab553d46f8852e582400eb2e6c745146f48"/>
+    <w:bookmarkStart w:id="115" w:name="ref-pinedoCurrentReexaminationRacial2019"/>
     <w:p>
       <w:pPr>
         <w:pStyle w:val="Bibliography"/>
       </w:pPr>
       <w:r>
-        <w:t xml:space="preserve">25.</w:t>
+        <w:t xml:space="preserve">26.</w:t>
       </w:r>
       <w:r>
         <w:t xml:space="preserve"> </w:t>
@@ -9742,55 +9777,6 @@
         <w:t xml:space="preserve">	</w:t>
       </w:r>
       <w:r>
-        <w:t xml:space="preserve">Wyant K, Sant’Ana SJ, Punturieri CE, Yu J, Fronk GE, Maggard CM, et al.</w:t>
-      </w:r>
-      <w:r>
-        <w:t xml:space="preserve"> Maximizing engagement, trust, and clinical benefit of</w:t>
-      </w:r>
-      <w:r>
-        <w:t xml:space="preserve"> </w:t>
-      </w:r>
-      <w:r>
-        <w:t xml:space="preserve">AI-generated</w:t>
-      </w:r>
-      <w:r>
-        <w:t xml:space="preserve"> </w:t>
-      </w:r>
-      <w:r>
-        <w:t xml:space="preserve">recovery monitoring and support messages for alcohol use disorder:</w:t>
-      </w:r>
-      <w:r>
-        <w:t xml:space="preserve"> </w:t>
-      </w:r>
-      <w:r>
-        <w:t xml:space="preserve">Protocol</w:t>
-      </w:r>
-      <w:r>
-        <w:t xml:space="preserve"> </w:t>
-      </w:r>
-      <w:r>
-        <w:t xml:space="preserve">for an optimization study. under review.</w:t>
-      </w:r>
-      <w:r>
-        <w:t xml:space="preserve"> </w:t>
-      </w:r>
-    </w:p>
-    <w:bookmarkEnd w:id="114"/>
-    <w:bookmarkStart w:id="116" w:name="ref-pinedoCurrentReexaminationRacial2019"/>
-    <w:p>
-      <w:pPr>
-        <w:pStyle w:val="Bibliography"/>
-      </w:pPr>
-      <w:r>
-        <w:t xml:space="preserve">26.</w:t>
-      </w:r>
-      <w:r>
-        <w:t xml:space="preserve"> </w:t>
-      </w:r>
-      <w:r>
-        <w:t xml:space="preserve">	</w:t>
-      </w:r>
-      <w:r>
         <w:t xml:space="preserve">Pinedo M. A current re-examination of racial/ethnic disparities in the use of substance abuse treatment:</w:t>
       </w:r>
       <w:r>
@@ -9805,7 +9791,7 @@
       <w:r>
         <w:t xml:space="preserve">disparities persist? Drug and Alcohol Dependence. 2019;202: 162–167. doi:</w:t>
       </w:r>
-      <w:hyperlink r:id="rId115">
+      <w:hyperlink r:id="rId114">
         <w:r>
           <w:rPr>
             <w:rStyle w:val="Hyperlink"/>
@@ -9814,8 +9800,8 @@
         </w:r>
       </w:hyperlink>
     </w:p>
-    <w:bookmarkEnd w:id="116"/>
-    <w:bookmarkStart w:id="118" w:name="ref-kilaruIncidenceTreatmentOpioid2020"/>
+    <w:bookmarkEnd w:id="115"/>
+    <w:bookmarkStart w:id="117" w:name="ref-kilaruIncidenceTreatmentOpioid2020"/>
     <w:p>
       <w:pPr>
         <w:pStyle w:val="Bibliography"/>
@@ -9865,7 +9851,7 @@
       <w:r>
         <w:t xml:space="preserve">. JAMA Network Open. 2020;3: e205852. doi:</w:t>
       </w:r>
-      <w:hyperlink r:id="rId117">
+      <w:hyperlink r:id="rId116">
         <w:r>
           <w:rPr>
             <w:rStyle w:val="Hyperlink"/>
@@ -9874,8 +9860,8 @@
         </w:r>
       </w:hyperlink>
     </w:p>
-    <w:bookmarkEnd w:id="118"/>
-    <w:bookmarkStart w:id="120" w:name="ref-olfsonHealthcareCoverageService2022"/>
+    <w:bookmarkEnd w:id="117"/>
+    <w:bookmarkStart w:id="119" w:name="ref-olfsonHealthcareCoverageService2022"/>
     <w:p>
       <w:pPr>
         <w:pStyle w:val="Bibliography"/>
@@ -9892,7 +9878,7 @@
       <w:r>
         <w:t xml:space="preserve">Olfson M, Mauro C, Wall MM, Choi CJ, Barry CL, Mojtabai R. Healthcare coverage and service access for low-income adults with substance use disorders. Journal of Substance Abuse Treatment. 2022;137: 108710. doi:</w:t>
       </w:r>
-      <w:hyperlink r:id="rId119">
+      <w:hyperlink r:id="rId118">
         <w:r>
           <w:rPr>
             <w:rStyle w:val="Hyperlink"/>
@@ -9901,8 +9887,8 @@
         </w:r>
       </w:hyperlink>
     </w:p>
-    <w:bookmarkEnd w:id="120"/>
-    <w:bookmarkStart w:id="122" w:name="Xa203ab3abd150ead1a7854a9fa5726c8a273f52"/>
+    <w:bookmarkEnd w:id="119"/>
+    <w:bookmarkStart w:id="121" w:name="Xa203ab3abd150ead1a7854a9fa5726c8a273f52"/>
     <w:p>
       <w:pPr>
         <w:pStyle w:val="Bibliography"/>
@@ -9931,7 +9917,7 @@
       <w:r>
         <w:t xml:space="preserve">review of the literature. Drug and Alcohol Dependence. 2007;86: 1–21. doi:</w:t>
       </w:r>
-      <w:hyperlink r:id="rId121">
+      <w:hyperlink r:id="rId120">
         <w:r>
           <w:rPr>
             <w:rStyle w:val="Hyperlink"/>
@@ -9940,14 +9926,36 @@
         </w:r>
       </w:hyperlink>
     </w:p>
+    <w:bookmarkEnd w:id="121"/>
+    <w:bookmarkStart w:id="122" w:name="ref-hsiehSampleSizeTables1989"/>
+    <w:p>
+      <w:pPr>
+        <w:pStyle w:val="Bibliography"/>
+      </w:pPr>
+      <w:r>
+        <w:t xml:space="preserve">30.</w:t>
+      </w:r>
+      <w:r>
+        <w:t xml:space="preserve"> </w:t>
+      </w:r>
+      <w:r>
+        <w:t xml:space="preserve">	</w:t>
+      </w:r>
+      <w:r>
+        <w:t xml:space="preserve">Hsieh F. Sample size tables for logistic regression. Statistics in Medicine. 1989;8: 795–802.</w:t>
+      </w:r>
+      <w:r>
+        <w:t xml:space="preserve"> </w:t>
+      </w:r>
+    </w:p>
     <w:bookmarkEnd w:id="122"/>
-    <w:bookmarkStart w:id="123" w:name="ref-hsiehSampleSizeTables1989"/>
+    <w:bookmarkStart w:id="123" w:name="ref-derogatislBriefSymptomInventory"/>
     <w:p>
       <w:pPr>
         <w:pStyle w:val="Bibliography"/>
       </w:pPr>
       <w:r>
-        <w:t xml:space="preserve">30.</w:t>
+        <w:t xml:space="preserve">31.</w:t>
       </w:r>
       <w:r>
         <w:t xml:space="preserve"> </w:t>
@@ -9956,20 +9964,41 @@
         <w:t xml:space="preserve">	</w:t>
       </w:r>
       <w:r>
-        <w:t xml:space="preserve">Hsieh F. Sample size tables for logistic regression. Statistics in Medicine. 1989;8: 795–802.</w:t>
+        <w:t xml:space="preserve">Derogatis, L.R. Brief</w:t>
+      </w:r>
+      <w:r>
+        <w:t xml:space="preserve"> </w:t>
+      </w:r>
+      <w:r>
+        <w:t xml:space="preserve">Symptom Inventory</w:t>
+      </w:r>
+      <w:r>
+        <w:t xml:space="preserve"> </w:t>
+      </w:r>
+      <w:r>
+        <w:t xml:space="preserve">18 -</w:t>
+      </w:r>
+      <w:r>
+        <w:t xml:space="preserve"> </w:t>
+      </w:r>
+      <w:r>
+        <w:t xml:space="preserve">Administration</w:t>
+      </w:r>
+      <w:r>
+        <w:t xml:space="preserve">, scoring, and procedures manual. Minneapolis: NCS Pearson; 2000.</w:t>
       </w:r>
       <w:r>
         <w:t xml:space="preserve"> </w:t>
       </w:r>
     </w:p>
     <w:bookmarkEnd w:id="123"/>
-    <w:bookmarkStart w:id="124" w:name="ref-derogatislBriefSymptomInventory"/>
+    <w:bookmarkStart w:id="125" w:name="X2d30c84041d97351f676569bf3de3da0c8a9d6d"/>
     <w:p>
       <w:pPr>
         <w:pStyle w:val="Bibliography"/>
       </w:pPr>
       <w:r>
-        <w:t xml:space="preserve">31.</w:t>
+        <w:t xml:space="preserve">32.</w:t>
       </w:r>
       <w:r>
         <w:t xml:space="preserve"> </w:t>
@@ -9978,55 +10007,12 @@
         <w:t xml:space="preserve">	</w:t>
       </w:r>
       <w:r>
-        <w:t xml:space="preserve">Derogatis, L.R. Brief</w:t>
-      </w:r>
-      <w:r>
-        <w:t xml:space="preserve"> </w:t>
-      </w:r>
-      <w:r>
-        <w:t xml:space="preserve">Symptom Inventory</w:t>
-      </w:r>
-      <w:r>
-        <w:t xml:space="preserve"> </w:t>
-      </w:r>
-      <w:r>
-        <w:t xml:space="preserve">18 -</w:t>
-      </w:r>
-      <w:r>
-        <w:t xml:space="preserve"> </w:t>
-      </w:r>
-      <w:r>
-        <w:t xml:space="preserve">Administration</w:t>
-      </w:r>
-      <w:r>
-        <w:t xml:space="preserve">, scoring, and procedures manual. Minneapolis: NCS Pearson; 2000.</w:t>
-      </w:r>
-      <w:r>
-        <w:t xml:space="preserve"> </w:t>
-      </w:r>
-    </w:p>
-    <w:bookmarkEnd w:id="124"/>
-    <w:bookmarkStart w:id="126" w:name="X2d30c84041d97351f676569bf3de3da0c8a9d6d"/>
-    <w:p>
-      <w:pPr>
-        <w:pStyle w:val="Bibliography"/>
-      </w:pPr>
-      <w:r>
-        <w:t xml:space="preserve">32.</w:t>
-      </w:r>
-      <w:r>
-        <w:t xml:space="preserve"> </w:t>
-      </w:r>
-      <w:r>
-        <w:t xml:space="preserve">	</w:t>
-      </w:r>
-      <w:r>
         <w:t xml:space="preserve">WHO ASSIST Working Group.</w:t>
       </w:r>
       <w:r>
         <w:t xml:space="preserve"> </w:t>
       </w:r>
-      <w:hyperlink r:id="rId125">
+      <w:hyperlink r:id="rId124">
         <w:r>
           <w:rPr>
             <w:rStyle w:val="Hyperlink"/>
@@ -10119,14 +10105,36 @@
         <w:t xml:space="preserve"> </w:t>
       </w:r>
     </w:p>
+    <w:bookmarkEnd w:id="125"/>
+    <w:bookmarkStart w:id="126" w:name="ref-kuhnTidymodelsCollectionPackages2020"/>
+    <w:p>
+      <w:pPr>
+        <w:pStyle w:val="Bibliography"/>
+      </w:pPr>
+      <w:r>
+        <w:t xml:space="preserve">33.</w:t>
+      </w:r>
+      <w:r>
+        <w:t xml:space="preserve"> </w:t>
+      </w:r>
+      <w:r>
+        <w:t xml:space="preserve">	</w:t>
+      </w:r>
+      <w:r>
+        <w:t xml:space="preserve">Kuhn M, Wickham H. Tidymodels: A collection of packages for modeling and machine learning using tidyverse principles. 2020.</w:t>
+      </w:r>
+      <w:r>
+        <w:t xml:space="preserve"> </w:t>
+      </w:r>
+    </w:p>
     <w:bookmarkEnd w:id="126"/>
-    <w:bookmarkStart w:id="127" w:name="ref-kuhnTidymodelsCollectionPackages2020"/>
+    <w:bookmarkStart w:id="127" w:name="Xa93a98d1ce255982a5ea923c39451c32053b2a2"/>
     <w:p>
       <w:pPr>
         <w:pStyle w:val="Bibliography"/>
       </w:pPr>
       <w:r>
-        <w:t xml:space="preserve">33.</w:t>
+        <w:t xml:space="preserve">34.</w:t>
       </w:r>
       <w:r>
         <w:t xml:space="preserve"> </w:t>
@@ -10135,20 +10143,53 @@
         <w:t xml:space="preserve">	</w:t>
       </w:r>
       <w:r>
-        <w:t xml:space="preserve">Kuhn M, Wickham H. Tidymodels: A collection of packages for modeling and machine learning using tidyverse principles. 2020.</w:t>
+        <w:t xml:space="preserve">Kuhn M. Tidyposterior:</w:t>
+      </w:r>
+      <w:r>
+        <w:t xml:space="preserve"> </w:t>
+      </w:r>
+      <w:r>
+        <w:t xml:space="preserve">Bayesian Analysis</w:t>
+      </w:r>
+      <w:r>
+        <w:t xml:space="preserve"> </w:t>
+      </w:r>
+      <w:r>
+        <w:t xml:space="preserve">to</w:t>
+      </w:r>
+      <w:r>
+        <w:t xml:space="preserve"> </w:t>
+      </w:r>
+      <w:r>
+        <w:t xml:space="preserve">Compare Models</w:t>
+      </w:r>
+      <w:r>
+        <w:t xml:space="preserve"> </w:t>
+      </w:r>
+      <w:r>
+        <w:t xml:space="preserve">using</w:t>
+      </w:r>
+      <w:r>
+        <w:t xml:space="preserve"> </w:t>
+      </w:r>
+      <w:r>
+        <w:t xml:space="preserve">Resampling Statistics</w:t>
+      </w:r>
+      <w:r>
+        <w:t xml:space="preserve">. 2022.</w:t>
       </w:r>
       <w:r>
         <w:t xml:space="preserve"> </w:t>
       </w:r>
     </w:p>
     <w:bookmarkEnd w:id="127"/>
-    <w:bookmarkStart w:id="128" w:name="Xa93a98d1ce255982a5ea923c39451c32053b2a2"/>
+    <w:bookmarkStart w:id="128" w:name="ref-goodrichRstanarmBayesianApplied2023"/>
     <w:p>
       <w:pPr>
         <w:pStyle w:val="Bibliography"/>
       </w:pPr>
       <w:r>
-        <w:t xml:space="preserve">34.</w:t>
+        <w:t xml:space="preserve">35.</w:t>
       </w:r>
       <w:r>
         <w:t xml:space="preserve"> </w:t>
@@ -10157,53 +10198,41 @@
         <w:t xml:space="preserve">	</w:t>
       </w:r>
       <w:r>
-        <w:t xml:space="preserve">Kuhn M. Tidyposterior:</w:t>
-      </w:r>
-      <w:r>
-        <w:t xml:space="preserve"> </w:t>
-      </w:r>
-      <w:r>
-        <w:t xml:space="preserve">Bayesian Analysis</w:t>
-      </w:r>
-      <w:r>
-        <w:t xml:space="preserve"> </w:t>
-      </w:r>
-      <w:r>
-        <w:t xml:space="preserve">to</w:t>
-      </w:r>
-      <w:r>
-        <w:t xml:space="preserve"> </w:t>
-      </w:r>
-      <w:r>
-        <w:t xml:space="preserve">Compare Models</w:t>
-      </w:r>
-      <w:r>
-        <w:t xml:space="preserve"> </w:t>
-      </w:r>
-      <w:r>
-        <w:t xml:space="preserve">using</w:t>
-      </w:r>
-      <w:r>
-        <w:t xml:space="preserve"> </w:t>
-      </w:r>
-      <w:r>
-        <w:t xml:space="preserve">Resampling Statistics</w:t>
-      </w:r>
-      <w:r>
-        <w:t xml:space="preserve">. 2022.</w:t>
+        <w:t xml:space="preserve">Goodrich B, Gabry J, Ali I, Brilleman S. Rstanarm:</w:t>
+      </w:r>
+      <w:r>
+        <w:t xml:space="preserve"> </w:t>
+      </w:r>
+      <w:r>
+        <w:t xml:space="preserve">Bayesian Applied Regression Modeling</w:t>
+      </w:r>
+      <w:r>
+        <w:t xml:space="preserve"> </w:t>
+      </w:r>
+      <w:r>
+        <w:t xml:space="preserve">via</w:t>
+      </w:r>
+      <w:r>
+        <w:t xml:space="preserve"> </w:t>
+      </w:r>
+      <w:r>
+        <w:t xml:space="preserve">Stan</w:t>
+      </w:r>
+      <w:r>
+        <w:t xml:space="preserve">. 2023.</w:t>
       </w:r>
       <w:r>
         <w:t xml:space="preserve"> </w:t>
       </w:r>
     </w:p>
     <w:bookmarkEnd w:id="128"/>
-    <w:bookmarkStart w:id="129" w:name="ref-goodrichRstanarmBayesianApplied2023"/>
+    <w:bookmarkStart w:id="130" w:name="ref-chtc"/>
     <w:p>
       <w:pPr>
         <w:pStyle w:val="Bibliography"/>
       </w:pPr>
       <w:r>
-        <w:t xml:space="preserve">35.</w:t>
+        <w:t xml:space="preserve">36.</w:t>
       </w:r>
       <w:r>
         <w:t xml:space="preserve"> </w:t>
@@ -10212,52 +10241,9 @@
         <w:t xml:space="preserve">	</w:t>
       </w:r>
       <w:r>
-        <w:t xml:space="preserve">Goodrich B, Gabry J, Ali I, Brilleman S. Rstanarm:</w:t>
-      </w:r>
-      <w:r>
-        <w:t xml:space="preserve"> </w:t>
-      </w:r>
-      <w:r>
-        <w:t xml:space="preserve">Bayesian Applied Regression Modeling</w:t>
-      </w:r>
-      <w:r>
-        <w:t xml:space="preserve"> </w:t>
-      </w:r>
-      <w:r>
-        <w:t xml:space="preserve">via</w:t>
-      </w:r>
-      <w:r>
-        <w:t xml:space="preserve"> </w:t>
-      </w:r>
-      <w:r>
-        <w:t xml:space="preserve">Stan</w:t>
-      </w:r>
-      <w:r>
-        <w:t xml:space="preserve">. 2023.</w:t>
-      </w:r>
-      <w:r>
-        <w:t xml:space="preserve"> </w:t>
-      </w:r>
-    </w:p>
-    <w:bookmarkEnd w:id="129"/>
-    <w:bookmarkStart w:id="131" w:name="ref-chtc"/>
-    <w:p>
-      <w:pPr>
-        <w:pStyle w:val="Bibliography"/>
-      </w:pPr>
-      <w:r>
-        <w:t xml:space="preserve">36.</w:t>
-      </w:r>
-      <w:r>
-        <w:t xml:space="preserve"> </w:t>
-      </w:r>
-      <w:r>
-        <w:t xml:space="preserve">	</w:t>
-      </w:r>
-      <w:r>
         <w:t xml:space="preserve">Center for High Throughput Computing. Center for high throughput computing. Center for High Throughput Computing; 2006. doi:</w:t>
       </w:r>
-      <w:hyperlink r:id="rId130">
+      <w:hyperlink r:id="rId129">
         <w:r>
           <w:rPr>
             <w:rStyle w:val="Hyperlink"/>
@@ -10266,8 +10252,8 @@
         </w:r>
       </w:hyperlink>
     </w:p>
-    <w:bookmarkEnd w:id="131"/>
-    <w:bookmarkStart w:id="133" w:name="ref-kuhnAppliedPredictiveModeling2018"/>
+    <w:bookmarkEnd w:id="130"/>
+    <w:bookmarkStart w:id="132" w:name="ref-kuhnAppliedPredictiveModeling2018"/>
     <w:p>
       <w:pPr>
         <w:pStyle w:val="Bibliography"/>
@@ -10293,7 +10279,7 @@
       <w:r>
         <w:t xml:space="preserve">. 1st ed. 2013, Corr. 2nd printing 2018 edition. New York: Springer; 2018. doi:</w:t>
       </w:r>
-      <w:hyperlink r:id="rId132">
+      <w:hyperlink r:id="rId131">
         <w:r>
           <w:rPr>
             <w:rStyle w:val="Hyperlink"/>
@@ -10302,14 +10288,66 @@
         </w:r>
       </w:hyperlink>
     </w:p>
+    <w:bookmarkEnd w:id="132"/>
+    <w:bookmarkStart w:id="133" w:name="X93e79e1a5ab79bb153842a6d1ed7d5e5cb3185f"/>
+    <w:p>
+      <w:pPr>
+        <w:pStyle w:val="Bibliography"/>
+      </w:pPr>
+      <w:r>
+        <w:t xml:space="preserve">38.</w:t>
+      </w:r>
+      <w:r>
+        <w:t xml:space="preserve"> </w:t>
+      </w:r>
+      <w:r>
+        <w:t xml:space="preserve">	</w:t>
+      </w:r>
+      <w:r>
+        <w:t xml:space="preserve">RStudio Team.</w:t>
+      </w:r>
+      <w:r>
+        <w:t xml:space="preserve"> </w:t>
+      </w:r>
+      <w:r>
+        <w:t xml:space="preserve">RStudio</w:t>
+      </w:r>
+      <w:r>
+        <w:t xml:space="preserve">:</w:t>
+      </w:r>
+      <w:r>
+        <w:t xml:space="preserve"> </w:t>
+      </w:r>
+      <w:r>
+        <w:t xml:space="preserve">Integrated Development</w:t>
+      </w:r>
+      <w:r>
+        <w:t xml:space="preserve"> </w:t>
+      </w:r>
+      <w:r>
+        <w:t xml:space="preserve">for</w:t>
+      </w:r>
+      <w:r>
+        <w:t xml:space="preserve"> </w:t>
+      </w:r>
+      <w:r>
+        <w:t xml:space="preserve">R</w:t>
+      </w:r>
+      <w:r>
+        <w:t xml:space="preserve">. Boston, MA: RStudio, Inc; 2020.</w:t>
+      </w:r>
+      <w:r>
+        <w:t xml:space="preserve"> </w:t>
+      </w:r>
+    </w:p>
     <w:bookmarkEnd w:id="133"/>
-    <w:bookmarkStart w:id="134" w:name="X93e79e1a5ab79bb153842a6d1ed7d5e5cb3185f"/>
+    <w:bookmarkStart w:id="134" w:name="ref-gabryPriorDistributionsRstanarm2023"/>
     <w:p>
       <w:pPr>
         <w:pStyle w:val="Bibliography"/>
       </w:pPr>
       <w:r>
-        <w:t xml:space="preserve">38.</w:t>
+        <w:t xml:space="preserve">39.</w:t>
       </w:r>
       <w:r>
         <w:t xml:space="preserve"> </w:t>
@@ -10318,50 +10356,41 @@
         <w:t xml:space="preserve">	</w:t>
       </w:r>
       <w:r>
-        <w:t xml:space="preserve">RStudio Team.</w:t>
-      </w:r>
-      <w:r>
-        <w:t xml:space="preserve"> </w:t>
-      </w:r>
-      <w:r>
-        <w:t xml:space="preserve">RStudio</w:t>
-      </w:r>
-      <w:r>
-        <w:t xml:space="preserve">:</w:t>
-      </w:r>
-      <w:r>
-        <w:t xml:space="preserve"> </w:t>
-      </w:r>
-      <w:r>
-        <w:t xml:space="preserve">Integrated Development</w:t>
-      </w:r>
-      <w:r>
-        <w:t xml:space="preserve"> </w:t>
-      </w:r>
-      <w:r>
-        <w:t xml:space="preserve">for</w:t>
-      </w:r>
-      <w:r>
-        <w:t xml:space="preserve"> </w:t>
-      </w:r>
-      <w:r>
-        <w:t xml:space="preserve">R</w:t>
-      </w:r>
-      <w:r>
-        <w:t xml:space="preserve">. Boston, MA: RStudio, Inc; 2020.</w:t>
+        <w:t xml:space="preserve">Gabry J, Goodrich B. Prior</w:t>
+      </w:r>
+      <w:r>
+        <w:t xml:space="preserve"> </w:t>
+      </w:r>
+      <w:r>
+        <w:t xml:space="preserve">Distributions</w:t>
+      </w:r>
+      <w:r>
+        <w:t xml:space="preserve"> </w:t>
+      </w:r>
+      <w:r>
+        <w:t xml:space="preserve">for rstanarm</w:t>
+      </w:r>
+      <w:r>
+        <w:t xml:space="preserve"> </w:t>
+      </w:r>
+      <w:r>
+        <w:t xml:space="preserve">Models</w:t>
+      </w:r>
+      <w:r>
+        <w:t xml:space="preserve">. CRAN R-Project. https://cran.r-project.org/web/packages/rstanarm/vignettes/priors.html; 2023.</w:t>
       </w:r>
       <w:r>
         <w:t xml:space="preserve"> </w:t>
       </w:r>
     </w:p>
     <w:bookmarkEnd w:id="134"/>
-    <w:bookmarkStart w:id="135" w:name="ref-gabryPriorDistributionsRstanarm2023"/>
+    <w:bookmarkStart w:id="135" w:name="ref-plattProbabilisticOutputsSupport1999"/>
     <w:p>
       <w:pPr>
         <w:pStyle w:val="Bibliography"/>
       </w:pPr>
       <w:r>
-        <w:t xml:space="preserve">39.</w:t>
+        <w:t xml:space="preserve">40.</w:t>
       </w:r>
       <w:r>
         <w:t xml:space="preserve"> </w:t>
@@ -10370,41 +10399,20 @@
         <w:t xml:space="preserve">	</w:t>
       </w:r>
       <w:r>
-        <w:t xml:space="preserve">Gabry J, Goodrich B. Prior</w:t>
-      </w:r>
-      <w:r>
-        <w:t xml:space="preserve"> </w:t>
-      </w:r>
-      <w:r>
-        <w:t xml:space="preserve">Distributions</w:t>
-      </w:r>
-      <w:r>
-        <w:t xml:space="preserve"> </w:t>
-      </w:r>
-      <w:r>
-        <w:t xml:space="preserve">for rstanarm</w:t>
-      </w:r>
-      <w:r>
-        <w:t xml:space="preserve"> </w:t>
-      </w:r>
-      <w:r>
-        <w:t xml:space="preserve">Models</w:t>
-      </w:r>
-      <w:r>
-        <w:t xml:space="preserve">. CRAN R-Project. https://cran.r-project.org/web/packages/rstanarm/vignettes/priors.html; 2023.</w:t>
+        <w:t xml:space="preserve">Platt J. Probabilistic outputs for support vector machines and comparisons to regularized likelihood methods. Advances in large margin classifiers. MIT Press; 1999. pp. 61–74.</w:t>
       </w:r>
       <w:r>
         <w:t xml:space="preserve"> </w:t>
       </w:r>
     </w:p>
     <w:bookmarkEnd w:id="135"/>
-    <w:bookmarkStart w:id="136" w:name="ref-plattProbabilisticOutputsSupport1999"/>
+    <w:bookmarkStart w:id="137" w:name="ref-veinotGoodIntentionsAre2018"/>
     <w:p>
       <w:pPr>
         <w:pStyle w:val="Bibliography"/>
       </w:pPr>
       <w:r>
-        <w:t xml:space="preserve">40.</w:t>
+        <w:t xml:space="preserve">41.</w:t>
       </w:r>
       <w:r>
         <w:t xml:space="preserve"> </w:t>
@@ -10413,31 +10421,9 @@
         <w:t xml:space="preserve">	</w:t>
       </w:r>
       <w:r>
-        <w:t xml:space="preserve">Platt J. Probabilistic outputs for support vector machines and comparisons to regularized likelihood methods. Advances in large margin classifiers. MIT Press; 1999. pp. 61–74.</w:t>
-      </w:r>
-      <w:r>
-        <w:t xml:space="preserve"> </w:t>
-      </w:r>
-    </w:p>
-    <w:bookmarkEnd w:id="136"/>
-    <w:bookmarkStart w:id="138" w:name="ref-veinotGoodIntentionsAre2018"/>
-    <w:p>
-      <w:pPr>
-        <w:pStyle w:val="Bibliography"/>
-      </w:pPr>
-      <w:r>
-        <w:t xml:space="preserve">41.</w:t>
-      </w:r>
-      <w:r>
-        <w:t xml:space="preserve"> </w:t>
-      </w:r>
-      <w:r>
-        <w:t xml:space="preserve">	</w:t>
-      </w:r>
-      <w:r>
         <w:t xml:space="preserve">Veinot TC, Mitchell H, Ancker JS. Good intentions are not enough: How informatics interventions can worsen inequality. Journal of the American Medical Informatics Association: JAMIA. 2018;25: 1080–1088. doi:</w:t>
       </w:r>
-      <w:hyperlink r:id="rId137">
+      <w:hyperlink r:id="rId136">
         <w:r>
           <w:rPr>
             <w:rStyle w:val="Hyperlink"/>
@@ -10446,8 +10432,8 @@
         </w:r>
       </w:hyperlink>
     </w:p>
-    <w:bookmarkEnd w:id="138"/>
-    <w:bookmarkStart w:id="140" w:name="ref-leeUrbanRuralDisparities2023"/>
+    <w:bookmarkEnd w:id="137"/>
+    <w:bookmarkStart w:id="139" w:name="ref-leeUrbanRuralDisparities2023"/>
     <w:p>
       <w:pPr>
         <w:pStyle w:val="Bibliography"/>
@@ -10521,7 +10507,7 @@
       <w:r>
         <w:t xml:space="preserve">. American journal of preventive medicine. 2023;64: 149–156. doi:</w:t>
       </w:r>
-      <w:hyperlink r:id="rId139">
+      <w:hyperlink r:id="rId138">
         <w:r>
           <w:rPr>
             <w:rStyle w:val="Hyperlink"/>
@@ -10530,8 +10516,8 @@
         </w:r>
       </w:hyperlink>
     </w:p>
-    <w:bookmarkEnd w:id="140"/>
-    <w:bookmarkStart w:id="142" w:name="Xaa720cc9c8d959b428cd2035783815a9cba15e0"/>
+    <w:bookmarkEnd w:id="139"/>
+    <w:bookmarkStart w:id="141" w:name="Xaa720cc9c8d959b428cd2035783815a9cba15e0"/>
     <w:p>
       <w:pPr>
         <w:pStyle w:val="Bibliography"/>
@@ -10557,7 +10543,7 @@
       <w:r>
         <w:t xml:space="preserve">. The American Journal of Drug and Alcohol Abuse. 2020;46: 273–288. doi:</w:t>
       </w:r>
-      <w:hyperlink r:id="rId141">
+      <w:hyperlink r:id="rId140">
         <w:r>
           <w:rPr>
             <w:rStyle w:val="Hyperlink"/>
@@ -10566,8 +10552,8 @@
         </w:r>
       </w:hyperlink>
     </w:p>
-    <w:bookmarkEnd w:id="142"/>
-    <w:bookmarkStart w:id="144" w:name="ref-fisherDynamicModelPsychological2015"/>
+    <w:bookmarkEnd w:id="141"/>
+    <w:bookmarkStart w:id="143" w:name="ref-fisherDynamicModelPsychological2015"/>
     <w:p>
       <w:pPr>
         <w:pStyle w:val="Bibliography"/>
@@ -10596,7 +10582,7 @@
       <w:r>
         <w:t xml:space="preserve">for personalized care. Journal of Consulting and Clinical Psychology. 2015;83: 825–836. doi:</w:t>
       </w:r>
-      <w:hyperlink r:id="rId143">
+      <w:hyperlink r:id="rId142">
         <w:r>
           <w:rPr>
             <w:rStyle w:val="Hyperlink"/>
@@ -10605,8 +10591,8 @@
         </w:r>
       </w:hyperlink>
     </w:p>
-    <w:bookmarkEnd w:id="144"/>
-    <w:bookmarkStart w:id="146" w:name="Xb70ed90433964dc3a7ede0ee8357d97241623cc"/>
+    <w:bookmarkEnd w:id="143"/>
+    <w:bookmarkStart w:id="145" w:name="Xb70ed90433964dc3a7ede0ee8357d97241623cc"/>
     <w:p>
       <w:pPr>
         <w:pStyle w:val="Bibliography"/>
@@ -10656,7 +10642,7 @@
       <w:r>
         <w:t xml:space="preserve">. Journal of Psychopathology and Behavioral Assessment. 2018;40: 235–248. doi:</w:t>
       </w:r>
-      <w:hyperlink r:id="rId145">
+      <w:hyperlink r:id="rId144">
         <w:r>
           <w:rPr>
             <w:rStyle w:val="Hyperlink"/>
@@ -10665,8 +10651,8 @@
         </w:r>
       </w:hyperlink>
     </w:p>
-    <w:bookmarkEnd w:id="146"/>
-    <w:bookmarkStart w:id="148" w:name="Xc5cdea043ab663a81d5612c8b1e0f7c2b734aab"/>
+    <w:bookmarkEnd w:id="145"/>
+    <w:bookmarkStart w:id="147" w:name="Xc5cdea043ab663a81d5612c8b1e0f7c2b734aab"/>
     <w:p>
       <w:pPr>
         <w:pStyle w:val="Bibliography"/>
@@ -10728,7 +10714,7 @@
       <w:r>
         <w:t xml:space="preserve">. Assessment. 2014;21: 515–528. doi:</w:t>
       </w:r>
-      <w:hyperlink r:id="rId147">
+      <w:hyperlink r:id="rId146">
         <w:r>
           <w:rPr>
             <w:rStyle w:val="Hyperlink"/>
@@ -10737,8 +10723,8 @@
         </w:r>
       </w:hyperlink>
     </w:p>
-    <w:bookmarkEnd w:id="148"/>
-    <w:bookmarkStart w:id="150" w:name="X513fadbf866a4ddf9f29b63741ad369252b4800"/>
+    <w:bookmarkEnd w:id="147"/>
+    <w:bookmarkStart w:id="149" w:name="X513fadbf866a4ddf9f29b63741ad369252b4800"/>
     <w:p>
       <w:pPr>
         <w:pStyle w:val="Bibliography"/>
@@ -10800,7 +10786,7 @@
       <w:r>
         <w:t xml:space="preserve">. Assessment. 2016;23: 484–495. doi:</w:t>
       </w:r>
-      <w:hyperlink r:id="rId149">
+      <w:hyperlink r:id="rId148">
         <w:r>
           <w:rPr>
             <w:rStyle w:val="Hyperlink"/>
@@ -10809,8 +10795,8 @@
         </w:r>
       </w:hyperlink>
     </w:p>
-    <w:bookmarkEnd w:id="150"/>
-    <w:bookmarkStart w:id="152" w:name="ref-pulickIdiographicLapsePrediction2025"/>
+    <w:bookmarkEnd w:id="149"/>
+    <w:bookmarkStart w:id="151" w:name="ref-pulickIdiographicLapsePrediction2025"/>
     <w:p>
       <w:pPr>
         <w:pStyle w:val="Bibliography"/>
@@ -10857,7 +10843,7 @@
       <w:r>
         <w:t xml:space="preserve">. JMIR Formative Research. 2025;9: e73265. doi:</w:t>
       </w:r>
-      <w:hyperlink r:id="rId151">
+      <w:hyperlink r:id="rId150">
         <w:r>
           <w:rPr>
             <w:rStyle w:val="Hyperlink"/>
@@ -10866,14 +10852,123 @@
         </w:r>
       </w:hyperlink>
     </w:p>
+    <w:bookmarkEnd w:id="151"/>
+    <w:bookmarkStart w:id="152" w:name="ref-studiesNIHRevitalizationAct1994"/>
+    <w:p>
+      <w:pPr>
+        <w:pStyle w:val="Bibliography"/>
+      </w:pPr>
+      <w:r>
+        <w:t xml:space="preserve">49.</w:t>
+      </w:r>
+      <w:r>
+        <w:t xml:space="preserve"> </w:t>
+      </w:r>
+      <w:r>
+        <w:t xml:space="preserve">	</w:t>
+      </w:r>
+      <w:r>
+        <w:t xml:space="preserve">Studies I of M(US)C on E and LIR to the I of W in C, Mastroianni AC, Faden R, Federman D.</w:t>
+      </w:r>
+      <w:r>
+        <w:t xml:space="preserve"> </w:t>
+      </w:r>
+      <w:r>
+        <w:t xml:space="preserve">NIH Revitalization Act</w:t>
+      </w:r>
+      <w:r>
+        <w:t xml:space="preserve"> </w:t>
+      </w:r>
+      <w:r>
+        <w:t xml:space="preserve">of 1993</w:t>
+      </w:r>
+      <w:r>
+        <w:t xml:space="preserve"> </w:t>
+      </w:r>
+      <w:r>
+        <w:t xml:space="preserve">Public Law</w:t>
+      </w:r>
+      <w:r>
+        <w:t xml:space="preserve"> </w:t>
+      </w:r>
+      <w:r>
+        <w:t xml:space="preserve">103-43. Women and</w:t>
+      </w:r>
+      <w:r>
+        <w:t xml:space="preserve"> </w:t>
+      </w:r>
+      <w:r>
+        <w:t xml:space="preserve">Health Research</w:t>
+      </w:r>
+      <w:r>
+        <w:t xml:space="preserve">:</w:t>
+      </w:r>
+      <w:r>
+        <w:t xml:space="preserve"> </w:t>
+      </w:r>
+      <w:r>
+        <w:t xml:space="preserve">Ethical</w:t>
+      </w:r>
+      <w:r>
+        <w:t xml:space="preserve"> </w:t>
+      </w:r>
+      <w:r>
+        <w:t xml:space="preserve">and</w:t>
+      </w:r>
+      <w:r>
+        <w:t xml:space="preserve"> </w:t>
+      </w:r>
+      <w:r>
+        <w:t xml:space="preserve">Legal Issues</w:t>
+      </w:r>
+      <w:r>
+        <w:t xml:space="preserve"> </w:t>
+      </w:r>
+      <w:r>
+        <w:t xml:space="preserve">of</w:t>
+      </w:r>
+      <w:r>
+        <w:t xml:space="preserve"> </w:t>
+      </w:r>
+      <w:r>
+        <w:t xml:space="preserve">Including Women</w:t>
+      </w:r>
+      <w:r>
+        <w:t xml:space="preserve"> </w:t>
+      </w:r>
+      <w:r>
+        <w:t xml:space="preserve">in</w:t>
+      </w:r>
+      <w:r>
+        <w:t xml:space="preserve"> </w:t>
+      </w:r>
+      <w:r>
+        <w:t xml:space="preserve">Clinical Studies</w:t>
+      </w:r>
+      <w:r>
+        <w:t xml:space="preserve">:</w:t>
+      </w:r>
+      <w:r>
+        <w:t xml:space="preserve"> </w:t>
+      </w:r>
+      <w:r>
+        <w:t xml:space="preserve">Volume I</w:t>
+      </w:r>
+      <w:r>
+        <w:t xml:space="preserve">. National Academies Press (US); 1994.</w:t>
+      </w:r>
+      <w:r>
+        <w:t xml:space="preserve"> </w:t>
+      </w:r>
+    </w:p>
     <w:bookmarkEnd w:id="152"/>
-    <w:bookmarkStart w:id="153" w:name="ref-studiesNIHRevitalizationAct1994"/>
+    <w:bookmarkStart w:id="154" w:name="ref-vannicelliEffectSexBias1984"/>
     <w:p>
       <w:pPr>
         <w:pStyle w:val="Bibliography"/>
       </w:pPr>
       <w:r>
-        <w:t xml:space="preserve">49.</w:t>
+        <w:t xml:space="preserve">50.</w:t>
       </w:r>
       <w:r>
         <w:t xml:space="preserve"> </w:t>
@@ -10882,115 +10977,6 @@
         <w:t xml:space="preserve">	</w:t>
       </w:r>
       <w:r>
-        <w:t xml:space="preserve">Studies I of M(US)C on E and LIR to the I of W in C, Mastroianni AC, Faden R, Federman D.</w:t>
-      </w:r>
-      <w:r>
-        <w:t xml:space="preserve"> </w:t>
-      </w:r>
-      <w:r>
-        <w:t xml:space="preserve">NIH Revitalization Act</w:t>
-      </w:r>
-      <w:r>
-        <w:t xml:space="preserve"> </w:t>
-      </w:r>
-      <w:r>
-        <w:t xml:space="preserve">of 1993</w:t>
-      </w:r>
-      <w:r>
-        <w:t xml:space="preserve"> </w:t>
-      </w:r>
-      <w:r>
-        <w:t xml:space="preserve">Public Law</w:t>
-      </w:r>
-      <w:r>
-        <w:t xml:space="preserve"> </w:t>
-      </w:r>
-      <w:r>
-        <w:t xml:space="preserve">103-43. Women and</w:t>
-      </w:r>
-      <w:r>
-        <w:t xml:space="preserve"> </w:t>
-      </w:r>
-      <w:r>
-        <w:t xml:space="preserve">Health Research</w:t>
-      </w:r>
-      <w:r>
-        <w:t xml:space="preserve">:</w:t>
-      </w:r>
-      <w:r>
-        <w:t xml:space="preserve"> </w:t>
-      </w:r>
-      <w:r>
-        <w:t xml:space="preserve">Ethical</w:t>
-      </w:r>
-      <w:r>
-        <w:t xml:space="preserve"> </w:t>
-      </w:r>
-      <w:r>
-        <w:t xml:space="preserve">and</w:t>
-      </w:r>
-      <w:r>
-        <w:t xml:space="preserve"> </w:t>
-      </w:r>
-      <w:r>
-        <w:t xml:space="preserve">Legal Issues</w:t>
-      </w:r>
-      <w:r>
-        <w:t xml:space="preserve"> </w:t>
-      </w:r>
-      <w:r>
-        <w:t xml:space="preserve">of</w:t>
-      </w:r>
-      <w:r>
-        <w:t xml:space="preserve"> </w:t>
-      </w:r>
-      <w:r>
-        <w:t xml:space="preserve">Including Women</w:t>
-      </w:r>
-      <w:r>
-        <w:t xml:space="preserve"> </w:t>
-      </w:r>
-      <w:r>
-        <w:t xml:space="preserve">in</w:t>
-      </w:r>
-      <w:r>
-        <w:t xml:space="preserve"> </w:t>
-      </w:r>
-      <w:r>
-        <w:t xml:space="preserve">Clinical Studies</w:t>
-      </w:r>
-      <w:r>
-        <w:t xml:space="preserve">:</w:t>
-      </w:r>
-      <w:r>
-        <w:t xml:space="preserve"> </w:t>
-      </w:r>
-      <w:r>
-        <w:t xml:space="preserve">Volume I</w:t>
-      </w:r>
-      <w:r>
-        <w:t xml:space="preserve">. National Academies Press (US); 1994.</w:t>
-      </w:r>
-      <w:r>
-        <w:t xml:space="preserve"> </w:t>
-      </w:r>
-    </w:p>
-    <w:bookmarkEnd w:id="153"/>
-    <w:bookmarkStart w:id="155" w:name="ref-vannicelliEffectSexBias1984"/>
-    <w:p>
-      <w:pPr>
-        <w:pStyle w:val="Bibliography"/>
-      </w:pPr>
-      <w:r>
-        <w:t xml:space="preserve">50.</w:t>
-      </w:r>
-      <w:r>
-        <w:t xml:space="preserve"> </w:t>
-      </w:r>
-      <w:r>
-        <w:t xml:space="preserve">	</w:t>
-      </w:r>
-      <w:r>
         <w:t xml:space="preserve">Vannicelli M, Nash L. Effect of</w:t>
       </w:r>
       <w:r>
@@ -11035,7 +11021,7 @@
       <w:r>
         <w:t xml:space="preserve">. Alcoholism: Clinical and Experimental Research. 1984;8: 334–336. doi:</w:t>
       </w:r>
-      <w:hyperlink r:id="rId154">
+      <w:hyperlink r:id="rId153">
         <w:r>
           <w:rPr>
             <w:rStyle w:val="Hyperlink"/>
@@ -11044,8 +11030,8 @@
         </w:r>
       </w:hyperlink>
     </w:p>
-    <w:bookmarkEnd w:id="155"/>
-    <w:bookmarkStart w:id="157" w:name="ref-walitzerGenderDifferencesAlcohol2006"/>
+    <w:bookmarkEnd w:id="154"/>
+    <w:bookmarkStart w:id="156" w:name="ref-walitzerGenderDifferencesAlcohol2006"/>
     <w:p>
       <w:pPr>
         <w:pStyle w:val="Bibliography"/>
@@ -11062,7 +11048,7 @@
       <w:r>
         <w:t xml:space="preserve">Walitzer KS, Dearing RL. Gender differences in alcohol and substance use relapse. Clinical Psychology Review. 2006;26: 128–148. doi:</w:t>
       </w:r>
-      <w:hyperlink r:id="rId156">
+      <w:hyperlink r:id="rId155">
         <w:r>
           <w:rPr>
             <w:rStyle w:val="Hyperlink"/>
@@ -11071,8 +11057,8 @@
         </w:r>
       </w:hyperlink>
     </w:p>
-    <w:bookmarkEnd w:id="157"/>
-    <w:bookmarkStart w:id="159" w:name="ref-mchughSexGenderDifferences2018"/>
+    <w:bookmarkEnd w:id="156"/>
+    <w:bookmarkStart w:id="158" w:name="ref-mchughSexGenderDifferences2018"/>
     <w:p>
       <w:pPr>
         <w:pStyle w:val="Bibliography"/>
@@ -11089,7 +11075,7 @@
       <w:r>
         <w:t xml:space="preserve">McHugh RK, Votaw VR, Sugarman DE, Greenfield SF. Sex and gender differences in substance use disorders. Clinical Psychology Review. 2018;66: 12–23. doi:</w:t>
       </w:r>
-      <w:hyperlink r:id="rId158">
+      <w:hyperlink r:id="rId157">
         <w:r>
           <w:rPr>
             <w:rStyle w:val="Hyperlink"/>
@@ -11098,8 +11084,8 @@
         </w:r>
       </w:hyperlink>
     </w:p>
-    <w:bookmarkEnd w:id="159"/>
-    <w:bookmarkStart w:id="161" w:name="Xdd108b50209bad1fdcf1a9fcca4dd1d7d3b13e9"/>
+    <w:bookmarkEnd w:id="158"/>
+    <w:bookmarkStart w:id="160" w:name="Xdd108b50209bad1fdcf1a9fcca4dd1d7d3b13e9"/>
     <w:p>
       <w:pPr>
         <w:pStyle w:val="Bibliography"/>
@@ -11158,7 +11144,7 @@
       <w:r>
         <w:t xml:space="preserve">. Journal of Language and Social Psychology. 2010;29: 24–54. doi:</w:t>
       </w:r>
-      <w:hyperlink r:id="rId160">
+      <w:hyperlink r:id="rId159">
         <w:r>
           <w:rPr>
             <w:rStyle w:val="Hyperlink"/>
@@ -11167,14 +11153,36 @@
         </w:r>
       </w:hyperlink>
     </w:p>
+    <w:bookmarkEnd w:id="160"/>
+    <w:bookmarkStart w:id="161" w:name="ref-bleiLatentDirichletAllocation2003"/>
+    <w:p>
+      <w:pPr>
+        <w:pStyle w:val="Bibliography"/>
+      </w:pPr>
+      <w:r>
+        <w:t xml:space="preserve">54.</w:t>
+      </w:r>
+      <w:r>
+        <w:t xml:space="preserve"> </w:t>
+      </w:r>
+      <w:r>
+        <w:t xml:space="preserve">	</w:t>
+      </w:r>
+      <w:r>
+        <w:t xml:space="preserve">Blei DM, Ng AY, Jordan MI. Latent dirichlet allocation. J Mach Learn Res. 2003;3: 993–1022.</w:t>
+      </w:r>
+      <w:r>
+        <w:t xml:space="preserve"> </w:t>
+      </w:r>
+    </w:p>
     <w:bookmarkEnd w:id="161"/>
-    <w:bookmarkStart w:id="162" w:name="ref-bleiLatentDirichletAllocation2003"/>
+    <w:bookmarkStart w:id="163" w:name="ref-devlinBERTPretrainingDeep2019"/>
     <w:p>
       <w:pPr>
         <w:pStyle w:val="Bibliography"/>
       </w:pPr>
       <w:r>
-        <w:t xml:space="preserve">54.</w:t>
+        <w:t xml:space="preserve">55.</w:t>
       </w:r>
       <w:r>
         <w:t xml:space="preserve"> </w:t>
@@ -11183,28 +11191,6 @@
         <w:t xml:space="preserve">	</w:t>
       </w:r>
       <w:r>
-        <w:t xml:space="preserve">Blei DM, Ng AY, Jordan MI. Latent dirichlet allocation. J Mach Learn Res. 2003;3: 993–1022.</w:t>
-      </w:r>
-      <w:r>
-        <w:t xml:space="preserve"> </w:t>
-      </w:r>
-    </w:p>
-    <w:bookmarkEnd w:id="162"/>
-    <w:bookmarkStart w:id="164" w:name="ref-devlinBERTPretrainingDeep2019"/>
-    <w:p>
-      <w:pPr>
-        <w:pStyle w:val="Bibliography"/>
-      </w:pPr>
-      <w:r>
-        <w:t xml:space="preserve">55.</w:t>
-      </w:r>
-      <w:r>
-        <w:t xml:space="preserve"> </w:t>
-      </w:r>
-      <w:r>
-        <w:t xml:space="preserve">	</w:t>
-      </w:r>
-      <w:r>
         <w:t xml:space="preserve">Devlin J, Chang M-W, Lee K, Toutanova K.</w:t>
       </w:r>
       <w:r>
@@ -11249,7 +11235,7 @@
       <w:r>
         <w:t xml:space="preserve">. arXiv; 2019. doi:</w:t>
       </w:r>
-      <w:hyperlink r:id="rId163">
+      <w:hyperlink r:id="rId162">
         <w:r>
           <w:rPr>
             <w:rStyle w:val="Hyperlink"/>
@@ -11258,14 +11244,54 @@
         </w:r>
       </w:hyperlink>
     </w:p>
+    <w:bookmarkEnd w:id="163"/>
+    <w:bookmarkStart w:id="164" w:name="X0c0e928dd8ff101aa479012bffab8d24e8c0dcf"/>
+    <w:p>
+      <w:pPr>
+        <w:pStyle w:val="Bibliography"/>
+      </w:pPr>
+      <w:r>
+        <w:t xml:space="preserve">56.</w:t>
+      </w:r>
+      <w:r>
+        <w:t xml:space="preserve"> </w:t>
+      </w:r>
+      <w:r>
+        <w:t xml:space="preserve">	</w:t>
+      </w:r>
+      <w:r>
+        <w:t xml:space="preserve">Molnar C. Interpretable</w:t>
+      </w:r>
+      <w:r>
+        <w:t xml:space="preserve"> </w:t>
+      </w:r>
+      <w:r>
+        <w:t xml:space="preserve">Machine Learning</w:t>
+      </w:r>
+      <w:r>
+        <w:t xml:space="preserve">:</w:t>
+      </w:r>
+      <w:r>
+        <w:t xml:space="preserve"> </w:t>
+      </w:r>
+      <w:r>
+        <w:t xml:space="preserve">A Guide For Making Black Box Models Explainable</w:t>
+      </w:r>
+      <w:r>
+        <w:t xml:space="preserve">. Munich, Germany: Independently published; 2022.</w:t>
+      </w:r>
+      <w:r>
+        <w:t xml:space="preserve"> </w:t>
+      </w:r>
+    </w:p>
     <w:bookmarkEnd w:id="164"/>
-    <w:bookmarkStart w:id="165" w:name="X0c0e928dd8ff101aa479012bffab8d24e8c0dcf"/>
+    <w:bookmarkStart w:id="166" w:name="ref-meyersIntersectionGenderDrug2021"/>
     <w:p>
       <w:pPr>
         <w:pStyle w:val="Bibliography"/>
       </w:pPr>
       <w:r>
-        <w:t xml:space="preserve">56.</w:t>
+        <w:t xml:space="preserve">57.</w:t>
       </w:r>
       <w:r>
         <w:t xml:space="preserve"> </w:t>
@@ -11274,46 +11300,6 @@
         <w:t xml:space="preserve">	</w:t>
       </w:r>
       <w:r>
-        <w:t xml:space="preserve">Molnar C. Interpretable</w:t>
-      </w:r>
-      <w:r>
-        <w:t xml:space="preserve"> </w:t>
-      </w:r>
-      <w:r>
-        <w:t xml:space="preserve">Machine Learning</w:t>
-      </w:r>
-      <w:r>
-        <w:t xml:space="preserve">:</w:t>
-      </w:r>
-      <w:r>
-        <w:t xml:space="preserve"> </w:t>
-      </w:r>
-      <w:r>
-        <w:t xml:space="preserve">A Guide For Making Black Box Models Explainable</w:t>
-      </w:r>
-      <w:r>
-        <w:t xml:space="preserve">. Munich, Germany: Independently published; 2022.</w:t>
-      </w:r>
-      <w:r>
-        <w:t xml:space="preserve"> </w:t>
-      </w:r>
-    </w:p>
-    <w:bookmarkEnd w:id="165"/>
-    <w:bookmarkStart w:id="167" w:name="ref-meyersIntersectionGenderDrug2021"/>
-    <w:p>
-      <w:pPr>
-        <w:pStyle w:val="Bibliography"/>
-      </w:pPr>
-      <w:r>
-        <w:t xml:space="preserve">57.</w:t>
-      </w:r>
-      <w:r>
-        <w:t xml:space="preserve"> </w:t>
-      </w:r>
-      <w:r>
-        <w:t xml:space="preserve">	</w:t>
-      </w:r>
-      <w:r>
         <w:t xml:space="preserve">Meyers SA, Earnshaw VA, D’Ambrosio B, Courchesne N, Werb D, Smith LR. The intersection of gender and drug use-related stigma:</w:t>
       </w:r>
       <w:r>
@@ -11328,7 +11314,7 @@
       <w:r>
         <w:t xml:space="preserve">mixed methods systematic review and synthesis of the literature. Drug and Alcohol Dependence. 2021;223: 108706. doi:</w:t>
       </w:r>
-      <w:hyperlink r:id="rId166">
+      <w:hyperlink r:id="rId165">
         <w:r>
           <w:rPr>
             <w:rStyle w:val="Hyperlink"/>
@@ -11337,14 +11323,69 @@
         </w:r>
       </w:hyperlink>
     </w:p>
+    <w:bookmarkEnd w:id="166"/>
+    <w:bookmarkStart w:id="167" w:name="Xb55b40a3d7f46ba5e03427f7cd05843a1612710"/>
+    <w:p>
+      <w:pPr>
+        <w:pStyle w:val="Bibliography"/>
+      </w:pPr>
+      <w:r>
+        <w:t xml:space="preserve">58.</w:t>
+      </w:r>
+      <w:r>
+        <w:t xml:space="preserve"> </w:t>
+      </w:r>
+      <w:r>
+        <w:t xml:space="preserve">	</w:t>
+      </w:r>
+      <w:r>
+        <w:t xml:space="preserve">Marwick AE, Boyd D. Privacy at the</w:t>
+      </w:r>
+      <w:r>
+        <w:t xml:space="preserve"> </w:t>
+      </w:r>
+      <w:r>
+        <w:t xml:space="preserve">Margins</w:t>
+      </w:r>
+      <w:r>
+        <w:t xml:space="preserve"> </w:t>
+      </w:r>
+      <w:r>
+        <w:t xml:space="preserve">Understanding Privacy</w:t>
+      </w:r>
+      <w:r>
+        <w:t xml:space="preserve"> </w:t>
+      </w:r>
+      <w:r>
+        <w:t xml:space="preserve">at the</w:t>
+      </w:r>
+      <w:r>
+        <w:t xml:space="preserve"> </w:t>
+      </w:r>
+      <w:r>
+        <w:t xml:space="preserve">Margins</w:t>
+      </w:r>
+      <w:r>
+        <w:t xml:space="preserve">—</w:t>
+      </w:r>
+      <w:r>
+        <w:t xml:space="preserve">Introduction</w:t>
+      </w:r>
+      <w:r>
+        <w:t xml:space="preserve">. International Journal of Communication. 2018;12: 9.</w:t>
+      </w:r>
+      <w:r>
+        <w:t xml:space="preserve"> </w:t>
+      </w:r>
+    </w:p>
     <w:bookmarkEnd w:id="167"/>
-    <w:bookmarkStart w:id="168" w:name="Xb55b40a3d7f46ba5e03427f7cd05843a1612710"/>
+    <w:bookmarkStart w:id="169" w:name="ref-zikmund-fisherRightToolWhat2013"/>
     <w:p>
       <w:pPr>
         <w:pStyle w:val="Bibliography"/>
       </w:pPr>
       <w:r>
-        <w:t xml:space="preserve">58.</w:t>
+        <w:t xml:space="preserve">59.</w:t>
       </w:r>
       <w:r>
         <w:t xml:space="preserve"> </w:t>
@@ -11353,64 +11394,9 @@
         <w:t xml:space="preserve">	</w:t>
       </w:r>
       <w:r>
-        <w:t xml:space="preserve">Marwick AE, Boyd D. Privacy at the</w:t>
-      </w:r>
-      <w:r>
-        <w:t xml:space="preserve"> </w:t>
-      </w:r>
-      <w:r>
-        <w:t xml:space="preserve">Margins</w:t>
-      </w:r>
-      <w:r>
-        <w:t xml:space="preserve"> </w:t>
-      </w:r>
-      <w:r>
-        <w:t xml:space="preserve">Understanding Privacy</w:t>
-      </w:r>
-      <w:r>
-        <w:t xml:space="preserve"> </w:t>
-      </w:r>
-      <w:r>
-        <w:t xml:space="preserve">at the</w:t>
-      </w:r>
-      <w:r>
-        <w:t xml:space="preserve"> </w:t>
-      </w:r>
-      <w:r>
-        <w:t xml:space="preserve">Margins</w:t>
-      </w:r>
-      <w:r>
-        <w:t xml:space="preserve">—</w:t>
-      </w:r>
-      <w:r>
-        <w:t xml:space="preserve">Introduction</w:t>
-      </w:r>
-      <w:r>
-        <w:t xml:space="preserve">. International Journal of Communication. 2018;12: 9.</w:t>
-      </w:r>
-      <w:r>
-        <w:t xml:space="preserve"> </w:t>
-      </w:r>
-    </w:p>
-    <w:bookmarkEnd w:id="168"/>
-    <w:bookmarkStart w:id="170" w:name="ref-zikmund-fisherRightToolWhat2013"/>
-    <w:p>
-      <w:pPr>
-        <w:pStyle w:val="Bibliography"/>
-      </w:pPr>
-      <w:r>
-        <w:t xml:space="preserve">59.</w:t>
-      </w:r>
-      <w:r>
-        <w:t xml:space="preserve"> </w:t>
-      </w:r>
-      <w:r>
-        <w:t xml:space="preserve">	</w:t>
-      </w:r>
-      <w:r>
         <w:t xml:space="preserve">Zikmund-Fisher BJ. The right tool is what they need, not what we have: A taxonomy of appropriate levels of precision in patient risk communication. Medical care research and review: MCRR. 2013;70: 37S–49S. doi:</w:t>
       </w:r>
-      <w:hyperlink r:id="rId169">
+      <w:hyperlink r:id="rId168">
         <w:r>
           <w:rPr>
             <w:rStyle w:val="Hyperlink"/>
@@ -11419,8 +11405,8 @@
         </w:r>
       </w:hyperlink>
     </w:p>
-    <w:bookmarkEnd w:id="170"/>
-    <w:bookmarkStart w:id="172" w:name="ref-fagerlinMakingNumbersMatter2007"/>
+    <w:bookmarkEnd w:id="169"/>
+    <w:bookmarkStart w:id="171" w:name="ref-fagerlinMakingNumbersMatter2007"/>
     <w:p>
       <w:pPr>
         <w:pStyle w:val="Bibliography"/>
@@ -11437,7 +11423,7 @@
       <w:r>
         <w:t xml:space="preserve">Fagerlin A, Ubel PA, Smith DM, Zikmund-Fisher BJ. Making numbers matter: Present and future research in risk communication. American Journal of Health Behavior. 2007;31 Suppl 1: S47–56. doi:</w:t>
       </w:r>
-      <w:hyperlink r:id="rId171">
+      <w:hyperlink r:id="rId170">
         <w:r>
           <w:rPr>
             <w:rStyle w:val="Hyperlink"/>
@@ -11446,8 +11432,8 @@
         </w:r>
       </w:hyperlink>
     </w:p>
-    <w:bookmarkEnd w:id="172"/>
-    <w:bookmarkStart w:id="174" w:name="X13b53253f4b8775a58215d7e1d3c0adbd73e844"/>
+    <w:bookmarkEnd w:id="171"/>
+    <w:bookmarkStart w:id="173" w:name="X13b53253f4b8775a58215d7e1d3c0adbd73e844"/>
     <w:p>
       <w:pPr>
         <w:pStyle w:val="Bibliography"/>
@@ -11464,7 +11450,7 @@
       <w:r>
         <w:t xml:space="preserve">Zipkin DA, Umscheid CA, Keating NL, Allen E, Aung K, Beyth R, et al. Evidence-based risk communication: A systematic review. Annals of Internal Medicine. 2014;161: 270–280. doi:</w:t>
       </w:r>
-      <w:hyperlink r:id="rId173">
+      <w:hyperlink r:id="rId172">
         <w:r>
           <w:rPr>
             <w:rStyle w:val="Hyperlink"/>
@@ -11473,8 +11459,8 @@
         </w:r>
       </w:hyperlink>
     </w:p>
-    <w:bookmarkEnd w:id="174"/>
-    <w:bookmarkStart w:id="176" w:name="Xa1b8899d52f2070e9a46165cf23fe2013b5e4a3"/>
+    <w:bookmarkEnd w:id="173"/>
+    <w:bookmarkStart w:id="175" w:name="Xa1b8899d52f2070e9a46165cf23fe2013b5e4a3"/>
     <w:p>
       <w:pPr>
         <w:pStyle w:val="Bibliography"/>
@@ -11503,7 +11489,7 @@
       <w:r>
         <w:t xml:space="preserve">model. Journal of Substance Abuse Treatment. 1995;12: 117–127. doi:</w:t>
       </w:r>
-      <w:hyperlink r:id="rId175">
+      <w:hyperlink r:id="rId174">
         <w:r>
           <w:rPr>
             <w:rStyle w:val="Hyperlink"/>
@@ -11512,8 +11498,8 @@
         </w:r>
       </w:hyperlink>
     </w:p>
-    <w:bookmarkEnd w:id="176"/>
-    <w:bookmarkStart w:id="178" w:name="X1e16a8cc741ec7d68b9bde12ee2c181d9d36a93"/>
+    <w:bookmarkEnd w:id="175"/>
+    <w:bookmarkStart w:id="177" w:name="X1e16a8cc741ec7d68b9bde12ee2c181d9d36a93"/>
     <w:p>
       <w:pPr>
         <w:pStyle w:val="Bibliography"/>
@@ -11548,7 +11534,7 @@
       <w:r>
         <w:t xml:space="preserve">. The Psychiatric clinics of North America. 2010;33: 511–525. doi:</w:t>
       </w:r>
-      <w:hyperlink r:id="rId177">
+      <w:hyperlink r:id="rId176">
         <w:r>
           <w:rPr>
             <w:rStyle w:val="Hyperlink"/>
@@ -11557,14 +11543,54 @@
         </w:r>
       </w:hyperlink>
     </w:p>
+    <w:bookmarkEnd w:id="177"/>
+    <w:bookmarkStart w:id="178" w:name="X0943ff04c0b05099bf4a8c8078db37e3463cff7"/>
+    <w:p>
+      <w:pPr>
+        <w:pStyle w:val="Bibliography"/>
+      </w:pPr>
+      <w:r>
+        <w:t xml:space="preserve">64.</w:t>
+      </w:r>
+      <w:r>
+        <w:t xml:space="preserve"> </w:t>
+      </w:r>
+      <w:r>
+        <w:t xml:space="preserve">	</w:t>
+      </w:r>
+      <w:r>
+        <w:t xml:space="preserve">Liese BS, Beck AT. Cognitive-</w:t>
+      </w:r>
+      <w:r>
+        <w:t xml:space="preserve">Behavioral Therapy</w:t>
+      </w:r>
+      <w:r>
+        <w:t xml:space="preserve"> </w:t>
+      </w:r>
+      <w:r>
+        <w:t xml:space="preserve">of</w:t>
+      </w:r>
+      <w:r>
+        <w:t xml:space="preserve"> </w:t>
+      </w:r>
+      <w:r>
+        <w:t xml:space="preserve">Addictive Disorders</w:t>
+      </w:r>
+      <w:r>
+        <w:t xml:space="preserve">. First edition. New York: The Guilford Press; 2022.</w:t>
+      </w:r>
+      <w:r>
+        <w:t xml:space="preserve"> </w:t>
+      </w:r>
+    </w:p>
     <w:bookmarkEnd w:id="178"/>
-    <w:bookmarkStart w:id="179" w:name="X0943ff04c0b05099bf4a8c8078db37e3463cff7"/>
+    <w:bookmarkStart w:id="179" w:name="X8e0e943878d1a2c3026b4a46f6c482e09849b94"/>
     <w:p>
       <w:pPr>
         <w:pStyle w:val="Bibliography"/>
       </w:pPr>
       <w:r>
-        <w:t xml:space="preserve">64.</w:t>
+        <w:t xml:space="preserve">65.</w:t>
       </w:r>
       <w:r>
         <w:t xml:space="preserve"> </w:t>
@@ -11573,38 +11599,59 @@
         <w:t xml:space="preserve">	</w:t>
       </w:r>
       <w:r>
-        <w:t xml:space="preserve">Liese BS, Beck AT. Cognitive-</w:t>
-      </w:r>
-      <w:r>
-        <w:t xml:space="preserve">Behavioral Therapy</w:t>
-      </w:r>
-      <w:r>
-        <w:t xml:space="preserve"> </w:t>
-      </w:r>
-      <w:r>
-        <w:t xml:space="preserve">of</w:t>
-      </w:r>
-      <w:r>
-        <w:t xml:space="preserve"> </w:t>
-      </w:r>
-      <w:r>
-        <w:t xml:space="preserve">Addictive Disorders</w:t>
-      </w:r>
-      <w:r>
-        <w:t xml:space="preserve">. First edition. New York: The Guilford Press; 2022.</w:t>
+        <w:t xml:space="preserve">Center for Substance Abuse Treatment. Counselor’s</w:t>
+      </w:r>
+      <w:r>
+        <w:t xml:space="preserve"> </w:t>
+      </w:r>
+      <w:r>
+        <w:t xml:space="preserve">Treatment Manual</w:t>
+      </w:r>
+      <w:r>
+        <w:t xml:space="preserve">:</w:t>
+      </w:r>
+      <w:r>
+        <w:t xml:space="preserve"> </w:t>
+      </w:r>
+      <w:r>
+        <w:t xml:space="preserve">Matrix Intensive Outpatient Treatment</w:t>
+      </w:r>
+      <w:r>
+        <w:t xml:space="preserve"> </w:t>
+      </w:r>
+      <w:r>
+        <w:t xml:space="preserve">for</w:t>
+      </w:r>
+      <w:r>
+        <w:t xml:space="preserve"> </w:t>
+      </w:r>
+      <w:r>
+        <w:t xml:space="preserve">People With Stimulant Use Disorders</w:t>
+      </w:r>
+      <w:r>
+        <w:t xml:space="preserve">. Rockville, MD:</w:t>
+      </w:r>
+      <w:r>
+        <w:t xml:space="preserve"> </w:t>
+      </w:r>
+      <w:r>
+        <w:t xml:space="preserve">Substance Abuse and Mental Health Services Administration</w:t>
+      </w:r>
+      <w:r>
+        <w:t xml:space="preserve">; 2006.</w:t>
       </w:r>
       <w:r>
         <w:t xml:space="preserve"> </w:t>
       </w:r>
     </w:p>
     <w:bookmarkEnd w:id="179"/>
-    <w:bookmarkStart w:id="180" w:name="X8e0e943878d1a2c3026b4a46f6c482e09849b94"/>
+    <w:bookmarkStart w:id="181" w:name="ref-fronkStressAllostasisSubstance2020"/>
     <w:p>
       <w:pPr>
         <w:pStyle w:val="Bibliography"/>
       </w:pPr>
       <w:r>
-        <w:t xml:space="preserve">65.</w:t>
+        <w:t xml:space="preserve">66.</w:t>
       </w:r>
       <w:r>
         <w:t xml:space="preserve"> </w:t>
@@ -11613,13 +11660,25 @@
         <w:t xml:space="preserve">	</w:t>
       </w:r>
       <w:r>
-        <w:t xml:space="preserve">Center for Substance Abuse Treatment. Counselor’s</w:t>
-      </w:r>
-      <w:r>
-        <w:t xml:space="preserve"> </w:t>
-      </w:r>
-      <w:r>
-        <w:t xml:space="preserve">Treatment Manual</w:t>
+        <w:t xml:space="preserve">Fronk GE, Sant’Ana SJ, Kaye JT, Curtin JJ. Stress</w:t>
+      </w:r>
+      <w:r>
+        <w:t xml:space="preserve"> </w:t>
+      </w:r>
+      <w:r>
+        <w:t xml:space="preserve">Allostasis</w:t>
+      </w:r>
+      <w:r>
+        <w:t xml:space="preserve"> </w:t>
+      </w:r>
+      <w:r>
+        <w:t xml:space="preserve">in</w:t>
+      </w:r>
+      <w:r>
+        <w:t xml:space="preserve"> </w:t>
+      </w:r>
+      <w:r>
+        <w:t xml:space="preserve">Substance Use Disorders</w:t>
       </w:r>
       <w:r>
         <w:t xml:space="preserve">:</w:t>
@@ -11628,59 +11687,25 @@
         <w:t xml:space="preserve"> </w:t>
       </w:r>
       <w:r>
-        <w:t xml:space="preserve">Matrix Intensive Outpatient Treatment</w:t>
-      </w:r>
-      <w:r>
-        <w:t xml:space="preserve"> </w:t>
-      </w:r>
-      <w:r>
-        <w:t xml:space="preserve">for</w:t>
-      </w:r>
-      <w:r>
-        <w:t xml:space="preserve"> </w:t>
-      </w:r>
-      <w:r>
-        <w:t xml:space="preserve">People With Stimulant Use Disorders</w:t>
-      </w:r>
-      <w:r>
-        <w:t xml:space="preserve">. Rockville, MD:</w:t>
-      </w:r>
-      <w:r>
-        <w:t xml:space="preserve"> </w:t>
-      </w:r>
-      <w:r>
-        <w:t xml:space="preserve">Substance Abuse and Mental Health Services Administration</w:t>
-      </w:r>
-      <w:r>
-        <w:t xml:space="preserve">; 2006.</w:t>
-      </w:r>
-      <w:r>
-        <w:t xml:space="preserve"> </w:t>
-      </w:r>
-    </w:p>
-    <w:bookmarkEnd w:id="180"/>
-    <w:bookmarkStart w:id="182" w:name="ref-fronkStressAllostasisSubstance2020"/>
-    <w:p>
-      <w:pPr>
-        <w:pStyle w:val="Bibliography"/>
-      </w:pPr>
-      <w:r>
-        <w:t xml:space="preserve">66.</w:t>
-      </w:r>
-      <w:r>
-        <w:t xml:space="preserve"> </w:t>
-      </w:r>
-      <w:r>
-        <w:t xml:space="preserve">	</w:t>
-      </w:r>
-      <w:r>
-        <w:t xml:space="preserve">Fronk GE, Sant’Ana SJ, Kaye JT, Curtin JJ. Stress</w:t>
-      </w:r>
-      <w:r>
-        <w:t xml:space="preserve"> </w:t>
-      </w:r>
-      <w:r>
-        <w:t xml:space="preserve">Allostasis</w:t>
+        <w:t xml:space="preserve">Promise</w:t>
+      </w:r>
+      <w:r>
+        <w:t xml:space="preserve">,</w:t>
+      </w:r>
+      <w:r>
+        <w:t xml:space="preserve"> </w:t>
+      </w:r>
+      <w:r>
+        <w:t xml:space="preserve">Progress</w:t>
+      </w:r>
+      <w:r>
+        <w:t xml:space="preserve">, and</w:t>
+      </w:r>
+      <w:r>
+        <w:t xml:space="preserve"> </w:t>
+      </w:r>
+      <w:r>
+        <w:t xml:space="preserve">Emerging Priorities</w:t>
       </w:r>
       <w:r>
         <w:t xml:space="preserve"> </w:t>
@@ -11692,51 +11717,12 @@
         <w:t xml:space="preserve"> </w:t>
       </w:r>
       <w:r>
-        <w:t xml:space="preserve">Substance Use Disorders</w:t>
-      </w:r>
-      <w:r>
-        <w:t xml:space="preserve">:</w:t>
-      </w:r>
-      <w:r>
-        <w:t xml:space="preserve"> </w:t>
-      </w:r>
-      <w:r>
-        <w:t xml:space="preserve">Promise</w:t>
-      </w:r>
-      <w:r>
-        <w:t xml:space="preserve">,</w:t>
-      </w:r>
-      <w:r>
-        <w:t xml:space="preserve"> </w:t>
-      </w:r>
-      <w:r>
-        <w:t xml:space="preserve">Progress</w:t>
-      </w:r>
-      <w:r>
-        <w:t xml:space="preserve">, and</w:t>
-      </w:r>
-      <w:r>
-        <w:t xml:space="preserve"> </w:t>
-      </w:r>
-      <w:r>
-        <w:t xml:space="preserve">Emerging Priorities</w:t>
-      </w:r>
-      <w:r>
-        <w:t xml:space="preserve"> </w:t>
-      </w:r>
-      <w:r>
-        <w:t xml:space="preserve">in</w:t>
-      </w:r>
-      <w:r>
-        <w:t xml:space="preserve"> </w:t>
-      </w:r>
-      <w:r>
         <w:t xml:space="preserve">Clinical Research</w:t>
       </w:r>
       <w:r>
         <w:t xml:space="preserve">. Annual Review of Clinical Psychology. 2020;16: 401–430. doi:</w:t>
       </w:r>
-      <w:hyperlink r:id="rId181">
+      <w:hyperlink r:id="rId180">
         <w:r>
           <w:rPr>
             <w:rStyle w:val="Hyperlink"/>
@@ -11745,8 +11731,8 @@
         </w:r>
       </w:hyperlink>
     </w:p>
-    <w:bookmarkEnd w:id="182"/>
-    <w:bookmarkStart w:id="184" w:name="ref-wyantMaximizingEngagementTrust2025"/>
+    <w:bookmarkEnd w:id="181"/>
+    <w:bookmarkStart w:id="183" w:name="ref-wyantMaximizingEngagementTrust2025"/>
     <w:p>
       <w:pPr>
         <w:pStyle w:val="Bibliography"/>
@@ -11835,7 +11821,7 @@
       <w:r>
         <w:t xml:space="preserve">. JMIR Research Protocols. 2025;14: e81697. doi:</w:t>
       </w:r>
-      <w:hyperlink r:id="rId183">
+      <w:hyperlink r:id="rId182">
         <w:r>
           <w:rPr>
             <w:rStyle w:val="Hyperlink"/>
@@ -11844,8 +11830,8 @@
         </w:r>
       </w:hyperlink>
     </w:p>
-    <w:bookmarkEnd w:id="184"/>
-    <w:bookmarkStart w:id="186" w:name="X9dfa929848d202736296032659cec14e42606bb"/>
+    <w:bookmarkEnd w:id="183"/>
+    <w:bookmarkStart w:id="185" w:name="X9dfa929848d202736296032659cec14e42606bb"/>
     <w:p>
       <w:pPr>
         <w:pStyle w:val="Bibliography"/>
@@ -11862,7 +11848,7 @@
       <w:r>
         <w:t xml:space="preserve">Jones A, Remmerswaal D, Verveer I, Robinson E, Franken IHA, Wen CKF, et al. Compliance with ecological momentary assessment protocols in substance users: A meta-analysis. Addiction (Abingdon, England). 2019;114: 609–619. doi:</w:t>
       </w:r>
-      <w:hyperlink r:id="rId185">
+      <w:hyperlink r:id="rId184">
         <w:r>
           <w:rPr>
             <w:rStyle w:val="Hyperlink"/>
@@ -11871,8 +11857,8 @@
         </w:r>
       </w:hyperlink>
     </w:p>
-    <w:bookmarkEnd w:id="186"/>
-    <w:bookmarkStart w:id="188" w:name="ref-baeLeveragingMobilePhone2023"/>
+    <w:bookmarkEnd w:id="185"/>
+    <w:bookmarkStart w:id="187" w:name="ref-baeLeveragingMobilePhone2023"/>
     <w:p>
       <w:pPr>
         <w:pStyle w:val="Bibliography"/>
@@ -11952,7 +11938,7 @@
       <w:r>
         <w:t xml:space="preserve">. JMIR formative research. 2023. doi:</w:t>
       </w:r>
-      <w:hyperlink r:id="rId187">
+      <w:hyperlink r:id="rId186">
         <w:r>
           <w:rPr>
             <w:rStyle w:val="Hyperlink"/>
@@ -11961,8 +11947,8 @@
         </w:r>
       </w:hyperlink>
     </w:p>
-    <w:bookmarkEnd w:id="188"/>
-    <w:bookmarkStart w:id="190" w:name="ref-huangActivityIdentificationGPS2010"/>
+    <w:bookmarkEnd w:id="187"/>
+    <w:bookmarkStart w:id="189" w:name="ref-huangActivityIdentificationGPS2010"/>
     <w:p>
       <w:pPr>
         <w:pStyle w:val="Bibliography"/>
@@ -12021,7 +12007,7 @@
       <w:r>
         <w:t xml:space="preserve">. New York, NY, USA: Association for Computing Machinery; 2010. pp. 27–30. doi:</w:t>
       </w:r>
-      <w:hyperlink r:id="rId189">
+      <w:hyperlink r:id="rId188">
         <w:r>
           <w:rPr>
             <w:rStyle w:val="Hyperlink"/>
@@ -12030,8 +12016,8 @@
         </w:r>
       </w:hyperlink>
     </w:p>
-    <w:bookmarkEnd w:id="190"/>
-    <w:bookmarkStart w:id="192" w:name="Xdcc3e6c1429a41e0448c7c169835e10027482a3"/>
+    <w:bookmarkEnd w:id="189"/>
+    <w:bookmarkStart w:id="191" w:name="Xdcc3e6c1429a41e0448c7c169835e10027482a3"/>
     <w:p>
       <w:pPr>
         <w:pStyle w:val="Bibliography"/>
@@ -12069,7 +12055,7 @@
       <w:r>
         <w:t xml:space="preserve">. New York, NY, USA: Association for Computing Machinery; 2009. pp. 25–32. doi:</w:t>
       </w:r>
-      <w:hyperlink r:id="rId191">
+      <w:hyperlink r:id="rId190">
         <w:r>
           <w:rPr>
             <w:rStyle w:val="Hyperlink"/>
@@ -12078,8 +12064,8 @@
         </w:r>
       </w:hyperlink>
     </w:p>
-    <w:bookmarkEnd w:id="192"/>
-    <w:bookmarkStart w:id="194" w:name="X3767008d16a8293168c856ccfc7bd4044275213"/>
+    <w:bookmarkEnd w:id="191"/>
+    <w:bookmarkStart w:id="193" w:name="X3767008d16a8293168c856ccfc7bd4044275213"/>
     <w:p>
       <w:pPr>
         <w:pStyle w:val="Bibliography"/>
@@ -12096,7 +12082,7 @@
       <w:r>
         <w:t xml:space="preserve">Leenaerts N, Soyster P, Ceccarini J, Sunaert S, Fisher A, Vrieze E. Person-specific and pooled prediction models for binge eating, alcohol use and binge drinking in bulimia nervosa and alcohol use disorder. Psychological Medicine. 2024;54: 2758–2773. doi:</w:t>
       </w:r>
-      <w:hyperlink r:id="rId193">
+      <w:hyperlink r:id="rId192">
         <w:r>
           <w:rPr>
             <w:rStyle w:val="Hyperlink"/>
@@ -12105,9 +12091,9 @@
         </w:r>
       </w:hyperlink>
     </w:p>
+    <w:bookmarkEnd w:id="193"/>
     <w:bookmarkEnd w:id="194"/>
     <w:bookmarkEnd w:id="195"/>
-    <w:bookmarkEnd w:id="196"/>
     <w:sectPr>
       <w:footnotePr>
         <w:numRestart w:val="eachSect"/>
@@ -12137,7 +12123,7 @@
       </w:r>
     </w:p>
   </w:footnote>
-  <w:footnote w:id="29">
+  <w:footnote w:id="28">
     <w:p>
       <w:pPr>
         <w:pStyle w:val="FootnoteText"/>
@@ -12152,7 +12138,7 @@
         <w:t xml:space="preserve"> </w:t>
       </w:r>
       <w:r>
-        <w:t xml:space="preserve">We also report median sensitivity, specificity, and balanced accuracy at a single decision threshold (identified using Youden’s index) in a supplemental table. However, we caution against using classification in this intended application. A decision threshold is only necessary when a</w:t>
+        <w:t xml:space="preserve">We also report median sensitivity, specificity, and balanced accuracy at a single decision threshold (identified using Youden’s index) in Table A in S1 Appendix. However, we caution against using classification in this intended application. A decision threshold is only necessary when a</w:t>
       </w:r>
       <w:r>
         <w:t xml:space="preserve"> </w:t>

--- a/index.docx
+++ b/index.docx
@@ -6074,7 +6074,7 @@
         <w:t xml:space="preserve"> </w:t>
       </w:r>
       <w:r>
-        <w:t xml:space="preserve">presents the full posterior probability distributions for auROC for each model (no lag, 1-day, 3-day, 1-week, and 2-week lag). The median auROCs from these posterior distributions were 0.91 (no lag), 0.89 (1-day lag), 0.88 (3-day lag), 0.87 (1-week lag), and 0.85 (2-week lag). These values represent our best estimates for the magnitude of the auROC parameter for each model. The 95% Bayesian CI for the auROCs for these models were relatively narrow and did not contain 0.5: no lag [0.90-0.92], 1-day lag [0.88-0.90], 3-day lag [0.87-0.90], 1-week lag [0.85-0.88], 2-week lag [0.83-0.87]. We report model performance estimates separately by timing of lapse (first vs. later lapses) across models in Figure A in S1 Appendix.</w:t>
+        <w:t xml:space="preserve">presents the full posterior probability distributions for auROC for each model (no lag, 1-day, 3-day, 1-week, and 2-week lag). The median auROCs from these posterior distributions were 0.91 (no lag), 0.89 (1-day lag), 0.88 (3-day lag), 0.87 (1-week lag), and 0.85 (2-week lag). These values represent our best estimates for the magnitude of the auROC parameter for each model. The 95% Bayesian CI for the auROCs for these models were relatively narrow and did not contain 0.5: no lag [0.90-0.92], 1-day lag [0.88-0.90], 3-day lag [0.87-0.90], 1-week lag [0.85-0.88], 2-week lag [0.83-0.87].</w:t>
       </w:r>
     </w:p>
     <w:tbl>
@@ -6182,6 +6182,14 @@
         </w:r>
       </w:hyperlink>
     </w:p>
+    <w:p>
+      <w:pPr>
+        <w:pStyle w:val="BodyText"/>
+      </w:pPr>
+      <w:r>
+        <w:t xml:space="preserve">We also evaluated how well our model performed in predicting first lapses compared to later lapses (Figure A in S1 Appendix). Overall, the model performed worse for first lapses than for later lapses, with performance remaining relatively stable across lag times (median auROCs of 0.78–0.79). In contrast, the model performed very well in predicting later lapses (median auROCs of 0.87–0.94). Performance for later lapses showed a moderate decline as lag time increased, mirroring the pattern observed in overall model performance.</w:t>
+      </w:r>
+    </w:p>
     <w:bookmarkEnd w:id="44"/>
     <w:bookmarkStart w:id="47" w:name="model-comparisons"/>
     <w:p>
@@ -7947,6 +7955,14 @@
       </w:pPr>
       <w:r>
         <w:t xml:space="preserve">Across models (no lag, 1 day, 3 days, 1 week, and 2 weeks), model performance systematically decreased as models predicted further into the future. All lagged models had lower performance compared to the no lag baseline model and to the preceding adjacent lag model. This is unsurprising given what we know about prediction and substance use. Many important relapse risk factors are fluctuating processes that can first emerge and/or change day-by-day, if not more frequently. As lag time increases, features become less proximal to the start of the prediction window. Still, we wish to emphasize that our lowest auROC (.85) is still quite good, and the benefit of advanced notice (i.e., 2 weeks) likely outweighs the modest cost to model performance.</w:t>
+      </w:r>
+    </w:p>
+    <w:p>
+      <w:pPr>
+        <w:pStyle w:val="BodyText"/>
+      </w:pPr>
+      <w:r>
+        <w:t xml:space="preserve">Our models performed better at predicting lapses once a lapse had already occurred. Lower performance in predicting an individual’s first lapse is not necessarily problematic. A single lapse does not constitute a relapse but instead represents a period of vulnerability, during which an individual may either continue to lapse (and potentially relapse, or return to prior levels of hazardous use) or learn from the experience and re-engage with their recovery goals. Given that this critical window often follows the initial lapse, we are confident that our models can still be used to provide timely recovery support.</w:t>
       </w:r>
     </w:p>
     <w:p>

--- a/index.docx
+++ b/index.docx
@@ -6187,7 +6187,7 @@
         <w:pStyle w:val="BodyText"/>
       </w:pPr>
       <w:r>
-        <w:t xml:space="preserve">We also evaluated how well our model performed in predicting first lapses compared to later lapses (Figure A in S1 Appendix). Overall, the model performed worse for first lapses than for later lapses, with performance remaining relatively stable across lag times (median auROCs of 0.78–0.79). In contrast, the model performed very well in predicting later lapses (median auROCs of 0.87–0.94). Performance for later lapses showed a moderate decline as lag time increased, mirroring the pattern observed in overall model performance.</w:t>
+        <w:t xml:space="preserve">We also evaluated how well our model predicted first lapses compared to later lapses (Figure A in S1 Appendix). Overall, performance was worse for first lapses than for later lapses, remaining relatively stable across lag times (median auROCs of 0.78–0.79). In contrast, the model performed very well for later lapses (median auROCs of 0.87–0.94). Performance for later lapses also showed a moderate decline as lag time increased, mirroring the pattern observed in overall model performance.</w:t>
       </w:r>
     </w:p>
     <w:bookmarkEnd w:id="44"/>

--- a/index.docx
+++ b/index.docx
@@ -6074,7 +6074,7 @@
         <w:t xml:space="preserve"> </w:t>
       </w:r>
       <w:r>
-        <w:t xml:space="preserve">presents the full posterior probability distributions for auROC for each model (no lag, 1-day, 3-day, 1-week, and 2-week lag). The median auROCs from these posterior distributions were 0.91 (no lag), 0.89 (1-day lag), 0.88 (3-day lag), 0.87 (1-week lag), and 0.85 (2-week lag). These values represent our best estimates for the magnitude of the auROC parameter for each model. The 95% Bayesian CI for the auROCs for these models were relatively narrow and did not contain 0.5: no lag [0.90-0.92], 1-day lag [0.88-0.90], 3-day lag [0.87-0.90], 1-week lag [0.85-0.88], 2-week lag [0.83-0.87].</w:t>
+        <w:t xml:space="preserve">presents the median posterior probability for auROC and 95% Bayesian CI for each model (no lag, 1-day, 3-day, 1-week, and 2-week lag). The median auROCs were 0.91 (no lag), 0.89 (1-day lag), 0.88 (3-day lag), 0.87 (1-week lag), and 0.85 (2-week lag). These values represent our best estimates for the magnitude of the auROC parameter for each model. The 95% Bayesian CI for the auROCs for these models were relatively narrow and did not contain 0.5: no lag [0.90-0.92], 1-day lag [0.88-0.90], 3-day lag [0.87-0.90], 1-week lag [0.85-0.88], 2-week lag [0.83-0.87].</w:t>
       </w:r>
     </w:p>
     <w:tbl>

--- a/index.docx
+++ b/index.docx
@@ -55,7 +55,7 @@
         <w:pStyle w:val="Date"/>
       </w:pPr>
       <w:r>
-        <w:t xml:space="preserve">2026-05-22</w:t>
+        <w:t xml:space="preserve">2026-06-06</w:t>
       </w:r>
     </w:p>
     <w:p>
@@ -6187,7 +6187,7 @@
         <w:pStyle w:val="BodyText"/>
       </w:pPr>
       <w:r>
-        <w:t xml:space="preserve">We also evaluated how well our model predicted first lapses compared to later lapses (Figure A in S1 Appendix). Overall, performance was worse for first lapses than for later lapses, remaining relatively stable across lag times (median auROCs of 0.78–0.79). In contrast, the model performed very well for later lapses (median auROCs of 0.87–0.94). Performance for later lapses also showed a moderate decline as lag time increased, mirroring the pattern observed in overall model performance.</w:t>
+        <w:t xml:space="preserve">We also evaluated how well our models predicted first lapses compared to later lapses (Figure A in S1 Appendix). Overall, performance was worse for first lapses than for later lapses, remaining relatively stable across lag times (median auROCs of 0.78–0.79). In contrast, the model performed very well for later lapses (median auROCs of 0.87–0.94). Performance for later lapses also showed a moderate decline as lag time increased, mirroring the pattern observed in overall model performance.</w:t>
       </w:r>
     </w:p>
     <w:bookmarkEnd w:id="44"/>

--- a/index.docx
+++ b/index.docx
@@ -55,7 +55,7 @@
         <w:pStyle w:val="Date"/>
       </w:pPr>
       <w:r>
-        <w:t xml:space="preserve">2026-06-06</w:t>
+        <w:t xml:space="preserve">2026-07-14</w:t>
       </w:r>
     </w:p>
     <w:p>
@@ -71,23 +71,7 @@
         <w:pStyle w:val="Abstract"/>
       </w:pPr>
       <w:r>
-        <w:t xml:space="preserve">Alcohol use disorder is a chronic, relapsing condition. Individuals must monitor risk and take proactive steps to manage and reduce it indefinitely to prevent lapse. Smartphone sensing and machine learning offer promise as scalable tools for automating risk monitoring and delivering personalized support during recovery. Research has demonstrated that machine learning models using ecological momentary assessment can generate highly accurate predictions of immediate lapse risk (e.g., within the next hour or day). However, many risks require supports that are not immediately available. These supports may need to be planned or involve coordination with others. In such cases, individuals may benefit from advance warning about changes in their lapse risk and the contributing factors.</w:t>
-      </w:r>
-    </w:p>
-    <w:p>
-      <w:pPr>
-        <w:pStyle w:val="Abstract"/>
-      </w:pPr>
-      <w:r>
-        <w:t xml:space="preserve">To meet this need, we developed machine learning models to predict future alcohol lapses within 24-hour prediction windows, lagged by 1 day, 3 days, 1 week, and 2 weeks from the prediction timepoint. We engineered features from 4x daily ecological momentary from individuals (N = 151; 51% male; mean age = 41; 87% non-Hispanic White) in early recovery (≤ 8 weeks of abstinence) from alcohol use disorder over a three-month period. We trained and evaluated models using nested cross-validation. Median posterior auROC values were high (0.85–0.89) across models, though performance decreased modestly with longer lag time. Models performed worse for non-advantaged groups (non-White and/or Hispanic, income below federal poverty line, female) compared to advantaged groups (non-Hispanic White, income above federal poverty line, male). Past alcohol use, abstinence self-efficacy, and craving were the most important features, with the magnitude of their importance varying meaningfully by lag time.</w:t>
-      </w:r>
-    </w:p>
-    <w:p>
-      <w:pPr>
-        <w:pStyle w:val="Abstract"/>
-      </w:pPr>
-      <w:r>
-        <w:t xml:space="preserve">These findings demonstrate the feasibility of predicting alcohol lapses up to two weeks in advance. Embedding these models within a recovery monitoring and support system could enable adaptive, personalized care with enough warning to implement recovery supports not immediately available. Improving model fairness and optimizing the delivery of model feedback to sustain engagement remain critical next steps.</w:t>
+        <w:t xml:space="preserve">Alcohol use disorder is a chronic, relapsing condition. Individuals must monitor risk and take proactive steps to manage and reduce it indefinitely to prevent lapse. Smartphone sensing and machine learning offer promise as scalable tools for automating risk monitoring and delivering personalized support during recovery. Research has demonstrated that machine learning models using ecological momentary assessment can generate highly accurate predictions of immediate lapse risk (e.g., within the next hour or day). However, many risks require supports that are not immediately available. These supports may need to be planned or involve coordination with others. In such cases, individuals may benefit from advance warning about changes in their lapse risk and the contributing factors. To meet this need, we developed machine learning models to predict future alcohol lapses within 24-hour prediction windows, lagged by 1 day, 3 days, 1 week, and 2 weeks from the prediction timepoint. We engineered features from 4x daily ecological momentary assessments from individuals (N = 151; 51% male; mean age = 41; 87% non-Hispanic White) in early recovery (≤ 8 weeks of abstinence) from alcohol use disorder over a three-month period. We trained and evaluated models using nested cross-validation. Median posterior auROC values were high (0.85–0.89) across models, though performance decreased modestly with longer lag time. Models performed worse for non-advantaged groups (non-White and/or Hispanic, income below federal poverty line, female) compared to advantaged groups (non-Hispanic White, income above federal poverty line, male). Past alcohol use, abstinence self-efficacy, and craving were the most important features, with the magnitude of their importance varying meaningfully by lag time. These findings demonstrate the feasibility of predicting alcohol lapses up to two weeks in advance. Embedding these models within a recovery monitoring and support system could enable adaptive, personalized care with enough warning to implement recovery supports not immediately available. Improving model fairness and optimizing the delivery of model feedback to sustain engagement remain critical next steps.</w:t>
       </w:r>
     </w:p>
     <w:p>
@@ -582,7 +566,7 @@
         <w:t xml:space="preserve">[31]</w:t>
       </w:r>
       <w:r>
-        <w:t xml:space="preserve">)</w:t>
+        <w:t xml:space="preserve">). This exclusion criterion was implemented because the study involved the collection of sensitive data without real-time clinical monitoring or treatment, and individuals experiencing severe psychotic symptoms may require a higher level of clinical support than the study protocol was designed to provide. We did not exclude participants based on the presence of severe symptoms of other mental health disorders because we aimed to recruit a sample representative of the broader clinical population, in which AUD commonly co-occurs with other psychiatric disorders. Excluding participants on the basis of other psychiatric symptoms would have substantially reduced the representativeness of the sample and limited the generalizability of the findings.</w:t>
       </w:r>
     </w:p>
     <w:p>
@@ -594,12 +578,30 @@
       </w:r>
     </w:p>
     <w:bookmarkEnd w:id="13"/>
-    <w:bookmarkStart w:id="14" w:name="procedure"/>
+    <w:bookmarkStart w:id="14" w:name="ethics"/>
     <w:p>
       <w:pPr>
         <w:pStyle w:val="Heading2"/>
       </w:pPr>
       <w:r>
+        <w:t xml:space="preserve">Ethics</w:t>
+      </w:r>
+    </w:p>
+    <w:p>
+      <w:pPr>
+        <w:pStyle w:val="FirstParagraph"/>
+      </w:pPr>
+      <w:r>
+        <w:t xml:space="preserve">All procedures were approved by the University of Wisconsin-Madison Institutional Review Board (Study #2015-0780) and carried out in accordance with the principles of the Declaration of Helsinki. All participants provided written informed consent observed by a research assistant.</w:t>
+      </w:r>
+    </w:p>
+    <w:bookmarkEnd w:id="14"/>
+    <w:bookmarkStart w:id="15" w:name="procedure"/>
+    <w:p>
+      <w:pPr>
+        <w:pStyle w:val="Heading2"/>
+      </w:pPr>
+      <w:r>
         <w:t xml:space="preserve">Procedure</w:t>
       </w:r>
     </w:p>
@@ -617,24 +619,6 @@
       </w:pPr>
       <w:r>
         <w:t xml:space="preserve">Participants were compensated $20 per hour for all time spent in the laboratory (i.e., during screening, intake, and follow-up visits). In addition, participants received a $99 bonus upon completing the full 3-month study. They were also provided $66 per month to offset costs associated with their cellular plans. Participants received $25 for each month in which they provided EMA data with less than 10% missingness. Additional compensation was provided for other personal sensing data streams if minimum compliance thresholds were met.</w:t>
-      </w:r>
-    </w:p>
-    <w:bookmarkEnd w:id="14"/>
-    <w:bookmarkStart w:id="15" w:name="ethics"/>
-    <w:p>
-      <w:pPr>
-        <w:pStyle w:val="Heading2"/>
-      </w:pPr>
-      <w:r>
-        <w:t xml:space="preserve">Ethics</w:t>
-      </w:r>
-    </w:p>
-    <w:p>
-      <w:pPr>
-        <w:pStyle w:val="FirstParagraph"/>
-      </w:pPr>
-      <w:r>
-        <w:t xml:space="preserve">All procedures were approved by the University of Wisconsin-Madison Institutional Review Board (Study #2015-0780) and carried out in accordance with the principles of the Declaration of Helsinki. All participants provided written informed consent observed by a research assistant.</w:t>
       </w:r>
     </w:p>
     <w:bookmarkEnd w:id="15"/>
@@ -1289,7 +1273,7 @@
         <w:pStyle w:val="FirstParagraph"/>
       </w:pPr>
       <w:r>
-        <w:t xml:space="preserve">Using the same 30 held-out test sets, we calculated the median posterior probability and 95% Bayesian CI for auROC for each model separately by race/ethnicity (non-White and/or Hispanic vs. non-Hispanic White), income (below poverty line vs. above poverty line, and sex at birth (female vs. male). We used course race/ethnicity groupings due to the limited diversity of these demographics in our sample. The poverty cutoff was defined from the 2024 federal poverty line for the 48 contiguous United States. Participants at or below $15,060 annual income were categorized as below poverty. We conducted Bayesian group comparisons to assess the likelihood that each model performs differently by group. We summarize the differences in posterior probabilities for auROC across models. Individual Bayesian fairness contrasts for all five models are available in Table B in S1 Appendix.</w:t>
+        <w:t xml:space="preserve">Using the same 30 held-out test sets, we calculated the median posterior probability and 95% Bayesian CI for auROC for each model separately by race/ethnicity (non-White and/or Hispanic vs. non-Hispanic White), income (below poverty line vs. above poverty line), and sex at birth (female vs. male). We used course race/ethnicity groupings due to the limited diversity of these demographics in our sample. The poverty cutoff was defined from the 2024 federal poverty line for the 48 contiguous United States. Participants at or below $15,060 annual income were categorized as below poverty. We conducted Bayesian group comparisons to assess the likelihood that each model performs differently by group. We summarize the differences in posterior probabilities for auROC across models. Individual Bayesian fairness contrasts for all five models are available in Table B in S1 Appendix.</w:t>
       </w:r>
     </w:p>
     <w:bookmarkEnd w:id="31"/>
@@ -8484,7 +8468,19 @@
         <w:pStyle w:val="BodyText"/>
       </w:pPr>
       <w:r>
-        <w:t xml:space="preserve">While the number of individual observations (i.e., # prediction timepoints per participant X # participants) was sufficient to train models with low bias, low variance and overall high performance, the relatively small number of unique participants remains an important limitation of this study. Successful machine learning models must generalize well to new data (i.e. new observations among new individuals). Our analyses only speak to how well our models generalize to a small number of new individuals and these individuals are mostly homogeneous with respect to key demographic characteristics. To be clear, we made the most efficient use of our sample (i.e., using nested cross-validation to maximize the amount of held-out/test sets available for model evaluation); however, concerns about the generalizability to new individuals and other populations (e.g., individuals living in rural locations, members of other diverse groups not adequately represented in our sample) remain.</w:t>
+        <w:t xml:space="preserve">While the number of individual observations (i.e., # prediction timepoints per participant X # participants) was sufficient to train models with low bias, low variance and overall high performance, the relatively small number of unique participants remains an important limitation of this study. Our target sample size was calculated using traditional power analysis methods for logistic regression</w:t>
+      </w:r>
+      <w:r>
+        <w:t xml:space="preserve"> </w:t>
+      </w:r>
+      <w:r>
+        <w:t xml:space="preserve">[30]</w:t>
+      </w:r>
+      <w:r>
+        <w:t xml:space="preserve"> </w:t>
+      </w:r>
+      <w:r>
+        <w:t xml:space="preserve">because comparable approaches for machine learning models have not yet been validated. As a result, this estimate may not be as precise for our modeling context. Moreover, successful machine learning models must generalize well to new data (i.e. new observations among new individuals). Our analyses only speak to how well our models generalize to a small number of new individuals and these individuals are mostly homogeneous with respect to key demographic characteristics. To be clear, we made the most efficient use of our sample (i.e., using nested cross-validation to maximize the amount of held-out/test sets available for model evaluation); however, concerns about the generalizability to new individuals and other populations (e.g., individuals living in rural locations, members of other diverse groups not adequately represented in our sample) remain.</w:t>
       </w:r>
     </w:p>
     <w:p>
@@ -8493,6 +8489,14 @@
       </w:pPr>
       <w:r>
         <w:t xml:space="preserve">Our models predicted goal-inconsistent alcohol use. In our sample, in which all participants had a goal of abstinence, goal-inconsistent use was a homogeneous, observable behavior (i.e., any alcohol use). However, not all individuals in recovery choose complete abstinence. It remains an open question whether our predictors of goal-inconsistent use would generalize to alternative recovery goals (e.g., moderation). Future studies could allow individuals to self-define goal-inconsistent use (e.g., drinking on a weekday or drinking more than planned) and train models in samples with diverse recovery goals.</w:t>
+      </w:r>
+    </w:p>
+    <w:p>
+      <w:pPr>
+        <w:pStyle w:val="BodyText"/>
+      </w:pPr>
+      <w:r>
+        <w:t xml:space="preserve">Similarly, many individuals in recovery from AUD also use other substances, and some may meet criteria for an additional substance use disorder. At the same time, some individuals may intentionally continue using certain substances in ways that are consistent with their personal recovery goals. Because we did not measure the use of substances other than alcohol on our EMA, we were unable to include these behaviors as predictors of alcohol lapse in our models. Future research should consider how other substance use behaviors (and the extent to which they align with individuals’ recovery goals) impact alcohol lapse risk.</w:t>
       </w:r>
     </w:p>
     <w:p>

--- a/index.docx
+++ b/index.docx
@@ -55,7 +55,7 @@
         <w:pStyle w:val="Date"/>
       </w:pPr>
       <w:r>
-        <w:t xml:space="preserve">2026-07-14</w:t>
+        <w:t xml:space="preserve">2026-07-16</w:t>
       </w:r>
     </w:p>
     <w:p>
@@ -566,7 +566,7 @@
         <w:t xml:space="preserve">[31]</w:t>
       </w:r>
       <w:r>
-        <w:t xml:space="preserve">). This exclusion criterion was implemented because the study involved the collection of sensitive data without real-time clinical monitoring or treatment, and individuals experiencing severe psychotic symptoms may require a higher level of clinical support than the study protocol was designed to provide. We did not exclude participants based on the presence of severe symptoms of other mental health disorders because we aimed to recruit a sample representative of the broader clinical population, in which AUD commonly co-occurs with other psychiatric disorders. Excluding participants on the basis of other psychiatric symptoms would have substantially reduced the representativeness of the sample and limited the generalizability of the findings.</w:t>
+        <w:t xml:space="preserve">) because individuals experiencing severe psychotic symptoms may require a higher level of clinical support than the study protocol provided (e.g., with real-time clinical monitoring or treatment). We did not exclude participants based on the presence of severe symptoms of other mental health disorders because we aimed to recruit a sample representative of the broader AUD population, in which psychiatric disorders frequently co-occur.</w:t>
       </w:r>
     </w:p>
     <w:p>
@@ -8496,7 +8496,7 @@
         <w:pStyle w:val="BodyText"/>
       </w:pPr>
       <w:r>
-        <w:t xml:space="preserve">Similarly, many individuals in recovery from AUD also use other substances, and some may meet criteria for an additional substance use disorder. At the same time, some individuals may intentionally continue using certain substances in ways that are consistent with their personal recovery goals. Because we did not measure the use of substances other than alcohol on our EMA, we were unable to include these behaviors as predictors of alcohol lapse in our models. Future research should consider how other substance use behaviors (and the extent to which they align with individuals’ recovery goals) impact alcohol lapse risk.</w:t>
+        <w:t xml:space="preserve">Similarly, many individuals in recovery from AUD also use other substances, and some may meet criteria for an additional substance use disorder. Because we did not measure the use of substances other than alcohol on our EMA, we were unable to include these behaviors as predictors of alcohol lapse in our models. Future research should consider how other substance use behaviors (and the extent to which they align with individuals’ recovery goals) impact alcohol lapse risk.</w:t>
       </w:r>
     </w:p>
     <w:p>

--- a/index.docx
+++ b/index.docx
@@ -55,7 +55,7 @@
         <w:pStyle w:val="Date"/>
       </w:pPr>
       <w:r>
-        <w:t xml:space="preserve">2026-07-16</w:t>
+        <w:t xml:space="preserve">2026-07-26</w:t>
       </w:r>
     </w:p>
     <w:p>
@@ -8504,13 +8504,30 @@
         <w:pStyle w:val="BodyText"/>
       </w:pPr>
       <w:r>
-        <w:t xml:space="preserve">Additionally, our use of features from 4x daily EMA as model inputs may raise concerns about measurement burden. We confirmed that participants can comply with such EMA schedules over this time period and that they find it acceptable given its potential benefits to them</w:t>
-      </w:r>
-      <w:r>
-        <w:t xml:space="preserve"> </w:t>
-      </w:r>
-      <w:r>
-        <w:t xml:space="preserve">[19,see also 68]</w:t>
+        <w:t xml:space="preserve">Our EMA measured 10 risk-relevant constructs. However, the relapse prevention literature also places strong emphasis on the role of protective constructs and their interaction with risk factors. Thus, our models might benefit from measuring protective constructs such as coping behaviors, social support, and other forms of recovery capital. Our EMA items also used a bipolar continuous measure of negative and positive affect. Although negative and positive affect are often highly correlated, research suggests that they are distinct constructs with a nuanced relationship to alcohol use and lapse</w:t>
+      </w:r>
+      <w:r>
+        <w:t xml:space="preserve"> </w:t>
+      </w:r>
+      <w:r>
+        <w:t xml:space="preserve">[68,69]</w:t>
+      </w:r>
+      <w:r>
+        <w:t xml:space="preserve">. Measuring these constructs separately may improve lapse prediction while also providing a better understanding of the role of affect in alcohol lapse.</w:t>
+      </w:r>
+    </w:p>
+    <w:p>
+      <w:pPr>
+        <w:pStyle w:val="BodyText"/>
+      </w:pPr>
+      <w:r>
+        <w:t xml:space="preserve">Our use of features from 4x daily EMA as model inputs may also raise concerns about measurement burden. We confirmed that participants can comply with such EMA schedules over this time period and that they find it acceptable given its potential benefits to them</w:t>
+      </w:r>
+      <w:r>
+        <w:t xml:space="preserve"> </w:t>
+      </w:r>
+      <w:r>
+        <w:t xml:space="preserve">[19,see also 70]</w:t>
       </w:r>
       <w:r>
         <w:t xml:space="preserve">. However, frequent daily surveys may become too burdensome within an RMSS intended for use over many, many months to years for long-term continuing care. We have begun to address this concern by training no lag models with fewer EMAs (1x daily) and have found comparable performance</w:t>
@@ -8536,7 +8553,7 @@
         <w:t xml:space="preserve"> </w:t>
       </w:r>
       <w:r>
-        <w:t xml:space="preserve">[69]</w:t>
+        <w:t xml:space="preserve">[71]</w:t>
       </w:r>
       <w:r>
         <w:t xml:space="preserve">. First, it could provide insight into information not easily captured by self-report without lengthy surveys. For example, the amount of time spent in risky locations, or changes in routine (e.g., loss of job; move to new city) that could indicate life stressors can be detected in movement patterns. Second, the near-continuous sampling of geolocation could offer risk-relevant information that would otherwise be missed in between the discrete sampling periods of EMA. Furthermore, potentially powerful features can be engineered by combining geolocation data with contextual information available in public sources (e.g., census data, alcohol outlet density)</w:t>
@@ -8545,7 +8562,7 @@
         <w:t xml:space="preserve"> </w:t>
       </w:r>
       <w:r>
-        <w:t xml:space="preserve">[70,71]</w:t>
+        <w:t xml:space="preserve">[72,73]</w:t>
       </w:r>
       <w:r>
         <w:t xml:space="preserve"> </w:t>
@@ -8583,7 +8600,7 @@
         <w:t xml:space="preserve"> </w:t>
       </w:r>
       <w:r>
-        <w:t xml:space="preserve">[72]</w:t>
+        <w:t xml:space="preserve">[74]</w:t>
       </w:r>
       <w:r>
         <w:t xml:space="preserve">. Thus, the benefit of individualized models above and beyond population models remains an empirical question and is something we plan to continue to pursue in future work.</w:t>
@@ -8627,7 +8644,7 @@
     </w:p>
     <w:bookmarkEnd w:id="70"/>
     <w:bookmarkEnd w:id="71"/>
-    <w:bookmarkStart w:id="195" w:name="references"/>
+    <w:bookmarkStart w:id="198" w:name="references"/>
     <w:p>
       <w:pPr>
         <w:pStyle w:val="Heading1"/>
@@ -8636,7 +8653,7 @@
         <w:t xml:space="preserve">References</w:t>
       </w:r>
     </w:p>
-    <w:bookmarkStart w:id="194" w:name="refs"/>
+    <w:bookmarkStart w:id="197" w:name="refs"/>
     <w:bookmarkStart w:id="73" w:name="ref-mclellanDrugDependenceChronic2000"/>
     <w:p>
       <w:pPr>
@@ -11851,7 +11868,7 @@
       </w:hyperlink>
     </w:p>
     <w:bookmarkEnd w:id="183"/>
-    <w:bookmarkStart w:id="185" w:name="X9dfa929848d202736296032659cec14e42606bb"/>
+    <w:bookmarkStart w:id="184" w:name="ref-watsonDevelopmentValidationBrief1988"/>
     <w:p>
       <w:pPr>
         <w:pStyle w:val="Bibliography"/>
@@ -11866,9 +11883,82 @@
         <w:t xml:space="preserve">	</w:t>
       </w:r>
       <w:r>
+        <w:t xml:space="preserve">Watson D, Clark LA, Tellegen A. Development and validation of brief measures of positive and negative affect:</w:t>
+      </w:r>
+      <w:r>
+        <w:t xml:space="preserve"> </w:t>
+      </w:r>
+      <w:r>
+        <w:t xml:space="preserve">The PANAS</w:t>
+      </w:r>
+      <w:r>
+        <w:t xml:space="preserve"> </w:t>
+      </w:r>
+      <w:r>
+        <w:t xml:space="preserve">scales. Journal of Personality &amp; Social Psychology. 1988;54: 1063–1070.</w:t>
+      </w:r>
+      <w:r>
+        <w:t xml:space="preserve"> </w:t>
+      </w:r>
+    </w:p>
+    <w:bookmarkEnd w:id="184"/>
+    <w:bookmarkStart w:id="186" w:name="ref-doraDailyAssociationAffect2023"/>
+    <w:p>
+      <w:pPr>
+        <w:pStyle w:val="Bibliography"/>
+      </w:pPr>
+      <w:r>
+        <w:t xml:space="preserve">69.</w:t>
+      </w:r>
+      <w:r>
+        <w:t xml:space="preserve"> </w:t>
+      </w:r>
+      <w:r>
+        <w:t xml:space="preserve">	</w:t>
+      </w:r>
+      <w:r>
+        <w:t xml:space="preserve">Dora J, Piccirillo M, Foster KT, Arbeau K, Armeli S, Auriacombe M, et al. The daily association between affect and alcohol use:</w:t>
+      </w:r>
+      <w:r>
+        <w:t xml:space="preserve"> </w:t>
+      </w:r>
+      <w:r>
+        <w:t xml:space="preserve">A</w:t>
+      </w:r>
+      <w:r>
+        <w:t xml:space="preserve"> </w:t>
+      </w:r>
+      <w:r>
+        <w:t xml:space="preserve">meta-analysis of individual participant data. Psychological Bulletin. 2023;149: 1–24. doi:</w:t>
+      </w:r>
+      <w:hyperlink r:id="rId185">
+        <w:r>
+          <w:rPr>
+            <w:rStyle w:val="Hyperlink"/>
+          </w:rPr>
+          <w:t xml:space="preserve">10.1037/bul0000387</w:t>
+        </w:r>
+      </w:hyperlink>
+    </w:p>
+    <w:bookmarkEnd w:id="186"/>
+    <w:bookmarkStart w:id="188" w:name="X9dfa929848d202736296032659cec14e42606bb"/>
+    <w:p>
+      <w:pPr>
+        <w:pStyle w:val="Bibliography"/>
+      </w:pPr>
+      <w:r>
+        <w:t xml:space="preserve">70.</w:t>
+      </w:r>
+      <w:r>
+        <w:t xml:space="preserve"> </w:t>
+      </w:r>
+      <w:r>
+        <w:t xml:space="preserve">	</w:t>
+      </w:r>
+      <w:r>
         <w:t xml:space="preserve">Jones A, Remmerswaal D, Verveer I, Robinson E, Franken IHA, Wen CKF, et al. Compliance with ecological momentary assessment protocols in substance users: A meta-analysis. Addiction (Abingdon, England). 2019;114: 609–619. doi:</w:t>
       </w:r>
-      <w:hyperlink r:id="rId184">
+      <w:hyperlink r:id="rId187">
         <w:r>
           <w:rPr>
             <w:rStyle w:val="Hyperlink"/>
@@ -11877,14 +11967,14 @@
         </w:r>
       </w:hyperlink>
     </w:p>
-    <w:bookmarkEnd w:id="185"/>
-    <w:bookmarkStart w:id="187" w:name="ref-baeLeveragingMobilePhone2023"/>
+    <w:bookmarkEnd w:id="188"/>
+    <w:bookmarkStart w:id="190" w:name="ref-baeLeveragingMobilePhone2023"/>
     <w:p>
       <w:pPr>
         <w:pStyle w:val="Bibliography"/>
       </w:pPr>
       <w:r>
-        <w:t xml:space="preserve">69.</w:t>
+        <w:t xml:space="preserve">71.</w:t>
       </w:r>
       <w:r>
         <w:t xml:space="preserve"> </w:t>
@@ -11958,7 +12048,7 @@
       <w:r>
         <w:t xml:space="preserve">. JMIR formative research. 2023. doi:</w:t>
       </w:r>
-      <w:hyperlink r:id="rId186">
+      <w:hyperlink r:id="rId189">
         <w:r>
           <w:rPr>
             <w:rStyle w:val="Hyperlink"/>
@@ -11967,14 +12057,14 @@
         </w:r>
       </w:hyperlink>
     </w:p>
-    <w:bookmarkEnd w:id="187"/>
-    <w:bookmarkStart w:id="189" w:name="ref-huangActivityIdentificationGPS2010"/>
+    <w:bookmarkEnd w:id="190"/>
+    <w:bookmarkStart w:id="192" w:name="ref-huangActivityIdentificationGPS2010"/>
     <w:p>
       <w:pPr>
         <w:pStyle w:val="Bibliography"/>
       </w:pPr>
       <w:r>
-        <w:t xml:space="preserve">70.</w:t>
+        <w:t xml:space="preserve">72.</w:t>
       </w:r>
       <w:r>
         <w:t xml:space="preserve"> </w:t>
@@ -12027,7 +12117,7 @@
       <w:r>
         <w:t xml:space="preserve">. New York, NY, USA: Association for Computing Machinery; 2010. pp. 27–30. doi:</w:t>
       </w:r>
-      <w:hyperlink r:id="rId188">
+      <w:hyperlink r:id="rId191">
         <w:r>
           <w:rPr>
             <w:rStyle w:val="Hyperlink"/>
@@ -12036,14 +12126,14 @@
         </w:r>
       </w:hyperlink>
     </w:p>
-    <w:bookmarkEnd w:id="189"/>
-    <w:bookmarkStart w:id="191" w:name="Xdcc3e6c1429a41e0448c7c169835e10027482a3"/>
+    <w:bookmarkEnd w:id="192"/>
+    <w:bookmarkStart w:id="194" w:name="Xdcc3e6c1429a41e0448c7c169835e10027482a3"/>
     <w:p>
       <w:pPr>
         <w:pStyle w:val="Bibliography"/>
       </w:pPr>
       <w:r>
-        <w:t xml:space="preserve">71.</w:t>
+        <w:t xml:space="preserve">73.</w:t>
       </w:r>
       <w:r>
         <w:t xml:space="preserve"> </w:t>
@@ -12075,7 +12165,7 @@
       <w:r>
         <w:t xml:space="preserve">. New York, NY, USA: Association for Computing Machinery; 2009. pp. 25–32. doi:</w:t>
       </w:r>
-      <w:hyperlink r:id="rId190">
+      <w:hyperlink r:id="rId193">
         <w:r>
           <w:rPr>
             <w:rStyle w:val="Hyperlink"/>
@@ -12084,14 +12174,14 @@
         </w:r>
       </w:hyperlink>
     </w:p>
-    <w:bookmarkEnd w:id="191"/>
-    <w:bookmarkStart w:id="193" w:name="X3767008d16a8293168c856ccfc7bd4044275213"/>
+    <w:bookmarkEnd w:id="194"/>
+    <w:bookmarkStart w:id="196" w:name="X3767008d16a8293168c856ccfc7bd4044275213"/>
     <w:p>
       <w:pPr>
         <w:pStyle w:val="Bibliography"/>
       </w:pPr>
       <w:r>
-        <w:t xml:space="preserve">72.</w:t>
+        <w:t xml:space="preserve">74.</w:t>
       </w:r>
       <w:r>
         <w:t xml:space="preserve"> </w:t>
@@ -12102,7 +12192,7 @@
       <w:r>
         <w:t xml:space="preserve">Leenaerts N, Soyster P, Ceccarini J, Sunaert S, Fisher A, Vrieze E. Person-specific and pooled prediction models for binge eating, alcohol use and binge drinking in bulimia nervosa and alcohol use disorder. Psychological Medicine. 2024;54: 2758–2773. doi:</w:t>
       </w:r>
-      <w:hyperlink r:id="rId192">
+      <w:hyperlink r:id="rId195">
         <w:r>
           <w:rPr>
             <w:rStyle w:val="Hyperlink"/>
@@ -12111,9 +12201,9 @@
         </w:r>
       </w:hyperlink>
     </w:p>
-    <w:bookmarkEnd w:id="193"/>
-    <w:bookmarkEnd w:id="194"/>
-    <w:bookmarkEnd w:id="195"/>
+    <w:bookmarkEnd w:id="196"/>
+    <w:bookmarkEnd w:id="197"/>
+    <w:bookmarkEnd w:id="198"/>
     <w:sectPr>
       <w:footnotePr>
         <w:numRestart w:val="eachSect"/>
